--- a/Курсовая_больница.docx
+++ b/Курсовая_больница.docx
@@ -1831,6 +1831,697 @@
           <w:szCs w:val="28"/>
         </w:rPr>
         <w:t xml:space="preserve"> — электронный персональный документ, содержащий сведения о состоянии здоровья пациента, оказанных ему медицинских услугах, поставленных диагнозах, проведённых обследованиях, назначенном лечении и его результатах.</w:t>
+      </w:r>
+    </w:p>
+    <w:p>
+      <w:pPr>
+        <w:pStyle w:val="Heading1"/>
+        <w:keepNext/>
+        <w:pageBreakBefore/>
+        <w:spacing w:line="360" w:lineRule="auto" w:after="240"/>
+        <w:jc w:val="left"/>
+      </w:pPr>
+      <w:r>
+        <w:rPr>
+          <w:rFonts w:ascii="Times New Roman" w:hAnsi="Times New Roman" w:cs="Times New Roman"/>
+          <w:b/>
+          <w:bCs/>
+          <w:sz w:val="32"/>
+          <w:szCs w:val="32"/>
+        </w:rPr>
+        <w:t xml:space="preserve">3 Общие положения</w:t>
+      </w:r>
+    </w:p>
+    <w:p>
+      <w:pPr>
+        <w:pStyle w:val="Heading2"/>
+        <w:keepNext/>
+        <w:spacing w:line="360" w:lineRule="auto" w:after="240"/>
+        <w:jc w:val="left"/>
+      </w:pPr>
+      <w:r>
+        <w:rPr>
+          <w:rFonts w:ascii="Times New Roman" w:hAnsi="Times New Roman" w:cs="Times New Roman"/>
+          <w:b/>
+          <w:bCs/>
+          <w:sz w:val="28"/>
+          <w:szCs w:val="28"/>
+        </w:rPr>
+        <w:t xml:space="preserve">3.1 Назначение и область действия документа</w:t>
+      </w:r>
+    </w:p>
+    <w:p>
+      <w:pPr>
+        <w:spacing w:line="360" w:lineRule="auto"/>
+        <w:jc w:val="both"/>
+        <w:ind w:firstLine="709"/>
+      </w:pPr>
+      <w:r>
+        <w:rPr>
+          <w:rFonts w:ascii="Times New Roman" w:hAnsi="Times New Roman" w:cs="Times New Roman"/>
+          <w:sz w:val="28"/>
+          <w:szCs w:val="28"/>
+        </w:rPr>
+        <w:t xml:space="preserve">Настоящая Модель угроз безопасности информации, обрабатываемой в информационной системе больницы (далее — Модель угроз), разработана в целях определения актуальных угроз безопасности информации, реализация (возникновение) которых может привести к нарушению безопасности информации при её обработке в информационной системе больницы (далее — ИС больницы).</w:t>
+      </w:r>
+    </w:p>
+    <w:p>
+      <w:pPr>
+        <w:spacing w:line="360" w:lineRule="auto"/>
+        <w:jc w:val="both"/>
+        <w:ind w:firstLine="709"/>
+      </w:pPr>
+      <w:r>
+        <w:rPr>
+          <w:rFonts w:ascii="Times New Roman" w:hAnsi="Times New Roman" w:cs="Times New Roman"/>
+          <w:sz w:val="28"/>
+          <w:szCs w:val="28"/>
+        </w:rPr>
+        <w:t xml:space="preserve">Модель угроз содержит систематизированный перечень актуальных угроз безопасности информации, обрабатываемой в ИС больницы. Эти угрозы обусловлены преднамеренными или непреднамеренными действиями физических лиц или организаций, создающими условия (предпосылки) для нарушения безопасности информации, в первую очередь персональных данных пациентов и медицинских работников, в том числе сведений, составляющих врачебную тайну.</w:t>
+      </w:r>
+    </w:p>
+    <w:p>
+      <w:pPr>
+        <w:spacing w:line="360" w:lineRule="auto"/>
+        <w:jc w:val="both"/>
+        <w:ind w:firstLine="709"/>
+      </w:pPr>
+      <w:r>
+        <w:rPr>
+          <w:rFonts w:ascii="Times New Roman" w:hAnsi="Times New Roman" w:cs="Times New Roman"/>
+          <w:sz w:val="28"/>
+          <w:szCs w:val="28"/>
+        </w:rPr>
+        <w:t xml:space="preserve">На основании настоящей Модели угроз решаются следующие задачи:</w:t>
+      </w:r>
+    </w:p>
+    <w:p>
+      <w:pPr>
+        <w:spacing w:line="360" w:lineRule="auto"/>
+        <w:jc w:val="both"/>
+        <w:ind w:firstLine="709"/>
+      </w:pPr>
+      <w:r>
+        <w:rPr>
+          <w:rFonts w:ascii="Times New Roman" w:hAnsi="Times New Roman" w:cs="Times New Roman"/>
+          <w:sz w:val="28"/>
+          <w:szCs w:val="28"/>
+        </w:rPr>
+        <w:t xml:space="preserve">а) разработка системы защиты информации ИС больницы, обеспечивающей нейтрализацию актуальных угроз с использованием методов и способов защиты информации, предусмотренных для установленного уровня защищённости персональных данных;</w:t>
+      </w:r>
+    </w:p>
+    <w:p>
+      <w:pPr>
+        <w:spacing w:line="360" w:lineRule="auto"/>
+        <w:jc w:val="both"/>
+        <w:ind w:firstLine="709"/>
+      </w:pPr>
+      <w:r>
+        <w:rPr>
+          <w:rFonts w:ascii="Times New Roman" w:hAnsi="Times New Roman" w:cs="Times New Roman"/>
+          <w:sz w:val="28"/>
+          <w:szCs w:val="28"/>
+        </w:rPr>
+        <w:t xml:space="preserve">б) формирование требований к организационным и техническим мерам по обеспечению безопасности персональных данных при их обработке в ИС больницы;</w:t>
+      </w:r>
+    </w:p>
+    <w:p>
+      <w:pPr>
+        <w:spacing w:line="360" w:lineRule="auto"/>
+        <w:jc w:val="both"/>
+        <w:ind w:firstLine="709"/>
+      </w:pPr>
+      <w:r>
+        <w:rPr>
+          <w:rFonts w:ascii="Times New Roman" w:hAnsi="Times New Roman" w:cs="Times New Roman"/>
+          <w:sz w:val="28"/>
+          <w:szCs w:val="28"/>
+        </w:rPr>
+        <w:t xml:space="preserve">в) контроль эффективности защиты информации, обрабатываемой в ИС больницы.</w:t>
+      </w:r>
+    </w:p>
+    <w:p>
+      <w:pPr>
+        <w:spacing w:line="360" w:lineRule="auto"/>
+        <w:jc w:val="both"/>
+        <w:ind w:firstLine="709"/>
+      </w:pPr>
+      <w:r>
+        <w:rPr>
+          <w:rFonts w:ascii="Times New Roman" w:hAnsi="Times New Roman" w:cs="Times New Roman"/>
+          <w:sz w:val="28"/>
+          <w:szCs w:val="28"/>
+        </w:rPr>
+        <w:t xml:space="preserve">Действие настоящего документа распространяется на все технические средства, программное обеспечение и информационные ресурсы, входящие в состав ИС больницы, а также на все категории пользователей, имеющих санкционированный доступ к её компонентам.</w:t>
+      </w:r>
+    </w:p>
+    <w:p>
+      <w:pPr>
+        <w:pStyle w:val="Heading2"/>
+        <w:keepNext/>
+        <w:spacing w:line="360" w:lineRule="auto" w:after="240"/>
+        <w:jc w:val="left"/>
+      </w:pPr>
+      <w:r>
+        <w:rPr>
+          <w:rFonts w:ascii="Times New Roman" w:hAnsi="Times New Roman" w:cs="Times New Roman"/>
+          <w:b/>
+          <w:bCs/>
+          <w:sz w:val="28"/>
+          <w:szCs w:val="28"/>
+        </w:rPr>
+        <w:t xml:space="preserve">3.2 Нормативные правовые акты, методические документы, национальные стандарты, используемые для оценки угроз безопасности информации и разработки модели угроз</w:t>
+      </w:r>
+    </w:p>
+    <w:p>
+      <w:pPr>
+        <w:spacing w:line="360" w:lineRule="auto"/>
+        <w:jc w:val="both"/>
+        <w:ind w:firstLine="709"/>
+      </w:pPr>
+      <w:r>
+        <w:rPr>
+          <w:rFonts w:ascii="Times New Roman" w:hAnsi="Times New Roman" w:cs="Times New Roman"/>
+          <w:sz w:val="28"/>
+          <w:szCs w:val="28"/>
+        </w:rPr>
+        <w:t xml:space="preserve">При разработке настоящей Модели угроз учитывались действующее законодательство Российской Федерации, нормативные правовые акты и методические документы Федеральной службы по техническому и экспортному контролю (ФСТЭК России) и Федеральной службы безопасности Российской Федерации (ФСБ России), регламентирующие вопросы разработки модели угроз безопасности информации, а также применимые положения национальных стандартов и иных документов, в том числе:</w:t>
+      </w:r>
+    </w:p>
+    <w:p>
+      <w:pPr>
+        <w:spacing w:line="360" w:lineRule="auto"/>
+        <w:jc w:val="both"/>
+        <w:ind w:firstLine="709"/>
+      </w:pPr>
+      <w:r>
+        <w:rPr>
+          <w:rFonts w:ascii="Times New Roman" w:hAnsi="Times New Roman" w:cs="Times New Roman"/>
+          <w:sz w:val="28"/>
+          <w:szCs w:val="28"/>
+        </w:rPr>
+        <w:t xml:space="preserve">а) Федеральный закон от 27.07.2006 № 149-ФЗ «Об информации, информационных технологиях и о защите информации»;</w:t>
+      </w:r>
+    </w:p>
+    <w:p>
+      <w:pPr>
+        <w:spacing w:line="360" w:lineRule="auto"/>
+        <w:jc w:val="both"/>
+        <w:ind w:firstLine="709"/>
+      </w:pPr>
+      <w:r>
+        <w:rPr>
+          <w:rFonts w:ascii="Times New Roman" w:hAnsi="Times New Roman" w:cs="Times New Roman"/>
+          <w:sz w:val="28"/>
+          <w:szCs w:val="28"/>
+        </w:rPr>
+        <w:t xml:space="preserve">б) Федеральный закон от 27.07.2006 № 152-ФЗ «О персональных данных»;</w:t>
+      </w:r>
+    </w:p>
+    <w:p>
+      <w:pPr>
+        <w:spacing w:line="360" w:lineRule="auto"/>
+        <w:jc w:val="both"/>
+        <w:ind w:firstLine="709"/>
+      </w:pPr>
+      <w:r>
+        <w:rPr>
+          <w:rFonts w:ascii="Times New Roman" w:hAnsi="Times New Roman" w:cs="Times New Roman"/>
+          <w:sz w:val="28"/>
+          <w:szCs w:val="28"/>
+        </w:rPr>
+        <w:t xml:space="preserve">в) Федеральный закон от 21.11.2011 № 323-ФЗ «Об основах охраны здоровья граждан в Российской Федерации»;</w:t>
+      </w:r>
+    </w:p>
+    <w:p>
+      <w:pPr>
+        <w:spacing w:line="360" w:lineRule="auto"/>
+        <w:jc w:val="both"/>
+        <w:ind w:firstLine="709"/>
+      </w:pPr>
+      <w:r>
+        <w:rPr>
+          <w:rFonts w:ascii="Times New Roman" w:hAnsi="Times New Roman" w:cs="Times New Roman"/>
+          <w:sz w:val="28"/>
+          <w:szCs w:val="28"/>
+        </w:rPr>
+        <w:t xml:space="preserve">г) Постановление Правительства Российской Федерации от 01.11.2012 № 1119 «Об утверждении требований к защите персональных данных при их обработке в информационных системах персональных данных»;</w:t>
+      </w:r>
+    </w:p>
+    <w:p>
+      <w:pPr>
+        <w:spacing w:line="360" w:lineRule="auto"/>
+        <w:jc w:val="both"/>
+        <w:ind w:firstLine="709"/>
+      </w:pPr>
+      <w:r>
+        <w:rPr>
+          <w:rFonts w:ascii="Times New Roman" w:hAnsi="Times New Roman" w:cs="Times New Roman"/>
+          <w:sz w:val="28"/>
+          <w:szCs w:val="28"/>
+        </w:rPr>
+        <w:t xml:space="preserve">д) Постановление Правительства Российской Федерации от 15.09.2008 № 687 «Об утверждении Положения об особенностях обработки персональных данных, осуществляемой без использования средств автоматизации»;</w:t>
+      </w:r>
+    </w:p>
+    <w:p>
+      <w:pPr>
+        <w:spacing w:line="360" w:lineRule="auto"/>
+        <w:jc w:val="both"/>
+        <w:ind w:firstLine="709"/>
+      </w:pPr>
+      <w:r>
+        <w:rPr>
+          <w:rFonts w:ascii="Times New Roman" w:hAnsi="Times New Roman" w:cs="Times New Roman"/>
+          <w:sz w:val="28"/>
+          <w:szCs w:val="28"/>
+        </w:rPr>
+        <w:t xml:space="preserve">е) Приказ ФСТЭК России от 18.02.2013 № 21 «Об утверждении состава и содержания организационных и технических мер по обеспечению безопасности персональных данных при их обработке в информационных системах персональных данных»;</w:t>
+      </w:r>
+    </w:p>
+    <w:p>
+      <w:pPr>
+        <w:spacing w:line="360" w:lineRule="auto"/>
+        <w:jc w:val="both"/>
+        <w:ind w:firstLine="709"/>
+      </w:pPr>
+      <w:r>
+        <w:rPr>
+          <w:rFonts w:ascii="Times New Roman" w:hAnsi="Times New Roman" w:cs="Times New Roman"/>
+          <w:sz w:val="28"/>
+          <w:szCs w:val="28"/>
+        </w:rPr>
+        <w:t xml:space="preserve">ж) Приказ ФСБ России от 10.07.2014 № 378 «Об утверждении состава и содержания организационных и технических мер по обеспечению безопасности персональных данных при их обработке в информационных системах персональных данных с использованием средств криптографической защиты информации, необходимых для выполнения установленных Правительством Российской Федерации требований к защите персональных данных для каждого из уровней защищённости»;</w:t>
+      </w:r>
+    </w:p>
+    <w:p>
+      <w:pPr>
+        <w:spacing w:line="360" w:lineRule="auto"/>
+        <w:jc w:val="both"/>
+        <w:ind w:firstLine="709"/>
+      </w:pPr>
+      <w:r>
+        <w:rPr>
+          <w:rFonts w:ascii="Times New Roman" w:hAnsi="Times New Roman" w:cs="Times New Roman"/>
+          <w:sz w:val="28"/>
+          <w:szCs w:val="28"/>
+        </w:rPr>
+        <w:t xml:space="preserve">з) Методический документ «Методика оценки угроз безопасности информации», утверждённый ФСТЭК России 05.02.2021;</w:t>
+      </w:r>
+    </w:p>
+    <w:p>
+      <w:pPr>
+        <w:spacing w:line="360" w:lineRule="auto"/>
+        <w:jc w:val="both"/>
+        <w:ind w:firstLine="709"/>
+      </w:pPr>
+      <w:r>
+        <w:rPr>
+          <w:rFonts w:ascii="Times New Roman" w:hAnsi="Times New Roman" w:cs="Times New Roman"/>
+          <w:sz w:val="28"/>
+          <w:szCs w:val="28"/>
+        </w:rPr>
+        <w:t xml:space="preserve">и) Методические рекомендации по разработке нормативных правовых актов, определяющих угрозы безопасности персональных данных, актуальные при обработке персональных данных в информационных системах персональных данных, эксплуатируемых при осуществлении соответствующих видов деятельности, утверждённые руководством 8 Центра ФСБ России 31.03.2015 № 149/7/2/6-432;</w:t>
+      </w:r>
+    </w:p>
+    <w:p>
+      <w:pPr>
+        <w:spacing w:line="360" w:lineRule="auto"/>
+        <w:jc w:val="both"/>
+        <w:ind w:firstLine="709"/>
+      </w:pPr>
+      <w:r>
+        <w:rPr>
+          <w:rFonts w:ascii="Times New Roman" w:hAnsi="Times New Roman" w:cs="Times New Roman"/>
+          <w:sz w:val="28"/>
+          <w:szCs w:val="28"/>
+        </w:rPr>
+        <w:t xml:space="preserve">к) Общий перечень угроз безопасности информации, содержащийся в банке данных угроз безопасности информации ФСТЭК России (информационное сообщение ФСТЭК России от 06.03.2015 № 240/22/879, bdu.fstec.ru);</w:t>
+      </w:r>
+    </w:p>
+    <w:p>
+      <w:pPr>
+        <w:spacing w:line="360" w:lineRule="auto"/>
+        <w:jc w:val="both"/>
+        <w:ind w:firstLine="709"/>
+      </w:pPr>
+      <w:r>
+        <w:rPr>
+          <w:rFonts w:ascii="Times New Roman" w:hAnsi="Times New Roman" w:cs="Times New Roman"/>
+          <w:sz w:val="28"/>
+          <w:szCs w:val="28"/>
+        </w:rPr>
+        <w:t xml:space="preserve">л) Приказ Министерства здравоохранения Российской Федерации от 24.12.2018 № 911н «Об утверждении Требований к государственным информационным системам в сфере здравоохранения субъектов Российской Федерации, медицинским информационным системам медицинских организаций и информационным системам фармацевтических организаций»;</w:t>
+      </w:r>
+    </w:p>
+    <w:p>
+      <w:pPr>
+        <w:spacing w:line="360" w:lineRule="auto"/>
+        <w:jc w:val="both"/>
+        <w:ind w:firstLine="709"/>
+      </w:pPr>
+      <w:r>
+        <w:rPr>
+          <w:rFonts w:ascii="Times New Roman" w:hAnsi="Times New Roman" w:cs="Times New Roman"/>
+          <w:sz w:val="28"/>
+          <w:szCs w:val="28"/>
+        </w:rPr>
+        <w:t xml:space="preserve">м) ГОСТ Р 50922-2006 «Защита информации. Основные термины и определения»;</w:t>
+      </w:r>
+    </w:p>
+    <w:p>
+      <w:pPr>
+        <w:spacing w:line="360" w:lineRule="auto"/>
+        <w:jc w:val="both"/>
+        <w:ind w:firstLine="709"/>
+      </w:pPr>
+      <w:r>
+        <w:rPr>
+          <w:rFonts w:ascii="Times New Roman" w:hAnsi="Times New Roman" w:cs="Times New Roman"/>
+          <w:sz w:val="28"/>
+          <w:szCs w:val="28"/>
+        </w:rPr>
+        <w:t xml:space="preserve">н) ГОСТ Р 51275-2006 «Защита информации. Объект информатизации. Факторы, воздействующие на информацию. Общие положения»;</w:t>
+      </w:r>
+    </w:p>
+    <w:p>
+      <w:pPr>
+        <w:spacing w:line="360" w:lineRule="auto"/>
+        <w:jc w:val="both"/>
+        <w:ind w:firstLine="709"/>
+      </w:pPr>
+      <w:r>
+        <w:rPr>
+          <w:rFonts w:ascii="Times New Roman" w:hAnsi="Times New Roman" w:cs="Times New Roman"/>
+          <w:sz w:val="28"/>
+          <w:szCs w:val="28"/>
+        </w:rPr>
+        <w:t xml:space="preserve">о) ГОСТ Р 56938-2016 «Защита информации. Защита информации при использовании технологий виртуализации. Общие положения»;</w:t>
+      </w:r>
+    </w:p>
+    <w:p>
+      <w:pPr>
+        <w:spacing w:line="360" w:lineRule="auto"/>
+        <w:jc w:val="both"/>
+        <w:ind w:firstLine="709"/>
+      </w:pPr>
+      <w:r>
+        <w:rPr>
+          <w:rFonts w:ascii="Times New Roman" w:hAnsi="Times New Roman" w:cs="Times New Roman"/>
+          <w:sz w:val="28"/>
+          <w:szCs w:val="28"/>
+        </w:rPr>
+        <w:t xml:space="preserve">п) ГОСТ Р 59853-2021 «Информационные технологии. Комплекс стандартов на автоматизированные системы. Автоматизированные системы. Термины и определения».</w:t>
+      </w:r>
+    </w:p>
+    <w:p>
+      <w:pPr>
+        <w:pStyle w:val="Heading2"/>
+        <w:keepNext/>
+        <w:spacing w:line="360" w:lineRule="auto" w:after="240"/>
+        <w:jc w:val="left"/>
+      </w:pPr>
+      <w:r>
+        <w:rPr>
+          <w:rFonts w:ascii="Times New Roman" w:hAnsi="Times New Roman" w:cs="Times New Roman"/>
+          <w:b/>
+          <w:bCs/>
+          <w:sz w:val="28"/>
+          <w:szCs w:val="28"/>
+        </w:rPr>
+        <w:t xml:space="preserve">3.3 Сведения об обладателе информации, заказчике, операторе системы и подразделениях, ответственных за защиту информации</w:t>
+      </w:r>
+    </w:p>
+    <w:p>
+      <w:pPr>
+        <w:spacing w:line="360" w:lineRule="auto"/>
+        <w:jc w:val="both"/>
+        <w:ind w:firstLine="709"/>
+      </w:pPr>
+      <w:r>
+        <w:rPr>
+          <w:rFonts w:ascii="Times New Roman" w:hAnsi="Times New Roman" w:cs="Times New Roman"/>
+          <w:sz w:val="28"/>
+          <w:szCs w:val="28"/>
+        </w:rPr>
+        <w:t xml:space="preserve">Обладателем обрабатываемой в ИС больницы информации, заказчиком и оператором информационной системы является государственное бюджетное учреждение здравоохранения «Городская больница» (далее — медицинская организация-оператор, оператор). Полное наименование, юридический адрес и иные реквизиты оператора устанавливаются учредительными документами медицинской организации.</w:t>
+      </w:r>
+    </w:p>
+    <w:p>
+      <w:pPr>
+        <w:spacing w:line="360" w:lineRule="auto"/>
+        <w:jc w:val="both"/>
+        <w:ind w:firstLine="709"/>
+      </w:pPr>
+      <w:r>
+        <w:rPr>
+          <w:rFonts w:ascii="Times New Roman" w:hAnsi="Times New Roman" w:cs="Times New Roman"/>
+          <w:sz w:val="28"/>
+          <w:szCs w:val="28"/>
+        </w:rPr>
+        <w:t xml:space="preserve">Обеспечение безопасности информации, обрабатываемой в ИС больницы, осуществляется:</w:t>
+      </w:r>
+    </w:p>
+    <w:p>
+      <w:pPr>
+        <w:spacing w:line="360" w:lineRule="auto"/>
+        <w:jc w:val="both"/>
+        <w:ind w:firstLine="709"/>
+      </w:pPr>
+      <w:r>
+        <w:rPr>
+          <w:rFonts w:ascii="Times New Roman" w:hAnsi="Times New Roman" w:cs="Times New Roman"/>
+          <w:sz w:val="28"/>
+          <w:szCs w:val="28"/>
+        </w:rPr>
+        <w:t xml:space="preserve">а) на организационном уровне — главным врачом медицинской организации-оператора в рамках общего руководства деятельностью учреждения, а также назначенным приказом руководителем (ответственным лицом) службы информационной безопасности (защиты информации) оператора, на которого возложены функции организации защиты персональных данных и иной информации ограниченного доступа;</w:t>
+      </w:r>
+    </w:p>
+    <w:p>
+      <w:pPr>
+        <w:spacing w:line="360" w:lineRule="auto"/>
+        <w:jc w:val="both"/>
+        <w:ind w:firstLine="709"/>
+      </w:pPr>
+      <w:r>
+        <w:rPr>
+          <w:rFonts w:ascii="Times New Roman" w:hAnsi="Times New Roman" w:cs="Times New Roman"/>
+          <w:sz w:val="28"/>
+          <w:szCs w:val="28"/>
+        </w:rPr>
+        <w:t xml:space="preserve">б) на техническом уровне — назначенным приказом администратором ИС больницы (системным администратором) и администратором безопасности ИС больницы, осуществляющими настройку, эксплуатацию и контроль работы средств защиты информации;</w:t>
+      </w:r>
+    </w:p>
+    <w:p>
+      <w:pPr>
+        <w:spacing w:line="360" w:lineRule="auto"/>
+        <w:jc w:val="both"/>
+        <w:ind w:firstLine="709"/>
+      </w:pPr>
+      <w:r>
+        <w:rPr>
+          <w:rFonts w:ascii="Times New Roman" w:hAnsi="Times New Roman" w:cs="Times New Roman"/>
+          <w:sz w:val="28"/>
+          <w:szCs w:val="28"/>
+        </w:rPr>
+        <w:t xml:space="preserve">в) на уровне подразделений — руководителями структурных подразделений медицинской организации-оператора (заведующими отделениями, заведующим аптекой, главным бухгалтером и иными должностными лицами) в части обеспечения соблюдения работниками требований по защите информации в рамках выполняемых ими служебных обязанностей.</w:t>
+      </w:r>
+    </w:p>
+    <w:p>
+      <w:pPr>
+        <w:spacing w:line="360" w:lineRule="auto"/>
+        <w:jc w:val="both"/>
+        <w:ind w:firstLine="709"/>
+      </w:pPr>
+      <w:r>
+        <w:rPr>
+          <w:rFonts w:ascii="Times New Roman" w:hAnsi="Times New Roman" w:cs="Times New Roman"/>
+          <w:sz w:val="28"/>
+          <w:szCs w:val="28"/>
+        </w:rPr>
+        <w:t xml:space="preserve">Контроль за выполнением требований по защите информации осуществляется уполномоченными должностными лицами оператора в порядке, установленном внутренними организационно-распорядительными документами медицинской организации-оператора.</w:t>
+      </w:r>
+    </w:p>
+    <w:p>
+      <w:pPr>
+        <w:spacing w:line="360" w:lineRule="auto"/>
+        <w:jc w:val="both"/>
+        <w:ind w:firstLine="709"/>
+      </w:pPr>
+      <w:r>
+        <w:rPr>
+          <w:rFonts w:ascii="Times New Roman" w:hAnsi="Times New Roman" w:cs="Times New Roman"/>
+          <w:sz w:val="28"/>
+          <w:szCs w:val="28"/>
+        </w:rPr>
+        <w:t xml:space="preserve">Разработка настоящей Модели угроз осуществляется силами службы информационной безопасности медицинской организации-оператора с привлечением (при необходимости) специализированных организаций, имеющих лицензии ФСТЭК России и ФСБ России на деятельность по технической защите конфиденциальной информации и по разработке и распространению средств защиты информации.</w:t>
+      </w:r>
+    </w:p>
+    <w:p>
+      <w:pPr>
+        <w:pStyle w:val="Heading2"/>
+        <w:keepNext/>
+        <w:spacing w:line="360" w:lineRule="auto" w:after="240"/>
+        <w:jc w:val="left"/>
+      </w:pPr>
+      <w:r>
+        <w:rPr>
+          <w:rFonts w:ascii="Times New Roman" w:hAnsi="Times New Roman" w:cs="Times New Roman"/>
+          <w:b/>
+          <w:bCs/>
+          <w:sz w:val="28"/>
+          <w:szCs w:val="28"/>
+        </w:rPr>
+        <w:t xml:space="preserve">3.4 Условия актуализации модели угроз безопасности информации</w:t>
+      </w:r>
+    </w:p>
+    <w:p>
+      <w:pPr>
+        <w:spacing w:line="360" w:lineRule="auto"/>
+        <w:jc w:val="both"/>
+        <w:ind w:firstLine="709"/>
+      </w:pPr>
+      <w:r>
+        <w:rPr>
+          <w:rFonts w:ascii="Times New Roman" w:hAnsi="Times New Roman" w:cs="Times New Roman"/>
+          <w:sz w:val="28"/>
+          <w:szCs w:val="28"/>
+        </w:rPr>
+        <w:t xml:space="preserve">Настоящая Модель угроз подлежит пересмотру (актуализации) в следующих случаях:</w:t>
+      </w:r>
+    </w:p>
+    <w:p>
+      <w:pPr>
+        <w:spacing w:line="360" w:lineRule="auto"/>
+        <w:jc w:val="both"/>
+        <w:ind w:firstLine="709"/>
+      </w:pPr>
+      <w:r>
+        <w:rPr>
+          <w:rFonts w:ascii="Times New Roman" w:hAnsi="Times New Roman" w:cs="Times New Roman"/>
+          <w:sz w:val="28"/>
+          <w:szCs w:val="28"/>
+        </w:rPr>
+        <w:t xml:space="preserve">а) при изменении требований законодательства Российской Федерации в области защиты информации, защиты персональных данных и охраны здоровья граждан, а также при выходе новых нормативных правовых актов и методических документов ФСТЭК России и ФСБ России, влияющих на содержание модели угроз;</w:t>
+      </w:r>
+    </w:p>
+    <w:p>
+      <w:pPr>
+        <w:spacing w:line="360" w:lineRule="auto"/>
+        <w:jc w:val="both"/>
+        <w:ind w:firstLine="709"/>
+      </w:pPr>
+      <w:r>
+        <w:rPr>
+          <w:rFonts w:ascii="Times New Roman" w:hAnsi="Times New Roman" w:cs="Times New Roman"/>
+          <w:sz w:val="28"/>
+          <w:szCs w:val="28"/>
+        </w:rPr>
+        <w:t xml:space="preserve">б) при изменении состава, архитектуры, программного и аппаратного обеспечения ИС больницы, в том числе при подключении новых модулей, изменении состава автоматизированных рабочих мест, серверного оборудования, средств защиты информации;</w:t>
+      </w:r>
+    </w:p>
+    <w:p>
+      <w:pPr>
+        <w:spacing w:line="360" w:lineRule="auto"/>
+        <w:jc w:val="both"/>
+        <w:ind w:firstLine="709"/>
+      </w:pPr>
+      <w:r>
+        <w:rPr>
+          <w:rFonts w:ascii="Times New Roman" w:hAnsi="Times New Roman" w:cs="Times New Roman"/>
+          <w:sz w:val="28"/>
+          <w:szCs w:val="28"/>
+        </w:rPr>
+        <w:t xml:space="preserve">в) при подключении ИС больницы к новым внешним и смежным информационным системам (лабораторным информационным системам, системам радиологической информации и архивам изображений, сервисам обязательного медицинского страхования, бухгалтерским системам, шлюзам уведомлений и иным);</w:t>
+      </w:r>
+    </w:p>
+    <w:p>
+      <w:pPr>
+        <w:spacing w:line="360" w:lineRule="auto"/>
+        <w:jc w:val="both"/>
+        <w:ind w:firstLine="709"/>
+      </w:pPr>
+      <w:r>
+        <w:rPr>
+          <w:rFonts w:ascii="Times New Roman" w:hAnsi="Times New Roman" w:cs="Times New Roman"/>
+          <w:sz w:val="28"/>
+          <w:szCs w:val="28"/>
+        </w:rPr>
+        <w:t xml:space="preserve">г) при изменении состава или категорий обрабатываемых персональных данных, а также при изменении установленного уровня защищённости персональных данных;</w:t>
+      </w:r>
+    </w:p>
+    <w:p>
+      <w:pPr>
+        <w:spacing w:line="360" w:lineRule="auto"/>
+        <w:jc w:val="both"/>
+        <w:ind w:firstLine="709"/>
+      </w:pPr>
+      <w:r>
+        <w:rPr>
+          <w:rFonts w:ascii="Times New Roman" w:hAnsi="Times New Roman" w:cs="Times New Roman"/>
+          <w:sz w:val="28"/>
+          <w:szCs w:val="28"/>
+        </w:rPr>
+        <w:t xml:space="preserve">д) при появлении новых видов угроз безопасности информации в банке данных угроз ФСТЭК России или в иных источниках, а также при выявлении новых уязвимостей программного и программно-аппаратного обеспечения, используемого в составе ИС больницы;</w:t>
+      </w:r>
+    </w:p>
+    <w:p>
+      <w:pPr>
+        <w:spacing w:line="360" w:lineRule="auto"/>
+        <w:jc w:val="both"/>
+        <w:ind w:firstLine="709"/>
+      </w:pPr>
+      <w:r>
+        <w:rPr>
+          <w:rFonts w:ascii="Times New Roman" w:hAnsi="Times New Roman" w:cs="Times New Roman"/>
+          <w:sz w:val="28"/>
+          <w:szCs w:val="28"/>
+        </w:rPr>
+        <w:t xml:space="preserve">е) при появлении новых сведений о возможностях потенциальных нарушителей, а также при изменении внешних условий функционирования ИС больницы (изменении контролируемой зоны, режима доступа в помещения, состава обслуживающих организаций);</w:t>
+      </w:r>
+    </w:p>
+    <w:p>
+      <w:pPr>
+        <w:spacing w:line="360" w:lineRule="auto"/>
+        <w:jc w:val="both"/>
+        <w:ind w:firstLine="709"/>
+      </w:pPr>
+      <w:r>
+        <w:rPr>
+          <w:rFonts w:ascii="Times New Roman" w:hAnsi="Times New Roman" w:cs="Times New Roman"/>
+          <w:sz w:val="28"/>
+          <w:szCs w:val="28"/>
+        </w:rPr>
+        <w:t xml:space="preserve">ж) при выявлении инцидентов безопасности информации в ИС больницы или в смежных (взаимодействующих) с ней информационных системах, по результатам расследования которых требуется уточнение характеристик нарушителей, способов реализации угроз или объектов воздействия;</w:t>
+      </w:r>
+    </w:p>
+    <w:p>
+      <w:pPr>
+        <w:spacing w:line="360" w:lineRule="auto"/>
+        <w:jc w:val="both"/>
+        <w:ind w:firstLine="709"/>
+      </w:pPr>
+      <w:r>
+        <w:rPr>
+          <w:rFonts w:ascii="Times New Roman" w:hAnsi="Times New Roman" w:cs="Times New Roman"/>
+          <w:sz w:val="28"/>
+          <w:szCs w:val="28"/>
+        </w:rPr>
+        <w:t xml:space="preserve">з) при изменении основных (критических) процессов медицинской организации-оператора, для обеспечения которых функционирует ИС больницы, в том числе при изменении технологий лечебно-диагностического процесса, лекарственного обеспечения, ведения электронной медицинской карты или взаимодействия с пациентами.</w:t>
+      </w:r>
+    </w:p>
+    <w:p>
+      <w:pPr>
+        <w:spacing w:line="360" w:lineRule="auto"/>
+        <w:jc w:val="both"/>
+        <w:ind w:firstLine="709"/>
+      </w:pPr>
+      <w:r>
+        <w:rPr>
+          <w:rFonts w:ascii="Times New Roman" w:hAnsi="Times New Roman" w:cs="Times New Roman"/>
+          <w:sz w:val="28"/>
+          <w:szCs w:val="28"/>
+        </w:rPr>
+        <w:t xml:space="preserve">Решение о пересмотре Модели угроз принимает руководитель (ответственное лицо) службы информационной безопасности медицинской организации-оператора. Пересмотренная Модель угроз вводится в действие приказом главного врача медицинской организации-оператора.</w:t>
       </w:r>
     </w:p>
     <w:sectPr>

--- a/Курсовая_больница.docx
+++ b/Курсовая_больница.docx
@@ -615,7 +615,7 @@
           <w:sz w:val="32"/>
           <w:szCs w:val="32"/>
         </w:rPr>
-        <w:t xml:space="preserve">2 Термины и их определения</w:t>
+        <w:t xml:space="preserve">2 Термины и определения</w:t>
       </w:r>
     </w:p>
     <w:p>
@@ -2248,112 +2248,22 @@
           <w:sz w:val="28"/>
           <w:szCs w:val="28"/>
         </w:rPr>
-        <w:t xml:space="preserve">3.3 Сведения об обладателе информации, заказчике, операторе системы и подразделениях, ответственных за защиту информации</w:t>
-      </w:r>
-    </w:p>
-    <w:p>
-      <w:pPr>
-        <w:spacing w:line="360" w:lineRule="auto"/>
-        <w:jc w:val="both"/>
-        <w:ind w:firstLine="709"/>
-      </w:pPr>
-      <w:r>
-        <w:rPr>
-          <w:rFonts w:ascii="Times New Roman" w:hAnsi="Times New Roman" w:cs="Times New Roman"/>
-          <w:sz w:val="28"/>
-          <w:szCs w:val="28"/>
-        </w:rPr>
-        <w:t xml:space="preserve">Обладателем обрабатываемой в ИС больницы информации, заказчиком и оператором информационной системы является государственное бюджетное учреждение здравоохранения «Городская больница» (далее — медицинская организация-оператор, оператор). Полное наименование, юридический адрес и иные реквизиты оператора устанавливаются учредительными документами медицинской организации.</w:t>
-      </w:r>
-    </w:p>
-    <w:p>
-      <w:pPr>
-        <w:spacing w:line="360" w:lineRule="auto"/>
-        <w:jc w:val="both"/>
-        <w:ind w:firstLine="709"/>
-      </w:pPr>
-      <w:r>
-        <w:rPr>
-          <w:rFonts w:ascii="Times New Roman" w:hAnsi="Times New Roman" w:cs="Times New Roman"/>
-          <w:sz w:val="28"/>
-          <w:szCs w:val="28"/>
-        </w:rPr>
-        <w:t xml:space="preserve">Обеспечение безопасности информации, обрабатываемой в ИС больницы, осуществляется:</w:t>
-      </w:r>
-    </w:p>
-    <w:p>
-      <w:pPr>
-        <w:spacing w:line="360" w:lineRule="auto"/>
-        <w:jc w:val="both"/>
-        <w:ind w:firstLine="709"/>
-      </w:pPr>
-      <w:r>
-        <w:rPr>
-          <w:rFonts w:ascii="Times New Roman" w:hAnsi="Times New Roman" w:cs="Times New Roman"/>
-          <w:sz w:val="28"/>
-          <w:szCs w:val="28"/>
-        </w:rPr>
-        <w:t xml:space="preserve">а) на организационном уровне — главным врачом медицинской организации-оператора в рамках общего руководства деятельностью учреждения, а также назначенным приказом руководителем (ответственным лицом) службы информационной безопасности (защиты информации) оператора, на которого возложены функции организации защиты персональных данных и иной информации ограниченного доступа;</w:t>
-      </w:r>
-    </w:p>
-    <w:p>
-      <w:pPr>
-        <w:spacing w:line="360" w:lineRule="auto"/>
-        <w:jc w:val="both"/>
-        <w:ind w:firstLine="709"/>
-      </w:pPr>
-      <w:r>
-        <w:rPr>
-          <w:rFonts w:ascii="Times New Roman" w:hAnsi="Times New Roman" w:cs="Times New Roman"/>
-          <w:sz w:val="28"/>
-          <w:szCs w:val="28"/>
-        </w:rPr>
-        <w:t xml:space="preserve">б) на техническом уровне — назначенным приказом администратором ИС больницы (системным администратором) и администратором безопасности ИС больницы, осуществляющими настройку, эксплуатацию и контроль работы средств защиты информации;</w:t>
-      </w:r>
-    </w:p>
-    <w:p>
-      <w:pPr>
-        <w:spacing w:line="360" w:lineRule="auto"/>
-        <w:jc w:val="both"/>
-        <w:ind w:firstLine="709"/>
-      </w:pPr>
-      <w:r>
-        <w:rPr>
-          <w:rFonts w:ascii="Times New Roman" w:hAnsi="Times New Roman" w:cs="Times New Roman"/>
-          <w:sz w:val="28"/>
-          <w:szCs w:val="28"/>
-        </w:rPr>
-        <w:t xml:space="preserve">в) на уровне подразделений — руководителями структурных подразделений медицинской организации-оператора (заведующими отделениями, заведующим аптекой, главным бухгалтером и иными должностными лицами) в части обеспечения соблюдения работниками требований по защите информации в рамках выполняемых ими служебных обязанностей.</w:t>
-      </w:r>
-    </w:p>
-    <w:p>
-      <w:pPr>
-        <w:spacing w:line="360" w:lineRule="auto"/>
-        <w:jc w:val="both"/>
-        <w:ind w:firstLine="709"/>
-      </w:pPr>
-      <w:r>
-        <w:rPr>
-          <w:rFonts w:ascii="Times New Roman" w:hAnsi="Times New Roman" w:cs="Times New Roman"/>
-          <w:sz w:val="28"/>
-          <w:szCs w:val="28"/>
-        </w:rPr>
-        <w:t xml:space="preserve">Контроль за выполнением требований по защите информации осуществляется уполномоченными должностными лицами оператора в порядке, установленном внутренними организационно-распорядительными документами медицинской организации-оператора.</w:t>
-      </w:r>
-    </w:p>
-    <w:p>
-      <w:pPr>
-        <w:spacing w:line="360" w:lineRule="auto"/>
-        <w:jc w:val="both"/>
-        <w:ind w:firstLine="709"/>
-      </w:pPr>
-      <w:r>
-        <w:rPr>
-          <w:rFonts w:ascii="Times New Roman" w:hAnsi="Times New Roman" w:cs="Times New Roman"/>
-          <w:sz w:val="28"/>
-          <w:szCs w:val="28"/>
-        </w:rPr>
-        <w:t xml:space="preserve">Разработка настоящей Модели угроз осуществляется силами службы информационной безопасности медицинской организации-оператора с привлечением (при необходимости) специализированных организаций, имеющих лицензии ФСТЭК России и ФСБ России на деятельность по технической защите конфиденциальной информации и по разработке и распространению средств защиты информации.</w:t>
+        <w:t xml:space="preserve">3.3 Наименование обладателя информации, заказчика, оператора систем и сетей</w:t>
+      </w:r>
+    </w:p>
+    <w:p>
+      <w:pPr>
+        <w:spacing w:line="360" w:lineRule="auto"/>
+        <w:jc w:val="both"/>
+        <w:ind w:firstLine="709"/>
+      </w:pPr>
+      <w:r>
+        <w:rPr>
+          <w:rFonts w:ascii="Times New Roman" w:hAnsi="Times New Roman" w:cs="Times New Roman"/>
+          <w:sz w:val="28"/>
+          <w:szCs w:val="28"/>
+        </w:rPr>
+        <w:t xml:space="preserve">Обладатель информации, заказчик и оператор информационной системы больницы — государственное бюджетное учреждение здравоохранения «Городская больница» (далее — оператор, медицинская организация-оператор). Полное наименование, юридический адрес и иные реквизиты оператора устанавливаются учредительными документами медицинской организации.</w:t>
       </w:r>
     </w:p>
     <w:p>
@@ -2371,157 +2281,115 @@
           <w:sz w:val="28"/>
           <w:szCs w:val="28"/>
         </w:rPr>
-        <w:t xml:space="preserve">3.4 Условия актуализации модели угроз безопасности информации</w:t>
-      </w:r>
-    </w:p>
-    <w:p>
-      <w:pPr>
-        <w:spacing w:line="360" w:lineRule="auto"/>
-        <w:jc w:val="both"/>
-        <w:ind w:firstLine="709"/>
-      </w:pPr>
-      <w:r>
-        <w:rPr>
-          <w:rFonts w:ascii="Times New Roman" w:hAnsi="Times New Roman" w:cs="Times New Roman"/>
-          <w:sz w:val="28"/>
-          <w:szCs w:val="28"/>
-        </w:rPr>
-        <w:t xml:space="preserve">Настоящая Модель угроз подлежит пересмотру (актуализации) в следующих случаях:</w:t>
-      </w:r>
-    </w:p>
-    <w:p>
-      <w:pPr>
-        <w:spacing w:line="360" w:lineRule="auto"/>
-        <w:jc w:val="both"/>
-        <w:ind w:firstLine="709"/>
-      </w:pPr>
-      <w:r>
-        <w:rPr>
-          <w:rFonts w:ascii="Times New Roman" w:hAnsi="Times New Roman" w:cs="Times New Roman"/>
-          <w:sz w:val="28"/>
-          <w:szCs w:val="28"/>
-        </w:rPr>
-        <w:t xml:space="preserve">а) при изменении требований законодательства Российской Федерации в области защиты информации, защиты персональных данных и охраны здоровья граждан, а также при выходе новых нормативных правовых актов и методических документов ФСТЭК России и ФСБ России, влияющих на содержание модели угроз;</w:t>
-      </w:r>
-    </w:p>
-    <w:p>
-      <w:pPr>
-        <w:spacing w:line="360" w:lineRule="auto"/>
-        <w:jc w:val="both"/>
-        <w:ind w:firstLine="709"/>
-      </w:pPr>
-      <w:r>
-        <w:rPr>
-          <w:rFonts w:ascii="Times New Roman" w:hAnsi="Times New Roman" w:cs="Times New Roman"/>
-          <w:sz w:val="28"/>
-          <w:szCs w:val="28"/>
-        </w:rPr>
-        <w:t xml:space="preserve">б) при изменении состава, архитектуры, программного и аппаратного обеспечения ИС больницы, в том числе при подключении новых модулей, изменении состава автоматизированных рабочих мест, серверного оборудования, средств защиты информации;</w:t>
-      </w:r>
-    </w:p>
-    <w:p>
-      <w:pPr>
-        <w:spacing w:line="360" w:lineRule="auto"/>
-        <w:jc w:val="both"/>
-        <w:ind w:firstLine="709"/>
-      </w:pPr>
-      <w:r>
-        <w:rPr>
-          <w:rFonts w:ascii="Times New Roman" w:hAnsi="Times New Roman" w:cs="Times New Roman"/>
-          <w:sz w:val="28"/>
-          <w:szCs w:val="28"/>
-        </w:rPr>
-        <w:t xml:space="preserve">в) при подключении ИС больницы к новым внешним и смежным информационным системам (лабораторным информационным системам, системам радиологической информации и архивам изображений, сервисам обязательного медицинского страхования, бухгалтерским системам, шлюзам уведомлений и иным);</w:t>
-      </w:r>
-    </w:p>
-    <w:p>
-      <w:pPr>
-        <w:spacing w:line="360" w:lineRule="auto"/>
-        <w:jc w:val="both"/>
-        <w:ind w:firstLine="709"/>
-      </w:pPr>
-      <w:r>
-        <w:rPr>
-          <w:rFonts w:ascii="Times New Roman" w:hAnsi="Times New Roman" w:cs="Times New Roman"/>
-          <w:sz w:val="28"/>
-          <w:szCs w:val="28"/>
-        </w:rPr>
-        <w:t xml:space="preserve">г) при изменении состава или категорий обрабатываемых персональных данных, а также при изменении установленного уровня защищённости персональных данных;</w:t>
-      </w:r>
-    </w:p>
-    <w:p>
-      <w:pPr>
-        <w:spacing w:line="360" w:lineRule="auto"/>
-        <w:jc w:val="both"/>
-        <w:ind w:firstLine="709"/>
-      </w:pPr>
-      <w:r>
-        <w:rPr>
-          <w:rFonts w:ascii="Times New Roman" w:hAnsi="Times New Roman" w:cs="Times New Roman"/>
-          <w:sz w:val="28"/>
-          <w:szCs w:val="28"/>
-        </w:rPr>
-        <w:t xml:space="preserve">д) при появлении новых видов угроз безопасности информации в банке данных угроз ФСТЭК России или в иных источниках, а также при выявлении новых уязвимостей программного и программно-аппаратного обеспечения, используемого в составе ИС больницы;</w:t>
-      </w:r>
-    </w:p>
-    <w:p>
-      <w:pPr>
-        <w:spacing w:line="360" w:lineRule="auto"/>
-        <w:jc w:val="both"/>
-        <w:ind w:firstLine="709"/>
-      </w:pPr>
-      <w:r>
-        <w:rPr>
-          <w:rFonts w:ascii="Times New Roman" w:hAnsi="Times New Roman" w:cs="Times New Roman"/>
-          <w:sz w:val="28"/>
-          <w:szCs w:val="28"/>
-        </w:rPr>
-        <w:t xml:space="preserve">е) при появлении новых сведений о возможностях потенциальных нарушителей, а также при изменении внешних условий функционирования ИС больницы (изменении контролируемой зоны, режима доступа в помещения, состава обслуживающих организаций);</w:t>
-      </w:r>
-    </w:p>
-    <w:p>
-      <w:pPr>
-        <w:spacing w:line="360" w:lineRule="auto"/>
-        <w:jc w:val="both"/>
-        <w:ind w:firstLine="709"/>
-      </w:pPr>
-      <w:r>
-        <w:rPr>
-          <w:rFonts w:ascii="Times New Roman" w:hAnsi="Times New Roman" w:cs="Times New Roman"/>
-          <w:sz w:val="28"/>
-          <w:szCs w:val="28"/>
-        </w:rPr>
-        <w:t xml:space="preserve">ж) при выявлении инцидентов безопасности информации в ИС больницы или в смежных (взаимодействующих) с ней информационных системах, по результатам расследования которых требуется уточнение характеристик нарушителей, способов реализации угроз или объектов воздействия;</w:t>
-      </w:r>
-    </w:p>
-    <w:p>
-      <w:pPr>
-        <w:spacing w:line="360" w:lineRule="auto"/>
-        <w:jc w:val="both"/>
-        <w:ind w:firstLine="709"/>
-      </w:pPr>
-      <w:r>
-        <w:rPr>
-          <w:rFonts w:ascii="Times New Roman" w:hAnsi="Times New Roman" w:cs="Times New Roman"/>
-          <w:sz w:val="28"/>
-          <w:szCs w:val="28"/>
-        </w:rPr>
-        <w:t xml:space="preserve">з) при изменении основных (критических) процессов медицинской организации-оператора, для обеспечения которых функционирует ИС больницы, в том числе при изменении технологий лечебно-диагностического процесса, лекарственного обеспечения, ведения электронной медицинской карты или взаимодействия с пациентами.</w:t>
-      </w:r>
-    </w:p>
-    <w:p>
-      <w:pPr>
-        <w:spacing w:line="360" w:lineRule="auto"/>
-        <w:jc w:val="both"/>
-        <w:ind w:firstLine="709"/>
-      </w:pPr>
-      <w:r>
-        <w:rPr>
-          <w:rFonts w:ascii="Times New Roman" w:hAnsi="Times New Roman" w:cs="Times New Roman"/>
-          <w:sz w:val="28"/>
-          <w:szCs w:val="28"/>
-        </w:rPr>
-        <w:t xml:space="preserve">Решение о пересмотре Модели угроз принимает руководитель (ответственное лицо) службы информационной безопасности медицинской организации-оператора. Пересмотренная Модель угроз вводится в действие приказом главного врача медицинской организации-оператора.</w:t>
+        <w:t xml:space="preserve">3.4 Подразделения, должностные лица, ответственные за обеспечение защиты информации (безопасности) систем и сетей</w:t>
+      </w:r>
+    </w:p>
+    <w:p>
+      <w:pPr>
+        <w:spacing w:line="360" w:lineRule="auto"/>
+        <w:jc w:val="both"/>
+        <w:ind w:firstLine="709"/>
+      </w:pPr>
+      <w:r>
+        <w:rPr>
+          <w:rFonts w:ascii="Times New Roman" w:hAnsi="Times New Roman" w:cs="Times New Roman"/>
+          <w:sz w:val="28"/>
+          <w:szCs w:val="28"/>
+        </w:rPr>
+        <w:t xml:space="preserve">Обеспечение безопасности информации, обрабатываемой в ИС больницы, осуществляется:</w:t>
+      </w:r>
+    </w:p>
+    <w:p>
+      <w:pPr>
+        <w:spacing w:line="360" w:lineRule="auto"/>
+        <w:jc w:val="both"/>
+        <w:ind w:firstLine="709"/>
+      </w:pPr>
+      <w:r>
+        <w:rPr>
+          <w:rFonts w:ascii="Times New Roman" w:hAnsi="Times New Roman" w:cs="Times New Roman"/>
+          <w:sz w:val="28"/>
+          <w:szCs w:val="28"/>
+        </w:rPr>
+        <w:t xml:space="preserve">а) на организационном уровне — главным врачом медицинской организации-оператора в рамках общего руководства деятельностью учреждения, а также назначенным приказом руководителем (ответственным лицом) службы информационной безопасности (защиты информации) оператора, на которого возложены функции организации защиты персональных данных и иной информации ограниченного доступа;</w:t>
+      </w:r>
+    </w:p>
+    <w:p>
+      <w:pPr>
+        <w:spacing w:line="360" w:lineRule="auto"/>
+        <w:jc w:val="both"/>
+        <w:ind w:firstLine="709"/>
+      </w:pPr>
+      <w:r>
+        <w:rPr>
+          <w:rFonts w:ascii="Times New Roman" w:hAnsi="Times New Roman" w:cs="Times New Roman"/>
+          <w:sz w:val="28"/>
+          <w:szCs w:val="28"/>
+        </w:rPr>
+        <w:t xml:space="preserve">б) на техническом уровне — назначенным приказом администратором ИС больницы (системным администратором) и администратором безопасности ИС больницы, осуществляющими настройку, эксплуатацию и контроль работы средств защиты информации;</w:t>
+      </w:r>
+    </w:p>
+    <w:p>
+      <w:pPr>
+        <w:spacing w:line="360" w:lineRule="auto"/>
+        <w:jc w:val="both"/>
+        <w:ind w:firstLine="709"/>
+      </w:pPr>
+      <w:r>
+        <w:rPr>
+          <w:rFonts w:ascii="Times New Roman" w:hAnsi="Times New Roman" w:cs="Times New Roman"/>
+          <w:sz w:val="28"/>
+          <w:szCs w:val="28"/>
+        </w:rPr>
+        <w:t xml:space="preserve">в) на уровне структурных подразделений — руководителями структурных подразделений медицинской организации-оператора (заведующими отделениями, заведующим аптекой, главным бухгалтером и иными должностными лицами) в части обеспечения соблюдения работниками требований по защите информации в рамках выполняемых ими служебных обязанностей.</w:t>
+      </w:r>
+    </w:p>
+    <w:p>
+      <w:pPr>
+        <w:spacing w:line="360" w:lineRule="auto"/>
+        <w:jc w:val="both"/>
+        <w:ind w:firstLine="709"/>
+      </w:pPr>
+      <w:r>
+        <w:rPr>
+          <w:rFonts w:ascii="Times New Roman" w:hAnsi="Times New Roman" w:cs="Times New Roman"/>
+          <w:sz w:val="28"/>
+          <w:szCs w:val="28"/>
+        </w:rPr>
+        <w:t xml:space="preserve">Контроль за выполнением требований по защите информации осуществляется уполномоченными должностными лицами оператора в порядке, установленном внутренними организационно-распорядительными документами медицинской организации-оператора.</w:t>
+      </w:r>
+    </w:p>
+    <w:p>
+      <w:pPr>
+        <w:pStyle w:val="Heading2"/>
+        <w:keepNext/>
+        <w:spacing w:line="360" w:lineRule="auto" w:after="240"/>
+        <w:jc w:val="left"/>
+      </w:pPr>
+      <w:r>
+        <w:rPr>
+          <w:rFonts w:ascii="Times New Roman" w:hAnsi="Times New Roman" w:cs="Times New Roman"/>
+          <w:b/>
+          <w:bCs/>
+          <w:sz w:val="28"/>
+          <w:szCs w:val="28"/>
+        </w:rPr>
+        <w:t xml:space="preserve">3.5 Наименование организации, привлекаемой для разработки модели угроз безопасности информации</w:t>
+      </w:r>
+    </w:p>
+    <w:p>
+      <w:pPr>
+        <w:spacing w:line="360" w:lineRule="auto"/>
+        <w:jc w:val="both"/>
+        <w:ind w:firstLine="709"/>
+      </w:pPr>
+      <w:r>
+        <w:rPr>
+          <w:rFonts w:ascii="Times New Roman" w:hAnsi="Times New Roman" w:cs="Times New Roman"/>
+          <w:sz w:val="28"/>
+          <w:szCs w:val="28"/>
+        </w:rPr>
+        <w:t xml:space="preserve">Разработка настоящей Модели угроз осуществляется силами службы информационной безопасности медицинской организации-оператора. При необходимости к разработке привлекаются специализированные организации, имеющие лицензии ФСТЭК России и ФСБ России на деятельность по технической защите конфиденциальной информации и по разработке и распространению средств защиты информации.</w:t>
       </w:r>
     </w:p>
     <w:sectPr>

--- a/Курсовая_больница.docx
+++ b/Курсовая_больница.docx
@@ -2748,6 +2748,7095 @@
         </w:rPr>
         <w:t xml:space="preserve">Решение о пересмотре Модели угроз принимает руководитель (ответственное лицо) службы информационной безопасности медицинской организации-оператора. Пересмотренная Модель угроз вводится в действие приказом главного врача медицинской организации-оператора.</w:t>
       </w:r>
+    </w:p>
+    <w:p>
+      <w:pPr>
+        <w:pStyle w:val="Heading1"/>
+        <w:keepNext/>
+        <w:pageBreakBefore/>
+        <w:spacing w:line="360" w:lineRule="auto" w:after="240"/>
+        <w:jc w:val="left"/>
+      </w:pPr>
+      <w:r>
+        <w:rPr>
+          <w:rFonts w:ascii="Times New Roman" w:hAnsi="Times New Roman" w:cs="Times New Roman"/>
+          <w:b/>
+          <w:bCs/>
+          <w:sz w:val="32"/>
+          <w:szCs w:val="32"/>
+        </w:rPr>
+        <w:t xml:space="preserve">4 Описание информационной системы и её характеристика как объекта защиты</w:t>
+      </w:r>
+    </w:p>
+    <w:p>
+      <w:pPr>
+        <w:pStyle w:val="Heading2"/>
+        <w:keepNext/>
+        <w:spacing w:line="360" w:lineRule="auto" w:after="240"/>
+        <w:jc w:val="left"/>
+      </w:pPr>
+      <w:r>
+        <w:rPr>
+          <w:rFonts w:ascii="Times New Roman" w:hAnsi="Times New Roman" w:cs="Times New Roman"/>
+          <w:b/>
+          <w:bCs/>
+          <w:sz w:val="28"/>
+          <w:szCs w:val="28"/>
+        </w:rPr>
+        <w:t xml:space="preserve">4.1 Общие сведения об информационной системе</w:t>
+      </w:r>
+    </w:p>
+    <w:p>
+      <w:pPr>
+        <w:spacing w:line="360" w:lineRule="auto"/>
+        <w:jc w:val="both"/>
+        <w:ind w:firstLine="709"/>
+      </w:pPr>
+      <w:r>
+        <w:rPr>
+          <w:rFonts w:ascii="Times New Roman" w:hAnsi="Times New Roman" w:cs="Times New Roman"/>
+          <w:sz w:val="28"/>
+          <w:szCs w:val="28"/>
+        </w:rPr>
+        <w:t xml:space="preserve">Полное наименование информационной системы — автоматизированная система больницы.</w:t>
+      </w:r>
+    </w:p>
+    <w:p>
+      <w:pPr>
+        <w:spacing w:line="360" w:lineRule="auto"/>
+        <w:jc w:val="both"/>
+        <w:ind w:firstLine="709"/>
+      </w:pPr>
+      <w:r>
+        <w:rPr>
+          <w:rFonts w:ascii="Times New Roman" w:hAnsi="Times New Roman" w:cs="Times New Roman"/>
+          <w:sz w:val="28"/>
+          <w:szCs w:val="28"/>
+        </w:rPr>
+        <w:t xml:space="preserve">Сокращённое наименование — АС больницы.</w:t>
+      </w:r>
+    </w:p>
+    <w:p>
+      <w:pPr>
+        <w:spacing w:line="360" w:lineRule="auto"/>
+        <w:jc w:val="both"/>
+        <w:ind w:firstLine="709"/>
+      </w:pPr>
+      <w:r>
+        <w:rPr>
+          <w:rFonts w:ascii="Times New Roman" w:hAnsi="Times New Roman" w:cs="Times New Roman"/>
+          <w:sz w:val="28"/>
+          <w:szCs w:val="28"/>
+        </w:rPr>
+        <w:t xml:space="preserve">Оператор информационной системы — государственное бюджетное учреждение здравоохранения «Городская больница» (далее — медицинская организация-оператор, оператор). Полное наименование, юридический адрес и иные реквизиты оператора устанавливаются учредительными документами медицинской организации.</w:t>
+      </w:r>
+    </w:p>
+    <w:p>
+      <w:pPr>
+        <w:spacing w:line="360" w:lineRule="auto"/>
+        <w:jc w:val="both"/>
+        <w:ind w:firstLine="709"/>
+      </w:pPr>
+      <w:r>
+        <w:rPr>
+          <w:rFonts w:ascii="Times New Roman" w:hAnsi="Times New Roman" w:cs="Times New Roman"/>
+          <w:sz w:val="28"/>
+          <w:szCs w:val="28"/>
+        </w:rPr>
+        <w:t xml:space="preserve">Тип объекта информатизации — автоматизированные рабочие места (АРМ) пользователей (стационарные ПК) и серверное оборудование, размещённое в выделенной серверной медицинской организации, имеющие подключение к сетям общего пользования (сети Интернет) для обеспечения взаимодействия территориально разнесённых сегментов АС больницы.</w:t>
+      </w:r>
+    </w:p>
+    <w:p>
+      <w:pPr>
+        <w:spacing w:line="360" w:lineRule="auto"/>
+        <w:jc w:val="both"/>
+        <w:ind w:firstLine="709"/>
+      </w:pPr>
+      <w:r>
+        <w:rPr>
+          <w:rFonts w:ascii="Times New Roman" w:hAnsi="Times New Roman" w:cs="Times New Roman"/>
+          <w:sz w:val="28"/>
+          <w:szCs w:val="28"/>
+        </w:rPr>
+        <w:t xml:space="preserve">Расположение объектов информатизации:</w:t>
+      </w:r>
+    </w:p>
+    <w:p>
+      <w:pPr>
+        <w:spacing w:line="360" w:lineRule="auto"/>
+        <w:jc w:val="both"/>
+        <w:ind w:firstLine="709"/>
+      </w:pPr>
+      <w:r>
+        <w:rPr>
+          <w:rFonts w:ascii="Times New Roman" w:hAnsi="Times New Roman" w:cs="Times New Roman"/>
+          <w:sz w:val="28"/>
+          <w:szCs w:val="28"/>
+        </w:rPr>
+        <w:t xml:space="preserve">— АРМ пользователей (регистратура, кабинеты врачей, посты медицинских сестёр, лаборатория и диагностика, отделения стационара, аптека и склад, бухгалтерия, технический отдел) размещаются в помещениях медицинской организации-оператора;</w:t>
+      </w:r>
+    </w:p>
+    <w:p>
+      <w:pPr>
+        <w:spacing w:line="360" w:lineRule="auto"/>
+        <w:jc w:val="both"/>
+        <w:ind w:firstLine="709"/>
+      </w:pPr>
+      <w:r>
+        <w:rPr>
+          <w:rFonts w:ascii="Times New Roman" w:hAnsi="Times New Roman" w:cs="Times New Roman"/>
+          <w:sz w:val="28"/>
+          <w:szCs w:val="28"/>
+        </w:rPr>
+        <w:t xml:space="preserve">— серверное оборудование (сервер базы данных, сервер приложений, файловый сервер, сервер резервного копирования) размещается в выделенной серверной медицинской организации-оператора.</w:t>
+      </w:r>
+    </w:p>
+    <w:p>
+      <w:pPr>
+        <w:spacing w:line="360" w:lineRule="auto"/>
+        <w:jc w:val="both"/>
+        <w:ind w:firstLine="709"/>
+      </w:pPr>
+      <w:r>
+        <w:rPr>
+          <w:rFonts w:ascii="Times New Roman" w:hAnsi="Times New Roman" w:cs="Times New Roman"/>
+          <w:sz w:val="28"/>
+          <w:szCs w:val="28"/>
+        </w:rPr>
+        <w:t xml:space="preserve">Граница контролируемой зоны — ограждающие конструкции помещений, в которых расположены АРМ и серверное оборудование. В составе АС больницы выделяются две контролируемые зоны:</w:t>
+      </w:r>
+    </w:p>
+    <w:p>
+      <w:pPr>
+        <w:spacing w:line="360" w:lineRule="auto"/>
+        <w:jc w:val="both"/>
+        <w:ind w:firstLine="709"/>
+      </w:pPr>
+      <w:r>
+        <w:rPr>
+          <w:rFonts w:ascii="Times New Roman" w:hAnsi="Times New Roman" w:cs="Times New Roman"/>
+          <w:sz w:val="28"/>
+          <w:szCs w:val="28"/>
+        </w:rPr>
+        <w:t xml:space="preserve">— контролируемая зона 1 (далее — КЗ-1) — выделенная серверная медицинской организации-оператора, в которой размещается серверное оборудование АС больницы;</w:t>
+      </w:r>
+    </w:p>
+    <w:p>
+      <w:pPr>
+        <w:spacing w:line="360" w:lineRule="auto"/>
+        <w:jc w:val="both"/>
+        <w:ind w:firstLine="709"/>
+      </w:pPr>
+      <w:r>
+        <w:rPr>
+          <w:rFonts w:ascii="Times New Roman" w:hAnsi="Times New Roman" w:cs="Times New Roman"/>
+          <w:sz w:val="28"/>
+          <w:szCs w:val="28"/>
+        </w:rPr>
+        <w:t xml:space="preserve">— контролируемая зона 2 (далее — КЗ-2) — рабочие помещения медицинской организации-оператора (регистратура, кабинеты врачей, посты медицинских сестёр, лаборатория, отделения стационара, аптека, бухгалтерия, помещения технического отдела), в которых размещаются АРМ пользователей АС больницы.</w:t>
+      </w:r>
+    </w:p>
+    <w:p>
+      <w:pPr>
+        <w:spacing w:line="360" w:lineRule="auto"/>
+        <w:jc w:val="both"/>
+        <w:ind w:firstLine="709"/>
+      </w:pPr>
+      <w:r>
+        <w:rPr>
+          <w:rFonts w:ascii="Times New Roman" w:hAnsi="Times New Roman" w:cs="Times New Roman"/>
+          <w:sz w:val="28"/>
+          <w:szCs w:val="28"/>
+        </w:rPr>
+        <w:t xml:space="preserve">Физический доступ в помещения, входящие в состав КЗ-1 и КЗ-2, ограничен. Доступ в КЗ-1 предоставляется ограниченному кругу должностных лиц, ответственных за эксплуатацию и обеспечение безопасности АС больницы. На серверах и АРМ используется сертифицированное системное и прикладное программное обеспечение.</w:t>
+      </w:r>
+    </w:p>
+    <w:p>
+      <w:pPr>
+        <w:spacing w:line="360" w:lineRule="auto"/>
+        <w:jc w:val="both"/>
+        <w:ind w:firstLine="709"/>
+      </w:pPr>
+      <w:r>
+        <w:rPr>
+          <w:rFonts w:ascii="Times New Roman" w:hAnsi="Times New Roman" w:cs="Times New Roman"/>
+          <w:sz w:val="28"/>
+          <w:szCs w:val="28"/>
+        </w:rPr>
+        <w:t xml:space="preserve">На основании акта определения уровня защищённости персональных данных, обрабатываемых в АС больницы, для АС больницы устанавливается 2-й уровень защищённости персональных данных (далее — УЗ-2).</w:t>
+      </w:r>
+    </w:p>
+    <w:p>
+      <w:pPr>
+        <w:spacing w:line="360" w:lineRule="auto"/>
+        <w:jc w:val="both"/>
+        <w:ind w:firstLine="709"/>
+      </w:pPr>
+      <w:r>
+        <w:rPr>
+          <w:rFonts w:ascii="Times New Roman" w:hAnsi="Times New Roman" w:cs="Times New Roman"/>
+          <w:sz w:val="28"/>
+          <w:szCs w:val="28"/>
+        </w:rPr>
+        <w:t xml:space="preserve">АС больницы имеет следующие характеристики:</w:t>
+      </w:r>
+    </w:p>
+    <w:p>
+      <w:pPr>
+        <w:spacing w:line="360" w:lineRule="auto"/>
+        <w:jc w:val="both"/>
+        <w:ind w:firstLine="709"/>
+      </w:pPr>
+      <w:r>
+        <w:rPr>
+          <w:rFonts w:ascii="Times New Roman" w:hAnsi="Times New Roman" w:cs="Times New Roman"/>
+          <w:sz w:val="28"/>
+          <w:szCs w:val="28"/>
+        </w:rPr>
+        <w:t xml:space="preserve">— масштаб информационной системы — объектовый (в пределах одной медицинской организации-оператора);</w:t>
+      </w:r>
+    </w:p>
+    <w:p>
+      <w:pPr>
+        <w:spacing w:line="360" w:lineRule="auto"/>
+        <w:jc w:val="both"/>
+        <w:ind w:firstLine="709"/>
+      </w:pPr>
+      <w:r>
+        <w:rPr>
+          <w:rFonts w:ascii="Times New Roman" w:hAnsi="Times New Roman" w:cs="Times New Roman"/>
+          <w:sz w:val="28"/>
+          <w:szCs w:val="28"/>
+        </w:rPr>
+        <w:t xml:space="preserve">— актуальны угрозы 3-го типа, не связанные с наличием недокументированных возможностей в системном и прикладном программном обеспечении;</w:t>
+      </w:r>
+    </w:p>
+    <w:p>
+      <w:pPr>
+        <w:spacing w:line="360" w:lineRule="auto"/>
+        <w:jc w:val="both"/>
+        <w:ind w:firstLine="709"/>
+      </w:pPr>
+      <w:r>
+        <w:rPr>
+          <w:rFonts w:ascii="Times New Roman" w:hAnsi="Times New Roman" w:cs="Times New Roman"/>
+          <w:sz w:val="28"/>
+          <w:szCs w:val="28"/>
+        </w:rPr>
+        <w:t xml:space="preserve">— в АС больницы обрабатываются персональные данные субъектов, не являющихся сотрудниками оператора (пациентов медицинской организации-оператора), в том числе персональные данные специальных категорий — сведения о состоянии здоровья пациентов;</w:t>
+      </w:r>
+    </w:p>
+    <w:p>
+      <w:pPr>
+        <w:spacing w:line="360" w:lineRule="auto"/>
+        <w:jc w:val="both"/>
+        <w:ind w:firstLine="709"/>
+      </w:pPr>
+      <w:r>
+        <w:rPr>
+          <w:rFonts w:ascii="Times New Roman" w:hAnsi="Times New Roman" w:cs="Times New Roman"/>
+          <w:sz w:val="28"/>
+          <w:szCs w:val="28"/>
+        </w:rPr>
+        <w:t xml:space="preserve">— объём обрабатываемых персональных данных — более 100 000 субъектов персональных данных.</w:t>
+      </w:r>
+    </w:p>
+    <w:p>
+      <w:pPr>
+        <w:spacing w:line="360" w:lineRule="auto"/>
+        <w:jc w:val="both"/>
+        <w:ind w:firstLine="709"/>
+      </w:pPr>
+      <w:r>
+        <w:rPr>
+          <w:rFonts w:ascii="Times New Roman" w:hAnsi="Times New Roman" w:cs="Times New Roman"/>
+          <w:sz w:val="28"/>
+          <w:szCs w:val="28"/>
+        </w:rPr>
+        <w:t xml:space="preserve">Обоснование установленного уровня защищённости персональных данных. В соответствии с пунктом 9 Требований к защите персональных данных при их обработке в информационных системах персональных данных, утверждённых постановлением Правительства Российской Федерации от 01.11.2012 № 1119, для информационной системы персональных данных, в которой обрабатываются специальные категории персональных данных субъектов, не являющихся сотрудниками оператора, при актуальных угрозах 3-го типа устанавливается 2-й уровень защищённости персональных данных. Класс защищённости и категория значимости в отношении АС больницы не устанавливаются, поскольку АС больницы не отнесена к государственным информационным системам и не является значимым объектом критической информационной инфраструктуры.</w:t>
+      </w:r>
+    </w:p>
+    <w:p>
+      <w:pPr>
+        <w:pStyle w:val="Heading2"/>
+        <w:keepNext/>
+        <w:spacing w:line="360" w:lineRule="auto" w:after="240"/>
+        <w:jc w:val="left"/>
+      </w:pPr>
+      <w:r>
+        <w:rPr>
+          <w:rFonts w:ascii="Times New Roman" w:hAnsi="Times New Roman" w:cs="Times New Roman"/>
+          <w:b/>
+          <w:bCs/>
+          <w:sz w:val="28"/>
+          <w:szCs w:val="28"/>
+        </w:rPr>
+        <w:t xml:space="preserve">4.2 Назначение, задачи (функции) информационной системы, состав обрабатываемой информации и её правовой режим</w:t>
+      </w:r>
+    </w:p>
+    <w:p>
+      <w:pPr>
+        <w:spacing w:line="360" w:lineRule="auto"/>
+        <w:jc w:val="both"/>
+        <w:ind w:firstLine="709"/>
+      </w:pPr>
+      <w:r>
+        <w:rPr>
+          <w:rFonts w:ascii="Times New Roman" w:hAnsi="Times New Roman" w:cs="Times New Roman"/>
+          <w:sz w:val="28"/>
+          <w:szCs w:val="28"/>
+        </w:rPr>
+        <w:t xml:space="preserve">Цель создания АС больницы — автоматизация лечебно-диагностического процесса и обеспечивающих его процессов медицинской организации-оператора, повышение оперативности, полноты и достоверности обработки сведений о пациентах, оказанных им медицинских услугах, движении лекарственных средств и финансовых документах.</w:t>
+      </w:r>
+    </w:p>
+    <w:p>
+      <w:pPr>
+        <w:spacing w:line="360" w:lineRule="auto"/>
+        <w:jc w:val="both"/>
+        <w:ind w:firstLine="709"/>
+      </w:pPr>
+      <w:r>
+        <w:rPr>
+          <w:rFonts w:ascii="Times New Roman" w:hAnsi="Times New Roman" w:cs="Times New Roman"/>
+          <w:sz w:val="28"/>
+          <w:szCs w:val="28"/>
+        </w:rPr>
+        <w:t xml:space="preserve">Задачи АС больницы:</w:t>
+      </w:r>
+    </w:p>
+    <w:p>
+      <w:pPr>
+        <w:spacing w:line="360" w:lineRule="auto"/>
+        <w:jc w:val="both"/>
+        <w:ind w:firstLine="709"/>
+      </w:pPr>
+      <w:r>
+        <w:rPr>
+          <w:rFonts w:ascii="Times New Roman" w:hAnsi="Times New Roman" w:cs="Times New Roman"/>
+          <w:sz w:val="28"/>
+          <w:szCs w:val="28"/>
+        </w:rPr>
+        <w:t xml:space="preserve">— ведение единого реестра пациентов медицинской организации-оператора с их персональными и медицинскими данными;</w:t>
+      </w:r>
+    </w:p>
+    <w:p>
+      <w:pPr>
+        <w:spacing w:line="360" w:lineRule="auto"/>
+        <w:jc w:val="both"/>
+        <w:ind w:firstLine="709"/>
+      </w:pPr>
+      <w:r>
+        <w:rPr>
+          <w:rFonts w:ascii="Times New Roman" w:hAnsi="Times New Roman" w:cs="Times New Roman"/>
+          <w:sz w:val="28"/>
+          <w:szCs w:val="28"/>
+        </w:rPr>
+        <w:t xml:space="preserve">— организация записи пациентов на приём и управление расписанием врачей, кабинетов, диагностических подразделений;</w:t>
+      </w:r>
+    </w:p>
+    <w:p>
+      <w:pPr>
+        <w:spacing w:line="360" w:lineRule="auto"/>
+        <w:jc w:val="both"/>
+        <w:ind w:firstLine="709"/>
+      </w:pPr>
+      <w:r>
+        <w:rPr>
+          <w:rFonts w:ascii="Times New Roman" w:hAnsi="Times New Roman" w:cs="Times New Roman"/>
+          <w:sz w:val="28"/>
+          <w:szCs w:val="28"/>
+        </w:rPr>
+        <w:t xml:space="preserve">— ведение электронных медицинских карт пациентов с фиксацией приёмов, диагнозов, назначений, рекомендаций и иных клинических сведений;</w:t>
+      </w:r>
+    </w:p>
+    <w:p>
+      <w:pPr>
+        <w:spacing w:line="360" w:lineRule="auto"/>
+        <w:jc w:val="both"/>
+        <w:ind w:firstLine="709"/>
+      </w:pPr>
+      <w:r>
+        <w:rPr>
+          <w:rFonts w:ascii="Times New Roman" w:hAnsi="Times New Roman" w:cs="Times New Roman"/>
+          <w:sz w:val="28"/>
+          <w:szCs w:val="28"/>
+        </w:rPr>
+        <w:t xml:space="preserve">— оформление направлений на лабораторные и инструментальные исследования и хранение результатов исследований;</w:t>
+      </w:r>
+    </w:p>
+    <w:p>
+      <w:pPr>
+        <w:spacing w:line="360" w:lineRule="auto"/>
+        <w:jc w:val="both"/>
+        <w:ind w:firstLine="709"/>
+      </w:pPr>
+      <w:r>
+        <w:rPr>
+          <w:rFonts w:ascii="Times New Roman" w:hAnsi="Times New Roman" w:cs="Times New Roman"/>
+          <w:sz w:val="28"/>
+          <w:szCs w:val="28"/>
+        </w:rPr>
+        <w:t xml:space="preserve">— ведение учёта стационарной помощи: госпитализаций, движения по койко-местам, переводов между отделениями, выписки пациентов;</w:t>
+      </w:r>
+    </w:p>
+    <w:p>
+      <w:pPr>
+        <w:spacing w:line="360" w:lineRule="auto"/>
+        <w:jc w:val="both"/>
+        <w:ind w:firstLine="709"/>
+      </w:pPr>
+      <w:r>
+        <w:rPr>
+          <w:rFonts w:ascii="Times New Roman" w:hAnsi="Times New Roman" w:cs="Times New Roman"/>
+          <w:sz w:val="28"/>
+          <w:szCs w:val="28"/>
+        </w:rPr>
+        <w:t xml:space="preserve">— ведение лекарственного обеспечения: учёт остатков, поступление лекарственных средств в аптеку, выдача в отделения, выдача и (или) введение пациенту по назначениям, списание, контроль партий и сроков годности;</w:t>
+      </w:r>
+    </w:p>
+    <w:p>
+      <w:pPr>
+        <w:spacing w:line="360" w:lineRule="auto"/>
+        <w:jc w:val="both"/>
+        <w:ind w:firstLine="709"/>
+      </w:pPr>
+      <w:r>
+        <w:rPr>
+          <w:rFonts w:ascii="Times New Roman" w:hAnsi="Times New Roman" w:cs="Times New Roman"/>
+          <w:sz w:val="28"/>
+          <w:szCs w:val="28"/>
+        </w:rPr>
+        <w:t xml:space="preserve">— ведение финансового учёта оказанных медицинских услуг (для платных услуг), формирование счетов и контроль оплат;</w:t>
+      </w:r>
+    </w:p>
+    <w:p>
+      <w:pPr>
+        <w:spacing w:line="360" w:lineRule="auto"/>
+        <w:jc w:val="both"/>
+        <w:ind w:firstLine="709"/>
+      </w:pPr>
+      <w:r>
+        <w:rPr>
+          <w:rFonts w:ascii="Times New Roman" w:hAnsi="Times New Roman" w:cs="Times New Roman"/>
+          <w:sz w:val="28"/>
+          <w:szCs w:val="28"/>
+        </w:rPr>
+        <w:t xml:space="preserve">— разграничение прав доступа пользователей в соответствии с их ролями в медицинской организации-операторе;</w:t>
+      </w:r>
+    </w:p>
+    <w:p>
+      <w:pPr>
+        <w:spacing w:line="360" w:lineRule="auto"/>
+        <w:jc w:val="both"/>
+        <w:ind w:firstLine="709"/>
+      </w:pPr>
+      <w:r>
+        <w:rPr>
+          <w:rFonts w:ascii="Times New Roman" w:hAnsi="Times New Roman" w:cs="Times New Roman"/>
+          <w:sz w:val="28"/>
+          <w:szCs w:val="28"/>
+        </w:rPr>
+        <w:t xml:space="preserve">— автоматическая регистрация всех значимых действий пользователей в журналах аудита.</w:t>
+      </w:r>
+    </w:p>
+    <w:p>
+      <w:pPr>
+        <w:spacing w:line="360" w:lineRule="auto"/>
+        <w:jc w:val="both"/>
+        <w:ind w:firstLine="709"/>
+      </w:pPr>
+      <w:r>
+        <w:rPr>
+          <w:rFonts w:ascii="Times New Roman" w:hAnsi="Times New Roman" w:cs="Times New Roman"/>
+          <w:sz w:val="28"/>
+          <w:szCs w:val="28"/>
+        </w:rPr>
+        <w:t xml:space="preserve">Функции АС больницы:</w:t>
+      </w:r>
+    </w:p>
+    <w:p>
+      <w:pPr>
+        <w:spacing w:line="360" w:lineRule="auto"/>
+        <w:jc w:val="both"/>
+        <w:ind w:firstLine="709"/>
+      </w:pPr>
+      <w:r>
+        <w:rPr>
+          <w:rFonts w:ascii="Times New Roman" w:hAnsi="Times New Roman" w:cs="Times New Roman"/>
+          <w:sz w:val="28"/>
+          <w:szCs w:val="28"/>
+        </w:rPr>
+        <w:t xml:space="preserve">— регистрация пациента, ведение и редактирование карточки пациента;</w:t>
+      </w:r>
+    </w:p>
+    <w:p>
+      <w:pPr>
+        <w:spacing w:line="360" w:lineRule="auto"/>
+        <w:jc w:val="both"/>
+        <w:ind w:firstLine="709"/>
+      </w:pPr>
+      <w:r>
+        <w:rPr>
+          <w:rFonts w:ascii="Times New Roman" w:hAnsi="Times New Roman" w:cs="Times New Roman"/>
+          <w:sz w:val="28"/>
+          <w:szCs w:val="28"/>
+        </w:rPr>
+        <w:t xml:space="preserve">— поиск пациента по фамилии, имени, отчеству, паспортным данным, номеру полиса обязательного медицинского страхования, страхового номера индивидуального лицевого счёта;</w:t>
+      </w:r>
+    </w:p>
+    <w:p>
+      <w:pPr>
+        <w:spacing w:line="360" w:lineRule="auto"/>
+        <w:jc w:val="both"/>
+        <w:ind w:firstLine="709"/>
+      </w:pPr>
+      <w:r>
+        <w:rPr>
+          <w:rFonts w:ascii="Times New Roman" w:hAnsi="Times New Roman" w:cs="Times New Roman"/>
+          <w:sz w:val="28"/>
+          <w:szCs w:val="28"/>
+        </w:rPr>
+        <w:t xml:space="preserve">— формирование расписания врачей и кабинетов, запись пациента на приём, перенос и отмена записи;</w:t>
+      </w:r>
+    </w:p>
+    <w:p>
+      <w:pPr>
+        <w:spacing w:line="360" w:lineRule="auto"/>
+        <w:jc w:val="both"/>
+        <w:ind w:firstLine="709"/>
+      </w:pPr>
+      <w:r>
+        <w:rPr>
+          <w:rFonts w:ascii="Times New Roman" w:hAnsi="Times New Roman" w:cs="Times New Roman"/>
+          <w:sz w:val="28"/>
+          <w:szCs w:val="28"/>
+        </w:rPr>
+        <w:t xml:space="preserve">— ведение электронной медицинской карты, фиксация осмотров, диагнозов, назначений, рекомендаций;</w:t>
+      </w:r>
+    </w:p>
+    <w:p>
+      <w:pPr>
+        <w:spacing w:line="360" w:lineRule="auto"/>
+        <w:jc w:val="both"/>
+        <w:ind w:firstLine="709"/>
+      </w:pPr>
+      <w:r>
+        <w:rPr>
+          <w:rFonts w:ascii="Times New Roman" w:hAnsi="Times New Roman" w:cs="Times New Roman"/>
+          <w:sz w:val="28"/>
+          <w:szCs w:val="28"/>
+        </w:rPr>
+        <w:t xml:space="preserve">— формирование направлений на исследования, фиксация выполненных исследований и их результатов;</w:t>
+      </w:r>
+    </w:p>
+    <w:p>
+      <w:pPr>
+        <w:spacing w:line="360" w:lineRule="auto"/>
+        <w:jc w:val="both"/>
+        <w:ind w:firstLine="709"/>
+      </w:pPr>
+      <w:r>
+        <w:rPr>
+          <w:rFonts w:ascii="Times New Roman" w:hAnsi="Times New Roman" w:cs="Times New Roman"/>
+          <w:sz w:val="28"/>
+          <w:szCs w:val="28"/>
+        </w:rPr>
+        <w:t xml:space="preserve">— регистрация поступлений в стационар, ведение койко-фонда, оформление переводов и выписки;</w:t>
+      </w:r>
+    </w:p>
+    <w:p>
+      <w:pPr>
+        <w:spacing w:line="360" w:lineRule="auto"/>
+        <w:jc w:val="both"/>
+        <w:ind w:firstLine="709"/>
+      </w:pPr>
+      <w:r>
+        <w:rPr>
+          <w:rFonts w:ascii="Times New Roman" w:hAnsi="Times New Roman" w:cs="Times New Roman"/>
+          <w:sz w:val="28"/>
+          <w:szCs w:val="28"/>
+        </w:rPr>
+        <w:t xml:space="preserve">— ведение справочников лекарственных средств, поступлений, выдач в отделения, документов выдачи и (или) введения пациенту, списаний;</w:t>
+      </w:r>
+    </w:p>
+    <w:p>
+      <w:pPr>
+        <w:spacing w:line="360" w:lineRule="auto"/>
+        <w:jc w:val="both"/>
+        <w:ind w:firstLine="709"/>
+      </w:pPr>
+      <w:r>
+        <w:rPr>
+          <w:rFonts w:ascii="Times New Roman" w:hAnsi="Times New Roman" w:cs="Times New Roman"/>
+          <w:sz w:val="28"/>
+          <w:szCs w:val="28"/>
+        </w:rPr>
+        <w:t xml:space="preserve">— формирование счетов за платные медицинские услуги, регистрация оплат, формирование финансовой отчётности;</w:t>
+      </w:r>
+    </w:p>
+    <w:p>
+      <w:pPr>
+        <w:spacing w:line="360" w:lineRule="auto"/>
+        <w:jc w:val="both"/>
+        <w:ind w:firstLine="709"/>
+      </w:pPr>
+      <w:r>
+        <w:rPr>
+          <w:rFonts w:ascii="Times New Roman" w:hAnsi="Times New Roman" w:cs="Times New Roman"/>
+          <w:sz w:val="28"/>
+          <w:szCs w:val="28"/>
+        </w:rPr>
+        <w:t xml:space="preserve">— ведение справочников персонала, отделений, кабинетов, услуг;</w:t>
+      </w:r>
+    </w:p>
+    <w:p>
+      <w:pPr>
+        <w:spacing w:line="360" w:lineRule="auto"/>
+        <w:jc w:val="both"/>
+        <w:ind w:firstLine="709"/>
+      </w:pPr>
+      <w:r>
+        <w:rPr>
+          <w:rFonts w:ascii="Times New Roman" w:hAnsi="Times New Roman" w:cs="Times New Roman"/>
+          <w:sz w:val="28"/>
+          <w:szCs w:val="28"/>
+        </w:rPr>
+        <w:t xml:space="preserve">— формирование отчётов по деятельности медицинской организации-оператора, отделений и отдельных пользователей;</w:t>
+      </w:r>
+    </w:p>
+    <w:p>
+      <w:pPr>
+        <w:spacing w:line="360" w:lineRule="auto"/>
+        <w:jc w:val="both"/>
+        <w:ind w:firstLine="709"/>
+      </w:pPr>
+      <w:r>
+        <w:rPr>
+          <w:rFonts w:ascii="Times New Roman" w:hAnsi="Times New Roman" w:cs="Times New Roman"/>
+          <w:sz w:val="28"/>
+          <w:szCs w:val="28"/>
+        </w:rPr>
+        <w:t xml:space="preserve">— автоматическое формирование журналов аудита действий пользователей.</w:t>
+      </w:r>
+    </w:p>
+    <w:p>
+      <w:pPr>
+        <w:spacing w:line="360" w:lineRule="auto"/>
+        <w:jc w:val="both"/>
+        <w:ind w:firstLine="709"/>
+      </w:pPr>
+      <w:r>
+        <w:rPr>
+          <w:rFonts w:ascii="Times New Roman" w:hAnsi="Times New Roman" w:cs="Times New Roman"/>
+          <w:sz w:val="28"/>
+          <w:szCs w:val="28"/>
+        </w:rPr>
+        <w:t xml:space="preserve">Состав обрабатываемой в АС больницы информации и её правовой режим представлены в таблице 3.</w:t>
+      </w:r>
+    </w:p>
+    <w:tbl>
+      <w:tblPr>
+        <w:tblW w:w="5000" w:type="pct"/>
+        <w:tblBorders>
+          <w:top w:val="single" w:sz="4" w:space="0" w:color="000000"/>
+          <w:left w:val="single" w:sz="4" w:space="0" w:color="000000"/>
+          <w:bottom w:val="single" w:sz="4" w:space="0" w:color="000000"/>
+          <w:right w:val="single" w:sz="4" w:space="0" w:color="000000"/>
+          <w:insideH w:val="single" w:sz="4" w:space="0" w:color="000000"/>
+          <w:insideV w:val="single" w:sz="4" w:space="0" w:color="000000"/>
+        </w:tblBorders>
+        <w:tblLayout w:type="autofit"/>
+      </w:tblPr>
+      <w:tr>
+        <w:tc>
+          <w:tcPr>
+            <w:tcW w:w="0" w:type="auto"/>
+          </w:tcPr>
+          <w:p>
+            <w:pPr>
+              <w:spacing w:line="276" w:lineRule="auto"/>
+              <w:jc w:val="center"/>
+            </w:pPr>
+            <w:r>
+              <w:rPr>
+                <w:rFonts w:ascii="Times New Roman" w:hAnsi="Times New Roman" w:cs="Times New Roman"/>
+                <w:b/>
+                <w:bCs/>
+                <w:sz w:val="28"/>
+                <w:szCs w:val="28"/>
+              </w:rPr>
+              <w:t xml:space="preserve">Таблица 3 — Состав обрабатываемой информации и её правовой режим</w:t>
+            </w:r>
+          </w:p>
+        </w:tc>
+      </w:tr>
+      <w:tr>
+        <w:tc>
+          <w:tcPr>
+            <w:tcW w:w="0" w:type="auto"/>
+          </w:tcPr>
+          <w:p>
+            <w:pPr>
+              <w:spacing w:line="276" w:lineRule="auto"/>
+              <w:jc w:val="left"/>
+            </w:pPr>
+            <w:r>
+              <w:rPr>
+                <w:rFonts w:ascii="Times New Roman" w:hAnsi="Times New Roman" w:cs="Times New Roman"/>
+                <w:sz w:val="28"/>
+                <w:szCs w:val="28"/>
+              </w:rPr>
+              <w:t xml:space="preserve">№ п/п</w:t>
+            </w:r>
+          </w:p>
+        </w:tc>
+        <w:tc>
+          <w:tcPr>
+            <w:tcW w:w="0" w:type="auto"/>
+          </w:tcPr>
+          <w:p>
+            <w:pPr>
+              <w:spacing w:line="276" w:lineRule="auto"/>
+              <w:jc w:val="left"/>
+            </w:pPr>
+            <w:r>
+              <w:rPr>
+                <w:rFonts w:ascii="Times New Roman" w:hAnsi="Times New Roman" w:cs="Times New Roman"/>
+                <w:sz w:val="28"/>
+                <w:szCs w:val="28"/>
+              </w:rPr>
+              <w:t xml:space="preserve">Категория информации</w:t>
+            </w:r>
+          </w:p>
+        </w:tc>
+        <w:tc>
+          <w:tcPr>
+            <w:tcW w:w="0" w:type="auto"/>
+          </w:tcPr>
+          <w:p>
+            <w:pPr>
+              <w:spacing w:line="276" w:lineRule="auto"/>
+              <w:jc w:val="left"/>
+            </w:pPr>
+            <w:r>
+              <w:rPr>
+                <w:rFonts w:ascii="Times New Roman" w:hAnsi="Times New Roman" w:cs="Times New Roman"/>
+                <w:sz w:val="28"/>
+                <w:szCs w:val="28"/>
+              </w:rPr>
+              <w:t xml:space="preserve">Правовой режим</w:t>
+            </w:r>
+          </w:p>
+        </w:tc>
+        <w:tc>
+          <w:tcPr>
+            <w:tcW w:w="0" w:type="auto"/>
+          </w:tcPr>
+          <w:p>
+            <w:pPr>
+              <w:spacing w:line="276" w:lineRule="auto"/>
+              <w:jc w:val="left"/>
+            </w:pPr>
+            <w:r>
+              <w:rPr>
+                <w:rFonts w:ascii="Times New Roman" w:hAnsi="Times New Roman" w:cs="Times New Roman"/>
+                <w:sz w:val="28"/>
+                <w:szCs w:val="28"/>
+              </w:rPr>
+              <w:t xml:space="preserve">Основание</w:t>
+            </w:r>
+          </w:p>
+        </w:tc>
+      </w:tr>
+      <w:tr>
+        <w:tc>
+          <w:tcPr>
+            <w:tcW w:w="0" w:type="auto"/>
+          </w:tcPr>
+          <w:p>
+            <w:pPr>
+              <w:spacing w:line="276" w:lineRule="auto"/>
+              <w:jc w:val="left"/>
+            </w:pPr>
+            <w:r>
+              <w:rPr>
+                <w:rFonts w:ascii="Times New Roman" w:hAnsi="Times New Roman" w:cs="Times New Roman"/>
+                <w:sz w:val="28"/>
+                <w:szCs w:val="28"/>
+              </w:rPr>
+              <w:t xml:space="preserve">1.1</w:t>
+            </w:r>
+          </w:p>
+        </w:tc>
+        <w:tc>
+          <w:tcPr>
+            <w:tcW w:w="0" w:type="auto"/>
+          </w:tcPr>
+          <w:p>
+            <w:pPr>
+              <w:spacing w:line="276" w:lineRule="auto"/>
+              <w:jc w:val="left"/>
+            </w:pPr>
+            <w:r>
+              <w:rPr>
+                <w:rFonts w:ascii="Times New Roman" w:hAnsi="Times New Roman" w:cs="Times New Roman"/>
+                <w:sz w:val="28"/>
+                <w:szCs w:val="28"/>
+              </w:rPr>
+              <w:t xml:space="preserve">Сведения об отделениях медицинской организации-оператора, расписании врачей и кабинетов</w:t>
+            </w:r>
+          </w:p>
+        </w:tc>
+        <w:tc>
+          <w:tcPr>
+            <w:tcW w:w="0" w:type="auto"/>
+          </w:tcPr>
+          <w:p>
+            <w:pPr>
+              <w:spacing w:line="276" w:lineRule="auto"/>
+              <w:jc w:val="left"/>
+            </w:pPr>
+            <w:r>
+              <w:rPr>
+                <w:rFonts w:ascii="Times New Roman" w:hAnsi="Times New Roman" w:cs="Times New Roman"/>
+                <w:sz w:val="28"/>
+                <w:szCs w:val="28"/>
+              </w:rPr>
+              <w:t xml:space="preserve">Общедоступная информация</w:t>
+            </w:r>
+          </w:p>
+        </w:tc>
+        <w:tc>
+          <w:tcPr>
+            <w:tcW w:w="0" w:type="auto"/>
+          </w:tcPr>
+          <w:p>
+            <w:pPr>
+              <w:spacing w:line="276" w:lineRule="auto"/>
+              <w:jc w:val="left"/>
+            </w:pPr>
+            <w:r>
+              <w:rPr>
+                <w:rFonts w:ascii="Times New Roman" w:hAnsi="Times New Roman" w:cs="Times New Roman"/>
+                <w:sz w:val="28"/>
+                <w:szCs w:val="28"/>
+              </w:rPr>
+              <w:t xml:space="preserve">ст. 7 Федерального закона от 27.07.2006 № 149-ФЗ</w:t>
+            </w:r>
+          </w:p>
+        </w:tc>
+      </w:tr>
+      <w:tr>
+        <w:tc>
+          <w:tcPr>
+            <w:tcW w:w="0" w:type="auto"/>
+          </w:tcPr>
+          <w:p>
+            <w:pPr>
+              <w:spacing w:line="276" w:lineRule="auto"/>
+              <w:jc w:val="left"/>
+            </w:pPr>
+            <w:r>
+              <w:rPr>
+                <w:rFonts w:ascii="Times New Roman" w:hAnsi="Times New Roman" w:cs="Times New Roman"/>
+                <w:sz w:val="28"/>
+                <w:szCs w:val="28"/>
+              </w:rPr>
+              <w:t xml:space="preserve">2.1</w:t>
+            </w:r>
+          </w:p>
+        </w:tc>
+        <w:tc>
+          <w:tcPr>
+            <w:tcW w:w="0" w:type="auto"/>
+          </w:tcPr>
+          <w:p>
+            <w:pPr>
+              <w:spacing w:line="276" w:lineRule="auto"/>
+              <w:jc w:val="left"/>
+            </w:pPr>
+            <w:r>
+              <w:rPr>
+                <w:rFonts w:ascii="Times New Roman" w:hAnsi="Times New Roman" w:cs="Times New Roman"/>
+                <w:sz w:val="28"/>
+                <w:szCs w:val="28"/>
+              </w:rPr>
+              <w:t xml:space="preserve">Фамилия, имя, отчество пациента</w:t>
+            </w:r>
+          </w:p>
+        </w:tc>
+        <w:tc>
+          <w:tcPr>
+            <w:tcW w:w="0" w:type="auto"/>
+          </w:tcPr>
+          <w:p>
+            <w:pPr>
+              <w:spacing w:line="276" w:lineRule="auto"/>
+              <w:jc w:val="left"/>
+            </w:pPr>
+            <w:r>
+              <w:rPr>
+                <w:rFonts w:ascii="Times New Roman" w:hAnsi="Times New Roman" w:cs="Times New Roman"/>
+                <w:sz w:val="28"/>
+                <w:szCs w:val="28"/>
+              </w:rPr>
+              <w:t xml:space="preserve">Персональные данные (иные категории)</w:t>
+            </w:r>
+          </w:p>
+        </w:tc>
+        <w:tc>
+          <w:tcPr>
+            <w:tcW w:w="0" w:type="auto"/>
+          </w:tcPr>
+          <w:p>
+            <w:pPr>
+              <w:spacing w:line="276" w:lineRule="auto"/>
+              <w:jc w:val="left"/>
+            </w:pPr>
+            <w:r>
+              <w:rPr>
+                <w:rFonts w:ascii="Times New Roman" w:hAnsi="Times New Roman" w:cs="Times New Roman"/>
+                <w:sz w:val="28"/>
+                <w:szCs w:val="28"/>
+              </w:rPr>
+              <w:t xml:space="preserve">п. 1 ст. 3 Федерального закона от 27.07.2006 № 152-ФЗ</w:t>
+            </w:r>
+          </w:p>
+        </w:tc>
+      </w:tr>
+      <w:tr>
+        <w:tc>
+          <w:tcPr>
+            <w:tcW w:w="0" w:type="auto"/>
+          </w:tcPr>
+          <w:p>
+            <w:pPr>
+              <w:spacing w:line="276" w:lineRule="auto"/>
+              <w:jc w:val="left"/>
+            </w:pPr>
+            <w:r>
+              <w:rPr>
+                <w:rFonts w:ascii="Times New Roman" w:hAnsi="Times New Roman" w:cs="Times New Roman"/>
+                <w:sz w:val="28"/>
+                <w:szCs w:val="28"/>
+              </w:rPr>
+              <w:t xml:space="preserve">2.2</w:t>
+            </w:r>
+          </w:p>
+        </w:tc>
+        <w:tc>
+          <w:tcPr>
+            <w:tcW w:w="0" w:type="auto"/>
+          </w:tcPr>
+          <w:p>
+            <w:pPr>
+              <w:spacing w:line="276" w:lineRule="auto"/>
+              <w:jc w:val="left"/>
+            </w:pPr>
+            <w:r>
+              <w:rPr>
+                <w:rFonts w:ascii="Times New Roman" w:hAnsi="Times New Roman" w:cs="Times New Roman"/>
+                <w:sz w:val="28"/>
+                <w:szCs w:val="28"/>
+              </w:rPr>
+              <w:t xml:space="preserve">Дата и место рождения пациента</w:t>
+            </w:r>
+          </w:p>
+        </w:tc>
+        <w:tc>
+          <w:tcPr>
+            <w:tcW w:w="0" w:type="auto"/>
+          </w:tcPr>
+          <w:p>
+            <w:pPr>
+              <w:spacing w:line="276" w:lineRule="auto"/>
+              <w:jc w:val="left"/>
+            </w:pPr>
+            <w:r>
+              <w:rPr>
+                <w:rFonts w:ascii="Times New Roman" w:hAnsi="Times New Roman" w:cs="Times New Roman"/>
+                <w:sz w:val="28"/>
+                <w:szCs w:val="28"/>
+              </w:rPr>
+              <w:t xml:space="preserve">Персональные данные (иные категории)</w:t>
+            </w:r>
+          </w:p>
+        </w:tc>
+        <w:tc>
+          <w:tcPr>
+            <w:tcW w:w="0" w:type="auto"/>
+          </w:tcPr>
+          <w:p>
+            <w:pPr>
+              <w:spacing w:line="276" w:lineRule="auto"/>
+              <w:jc w:val="left"/>
+            </w:pPr>
+            <w:r>
+              <w:rPr>
+                <w:rFonts w:ascii="Times New Roman" w:hAnsi="Times New Roman" w:cs="Times New Roman"/>
+                <w:sz w:val="28"/>
+                <w:szCs w:val="28"/>
+              </w:rPr>
+              <w:t xml:space="preserve">п. 1 ст. 3 Федерального закона от 27.07.2006 № 152-ФЗ</w:t>
+            </w:r>
+          </w:p>
+        </w:tc>
+      </w:tr>
+      <w:tr>
+        <w:tc>
+          <w:tcPr>
+            <w:tcW w:w="0" w:type="auto"/>
+          </w:tcPr>
+          <w:p>
+            <w:pPr>
+              <w:spacing w:line="276" w:lineRule="auto"/>
+              <w:jc w:val="left"/>
+            </w:pPr>
+            <w:r>
+              <w:rPr>
+                <w:rFonts w:ascii="Times New Roman" w:hAnsi="Times New Roman" w:cs="Times New Roman"/>
+                <w:sz w:val="28"/>
+                <w:szCs w:val="28"/>
+              </w:rPr>
+              <w:t xml:space="preserve">2.3</w:t>
+            </w:r>
+          </w:p>
+        </w:tc>
+        <w:tc>
+          <w:tcPr>
+            <w:tcW w:w="0" w:type="auto"/>
+          </w:tcPr>
+          <w:p>
+            <w:pPr>
+              <w:spacing w:line="276" w:lineRule="auto"/>
+              <w:jc w:val="left"/>
+            </w:pPr>
+            <w:r>
+              <w:rPr>
+                <w:rFonts w:ascii="Times New Roman" w:hAnsi="Times New Roman" w:cs="Times New Roman"/>
+                <w:sz w:val="28"/>
+                <w:szCs w:val="28"/>
+              </w:rPr>
+              <w:t xml:space="preserve">Адрес регистрации (места жительства) пациента</w:t>
+            </w:r>
+          </w:p>
+        </w:tc>
+        <w:tc>
+          <w:tcPr>
+            <w:tcW w:w="0" w:type="auto"/>
+          </w:tcPr>
+          <w:p>
+            <w:pPr>
+              <w:spacing w:line="276" w:lineRule="auto"/>
+              <w:jc w:val="left"/>
+            </w:pPr>
+            <w:r>
+              <w:rPr>
+                <w:rFonts w:ascii="Times New Roman" w:hAnsi="Times New Roman" w:cs="Times New Roman"/>
+                <w:sz w:val="28"/>
+                <w:szCs w:val="28"/>
+              </w:rPr>
+              <w:t xml:space="preserve">Персональные данные (иные категории)</w:t>
+            </w:r>
+          </w:p>
+        </w:tc>
+        <w:tc>
+          <w:tcPr>
+            <w:tcW w:w="0" w:type="auto"/>
+          </w:tcPr>
+          <w:p>
+            <w:pPr>
+              <w:spacing w:line="276" w:lineRule="auto"/>
+              <w:jc w:val="left"/>
+            </w:pPr>
+            <w:r>
+              <w:rPr>
+                <w:rFonts w:ascii="Times New Roman" w:hAnsi="Times New Roman" w:cs="Times New Roman"/>
+                <w:sz w:val="28"/>
+                <w:szCs w:val="28"/>
+              </w:rPr>
+              <w:t xml:space="preserve">п. 1 ст. 3 Федерального закона от 27.07.2006 № 152-ФЗ</w:t>
+            </w:r>
+          </w:p>
+        </w:tc>
+      </w:tr>
+      <w:tr>
+        <w:tc>
+          <w:tcPr>
+            <w:tcW w:w="0" w:type="auto"/>
+          </w:tcPr>
+          <w:p>
+            <w:pPr>
+              <w:spacing w:line="276" w:lineRule="auto"/>
+              <w:jc w:val="left"/>
+            </w:pPr>
+            <w:r>
+              <w:rPr>
+                <w:rFonts w:ascii="Times New Roman" w:hAnsi="Times New Roman" w:cs="Times New Roman"/>
+                <w:sz w:val="28"/>
+                <w:szCs w:val="28"/>
+              </w:rPr>
+              <w:t xml:space="preserve">2.4</w:t>
+            </w:r>
+          </w:p>
+        </w:tc>
+        <w:tc>
+          <w:tcPr>
+            <w:tcW w:w="0" w:type="auto"/>
+          </w:tcPr>
+          <w:p>
+            <w:pPr>
+              <w:spacing w:line="276" w:lineRule="auto"/>
+              <w:jc w:val="left"/>
+            </w:pPr>
+            <w:r>
+              <w:rPr>
+                <w:rFonts w:ascii="Times New Roman" w:hAnsi="Times New Roman" w:cs="Times New Roman"/>
+                <w:sz w:val="28"/>
+                <w:szCs w:val="28"/>
+              </w:rPr>
+              <w:t xml:space="preserve">Паспортные данные (серия, номер, кем и когда выдан) пациента</w:t>
+            </w:r>
+          </w:p>
+        </w:tc>
+        <w:tc>
+          <w:tcPr>
+            <w:tcW w:w="0" w:type="auto"/>
+          </w:tcPr>
+          <w:p>
+            <w:pPr>
+              <w:spacing w:line="276" w:lineRule="auto"/>
+              <w:jc w:val="left"/>
+            </w:pPr>
+            <w:r>
+              <w:rPr>
+                <w:rFonts w:ascii="Times New Roman" w:hAnsi="Times New Roman" w:cs="Times New Roman"/>
+                <w:sz w:val="28"/>
+                <w:szCs w:val="28"/>
+              </w:rPr>
+              <w:t xml:space="preserve">Персональные данные (иные категории) — конфиденциальная информация</w:t>
+            </w:r>
+          </w:p>
+        </w:tc>
+        <w:tc>
+          <w:tcPr>
+            <w:tcW w:w="0" w:type="auto"/>
+          </w:tcPr>
+          <w:p>
+            <w:pPr>
+              <w:spacing w:line="276" w:lineRule="auto"/>
+              <w:jc w:val="left"/>
+            </w:pPr>
+            <w:r>
+              <w:rPr>
+                <w:rFonts w:ascii="Times New Roman" w:hAnsi="Times New Roman" w:cs="Times New Roman"/>
+                <w:sz w:val="28"/>
+                <w:szCs w:val="28"/>
+              </w:rPr>
+              <w:t xml:space="preserve">п. 1 ст. 3 Федерального закона от 27.07.2006 № 152-ФЗ; п. 5 Требований, утверждённых постановлением Правительства Российской Федерации от 01.11.2012 № 1119</w:t>
+            </w:r>
+          </w:p>
+        </w:tc>
+      </w:tr>
+      <w:tr>
+        <w:tc>
+          <w:tcPr>
+            <w:tcW w:w="0" w:type="auto"/>
+          </w:tcPr>
+          <w:p>
+            <w:pPr>
+              <w:spacing w:line="276" w:lineRule="auto"/>
+              <w:jc w:val="left"/>
+            </w:pPr>
+            <w:r>
+              <w:rPr>
+                <w:rFonts w:ascii="Times New Roman" w:hAnsi="Times New Roman" w:cs="Times New Roman"/>
+                <w:sz w:val="28"/>
+                <w:szCs w:val="28"/>
+              </w:rPr>
+              <w:t xml:space="preserve">2.5</w:t>
+            </w:r>
+          </w:p>
+        </w:tc>
+        <w:tc>
+          <w:tcPr>
+            <w:tcW w:w="0" w:type="auto"/>
+          </w:tcPr>
+          <w:p>
+            <w:pPr>
+              <w:spacing w:line="276" w:lineRule="auto"/>
+              <w:jc w:val="left"/>
+            </w:pPr>
+            <w:r>
+              <w:rPr>
+                <w:rFonts w:ascii="Times New Roman" w:hAnsi="Times New Roman" w:cs="Times New Roman"/>
+                <w:sz w:val="28"/>
+                <w:szCs w:val="28"/>
+              </w:rPr>
+              <w:t xml:space="preserve">Страховой номер индивидуального лицевого счёта (СНИЛС), номер полиса обязательного медицинского страхования</w:t>
+            </w:r>
+          </w:p>
+        </w:tc>
+        <w:tc>
+          <w:tcPr>
+            <w:tcW w:w="0" w:type="auto"/>
+          </w:tcPr>
+          <w:p>
+            <w:pPr>
+              <w:spacing w:line="276" w:lineRule="auto"/>
+              <w:jc w:val="left"/>
+            </w:pPr>
+            <w:r>
+              <w:rPr>
+                <w:rFonts w:ascii="Times New Roman" w:hAnsi="Times New Roman" w:cs="Times New Roman"/>
+                <w:sz w:val="28"/>
+                <w:szCs w:val="28"/>
+              </w:rPr>
+              <w:t xml:space="preserve">Персональные данные (иные категории)</w:t>
+            </w:r>
+          </w:p>
+        </w:tc>
+        <w:tc>
+          <w:tcPr>
+            <w:tcW w:w="0" w:type="auto"/>
+          </w:tcPr>
+          <w:p>
+            <w:pPr>
+              <w:spacing w:line="276" w:lineRule="auto"/>
+              <w:jc w:val="left"/>
+            </w:pPr>
+            <w:r>
+              <w:rPr>
+                <w:rFonts w:ascii="Times New Roman" w:hAnsi="Times New Roman" w:cs="Times New Roman"/>
+                <w:sz w:val="28"/>
+                <w:szCs w:val="28"/>
+              </w:rPr>
+              <w:t xml:space="preserve">п. 1 ст. 3 Федерального закона от 27.07.2006 № 152-ФЗ</w:t>
+            </w:r>
+          </w:p>
+        </w:tc>
+      </w:tr>
+      <w:tr>
+        <w:tc>
+          <w:tcPr>
+            <w:tcW w:w="0" w:type="auto"/>
+          </w:tcPr>
+          <w:p>
+            <w:pPr>
+              <w:spacing w:line="276" w:lineRule="auto"/>
+              <w:jc w:val="left"/>
+            </w:pPr>
+            <w:r>
+              <w:rPr>
+                <w:rFonts w:ascii="Times New Roman" w:hAnsi="Times New Roman" w:cs="Times New Roman"/>
+                <w:sz w:val="28"/>
+                <w:szCs w:val="28"/>
+              </w:rPr>
+              <w:t xml:space="preserve">2.6</w:t>
+            </w:r>
+          </w:p>
+        </w:tc>
+        <w:tc>
+          <w:tcPr>
+            <w:tcW w:w="0" w:type="auto"/>
+          </w:tcPr>
+          <w:p>
+            <w:pPr>
+              <w:spacing w:line="276" w:lineRule="auto"/>
+              <w:jc w:val="left"/>
+            </w:pPr>
+            <w:r>
+              <w:rPr>
+                <w:rFonts w:ascii="Times New Roman" w:hAnsi="Times New Roman" w:cs="Times New Roman"/>
+                <w:sz w:val="28"/>
+                <w:szCs w:val="28"/>
+              </w:rPr>
+              <w:t xml:space="preserve">Контактные данные пациента (телефон, адрес электронной почты)</w:t>
+            </w:r>
+          </w:p>
+        </w:tc>
+        <w:tc>
+          <w:tcPr>
+            <w:tcW w:w="0" w:type="auto"/>
+          </w:tcPr>
+          <w:p>
+            <w:pPr>
+              <w:spacing w:line="276" w:lineRule="auto"/>
+              <w:jc w:val="left"/>
+            </w:pPr>
+            <w:r>
+              <w:rPr>
+                <w:rFonts w:ascii="Times New Roman" w:hAnsi="Times New Roman" w:cs="Times New Roman"/>
+                <w:sz w:val="28"/>
+                <w:szCs w:val="28"/>
+              </w:rPr>
+              <w:t xml:space="preserve">Персональные данные (иные категории)</w:t>
+            </w:r>
+          </w:p>
+        </w:tc>
+        <w:tc>
+          <w:tcPr>
+            <w:tcW w:w="0" w:type="auto"/>
+          </w:tcPr>
+          <w:p>
+            <w:pPr>
+              <w:spacing w:line="276" w:lineRule="auto"/>
+              <w:jc w:val="left"/>
+            </w:pPr>
+            <w:r>
+              <w:rPr>
+                <w:rFonts w:ascii="Times New Roman" w:hAnsi="Times New Roman" w:cs="Times New Roman"/>
+                <w:sz w:val="28"/>
+                <w:szCs w:val="28"/>
+              </w:rPr>
+              <w:t xml:space="preserve">п. 1 ст. 3 Федерального закона от 27.07.2006 № 152-ФЗ</w:t>
+            </w:r>
+          </w:p>
+        </w:tc>
+      </w:tr>
+      <w:tr>
+        <w:tc>
+          <w:tcPr>
+            <w:tcW w:w="0" w:type="auto"/>
+          </w:tcPr>
+          <w:p>
+            <w:pPr>
+              <w:spacing w:line="276" w:lineRule="auto"/>
+              <w:jc w:val="left"/>
+            </w:pPr>
+            <w:r>
+              <w:rPr>
+                <w:rFonts w:ascii="Times New Roman" w:hAnsi="Times New Roman" w:cs="Times New Roman"/>
+                <w:sz w:val="28"/>
+                <w:szCs w:val="28"/>
+              </w:rPr>
+              <w:t xml:space="preserve">3.1</w:t>
+            </w:r>
+          </w:p>
+        </w:tc>
+        <w:tc>
+          <w:tcPr>
+            <w:tcW w:w="0" w:type="auto"/>
+          </w:tcPr>
+          <w:p>
+            <w:pPr>
+              <w:spacing w:line="276" w:lineRule="auto"/>
+              <w:jc w:val="left"/>
+            </w:pPr>
+            <w:r>
+              <w:rPr>
+                <w:rFonts w:ascii="Times New Roman" w:hAnsi="Times New Roman" w:cs="Times New Roman"/>
+                <w:sz w:val="28"/>
+                <w:szCs w:val="28"/>
+              </w:rPr>
+              <w:t xml:space="preserve">Сведения о состоянии здоровья пациента, диагнозах, результатах исследований, назначениях, проведённом лечении (электронная медицинская карта)</w:t>
+            </w:r>
+          </w:p>
+        </w:tc>
+        <w:tc>
+          <w:tcPr>
+            <w:tcW w:w="0" w:type="auto"/>
+          </w:tcPr>
+          <w:p>
+            <w:pPr>
+              <w:spacing w:line="276" w:lineRule="auto"/>
+              <w:jc w:val="left"/>
+            </w:pPr>
+            <w:r>
+              <w:rPr>
+                <w:rFonts w:ascii="Times New Roman" w:hAnsi="Times New Roman" w:cs="Times New Roman"/>
+                <w:sz w:val="28"/>
+                <w:szCs w:val="28"/>
+              </w:rPr>
+              <w:t xml:space="preserve">Персональные данные специальных категорий; одновременно составляют врачебную тайну</w:t>
+            </w:r>
+          </w:p>
+        </w:tc>
+        <w:tc>
+          <w:tcPr>
+            <w:tcW w:w="0" w:type="auto"/>
+          </w:tcPr>
+          <w:p>
+            <w:pPr>
+              <w:spacing w:line="276" w:lineRule="auto"/>
+              <w:jc w:val="left"/>
+            </w:pPr>
+            <w:r>
+              <w:rPr>
+                <w:rFonts w:ascii="Times New Roman" w:hAnsi="Times New Roman" w:cs="Times New Roman"/>
+                <w:sz w:val="28"/>
+                <w:szCs w:val="28"/>
+              </w:rPr>
+              <w:t xml:space="preserve">ч. 1 ст. 10 Федерального закона от 27.07.2006 № 152-ФЗ; ч. 1 ст. 13 Федерального закона от 21.11.2011 № 323-ФЗ</w:t>
+            </w:r>
+          </w:p>
+        </w:tc>
+      </w:tr>
+      <w:tr>
+        <w:tc>
+          <w:tcPr>
+            <w:tcW w:w="0" w:type="auto"/>
+          </w:tcPr>
+          <w:p>
+            <w:pPr>
+              <w:spacing w:line="276" w:lineRule="auto"/>
+              <w:jc w:val="left"/>
+            </w:pPr>
+            <w:r>
+              <w:rPr>
+                <w:rFonts w:ascii="Times New Roman" w:hAnsi="Times New Roman" w:cs="Times New Roman"/>
+                <w:sz w:val="28"/>
+                <w:szCs w:val="28"/>
+              </w:rPr>
+              <w:t xml:space="preserve">3.2</w:t>
+            </w:r>
+          </w:p>
+        </w:tc>
+        <w:tc>
+          <w:tcPr>
+            <w:tcW w:w="0" w:type="auto"/>
+          </w:tcPr>
+          <w:p>
+            <w:pPr>
+              <w:spacing w:line="276" w:lineRule="auto"/>
+              <w:jc w:val="left"/>
+            </w:pPr>
+            <w:r>
+              <w:rPr>
+                <w:rFonts w:ascii="Times New Roman" w:hAnsi="Times New Roman" w:cs="Times New Roman"/>
+                <w:sz w:val="28"/>
+                <w:szCs w:val="28"/>
+              </w:rPr>
+              <w:t xml:space="preserve">Сведения о факте обращения пациента за оказанием медицинской помощи</w:t>
+            </w:r>
+          </w:p>
+        </w:tc>
+        <w:tc>
+          <w:tcPr>
+            <w:tcW w:w="0" w:type="auto"/>
+          </w:tcPr>
+          <w:p>
+            <w:pPr>
+              <w:spacing w:line="276" w:lineRule="auto"/>
+              <w:jc w:val="left"/>
+            </w:pPr>
+            <w:r>
+              <w:rPr>
+                <w:rFonts w:ascii="Times New Roman" w:hAnsi="Times New Roman" w:cs="Times New Roman"/>
+                <w:sz w:val="28"/>
+                <w:szCs w:val="28"/>
+              </w:rPr>
+              <w:t xml:space="preserve">Сведения, составляющие врачебную тайну</w:t>
+            </w:r>
+          </w:p>
+        </w:tc>
+        <w:tc>
+          <w:tcPr>
+            <w:tcW w:w="0" w:type="auto"/>
+          </w:tcPr>
+          <w:p>
+            <w:pPr>
+              <w:spacing w:line="276" w:lineRule="auto"/>
+              <w:jc w:val="left"/>
+            </w:pPr>
+            <w:r>
+              <w:rPr>
+                <w:rFonts w:ascii="Times New Roman" w:hAnsi="Times New Roman" w:cs="Times New Roman"/>
+                <w:sz w:val="28"/>
+                <w:szCs w:val="28"/>
+              </w:rPr>
+              <w:t xml:space="preserve">ч. 1 ст. 13 Федерального закона от 21.11.2011 № 323-ФЗ</w:t>
+            </w:r>
+          </w:p>
+        </w:tc>
+      </w:tr>
+      <w:tr>
+        <w:tc>
+          <w:tcPr>
+            <w:tcW w:w="0" w:type="auto"/>
+          </w:tcPr>
+          <w:p>
+            <w:pPr>
+              <w:spacing w:line="276" w:lineRule="auto"/>
+              <w:jc w:val="left"/>
+            </w:pPr>
+            <w:r>
+              <w:rPr>
+                <w:rFonts w:ascii="Times New Roman" w:hAnsi="Times New Roman" w:cs="Times New Roman"/>
+                <w:sz w:val="28"/>
+                <w:szCs w:val="28"/>
+              </w:rPr>
+              <w:t xml:space="preserve">4.1</w:t>
+            </w:r>
+          </w:p>
+        </w:tc>
+        <w:tc>
+          <w:tcPr>
+            <w:tcW w:w="0" w:type="auto"/>
+          </w:tcPr>
+          <w:p>
+            <w:pPr>
+              <w:spacing w:line="276" w:lineRule="auto"/>
+              <w:jc w:val="left"/>
+            </w:pPr>
+            <w:r>
+              <w:rPr>
+                <w:rFonts w:ascii="Times New Roman" w:hAnsi="Times New Roman" w:cs="Times New Roman"/>
+                <w:sz w:val="28"/>
+                <w:szCs w:val="28"/>
+              </w:rPr>
+              <w:t xml:space="preserve">Персональные данные сотрудников медицинской организации-оператора (фамилия, имя, отчество, должность, паспортные данные, СНИЛС, контактные данные)</w:t>
+            </w:r>
+          </w:p>
+        </w:tc>
+        <w:tc>
+          <w:tcPr>
+            <w:tcW w:w="0" w:type="auto"/>
+          </w:tcPr>
+          <w:p>
+            <w:pPr>
+              <w:spacing w:line="276" w:lineRule="auto"/>
+              <w:jc w:val="left"/>
+            </w:pPr>
+            <w:r>
+              <w:rPr>
+                <w:rFonts w:ascii="Times New Roman" w:hAnsi="Times New Roman" w:cs="Times New Roman"/>
+                <w:sz w:val="28"/>
+                <w:szCs w:val="28"/>
+              </w:rPr>
+              <w:t xml:space="preserve">Персональные данные сотрудников оператора (иные категории)</w:t>
+            </w:r>
+          </w:p>
+        </w:tc>
+        <w:tc>
+          <w:tcPr>
+            <w:tcW w:w="0" w:type="auto"/>
+          </w:tcPr>
+          <w:p>
+            <w:pPr>
+              <w:spacing w:line="276" w:lineRule="auto"/>
+              <w:jc w:val="left"/>
+            </w:pPr>
+            <w:r>
+              <w:rPr>
+                <w:rFonts w:ascii="Times New Roman" w:hAnsi="Times New Roman" w:cs="Times New Roman"/>
+                <w:sz w:val="28"/>
+                <w:szCs w:val="28"/>
+              </w:rPr>
+              <w:t xml:space="preserve">п. 1 ст. 3 Федерального закона от 27.07.2006 № 152-ФЗ</w:t>
+            </w:r>
+          </w:p>
+        </w:tc>
+      </w:tr>
+      <w:tr>
+        <w:tc>
+          <w:tcPr>
+            <w:tcW w:w="0" w:type="auto"/>
+          </w:tcPr>
+          <w:p>
+            <w:pPr>
+              <w:spacing w:line="276" w:lineRule="auto"/>
+              <w:jc w:val="left"/>
+            </w:pPr>
+            <w:r>
+              <w:rPr>
+                <w:rFonts w:ascii="Times New Roman" w:hAnsi="Times New Roman" w:cs="Times New Roman"/>
+                <w:sz w:val="28"/>
+                <w:szCs w:val="28"/>
+              </w:rPr>
+              <w:t xml:space="preserve">5.1</w:t>
+            </w:r>
+          </w:p>
+        </w:tc>
+        <w:tc>
+          <w:tcPr>
+            <w:tcW w:w="0" w:type="auto"/>
+          </w:tcPr>
+          <w:p>
+            <w:pPr>
+              <w:spacing w:line="276" w:lineRule="auto"/>
+              <w:jc w:val="left"/>
+            </w:pPr>
+            <w:r>
+              <w:rPr>
+                <w:rFonts w:ascii="Times New Roman" w:hAnsi="Times New Roman" w:cs="Times New Roman"/>
+                <w:sz w:val="28"/>
+                <w:szCs w:val="28"/>
+              </w:rPr>
+              <w:t xml:space="preserve">Сведения о финансовых документах за платные медицинские услуги (счета, оплаты, реквизиты плательщиков)</w:t>
+            </w:r>
+          </w:p>
+        </w:tc>
+        <w:tc>
+          <w:tcPr>
+            <w:tcW w:w="0" w:type="auto"/>
+          </w:tcPr>
+          <w:p>
+            <w:pPr>
+              <w:spacing w:line="276" w:lineRule="auto"/>
+              <w:jc w:val="left"/>
+            </w:pPr>
+            <w:r>
+              <w:rPr>
+                <w:rFonts w:ascii="Times New Roman" w:hAnsi="Times New Roman" w:cs="Times New Roman"/>
+                <w:sz w:val="28"/>
+                <w:szCs w:val="28"/>
+              </w:rPr>
+              <w:t xml:space="preserve">Информация ограниченного доступа (банковская и коммерческая тайна в части, относящейся к расчётам с плательщиками)</w:t>
+            </w:r>
+          </w:p>
+        </w:tc>
+        <w:tc>
+          <w:tcPr>
+            <w:tcW w:w="0" w:type="auto"/>
+          </w:tcPr>
+          <w:p>
+            <w:pPr>
+              <w:spacing w:line="276" w:lineRule="auto"/>
+              <w:jc w:val="left"/>
+            </w:pPr>
+            <w:r>
+              <w:rPr>
+                <w:rFonts w:ascii="Times New Roman" w:hAnsi="Times New Roman" w:cs="Times New Roman"/>
+                <w:sz w:val="28"/>
+                <w:szCs w:val="28"/>
+              </w:rPr>
+              <w:t xml:space="preserve">Федеральный закон от 02.12.1990 № 395-1 «О банках и банковской деятельности»; Федеральный закон от 29.07.2004 № 98-ФЗ «О коммерческой тайне»</w:t>
+            </w:r>
+          </w:p>
+        </w:tc>
+      </w:tr>
+      <w:tr>
+        <w:tc>
+          <w:tcPr>
+            <w:tcW w:w="0" w:type="auto"/>
+          </w:tcPr>
+          <w:p>
+            <w:pPr>
+              <w:spacing w:line="276" w:lineRule="auto"/>
+              <w:jc w:val="left"/>
+            </w:pPr>
+            <w:r>
+              <w:rPr>
+                <w:rFonts w:ascii="Times New Roman" w:hAnsi="Times New Roman" w:cs="Times New Roman"/>
+                <w:sz w:val="28"/>
+                <w:szCs w:val="28"/>
+              </w:rPr>
+              <w:t xml:space="preserve">6.1</w:t>
+            </w:r>
+          </w:p>
+        </w:tc>
+        <w:tc>
+          <w:tcPr>
+            <w:tcW w:w="0" w:type="auto"/>
+          </w:tcPr>
+          <w:p>
+            <w:pPr>
+              <w:spacing w:line="276" w:lineRule="auto"/>
+              <w:jc w:val="left"/>
+            </w:pPr>
+            <w:r>
+              <w:rPr>
+                <w:rFonts w:ascii="Times New Roman" w:hAnsi="Times New Roman" w:cs="Times New Roman"/>
+                <w:sz w:val="28"/>
+                <w:szCs w:val="28"/>
+              </w:rPr>
+              <w:t xml:space="preserve">Сведения об учётных записях пользователей АС больницы (логины, хеши паролей, роли)</w:t>
+            </w:r>
+          </w:p>
+        </w:tc>
+        <w:tc>
+          <w:tcPr>
+            <w:tcW w:w="0" w:type="auto"/>
+          </w:tcPr>
+          <w:p>
+            <w:pPr>
+              <w:spacing w:line="276" w:lineRule="auto"/>
+              <w:jc w:val="left"/>
+            </w:pPr>
+            <w:r>
+              <w:rPr>
+                <w:rFonts w:ascii="Times New Roman" w:hAnsi="Times New Roman" w:cs="Times New Roman"/>
+                <w:sz w:val="28"/>
+                <w:szCs w:val="28"/>
+              </w:rPr>
+              <w:t xml:space="preserve">Конфиденциальная информация (служебная информация ограниченного доступа)</w:t>
+            </w:r>
+          </w:p>
+        </w:tc>
+        <w:tc>
+          <w:tcPr>
+            <w:tcW w:w="0" w:type="auto"/>
+          </w:tcPr>
+          <w:p>
+            <w:pPr>
+              <w:spacing w:line="276" w:lineRule="auto"/>
+              <w:jc w:val="left"/>
+            </w:pPr>
+            <w:r>
+              <w:rPr>
+                <w:rFonts w:ascii="Times New Roman" w:hAnsi="Times New Roman" w:cs="Times New Roman"/>
+                <w:sz w:val="28"/>
+                <w:szCs w:val="28"/>
+              </w:rPr>
+              <w:t xml:space="preserve">п. 3.1 Перечня сведений конфиденциального характера, утверждённого Указом Президента Российской Федерации от 06.03.1997 № 188</w:t>
+            </w:r>
+          </w:p>
+        </w:tc>
+      </w:tr>
+      <w:tr>
+        <w:tc>
+          <w:tcPr>
+            <w:tcW w:w="0" w:type="auto"/>
+          </w:tcPr>
+          <w:p>
+            <w:pPr>
+              <w:spacing w:line="276" w:lineRule="auto"/>
+              <w:jc w:val="left"/>
+            </w:pPr>
+            <w:r>
+              <w:rPr>
+                <w:rFonts w:ascii="Times New Roman" w:hAnsi="Times New Roman" w:cs="Times New Roman"/>
+                <w:sz w:val="28"/>
+                <w:szCs w:val="28"/>
+              </w:rPr>
+              <w:t xml:space="preserve">6.2</w:t>
+            </w:r>
+          </w:p>
+        </w:tc>
+        <w:tc>
+          <w:tcPr>
+            <w:tcW w:w="0" w:type="auto"/>
+          </w:tcPr>
+          <w:p>
+            <w:pPr>
+              <w:spacing w:line="276" w:lineRule="auto"/>
+              <w:jc w:val="left"/>
+            </w:pPr>
+            <w:r>
+              <w:rPr>
+                <w:rFonts w:ascii="Times New Roman" w:hAnsi="Times New Roman" w:cs="Times New Roman"/>
+                <w:sz w:val="28"/>
+                <w:szCs w:val="28"/>
+              </w:rPr>
+              <w:t xml:space="preserve">Журналы аудита действий пользователей АС больницы, конфигурационные файлы средств защиты информации</w:t>
+            </w:r>
+          </w:p>
+        </w:tc>
+        <w:tc>
+          <w:tcPr>
+            <w:tcW w:w="0" w:type="auto"/>
+          </w:tcPr>
+          <w:p>
+            <w:pPr>
+              <w:spacing w:line="276" w:lineRule="auto"/>
+              <w:jc w:val="left"/>
+            </w:pPr>
+            <w:r>
+              <w:rPr>
+                <w:rFonts w:ascii="Times New Roman" w:hAnsi="Times New Roman" w:cs="Times New Roman"/>
+                <w:sz w:val="28"/>
+                <w:szCs w:val="28"/>
+              </w:rPr>
+              <w:t xml:space="preserve">Служебная информация ограниченного доступа</w:t>
+            </w:r>
+          </w:p>
+        </w:tc>
+        <w:tc>
+          <w:tcPr>
+            <w:tcW w:w="0" w:type="auto"/>
+          </w:tcPr>
+          <w:p>
+            <w:pPr>
+              <w:spacing w:line="276" w:lineRule="auto"/>
+              <w:jc w:val="left"/>
+            </w:pPr>
+            <w:r>
+              <w:rPr>
+                <w:rFonts w:ascii="Times New Roman" w:hAnsi="Times New Roman" w:cs="Times New Roman"/>
+                <w:sz w:val="28"/>
+                <w:szCs w:val="28"/>
+              </w:rPr>
+              <w:t xml:space="preserve">п. 3.8 Перечня сведений конфиденциального характера, утверждённого Указом Президента Российской Федерации от 06.03.1997 № 188</w:t>
+            </w:r>
+          </w:p>
+        </w:tc>
+      </w:tr>
+    </w:tbl>
+    <w:p>
+      <w:pPr>
+        <w:spacing w:line="360" w:lineRule="auto"/>
+        <w:jc w:val="both"/>
+      </w:pPr>
+    </w:p>
+    <w:p>
+      <w:pPr>
+        <w:pStyle w:val="Heading2"/>
+        <w:keepNext/>
+        <w:spacing w:line="360" w:lineRule="auto" w:after="240"/>
+        <w:jc w:val="left"/>
+      </w:pPr>
+      <w:r>
+        <w:rPr>
+          <w:rFonts w:ascii="Times New Roman" w:hAnsi="Times New Roman" w:cs="Times New Roman"/>
+          <w:b/>
+          <w:bCs/>
+          <w:sz w:val="28"/>
+          <w:szCs w:val="28"/>
+        </w:rPr>
+        <w:t xml:space="preserve">4.3 Описание состава и архитектуры информационной системы</w:t>
+      </w:r>
+    </w:p>
+    <w:p>
+      <w:pPr>
+        <w:spacing w:line="360" w:lineRule="auto"/>
+        <w:jc w:val="both"/>
+        <w:ind w:firstLine="709"/>
+      </w:pPr>
+      <w:r>
+        <w:rPr>
+          <w:rFonts w:ascii="Times New Roman" w:hAnsi="Times New Roman" w:cs="Times New Roman"/>
+          <w:sz w:val="28"/>
+          <w:szCs w:val="28"/>
+        </w:rPr>
+        <w:t xml:space="preserve">АС больницы представляет собой клиент-серверную трёхуровневую информационную систему (уровень клиента — уровень приложений — уровень данных), функционирующую на базе информационно-телекоммуникационной инфраструктуры медицинской организации-оператора и имеющую подключение к сети Интернет для обеспечения взаимодействия территориально разнесённых сегментов АС больницы.</w:t>
+      </w:r>
+    </w:p>
+    <w:p>
+      <w:pPr>
+        <w:spacing w:line="360" w:lineRule="auto"/>
+        <w:jc w:val="both"/>
+        <w:ind w:firstLine="709"/>
+      </w:pPr>
+      <w:r>
+        <w:rPr>
+          <w:rFonts w:ascii="Times New Roman" w:hAnsi="Times New Roman" w:cs="Times New Roman"/>
+          <w:sz w:val="28"/>
+          <w:szCs w:val="28"/>
+        </w:rPr>
+        <w:t xml:space="preserve">В составе АС больницы выделяются два сегмента:</w:t>
+      </w:r>
+    </w:p>
+    <w:p>
+      <w:pPr>
+        <w:spacing w:line="360" w:lineRule="auto"/>
+        <w:jc w:val="both"/>
+        <w:ind w:firstLine="709"/>
+      </w:pPr>
+      <w:r>
+        <w:rPr>
+          <w:rFonts w:ascii="Times New Roman" w:hAnsi="Times New Roman" w:cs="Times New Roman"/>
+          <w:sz w:val="28"/>
+          <w:szCs w:val="28"/>
+        </w:rPr>
+        <w:t xml:space="preserve">— сегмент серверной (КЗ-1) — включает сервер базы данных, сервер приложений, файловый сервер, сервер резервного копирования, маршрутизатор, коммутатор и локальную вычислительную сеть серверной с выходом в сеть Интернет;</w:t>
+      </w:r>
+    </w:p>
+    <w:p>
+      <w:pPr>
+        <w:spacing w:line="360" w:lineRule="auto"/>
+        <w:jc w:val="both"/>
+        <w:ind w:firstLine="709"/>
+      </w:pPr>
+      <w:r>
+        <w:rPr>
+          <w:rFonts w:ascii="Times New Roman" w:hAnsi="Times New Roman" w:cs="Times New Roman"/>
+          <w:sz w:val="28"/>
+          <w:szCs w:val="28"/>
+        </w:rPr>
+        <w:t xml:space="preserve">— сегмент рабочих мест (КЗ-2) — включает АРМ пользователей (регистратуры, учёта, персонала, технического отдела), маршрутизатор, коммутатор и локальную вычислительную сеть с выходом в сеть Интернет.</w:t>
+      </w:r>
+    </w:p>
+    <w:p>
+      <w:pPr>
+        <w:spacing w:line="360" w:lineRule="auto"/>
+        <w:jc w:val="both"/>
+        <w:ind w:firstLine="709"/>
+      </w:pPr>
+      <w:r>
+        <w:rPr>
+          <w:rFonts w:ascii="Times New Roman" w:hAnsi="Times New Roman" w:cs="Times New Roman"/>
+          <w:sz w:val="28"/>
+          <w:szCs w:val="28"/>
+        </w:rPr>
+        <w:t xml:space="preserve">Взаимодействие между сегментом серверной (КЗ-1) и сегментом рабочих мест (КЗ-2) осуществляется через сеть Интернет с применением средств криптографической защиты информации, обеспечивающих защиту канала передачи данных.</w:t>
+      </w:r>
+    </w:p>
+    <w:p>
+      <w:pPr>
+        <w:spacing w:line="360" w:lineRule="auto"/>
+        <w:jc w:val="both"/>
+        <w:ind w:firstLine="709"/>
+      </w:pPr>
+      <w:r>
+        <w:rPr>
+          <w:rFonts w:ascii="Times New Roman" w:hAnsi="Times New Roman" w:cs="Times New Roman"/>
+          <w:sz w:val="28"/>
+          <w:szCs w:val="28"/>
+        </w:rPr>
+        <w:t xml:space="preserve">В отношении подключений АС больницы к сетям связи и иным информационным системам:</w:t>
+      </w:r>
+    </w:p>
+    <w:p>
+      <w:pPr>
+        <w:spacing w:line="360" w:lineRule="auto"/>
+        <w:jc w:val="both"/>
+        <w:ind w:firstLine="709"/>
+      </w:pPr>
+      <w:r>
+        <w:rPr>
+          <w:rFonts w:ascii="Times New Roman" w:hAnsi="Times New Roman" w:cs="Times New Roman"/>
+          <w:sz w:val="28"/>
+          <w:szCs w:val="28"/>
+        </w:rPr>
+        <w:t xml:space="preserve">— подключение к сетям электросвязи, включённым в состав единой сети электросвязи Российской Федерации, — присутствует, в соответствии с таблицей 4;</w:t>
+      </w:r>
+    </w:p>
+    <w:p>
+      <w:pPr>
+        <w:spacing w:line="360" w:lineRule="auto"/>
+        <w:jc w:val="both"/>
+        <w:ind w:firstLine="709"/>
+      </w:pPr>
+      <w:r>
+        <w:rPr>
+          <w:rFonts w:ascii="Times New Roman" w:hAnsi="Times New Roman" w:cs="Times New Roman"/>
+          <w:sz w:val="28"/>
+          <w:szCs w:val="28"/>
+        </w:rPr>
+        <w:t xml:space="preserve">— подключение к информационно-телекоммуникационным сетям иных организаций — отсутствует;</w:t>
+      </w:r>
+    </w:p>
+    <w:p>
+      <w:pPr>
+        <w:spacing w:line="360" w:lineRule="auto"/>
+        <w:jc w:val="both"/>
+        <w:ind w:firstLine="709"/>
+      </w:pPr>
+      <w:r>
+        <w:rPr>
+          <w:rFonts w:ascii="Times New Roman" w:hAnsi="Times New Roman" w:cs="Times New Roman"/>
+          <w:sz w:val="28"/>
+          <w:szCs w:val="28"/>
+        </w:rPr>
+        <w:t xml:space="preserve">— взаимодействие с государственными информационными системами и информационными системами иных организаций — отсутствует;</w:t>
+      </w:r>
+    </w:p>
+    <w:p>
+      <w:pPr>
+        <w:spacing w:line="360" w:lineRule="auto"/>
+        <w:jc w:val="both"/>
+        <w:ind w:firstLine="709"/>
+      </w:pPr>
+      <w:r>
+        <w:rPr>
+          <w:rFonts w:ascii="Times New Roman" w:hAnsi="Times New Roman" w:cs="Times New Roman"/>
+          <w:sz w:val="28"/>
+          <w:szCs w:val="28"/>
+        </w:rPr>
+        <w:t xml:space="preserve">— к информационным ресурсам АС больницы локальный и удалённый доступ внешних пользователей не осуществляется.</w:t>
+      </w:r>
+    </w:p>
+    <w:tbl>
+      <w:tblPr>
+        <w:tblW w:w="5000" w:type="pct"/>
+        <w:tblBorders>
+          <w:top w:val="single" w:sz="4" w:space="0" w:color="000000"/>
+          <w:left w:val="single" w:sz="4" w:space="0" w:color="000000"/>
+          <w:bottom w:val="single" w:sz="4" w:space="0" w:color="000000"/>
+          <w:right w:val="single" w:sz="4" w:space="0" w:color="000000"/>
+          <w:insideH w:val="single" w:sz="4" w:space="0" w:color="000000"/>
+          <w:insideV w:val="single" w:sz="4" w:space="0" w:color="000000"/>
+        </w:tblBorders>
+        <w:tblLayout w:type="autofit"/>
+      </w:tblPr>
+      <w:tr>
+        <w:tc>
+          <w:tcPr>
+            <w:tcW w:w="0" w:type="auto"/>
+          </w:tcPr>
+          <w:p>
+            <w:pPr>
+              <w:spacing w:line="276" w:lineRule="auto"/>
+              <w:jc w:val="center"/>
+            </w:pPr>
+            <w:r>
+              <w:rPr>
+                <w:rFonts w:ascii="Times New Roman" w:hAnsi="Times New Roman" w:cs="Times New Roman"/>
+                <w:b/>
+                <w:bCs/>
+                <w:sz w:val="28"/>
+                <w:szCs w:val="28"/>
+              </w:rPr>
+              <w:t xml:space="preserve">Таблица 4 — Подключения АС больницы к сетям электросвязи</w:t>
+            </w:r>
+          </w:p>
+        </w:tc>
+      </w:tr>
+      <w:tr>
+        <w:tc>
+          <w:tcPr>
+            <w:tcW w:w="0" w:type="auto"/>
+          </w:tcPr>
+          <w:p>
+            <w:pPr>
+              <w:spacing w:line="276" w:lineRule="auto"/>
+              <w:jc w:val="left"/>
+            </w:pPr>
+            <w:r>
+              <w:rPr>
+                <w:rFonts w:ascii="Times New Roman" w:hAnsi="Times New Roman" w:cs="Times New Roman"/>
+                <w:sz w:val="28"/>
+                <w:szCs w:val="28"/>
+              </w:rPr>
+              <w:t xml:space="preserve">№ п/п</w:t>
+            </w:r>
+          </w:p>
+        </w:tc>
+        <w:tc>
+          <w:tcPr>
+            <w:tcW w:w="0" w:type="auto"/>
+          </w:tcPr>
+          <w:p>
+            <w:pPr>
+              <w:spacing w:line="276" w:lineRule="auto"/>
+              <w:jc w:val="left"/>
+            </w:pPr>
+            <w:r>
+              <w:rPr>
+                <w:rFonts w:ascii="Times New Roman" w:hAnsi="Times New Roman" w:cs="Times New Roman"/>
+                <w:sz w:val="28"/>
+                <w:szCs w:val="28"/>
+              </w:rPr>
+              <w:t xml:space="preserve">Категория сети электросвязи</w:t>
+            </w:r>
+          </w:p>
+        </w:tc>
+        <w:tc>
+          <w:tcPr>
+            <w:tcW w:w="0" w:type="auto"/>
+          </w:tcPr>
+          <w:p>
+            <w:pPr>
+              <w:spacing w:line="276" w:lineRule="auto"/>
+              <w:jc w:val="left"/>
+            </w:pPr>
+            <w:r>
+              <w:rPr>
+                <w:rFonts w:ascii="Times New Roman" w:hAnsi="Times New Roman" w:cs="Times New Roman"/>
+                <w:sz w:val="28"/>
+                <w:szCs w:val="28"/>
+              </w:rPr>
+              <w:t xml:space="preserve">Цель взаимодействия с сетью электросвязи</w:t>
+            </w:r>
+          </w:p>
+        </w:tc>
+        <w:tc>
+          <w:tcPr>
+            <w:tcW w:w="0" w:type="auto"/>
+          </w:tcPr>
+          <w:p>
+            <w:pPr>
+              <w:spacing w:line="276" w:lineRule="auto"/>
+              <w:jc w:val="left"/>
+            </w:pPr>
+            <w:r>
+              <w:rPr>
+                <w:rFonts w:ascii="Times New Roman" w:hAnsi="Times New Roman" w:cs="Times New Roman"/>
+                <w:sz w:val="28"/>
+                <w:szCs w:val="28"/>
+              </w:rPr>
+              <w:t xml:space="preserve">Способ взаимодействия с сетью электросвязи</w:t>
+            </w:r>
+          </w:p>
+        </w:tc>
+      </w:tr>
+      <w:tr>
+        <w:tc>
+          <w:tcPr>
+            <w:tcW w:w="0" w:type="auto"/>
+          </w:tcPr>
+          <w:p>
+            <w:pPr>
+              <w:spacing w:line="276" w:lineRule="auto"/>
+              <w:jc w:val="left"/>
+            </w:pPr>
+            <w:r>
+              <w:rPr>
+                <w:rFonts w:ascii="Times New Roman" w:hAnsi="Times New Roman" w:cs="Times New Roman"/>
+                <w:sz w:val="28"/>
+                <w:szCs w:val="28"/>
+              </w:rPr>
+              <w:t xml:space="preserve">1</w:t>
+            </w:r>
+          </w:p>
+        </w:tc>
+        <w:tc>
+          <w:tcPr>
+            <w:tcW w:w="0" w:type="auto"/>
+          </w:tcPr>
+          <w:p>
+            <w:pPr>
+              <w:spacing w:line="276" w:lineRule="auto"/>
+              <w:jc w:val="left"/>
+            </w:pPr>
+            <w:r>
+              <w:rPr>
+                <w:rFonts w:ascii="Times New Roman" w:hAnsi="Times New Roman" w:cs="Times New Roman"/>
+                <w:sz w:val="28"/>
+                <w:szCs w:val="28"/>
+              </w:rPr>
+              <w:t xml:space="preserve">Сеть общего пользования (сеть Интернет)</w:t>
+            </w:r>
+          </w:p>
+        </w:tc>
+        <w:tc>
+          <w:tcPr>
+            <w:tcW w:w="0" w:type="auto"/>
+          </w:tcPr>
+          <w:p>
+            <w:pPr>
+              <w:spacing w:line="276" w:lineRule="auto"/>
+              <w:jc w:val="left"/>
+            </w:pPr>
+            <w:r>
+              <w:rPr>
+                <w:rFonts w:ascii="Times New Roman" w:hAnsi="Times New Roman" w:cs="Times New Roman"/>
+                <w:sz w:val="28"/>
+                <w:szCs w:val="28"/>
+              </w:rPr>
+              <w:t xml:space="preserve">Обеспечение взаимодействия территориально разнесённых сегментов АС больницы (КЗ-1 и КЗ-2)</w:t>
+            </w:r>
+          </w:p>
+        </w:tc>
+        <w:tc>
+          <w:tcPr>
+            <w:tcW w:w="0" w:type="auto"/>
+          </w:tcPr>
+          <w:p>
+            <w:pPr>
+              <w:spacing w:line="276" w:lineRule="auto"/>
+              <w:jc w:val="left"/>
+            </w:pPr>
+            <w:r>
+              <w:rPr>
+                <w:rFonts w:ascii="Times New Roman" w:hAnsi="Times New Roman" w:cs="Times New Roman"/>
+                <w:sz w:val="28"/>
+                <w:szCs w:val="28"/>
+              </w:rPr>
+              <w:t xml:space="preserve">Тип доступа проводной, протоколы TCP/IP, защита канала передачи данных средствами криптографической защиты информации</w:t>
+            </w:r>
+          </w:p>
+        </w:tc>
+      </w:tr>
+    </w:tbl>
+    <w:p>
+      <w:pPr>
+        <w:spacing w:line="360" w:lineRule="auto"/>
+        <w:jc w:val="both"/>
+      </w:pPr>
+    </w:p>
+    <w:p>
+      <w:pPr>
+        <w:spacing w:line="360" w:lineRule="auto"/>
+        <w:jc w:val="both"/>
+        <w:ind w:firstLine="709"/>
+      </w:pPr>
+      <w:r>
+        <w:rPr>
+          <w:rFonts w:ascii="Times New Roman" w:hAnsi="Times New Roman" w:cs="Times New Roman"/>
+          <w:sz w:val="28"/>
+          <w:szCs w:val="28"/>
+        </w:rPr>
+        <w:t xml:space="preserve">Технический состав АС больницы представлен в таблице 5.</w:t>
+      </w:r>
+    </w:p>
+    <w:tbl>
+      <w:tblPr>
+        <w:tblW w:w="5000" w:type="pct"/>
+        <w:tblBorders>
+          <w:top w:val="single" w:sz="4" w:space="0" w:color="000000"/>
+          <w:left w:val="single" w:sz="4" w:space="0" w:color="000000"/>
+          <w:bottom w:val="single" w:sz="4" w:space="0" w:color="000000"/>
+          <w:right w:val="single" w:sz="4" w:space="0" w:color="000000"/>
+          <w:insideH w:val="single" w:sz="4" w:space="0" w:color="000000"/>
+          <w:insideV w:val="single" w:sz="4" w:space="0" w:color="000000"/>
+        </w:tblBorders>
+        <w:tblLayout w:type="autofit"/>
+      </w:tblPr>
+      <w:tr>
+        <w:tc>
+          <w:tcPr>
+            <w:tcW w:w="0" w:type="auto"/>
+          </w:tcPr>
+          <w:p>
+            <w:pPr>
+              <w:spacing w:line="276" w:lineRule="auto"/>
+              <w:jc w:val="center"/>
+            </w:pPr>
+            <w:r>
+              <w:rPr>
+                <w:rFonts w:ascii="Times New Roman" w:hAnsi="Times New Roman" w:cs="Times New Roman"/>
+                <w:b/>
+                <w:bCs/>
+                <w:sz w:val="28"/>
+                <w:szCs w:val="28"/>
+              </w:rPr>
+              <w:t xml:space="preserve">Таблица 5 — Технический состав АС больницы</w:t>
+            </w:r>
+          </w:p>
+        </w:tc>
+      </w:tr>
+      <w:tr>
+        <w:tc>
+          <w:tcPr>
+            <w:tcW w:w="0" w:type="auto"/>
+          </w:tcPr>
+          <w:p>
+            <w:pPr>
+              <w:spacing w:line="276" w:lineRule="auto"/>
+              <w:jc w:val="left"/>
+            </w:pPr>
+            <w:r>
+              <w:rPr>
+                <w:rFonts w:ascii="Times New Roman" w:hAnsi="Times New Roman" w:cs="Times New Roman"/>
+                <w:sz w:val="28"/>
+                <w:szCs w:val="28"/>
+              </w:rPr>
+              <w:t xml:space="preserve">№ п/п</w:t>
+            </w:r>
+          </w:p>
+        </w:tc>
+        <w:tc>
+          <w:tcPr>
+            <w:tcW w:w="0" w:type="auto"/>
+          </w:tcPr>
+          <w:p>
+            <w:pPr>
+              <w:spacing w:line="276" w:lineRule="auto"/>
+              <w:jc w:val="left"/>
+            </w:pPr>
+            <w:r>
+              <w:rPr>
+                <w:rFonts w:ascii="Times New Roman" w:hAnsi="Times New Roman" w:cs="Times New Roman"/>
+                <w:sz w:val="28"/>
+                <w:szCs w:val="28"/>
+              </w:rPr>
+              <w:t xml:space="preserve">Компонент</w:t>
+            </w:r>
+          </w:p>
+        </w:tc>
+        <w:tc>
+          <w:tcPr>
+            <w:tcW w:w="0" w:type="auto"/>
+          </w:tcPr>
+          <w:p>
+            <w:pPr>
+              <w:spacing w:line="276" w:lineRule="auto"/>
+              <w:jc w:val="left"/>
+            </w:pPr>
+            <w:r>
+              <w:rPr>
+                <w:rFonts w:ascii="Times New Roman" w:hAnsi="Times New Roman" w:cs="Times New Roman"/>
+                <w:sz w:val="28"/>
+                <w:szCs w:val="28"/>
+              </w:rPr>
+              <w:t xml:space="preserve">Назначение</w:t>
+            </w:r>
+          </w:p>
+        </w:tc>
+        <w:tc>
+          <w:tcPr>
+            <w:tcW w:w="0" w:type="auto"/>
+          </w:tcPr>
+          <w:p>
+            <w:pPr>
+              <w:spacing w:line="276" w:lineRule="auto"/>
+              <w:jc w:val="left"/>
+            </w:pPr>
+            <w:r>
+              <w:rPr>
+                <w:rFonts w:ascii="Times New Roman" w:hAnsi="Times New Roman" w:cs="Times New Roman"/>
+                <w:sz w:val="28"/>
+                <w:szCs w:val="28"/>
+              </w:rPr>
+              <w:t xml:space="preserve">Размещение</w:t>
+            </w:r>
+          </w:p>
+        </w:tc>
+      </w:tr>
+      <w:tr>
+        <w:tc>
+          <w:tcPr>
+            <w:tcW w:w="0" w:type="auto"/>
+          </w:tcPr>
+          <w:p>
+            <w:pPr>
+              <w:spacing w:line="276" w:lineRule="auto"/>
+              <w:jc w:val="left"/>
+            </w:pPr>
+            <w:r>
+              <w:rPr>
+                <w:rFonts w:ascii="Times New Roman" w:hAnsi="Times New Roman" w:cs="Times New Roman"/>
+                <w:sz w:val="28"/>
+                <w:szCs w:val="28"/>
+              </w:rPr>
+              <w:t xml:space="preserve">1</w:t>
+            </w:r>
+          </w:p>
+        </w:tc>
+        <w:tc>
+          <w:tcPr>
+            <w:tcW w:w="0" w:type="auto"/>
+          </w:tcPr>
+          <w:p>
+            <w:pPr>
+              <w:spacing w:line="276" w:lineRule="auto"/>
+              <w:jc w:val="left"/>
+            </w:pPr>
+            <w:r>
+              <w:rPr>
+                <w:rFonts w:ascii="Times New Roman" w:hAnsi="Times New Roman" w:cs="Times New Roman"/>
+                <w:sz w:val="28"/>
+                <w:szCs w:val="28"/>
+              </w:rPr>
+              <w:t xml:space="preserve">Сервер базы данных</w:t>
+            </w:r>
+          </w:p>
+        </w:tc>
+        <w:tc>
+          <w:tcPr>
+            <w:tcW w:w="0" w:type="auto"/>
+          </w:tcPr>
+          <w:p>
+            <w:pPr>
+              <w:spacing w:line="276" w:lineRule="auto"/>
+              <w:jc w:val="left"/>
+            </w:pPr>
+            <w:r>
+              <w:rPr>
+                <w:rFonts w:ascii="Times New Roman" w:hAnsi="Times New Roman" w:cs="Times New Roman"/>
+                <w:sz w:val="28"/>
+                <w:szCs w:val="28"/>
+              </w:rPr>
+              <w:t xml:space="preserve">Хранение и обработка данных АС больницы (электронные медицинские карты, реестры пациентов и сотрудников, журналы аудита, справочники)</w:t>
+            </w:r>
+          </w:p>
+        </w:tc>
+        <w:tc>
+          <w:tcPr>
+            <w:tcW w:w="0" w:type="auto"/>
+          </w:tcPr>
+          <w:p>
+            <w:pPr>
+              <w:spacing w:line="276" w:lineRule="auto"/>
+              <w:jc w:val="left"/>
+            </w:pPr>
+            <w:r>
+              <w:rPr>
+                <w:rFonts w:ascii="Times New Roman" w:hAnsi="Times New Roman" w:cs="Times New Roman"/>
+                <w:sz w:val="28"/>
+                <w:szCs w:val="28"/>
+              </w:rPr>
+              <w:t xml:space="preserve">КЗ-1, серверная</w:t>
+            </w:r>
+          </w:p>
+        </w:tc>
+      </w:tr>
+      <w:tr>
+        <w:tc>
+          <w:tcPr>
+            <w:tcW w:w="0" w:type="auto"/>
+          </w:tcPr>
+          <w:p>
+            <w:pPr>
+              <w:spacing w:line="276" w:lineRule="auto"/>
+              <w:jc w:val="left"/>
+            </w:pPr>
+            <w:r>
+              <w:rPr>
+                <w:rFonts w:ascii="Times New Roman" w:hAnsi="Times New Roman" w:cs="Times New Roman"/>
+                <w:sz w:val="28"/>
+                <w:szCs w:val="28"/>
+              </w:rPr>
+              <w:t xml:space="preserve">2</w:t>
+            </w:r>
+          </w:p>
+        </w:tc>
+        <w:tc>
+          <w:tcPr>
+            <w:tcW w:w="0" w:type="auto"/>
+          </w:tcPr>
+          <w:p>
+            <w:pPr>
+              <w:spacing w:line="276" w:lineRule="auto"/>
+              <w:jc w:val="left"/>
+            </w:pPr>
+            <w:r>
+              <w:rPr>
+                <w:rFonts w:ascii="Times New Roman" w:hAnsi="Times New Roman" w:cs="Times New Roman"/>
+                <w:sz w:val="28"/>
+                <w:szCs w:val="28"/>
+              </w:rPr>
+              <w:t xml:space="preserve">Сервер приложений</w:t>
+            </w:r>
+          </w:p>
+        </w:tc>
+        <w:tc>
+          <w:tcPr>
+            <w:tcW w:w="0" w:type="auto"/>
+          </w:tcPr>
+          <w:p>
+            <w:pPr>
+              <w:spacing w:line="276" w:lineRule="auto"/>
+              <w:jc w:val="left"/>
+            </w:pPr>
+            <w:r>
+              <w:rPr>
+                <w:rFonts w:ascii="Times New Roman" w:hAnsi="Times New Roman" w:cs="Times New Roman"/>
+                <w:sz w:val="28"/>
+                <w:szCs w:val="28"/>
+              </w:rPr>
+              <w:t xml:space="preserve">Размещение прикладного программного обеспечения АС больницы и обработка запросов АРМ пользователей</w:t>
+            </w:r>
+          </w:p>
+        </w:tc>
+        <w:tc>
+          <w:tcPr>
+            <w:tcW w:w="0" w:type="auto"/>
+          </w:tcPr>
+          <w:p>
+            <w:pPr>
+              <w:spacing w:line="276" w:lineRule="auto"/>
+              <w:jc w:val="left"/>
+            </w:pPr>
+            <w:r>
+              <w:rPr>
+                <w:rFonts w:ascii="Times New Roman" w:hAnsi="Times New Roman" w:cs="Times New Roman"/>
+                <w:sz w:val="28"/>
+                <w:szCs w:val="28"/>
+              </w:rPr>
+              <w:t xml:space="preserve">КЗ-1, серверная</w:t>
+            </w:r>
+          </w:p>
+        </w:tc>
+      </w:tr>
+      <w:tr>
+        <w:tc>
+          <w:tcPr>
+            <w:tcW w:w="0" w:type="auto"/>
+          </w:tcPr>
+          <w:p>
+            <w:pPr>
+              <w:spacing w:line="276" w:lineRule="auto"/>
+              <w:jc w:val="left"/>
+            </w:pPr>
+            <w:r>
+              <w:rPr>
+                <w:rFonts w:ascii="Times New Roman" w:hAnsi="Times New Roman" w:cs="Times New Roman"/>
+                <w:sz w:val="28"/>
+                <w:szCs w:val="28"/>
+              </w:rPr>
+              <w:t xml:space="preserve">3</w:t>
+            </w:r>
+          </w:p>
+        </w:tc>
+        <w:tc>
+          <w:tcPr>
+            <w:tcW w:w="0" w:type="auto"/>
+          </w:tcPr>
+          <w:p>
+            <w:pPr>
+              <w:spacing w:line="276" w:lineRule="auto"/>
+              <w:jc w:val="left"/>
+            </w:pPr>
+            <w:r>
+              <w:rPr>
+                <w:rFonts w:ascii="Times New Roman" w:hAnsi="Times New Roman" w:cs="Times New Roman"/>
+                <w:sz w:val="28"/>
+                <w:szCs w:val="28"/>
+              </w:rPr>
+              <w:t xml:space="preserve">Файловый сервер</w:t>
+            </w:r>
+          </w:p>
+        </w:tc>
+        <w:tc>
+          <w:tcPr>
+            <w:tcW w:w="0" w:type="auto"/>
+          </w:tcPr>
+          <w:p>
+            <w:pPr>
+              <w:spacing w:line="276" w:lineRule="auto"/>
+              <w:jc w:val="left"/>
+            </w:pPr>
+            <w:r>
+              <w:rPr>
+                <w:rFonts w:ascii="Times New Roman" w:hAnsi="Times New Roman" w:cs="Times New Roman"/>
+                <w:sz w:val="28"/>
+                <w:szCs w:val="28"/>
+              </w:rPr>
+              <w:t xml:space="preserve">Хранение файловых ресурсов общего доступа сотрудников медицинской организации-оператора</w:t>
+            </w:r>
+          </w:p>
+        </w:tc>
+        <w:tc>
+          <w:tcPr>
+            <w:tcW w:w="0" w:type="auto"/>
+          </w:tcPr>
+          <w:p>
+            <w:pPr>
+              <w:spacing w:line="276" w:lineRule="auto"/>
+              <w:jc w:val="left"/>
+            </w:pPr>
+            <w:r>
+              <w:rPr>
+                <w:rFonts w:ascii="Times New Roman" w:hAnsi="Times New Roman" w:cs="Times New Roman"/>
+                <w:sz w:val="28"/>
+                <w:szCs w:val="28"/>
+              </w:rPr>
+              <w:t xml:space="preserve">КЗ-1, серверная</w:t>
+            </w:r>
+          </w:p>
+        </w:tc>
+      </w:tr>
+      <w:tr>
+        <w:tc>
+          <w:tcPr>
+            <w:tcW w:w="0" w:type="auto"/>
+          </w:tcPr>
+          <w:p>
+            <w:pPr>
+              <w:spacing w:line="276" w:lineRule="auto"/>
+              <w:jc w:val="left"/>
+            </w:pPr>
+            <w:r>
+              <w:rPr>
+                <w:rFonts w:ascii="Times New Roman" w:hAnsi="Times New Roman" w:cs="Times New Roman"/>
+                <w:sz w:val="28"/>
+                <w:szCs w:val="28"/>
+              </w:rPr>
+              <w:t xml:space="preserve">4</w:t>
+            </w:r>
+          </w:p>
+        </w:tc>
+        <w:tc>
+          <w:tcPr>
+            <w:tcW w:w="0" w:type="auto"/>
+          </w:tcPr>
+          <w:p>
+            <w:pPr>
+              <w:spacing w:line="276" w:lineRule="auto"/>
+              <w:jc w:val="left"/>
+            </w:pPr>
+            <w:r>
+              <w:rPr>
+                <w:rFonts w:ascii="Times New Roman" w:hAnsi="Times New Roman" w:cs="Times New Roman"/>
+                <w:sz w:val="28"/>
+                <w:szCs w:val="28"/>
+              </w:rPr>
+              <w:t xml:space="preserve">Сервер резервного копирования</w:t>
+            </w:r>
+          </w:p>
+        </w:tc>
+        <w:tc>
+          <w:tcPr>
+            <w:tcW w:w="0" w:type="auto"/>
+          </w:tcPr>
+          <w:p>
+            <w:pPr>
+              <w:spacing w:line="276" w:lineRule="auto"/>
+              <w:jc w:val="left"/>
+            </w:pPr>
+            <w:r>
+              <w:rPr>
+                <w:rFonts w:ascii="Times New Roman" w:hAnsi="Times New Roman" w:cs="Times New Roman"/>
+                <w:sz w:val="28"/>
+                <w:szCs w:val="28"/>
+              </w:rPr>
+              <w:t xml:space="preserve">Хранение резервных копий данных АС больницы и обеспечение восстановления после сбоев</w:t>
+            </w:r>
+          </w:p>
+        </w:tc>
+        <w:tc>
+          <w:tcPr>
+            <w:tcW w:w="0" w:type="auto"/>
+          </w:tcPr>
+          <w:p>
+            <w:pPr>
+              <w:spacing w:line="276" w:lineRule="auto"/>
+              <w:jc w:val="left"/>
+            </w:pPr>
+            <w:r>
+              <w:rPr>
+                <w:rFonts w:ascii="Times New Roman" w:hAnsi="Times New Roman" w:cs="Times New Roman"/>
+                <w:sz w:val="28"/>
+                <w:szCs w:val="28"/>
+              </w:rPr>
+              <w:t xml:space="preserve">КЗ-1, серверная</w:t>
+            </w:r>
+          </w:p>
+        </w:tc>
+      </w:tr>
+      <w:tr>
+        <w:tc>
+          <w:tcPr>
+            <w:tcW w:w="0" w:type="auto"/>
+          </w:tcPr>
+          <w:p>
+            <w:pPr>
+              <w:spacing w:line="276" w:lineRule="auto"/>
+              <w:jc w:val="left"/>
+            </w:pPr>
+            <w:r>
+              <w:rPr>
+                <w:rFonts w:ascii="Times New Roman" w:hAnsi="Times New Roman" w:cs="Times New Roman"/>
+                <w:sz w:val="28"/>
+                <w:szCs w:val="28"/>
+              </w:rPr>
+              <w:t xml:space="preserve">5</w:t>
+            </w:r>
+          </w:p>
+        </w:tc>
+        <w:tc>
+          <w:tcPr>
+            <w:tcW w:w="0" w:type="auto"/>
+          </w:tcPr>
+          <w:p>
+            <w:pPr>
+              <w:spacing w:line="276" w:lineRule="auto"/>
+              <w:jc w:val="left"/>
+            </w:pPr>
+            <w:r>
+              <w:rPr>
+                <w:rFonts w:ascii="Times New Roman" w:hAnsi="Times New Roman" w:cs="Times New Roman"/>
+                <w:sz w:val="28"/>
+                <w:szCs w:val="28"/>
+              </w:rPr>
+              <w:t xml:space="preserve">Маршрутизатор сегмента серверной</w:t>
+            </w:r>
+          </w:p>
+        </w:tc>
+        <w:tc>
+          <w:tcPr>
+            <w:tcW w:w="0" w:type="auto"/>
+          </w:tcPr>
+          <w:p>
+            <w:pPr>
+              <w:spacing w:line="276" w:lineRule="auto"/>
+              <w:jc w:val="left"/>
+            </w:pPr>
+            <w:r>
+              <w:rPr>
+                <w:rFonts w:ascii="Times New Roman" w:hAnsi="Times New Roman" w:cs="Times New Roman"/>
+                <w:sz w:val="28"/>
+                <w:szCs w:val="28"/>
+              </w:rPr>
+              <w:t xml:space="preserve">Маршрутизация трафика между КЗ-1 и сетью Интернет, реализация межсетевого экранирования</w:t>
+            </w:r>
+          </w:p>
+        </w:tc>
+        <w:tc>
+          <w:tcPr>
+            <w:tcW w:w="0" w:type="auto"/>
+          </w:tcPr>
+          <w:p>
+            <w:pPr>
+              <w:spacing w:line="276" w:lineRule="auto"/>
+              <w:jc w:val="left"/>
+            </w:pPr>
+            <w:r>
+              <w:rPr>
+                <w:rFonts w:ascii="Times New Roman" w:hAnsi="Times New Roman" w:cs="Times New Roman"/>
+                <w:sz w:val="28"/>
+                <w:szCs w:val="28"/>
+              </w:rPr>
+              <w:t xml:space="preserve">КЗ-1, серверная</w:t>
+            </w:r>
+          </w:p>
+        </w:tc>
+      </w:tr>
+      <w:tr>
+        <w:tc>
+          <w:tcPr>
+            <w:tcW w:w="0" w:type="auto"/>
+          </w:tcPr>
+          <w:p>
+            <w:pPr>
+              <w:spacing w:line="276" w:lineRule="auto"/>
+              <w:jc w:val="left"/>
+            </w:pPr>
+            <w:r>
+              <w:rPr>
+                <w:rFonts w:ascii="Times New Roman" w:hAnsi="Times New Roman" w:cs="Times New Roman"/>
+                <w:sz w:val="28"/>
+                <w:szCs w:val="28"/>
+              </w:rPr>
+              <w:t xml:space="preserve">6</w:t>
+            </w:r>
+          </w:p>
+        </w:tc>
+        <w:tc>
+          <w:tcPr>
+            <w:tcW w:w="0" w:type="auto"/>
+          </w:tcPr>
+          <w:p>
+            <w:pPr>
+              <w:spacing w:line="276" w:lineRule="auto"/>
+              <w:jc w:val="left"/>
+            </w:pPr>
+            <w:r>
+              <w:rPr>
+                <w:rFonts w:ascii="Times New Roman" w:hAnsi="Times New Roman" w:cs="Times New Roman"/>
+                <w:sz w:val="28"/>
+                <w:szCs w:val="28"/>
+              </w:rPr>
+              <w:t xml:space="preserve">Коммутатор сегмента серверной</w:t>
+            </w:r>
+          </w:p>
+        </w:tc>
+        <w:tc>
+          <w:tcPr>
+            <w:tcW w:w="0" w:type="auto"/>
+          </w:tcPr>
+          <w:p>
+            <w:pPr>
+              <w:spacing w:line="276" w:lineRule="auto"/>
+              <w:jc w:val="left"/>
+            </w:pPr>
+            <w:r>
+              <w:rPr>
+                <w:rFonts w:ascii="Times New Roman" w:hAnsi="Times New Roman" w:cs="Times New Roman"/>
+                <w:sz w:val="28"/>
+                <w:szCs w:val="28"/>
+              </w:rPr>
+              <w:t xml:space="preserve">Объединение серверного оборудования КЗ-1 в локальную вычислительную сеть</w:t>
+            </w:r>
+          </w:p>
+        </w:tc>
+        <w:tc>
+          <w:tcPr>
+            <w:tcW w:w="0" w:type="auto"/>
+          </w:tcPr>
+          <w:p>
+            <w:pPr>
+              <w:spacing w:line="276" w:lineRule="auto"/>
+              <w:jc w:val="left"/>
+            </w:pPr>
+            <w:r>
+              <w:rPr>
+                <w:rFonts w:ascii="Times New Roman" w:hAnsi="Times New Roman" w:cs="Times New Roman"/>
+                <w:sz w:val="28"/>
+                <w:szCs w:val="28"/>
+              </w:rPr>
+              <w:t xml:space="preserve">КЗ-1, серверная</w:t>
+            </w:r>
+          </w:p>
+        </w:tc>
+      </w:tr>
+      <w:tr>
+        <w:tc>
+          <w:tcPr>
+            <w:tcW w:w="0" w:type="auto"/>
+          </w:tcPr>
+          <w:p>
+            <w:pPr>
+              <w:spacing w:line="276" w:lineRule="auto"/>
+              <w:jc w:val="left"/>
+            </w:pPr>
+            <w:r>
+              <w:rPr>
+                <w:rFonts w:ascii="Times New Roman" w:hAnsi="Times New Roman" w:cs="Times New Roman"/>
+                <w:sz w:val="28"/>
+                <w:szCs w:val="28"/>
+              </w:rPr>
+              <w:t xml:space="preserve">7</w:t>
+            </w:r>
+          </w:p>
+        </w:tc>
+        <w:tc>
+          <w:tcPr>
+            <w:tcW w:w="0" w:type="auto"/>
+          </w:tcPr>
+          <w:p>
+            <w:pPr>
+              <w:spacing w:line="276" w:lineRule="auto"/>
+              <w:jc w:val="left"/>
+            </w:pPr>
+            <w:r>
+              <w:rPr>
+                <w:rFonts w:ascii="Times New Roman" w:hAnsi="Times New Roman" w:cs="Times New Roman"/>
+                <w:sz w:val="28"/>
+                <w:szCs w:val="28"/>
+              </w:rPr>
+              <w:t xml:space="preserve">АРМ регистраторов (2 единицы)</w:t>
+            </w:r>
+          </w:p>
+        </w:tc>
+        <w:tc>
+          <w:tcPr>
+            <w:tcW w:w="0" w:type="auto"/>
+          </w:tcPr>
+          <w:p>
+            <w:pPr>
+              <w:spacing w:line="276" w:lineRule="auto"/>
+              <w:jc w:val="left"/>
+            </w:pPr>
+            <w:r>
+              <w:rPr>
+                <w:rFonts w:ascii="Times New Roman" w:hAnsi="Times New Roman" w:cs="Times New Roman"/>
+                <w:sz w:val="28"/>
+                <w:szCs w:val="28"/>
+              </w:rPr>
+              <w:t xml:space="preserve">Регистрация пациентов, запись на приём, ведение карточек</w:t>
+            </w:r>
+          </w:p>
+        </w:tc>
+        <w:tc>
+          <w:tcPr>
+            <w:tcW w:w="0" w:type="auto"/>
+          </w:tcPr>
+          <w:p>
+            <w:pPr>
+              <w:spacing w:line="276" w:lineRule="auto"/>
+              <w:jc w:val="left"/>
+            </w:pPr>
+            <w:r>
+              <w:rPr>
+                <w:rFonts w:ascii="Times New Roman" w:hAnsi="Times New Roman" w:cs="Times New Roman"/>
+                <w:sz w:val="28"/>
+                <w:szCs w:val="28"/>
+              </w:rPr>
+              <w:t xml:space="preserve">КЗ-2, регистратура</w:t>
+            </w:r>
+          </w:p>
+        </w:tc>
+      </w:tr>
+      <w:tr>
+        <w:tc>
+          <w:tcPr>
+            <w:tcW w:w="0" w:type="auto"/>
+          </w:tcPr>
+          <w:p>
+            <w:pPr>
+              <w:spacing w:line="276" w:lineRule="auto"/>
+              <w:jc w:val="left"/>
+            </w:pPr>
+            <w:r>
+              <w:rPr>
+                <w:rFonts w:ascii="Times New Roman" w:hAnsi="Times New Roman" w:cs="Times New Roman"/>
+                <w:sz w:val="28"/>
+                <w:szCs w:val="28"/>
+              </w:rPr>
+              <w:t xml:space="preserve">8</w:t>
+            </w:r>
+          </w:p>
+        </w:tc>
+        <w:tc>
+          <w:tcPr>
+            <w:tcW w:w="0" w:type="auto"/>
+          </w:tcPr>
+          <w:p>
+            <w:pPr>
+              <w:spacing w:line="276" w:lineRule="auto"/>
+              <w:jc w:val="left"/>
+            </w:pPr>
+            <w:r>
+              <w:rPr>
+                <w:rFonts w:ascii="Times New Roman" w:hAnsi="Times New Roman" w:cs="Times New Roman"/>
+                <w:sz w:val="28"/>
+                <w:szCs w:val="28"/>
+              </w:rPr>
+              <w:t xml:space="preserve">АРМ аптеки</w:t>
+            </w:r>
+          </w:p>
+        </w:tc>
+        <w:tc>
+          <w:tcPr>
+            <w:tcW w:w="0" w:type="auto"/>
+          </w:tcPr>
+          <w:p>
+            <w:pPr>
+              <w:spacing w:line="276" w:lineRule="auto"/>
+              <w:jc w:val="left"/>
+            </w:pPr>
+            <w:r>
+              <w:rPr>
+                <w:rFonts w:ascii="Times New Roman" w:hAnsi="Times New Roman" w:cs="Times New Roman"/>
+                <w:sz w:val="28"/>
+                <w:szCs w:val="28"/>
+              </w:rPr>
+              <w:t xml:space="preserve">Учёт лекарственных средств, выдача в отделения, списания</w:t>
+            </w:r>
+          </w:p>
+        </w:tc>
+        <w:tc>
+          <w:tcPr>
+            <w:tcW w:w="0" w:type="auto"/>
+          </w:tcPr>
+          <w:p>
+            <w:pPr>
+              <w:spacing w:line="276" w:lineRule="auto"/>
+              <w:jc w:val="left"/>
+            </w:pPr>
+            <w:r>
+              <w:rPr>
+                <w:rFonts w:ascii="Times New Roman" w:hAnsi="Times New Roman" w:cs="Times New Roman"/>
+                <w:sz w:val="28"/>
+                <w:szCs w:val="28"/>
+              </w:rPr>
+              <w:t xml:space="preserve">КЗ-2, аптека</w:t>
+            </w:r>
+          </w:p>
+        </w:tc>
+      </w:tr>
+      <w:tr>
+        <w:tc>
+          <w:tcPr>
+            <w:tcW w:w="0" w:type="auto"/>
+          </w:tcPr>
+          <w:p>
+            <w:pPr>
+              <w:spacing w:line="276" w:lineRule="auto"/>
+              <w:jc w:val="left"/>
+            </w:pPr>
+            <w:r>
+              <w:rPr>
+                <w:rFonts w:ascii="Times New Roman" w:hAnsi="Times New Roman" w:cs="Times New Roman"/>
+                <w:sz w:val="28"/>
+                <w:szCs w:val="28"/>
+              </w:rPr>
+              <w:t xml:space="preserve">9</w:t>
+            </w:r>
+          </w:p>
+        </w:tc>
+        <w:tc>
+          <w:tcPr>
+            <w:tcW w:w="0" w:type="auto"/>
+          </w:tcPr>
+          <w:p>
+            <w:pPr>
+              <w:spacing w:line="276" w:lineRule="auto"/>
+              <w:jc w:val="left"/>
+            </w:pPr>
+            <w:r>
+              <w:rPr>
+                <w:rFonts w:ascii="Times New Roman" w:hAnsi="Times New Roman" w:cs="Times New Roman"/>
+                <w:sz w:val="28"/>
+                <w:szCs w:val="28"/>
+              </w:rPr>
+              <w:t xml:space="preserve">АРМ бухгалтерии</w:t>
+            </w:r>
+          </w:p>
+        </w:tc>
+        <w:tc>
+          <w:tcPr>
+            <w:tcW w:w="0" w:type="auto"/>
+          </w:tcPr>
+          <w:p>
+            <w:pPr>
+              <w:spacing w:line="276" w:lineRule="auto"/>
+              <w:jc w:val="left"/>
+            </w:pPr>
+            <w:r>
+              <w:rPr>
+                <w:rFonts w:ascii="Times New Roman" w:hAnsi="Times New Roman" w:cs="Times New Roman"/>
+                <w:sz w:val="28"/>
+                <w:szCs w:val="28"/>
+              </w:rPr>
+              <w:t xml:space="preserve">Финансовый учёт платных медицинских услуг, формирование счетов и отчётности</w:t>
+            </w:r>
+          </w:p>
+        </w:tc>
+        <w:tc>
+          <w:tcPr>
+            <w:tcW w:w="0" w:type="auto"/>
+          </w:tcPr>
+          <w:p>
+            <w:pPr>
+              <w:spacing w:line="276" w:lineRule="auto"/>
+              <w:jc w:val="left"/>
+            </w:pPr>
+            <w:r>
+              <w:rPr>
+                <w:rFonts w:ascii="Times New Roman" w:hAnsi="Times New Roman" w:cs="Times New Roman"/>
+                <w:sz w:val="28"/>
+                <w:szCs w:val="28"/>
+              </w:rPr>
+              <w:t xml:space="preserve">КЗ-2, бухгалтерия</w:t>
+            </w:r>
+          </w:p>
+        </w:tc>
+      </w:tr>
+      <w:tr>
+        <w:tc>
+          <w:tcPr>
+            <w:tcW w:w="0" w:type="auto"/>
+          </w:tcPr>
+          <w:p>
+            <w:pPr>
+              <w:spacing w:line="276" w:lineRule="auto"/>
+              <w:jc w:val="left"/>
+            </w:pPr>
+            <w:r>
+              <w:rPr>
+                <w:rFonts w:ascii="Times New Roman" w:hAnsi="Times New Roman" w:cs="Times New Roman"/>
+                <w:sz w:val="28"/>
+                <w:szCs w:val="28"/>
+              </w:rPr>
+              <w:t xml:space="preserve">10</w:t>
+            </w:r>
+          </w:p>
+        </w:tc>
+        <w:tc>
+          <w:tcPr>
+            <w:tcW w:w="0" w:type="auto"/>
+          </w:tcPr>
+          <w:p>
+            <w:pPr>
+              <w:spacing w:line="276" w:lineRule="auto"/>
+              <w:jc w:val="left"/>
+            </w:pPr>
+            <w:r>
+              <w:rPr>
+                <w:rFonts w:ascii="Times New Roman" w:hAnsi="Times New Roman" w:cs="Times New Roman"/>
+                <w:sz w:val="28"/>
+                <w:szCs w:val="28"/>
+              </w:rPr>
+              <w:t xml:space="preserve">АРМ стационара</w:t>
+            </w:r>
+          </w:p>
+        </w:tc>
+        <w:tc>
+          <w:tcPr>
+            <w:tcW w:w="0" w:type="auto"/>
+          </w:tcPr>
+          <w:p>
+            <w:pPr>
+              <w:spacing w:line="276" w:lineRule="auto"/>
+              <w:jc w:val="left"/>
+            </w:pPr>
+            <w:r>
+              <w:rPr>
+                <w:rFonts w:ascii="Times New Roman" w:hAnsi="Times New Roman" w:cs="Times New Roman"/>
+                <w:sz w:val="28"/>
+                <w:szCs w:val="28"/>
+              </w:rPr>
+              <w:t xml:space="preserve">Учёт стационарной помощи, ведение койко-фонда, оформление выписок</w:t>
+            </w:r>
+          </w:p>
+        </w:tc>
+        <w:tc>
+          <w:tcPr>
+            <w:tcW w:w="0" w:type="auto"/>
+          </w:tcPr>
+          <w:p>
+            <w:pPr>
+              <w:spacing w:line="276" w:lineRule="auto"/>
+              <w:jc w:val="left"/>
+            </w:pPr>
+            <w:r>
+              <w:rPr>
+                <w:rFonts w:ascii="Times New Roman" w:hAnsi="Times New Roman" w:cs="Times New Roman"/>
+                <w:sz w:val="28"/>
+                <w:szCs w:val="28"/>
+              </w:rPr>
+              <w:t xml:space="preserve">КЗ-2, отделения стационара</w:t>
+            </w:r>
+          </w:p>
+        </w:tc>
+      </w:tr>
+      <w:tr>
+        <w:tc>
+          <w:tcPr>
+            <w:tcW w:w="0" w:type="auto"/>
+          </w:tcPr>
+          <w:p>
+            <w:pPr>
+              <w:spacing w:line="276" w:lineRule="auto"/>
+              <w:jc w:val="left"/>
+            </w:pPr>
+            <w:r>
+              <w:rPr>
+                <w:rFonts w:ascii="Times New Roman" w:hAnsi="Times New Roman" w:cs="Times New Roman"/>
+                <w:sz w:val="28"/>
+                <w:szCs w:val="28"/>
+              </w:rPr>
+              <w:t xml:space="preserve">11</w:t>
+            </w:r>
+          </w:p>
+        </w:tc>
+        <w:tc>
+          <w:tcPr>
+            <w:tcW w:w="0" w:type="auto"/>
+          </w:tcPr>
+          <w:p>
+            <w:pPr>
+              <w:spacing w:line="276" w:lineRule="auto"/>
+              <w:jc w:val="left"/>
+            </w:pPr>
+            <w:r>
+              <w:rPr>
+                <w:rFonts w:ascii="Times New Roman" w:hAnsi="Times New Roman" w:cs="Times New Roman"/>
+                <w:sz w:val="28"/>
+                <w:szCs w:val="28"/>
+              </w:rPr>
+              <w:t xml:space="preserve">АРМ врача</w:t>
+            </w:r>
+          </w:p>
+        </w:tc>
+        <w:tc>
+          <w:tcPr>
+            <w:tcW w:w="0" w:type="auto"/>
+          </w:tcPr>
+          <w:p>
+            <w:pPr>
+              <w:spacing w:line="276" w:lineRule="auto"/>
+              <w:jc w:val="left"/>
+            </w:pPr>
+            <w:r>
+              <w:rPr>
+                <w:rFonts w:ascii="Times New Roman" w:hAnsi="Times New Roman" w:cs="Times New Roman"/>
+                <w:sz w:val="28"/>
+                <w:szCs w:val="28"/>
+              </w:rPr>
+              <w:t xml:space="preserve">Ведение электронной медицинской карты, оформление назначений и направлений</w:t>
+            </w:r>
+          </w:p>
+        </w:tc>
+        <w:tc>
+          <w:tcPr>
+            <w:tcW w:w="0" w:type="auto"/>
+          </w:tcPr>
+          <w:p>
+            <w:pPr>
+              <w:spacing w:line="276" w:lineRule="auto"/>
+              <w:jc w:val="left"/>
+            </w:pPr>
+            <w:r>
+              <w:rPr>
+                <w:rFonts w:ascii="Times New Roman" w:hAnsi="Times New Roman" w:cs="Times New Roman"/>
+                <w:sz w:val="28"/>
+                <w:szCs w:val="28"/>
+              </w:rPr>
+              <w:t xml:space="preserve">КЗ-2, кабинеты врачей</w:t>
+            </w:r>
+          </w:p>
+        </w:tc>
+      </w:tr>
+      <w:tr>
+        <w:tc>
+          <w:tcPr>
+            <w:tcW w:w="0" w:type="auto"/>
+          </w:tcPr>
+          <w:p>
+            <w:pPr>
+              <w:spacing w:line="276" w:lineRule="auto"/>
+              <w:jc w:val="left"/>
+            </w:pPr>
+            <w:r>
+              <w:rPr>
+                <w:rFonts w:ascii="Times New Roman" w:hAnsi="Times New Roman" w:cs="Times New Roman"/>
+                <w:sz w:val="28"/>
+                <w:szCs w:val="28"/>
+              </w:rPr>
+              <w:t xml:space="preserve">12</w:t>
+            </w:r>
+          </w:p>
+        </w:tc>
+        <w:tc>
+          <w:tcPr>
+            <w:tcW w:w="0" w:type="auto"/>
+          </w:tcPr>
+          <w:p>
+            <w:pPr>
+              <w:spacing w:line="276" w:lineRule="auto"/>
+              <w:jc w:val="left"/>
+            </w:pPr>
+            <w:r>
+              <w:rPr>
+                <w:rFonts w:ascii="Times New Roman" w:hAnsi="Times New Roman" w:cs="Times New Roman"/>
+                <w:sz w:val="28"/>
+                <w:szCs w:val="28"/>
+              </w:rPr>
+              <w:t xml:space="preserve">АРМ медицинской сестры</w:t>
+            </w:r>
+          </w:p>
+        </w:tc>
+        <w:tc>
+          <w:tcPr>
+            <w:tcW w:w="0" w:type="auto"/>
+          </w:tcPr>
+          <w:p>
+            <w:pPr>
+              <w:spacing w:line="276" w:lineRule="auto"/>
+              <w:jc w:val="left"/>
+            </w:pPr>
+            <w:r>
+              <w:rPr>
+                <w:rFonts w:ascii="Times New Roman" w:hAnsi="Times New Roman" w:cs="Times New Roman"/>
+                <w:sz w:val="28"/>
+                <w:szCs w:val="28"/>
+              </w:rPr>
+              <w:t xml:space="preserve">Фиксация выполнения назначений, выдача и (или) введение лекарственных средств пациенту</w:t>
+            </w:r>
+          </w:p>
+        </w:tc>
+        <w:tc>
+          <w:tcPr>
+            <w:tcW w:w="0" w:type="auto"/>
+          </w:tcPr>
+          <w:p>
+            <w:pPr>
+              <w:spacing w:line="276" w:lineRule="auto"/>
+              <w:jc w:val="left"/>
+            </w:pPr>
+            <w:r>
+              <w:rPr>
+                <w:rFonts w:ascii="Times New Roman" w:hAnsi="Times New Roman" w:cs="Times New Roman"/>
+                <w:sz w:val="28"/>
+                <w:szCs w:val="28"/>
+              </w:rPr>
+              <w:t xml:space="preserve">КЗ-2, посты медицинских сестёр</w:t>
+            </w:r>
+          </w:p>
+        </w:tc>
+      </w:tr>
+      <w:tr>
+        <w:tc>
+          <w:tcPr>
+            <w:tcW w:w="0" w:type="auto"/>
+          </w:tcPr>
+          <w:p>
+            <w:pPr>
+              <w:spacing w:line="276" w:lineRule="auto"/>
+              <w:jc w:val="left"/>
+            </w:pPr>
+            <w:r>
+              <w:rPr>
+                <w:rFonts w:ascii="Times New Roman" w:hAnsi="Times New Roman" w:cs="Times New Roman"/>
+                <w:sz w:val="28"/>
+                <w:szCs w:val="28"/>
+              </w:rPr>
+              <w:t xml:space="preserve">13</w:t>
+            </w:r>
+          </w:p>
+        </w:tc>
+        <w:tc>
+          <w:tcPr>
+            <w:tcW w:w="0" w:type="auto"/>
+          </w:tcPr>
+          <w:p>
+            <w:pPr>
+              <w:spacing w:line="276" w:lineRule="auto"/>
+              <w:jc w:val="left"/>
+            </w:pPr>
+            <w:r>
+              <w:rPr>
+                <w:rFonts w:ascii="Times New Roman" w:hAnsi="Times New Roman" w:cs="Times New Roman"/>
+                <w:sz w:val="28"/>
+                <w:szCs w:val="28"/>
+              </w:rPr>
+              <w:t xml:space="preserve">АРМ лаборатории</w:t>
+            </w:r>
+          </w:p>
+        </w:tc>
+        <w:tc>
+          <w:tcPr>
+            <w:tcW w:w="0" w:type="auto"/>
+          </w:tcPr>
+          <w:p>
+            <w:pPr>
+              <w:spacing w:line="276" w:lineRule="auto"/>
+              <w:jc w:val="left"/>
+            </w:pPr>
+            <w:r>
+              <w:rPr>
+                <w:rFonts w:ascii="Times New Roman" w:hAnsi="Times New Roman" w:cs="Times New Roman"/>
+                <w:sz w:val="28"/>
+                <w:szCs w:val="28"/>
+              </w:rPr>
+              <w:t xml:space="preserve">Регистрация исследований, ввод и передача результатов исследований</w:t>
+            </w:r>
+          </w:p>
+        </w:tc>
+        <w:tc>
+          <w:tcPr>
+            <w:tcW w:w="0" w:type="auto"/>
+          </w:tcPr>
+          <w:p>
+            <w:pPr>
+              <w:spacing w:line="276" w:lineRule="auto"/>
+              <w:jc w:val="left"/>
+            </w:pPr>
+            <w:r>
+              <w:rPr>
+                <w:rFonts w:ascii="Times New Roman" w:hAnsi="Times New Roman" w:cs="Times New Roman"/>
+                <w:sz w:val="28"/>
+                <w:szCs w:val="28"/>
+              </w:rPr>
+              <w:t xml:space="preserve">КЗ-2, лаборатория</w:t>
+            </w:r>
+          </w:p>
+        </w:tc>
+      </w:tr>
+      <w:tr>
+        <w:tc>
+          <w:tcPr>
+            <w:tcW w:w="0" w:type="auto"/>
+          </w:tcPr>
+          <w:p>
+            <w:pPr>
+              <w:spacing w:line="276" w:lineRule="auto"/>
+              <w:jc w:val="left"/>
+            </w:pPr>
+            <w:r>
+              <w:rPr>
+                <w:rFonts w:ascii="Times New Roman" w:hAnsi="Times New Roman" w:cs="Times New Roman"/>
+                <w:sz w:val="28"/>
+                <w:szCs w:val="28"/>
+              </w:rPr>
+              <w:t xml:space="preserve">14</w:t>
+            </w:r>
+          </w:p>
+        </w:tc>
+        <w:tc>
+          <w:tcPr>
+            <w:tcW w:w="0" w:type="auto"/>
+          </w:tcPr>
+          <w:p>
+            <w:pPr>
+              <w:spacing w:line="276" w:lineRule="auto"/>
+              <w:jc w:val="left"/>
+            </w:pPr>
+            <w:r>
+              <w:rPr>
+                <w:rFonts w:ascii="Times New Roman" w:hAnsi="Times New Roman" w:cs="Times New Roman"/>
+                <w:sz w:val="28"/>
+                <w:szCs w:val="28"/>
+              </w:rPr>
+              <w:t xml:space="preserve">АРМ администратора персональных данных</w:t>
+            </w:r>
+          </w:p>
+        </w:tc>
+        <w:tc>
+          <w:tcPr>
+            <w:tcW w:w="0" w:type="auto"/>
+          </w:tcPr>
+          <w:p>
+            <w:pPr>
+              <w:spacing w:line="276" w:lineRule="auto"/>
+              <w:jc w:val="left"/>
+            </w:pPr>
+            <w:r>
+              <w:rPr>
+                <w:rFonts w:ascii="Times New Roman" w:hAnsi="Times New Roman" w:cs="Times New Roman"/>
+                <w:sz w:val="28"/>
+                <w:szCs w:val="28"/>
+              </w:rPr>
+              <w:t xml:space="preserve">Контроль соблюдения требований по обработке и защите персональных данных</w:t>
+            </w:r>
+          </w:p>
+        </w:tc>
+        <w:tc>
+          <w:tcPr>
+            <w:tcW w:w="0" w:type="auto"/>
+          </w:tcPr>
+          <w:p>
+            <w:pPr>
+              <w:spacing w:line="276" w:lineRule="auto"/>
+              <w:jc w:val="left"/>
+            </w:pPr>
+            <w:r>
+              <w:rPr>
+                <w:rFonts w:ascii="Times New Roman" w:hAnsi="Times New Roman" w:cs="Times New Roman"/>
+                <w:sz w:val="28"/>
+                <w:szCs w:val="28"/>
+              </w:rPr>
+              <w:t xml:space="preserve">КЗ-2, технический отдел</w:t>
+            </w:r>
+          </w:p>
+        </w:tc>
+      </w:tr>
+      <w:tr>
+        <w:tc>
+          <w:tcPr>
+            <w:tcW w:w="0" w:type="auto"/>
+          </w:tcPr>
+          <w:p>
+            <w:pPr>
+              <w:spacing w:line="276" w:lineRule="auto"/>
+              <w:jc w:val="left"/>
+            </w:pPr>
+            <w:r>
+              <w:rPr>
+                <w:rFonts w:ascii="Times New Roman" w:hAnsi="Times New Roman" w:cs="Times New Roman"/>
+                <w:sz w:val="28"/>
+                <w:szCs w:val="28"/>
+              </w:rPr>
+              <w:t xml:space="preserve">15</w:t>
+            </w:r>
+          </w:p>
+        </w:tc>
+        <w:tc>
+          <w:tcPr>
+            <w:tcW w:w="0" w:type="auto"/>
+          </w:tcPr>
+          <w:p>
+            <w:pPr>
+              <w:spacing w:line="276" w:lineRule="auto"/>
+              <w:jc w:val="left"/>
+            </w:pPr>
+            <w:r>
+              <w:rPr>
+                <w:rFonts w:ascii="Times New Roman" w:hAnsi="Times New Roman" w:cs="Times New Roman"/>
+                <w:sz w:val="28"/>
+                <w:szCs w:val="28"/>
+              </w:rPr>
+              <w:t xml:space="preserve">АРМ системного администратора</w:t>
+            </w:r>
+          </w:p>
+        </w:tc>
+        <w:tc>
+          <w:tcPr>
+            <w:tcW w:w="0" w:type="auto"/>
+          </w:tcPr>
+          <w:p>
+            <w:pPr>
+              <w:spacing w:line="276" w:lineRule="auto"/>
+              <w:jc w:val="left"/>
+            </w:pPr>
+            <w:r>
+              <w:rPr>
+                <w:rFonts w:ascii="Times New Roman" w:hAnsi="Times New Roman" w:cs="Times New Roman"/>
+                <w:sz w:val="28"/>
+                <w:szCs w:val="28"/>
+              </w:rPr>
+              <w:t xml:space="preserve">Установка, настройка и сопровождение программного обеспечения, управление учётными записями, мониторинг</w:t>
+            </w:r>
+          </w:p>
+        </w:tc>
+        <w:tc>
+          <w:tcPr>
+            <w:tcW w:w="0" w:type="auto"/>
+          </w:tcPr>
+          <w:p>
+            <w:pPr>
+              <w:spacing w:line="276" w:lineRule="auto"/>
+              <w:jc w:val="left"/>
+            </w:pPr>
+            <w:r>
+              <w:rPr>
+                <w:rFonts w:ascii="Times New Roman" w:hAnsi="Times New Roman" w:cs="Times New Roman"/>
+                <w:sz w:val="28"/>
+                <w:szCs w:val="28"/>
+              </w:rPr>
+              <w:t xml:space="preserve">КЗ-2, технический отдел</w:t>
+            </w:r>
+          </w:p>
+        </w:tc>
+      </w:tr>
+      <w:tr>
+        <w:tc>
+          <w:tcPr>
+            <w:tcW w:w="0" w:type="auto"/>
+          </w:tcPr>
+          <w:p>
+            <w:pPr>
+              <w:spacing w:line="276" w:lineRule="auto"/>
+              <w:jc w:val="left"/>
+            </w:pPr>
+            <w:r>
+              <w:rPr>
+                <w:rFonts w:ascii="Times New Roman" w:hAnsi="Times New Roman" w:cs="Times New Roman"/>
+                <w:sz w:val="28"/>
+                <w:szCs w:val="28"/>
+              </w:rPr>
+              <w:t xml:space="preserve">16</w:t>
+            </w:r>
+          </w:p>
+        </w:tc>
+        <w:tc>
+          <w:tcPr>
+            <w:tcW w:w="0" w:type="auto"/>
+          </w:tcPr>
+          <w:p>
+            <w:pPr>
+              <w:spacing w:line="276" w:lineRule="auto"/>
+              <w:jc w:val="left"/>
+            </w:pPr>
+            <w:r>
+              <w:rPr>
+                <w:rFonts w:ascii="Times New Roman" w:hAnsi="Times New Roman" w:cs="Times New Roman"/>
+                <w:sz w:val="28"/>
+                <w:szCs w:val="28"/>
+              </w:rPr>
+              <w:t xml:space="preserve">Маршрутизатор сегмента рабочих мест</w:t>
+            </w:r>
+          </w:p>
+        </w:tc>
+        <w:tc>
+          <w:tcPr>
+            <w:tcW w:w="0" w:type="auto"/>
+          </w:tcPr>
+          <w:p>
+            <w:pPr>
+              <w:spacing w:line="276" w:lineRule="auto"/>
+              <w:jc w:val="left"/>
+            </w:pPr>
+            <w:r>
+              <w:rPr>
+                <w:rFonts w:ascii="Times New Roman" w:hAnsi="Times New Roman" w:cs="Times New Roman"/>
+                <w:sz w:val="28"/>
+                <w:szCs w:val="28"/>
+              </w:rPr>
+              <w:t xml:space="preserve">Маршрутизация трафика между КЗ-2 и сетью Интернет, реализация межсетевого экранирования</w:t>
+            </w:r>
+          </w:p>
+        </w:tc>
+        <w:tc>
+          <w:tcPr>
+            <w:tcW w:w="0" w:type="auto"/>
+          </w:tcPr>
+          <w:p>
+            <w:pPr>
+              <w:spacing w:line="276" w:lineRule="auto"/>
+              <w:jc w:val="left"/>
+            </w:pPr>
+            <w:r>
+              <w:rPr>
+                <w:rFonts w:ascii="Times New Roman" w:hAnsi="Times New Roman" w:cs="Times New Roman"/>
+                <w:sz w:val="28"/>
+                <w:szCs w:val="28"/>
+              </w:rPr>
+              <w:t xml:space="preserve">КЗ-2, технический отдел</w:t>
+            </w:r>
+          </w:p>
+        </w:tc>
+      </w:tr>
+      <w:tr>
+        <w:tc>
+          <w:tcPr>
+            <w:tcW w:w="0" w:type="auto"/>
+          </w:tcPr>
+          <w:p>
+            <w:pPr>
+              <w:spacing w:line="276" w:lineRule="auto"/>
+              <w:jc w:val="left"/>
+            </w:pPr>
+            <w:r>
+              <w:rPr>
+                <w:rFonts w:ascii="Times New Roman" w:hAnsi="Times New Roman" w:cs="Times New Roman"/>
+                <w:sz w:val="28"/>
+                <w:szCs w:val="28"/>
+              </w:rPr>
+              <w:t xml:space="preserve">17</w:t>
+            </w:r>
+          </w:p>
+        </w:tc>
+        <w:tc>
+          <w:tcPr>
+            <w:tcW w:w="0" w:type="auto"/>
+          </w:tcPr>
+          <w:p>
+            <w:pPr>
+              <w:spacing w:line="276" w:lineRule="auto"/>
+              <w:jc w:val="left"/>
+            </w:pPr>
+            <w:r>
+              <w:rPr>
+                <w:rFonts w:ascii="Times New Roman" w:hAnsi="Times New Roman" w:cs="Times New Roman"/>
+                <w:sz w:val="28"/>
+                <w:szCs w:val="28"/>
+              </w:rPr>
+              <w:t xml:space="preserve">Коммутатор сегмента рабочих мест</w:t>
+            </w:r>
+          </w:p>
+        </w:tc>
+        <w:tc>
+          <w:tcPr>
+            <w:tcW w:w="0" w:type="auto"/>
+          </w:tcPr>
+          <w:p>
+            <w:pPr>
+              <w:spacing w:line="276" w:lineRule="auto"/>
+              <w:jc w:val="left"/>
+            </w:pPr>
+            <w:r>
+              <w:rPr>
+                <w:rFonts w:ascii="Times New Roman" w:hAnsi="Times New Roman" w:cs="Times New Roman"/>
+                <w:sz w:val="28"/>
+                <w:szCs w:val="28"/>
+              </w:rPr>
+              <w:t xml:space="preserve">Объединение АРМ пользователей КЗ-2 в локальную вычислительную сеть</w:t>
+            </w:r>
+          </w:p>
+        </w:tc>
+        <w:tc>
+          <w:tcPr>
+            <w:tcW w:w="0" w:type="auto"/>
+          </w:tcPr>
+          <w:p>
+            <w:pPr>
+              <w:spacing w:line="276" w:lineRule="auto"/>
+              <w:jc w:val="left"/>
+            </w:pPr>
+            <w:r>
+              <w:rPr>
+                <w:rFonts w:ascii="Times New Roman" w:hAnsi="Times New Roman" w:cs="Times New Roman"/>
+                <w:sz w:val="28"/>
+                <w:szCs w:val="28"/>
+              </w:rPr>
+              <w:t xml:space="preserve">КЗ-2, технический отдел</w:t>
+            </w:r>
+          </w:p>
+        </w:tc>
+      </w:tr>
+    </w:tbl>
+    <w:p>
+      <w:pPr>
+        <w:spacing w:line="360" w:lineRule="auto"/>
+        <w:jc w:val="both"/>
+      </w:pPr>
+    </w:p>
+    <w:p>
+      <w:pPr>
+        <w:spacing w:line="360" w:lineRule="auto"/>
+        <w:jc w:val="both"/>
+        <w:ind w:firstLine="709"/>
+      </w:pPr>
+      <w:r>
+        <w:rPr>
+          <w:rFonts w:ascii="Times New Roman" w:hAnsi="Times New Roman" w:cs="Times New Roman"/>
+          <w:sz w:val="28"/>
+          <w:szCs w:val="28"/>
+        </w:rPr>
+        <w:t xml:space="preserve">Программный состав АС больницы представлен в таблице 6.</w:t>
+      </w:r>
+    </w:p>
+    <w:tbl>
+      <w:tblPr>
+        <w:tblW w:w="5000" w:type="pct"/>
+        <w:tblBorders>
+          <w:top w:val="single" w:sz="4" w:space="0" w:color="000000"/>
+          <w:left w:val="single" w:sz="4" w:space="0" w:color="000000"/>
+          <w:bottom w:val="single" w:sz="4" w:space="0" w:color="000000"/>
+          <w:right w:val="single" w:sz="4" w:space="0" w:color="000000"/>
+          <w:insideH w:val="single" w:sz="4" w:space="0" w:color="000000"/>
+          <w:insideV w:val="single" w:sz="4" w:space="0" w:color="000000"/>
+        </w:tblBorders>
+        <w:tblLayout w:type="autofit"/>
+      </w:tblPr>
+      <w:tr>
+        <w:tc>
+          <w:tcPr>
+            <w:tcW w:w="0" w:type="auto"/>
+          </w:tcPr>
+          <w:p>
+            <w:pPr>
+              <w:spacing w:line="276" w:lineRule="auto"/>
+              <w:jc w:val="center"/>
+            </w:pPr>
+            <w:r>
+              <w:rPr>
+                <w:rFonts w:ascii="Times New Roman" w:hAnsi="Times New Roman" w:cs="Times New Roman"/>
+                <w:b/>
+                <w:bCs/>
+                <w:sz w:val="28"/>
+                <w:szCs w:val="28"/>
+              </w:rPr>
+              <w:t xml:space="preserve">Таблица 6 — Программный состав АС больницы</w:t>
+            </w:r>
+          </w:p>
+        </w:tc>
+      </w:tr>
+      <w:tr>
+        <w:tc>
+          <w:tcPr>
+            <w:tcW w:w="0" w:type="auto"/>
+          </w:tcPr>
+          <w:p>
+            <w:pPr>
+              <w:spacing w:line="276" w:lineRule="auto"/>
+              <w:jc w:val="left"/>
+            </w:pPr>
+            <w:r>
+              <w:rPr>
+                <w:rFonts w:ascii="Times New Roman" w:hAnsi="Times New Roman" w:cs="Times New Roman"/>
+                <w:sz w:val="28"/>
+                <w:szCs w:val="28"/>
+              </w:rPr>
+              <w:t xml:space="preserve">№ п/п</w:t>
+            </w:r>
+          </w:p>
+        </w:tc>
+        <w:tc>
+          <w:tcPr>
+            <w:tcW w:w="0" w:type="auto"/>
+          </w:tcPr>
+          <w:p>
+            <w:pPr>
+              <w:spacing w:line="276" w:lineRule="auto"/>
+              <w:jc w:val="left"/>
+            </w:pPr>
+            <w:r>
+              <w:rPr>
+                <w:rFonts w:ascii="Times New Roman" w:hAnsi="Times New Roman" w:cs="Times New Roman"/>
+                <w:sz w:val="28"/>
+                <w:szCs w:val="28"/>
+              </w:rPr>
+              <w:t xml:space="preserve">Тип программного обеспечения</w:t>
+            </w:r>
+          </w:p>
+        </w:tc>
+        <w:tc>
+          <w:tcPr>
+            <w:tcW w:w="0" w:type="auto"/>
+          </w:tcPr>
+          <w:p>
+            <w:pPr>
+              <w:spacing w:line="276" w:lineRule="auto"/>
+              <w:jc w:val="left"/>
+            </w:pPr>
+            <w:r>
+              <w:rPr>
+                <w:rFonts w:ascii="Times New Roman" w:hAnsi="Times New Roman" w:cs="Times New Roman"/>
+                <w:sz w:val="28"/>
+                <w:szCs w:val="28"/>
+              </w:rPr>
+              <w:t xml:space="preserve">Наименование</w:t>
+            </w:r>
+          </w:p>
+        </w:tc>
+        <w:tc>
+          <w:tcPr>
+            <w:tcW w:w="0" w:type="auto"/>
+          </w:tcPr>
+          <w:p>
+            <w:pPr>
+              <w:spacing w:line="276" w:lineRule="auto"/>
+              <w:jc w:val="left"/>
+            </w:pPr>
+            <w:r>
+              <w:rPr>
+                <w:rFonts w:ascii="Times New Roman" w:hAnsi="Times New Roman" w:cs="Times New Roman"/>
+                <w:sz w:val="28"/>
+                <w:szCs w:val="28"/>
+              </w:rPr>
+              <w:t xml:space="preserve">Назначение</w:t>
+            </w:r>
+          </w:p>
+        </w:tc>
+      </w:tr>
+      <w:tr>
+        <w:tc>
+          <w:tcPr>
+            <w:tcW w:w="0" w:type="auto"/>
+          </w:tcPr>
+          <w:p>
+            <w:pPr>
+              <w:spacing w:line="276" w:lineRule="auto"/>
+              <w:jc w:val="left"/>
+            </w:pPr>
+            <w:r>
+              <w:rPr>
+                <w:rFonts w:ascii="Times New Roman" w:hAnsi="Times New Roman" w:cs="Times New Roman"/>
+                <w:sz w:val="28"/>
+                <w:szCs w:val="28"/>
+              </w:rPr>
+              <w:t xml:space="preserve">1</w:t>
+            </w:r>
+          </w:p>
+        </w:tc>
+        <w:tc>
+          <w:tcPr>
+            <w:tcW w:w="0" w:type="auto"/>
+          </w:tcPr>
+          <w:p>
+            <w:pPr>
+              <w:spacing w:line="276" w:lineRule="auto"/>
+              <w:jc w:val="left"/>
+            </w:pPr>
+            <w:r>
+              <w:rPr>
+                <w:rFonts w:ascii="Times New Roman" w:hAnsi="Times New Roman" w:cs="Times New Roman"/>
+                <w:sz w:val="28"/>
+                <w:szCs w:val="28"/>
+              </w:rPr>
+              <w:t xml:space="preserve">Системное программное обеспечение серверов и АРМ</w:t>
+            </w:r>
+          </w:p>
+        </w:tc>
+        <w:tc>
+          <w:tcPr>
+            <w:tcW w:w="0" w:type="auto"/>
+          </w:tcPr>
+          <w:p>
+            <w:pPr>
+              <w:spacing w:line="276" w:lineRule="auto"/>
+              <w:jc w:val="left"/>
+            </w:pPr>
+            <w:r>
+              <w:rPr>
+                <w:rFonts w:ascii="Times New Roman" w:hAnsi="Times New Roman" w:cs="Times New Roman"/>
+                <w:sz w:val="28"/>
+                <w:szCs w:val="28"/>
+              </w:rPr>
+              <w:t xml:space="preserve">Astra Linux Special Edition, релиз «Смоленск» (версия 1.7)</w:t>
+            </w:r>
+          </w:p>
+        </w:tc>
+        <w:tc>
+          <w:tcPr>
+            <w:tcW w:w="0" w:type="auto"/>
+          </w:tcPr>
+          <w:p>
+            <w:pPr>
+              <w:spacing w:line="276" w:lineRule="auto"/>
+              <w:jc w:val="left"/>
+            </w:pPr>
+            <w:r>
+              <w:rPr>
+                <w:rFonts w:ascii="Times New Roman" w:hAnsi="Times New Roman" w:cs="Times New Roman"/>
+                <w:sz w:val="28"/>
+                <w:szCs w:val="28"/>
+              </w:rPr>
+              <w:t xml:space="preserve">Операционная система серверного оборудования и АРМ пользователей АС больницы</w:t>
+            </w:r>
+          </w:p>
+        </w:tc>
+      </w:tr>
+      <w:tr>
+        <w:tc>
+          <w:tcPr>
+            <w:tcW w:w="0" w:type="auto"/>
+          </w:tcPr>
+          <w:p>
+            <w:pPr>
+              <w:spacing w:line="276" w:lineRule="auto"/>
+              <w:jc w:val="left"/>
+            </w:pPr>
+            <w:r>
+              <w:rPr>
+                <w:rFonts w:ascii="Times New Roman" w:hAnsi="Times New Roman" w:cs="Times New Roman"/>
+                <w:sz w:val="28"/>
+                <w:szCs w:val="28"/>
+              </w:rPr>
+              <w:t xml:space="preserve">2</w:t>
+            </w:r>
+          </w:p>
+        </w:tc>
+        <w:tc>
+          <w:tcPr>
+            <w:tcW w:w="0" w:type="auto"/>
+          </w:tcPr>
+          <w:p>
+            <w:pPr>
+              <w:spacing w:line="276" w:lineRule="auto"/>
+              <w:jc w:val="left"/>
+            </w:pPr>
+            <w:r>
+              <w:rPr>
+                <w:rFonts w:ascii="Times New Roman" w:hAnsi="Times New Roman" w:cs="Times New Roman"/>
+                <w:sz w:val="28"/>
+                <w:szCs w:val="28"/>
+              </w:rPr>
+              <w:t xml:space="preserve">Система управления базами данных</w:t>
+            </w:r>
+          </w:p>
+        </w:tc>
+        <w:tc>
+          <w:tcPr>
+            <w:tcW w:w="0" w:type="auto"/>
+          </w:tcPr>
+          <w:p>
+            <w:pPr>
+              <w:spacing w:line="276" w:lineRule="auto"/>
+              <w:jc w:val="left"/>
+            </w:pPr>
+            <w:r>
+              <w:rPr>
+                <w:rFonts w:ascii="Times New Roman" w:hAnsi="Times New Roman" w:cs="Times New Roman"/>
+                <w:sz w:val="28"/>
+                <w:szCs w:val="28"/>
+              </w:rPr>
+              <w:t xml:space="preserve">PostgreSQL (версия 15 и выше)</w:t>
+            </w:r>
+          </w:p>
+        </w:tc>
+        <w:tc>
+          <w:tcPr>
+            <w:tcW w:w="0" w:type="auto"/>
+          </w:tcPr>
+          <w:p>
+            <w:pPr>
+              <w:spacing w:line="276" w:lineRule="auto"/>
+              <w:jc w:val="left"/>
+            </w:pPr>
+            <w:r>
+              <w:rPr>
+                <w:rFonts w:ascii="Times New Roman" w:hAnsi="Times New Roman" w:cs="Times New Roman"/>
+                <w:sz w:val="28"/>
+                <w:szCs w:val="28"/>
+              </w:rPr>
+              <w:t xml:space="preserve">Хранение и обработка структурированных данных АС больницы</w:t>
+            </w:r>
+          </w:p>
+        </w:tc>
+      </w:tr>
+      <w:tr>
+        <w:tc>
+          <w:tcPr>
+            <w:tcW w:w="0" w:type="auto"/>
+          </w:tcPr>
+          <w:p>
+            <w:pPr>
+              <w:spacing w:line="276" w:lineRule="auto"/>
+              <w:jc w:val="left"/>
+            </w:pPr>
+            <w:r>
+              <w:rPr>
+                <w:rFonts w:ascii="Times New Roman" w:hAnsi="Times New Roman" w:cs="Times New Roman"/>
+                <w:sz w:val="28"/>
+                <w:szCs w:val="28"/>
+              </w:rPr>
+              <w:t xml:space="preserve">3</w:t>
+            </w:r>
+          </w:p>
+        </w:tc>
+        <w:tc>
+          <w:tcPr>
+            <w:tcW w:w="0" w:type="auto"/>
+          </w:tcPr>
+          <w:p>
+            <w:pPr>
+              <w:spacing w:line="276" w:lineRule="auto"/>
+              <w:jc w:val="left"/>
+            </w:pPr>
+            <w:r>
+              <w:rPr>
+                <w:rFonts w:ascii="Times New Roman" w:hAnsi="Times New Roman" w:cs="Times New Roman"/>
+                <w:sz w:val="28"/>
+                <w:szCs w:val="28"/>
+              </w:rPr>
+              <w:t xml:space="preserve">Сервер приложений (веб-сервер)</w:t>
+            </w:r>
+          </w:p>
+        </w:tc>
+        <w:tc>
+          <w:tcPr>
+            <w:tcW w:w="0" w:type="auto"/>
+          </w:tcPr>
+          <w:p>
+            <w:pPr>
+              <w:spacing w:line="276" w:lineRule="auto"/>
+              <w:jc w:val="left"/>
+            </w:pPr>
+            <w:r>
+              <w:rPr>
+                <w:rFonts w:ascii="Times New Roman" w:hAnsi="Times New Roman" w:cs="Times New Roman"/>
+                <w:sz w:val="28"/>
+                <w:szCs w:val="28"/>
+              </w:rPr>
+              <w:t xml:space="preserve">NGINX</w:t>
+            </w:r>
+          </w:p>
+        </w:tc>
+        <w:tc>
+          <w:tcPr>
+            <w:tcW w:w="0" w:type="auto"/>
+          </w:tcPr>
+          <w:p>
+            <w:pPr>
+              <w:spacing w:line="276" w:lineRule="auto"/>
+              <w:jc w:val="left"/>
+            </w:pPr>
+            <w:r>
+              <w:rPr>
+                <w:rFonts w:ascii="Times New Roman" w:hAnsi="Times New Roman" w:cs="Times New Roman"/>
+                <w:sz w:val="28"/>
+                <w:szCs w:val="28"/>
+              </w:rPr>
+              <w:t xml:space="preserve">Обработка запросов АРМ пользователей и взаимодействие с сервером базы данных</w:t>
+            </w:r>
+          </w:p>
+        </w:tc>
+      </w:tr>
+      <w:tr>
+        <w:tc>
+          <w:tcPr>
+            <w:tcW w:w="0" w:type="auto"/>
+          </w:tcPr>
+          <w:p>
+            <w:pPr>
+              <w:spacing w:line="276" w:lineRule="auto"/>
+              <w:jc w:val="left"/>
+            </w:pPr>
+            <w:r>
+              <w:rPr>
+                <w:rFonts w:ascii="Times New Roman" w:hAnsi="Times New Roman" w:cs="Times New Roman"/>
+                <w:sz w:val="28"/>
+                <w:szCs w:val="28"/>
+              </w:rPr>
+              <w:t xml:space="preserve">4</w:t>
+            </w:r>
+          </w:p>
+        </w:tc>
+        <w:tc>
+          <w:tcPr>
+            <w:tcW w:w="0" w:type="auto"/>
+          </w:tcPr>
+          <w:p>
+            <w:pPr>
+              <w:spacing w:line="276" w:lineRule="auto"/>
+              <w:jc w:val="left"/>
+            </w:pPr>
+            <w:r>
+              <w:rPr>
+                <w:rFonts w:ascii="Times New Roman" w:hAnsi="Times New Roman" w:cs="Times New Roman"/>
+                <w:sz w:val="28"/>
+                <w:szCs w:val="28"/>
+              </w:rPr>
+              <w:t xml:space="preserve">Файловый сервер</w:t>
+            </w:r>
+          </w:p>
+        </w:tc>
+        <w:tc>
+          <w:tcPr>
+            <w:tcW w:w="0" w:type="auto"/>
+          </w:tcPr>
+          <w:p>
+            <w:pPr>
+              <w:spacing w:line="276" w:lineRule="auto"/>
+              <w:jc w:val="left"/>
+            </w:pPr>
+            <w:r>
+              <w:rPr>
+                <w:rFonts w:ascii="Times New Roman" w:hAnsi="Times New Roman" w:cs="Times New Roman"/>
+                <w:sz w:val="28"/>
+                <w:szCs w:val="28"/>
+              </w:rPr>
+              <w:t xml:space="preserve">Samba</w:t>
+            </w:r>
+          </w:p>
+        </w:tc>
+        <w:tc>
+          <w:tcPr>
+            <w:tcW w:w="0" w:type="auto"/>
+          </w:tcPr>
+          <w:p>
+            <w:pPr>
+              <w:spacing w:line="276" w:lineRule="auto"/>
+              <w:jc w:val="left"/>
+            </w:pPr>
+            <w:r>
+              <w:rPr>
+                <w:rFonts w:ascii="Times New Roman" w:hAnsi="Times New Roman" w:cs="Times New Roman"/>
+                <w:sz w:val="28"/>
+                <w:szCs w:val="28"/>
+              </w:rPr>
+              <w:t xml:space="preserve">Предоставление файловых ресурсов общего доступа сотрудникам медицинской организации-оператора</w:t>
+            </w:r>
+          </w:p>
+        </w:tc>
+      </w:tr>
+      <w:tr>
+        <w:tc>
+          <w:tcPr>
+            <w:tcW w:w="0" w:type="auto"/>
+          </w:tcPr>
+          <w:p>
+            <w:pPr>
+              <w:spacing w:line="276" w:lineRule="auto"/>
+              <w:jc w:val="left"/>
+            </w:pPr>
+            <w:r>
+              <w:rPr>
+                <w:rFonts w:ascii="Times New Roman" w:hAnsi="Times New Roman" w:cs="Times New Roman"/>
+                <w:sz w:val="28"/>
+                <w:szCs w:val="28"/>
+              </w:rPr>
+              <w:t xml:space="preserve">5</w:t>
+            </w:r>
+          </w:p>
+        </w:tc>
+        <w:tc>
+          <w:tcPr>
+            <w:tcW w:w="0" w:type="auto"/>
+          </w:tcPr>
+          <w:p>
+            <w:pPr>
+              <w:spacing w:line="276" w:lineRule="auto"/>
+              <w:jc w:val="left"/>
+            </w:pPr>
+            <w:r>
+              <w:rPr>
+                <w:rFonts w:ascii="Times New Roman" w:hAnsi="Times New Roman" w:cs="Times New Roman"/>
+                <w:sz w:val="28"/>
+                <w:szCs w:val="28"/>
+              </w:rPr>
+              <w:t xml:space="preserve">Прикладное программное обеспечение</w:t>
+            </w:r>
+          </w:p>
+        </w:tc>
+        <w:tc>
+          <w:tcPr>
+            <w:tcW w:w="0" w:type="auto"/>
+          </w:tcPr>
+          <w:p>
+            <w:pPr>
+              <w:spacing w:line="276" w:lineRule="auto"/>
+              <w:jc w:val="left"/>
+            </w:pPr>
+            <w:r>
+              <w:rPr>
+                <w:rFonts w:ascii="Times New Roman" w:hAnsi="Times New Roman" w:cs="Times New Roman"/>
+                <w:sz w:val="28"/>
+                <w:szCs w:val="28"/>
+              </w:rPr>
+              <w:t xml:space="preserve">«1С:Медицина. Больница» (на платформе «1С:Предприятие 8.3»)</w:t>
+            </w:r>
+          </w:p>
+        </w:tc>
+        <w:tc>
+          <w:tcPr>
+            <w:tcW w:w="0" w:type="auto"/>
+          </w:tcPr>
+          <w:p>
+            <w:pPr>
+              <w:spacing w:line="276" w:lineRule="auto"/>
+              <w:jc w:val="left"/>
+            </w:pPr>
+            <w:r>
+              <w:rPr>
+                <w:rFonts w:ascii="Times New Roman" w:hAnsi="Times New Roman" w:cs="Times New Roman"/>
+                <w:sz w:val="28"/>
+                <w:szCs w:val="28"/>
+              </w:rPr>
+              <w:t xml:space="preserve">Автоматизация лечебно-диагностического процесса и обеспечивающих его процессов медицинской организации-оператора</w:t>
+            </w:r>
+          </w:p>
+        </w:tc>
+      </w:tr>
+      <w:tr>
+        <w:tc>
+          <w:tcPr>
+            <w:tcW w:w="0" w:type="auto"/>
+          </w:tcPr>
+          <w:p>
+            <w:pPr>
+              <w:spacing w:line="276" w:lineRule="auto"/>
+              <w:jc w:val="left"/>
+            </w:pPr>
+            <w:r>
+              <w:rPr>
+                <w:rFonts w:ascii="Times New Roman" w:hAnsi="Times New Roman" w:cs="Times New Roman"/>
+                <w:sz w:val="28"/>
+                <w:szCs w:val="28"/>
+              </w:rPr>
+              <w:t xml:space="preserve">6</w:t>
+            </w:r>
+          </w:p>
+        </w:tc>
+        <w:tc>
+          <w:tcPr>
+            <w:tcW w:w="0" w:type="auto"/>
+          </w:tcPr>
+          <w:p>
+            <w:pPr>
+              <w:spacing w:line="276" w:lineRule="auto"/>
+              <w:jc w:val="left"/>
+            </w:pPr>
+            <w:r>
+              <w:rPr>
+                <w:rFonts w:ascii="Times New Roman" w:hAnsi="Times New Roman" w:cs="Times New Roman"/>
+                <w:sz w:val="28"/>
+                <w:szCs w:val="28"/>
+              </w:rPr>
+              <w:t xml:space="preserve">Средство антивирусной защиты</w:t>
+            </w:r>
+          </w:p>
+        </w:tc>
+        <w:tc>
+          <w:tcPr>
+            <w:tcW w:w="0" w:type="auto"/>
+          </w:tcPr>
+          <w:p>
+            <w:pPr>
+              <w:spacing w:line="276" w:lineRule="auto"/>
+              <w:jc w:val="left"/>
+            </w:pPr>
+            <w:r>
+              <w:rPr>
+                <w:rFonts w:ascii="Times New Roman" w:hAnsi="Times New Roman" w:cs="Times New Roman"/>
+                <w:sz w:val="28"/>
+                <w:szCs w:val="28"/>
+              </w:rPr>
+              <w:t xml:space="preserve">Kaspersky Endpoint Security для Linux</w:t>
+            </w:r>
+          </w:p>
+        </w:tc>
+        <w:tc>
+          <w:tcPr>
+            <w:tcW w:w="0" w:type="auto"/>
+          </w:tcPr>
+          <w:p>
+            <w:pPr>
+              <w:spacing w:line="276" w:lineRule="auto"/>
+              <w:jc w:val="left"/>
+            </w:pPr>
+            <w:r>
+              <w:rPr>
+                <w:rFonts w:ascii="Times New Roman" w:hAnsi="Times New Roman" w:cs="Times New Roman"/>
+                <w:sz w:val="28"/>
+                <w:szCs w:val="28"/>
+              </w:rPr>
+              <w:t xml:space="preserve">Защита серверов и АРМ от воздействия вредоносного программного обеспечения</w:t>
+            </w:r>
+          </w:p>
+        </w:tc>
+      </w:tr>
+      <w:tr>
+        <w:tc>
+          <w:tcPr>
+            <w:tcW w:w="0" w:type="auto"/>
+          </w:tcPr>
+          <w:p>
+            <w:pPr>
+              <w:spacing w:line="276" w:lineRule="auto"/>
+              <w:jc w:val="left"/>
+            </w:pPr>
+            <w:r>
+              <w:rPr>
+                <w:rFonts w:ascii="Times New Roman" w:hAnsi="Times New Roman" w:cs="Times New Roman"/>
+                <w:sz w:val="28"/>
+                <w:szCs w:val="28"/>
+              </w:rPr>
+              <w:t xml:space="preserve">7</w:t>
+            </w:r>
+          </w:p>
+        </w:tc>
+        <w:tc>
+          <w:tcPr>
+            <w:tcW w:w="0" w:type="auto"/>
+          </w:tcPr>
+          <w:p>
+            <w:pPr>
+              <w:spacing w:line="276" w:lineRule="auto"/>
+              <w:jc w:val="left"/>
+            </w:pPr>
+            <w:r>
+              <w:rPr>
+                <w:rFonts w:ascii="Times New Roman" w:hAnsi="Times New Roman" w:cs="Times New Roman"/>
+                <w:sz w:val="28"/>
+                <w:szCs w:val="28"/>
+              </w:rPr>
+              <w:t xml:space="preserve">Средство криптографической защиты информации</w:t>
+            </w:r>
+          </w:p>
+        </w:tc>
+        <w:tc>
+          <w:tcPr>
+            <w:tcW w:w="0" w:type="auto"/>
+          </w:tcPr>
+          <w:p>
+            <w:pPr>
+              <w:spacing w:line="276" w:lineRule="auto"/>
+              <w:jc w:val="left"/>
+            </w:pPr>
+            <w:r>
+              <w:rPr>
+                <w:rFonts w:ascii="Times New Roman" w:hAnsi="Times New Roman" w:cs="Times New Roman"/>
+                <w:sz w:val="28"/>
+                <w:szCs w:val="28"/>
+              </w:rPr>
+              <w:t xml:space="preserve">ViPNet Client (исполнение 4)</w:t>
+            </w:r>
+          </w:p>
+        </w:tc>
+        <w:tc>
+          <w:tcPr>
+            <w:tcW w:w="0" w:type="auto"/>
+          </w:tcPr>
+          <w:p>
+            <w:pPr>
+              <w:spacing w:line="276" w:lineRule="auto"/>
+              <w:jc w:val="left"/>
+            </w:pPr>
+            <w:r>
+              <w:rPr>
+                <w:rFonts w:ascii="Times New Roman" w:hAnsi="Times New Roman" w:cs="Times New Roman"/>
+                <w:sz w:val="28"/>
+                <w:szCs w:val="28"/>
+              </w:rPr>
+              <w:t xml:space="preserve">Защита канала передачи данных между сегментом серверной (КЗ-1) и сегментом рабочих мест (КЗ-2) при взаимодействии через сеть Интернет</w:t>
+            </w:r>
+          </w:p>
+        </w:tc>
+      </w:tr>
+      <w:tr>
+        <w:tc>
+          <w:tcPr>
+            <w:tcW w:w="0" w:type="auto"/>
+          </w:tcPr>
+          <w:p>
+            <w:pPr>
+              <w:spacing w:line="276" w:lineRule="auto"/>
+              <w:jc w:val="left"/>
+            </w:pPr>
+            <w:r>
+              <w:rPr>
+                <w:rFonts w:ascii="Times New Roman" w:hAnsi="Times New Roman" w:cs="Times New Roman"/>
+                <w:sz w:val="28"/>
+                <w:szCs w:val="28"/>
+              </w:rPr>
+              <w:t xml:space="preserve">8</w:t>
+            </w:r>
+          </w:p>
+        </w:tc>
+        <w:tc>
+          <w:tcPr>
+            <w:tcW w:w="0" w:type="auto"/>
+          </w:tcPr>
+          <w:p>
+            <w:pPr>
+              <w:spacing w:line="276" w:lineRule="auto"/>
+              <w:jc w:val="left"/>
+            </w:pPr>
+            <w:r>
+              <w:rPr>
+                <w:rFonts w:ascii="Times New Roman" w:hAnsi="Times New Roman" w:cs="Times New Roman"/>
+                <w:sz w:val="28"/>
+                <w:szCs w:val="28"/>
+              </w:rPr>
+              <w:t xml:space="preserve">Веб-браузер</w:t>
+            </w:r>
+          </w:p>
+        </w:tc>
+        <w:tc>
+          <w:tcPr>
+            <w:tcW w:w="0" w:type="auto"/>
+          </w:tcPr>
+          <w:p>
+            <w:pPr>
+              <w:spacing w:line="276" w:lineRule="auto"/>
+              <w:jc w:val="left"/>
+            </w:pPr>
+            <w:r>
+              <w:rPr>
+                <w:rFonts w:ascii="Times New Roman" w:hAnsi="Times New Roman" w:cs="Times New Roman"/>
+                <w:sz w:val="28"/>
+                <w:szCs w:val="28"/>
+              </w:rPr>
+              <w:t xml:space="preserve">Яндекс Браузер Корпоративный</w:t>
+            </w:r>
+          </w:p>
+        </w:tc>
+        <w:tc>
+          <w:tcPr>
+            <w:tcW w:w="0" w:type="auto"/>
+          </w:tcPr>
+          <w:p>
+            <w:pPr>
+              <w:spacing w:line="276" w:lineRule="auto"/>
+              <w:jc w:val="left"/>
+            </w:pPr>
+            <w:r>
+              <w:rPr>
+                <w:rFonts w:ascii="Times New Roman" w:hAnsi="Times New Roman" w:cs="Times New Roman"/>
+                <w:sz w:val="28"/>
+                <w:szCs w:val="28"/>
+              </w:rPr>
+              <w:t xml:space="preserve">Интерфейс доступа пользователей к прикладному программному обеспечению АС больницы</w:t>
+            </w:r>
+          </w:p>
+        </w:tc>
+      </w:tr>
+    </w:tbl>
+    <w:p>
+      <w:pPr>
+        <w:spacing w:line="360" w:lineRule="auto"/>
+        <w:jc w:val="both"/>
+      </w:pPr>
+    </w:p>
+    <w:p>
+      <w:pPr>
+        <w:spacing w:line="360" w:lineRule="auto"/>
+        <w:jc w:val="both"/>
+        <w:ind w:firstLine="709"/>
+      </w:pPr>
+      <w:r>
+        <w:rPr>
+          <w:rFonts w:ascii="Times New Roman" w:hAnsi="Times New Roman" w:cs="Times New Roman"/>
+          <w:sz w:val="28"/>
+          <w:szCs w:val="28"/>
+        </w:rPr>
+        <w:t xml:space="preserve">Технологии, используемые в АС больницы, представлены в таблице 7.</w:t>
+      </w:r>
+    </w:p>
+    <w:tbl>
+      <w:tblPr>
+        <w:tblW w:w="5000" w:type="pct"/>
+        <w:tblBorders>
+          <w:top w:val="single" w:sz="4" w:space="0" w:color="000000"/>
+          <w:left w:val="single" w:sz="4" w:space="0" w:color="000000"/>
+          <w:bottom w:val="single" w:sz="4" w:space="0" w:color="000000"/>
+          <w:right w:val="single" w:sz="4" w:space="0" w:color="000000"/>
+          <w:insideH w:val="single" w:sz="4" w:space="0" w:color="000000"/>
+          <w:insideV w:val="single" w:sz="4" w:space="0" w:color="000000"/>
+        </w:tblBorders>
+        <w:tblLayout w:type="autofit"/>
+      </w:tblPr>
+      <w:tr>
+        <w:tc>
+          <w:tcPr>
+            <w:tcW w:w="0" w:type="auto"/>
+          </w:tcPr>
+          <w:p>
+            <w:pPr>
+              <w:spacing w:line="276" w:lineRule="auto"/>
+              <w:jc w:val="center"/>
+            </w:pPr>
+            <w:r>
+              <w:rPr>
+                <w:rFonts w:ascii="Times New Roman" w:hAnsi="Times New Roman" w:cs="Times New Roman"/>
+                <w:b/>
+                <w:bCs/>
+                <w:sz w:val="28"/>
+                <w:szCs w:val="28"/>
+              </w:rPr>
+              <w:t xml:space="preserve">Таблица 7 — Технологии, используемые в АС больницы</w:t>
+            </w:r>
+          </w:p>
+        </w:tc>
+      </w:tr>
+      <w:tr>
+        <w:tc>
+          <w:tcPr>
+            <w:tcW w:w="0" w:type="auto"/>
+          </w:tcPr>
+          <w:p>
+            <w:pPr>
+              <w:spacing w:line="276" w:lineRule="auto"/>
+              <w:jc w:val="left"/>
+            </w:pPr>
+            <w:r>
+              <w:rPr>
+                <w:rFonts w:ascii="Times New Roman" w:hAnsi="Times New Roman" w:cs="Times New Roman"/>
+                <w:sz w:val="28"/>
+                <w:szCs w:val="28"/>
+              </w:rPr>
+              <w:t xml:space="preserve">№ п/п</w:t>
+            </w:r>
+          </w:p>
+        </w:tc>
+        <w:tc>
+          <w:tcPr>
+            <w:tcW w:w="0" w:type="auto"/>
+          </w:tcPr>
+          <w:p>
+            <w:pPr>
+              <w:spacing w:line="276" w:lineRule="auto"/>
+              <w:jc w:val="left"/>
+            </w:pPr>
+            <w:r>
+              <w:rPr>
+                <w:rFonts w:ascii="Times New Roman" w:hAnsi="Times New Roman" w:cs="Times New Roman"/>
+                <w:sz w:val="28"/>
+                <w:szCs w:val="28"/>
+              </w:rPr>
+              <w:t xml:space="preserve">Технология</w:t>
+            </w:r>
+          </w:p>
+        </w:tc>
+        <w:tc>
+          <w:tcPr>
+            <w:tcW w:w="0" w:type="auto"/>
+          </w:tcPr>
+          <w:p>
+            <w:pPr>
+              <w:spacing w:line="276" w:lineRule="auto"/>
+              <w:jc w:val="left"/>
+            </w:pPr>
+            <w:r>
+              <w:rPr>
+                <w:rFonts w:ascii="Times New Roman" w:hAnsi="Times New Roman" w:cs="Times New Roman"/>
+                <w:sz w:val="28"/>
+                <w:szCs w:val="28"/>
+              </w:rPr>
+              <w:t xml:space="preserve">Используется / не используется</w:t>
+            </w:r>
+          </w:p>
+        </w:tc>
+      </w:tr>
+      <w:tr>
+        <w:tc>
+          <w:tcPr>
+            <w:tcW w:w="0" w:type="auto"/>
+          </w:tcPr>
+          <w:p>
+            <w:pPr>
+              <w:spacing w:line="276" w:lineRule="auto"/>
+              <w:jc w:val="left"/>
+            </w:pPr>
+            <w:r>
+              <w:rPr>
+                <w:rFonts w:ascii="Times New Roman" w:hAnsi="Times New Roman" w:cs="Times New Roman"/>
+                <w:sz w:val="28"/>
+                <w:szCs w:val="28"/>
+              </w:rPr>
+              <w:t xml:space="preserve">1</w:t>
+            </w:r>
+          </w:p>
+        </w:tc>
+        <w:tc>
+          <w:tcPr>
+            <w:tcW w:w="0" w:type="auto"/>
+          </w:tcPr>
+          <w:p>
+            <w:pPr>
+              <w:spacing w:line="276" w:lineRule="auto"/>
+              <w:jc w:val="left"/>
+            </w:pPr>
+            <w:r>
+              <w:rPr>
+                <w:rFonts w:ascii="Times New Roman" w:hAnsi="Times New Roman" w:cs="Times New Roman"/>
+                <w:sz w:val="28"/>
+                <w:szCs w:val="28"/>
+              </w:rPr>
+              <w:t xml:space="preserve">Съёмные носители информации</w:t>
+            </w:r>
+          </w:p>
+        </w:tc>
+        <w:tc>
+          <w:tcPr>
+            <w:tcW w:w="0" w:type="auto"/>
+          </w:tcPr>
+          <w:p>
+            <w:pPr>
+              <w:spacing w:line="276" w:lineRule="auto"/>
+              <w:jc w:val="left"/>
+            </w:pPr>
+            <w:r>
+              <w:rPr>
+                <w:rFonts w:ascii="Times New Roman" w:hAnsi="Times New Roman" w:cs="Times New Roman"/>
+                <w:sz w:val="28"/>
+                <w:szCs w:val="28"/>
+              </w:rPr>
+              <w:t xml:space="preserve">Не используются</w:t>
+            </w:r>
+          </w:p>
+        </w:tc>
+      </w:tr>
+      <w:tr>
+        <w:tc>
+          <w:tcPr>
+            <w:tcW w:w="0" w:type="auto"/>
+          </w:tcPr>
+          <w:p>
+            <w:pPr>
+              <w:spacing w:line="276" w:lineRule="auto"/>
+              <w:jc w:val="left"/>
+            </w:pPr>
+            <w:r>
+              <w:rPr>
+                <w:rFonts w:ascii="Times New Roman" w:hAnsi="Times New Roman" w:cs="Times New Roman"/>
+                <w:sz w:val="28"/>
+                <w:szCs w:val="28"/>
+              </w:rPr>
+              <w:t xml:space="preserve">2</w:t>
+            </w:r>
+          </w:p>
+        </w:tc>
+        <w:tc>
+          <w:tcPr>
+            <w:tcW w:w="0" w:type="auto"/>
+          </w:tcPr>
+          <w:p>
+            <w:pPr>
+              <w:spacing w:line="276" w:lineRule="auto"/>
+              <w:jc w:val="left"/>
+            </w:pPr>
+            <w:r>
+              <w:rPr>
+                <w:rFonts w:ascii="Times New Roman" w:hAnsi="Times New Roman" w:cs="Times New Roman"/>
+                <w:sz w:val="28"/>
+                <w:szCs w:val="28"/>
+              </w:rPr>
+              <w:t xml:space="preserve">Технология виртуализации</w:t>
+            </w:r>
+          </w:p>
+        </w:tc>
+        <w:tc>
+          <w:tcPr>
+            <w:tcW w:w="0" w:type="auto"/>
+          </w:tcPr>
+          <w:p>
+            <w:pPr>
+              <w:spacing w:line="276" w:lineRule="auto"/>
+              <w:jc w:val="left"/>
+            </w:pPr>
+            <w:r>
+              <w:rPr>
+                <w:rFonts w:ascii="Times New Roman" w:hAnsi="Times New Roman" w:cs="Times New Roman"/>
+                <w:sz w:val="28"/>
+                <w:szCs w:val="28"/>
+              </w:rPr>
+              <w:t xml:space="preserve">Не используются</w:t>
+            </w:r>
+          </w:p>
+        </w:tc>
+      </w:tr>
+      <w:tr>
+        <w:tc>
+          <w:tcPr>
+            <w:tcW w:w="0" w:type="auto"/>
+          </w:tcPr>
+          <w:p>
+            <w:pPr>
+              <w:spacing w:line="276" w:lineRule="auto"/>
+              <w:jc w:val="left"/>
+            </w:pPr>
+            <w:r>
+              <w:rPr>
+                <w:rFonts w:ascii="Times New Roman" w:hAnsi="Times New Roman" w:cs="Times New Roman"/>
+                <w:sz w:val="28"/>
+                <w:szCs w:val="28"/>
+              </w:rPr>
+              <w:t xml:space="preserve">3</w:t>
+            </w:r>
+          </w:p>
+        </w:tc>
+        <w:tc>
+          <w:tcPr>
+            <w:tcW w:w="0" w:type="auto"/>
+          </w:tcPr>
+          <w:p>
+            <w:pPr>
+              <w:spacing w:line="276" w:lineRule="auto"/>
+              <w:jc w:val="left"/>
+            </w:pPr>
+            <w:r>
+              <w:rPr>
+                <w:rFonts w:ascii="Times New Roman" w:hAnsi="Times New Roman" w:cs="Times New Roman"/>
+                <w:sz w:val="28"/>
+                <w:szCs w:val="28"/>
+              </w:rPr>
+              <w:t xml:space="preserve">Технология беспроводного доступа</w:t>
+            </w:r>
+          </w:p>
+        </w:tc>
+        <w:tc>
+          <w:tcPr>
+            <w:tcW w:w="0" w:type="auto"/>
+          </w:tcPr>
+          <w:p>
+            <w:pPr>
+              <w:spacing w:line="276" w:lineRule="auto"/>
+              <w:jc w:val="left"/>
+            </w:pPr>
+            <w:r>
+              <w:rPr>
+                <w:rFonts w:ascii="Times New Roman" w:hAnsi="Times New Roman" w:cs="Times New Roman"/>
+                <w:sz w:val="28"/>
+                <w:szCs w:val="28"/>
+              </w:rPr>
+              <w:t xml:space="preserve">Не используются</w:t>
+            </w:r>
+          </w:p>
+        </w:tc>
+      </w:tr>
+      <w:tr>
+        <w:tc>
+          <w:tcPr>
+            <w:tcW w:w="0" w:type="auto"/>
+          </w:tcPr>
+          <w:p>
+            <w:pPr>
+              <w:spacing w:line="276" w:lineRule="auto"/>
+              <w:jc w:val="left"/>
+            </w:pPr>
+            <w:r>
+              <w:rPr>
+                <w:rFonts w:ascii="Times New Roman" w:hAnsi="Times New Roman" w:cs="Times New Roman"/>
+                <w:sz w:val="28"/>
+                <w:szCs w:val="28"/>
+              </w:rPr>
+              <w:t xml:space="preserve">4</w:t>
+            </w:r>
+          </w:p>
+        </w:tc>
+        <w:tc>
+          <w:tcPr>
+            <w:tcW w:w="0" w:type="auto"/>
+          </w:tcPr>
+          <w:p>
+            <w:pPr>
+              <w:spacing w:line="276" w:lineRule="auto"/>
+              <w:jc w:val="left"/>
+            </w:pPr>
+            <w:r>
+              <w:rPr>
+                <w:rFonts w:ascii="Times New Roman" w:hAnsi="Times New Roman" w:cs="Times New Roman"/>
+                <w:sz w:val="28"/>
+                <w:szCs w:val="28"/>
+              </w:rPr>
+              <w:t xml:space="preserve">Мобильные технические средства</w:t>
+            </w:r>
+          </w:p>
+        </w:tc>
+        <w:tc>
+          <w:tcPr>
+            <w:tcW w:w="0" w:type="auto"/>
+          </w:tcPr>
+          <w:p>
+            <w:pPr>
+              <w:spacing w:line="276" w:lineRule="auto"/>
+              <w:jc w:val="left"/>
+            </w:pPr>
+            <w:r>
+              <w:rPr>
+                <w:rFonts w:ascii="Times New Roman" w:hAnsi="Times New Roman" w:cs="Times New Roman"/>
+                <w:sz w:val="28"/>
+                <w:szCs w:val="28"/>
+              </w:rPr>
+              <w:t xml:space="preserve">Не используются</w:t>
+            </w:r>
+          </w:p>
+        </w:tc>
+      </w:tr>
+      <w:tr>
+        <w:tc>
+          <w:tcPr>
+            <w:tcW w:w="0" w:type="auto"/>
+          </w:tcPr>
+          <w:p>
+            <w:pPr>
+              <w:spacing w:line="276" w:lineRule="auto"/>
+              <w:jc w:val="left"/>
+            </w:pPr>
+            <w:r>
+              <w:rPr>
+                <w:rFonts w:ascii="Times New Roman" w:hAnsi="Times New Roman" w:cs="Times New Roman"/>
+                <w:sz w:val="28"/>
+                <w:szCs w:val="28"/>
+              </w:rPr>
+              <w:t xml:space="preserve">5</w:t>
+            </w:r>
+          </w:p>
+        </w:tc>
+        <w:tc>
+          <w:tcPr>
+            <w:tcW w:w="0" w:type="auto"/>
+          </w:tcPr>
+          <w:p>
+            <w:pPr>
+              <w:spacing w:line="276" w:lineRule="auto"/>
+              <w:jc w:val="left"/>
+            </w:pPr>
+            <w:r>
+              <w:rPr>
+                <w:rFonts w:ascii="Times New Roman" w:hAnsi="Times New Roman" w:cs="Times New Roman"/>
+                <w:sz w:val="28"/>
+                <w:szCs w:val="28"/>
+              </w:rPr>
+              <w:t xml:space="preserve">Веб-серверы</w:t>
+            </w:r>
+          </w:p>
+        </w:tc>
+        <w:tc>
+          <w:tcPr>
+            <w:tcW w:w="0" w:type="auto"/>
+          </w:tcPr>
+          <w:p>
+            <w:pPr>
+              <w:spacing w:line="276" w:lineRule="auto"/>
+              <w:jc w:val="left"/>
+            </w:pPr>
+            <w:r>
+              <w:rPr>
+                <w:rFonts w:ascii="Times New Roman" w:hAnsi="Times New Roman" w:cs="Times New Roman"/>
+                <w:sz w:val="28"/>
+                <w:szCs w:val="28"/>
+              </w:rPr>
+              <w:t xml:space="preserve">Используются</w:t>
+            </w:r>
+          </w:p>
+        </w:tc>
+      </w:tr>
+      <w:tr>
+        <w:tc>
+          <w:tcPr>
+            <w:tcW w:w="0" w:type="auto"/>
+          </w:tcPr>
+          <w:p>
+            <w:pPr>
+              <w:spacing w:line="276" w:lineRule="auto"/>
+              <w:jc w:val="left"/>
+            </w:pPr>
+            <w:r>
+              <w:rPr>
+                <w:rFonts w:ascii="Times New Roman" w:hAnsi="Times New Roman" w:cs="Times New Roman"/>
+                <w:sz w:val="28"/>
+                <w:szCs w:val="28"/>
+              </w:rPr>
+              <w:t xml:space="preserve">6</w:t>
+            </w:r>
+          </w:p>
+        </w:tc>
+        <w:tc>
+          <w:tcPr>
+            <w:tcW w:w="0" w:type="auto"/>
+          </w:tcPr>
+          <w:p>
+            <w:pPr>
+              <w:spacing w:line="276" w:lineRule="auto"/>
+              <w:jc w:val="left"/>
+            </w:pPr>
+            <w:r>
+              <w:rPr>
+                <w:rFonts w:ascii="Times New Roman" w:hAnsi="Times New Roman" w:cs="Times New Roman"/>
+                <w:sz w:val="28"/>
+                <w:szCs w:val="28"/>
+              </w:rPr>
+              <w:t xml:space="preserve">Технология веб-доступа</w:t>
+            </w:r>
+          </w:p>
+        </w:tc>
+        <w:tc>
+          <w:tcPr>
+            <w:tcW w:w="0" w:type="auto"/>
+          </w:tcPr>
+          <w:p>
+            <w:pPr>
+              <w:spacing w:line="276" w:lineRule="auto"/>
+              <w:jc w:val="left"/>
+            </w:pPr>
+            <w:r>
+              <w:rPr>
+                <w:rFonts w:ascii="Times New Roman" w:hAnsi="Times New Roman" w:cs="Times New Roman"/>
+                <w:sz w:val="28"/>
+                <w:szCs w:val="28"/>
+              </w:rPr>
+              <w:t xml:space="preserve">Используется</w:t>
+            </w:r>
+          </w:p>
+        </w:tc>
+      </w:tr>
+      <w:tr>
+        <w:tc>
+          <w:tcPr>
+            <w:tcW w:w="0" w:type="auto"/>
+          </w:tcPr>
+          <w:p>
+            <w:pPr>
+              <w:spacing w:line="276" w:lineRule="auto"/>
+              <w:jc w:val="left"/>
+            </w:pPr>
+            <w:r>
+              <w:rPr>
+                <w:rFonts w:ascii="Times New Roman" w:hAnsi="Times New Roman" w:cs="Times New Roman"/>
+                <w:sz w:val="28"/>
+                <w:szCs w:val="28"/>
+              </w:rPr>
+              <w:t xml:space="preserve">7</w:t>
+            </w:r>
+          </w:p>
+        </w:tc>
+        <w:tc>
+          <w:tcPr>
+            <w:tcW w:w="0" w:type="auto"/>
+          </w:tcPr>
+          <w:p>
+            <w:pPr>
+              <w:spacing w:line="276" w:lineRule="auto"/>
+              <w:jc w:val="left"/>
+            </w:pPr>
+            <w:r>
+              <w:rPr>
+                <w:rFonts w:ascii="Times New Roman" w:hAnsi="Times New Roman" w:cs="Times New Roman"/>
+                <w:sz w:val="28"/>
+                <w:szCs w:val="28"/>
+              </w:rPr>
+              <w:t xml:space="preserve">Smart-карты</w:t>
+            </w:r>
+          </w:p>
+        </w:tc>
+        <w:tc>
+          <w:tcPr>
+            <w:tcW w:w="0" w:type="auto"/>
+          </w:tcPr>
+          <w:p>
+            <w:pPr>
+              <w:spacing w:line="276" w:lineRule="auto"/>
+              <w:jc w:val="left"/>
+            </w:pPr>
+            <w:r>
+              <w:rPr>
+                <w:rFonts w:ascii="Times New Roman" w:hAnsi="Times New Roman" w:cs="Times New Roman"/>
+                <w:sz w:val="28"/>
+                <w:szCs w:val="28"/>
+              </w:rPr>
+              <w:t xml:space="preserve">Не используются</w:t>
+            </w:r>
+          </w:p>
+        </w:tc>
+      </w:tr>
+      <w:tr>
+        <w:tc>
+          <w:tcPr>
+            <w:tcW w:w="0" w:type="auto"/>
+          </w:tcPr>
+          <w:p>
+            <w:pPr>
+              <w:spacing w:line="276" w:lineRule="auto"/>
+              <w:jc w:val="left"/>
+            </w:pPr>
+            <w:r>
+              <w:rPr>
+                <w:rFonts w:ascii="Times New Roman" w:hAnsi="Times New Roman" w:cs="Times New Roman"/>
+                <w:sz w:val="28"/>
+                <w:szCs w:val="28"/>
+              </w:rPr>
+              <w:t xml:space="preserve">8</w:t>
+            </w:r>
+          </w:p>
+        </w:tc>
+        <w:tc>
+          <w:tcPr>
+            <w:tcW w:w="0" w:type="auto"/>
+          </w:tcPr>
+          <w:p>
+            <w:pPr>
+              <w:spacing w:line="276" w:lineRule="auto"/>
+              <w:jc w:val="left"/>
+            </w:pPr>
+            <w:r>
+              <w:rPr>
+                <w:rFonts w:ascii="Times New Roman" w:hAnsi="Times New Roman" w:cs="Times New Roman"/>
+                <w:sz w:val="28"/>
+                <w:szCs w:val="28"/>
+              </w:rPr>
+              <w:t xml:space="preserve">Технологии грид-систем</w:t>
+            </w:r>
+          </w:p>
+        </w:tc>
+        <w:tc>
+          <w:tcPr>
+            <w:tcW w:w="0" w:type="auto"/>
+          </w:tcPr>
+          <w:p>
+            <w:pPr>
+              <w:spacing w:line="276" w:lineRule="auto"/>
+              <w:jc w:val="left"/>
+            </w:pPr>
+            <w:r>
+              <w:rPr>
+                <w:rFonts w:ascii="Times New Roman" w:hAnsi="Times New Roman" w:cs="Times New Roman"/>
+                <w:sz w:val="28"/>
+                <w:szCs w:val="28"/>
+              </w:rPr>
+              <w:t xml:space="preserve">Не используются</w:t>
+            </w:r>
+          </w:p>
+        </w:tc>
+      </w:tr>
+      <w:tr>
+        <w:tc>
+          <w:tcPr>
+            <w:tcW w:w="0" w:type="auto"/>
+          </w:tcPr>
+          <w:p>
+            <w:pPr>
+              <w:spacing w:line="276" w:lineRule="auto"/>
+              <w:jc w:val="left"/>
+            </w:pPr>
+            <w:r>
+              <w:rPr>
+                <w:rFonts w:ascii="Times New Roman" w:hAnsi="Times New Roman" w:cs="Times New Roman"/>
+                <w:sz w:val="28"/>
+                <w:szCs w:val="28"/>
+              </w:rPr>
+              <w:t xml:space="preserve">9</w:t>
+            </w:r>
+          </w:p>
+        </w:tc>
+        <w:tc>
+          <w:tcPr>
+            <w:tcW w:w="0" w:type="auto"/>
+          </w:tcPr>
+          <w:p>
+            <w:pPr>
+              <w:spacing w:line="276" w:lineRule="auto"/>
+              <w:jc w:val="left"/>
+            </w:pPr>
+            <w:r>
+              <w:rPr>
+                <w:rFonts w:ascii="Times New Roman" w:hAnsi="Times New Roman" w:cs="Times New Roman"/>
+                <w:sz w:val="28"/>
+                <w:szCs w:val="28"/>
+              </w:rPr>
+              <w:t xml:space="preserve">Технологии суперкомпьютерных систем</w:t>
+            </w:r>
+          </w:p>
+        </w:tc>
+        <w:tc>
+          <w:tcPr>
+            <w:tcW w:w="0" w:type="auto"/>
+          </w:tcPr>
+          <w:p>
+            <w:pPr>
+              <w:spacing w:line="276" w:lineRule="auto"/>
+              <w:jc w:val="left"/>
+            </w:pPr>
+            <w:r>
+              <w:rPr>
+                <w:rFonts w:ascii="Times New Roman" w:hAnsi="Times New Roman" w:cs="Times New Roman"/>
+                <w:sz w:val="28"/>
+                <w:szCs w:val="28"/>
+              </w:rPr>
+              <w:t xml:space="preserve">Не используются</w:t>
+            </w:r>
+          </w:p>
+        </w:tc>
+      </w:tr>
+      <w:tr>
+        <w:tc>
+          <w:tcPr>
+            <w:tcW w:w="0" w:type="auto"/>
+          </w:tcPr>
+          <w:p>
+            <w:pPr>
+              <w:spacing w:line="276" w:lineRule="auto"/>
+              <w:jc w:val="left"/>
+            </w:pPr>
+            <w:r>
+              <w:rPr>
+                <w:rFonts w:ascii="Times New Roman" w:hAnsi="Times New Roman" w:cs="Times New Roman"/>
+                <w:sz w:val="28"/>
+                <w:szCs w:val="28"/>
+              </w:rPr>
+              <w:t xml:space="preserve">10</w:t>
+            </w:r>
+          </w:p>
+        </w:tc>
+        <w:tc>
+          <w:tcPr>
+            <w:tcW w:w="0" w:type="auto"/>
+          </w:tcPr>
+          <w:p>
+            <w:pPr>
+              <w:spacing w:line="276" w:lineRule="auto"/>
+              <w:jc w:val="left"/>
+            </w:pPr>
+            <w:r>
+              <w:rPr>
+                <w:rFonts w:ascii="Times New Roman" w:hAnsi="Times New Roman" w:cs="Times New Roman"/>
+                <w:sz w:val="28"/>
+                <w:szCs w:val="28"/>
+              </w:rPr>
+              <w:t xml:space="preserve">Большие данные</w:t>
+            </w:r>
+          </w:p>
+        </w:tc>
+        <w:tc>
+          <w:tcPr>
+            <w:tcW w:w="0" w:type="auto"/>
+          </w:tcPr>
+          <w:p>
+            <w:pPr>
+              <w:spacing w:line="276" w:lineRule="auto"/>
+              <w:jc w:val="left"/>
+            </w:pPr>
+            <w:r>
+              <w:rPr>
+                <w:rFonts w:ascii="Times New Roman" w:hAnsi="Times New Roman" w:cs="Times New Roman"/>
+                <w:sz w:val="28"/>
+                <w:szCs w:val="28"/>
+              </w:rPr>
+              <w:t xml:space="preserve">Не используются</w:t>
+            </w:r>
+          </w:p>
+        </w:tc>
+      </w:tr>
+      <w:tr>
+        <w:tc>
+          <w:tcPr>
+            <w:tcW w:w="0" w:type="auto"/>
+          </w:tcPr>
+          <w:p>
+            <w:pPr>
+              <w:spacing w:line="276" w:lineRule="auto"/>
+              <w:jc w:val="left"/>
+            </w:pPr>
+            <w:r>
+              <w:rPr>
+                <w:rFonts w:ascii="Times New Roman" w:hAnsi="Times New Roman" w:cs="Times New Roman"/>
+                <w:sz w:val="28"/>
+                <w:szCs w:val="28"/>
+              </w:rPr>
+              <w:t xml:space="preserve">11</w:t>
+            </w:r>
+          </w:p>
+        </w:tc>
+        <w:tc>
+          <w:tcPr>
+            <w:tcW w:w="0" w:type="auto"/>
+          </w:tcPr>
+          <w:p>
+            <w:pPr>
+              <w:spacing w:line="276" w:lineRule="auto"/>
+              <w:jc w:val="left"/>
+            </w:pPr>
+            <w:r>
+              <w:rPr>
+                <w:rFonts w:ascii="Times New Roman" w:hAnsi="Times New Roman" w:cs="Times New Roman"/>
+                <w:sz w:val="28"/>
+                <w:szCs w:val="28"/>
+              </w:rPr>
+              <w:t xml:space="preserve">Числовое программное оборудование</w:t>
+            </w:r>
+          </w:p>
+        </w:tc>
+        <w:tc>
+          <w:tcPr>
+            <w:tcW w:w="0" w:type="auto"/>
+          </w:tcPr>
+          <w:p>
+            <w:pPr>
+              <w:spacing w:line="276" w:lineRule="auto"/>
+              <w:jc w:val="left"/>
+            </w:pPr>
+            <w:r>
+              <w:rPr>
+                <w:rFonts w:ascii="Times New Roman" w:hAnsi="Times New Roman" w:cs="Times New Roman"/>
+                <w:sz w:val="28"/>
+                <w:szCs w:val="28"/>
+              </w:rPr>
+              <w:t xml:space="preserve">Не используется</w:t>
+            </w:r>
+          </w:p>
+        </w:tc>
+      </w:tr>
+      <w:tr>
+        <w:tc>
+          <w:tcPr>
+            <w:tcW w:w="0" w:type="auto"/>
+          </w:tcPr>
+          <w:p>
+            <w:pPr>
+              <w:spacing w:line="276" w:lineRule="auto"/>
+              <w:jc w:val="left"/>
+            </w:pPr>
+            <w:r>
+              <w:rPr>
+                <w:rFonts w:ascii="Times New Roman" w:hAnsi="Times New Roman" w:cs="Times New Roman"/>
+                <w:sz w:val="28"/>
+                <w:szCs w:val="28"/>
+              </w:rPr>
+              <w:t xml:space="preserve">12</w:t>
+            </w:r>
+          </w:p>
+        </w:tc>
+        <w:tc>
+          <w:tcPr>
+            <w:tcW w:w="0" w:type="auto"/>
+          </w:tcPr>
+          <w:p>
+            <w:pPr>
+              <w:spacing w:line="276" w:lineRule="auto"/>
+              <w:jc w:val="left"/>
+            </w:pPr>
+            <w:r>
+              <w:rPr>
+                <w:rFonts w:ascii="Times New Roman" w:hAnsi="Times New Roman" w:cs="Times New Roman"/>
+                <w:sz w:val="28"/>
+                <w:szCs w:val="28"/>
+              </w:rPr>
+              <w:t xml:space="preserve">Одноразовые пароли</w:t>
+            </w:r>
+          </w:p>
+        </w:tc>
+        <w:tc>
+          <w:tcPr>
+            <w:tcW w:w="0" w:type="auto"/>
+          </w:tcPr>
+          <w:p>
+            <w:pPr>
+              <w:spacing w:line="276" w:lineRule="auto"/>
+              <w:jc w:val="left"/>
+            </w:pPr>
+            <w:r>
+              <w:rPr>
+                <w:rFonts w:ascii="Times New Roman" w:hAnsi="Times New Roman" w:cs="Times New Roman"/>
+                <w:sz w:val="28"/>
+                <w:szCs w:val="28"/>
+              </w:rPr>
+              <w:t xml:space="preserve">Не используются</w:t>
+            </w:r>
+          </w:p>
+        </w:tc>
+      </w:tr>
+      <w:tr>
+        <w:tc>
+          <w:tcPr>
+            <w:tcW w:w="0" w:type="auto"/>
+          </w:tcPr>
+          <w:p>
+            <w:pPr>
+              <w:spacing w:line="276" w:lineRule="auto"/>
+              <w:jc w:val="left"/>
+            </w:pPr>
+            <w:r>
+              <w:rPr>
+                <w:rFonts w:ascii="Times New Roman" w:hAnsi="Times New Roman" w:cs="Times New Roman"/>
+                <w:sz w:val="28"/>
+                <w:szCs w:val="28"/>
+              </w:rPr>
+              <w:t xml:space="preserve">13</w:t>
+            </w:r>
+          </w:p>
+        </w:tc>
+        <w:tc>
+          <w:tcPr>
+            <w:tcW w:w="0" w:type="auto"/>
+          </w:tcPr>
+          <w:p>
+            <w:pPr>
+              <w:spacing w:line="276" w:lineRule="auto"/>
+              <w:jc w:val="left"/>
+            </w:pPr>
+            <w:r>
+              <w:rPr>
+                <w:rFonts w:ascii="Times New Roman" w:hAnsi="Times New Roman" w:cs="Times New Roman"/>
+                <w:sz w:val="28"/>
+                <w:szCs w:val="28"/>
+              </w:rPr>
+              <w:t xml:space="preserve">Электронная почта</w:t>
+            </w:r>
+          </w:p>
+        </w:tc>
+        <w:tc>
+          <w:tcPr>
+            <w:tcW w:w="0" w:type="auto"/>
+          </w:tcPr>
+          <w:p>
+            <w:pPr>
+              <w:spacing w:line="276" w:lineRule="auto"/>
+              <w:jc w:val="left"/>
+            </w:pPr>
+            <w:r>
+              <w:rPr>
+                <w:rFonts w:ascii="Times New Roman" w:hAnsi="Times New Roman" w:cs="Times New Roman"/>
+                <w:sz w:val="28"/>
+                <w:szCs w:val="28"/>
+              </w:rPr>
+              <w:t xml:space="preserve">Не используется</w:t>
+            </w:r>
+          </w:p>
+        </w:tc>
+      </w:tr>
+      <w:tr>
+        <w:tc>
+          <w:tcPr>
+            <w:tcW w:w="0" w:type="auto"/>
+          </w:tcPr>
+          <w:p>
+            <w:pPr>
+              <w:spacing w:line="276" w:lineRule="auto"/>
+              <w:jc w:val="left"/>
+            </w:pPr>
+            <w:r>
+              <w:rPr>
+                <w:rFonts w:ascii="Times New Roman" w:hAnsi="Times New Roman" w:cs="Times New Roman"/>
+                <w:sz w:val="28"/>
+                <w:szCs w:val="28"/>
+              </w:rPr>
+              <w:t xml:space="preserve">14</w:t>
+            </w:r>
+          </w:p>
+        </w:tc>
+        <w:tc>
+          <w:tcPr>
+            <w:tcW w:w="0" w:type="auto"/>
+          </w:tcPr>
+          <w:p>
+            <w:pPr>
+              <w:spacing w:line="276" w:lineRule="auto"/>
+              <w:jc w:val="left"/>
+            </w:pPr>
+            <w:r>
+              <w:rPr>
+                <w:rFonts w:ascii="Times New Roman" w:hAnsi="Times New Roman" w:cs="Times New Roman"/>
+                <w:sz w:val="28"/>
+                <w:szCs w:val="28"/>
+              </w:rPr>
+              <w:t xml:space="preserve">Технология передачи видеоинформации</w:t>
+            </w:r>
+          </w:p>
+        </w:tc>
+        <w:tc>
+          <w:tcPr>
+            <w:tcW w:w="0" w:type="auto"/>
+          </w:tcPr>
+          <w:p>
+            <w:pPr>
+              <w:spacing w:line="276" w:lineRule="auto"/>
+              <w:jc w:val="left"/>
+            </w:pPr>
+            <w:r>
+              <w:rPr>
+                <w:rFonts w:ascii="Times New Roman" w:hAnsi="Times New Roman" w:cs="Times New Roman"/>
+                <w:sz w:val="28"/>
+                <w:szCs w:val="28"/>
+              </w:rPr>
+              <w:t xml:space="preserve">Не используется</w:t>
+            </w:r>
+          </w:p>
+        </w:tc>
+      </w:tr>
+      <w:tr>
+        <w:tc>
+          <w:tcPr>
+            <w:tcW w:w="0" w:type="auto"/>
+          </w:tcPr>
+          <w:p>
+            <w:pPr>
+              <w:spacing w:line="276" w:lineRule="auto"/>
+              <w:jc w:val="left"/>
+            </w:pPr>
+            <w:r>
+              <w:rPr>
+                <w:rFonts w:ascii="Times New Roman" w:hAnsi="Times New Roman" w:cs="Times New Roman"/>
+                <w:sz w:val="28"/>
+                <w:szCs w:val="28"/>
+              </w:rPr>
+              <w:t xml:space="preserve">15</w:t>
+            </w:r>
+          </w:p>
+        </w:tc>
+        <w:tc>
+          <w:tcPr>
+            <w:tcW w:w="0" w:type="auto"/>
+          </w:tcPr>
+          <w:p>
+            <w:pPr>
+              <w:spacing w:line="276" w:lineRule="auto"/>
+              <w:jc w:val="left"/>
+            </w:pPr>
+            <w:r>
+              <w:rPr>
+                <w:rFonts w:ascii="Times New Roman" w:hAnsi="Times New Roman" w:cs="Times New Roman"/>
+                <w:sz w:val="28"/>
+                <w:szCs w:val="28"/>
+              </w:rPr>
+              <w:t xml:space="preserve">Технология удалённого рабочего стола</w:t>
+            </w:r>
+          </w:p>
+        </w:tc>
+        <w:tc>
+          <w:tcPr>
+            <w:tcW w:w="0" w:type="auto"/>
+          </w:tcPr>
+          <w:p>
+            <w:pPr>
+              <w:spacing w:line="276" w:lineRule="auto"/>
+              <w:jc w:val="left"/>
+            </w:pPr>
+            <w:r>
+              <w:rPr>
+                <w:rFonts w:ascii="Times New Roman" w:hAnsi="Times New Roman" w:cs="Times New Roman"/>
+                <w:sz w:val="28"/>
+                <w:szCs w:val="28"/>
+              </w:rPr>
+              <w:t xml:space="preserve">Не используется</w:t>
+            </w:r>
+          </w:p>
+        </w:tc>
+      </w:tr>
+      <w:tr>
+        <w:tc>
+          <w:tcPr>
+            <w:tcW w:w="0" w:type="auto"/>
+          </w:tcPr>
+          <w:p>
+            <w:pPr>
+              <w:spacing w:line="276" w:lineRule="auto"/>
+              <w:jc w:val="left"/>
+            </w:pPr>
+            <w:r>
+              <w:rPr>
+                <w:rFonts w:ascii="Times New Roman" w:hAnsi="Times New Roman" w:cs="Times New Roman"/>
+                <w:sz w:val="28"/>
+                <w:szCs w:val="28"/>
+              </w:rPr>
+              <w:t xml:space="preserve">16</w:t>
+            </w:r>
+          </w:p>
+        </w:tc>
+        <w:tc>
+          <w:tcPr>
+            <w:tcW w:w="0" w:type="auto"/>
+          </w:tcPr>
+          <w:p>
+            <w:pPr>
+              <w:spacing w:line="276" w:lineRule="auto"/>
+              <w:jc w:val="left"/>
+            </w:pPr>
+            <w:r>
+              <w:rPr>
+                <w:rFonts w:ascii="Times New Roman" w:hAnsi="Times New Roman" w:cs="Times New Roman"/>
+                <w:sz w:val="28"/>
+                <w:szCs w:val="28"/>
+              </w:rPr>
+              <w:t xml:space="preserve">Технология удалённого администрирования</w:t>
+            </w:r>
+          </w:p>
+        </w:tc>
+        <w:tc>
+          <w:tcPr>
+            <w:tcW w:w="0" w:type="auto"/>
+          </w:tcPr>
+          <w:p>
+            <w:pPr>
+              <w:spacing w:line="276" w:lineRule="auto"/>
+              <w:jc w:val="left"/>
+            </w:pPr>
+            <w:r>
+              <w:rPr>
+                <w:rFonts w:ascii="Times New Roman" w:hAnsi="Times New Roman" w:cs="Times New Roman"/>
+                <w:sz w:val="28"/>
+                <w:szCs w:val="28"/>
+              </w:rPr>
+              <w:t xml:space="preserve">Не используется</w:t>
+            </w:r>
+          </w:p>
+        </w:tc>
+      </w:tr>
+      <w:tr>
+        <w:tc>
+          <w:tcPr>
+            <w:tcW w:w="0" w:type="auto"/>
+          </w:tcPr>
+          <w:p>
+            <w:pPr>
+              <w:spacing w:line="276" w:lineRule="auto"/>
+              <w:jc w:val="left"/>
+            </w:pPr>
+            <w:r>
+              <w:rPr>
+                <w:rFonts w:ascii="Times New Roman" w:hAnsi="Times New Roman" w:cs="Times New Roman"/>
+                <w:sz w:val="28"/>
+                <w:szCs w:val="28"/>
+              </w:rPr>
+              <w:t xml:space="preserve">17</w:t>
+            </w:r>
+          </w:p>
+        </w:tc>
+        <w:tc>
+          <w:tcPr>
+            <w:tcW w:w="0" w:type="auto"/>
+          </w:tcPr>
+          <w:p>
+            <w:pPr>
+              <w:spacing w:line="276" w:lineRule="auto"/>
+              <w:jc w:val="left"/>
+            </w:pPr>
+            <w:r>
+              <w:rPr>
+                <w:rFonts w:ascii="Times New Roman" w:hAnsi="Times New Roman" w:cs="Times New Roman"/>
+                <w:sz w:val="28"/>
+                <w:szCs w:val="28"/>
+              </w:rPr>
+              <w:t xml:space="preserve">Технология удалённого внеполосного доступа</w:t>
+            </w:r>
+          </w:p>
+        </w:tc>
+        <w:tc>
+          <w:tcPr>
+            <w:tcW w:w="0" w:type="auto"/>
+          </w:tcPr>
+          <w:p>
+            <w:pPr>
+              <w:spacing w:line="276" w:lineRule="auto"/>
+              <w:jc w:val="left"/>
+            </w:pPr>
+            <w:r>
+              <w:rPr>
+                <w:rFonts w:ascii="Times New Roman" w:hAnsi="Times New Roman" w:cs="Times New Roman"/>
+                <w:sz w:val="28"/>
+                <w:szCs w:val="28"/>
+              </w:rPr>
+              <w:t xml:space="preserve">Не используется</w:t>
+            </w:r>
+          </w:p>
+        </w:tc>
+      </w:tr>
+      <w:tr>
+        <w:tc>
+          <w:tcPr>
+            <w:tcW w:w="0" w:type="auto"/>
+          </w:tcPr>
+          <w:p>
+            <w:pPr>
+              <w:spacing w:line="276" w:lineRule="auto"/>
+              <w:jc w:val="left"/>
+            </w:pPr>
+            <w:r>
+              <w:rPr>
+                <w:rFonts w:ascii="Times New Roman" w:hAnsi="Times New Roman" w:cs="Times New Roman"/>
+                <w:sz w:val="28"/>
+                <w:szCs w:val="28"/>
+              </w:rPr>
+              <w:t xml:space="preserve">18</w:t>
+            </w:r>
+          </w:p>
+        </w:tc>
+        <w:tc>
+          <w:tcPr>
+            <w:tcW w:w="0" w:type="auto"/>
+          </w:tcPr>
+          <w:p>
+            <w:pPr>
+              <w:spacing w:line="276" w:lineRule="auto"/>
+              <w:jc w:val="left"/>
+            </w:pPr>
+            <w:r>
+              <w:rPr>
+                <w:rFonts w:ascii="Times New Roman" w:hAnsi="Times New Roman" w:cs="Times New Roman"/>
+                <w:sz w:val="28"/>
+                <w:szCs w:val="28"/>
+              </w:rPr>
+              <w:t xml:space="preserve">Технология передачи речи</w:t>
+            </w:r>
+          </w:p>
+        </w:tc>
+        <w:tc>
+          <w:tcPr>
+            <w:tcW w:w="0" w:type="auto"/>
+          </w:tcPr>
+          <w:p>
+            <w:pPr>
+              <w:spacing w:line="276" w:lineRule="auto"/>
+              <w:jc w:val="left"/>
+            </w:pPr>
+            <w:r>
+              <w:rPr>
+                <w:rFonts w:ascii="Times New Roman" w:hAnsi="Times New Roman" w:cs="Times New Roman"/>
+                <w:sz w:val="28"/>
+                <w:szCs w:val="28"/>
+              </w:rPr>
+              <w:t xml:space="preserve">Не используется</w:t>
+            </w:r>
+          </w:p>
+        </w:tc>
+      </w:tr>
+      <w:tr>
+        <w:tc>
+          <w:tcPr>
+            <w:tcW w:w="0" w:type="auto"/>
+          </w:tcPr>
+          <w:p>
+            <w:pPr>
+              <w:spacing w:line="276" w:lineRule="auto"/>
+              <w:jc w:val="left"/>
+            </w:pPr>
+            <w:r>
+              <w:rPr>
+                <w:rFonts w:ascii="Times New Roman" w:hAnsi="Times New Roman" w:cs="Times New Roman"/>
+                <w:sz w:val="28"/>
+                <w:szCs w:val="28"/>
+              </w:rPr>
+              <w:t xml:space="preserve">19</w:t>
+            </w:r>
+          </w:p>
+        </w:tc>
+        <w:tc>
+          <w:tcPr>
+            <w:tcW w:w="0" w:type="auto"/>
+          </w:tcPr>
+          <w:p>
+            <w:pPr>
+              <w:spacing w:line="276" w:lineRule="auto"/>
+              <w:jc w:val="left"/>
+            </w:pPr>
+            <w:r>
+              <w:rPr>
+                <w:rFonts w:ascii="Times New Roman" w:hAnsi="Times New Roman" w:cs="Times New Roman"/>
+                <w:sz w:val="28"/>
+                <w:szCs w:val="28"/>
+              </w:rPr>
+              <w:t xml:space="preserve">Технология искусственного интеллекта</w:t>
+            </w:r>
+          </w:p>
+        </w:tc>
+        <w:tc>
+          <w:tcPr>
+            <w:tcW w:w="0" w:type="auto"/>
+          </w:tcPr>
+          <w:p>
+            <w:pPr>
+              <w:spacing w:line="276" w:lineRule="auto"/>
+              <w:jc w:val="left"/>
+            </w:pPr>
+            <w:r>
+              <w:rPr>
+                <w:rFonts w:ascii="Times New Roman" w:hAnsi="Times New Roman" w:cs="Times New Roman"/>
+                <w:sz w:val="28"/>
+                <w:szCs w:val="28"/>
+              </w:rPr>
+              <w:t xml:space="preserve">Не используется</w:t>
+            </w:r>
+          </w:p>
+        </w:tc>
+      </w:tr>
+    </w:tbl>
+    <w:p>
+      <w:pPr>
+        <w:spacing w:line="360" w:lineRule="auto"/>
+        <w:jc w:val="both"/>
+      </w:pPr>
+    </w:p>
+    <w:p>
+      <w:pPr>
+        <w:pStyle w:val="Heading2"/>
+        <w:keepNext/>
+        <w:spacing w:line="360" w:lineRule="auto" w:after="240"/>
+        <w:jc w:val="left"/>
+      </w:pPr>
+      <w:r>
+        <w:rPr>
+          <w:rFonts w:ascii="Times New Roman" w:hAnsi="Times New Roman" w:cs="Times New Roman"/>
+          <w:b/>
+          <w:bCs/>
+          <w:sz w:val="28"/>
+          <w:szCs w:val="28"/>
+        </w:rPr>
+        <w:t xml:space="preserve">4.4 Описание групп внешних и внутренних пользователей систем и сетей, уровней их полномочий и типов доступа</w:t>
+      </w:r>
+    </w:p>
+    <w:p>
+      <w:pPr>
+        <w:spacing w:line="360" w:lineRule="auto"/>
+        <w:jc w:val="both"/>
+        <w:ind w:firstLine="709"/>
+      </w:pPr>
+      <w:r>
+        <w:rPr>
+          <w:rFonts w:ascii="Times New Roman" w:hAnsi="Times New Roman" w:cs="Times New Roman"/>
+          <w:sz w:val="28"/>
+          <w:szCs w:val="28"/>
+        </w:rPr>
+        <w:t xml:space="preserve">К информационным ресурсам АС больницы относятся:</w:t>
+      </w:r>
+    </w:p>
+    <w:p>
+      <w:pPr>
+        <w:spacing w:line="360" w:lineRule="auto"/>
+        <w:jc w:val="both"/>
+        <w:ind w:firstLine="709"/>
+      </w:pPr>
+      <w:r>
+        <w:rPr>
+          <w:rFonts w:ascii="Times New Roman" w:hAnsi="Times New Roman" w:cs="Times New Roman"/>
+          <w:sz w:val="28"/>
+          <w:szCs w:val="28"/>
+        </w:rPr>
+        <w:t xml:space="preserve">— предметная информация — данные, обрабатываемые АС больницы и хранящиеся в базе данных или представляемые в интерфейсе пользователя (сведения о пациентах, электронные медицинские карты, направления и результаты исследований, сведения стационарного учёта, документы лекарственного обеспечения, финансовые документы, справочники);</w:t>
+      </w:r>
+    </w:p>
+    <w:p>
+      <w:pPr>
+        <w:spacing w:line="360" w:lineRule="auto"/>
+        <w:jc w:val="both"/>
+        <w:ind w:firstLine="709"/>
+      </w:pPr>
+      <w:r>
+        <w:rPr>
+          <w:rFonts w:ascii="Times New Roman" w:hAnsi="Times New Roman" w:cs="Times New Roman"/>
+          <w:sz w:val="28"/>
+          <w:szCs w:val="28"/>
+        </w:rPr>
+        <w:t xml:space="preserve">— технологическая информация — сведения, необходимые для функционирования АС больницы (учётные данные пользователей и хеши паролей, журналы аудита, конфигурационные файлы серверного и прикладного программного обеспечения, конфигурационные файлы средств защиты информации);</w:t>
+      </w:r>
+    </w:p>
+    <w:p>
+      <w:pPr>
+        <w:spacing w:line="360" w:lineRule="auto"/>
+        <w:jc w:val="both"/>
+        <w:ind w:firstLine="709"/>
+      </w:pPr>
+      <w:r>
+        <w:rPr>
+          <w:rFonts w:ascii="Times New Roman" w:hAnsi="Times New Roman" w:cs="Times New Roman"/>
+          <w:sz w:val="28"/>
+          <w:szCs w:val="28"/>
+        </w:rPr>
+        <w:t xml:space="preserve">— технические средства — серверное оборудование, АРМ пользователей, сетевое оборудование (маршрутизаторы, коммутаторы);</w:t>
+      </w:r>
+    </w:p>
+    <w:p>
+      <w:pPr>
+        <w:spacing w:line="360" w:lineRule="auto"/>
+        <w:jc w:val="both"/>
+        <w:ind w:firstLine="709"/>
+      </w:pPr>
+      <w:r>
+        <w:rPr>
+          <w:rFonts w:ascii="Times New Roman" w:hAnsi="Times New Roman" w:cs="Times New Roman"/>
+          <w:sz w:val="28"/>
+          <w:szCs w:val="28"/>
+        </w:rPr>
+        <w:t xml:space="preserve">— программное обеспечение — операционная система, система управления базами данных, сервер приложений, файловый сервер, прикладное программное обеспечение, средства защиты информации;</w:t>
+      </w:r>
+    </w:p>
+    <w:p>
+      <w:pPr>
+        <w:spacing w:line="360" w:lineRule="auto"/>
+        <w:jc w:val="both"/>
+        <w:ind w:firstLine="709"/>
+      </w:pPr>
+      <w:r>
+        <w:rPr>
+          <w:rFonts w:ascii="Times New Roman" w:hAnsi="Times New Roman" w:cs="Times New Roman"/>
+          <w:sz w:val="28"/>
+          <w:szCs w:val="28"/>
+        </w:rPr>
+        <w:t xml:space="preserve">— каналы связи — каналы локальных вычислительных сетей сегмента серверной и сегмента рабочих мест, канал передачи данных между сегментами через сеть Интернет.</w:t>
+      </w:r>
+    </w:p>
+    <w:p>
+      <w:pPr>
+        <w:spacing w:line="360" w:lineRule="auto"/>
+        <w:jc w:val="both"/>
+        <w:ind w:firstLine="709"/>
+      </w:pPr>
+      <w:r>
+        <w:rPr>
+          <w:rFonts w:ascii="Times New Roman" w:hAnsi="Times New Roman" w:cs="Times New Roman"/>
+          <w:sz w:val="28"/>
+          <w:szCs w:val="28"/>
+        </w:rPr>
+        <w:t xml:space="preserve">Категории лиц, имеющих санкционированный доступ к информационным ресурсам АС больницы, представлены в таблице 8.</w:t>
+      </w:r>
+    </w:p>
+    <w:tbl>
+      <w:tblPr>
+        <w:tblW w:w="5000" w:type="pct"/>
+        <w:tblBorders>
+          <w:top w:val="single" w:sz="4" w:space="0" w:color="000000"/>
+          <w:left w:val="single" w:sz="4" w:space="0" w:color="000000"/>
+          <w:bottom w:val="single" w:sz="4" w:space="0" w:color="000000"/>
+          <w:right w:val="single" w:sz="4" w:space="0" w:color="000000"/>
+          <w:insideH w:val="single" w:sz="4" w:space="0" w:color="000000"/>
+          <w:insideV w:val="single" w:sz="4" w:space="0" w:color="000000"/>
+        </w:tblBorders>
+        <w:tblLayout w:type="autofit"/>
+      </w:tblPr>
+      <w:tr>
+        <w:tc>
+          <w:tcPr>
+            <w:tcW w:w="0" w:type="auto"/>
+          </w:tcPr>
+          <w:p>
+            <w:pPr>
+              <w:spacing w:line="276" w:lineRule="auto"/>
+              <w:jc w:val="center"/>
+            </w:pPr>
+            <w:r>
+              <w:rPr>
+                <w:rFonts w:ascii="Times New Roman" w:hAnsi="Times New Roman" w:cs="Times New Roman"/>
+                <w:b/>
+                <w:bCs/>
+                <w:sz w:val="28"/>
+                <w:szCs w:val="28"/>
+              </w:rPr>
+              <w:t xml:space="preserve">Таблица 8 — Категории лиц, имеющих санкционированный доступ к информационным ресурсам АС больницы</w:t>
+            </w:r>
+          </w:p>
+        </w:tc>
+      </w:tr>
+      <w:tr>
+        <w:tc>
+          <w:tcPr>
+            <w:tcW w:w="0" w:type="auto"/>
+          </w:tcPr>
+          <w:p>
+            <w:pPr>
+              <w:spacing w:line="276" w:lineRule="auto"/>
+              <w:jc w:val="left"/>
+            </w:pPr>
+            <w:r>
+              <w:rPr>
+                <w:rFonts w:ascii="Times New Roman" w:hAnsi="Times New Roman" w:cs="Times New Roman"/>
+                <w:sz w:val="28"/>
+                <w:szCs w:val="28"/>
+              </w:rPr>
+              <w:t xml:space="preserve">№ п/п</w:t>
+            </w:r>
+          </w:p>
+        </w:tc>
+        <w:tc>
+          <w:tcPr>
+            <w:tcW w:w="0" w:type="auto"/>
+          </w:tcPr>
+          <w:p>
+            <w:pPr>
+              <w:spacing w:line="276" w:lineRule="auto"/>
+              <w:jc w:val="left"/>
+            </w:pPr>
+            <w:r>
+              <w:rPr>
+                <w:rFonts w:ascii="Times New Roman" w:hAnsi="Times New Roman" w:cs="Times New Roman"/>
+                <w:sz w:val="28"/>
+                <w:szCs w:val="28"/>
+              </w:rPr>
+              <w:t xml:space="preserve">Роль</w:t>
+            </w:r>
+          </w:p>
+        </w:tc>
+        <w:tc>
+          <w:tcPr>
+            <w:tcW w:w="0" w:type="auto"/>
+          </w:tcPr>
+          <w:p>
+            <w:pPr>
+              <w:spacing w:line="276" w:lineRule="auto"/>
+              <w:jc w:val="left"/>
+            </w:pPr>
+            <w:r>
+              <w:rPr>
+                <w:rFonts w:ascii="Times New Roman" w:hAnsi="Times New Roman" w:cs="Times New Roman"/>
+                <w:sz w:val="28"/>
+                <w:szCs w:val="28"/>
+              </w:rPr>
+              <w:t xml:space="preserve">Тип пользователя</w:t>
+            </w:r>
+          </w:p>
+        </w:tc>
+        <w:tc>
+          <w:tcPr>
+            <w:tcW w:w="0" w:type="auto"/>
+          </w:tcPr>
+          <w:p>
+            <w:pPr>
+              <w:spacing w:line="276" w:lineRule="auto"/>
+              <w:jc w:val="left"/>
+            </w:pPr>
+            <w:r>
+              <w:rPr>
+                <w:rFonts w:ascii="Times New Roman" w:hAnsi="Times New Roman" w:cs="Times New Roman"/>
+                <w:sz w:val="28"/>
+                <w:szCs w:val="28"/>
+              </w:rPr>
+              <w:t xml:space="preserve">Описание</w:t>
+            </w:r>
+          </w:p>
+        </w:tc>
+        <w:tc>
+          <w:tcPr>
+            <w:tcW w:w="0" w:type="auto"/>
+          </w:tcPr>
+          <w:p>
+            <w:pPr>
+              <w:spacing w:line="276" w:lineRule="auto"/>
+              <w:jc w:val="left"/>
+            </w:pPr>
+            <w:r>
+              <w:rPr>
+                <w:rFonts w:ascii="Times New Roman" w:hAnsi="Times New Roman" w:cs="Times New Roman"/>
+                <w:sz w:val="28"/>
+                <w:szCs w:val="28"/>
+              </w:rPr>
+              <w:t xml:space="preserve">Функции</w:t>
+            </w:r>
+          </w:p>
+        </w:tc>
+        <w:tc>
+          <w:tcPr>
+            <w:tcW w:w="0" w:type="auto"/>
+          </w:tcPr>
+          <w:p>
+            <w:pPr>
+              <w:spacing w:line="276" w:lineRule="auto"/>
+              <w:jc w:val="left"/>
+            </w:pPr>
+            <w:r>
+              <w:rPr>
+                <w:rFonts w:ascii="Times New Roman" w:hAnsi="Times New Roman" w:cs="Times New Roman"/>
+                <w:sz w:val="28"/>
+                <w:szCs w:val="28"/>
+              </w:rPr>
+              <w:t xml:space="preserve">Способ доступа</w:t>
+            </w:r>
+          </w:p>
+        </w:tc>
+      </w:tr>
+      <w:tr>
+        <w:tc>
+          <w:tcPr>
+            <w:tcW w:w="0" w:type="auto"/>
+          </w:tcPr>
+          <w:p>
+            <w:pPr>
+              <w:spacing w:line="276" w:lineRule="auto"/>
+              <w:jc w:val="left"/>
+            </w:pPr>
+            <w:r>
+              <w:rPr>
+                <w:rFonts w:ascii="Times New Roman" w:hAnsi="Times New Roman" w:cs="Times New Roman"/>
+                <w:sz w:val="28"/>
+                <w:szCs w:val="28"/>
+              </w:rPr>
+              <w:t xml:space="preserve">1</w:t>
+            </w:r>
+          </w:p>
+        </w:tc>
+        <w:tc>
+          <w:tcPr>
+            <w:tcW w:w="0" w:type="auto"/>
+          </w:tcPr>
+          <w:p>
+            <w:pPr>
+              <w:spacing w:line="276" w:lineRule="auto"/>
+              <w:jc w:val="left"/>
+            </w:pPr>
+            <w:r>
+              <w:rPr>
+                <w:rFonts w:ascii="Times New Roman" w:hAnsi="Times New Roman" w:cs="Times New Roman"/>
+                <w:sz w:val="28"/>
+                <w:szCs w:val="28"/>
+              </w:rPr>
+              <w:t xml:space="preserve">Регистратор</w:t>
+            </w:r>
+          </w:p>
+        </w:tc>
+        <w:tc>
+          <w:tcPr>
+            <w:tcW w:w="0" w:type="auto"/>
+          </w:tcPr>
+          <w:p>
+            <w:pPr>
+              <w:spacing w:line="276" w:lineRule="auto"/>
+              <w:jc w:val="left"/>
+            </w:pPr>
+            <w:r>
+              <w:rPr>
+                <w:rFonts w:ascii="Times New Roman" w:hAnsi="Times New Roman" w:cs="Times New Roman"/>
+                <w:sz w:val="28"/>
+                <w:szCs w:val="28"/>
+              </w:rPr>
+              <w:t xml:space="preserve">Внутренний пользователь</w:t>
+            </w:r>
+          </w:p>
+        </w:tc>
+        <w:tc>
+          <w:tcPr>
+            <w:tcW w:w="0" w:type="auto"/>
+          </w:tcPr>
+          <w:p>
+            <w:pPr>
+              <w:spacing w:line="276" w:lineRule="auto"/>
+              <w:jc w:val="left"/>
+            </w:pPr>
+            <w:r>
+              <w:rPr>
+                <w:rFonts w:ascii="Times New Roman" w:hAnsi="Times New Roman" w:cs="Times New Roman"/>
+                <w:sz w:val="28"/>
+                <w:szCs w:val="28"/>
+              </w:rPr>
+              <w:t xml:space="preserve">Сотрудник регистратуры медицинской организации-оператора</w:t>
+            </w:r>
+          </w:p>
+        </w:tc>
+        <w:tc>
+          <w:tcPr>
+            <w:tcW w:w="0" w:type="auto"/>
+          </w:tcPr>
+          <w:p>
+            <w:pPr>
+              <w:spacing w:line="276" w:lineRule="auto"/>
+              <w:jc w:val="left"/>
+            </w:pPr>
+            <w:r>
+              <w:rPr>
+                <w:rFonts w:ascii="Times New Roman" w:hAnsi="Times New Roman" w:cs="Times New Roman"/>
+                <w:sz w:val="28"/>
+                <w:szCs w:val="28"/>
+              </w:rPr>
+              <w:t xml:space="preserve">Регистрация пациентов, ведение и редактирование карточек, запись на приём, перенос и отмена записи</w:t>
+            </w:r>
+          </w:p>
+        </w:tc>
+        <w:tc>
+          <w:tcPr>
+            <w:tcW w:w="0" w:type="auto"/>
+          </w:tcPr>
+          <w:p>
+            <w:pPr>
+              <w:spacing w:line="276" w:lineRule="auto"/>
+              <w:jc w:val="left"/>
+            </w:pPr>
+            <w:r>
+              <w:rPr>
+                <w:rFonts w:ascii="Times New Roman" w:hAnsi="Times New Roman" w:cs="Times New Roman"/>
+                <w:sz w:val="28"/>
+                <w:szCs w:val="28"/>
+              </w:rPr>
+              <w:t xml:space="preserve">Локальный доступ к АРМ регистратора в КЗ-2</w:t>
+            </w:r>
+          </w:p>
+        </w:tc>
+      </w:tr>
+      <w:tr>
+        <w:tc>
+          <w:tcPr>
+            <w:tcW w:w="0" w:type="auto"/>
+          </w:tcPr>
+          <w:p>
+            <w:pPr>
+              <w:spacing w:line="276" w:lineRule="auto"/>
+              <w:jc w:val="left"/>
+            </w:pPr>
+            <w:r>
+              <w:rPr>
+                <w:rFonts w:ascii="Times New Roman" w:hAnsi="Times New Roman" w:cs="Times New Roman"/>
+                <w:sz w:val="28"/>
+                <w:szCs w:val="28"/>
+              </w:rPr>
+              <w:t xml:space="preserve">2</w:t>
+            </w:r>
+          </w:p>
+        </w:tc>
+        <w:tc>
+          <w:tcPr>
+            <w:tcW w:w="0" w:type="auto"/>
+          </w:tcPr>
+          <w:p>
+            <w:pPr>
+              <w:spacing w:line="276" w:lineRule="auto"/>
+              <w:jc w:val="left"/>
+            </w:pPr>
+            <w:r>
+              <w:rPr>
+                <w:rFonts w:ascii="Times New Roman" w:hAnsi="Times New Roman" w:cs="Times New Roman"/>
+                <w:sz w:val="28"/>
+                <w:szCs w:val="28"/>
+              </w:rPr>
+              <w:t xml:space="preserve">Врач</w:t>
+            </w:r>
+          </w:p>
+        </w:tc>
+        <w:tc>
+          <w:tcPr>
+            <w:tcW w:w="0" w:type="auto"/>
+          </w:tcPr>
+          <w:p>
+            <w:pPr>
+              <w:spacing w:line="276" w:lineRule="auto"/>
+              <w:jc w:val="left"/>
+            </w:pPr>
+            <w:r>
+              <w:rPr>
+                <w:rFonts w:ascii="Times New Roman" w:hAnsi="Times New Roman" w:cs="Times New Roman"/>
+                <w:sz w:val="28"/>
+                <w:szCs w:val="28"/>
+              </w:rPr>
+              <w:t xml:space="preserve">Внутренний пользователь</w:t>
+            </w:r>
+          </w:p>
+        </w:tc>
+        <w:tc>
+          <w:tcPr>
+            <w:tcW w:w="0" w:type="auto"/>
+          </w:tcPr>
+          <w:p>
+            <w:pPr>
+              <w:spacing w:line="276" w:lineRule="auto"/>
+              <w:jc w:val="left"/>
+            </w:pPr>
+            <w:r>
+              <w:rPr>
+                <w:rFonts w:ascii="Times New Roman" w:hAnsi="Times New Roman" w:cs="Times New Roman"/>
+                <w:sz w:val="28"/>
+                <w:szCs w:val="28"/>
+              </w:rPr>
+              <w:t xml:space="preserve">Сотрудник медицинской организации-оператора, осуществляющий приём пациентов</w:t>
+            </w:r>
+          </w:p>
+        </w:tc>
+        <w:tc>
+          <w:tcPr>
+            <w:tcW w:w="0" w:type="auto"/>
+          </w:tcPr>
+          <w:p>
+            <w:pPr>
+              <w:spacing w:line="276" w:lineRule="auto"/>
+              <w:jc w:val="left"/>
+            </w:pPr>
+            <w:r>
+              <w:rPr>
+                <w:rFonts w:ascii="Times New Roman" w:hAnsi="Times New Roman" w:cs="Times New Roman"/>
+                <w:sz w:val="28"/>
+                <w:szCs w:val="28"/>
+              </w:rPr>
+              <w:t xml:space="preserve">Ведение электронной медицинской карты, оформление диагнозов, назначений, направлений на исследования</w:t>
+            </w:r>
+          </w:p>
+        </w:tc>
+        <w:tc>
+          <w:tcPr>
+            <w:tcW w:w="0" w:type="auto"/>
+          </w:tcPr>
+          <w:p>
+            <w:pPr>
+              <w:spacing w:line="276" w:lineRule="auto"/>
+              <w:jc w:val="left"/>
+            </w:pPr>
+            <w:r>
+              <w:rPr>
+                <w:rFonts w:ascii="Times New Roman" w:hAnsi="Times New Roman" w:cs="Times New Roman"/>
+                <w:sz w:val="28"/>
+                <w:szCs w:val="28"/>
+              </w:rPr>
+              <w:t xml:space="preserve">Локальный доступ к АРМ врача в КЗ-2</w:t>
+            </w:r>
+          </w:p>
+        </w:tc>
+      </w:tr>
+      <w:tr>
+        <w:tc>
+          <w:tcPr>
+            <w:tcW w:w="0" w:type="auto"/>
+          </w:tcPr>
+          <w:p>
+            <w:pPr>
+              <w:spacing w:line="276" w:lineRule="auto"/>
+              <w:jc w:val="left"/>
+            </w:pPr>
+            <w:r>
+              <w:rPr>
+                <w:rFonts w:ascii="Times New Roman" w:hAnsi="Times New Roman" w:cs="Times New Roman"/>
+                <w:sz w:val="28"/>
+                <w:szCs w:val="28"/>
+              </w:rPr>
+              <w:t xml:space="preserve">3</w:t>
+            </w:r>
+          </w:p>
+        </w:tc>
+        <w:tc>
+          <w:tcPr>
+            <w:tcW w:w="0" w:type="auto"/>
+          </w:tcPr>
+          <w:p>
+            <w:pPr>
+              <w:spacing w:line="276" w:lineRule="auto"/>
+              <w:jc w:val="left"/>
+            </w:pPr>
+            <w:r>
+              <w:rPr>
+                <w:rFonts w:ascii="Times New Roman" w:hAnsi="Times New Roman" w:cs="Times New Roman"/>
+                <w:sz w:val="28"/>
+                <w:szCs w:val="28"/>
+              </w:rPr>
+              <w:t xml:space="preserve">Медицинская сестра</w:t>
+            </w:r>
+          </w:p>
+        </w:tc>
+        <w:tc>
+          <w:tcPr>
+            <w:tcW w:w="0" w:type="auto"/>
+          </w:tcPr>
+          <w:p>
+            <w:pPr>
+              <w:spacing w:line="276" w:lineRule="auto"/>
+              <w:jc w:val="left"/>
+            </w:pPr>
+            <w:r>
+              <w:rPr>
+                <w:rFonts w:ascii="Times New Roman" w:hAnsi="Times New Roman" w:cs="Times New Roman"/>
+                <w:sz w:val="28"/>
+                <w:szCs w:val="28"/>
+              </w:rPr>
+              <w:t xml:space="preserve">Внутренний пользователь</w:t>
+            </w:r>
+          </w:p>
+        </w:tc>
+        <w:tc>
+          <w:tcPr>
+            <w:tcW w:w="0" w:type="auto"/>
+          </w:tcPr>
+          <w:p>
+            <w:pPr>
+              <w:spacing w:line="276" w:lineRule="auto"/>
+              <w:jc w:val="left"/>
+            </w:pPr>
+            <w:r>
+              <w:rPr>
+                <w:rFonts w:ascii="Times New Roman" w:hAnsi="Times New Roman" w:cs="Times New Roman"/>
+                <w:sz w:val="28"/>
+                <w:szCs w:val="28"/>
+              </w:rPr>
+              <w:t xml:space="preserve">Сотрудник медицинской организации-оператора, обеспечивающий выполнение врачебных назначений</w:t>
+            </w:r>
+          </w:p>
+        </w:tc>
+        <w:tc>
+          <w:tcPr>
+            <w:tcW w:w="0" w:type="auto"/>
+          </w:tcPr>
+          <w:p>
+            <w:pPr>
+              <w:spacing w:line="276" w:lineRule="auto"/>
+              <w:jc w:val="left"/>
+            </w:pPr>
+            <w:r>
+              <w:rPr>
+                <w:rFonts w:ascii="Times New Roman" w:hAnsi="Times New Roman" w:cs="Times New Roman"/>
+                <w:sz w:val="28"/>
+                <w:szCs w:val="28"/>
+              </w:rPr>
+              <w:t xml:space="preserve">Просмотр листа назначений, фиксация фактов выдачи и (или) введения лекарственных средств пациенту</w:t>
+            </w:r>
+          </w:p>
+        </w:tc>
+        <w:tc>
+          <w:tcPr>
+            <w:tcW w:w="0" w:type="auto"/>
+          </w:tcPr>
+          <w:p>
+            <w:pPr>
+              <w:spacing w:line="276" w:lineRule="auto"/>
+              <w:jc w:val="left"/>
+            </w:pPr>
+            <w:r>
+              <w:rPr>
+                <w:rFonts w:ascii="Times New Roman" w:hAnsi="Times New Roman" w:cs="Times New Roman"/>
+                <w:sz w:val="28"/>
+                <w:szCs w:val="28"/>
+              </w:rPr>
+              <w:t xml:space="preserve">Локальный доступ к АРМ медицинской сестры в КЗ-2</w:t>
+            </w:r>
+          </w:p>
+        </w:tc>
+      </w:tr>
+      <w:tr>
+        <w:tc>
+          <w:tcPr>
+            <w:tcW w:w="0" w:type="auto"/>
+          </w:tcPr>
+          <w:p>
+            <w:pPr>
+              <w:spacing w:line="276" w:lineRule="auto"/>
+              <w:jc w:val="left"/>
+            </w:pPr>
+            <w:r>
+              <w:rPr>
+                <w:rFonts w:ascii="Times New Roman" w:hAnsi="Times New Roman" w:cs="Times New Roman"/>
+                <w:sz w:val="28"/>
+                <w:szCs w:val="28"/>
+              </w:rPr>
+              <w:t xml:space="preserve">4</w:t>
+            </w:r>
+          </w:p>
+        </w:tc>
+        <w:tc>
+          <w:tcPr>
+            <w:tcW w:w="0" w:type="auto"/>
+          </w:tcPr>
+          <w:p>
+            <w:pPr>
+              <w:spacing w:line="276" w:lineRule="auto"/>
+              <w:jc w:val="left"/>
+            </w:pPr>
+            <w:r>
+              <w:rPr>
+                <w:rFonts w:ascii="Times New Roman" w:hAnsi="Times New Roman" w:cs="Times New Roman"/>
+                <w:sz w:val="28"/>
+                <w:szCs w:val="28"/>
+              </w:rPr>
+              <w:t xml:space="preserve">Лаборант (сотрудник лаборатории)</w:t>
+            </w:r>
+          </w:p>
+        </w:tc>
+        <w:tc>
+          <w:tcPr>
+            <w:tcW w:w="0" w:type="auto"/>
+          </w:tcPr>
+          <w:p>
+            <w:pPr>
+              <w:spacing w:line="276" w:lineRule="auto"/>
+              <w:jc w:val="left"/>
+            </w:pPr>
+            <w:r>
+              <w:rPr>
+                <w:rFonts w:ascii="Times New Roman" w:hAnsi="Times New Roman" w:cs="Times New Roman"/>
+                <w:sz w:val="28"/>
+                <w:szCs w:val="28"/>
+              </w:rPr>
+              <w:t xml:space="preserve">Внутренний пользователь</w:t>
+            </w:r>
+          </w:p>
+        </w:tc>
+        <w:tc>
+          <w:tcPr>
+            <w:tcW w:w="0" w:type="auto"/>
+          </w:tcPr>
+          <w:p>
+            <w:pPr>
+              <w:spacing w:line="276" w:lineRule="auto"/>
+              <w:jc w:val="left"/>
+            </w:pPr>
+            <w:r>
+              <w:rPr>
+                <w:rFonts w:ascii="Times New Roman" w:hAnsi="Times New Roman" w:cs="Times New Roman"/>
+                <w:sz w:val="28"/>
+                <w:szCs w:val="28"/>
+              </w:rPr>
+              <w:t xml:space="preserve">Сотрудник лабораторно-диагностического подразделения медицинской организации-оператора</w:t>
+            </w:r>
+          </w:p>
+        </w:tc>
+        <w:tc>
+          <w:tcPr>
+            <w:tcW w:w="0" w:type="auto"/>
+          </w:tcPr>
+          <w:p>
+            <w:pPr>
+              <w:spacing w:line="276" w:lineRule="auto"/>
+              <w:jc w:val="left"/>
+            </w:pPr>
+            <w:r>
+              <w:rPr>
+                <w:rFonts w:ascii="Times New Roman" w:hAnsi="Times New Roman" w:cs="Times New Roman"/>
+                <w:sz w:val="28"/>
+                <w:szCs w:val="28"/>
+              </w:rPr>
+              <w:t xml:space="preserve">Регистрация направлений на исследования, ввод и подтверждение результатов исследований</w:t>
+            </w:r>
+          </w:p>
+        </w:tc>
+        <w:tc>
+          <w:tcPr>
+            <w:tcW w:w="0" w:type="auto"/>
+          </w:tcPr>
+          <w:p>
+            <w:pPr>
+              <w:spacing w:line="276" w:lineRule="auto"/>
+              <w:jc w:val="left"/>
+            </w:pPr>
+            <w:r>
+              <w:rPr>
+                <w:rFonts w:ascii="Times New Roman" w:hAnsi="Times New Roman" w:cs="Times New Roman"/>
+                <w:sz w:val="28"/>
+                <w:szCs w:val="28"/>
+              </w:rPr>
+              <w:t xml:space="preserve">Локальный доступ к АРМ лаборатории в КЗ-2</w:t>
+            </w:r>
+          </w:p>
+        </w:tc>
+      </w:tr>
+      <w:tr>
+        <w:tc>
+          <w:tcPr>
+            <w:tcW w:w="0" w:type="auto"/>
+          </w:tcPr>
+          <w:p>
+            <w:pPr>
+              <w:spacing w:line="276" w:lineRule="auto"/>
+              <w:jc w:val="left"/>
+            </w:pPr>
+            <w:r>
+              <w:rPr>
+                <w:rFonts w:ascii="Times New Roman" w:hAnsi="Times New Roman" w:cs="Times New Roman"/>
+                <w:sz w:val="28"/>
+                <w:szCs w:val="28"/>
+              </w:rPr>
+              <w:t xml:space="preserve">5</w:t>
+            </w:r>
+          </w:p>
+        </w:tc>
+        <w:tc>
+          <w:tcPr>
+            <w:tcW w:w="0" w:type="auto"/>
+          </w:tcPr>
+          <w:p>
+            <w:pPr>
+              <w:spacing w:line="276" w:lineRule="auto"/>
+              <w:jc w:val="left"/>
+            </w:pPr>
+            <w:r>
+              <w:rPr>
+                <w:rFonts w:ascii="Times New Roman" w:hAnsi="Times New Roman" w:cs="Times New Roman"/>
+                <w:sz w:val="28"/>
+                <w:szCs w:val="28"/>
+              </w:rPr>
+              <w:t xml:space="preserve">Заведующий отделением стационара</w:t>
+            </w:r>
+          </w:p>
+        </w:tc>
+        <w:tc>
+          <w:tcPr>
+            <w:tcW w:w="0" w:type="auto"/>
+          </w:tcPr>
+          <w:p>
+            <w:pPr>
+              <w:spacing w:line="276" w:lineRule="auto"/>
+              <w:jc w:val="left"/>
+            </w:pPr>
+            <w:r>
+              <w:rPr>
+                <w:rFonts w:ascii="Times New Roman" w:hAnsi="Times New Roman" w:cs="Times New Roman"/>
+                <w:sz w:val="28"/>
+                <w:szCs w:val="28"/>
+              </w:rPr>
+              <w:t xml:space="preserve">Внутренний пользователь</w:t>
+            </w:r>
+          </w:p>
+        </w:tc>
+        <w:tc>
+          <w:tcPr>
+            <w:tcW w:w="0" w:type="auto"/>
+          </w:tcPr>
+          <w:p>
+            <w:pPr>
+              <w:spacing w:line="276" w:lineRule="auto"/>
+              <w:jc w:val="left"/>
+            </w:pPr>
+            <w:r>
+              <w:rPr>
+                <w:rFonts w:ascii="Times New Roman" w:hAnsi="Times New Roman" w:cs="Times New Roman"/>
+                <w:sz w:val="28"/>
+                <w:szCs w:val="28"/>
+              </w:rPr>
+              <w:t xml:space="preserve">Руководитель отделения стационара медицинской организации-оператора</w:t>
+            </w:r>
+          </w:p>
+        </w:tc>
+        <w:tc>
+          <w:tcPr>
+            <w:tcW w:w="0" w:type="auto"/>
+          </w:tcPr>
+          <w:p>
+            <w:pPr>
+              <w:spacing w:line="276" w:lineRule="auto"/>
+              <w:jc w:val="left"/>
+            </w:pPr>
+            <w:r>
+              <w:rPr>
+                <w:rFonts w:ascii="Times New Roman" w:hAnsi="Times New Roman" w:cs="Times New Roman"/>
+                <w:sz w:val="28"/>
+                <w:szCs w:val="28"/>
+              </w:rPr>
+              <w:t xml:space="preserve">Учёт поступлений в стационар, ведение койко-фонда, оформление переводов и выписки</w:t>
+            </w:r>
+          </w:p>
+        </w:tc>
+        <w:tc>
+          <w:tcPr>
+            <w:tcW w:w="0" w:type="auto"/>
+          </w:tcPr>
+          <w:p>
+            <w:pPr>
+              <w:spacing w:line="276" w:lineRule="auto"/>
+              <w:jc w:val="left"/>
+            </w:pPr>
+            <w:r>
+              <w:rPr>
+                <w:rFonts w:ascii="Times New Roman" w:hAnsi="Times New Roman" w:cs="Times New Roman"/>
+                <w:sz w:val="28"/>
+                <w:szCs w:val="28"/>
+              </w:rPr>
+              <w:t xml:space="preserve">Локальный доступ к АРМ стационара в КЗ-2</w:t>
+            </w:r>
+          </w:p>
+        </w:tc>
+      </w:tr>
+      <w:tr>
+        <w:tc>
+          <w:tcPr>
+            <w:tcW w:w="0" w:type="auto"/>
+          </w:tcPr>
+          <w:p>
+            <w:pPr>
+              <w:spacing w:line="276" w:lineRule="auto"/>
+              <w:jc w:val="left"/>
+            </w:pPr>
+            <w:r>
+              <w:rPr>
+                <w:rFonts w:ascii="Times New Roman" w:hAnsi="Times New Roman" w:cs="Times New Roman"/>
+                <w:sz w:val="28"/>
+                <w:szCs w:val="28"/>
+              </w:rPr>
+              <w:t xml:space="preserve">6</w:t>
+            </w:r>
+          </w:p>
+        </w:tc>
+        <w:tc>
+          <w:tcPr>
+            <w:tcW w:w="0" w:type="auto"/>
+          </w:tcPr>
+          <w:p>
+            <w:pPr>
+              <w:spacing w:line="276" w:lineRule="auto"/>
+              <w:jc w:val="left"/>
+            </w:pPr>
+            <w:r>
+              <w:rPr>
+                <w:rFonts w:ascii="Times New Roman" w:hAnsi="Times New Roman" w:cs="Times New Roman"/>
+                <w:sz w:val="28"/>
+                <w:szCs w:val="28"/>
+              </w:rPr>
+              <w:t xml:space="preserve">Аптекарь (сотрудник аптеки)</w:t>
+            </w:r>
+          </w:p>
+        </w:tc>
+        <w:tc>
+          <w:tcPr>
+            <w:tcW w:w="0" w:type="auto"/>
+          </w:tcPr>
+          <w:p>
+            <w:pPr>
+              <w:spacing w:line="276" w:lineRule="auto"/>
+              <w:jc w:val="left"/>
+            </w:pPr>
+            <w:r>
+              <w:rPr>
+                <w:rFonts w:ascii="Times New Roman" w:hAnsi="Times New Roman" w:cs="Times New Roman"/>
+                <w:sz w:val="28"/>
+                <w:szCs w:val="28"/>
+              </w:rPr>
+              <w:t xml:space="preserve">Внутренний пользователь</w:t>
+            </w:r>
+          </w:p>
+        </w:tc>
+        <w:tc>
+          <w:tcPr>
+            <w:tcW w:w="0" w:type="auto"/>
+          </w:tcPr>
+          <w:p>
+            <w:pPr>
+              <w:spacing w:line="276" w:lineRule="auto"/>
+              <w:jc w:val="left"/>
+            </w:pPr>
+            <w:r>
+              <w:rPr>
+                <w:rFonts w:ascii="Times New Roman" w:hAnsi="Times New Roman" w:cs="Times New Roman"/>
+                <w:sz w:val="28"/>
+                <w:szCs w:val="28"/>
+              </w:rPr>
+              <w:t xml:space="preserve">Сотрудник аптеки медицинской организации-оператора</w:t>
+            </w:r>
+          </w:p>
+        </w:tc>
+        <w:tc>
+          <w:tcPr>
+            <w:tcW w:w="0" w:type="auto"/>
+          </w:tcPr>
+          <w:p>
+            <w:pPr>
+              <w:spacing w:line="276" w:lineRule="auto"/>
+              <w:jc w:val="left"/>
+            </w:pPr>
+            <w:r>
+              <w:rPr>
+                <w:rFonts w:ascii="Times New Roman" w:hAnsi="Times New Roman" w:cs="Times New Roman"/>
+                <w:sz w:val="28"/>
+                <w:szCs w:val="28"/>
+              </w:rPr>
+              <w:t xml:space="preserve">Учёт остатков лекарственных средств, выдача в отделения, списания, контроль партий и сроков годности</w:t>
+            </w:r>
+          </w:p>
+        </w:tc>
+        <w:tc>
+          <w:tcPr>
+            <w:tcW w:w="0" w:type="auto"/>
+          </w:tcPr>
+          <w:p>
+            <w:pPr>
+              <w:spacing w:line="276" w:lineRule="auto"/>
+              <w:jc w:val="left"/>
+            </w:pPr>
+            <w:r>
+              <w:rPr>
+                <w:rFonts w:ascii="Times New Roman" w:hAnsi="Times New Roman" w:cs="Times New Roman"/>
+                <w:sz w:val="28"/>
+                <w:szCs w:val="28"/>
+              </w:rPr>
+              <w:t xml:space="preserve">Локальный доступ к АРМ аптеки в КЗ-2</w:t>
+            </w:r>
+          </w:p>
+        </w:tc>
+      </w:tr>
+      <w:tr>
+        <w:tc>
+          <w:tcPr>
+            <w:tcW w:w="0" w:type="auto"/>
+          </w:tcPr>
+          <w:p>
+            <w:pPr>
+              <w:spacing w:line="276" w:lineRule="auto"/>
+              <w:jc w:val="left"/>
+            </w:pPr>
+            <w:r>
+              <w:rPr>
+                <w:rFonts w:ascii="Times New Roman" w:hAnsi="Times New Roman" w:cs="Times New Roman"/>
+                <w:sz w:val="28"/>
+                <w:szCs w:val="28"/>
+              </w:rPr>
+              <w:t xml:space="preserve">7</w:t>
+            </w:r>
+          </w:p>
+        </w:tc>
+        <w:tc>
+          <w:tcPr>
+            <w:tcW w:w="0" w:type="auto"/>
+          </w:tcPr>
+          <w:p>
+            <w:pPr>
+              <w:spacing w:line="276" w:lineRule="auto"/>
+              <w:jc w:val="left"/>
+            </w:pPr>
+            <w:r>
+              <w:rPr>
+                <w:rFonts w:ascii="Times New Roman" w:hAnsi="Times New Roman" w:cs="Times New Roman"/>
+                <w:sz w:val="28"/>
+                <w:szCs w:val="28"/>
+              </w:rPr>
+              <w:t xml:space="preserve">Бухгалтер (сотрудник бухгалтерии)</w:t>
+            </w:r>
+          </w:p>
+        </w:tc>
+        <w:tc>
+          <w:tcPr>
+            <w:tcW w:w="0" w:type="auto"/>
+          </w:tcPr>
+          <w:p>
+            <w:pPr>
+              <w:spacing w:line="276" w:lineRule="auto"/>
+              <w:jc w:val="left"/>
+            </w:pPr>
+            <w:r>
+              <w:rPr>
+                <w:rFonts w:ascii="Times New Roman" w:hAnsi="Times New Roman" w:cs="Times New Roman"/>
+                <w:sz w:val="28"/>
+                <w:szCs w:val="28"/>
+              </w:rPr>
+              <w:t xml:space="preserve">Внутренний пользователь</w:t>
+            </w:r>
+          </w:p>
+        </w:tc>
+        <w:tc>
+          <w:tcPr>
+            <w:tcW w:w="0" w:type="auto"/>
+          </w:tcPr>
+          <w:p>
+            <w:pPr>
+              <w:spacing w:line="276" w:lineRule="auto"/>
+              <w:jc w:val="left"/>
+            </w:pPr>
+            <w:r>
+              <w:rPr>
+                <w:rFonts w:ascii="Times New Roman" w:hAnsi="Times New Roman" w:cs="Times New Roman"/>
+                <w:sz w:val="28"/>
+                <w:szCs w:val="28"/>
+              </w:rPr>
+              <w:t xml:space="preserve">Сотрудник бухгалтерии медицинской организации-оператора</w:t>
+            </w:r>
+          </w:p>
+        </w:tc>
+        <w:tc>
+          <w:tcPr>
+            <w:tcW w:w="0" w:type="auto"/>
+          </w:tcPr>
+          <w:p>
+            <w:pPr>
+              <w:spacing w:line="276" w:lineRule="auto"/>
+              <w:jc w:val="left"/>
+            </w:pPr>
+            <w:r>
+              <w:rPr>
+                <w:rFonts w:ascii="Times New Roman" w:hAnsi="Times New Roman" w:cs="Times New Roman"/>
+                <w:sz w:val="28"/>
+                <w:szCs w:val="28"/>
+              </w:rPr>
+              <w:t xml:space="preserve">Финансовый учёт платных медицинских услуг, формирование счетов, регистрация оплат, формирование отчётности</w:t>
+            </w:r>
+          </w:p>
+        </w:tc>
+        <w:tc>
+          <w:tcPr>
+            <w:tcW w:w="0" w:type="auto"/>
+          </w:tcPr>
+          <w:p>
+            <w:pPr>
+              <w:spacing w:line="276" w:lineRule="auto"/>
+              <w:jc w:val="left"/>
+            </w:pPr>
+            <w:r>
+              <w:rPr>
+                <w:rFonts w:ascii="Times New Roman" w:hAnsi="Times New Roman" w:cs="Times New Roman"/>
+                <w:sz w:val="28"/>
+                <w:szCs w:val="28"/>
+              </w:rPr>
+              <w:t xml:space="preserve">Локальный доступ к АРМ бухгалтерии в КЗ-2</w:t>
+            </w:r>
+          </w:p>
+        </w:tc>
+      </w:tr>
+      <w:tr>
+        <w:tc>
+          <w:tcPr>
+            <w:tcW w:w="0" w:type="auto"/>
+          </w:tcPr>
+          <w:p>
+            <w:pPr>
+              <w:spacing w:line="276" w:lineRule="auto"/>
+              <w:jc w:val="left"/>
+            </w:pPr>
+            <w:r>
+              <w:rPr>
+                <w:rFonts w:ascii="Times New Roman" w:hAnsi="Times New Roman" w:cs="Times New Roman"/>
+                <w:sz w:val="28"/>
+                <w:szCs w:val="28"/>
+              </w:rPr>
+              <w:t xml:space="preserve">8</w:t>
+            </w:r>
+          </w:p>
+        </w:tc>
+        <w:tc>
+          <w:tcPr>
+            <w:tcW w:w="0" w:type="auto"/>
+          </w:tcPr>
+          <w:p>
+            <w:pPr>
+              <w:spacing w:line="276" w:lineRule="auto"/>
+              <w:jc w:val="left"/>
+            </w:pPr>
+            <w:r>
+              <w:rPr>
+                <w:rFonts w:ascii="Times New Roman" w:hAnsi="Times New Roman" w:cs="Times New Roman"/>
+                <w:sz w:val="28"/>
+                <w:szCs w:val="28"/>
+              </w:rPr>
+              <w:t xml:space="preserve">Администратор персональных данных</w:t>
+            </w:r>
+          </w:p>
+        </w:tc>
+        <w:tc>
+          <w:tcPr>
+            <w:tcW w:w="0" w:type="auto"/>
+          </w:tcPr>
+          <w:p>
+            <w:pPr>
+              <w:spacing w:line="276" w:lineRule="auto"/>
+              <w:jc w:val="left"/>
+            </w:pPr>
+            <w:r>
+              <w:rPr>
+                <w:rFonts w:ascii="Times New Roman" w:hAnsi="Times New Roman" w:cs="Times New Roman"/>
+                <w:sz w:val="28"/>
+                <w:szCs w:val="28"/>
+              </w:rPr>
+              <w:t xml:space="preserve">Внутренний пользователь (привилегированный)</w:t>
+            </w:r>
+          </w:p>
+        </w:tc>
+        <w:tc>
+          <w:tcPr>
+            <w:tcW w:w="0" w:type="auto"/>
+          </w:tcPr>
+          <w:p>
+            <w:pPr>
+              <w:spacing w:line="276" w:lineRule="auto"/>
+              <w:jc w:val="left"/>
+            </w:pPr>
+            <w:r>
+              <w:rPr>
+                <w:rFonts w:ascii="Times New Roman" w:hAnsi="Times New Roman" w:cs="Times New Roman"/>
+                <w:sz w:val="28"/>
+                <w:szCs w:val="28"/>
+              </w:rPr>
+              <w:t xml:space="preserve">Должностное лицо медицинской организации-оператора, ответственное за организацию обработки персональных данных</w:t>
+            </w:r>
+          </w:p>
+        </w:tc>
+        <w:tc>
+          <w:tcPr>
+            <w:tcW w:w="0" w:type="auto"/>
+          </w:tcPr>
+          <w:p>
+            <w:pPr>
+              <w:spacing w:line="276" w:lineRule="auto"/>
+              <w:jc w:val="left"/>
+            </w:pPr>
+            <w:r>
+              <w:rPr>
+                <w:rFonts w:ascii="Times New Roman" w:hAnsi="Times New Roman" w:cs="Times New Roman"/>
+                <w:sz w:val="28"/>
+                <w:szCs w:val="28"/>
+              </w:rPr>
+              <w:t xml:space="preserve">Контроль соблюдения требований по обработке персональных данных, ведение перечня лиц, допущенных к обработке, контроль исполнения политик защиты</w:t>
+            </w:r>
+          </w:p>
+        </w:tc>
+        <w:tc>
+          <w:tcPr>
+            <w:tcW w:w="0" w:type="auto"/>
+          </w:tcPr>
+          <w:p>
+            <w:pPr>
+              <w:spacing w:line="276" w:lineRule="auto"/>
+              <w:jc w:val="left"/>
+            </w:pPr>
+            <w:r>
+              <w:rPr>
+                <w:rFonts w:ascii="Times New Roman" w:hAnsi="Times New Roman" w:cs="Times New Roman"/>
+                <w:sz w:val="28"/>
+                <w:szCs w:val="28"/>
+              </w:rPr>
+              <w:t xml:space="preserve">Локальный доступ к АРМ администратора персональных данных в КЗ-2</w:t>
+            </w:r>
+          </w:p>
+        </w:tc>
+      </w:tr>
+      <w:tr>
+        <w:tc>
+          <w:tcPr>
+            <w:tcW w:w="0" w:type="auto"/>
+          </w:tcPr>
+          <w:p>
+            <w:pPr>
+              <w:spacing w:line="276" w:lineRule="auto"/>
+              <w:jc w:val="left"/>
+            </w:pPr>
+            <w:r>
+              <w:rPr>
+                <w:rFonts w:ascii="Times New Roman" w:hAnsi="Times New Roman" w:cs="Times New Roman"/>
+                <w:sz w:val="28"/>
+                <w:szCs w:val="28"/>
+              </w:rPr>
+              <w:t xml:space="preserve">9</w:t>
+            </w:r>
+          </w:p>
+        </w:tc>
+        <w:tc>
+          <w:tcPr>
+            <w:tcW w:w="0" w:type="auto"/>
+          </w:tcPr>
+          <w:p>
+            <w:pPr>
+              <w:spacing w:line="276" w:lineRule="auto"/>
+              <w:jc w:val="left"/>
+            </w:pPr>
+            <w:r>
+              <w:rPr>
+                <w:rFonts w:ascii="Times New Roman" w:hAnsi="Times New Roman" w:cs="Times New Roman"/>
+                <w:sz w:val="28"/>
+                <w:szCs w:val="28"/>
+              </w:rPr>
+              <w:t xml:space="preserve">Системный администратор</w:t>
+            </w:r>
+          </w:p>
+        </w:tc>
+        <w:tc>
+          <w:tcPr>
+            <w:tcW w:w="0" w:type="auto"/>
+          </w:tcPr>
+          <w:p>
+            <w:pPr>
+              <w:spacing w:line="276" w:lineRule="auto"/>
+              <w:jc w:val="left"/>
+            </w:pPr>
+            <w:r>
+              <w:rPr>
+                <w:rFonts w:ascii="Times New Roman" w:hAnsi="Times New Roman" w:cs="Times New Roman"/>
+                <w:sz w:val="28"/>
+                <w:szCs w:val="28"/>
+              </w:rPr>
+              <w:t xml:space="preserve">Внутренний пользователь (привилегированный)</w:t>
+            </w:r>
+          </w:p>
+        </w:tc>
+        <w:tc>
+          <w:tcPr>
+            <w:tcW w:w="0" w:type="auto"/>
+          </w:tcPr>
+          <w:p>
+            <w:pPr>
+              <w:spacing w:line="276" w:lineRule="auto"/>
+              <w:jc w:val="left"/>
+            </w:pPr>
+            <w:r>
+              <w:rPr>
+                <w:rFonts w:ascii="Times New Roman" w:hAnsi="Times New Roman" w:cs="Times New Roman"/>
+                <w:sz w:val="28"/>
+                <w:szCs w:val="28"/>
+              </w:rPr>
+              <w:t xml:space="preserve">Сотрудник технического отдела медицинской организации-оператора, ответственный за эксплуатацию и сопровождение АС больницы</w:t>
+            </w:r>
+          </w:p>
+        </w:tc>
+        <w:tc>
+          <w:tcPr>
+            <w:tcW w:w="0" w:type="auto"/>
+          </w:tcPr>
+          <w:p>
+            <w:pPr>
+              <w:spacing w:line="276" w:lineRule="auto"/>
+              <w:jc w:val="left"/>
+            </w:pPr>
+            <w:r>
+              <w:rPr>
+                <w:rFonts w:ascii="Times New Roman" w:hAnsi="Times New Roman" w:cs="Times New Roman"/>
+                <w:sz w:val="28"/>
+                <w:szCs w:val="28"/>
+              </w:rPr>
+              <w:t xml:space="preserve">Установка, настройка и сопровождение программного обеспечения, управление учётными записями пользователей, выполнение резервного копирования и восстановления, мониторинг состояния АС больницы</w:t>
+            </w:r>
+          </w:p>
+        </w:tc>
+        <w:tc>
+          <w:tcPr>
+            <w:tcW w:w="0" w:type="auto"/>
+          </w:tcPr>
+          <w:p>
+            <w:pPr>
+              <w:spacing w:line="276" w:lineRule="auto"/>
+              <w:jc w:val="left"/>
+            </w:pPr>
+            <w:r>
+              <w:rPr>
+                <w:rFonts w:ascii="Times New Roman" w:hAnsi="Times New Roman" w:cs="Times New Roman"/>
+                <w:sz w:val="28"/>
+                <w:szCs w:val="28"/>
+              </w:rPr>
+              <w:t xml:space="preserve">Локальный доступ к АРМ системного администратора в КЗ-2; физический доступ к серверному оборудованию в КЗ-1</w:t>
+            </w:r>
+          </w:p>
+        </w:tc>
+      </w:tr>
+      <w:tr>
+        <w:tc>
+          <w:tcPr>
+            <w:tcW w:w="0" w:type="auto"/>
+          </w:tcPr>
+          <w:p>
+            <w:pPr>
+              <w:spacing w:line="276" w:lineRule="auto"/>
+              <w:jc w:val="left"/>
+            </w:pPr>
+            <w:r>
+              <w:rPr>
+                <w:rFonts w:ascii="Times New Roman" w:hAnsi="Times New Roman" w:cs="Times New Roman"/>
+                <w:sz w:val="28"/>
+                <w:szCs w:val="28"/>
+              </w:rPr>
+              <w:t xml:space="preserve">10</w:t>
+            </w:r>
+          </w:p>
+        </w:tc>
+        <w:tc>
+          <w:tcPr>
+            <w:tcW w:w="0" w:type="auto"/>
+          </w:tcPr>
+          <w:p>
+            <w:pPr>
+              <w:spacing w:line="276" w:lineRule="auto"/>
+              <w:jc w:val="left"/>
+            </w:pPr>
+            <w:r>
+              <w:rPr>
+                <w:rFonts w:ascii="Times New Roman" w:hAnsi="Times New Roman" w:cs="Times New Roman"/>
+                <w:sz w:val="28"/>
+                <w:szCs w:val="28"/>
+              </w:rPr>
+              <w:t xml:space="preserve">Технический и обслуживающий персонал</w:t>
+            </w:r>
+          </w:p>
+        </w:tc>
+        <w:tc>
+          <w:tcPr>
+            <w:tcW w:w="0" w:type="auto"/>
+          </w:tcPr>
+          <w:p>
+            <w:pPr>
+              <w:spacing w:line="276" w:lineRule="auto"/>
+              <w:jc w:val="left"/>
+            </w:pPr>
+            <w:r>
+              <w:rPr>
+                <w:rFonts w:ascii="Times New Roman" w:hAnsi="Times New Roman" w:cs="Times New Roman"/>
+                <w:sz w:val="28"/>
+                <w:szCs w:val="28"/>
+              </w:rPr>
+              <w:t xml:space="preserve">Внутренний пользователь</w:t>
+            </w:r>
+          </w:p>
+        </w:tc>
+        <w:tc>
+          <w:tcPr>
+            <w:tcW w:w="0" w:type="auto"/>
+          </w:tcPr>
+          <w:p>
+            <w:pPr>
+              <w:spacing w:line="276" w:lineRule="auto"/>
+              <w:jc w:val="left"/>
+            </w:pPr>
+            <w:r>
+              <w:rPr>
+                <w:rFonts w:ascii="Times New Roman" w:hAnsi="Times New Roman" w:cs="Times New Roman"/>
+                <w:sz w:val="28"/>
+                <w:szCs w:val="28"/>
+              </w:rPr>
+              <w:t xml:space="preserve">Сотрудники медицинской организации-оператора и сторонних организаций, обеспечивающие функционирование АС больницы (инженеры, охрана, обслуживающий персонал)</w:t>
+            </w:r>
+          </w:p>
+        </w:tc>
+        <w:tc>
+          <w:tcPr>
+            <w:tcW w:w="0" w:type="auto"/>
+          </w:tcPr>
+          <w:p>
+            <w:pPr>
+              <w:spacing w:line="276" w:lineRule="auto"/>
+              <w:jc w:val="left"/>
+            </w:pPr>
+            <w:r>
+              <w:rPr>
+                <w:rFonts w:ascii="Times New Roman" w:hAnsi="Times New Roman" w:cs="Times New Roman"/>
+                <w:sz w:val="28"/>
+                <w:szCs w:val="28"/>
+              </w:rPr>
+              <w:t xml:space="preserve">Обслуживание помещений КЗ-1 и КЗ-2, обслуживание и ремонт технических средств</w:t>
+            </w:r>
+          </w:p>
+        </w:tc>
+        <w:tc>
+          <w:tcPr>
+            <w:tcW w:w="0" w:type="auto"/>
+          </w:tcPr>
+          <w:p>
+            <w:pPr>
+              <w:spacing w:line="276" w:lineRule="auto"/>
+              <w:jc w:val="left"/>
+            </w:pPr>
+            <w:r>
+              <w:rPr>
+                <w:rFonts w:ascii="Times New Roman" w:hAnsi="Times New Roman" w:cs="Times New Roman"/>
+                <w:sz w:val="28"/>
+                <w:szCs w:val="28"/>
+              </w:rPr>
+              <w:t xml:space="preserve">Ограниченный физический доступ в помещения КЗ-1 и КЗ-2 в сопровождении системного администратора или администратора персональных данных</w:t>
+            </w:r>
+          </w:p>
+        </w:tc>
+      </w:tr>
+    </w:tbl>
+    <w:p>
+      <w:pPr>
+        <w:spacing w:line="360" w:lineRule="auto"/>
+        <w:jc w:val="both"/>
+      </w:pPr>
     </w:p>
     <w:sectPr>
       <w:pgSz w:w="11906" w:h="16838"/>

--- a/Курсовая_больница.docx
+++ b/Курсовая_больница.docx
@@ -2843,7 +2843,7 @@
           <w:sz w:val="28"/>
           <w:szCs w:val="28"/>
         </w:rPr>
-        <w:t xml:space="preserve">Тип объекта информатизации — автоматизированные рабочие места (АРМ) пользователей (стационарные ПК) и серверное оборудование, размещённое в выделенной серверной медицинской организации, имеющие подключение к сетям общего пользования (сети Интернет) для обеспечения взаимодействия территориально разнесённых сегментов АС больницы.</w:t>
+        <w:t xml:space="preserve">Тип объекта информатизации — автоматизированные рабочие места (АРМ) пользователей (стационарные ПК) и серверное оборудование, размещённое в выделенной серверной медицинской организации, имеющие подключение к сети Интернет, в том числе для обеспечения взаимодействия территориально разнесённых сегментов АС больницы и взаимодействия с внешними (смежными) информационными системами.</w:t>
       </w:r>
     </w:p>
     <w:p>
@@ -3038,7 +3038,22 @@
           <w:sz w:val="28"/>
           <w:szCs w:val="28"/>
         </w:rPr>
-        <w:t xml:space="preserve">— объём обрабатываемых персональных данных — более 100 000 субъектов персональных данных.</w:t>
+        <w:t xml:space="preserve">— объём обрабатываемых персональных данных — более 100 000 субъектов персональных данных;</w:t>
+      </w:r>
+    </w:p>
+    <w:p>
+      <w:pPr>
+        <w:spacing w:line="360" w:lineRule="auto"/>
+        <w:jc w:val="both"/>
+        <w:ind w:firstLine="709"/>
+      </w:pPr>
+      <w:r>
+        <w:rPr>
+          <w:rFonts w:ascii="Times New Roman" w:hAnsi="Times New Roman" w:cs="Times New Roman"/>
+          <w:sz w:val="28"/>
+          <w:szCs w:val="28"/>
+        </w:rPr>
+        <w:t xml:space="preserve">— АС больницы взаимодействует с внешними (смежными) информационными системами в части передачи и приёма сведений, необходимых для оказания медицинской помощи и обеспечивающих процессов медицинской организации-оператора (сервисами обязательного медицинского страхования, лабораторной информационной системой, системой радиологической информации и архивом диагностических изображений, бухгалтерской информационной системой, шлюзом отправки SMS- и e-mail-уведомлений, единой государственной информационной системой в сфере здравоохранения).</w:t>
       </w:r>
     </w:p>
     <w:p>
@@ -3161,7 +3176,7 @@
           <w:sz w:val="28"/>
           <w:szCs w:val="28"/>
         </w:rPr>
-        <w:t xml:space="preserve">— оформление направлений на лабораторные и инструментальные исследования и хранение результатов исследований;</w:t>
+        <w:t xml:space="preserve">— оформление направлений на лабораторные и инструментальные исследования и хранение результатов исследований, в том числе с использованием взаимодействия с лабораторной информационной системой и системой радиологической информации;</w:t>
       </w:r>
     </w:p>
     <w:p>
@@ -3206,7 +3221,52 @@
           <w:sz w:val="28"/>
           <w:szCs w:val="28"/>
         </w:rPr>
-        <w:t xml:space="preserve">— ведение финансового учёта оказанных медицинских услуг (для платных услуг), формирование счетов и контроль оплат;</w:t>
+        <w:t xml:space="preserve">— ведение финансового учёта оказанных медицинских услуг (для платных услуг), формирование счетов и контроль оплат, передача финансовых документов в бухгалтерскую информационную систему;</w:t>
+      </w:r>
+    </w:p>
+    <w:p>
+      <w:pPr>
+        <w:spacing w:line="360" w:lineRule="auto"/>
+        <w:jc w:val="both"/>
+        <w:ind w:firstLine="709"/>
+      </w:pPr>
+      <w:r>
+        <w:rPr>
+          <w:rFonts w:ascii="Times New Roman" w:hAnsi="Times New Roman" w:cs="Times New Roman"/>
+          <w:sz w:val="28"/>
+          <w:szCs w:val="28"/>
+        </w:rPr>
+        <w:t xml:space="preserve">— взаимодействие с сервисами обязательного медицинского страхования в части проверки полисов пациентов и передачи реестров оказанных медицинских услуг для оплаты;</w:t>
+      </w:r>
+    </w:p>
+    <w:p>
+      <w:pPr>
+        <w:spacing w:line="360" w:lineRule="auto"/>
+        <w:jc w:val="both"/>
+        <w:ind w:firstLine="709"/>
+      </w:pPr>
+      <w:r>
+        <w:rPr>
+          <w:rFonts w:ascii="Times New Roman" w:hAnsi="Times New Roman" w:cs="Times New Roman"/>
+          <w:sz w:val="28"/>
+          <w:szCs w:val="28"/>
+        </w:rPr>
+        <w:t xml:space="preserve">— информирование пациентов о записи на приём и результатах исследований посредством SMS- и e-mail-сообщений;</w:t>
+      </w:r>
+    </w:p>
+    <w:p>
+      <w:pPr>
+        <w:spacing w:line="360" w:lineRule="auto"/>
+        <w:jc w:val="both"/>
+        <w:ind w:firstLine="709"/>
+      </w:pPr>
+      <w:r>
+        <w:rPr>
+          <w:rFonts w:ascii="Times New Roman" w:hAnsi="Times New Roman" w:cs="Times New Roman"/>
+          <w:sz w:val="28"/>
+          <w:szCs w:val="28"/>
+        </w:rPr>
+        <w:t xml:space="preserve">— передача обязательных сведений в единую государственную информационную систему в сфере здравоохранения (далее — ЕГИСЗ), в том числе в федеральный регистр медицинских работников и федеральный регистр медицинских организаций;</w:t>
       </w:r>
     </w:p>
     <w:p>
@@ -3326,7 +3386,7 @@
           <w:sz w:val="28"/>
           <w:szCs w:val="28"/>
         </w:rPr>
-        <w:t xml:space="preserve">— формирование направлений на исследования, фиксация выполненных исследований и их результатов;</w:t>
+        <w:t xml:space="preserve">— формирование направлений на исследования, фиксация выполненных исследований и их результатов, в том числе через интерфейсы взаимодействия с лабораторной информационной системой и системой радиологической информации;</w:t>
       </w:r>
     </w:p>
     <w:p>
@@ -3371,7 +3431,52 @@
           <w:sz w:val="28"/>
           <w:szCs w:val="28"/>
         </w:rPr>
-        <w:t xml:space="preserve">— формирование счетов за платные медицинские услуги, регистрация оплат, формирование финансовой отчётности;</w:t>
+        <w:t xml:space="preserve">— формирование счетов за платные медицинские услуги, регистрация оплат, формирование финансовой отчётности и её передача в бухгалтерскую информационную систему;</w:t>
+      </w:r>
+    </w:p>
+    <w:p>
+      <w:pPr>
+        <w:spacing w:line="360" w:lineRule="auto"/>
+        <w:jc w:val="both"/>
+        <w:ind w:firstLine="709"/>
+      </w:pPr>
+      <w:r>
+        <w:rPr>
+          <w:rFonts w:ascii="Times New Roman" w:hAnsi="Times New Roman" w:cs="Times New Roman"/>
+          <w:sz w:val="28"/>
+          <w:szCs w:val="28"/>
+        </w:rPr>
+        <w:t xml:space="preserve">— проверка полиса обязательного медицинского страхования и передача реестров оказанных услуг через сервисы обязательного медицинского страхования;</w:t>
+      </w:r>
+    </w:p>
+    <w:p>
+      <w:pPr>
+        <w:spacing w:line="360" w:lineRule="auto"/>
+        <w:jc w:val="both"/>
+        <w:ind w:firstLine="709"/>
+      </w:pPr>
+      <w:r>
+        <w:rPr>
+          <w:rFonts w:ascii="Times New Roman" w:hAnsi="Times New Roman" w:cs="Times New Roman"/>
+          <w:sz w:val="28"/>
+          <w:szCs w:val="28"/>
+        </w:rPr>
+        <w:t xml:space="preserve">— отправка пациентам уведомлений по электронной почте и в виде SMS-сообщений через шлюз уведомлений;</w:t>
+      </w:r>
+    </w:p>
+    <w:p>
+      <w:pPr>
+        <w:spacing w:line="360" w:lineRule="auto"/>
+        <w:jc w:val="both"/>
+        <w:ind w:firstLine="709"/>
+      </w:pPr>
+      <w:r>
+        <w:rPr>
+          <w:rFonts w:ascii="Times New Roman" w:hAnsi="Times New Roman" w:cs="Times New Roman"/>
+          <w:sz w:val="28"/>
+          <w:szCs w:val="28"/>
+        </w:rPr>
+        <w:t xml:space="preserve">— передача обязательных сведений о медицинских работниках и об оказанных медицинских услугах в ЕГИСЗ;</w:t>
       </w:r>
     </w:p>
     <w:p>
@@ -4266,64 +4371,64 @@
                 <w:sz w:val="28"/>
                 <w:szCs w:val="28"/>
               </w:rPr>
-              <w:t xml:space="preserve">4.1</w:t>
-            </w:r>
-          </w:p>
-        </w:tc>
-        <w:tc>
-          <w:tcPr>
-            <w:tcW w:w="0" w:type="auto"/>
-          </w:tcPr>
-          <w:p>
-            <w:pPr>
-              <w:spacing w:line="276" w:lineRule="auto"/>
-              <w:jc w:val="left"/>
-            </w:pPr>
-            <w:r>
-              <w:rPr>
-                <w:rFonts w:ascii="Times New Roman" w:hAnsi="Times New Roman" w:cs="Times New Roman"/>
-                <w:sz w:val="28"/>
-                <w:szCs w:val="28"/>
-              </w:rPr>
-              <w:t xml:space="preserve">Персональные данные сотрудников медицинской организации-оператора (фамилия, имя, отчество, должность, паспортные данные, СНИЛС, контактные данные)</w:t>
-            </w:r>
-          </w:p>
-        </w:tc>
-        <w:tc>
-          <w:tcPr>
-            <w:tcW w:w="0" w:type="auto"/>
-          </w:tcPr>
-          <w:p>
-            <w:pPr>
-              <w:spacing w:line="276" w:lineRule="auto"/>
-              <w:jc w:val="left"/>
-            </w:pPr>
-            <w:r>
-              <w:rPr>
-                <w:rFonts w:ascii="Times New Roman" w:hAnsi="Times New Roman" w:cs="Times New Roman"/>
-                <w:sz w:val="28"/>
-                <w:szCs w:val="28"/>
-              </w:rPr>
-              <w:t xml:space="preserve">Персональные данные сотрудников оператора (иные категории)</w:t>
-            </w:r>
-          </w:p>
-        </w:tc>
-        <w:tc>
-          <w:tcPr>
-            <w:tcW w:w="0" w:type="auto"/>
-          </w:tcPr>
-          <w:p>
-            <w:pPr>
-              <w:spacing w:line="276" w:lineRule="auto"/>
-              <w:jc w:val="left"/>
-            </w:pPr>
-            <w:r>
-              <w:rPr>
-                <w:rFonts w:ascii="Times New Roman" w:hAnsi="Times New Roman" w:cs="Times New Roman"/>
-                <w:sz w:val="28"/>
-                <w:szCs w:val="28"/>
-              </w:rPr>
-              <w:t xml:space="preserve">п. 1 ст. 3 Федерального закона от 27.07.2006 № 152-ФЗ</w:t>
+              <w:t xml:space="preserve">3.3</w:t>
+            </w:r>
+          </w:p>
+        </w:tc>
+        <w:tc>
+          <w:tcPr>
+            <w:tcW w:w="0" w:type="auto"/>
+          </w:tcPr>
+          <w:p>
+            <w:pPr>
+              <w:spacing w:line="276" w:lineRule="auto"/>
+              <w:jc w:val="left"/>
+            </w:pPr>
+            <w:r>
+              <w:rPr>
+                <w:rFonts w:ascii="Times New Roman" w:hAnsi="Times New Roman" w:cs="Times New Roman"/>
+                <w:sz w:val="28"/>
+                <w:szCs w:val="28"/>
+              </w:rPr>
+              <w:t xml:space="preserve">Результаты лабораторных и инструментальных исследований, получаемые из лабораторной информационной системы и системы радиологической информации</w:t>
+            </w:r>
+          </w:p>
+        </w:tc>
+        <w:tc>
+          <w:tcPr>
+            <w:tcW w:w="0" w:type="auto"/>
+          </w:tcPr>
+          <w:p>
+            <w:pPr>
+              <w:spacing w:line="276" w:lineRule="auto"/>
+              <w:jc w:val="left"/>
+            </w:pPr>
+            <w:r>
+              <w:rPr>
+                <w:rFonts w:ascii="Times New Roman" w:hAnsi="Times New Roman" w:cs="Times New Roman"/>
+                <w:sz w:val="28"/>
+                <w:szCs w:val="28"/>
+              </w:rPr>
+              <w:t xml:space="preserve">Персональные данные специальных категорий; составляют врачебную тайну</w:t>
+            </w:r>
+          </w:p>
+        </w:tc>
+        <w:tc>
+          <w:tcPr>
+            <w:tcW w:w="0" w:type="auto"/>
+          </w:tcPr>
+          <w:p>
+            <w:pPr>
+              <w:spacing w:line="276" w:lineRule="auto"/>
+              <w:jc w:val="left"/>
+            </w:pPr>
+            <w:r>
+              <w:rPr>
+                <w:rFonts w:ascii="Times New Roman" w:hAnsi="Times New Roman" w:cs="Times New Roman"/>
+                <w:sz w:val="28"/>
+                <w:szCs w:val="28"/>
+              </w:rPr>
+              <w:t xml:space="preserve">ч. 1 ст. 10 Федерального закона от 27.07.2006 № 152-ФЗ; ч. 1 ст. 13 Федерального закона от 21.11.2011 № 323-ФЗ</w:t>
             </w:r>
           </w:p>
         </w:tc>
@@ -4344,6 +4449,84 @@
                 <w:sz w:val="28"/>
                 <w:szCs w:val="28"/>
               </w:rPr>
+              <w:t xml:space="preserve">4.1</w:t>
+            </w:r>
+          </w:p>
+        </w:tc>
+        <w:tc>
+          <w:tcPr>
+            <w:tcW w:w="0" w:type="auto"/>
+          </w:tcPr>
+          <w:p>
+            <w:pPr>
+              <w:spacing w:line="276" w:lineRule="auto"/>
+              <w:jc w:val="left"/>
+            </w:pPr>
+            <w:r>
+              <w:rPr>
+                <w:rFonts w:ascii="Times New Roman" w:hAnsi="Times New Roman" w:cs="Times New Roman"/>
+                <w:sz w:val="28"/>
+                <w:szCs w:val="28"/>
+              </w:rPr>
+              <w:t xml:space="preserve">Персональные данные сотрудников медицинской организации-оператора (фамилия, имя, отчество, должность, паспортные данные, СНИЛС, контактные данные)</w:t>
+            </w:r>
+          </w:p>
+        </w:tc>
+        <w:tc>
+          <w:tcPr>
+            <w:tcW w:w="0" w:type="auto"/>
+          </w:tcPr>
+          <w:p>
+            <w:pPr>
+              <w:spacing w:line="276" w:lineRule="auto"/>
+              <w:jc w:val="left"/>
+            </w:pPr>
+            <w:r>
+              <w:rPr>
+                <w:rFonts w:ascii="Times New Roman" w:hAnsi="Times New Roman" w:cs="Times New Roman"/>
+                <w:sz w:val="28"/>
+                <w:szCs w:val="28"/>
+              </w:rPr>
+              <w:t xml:space="preserve">Персональные данные сотрудников оператора (иные категории)</w:t>
+            </w:r>
+          </w:p>
+        </w:tc>
+        <w:tc>
+          <w:tcPr>
+            <w:tcW w:w="0" w:type="auto"/>
+          </w:tcPr>
+          <w:p>
+            <w:pPr>
+              <w:spacing w:line="276" w:lineRule="auto"/>
+              <w:jc w:val="left"/>
+            </w:pPr>
+            <w:r>
+              <w:rPr>
+                <w:rFonts w:ascii="Times New Roman" w:hAnsi="Times New Roman" w:cs="Times New Roman"/>
+                <w:sz w:val="28"/>
+                <w:szCs w:val="28"/>
+              </w:rPr>
+              <w:t xml:space="preserve">п. 1 ст. 3 Федерального закона от 27.07.2006 № 152-ФЗ</w:t>
+            </w:r>
+          </w:p>
+        </w:tc>
+      </w:tr>
+      <w:tr>
+        <w:tc>
+          <w:tcPr>
+            <w:tcW w:w="0" w:type="auto"/>
+          </w:tcPr>
+          <w:p>
+            <w:pPr>
+              <w:spacing w:line="276" w:lineRule="auto"/>
+              <w:jc w:val="left"/>
+            </w:pPr>
+            <w:r>
+              <w:rPr>
+                <w:rFonts w:ascii="Times New Roman" w:hAnsi="Times New Roman" w:cs="Times New Roman"/>
+                <w:sz w:val="28"/>
+                <w:szCs w:val="28"/>
+              </w:rPr>
               <w:t xml:space="preserve">5.1</w:t>
             </w:r>
           </w:p>
@@ -4363,7 +4546,7 @@
                 <w:sz w:val="28"/>
                 <w:szCs w:val="28"/>
               </w:rPr>
-              <w:t xml:space="preserve">Сведения о финансовых документах за платные медицинские услуги (счета, оплаты, реквизиты плательщиков)</w:t>
+              <w:t xml:space="preserve">Сведения о финансовых документах за платные медицинские услуги (счета, оплаты, реквизиты плательщиков), передаваемые в бухгалтерскую информационную систему</w:t>
             </w:r>
           </w:p>
         </w:tc>
@@ -4402,6 +4585,162 @@
                 <w:szCs w:val="28"/>
               </w:rPr>
               <w:t xml:space="preserve">Федеральный закон от 02.12.1990 № 395-1 «О банках и банковской деятельности»; Федеральный закон от 29.07.2004 № 98-ФЗ «О коммерческой тайне»</w:t>
+            </w:r>
+          </w:p>
+        </w:tc>
+      </w:tr>
+      <w:tr>
+        <w:tc>
+          <w:tcPr>
+            <w:tcW w:w="0" w:type="auto"/>
+          </w:tcPr>
+          <w:p>
+            <w:pPr>
+              <w:spacing w:line="276" w:lineRule="auto"/>
+              <w:jc w:val="left"/>
+            </w:pPr>
+            <w:r>
+              <w:rPr>
+                <w:rFonts w:ascii="Times New Roman" w:hAnsi="Times New Roman" w:cs="Times New Roman"/>
+                <w:sz w:val="28"/>
+                <w:szCs w:val="28"/>
+              </w:rPr>
+              <w:t xml:space="preserve">5.2</w:t>
+            </w:r>
+          </w:p>
+        </w:tc>
+        <w:tc>
+          <w:tcPr>
+            <w:tcW w:w="0" w:type="auto"/>
+          </w:tcPr>
+          <w:p>
+            <w:pPr>
+              <w:spacing w:line="276" w:lineRule="auto"/>
+              <w:jc w:val="left"/>
+            </w:pPr>
+            <w:r>
+              <w:rPr>
+                <w:rFonts w:ascii="Times New Roman" w:hAnsi="Times New Roman" w:cs="Times New Roman"/>
+                <w:sz w:val="28"/>
+                <w:szCs w:val="28"/>
+              </w:rPr>
+              <w:t xml:space="preserve">Реестры оказанных медицинских услуг, передаваемые в сервисы обязательного медицинского страхования</w:t>
+            </w:r>
+          </w:p>
+        </w:tc>
+        <w:tc>
+          <w:tcPr>
+            <w:tcW w:w="0" w:type="auto"/>
+          </w:tcPr>
+          <w:p>
+            <w:pPr>
+              <w:spacing w:line="276" w:lineRule="auto"/>
+              <w:jc w:val="left"/>
+            </w:pPr>
+            <w:r>
+              <w:rPr>
+                <w:rFonts w:ascii="Times New Roman" w:hAnsi="Times New Roman" w:cs="Times New Roman"/>
+                <w:sz w:val="28"/>
+                <w:szCs w:val="28"/>
+              </w:rPr>
+              <w:t xml:space="preserve">Персональные данные пациентов (иные и специальные категории); сведения, составляющие врачебную тайну</w:t>
+            </w:r>
+          </w:p>
+        </w:tc>
+        <w:tc>
+          <w:tcPr>
+            <w:tcW w:w="0" w:type="auto"/>
+          </w:tcPr>
+          <w:p>
+            <w:pPr>
+              <w:spacing w:line="276" w:lineRule="auto"/>
+              <w:jc w:val="left"/>
+            </w:pPr>
+            <w:r>
+              <w:rPr>
+                <w:rFonts w:ascii="Times New Roman" w:hAnsi="Times New Roman" w:cs="Times New Roman"/>
+                <w:sz w:val="28"/>
+                <w:szCs w:val="28"/>
+              </w:rPr>
+              <w:t xml:space="preserve">ч. 1 ст. 10 Федерального закона от 27.07.2006 № 152-ФЗ; ч. 1 ст. 13 Федерального закона от 21.11.2011 № 323-ФЗ; Федеральный закон от 29.11.2010 № 326-ФЗ</w:t>
+            </w:r>
+          </w:p>
+        </w:tc>
+      </w:tr>
+      <w:tr>
+        <w:tc>
+          <w:tcPr>
+            <w:tcW w:w="0" w:type="auto"/>
+          </w:tcPr>
+          <w:p>
+            <w:pPr>
+              <w:spacing w:line="276" w:lineRule="auto"/>
+              <w:jc w:val="left"/>
+            </w:pPr>
+            <w:r>
+              <w:rPr>
+                <w:rFonts w:ascii="Times New Roman" w:hAnsi="Times New Roman" w:cs="Times New Roman"/>
+                <w:sz w:val="28"/>
+                <w:szCs w:val="28"/>
+              </w:rPr>
+              <w:t xml:space="preserve">5.3</w:t>
+            </w:r>
+          </w:p>
+        </w:tc>
+        <w:tc>
+          <w:tcPr>
+            <w:tcW w:w="0" w:type="auto"/>
+          </w:tcPr>
+          <w:p>
+            <w:pPr>
+              <w:spacing w:line="276" w:lineRule="auto"/>
+              <w:jc w:val="left"/>
+            </w:pPr>
+            <w:r>
+              <w:rPr>
+                <w:rFonts w:ascii="Times New Roman" w:hAnsi="Times New Roman" w:cs="Times New Roman"/>
+                <w:sz w:val="28"/>
+                <w:szCs w:val="28"/>
+              </w:rPr>
+              <w:t xml:space="preserve">Сведения, передаваемые в ЕГИСЗ (в том числе в федеральный регистр медицинских работников и федеральный регистр медицинских организаций)</w:t>
+            </w:r>
+          </w:p>
+        </w:tc>
+        <w:tc>
+          <w:tcPr>
+            <w:tcW w:w="0" w:type="auto"/>
+          </w:tcPr>
+          <w:p>
+            <w:pPr>
+              <w:spacing w:line="276" w:lineRule="auto"/>
+              <w:jc w:val="left"/>
+            </w:pPr>
+            <w:r>
+              <w:rPr>
+                <w:rFonts w:ascii="Times New Roman" w:hAnsi="Times New Roman" w:cs="Times New Roman"/>
+                <w:sz w:val="28"/>
+                <w:szCs w:val="28"/>
+              </w:rPr>
+              <w:t xml:space="preserve">Информация, обрабатываемая в государственной информационной системе в сфере здравоохранения</w:t>
+            </w:r>
+          </w:p>
+        </w:tc>
+        <w:tc>
+          <w:tcPr>
+            <w:tcW w:w="0" w:type="auto"/>
+          </w:tcPr>
+          <w:p>
+            <w:pPr>
+              <w:spacing w:line="276" w:lineRule="auto"/>
+              <w:jc w:val="left"/>
+            </w:pPr>
+            <w:r>
+              <w:rPr>
+                <w:rFonts w:ascii="Times New Roman" w:hAnsi="Times New Roman" w:cs="Times New Roman"/>
+                <w:sz w:val="28"/>
+                <w:szCs w:val="28"/>
+              </w:rPr>
+              <w:t xml:space="preserve">ч. 1 ст. 91 Федерального закона от 21.11.2011 № 323-ФЗ; постановление Правительства Российской Федерации от 09.02.2022 № 140</w:t>
             </w:r>
           </w:p>
         </w:tc>
@@ -4599,7 +4938,7 @@
           <w:sz w:val="28"/>
           <w:szCs w:val="28"/>
         </w:rPr>
-        <w:t xml:space="preserve">АС больницы представляет собой клиент-серверную трёхуровневую информационную систему (уровень клиента — уровень приложений — уровень данных), функционирующую на базе информационно-телекоммуникационной инфраструктуры медицинской организации-оператора и имеющую подключение к сети Интернет для обеспечения взаимодействия территориально разнесённых сегментов АС больницы.</w:t>
+        <w:t xml:space="preserve">АС больницы представляет собой клиент-серверную трёхуровневую информационную систему (уровень клиента — уровень приложений — уровень данных), функционирующую на базе информационно-телекоммуникационной инфраструктуры медицинской организации-оператора и имеющую подключение к сети Интернет для обеспечения взаимодействия территориально разнесённых сегментов АС больницы, а также для обеспечения взаимодействия со смежными информационными системами.</w:t>
       </w:r>
     </w:p>
     <w:p>
@@ -4674,67 +5013,7 @@
           <w:sz w:val="28"/>
           <w:szCs w:val="28"/>
         </w:rPr>
-        <w:t xml:space="preserve">В отношении подключений АС больницы к сетям связи и иным информационным системам:</w:t>
-      </w:r>
-    </w:p>
-    <w:p>
-      <w:pPr>
-        <w:spacing w:line="360" w:lineRule="auto"/>
-        <w:jc w:val="both"/>
-        <w:ind w:firstLine="709"/>
-      </w:pPr>
-      <w:r>
-        <w:rPr>
-          <w:rFonts w:ascii="Times New Roman" w:hAnsi="Times New Roman" w:cs="Times New Roman"/>
-          <w:sz w:val="28"/>
-          <w:szCs w:val="28"/>
-        </w:rPr>
-        <w:t xml:space="preserve">— подключение к сетям электросвязи, включённым в состав единой сети электросвязи Российской Федерации, — присутствует, в соответствии с таблицей 4;</w:t>
-      </w:r>
-    </w:p>
-    <w:p>
-      <w:pPr>
-        <w:spacing w:line="360" w:lineRule="auto"/>
-        <w:jc w:val="both"/>
-        <w:ind w:firstLine="709"/>
-      </w:pPr>
-      <w:r>
-        <w:rPr>
-          <w:rFonts w:ascii="Times New Roman" w:hAnsi="Times New Roman" w:cs="Times New Roman"/>
-          <w:sz w:val="28"/>
-          <w:szCs w:val="28"/>
-        </w:rPr>
-        <w:t xml:space="preserve">— подключение к информационно-телекоммуникационным сетям иных организаций — отсутствует;</w:t>
-      </w:r>
-    </w:p>
-    <w:p>
-      <w:pPr>
-        <w:spacing w:line="360" w:lineRule="auto"/>
-        <w:jc w:val="both"/>
-        <w:ind w:firstLine="709"/>
-      </w:pPr>
-      <w:r>
-        <w:rPr>
-          <w:rFonts w:ascii="Times New Roman" w:hAnsi="Times New Roman" w:cs="Times New Roman"/>
-          <w:sz w:val="28"/>
-          <w:szCs w:val="28"/>
-        </w:rPr>
-        <w:t xml:space="preserve">— взаимодействие с государственными информационными системами и информационными системами иных организаций — отсутствует;</w:t>
-      </w:r>
-    </w:p>
-    <w:p>
-      <w:pPr>
-        <w:spacing w:line="360" w:lineRule="auto"/>
-        <w:jc w:val="both"/>
-        <w:ind w:firstLine="709"/>
-      </w:pPr>
-      <w:r>
-        <w:rPr>
-          <w:rFonts w:ascii="Times New Roman" w:hAnsi="Times New Roman" w:cs="Times New Roman"/>
-          <w:sz w:val="28"/>
-          <w:szCs w:val="28"/>
-        </w:rPr>
-        <w:t xml:space="preserve">— к информационным ресурсам АС больницы локальный и удалённый доступ внешних пользователей не осуществляется.</w:t>
+        <w:t xml:space="preserve">Взаимодействие АС больницы со смежными (внешними) информационными системами осуществляется со стороны сегмента серверной (КЗ-1) через сеть Интернет. Перечень смежных информационных систем, цели и способы взаимодействия с ними представлены в таблице 4.</w:t>
       </w:r>
     </w:p>
     <w:tbl>
@@ -4768,7 +5047,7 @@
                 <w:sz w:val="28"/>
                 <w:szCs w:val="28"/>
               </w:rPr>
-              <w:t xml:space="preserve">Таблица 4 — Подключения АС больницы к сетям электросвязи</w:t>
+              <w:t xml:space="preserve">Таблица 4 — Подключения АС больницы к сетям электросвязи и взаимодействие со смежными информационными системами</w:t>
             </w:r>
           </w:p>
         </w:tc>
@@ -4808,45 +5087,45 @@
                 <w:sz w:val="28"/>
                 <w:szCs w:val="28"/>
               </w:rPr>
-              <w:t xml:space="preserve">Категория сети электросвязи</w:t>
-            </w:r>
-          </w:p>
-        </w:tc>
-        <w:tc>
-          <w:tcPr>
-            <w:tcW w:w="0" w:type="auto"/>
-          </w:tcPr>
-          <w:p>
-            <w:pPr>
-              <w:spacing w:line="276" w:lineRule="auto"/>
-              <w:jc w:val="left"/>
-            </w:pPr>
-            <w:r>
-              <w:rPr>
-                <w:rFonts w:ascii="Times New Roman" w:hAnsi="Times New Roman" w:cs="Times New Roman"/>
-                <w:sz w:val="28"/>
-                <w:szCs w:val="28"/>
-              </w:rPr>
-              <w:t xml:space="preserve">Цель взаимодействия с сетью электросвязи</w:t>
-            </w:r>
-          </w:p>
-        </w:tc>
-        <w:tc>
-          <w:tcPr>
-            <w:tcW w:w="0" w:type="auto"/>
-          </w:tcPr>
-          <w:p>
-            <w:pPr>
-              <w:spacing w:line="276" w:lineRule="auto"/>
-              <w:jc w:val="left"/>
-            </w:pPr>
-            <w:r>
-              <w:rPr>
-                <w:rFonts w:ascii="Times New Roman" w:hAnsi="Times New Roman" w:cs="Times New Roman"/>
-                <w:sz w:val="28"/>
-                <w:szCs w:val="28"/>
-              </w:rPr>
-              <w:t xml:space="preserve">Способ взаимодействия с сетью электросвязи</w:t>
+              <w:t xml:space="preserve">Категория сети электросвязи / смежной системы</w:t>
+            </w:r>
+          </w:p>
+        </w:tc>
+        <w:tc>
+          <w:tcPr>
+            <w:tcW w:w="0" w:type="auto"/>
+          </w:tcPr>
+          <w:p>
+            <w:pPr>
+              <w:spacing w:line="276" w:lineRule="auto"/>
+              <w:jc w:val="left"/>
+            </w:pPr>
+            <w:r>
+              <w:rPr>
+                <w:rFonts w:ascii="Times New Roman" w:hAnsi="Times New Roman" w:cs="Times New Roman"/>
+                <w:sz w:val="28"/>
+                <w:szCs w:val="28"/>
+              </w:rPr>
+              <w:t xml:space="preserve">Цель взаимодействия</w:t>
+            </w:r>
+          </w:p>
+        </w:tc>
+        <w:tc>
+          <w:tcPr>
+            <w:tcW w:w="0" w:type="auto"/>
+          </w:tcPr>
+          <w:p>
+            <w:pPr>
+              <w:spacing w:line="276" w:lineRule="auto"/>
+              <w:jc w:val="left"/>
+            </w:pPr>
+            <w:r>
+              <w:rPr>
+                <w:rFonts w:ascii="Times New Roman" w:hAnsi="Times New Roman" w:cs="Times New Roman"/>
+                <w:sz w:val="28"/>
+                <w:szCs w:val="28"/>
+              </w:rPr>
+              <w:t xml:space="preserve">Способ взаимодействия</w:t>
             </w:r>
           </w:p>
         </w:tc>
@@ -4929,12 +5208,540 @@
           </w:p>
         </w:tc>
       </w:tr>
+      <w:tr>
+        <w:tc>
+          <w:tcPr>
+            <w:tcW w:w="0" w:type="auto"/>
+          </w:tcPr>
+          <w:p>
+            <w:pPr>
+              <w:spacing w:line="276" w:lineRule="auto"/>
+              <w:jc w:val="left"/>
+            </w:pPr>
+            <w:r>
+              <w:rPr>
+                <w:rFonts w:ascii="Times New Roman" w:hAnsi="Times New Roman" w:cs="Times New Roman"/>
+                <w:sz w:val="28"/>
+                <w:szCs w:val="28"/>
+              </w:rPr>
+              <w:t xml:space="preserve">2</w:t>
+            </w:r>
+          </w:p>
+        </w:tc>
+        <w:tc>
+          <w:tcPr>
+            <w:tcW w:w="0" w:type="auto"/>
+          </w:tcPr>
+          <w:p>
+            <w:pPr>
+              <w:spacing w:line="276" w:lineRule="auto"/>
+              <w:jc w:val="left"/>
+            </w:pPr>
+            <w:r>
+              <w:rPr>
+                <w:rFonts w:ascii="Times New Roman" w:hAnsi="Times New Roman" w:cs="Times New Roman"/>
+                <w:sz w:val="28"/>
+                <w:szCs w:val="28"/>
+              </w:rPr>
+              <w:t xml:space="preserve">Сервисы обязательного медицинского страхования (территориальный фонд обязательного медицинского страхования)</w:t>
+            </w:r>
+          </w:p>
+        </w:tc>
+        <w:tc>
+          <w:tcPr>
+            <w:tcW w:w="0" w:type="auto"/>
+          </w:tcPr>
+          <w:p>
+            <w:pPr>
+              <w:spacing w:line="276" w:lineRule="auto"/>
+              <w:jc w:val="left"/>
+            </w:pPr>
+            <w:r>
+              <w:rPr>
+                <w:rFonts w:ascii="Times New Roman" w:hAnsi="Times New Roman" w:cs="Times New Roman"/>
+                <w:sz w:val="28"/>
+                <w:szCs w:val="28"/>
+              </w:rPr>
+              <w:t xml:space="preserve">Проверка действительности полисов обязательного медицинского страхования пациентов, передача реестров оказанных медицинских услуг для оплаты</w:t>
+            </w:r>
+          </w:p>
+        </w:tc>
+        <w:tc>
+          <w:tcPr>
+            <w:tcW w:w="0" w:type="auto"/>
+          </w:tcPr>
+          <w:p>
+            <w:pPr>
+              <w:spacing w:line="276" w:lineRule="auto"/>
+              <w:jc w:val="left"/>
+            </w:pPr>
+            <w:r>
+              <w:rPr>
+                <w:rFonts w:ascii="Times New Roman" w:hAnsi="Times New Roman" w:cs="Times New Roman"/>
+                <w:sz w:val="28"/>
+                <w:szCs w:val="28"/>
+              </w:rPr>
+              <w:t xml:space="preserve">Программный интерфейс взаимодействия (REST API) по протоколу HTTPS через защищённый криптографический канал на основе ViPNet</w:t>
+            </w:r>
+          </w:p>
+        </w:tc>
+      </w:tr>
+      <w:tr>
+        <w:tc>
+          <w:tcPr>
+            <w:tcW w:w="0" w:type="auto"/>
+          </w:tcPr>
+          <w:p>
+            <w:pPr>
+              <w:spacing w:line="276" w:lineRule="auto"/>
+              <w:jc w:val="left"/>
+            </w:pPr>
+            <w:r>
+              <w:rPr>
+                <w:rFonts w:ascii="Times New Roman" w:hAnsi="Times New Roman" w:cs="Times New Roman"/>
+                <w:sz w:val="28"/>
+                <w:szCs w:val="28"/>
+              </w:rPr>
+              <w:t xml:space="preserve">3</w:t>
+            </w:r>
+          </w:p>
+        </w:tc>
+        <w:tc>
+          <w:tcPr>
+            <w:tcW w:w="0" w:type="auto"/>
+          </w:tcPr>
+          <w:p>
+            <w:pPr>
+              <w:spacing w:line="276" w:lineRule="auto"/>
+              <w:jc w:val="left"/>
+            </w:pPr>
+            <w:r>
+              <w:rPr>
+                <w:rFonts w:ascii="Times New Roman" w:hAnsi="Times New Roman" w:cs="Times New Roman"/>
+                <w:sz w:val="28"/>
+                <w:szCs w:val="28"/>
+              </w:rPr>
+              <w:t xml:space="preserve">Лабораторная информационная система (ЛИС)</w:t>
+            </w:r>
+          </w:p>
+        </w:tc>
+        <w:tc>
+          <w:tcPr>
+            <w:tcW w:w="0" w:type="auto"/>
+          </w:tcPr>
+          <w:p>
+            <w:pPr>
+              <w:spacing w:line="276" w:lineRule="auto"/>
+              <w:jc w:val="left"/>
+            </w:pPr>
+            <w:r>
+              <w:rPr>
+                <w:rFonts w:ascii="Times New Roman" w:hAnsi="Times New Roman" w:cs="Times New Roman"/>
+                <w:sz w:val="28"/>
+                <w:szCs w:val="28"/>
+              </w:rPr>
+              <w:t xml:space="preserve">Передача направлений на лабораторные исследования, приём результатов исследований</w:t>
+            </w:r>
+          </w:p>
+        </w:tc>
+        <w:tc>
+          <w:tcPr>
+            <w:tcW w:w="0" w:type="auto"/>
+          </w:tcPr>
+          <w:p>
+            <w:pPr>
+              <w:spacing w:line="276" w:lineRule="auto"/>
+              <w:jc w:val="left"/>
+            </w:pPr>
+            <w:r>
+              <w:rPr>
+                <w:rFonts w:ascii="Times New Roman" w:hAnsi="Times New Roman" w:cs="Times New Roman"/>
+                <w:sz w:val="28"/>
+                <w:szCs w:val="28"/>
+              </w:rPr>
+              <w:t xml:space="preserve">Программный интерфейс взаимодействия (REST API) по протоколу HTTPS через защищённый криптографический канал на основе ViPNet</w:t>
+            </w:r>
+          </w:p>
+        </w:tc>
+      </w:tr>
+      <w:tr>
+        <w:tc>
+          <w:tcPr>
+            <w:tcW w:w="0" w:type="auto"/>
+          </w:tcPr>
+          <w:p>
+            <w:pPr>
+              <w:spacing w:line="276" w:lineRule="auto"/>
+              <w:jc w:val="left"/>
+            </w:pPr>
+            <w:r>
+              <w:rPr>
+                <w:rFonts w:ascii="Times New Roman" w:hAnsi="Times New Roman" w:cs="Times New Roman"/>
+                <w:sz w:val="28"/>
+                <w:szCs w:val="28"/>
+              </w:rPr>
+              <w:t xml:space="preserve">4</w:t>
+            </w:r>
+          </w:p>
+        </w:tc>
+        <w:tc>
+          <w:tcPr>
+            <w:tcW w:w="0" w:type="auto"/>
+          </w:tcPr>
+          <w:p>
+            <w:pPr>
+              <w:spacing w:line="276" w:lineRule="auto"/>
+              <w:jc w:val="left"/>
+            </w:pPr>
+            <w:r>
+              <w:rPr>
+                <w:rFonts w:ascii="Times New Roman" w:hAnsi="Times New Roman" w:cs="Times New Roman"/>
+                <w:sz w:val="28"/>
+                <w:szCs w:val="28"/>
+              </w:rPr>
+              <w:t xml:space="preserve">Система радиологической информации и архив диагностических изображений (RIS/PACS)</w:t>
+            </w:r>
+          </w:p>
+        </w:tc>
+        <w:tc>
+          <w:tcPr>
+            <w:tcW w:w="0" w:type="auto"/>
+          </w:tcPr>
+          <w:p>
+            <w:pPr>
+              <w:spacing w:line="276" w:lineRule="auto"/>
+              <w:jc w:val="left"/>
+            </w:pPr>
+            <w:r>
+              <w:rPr>
+                <w:rFonts w:ascii="Times New Roman" w:hAnsi="Times New Roman" w:cs="Times New Roman"/>
+                <w:sz w:val="28"/>
+                <w:szCs w:val="28"/>
+              </w:rPr>
+              <w:t xml:space="preserve">Передача направлений на инструментальные диагностические исследования (рентгенография, компьютерная томография, магнитно-резонансная томография, ультразвуковые исследования), приём заключений и доступ к диагностическим изображениям</w:t>
+            </w:r>
+          </w:p>
+        </w:tc>
+        <w:tc>
+          <w:tcPr>
+            <w:tcW w:w="0" w:type="auto"/>
+          </w:tcPr>
+          <w:p>
+            <w:pPr>
+              <w:spacing w:line="276" w:lineRule="auto"/>
+              <w:jc w:val="left"/>
+            </w:pPr>
+            <w:r>
+              <w:rPr>
+                <w:rFonts w:ascii="Times New Roman" w:hAnsi="Times New Roman" w:cs="Times New Roman"/>
+                <w:sz w:val="28"/>
+                <w:szCs w:val="28"/>
+              </w:rPr>
+              <w:t xml:space="preserve">Программный интерфейс взаимодействия по протоколу DICOM поверх HTTPS через защищённый криптографический канал на основе ViPNet</w:t>
+            </w:r>
+          </w:p>
+        </w:tc>
+      </w:tr>
+      <w:tr>
+        <w:tc>
+          <w:tcPr>
+            <w:tcW w:w="0" w:type="auto"/>
+          </w:tcPr>
+          <w:p>
+            <w:pPr>
+              <w:spacing w:line="276" w:lineRule="auto"/>
+              <w:jc w:val="left"/>
+            </w:pPr>
+            <w:r>
+              <w:rPr>
+                <w:rFonts w:ascii="Times New Roman" w:hAnsi="Times New Roman" w:cs="Times New Roman"/>
+                <w:sz w:val="28"/>
+                <w:szCs w:val="28"/>
+              </w:rPr>
+              <w:t xml:space="preserve">5</w:t>
+            </w:r>
+          </w:p>
+        </w:tc>
+        <w:tc>
+          <w:tcPr>
+            <w:tcW w:w="0" w:type="auto"/>
+          </w:tcPr>
+          <w:p>
+            <w:pPr>
+              <w:spacing w:line="276" w:lineRule="auto"/>
+              <w:jc w:val="left"/>
+            </w:pPr>
+            <w:r>
+              <w:rPr>
+                <w:rFonts w:ascii="Times New Roman" w:hAnsi="Times New Roman" w:cs="Times New Roman"/>
+                <w:sz w:val="28"/>
+                <w:szCs w:val="28"/>
+              </w:rPr>
+              <w:t xml:space="preserve">Бухгалтерская информационная система («1С:Бухгалтерия» медицинской организации-оператора)</w:t>
+            </w:r>
+          </w:p>
+        </w:tc>
+        <w:tc>
+          <w:tcPr>
+            <w:tcW w:w="0" w:type="auto"/>
+          </w:tcPr>
+          <w:p>
+            <w:pPr>
+              <w:spacing w:line="276" w:lineRule="auto"/>
+              <w:jc w:val="left"/>
+            </w:pPr>
+            <w:r>
+              <w:rPr>
+                <w:rFonts w:ascii="Times New Roman" w:hAnsi="Times New Roman" w:cs="Times New Roman"/>
+                <w:sz w:val="28"/>
+                <w:szCs w:val="28"/>
+              </w:rPr>
+              <w:t xml:space="preserve">Передача финансовых документов о платных медицинских услугах (счетов, оплат, реквизитов плательщиков) для бухгалтерского учёта и формирования налоговой отчётности</w:t>
+            </w:r>
+          </w:p>
+        </w:tc>
+        <w:tc>
+          <w:tcPr>
+            <w:tcW w:w="0" w:type="auto"/>
+          </w:tcPr>
+          <w:p>
+            <w:pPr>
+              <w:spacing w:line="276" w:lineRule="auto"/>
+              <w:jc w:val="left"/>
+            </w:pPr>
+            <w:r>
+              <w:rPr>
+                <w:rFonts w:ascii="Times New Roman" w:hAnsi="Times New Roman" w:cs="Times New Roman"/>
+                <w:sz w:val="28"/>
+                <w:szCs w:val="28"/>
+              </w:rPr>
+              <w:t xml:space="preserve">Программный интерфейс взаимодействия по протоколу HTTPS через защищённый криптографический канал на основе ViPNet</w:t>
+            </w:r>
+          </w:p>
+        </w:tc>
+      </w:tr>
+      <w:tr>
+        <w:tc>
+          <w:tcPr>
+            <w:tcW w:w="0" w:type="auto"/>
+          </w:tcPr>
+          <w:p>
+            <w:pPr>
+              <w:spacing w:line="276" w:lineRule="auto"/>
+              <w:jc w:val="left"/>
+            </w:pPr>
+            <w:r>
+              <w:rPr>
+                <w:rFonts w:ascii="Times New Roman" w:hAnsi="Times New Roman" w:cs="Times New Roman"/>
+                <w:sz w:val="28"/>
+                <w:szCs w:val="28"/>
+              </w:rPr>
+              <w:t xml:space="preserve">6</w:t>
+            </w:r>
+          </w:p>
+        </w:tc>
+        <w:tc>
+          <w:tcPr>
+            <w:tcW w:w="0" w:type="auto"/>
+          </w:tcPr>
+          <w:p>
+            <w:pPr>
+              <w:spacing w:line="276" w:lineRule="auto"/>
+              <w:jc w:val="left"/>
+            </w:pPr>
+            <w:r>
+              <w:rPr>
+                <w:rFonts w:ascii="Times New Roman" w:hAnsi="Times New Roman" w:cs="Times New Roman"/>
+                <w:sz w:val="28"/>
+                <w:szCs w:val="28"/>
+              </w:rPr>
+              <w:t xml:space="preserve">Шлюз отправки SMS- и e-mail-уведомлений (внешний оператор связи и почтовый шлюз)</w:t>
+            </w:r>
+          </w:p>
+        </w:tc>
+        <w:tc>
+          <w:tcPr>
+            <w:tcW w:w="0" w:type="auto"/>
+          </w:tcPr>
+          <w:p>
+            <w:pPr>
+              <w:spacing w:line="276" w:lineRule="auto"/>
+              <w:jc w:val="left"/>
+            </w:pPr>
+            <w:r>
+              <w:rPr>
+                <w:rFonts w:ascii="Times New Roman" w:hAnsi="Times New Roman" w:cs="Times New Roman"/>
+                <w:sz w:val="28"/>
+                <w:szCs w:val="28"/>
+              </w:rPr>
+              <w:t xml:space="preserve">Информирование пациентов о записи на приём, переносе или отмене записи, готовности результатов исследований</w:t>
+            </w:r>
+          </w:p>
+        </w:tc>
+        <w:tc>
+          <w:tcPr>
+            <w:tcW w:w="0" w:type="auto"/>
+          </w:tcPr>
+          <w:p>
+            <w:pPr>
+              <w:spacing w:line="276" w:lineRule="auto"/>
+              <w:jc w:val="left"/>
+            </w:pPr>
+            <w:r>
+              <w:rPr>
+                <w:rFonts w:ascii="Times New Roman" w:hAnsi="Times New Roman" w:cs="Times New Roman"/>
+                <w:sz w:val="28"/>
+                <w:szCs w:val="28"/>
+              </w:rPr>
+              <w:t xml:space="preserve">Программный интерфейс взаимодействия по протоколам HTTPS и SMTP с применением шифрования транспортного уровня (TLS)</w:t>
+            </w:r>
+          </w:p>
+        </w:tc>
+      </w:tr>
+      <w:tr>
+        <w:tc>
+          <w:tcPr>
+            <w:tcW w:w="0" w:type="auto"/>
+          </w:tcPr>
+          <w:p>
+            <w:pPr>
+              <w:spacing w:line="276" w:lineRule="auto"/>
+              <w:jc w:val="left"/>
+            </w:pPr>
+            <w:r>
+              <w:rPr>
+                <w:rFonts w:ascii="Times New Roman" w:hAnsi="Times New Roman" w:cs="Times New Roman"/>
+                <w:sz w:val="28"/>
+                <w:szCs w:val="28"/>
+              </w:rPr>
+              <w:t xml:space="preserve">7</w:t>
+            </w:r>
+          </w:p>
+        </w:tc>
+        <w:tc>
+          <w:tcPr>
+            <w:tcW w:w="0" w:type="auto"/>
+          </w:tcPr>
+          <w:p>
+            <w:pPr>
+              <w:spacing w:line="276" w:lineRule="auto"/>
+              <w:jc w:val="left"/>
+            </w:pPr>
+            <w:r>
+              <w:rPr>
+                <w:rFonts w:ascii="Times New Roman" w:hAnsi="Times New Roman" w:cs="Times New Roman"/>
+                <w:sz w:val="28"/>
+                <w:szCs w:val="28"/>
+              </w:rPr>
+              <w:t xml:space="preserve">Единая государственная информационная система в сфере здравоохранения (ЕГИСЗ), включая федеральный регистр медицинских работников и федеральный регистр медицинских организаций</w:t>
+            </w:r>
+          </w:p>
+        </w:tc>
+        <w:tc>
+          <w:tcPr>
+            <w:tcW w:w="0" w:type="auto"/>
+          </w:tcPr>
+          <w:p>
+            <w:pPr>
+              <w:spacing w:line="276" w:lineRule="auto"/>
+              <w:jc w:val="left"/>
+            </w:pPr>
+            <w:r>
+              <w:rPr>
+                <w:rFonts w:ascii="Times New Roman" w:hAnsi="Times New Roman" w:cs="Times New Roman"/>
+                <w:sz w:val="28"/>
+                <w:szCs w:val="28"/>
+              </w:rPr>
+              <w:t xml:space="preserve">Передача обязательных сведений в соответствии с требованиями законодательства Российской Федерации в сфере здравоохранения</w:t>
+            </w:r>
+          </w:p>
+        </w:tc>
+        <w:tc>
+          <w:tcPr>
+            <w:tcW w:w="0" w:type="auto"/>
+          </w:tcPr>
+          <w:p>
+            <w:pPr>
+              <w:spacing w:line="276" w:lineRule="auto"/>
+              <w:jc w:val="left"/>
+            </w:pPr>
+            <w:r>
+              <w:rPr>
+                <w:rFonts w:ascii="Times New Roman" w:hAnsi="Times New Roman" w:cs="Times New Roman"/>
+                <w:sz w:val="28"/>
+                <w:szCs w:val="28"/>
+              </w:rPr>
+              <w:t xml:space="preserve">Программный интерфейс взаимодействия по протоколу HTTPS через защищённый криптографический канал на основе ViPNet</w:t>
+            </w:r>
+          </w:p>
+        </w:tc>
+      </w:tr>
     </w:tbl>
     <w:p>
       <w:pPr>
         <w:spacing w:line="360" w:lineRule="auto"/>
         <w:jc w:val="both"/>
       </w:pPr>
+    </w:p>
+    <w:p>
+      <w:pPr>
+        <w:spacing w:line="360" w:lineRule="auto"/>
+        <w:jc w:val="both"/>
+        <w:ind w:firstLine="709"/>
+      </w:pPr>
+      <w:r>
+        <w:rPr>
+          <w:rFonts w:ascii="Times New Roman" w:hAnsi="Times New Roman" w:cs="Times New Roman"/>
+          <w:sz w:val="28"/>
+          <w:szCs w:val="28"/>
+        </w:rPr>
+        <w:t xml:space="preserve">В отношении подключений АС больницы к иным сетям и информационным системам:</w:t>
+      </w:r>
+    </w:p>
+    <w:p>
+      <w:pPr>
+        <w:spacing w:line="360" w:lineRule="auto"/>
+        <w:jc w:val="both"/>
+        <w:ind w:firstLine="709"/>
+      </w:pPr>
+      <w:r>
+        <w:rPr>
+          <w:rFonts w:ascii="Times New Roman" w:hAnsi="Times New Roman" w:cs="Times New Roman"/>
+          <w:sz w:val="28"/>
+          <w:szCs w:val="28"/>
+        </w:rPr>
+        <w:t xml:space="preserve">— подключение к информационно-телекоммуникационным сетям иных организаций, не указанных в таблице 4, — отсутствует;</w:t>
+      </w:r>
+    </w:p>
+    <w:p>
+      <w:pPr>
+        <w:spacing w:line="360" w:lineRule="auto"/>
+        <w:jc w:val="both"/>
+        <w:ind w:firstLine="709"/>
+      </w:pPr>
+      <w:r>
+        <w:rPr>
+          <w:rFonts w:ascii="Times New Roman" w:hAnsi="Times New Roman" w:cs="Times New Roman"/>
+          <w:sz w:val="28"/>
+          <w:szCs w:val="28"/>
+        </w:rPr>
+        <w:t xml:space="preserve">— взаимодействие с государственными информационными системами и информационными системами иных организаций сверх перечисленного в таблице 4 — отсутствует;</w:t>
+      </w:r>
+    </w:p>
+    <w:p>
+      <w:pPr>
+        <w:spacing w:line="360" w:lineRule="auto"/>
+        <w:jc w:val="both"/>
+        <w:ind w:firstLine="709"/>
+      </w:pPr>
+      <w:r>
+        <w:rPr>
+          <w:rFonts w:ascii="Times New Roman" w:hAnsi="Times New Roman" w:cs="Times New Roman"/>
+          <w:sz w:val="28"/>
+          <w:szCs w:val="28"/>
+        </w:rPr>
+        <w:t xml:space="preserve">— к информационным ресурсам АС больницы локальный и удалённый доступ внешних пользователей не осуществляется.</w:t>
+      </w:r>
     </w:p>
     <w:p>
       <w:pPr>
@@ -5197,7 +6004,7 @@
                 <w:sz w:val="28"/>
                 <w:szCs w:val="28"/>
               </w:rPr>
-              <w:t xml:space="preserve">Размещение прикладного программного обеспечения АС больницы и обработка запросов АРМ пользователей</w:t>
+              <w:t xml:space="preserve">Размещение прикладного программного обеспечения АС больницы, обработка запросов АРМ пользователей, реализация интеграционных интерфейсов взаимодействия со смежными информационными системами</w:t>
             </w:r>
           </w:p>
         </w:tc>
@@ -5431,7 +6238,7 @@
                 <w:sz w:val="28"/>
                 <w:szCs w:val="28"/>
               </w:rPr>
-              <w:t xml:space="preserve">Маршрутизация трафика между КЗ-1 и сетью Интернет, реализация межсетевого экранирования</w:t>
+              <w:t xml:space="preserve">Маршрутизация трафика между КЗ-1 и сетью Интернет (в том числе при взаимодействии со смежными информационными системами), реализация межсетевого экранирования</w:t>
             </w:r>
           </w:p>
         </w:tc>
@@ -6756,7 +7563,7 @@
                 <w:sz w:val="28"/>
                 <w:szCs w:val="28"/>
               </w:rPr>
-              <w:t xml:space="preserve">Обработка запросов АРМ пользователей и взаимодействие с сервером базы данных</w:t>
+              <w:t xml:space="preserve">Обработка запросов АРМ пользователей и реализация интеграционных интерфейсов взаимодействия со смежными информационными системами</w:t>
             </w:r>
           </w:p>
         </w:tc>
@@ -7068,7 +7875,7 @@
                 <w:sz w:val="28"/>
                 <w:szCs w:val="28"/>
               </w:rPr>
-              <w:t xml:space="preserve">Защита канала передачи данных между сегментом серверной (КЗ-1) и сегментом рабочих мест (КЗ-2) при взаимодействии через сеть Интернет</w:t>
+              <w:t xml:space="preserve">Защита канала передачи данных между сегментом серверной (КЗ-1) и сегментом рабочих мест (КЗ-2), а также защита каналов взаимодействия со смежными информационными системами при их передаче через сеть Интернет</w:t>
             </w:r>
           </w:p>
         </w:tc>
@@ -8030,7 +8837,7 @@
                 <w:sz w:val="28"/>
                 <w:szCs w:val="28"/>
               </w:rPr>
-              <w:t xml:space="preserve">Не используется</w:t>
+              <w:t xml:space="preserve">Используется (отправка уведомлений пациентам через шлюз e-mail-уведомлений)</w:t>
             </w:r>
           </w:p>
         </w:tc>
@@ -8385,6 +9192,65 @@
                 <w:szCs w:val="28"/>
               </w:rPr>
               <w:t xml:space="preserve">Не используется</w:t>
+            </w:r>
+          </w:p>
+        </w:tc>
+      </w:tr>
+      <w:tr>
+        <w:tc>
+          <w:tcPr>
+            <w:tcW w:w="0" w:type="auto"/>
+          </w:tcPr>
+          <w:p>
+            <w:pPr>
+              <w:spacing w:line="276" w:lineRule="auto"/>
+              <w:jc w:val="left"/>
+            </w:pPr>
+            <w:r>
+              <w:rPr>
+                <w:rFonts w:ascii="Times New Roman" w:hAnsi="Times New Roman" w:cs="Times New Roman"/>
+                <w:sz w:val="28"/>
+                <w:szCs w:val="28"/>
+              </w:rPr>
+              <w:t xml:space="preserve">20</w:t>
+            </w:r>
+          </w:p>
+        </w:tc>
+        <w:tc>
+          <w:tcPr>
+            <w:tcW w:w="0" w:type="auto"/>
+          </w:tcPr>
+          <w:p>
+            <w:pPr>
+              <w:spacing w:line="276" w:lineRule="auto"/>
+              <w:jc w:val="left"/>
+            </w:pPr>
+            <w:r>
+              <w:rPr>
+                <w:rFonts w:ascii="Times New Roman" w:hAnsi="Times New Roman" w:cs="Times New Roman"/>
+                <w:sz w:val="28"/>
+                <w:szCs w:val="28"/>
+              </w:rPr>
+              <w:t xml:space="preserve">Технологии межсистемного взаимодействия (программные интерфейсы взаимодействия с внешними системами)</w:t>
+            </w:r>
+          </w:p>
+        </w:tc>
+        <w:tc>
+          <w:tcPr>
+            <w:tcW w:w="0" w:type="auto"/>
+          </w:tcPr>
+          <w:p>
+            <w:pPr>
+              <w:spacing w:line="276" w:lineRule="auto"/>
+              <w:jc w:val="left"/>
+            </w:pPr>
+            <w:r>
+              <w:rPr>
+                <w:rFonts w:ascii="Times New Roman" w:hAnsi="Times New Roman" w:cs="Times New Roman"/>
+                <w:sz w:val="28"/>
+                <w:szCs w:val="28"/>
+              </w:rPr>
+              <w:t xml:space="preserve">Используются (взаимодействие с сервисами обязательного медицинского страхования, лабораторной информационной системой, системой радиологической информации, бухгалтерской информационной системой, шлюзом SMS- и e-mail-уведомлений, ЕГИСЗ)</w:t>
             </w:r>
           </w:p>
         </w:tc>
@@ -8456,7 +9322,7 @@
           <w:sz w:val="28"/>
           <w:szCs w:val="28"/>
         </w:rPr>
-        <w:t xml:space="preserve">— технологическая информация — сведения, необходимые для функционирования АС больницы (учётные данные пользователей и хеши паролей, журналы аудита, конфигурационные файлы серверного и прикладного программного обеспечения, конфигурационные файлы средств защиты информации);</w:t>
+        <w:t xml:space="preserve">— технологическая информация — сведения, необходимые для функционирования АС больницы (учётные данные пользователей и хеши паролей, журналы аудита, конфигурационные файлы серверного и прикладного программного обеспечения, конфигурационные файлы средств защиты информации, параметры подключения к смежным информационным системам, ключевые материалы СКЗИ);</w:t>
       </w:r>
     </w:p>
     <w:p>
@@ -8501,7 +9367,7 @@
           <w:sz w:val="28"/>
           <w:szCs w:val="28"/>
         </w:rPr>
-        <w:t xml:space="preserve">— каналы связи — каналы локальных вычислительных сетей сегмента серверной и сегмента рабочих мест, канал передачи данных между сегментами через сеть Интернет.</w:t>
+        <w:t xml:space="preserve">— каналы связи — каналы локальных вычислительных сетей сегмента серверной и сегмента рабочих мест, канал передачи данных между сегментами через сеть Интернет, каналы взаимодействия со смежными информационными системами (сервисами обязательного медицинского страхования, лабораторной информационной системой, системой радиологической информации, бухгалтерской информационной системой, шлюзом уведомлений, ЕГИСЗ).</w:t>
       </w:r>
     </w:p>
     <w:p>
@@ -8763,7 +9629,7 @@
                 <w:sz w:val="28"/>
                 <w:szCs w:val="28"/>
               </w:rPr>
-              <w:t xml:space="preserve">Регистрация пациентов, ведение и редактирование карточек, запись на приём, перенос и отмена записи</w:t>
+              <w:t xml:space="preserve">Регистрация пациентов, ведение и редактирование карточек, запись на приём, перенос и отмена записи, проверка полиса обязательного медицинского страхования через сервис обязательного медицинского страхования</w:t>
             </w:r>
           </w:p>
         </w:tc>
@@ -8879,7 +9745,7 @@
                 <w:sz w:val="28"/>
                 <w:szCs w:val="28"/>
               </w:rPr>
-              <w:t xml:space="preserve">Ведение электронной медицинской карты, оформление диагнозов, назначений, направлений на исследования</w:t>
+              <w:t xml:space="preserve">Ведение электронной медицинской карты, оформление диагнозов, назначений, направлений на исследования (в том числе через интерфейсы взаимодействия с лабораторной информационной системой и системой радиологической информации), просмотр результатов исследований</w:t>
             </w:r>
           </w:p>
         </w:tc>
@@ -9111,7 +9977,7 @@
                 <w:sz w:val="28"/>
                 <w:szCs w:val="28"/>
               </w:rPr>
-              <w:t xml:space="preserve">Регистрация направлений на исследования, ввод и подтверждение результатов исследований</w:t>
+              <w:t xml:space="preserve">Регистрация направлений на исследования, ввод и подтверждение результатов исследований, в том числе сведений, поступающих из лабораторной информационной системы</w:t>
             </w:r>
           </w:p>
         </w:tc>
@@ -9459,7 +10325,7 @@
                 <w:sz w:val="28"/>
                 <w:szCs w:val="28"/>
               </w:rPr>
-              <w:t xml:space="preserve">Финансовый учёт платных медицинских услуг, формирование счетов, регистрация оплат, формирование отчётности</w:t>
+              <w:t xml:space="preserve">Финансовый учёт платных медицинских услуг, формирование счетов, регистрация оплат, передача финансовых документов в бухгалтерскую информационную систему, формирование отчётности</w:t>
             </w:r>
           </w:p>
         </w:tc>
@@ -9575,7 +10441,7 @@
                 <w:sz w:val="28"/>
                 <w:szCs w:val="28"/>
               </w:rPr>
-              <w:t xml:space="preserve">Контроль соблюдения требований по обработке персональных данных, ведение перечня лиц, допущенных к обработке, контроль исполнения политик защиты</w:t>
+              <w:t xml:space="preserve">Контроль соблюдения требований по обработке персональных данных, ведение перечня лиц, допущенных к обработке, контроль исполнения политик защиты, контроль передачи сведений в ЕГИСЗ и иные внешние информационные системы</w:t>
             </w:r>
           </w:p>
         </w:tc>
@@ -9691,7 +10557,7 @@
                 <w:sz w:val="28"/>
                 <w:szCs w:val="28"/>
               </w:rPr>
-              <w:t xml:space="preserve">Установка, настройка и сопровождение программного обеспечения, управление учётными записями пользователей, выполнение резервного копирования и восстановления, мониторинг состояния АС больницы</w:t>
+              <w:t xml:space="preserve">Установка, настройка и сопровождение программного обеспечения, управление учётными записями пользователей, выполнение резервного копирования и восстановления, мониторинг состояния АС больницы и каналов взаимодействия со смежными информационными системами</w:t>
             </w:r>
           </w:p>
         </w:tc>
@@ -9827,6 +10693,1485 @@
                 <w:szCs w:val="28"/>
               </w:rPr>
               <w:t xml:space="preserve">Ограниченный физический доступ в помещения КЗ-1 и КЗ-2 в сопровождении системного администратора или администратора персональных данных</w:t>
+            </w:r>
+          </w:p>
+        </w:tc>
+      </w:tr>
+      <w:tr>
+        <w:tc>
+          <w:tcPr>
+            <w:tcW w:w="0" w:type="auto"/>
+          </w:tcPr>
+          <w:p>
+            <w:pPr>
+              <w:spacing w:line="276" w:lineRule="auto"/>
+              <w:jc w:val="left"/>
+            </w:pPr>
+            <w:r>
+              <w:rPr>
+                <w:rFonts w:ascii="Times New Roman" w:hAnsi="Times New Roman" w:cs="Times New Roman"/>
+                <w:sz w:val="28"/>
+                <w:szCs w:val="28"/>
+              </w:rPr>
+              <w:t xml:space="preserve">11</w:t>
+            </w:r>
+          </w:p>
+        </w:tc>
+        <w:tc>
+          <w:tcPr>
+            <w:tcW w:w="0" w:type="auto"/>
+          </w:tcPr>
+          <w:p>
+            <w:pPr>
+              <w:spacing w:line="276" w:lineRule="auto"/>
+              <w:jc w:val="left"/>
+            </w:pPr>
+            <w:r>
+              <w:rPr>
+                <w:rFonts w:ascii="Times New Roman" w:hAnsi="Times New Roman" w:cs="Times New Roman"/>
+                <w:sz w:val="28"/>
+                <w:szCs w:val="28"/>
+              </w:rPr>
+              <w:t xml:space="preserve">Внешние информационные системы (программные клиенты)</w:t>
+            </w:r>
+          </w:p>
+        </w:tc>
+        <w:tc>
+          <w:tcPr>
+            <w:tcW w:w="0" w:type="auto"/>
+          </w:tcPr>
+          <w:p>
+            <w:pPr>
+              <w:spacing w:line="276" w:lineRule="auto"/>
+              <w:jc w:val="left"/>
+            </w:pPr>
+            <w:r>
+              <w:rPr>
+                <w:rFonts w:ascii="Times New Roman" w:hAnsi="Times New Roman" w:cs="Times New Roman"/>
+                <w:sz w:val="28"/>
+                <w:szCs w:val="28"/>
+              </w:rPr>
+              <w:t xml:space="preserve">Внешний санкционированный программный клиент</w:t>
+            </w:r>
+          </w:p>
+        </w:tc>
+        <w:tc>
+          <w:tcPr>
+            <w:tcW w:w="0" w:type="auto"/>
+          </w:tcPr>
+          <w:p>
+            <w:pPr>
+              <w:spacing w:line="276" w:lineRule="auto"/>
+              <w:jc w:val="left"/>
+            </w:pPr>
+            <w:r>
+              <w:rPr>
+                <w:rFonts w:ascii="Times New Roman" w:hAnsi="Times New Roman" w:cs="Times New Roman"/>
+                <w:sz w:val="28"/>
+                <w:szCs w:val="28"/>
+              </w:rPr>
+              <w:t xml:space="preserve">Сервисы обязательного медицинского страхования, лабораторная информационная система, система радиологической информации, бухгалтерская информационная система, шлюз SMS- и e-mail-уведомлений, ЕГИСЗ</w:t>
+            </w:r>
+          </w:p>
+        </w:tc>
+        <w:tc>
+          <w:tcPr>
+            <w:tcW w:w="0" w:type="auto"/>
+          </w:tcPr>
+          <w:p>
+            <w:pPr>
+              <w:spacing w:line="276" w:lineRule="auto"/>
+              <w:jc w:val="left"/>
+            </w:pPr>
+            <w:r>
+              <w:rPr>
+                <w:rFonts w:ascii="Times New Roman" w:hAnsi="Times New Roman" w:cs="Times New Roman"/>
+                <w:sz w:val="28"/>
+                <w:szCs w:val="28"/>
+              </w:rPr>
+              <w:t xml:space="preserve">Передача и приём данных в рамках программных интерфейсов взаимодействия (проверка полисов, передача реестров оказанных услуг, обмен направлениями и результатами исследований, передача финансовых документов, отправка уведомлений пациентам, передача сведений в федеральные регистры)</w:t>
+            </w:r>
+          </w:p>
+        </w:tc>
+        <w:tc>
+          <w:tcPr>
+            <w:tcW w:w="0" w:type="auto"/>
+          </w:tcPr>
+          <w:p>
+            <w:pPr>
+              <w:spacing w:line="276" w:lineRule="auto"/>
+              <w:jc w:val="left"/>
+            </w:pPr>
+            <w:r>
+              <w:rPr>
+                <w:rFonts w:ascii="Times New Roman" w:hAnsi="Times New Roman" w:cs="Times New Roman"/>
+                <w:sz w:val="28"/>
+                <w:szCs w:val="28"/>
+              </w:rPr>
+              <w:t xml:space="preserve">Программный доступ через сеть Интернет к программному интерфейсу взаимодействия сервера приложений с применением аутентификации, авторизации и средств криптографической защиты канала передачи данных</w:t>
+            </w:r>
+          </w:p>
+        </w:tc>
+      </w:tr>
+    </w:tbl>
+    <w:p>
+      <w:pPr>
+        <w:spacing w:line="360" w:lineRule="auto"/>
+        <w:jc w:val="both"/>
+      </w:pPr>
+    </w:p>
+    <w:p>
+      <w:pPr>
+        <w:pStyle w:val="Heading1"/>
+        <w:keepNext/>
+        <w:pageBreakBefore/>
+        <w:spacing w:line="360" w:lineRule="auto" w:after="240"/>
+        <w:jc w:val="left"/>
+      </w:pPr>
+      <w:r>
+        <w:rPr>
+          <w:rFonts w:ascii="Times New Roman" w:hAnsi="Times New Roman" w:cs="Times New Roman"/>
+          <w:b/>
+          <w:bCs/>
+          <w:sz w:val="32"/>
+          <w:szCs w:val="32"/>
+        </w:rPr>
+        <w:t xml:space="preserve">5 Возможные негативные последствия от реализации (возникновения) угроз безопасности информации</w:t>
+      </w:r>
+    </w:p>
+    <w:p>
+      <w:pPr>
+        <w:spacing w:line="360" w:lineRule="auto"/>
+        <w:jc w:val="both"/>
+        <w:ind w:firstLine="709"/>
+      </w:pPr>
+      <w:r>
+        <w:rPr>
+          <w:rFonts w:ascii="Times New Roman" w:hAnsi="Times New Roman" w:cs="Times New Roman"/>
+          <w:sz w:val="28"/>
+          <w:szCs w:val="28"/>
+        </w:rPr>
+        <w:t xml:space="preserve">Исходными данными для определения возможных негативных последствий от реализации (возникновения) угроз безопасности информации, обрабатываемой в АС больницы, являются:</w:t>
+      </w:r>
+    </w:p>
+    <w:p>
+      <w:pPr>
+        <w:spacing w:line="360" w:lineRule="auto"/>
+        <w:jc w:val="both"/>
+        <w:ind w:firstLine="709"/>
+      </w:pPr>
+      <w:r>
+        <w:rPr>
+          <w:rFonts w:ascii="Times New Roman" w:hAnsi="Times New Roman" w:cs="Times New Roman"/>
+          <w:sz w:val="28"/>
+          <w:szCs w:val="28"/>
+        </w:rPr>
+        <w:t xml:space="preserve">а) общий перечень угроз безопасности информации, содержащийся в банке данных угроз безопасности информации ФСТЭК России (bdu.fstec.ru), а также модели угроз безопасности информации, разрабатываемые ФСТЭК России в соответствии с подпунктом 4 пункта 8 Положения о Федеральной службе по техническому и экспортному контролю, утверждённого Указом Президента Российской Федерации от 16 августа 2004 г. № 1085, и отраслевые (ведомственные, корпоративные) модели угроз безопасности информации;</w:t>
+      </w:r>
+    </w:p>
+    <w:p>
+      <w:pPr>
+        <w:spacing w:line="360" w:lineRule="auto"/>
+        <w:jc w:val="both"/>
+        <w:ind w:firstLine="709"/>
+      </w:pPr>
+      <w:r>
+        <w:rPr>
+          <w:rFonts w:ascii="Times New Roman" w:hAnsi="Times New Roman" w:cs="Times New Roman"/>
+          <w:sz w:val="28"/>
+          <w:szCs w:val="28"/>
+        </w:rPr>
+        <w:t xml:space="preserve">б) нормативные правовые акты Российской Федерации, в соответствии с которыми создаётся и функционирует АС больницы, в том числе акты, определяющие назначение, задачи (функции) системы, состав обрабатываемой информации и её правовой режим, особенности оказания медицинской помощи и режим врачебной тайны, требования к защите персональных данных и к медицинским информационным системам;</w:t>
+      </w:r>
+    </w:p>
+    <w:p>
+      <w:pPr>
+        <w:spacing w:line="360" w:lineRule="auto"/>
+        <w:jc w:val="both"/>
+        <w:ind w:firstLine="709"/>
+      </w:pPr>
+      <w:r>
+        <w:rPr>
+          <w:rFonts w:ascii="Times New Roman" w:hAnsi="Times New Roman" w:cs="Times New Roman"/>
+          <w:sz w:val="28"/>
+          <w:szCs w:val="28"/>
+        </w:rPr>
+        <w:t xml:space="preserve">в) документация на АС больницы (в части сведений о назначении и функциях, составе и архитектуре, группах пользователей, уровнях их полномочий и типах доступа, внешних и внутренних интерфейсах);</w:t>
+      </w:r>
+    </w:p>
+    <w:p>
+      <w:pPr>
+        <w:spacing w:line="360" w:lineRule="auto"/>
+        <w:jc w:val="both"/>
+        <w:ind w:firstLine="709"/>
+      </w:pPr>
+      <w:r>
+        <w:rPr>
+          <w:rFonts w:ascii="Times New Roman" w:hAnsi="Times New Roman" w:cs="Times New Roman"/>
+          <w:sz w:val="28"/>
+          <w:szCs w:val="28"/>
+        </w:rPr>
+        <w:t xml:space="preserve">г) технологические карты и регламенты, содержащие описание основных (критических) процессов (бизнес-процессов) медицинской организации-оператора (приём пациентов, ведение электронной медицинской карты, оказание стационарной помощи, лекарственное обеспечение, финансовый учёт, аудит и резервное копирование, взаимодействие со смежными информационными системами);</w:t>
+      </w:r>
+    </w:p>
+    <w:p>
+      <w:pPr>
+        <w:spacing w:line="360" w:lineRule="auto"/>
+        <w:jc w:val="both"/>
+        <w:ind w:firstLine="709"/>
+      </w:pPr>
+      <w:r>
+        <w:rPr>
+          <w:rFonts w:ascii="Times New Roman" w:hAnsi="Times New Roman" w:cs="Times New Roman"/>
+          <w:sz w:val="28"/>
+          <w:szCs w:val="28"/>
+        </w:rPr>
+        <w:t xml:space="preserve">д) результаты оценки рисков (ущерба), проведённой медицинской организацией-оператором.</w:t>
+      </w:r>
+    </w:p>
+    <w:p>
+      <w:pPr>
+        <w:spacing w:line="360" w:lineRule="auto"/>
+        <w:jc w:val="both"/>
+        <w:ind w:firstLine="709"/>
+      </w:pPr>
+      <w:r>
+        <w:rPr>
+          <w:rFonts w:ascii="Times New Roman" w:hAnsi="Times New Roman" w:cs="Times New Roman"/>
+          <w:sz w:val="28"/>
+          <w:szCs w:val="28"/>
+        </w:rPr>
+        <w:t xml:space="preserve">На основе анализа исходных данных определяются события или группы событий, наступление которых в результате реализации (возникновения) угроз безопасности информации может привести:</w:t>
+      </w:r>
+    </w:p>
+    <w:p>
+      <w:pPr>
+        <w:spacing w:line="360" w:lineRule="auto"/>
+        <w:jc w:val="both"/>
+        <w:ind w:firstLine="709"/>
+      </w:pPr>
+      <w:r>
+        <w:rPr>
+          <w:rFonts w:ascii="Times New Roman" w:hAnsi="Times New Roman" w:cs="Times New Roman"/>
+          <w:sz w:val="28"/>
+          <w:szCs w:val="28"/>
+        </w:rPr>
+        <w:t xml:space="preserve">— к нарушению прав граждан, в том числе пациентов медицинской организации-оператора, а также сотрудников медицинской организации-оператора;</w:t>
+      </w:r>
+    </w:p>
+    <w:p>
+      <w:pPr>
+        <w:spacing w:line="360" w:lineRule="auto"/>
+        <w:jc w:val="both"/>
+        <w:ind w:firstLine="709"/>
+      </w:pPr>
+      <w:r>
+        <w:rPr>
+          <w:rFonts w:ascii="Times New Roman" w:hAnsi="Times New Roman" w:cs="Times New Roman"/>
+          <w:sz w:val="28"/>
+          <w:szCs w:val="28"/>
+        </w:rPr>
+        <w:t xml:space="preserve">— к возникновению финансовых, производственных, репутационных или иных рисков (видов ущерба) для обладателя информации, оператора;</w:t>
+      </w:r>
+    </w:p>
+    <w:p>
+      <w:pPr>
+        <w:spacing w:line="360" w:lineRule="auto"/>
+        <w:jc w:val="both"/>
+        <w:ind w:firstLine="709"/>
+      </w:pPr>
+      <w:r>
+        <w:rPr>
+          <w:rFonts w:ascii="Times New Roman" w:hAnsi="Times New Roman" w:cs="Times New Roman"/>
+          <w:sz w:val="28"/>
+          <w:szCs w:val="28"/>
+        </w:rPr>
+        <w:t xml:space="preserve">— к возникновению ущерба государству в области обеспечения безопасности и правопорядка в сфере охраны здоровья граждан.</w:t>
+      </w:r>
+    </w:p>
+    <w:p>
+      <w:pPr>
+        <w:spacing w:line="360" w:lineRule="auto"/>
+        <w:jc w:val="both"/>
+        <w:ind w:firstLine="709"/>
+      </w:pPr>
+      <w:r>
+        <w:rPr>
+          <w:rFonts w:ascii="Times New Roman" w:hAnsi="Times New Roman" w:cs="Times New Roman"/>
+          <w:sz w:val="28"/>
+          <w:szCs w:val="28"/>
+        </w:rPr>
+        <w:t xml:space="preserve">События или группы событий определяются применительно к нарушению основных (критических) процессов (бизнес-процессов), выполнение которых обеспечивает АС больницы, и применительно к нарушению свойств безопасности информации (конфиденциальности, целостности, доступности), содержащейся в АС больницы.</w:t>
+      </w:r>
+    </w:p>
+    <w:p>
+      <w:pPr>
+        <w:spacing w:line="360" w:lineRule="auto"/>
+        <w:jc w:val="both"/>
+        <w:ind w:firstLine="709"/>
+      </w:pPr>
+      <w:r>
+        <w:rPr>
+          <w:rFonts w:ascii="Times New Roman" w:hAnsi="Times New Roman" w:cs="Times New Roman"/>
+          <w:sz w:val="28"/>
+          <w:szCs w:val="28"/>
+        </w:rPr>
+        <w:t xml:space="preserve">Виды рисков (ущерба) и негативные последствия, актуальные для АС больницы, представлены в таблице 9.</w:t>
+      </w:r>
+    </w:p>
+    <w:tbl>
+      <w:tblPr>
+        <w:tblW w:w="5000" w:type="pct"/>
+        <w:tblBorders>
+          <w:top w:val="single" w:sz="4" w:space="0" w:color="000000"/>
+          <w:left w:val="single" w:sz="4" w:space="0" w:color="000000"/>
+          <w:bottom w:val="single" w:sz="4" w:space="0" w:color="000000"/>
+          <w:right w:val="single" w:sz="4" w:space="0" w:color="000000"/>
+          <w:insideH w:val="single" w:sz="4" w:space="0" w:color="000000"/>
+          <w:insideV w:val="single" w:sz="4" w:space="0" w:color="000000"/>
+        </w:tblBorders>
+        <w:tblLayout w:type="autofit"/>
+      </w:tblPr>
+      <w:tr>
+        <w:tc>
+          <w:tcPr>
+            <w:tcW w:w="0" w:type="auto"/>
+          </w:tcPr>
+          <w:p>
+            <w:pPr>
+              <w:spacing w:line="276" w:lineRule="auto"/>
+              <w:jc w:val="center"/>
+            </w:pPr>
+            <w:r>
+              <w:rPr>
+                <w:rFonts w:ascii="Times New Roman" w:hAnsi="Times New Roman" w:cs="Times New Roman"/>
+                <w:b/>
+                <w:bCs/>
+                <w:sz w:val="28"/>
+                <w:szCs w:val="28"/>
+              </w:rPr>
+              <w:t xml:space="preserve">Таблица 9 — Виды рисков (ущерба) и негативные последствия от реализации угроз безопасности информации</w:t>
+            </w:r>
+          </w:p>
+        </w:tc>
+      </w:tr>
+      <w:tr>
+        <w:tc>
+          <w:tcPr>
+            <w:tcW w:w="0" w:type="auto"/>
+          </w:tcPr>
+          <w:p>
+            <w:pPr>
+              <w:spacing w:line="276" w:lineRule="auto"/>
+              <w:jc w:val="left"/>
+            </w:pPr>
+            <w:r>
+              <w:rPr>
+                <w:rFonts w:ascii="Times New Roman" w:hAnsi="Times New Roman" w:cs="Times New Roman"/>
+                <w:sz w:val="28"/>
+                <w:szCs w:val="28"/>
+              </w:rPr>
+              <w:t xml:space="preserve">Идентификатор</w:t>
+            </w:r>
+          </w:p>
+        </w:tc>
+        <w:tc>
+          <w:tcPr>
+            <w:tcW w:w="0" w:type="auto"/>
+          </w:tcPr>
+          <w:p>
+            <w:pPr>
+              <w:spacing w:line="276" w:lineRule="auto"/>
+              <w:jc w:val="left"/>
+            </w:pPr>
+            <w:r>
+              <w:rPr>
+                <w:rFonts w:ascii="Times New Roman" w:hAnsi="Times New Roman" w:cs="Times New Roman"/>
+                <w:sz w:val="28"/>
+                <w:szCs w:val="28"/>
+              </w:rPr>
+              <w:t xml:space="preserve">Негативные последствия</w:t>
+            </w:r>
+          </w:p>
+        </w:tc>
+        <w:tc>
+          <w:tcPr>
+            <w:tcW w:w="0" w:type="auto"/>
+          </w:tcPr>
+          <w:p>
+            <w:pPr>
+              <w:spacing w:line="276" w:lineRule="auto"/>
+              <w:jc w:val="left"/>
+            </w:pPr>
+            <w:r>
+              <w:rPr>
+                <w:rFonts w:ascii="Times New Roman" w:hAnsi="Times New Roman" w:cs="Times New Roman"/>
+                <w:sz w:val="28"/>
+                <w:szCs w:val="28"/>
+              </w:rPr>
+              <w:t xml:space="preserve">Вид риска (ущерба)</w:t>
+            </w:r>
+          </w:p>
+        </w:tc>
+      </w:tr>
+      <w:tr>
+        <w:tc>
+          <w:tcPr>
+            <w:tcW w:w="0" w:type="auto"/>
+          </w:tcPr>
+          <w:p>
+            <w:pPr>
+              <w:spacing w:line="276" w:lineRule="auto"/>
+              <w:jc w:val="left"/>
+            </w:pPr>
+            <w:r>
+              <w:rPr>
+                <w:rFonts w:ascii="Times New Roman" w:hAnsi="Times New Roman" w:cs="Times New Roman"/>
+                <w:sz w:val="28"/>
+                <w:szCs w:val="28"/>
+              </w:rPr>
+              <w:t xml:space="preserve">НП.1</w:t>
+            </w:r>
+          </w:p>
+        </w:tc>
+        <w:tc>
+          <w:tcPr>
+            <w:tcW w:w="0" w:type="auto"/>
+          </w:tcPr>
+          <w:p>
+            <w:pPr>
+              <w:spacing w:line="276" w:lineRule="auto"/>
+              <w:jc w:val="left"/>
+            </w:pPr>
+            <w:r>
+              <w:rPr>
+                <w:rFonts w:ascii="Times New Roman" w:hAnsi="Times New Roman" w:cs="Times New Roman"/>
+                <w:sz w:val="28"/>
+                <w:szCs w:val="28"/>
+              </w:rPr>
+              <w:t xml:space="preserve">Разглашение персональных данных пациентов и сотрудников медицинской организации-оператора</w:t>
+            </w:r>
+          </w:p>
+        </w:tc>
+        <w:tc>
+          <w:tcPr>
+            <w:tcW w:w="0" w:type="auto"/>
+          </w:tcPr>
+          <w:p>
+            <w:pPr>
+              <w:spacing w:line="276" w:lineRule="auto"/>
+              <w:jc w:val="left"/>
+            </w:pPr>
+            <w:r>
+              <w:rPr>
+                <w:rFonts w:ascii="Times New Roman" w:hAnsi="Times New Roman" w:cs="Times New Roman"/>
+                <w:sz w:val="28"/>
+                <w:szCs w:val="28"/>
+              </w:rPr>
+              <w:t xml:space="preserve">У1. Ущерб физическому лицу</w:t>
+            </w:r>
+          </w:p>
+        </w:tc>
+      </w:tr>
+      <w:tr>
+        <w:tc>
+          <w:tcPr>
+            <w:tcW w:w="0" w:type="auto"/>
+          </w:tcPr>
+          <w:p>
+            <w:pPr>
+              <w:spacing w:line="276" w:lineRule="auto"/>
+              <w:jc w:val="left"/>
+            </w:pPr>
+            <w:r>
+              <w:rPr>
+                <w:rFonts w:ascii="Times New Roman" w:hAnsi="Times New Roman" w:cs="Times New Roman"/>
+                <w:sz w:val="28"/>
+                <w:szCs w:val="28"/>
+              </w:rPr>
+              <w:t xml:space="preserve">НП.2</w:t>
+            </w:r>
+          </w:p>
+        </w:tc>
+        <w:tc>
+          <w:tcPr>
+            <w:tcW w:w="0" w:type="auto"/>
+          </w:tcPr>
+          <w:p>
+            <w:pPr>
+              <w:spacing w:line="276" w:lineRule="auto"/>
+              <w:jc w:val="left"/>
+            </w:pPr>
+            <w:r>
+              <w:rPr>
+                <w:rFonts w:ascii="Times New Roman" w:hAnsi="Times New Roman" w:cs="Times New Roman"/>
+                <w:sz w:val="28"/>
+                <w:szCs w:val="28"/>
+              </w:rPr>
+              <w:t xml:space="preserve">Нарушение неприкосновенности частной жизни пациента (в том числе разглашение сведений о факте обращения пациента за оказанием медицинской помощи и сведений о состоянии его здоровья)</w:t>
+            </w:r>
+          </w:p>
+        </w:tc>
+        <w:tc>
+          <w:tcPr>
+            <w:tcW w:w="0" w:type="auto"/>
+          </w:tcPr>
+          <w:p>
+            <w:pPr>
+              <w:spacing w:line="276" w:lineRule="auto"/>
+              <w:jc w:val="left"/>
+            </w:pPr>
+            <w:r>
+              <w:rPr>
+                <w:rFonts w:ascii="Times New Roman" w:hAnsi="Times New Roman" w:cs="Times New Roman"/>
+                <w:sz w:val="28"/>
+                <w:szCs w:val="28"/>
+              </w:rPr>
+              <w:t xml:space="preserve">У1. Ущерб физическому лицу</w:t>
+            </w:r>
+          </w:p>
+        </w:tc>
+      </w:tr>
+      <w:tr>
+        <w:tc>
+          <w:tcPr>
+            <w:tcW w:w="0" w:type="auto"/>
+          </w:tcPr>
+          <w:p>
+            <w:pPr>
+              <w:spacing w:line="276" w:lineRule="auto"/>
+              <w:jc w:val="left"/>
+            </w:pPr>
+            <w:r>
+              <w:rPr>
+                <w:rFonts w:ascii="Times New Roman" w:hAnsi="Times New Roman" w:cs="Times New Roman"/>
+                <w:sz w:val="28"/>
+                <w:szCs w:val="28"/>
+              </w:rPr>
+              <w:t xml:space="preserve">НП.3</w:t>
+            </w:r>
+          </w:p>
+        </w:tc>
+        <w:tc>
+          <w:tcPr>
+            <w:tcW w:w="0" w:type="auto"/>
+          </w:tcPr>
+          <w:p>
+            <w:pPr>
+              <w:spacing w:line="276" w:lineRule="auto"/>
+              <w:jc w:val="left"/>
+            </w:pPr>
+            <w:r>
+              <w:rPr>
+                <w:rFonts w:ascii="Times New Roman" w:hAnsi="Times New Roman" w:cs="Times New Roman"/>
+                <w:sz w:val="28"/>
+                <w:szCs w:val="28"/>
+              </w:rPr>
+              <w:t xml:space="preserve">Нарушение врачебной тайны в отношении пациента</w:t>
+            </w:r>
+          </w:p>
+        </w:tc>
+        <w:tc>
+          <w:tcPr>
+            <w:tcW w:w="0" w:type="auto"/>
+          </w:tcPr>
+          <w:p>
+            <w:pPr>
+              <w:spacing w:line="276" w:lineRule="auto"/>
+              <w:jc w:val="left"/>
+            </w:pPr>
+            <w:r>
+              <w:rPr>
+                <w:rFonts w:ascii="Times New Roman" w:hAnsi="Times New Roman" w:cs="Times New Roman"/>
+                <w:sz w:val="28"/>
+                <w:szCs w:val="28"/>
+              </w:rPr>
+              <w:t xml:space="preserve">У1. Ущерб физическому лицу</w:t>
+            </w:r>
+          </w:p>
+        </w:tc>
+      </w:tr>
+      <w:tr>
+        <w:tc>
+          <w:tcPr>
+            <w:tcW w:w="0" w:type="auto"/>
+          </w:tcPr>
+          <w:p>
+            <w:pPr>
+              <w:spacing w:line="276" w:lineRule="auto"/>
+              <w:jc w:val="left"/>
+            </w:pPr>
+            <w:r>
+              <w:rPr>
+                <w:rFonts w:ascii="Times New Roman" w:hAnsi="Times New Roman" w:cs="Times New Roman"/>
+                <w:sz w:val="28"/>
+                <w:szCs w:val="28"/>
+              </w:rPr>
+              <w:t xml:space="preserve">НП.4</w:t>
+            </w:r>
+          </w:p>
+        </w:tc>
+        <w:tc>
+          <w:tcPr>
+            <w:tcW w:w="0" w:type="auto"/>
+          </w:tcPr>
+          <w:p>
+            <w:pPr>
+              <w:spacing w:line="276" w:lineRule="auto"/>
+              <w:jc w:val="left"/>
+            </w:pPr>
+            <w:r>
+              <w:rPr>
+                <w:rFonts w:ascii="Times New Roman" w:hAnsi="Times New Roman" w:cs="Times New Roman"/>
+                <w:sz w:val="28"/>
+                <w:szCs w:val="28"/>
+              </w:rPr>
+              <w:t xml:space="preserve">Нарушение иных прав и свобод пациента и сотрудников медицинской организации-оператора, закреплённых в Конституции Российской Федерации и федеральных законах</w:t>
+            </w:r>
+          </w:p>
+        </w:tc>
+        <w:tc>
+          <w:tcPr>
+            <w:tcW w:w="0" w:type="auto"/>
+          </w:tcPr>
+          <w:p>
+            <w:pPr>
+              <w:spacing w:line="276" w:lineRule="auto"/>
+              <w:jc w:val="left"/>
+            </w:pPr>
+            <w:r>
+              <w:rPr>
+                <w:rFonts w:ascii="Times New Roman" w:hAnsi="Times New Roman" w:cs="Times New Roman"/>
+                <w:sz w:val="28"/>
+                <w:szCs w:val="28"/>
+              </w:rPr>
+              <w:t xml:space="preserve">У1. Ущерб физическому лицу</w:t>
+            </w:r>
+          </w:p>
+        </w:tc>
+      </w:tr>
+      <w:tr>
+        <w:tc>
+          <w:tcPr>
+            <w:tcW w:w="0" w:type="auto"/>
+          </w:tcPr>
+          <w:p>
+            <w:pPr>
+              <w:spacing w:line="276" w:lineRule="auto"/>
+              <w:jc w:val="left"/>
+            </w:pPr>
+            <w:r>
+              <w:rPr>
+                <w:rFonts w:ascii="Times New Roman" w:hAnsi="Times New Roman" w:cs="Times New Roman"/>
+                <w:sz w:val="28"/>
+                <w:szCs w:val="28"/>
+              </w:rPr>
+              <w:t xml:space="preserve">НП.5</w:t>
+            </w:r>
+          </w:p>
+        </w:tc>
+        <w:tc>
+          <w:tcPr>
+            <w:tcW w:w="0" w:type="auto"/>
+          </w:tcPr>
+          <w:p>
+            <w:pPr>
+              <w:spacing w:line="276" w:lineRule="auto"/>
+              <w:jc w:val="left"/>
+            </w:pPr>
+            <w:r>
+              <w:rPr>
+                <w:rFonts w:ascii="Times New Roman" w:hAnsi="Times New Roman" w:cs="Times New Roman"/>
+                <w:sz w:val="28"/>
+                <w:szCs w:val="28"/>
+              </w:rPr>
+              <w:t xml:space="preserve">Нарушение конфиденциальности (утечка) персональных данных пациентов и сотрудников медицинской организации-оператора</w:t>
+            </w:r>
+          </w:p>
+        </w:tc>
+        <w:tc>
+          <w:tcPr>
+            <w:tcW w:w="0" w:type="auto"/>
+          </w:tcPr>
+          <w:p>
+            <w:pPr>
+              <w:spacing w:line="276" w:lineRule="auto"/>
+              <w:jc w:val="left"/>
+            </w:pPr>
+            <w:r>
+              <w:rPr>
+                <w:rFonts w:ascii="Times New Roman" w:hAnsi="Times New Roman" w:cs="Times New Roman"/>
+                <w:sz w:val="28"/>
+                <w:szCs w:val="28"/>
+              </w:rPr>
+              <w:t xml:space="preserve">У1. Ущерб физическому лицу</w:t>
+            </w:r>
+          </w:p>
+        </w:tc>
+      </w:tr>
+      <w:tr>
+        <w:tc>
+          <w:tcPr>
+            <w:tcW w:w="0" w:type="auto"/>
+          </w:tcPr>
+          <w:p>
+            <w:pPr>
+              <w:spacing w:line="276" w:lineRule="auto"/>
+              <w:jc w:val="left"/>
+            </w:pPr>
+            <w:r>
+              <w:rPr>
+                <w:rFonts w:ascii="Times New Roman" w:hAnsi="Times New Roman" w:cs="Times New Roman"/>
+                <w:sz w:val="28"/>
+                <w:szCs w:val="28"/>
+              </w:rPr>
+              <w:t xml:space="preserve">НП.6</w:t>
+            </w:r>
+          </w:p>
+        </w:tc>
+        <w:tc>
+          <w:tcPr>
+            <w:tcW w:w="0" w:type="auto"/>
+          </w:tcPr>
+          <w:p>
+            <w:pPr>
+              <w:spacing w:line="276" w:lineRule="auto"/>
+              <w:jc w:val="left"/>
+            </w:pPr>
+            <w:r>
+              <w:rPr>
+                <w:rFonts w:ascii="Times New Roman" w:hAnsi="Times New Roman" w:cs="Times New Roman"/>
+                <w:sz w:val="28"/>
+                <w:szCs w:val="28"/>
+              </w:rPr>
+              <w:t xml:space="preserve">Финансовый или иной материальный ущерб физическому лицу (в том числе при использовании похищенных персональных данных пациента для совершения мошеннических действий, оформления кредитов, иных правонарушений)</w:t>
+            </w:r>
+          </w:p>
+        </w:tc>
+        <w:tc>
+          <w:tcPr>
+            <w:tcW w:w="0" w:type="auto"/>
+          </w:tcPr>
+          <w:p>
+            <w:pPr>
+              <w:spacing w:line="276" w:lineRule="auto"/>
+              <w:jc w:val="left"/>
+            </w:pPr>
+            <w:r>
+              <w:rPr>
+                <w:rFonts w:ascii="Times New Roman" w:hAnsi="Times New Roman" w:cs="Times New Roman"/>
+                <w:sz w:val="28"/>
+                <w:szCs w:val="28"/>
+              </w:rPr>
+              <w:t xml:space="preserve">У1. Ущерб физическому лицу</w:t>
+            </w:r>
+          </w:p>
+        </w:tc>
+      </w:tr>
+      <w:tr>
+        <w:tc>
+          <w:tcPr>
+            <w:tcW w:w="0" w:type="auto"/>
+          </w:tcPr>
+          <w:p>
+            <w:pPr>
+              <w:spacing w:line="276" w:lineRule="auto"/>
+              <w:jc w:val="left"/>
+            </w:pPr>
+            <w:r>
+              <w:rPr>
+                <w:rFonts w:ascii="Times New Roman" w:hAnsi="Times New Roman" w:cs="Times New Roman"/>
+                <w:sz w:val="28"/>
+                <w:szCs w:val="28"/>
+              </w:rPr>
+              <w:t xml:space="preserve">НП.7</w:t>
+            </w:r>
+          </w:p>
+        </w:tc>
+        <w:tc>
+          <w:tcPr>
+            <w:tcW w:w="0" w:type="auto"/>
+          </w:tcPr>
+          <w:p>
+            <w:pPr>
+              <w:spacing w:line="276" w:lineRule="auto"/>
+              <w:jc w:val="left"/>
+            </w:pPr>
+            <w:r>
+              <w:rPr>
+                <w:rFonts w:ascii="Times New Roman" w:hAnsi="Times New Roman" w:cs="Times New Roman"/>
+                <w:sz w:val="28"/>
+                <w:szCs w:val="28"/>
+              </w:rPr>
+              <w:t xml:space="preserve">Причинение вреда здоровью пациента или возникновение угрозы причинения вреда жизни и здоровью пациента вследствие искажения, подмены или уничтожения сведений в электронной медицинской карте, листе назначений, документах лекарственного обеспечения или результатах исследований</w:t>
+            </w:r>
+          </w:p>
+        </w:tc>
+        <w:tc>
+          <w:tcPr>
+            <w:tcW w:w="0" w:type="auto"/>
+          </w:tcPr>
+          <w:p>
+            <w:pPr>
+              <w:spacing w:line="276" w:lineRule="auto"/>
+              <w:jc w:val="left"/>
+            </w:pPr>
+            <w:r>
+              <w:rPr>
+                <w:rFonts w:ascii="Times New Roman" w:hAnsi="Times New Roman" w:cs="Times New Roman"/>
+                <w:sz w:val="28"/>
+                <w:szCs w:val="28"/>
+              </w:rPr>
+              <w:t xml:space="preserve">У1. Ущерб физическому лицу</w:t>
+            </w:r>
+          </w:p>
+        </w:tc>
+      </w:tr>
+      <w:tr>
+        <w:tc>
+          <w:tcPr>
+            <w:tcW w:w="0" w:type="auto"/>
+          </w:tcPr>
+          <w:p>
+            <w:pPr>
+              <w:spacing w:line="276" w:lineRule="auto"/>
+              <w:jc w:val="left"/>
+            </w:pPr>
+            <w:r>
+              <w:rPr>
+                <w:rFonts w:ascii="Times New Roman" w:hAnsi="Times New Roman" w:cs="Times New Roman"/>
+                <w:sz w:val="28"/>
+                <w:szCs w:val="28"/>
+              </w:rPr>
+              <w:t xml:space="preserve">НП.8</w:t>
+            </w:r>
+          </w:p>
+        </w:tc>
+        <w:tc>
+          <w:tcPr>
+            <w:tcW w:w="0" w:type="auto"/>
+          </w:tcPr>
+          <w:p>
+            <w:pPr>
+              <w:spacing w:line="276" w:lineRule="auto"/>
+              <w:jc w:val="left"/>
+            </w:pPr>
+            <w:r>
+              <w:rPr>
+                <w:rFonts w:ascii="Times New Roman" w:hAnsi="Times New Roman" w:cs="Times New Roman"/>
+                <w:sz w:val="28"/>
+                <w:szCs w:val="28"/>
+              </w:rPr>
+              <w:t xml:space="preserve">Нарушение законодательства Российской Федерации в области защиты персональных данных, охраны здоровья граждан и обработки сведений, составляющих врачебную тайну, медицинской организацией-оператором</w:t>
+            </w:r>
+          </w:p>
+        </w:tc>
+        <w:tc>
+          <w:tcPr>
+            <w:tcW w:w="0" w:type="auto"/>
+          </w:tcPr>
+          <w:p>
+            <w:pPr>
+              <w:spacing w:line="276" w:lineRule="auto"/>
+              <w:jc w:val="left"/>
+            </w:pPr>
+            <w:r>
+              <w:rPr>
+                <w:rFonts w:ascii="Times New Roman" w:hAnsi="Times New Roman" w:cs="Times New Roman"/>
+                <w:sz w:val="28"/>
+                <w:szCs w:val="28"/>
+              </w:rPr>
+              <w:t xml:space="preserve">У2. Риски юридическому лицу, связанные с хозяйственной деятельностью</w:t>
+            </w:r>
+          </w:p>
+        </w:tc>
+      </w:tr>
+      <w:tr>
+        <w:tc>
+          <w:tcPr>
+            <w:tcW w:w="0" w:type="auto"/>
+          </w:tcPr>
+          <w:p>
+            <w:pPr>
+              <w:spacing w:line="276" w:lineRule="auto"/>
+              <w:jc w:val="left"/>
+            </w:pPr>
+            <w:r>
+              <w:rPr>
+                <w:rFonts w:ascii="Times New Roman" w:hAnsi="Times New Roman" w:cs="Times New Roman"/>
+                <w:sz w:val="28"/>
+                <w:szCs w:val="28"/>
+              </w:rPr>
+              <w:t xml:space="preserve">НП.9</w:t>
+            </w:r>
+          </w:p>
+        </w:tc>
+        <w:tc>
+          <w:tcPr>
+            <w:tcW w:w="0" w:type="auto"/>
+          </w:tcPr>
+          <w:p>
+            <w:pPr>
+              <w:spacing w:line="276" w:lineRule="auto"/>
+              <w:jc w:val="left"/>
+            </w:pPr>
+            <w:r>
+              <w:rPr>
+                <w:rFonts w:ascii="Times New Roman" w:hAnsi="Times New Roman" w:cs="Times New Roman"/>
+                <w:sz w:val="28"/>
+                <w:szCs w:val="28"/>
+              </w:rPr>
+              <w:t xml:space="preserve">Необходимость дополнительных (незапланированных) затрат на выплаты штрафов (неустоек) или компенсаций пациентам и иным лицам, чьи права были нарушены в результате реализации угрозы безопасности информации</w:t>
+            </w:r>
+          </w:p>
+        </w:tc>
+        <w:tc>
+          <w:tcPr>
+            <w:tcW w:w="0" w:type="auto"/>
+          </w:tcPr>
+          <w:p>
+            <w:pPr>
+              <w:spacing w:line="276" w:lineRule="auto"/>
+              <w:jc w:val="left"/>
+            </w:pPr>
+            <w:r>
+              <w:rPr>
+                <w:rFonts w:ascii="Times New Roman" w:hAnsi="Times New Roman" w:cs="Times New Roman"/>
+                <w:sz w:val="28"/>
+                <w:szCs w:val="28"/>
+              </w:rPr>
+              <w:t xml:space="preserve">У2. Риски юридическому лицу, связанные с хозяйственной деятельностью</w:t>
+            </w:r>
+          </w:p>
+        </w:tc>
+      </w:tr>
+      <w:tr>
+        <w:tc>
+          <w:tcPr>
+            <w:tcW w:w="0" w:type="auto"/>
+          </w:tcPr>
+          <w:p>
+            <w:pPr>
+              <w:spacing w:line="276" w:lineRule="auto"/>
+              <w:jc w:val="left"/>
+            </w:pPr>
+            <w:r>
+              <w:rPr>
+                <w:rFonts w:ascii="Times New Roman" w:hAnsi="Times New Roman" w:cs="Times New Roman"/>
+                <w:sz w:val="28"/>
+                <w:szCs w:val="28"/>
+              </w:rPr>
+              <w:t xml:space="preserve">НП.10</w:t>
+            </w:r>
+          </w:p>
+        </w:tc>
+        <w:tc>
+          <w:tcPr>
+            <w:tcW w:w="0" w:type="auto"/>
+          </w:tcPr>
+          <w:p>
+            <w:pPr>
+              <w:spacing w:line="276" w:lineRule="auto"/>
+              <w:jc w:val="left"/>
+            </w:pPr>
+            <w:r>
+              <w:rPr>
+                <w:rFonts w:ascii="Times New Roman" w:hAnsi="Times New Roman" w:cs="Times New Roman"/>
+                <w:sz w:val="28"/>
+                <w:szCs w:val="28"/>
+              </w:rPr>
+              <w:t xml:space="preserve">Невозможность решения задач (реализации функций) АС больницы или снижение эффективности их решения, в том числе в части ведения электронной медицинской карты, оказания стационарной помощи, лекарственного обеспечения и финансового учёта</w:t>
+            </w:r>
+          </w:p>
+        </w:tc>
+        <w:tc>
+          <w:tcPr>
+            <w:tcW w:w="0" w:type="auto"/>
+          </w:tcPr>
+          <w:p>
+            <w:pPr>
+              <w:spacing w:line="276" w:lineRule="auto"/>
+              <w:jc w:val="left"/>
+            </w:pPr>
+            <w:r>
+              <w:rPr>
+                <w:rFonts w:ascii="Times New Roman" w:hAnsi="Times New Roman" w:cs="Times New Roman"/>
+                <w:sz w:val="28"/>
+                <w:szCs w:val="28"/>
+              </w:rPr>
+              <w:t xml:space="preserve">У2. Риски юридическому лицу, связанные с хозяйственной деятельностью</w:t>
+            </w:r>
+          </w:p>
+        </w:tc>
+      </w:tr>
+      <w:tr>
+        <w:tc>
+          <w:tcPr>
+            <w:tcW w:w="0" w:type="auto"/>
+          </w:tcPr>
+          <w:p>
+            <w:pPr>
+              <w:spacing w:line="276" w:lineRule="auto"/>
+              <w:jc w:val="left"/>
+            </w:pPr>
+            <w:r>
+              <w:rPr>
+                <w:rFonts w:ascii="Times New Roman" w:hAnsi="Times New Roman" w:cs="Times New Roman"/>
+                <w:sz w:val="28"/>
+                <w:szCs w:val="28"/>
+              </w:rPr>
+              <w:t xml:space="preserve">НП.11</w:t>
+            </w:r>
+          </w:p>
+        </w:tc>
+        <w:tc>
+          <w:tcPr>
+            <w:tcW w:w="0" w:type="auto"/>
+          </w:tcPr>
+          <w:p>
+            <w:pPr>
+              <w:spacing w:line="276" w:lineRule="auto"/>
+              <w:jc w:val="left"/>
+            </w:pPr>
+            <w:r>
+              <w:rPr>
+                <w:rFonts w:ascii="Times New Roman" w:hAnsi="Times New Roman" w:cs="Times New Roman"/>
+                <w:sz w:val="28"/>
+                <w:szCs w:val="28"/>
+              </w:rPr>
+              <w:t xml:space="preserve">Нарушение штатного режима функционирования АС больницы, в том числе временная или полная неработоспособность системы и её модулей, требующая перехода медицинской организации-оператора на резервный (бумажный) режим работы</w:t>
+            </w:r>
+          </w:p>
+        </w:tc>
+        <w:tc>
+          <w:tcPr>
+            <w:tcW w:w="0" w:type="auto"/>
+          </w:tcPr>
+          <w:p>
+            <w:pPr>
+              <w:spacing w:line="276" w:lineRule="auto"/>
+              <w:jc w:val="left"/>
+            </w:pPr>
+            <w:r>
+              <w:rPr>
+                <w:rFonts w:ascii="Times New Roman" w:hAnsi="Times New Roman" w:cs="Times New Roman"/>
+                <w:sz w:val="28"/>
+                <w:szCs w:val="28"/>
+              </w:rPr>
+              <w:t xml:space="preserve">У2. Риски юридическому лицу, связанные с хозяйственной деятельностью</w:t>
+            </w:r>
+          </w:p>
+        </w:tc>
+      </w:tr>
+      <w:tr>
+        <w:tc>
+          <w:tcPr>
+            <w:tcW w:w="0" w:type="auto"/>
+          </w:tcPr>
+          <w:p>
+            <w:pPr>
+              <w:spacing w:line="276" w:lineRule="auto"/>
+              <w:jc w:val="left"/>
+            </w:pPr>
+            <w:r>
+              <w:rPr>
+                <w:rFonts w:ascii="Times New Roman" w:hAnsi="Times New Roman" w:cs="Times New Roman"/>
+                <w:sz w:val="28"/>
+                <w:szCs w:val="28"/>
+              </w:rPr>
+              <w:t xml:space="preserve">НП.12</w:t>
+            </w:r>
+          </w:p>
+        </w:tc>
+        <w:tc>
+          <w:tcPr>
+            <w:tcW w:w="0" w:type="auto"/>
+          </w:tcPr>
+          <w:p>
+            <w:pPr>
+              <w:spacing w:line="276" w:lineRule="auto"/>
+              <w:jc w:val="left"/>
+            </w:pPr>
+            <w:r>
+              <w:rPr>
+                <w:rFonts w:ascii="Times New Roman" w:hAnsi="Times New Roman" w:cs="Times New Roman"/>
+                <w:sz w:val="28"/>
+                <w:szCs w:val="28"/>
+              </w:rPr>
+              <w:t xml:space="preserve">Необходимость изменения (перестроения) внутренних процедур медицинской организации-оператора для достижения целей, решения задач (реализации функций) АС больницы</w:t>
+            </w:r>
+          </w:p>
+        </w:tc>
+        <w:tc>
+          <w:tcPr>
+            <w:tcW w:w="0" w:type="auto"/>
+          </w:tcPr>
+          <w:p>
+            <w:pPr>
+              <w:spacing w:line="276" w:lineRule="auto"/>
+              <w:jc w:val="left"/>
+            </w:pPr>
+            <w:r>
+              <w:rPr>
+                <w:rFonts w:ascii="Times New Roman" w:hAnsi="Times New Roman" w:cs="Times New Roman"/>
+                <w:sz w:val="28"/>
+                <w:szCs w:val="28"/>
+              </w:rPr>
+              <w:t xml:space="preserve">У2. Риски юридическому лицу, связанные с хозяйственной деятельностью</w:t>
+            </w:r>
+          </w:p>
+        </w:tc>
+      </w:tr>
+      <w:tr>
+        <w:tc>
+          <w:tcPr>
+            <w:tcW w:w="0" w:type="auto"/>
+          </w:tcPr>
+          <w:p>
+            <w:pPr>
+              <w:spacing w:line="276" w:lineRule="auto"/>
+              <w:jc w:val="left"/>
+            </w:pPr>
+            <w:r>
+              <w:rPr>
+                <w:rFonts w:ascii="Times New Roman" w:hAnsi="Times New Roman" w:cs="Times New Roman"/>
+                <w:sz w:val="28"/>
+                <w:szCs w:val="28"/>
+              </w:rPr>
+              <w:t xml:space="preserve">НП.13</w:t>
+            </w:r>
+          </w:p>
+        </w:tc>
+        <w:tc>
+          <w:tcPr>
+            <w:tcW w:w="0" w:type="auto"/>
+          </w:tcPr>
+          <w:p>
+            <w:pPr>
+              <w:spacing w:line="276" w:lineRule="auto"/>
+              <w:jc w:val="left"/>
+            </w:pPr>
+            <w:r>
+              <w:rPr>
+                <w:rFonts w:ascii="Times New Roman" w:hAnsi="Times New Roman" w:cs="Times New Roman"/>
+                <w:sz w:val="28"/>
+                <w:szCs w:val="28"/>
+              </w:rPr>
+              <w:t xml:space="preserve">Необходимость дополнительных (незапланированных) затрат на закупку товаров, работ или услуг (в том числе закупку программного обеспечения, технических средств, вышедших из строя, замену, настройку, ремонт указанных средств, восстановление данных, расследование инцидентов информационной безопасности)</w:t>
+            </w:r>
+          </w:p>
+        </w:tc>
+        <w:tc>
+          <w:tcPr>
+            <w:tcW w:w="0" w:type="auto"/>
+          </w:tcPr>
+          <w:p>
+            <w:pPr>
+              <w:spacing w:line="276" w:lineRule="auto"/>
+              <w:jc w:val="left"/>
+            </w:pPr>
+            <w:r>
+              <w:rPr>
+                <w:rFonts w:ascii="Times New Roman" w:hAnsi="Times New Roman" w:cs="Times New Roman"/>
+                <w:sz w:val="28"/>
+                <w:szCs w:val="28"/>
+              </w:rPr>
+              <w:t xml:space="preserve">У2. Риски юридическому лицу, связанные с хозяйственной деятельностью</w:t>
+            </w:r>
+          </w:p>
+        </w:tc>
+      </w:tr>
+      <w:tr>
+        <w:tc>
+          <w:tcPr>
+            <w:tcW w:w="0" w:type="auto"/>
+          </w:tcPr>
+          <w:p>
+            <w:pPr>
+              <w:spacing w:line="276" w:lineRule="auto"/>
+              <w:jc w:val="left"/>
+            </w:pPr>
+            <w:r>
+              <w:rPr>
+                <w:rFonts w:ascii="Times New Roman" w:hAnsi="Times New Roman" w:cs="Times New Roman"/>
+                <w:sz w:val="28"/>
+                <w:szCs w:val="28"/>
+              </w:rPr>
+              <w:t xml:space="preserve">НП.14</w:t>
+            </w:r>
+          </w:p>
+        </w:tc>
+        <w:tc>
+          <w:tcPr>
+            <w:tcW w:w="0" w:type="auto"/>
+          </w:tcPr>
+          <w:p>
+            <w:pPr>
+              <w:spacing w:line="276" w:lineRule="auto"/>
+              <w:jc w:val="left"/>
+            </w:pPr>
+            <w:r>
+              <w:rPr>
+                <w:rFonts w:ascii="Times New Roman" w:hAnsi="Times New Roman" w:cs="Times New Roman"/>
+                <w:sz w:val="28"/>
+                <w:szCs w:val="28"/>
+              </w:rPr>
+              <w:t xml:space="preserve">Утечка конфиденциальной информации медицинской организации-оператора (в том числе сведений о финансовых документах за платные медицинские услуги, реквизитов плательщиков, служебной информации ограниченного доступа, конфигурационных файлов средств защиты информации)</w:t>
+            </w:r>
+          </w:p>
+        </w:tc>
+        <w:tc>
+          <w:tcPr>
+            <w:tcW w:w="0" w:type="auto"/>
+          </w:tcPr>
+          <w:p>
+            <w:pPr>
+              <w:spacing w:line="276" w:lineRule="auto"/>
+              <w:jc w:val="left"/>
+            </w:pPr>
+            <w:r>
+              <w:rPr>
+                <w:rFonts w:ascii="Times New Roman" w:hAnsi="Times New Roman" w:cs="Times New Roman"/>
+                <w:sz w:val="28"/>
+                <w:szCs w:val="28"/>
+              </w:rPr>
+              <w:t xml:space="preserve">У2. Риски юридическому лицу, связанные с хозяйственной деятельностью</w:t>
+            </w:r>
+          </w:p>
+        </w:tc>
+      </w:tr>
+      <w:tr>
+        <w:tc>
+          <w:tcPr>
+            <w:tcW w:w="0" w:type="auto"/>
+          </w:tcPr>
+          <w:p>
+            <w:pPr>
+              <w:spacing w:line="276" w:lineRule="auto"/>
+              <w:jc w:val="left"/>
+            </w:pPr>
+            <w:r>
+              <w:rPr>
+                <w:rFonts w:ascii="Times New Roman" w:hAnsi="Times New Roman" w:cs="Times New Roman"/>
+                <w:sz w:val="28"/>
+                <w:szCs w:val="28"/>
+              </w:rPr>
+              <w:t xml:space="preserve">НП.15</w:t>
+            </w:r>
+          </w:p>
+        </w:tc>
+        <w:tc>
+          <w:tcPr>
+            <w:tcW w:w="0" w:type="auto"/>
+          </w:tcPr>
+          <w:p>
+            <w:pPr>
+              <w:spacing w:line="276" w:lineRule="auto"/>
+              <w:jc w:val="left"/>
+            </w:pPr>
+            <w:r>
+              <w:rPr>
+                <w:rFonts w:ascii="Times New Roman" w:hAnsi="Times New Roman" w:cs="Times New Roman"/>
+                <w:sz w:val="28"/>
+                <w:szCs w:val="28"/>
+              </w:rPr>
+              <w:t xml:space="preserve">Неспособность выполнения медицинской организацией-оператором обязательств перед территориальным фондом обязательного медицинского страхования и иными смежными организациями (в части передачи реестров оказанных медицинских услуг, обязательных сведений в ЕГИСЗ, направлений на исследования и финансовых документов)</w:t>
+            </w:r>
+          </w:p>
+        </w:tc>
+        <w:tc>
+          <w:tcPr>
+            <w:tcW w:w="0" w:type="auto"/>
+          </w:tcPr>
+          <w:p>
+            <w:pPr>
+              <w:spacing w:line="276" w:lineRule="auto"/>
+              <w:jc w:val="left"/>
+            </w:pPr>
+            <w:r>
+              <w:rPr>
+                <w:rFonts w:ascii="Times New Roman" w:hAnsi="Times New Roman" w:cs="Times New Roman"/>
+                <w:sz w:val="28"/>
+                <w:szCs w:val="28"/>
+              </w:rPr>
+              <w:t xml:space="preserve">У2. Риски юридическому лицу, связанные с хозяйственной деятельностью</w:t>
+            </w:r>
+          </w:p>
+        </w:tc>
+      </w:tr>
+      <w:tr>
+        <w:tc>
+          <w:tcPr>
+            <w:tcW w:w="0" w:type="auto"/>
+          </w:tcPr>
+          <w:p>
+            <w:pPr>
+              <w:spacing w:line="276" w:lineRule="auto"/>
+              <w:jc w:val="left"/>
+            </w:pPr>
+            <w:r>
+              <w:rPr>
+                <w:rFonts w:ascii="Times New Roman" w:hAnsi="Times New Roman" w:cs="Times New Roman"/>
+                <w:sz w:val="28"/>
+                <w:szCs w:val="28"/>
+              </w:rPr>
+              <w:t xml:space="preserve">НП.16</w:t>
+            </w:r>
+          </w:p>
+        </w:tc>
+        <w:tc>
+          <w:tcPr>
+            <w:tcW w:w="0" w:type="auto"/>
+          </w:tcPr>
+          <w:p>
+            <w:pPr>
+              <w:spacing w:line="276" w:lineRule="auto"/>
+              <w:jc w:val="left"/>
+            </w:pPr>
+            <w:r>
+              <w:rPr>
+                <w:rFonts w:ascii="Times New Roman" w:hAnsi="Times New Roman" w:cs="Times New Roman"/>
+                <w:sz w:val="28"/>
+                <w:szCs w:val="28"/>
+              </w:rPr>
+              <w:t xml:space="preserve">Потеря деловой репутации медицинской организации-оператора перед пациентами, контролирующими органами и смежными организациями</w:t>
+            </w:r>
+          </w:p>
+        </w:tc>
+        <w:tc>
+          <w:tcPr>
+            <w:tcW w:w="0" w:type="auto"/>
+          </w:tcPr>
+          <w:p>
+            <w:pPr>
+              <w:spacing w:line="276" w:lineRule="auto"/>
+              <w:jc w:val="left"/>
+            </w:pPr>
+            <w:r>
+              <w:rPr>
+                <w:rFonts w:ascii="Times New Roman" w:hAnsi="Times New Roman" w:cs="Times New Roman"/>
+                <w:sz w:val="28"/>
+                <w:szCs w:val="28"/>
+              </w:rPr>
+              <w:t xml:space="preserve">У2. Риски юридическому лицу, связанные с хозяйственной деятельностью</w:t>
+            </w:r>
+          </w:p>
+        </w:tc>
+      </w:tr>
+      <w:tr>
+        <w:tc>
+          <w:tcPr>
+            <w:tcW w:w="0" w:type="auto"/>
+          </w:tcPr>
+          <w:p>
+            <w:pPr>
+              <w:spacing w:line="276" w:lineRule="auto"/>
+              <w:jc w:val="left"/>
+            </w:pPr>
+            <w:r>
+              <w:rPr>
+                <w:rFonts w:ascii="Times New Roman" w:hAnsi="Times New Roman" w:cs="Times New Roman"/>
+                <w:sz w:val="28"/>
+                <w:szCs w:val="28"/>
+              </w:rPr>
+              <w:t xml:space="preserve">НП.17</w:t>
+            </w:r>
+          </w:p>
+        </w:tc>
+        <w:tc>
+          <w:tcPr>
+            <w:tcW w:w="0" w:type="auto"/>
+          </w:tcPr>
+          <w:p>
+            <w:pPr>
+              <w:spacing w:line="276" w:lineRule="auto"/>
+              <w:jc w:val="left"/>
+            </w:pPr>
+            <w:r>
+              <w:rPr>
+                <w:rFonts w:ascii="Times New Roman" w:hAnsi="Times New Roman" w:cs="Times New Roman"/>
+                <w:sz w:val="28"/>
+                <w:szCs w:val="28"/>
+              </w:rPr>
+              <w:t xml:space="preserve">Нарушение порядка предоставления сведений в государственные информационные системы в сфере здравоохранения (ЕГИСЗ, федеральный регистр медицинских работников, федеральный регистр медицинских организаций), приводящее к недостоверности сведений федеральных информационных ресурсов</w:t>
+            </w:r>
+          </w:p>
+        </w:tc>
+        <w:tc>
+          <w:tcPr>
+            <w:tcW w:w="0" w:type="auto"/>
+          </w:tcPr>
+          <w:p>
+            <w:pPr>
+              <w:spacing w:line="276" w:lineRule="auto"/>
+              <w:jc w:val="left"/>
+            </w:pPr>
+            <w:r>
+              <w:rPr>
+                <w:rFonts w:ascii="Times New Roman" w:hAnsi="Times New Roman" w:cs="Times New Roman"/>
+                <w:sz w:val="28"/>
+                <w:szCs w:val="28"/>
+              </w:rPr>
+              <w:t xml:space="preserve">У3. Ущерб государству в области обеспечения обороны страны, безопасности государства и правопорядка</w:t>
+            </w:r>
+          </w:p>
+        </w:tc>
+      </w:tr>
+      <w:tr>
+        <w:tc>
+          <w:tcPr>
+            <w:tcW w:w="0" w:type="auto"/>
+          </w:tcPr>
+          <w:p>
+            <w:pPr>
+              <w:spacing w:line="276" w:lineRule="auto"/>
+              <w:jc w:val="left"/>
+            </w:pPr>
+            <w:r>
+              <w:rPr>
+                <w:rFonts w:ascii="Times New Roman" w:hAnsi="Times New Roman" w:cs="Times New Roman"/>
+                <w:sz w:val="28"/>
+                <w:szCs w:val="28"/>
+              </w:rPr>
+              <w:t xml:space="preserve">НП.18</w:t>
+            </w:r>
+          </w:p>
+        </w:tc>
+        <w:tc>
+          <w:tcPr>
+            <w:tcW w:w="0" w:type="auto"/>
+          </w:tcPr>
+          <w:p>
+            <w:pPr>
+              <w:spacing w:line="276" w:lineRule="auto"/>
+              <w:jc w:val="left"/>
+            </w:pPr>
+            <w:r>
+              <w:rPr>
+                <w:rFonts w:ascii="Times New Roman" w:hAnsi="Times New Roman" w:cs="Times New Roman"/>
+                <w:sz w:val="28"/>
+                <w:szCs w:val="28"/>
+              </w:rPr>
+              <w:t xml:space="preserve">Нарушение медицинской организацией-оператором установленных законодательством Российской Федерации требований в сфере охраны здоровья граждан, в том числе требований к качеству и доступности медицинской помощи</w:t>
+            </w:r>
+          </w:p>
+        </w:tc>
+        <w:tc>
+          <w:tcPr>
+            <w:tcW w:w="0" w:type="auto"/>
+          </w:tcPr>
+          <w:p>
+            <w:pPr>
+              <w:spacing w:line="276" w:lineRule="auto"/>
+              <w:jc w:val="left"/>
+            </w:pPr>
+            <w:r>
+              <w:rPr>
+                <w:rFonts w:ascii="Times New Roman" w:hAnsi="Times New Roman" w:cs="Times New Roman"/>
+                <w:sz w:val="28"/>
+                <w:szCs w:val="28"/>
+              </w:rPr>
+              <w:t xml:space="preserve">У3. Ущерб государству в области обеспечения обороны страны, безопасности государства и правопорядка</w:t>
             </w:r>
           </w:p>
         </w:tc>

--- a/Курсовая_больница.docx
+++ b/Курсовая_больница.docx
@@ -12172,6 +12172,478 @@
                 <w:szCs w:val="28"/>
               </w:rPr>
               <w:t xml:space="preserve">У3. Ущерб государству в области обеспечения обороны страны, безопасности государства и правопорядка</w:t>
+            </w:r>
+          </w:p>
+        </w:tc>
+      </w:tr>
+      <w:tr>
+        <w:tc>
+          <w:tcPr>
+            <w:tcW w:w="0" w:type="auto"/>
+          </w:tcPr>
+          <w:p>
+            <w:pPr>
+              <w:spacing w:line="276" w:lineRule="auto"/>
+              <w:jc w:val="left"/>
+            </w:pPr>
+            <w:r>
+              <w:rPr>
+                <w:rFonts w:ascii="Times New Roman" w:hAnsi="Times New Roman" w:cs="Times New Roman"/>
+                <w:sz w:val="28"/>
+                <w:szCs w:val="28"/>
+              </w:rPr>
+              <w:t xml:space="preserve">НП.19</w:t>
+            </w:r>
+          </w:p>
+        </w:tc>
+        <w:tc>
+          <w:tcPr>
+            <w:tcW w:w="0" w:type="auto"/>
+          </w:tcPr>
+          <w:p>
+            <w:pPr>
+              <w:spacing w:line="276" w:lineRule="auto"/>
+              <w:jc w:val="left"/>
+            </w:pPr>
+            <w:r>
+              <w:rPr>
+                <w:rFonts w:ascii="Times New Roman" w:hAnsi="Times New Roman" w:cs="Times New Roman"/>
+                <w:sz w:val="28"/>
+                <w:szCs w:val="28"/>
+              </w:rPr>
+              <w:t xml:space="preserve">Нарушение сроков оказания медицинской помощи пациенту вследствие недоступности электронной медицинской карты, результатов исследований или сведений о назначениях</w:t>
+            </w:r>
+          </w:p>
+        </w:tc>
+        <w:tc>
+          <w:tcPr>
+            <w:tcW w:w="0" w:type="auto"/>
+          </w:tcPr>
+          <w:p>
+            <w:pPr>
+              <w:spacing w:line="276" w:lineRule="auto"/>
+              <w:jc w:val="left"/>
+            </w:pPr>
+            <w:r>
+              <w:rPr>
+                <w:rFonts w:ascii="Times New Roman" w:hAnsi="Times New Roman" w:cs="Times New Roman"/>
+                <w:sz w:val="28"/>
+                <w:szCs w:val="28"/>
+              </w:rPr>
+              <w:t xml:space="preserve">У1. Ущерб физическому лицу</w:t>
+            </w:r>
+          </w:p>
+        </w:tc>
+      </w:tr>
+      <w:tr>
+        <w:tc>
+          <w:tcPr>
+            <w:tcW w:w="0" w:type="auto"/>
+          </w:tcPr>
+          <w:p>
+            <w:pPr>
+              <w:spacing w:line="276" w:lineRule="auto"/>
+              <w:jc w:val="left"/>
+            </w:pPr>
+            <w:r>
+              <w:rPr>
+                <w:rFonts w:ascii="Times New Roman" w:hAnsi="Times New Roman" w:cs="Times New Roman"/>
+                <w:sz w:val="28"/>
+                <w:szCs w:val="28"/>
+              </w:rPr>
+              <w:t xml:space="preserve">НП.20</w:t>
+            </w:r>
+          </w:p>
+        </w:tc>
+        <w:tc>
+          <w:tcPr>
+            <w:tcW w:w="0" w:type="auto"/>
+          </w:tcPr>
+          <w:p>
+            <w:pPr>
+              <w:spacing w:line="276" w:lineRule="auto"/>
+              <w:jc w:val="left"/>
+            </w:pPr>
+            <w:r>
+              <w:rPr>
+                <w:rFonts w:ascii="Times New Roman" w:hAnsi="Times New Roman" w:cs="Times New Roman"/>
+                <w:sz w:val="28"/>
+                <w:szCs w:val="28"/>
+              </w:rPr>
+              <w:t xml:space="preserve">Ошибочная выдача или введение лекарственного средства пациенту вследствие искажения данных в листе назначений или аптечном контуре АС больницы</w:t>
+            </w:r>
+          </w:p>
+        </w:tc>
+        <w:tc>
+          <w:tcPr>
+            <w:tcW w:w="0" w:type="auto"/>
+          </w:tcPr>
+          <w:p>
+            <w:pPr>
+              <w:spacing w:line="276" w:lineRule="auto"/>
+              <w:jc w:val="left"/>
+            </w:pPr>
+            <w:r>
+              <w:rPr>
+                <w:rFonts w:ascii="Times New Roman" w:hAnsi="Times New Roman" w:cs="Times New Roman"/>
+                <w:sz w:val="28"/>
+                <w:szCs w:val="28"/>
+              </w:rPr>
+              <w:t xml:space="preserve">У1. Ущерб физическому лицу</w:t>
+            </w:r>
+          </w:p>
+        </w:tc>
+      </w:tr>
+      <w:tr>
+        <w:tc>
+          <w:tcPr>
+            <w:tcW w:w="0" w:type="auto"/>
+          </w:tcPr>
+          <w:p>
+            <w:pPr>
+              <w:spacing w:line="276" w:lineRule="auto"/>
+              <w:jc w:val="left"/>
+            </w:pPr>
+            <w:r>
+              <w:rPr>
+                <w:rFonts w:ascii="Times New Roman" w:hAnsi="Times New Roman" w:cs="Times New Roman"/>
+                <w:sz w:val="28"/>
+                <w:szCs w:val="28"/>
+              </w:rPr>
+              <w:t xml:space="preserve">НП.21</w:t>
+            </w:r>
+          </w:p>
+        </w:tc>
+        <w:tc>
+          <w:tcPr>
+            <w:tcW w:w="0" w:type="auto"/>
+          </w:tcPr>
+          <w:p>
+            <w:pPr>
+              <w:spacing w:line="276" w:lineRule="auto"/>
+              <w:jc w:val="left"/>
+            </w:pPr>
+            <w:r>
+              <w:rPr>
+                <w:rFonts w:ascii="Times New Roman" w:hAnsi="Times New Roman" w:cs="Times New Roman"/>
+                <w:sz w:val="28"/>
+                <w:szCs w:val="28"/>
+              </w:rPr>
+              <w:t xml:space="preserve">Несанкционированное изменение или уничтожение результатов лабораторных и инструментальных исследований, приводящее к повторному назначению исследований или постановке неверного диагноза</w:t>
+            </w:r>
+          </w:p>
+        </w:tc>
+        <w:tc>
+          <w:tcPr>
+            <w:tcW w:w="0" w:type="auto"/>
+          </w:tcPr>
+          <w:p>
+            <w:pPr>
+              <w:spacing w:line="276" w:lineRule="auto"/>
+              <w:jc w:val="left"/>
+            </w:pPr>
+            <w:r>
+              <w:rPr>
+                <w:rFonts w:ascii="Times New Roman" w:hAnsi="Times New Roman" w:cs="Times New Roman"/>
+                <w:sz w:val="28"/>
+                <w:szCs w:val="28"/>
+              </w:rPr>
+              <w:t xml:space="preserve">У1. Ущерб физическому лицу</w:t>
+            </w:r>
+          </w:p>
+        </w:tc>
+      </w:tr>
+      <w:tr>
+        <w:tc>
+          <w:tcPr>
+            <w:tcW w:w="0" w:type="auto"/>
+          </w:tcPr>
+          <w:p>
+            <w:pPr>
+              <w:spacing w:line="276" w:lineRule="auto"/>
+              <w:jc w:val="left"/>
+            </w:pPr>
+            <w:r>
+              <w:rPr>
+                <w:rFonts w:ascii="Times New Roman" w:hAnsi="Times New Roman" w:cs="Times New Roman"/>
+                <w:sz w:val="28"/>
+                <w:szCs w:val="28"/>
+              </w:rPr>
+              <w:t xml:space="preserve">НП.22</w:t>
+            </w:r>
+          </w:p>
+        </w:tc>
+        <w:tc>
+          <w:tcPr>
+            <w:tcW w:w="0" w:type="auto"/>
+          </w:tcPr>
+          <w:p>
+            <w:pPr>
+              <w:spacing w:line="276" w:lineRule="auto"/>
+              <w:jc w:val="left"/>
+            </w:pPr>
+            <w:r>
+              <w:rPr>
+                <w:rFonts w:ascii="Times New Roman" w:hAnsi="Times New Roman" w:cs="Times New Roman"/>
+                <w:sz w:val="28"/>
+                <w:szCs w:val="28"/>
+              </w:rPr>
+              <w:t xml:space="preserve">Блокирование доступа к журналам аудита и журналам учёта выдачи лекарственных средств, делающее невозможным расследование инцидентов и восстановление хронологии событий</w:t>
+            </w:r>
+          </w:p>
+        </w:tc>
+        <w:tc>
+          <w:tcPr>
+            <w:tcW w:w="0" w:type="auto"/>
+          </w:tcPr>
+          <w:p>
+            <w:pPr>
+              <w:spacing w:line="276" w:lineRule="auto"/>
+              <w:jc w:val="left"/>
+            </w:pPr>
+            <w:r>
+              <w:rPr>
+                <w:rFonts w:ascii="Times New Roman" w:hAnsi="Times New Roman" w:cs="Times New Roman"/>
+                <w:sz w:val="28"/>
+                <w:szCs w:val="28"/>
+              </w:rPr>
+              <w:t xml:space="preserve">У2. Риски юридическому лицу, связанные с хозяйственной деятельностью</w:t>
+            </w:r>
+          </w:p>
+        </w:tc>
+      </w:tr>
+      <w:tr>
+        <w:tc>
+          <w:tcPr>
+            <w:tcW w:w="0" w:type="auto"/>
+          </w:tcPr>
+          <w:p>
+            <w:pPr>
+              <w:spacing w:line="276" w:lineRule="auto"/>
+              <w:jc w:val="left"/>
+            </w:pPr>
+            <w:r>
+              <w:rPr>
+                <w:rFonts w:ascii="Times New Roman" w:hAnsi="Times New Roman" w:cs="Times New Roman"/>
+                <w:sz w:val="28"/>
+                <w:szCs w:val="28"/>
+              </w:rPr>
+              <w:t xml:space="preserve">НП.23</w:t>
+            </w:r>
+          </w:p>
+        </w:tc>
+        <w:tc>
+          <w:tcPr>
+            <w:tcW w:w="0" w:type="auto"/>
+          </w:tcPr>
+          <w:p>
+            <w:pPr>
+              <w:spacing w:line="276" w:lineRule="auto"/>
+              <w:jc w:val="left"/>
+            </w:pPr>
+            <w:r>
+              <w:rPr>
+                <w:rFonts w:ascii="Times New Roman" w:hAnsi="Times New Roman" w:cs="Times New Roman"/>
+                <w:sz w:val="28"/>
+                <w:szCs w:val="28"/>
+              </w:rPr>
+              <w:t xml:space="preserve">Компрометация ключевых материалов средств криптографической защиты информации, приводящая к нарушению защищённости каналов передачи данных между КЗ-1 и КЗ-2, а также каналов взаимодействия со смежными информационными системами</w:t>
+            </w:r>
+          </w:p>
+        </w:tc>
+        <w:tc>
+          <w:tcPr>
+            <w:tcW w:w="0" w:type="auto"/>
+          </w:tcPr>
+          <w:p>
+            <w:pPr>
+              <w:spacing w:line="276" w:lineRule="auto"/>
+              <w:jc w:val="left"/>
+            </w:pPr>
+            <w:r>
+              <w:rPr>
+                <w:rFonts w:ascii="Times New Roman" w:hAnsi="Times New Roman" w:cs="Times New Roman"/>
+                <w:sz w:val="28"/>
+                <w:szCs w:val="28"/>
+              </w:rPr>
+              <w:t xml:space="preserve">У2. Риски юридическому лицу, связанные с хозяйственной деятельностью</w:t>
+            </w:r>
+          </w:p>
+        </w:tc>
+      </w:tr>
+      <w:tr>
+        <w:tc>
+          <w:tcPr>
+            <w:tcW w:w="0" w:type="auto"/>
+          </w:tcPr>
+          <w:p>
+            <w:pPr>
+              <w:spacing w:line="276" w:lineRule="auto"/>
+              <w:jc w:val="left"/>
+            </w:pPr>
+            <w:r>
+              <w:rPr>
+                <w:rFonts w:ascii="Times New Roman" w:hAnsi="Times New Roman" w:cs="Times New Roman"/>
+                <w:sz w:val="28"/>
+                <w:szCs w:val="28"/>
+              </w:rPr>
+              <w:t xml:space="preserve">НП.24</w:t>
+            </w:r>
+          </w:p>
+        </w:tc>
+        <w:tc>
+          <w:tcPr>
+            <w:tcW w:w="0" w:type="auto"/>
+          </w:tcPr>
+          <w:p>
+            <w:pPr>
+              <w:spacing w:line="276" w:lineRule="auto"/>
+              <w:jc w:val="left"/>
+            </w:pPr>
+            <w:r>
+              <w:rPr>
+                <w:rFonts w:ascii="Times New Roman" w:hAnsi="Times New Roman" w:cs="Times New Roman"/>
+                <w:sz w:val="28"/>
+                <w:szCs w:val="28"/>
+              </w:rPr>
+              <w:t xml:space="preserve">Недоступность сервисов взаимодействия со смежными информационными системами (сервисами обязательного медицинского страхования, лабораторной информационной системой, системой радиологической информации, ЕГИСЗ), приводящая к невозможности проверки полисов пациентов, передачи направлений и результатов исследований, формирования реестров оказанных услуг</w:t>
+            </w:r>
+          </w:p>
+        </w:tc>
+        <w:tc>
+          <w:tcPr>
+            <w:tcW w:w="0" w:type="auto"/>
+          </w:tcPr>
+          <w:p>
+            <w:pPr>
+              <w:spacing w:line="276" w:lineRule="auto"/>
+              <w:jc w:val="left"/>
+            </w:pPr>
+            <w:r>
+              <w:rPr>
+                <w:rFonts w:ascii="Times New Roman" w:hAnsi="Times New Roman" w:cs="Times New Roman"/>
+                <w:sz w:val="28"/>
+                <w:szCs w:val="28"/>
+              </w:rPr>
+              <w:t xml:space="preserve">У2. Риски юридическому лицу, связанные с хозяйственной деятельностью</w:t>
+            </w:r>
+          </w:p>
+        </w:tc>
+      </w:tr>
+      <w:tr>
+        <w:tc>
+          <w:tcPr>
+            <w:tcW w:w="0" w:type="auto"/>
+          </w:tcPr>
+          <w:p>
+            <w:pPr>
+              <w:spacing w:line="276" w:lineRule="auto"/>
+              <w:jc w:val="left"/>
+            </w:pPr>
+            <w:r>
+              <w:rPr>
+                <w:rFonts w:ascii="Times New Roman" w:hAnsi="Times New Roman" w:cs="Times New Roman"/>
+                <w:sz w:val="28"/>
+                <w:szCs w:val="28"/>
+              </w:rPr>
+              <w:t xml:space="preserve">НП.25</w:t>
+            </w:r>
+          </w:p>
+        </w:tc>
+        <w:tc>
+          <w:tcPr>
+            <w:tcW w:w="0" w:type="auto"/>
+          </w:tcPr>
+          <w:p>
+            <w:pPr>
+              <w:spacing w:line="276" w:lineRule="auto"/>
+              <w:jc w:val="left"/>
+            </w:pPr>
+            <w:r>
+              <w:rPr>
+                <w:rFonts w:ascii="Times New Roman" w:hAnsi="Times New Roman" w:cs="Times New Roman"/>
+                <w:sz w:val="28"/>
+                <w:szCs w:val="28"/>
+              </w:rPr>
+              <w:t xml:space="preserve">Несанкционированное использование вычислительных ресурсов серверного оборудования АС больницы (в том числе для майнинга криптовалют, рассылки спама, участия в DDoS-атаках), приводящее к деградации производительности системы и нарушению доступности сервисов для пользователей</w:t>
+            </w:r>
+          </w:p>
+        </w:tc>
+        <w:tc>
+          <w:tcPr>
+            <w:tcW w:w="0" w:type="auto"/>
+          </w:tcPr>
+          <w:p>
+            <w:pPr>
+              <w:spacing w:line="276" w:lineRule="auto"/>
+              <w:jc w:val="left"/>
+            </w:pPr>
+            <w:r>
+              <w:rPr>
+                <w:rFonts w:ascii="Times New Roman" w:hAnsi="Times New Roman" w:cs="Times New Roman"/>
+                <w:sz w:val="28"/>
+                <w:szCs w:val="28"/>
+              </w:rPr>
+              <w:t xml:space="preserve">У2. Риски юридическому лицу, связанные с хозяйственной деятельностью</w:t>
+            </w:r>
+          </w:p>
+        </w:tc>
+      </w:tr>
+      <w:tr>
+        <w:tc>
+          <w:tcPr>
+            <w:tcW w:w="0" w:type="auto"/>
+          </w:tcPr>
+          <w:p>
+            <w:pPr>
+              <w:spacing w:line="276" w:lineRule="auto"/>
+              <w:jc w:val="left"/>
+            </w:pPr>
+            <w:r>
+              <w:rPr>
+                <w:rFonts w:ascii="Times New Roman" w:hAnsi="Times New Roman" w:cs="Times New Roman"/>
+                <w:sz w:val="28"/>
+                <w:szCs w:val="28"/>
+              </w:rPr>
+              <w:t xml:space="preserve">НП.26</w:t>
+            </w:r>
+          </w:p>
+        </w:tc>
+        <w:tc>
+          <w:tcPr>
+            <w:tcW w:w="0" w:type="auto"/>
+          </w:tcPr>
+          <w:p>
+            <w:pPr>
+              <w:spacing w:line="276" w:lineRule="auto"/>
+              <w:jc w:val="left"/>
+            </w:pPr>
+            <w:r>
+              <w:rPr>
+                <w:rFonts w:ascii="Times New Roman" w:hAnsi="Times New Roman" w:cs="Times New Roman"/>
+                <w:sz w:val="28"/>
+                <w:szCs w:val="28"/>
+              </w:rPr>
+              <w:t xml:space="preserve">Утрата или повреждение резервных копий данных АС больницы, делающее невозможным восстановление информации после сбоя или инцидента информационной безопасности</w:t>
+            </w:r>
+          </w:p>
+        </w:tc>
+        <w:tc>
+          <w:tcPr>
+            <w:tcW w:w="0" w:type="auto"/>
+          </w:tcPr>
+          <w:p>
+            <w:pPr>
+              <w:spacing w:line="276" w:lineRule="auto"/>
+              <w:jc w:val="left"/>
+            </w:pPr>
+            <w:r>
+              <w:rPr>
+                <w:rFonts w:ascii="Times New Roman" w:hAnsi="Times New Roman" w:cs="Times New Roman"/>
+                <w:sz w:val="28"/>
+                <w:szCs w:val="28"/>
+              </w:rPr>
+              <w:t xml:space="preserve">У2. Риски юридическому лицу, связанные с хозяйственной деятельностью</w:t>
             </w:r>
           </w:p>
         </w:tc>

--- a/Курсовая_больница.docx
+++ b/Курсовая_больница.docx
@@ -11016,7 +11016,7 @@
           <w:sz w:val="28"/>
           <w:szCs w:val="28"/>
         </w:rPr>
-        <w:t xml:space="preserve">Виды рисков (ущерба) и негативные последствия, актуальные для АС больницы, представлены в таблице 9.</w:t>
+        <w:t xml:space="preserve">Виды риска (ущерба) и возможные типовые негативные последствия, актуальные для АС больницы, представлены в таблице 9.</w:t>
       </w:r>
     </w:p>
     <w:tbl>
@@ -11050,7 +11050,7 @@
                 <w:sz w:val="28"/>
                 <w:szCs w:val="28"/>
               </w:rPr>
-              <w:t xml:space="preserve">Таблица 9 — Виды рисков (ущерба) и негативные последствия от реализации угроз безопасности информации</w:t>
+              <w:t xml:space="preserve">Таблица 9 — Виды риска и возможные типовые негативные последствия</w:t>
             </w:r>
           </w:p>
         </w:tc>
@@ -11071,45 +11071,45 @@
                 <w:sz w:val="28"/>
                 <w:szCs w:val="28"/>
               </w:rPr>
-              <w:t xml:space="preserve">Идентификатор</w:t>
-            </w:r>
-          </w:p>
-        </w:tc>
-        <w:tc>
-          <w:tcPr>
-            <w:tcW w:w="0" w:type="auto"/>
-          </w:tcPr>
-          <w:p>
-            <w:pPr>
-              <w:spacing w:line="276" w:lineRule="auto"/>
-              <w:jc w:val="left"/>
-            </w:pPr>
-            <w:r>
-              <w:rPr>
-                <w:rFonts w:ascii="Times New Roman" w:hAnsi="Times New Roman" w:cs="Times New Roman"/>
-                <w:sz w:val="28"/>
-                <w:szCs w:val="28"/>
-              </w:rPr>
-              <w:t xml:space="preserve">Негативные последствия</w:t>
-            </w:r>
-          </w:p>
-        </w:tc>
-        <w:tc>
-          <w:tcPr>
-            <w:tcW w:w="0" w:type="auto"/>
-          </w:tcPr>
-          <w:p>
-            <w:pPr>
-              <w:spacing w:line="276" w:lineRule="auto"/>
-              <w:jc w:val="left"/>
-            </w:pPr>
-            <w:r>
-              <w:rPr>
-                <w:rFonts w:ascii="Times New Roman" w:hAnsi="Times New Roman" w:cs="Times New Roman"/>
-                <w:sz w:val="28"/>
-                <w:szCs w:val="28"/>
-              </w:rPr>
-              <w:t xml:space="preserve">Вид риска (ущерба)</w:t>
+              <w:t xml:space="preserve">№</w:t>
+            </w:r>
+          </w:p>
+        </w:tc>
+        <w:tc>
+          <w:tcPr>
+            <w:tcW w:w="0" w:type="auto"/>
+          </w:tcPr>
+          <w:p>
+            <w:pPr>
+              <w:spacing w:line="276" w:lineRule="auto"/>
+              <w:jc w:val="left"/>
+            </w:pPr>
+            <w:r>
+              <w:rPr>
+                <w:rFonts w:ascii="Times New Roman" w:hAnsi="Times New Roman" w:cs="Times New Roman"/>
+                <w:sz w:val="28"/>
+                <w:szCs w:val="28"/>
+              </w:rPr>
+              <w:t xml:space="preserve">Виды риска (ущерба)</w:t>
+            </w:r>
+          </w:p>
+        </w:tc>
+        <w:tc>
+          <w:tcPr>
+            <w:tcW w:w="0" w:type="auto"/>
+          </w:tcPr>
+          <w:p>
+            <w:pPr>
+              <w:spacing w:line="276" w:lineRule="auto"/>
+              <w:jc w:val="left"/>
+            </w:pPr>
+            <w:r>
+              <w:rPr>
+                <w:rFonts w:ascii="Times New Roman" w:hAnsi="Times New Roman" w:cs="Times New Roman"/>
+                <w:sz w:val="28"/>
+                <w:szCs w:val="28"/>
+              </w:rPr>
+              <w:t xml:space="preserve">Возможные типовые негативные последствия</w:t>
             </w:r>
           </w:p>
         </w:tc>
@@ -11130,26 +11130,7 @@
                 <w:sz w:val="28"/>
                 <w:szCs w:val="28"/>
               </w:rPr>
-              <w:t xml:space="preserve">НП.1</w:t>
-            </w:r>
-          </w:p>
-        </w:tc>
-        <w:tc>
-          <w:tcPr>
-            <w:tcW w:w="0" w:type="auto"/>
-          </w:tcPr>
-          <w:p>
-            <w:pPr>
-              <w:spacing w:line="276" w:lineRule="auto"/>
-              <w:jc w:val="left"/>
-            </w:pPr>
-            <w:r>
-              <w:rPr>
-                <w:rFonts w:ascii="Times New Roman" w:hAnsi="Times New Roman" w:cs="Times New Roman"/>
-                <w:sz w:val="28"/>
-                <w:szCs w:val="28"/>
-              </w:rPr>
-              <w:t xml:space="preserve">Разглашение персональных данных пациентов и сотрудников медицинской организации-оператора</w:t>
+              <w:t xml:space="preserve">1</w:t>
             </w:r>
           </w:p>
         </w:tc>
@@ -11169,6 +11150,25 @@
                 <w:szCs w:val="28"/>
               </w:rPr>
               <w:t xml:space="preserve">У1. Ущерб физическому лицу</w:t>
+            </w:r>
+          </w:p>
+        </w:tc>
+        <w:tc>
+          <w:tcPr>
+            <w:tcW w:w="0" w:type="auto"/>
+          </w:tcPr>
+          <w:p>
+            <w:pPr>
+              <w:spacing w:line="276" w:lineRule="auto"/>
+              <w:jc w:val="left"/>
+            </w:pPr>
+            <w:r>
+              <w:rPr>
+                <w:rFonts w:ascii="Times New Roman" w:hAnsi="Times New Roman" w:cs="Times New Roman"/>
+                <w:sz w:val="28"/>
+                <w:szCs w:val="28"/>
+              </w:rPr>
+              <w:t xml:space="preserve">НП.1. Разглашение персональных данных пациентов и сотрудников медицинской организации-оператора. НП.2. Нарушение неприкосновенности частной жизни пациента (в том числе разглашение сведений о факте обращения пациента за оказанием медицинской помощи и сведений о состоянии его здоровья). НП.3. Нарушение врачебной тайны в отношении пациента. НП.4. Нарушение иных прав и свобод пациента и сотрудников медицинской организации-оператора, закреплённых в Конституции Российской Федерации и федеральных законах. НП.5. Нарушение конфиденциальности (утечка) персональных данных пациентов и сотрудников медицинской организации-оператора. НП.6. Финансовый или иной материальный ущерб физическому лицу (в том числе при использовании похищенных персональных данных пациента для совершения мошеннических действий, оформления кредитов, иных правонарушений). НП.7. Причинение вреда здоровью пациента или возникновение угрозы причинения вреда жизни и здоровью пациента вследствие искажения, подмены или уничтожения сведений в электронной медицинской карте, листе назначений, документах лекарственного обеспечения или результатах исследований. НП.8. Нарушение сроков оказания медицинской помощи пациенту вследствие недоступности электронной медицинской карты, результатов исследований или сведений о назначениях. НП.9. Ошибочная выдача или введение лекарственного средства пациенту вследствие искажения данных в листе назначений или аптечном контуре АС больницы. НП.10. Несанкционированное изменение или уничтожение результатов лабораторных и инструментальных исследований, приводящее к повторному назначению исследований или постановке неверного диагноза.</w:t>
             </w:r>
           </w:p>
         </w:tc>
@@ -11189,45 +11189,45 @@
                 <w:sz w:val="28"/>
                 <w:szCs w:val="28"/>
               </w:rPr>
-              <w:t xml:space="preserve">НП.2</w:t>
-            </w:r>
-          </w:p>
-        </w:tc>
-        <w:tc>
-          <w:tcPr>
-            <w:tcW w:w="0" w:type="auto"/>
-          </w:tcPr>
-          <w:p>
-            <w:pPr>
-              <w:spacing w:line="276" w:lineRule="auto"/>
-              <w:jc w:val="left"/>
-            </w:pPr>
-            <w:r>
-              <w:rPr>
-                <w:rFonts w:ascii="Times New Roman" w:hAnsi="Times New Roman" w:cs="Times New Roman"/>
-                <w:sz w:val="28"/>
-                <w:szCs w:val="28"/>
-              </w:rPr>
-              <w:t xml:space="preserve">Нарушение неприкосновенности частной жизни пациента (в том числе разглашение сведений о факте обращения пациента за оказанием медицинской помощи и сведений о состоянии его здоровья)</w:t>
-            </w:r>
-          </w:p>
-        </w:tc>
-        <w:tc>
-          <w:tcPr>
-            <w:tcW w:w="0" w:type="auto"/>
-          </w:tcPr>
-          <w:p>
-            <w:pPr>
-              <w:spacing w:line="276" w:lineRule="auto"/>
-              <w:jc w:val="left"/>
-            </w:pPr>
-            <w:r>
-              <w:rPr>
-                <w:rFonts w:ascii="Times New Roman" w:hAnsi="Times New Roman" w:cs="Times New Roman"/>
-                <w:sz w:val="28"/>
-                <w:szCs w:val="28"/>
-              </w:rPr>
-              <w:t xml:space="preserve">У1. Ущерб физическому лицу</w:t>
+              <w:t xml:space="preserve">2</w:t>
+            </w:r>
+          </w:p>
+        </w:tc>
+        <w:tc>
+          <w:tcPr>
+            <w:tcW w:w="0" w:type="auto"/>
+          </w:tcPr>
+          <w:p>
+            <w:pPr>
+              <w:spacing w:line="276" w:lineRule="auto"/>
+              <w:jc w:val="left"/>
+            </w:pPr>
+            <w:r>
+              <w:rPr>
+                <w:rFonts w:ascii="Times New Roman" w:hAnsi="Times New Roman" w:cs="Times New Roman"/>
+                <w:sz w:val="28"/>
+                <w:szCs w:val="28"/>
+              </w:rPr>
+              <w:t xml:space="preserve">У2. Риски юридическому лицу, связанные с хозяйственной деятельностью</w:t>
+            </w:r>
+          </w:p>
+        </w:tc>
+        <w:tc>
+          <w:tcPr>
+            <w:tcW w:w="0" w:type="auto"/>
+          </w:tcPr>
+          <w:p>
+            <w:pPr>
+              <w:spacing w:line="276" w:lineRule="auto"/>
+              <w:jc w:val="left"/>
+            </w:pPr>
+            <w:r>
+              <w:rPr>
+                <w:rFonts w:ascii="Times New Roman" w:hAnsi="Times New Roman" w:cs="Times New Roman"/>
+                <w:sz w:val="28"/>
+                <w:szCs w:val="28"/>
+              </w:rPr>
+              <w:t xml:space="preserve">НП.11. Нарушение законодательства Российской Федерации в области защиты персональных данных, охраны здоровья граждан и обработки сведений, составляющих врачебную тайну, медицинской организацией-оператором. НП.12. Необходимость дополнительных (незапланированных) затрат на выплаты штрафов (неустоек) или компенсаций пациентам и иным лицам, чьи права были нарушены в результате реализации угрозы безопасности информации. НП.13. Невозможность решения задач (реализации функций) АС больницы или снижение эффективности их решения, в том числе в части ведения электронной медицинской карты, оказания стационарной помощи, лекарственного обеспечения и финансового учёта. НП.14. Нарушение штатного режима функционирования АС больницы, в том числе временная или полная неработоспособность системы и её модулей, требующая перехода медицинской организации-оператора на резервный (бумажный) режим работы. НП.15. Необходимость изменения (перестроения) внутренних процедур медицинской организации-оператора для достижения целей, решения задач (реализации функций) АС больницы. НП.16. Необходимость дополнительных (незапланированных) затрат на закупку товаров, работ или услуг (в том числе закупку программного обеспечения, технических средств, вышедших из строя, замену, настройку, ремонт указанных средств, восстановление данных, расследование инцидентов информационной безопасности). НП.17. Утечка конфиденциальной информации медицинской организации-оператора (в том числе сведений о финансовых документах за платные медицинские услуги, реквизитов плательщиков, служебной информации ограниченного доступа, конфигурационных файлов средств защиты информации). НП.18. Неспособность выполнения медицинской организацией-оператором обязательств перед территориальным фондом обязательного медицинского страхования и иными смежными организациями (в части передачи реестров оказанных медицинских услуг, обязательных сведений в ЕГИСЗ, направлений на исследования и финансовых документов). НП.19. Потеря деловой репутации медицинской организации-оператора перед пациентами, контролирующими органами и смежными организациями. НП.20. Блокирование доступа к журналам аудита и журналам учёта выдачи лекарственных средств, делающее невозможным расследование инцидентов и восстановление хронологии событий. НП.21. Компрометация ключевых материалов средств криптографической защиты информации, приводящая к нарушению защищённости каналов передачи данных между КЗ-1 и КЗ-2, а также каналов взаимодействия со смежными информационными системами. НП.22. Недоступность сервисов взаимодействия со смежными информационными системами (сервисами обязательного медицинского страхования, лабораторной информационной системой, системой радиологической информации, ЕГИСЗ), приводящая к невозможности проверки полисов пациентов, передачи направлений и результатов исследований, формирования реестров оказанных услуг. НП.23. Несанкционированное использование вычислительных ресурсов серверного оборудования АС больницы (в том числе для майнинга криптовалют, рассылки спама, участия в DDoS-атаках), приводящее к деградации производительности системы и нарушению доступности сервисов для пользователей. НП.24. Утрата или повреждение резервных копий данных АС больницы, делающее невозможным восстановление информации после сбоя или инцидента информационной безопасности.</w:t>
             </w:r>
           </w:p>
         </w:tc>
@@ -11248,852 +11248,7 @@
                 <w:sz w:val="28"/>
                 <w:szCs w:val="28"/>
               </w:rPr>
-              <w:t xml:space="preserve">НП.3</w:t>
-            </w:r>
-          </w:p>
-        </w:tc>
-        <w:tc>
-          <w:tcPr>
-            <w:tcW w:w="0" w:type="auto"/>
-          </w:tcPr>
-          <w:p>
-            <w:pPr>
-              <w:spacing w:line="276" w:lineRule="auto"/>
-              <w:jc w:val="left"/>
-            </w:pPr>
-            <w:r>
-              <w:rPr>
-                <w:rFonts w:ascii="Times New Roman" w:hAnsi="Times New Roman" w:cs="Times New Roman"/>
-                <w:sz w:val="28"/>
-                <w:szCs w:val="28"/>
-              </w:rPr>
-              <w:t xml:space="preserve">Нарушение врачебной тайны в отношении пациента</w:t>
-            </w:r>
-          </w:p>
-        </w:tc>
-        <w:tc>
-          <w:tcPr>
-            <w:tcW w:w="0" w:type="auto"/>
-          </w:tcPr>
-          <w:p>
-            <w:pPr>
-              <w:spacing w:line="276" w:lineRule="auto"/>
-              <w:jc w:val="left"/>
-            </w:pPr>
-            <w:r>
-              <w:rPr>
-                <w:rFonts w:ascii="Times New Roman" w:hAnsi="Times New Roman" w:cs="Times New Roman"/>
-                <w:sz w:val="28"/>
-                <w:szCs w:val="28"/>
-              </w:rPr>
-              <w:t xml:space="preserve">У1. Ущерб физическому лицу</w:t>
-            </w:r>
-          </w:p>
-        </w:tc>
-      </w:tr>
-      <w:tr>
-        <w:tc>
-          <w:tcPr>
-            <w:tcW w:w="0" w:type="auto"/>
-          </w:tcPr>
-          <w:p>
-            <w:pPr>
-              <w:spacing w:line="276" w:lineRule="auto"/>
-              <w:jc w:val="left"/>
-            </w:pPr>
-            <w:r>
-              <w:rPr>
-                <w:rFonts w:ascii="Times New Roman" w:hAnsi="Times New Roman" w:cs="Times New Roman"/>
-                <w:sz w:val="28"/>
-                <w:szCs w:val="28"/>
-              </w:rPr>
-              <w:t xml:space="preserve">НП.4</w:t>
-            </w:r>
-          </w:p>
-        </w:tc>
-        <w:tc>
-          <w:tcPr>
-            <w:tcW w:w="0" w:type="auto"/>
-          </w:tcPr>
-          <w:p>
-            <w:pPr>
-              <w:spacing w:line="276" w:lineRule="auto"/>
-              <w:jc w:val="left"/>
-            </w:pPr>
-            <w:r>
-              <w:rPr>
-                <w:rFonts w:ascii="Times New Roman" w:hAnsi="Times New Roman" w:cs="Times New Roman"/>
-                <w:sz w:val="28"/>
-                <w:szCs w:val="28"/>
-              </w:rPr>
-              <w:t xml:space="preserve">Нарушение иных прав и свобод пациента и сотрудников медицинской организации-оператора, закреплённых в Конституции Российской Федерации и федеральных законах</w:t>
-            </w:r>
-          </w:p>
-        </w:tc>
-        <w:tc>
-          <w:tcPr>
-            <w:tcW w:w="0" w:type="auto"/>
-          </w:tcPr>
-          <w:p>
-            <w:pPr>
-              <w:spacing w:line="276" w:lineRule="auto"/>
-              <w:jc w:val="left"/>
-            </w:pPr>
-            <w:r>
-              <w:rPr>
-                <w:rFonts w:ascii="Times New Roman" w:hAnsi="Times New Roman" w:cs="Times New Roman"/>
-                <w:sz w:val="28"/>
-                <w:szCs w:val="28"/>
-              </w:rPr>
-              <w:t xml:space="preserve">У1. Ущерб физическому лицу</w:t>
-            </w:r>
-          </w:p>
-        </w:tc>
-      </w:tr>
-      <w:tr>
-        <w:tc>
-          <w:tcPr>
-            <w:tcW w:w="0" w:type="auto"/>
-          </w:tcPr>
-          <w:p>
-            <w:pPr>
-              <w:spacing w:line="276" w:lineRule="auto"/>
-              <w:jc w:val="left"/>
-            </w:pPr>
-            <w:r>
-              <w:rPr>
-                <w:rFonts w:ascii="Times New Roman" w:hAnsi="Times New Roman" w:cs="Times New Roman"/>
-                <w:sz w:val="28"/>
-                <w:szCs w:val="28"/>
-              </w:rPr>
-              <w:t xml:space="preserve">НП.5</w:t>
-            </w:r>
-          </w:p>
-        </w:tc>
-        <w:tc>
-          <w:tcPr>
-            <w:tcW w:w="0" w:type="auto"/>
-          </w:tcPr>
-          <w:p>
-            <w:pPr>
-              <w:spacing w:line="276" w:lineRule="auto"/>
-              <w:jc w:val="left"/>
-            </w:pPr>
-            <w:r>
-              <w:rPr>
-                <w:rFonts w:ascii="Times New Roman" w:hAnsi="Times New Roman" w:cs="Times New Roman"/>
-                <w:sz w:val="28"/>
-                <w:szCs w:val="28"/>
-              </w:rPr>
-              <w:t xml:space="preserve">Нарушение конфиденциальности (утечка) персональных данных пациентов и сотрудников медицинской организации-оператора</w:t>
-            </w:r>
-          </w:p>
-        </w:tc>
-        <w:tc>
-          <w:tcPr>
-            <w:tcW w:w="0" w:type="auto"/>
-          </w:tcPr>
-          <w:p>
-            <w:pPr>
-              <w:spacing w:line="276" w:lineRule="auto"/>
-              <w:jc w:val="left"/>
-            </w:pPr>
-            <w:r>
-              <w:rPr>
-                <w:rFonts w:ascii="Times New Roman" w:hAnsi="Times New Roman" w:cs="Times New Roman"/>
-                <w:sz w:val="28"/>
-                <w:szCs w:val="28"/>
-              </w:rPr>
-              <w:t xml:space="preserve">У1. Ущерб физическому лицу</w:t>
-            </w:r>
-          </w:p>
-        </w:tc>
-      </w:tr>
-      <w:tr>
-        <w:tc>
-          <w:tcPr>
-            <w:tcW w:w="0" w:type="auto"/>
-          </w:tcPr>
-          <w:p>
-            <w:pPr>
-              <w:spacing w:line="276" w:lineRule="auto"/>
-              <w:jc w:val="left"/>
-            </w:pPr>
-            <w:r>
-              <w:rPr>
-                <w:rFonts w:ascii="Times New Roman" w:hAnsi="Times New Roman" w:cs="Times New Roman"/>
-                <w:sz w:val="28"/>
-                <w:szCs w:val="28"/>
-              </w:rPr>
-              <w:t xml:space="preserve">НП.6</w:t>
-            </w:r>
-          </w:p>
-        </w:tc>
-        <w:tc>
-          <w:tcPr>
-            <w:tcW w:w="0" w:type="auto"/>
-          </w:tcPr>
-          <w:p>
-            <w:pPr>
-              <w:spacing w:line="276" w:lineRule="auto"/>
-              <w:jc w:val="left"/>
-            </w:pPr>
-            <w:r>
-              <w:rPr>
-                <w:rFonts w:ascii="Times New Roman" w:hAnsi="Times New Roman" w:cs="Times New Roman"/>
-                <w:sz w:val="28"/>
-                <w:szCs w:val="28"/>
-              </w:rPr>
-              <w:t xml:space="preserve">Финансовый или иной материальный ущерб физическому лицу (в том числе при использовании похищенных персональных данных пациента для совершения мошеннических действий, оформления кредитов, иных правонарушений)</w:t>
-            </w:r>
-          </w:p>
-        </w:tc>
-        <w:tc>
-          <w:tcPr>
-            <w:tcW w:w="0" w:type="auto"/>
-          </w:tcPr>
-          <w:p>
-            <w:pPr>
-              <w:spacing w:line="276" w:lineRule="auto"/>
-              <w:jc w:val="left"/>
-            </w:pPr>
-            <w:r>
-              <w:rPr>
-                <w:rFonts w:ascii="Times New Roman" w:hAnsi="Times New Roman" w:cs="Times New Roman"/>
-                <w:sz w:val="28"/>
-                <w:szCs w:val="28"/>
-              </w:rPr>
-              <w:t xml:space="preserve">У1. Ущерб физическому лицу</w:t>
-            </w:r>
-          </w:p>
-        </w:tc>
-      </w:tr>
-      <w:tr>
-        <w:tc>
-          <w:tcPr>
-            <w:tcW w:w="0" w:type="auto"/>
-          </w:tcPr>
-          <w:p>
-            <w:pPr>
-              <w:spacing w:line="276" w:lineRule="auto"/>
-              <w:jc w:val="left"/>
-            </w:pPr>
-            <w:r>
-              <w:rPr>
-                <w:rFonts w:ascii="Times New Roman" w:hAnsi="Times New Roman" w:cs="Times New Roman"/>
-                <w:sz w:val="28"/>
-                <w:szCs w:val="28"/>
-              </w:rPr>
-              <w:t xml:space="preserve">НП.7</w:t>
-            </w:r>
-          </w:p>
-        </w:tc>
-        <w:tc>
-          <w:tcPr>
-            <w:tcW w:w="0" w:type="auto"/>
-          </w:tcPr>
-          <w:p>
-            <w:pPr>
-              <w:spacing w:line="276" w:lineRule="auto"/>
-              <w:jc w:val="left"/>
-            </w:pPr>
-            <w:r>
-              <w:rPr>
-                <w:rFonts w:ascii="Times New Roman" w:hAnsi="Times New Roman" w:cs="Times New Roman"/>
-                <w:sz w:val="28"/>
-                <w:szCs w:val="28"/>
-              </w:rPr>
-              <w:t xml:space="preserve">Причинение вреда здоровью пациента или возникновение угрозы причинения вреда жизни и здоровью пациента вследствие искажения, подмены или уничтожения сведений в электронной медицинской карте, листе назначений, документах лекарственного обеспечения или результатах исследований</w:t>
-            </w:r>
-          </w:p>
-        </w:tc>
-        <w:tc>
-          <w:tcPr>
-            <w:tcW w:w="0" w:type="auto"/>
-          </w:tcPr>
-          <w:p>
-            <w:pPr>
-              <w:spacing w:line="276" w:lineRule="auto"/>
-              <w:jc w:val="left"/>
-            </w:pPr>
-            <w:r>
-              <w:rPr>
-                <w:rFonts w:ascii="Times New Roman" w:hAnsi="Times New Roman" w:cs="Times New Roman"/>
-                <w:sz w:val="28"/>
-                <w:szCs w:val="28"/>
-              </w:rPr>
-              <w:t xml:space="preserve">У1. Ущерб физическому лицу</w:t>
-            </w:r>
-          </w:p>
-        </w:tc>
-      </w:tr>
-      <w:tr>
-        <w:tc>
-          <w:tcPr>
-            <w:tcW w:w="0" w:type="auto"/>
-          </w:tcPr>
-          <w:p>
-            <w:pPr>
-              <w:spacing w:line="276" w:lineRule="auto"/>
-              <w:jc w:val="left"/>
-            </w:pPr>
-            <w:r>
-              <w:rPr>
-                <w:rFonts w:ascii="Times New Roman" w:hAnsi="Times New Roman" w:cs="Times New Roman"/>
-                <w:sz w:val="28"/>
-                <w:szCs w:val="28"/>
-              </w:rPr>
-              <w:t xml:space="preserve">НП.8</w:t>
-            </w:r>
-          </w:p>
-        </w:tc>
-        <w:tc>
-          <w:tcPr>
-            <w:tcW w:w="0" w:type="auto"/>
-          </w:tcPr>
-          <w:p>
-            <w:pPr>
-              <w:spacing w:line="276" w:lineRule="auto"/>
-              <w:jc w:val="left"/>
-            </w:pPr>
-            <w:r>
-              <w:rPr>
-                <w:rFonts w:ascii="Times New Roman" w:hAnsi="Times New Roman" w:cs="Times New Roman"/>
-                <w:sz w:val="28"/>
-                <w:szCs w:val="28"/>
-              </w:rPr>
-              <w:t xml:space="preserve">Нарушение законодательства Российской Федерации в области защиты персональных данных, охраны здоровья граждан и обработки сведений, составляющих врачебную тайну, медицинской организацией-оператором</w:t>
-            </w:r>
-          </w:p>
-        </w:tc>
-        <w:tc>
-          <w:tcPr>
-            <w:tcW w:w="0" w:type="auto"/>
-          </w:tcPr>
-          <w:p>
-            <w:pPr>
-              <w:spacing w:line="276" w:lineRule="auto"/>
-              <w:jc w:val="left"/>
-            </w:pPr>
-            <w:r>
-              <w:rPr>
-                <w:rFonts w:ascii="Times New Roman" w:hAnsi="Times New Roman" w:cs="Times New Roman"/>
-                <w:sz w:val="28"/>
-                <w:szCs w:val="28"/>
-              </w:rPr>
-              <w:t xml:space="preserve">У2. Риски юридическому лицу, связанные с хозяйственной деятельностью</w:t>
-            </w:r>
-          </w:p>
-        </w:tc>
-      </w:tr>
-      <w:tr>
-        <w:tc>
-          <w:tcPr>
-            <w:tcW w:w="0" w:type="auto"/>
-          </w:tcPr>
-          <w:p>
-            <w:pPr>
-              <w:spacing w:line="276" w:lineRule="auto"/>
-              <w:jc w:val="left"/>
-            </w:pPr>
-            <w:r>
-              <w:rPr>
-                <w:rFonts w:ascii="Times New Roman" w:hAnsi="Times New Roman" w:cs="Times New Roman"/>
-                <w:sz w:val="28"/>
-                <w:szCs w:val="28"/>
-              </w:rPr>
-              <w:t xml:space="preserve">НП.9</w:t>
-            </w:r>
-          </w:p>
-        </w:tc>
-        <w:tc>
-          <w:tcPr>
-            <w:tcW w:w="0" w:type="auto"/>
-          </w:tcPr>
-          <w:p>
-            <w:pPr>
-              <w:spacing w:line="276" w:lineRule="auto"/>
-              <w:jc w:val="left"/>
-            </w:pPr>
-            <w:r>
-              <w:rPr>
-                <w:rFonts w:ascii="Times New Roman" w:hAnsi="Times New Roman" w:cs="Times New Roman"/>
-                <w:sz w:val="28"/>
-                <w:szCs w:val="28"/>
-              </w:rPr>
-              <w:t xml:space="preserve">Необходимость дополнительных (незапланированных) затрат на выплаты штрафов (неустоек) или компенсаций пациентам и иным лицам, чьи права были нарушены в результате реализации угрозы безопасности информации</w:t>
-            </w:r>
-          </w:p>
-        </w:tc>
-        <w:tc>
-          <w:tcPr>
-            <w:tcW w:w="0" w:type="auto"/>
-          </w:tcPr>
-          <w:p>
-            <w:pPr>
-              <w:spacing w:line="276" w:lineRule="auto"/>
-              <w:jc w:val="left"/>
-            </w:pPr>
-            <w:r>
-              <w:rPr>
-                <w:rFonts w:ascii="Times New Roman" w:hAnsi="Times New Roman" w:cs="Times New Roman"/>
-                <w:sz w:val="28"/>
-                <w:szCs w:val="28"/>
-              </w:rPr>
-              <w:t xml:space="preserve">У2. Риски юридическому лицу, связанные с хозяйственной деятельностью</w:t>
-            </w:r>
-          </w:p>
-        </w:tc>
-      </w:tr>
-      <w:tr>
-        <w:tc>
-          <w:tcPr>
-            <w:tcW w:w="0" w:type="auto"/>
-          </w:tcPr>
-          <w:p>
-            <w:pPr>
-              <w:spacing w:line="276" w:lineRule="auto"/>
-              <w:jc w:val="left"/>
-            </w:pPr>
-            <w:r>
-              <w:rPr>
-                <w:rFonts w:ascii="Times New Roman" w:hAnsi="Times New Roman" w:cs="Times New Roman"/>
-                <w:sz w:val="28"/>
-                <w:szCs w:val="28"/>
-              </w:rPr>
-              <w:t xml:space="preserve">НП.10</w:t>
-            </w:r>
-          </w:p>
-        </w:tc>
-        <w:tc>
-          <w:tcPr>
-            <w:tcW w:w="0" w:type="auto"/>
-          </w:tcPr>
-          <w:p>
-            <w:pPr>
-              <w:spacing w:line="276" w:lineRule="auto"/>
-              <w:jc w:val="left"/>
-            </w:pPr>
-            <w:r>
-              <w:rPr>
-                <w:rFonts w:ascii="Times New Roman" w:hAnsi="Times New Roman" w:cs="Times New Roman"/>
-                <w:sz w:val="28"/>
-                <w:szCs w:val="28"/>
-              </w:rPr>
-              <w:t xml:space="preserve">Невозможность решения задач (реализации функций) АС больницы или снижение эффективности их решения, в том числе в части ведения электронной медицинской карты, оказания стационарной помощи, лекарственного обеспечения и финансового учёта</w:t>
-            </w:r>
-          </w:p>
-        </w:tc>
-        <w:tc>
-          <w:tcPr>
-            <w:tcW w:w="0" w:type="auto"/>
-          </w:tcPr>
-          <w:p>
-            <w:pPr>
-              <w:spacing w:line="276" w:lineRule="auto"/>
-              <w:jc w:val="left"/>
-            </w:pPr>
-            <w:r>
-              <w:rPr>
-                <w:rFonts w:ascii="Times New Roman" w:hAnsi="Times New Roman" w:cs="Times New Roman"/>
-                <w:sz w:val="28"/>
-                <w:szCs w:val="28"/>
-              </w:rPr>
-              <w:t xml:space="preserve">У2. Риски юридическому лицу, связанные с хозяйственной деятельностью</w:t>
-            </w:r>
-          </w:p>
-        </w:tc>
-      </w:tr>
-      <w:tr>
-        <w:tc>
-          <w:tcPr>
-            <w:tcW w:w="0" w:type="auto"/>
-          </w:tcPr>
-          <w:p>
-            <w:pPr>
-              <w:spacing w:line="276" w:lineRule="auto"/>
-              <w:jc w:val="left"/>
-            </w:pPr>
-            <w:r>
-              <w:rPr>
-                <w:rFonts w:ascii="Times New Roman" w:hAnsi="Times New Roman" w:cs="Times New Roman"/>
-                <w:sz w:val="28"/>
-                <w:szCs w:val="28"/>
-              </w:rPr>
-              <w:t xml:space="preserve">НП.11</w:t>
-            </w:r>
-          </w:p>
-        </w:tc>
-        <w:tc>
-          <w:tcPr>
-            <w:tcW w:w="0" w:type="auto"/>
-          </w:tcPr>
-          <w:p>
-            <w:pPr>
-              <w:spacing w:line="276" w:lineRule="auto"/>
-              <w:jc w:val="left"/>
-            </w:pPr>
-            <w:r>
-              <w:rPr>
-                <w:rFonts w:ascii="Times New Roman" w:hAnsi="Times New Roman" w:cs="Times New Roman"/>
-                <w:sz w:val="28"/>
-                <w:szCs w:val="28"/>
-              </w:rPr>
-              <w:t xml:space="preserve">Нарушение штатного режима функционирования АС больницы, в том числе временная или полная неработоспособность системы и её модулей, требующая перехода медицинской организации-оператора на резервный (бумажный) режим работы</w:t>
-            </w:r>
-          </w:p>
-        </w:tc>
-        <w:tc>
-          <w:tcPr>
-            <w:tcW w:w="0" w:type="auto"/>
-          </w:tcPr>
-          <w:p>
-            <w:pPr>
-              <w:spacing w:line="276" w:lineRule="auto"/>
-              <w:jc w:val="left"/>
-            </w:pPr>
-            <w:r>
-              <w:rPr>
-                <w:rFonts w:ascii="Times New Roman" w:hAnsi="Times New Roman" w:cs="Times New Roman"/>
-                <w:sz w:val="28"/>
-                <w:szCs w:val="28"/>
-              </w:rPr>
-              <w:t xml:space="preserve">У2. Риски юридическому лицу, связанные с хозяйственной деятельностью</w:t>
-            </w:r>
-          </w:p>
-        </w:tc>
-      </w:tr>
-      <w:tr>
-        <w:tc>
-          <w:tcPr>
-            <w:tcW w:w="0" w:type="auto"/>
-          </w:tcPr>
-          <w:p>
-            <w:pPr>
-              <w:spacing w:line="276" w:lineRule="auto"/>
-              <w:jc w:val="left"/>
-            </w:pPr>
-            <w:r>
-              <w:rPr>
-                <w:rFonts w:ascii="Times New Roman" w:hAnsi="Times New Roman" w:cs="Times New Roman"/>
-                <w:sz w:val="28"/>
-                <w:szCs w:val="28"/>
-              </w:rPr>
-              <w:t xml:space="preserve">НП.12</w:t>
-            </w:r>
-          </w:p>
-        </w:tc>
-        <w:tc>
-          <w:tcPr>
-            <w:tcW w:w="0" w:type="auto"/>
-          </w:tcPr>
-          <w:p>
-            <w:pPr>
-              <w:spacing w:line="276" w:lineRule="auto"/>
-              <w:jc w:val="left"/>
-            </w:pPr>
-            <w:r>
-              <w:rPr>
-                <w:rFonts w:ascii="Times New Roman" w:hAnsi="Times New Roman" w:cs="Times New Roman"/>
-                <w:sz w:val="28"/>
-                <w:szCs w:val="28"/>
-              </w:rPr>
-              <w:t xml:space="preserve">Необходимость изменения (перестроения) внутренних процедур медицинской организации-оператора для достижения целей, решения задач (реализации функций) АС больницы</w:t>
-            </w:r>
-          </w:p>
-        </w:tc>
-        <w:tc>
-          <w:tcPr>
-            <w:tcW w:w="0" w:type="auto"/>
-          </w:tcPr>
-          <w:p>
-            <w:pPr>
-              <w:spacing w:line="276" w:lineRule="auto"/>
-              <w:jc w:val="left"/>
-            </w:pPr>
-            <w:r>
-              <w:rPr>
-                <w:rFonts w:ascii="Times New Roman" w:hAnsi="Times New Roman" w:cs="Times New Roman"/>
-                <w:sz w:val="28"/>
-                <w:szCs w:val="28"/>
-              </w:rPr>
-              <w:t xml:space="preserve">У2. Риски юридическому лицу, связанные с хозяйственной деятельностью</w:t>
-            </w:r>
-          </w:p>
-        </w:tc>
-      </w:tr>
-      <w:tr>
-        <w:tc>
-          <w:tcPr>
-            <w:tcW w:w="0" w:type="auto"/>
-          </w:tcPr>
-          <w:p>
-            <w:pPr>
-              <w:spacing w:line="276" w:lineRule="auto"/>
-              <w:jc w:val="left"/>
-            </w:pPr>
-            <w:r>
-              <w:rPr>
-                <w:rFonts w:ascii="Times New Roman" w:hAnsi="Times New Roman" w:cs="Times New Roman"/>
-                <w:sz w:val="28"/>
-                <w:szCs w:val="28"/>
-              </w:rPr>
-              <w:t xml:space="preserve">НП.13</w:t>
-            </w:r>
-          </w:p>
-        </w:tc>
-        <w:tc>
-          <w:tcPr>
-            <w:tcW w:w="0" w:type="auto"/>
-          </w:tcPr>
-          <w:p>
-            <w:pPr>
-              <w:spacing w:line="276" w:lineRule="auto"/>
-              <w:jc w:val="left"/>
-            </w:pPr>
-            <w:r>
-              <w:rPr>
-                <w:rFonts w:ascii="Times New Roman" w:hAnsi="Times New Roman" w:cs="Times New Roman"/>
-                <w:sz w:val="28"/>
-                <w:szCs w:val="28"/>
-              </w:rPr>
-              <w:t xml:space="preserve">Необходимость дополнительных (незапланированных) затрат на закупку товаров, работ или услуг (в том числе закупку программного обеспечения, технических средств, вышедших из строя, замену, настройку, ремонт указанных средств, восстановление данных, расследование инцидентов информационной безопасности)</w:t>
-            </w:r>
-          </w:p>
-        </w:tc>
-        <w:tc>
-          <w:tcPr>
-            <w:tcW w:w="0" w:type="auto"/>
-          </w:tcPr>
-          <w:p>
-            <w:pPr>
-              <w:spacing w:line="276" w:lineRule="auto"/>
-              <w:jc w:val="left"/>
-            </w:pPr>
-            <w:r>
-              <w:rPr>
-                <w:rFonts w:ascii="Times New Roman" w:hAnsi="Times New Roman" w:cs="Times New Roman"/>
-                <w:sz w:val="28"/>
-                <w:szCs w:val="28"/>
-              </w:rPr>
-              <w:t xml:space="preserve">У2. Риски юридическому лицу, связанные с хозяйственной деятельностью</w:t>
-            </w:r>
-          </w:p>
-        </w:tc>
-      </w:tr>
-      <w:tr>
-        <w:tc>
-          <w:tcPr>
-            <w:tcW w:w="0" w:type="auto"/>
-          </w:tcPr>
-          <w:p>
-            <w:pPr>
-              <w:spacing w:line="276" w:lineRule="auto"/>
-              <w:jc w:val="left"/>
-            </w:pPr>
-            <w:r>
-              <w:rPr>
-                <w:rFonts w:ascii="Times New Roman" w:hAnsi="Times New Roman" w:cs="Times New Roman"/>
-                <w:sz w:val="28"/>
-                <w:szCs w:val="28"/>
-              </w:rPr>
-              <w:t xml:space="preserve">НП.14</w:t>
-            </w:r>
-          </w:p>
-        </w:tc>
-        <w:tc>
-          <w:tcPr>
-            <w:tcW w:w="0" w:type="auto"/>
-          </w:tcPr>
-          <w:p>
-            <w:pPr>
-              <w:spacing w:line="276" w:lineRule="auto"/>
-              <w:jc w:val="left"/>
-            </w:pPr>
-            <w:r>
-              <w:rPr>
-                <w:rFonts w:ascii="Times New Roman" w:hAnsi="Times New Roman" w:cs="Times New Roman"/>
-                <w:sz w:val="28"/>
-                <w:szCs w:val="28"/>
-              </w:rPr>
-              <w:t xml:space="preserve">Утечка конфиденциальной информации медицинской организации-оператора (в том числе сведений о финансовых документах за платные медицинские услуги, реквизитов плательщиков, служебной информации ограниченного доступа, конфигурационных файлов средств защиты информации)</w:t>
-            </w:r>
-          </w:p>
-        </w:tc>
-        <w:tc>
-          <w:tcPr>
-            <w:tcW w:w="0" w:type="auto"/>
-          </w:tcPr>
-          <w:p>
-            <w:pPr>
-              <w:spacing w:line="276" w:lineRule="auto"/>
-              <w:jc w:val="left"/>
-            </w:pPr>
-            <w:r>
-              <w:rPr>
-                <w:rFonts w:ascii="Times New Roman" w:hAnsi="Times New Roman" w:cs="Times New Roman"/>
-                <w:sz w:val="28"/>
-                <w:szCs w:val="28"/>
-              </w:rPr>
-              <w:t xml:space="preserve">У2. Риски юридическому лицу, связанные с хозяйственной деятельностью</w:t>
-            </w:r>
-          </w:p>
-        </w:tc>
-      </w:tr>
-      <w:tr>
-        <w:tc>
-          <w:tcPr>
-            <w:tcW w:w="0" w:type="auto"/>
-          </w:tcPr>
-          <w:p>
-            <w:pPr>
-              <w:spacing w:line="276" w:lineRule="auto"/>
-              <w:jc w:val="left"/>
-            </w:pPr>
-            <w:r>
-              <w:rPr>
-                <w:rFonts w:ascii="Times New Roman" w:hAnsi="Times New Roman" w:cs="Times New Roman"/>
-                <w:sz w:val="28"/>
-                <w:szCs w:val="28"/>
-              </w:rPr>
-              <w:t xml:space="preserve">НП.15</w:t>
-            </w:r>
-          </w:p>
-        </w:tc>
-        <w:tc>
-          <w:tcPr>
-            <w:tcW w:w="0" w:type="auto"/>
-          </w:tcPr>
-          <w:p>
-            <w:pPr>
-              <w:spacing w:line="276" w:lineRule="auto"/>
-              <w:jc w:val="left"/>
-            </w:pPr>
-            <w:r>
-              <w:rPr>
-                <w:rFonts w:ascii="Times New Roman" w:hAnsi="Times New Roman" w:cs="Times New Roman"/>
-                <w:sz w:val="28"/>
-                <w:szCs w:val="28"/>
-              </w:rPr>
-              <w:t xml:space="preserve">Неспособность выполнения медицинской организацией-оператором обязательств перед территориальным фондом обязательного медицинского страхования и иными смежными организациями (в части передачи реестров оказанных медицинских услуг, обязательных сведений в ЕГИСЗ, направлений на исследования и финансовых документов)</w:t>
-            </w:r>
-          </w:p>
-        </w:tc>
-        <w:tc>
-          <w:tcPr>
-            <w:tcW w:w="0" w:type="auto"/>
-          </w:tcPr>
-          <w:p>
-            <w:pPr>
-              <w:spacing w:line="276" w:lineRule="auto"/>
-              <w:jc w:val="left"/>
-            </w:pPr>
-            <w:r>
-              <w:rPr>
-                <w:rFonts w:ascii="Times New Roman" w:hAnsi="Times New Roman" w:cs="Times New Roman"/>
-                <w:sz w:val="28"/>
-                <w:szCs w:val="28"/>
-              </w:rPr>
-              <w:t xml:space="preserve">У2. Риски юридическому лицу, связанные с хозяйственной деятельностью</w:t>
-            </w:r>
-          </w:p>
-        </w:tc>
-      </w:tr>
-      <w:tr>
-        <w:tc>
-          <w:tcPr>
-            <w:tcW w:w="0" w:type="auto"/>
-          </w:tcPr>
-          <w:p>
-            <w:pPr>
-              <w:spacing w:line="276" w:lineRule="auto"/>
-              <w:jc w:val="left"/>
-            </w:pPr>
-            <w:r>
-              <w:rPr>
-                <w:rFonts w:ascii="Times New Roman" w:hAnsi="Times New Roman" w:cs="Times New Roman"/>
-                <w:sz w:val="28"/>
-                <w:szCs w:val="28"/>
-              </w:rPr>
-              <w:t xml:space="preserve">НП.16</w:t>
-            </w:r>
-          </w:p>
-        </w:tc>
-        <w:tc>
-          <w:tcPr>
-            <w:tcW w:w="0" w:type="auto"/>
-          </w:tcPr>
-          <w:p>
-            <w:pPr>
-              <w:spacing w:line="276" w:lineRule="auto"/>
-              <w:jc w:val="left"/>
-            </w:pPr>
-            <w:r>
-              <w:rPr>
-                <w:rFonts w:ascii="Times New Roman" w:hAnsi="Times New Roman" w:cs="Times New Roman"/>
-                <w:sz w:val="28"/>
-                <w:szCs w:val="28"/>
-              </w:rPr>
-              <w:t xml:space="preserve">Потеря деловой репутации медицинской организации-оператора перед пациентами, контролирующими органами и смежными организациями</w:t>
-            </w:r>
-          </w:p>
-        </w:tc>
-        <w:tc>
-          <w:tcPr>
-            <w:tcW w:w="0" w:type="auto"/>
-          </w:tcPr>
-          <w:p>
-            <w:pPr>
-              <w:spacing w:line="276" w:lineRule="auto"/>
-              <w:jc w:val="left"/>
-            </w:pPr>
-            <w:r>
-              <w:rPr>
-                <w:rFonts w:ascii="Times New Roman" w:hAnsi="Times New Roman" w:cs="Times New Roman"/>
-                <w:sz w:val="28"/>
-                <w:szCs w:val="28"/>
-              </w:rPr>
-              <w:t xml:space="preserve">У2. Риски юридическому лицу, связанные с хозяйственной деятельностью</w:t>
-            </w:r>
-          </w:p>
-        </w:tc>
-      </w:tr>
-      <w:tr>
-        <w:tc>
-          <w:tcPr>
-            <w:tcW w:w="0" w:type="auto"/>
-          </w:tcPr>
-          <w:p>
-            <w:pPr>
-              <w:spacing w:line="276" w:lineRule="auto"/>
-              <w:jc w:val="left"/>
-            </w:pPr>
-            <w:r>
-              <w:rPr>
-                <w:rFonts w:ascii="Times New Roman" w:hAnsi="Times New Roman" w:cs="Times New Roman"/>
-                <w:sz w:val="28"/>
-                <w:szCs w:val="28"/>
-              </w:rPr>
-              <w:t xml:space="preserve">НП.17</w:t>
-            </w:r>
-          </w:p>
-        </w:tc>
-        <w:tc>
-          <w:tcPr>
-            <w:tcW w:w="0" w:type="auto"/>
-          </w:tcPr>
-          <w:p>
-            <w:pPr>
-              <w:spacing w:line="276" w:lineRule="auto"/>
-              <w:jc w:val="left"/>
-            </w:pPr>
-            <w:r>
-              <w:rPr>
-                <w:rFonts w:ascii="Times New Roman" w:hAnsi="Times New Roman" w:cs="Times New Roman"/>
-                <w:sz w:val="28"/>
-                <w:szCs w:val="28"/>
-              </w:rPr>
-              <w:t xml:space="preserve">Нарушение порядка предоставления сведений в государственные информационные системы в сфере здравоохранения (ЕГИСЗ, федеральный регистр медицинских работников, федеральный регистр медицинских организаций), приводящее к недостоверности сведений федеральных информационных ресурсов</w:t>
+              <w:t xml:space="preserve">3</w:t>
             </w:r>
           </w:p>
         </w:tc>
@@ -12116,534 +11271,22 @@
             </w:r>
           </w:p>
         </w:tc>
-      </w:tr>
-      <w:tr>
-        <w:tc>
-          <w:tcPr>
-            <w:tcW w:w="0" w:type="auto"/>
-          </w:tcPr>
-          <w:p>
-            <w:pPr>
-              <w:spacing w:line="276" w:lineRule="auto"/>
-              <w:jc w:val="left"/>
-            </w:pPr>
-            <w:r>
-              <w:rPr>
-                <w:rFonts w:ascii="Times New Roman" w:hAnsi="Times New Roman" w:cs="Times New Roman"/>
-                <w:sz w:val="28"/>
-                <w:szCs w:val="28"/>
-              </w:rPr>
-              <w:t xml:space="preserve">НП.18</w:t>
-            </w:r>
-          </w:p>
-        </w:tc>
-        <w:tc>
-          <w:tcPr>
-            <w:tcW w:w="0" w:type="auto"/>
-          </w:tcPr>
-          <w:p>
-            <w:pPr>
-              <w:spacing w:line="276" w:lineRule="auto"/>
-              <w:jc w:val="left"/>
-            </w:pPr>
-            <w:r>
-              <w:rPr>
-                <w:rFonts w:ascii="Times New Roman" w:hAnsi="Times New Roman" w:cs="Times New Roman"/>
-                <w:sz w:val="28"/>
-                <w:szCs w:val="28"/>
-              </w:rPr>
-              <w:t xml:space="preserve">Нарушение медицинской организацией-оператором установленных законодательством Российской Федерации требований в сфере охраны здоровья граждан, в том числе требований к качеству и доступности медицинской помощи</w:t>
-            </w:r>
-          </w:p>
-        </w:tc>
-        <w:tc>
-          <w:tcPr>
-            <w:tcW w:w="0" w:type="auto"/>
-          </w:tcPr>
-          <w:p>
-            <w:pPr>
-              <w:spacing w:line="276" w:lineRule="auto"/>
-              <w:jc w:val="left"/>
-            </w:pPr>
-            <w:r>
-              <w:rPr>
-                <w:rFonts w:ascii="Times New Roman" w:hAnsi="Times New Roman" w:cs="Times New Roman"/>
-                <w:sz w:val="28"/>
-                <w:szCs w:val="28"/>
-              </w:rPr>
-              <w:t xml:space="preserve">У3. Ущерб государству в области обеспечения обороны страны, безопасности государства и правопорядка</w:t>
-            </w:r>
-          </w:p>
-        </w:tc>
-      </w:tr>
-      <w:tr>
-        <w:tc>
-          <w:tcPr>
-            <w:tcW w:w="0" w:type="auto"/>
-          </w:tcPr>
-          <w:p>
-            <w:pPr>
-              <w:spacing w:line="276" w:lineRule="auto"/>
-              <w:jc w:val="left"/>
-            </w:pPr>
-            <w:r>
-              <w:rPr>
-                <w:rFonts w:ascii="Times New Roman" w:hAnsi="Times New Roman" w:cs="Times New Roman"/>
-                <w:sz w:val="28"/>
-                <w:szCs w:val="28"/>
-              </w:rPr>
-              <w:t xml:space="preserve">НП.19</w:t>
-            </w:r>
-          </w:p>
-        </w:tc>
-        <w:tc>
-          <w:tcPr>
-            <w:tcW w:w="0" w:type="auto"/>
-          </w:tcPr>
-          <w:p>
-            <w:pPr>
-              <w:spacing w:line="276" w:lineRule="auto"/>
-              <w:jc w:val="left"/>
-            </w:pPr>
-            <w:r>
-              <w:rPr>
-                <w:rFonts w:ascii="Times New Roman" w:hAnsi="Times New Roman" w:cs="Times New Roman"/>
-                <w:sz w:val="28"/>
-                <w:szCs w:val="28"/>
-              </w:rPr>
-              <w:t xml:space="preserve">Нарушение сроков оказания медицинской помощи пациенту вследствие недоступности электронной медицинской карты, результатов исследований или сведений о назначениях</w:t>
-            </w:r>
-          </w:p>
-        </w:tc>
-        <w:tc>
-          <w:tcPr>
-            <w:tcW w:w="0" w:type="auto"/>
-          </w:tcPr>
-          <w:p>
-            <w:pPr>
-              <w:spacing w:line="276" w:lineRule="auto"/>
-              <w:jc w:val="left"/>
-            </w:pPr>
-            <w:r>
-              <w:rPr>
-                <w:rFonts w:ascii="Times New Roman" w:hAnsi="Times New Roman" w:cs="Times New Roman"/>
-                <w:sz w:val="28"/>
-                <w:szCs w:val="28"/>
-              </w:rPr>
-              <w:t xml:space="preserve">У1. Ущерб физическому лицу</w:t>
-            </w:r>
-          </w:p>
-        </w:tc>
-      </w:tr>
-      <w:tr>
-        <w:tc>
-          <w:tcPr>
-            <w:tcW w:w="0" w:type="auto"/>
-          </w:tcPr>
-          <w:p>
-            <w:pPr>
-              <w:spacing w:line="276" w:lineRule="auto"/>
-              <w:jc w:val="left"/>
-            </w:pPr>
-            <w:r>
-              <w:rPr>
-                <w:rFonts w:ascii="Times New Roman" w:hAnsi="Times New Roman" w:cs="Times New Roman"/>
-                <w:sz w:val="28"/>
-                <w:szCs w:val="28"/>
-              </w:rPr>
-              <w:t xml:space="preserve">НП.20</w:t>
-            </w:r>
-          </w:p>
-        </w:tc>
-        <w:tc>
-          <w:tcPr>
-            <w:tcW w:w="0" w:type="auto"/>
-          </w:tcPr>
-          <w:p>
-            <w:pPr>
-              <w:spacing w:line="276" w:lineRule="auto"/>
-              <w:jc w:val="left"/>
-            </w:pPr>
-            <w:r>
-              <w:rPr>
-                <w:rFonts w:ascii="Times New Roman" w:hAnsi="Times New Roman" w:cs="Times New Roman"/>
-                <w:sz w:val="28"/>
-                <w:szCs w:val="28"/>
-              </w:rPr>
-              <w:t xml:space="preserve">Ошибочная выдача или введение лекарственного средства пациенту вследствие искажения данных в листе назначений или аптечном контуре АС больницы</w:t>
-            </w:r>
-          </w:p>
-        </w:tc>
-        <w:tc>
-          <w:tcPr>
-            <w:tcW w:w="0" w:type="auto"/>
-          </w:tcPr>
-          <w:p>
-            <w:pPr>
-              <w:spacing w:line="276" w:lineRule="auto"/>
-              <w:jc w:val="left"/>
-            </w:pPr>
-            <w:r>
-              <w:rPr>
-                <w:rFonts w:ascii="Times New Roman" w:hAnsi="Times New Roman" w:cs="Times New Roman"/>
-                <w:sz w:val="28"/>
-                <w:szCs w:val="28"/>
-              </w:rPr>
-              <w:t xml:space="preserve">У1. Ущерб физическому лицу</w:t>
-            </w:r>
-          </w:p>
-        </w:tc>
-      </w:tr>
-      <w:tr>
-        <w:tc>
-          <w:tcPr>
-            <w:tcW w:w="0" w:type="auto"/>
-          </w:tcPr>
-          <w:p>
-            <w:pPr>
-              <w:spacing w:line="276" w:lineRule="auto"/>
-              <w:jc w:val="left"/>
-            </w:pPr>
-            <w:r>
-              <w:rPr>
-                <w:rFonts w:ascii="Times New Roman" w:hAnsi="Times New Roman" w:cs="Times New Roman"/>
-                <w:sz w:val="28"/>
-                <w:szCs w:val="28"/>
-              </w:rPr>
-              <w:t xml:space="preserve">НП.21</w:t>
-            </w:r>
-          </w:p>
-        </w:tc>
-        <w:tc>
-          <w:tcPr>
-            <w:tcW w:w="0" w:type="auto"/>
-          </w:tcPr>
-          <w:p>
-            <w:pPr>
-              <w:spacing w:line="276" w:lineRule="auto"/>
-              <w:jc w:val="left"/>
-            </w:pPr>
-            <w:r>
-              <w:rPr>
-                <w:rFonts w:ascii="Times New Roman" w:hAnsi="Times New Roman" w:cs="Times New Roman"/>
-                <w:sz w:val="28"/>
-                <w:szCs w:val="28"/>
-              </w:rPr>
-              <w:t xml:space="preserve">Несанкционированное изменение или уничтожение результатов лабораторных и инструментальных исследований, приводящее к повторному назначению исследований или постановке неверного диагноза</w:t>
-            </w:r>
-          </w:p>
-        </w:tc>
-        <w:tc>
-          <w:tcPr>
-            <w:tcW w:w="0" w:type="auto"/>
-          </w:tcPr>
-          <w:p>
-            <w:pPr>
-              <w:spacing w:line="276" w:lineRule="auto"/>
-              <w:jc w:val="left"/>
-            </w:pPr>
-            <w:r>
-              <w:rPr>
-                <w:rFonts w:ascii="Times New Roman" w:hAnsi="Times New Roman" w:cs="Times New Roman"/>
-                <w:sz w:val="28"/>
-                <w:szCs w:val="28"/>
-              </w:rPr>
-              <w:t xml:space="preserve">У1. Ущерб физическому лицу</w:t>
-            </w:r>
-          </w:p>
-        </w:tc>
-      </w:tr>
-      <w:tr>
-        <w:tc>
-          <w:tcPr>
-            <w:tcW w:w="0" w:type="auto"/>
-          </w:tcPr>
-          <w:p>
-            <w:pPr>
-              <w:spacing w:line="276" w:lineRule="auto"/>
-              <w:jc w:val="left"/>
-            </w:pPr>
-            <w:r>
-              <w:rPr>
-                <w:rFonts w:ascii="Times New Roman" w:hAnsi="Times New Roman" w:cs="Times New Roman"/>
-                <w:sz w:val="28"/>
-                <w:szCs w:val="28"/>
-              </w:rPr>
-              <w:t xml:space="preserve">НП.22</w:t>
-            </w:r>
-          </w:p>
-        </w:tc>
-        <w:tc>
-          <w:tcPr>
-            <w:tcW w:w="0" w:type="auto"/>
-          </w:tcPr>
-          <w:p>
-            <w:pPr>
-              <w:spacing w:line="276" w:lineRule="auto"/>
-              <w:jc w:val="left"/>
-            </w:pPr>
-            <w:r>
-              <w:rPr>
-                <w:rFonts w:ascii="Times New Roman" w:hAnsi="Times New Roman" w:cs="Times New Roman"/>
-                <w:sz w:val="28"/>
-                <w:szCs w:val="28"/>
-              </w:rPr>
-              <w:t xml:space="preserve">Блокирование доступа к журналам аудита и журналам учёта выдачи лекарственных средств, делающее невозможным расследование инцидентов и восстановление хронологии событий</w:t>
-            </w:r>
-          </w:p>
-        </w:tc>
-        <w:tc>
-          <w:tcPr>
-            <w:tcW w:w="0" w:type="auto"/>
-          </w:tcPr>
-          <w:p>
-            <w:pPr>
-              <w:spacing w:line="276" w:lineRule="auto"/>
-              <w:jc w:val="left"/>
-            </w:pPr>
-            <w:r>
-              <w:rPr>
-                <w:rFonts w:ascii="Times New Roman" w:hAnsi="Times New Roman" w:cs="Times New Roman"/>
-                <w:sz w:val="28"/>
-                <w:szCs w:val="28"/>
-              </w:rPr>
-              <w:t xml:space="preserve">У2. Риски юридическому лицу, связанные с хозяйственной деятельностью</w:t>
-            </w:r>
-          </w:p>
-        </w:tc>
-      </w:tr>
-      <w:tr>
-        <w:tc>
-          <w:tcPr>
-            <w:tcW w:w="0" w:type="auto"/>
-          </w:tcPr>
-          <w:p>
-            <w:pPr>
-              <w:spacing w:line="276" w:lineRule="auto"/>
-              <w:jc w:val="left"/>
-            </w:pPr>
-            <w:r>
-              <w:rPr>
-                <w:rFonts w:ascii="Times New Roman" w:hAnsi="Times New Roman" w:cs="Times New Roman"/>
-                <w:sz w:val="28"/>
-                <w:szCs w:val="28"/>
-              </w:rPr>
-              <w:t xml:space="preserve">НП.23</w:t>
-            </w:r>
-          </w:p>
-        </w:tc>
-        <w:tc>
-          <w:tcPr>
-            <w:tcW w:w="0" w:type="auto"/>
-          </w:tcPr>
-          <w:p>
-            <w:pPr>
-              <w:spacing w:line="276" w:lineRule="auto"/>
-              <w:jc w:val="left"/>
-            </w:pPr>
-            <w:r>
-              <w:rPr>
-                <w:rFonts w:ascii="Times New Roman" w:hAnsi="Times New Roman" w:cs="Times New Roman"/>
-                <w:sz w:val="28"/>
-                <w:szCs w:val="28"/>
-              </w:rPr>
-              <w:t xml:space="preserve">Компрометация ключевых материалов средств криптографической защиты информации, приводящая к нарушению защищённости каналов передачи данных между КЗ-1 и КЗ-2, а также каналов взаимодействия со смежными информационными системами</w:t>
-            </w:r>
-          </w:p>
-        </w:tc>
-        <w:tc>
-          <w:tcPr>
-            <w:tcW w:w="0" w:type="auto"/>
-          </w:tcPr>
-          <w:p>
-            <w:pPr>
-              <w:spacing w:line="276" w:lineRule="auto"/>
-              <w:jc w:val="left"/>
-            </w:pPr>
-            <w:r>
-              <w:rPr>
-                <w:rFonts w:ascii="Times New Roman" w:hAnsi="Times New Roman" w:cs="Times New Roman"/>
-                <w:sz w:val="28"/>
-                <w:szCs w:val="28"/>
-              </w:rPr>
-              <w:t xml:space="preserve">У2. Риски юридическому лицу, связанные с хозяйственной деятельностью</w:t>
-            </w:r>
-          </w:p>
-        </w:tc>
-      </w:tr>
-      <w:tr>
-        <w:tc>
-          <w:tcPr>
-            <w:tcW w:w="0" w:type="auto"/>
-          </w:tcPr>
-          <w:p>
-            <w:pPr>
-              <w:spacing w:line="276" w:lineRule="auto"/>
-              <w:jc w:val="left"/>
-            </w:pPr>
-            <w:r>
-              <w:rPr>
-                <w:rFonts w:ascii="Times New Roman" w:hAnsi="Times New Roman" w:cs="Times New Roman"/>
-                <w:sz w:val="28"/>
-                <w:szCs w:val="28"/>
-              </w:rPr>
-              <w:t xml:space="preserve">НП.24</w:t>
-            </w:r>
-          </w:p>
-        </w:tc>
-        <w:tc>
-          <w:tcPr>
-            <w:tcW w:w="0" w:type="auto"/>
-          </w:tcPr>
-          <w:p>
-            <w:pPr>
-              <w:spacing w:line="276" w:lineRule="auto"/>
-              <w:jc w:val="left"/>
-            </w:pPr>
-            <w:r>
-              <w:rPr>
-                <w:rFonts w:ascii="Times New Roman" w:hAnsi="Times New Roman" w:cs="Times New Roman"/>
-                <w:sz w:val="28"/>
-                <w:szCs w:val="28"/>
-              </w:rPr>
-              <w:t xml:space="preserve">Недоступность сервисов взаимодействия со смежными информационными системами (сервисами обязательного медицинского страхования, лабораторной информационной системой, системой радиологической информации, ЕГИСЗ), приводящая к невозможности проверки полисов пациентов, передачи направлений и результатов исследований, формирования реестров оказанных услуг</w:t>
-            </w:r>
-          </w:p>
-        </w:tc>
-        <w:tc>
-          <w:tcPr>
-            <w:tcW w:w="0" w:type="auto"/>
-          </w:tcPr>
-          <w:p>
-            <w:pPr>
-              <w:spacing w:line="276" w:lineRule="auto"/>
-              <w:jc w:val="left"/>
-            </w:pPr>
-            <w:r>
-              <w:rPr>
-                <w:rFonts w:ascii="Times New Roman" w:hAnsi="Times New Roman" w:cs="Times New Roman"/>
-                <w:sz w:val="28"/>
-                <w:szCs w:val="28"/>
-              </w:rPr>
-              <w:t xml:space="preserve">У2. Риски юридическому лицу, связанные с хозяйственной деятельностью</w:t>
-            </w:r>
-          </w:p>
-        </w:tc>
-      </w:tr>
-      <w:tr>
-        <w:tc>
-          <w:tcPr>
-            <w:tcW w:w="0" w:type="auto"/>
-          </w:tcPr>
-          <w:p>
-            <w:pPr>
-              <w:spacing w:line="276" w:lineRule="auto"/>
-              <w:jc w:val="left"/>
-            </w:pPr>
-            <w:r>
-              <w:rPr>
-                <w:rFonts w:ascii="Times New Roman" w:hAnsi="Times New Roman" w:cs="Times New Roman"/>
-                <w:sz w:val="28"/>
-                <w:szCs w:val="28"/>
-              </w:rPr>
-              <w:t xml:space="preserve">НП.25</w:t>
-            </w:r>
-          </w:p>
-        </w:tc>
-        <w:tc>
-          <w:tcPr>
-            <w:tcW w:w="0" w:type="auto"/>
-          </w:tcPr>
-          <w:p>
-            <w:pPr>
-              <w:spacing w:line="276" w:lineRule="auto"/>
-              <w:jc w:val="left"/>
-            </w:pPr>
-            <w:r>
-              <w:rPr>
-                <w:rFonts w:ascii="Times New Roman" w:hAnsi="Times New Roman" w:cs="Times New Roman"/>
-                <w:sz w:val="28"/>
-                <w:szCs w:val="28"/>
-              </w:rPr>
-              <w:t xml:space="preserve">Несанкционированное использование вычислительных ресурсов серверного оборудования АС больницы (в том числе для майнинга криптовалют, рассылки спама, участия в DDoS-атаках), приводящее к деградации производительности системы и нарушению доступности сервисов для пользователей</w:t>
-            </w:r>
-          </w:p>
-        </w:tc>
-        <w:tc>
-          <w:tcPr>
-            <w:tcW w:w="0" w:type="auto"/>
-          </w:tcPr>
-          <w:p>
-            <w:pPr>
-              <w:spacing w:line="276" w:lineRule="auto"/>
-              <w:jc w:val="left"/>
-            </w:pPr>
-            <w:r>
-              <w:rPr>
-                <w:rFonts w:ascii="Times New Roman" w:hAnsi="Times New Roman" w:cs="Times New Roman"/>
-                <w:sz w:val="28"/>
-                <w:szCs w:val="28"/>
-              </w:rPr>
-              <w:t xml:space="preserve">У2. Риски юридическому лицу, связанные с хозяйственной деятельностью</w:t>
-            </w:r>
-          </w:p>
-        </w:tc>
-      </w:tr>
-      <w:tr>
-        <w:tc>
-          <w:tcPr>
-            <w:tcW w:w="0" w:type="auto"/>
-          </w:tcPr>
-          <w:p>
-            <w:pPr>
-              <w:spacing w:line="276" w:lineRule="auto"/>
-              <w:jc w:val="left"/>
-            </w:pPr>
-            <w:r>
-              <w:rPr>
-                <w:rFonts w:ascii="Times New Roman" w:hAnsi="Times New Roman" w:cs="Times New Roman"/>
-                <w:sz w:val="28"/>
-                <w:szCs w:val="28"/>
-              </w:rPr>
-              <w:t xml:space="preserve">НП.26</w:t>
-            </w:r>
-          </w:p>
-        </w:tc>
-        <w:tc>
-          <w:tcPr>
-            <w:tcW w:w="0" w:type="auto"/>
-          </w:tcPr>
-          <w:p>
-            <w:pPr>
-              <w:spacing w:line="276" w:lineRule="auto"/>
-              <w:jc w:val="left"/>
-            </w:pPr>
-            <w:r>
-              <w:rPr>
-                <w:rFonts w:ascii="Times New Roman" w:hAnsi="Times New Roman" w:cs="Times New Roman"/>
-                <w:sz w:val="28"/>
-                <w:szCs w:val="28"/>
-              </w:rPr>
-              <w:t xml:space="preserve">Утрата или повреждение резервных копий данных АС больницы, делающее невозможным восстановление информации после сбоя или инцидента информационной безопасности</w:t>
-            </w:r>
-          </w:p>
-        </w:tc>
-        <w:tc>
-          <w:tcPr>
-            <w:tcW w:w="0" w:type="auto"/>
-          </w:tcPr>
-          <w:p>
-            <w:pPr>
-              <w:spacing w:line="276" w:lineRule="auto"/>
-              <w:jc w:val="left"/>
-            </w:pPr>
-            <w:r>
-              <w:rPr>
-                <w:rFonts w:ascii="Times New Roman" w:hAnsi="Times New Roman" w:cs="Times New Roman"/>
-                <w:sz w:val="28"/>
-                <w:szCs w:val="28"/>
-              </w:rPr>
-              <w:t xml:space="preserve">У2. Риски юридическому лицу, связанные с хозяйственной деятельностью</w:t>
+        <w:tc>
+          <w:tcPr>
+            <w:tcW w:w="0" w:type="auto"/>
+          </w:tcPr>
+          <w:p>
+            <w:pPr>
+              <w:spacing w:line="276" w:lineRule="auto"/>
+              <w:jc w:val="left"/>
+            </w:pPr>
+            <w:r>
+              <w:rPr>
+                <w:rFonts w:ascii="Times New Roman" w:hAnsi="Times New Roman" w:cs="Times New Roman"/>
+                <w:sz w:val="28"/>
+                <w:szCs w:val="28"/>
+              </w:rPr>
+              <w:t xml:space="preserve">НП.25. Нарушение порядка предоставления сведений в государственные информационные системы в сфере здравоохранения (ЕГИСЗ, федеральный регистр медицинских работников, федеральный регистр медицинских организаций), приводящее к недостоверности сведений федеральных информационных ресурсов. НП.26. Нарушение медицинской организацией-оператором установленных законодательством Российской Федерации требований в сфере охраны здоровья граждан, в том числе требований к качеству и доступности медицинской помощи.</w:t>
             </w:r>
           </w:p>
         </w:tc>

--- a/Курсовая_больница.docx
+++ b/Курсовая_больница.docx
@@ -11287,6 +11287,6565 @@
                 <w:szCs w:val="28"/>
               </w:rPr>
               <w:t xml:space="preserve">НП.25. Нарушение порядка предоставления сведений в государственные информационные системы в сфере здравоохранения (ЕГИСЗ, федеральный регистр медицинских работников, федеральный регистр медицинских организаций), приводящее к недостоверности сведений федеральных информационных ресурсов. НП.26. Нарушение медицинской организацией-оператором установленных законодательством Российской Федерации требований в сфере охраны здоровья граждан, в том числе требований к качеству и доступности медицинской помощи.</w:t>
+            </w:r>
+          </w:p>
+        </w:tc>
+      </w:tr>
+    </w:tbl>
+    <w:p>
+      <w:pPr>
+        <w:spacing w:line="360" w:lineRule="auto"/>
+        <w:jc w:val="both"/>
+      </w:pPr>
+    </w:p>
+    <w:p>
+      <w:pPr>
+        <w:pStyle w:val="Heading1"/>
+        <w:keepNext/>
+        <w:pageBreakBefore/>
+        <w:spacing w:line="360" w:lineRule="auto" w:after="240"/>
+        <w:jc w:val="left"/>
+      </w:pPr>
+      <w:r>
+        <w:rPr>
+          <w:rFonts w:ascii="Times New Roman" w:hAnsi="Times New Roman" w:cs="Times New Roman"/>
+          <w:b/>
+          <w:bCs/>
+          <w:sz w:val="32"/>
+          <w:szCs w:val="32"/>
+        </w:rPr>
+        <w:t xml:space="preserve">6 Возможные объекты воздействия угроз безопасности информации и виды воздействия на них</w:t>
+      </w:r>
+    </w:p>
+    <w:p>
+      <w:pPr>
+        <w:spacing w:line="360" w:lineRule="auto"/>
+        <w:jc w:val="both"/>
+        <w:ind w:firstLine="709"/>
+      </w:pPr>
+      <w:r>
+        <w:rPr>
+          <w:rFonts w:ascii="Times New Roman" w:hAnsi="Times New Roman" w:cs="Times New Roman"/>
+          <w:sz w:val="28"/>
+          <w:szCs w:val="28"/>
+        </w:rPr>
+        <w:t xml:space="preserve">Исходными данными для определения возможных объектов воздействия угроз безопасности информации, обрабатываемой в АС больницы, и видов воздействия на них являются:</w:t>
+      </w:r>
+    </w:p>
+    <w:p>
+      <w:pPr>
+        <w:spacing w:line="360" w:lineRule="auto"/>
+        <w:jc w:val="both"/>
+        <w:ind w:firstLine="709"/>
+      </w:pPr>
+      <w:r>
+        <w:rPr>
+          <w:rFonts w:ascii="Times New Roman" w:hAnsi="Times New Roman" w:cs="Times New Roman"/>
+          <w:sz w:val="28"/>
+          <w:szCs w:val="28"/>
+        </w:rPr>
+        <w:t xml:space="preserve">а) общий перечень угроз безопасности информации, содержащийся в банке данных угроз безопасности информации ФСТЭК России (bdu.fstec.ru), модели угроз безопасности информации, разрабатываемые ФСТЭК России в соответствии с подпунктом 4 пункта 8 Положения о Федеральной службе по техническому и экспортному контролю, утверждённого Указом Президента Российской Федерации от 16 августа 2004 г. № 1085, а также отраслевые (ведомственные, корпоративные) модели угроз безопасности информации;</w:t>
+      </w:r>
+    </w:p>
+    <w:p>
+      <w:pPr>
+        <w:spacing w:line="360" w:lineRule="auto"/>
+        <w:jc w:val="both"/>
+        <w:ind w:firstLine="709"/>
+      </w:pPr>
+      <w:r>
+        <w:rPr>
+          <w:rFonts w:ascii="Times New Roman" w:hAnsi="Times New Roman" w:cs="Times New Roman"/>
+          <w:sz w:val="28"/>
+          <w:szCs w:val="28"/>
+        </w:rPr>
+        <w:t xml:space="preserve">б) описания векторов компьютерных атак, содержащиеся в базах данных и иных источниках, опубликованных в сети «Интернет» (CAPEC, ATT&amp;CK, OWASP, STIX, WASC и иных);</w:t>
+      </w:r>
+    </w:p>
+    <w:p>
+      <w:pPr>
+        <w:spacing w:line="360" w:lineRule="auto"/>
+        <w:jc w:val="both"/>
+        <w:ind w:firstLine="709"/>
+      </w:pPr>
+      <w:r>
+        <w:rPr>
+          <w:rFonts w:ascii="Times New Roman" w:hAnsi="Times New Roman" w:cs="Times New Roman"/>
+          <w:sz w:val="28"/>
+          <w:szCs w:val="28"/>
+        </w:rPr>
+        <w:t xml:space="preserve">в) документация на АС больницы (в части сведений о составе и архитектуре, о группах пользователей и уровне их полномочий и типах доступа, о внешних и внутренних интерфейсах);</w:t>
+      </w:r>
+    </w:p>
+    <w:p>
+      <w:pPr>
+        <w:spacing w:line="360" w:lineRule="auto"/>
+        <w:jc w:val="both"/>
+        <w:ind w:firstLine="709"/>
+      </w:pPr>
+      <w:r>
+        <w:rPr>
+          <w:rFonts w:ascii="Times New Roman" w:hAnsi="Times New Roman" w:cs="Times New Roman"/>
+          <w:sz w:val="28"/>
+          <w:szCs w:val="28"/>
+        </w:rPr>
+        <w:t xml:space="preserve">г) договоры, соглашения или иные документы, содержащие условия использования информационно-телекоммуникационной инфраструктуры, в том числе условия взаимодействия со смежными информационными системами (сервисами обязательного медицинского страхования, лабораторной информационной системой, системой радиологической информации, бухгалтерской информационной системой, шлюзом отправки SMS- и e-mail-уведомлений, ЕГИСЗ);</w:t>
+      </w:r>
+    </w:p>
+    <w:p>
+      <w:pPr>
+        <w:spacing w:line="360" w:lineRule="auto"/>
+        <w:jc w:val="both"/>
+        <w:ind w:firstLine="709"/>
+      </w:pPr>
+      <w:r>
+        <w:rPr>
+          <w:rFonts w:ascii="Times New Roman" w:hAnsi="Times New Roman" w:cs="Times New Roman"/>
+          <w:sz w:val="28"/>
+          <w:szCs w:val="28"/>
+        </w:rPr>
+        <w:t xml:space="preserve">д) негативные последствия от реализации (возникновения) угроз безопасности информации, определённые в разделе 5 настоящей Модели угроз в соответствии с Методическим документом ФСТЭК России от 05.02.2021 «Методика оценки угроз безопасности информации».</w:t>
+      </w:r>
+    </w:p>
+    <w:p>
+      <w:pPr>
+        <w:spacing w:line="360" w:lineRule="auto"/>
+        <w:jc w:val="both"/>
+        <w:ind w:firstLine="709"/>
+      </w:pPr>
+      <w:r>
+        <w:rPr>
+          <w:rFonts w:ascii="Times New Roman" w:hAnsi="Times New Roman" w:cs="Times New Roman"/>
+          <w:sz w:val="28"/>
+          <w:szCs w:val="28"/>
+        </w:rPr>
+        <w:t xml:space="preserve">Объекты воздействия определялись для реальной архитектуры и условий функционирования АС больницы на основе анализа исходных данных и проведённой инвентаризации. Определение объектов воздействия производилось на аппаратном, системном и прикладном уровнях, на уровне сетевой модели взаимодействия, а также на уровне пользователей.</w:t>
+      </w:r>
+    </w:p>
+    <w:p>
+      <w:pPr>
+        <w:spacing w:line="360" w:lineRule="auto"/>
+        <w:jc w:val="both"/>
+        <w:ind w:firstLine="709"/>
+      </w:pPr>
+      <w:r>
+        <w:rPr>
+          <w:rFonts w:ascii="Times New Roman" w:hAnsi="Times New Roman" w:cs="Times New Roman"/>
+          <w:sz w:val="28"/>
+          <w:szCs w:val="28"/>
+        </w:rPr>
+        <w:t xml:space="preserve">В отношении каждого объекта воздействия определялись виды воздействия на него, реализация которых может привести к негативным последствиям. Рассматриваемые в настоящей Модели угроз виды воздействия представлены в таблице 10.</w:t>
+      </w:r>
+    </w:p>
+    <w:tbl>
+      <w:tblPr>
+        <w:tblW w:w="5000" w:type="pct"/>
+        <w:tblBorders>
+          <w:top w:val="single" w:sz="4" w:space="0" w:color="000000"/>
+          <w:left w:val="single" w:sz="4" w:space="0" w:color="000000"/>
+          <w:bottom w:val="single" w:sz="4" w:space="0" w:color="000000"/>
+          <w:right w:val="single" w:sz="4" w:space="0" w:color="000000"/>
+          <w:insideH w:val="single" w:sz="4" w:space="0" w:color="000000"/>
+          <w:insideV w:val="single" w:sz="4" w:space="0" w:color="000000"/>
+        </w:tblBorders>
+        <w:tblLayout w:type="autofit"/>
+      </w:tblPr>
+      <w:tr>
+        <w:tc>
+          <w:tcPr>
+            <w:tcW w:w="0" w:type="auto"/>
+          </w:tcPr>
+          <w:p>
+            <w:pPr>
+              <w:spacing w:line="276" w:lineRule="auto"/>
+              <w:jc w:val="center"/>
+            </w:pPr>
+            <w:r>
+              <w:rPr>
+                <w:rFonts w:ascii="Times New Roman" w:hAnsi="Times New Roman" w:cs="Times New Roman"/>
+                <w:b/>
+                <w:bCs/>
+                <w:sz w:val="28"/>
+                <w:szCs w:val="28"/>
+              </w:rPr>
+              <w:t xml:space="preserve">Таблица 10 — Виды воздействия</w:t>
+            </w:r>
+          </w:p>
+        </w:tc>
+      </w:tr>
+      <w:tr>
+        <w:tc>
+          <w:tcPr>
+            <w:tcW w:w="0" w:type="auto"/>
+          </w:tcPr>
+          <w:p>
+            <w:pPr>
+              <w:spacing w:line="276" w:lineRule="auto"/>
+              <w:jc w:val="left"/>
+            </w:pPr>
+            <w:r>
+              <w:rPr>
+                <w:rFonts w:ascii="Times New Roman" w:hAnsi="Times New Roman" w:cs="Times New Roman"/>
+                <w:sz w:val="28"/>
+                <w:szCs w:val="28"/>
+              </w:rPr>
+              <w:t xml:space="preserve">Идентификатор</w:t>
+            </w:r>
+          </w:p>
+        </w:tc>
+        <w:tc>
+          <w:tcPr>
+            <w:tcW w:w="0" w:type="auto"/>
+          </w:tcPr>
+          <w:p>
+            <w:pPr>
+              <w:spacing w:line="276" w:lineRule="auto"/>
+              <w:jc w:val="left"/>
+            </w:pPr>
+            <w:r>
+              <w:rPr>
+                <w:rFonts w:ascii="Times New Roman" w:hAnsi="Times New Roman" w:cs="Times New Roman"/>
+                <w:sz w:val="28"/>
+                <w:szCs w:val="28"/>
+              </w:rPr>
+              <w:t xml:space="preserve">Вид воздействия</w:t>
+            </w:r>
+          </w:p>
+        </w:tc>
+      </w:tr>
+      <w:tr>
+        <w:tc>
+          <w:tcPr>
+            <w:tcW w:w="0" w:type="auto"/>
+          </w:tcPr>
+          <w:p>
+            <w:pPr>
+              <w:spacing w:line="276" w:lineRule="auto"/>
+              <w:jc w:val="left"/>
+            </w:pPr>
+            <w:r>
+              <w:rPr>
+                <w:rFonts w:ascii="Times New Roman" w:hAnsi="Times New Roman" w:cs="Times New Roman"/>
+                <w:sz w:val="28"/>
+                <w:szCs w:val="28"/>
+              </w:rPr>
+              <w:t xml:space="preserve">ВВ.1</w:t>
+            </w:r>
+          </w:p>
+        </w:tc>
+        <w:tc>
+          <w:tcPr>
+            <w:tcW w:w="0" w:type="auto"/>
+          </w:tcPr>
+          <w:p>
+            <w:pPr>
+              <w:spacing w:line="276" w:lineRule="auto"/>
+              <w:jc w:val="left"/>
+            </w:pPr>
+            <w:r>
+              <w:rPr>
+                <w:rFonts w:ascii="Times New Roman" w:hAnsi="Times New Roman" w:cs="Times New Roman"/>
+                <w:sz w:val="28"/>
+                <w:szCs w:val="28"/>
+              </w:rPr>
+              <w:t xml:space="preserve">Утечка (перехват) конфиденциальной информации или отдельных данных (нарушение конфиденциальности)</w:t>
+            </w:r>
+          </w:p>
+        </w:tc>
+      </w:tr>
+      <w:tr>
+        <w:tc>
+          <w:tcPr>
+            <w:tcW w:w="0" w:type="auto"/>
+          </w:tcPr>
+          <w:p>
+            <w:pPr>
+              <w:spacing w:line="276" w:lineRule="auto"/>
+              <w:jc w:val="left"/>
+            </w:pPr>
+            <w:r>
+              <w:rPr>
+                <w:rFonts w:ascii="Times New Roman" w:hAnsi="Times New Roman" w:cs="Times New Roman"/>
+                <w:sz w:val="28"/>
+                <w:szCs w:val="28"/>
+              </w:rPr>
+              <w:t xml:space="preserve">ВВ.2</w:t>
+            </w:r>
+          </w:p>
+        </w:tc>
+        <w:tc>
+          <w:tcPr>
+            <w:tcW w:w="0" w:type="auto"/>
+          </w:tcPr>
+          <w:p>
+            <w:pPr>
+              <w:spacing w:line="276" w:lineRule="auto"/>
+              <w:jc w:val="left"/>
+            </w:pPr>
+            <w:r>
+              <w:rPr>
+                <w:rFonts w:ascii="Times New Roman" w:hAnsi="Times New Roman" w:cs="Times New Roman"/>
+                <w:sz w:val="28"/>
+                <w:szCs w:val="28"/>
+              </w:rPr>
+              <w:t xml:space="preserve">Несанкционированный доступ к компонентам, защищаемой информации, системным, конфигурационным, иным служебным данным</w:t>
+            </w:r>
+          </w:p>
+        </w:tc>
+      </w:tr>
+      <w:tr>
+        <w:tc>
+          <w:tcPr>
+            <w:tcW w:w="0" w:type="auto"/>
+          </w:tcPr>
+          <w:p>
+            <w:pPr>
+              <w:spacing w:line="276" w:lineRule="auto"/>
+              <w:jc w:val="left"/>
+            </w:pPr>
+            <w:r>
+              <w:rPr>
+                <w:rFonts w:ascii="Times New Roman" w:hAnsi="Times New Roman" w:cs="Times New Roman"/>
+                <w:sz w:val="28"/>
+                <w:szCs w:val="28"/>
+              </w:rPr>
+              <w:t xml:space="preserve">ВВ.3</w:t>
+            </w:r>
+          </w:p>
+        </w:tc>
+        <w:tc>
+          <w:tcPr>
+            <w:tcW w:w="0" w:type="auto"/>
+          </w:tcPr>
+          <w:p>
+            <w:pPr>
+              <w:spacing w:line="276" w:lineRule="auto"/>
+              <w:jc w:val="left"/>
+            </w:pPr>
+            <w:r>
+              <w:rPr>
+                <w:rFonts w:ascii="Times New Roman" w:hAnsi="Times New Roman" w:cs="Times New Roman"/>
+                <w:sz w:val="28"/>
+                <w:szCs w:val="28"/>
+              </w:rPr>
+              <w:t xml:space="preserve">Отказ в обслуживании компонентов (нарушение доступности)</w:t>
+            </w:r>
+          </w:p>
+        </w:tc>
+      </w:tr>
+      <w:tr>
+        <w:tc>
+          <w:tcPr>
+            <w:tcW w:w="0" w:type="auto"/>
+          </w:tcPr>
+          <w:p>
+            <w:pPr>
+              <w:spacing w:line="276" w:lineRule="auto"/>
+              <w:jc w:val="left"/>
+            </w:pPr>
+            <w:r>
+              <w:rPr>
+                <w:rFonts w:ascii="Times New Roman" w:hAnsi="Times New Roman" w:cs="Times New Roman"/>
+                <w:sz w:val="28"/>
+                <w:szCs w:val="28"/>
+              </w:rPr>
+              <w:t xml:space="preserve">ВВ.4</w:t>
+            </w:r>
+          </w:p>
+        </w:tc>
+        <w:tc>
+          <w:tcPr>
+            <w:tcW w:w="0" w:type="auto"/>
+          </w:tcPr>
+          <w:p>
+            <w:pPr>
+              <w:spacing w:line="276" w:lineRule="auto"/>
+              <w:jc w:val="left"/>
+            </w:pPr>
+            <w:r>
+              <w:rPr>
+                <w:rFonts w:ascii="Times New Roman" w:hAnsi="Times New Roman" w:cs="Times New Roman"/>
+                <w:sz w:val="28"/>
+                <w:szCs w:val="28"/>
+              </w:rPr>
+              <w:t xml:space="preserve">Несанкционированная модификация, подмена, искажение защищаемой информации, системных, конфигурационных, иных служебных данных (нарушение целостности)</w:t>
+            </w:r>
+          </w:p>
+        </w:tc>
+      </w:tr>
+      <w:tr>
+        <w:tc>
+          <w:tcPr>
+            <w:tcW w:w="0" w:type="auto"/>
+          </w:tcPr>
+          <w:p>
+            <w:pPr>
+              <w:spacing w:line="276" w:lineRule="auto"/>
+              <w:jc w:val="left"/>
+            </w:pPr>
+            <w:r>
+              <w:rPr>
+                <w:rFonts w:ascii="Times New Roman" w:hAnsi="Times New Roman" w:cs="Times New Roman"/>
+                <w:sz w:val="28"/>
+                <w:szCs w:val="28"/>
+              </w:rPr>
+              <w:t xml:space="preserve">ВВ.5</w:t>
+            </w:r>
+          </w:p>
+        </w:tc>
+        <w:tc>
+          <w:tcPr>
+            <w:tcW w:w="0" w:type="auto"/>
+          </w:tcPr>
+          <w:p>
+            <w:pPr>
+              <w:spacing w:line="276" w:lineRule="auto"/>
+              <w:jc w:val="left"/>
+            </w:pPr>
+            <w:r>
+              <w:rPr>
+                <w:rFonts w:ascii="Times New Roman" w:hAnsi="Times New Roman" w:cs="Times New Roman"/>
+                <w:sz w:val="28"/>
+                <w:szCs w:val="28"/>
+              </w:rPr>
+              <w:t xml:space="preserve">Несанкционированное использование вычислительных ресурсов систем и сетей в интересах решения несвойственных им задач</w:t>
+            </w:r>
+          </w:p>
+        </w:tc>
+      </w:tr>
+      <w:tr>
+        <w:tc>
+          <w:tcPr>
+            <w:tcW w:w="0" w:type="auto"/>
+          </w:tcPr>
+          <w:p>
+            <w:pPr>
+              <w:spacing w:line="276" w:lineRule="auto"/>
+              <w:jc w:val="left"/>
+            </w:pPr>
+            <w:r>
+              <w:rPr>
+                <w:rFonts w:ascii="Times New Roman" w:hAnsi="Times New Roman" w:cs="Times New Roman"/>
+                <w:sz w:val="28"/>
+                <w:szCs w:val="28"/>
+              </w:rPr>
+              <w:t xml:space="preserve">ВВ.6</w:t>
+            </w:r>
+          </w:p>
+        </w:tc>
+        <w:tc>
+          <w:tcPr>
+            <w:tcW w:w="0" w:type="auto"/>
+          </w:tcPr>
+          <w:p>
+            <w:pPr>
+              <w:spacing w:line="276" w:lineRule="auto"/>
+              <w:jc w:val="left"/>
+            </w:pPr>
+            <w:r>
+              <w:rPr>
+                <w:rFonts w:ascii="Times New Roman" w:hAnsi="Times New Roman" w:cs="Times New Roman"/>
+                <w:sz w:val="28"/>
+                <w:szCs w:val="28"/>
+              </w:rPr>
+              <w:t xml:space="preserve">Нарушение функционирования (работоспособности) программно-аппаратных средств обработки, передачи и хранения информации</w:t>
+            </w:r>
+          </w:p>
+        </w:tc>
+      </w:tr>
+    </w:tbl>
+    <w:p>
+      <w:pPr>
+        <w:spacing w:line="360" w:lineRule="auto"/>
+        <w:jc w:val="both"/>
+      </w:pPr>
+    </w:p>
+    <w:p>
+      <w:pPr>
+        <w:spacing w:line="360" w:lineRule="auto"/>
+        <w:jc w:val="both"/>
+        <w:ind w:firstLine="709"/>
+      </w:pPr>
+      <w:r>
+        <w:rPr>
+          <w:rFonts w:ascii="Times New Roman" w:hAnsi="Times New Roman" w:cs="Times New Roman"/>
+          <w:sz w:val="28"/>
+          <w:szCs w:val="28"/>
+        </w:rPr>
+        <w:t xml:space="preserve">Возможными объектами воздействия угроз безопасности информации в АС больницы являются:</w:t>
+      </w:r>
+    </w:p>
+    <w:p>
+      <w:pPr>
+        <w:spacing w:line="360" w:lineRule="auto"/>
+        <w:jc w:val="both"/>
+        <w:ind w:firstLine="709"/>
+      </w:pPr>
+      <w:r>
+        <w:rPr>
+          <w:rFonts w:ascii="Times New Roman" w:hAnsi="Times New Roman" w:cs="Times New Roman"/>
+          <w:sz w:val="28"/>
+          <w:szCs w:val="28"/>
+        </w:rPr>
+        <w:t xml:space="preserve">— защищаемая информация (персональные данные пациентов и сотрудников, в том числе специальных категорий, сведения, составляющие врачебную тайну, сведения электронной медицинской карты, результаты лабораторных и инструментальных исследований, финансовые документы, реестры оказанных услуг, сведения, передаваемые в ЕГИСЗ);</w:t>
+      </w:r>
+    </w:p>
+    <w:p>
+      <w:pPr>
+        <w:spacing w:line="360" w:lineRule="auto"/>
+        <w:jc w:val="both"/>
+        <w:ind w:firstLine="709"/>
+      </w:pPr>
+      <w:r>
+        <w:rPr>
+          <w:rFonts w:ascii="Times New Roman" w:hAnsi="Times New Roman" w:cs="Times New Roman"/>
+          <w:sz w:val="28"/>
+          <w:szCs w:val="28"/>
+        </w:rPr>
+        <w:t xml:space="preserve">— база данных АС больницы;</w:t>
+      </w:r>
+    </w:p>
+    <w:p>
+      <w:pPr>
+        <w:spacing w:line="360" w:lineRule="auto"/>
+        <w:jc w:val="both"/>
+        <w:ind w:firstLine="709"/>
+      </w:pPr>
+      <w:r>
+        <w:rPr>
+          <w:rFonts w:ascii="Times New Roman" w:hAnsi="Times New Roman" w:cs="Times New Roman"/>
+          <w:sz w:val="28"/>
+          <w:szCs w:val="28"/>
+        </w:rPr>
+        <w:t xml:space="preserve">— объекты файловой системы (файловые ресурсы общего доступа, конфигурационные файлы, журналы аудита, временные файлы прикладного программного обеспечения);</w:t>
+      </w:r>
+    </w:p>
+    <w:p>
+      <w:pPr>
+        <w:spacing w:line="360" w:lineRule="auto"/>
+        <w:jc w:val="both"/>
+        <w:ind w:firstLine="709"/>
+      </w:pPr>
+      <w:r>
+        <w:rPr>
+          <w:rFonts w:ascii="Times New Roman" w:hAnsi="Times New Roman" w:cs="Times New Roman"/>
+          <w:sz w:val="28"/>
+          <w:szCs w:val="28"/>
+        </w:rPr>
+        <w:t xml:space="preserve">— учётные данные пользователей АС больницы и ключевые материалы средств криптографической защиты информации;</w:t>
+      </w:r>
+    </w:p>
+    <w:p>
+      <w:pPr>
+        <w:spacing w:line="360" w:lineRule="auto"/>
+        <w:jc w:val="both"/>
+        <w:ind w:firstLine="709"/>
+      </w:pPr>
+      <w:r>
+        <w:rPr>
+          <w:rFonts w:ascii="Times New Roman" w:hAnsi="Times New Roman" w:cs="Times New Roman"/>
+          <w:sz w:val="28"/>
+          <w:szCs w:val="28"/>
+        </w:rPr>
+        <w:t xml:space="preserve">— системное программное обеспечение (операционная система Astra Linux, общесистемное программное обеспечение серверов и АРМ);</w:t>
+      </w:r>
+    </w:p>
+    <w:p>
+      <w:pPr>
+        <w:spacing w:line="360" w:lineRule="auto"/>
+        <w:jc w:val="both"/>
+        <w:ind w:firstLine="709"/>
+      </w:pPr>
+      <w:r>
+        <w:rPr>
+          <w:rFonts w:ascii="Times New Roman" w:hAnsi="Times New Roman" w:cs="Times New Roman"/>
+          <w:sz w:val="28"/>
+          <w:szCs w:val="28"/>
+        </w:rPr>
+        <w:t xml:space="preserve">— прикладное программное обеспечение (медицинская информационная система «1С:Медицина. Больница», программы-клиенты для взаимодействия со смежными информационными системами);</w:t>
+      </w:r>
+    </w:p>
+    <w:p>
+      <w:pPr>
+        <w:spacing w:line="360" w:lineRule="auto"/>
+        <w:jc w:val="both"/>
+        <w:ind w:firstLine="709"/>
+      </w:pPr>
+      <w:r>
+        <w:rPr>
+          <w:rFonts w:ascii="Times New Roman" w:hAnsi="Times New Roman" w:cs="Times New Roman"/>
+          <w:sz w:val="28"/>
+          <w:szCs w:val="28"/>
+        </w:rPr>
+        <w:t xml:space="preserve">— система управления базами данных (PostgreSQL);</w:t>
+      </w:r>
+    </w:p>
+    <w:p>
+      <w:pPr>
+        <w:spacing w:line="360" w:lineRule="auto"/>
+        <w:jc w:val="both"/>
+        <w:ind w:firstLine="709"/>
+      </w:pPr>
+      <w:r>
+        <w:rPr>
+          <w:rFonts w:ascii="Times New Roman" w:hAnsi="Times New Roman" w:cs="Times New Roman"/>
+          <w:sz w:val="28"/>
+          <w:szCs w:val="28"/>
+        </w:rPr>
+        <w:t xml:space="preserve">— сервер приложений (веб-сервер NGINX);</w:t>
+      </w:r>
+    </w:p>
+    <w:p>
+      <w:pPr>
+        <w:spacing w:line="360" w:lineRule="auto"/>
+        <w:jc w:val="both"/>
+        <w:ind w:firstLine="709"/>
+      </w:pPr>
+      <w:r>
+        <w:rPr>
+          <w:rFonts w:ascii="Times New Roman" w:hAnsi="Times New Roman" w:cs="Times New Roman"/>
+          <w:sz w:val="28"/>
+          <w:szCs w:val="28"/>
+        </w:rPr>
+        <w:t xml:space="preserve">— файловый сервер (Samba);</w:t>
+      </w:r>
+    </w:p>
+    <w:p>
+      <w:pPr>
+        <w:spacing w:line="360" w:lineRule="auto"/>
+        <w:jc w:val="both"/>
+        <w:ind w:firstLine="709"/>
+      </w:pPr>
+      <w:r>
+        <w:rPr>
+          <w:rFonts w:ascii="Times New Roman" w:hAnsi="Times New Roman" w:cs="Times New Roman"/>
+          <w:sz w:val="28"/>
+          <w:szCs w:val="28"/>
+        </w:rPr>
+        <w:t xml:space="preserve">— сетевое программное обеспечение;</w:t>
+      </w:r>
+    </w:p>
+    <w:p>
+      <w:pPr>
+        <w:spacing w:line="360" w:lineRule="auto"/>
+        <w:jc w:val="both"/>
+        <w:ind w:firstLine="709"/>
+      </w:pPr>
+      <w:r>
+        <w:rPr>
+          <w:rFonts w:ascii="Times New Roman" w:hAnsi="Times New Roman" w:cs="Times New Roman"/>
+          <w:sz w:val="28"/>
+          <w:szCs w:val="28"/>
+        </w:rPr>
+        <w:t xml:space="preserve">— средства защиты информации (средство антивирусной защиты, средство криптографической защиты информации);</w:t>
+      </w:r>
+    </w:p>
+    <w:p>
+      <w:pPr>
+        <w:spacing w:line="360" w:lineRule="auto"/>
+        <w:jc w:val="both"/>
+        <w:ind w:firstLine="709"/>
+      </w:pPr>
+      <w:r>
+        <w:rPr>
+          <w:rFonts w:ascii="Times New Roman" w:hAnsi="Times New Roman" w:cs="Times New Roman"/>
+          <w:sz w:val="28"/>
+          <w:szCs w:val="28"/>
+        </w:rPr>
+        <w:t xml:space="preserve">— средства вычислительной техники (серверы, АРМ пользователей);</w:t>
+      </w:r>
+    </w:p>
+    <w:p>
+      <w:pPr>
+        <w:spacing w:line="360" w:lineRule="auto"/>
+        <w:jc w:val="both"/>
+        <w:ind w:firstLine="709"/>
+      </w:pPr>
+      <w:r>
+        <w:rPr>
+          <w:rFonts w:ascii="Times New Roman" w:hAnsi="Times New Roman" w:cs="Times New Roman"/>
+          <w:sz w:val="28"/>
+          <w:szCs w:val="28"/>
+        </w:rPr>
+        <w:t xml:space="preserve">— узлы вычислительной сети АС больницы (сервер базы данных, сервер приложений, файловый сервер, сервер резервного копирования, АРМ пользователей);</w:t>
+      </w:r>
+    </w:p>
+    <w:p>
+      <w:pPr>
+        <w:spacing w:line="360" w:lineRule="auto"/>
+        <w:jc w:val="both"/>
+        <w:ind w:firstLine="709"/>
+      </w:pPr>
+      <w:r>
+        <w:rPr>
+          <w:rFonts w:ascii="Times New Roman" w:hAnsi="Times New Roman" w:cs="Times New Roman"/>
+          <w:sz w:val="28"/>
+          <w:szCs w:val="28"/>
+        </w:rPr>
+        <w:t xml:space="preserve">— машинные носители информации в составе средств вычислительной техники (накопители на жёстких дисках, твердотельные накопители серверов и АРМ);</w:t>
+      </w:r>
+    </w:p>
+    <w:p>
+      <w:pPr>
+        <w:spacing w:line="360" w:lineRule="auto"/>
+        <w:jc w:val="both"/>
+        <w:ind w:firstLine="709"/>
+      </w:pPr>
+      <w:r>
+        <w:rPr>
+          <w:rFonts w:ascii="Times New Roman" w:hAnsi="Times New Roman" w:cs="Times New Roman"/>
+          <w:sz w:val="28"/>
+          <w:szCs w:val="28"/>
+        </w:rPr>
+        <w:t xml:space="preserve">— резервные копии данных АС больницы и носители резервных копий;</w:t>
+      </w:r>
+    </w:p>
+    <w:p>
+      <w:pPr>
+        <w:spacing w:line="360" w:lineRule="auto"/>
+        <w:jc w:val="both"/>
+        <w:ind w:firstLine="709"/>
+      </w:pPr>
+      <w:r>
+        <w:rPr>
+          <w:rFonts w:ascii="Times New Roman" w:hAnsi="Times New Roman" w:cs="Times New Roman"/>
+          <w:sz w:val="28"/>
+          <w:szCs w:val="28"/>
+        </w:rPr>
+        <w:t xml:space="preserve">— телекоммуникационное (сетевое) оборудование (маршрутизаторы, коммутаторы);</w:t>
+      </w:r>
+    </w:p>
+    <w:p>
+      <w:pPr>
+        <w:spacing w:line="360" w:lineRule="auto"/>
+        <w:jc w:val="both"/>
+        <w:ind w:firstLine="709"/>
+      </w:pPr>
+      <w:r>
+        <w:rPr>
+          <w:rFonts w:ascii="Times New Roman" w:hAnsi="Times New Roman" w:cs="Times New Roman"/>
+          <w:sz w:val="28"/>
+          <w:szCs w:val="28"/>
+        </w:rPr>
+        <w:t xml:space="preserve">— сетевой трафик в локальных вычислительных сетях сегментов КЗ-1 и КЗ-2;</w:t>
+      </w:r>
+    </w:p>
+    <w:p>
+      <w:pPr>
+        <w:spacing w:line="360" w:lineRule="auto"/>
+        <w:jc w:val="both"/>
+        <w:ind w:firstLine="709"/>
+      </w:pPr>
+      <w:r>
+        <w:rPr>
+          <w:rFonts w:ascii="Times New Roman" w:hAnsi="Times New Roman" w:cs="Times New Roman"/>
+          <w:sz w:val="28"/>
+          <w:szCs w:val="28"/>
+        </w:rPr>
+        <w:t xml:space="preserve">— каналы взаимодействия между сегментом серверной (КЗ-1) и сегментом рабочих мест (КЗ-2), организованные через сеть Интернет с применением средств криптографической защиты информации;</w:t>
+      </w:r>
+    </w:p>
+    <w:p>
+      <w:pPr>
+        <w:spacing w:line="360" w:lineRule="auto"/>
+        <w:jc w:val="both"/>
+        <w:ind w:firstLine="709"/>
+      </w:pPr>
+      <w:r>
+        <w:rPr>
+          <w:rFonts w:ascii="Times New Roman" w:hAnsi="Times New Roman" w:cs="Times New Roman"/>
+          <w:sz w:val="28"/>
+          <w:szCs w:val="28"/>
+        </w:rPr>
+        <w:t xml:space="preserve">— каналы взаимодействия АС больницы со смежными информационными системами (сервисами обязательного медицинского страхования, лабораторной информационной системой, системой радиологической информации, бухгалтерской информационной системой, шлюзом отправки SMS- и e-mail-уведомлений, ЕГИСЗ);</w:t>
+      </w:r>
+    </w:p>
+    <w:p>
+      <w:pPr>
+        <w:spacing w:line="360" w:lineRule="auto"/>
+        <w:jc w:val="both"/>
+        <w:ind w:firstLine="709"/>
+      </w:pPr>
+      <w:r>
+        <w:rPr>
+          <w:rFonts w:ascii="Times New Roman" w:hAnsi="Times New Roman" w:cs="Times New Roman"/>
+          <w:sz w:val="28"/>
+          <w:szCs w:val="28"/>
+        </w:rPr>
+        <w:t xml:space="preserve">— информационная (автоматизированная) система в целом.</w:t>
+      </w:r>
+    </w:p>
+    <w:p>
+      <w:pPr>
+        <w:spacing w:line="360" w:lineRule="auto"/>
+        <w:jc w:val="both"/>
+        <w:ind w:firstLine="709"/>
+      </w:pPr>
+      <w:r>
+        <w:rPr>
+          <w:rFonts w:ascii="Times New Roman" w:hAnsi="Times New Roman" w:cs="Times New Roman"/>
+          <w:sz w:val="28"/>
+          <w:szCs w:val="28"/>
+        </w:rPr>
+        <w:t xml:space="preserve">Итоговый перечень объектов воздействия со списком возможных видов воздействия на них применительно к каждому негативному последствию, определённому в разделе 5 настоящей Модели угроз, представлен в таблице 11.</w:t>
+      </w:r>
+    </w:p>
+    <w:tbl>
+      <w:tblPr>
+        <w:tblW w:w="5000" w:type="pct"/>
+        <w:tblBorders>
+          <w:top w:val="single" w:sz="4" w:space="0" w:color="000000"/>
+          <w:left w:val="single" w:sz="4" w:space="0" w:color="000000"/>
+          <w:bottom w:val="single" w:sz="4" w:space="0" w:color="000000"/>
+          <w:right w:val="single" w:sz="4" w:space="0" w:color="000000"/>
+          <w:insideH w:val="single" w:sz="4" w:space="0" w:color="000000"/>
+          <w:insideV w:val="single" w:sz="4" w:space="0" w:color="000000"/>
+        </w:tblBorders>
+        <w:tblLayout w:type="autofit"/>
+      </w:tblPr>
+      <w:tr>
+        <w:tc>
+          <w:tcPr>
+            <w:tcW w:w="0" w:type="auto"/>
+          </w:tcPr>
+          <w:p>
+            <w:pPr>
+              <w:spacing w:line="276" w:lineRule="auto"/>
+              <w:jc w:val="center"/>
+            </w:pPr>
+            <w:r>
+              <w:rPr>
+                <w:rFonts w:ascii="Times New Roman" w:hAnsi="Times New Roman" w:cs="Times New Roman"/>
+                <w:b/>
+                <w:bCs/>
+                <w:sz w:val="28"/>
+                <w:szCs w:val="28"/>
+              </w:rPr>
+              <w:t xml:space="preserve">Таблица 11 — Объекты воздействия и виды воздействия</w:t>
+            </w:r>
+          </w:p>
+        </w:tc>
+      </w:tr>
+      <w:tr>
+        <w:tc>
+          <w:tcPr>
+            <w:tcW w:w="0" w:type="auto"/>
+          </w:tcPr>
+          <w:p>
+            <w:pPr>
+              <w:spacing w:line="276" w:lineRule="auto"/>
+              <w:jc w:val="left"/>
+            </w:pPr>
+            <w:r>
+              <w:rPr>
+                <w:rFonts w:ascii="Times New Roman" w:hAnsi="Times New Roman" w:cs="Times New Roman"/>
+                <w:sz w:val="28"/>
+                <w:szCs w:val="28"/>
+              </w:rPr>
+              <w:t xml:space="preserve">Негативные последствия</w:t>
+            </w:r>
+          </w:p>
+        </w:tc>
+        <w:tc>
+          <w:tcPr>
+            <w:tcW w:w="0" w:type="auto"/>
+          </w:tcPr>
+          <w:p>
+            <w:pPr>
+              <w:spacing w:line="276" w:lineRule="auto"/>
+              <w:jc w:val="left"/>
+            </w:pPr>
+            <w:r>
+              <w:rPr>
+                <w:rFonts w:ascii="Times New Roman" w:hAnsi="Times New Roman" w:cs="Times New Roman"/>
+                <w:sz w:val="28"/>
+                <w:szCs w:val="28"/>
+              </w:rPr>
+              <w:t xml:space="preserve">Объекты воздействия</w:t>
+            </w:r>
+          </w:p>
+        </w:tc>
+        <w:tc>
+          <w:tcPr>
+            <w:tcW w:w="0" w:type="auto"/>
+          </w:tcPr>
+          <w:p>
+            <w:pPr>
+              <w:spacing w:line="276" w:lineRule="auto"/>
+              <w:jc w:val="left"/>
+            </w:pPr>
+            <w:r>
+              <w:rPr>
+                <w:rFonts w:ascii="Times New Roman" w:hAnsi="Times New Roman" w:cs="Times New Roman"/>
+                <w:sz w:val="28"/>
+                <w:szCs w:val="28"/>
+              </w:rPr>
+              <w:t xml:space="preserve">Виды воздействия</w:t>
+            </w:r>
+          </w:p>
+        </w:tc>
+      </w:tr>
+      <w:tr>
+        <w:tc>
+          <w:tcPr>
+            <w:tcW w:w="0" w:type="auto"/>
+          </w:tcPr>
+          <w:p>
+            <w:pPr>
+              <w:spacing w:line="276" w:lineRule="auto"/>
+              <w:jc w:val="left"/>
+            </w:pPr>
+            <w:r>
+              <w:rPr>
+                <w:rFonts w:ascii="Times New Roman" w:hAnsi="Times New Roman" w:cs="Times New Roman"/>
+                <w:sz w:val="28"/>
+                <w:szCs w:val="28"/>
+              </w:rPr>
+              <w:t xml:space="preserve">НП.1. Разглашение персональных данных пациентов и сотрудников медицинской организации-оператора</w:t>
+            </w:r>
+          </w:p>
+        </w:tc>
+        <w:tc>
+          <w:tcPr>
+            <w:tcW w:w="0" w:type="auto"/>
+          </w:tcPr>
+          <w:p>
+            <w:pPr>
+              <w:spacing w:line="276" w:lineRule="auto"/>
+              <w:jc w:val="left"/>
+            </w:pPr>
+            <w:r>
+              <w:rPr>
+                <w:rFonts w:ascii="Times New Roman" w:hAnsi="Times New Roman" w:cs="Times New Roman"/>
+                <w:sz w:val="28"/>
+                <w:szCs w:val="28"/>
+              </w:rPr>
+              <w:t xml:space="preserve">База данных</w:t>
+            </w:r>
+          </w:p>
+        </w:tc>
+        <w:tc>
+          <w:tcPr>
+            <w:tcW w:w="0" w:type="auto"/>
+          </w:tcPr>
+          <w:p>
+            <w:pPr>
+              <w:spacing w:line="276" w:lineRule="auto"/>
+              <w:jc w:val="left"/>
+            </w:pPr>
+            <w:r>
+              <w:rPr>
+                <w:rFonts w:ascii="Times New Roman" w:hAnsi="Times New Roman" w:cs="Times New Roman"/>
+                <w:sz w:val="28"/>
+                <w:szCs w:val="28"/>
+              </w:rPr>
+              <w:t xml:space="preserve">ВВ.1; ВВ.2; ВВ.4</w:t>
+            </w:r>
+          </w:p>
+        </w:tc>
+      </w:tr>
+      <w:tr>
+        <w:tc>
+          <w:tcPr>
+            <w:tcW w:w="0" w:type="auto"/>
+          </w:tcPr>
+          <w:p>
+            <w:pPr>
+              <w:spacing w:line="276" w:lineRule="auto"/>
+              <w:jc w:val="left"/>
+            </w:pPr>
+          </w:p>
+        </w:tc>
+        <w:tc>
+          <w:tcPr>
+            <w:tcW w:w="0" w:type="auto"/>
+          </w:tcPr>
+          <w:p>
+            <w:pPr>
+              <w:spacing w:line="276" w:lineRule="auto"/>
+              <w:jc w:val="left"/>
+            </w:pPr>
+            <w:r>
+              <w:rPr>
+                <w:rFonts w:ascii="Times New Roman" w:hAnsi="Times New Roman" w:cs="Times New Roman"/>
+                <w:sz w:val="28"/>
+                <w:szCs w:val="28"/>
+              </w:rPr>
+              <w:t xml:space="preserve">Защищаемая информация</w:t>
+            </w:r>
+          </w:p>
+        </w:tc>
+        <w:tc>
+          <w:tcPr>
+            <w:tcW w:w="0" w:type="auto"/>
+          </w:tcPr>
+          <w:p>
+            <w:pPr>
+              <w:spacing w:line="276" w:lineRule="auto"/>
+              <w:jc w:val="left"/>
+            </w:pPr>
+            <w:r>
+              <w:rPr>
+                <w:rFonts w:ascii="Times New Roman" w:hAnsi="Times New Roman" w:cs="Times New Roman"/>
+                <w:sz w:val="28"/>
+                <w:szCs w:val="28"/>
+              </w:rPr>
+              <w:t xml:space="preserve">ВВ.1; ВВ.2; ВВ.4</w:t>
+            </w:r>
+          </w:p>
+        </w:tc>
+      </w:tr>
+      <w:tr>
+        <w:tc>
+          <w:tcPr>
+            <w:tcW w:w="0" w:type="auto"/>
+          </w:tcPr>
+          <w:p>
+            <w:pPr>
+              <w:spacing w:line="276" w:lineRule="auto"/>
+              <w:jc w:val="left"/>
+            </w:pPr>
+          </w:p>
+        </w:tc>
+        <w:tc>
+          <w:tcPr>
+            <w:tcW w:w="0" w:type="auto"/>
+          </w:tcPr>
+          <w:p>
+            <w:pPr>
+              <w:spacing w:line="276" w:lineRule="auto"/>
+              <w:jc w:val="left"/>
+            </w:pPr>
+            <w:r>
+              <w:rPr>
+                <w:rFonts w:ascii="Times New Roman" w:hAnsi="Times New Roman" w:cs="Times New Roman"/>
+                <w:sz w:val="28"/>
+                <w:szCs w:val="28"/>
+              </w:rPr>
+              <w:t xml:space="preserve">Объекты файловой системы</w:t>
+            </w:r>
+          </w:p>
+        </w:tc>
+        <w:tc>
+          <w:tcPr>
+            <w:tcW w:w="0" w:type="auto"/>
+          </w:tcPr>
+          <w:p>
+            <w:pPr>
+              <w:spacing w:line="276" w:lineRule="auto"/>
+              <w:jc w:val="left"/>
+            </w:pPr>
+            <w:r>
+              <w:rPr>
+                <w:rFonts w:ascii="Times New Roman" w:hAnsi="Times New Roman" w:cs="Times New Roman"/>
+                <w:sz w:val="28"/>
+                <w:szCs w:val="28"/>
+              </w:rPr>
+              <w:t xml:space="preserve">ВВ.1; ВВ.2; ВВ.4</w:t>
+            </w:r>
+          </w:p>
+        </w:tc>
+      </w:tr>
+      <w:tr>
+        <w:tc>
+          <w:tcPr>
+            <w:tcW w:w="0" w:type="auto"/>
+          </w:tcPr>
+          <w:p>
+            <w:pPr>
+              <w:spacing w:line="276" w:lineRule="auto"/>
+              <w:jc w:val="left"/>
+            </w:pPr>
+          </w:p>
+        </w:tc>
+        <w:tc>
+          <w:tcPr>
+            <w:tcW w:w="0" w:type="auto"/>
+          </w:tcPr>
+          <w:p>
+            <w:pPr>
+              <w:spacing w:line="276" w:lineRule="auto"/>
+              <w:jc w:val="left"/>
+            </w:pPr>
+            <w:r>
+              <w:rPr>
+                <w:rFonts w:ascii="Times New Roman" w:hAnsi="Times New Roman" w:cs="Times New Roman"/>
+                <w:sz w:val="28"/>
+                <w:szCs w:val="28"/>
+              </w:rPr>
+              <w:t xml:space="preserve">Учётные данные пользователей</w:t>
+            </w:r>
+          </w:p>
+        </w:tc>
+        <w:tc>
+          <w:tcPr>
+            <w:tcW w:w="0" w:type="auto"/>
+          </w:tcPr>
+          <w:p>
+            <w:pPr>
+              <w:spacing w:line="276" w:lineRule="auto"/>
+              <w:jc w:val="left"/>
+            </w:pPr>
+            <w:r>
+              <w:rPr>
+                <w:rFonts w:ascii="Times New Roman" w:hAnsi="Times New Roman" w:cs="Times New Roman"/>
+                <w:sz w:val="28"/>
+                <w:szCs w:val="28"/>
+              </w:rPr>
+              <w:t xml:space="preserve">ВВ.1; ВВ.2; ВВ.4</w:t>
+            </w:r>
+          </w:p>
+        </w:tc>
+      </w:tr>
+      <w:tr>
+        <w:tc>
+          <w:tcPr>
+            <w:tcW w:w="0" w:type="auto"/>
+          </w:tcPr>
+          <w:p>
+            <w:pPr>
+              <w:spacing w:line="276" w:lineRule="auto"/>
+              <w:jc w:val="left"/>
+            </w:pPr>
+          </w:p>
+        </w:tc>
+        <w:tc>
+          <w:tcPr>
+            <w:tcW w:w="0" w:type="auto"/>
+          </w:tcPr>
+          <w:p>
+            <w:pPr>
+              <w:spacing w:line="276" w:lineRule="auto"/>
+              <w:jc w:val="left"/>
+            </w:pPr>
+            <w:r>
+              <w:rPr>
+                <w:rFonts w:ascii="Times New Roman" w:hAnsi="Times New Roman" w:cs="Times New Roman"/>
+                <w:sz w:val="28"/>
+                <w:szCs w:val="28"/>
+              </w:rPr>
+              <w:t xml:space="preserve">Сетевой трафик</w:t>
+            </w:r>
+          </w:p>
+        </w:tc>
+        <w:tc>
+          <w:tcPr>
+            <w:tcW w:w="0" w:type="auto"/>
+          </w:tcPr>
+          <w:p>
+            <w:pPr>
+              <w:spacing w:line="276" w:lineRule="auto"/>
+              <w:jc w:val="left"/>
+            </w:pPr>
+            <w:r>
+              <w:rPr>
+                <w:rFonts w:ascii="Times New Roman" w:hAnsi="Times New Roman" w:cs="Times New Roman"/>
+                <w:sz w:val="28"/>
+                <w:szCs w:val="28"/>
+              </w:rPr>
+              <w:t xml:space="preserve">ВВ.1; ВВ.2; ВВ.4</w:t>
+            </w:r>
+          </w:p>
+        </w:tc>
+      </w:tr>
+      <w:tr>
+        <w:tc>
+          <w:tcPr>
+            <w:tcW w:w="0" w:type="auto"/>
+          </w:tcPr>
+          <w:p>
+            <w:pPr>
+              <w:spacing w:line="276" w:lineRule="auto"/>
+              <w:jc w:val="left"/>
+            </w:pPr>
+          </w:p>
+        </w:tc>
+        <w:tc>
+          <w:tcPr>
+            <w:tcW w:w="0" w:type="auto"/>
+          </w:tcPr>
+          <w:p>
+            <w:pPr>
+              <w:spacing w:line="276" w:lineRule="auto"/>
+              <w:jc w:val="left"/>
+            </w:pPr>
+            <w:r>
+              <w:rPr>
+                <w:rFonts w:ascii="Times New Roman" w:hAnsi="Times New Roman" w:cs="Times New Roman"/>
+                <w:sz w:val="28"/>
+                <w:szCs w:val="28"/>
+              </w:rPr>
+              <w:t xml:space="preserve">Прикладное программное обеспечение</w:t>
+            </w:r>
+          </w:p>
+        </w:tc>
+        <w:tc>
+          <w:tcPr>
+            <w:tcW w:w="0" w:type="auto"/>
+          </w:tcPr>
+          <w:p>
+            <w:pPr>
+              <w:spacing w:line="276" w:lineRule="auto"/>
+              <w:jc w:val="left"/>
+            </w:pPr>
+            <w:r>
+              <w:rPr>
+                <w:rFonts w:ascii="Times New Roman" w:hAnsi="Times New Roman" w:cs="Times New Roman"/>
+                <w:sz w:val="28"/>
+                <w:szCs w:val="28"/>
+              </w:rPr>
+              <w:t xml:space="preserve">ВВ.2; ВВ.3; ВВ.4</w:t>
+            </w:r>
+          </w:p>
+        </w:tc>
+      </w:tr>
+      <w:tr>
+        <w:tc>
+          <w:tcPr>
+            <w:tcW w:w="0" w:type="auto"/>
+          </w:tcPr>
+          <w:p>
+            <w:pPr>
+              <w:spacing w:line="276" w:lineRule="auto"/>
+              <w:jc w:val="left"/>
+            </w:pPr>
+          </w:p>
+        </w:tc>
+        <w:tc>
+          <w:tcPr>
+            <w:tcW w:w="0" w:type="auto"/>
+          </w:tcPr>
+          <w:p>
+            <w:pPr>
+              <w:spacing w:line="276" w:lineRule="auto"/>
+              <w:jc w:val="left"/>
+            </w:pPr>
+            <w:r>
+              <w:rPr>
+                <w:rFonts w:ascii="Times New Roman" w:hAnsi="Times New Roman" w:cs="Times New Roman"/>
+                <w:sz w:val="28"/>
+                <w:szCs w:val="28"/>
+              </w:rPr>
+              <w:t xml:space="preserve">Средство вычислительной техники</w:t>
+            </w:r>
+          </w:p>
+        </w:tc>
+        <w:tc>
+          <w:tcPr>
+            <w:tcW w:w="0" w:type="auto"/>
+          </w:tcPr>
+          <w:p>
+            <w:pPr>
+              <w:spacing w:line="276" w:lineRule="auto"/>
+              <w:jc w:val="left"/>
+            </w:pPr>
+            <w:r>
+              <w:rPr>
+                <w:rFonts w:ascii="Times New Roman" w:hAnsi="Times New Roman" w:cs="Times New Roman"/>
+                <w:sz w:val="28"/>
+                <w:szCs w:val="28"/>
+              </w:rPr>
+              <w:t xml:space="preserve">ВВ.1; ВВ.2; ВВ.3; ВВ.4; ВВ.5; ВВ.6</w:t>
+            </w:r>
+          </w:p>
+        </w:tc>
+      </w:tr>
+      <w:tr>
+        <w:tc>
+          <w:tcPr>
+            <w:tcW w:w="0" w:type="auto"/>
+          </w:tcPr>
+          <w:p>
+            <w:pPr>
+              <w:spacing w:line="276" w:lineRule="auto"/>
+              <w:jc w:val="left"/>
+            </w:pPr>
+          </w:p>
+        </w:tc>
+        <w:tc>
+          <w:tcPr>
+            <w:tcW w:w="0" w:type="auto"/>
+          </w:tcPr>
+          <w:p>
+            <w:pPr>
+              <w:spacing w:line="276" w:lineRule="auto"/>
+              <w:jc w:val="left"/>
+            </w:pPr>
+            <w:r>
+              <w:rPr>
+                <w:rFonts w:ascii="Times New Roman" w:hAnsi="Times New Roman" w:cs="Times New Roman"/>
+                <w:sz w:val="28"/>
+                <w:szCs w:val="28"/>
+              </w:rPr>
+              <w:t xml:space="preserve">Машинные носители информации в составе средств вычислительной техники</w:t>
+            </w:r>
+          </w:p>
+        </w:tc>
+        <w:tc>
+          <w:tcPr>
+            <w:tcW w:w="0" w:type="auto"/>
+          </w:tcPr>
+          <w:p>
+            <w:pPr>
+              <w:spacing w:line="276" w:lineRule="auto"/>
+              <w:jc w:val="left"/>
+            </w:pPr>
+            <w:r>
+              <w:rPr>
+                <w:rFonts w:ascii="Times New Roman" w:hAnsi="Times New Roman" w:cs="Times New Roman"/>
+                <w:sz w:val="28"/>
+                <w:szCs w:val="28"/>
+              </w:rPr>
+              <w:t xml:space="preserve">ВВ.1; ВВ.2; ВВ.3; ВВ.4</w:t>
+            </w:r>
+          </w:p>
+        </w:tc>
+      </w:tr>
+      <w:tr>
+        <w:tc>
+          <w:tcPr>
+            <w:tcW w:w="0" w:type="auto"/>
+          </w:tcPr>
+          <w:p>
+            <w:pPr>
+              <w:spacing w:line="276" w:lineRule="auto"/>
+              <w:jc w:val="left"/>
+            </w:pPr>
+            <w:r>
+              <w:rPr>
+                <w:rFonts w:ascii="Times New Roman" w:hAnsi="Times New Roman" w:cs="Times New Roman"/>
+                <w:sz w:val="28"/>
+                <w:szCs w:val="28"/>
+              </w:rPr>
+              <w:t xml:space="preserve">НП.2. Нарушение неприкосновенности частной жизни пациента</w:t>
+            </w:r>
+          </w:p>
+        </w:tc>
+        <w:tc>
+          <w:tcPr>
+            <w:tcW w:w="0" w:type="auto"/>
+          </w:tcPr>
+          <w:p>
+            <w:pPr>
+              <w:spacing w:line="276" w:lineRule="auto"/>
+              <w:jc w:val="left"/>
+            </w:pPr>
+            <w:r>
+              <w:rPr>
+                <w:rFonts w:ascii="Times New Roman" w:hAnsi="Times New Roman" w:cs="Times New Roman"/>
+                <w:sz w:val="28"/>
+                <w:szCs w:val="28"/>
+              </w:rPr>
+              <w:t xml:space="preserve">База данных</w:t>
+            </w:r>
+          </w:p>
+        </w:tc>
+        <w:tc>
+          <w:tcPr>
+            <w:tcW w:w="0" w:type="auto"/>
+          </w:tcPr>
+          <w:p>
+            <w:pPr>
+              <w:spacing w:line="276" w:lineRule="auto"/>
+              <w:jc w:val="left"/>
+            </w:pPr>
+            <w:r>
+              <w:rPr>
+                <w:rFonts w:ascii="Times New Roman" w:hAnsi="Times New Roman" w:cs="Times New Roman"/>
+                <w:sz w:val="28"/>
+                <w:szCs w:val="28"/>
+              </w:rPr>
+              <w:t xml:space="preserve">ВВ.1; ВВ.2; ВВ.4</w:t>
+            </w:r>
+          </w:p>
+        </w:tc>
+      </w:tr>
+      <w:tr>
+        <w:tc>
+          <w:tcPr>
+            <w:tcW w:w="0" w:type="auto"/>
+          </w:tcPr>
+          <w:p>
+            <w:pPr>
+              <w:spacing w:line="276" w:lineRule="auto"/>
+              <w:jc w:val="left"/>
+            </w:pPr>
+          </w:p>
+        </w:tc>
+        <w:tc>
+          <w:tcPr>
+            <w:tcW w:w="0" w:type="auto"/>
+          </w:tcPr>
+          <w:p>
+            <w:pPr>
+              <w:spacing w:line="276" w:lineRule="auto"/>
+              <w:jc w:val="left"/>
+            </w:pPr>
+            <w:r>
+              <w:rPr>
+                <w:rFonts w:ascii="Times New Roman" w:hAnsi="Times New Roman" w:cs="Times New Roman"/>
+                <w:sz w:val="28"/>
+                <w:szCs w:val="28"/>
+              </w:rPr>
+              <w:t xml:space="preserve">Защищаемая информация</w:t>
+            </w:r>
+          </w:p>
+        </w:tc>
+        <w:tc>
+          <w:tcPr>
+            <w:tcW w:w="0" w:type="auto"/>
+          </w:tcPr>
+          <w:p>
+            <w:pPr>
+              <w:spacing w:line="276" w:lineRule="auto"/>
+              <w:jc w:val="left"/>
+            </w:pPr>
+            <w:r>
+              <w:rPr>
+                <w:rFonts w:ascii="Times New Roman" w:hAnsi="Times New Roman" w:cs="Times New Roman"/>
+                <w:sz w:val="28"/>
+                <w:szCs w:val="28"/>
+              </w:rPr>
+              <w:t xml:space="preserve">ВВ.1; ВВ.2; ВВ.4</w:t>
+            </w:r>
+          </w:p>
+        </w:tc>
+      </w:tr>
+      <w:tr>
+        <w:tc>
+          <w:tcPr>
+            <w:tcW w:w="0" w:type="auto"/>
+          </w:tcPr>
+          <w:p>
+            <w:pPr>
+              <w:spacing w:line="276" w:lineRule="auto"/>
+              <w:jc w:val="left"/>
+            </w:pPr>
+          </w:p>
+        </w:tc>
+        <w:tc>
+          <w:tcPr>
+            <w:tcW w:w="0" w:type="auto"/>
+          </w:tcPr>
+          <w:p>
+            <w:pPr>
+              <w:spacing w:line="276" w:lineRule="auto"/>
+              <w:jc w:val="left"/>
+            </w:pPr>
+            <w:r>
+              <w:rPr>
+                <w:rFonts w:ascii="Times New Roman" w:hAnsi="Times New Roman" w:cs="Times New Roman"/>
+                <w:sz w:val="28"/>
+                <w:szCs w:val="28"/>
+              </w:rPr>
+              <w:t xml:space="preserve">Объекты файловой системы</w:t>
+            </w:r>
+          </w:p>
+        </w:tc>
+        <w:tc>
+          <w:tcPr>
+            <w:tcW w:w="0" w:type="auto"/>
+          </w:tcPr>
+          <w:p>
+            <w:pPr>
+              <w:spacing w:line="276" w:lineRule="auto"/>
+              <w:jc w:val="left"/>
+            </w:pPr>
+            <w:r>
+              <w:rPr>
+                <w:rFonts w:ascii="Times New Roman" w:hAnsi="Times New Roman" w:cs="Times New Roman"/>
+                <w:sz w:val="28"/>
+                <w:szCs w:val="28"/>
+              </w:rPr>
+              <w:t xml:space="preserve">ВВ.1; ВВ.2; ВВ.4</w:t>
+            </w:r>
+          </w:p>
+        </w:tc>
+      </w:tr>
+      <w:tr>
+        <w:tc>
+          <w:tcPr>
+            <w:tcW w:w="0" w:type="auto"/>
+          </w:tcPr>
+          <w:p>
+            <w:pPr>
+              <w:spacing w:line="276" w:lineRule="auto"/>
+              <w:jc w:val="left"/>
+            </w:pPr>
+            <w:r>
+              <w:rPr>
+                <w:rFonts w:ascii="Times New Roman" w:hAnsi="Times New Roman" w:cs="Times New Roman"/>
+                <w:sz w:val="28"/>
+                <w:szCs w:val="28"/>
+              </w:rPr>
+              <w:t xml:space="preserve">НП.3. Нарушение врачебной тайны в отношении пациента</w:t>
+            </w:r>
+          </w:p>
+        </w:tc>
+        <w:tc>
+          <w:tcPr>
+            <w:tcW w:w="0" w:type="auto"/>
+          </w:tcPr>
+          <w:p>
+            <w:pPr>
+              <w:spacing w:line="276" w:lineRule="auto"/>
+              <w:jc w:val="left"/>
+            </w:pPr>
+            <w:r>
+              <w:rPr>
+                <w:rFonts w:ascii="Times New Roman" w:hAnsi="Times New Roman" w:cs="Times New Roman"/>
+                <w:sz w:val="28"/>
+                <w:szCs w:val="28"/>
+              </w:rPr>
+              <w:t xml:space="preserve">База данных</w:t>
+            </w:r>
+          </w:p>
+        </w:tc>
+        <w:tc>
+          <w:tcPr>
+            <w:tcW w:w="0" w:type="auto"/>
+          </w:tcPr>
+          <w:p>
+            <w:pPr>
+              <w:spacing w:line="276" w:lineRule="auto"/>
+              <w:jc w:val="left"/>
+            </w:pPr>
+            <w:r>
+              <w:rPr>
+                <w:rFonts w:ascii="Times New Roman" w:hAnsi="Times New Roman" w:cs="Times New Roman"/>
+                <w:sz w:val="28"/>
+                <w:szCs w:val="28"/>
+              </w:rPr>
+              <w:t xml:space="preserve">ВВ.1; ВВ.2; ВВ.4</w:t>
+            </w:r>
+          </w:p>
+        </w:tc>
+      </w:tr>
+      <w:tr>
+        <w:tc>
+          <w:tcPr>
+            <w:tcW w:w="0" w:type="auto"/>
+          </w:tcPr>
+          <w:p>
+            <w:pPr>
+              <w:spacing w:line="276" w:lineRule="auto"/>
+              <w:jc w:val="left"/>
+            </w:pPr>
+          </w:p>
+        </w:tc>
+        <w:tc>
+          <w:tcPr>
+            <w:tcW w:w="0" w:type="auto"/>
+          </w:tcPr>
+          <w:p>
+            <w:pPr>
+              <w:spacing w:line="276" w:lineRule="auto"/>
+              <w:jc w:val="left"/>
+            </w:pPr>
+            <w:r>
+              <w:rPr>
+                <w:rFonts w:ascii="Times New Roman" w:hAnsi="Times New Roman" w:cs="Times New Roman"/>
+                <w:sz w:val="28"/>
+                <w:szCs w:val="28"/>
+              </w:rPr>
+              <w:t xml:space="preserve">Защищаемая информация</w:t>
+            </w:r>
+          </w:p>
+        </w:tc>
+        <w:tc>
+          <w:tcPr>
+            <w:tcW w:w="0" w:type="auto"/>
+          </w:tcPr>
+          <w:p>
+            <w:pPr>
+              <w:spacing w:line="276" w:lineRule="auto"/>
+              <w:jc w:val="left"/>
+            </w:pPr>
+            <w:r>
+              <w:rPr>
+                <w:rFonts w:ascii="Times New Roman" w:hAnsi="Times New Roman" w:cs="Times New Roman"/>
+                <w:sz w:val="28"/>
+                <w:szCs w:val="28"/>
+              </w:rPr>
+              <w:t xml:space="preserve">ВВ.1; ВВ.2; ВВ.4</w:t>
+            </w:r>
+          </w:p>
+        </w:tc>
+      </w:tr>
+      <w:tr>
+        <w:tc>
+          <w:tcPr>
+            <w:tcW w:w="0" w:type="auto"/>
+          </w:tcPr>
+          <w:p>
+            <w:pPr>
+              <w:spacing w:line="276" w:lineRule="auto"/>
+              <w:jc w:val="left"/>
+            </w:pPr>
+          </w:p>
+        </w:tc>
+        <w:tc>
+          <w:tcPr>
+            <w:tcW w:w="0" w:type="auto"/>
+          </w:tcPr>
+          <w:p>
+            <w:pPr>
+              <w:spacing w:line="276" w:lineRule="auto"/>
+              <w:jc w:val="left"/>
+            </w:pPr>
+            <w:r>
+              <w:rPr>
+                <w:rFonts w:ascii="Times New Roman" w:hAnsi="Times New Roman" w:cs="Times New Roman"/>
+                <w:sz w:val="28"/>
+                <w:szCs w:val="28"/>
+              </w:rPr>
+              <w:t xml:space="preserve">Объекты файловой системы</w:t>
+            </w:r>
+          </w:p>
+        </w:tc>
+        <w:tc>
+          <w:tcPr>
+            <w:tcW w:w="0" w:type="auto"/>
+          </w:tcPr>
+          <w:p>
+            <w:pPr>
+              <w:spacing w:line="276" w:lineRule="auto"/>
+              <w:jc w:val="left"/>
+            </w:pPr>
+            <w:r>
+              <w:rPr>
+                <w:rFonts w:ascii="Times New Roman" w:hAnsi="Times New Roman" w:cs="Times New Roman"/>
+                <w:sz w:val="28"/>
+                <w:szCs w:val="28"/>
+              </w:rPr>
+              <w:t xml:space="preserve">ВВ.1; ВВ.2; ВВ.4</w:t>
+            </w:r>
+          </w:p>
+        </w:tc>
+      </w:tr>
+      <w:tr>
+        <w:tc>
+          <w:tcPr>
+            <w:tcW w:w="0" w:type="auto"/>
+          </w:tcPr>
+          <w:p>
+            <w:pPr>
+              <w:spacing w:line="276" w:lineRule="auto"/>
+              <w:jc w:val="left"/>
+            </w:pPr>
+          </w:p>
+        </w:tc>
+        <w:tc>
+          <w:tcPr>
+            <w:tcW w:w="0" w:type="auto"/>
+          </w:tcPr>
+          <w:p>
+            <w:pPr>
+              <w:spacing w:line="276" w:lineRule="auto"/>
+              <w:jc w:val="left"/>
+            </w:pPr>
+            <w:r>
+              <w:rPr>
+                <w:rFonts w:ascii="Times New Roman" w:hAnsi="Times New Roman" w:cs="Times New Roman"/>
+                <w:sz w:val="28"/>
+                <w:szCs w:val="28"/>
+              </w:rPr>
+              <w:t xml:space="preserve">Сетевой трафик</w:t>
+            </w:r>
+          </w:p>
+        </w:tc>
+        <w:tc>
+          <w:tcPr>
+            <w:tcW w:w="0" w:type="auto"/>
+          </w:tcPr>
+          <w:p>
+            <w:pPr>
+              <w:spacing w:line="276" w:lineRule="auto"/>
+              <w:jc w:val="left"/>
+            </w:pPr>
+            <w:r>
+              <w:rPr>
+                <w:rFonts w:ascii="Times New Roman" w:hAnsi="Times New Roman" w:cs="Times New Roman"/>
+                <w:sz w:val="28"/>
+                <w:szCs w:val="28"/>
+              </w:rPr>
+              <w:t xml:space="preserve">ВВ.1; ВВ.2; ВВ.4</w:t>
+            </w:r>
+          </w:p>
+        </w:tc>
+      </w:tr>
+      <w:tr>
+        <w:tc>
+          <w:tcPr>
+            <w:tcW w:w="0" w:type="auto"/>
+          </w:tcPr>
+          <w:p>
+            <w:pPr>
+              <w:spacing w:line="276" w:lineRule="auto"/>
+              <w:jc w:val="left"/>
+            </w:pPr>
+          </w:p>
+        </w:tc>
+        <w:tc>
+          <w:tcPr>
+            <w:tcW w:w="0" w:type="auto"/>
+          </w:tcPr>
+          <w:p>
+            <w:pPr>
+              <w:spacing w:line="276" w:lineRule="auto"/>
+              <w:jc w:val="left"/>
+            </w:pPr>
+            <w:r>
+              <w:rPr>
+                <w:rFonts w:ascii="Times New Roman" w:hAnsi="Times New Roman" w:cs="Times New Roman"/>
+                <w:sz w:val="28"/>
+                <w:szCs w:val="28"/>
+              </w:rPr>
+              <w:t xml:space="preserve">Каналы взаимодействия со смежными информационными системами</w:t>
+            </w:r>
+          </w:p>
+        </w:tc>
+        <w:tc>
+          <w:tcPr>
+            <w:tcW w:w="0" w:type="auto"/>
+          </w:tcPr>
+          <w:p>
+            <w:pPr>
+              <w:spacing w:line="276" w:lineRule="auto"/>
+              <w:jc w:val="left"/>
+            </w:pPr>
+            <w:r>
+              <w:rPr>
+                <w:rFonts w:ascii="Times New Roman" w:hAnsi="Times New Roman" w:cs="Times New Roman"/>
+                <w:sz w:val="28"/>
+                <w:szCs w:val="28"/>
+              </w:rPr>
+              <w:t xml:space="preserve">ВВ.1; ВВ.2; ВВ.4</w:t>
+            </w:r>
+          </w:p>
+        </w:tc>
+      </w:tr>
+      <w:tr>
+        <w:tc>
+          <w:tcPr>
+            <w:tcW w:w="0" w:type="auto"/>
+          </w:tcPr>
+          <w:p>
+            <w:pPr>
+              <w:spacing w:line="276" w:lineRule="auto"/>
+              <w:jc w:val="left"/>
+            </w:pPr>
+            <w:r>
+              <w:rPr>
+                <w:rFonts w:ascii="Times New Roman" w:hAnsi="Times New Roman" w:cs="Times New Roman"/>
+                <w:sz w:val="28"/>
+                <w:szCs w:val="28"/>
+              </w:rPr>
+              <w:t xml:space="preserve">НП.4. Нарушение иных прав и свобод пациента и сотрудников</w:t>
+            </w:r>
+          </w:p>
+        </w:tc>
+        <w:tc>
+          <w:tcPr>
+            <w:tcW w:w="0" w:type="auto"/>
+          </w:tcPr>
+          <w:p>
+            <w:pPr>
+              <w:spacing w:line="276" w:lineRule="auto"/>
+              <w:jc w:val="left"/>
+            </w:pPr>
+            <w:r>
+              <w:rPr>
+                <w:rFonts w:ascii="Times New Roman" w:hAnsi="Times New Roman" w:cs="Times New Roman"/>
+                <w:sz w:val="28"/>
+                <w:szCs w:val="28"/>
+              </w:rPr>
+              <w:t xml:space="preserve">База данных</w:t>
+            </w:r>
+          </w:p>
+        </w:tc>
+        <w:tc>
+          <w:tcPr>
+            <w:tcW w:w="0" w:type="auto"/>
+          </w:tcPr>
+          <w:p>
+            <w:pPr>
+              <w:spacing w:line="276" w:lineRule="auto"/>
+              <w:jc w:val="left"/>
+            </w:pPr>
+            <w:r>
+              <w:rPr>
+                <w:rFonts w:ascii="Times New Roman" w:hAnsi="Times New Roman" w:cs="Times New Roman"/>
+                <w:sz w:val="28"/>
+                <w:szCs w:val="28"/>
+              </w:rPr>
+              <w:t xml:space="preserve">ВВ.1; ВВ.2; ВВ.4</w:t>
+            </w:r>
+          </w:p>
+        </w:tc>
+      </w:tr>
+      <w:tr>
+        <w:tc>
+          <w:tcPr>
+            <w:tcW w:w="0" w:type="auto"/>
+          </w:tcPr>
+          <w:p>
+            <w:pPr>
+              <w:spacing w:line="276" w:lineRule="auto"/>
+              <w:jc w:val="left"/>
+            </w:pPr>
+          </w:p>
+        </w:tc>
+        <w:tc>
+          <w:tcPr>
+            <w:tcW w:w="0" w:type="auto"/>
+          </w:tcPr>
+          <w:p>
+            <w:pPr>
+              <w:spacing w:line="276" w:lineRule="auto"/>
+              <w:jc w:val="left"/>
+            </w:pPr>
+            <w:r>
+              <w:rPr>
+                <w:rFonts w:ascii="Times New Roman" w:hAnsi="Times New Roman" w:cs="Times New Roman"/>
+                <w:sz w:val="28"/>
+                <w:szCs w:val="28"/>
+              </w:rPr>
+              <w:t xml:space="preserve">Защищаемая информация</w:t>
+            </w:r>
+          </w:p>
+        </w:tc>
+        <w:tc>
+          <w:tcPr>
+            <w:tcW w:w="0" w:type="auto"/>
+          </w:tcPr>
+          <w:p>
+            <w:pPr>
+              <w:spacing w:line="276" w:lineRule="auto"/>
+              <w:jc w:val="left"/>
+            </w:pPr>
+            <w:r>
+              <w:rPr>
+                <w:rFonts w:ascii="Times New Roman" w:hAnsi="Times New Roman" w:cs="Times New Roman"/>
+                <w:sz w:val="28"/>
+                <w:szCs w:val="28"/>
+              </w:rPr>
+              <w:t xml:space="preserve">ВВ.1; ВВ.2; ВВ.4</w:t>
+            </w:r>
+          </w:p>
+        </w:tc>
+      </w:tr>
+      <w:tr>
+        <w:tc>
+          <w:tcPr>
+            <w:tcW w:w="0" w:type="auto"/>
+          </w:tcPr>
+          <w:p>
+            <w:pPr>
+              <w:spacing w:line="276" w:lineRule="auto"/>
+              <w:jc w:val="left"/>
+            </w:pPr>
+          </w:p>
+        </w:tc>
+        <w:tc>
+          <w:tcPr>
+            <w:tcW w:w="0" w:type="auto"/>
+          </w:tcPr>
+          <w:p>
+            <w:pPr>
+              <w:spacing w:line="276" w:lineRule="auto"/>
+              <w:jc w:val="left"/>
+            </w:pPr>
+            <w:r>
+              <w:rPr>
+                <w:rFonts w:ascii="Times New Roman" w:hAnsi="Times New Roman" w:cs="Times New Roman"/>
+                <w:sz w:val="28"/>
+                <w:szCs w:val="28"/>
+              </w:rPr>
+              <w:t xml:space="preserve">Сетевой трафик</w:t>
+            </w:r>
+          </w:p>
+        </w:tc>
+        <w:tc>
+          <w:tcPr>
+            <w:tcW w:w="0" w:type="auto"/>
+          </w:tcPr>
+          <w:p>
+            <w:pPr>
+              <w:spacing w:line="276" w:lineRule="auto"/>
+              <w:jc w:val="left"/>
+            </w:pPr>
+            <w:r>
+              <w:rPr>
+                <w:rFonts w:ascii="Times New Roman" w:hAnsi="Times New Roman" w:cs="Times New Roman"/>
+                <w:sz w:val="28"/>
+                <w:szCs w:val="28"/>
+              </w:rPr>
+              <w:t xml:space="preserve">ВВ.1; ВВ.2; ВВ.4</w:t>
+            </w:r>
+          </w:p>
+        </w:tc>
+      </w:tr>
+      <w:tr>
+        <w:tc>
+          <w:tcPr>
+            <w:tcW w:w="0" w:type="auto"/>
+          </w:tcPr>
+          <w:p>
+            <w:pPr>
+              <w:spacing w:line="276" w:lineRule="auto"/>
+              <w:jc w:val="left"/>
+            </w:pPr>
+            <w:r>
+              <w:rPr>
+                <w:rFonts w:ascii="Times New Roman" w:hAnsi="Times New Roman" w:cs="Times New Roman"/>
+                <w:sz w:val="28"/>
+                <w:szCs w:val="28"/>
+              </w:rPr>
+              <w:t xml:space="preserve">НП.5. Нарушение конфиденциальности (утечка) персональных данных пациентов и сотрудников</w:t>
+            </w:r>
+          </w:p>
+        </w:tc>
+        <w:tc>
+          <w:tcPr>
+            <w:tcW w:w="0" w:type="auto"/>
+          </w:tcPr>
+          <w:p>
+            <w:pPr>
+              <w:spacing w:line="276" w:lineRule="auto"/>
+              <w:jc w:val="left"/>
+            </w:pPr>
+            <w:r>
+              <w:rPr>
+                <w:rFonts w:ascii="Times New Roman" w:hAnsi="Times New Roman" w:cs="Times New Roman"/>
+                <w:sz w:val="28"/>
+                <w:szCs w:val="28"/>
+              </w:rPr>
+              <w:t xml:space="preserve">База данных</w:t>
+            </w:r>
+          </w:p>
+        </w:tc>
+        <w:tc>
+          <w:tcPr>
+            <w:tcW w:w="0" w:type="auto"/>
+          </w:tcPr>
+          <w:p>
+            <w:pPr>
+              <w:spacing w:line="276" w:lineRule="auto"/>
+              <w:jc w:val="left"/>
+            </w:pPr>
+            <w:r>
+              <w:rPr>
+                <w:rFonts w:ascii="Times New Roman" w:hAnsi="Times New Roman" w:cs="Times New Roman"/>
+                <w:sz w:val="28"/>
+                <w:szCs w:val="28"/>
+              </w:rPr>
+              <w:t xml:space="preserve">ВВ.1; ВВ.2; ВВ.4</w:t>
+            </w:r>
+          </w:p>
+        </w:tc>
+      </w:tr>
+      <w:tr>
+        <w:tc>
+          <w:tcPr>
+            <w:tcW w:w="0" w:type="auto"/>
+          </w:tcPr>
+          <w:p>
+            <w:pPr>
+              <w:spacing w:line="276" w:lineRule="auto"/>
+              <w:jc w:val="left"/>
+            </w:pPr>
+          </w:p>
+        </w:tc>
+        <w:tc>
+          <w:tcPr>
+            <w:tcW w:w="0" w:type="auto"/>
+          </w:tcPr>
+          <w:p>
+            <w:pPr>
+              <w:spacing w:line="276" w:lineRule="auto"/>
+              <w:jc w:val="left"/>
+            </w:pPr>
+            <w:r>
+              <w:rPr>
+                <w:rFonts w:ascii="Times New Roman" w:hAnsi="Times New Roman" w:cs="Times New Roman"/>
+                <w:sz w:val="28"/>
+                <w:szCs w:val="28"/>
+              </w:rPr>
+              <w:t xml:space="preserve">Защищаемая информация</w:t>
+            </w:r>
+          </w:p>
+        </w:tc>
+        <w:tc>
+          <w:tcPr>
+            <w:tcW w:w="0" w:type="auto"/>
+          </w:tcPr>
+          <w:p>
+            <w:pPr>
+              <w:spacing w:line="276" w:lineRule="auto"/>
+              <w:jc w:val="left"/>
+            </w:pPr>
+            <w:r>
+              <w:rPr>
+                <w:rFonts w:ascii="Times New Roman" w:hAnsi="Times New Roman" w:cs="Times New Roman"/>
+                <w:sz w:val="28"/>
+                <w:szCs w:val="28"/>
+              </w:rPr>
+              <w:t xml:space="preserve">ВВ.1; ВВ.2; ВВ.4</w:t>
+            </w:r>
+          </w:p>
+        </w:tc>
+      </w:tr>
+      <w:tr>
+        <w:tc>
+          <w:tcPr>
+            <w:tcW w:w="0" w:type="auto"/>
+          </w:tcPr>
+          <w:p>
+            <w:pPr>
+              <w:spacing w:line="276" w:lineRule="auto"/>
+              <w:jc w:val="left"/>
+            </w:pPr>
+          </w:p>
+        </w:tc>
+        <w:tc>
+          <w:tcPr>
+            <w:tcW w:w="0" w:type="auto"/>
+          </w:tcPr>
+          <w:p>
+            <w:pPr>
+              <w:spacing w:line="276" w:lineRule="auto"/>
+              <w:jc w:val="left"/>
+            </w:pPr>
+            <w:r>
+              <w:rPr>
+                <w:rFonts w:ascii="Times New Roman" w:hAnsi="Times New Roman" w:cs="Times New Roman"/>
+                <w:sz w:val="28"/>
+                <w:szCs w:val="28"/>
+              </w:rPr>
+              <w:t xml:space="preserve">Объекты файловой системы</w:t>
+            </w:r>
+          </w:p>
+        </w:tc>
+        <w:tc>
+          <w:tcPr>
+            <w:tcW w:w="0" w:type="auto"/>
+          </w:tcPr>
+          <w:p>
+            <w:pPr>
+              <w:spacing w:line="276" w:lineRule="auto"/>
+              <w:jc w:val="left"/>
+            </w:pPr>
+            <w:r>
+              <w:rPr>
+                <w:rFonts w:ascii="Times New Roman" w:hAnsi="Times New Roman" w:cs="Times New Roman"/>
+                <w:sz w:val="28"/>
+                <w:szCs w:val="28"/>
+              </w:rPr>
+              <w:t xml:space="preserve">ВВ.1; ВВ.2; ВВ.4</w:t>
+            </w:r>
+          </w:p>
+        </w:tc>
+      </w:tr>
+      <w:tr>
+        <w:tc>
+          <w:tcPr>
+            <w:tcW w:w="0" w:type="auto"/>
+          </w:tcPr>
+          <w:p>
+            <w:pPr>
+              <w:spacing w:line="276" w:lineRule="auto"/>
+              <w:jc w:val="left"/>
+            </w:pPr>
+          </w:p>
+        </w:tc>
+        <w:tc>
+          <w:tcPr>
+            <w:tcW w:w="0" w:type="auto"/>
+          </w:tcPr>
+          <w:p>
+            <w:pPr>
+              <w:spacing w:line="276" w:lineRule="auto"/>
+              <w:jc w:val="left"/>
+            </w:pPr>
+            <w:r>
+              <w:rPr>
+                <w:rFonts w:ascii="Times New Roman" w:hAnsi="Times New Roman" w:cs="Times New Roman"/>
+                <w:sz w:val="28"/>
+                <w:szCs w:val="28"/>
+              </w:rPr>
+              <w:t xml:space="preserve">Учётные данные пользователей</w:t>
+            </w:r>
+          </w:p>
+        </w:tc>
+        <w:tc>
+          <w:tcPr>
+            <w:tcW w:w="0" w:type="auto"/>
+          </w:tcPr>
+          <w:p>
+            <w:pPr>
+              <w:spacing w:line="276" w:lineRule="auto"/>
+              <w:jc w:val="left"/>
+            </w:pPr>
+            <w:r>
+              <w:rPr>
+                <w:rFonts w:ascii="Times New Roman" w:hAnsi="Times New Roman" w:cs="Times New Roman"/>
+                <w:sz w:val="28"/>
+                <w:szCs w:val="28"/>
+              </w:rPr>
+              <w:t xml:space="preserve">ВВ.1; ВВ.2; ВВ.4</w:t>
+            </w:r>
+          </w:p>
+        </w:tc>
+      </w:tr>
+      <w:tr>
+        <w:tc>
+          <w:tcPr>
+            <w:tcW w:w="0" w:type="auto"/>
+          </w:tcPr>
+          <w:p>
+            <w:pPr>
+              <w:spacing w:line="276" w:lineRule="auto"/>
+              <w:jc w:val="left"/>
+            </w:pPr>
+          </w:p>
+        </w:tc>
+        <w:tc>
+          <w:tcPr>
+            <w:tcW w:w="0" w:type="auto"/>
+          </w:tcPr>
+          <w:p>
+            <w:pPr>
+              <w:spacing w:line="276" w:lineRule="auto"/>
+              <w:jc w:val="left"/>
+            </w:pPr>
+            <w:r>
+              <w:rPr>
+                <w:rFonts w:ascii="Times New Roman" w:hAnsi="Times New Roman" w:cs="Times New Roman"/>
+                <w:sz w:val="28"/>
+                <w:szCs w:val="28"/>
+              </w:rPr>
+              <w:t xml:space="preserve">Сетевой трафик</w:t>
+            </w:r>
+          </w:p>
+        </w:tc>
+        <w:tc>
+          <w:tcPr>
+            <w:tcW w:w="0" w:type="auto"/>
+          </w:tcPr>
+          <w:p>
+            <w:pPr>
+              <w:spacing w:line="276" w:lineRule="auto"/>
+              <w:jc w:val="left"/>
+            </w:pPr>
+            <w:r>
+              <w:rPr>
+                <w:rFonts w:ascii="Times New Roman" w:hAnsi="Times New Roman" w:cs="Times New Roman"/>
+                <w:sz w:val="28"/>
+                <w:szCs w:val="28"/>
+              </w:rPr>
+              <w:t xml:space="preserve">ВВ.1; ВВ.2; ВВ.4</w:t>
+            </w:r>
+          </w:p>
+        </w:tc>
+      </w:tr>
+      <w:tr>
+        <w:tc>
+          <w:tcPr>
+            <w:tcW w:w="0" w:type="auto"/>
+          </w:tcPr>
+          <w:p>
+            <w:pPr>
+              <w:spacing w:line="276" w:lineRule="auto"/>
+              <w:jc w:val="left"/>
+            </w:pPr>
+          </w:p>
+        </w:tc>
+        <w:tc>
+          <w:tcPr>
+            <w:tcW w:w="0" w:type="auto"/>
+          </w:tcPr>
+          <w:p>
+            <w:pPr>
+              <w:spacing w:line="276" w:lineRule="auto"/>
+              <w:jc w:val="left"/>
+            </w:pPr>
+            <w:r>
+              <w:rPr>
+                <w:rFonts w:ascii="Times New Roman" w:hAnsi="Times New Roman" w:cs="Times New Roman"/>
+                <w:sz w:val="28"/>
+                <w:szCs w:val="28"/>
+              </w:rPr>
+              <w:t xml:space="preserve">Машинные носители информации в составе средств вычислительной техники</w:t>
+            </w:r>
+          </w:p>
+        </w:tc>
+        <w:tc>
+          <w:tcPr>
+            <w:tcW w:w="0" w:type="auto"/>
+          </w:tcPr>
+          <w:p>
+            <w:pPr>
+              <w:spacing w:line="276" w:lineRule="auto"/>
+              <w:jc w:val="left"/>
+            </w:pPr>
+            <w:r>
+              <w:rPr>
+                <w:rFonts w:ascii="Times New Roman" w:hAnsi="Times New Roman" w:cs="Times New Roman"/>
+                <w:sz w:val="28"/>
+                <w:szCs w:val="28"/>
+              </w:rPr>
+              <w:t xml:space="preserve">ВВ.1; ВВ.2; ВВ.3; ВВ.4</w:t>
+            </w:r>
+          </w:p>
+        </w:tc>
+      </w:tr>
+      <w:tr>
+        <w:tc>
+          <w:tcPr>
+            <w:tcW w:w="0" w:type="auto"/>
+          </w:tcPr>
+          <w:p>
+            <w:pPr>
+              <w:spacing w:line="276" w:lineRule="auto"/>
+              <w:jc w:val="left"/>
+            </w:pPr>
+          </w:p>
+        </w:tc>
+        <w:tc>
+          <w:tcPr>
+            <w:tcW w:w="0" w:type="auto"/>
+          </w:tcPr>
+          <w:p>
+            <w:pPr>
+              <w:spacing w:line="276" w:lineRule="auto"/>
+              <w:jc w:val="left"/>
+            </w:pPr>
+            <w:r>
+              <w:rPr>
+                <w:rFonts w:ascii="Times New Roman" w:hAnsi="Times New Roman" w:cs="Times New Roman"/>
+                <w:sz w:val="28"/>
+                <w:szCs w:val="28"/>
+              </w:rPr>
+              <w:t xml:space="preserve">Резервные копии данных АС больницы</w:t>
+            </w:r>
+          </w:p>
+        </w:tc>
+        <w:tc>
+          <w:tcPr>
+            <w:tcW w:w="0" w:type="auto"/>
+          </w:tcPr>
+          <w:p>
+            <w:pPr>
+              <w:spacing w:line="276" w:lineRule="auto"/>
+              <w:jc w:val="left"/>
+            </w:pPr>
+            <w:r>
+              <w:rPr>
+                <w:rFonts w:ascii="Times New Roman" w:hAnsi="Times New Roman" w:cs="Times New Roman"/>
+                <w:sz w:val="28"/>
+                <w:szCs w:val="28"/>
+              </w:rPr>
+              <w:t xml:space="preserve">ВВ.1; ВВ.2; ВВ.4</w:t>
+            </w:r>
+          </w:p>
+        </w:tc>
+      </w:tr>
+      <w:tr>
+        <w:tc>
+          <w:tcPr>
+            <w:tcW w:w="0" w:type="auto"/>
+          </w:tcPr>
+          <w:p>
+            <w:pPr>
+              <w:spacing w:line="276" w:lineRule="auto"/>
+              <w:jc w:val="left"/>
+            </w:pPr>
+          </w:p>
+        </w:tc>
+        <w:tc>
+          <w:tcPr>
+            <w:tcW w:w="0" w:type="auto"/>
+          </w:tcPr>
+          <w:p>
+            <w:pPr>
+              <w:spacing w:line="276" w:lineRule="auto"/>
+              <w:jc w:val="left"/>
+            </w:pPr>
+            <w:r>
+              <w:rPr>
+                <w:rFonts w:ascii="Times New Roman" w:hAnsi="Times New Roman" w:cs="Times New Roman"/>
+                <w:sz w:val="28"/>
+                <w:szCs w:val="28"/>
+              </w:rPr>
+              <w:t xml:space="preserve">Прикладное программное обеспечение</w:t>
+            </w:r>
+          </w:p>
+        </w:tc>
+        <w:tc>
+          <w:tcPr>
+            <w:tcW w:w="0" w:type="auto"/>
+          </w:tcPr>
+          <w:p>
+            <w:pPr>
+              <w:spacing w:line="276" w:lineRule="auto"/>
+              <w:jc w:val="left"/>
+            </w:pPr>
+            <w:r>
+              <w:rPr>
+                <w:rFonts w:ascii="Times New Roman" w:hAnsi="Times New Roman" w:cs="Times New Roman"/>
+                <w:sz w:val="28"/>
+                <w:szCs w:val="28"/>
+              </w:rPr>
+              <w:t xml:space="preserve">ВВ.2; ВВ.3; ВВ.4</w:t>
+            </w:r>
+          </w:p>
+        </w:tc>
+      </w:tr>
+      <w:tr>
+        <w:tc>
+          <w:tcPr>
+            <w:tcW w:w="0" w:type="auto"/>
+          </w:tcPr>
+          <w:p>
+            <w:pPr>
+              <w:spacing w:line="276" w:lineRule="auto"/>
+              <w:jc w:val="left"/>
+            </w:pPr>
+          </w:p>
+        </w:tc>
+        <w:tc>
+          <w:tcPr>
+            <w:tcW w:w="0" w:type="auto"/>
+          </w:tcPr>
+          <w:p>
+            <w:pPr>
+              <w:spacing w:line="276" w:lineRule="auto"/>
+              <w:jc w:val="left"/>
+            </w:pPr>
+            <w:r>
+              <w:rPr>
+                <w:rFonts w:ascii="Times New Roman" w:hAnsi="Times New Roman" w:cs="Times New Roman"/>
+                <w:sz w:val="28"/>
+                <w:szCs w:val="28"/>
+              </w:rPr>
+              <w:t xml:space="preserve">Средства криптографической защиты информации</w:t>
+            </w:r>
+          </w:p>
+        </w:tc>
+        <w:tc>
+          <w:tcPr>
+            <w:tcW w:w="0" w:type="auto"/>
+          </w:tcPr>
+          <w:p>
+            <w:pPr>
+              <w:spacing w:line="276" w:lineRule="auto"/>
+              <w:jc w:val="left"/>
+            </w:pPr>
+            <w:r>
+              <w:rPr>
+                <w:rFonts w:ascii="Times New Roman" w:hAnsi="Times New Roman" w:cs="Times New Roman"/>
+                <w:sz w:val="28"/>
+                <w:szCs w:val="28"/>
+              </w:rPr>
+              <w:t xml:space="preserve">ВВ.2; ВВ.3; ВВ.4; ВВ.6</w:t>
+            </w:r>
+          </w:p>
+        </w:tc>
+      </w:tr>
+      <w:tr>
+        <w:tc>
+          <w:tcPr>
+            <w:tcW w:w="0" w:type="auto"/>
+          </w:tcPr>
+          <w:p>
+            <w:pPr>
+              <w:spacing w:line="276" w:lineRule="auto"/>
+              <w:jc w:val="left"/>
+            </w:pPr>
+          </w:p>
+        </w:tc>
+        <w:tc>
+          <w:tcPr>
+            <w:tcW w:w="0" w:type="auto"/>
+          </w:tcPr>
+          <w:p>
+            <w:pPr>
+              <w:spacing w:line="276" w:lineRule="auto"/>
+              <w:jc w:val="left"/>
+            </w:pPr>
+            <w:r>
+              <w:rPr>
+                <w:rFonts w:ascii="Times New Roman" w:hAnsi="Times New Roman" w:cs="Times New Roman"/>
+                <w:sz w:val="28"/>
+                <w:szCs w:val="28"/>
+              </w:rPr>
+              <w:t xml:space="preserve">Средство вычислительной техники</w:t>
+            </w:r>
+          </w:p>
+        </w:tc>
+        <w:tc>
+          <w:tcPr>
+            <w:tcW w:w="0" w:type="auto"/>
+          </w:tcPr>
+          <w:p>
+            <w:pPr>
+              <w:spacing w:line="276" w:lineRule="auto"/>
+              <w:jc w:val="left"/>
+            </w:pPr>
+            <w:r>
+              <w:rPr>
+                <w:rFonts w:ascii="Times New Roman" w:hAnsi="Times New Roman" w:cs="Times New Roman"/>
+                <w:sz w:val="28"/>
+                <w:szCs w:val="28"/>
+              </w:rPr>
+              <w:t xml:space="preserve">ВВ.1; ВВ.2; ВВ.3; ВВ.4; ВВ.5; ВВ.6</w:t>
+            </w:r>
+          </w:p>
+        </w:tc>
+      </w:tr>
+      <w:tr>
+        <w:tc>
+          <w:tcPr>
+            <w:tcW w:w="0" w:type="auto"/>
+          </w:tcPr>
+          <w:p>
+            <w:pPr>
+              <w:spacing w:line="276" w:lineRule="auto"/>
+              <w:jc w:val="left"/>
+            </w:pPr>
+          </w:p>
+        </w:tc>
+        <w:tc>
+          <w:tcPr>
+            <w:tcW w:w="0" w:type="auto"/>
+          </w:tcPr>
+          <w:p>
+            <w:pPr>
+              <w:spacing w:line="276" w:lineRule="auto"/>
+              <w:jc w:val="left"/>
+            </w:pPr>
+            <w:r>
+              <w:rPr>
+                <w:rFonts w:ascii="Times New Roman" w:hAnsi="Times New Roman" w:cs="Times New Roman"/>
+                <w:sz w:val="28"/>
+                <w:szCs w:val="28"/>
+              </w:rPr>
+              <w:t xml:space="preserve">Узел вычислительной сети (АРМ, серверы, маршрутизаторы, коммутаторы)</w:t>
+            </w:r>
+          </w:p>
+        </w:tc>
+        <w:tc>
+          <w:tcPr>
+            <w:tcW w:w="0" w:type="auto"/>
+          </w:tcPr>
+          <w:p>
+            <w:pPr>
+              <w:spacing w:line="276" w:lineRule="auto"/>
+              <w:jc w:val="left"/>
+            </w:pPr>
+            <w:r>
+              <w:rPr>
+                <w:rFonts w:ascii="Times New Roman" w:hAnsi="Times New Roman" w:cs="Times New Roman"/>
+                <w:sz w:val="28"/>
+                <w:szCs w:val="28"/>
+              </w:rPr>
+              <w:t xml:space="preserve">ВВ.2; ВВ.3; ВВ.4; ВВ.6</w:t>
+            </w:r>
+          </w:p>
+        </w:tc>
+      </w:tr>
+      <w:tr>
+        <w:tc>
+          <w:tcPr>
+            <w:tcW w:w="0" w:type="auto"/>
+          </w:tcPr>
+          <w:p>
+            <w:pPr>
+              <w:spacing w:line="276" w:lineRule="auto"/>
+              <w:jc w:val="left"/>
+            </w:pPr>
+            <w:r>
+              <w:rPr>
+                <w:rFonts w:ascii="Times New Roman" w:hAnsi="Times New Roman" w:cs="Times New Roman"/>
+                <w:sz w:val="28"/>
+                <w:szCs w:val="28"/>
+              </w:rPr>
+              <w:t xml:space="preserve">НП.6. Финансовый или иной материальный ущерб физическому лицу</w:t>
+            </w:r>
+          </w:p>
+        </w:tc>
+        <w:tc>
+          <w:tcPr>
+            <w:tcW w:w="0" w:type="auto"/>
+          </w:tcPr>
+          <w:p>
+            <w:pPr>
+              <w:spacing w:line="276" w:lineRule="auto"/>
+              <w:jc w:val="left"/>
+            </w:pPr>
+            <w:r>
+              <w:rPr>
+                <w:rFonts w:ascii="Times New Roman" w:hAnsi="Times New Roman" w:cs="Times New Roman"/>
+                <w:sz w:val="28"/>
+                <w:szCs w:val="28"/>
+              </w:rPr>
+              <w:t xml:space="preserve">База данных</w:t>
+            </w:r>
+          </w:p>
+        </w:tc>
+        <w:tc>
+          <w:tcPr>
+            <w:tcW w:w="0" w:type="auto"/>
+          </w:tcPr>
+          <w:p>
+            <w:pPr>
+              <w:spacing w:line="276" w:lineRule="auto"/>
+              <w:jc w:val="left"/>
+            </w:pPr>
+            <w:r>
+              <w:rPr>
+                <w:rFonts w:ascii="Times New Roman" w:hAnsi="Times New Roman" w:cs="Times New Roman"/>
+                <w:sz w:val="28"/>
+                <w:szCs w:val="28"/>
+              </w:rPr>
+              <w:t xml:space="preserve">ВВ.1; ВВ.2; ВВ.4</w:t>
+            </w:r>
+          </w:p>
+        </w:tc>
+      </w:tr>
+      <w:tr>
+        <w:tc>
+          <w:tcPr>
+            <w:tcW w:w="0" w:type="auto"/>
+          </w:tcPr>
+          <w:p>
+            <w:pPr>
+              <w:spacing w:line="276" w:lineRule="auto"/>
+              <w:jc w:val="left"/>
+            </w:pPr>
+          </w:p>
+        </w:tc>
+        <w:tc>
+          <w:tcPr>
+            <w:tcW w:w="0" w:type="auto"/>
+          </w:tcPr>
+          <w:p>
+            <w:pPr>
+              <w:spacing w:line="276" w:lineRule="auto"/>
+              <w:jc w:val="left"/>
+            </w:pPr>
+            <w:r>
+              <w:rPr>
+                <w:rFonts w:ascii="Times New Roman" w:hAnsi="Times New Roman" w:cs="Times New Roman"/>
+                <w:sz w:val="28"/>
+                <w:szCs w:val="28"/>
+              </w:rPr>
+              <w:t xml:space="preserve">Защищаемая информация</w:t>
+            </w:r>
+          </w:p>
+        </w:tc>
+        <w:tc>
+          <w:tcPr>
+            <w:tcW w:w="0" w:type="auto"/>
+          </w:tcPr>
+          <w:p>
+            <w:pPr>
+              <w:spacing w:line="276" w:lineRule="auto"/>
+              <w:jc w:val="left"/>
+            </w:pPr>
+            <w:r>
+              <w:rPr>
+                <w:rFonts w:ascii="Times New Roman" w:hAnsi="Times New Roman" w:cs="Times New Roman"/>
+                <w:sz w:val="28"/>
+                <w:szCs w:val="28"/>
+              </w:rPr>
+              <w:t xml:space="preserve">ВВ.1; ВВ.2; ВВ.4</w:t>
+            </w:r>
+          </w:p>
+        </w:tc>
+      </w:tr>
+      <w:tr>
+        <w:tc>
+          <w:tcPr>
+            <w:tcW w:w="0" w:type="auto"/>
+          </w:tcPr>
+          <w:p>
+            <w:pPr>
+              <w:spacing w:line="276" w:lineRule="auto"/>
+              <w:jc w:val="left"/>
+            </w:pPr>
+          </w:p>
+        </w:tc>
+        <w:tc>
+          <w:tcPr>
+            <w:tcW w:w="0" w:type="auto"/>
+          </w:tcPr>
+          <w:p>
+            <w:pPr>
+              <w:spacing w:line="276" w:lineRule="auto"/>
+              <w:jc w:val="left"/>
+            </w:pPr>
+            <w:r>
+              <w:rPr>
+                <w:rFonts w:ascii="Times New Roman" w:hAnsi="Times New Roman" w:cs="Times New Roman"/>
+                <w:sz w:val="28"/>
+                <w:szCs w:val="28"/>
+              </w:rPr>
+              <w:t xml:space="preserve">Учётные данные пользователей</w:t>
+            </w:r>
+          </w:p>
+        </w:tc>
+        <w:tc>
+          <w:tcPr>
+            <w:tcW w:w="0" w:type="auto"/>
+          </w:tcPr>
+          <w:p>
+            <w:pPr>
+              <w:spacing w:line="276" w:lineRule="auto"/>
+              <w:jc w:val="left"/>
+            </w:pPr>
+            <w:r>
+              <w:rPr>
+                <w:rFonts w:ascii="Times New Roman" w:hAnsi="Times New Roman" w:cs="Times New Roman"/>
+                <w:sz w:val="28"/>
+                <w:szCs w:val="28"/>
+              </w:rPr>
+              <w:t xml:space="preserve">ВВ.1; ВВ.2; ВВ.4</w:t>
+            </w:r>
+          </w:p>
+        </w:tc>
+      </w:tr>
+      <w:tr>
+        <w:tc>
+          <w:tcPr>
+            <w:tcW w:w="0" w:type="auto"/>
+          </w:tcPr>
+          <w:p>
+            <w:pPr>
+              <w:spacing w:line="276" w:lineRule="auto"/>
+              <w:jc w:val="left"/>
+            </w:pPr>
+          </w:p>
+        </w:tc>
+        <w:tc>
+          <w:tcPr>
+            <w:tcW w:w="0" w:type="auto"/>
+          </w:tcPr>
+          <w:p>
+            <w:pPr>
+              <w:spacing w:line="276" w:lineRule="auto"/>
+              <w:jc w:val="left"/>
+            </w:pPr>
+            <w:r>
+              <w:rPr>
+                <w:rFonts w:ascii="Times New Roman" w:hAnsi="Times New Roman" w:cs="Times New Roman"/>
+                <w:sz w:val="28"/>
+                <w:szCs w:val="28"/>
+              </w:rPr>
+              <w:t xml:space="preserve">Сетевой трафик</w:t>
+            </w:r>
+          </w:p>
+        </w:tc>
+        <w:tc>
+          <w:tcPr>
+            <w:tcW w:w="0" w:type="auto"/>
+          </w:tcPr>
+          <w:p>
+            <w:pPr>
+              <w:spacing w:line="276" w:lineRule="auto"/>
+              <w:jc w:val="left"/>
+            </w:pPr>
+            <w:r>
+              <w:rPr>
+                <w:rFonts w:ascii="Times New Roman" w:hAnsi="Times New Roman" w:cs="Times New Roman"/>
+                <w:sz w:val="28"/>
+                <w:szCs w:val="28"/>
+              </w:rPr>
+              <w:t xml:space="preserve">ВВ.1; ВВ.2; ВВ.4</w:t>
+            </w:r>
+          </w:p>
+        </w:tc>
+      </w:tr>
+      <w:tr>
+        <w:tc>
+          <w:tcPr>
+            <w:tcW w:w="0" w:type="auto"/>
+          </w:tcPr>
+          <w:p>
+            <w:pPr>
+              <w:spacing w:line="276" w:lineRule="auto"/>
+              <w:jc w:val="left"/>
+            </w:pPr>
+            <w:r>
+              <w:rPr>
+                <w:rFonts w:ascii="Times New Roman" w:hAnsi="Times New Roman" w:cs="Times New Roman"/>
+                <w:sz w:val="28"/>
+                <w:szCs w:val="28"/>
+              </w:rPr>
+              <w:t xml:space="preserve">НП.7. Причинение вреда здоровью пациента или возникновение угрозы причинения вреда жизни и здоровью пациента</w:t>
+            </w:r>
+          </w:p>
+        </w:tc>
+        <w:tc>
+          <w:tcPr>
+            <w:tcW w:w="0" w:type="auto"/>
+          </w:tcPr>
+          <w:p>
+            <w:pPr>
+              <w:spacing w:line="276" w:lineRule="auto"/>
+              <w:jc w:val="left"/>
+            </w:pPr>
+            <w:r>
+              <w:rPr>
+                <w:rFonts w:ascii="Times New Roman" w:hAnsi="Times New Roman" w:cs="Times New Roman"/>
+                <w:sz w:val="28"/>
+                <w:szCs w:val="28"/>
+              </w:rPr>
+              <w:t xml:space="preserve">База данных</w:t>
+            </w:r>
+          </w:p>
+        </w:tc>
+        <w:tc>
+          <w:tcPr>
+            <w:tcW w:w="0" w:type="auto"/>
+          </w:tcPr>
+          <w:p>
+            <w:pPr>
+              <w:spacing w:line="276" w:lineRule="auto"/>
+              <w:jc w:val="left"/>
+            </w:pPr>
+            <w:r>
+              <w:rPr>
+                <w:rFonts w:ascii="Times New Roman" w:hAnsi="Times New Roman" w:cs="Times New Roman"/>
+                <w:sz w:val="28"/>
+                <w:szCs w:val="28"/>
+              </w:rPr>
+              <w:t xml:space="preserve">ВВ.2; ВВ.4</w:t>
+            </w:r>
+          </w:p>
+        </w:tc>
+      </w:tr>
+      <w:tr>
+        <w:tc>
+          <w:tcPr>
+            <w:tcW w:w="0" w:type="auto"/>
+          </w:tcPr>
+          <w:p>
+            <w:pPr>
+              <w:spacing w:line="276" w:lineRule="auto"/>
+              <w:jc w:val="left"/>
+            </w:pPr>
+          </w:p>
+        </w:tc>
+        <w:tc>
+          <w:tcPr>
+            <w:tcW w:w="0" w:type="auto"/>
+          </w:tcPr>
+          <w:p>
+            <w:pPr>
+              <w:spacing w:line="276" w:lineRule="auto"/>
+              <w:jc w:val="left"/>
+            </w:pPr>
+            <w:r>
+              <w:rPr>
+                <w:rFonts w:ascii="Times New Roman" w:hAnsi="Times New Roman" w:cs="Times New Roman"/>
+                <w:sz w:val="28"/>
+                <w:szCs w:val="28"/>
+              </w:rPr>
+              <w:t xml:space="preserve">Защищаемая информация (электронная медицинская карта, лист назначений, результаты исследований)</w:t>
+            </w:r>
+          </w:p>
+        </w:tc>
+        <w:tc>
+          <w:tcPr>
+            <w:tcW w:w="0" w:type="auto"/>
+          </w:tcPr>
+          <w:p>
+            <w:pPr>
+              <w:spacing w:line="276" w:lineRule="auto"/>
+              <w:jc w:val="left"/>
+            </w:pPr>
+            <w:r>
+              <w:rPr>
+                <w:rFonts w:ascii="Times New Roman" w:hAnsi="Times New Roman" w:cs="Times New Roman"/>
+                <w:sz w:val="28"/>
+                <w:szCs w:val="28"/>
+              </w:rPr>
+              <w:t xml:space="preserve">ВВ.2; ВВ.4</w:t>
+            </w:r>
+          </w:p>
+        </w:tc>
+      </w:tr>
+      <w:tr>
+        <w:tc>
+          <w:tcPr>
+            <w:tcW w:w="0" w:type="auto"/>
+          </w:tcPr>
+          <w:p>
+            <w:pPr>
+              <w:spacing w:line="276" w:lineRule="auto"/>
+              <w:jc w:val="left"/>
+            </w:pPr>
+          </w:p>
+        </w:tc>
+        <w:tc>
+          <w:tcPr>
+            <w:tcW w:w="0" w:type="auto"/>
+          </w:tcPr>
+          <w:p>
+            <w:pPr>
+              <w:spacing w:line="276" w:lineRule="auto"/>
+              <w:jc w:val="left"/>
+            </w:pPr>
+            <w:r>
+              <w:rPr>
+                <w:rFonts w:ascii="Times New Roman" w:hAnsi="Times New Roman" w:cs="Times New Roman"/>
+                <w:sz w:val="28"/>
+                <w:szCs w:val="28"/>
+              </w:rPr>
+              <w:t xml:space="preserve">Прикладное программное обеспечение</w:t>
+            </w:r>
+          </w:p>
+        </w:tc>
+        <w:tc>
+          <w:tcPr>
+            <w:tcW w:w="0" w:type="auto"/>
+          </w:tcPr>
+          <w:p>
+            <w:pPr>
+              <w:spacing w:line="276" w:lineRule="auto"/>
+              <w:jc w:val="left"/>
+            </w:pPr>
+            <w:r>
+              <w:rPr>
+                <w:rFonts w:ascii="Times New Roman" w:hAnsi="Times New Roman" w:cs="Times New Roman"/>
+                <w:sz w:val="28"/>
+                <w:szCs w:val="28"/>
+              </w:rPr>
+              <w:t xml:space="preserve">ВВ.2; ВВ.4</w:t>
+            </w:r>
+          </w:p>
+        </w:tc>
+      </w:tr>
+      <w:tr>
+        <w:tc>
+          <w:tcPr>
+            <w:tcW w:w="0" w:type="auto"/>
+          </w:tcPr>
+          <w:p>
+            <w:pPr>
+              <w:spacing w:line="276" w:lineRule="auto"/>
+              <w:jc w:val="left"/>
+            </w:pPr>
+          </w:p>
+        </w:tc>
+        <w:tc>
+          <w:tcPr>
+            <w:tcW w:w="0" w:type="auto"/>
+          </w:tcPr>
+          <w:p>
+            <w:pPr>
+              <w:spacing w:line="276" w:lineRule="auto"/>
+              <w:jc w:val="left"/>
+            </w:pPr>
+            <w:r>
+              <w:rPr>
+                <w:rFonts w:ascii="Times New Roman" w:hAnsi="Times New Roman" w:cs="Times New Roman"/>
+                <w:sz w:val="28"/>
+                <w:szCs w:val="28"/>
+              </w:rPr>
+              <w:t xml:space="preserve">Каналы взаимодействия со смежными информационными системами (ЛИС, RIS/PACS)</w:t>
+            </w:r>
+          </w:p>
+        </w:tc>
+        <w:tc>
+          <w:tcPr>
+            <w:tcW w:w="0" w:type="auto"/>
+          </w:tcPr>
+          <w:p>
+            <w:pPr>
+              <w:spacing w:line="276" w:lineRule="auto"/>
+              <w:jc w:val="left"/>
+            </w:pPr>
+            <w:r>
+              <w:rPr>
+                <w:rFonts w:ascii="Times New Roman" w:hAnsi="Times New Roman" w:cs="Times New Roman"/>
+                <w:sz w:val="28"/>
+                <w:szCs w:val="28"/>
+              </w:rPr>
+              <w:t xml:space="preserve">ВВ.2; ВВ.4</w:t>
+            </w:r>
+          </w:p>
+        </w:tc>
+      </w:tr>
+      <w:tr>
+        <w:tc>
+          <w:tcPr>
+            <w:tcW w:w="0" w:type="auto"/>
+          </w:tcPr>
+          <w:p>
+            <w:pPr>
+              <w:spacing w:line="276" w:lineRule="auto"/>
+              <w:jc w:val="left"/>
+            </w:pPr>
+            <w:r>
+              <w:rPr>
+                <w:rFonts w:ascii="Times New Roman" w:hAnsi="Times New Roman" w:cs="Times New Roman"/>
+                <w:sz w:val="28"/>
+                <w:szCs w:val="28"/>
+              </w:rPr>
+              <w:t xml:space="preserve">НП.8. Нарушение сроков оказания медицинской помощи пациенту</w:t>
+            </w:r>
+          </w:p>
+        </w:tc>
+        <w:tc>
+          <w:tcPr>
+            <w:tcW w:w="0" w:type="auto"/>
+          </w:tcPr>
+          <w:p>
+            <w:pPr>
+              <w:spacing w:line="276" w:lineRule="auto"/>
+              <w:jc w:val="left"/>
+            </w:pPr>
+            <w:r>
+              <w:rPr>
+                <w:rFonts w:ascii="Times New Roman" w:hAnsi="Times New Roman" w:cs="Times New Roman"/>
+                <w:sz w:val="28"/>
+                <w:szCs w:val="28"/>
+              </w:rPr>
+              <w:t xml:space="preserve">Информационная (автоматизированная) система в целом</w:t>
+            </w:r>
+          </w:p>
+        </w:tc>
+        <w:tc>
+          <w:tcPr>
+            <w:tcW w:w="0" w:type="auto"/>
+          </w:tcPr>
+          <w:p>
+            <w:pPr>
+              <w:spacing w:line="276" w:lineRule="auto"/>
+              <w:jc w:val="left"/>
+            </w:pPr>
+            <w:r>
+              <w:rPr>
+                <w:rFonts w:ascii="Times New Roman" w:hAnsi="Times New Roman" w:cs="Times New Roman"/>
+                <w:sz w:val="28"/>
+                <w:szCs w:val="28"/>
+              </w:rPr>
+              <w:t xml:space="preserve">ВВ.3; ВВ.6</w:t>
+            </w:r>
+          </w:p>
+        </w:tc>
+      </w:tr>
+      <w:tr>
+        <w:tc>
+          <w:tcPr>
+            <w:tcW w:w="0" w:type="auto"/>
+          </w:tcPr>
+          <w:p>
+            <w:pPr>
+              <w:spacing w:line="276" w:lineRule="auto"/>
+              <w:jc w:val="left"/>
+            </w:pPr>
+          </w:p>
+        </w:tc>
+        <w:tc>
+          <w:tcPr>
+            <w:tcW w:w="0" w:type="auto"/>
+          </w:tcPr>
+          <w:p>
+            <w:pPr>
+              <w:spacing w:line="276" w:lineRule="auto"/>
+              <w:jc w:val="left"/>
+            </w:pPr>
+            <w:r>
+              <w:rPr>
+                <w:rFonts w:ascii="Times New Roman" w:hAnsi="Times New Roman" w:cs="Times New Roman"/>
+                <w:sz w:val="28"/>
+                <w:szCs w:val="28"/>
+              </w:rPr>
+              <w:t xml:space="preserve">Прикладное программное обеспечение</w:t>
+            </w:r>
+          </w:p>
+        </w:tc>
+        <w:tc>
+          <w:tcPr>
+            <w:tcW w:w="0" w:type="auto"/>
+          </w:tcPr>
+          <w:p>
+            <w:pPr>
+              <w:spacing w:line="276" w:lineRule="auto"/>
+              <w:jc w:val="left"/>
+            </w:pPr>
+            <w:r>
+              <w:rPr>
+                <w:rFonts w:ascii="Times New Roman" w:hAnsi="Times New Roman" w:cs="Times New Roman"/>
+                <w:sz w:val="28"/>
+                <w:szCs w:val="28"/>
+              </w:rPr>
+              <w:t xml:space="preserve">ВВ.3; ВВ.6</w:t>
+            </w:r>
+          </w:p>
+        </w:tc>
+      </w:tr>
+      <w:tr>
+        <w:tc>
+          <w:tcPr>
+            <w:tcW w:w="0" w:type="auto"/>
+          </w:tcPr>
+          <w:p>
+            <w:pPr>
+              <w:spacing w:line="276" w:lineRule="auto"/>
+              <w:jc w:val="left"/>
+            </w:pPr>
+          </w:p>
+        </w:tc>
+        <w:tc>
+          <w:tcPr>
+            <w:tcW w:w="0" w:type="auto"/>
+          </w:tcPr>
+          <w:p>
+            <w:pPr>
+              <w:spacing w:line="276" w:lineRule="auto"/>
+              <w:jc w:val="left"/>
+            </w:pPr>
+            <w:r>
+              <w:rPr>
+                <w:rFonts w:ascii="Times New Roman" w:hAnsi="Times New Roman" w:cs="Times New Roman"/>
+                <w:sz w:val="28"/>
+                <w:szCs w:val="28"/>
+              </w:rPr>
+              <w:t xml:space="preserve">Сервер приложений</w:t>
+            </w:r>
+          </w:p>
+        </w:tc>
+        <w:tc>
+          <w:tcPr>
+            <w:tcW w:w="0" w:type="auto"/>
+          </w:tcPr>
+          <w:p>
+            <w:pPr>
+              <w:spacing w:line="276" w:lineRule="auto"/>
+              <w:jc w:val="left"/>
+            </w:pPr>
+            <w:r>
+              <w:rPr>
+                <w:rFonts w:ascii="Times New Roman" w:hAnsi="Times New Roman" w:cs="Times New Roman"/>
+                <w:sz w:val="28"/>
+                <w:szCs w:val="28"/>
+              </w:rPr>
+              <w:t xml:space="preserve">ВВ.3; ВВ.6</w:t>
+            </w:r>
+          </w:p>
+        </w:tc>
+      </w:tr>
+      <w:tr>
+        <w:tc>
+          <w:tcPr>
+            <w:tcW w:w="0" w:type="auto"/>
+          </w:tcPr>
+          <w:p>
+            <w:pPr>
+              <w:spacing w:line="276" w:lineRule="auto"/>
+              <w:jc w:val="left"/>
+            </w:pPr>
+          </w:p>
+        </w:tc>
+        <w:tc>
+          <w:tcPr>
+            <w:tcW w:w="0" w:type="auto"/>
+          </w:tcPr>
+          <w:p>
+            <w:pPr>
+              <w:spacing w:line="276" w:lineRule="auto"/>
+              <w:jc w:val="left"/>
+            </w:pPr>
+            <w:r>
+              <w:rPr>
+                <w:rFonts w:ascii="Times New Roman" w:hAnsi="Times New Roman" w:cs="Times New Roman"/>
+                <w:sz w:val="28"/>
+                <w:szCs w:val="28"/>
+              </w:rPr>
+              <w:t xml:space="preserve">Сервер базы данных</w:t>
+            </w:r>
+          </w:p>
+        </w:tc>
+        <w:tc>
+          <w:tcPr>
+            <w:tcW w:w="0" w:type="auto"/>
+          </w:tcPr>
+          <w:p>
+            <w:pPr>
+              <w:spacing w:line="276" w:lineRule="auto"/>
+              <w:jc w:val="left"/>
+            </w:pPr>
+            <w:r>
+              <w:rPr>
+                <w:rFonts w:ascii="Times New Roman" w:hAnsi="Times New Roman" w:cs="Times New Roman"/>
+                <w:sz w:val="28"/>
+                <w:szCs w:val="28"/>
+              </w:rPr>
+              <w:t xml:space="preserve">ВВ.3; ВВ.6</w:t>
+            </w:r>
+          </w:p>
+        </w:tc>
+      </w:tr>
+      <w:tr>
+        <w:tc>
+          <w:tcPr>
+            <w:tcW w:w="0" w:type="auto"/>
+          </w:tcPr>
+          <w:p>
+            <w:pPr>
+              <w:spacing w:line="276" w:lineRule="auto"/>
+              <w:jc w:val="left"/>
+            </w:pPr>
+          </w:p>
+        </w:tc>
+        <w:tc>
+          <w:tcPr>
+            <w:tcW w:w="0" w:type="auto"/>
+          </w:tcPr>
+          <w:p>
+            <w:pPr>
+              <w:spacing w:line="276" w:lineRule="auto"/>
+              <w:jc w:val="left"/>
+            </w:pPr>
+            <w:r>
+              <w:rPr>
+                <w:rFonts w:ascii="Times New Roman" w:hAnsi="Times New Roman" w:cs="Times New Roman"/>
+                <w:sz w:val="28"/>
+                <w:szCs w:val="28"/>
+              </w:rPr>
+              <w:t xml:space="preserve">Узел вычислительной сети</w:t>
+            </w:r>
+          </w:p>
+        </w:tc>
+        <w:tc>
+          <w:tcPr>
+            <w:tcW w:w="0" w:type="auto"/>
+          </w:tcPr>
+          <w:p>
+            <w:pPr>
+              <w:spacing w:line="276" w:lineRule="auto"/>
+              <w:jc w:val="left"/>
+            </w:pPr>
+            <w:r>
+              <w:rPr>
+                <w:rFonts w:ascii="Times New Roman" w:hAnsi="Times New Roman" w:cs="Times New Roman"/>
+                <w:sz w:val="28"/>
+                <w:szCs w:val="28"/>
+              </w:rPr>
+              <w:t xml:space="preserve">ВВ.3; ВВ.6</w:t>
+            </w:r>
+          </w:p>
+        </w:tc>
+      </w:tr>
+      <w:tr>
+        <w:tc>
+          <w:tcPr>
+            <w:tcW w:w="0" w:type="auto"/>
+          </w:tcPr>
+          <w:p>
+            <w:pPr>
+              <w:spacing w:line="276" w:lineRule="auto"/>
+              <w:jc w:val="left"/>
+            </w:pPr>
+          </w:p>
+        </w:tc>
+        <w:tc>
+          <w:tcPr>
+            <w:tcW w:w="0" w:type="auto"/>
+          </w:tcPr>
+          <w:p>
+            <w:pPr>
+              <w:spacing w:line="276" w:lineRule="auto"/>
+              <w:jc w:val="left"/>
+            </w:pPr>
+            <w:r>
+              <w:rPr>
+                <w:rFonts w:ascii="Times New Roman" w:hAnsi="Times New Roman" w:cs="Times New Roman"/>
+                <w:sz w:val="28"/>
+                <w:szCs w:val="28"/>
+              </w:rPr>
+              <w:t xml:space="preserve">Каналы взаимодействия со смежными информационными системами</w:t>
+            </w:r>
+          </w:p>
+        </w:tc>
+        <w:tc>
+          <w:tcPr>
+            <w:tcW w:w="0" w:type="auto"/>
+          </w:tcPr>
+          <w:p>
+            <w:pPr>
+              <w:spacing w:line="276" w:lineRule="auto"/>
+              <w:jc w:val="left"/>
+            </w:pPr>
+            <w:r>
+              <w:rPr>
+                <w:rFonts w:ascii="Times New Roman" w:hAnsi="Times New Roman" w:cs="Times New Roman"/>
+                <w:sz w:val="28"/>
+                <w:szCs w:val="28"/>
+              </w:rPr>
+              <w:t xml:space="preserve">ВВ.3</w:t>
+            </w:r>
+          </w:p>
+        </w:tc>
+      </w:tr>
+      <w:tr>
+        <w:tc>
+          <w:tcPr>
+            <w:tcW w:w="0" w:type="auto"/>
+          </w:tcPr>
+          <w:p>
+            <w:pPr>
+              <w:spacing w:line="276" w:lineRule="auto"/>
+              <w:jc w:val="left"/>
+            </w:pPr>
+            <w:r>
+              <w:rPr>
+                <w:rFonts w:ascii="Times New Roman" w:hAnsi="Times New Roman" w:cs="Times New Roman"/>
+                <w:sz w:val="28"/>
+                <w:szCs w:val="28"/>
+              </w:rPr>
+              <w:t xml:space="preserve">НП.9. Ошибочная выдача или введение лекарственного средства пациенту</w:t>
+            </w:r>
+          </w:p>
+        </w:tc>
+        <w:tc>
+          <w:tcPr>
+            <w:tcW w:w="0" w:type="auto"/>
+          </w:tcPr>
+          <w:p>
+            <w:pPr>
+              <w:spacing w:line="276" w:lineRule="auto"/>
+              <w:jc w:val="left"/>
+            </w:pPr>
+            <w:r>
+              <w:rPr>
+                <w:rFonts w:ascii="Times New Roman" w:hAnsi="Times New Roman" w:cs="Times New Roman"/>
+                <w:sz w:val="28"/>
+                <w:szCs w:val="28"/>
+              </w:rPr>
+              <w:t xml:space="preserve">База данных (модуль аптечного контура)</w:t>
+            </w:r>
+          </w:p>
+        </w:tc>
+        <w:tc>
+          <w:tcPr>
+            <w:tcW w:w="0" w:type="auto"/>
+          </w:tcPr>
+          <w:p>
+            <w:pPr>
+              <w:spacing w:line="276" w:lineRule="auto"/>
+              <w:jc w:val="left"/>
+            </w:pPr>
+            <w:r>
+              <w:rPr>
+                <w:rFonts w:ascii="Times New Roman" w:hAnsi="Times New Roman" w:cs="Times New Roman"/>
+                <w:sz w:val="28"/>
+                <w:szCs w:val="28"/>
+              </w:rPr>
+              <w:t xml:space="preserve">ВВ.2; ВВ.4</w:t>
+            </w:r>
+          </w:p>
+        </w:tc>
+      </w:tr>
+      <w:tr>
+        <w:tc>
+          <w:tcPr>
+            <w:tcW w:w="0" w:type="auto"/>
+          </w:tcPr>
+          <w:p>
+            <w:pPr>
+              <w:spacing w:line="276" w:lineRule="auto"/>
+              <w:jc w:val="left"/>
+            </w:pPr>
+          </w:p>
+        </w:tc>
+        <w:tc>
+          <w:tcPr>
+            <w:tcW w:w="0" w:type="auto"/>
+          </w:tcPr>
+          <w:p>
+            <w:pPr>
+              <w:spacing w:line="276" w:lineRule="auto"/>
+              <w:jc w:val="left"/>
+            </w:pPr>
+            <w:r>
+              <w:rPr>
+                <w:rFonts w:ascii="Times New Roman" w:hAnsi="Times New Roman" w:cs="Times New Roman"/>
+                <w:sz w:val="28"/>
+                <w:szCs w:val="28"/>
+              </w:rPr>
+              <w:t xml:space="preserve">Защищаемая информация (лист назначений, документы лекарственного обеспечения)</w:t>
+            </w:r>
+          </w:p>
+        </w:tc>
+        <w:tc>
+          <w:tcPr>
+            <w:tcW w:w="0" w:type="auto"/>
+          </w:tcPr>
+          <w:p>
+            <w:pPr>
+              <w:spacing w:line="276" w:lineRule="auto"/>
+              <w:jc w:val="left"/>
+            </w:pPr>
+            <w:r>
+              <w:rPr>
+                <w:rFonts w:ascii="Times New Roman" w:hAnsi="Times New Roman" w:cs="Times New Roman"/>
+                <w:sz w:val="28"/>
+                <w:szCs w:val="28"/>
+              </w:rPr>
+              <w:t xml:space="preserve">ВВ.2; ВВ.4</w:t>
+            </w:r>
+          </w:p>
+        </w:tc>
+      </w:tr>
+      <w:tr>
+        <w:tc>
+          <w:tcPr>
+            <w:tcW w:w="0" w:type="auto"/>
+          </w:tcPr>
+          <w:p>
+            <w:pPr>
+              <w:spacing w:line="276" w:lineRule="auto"/>
+              <w:jc w:val="left"/>
+            </w:pPr>
+          </w:p>
+        </w:tc>
+        <w:tc>
+          <w:tcPr>
+            <w:tcW w:w="0" w:type="auto"/>
+          </w:tcPr>
+          <w:p>
+            <w:pPr>
+              <w:spacing w:line="276" w:lineRule="auto"/>
+              <w:jc w:val="left"/>
+            </w:pPr>
+            <w:r>
+              <w:rPr>
+                <w:rFonts w:ascii="Times New Roman" w:hAnsi="Times New Roman" w:cs="Times New Roman"/>
+                <w:sz w:val="28"/>
+                <w:szCs w:val="28"/>
+              </w:rPr>
+              <w:t xml:space="preserve">Прикладное программное обеспечение</w:t>
+            </w:r>
+          </w:p>
+        </w:tc>
+        <w:tc>
+          <w:tcPr>
+            <w:tcW w:w="0" w:type="auto"/>
+          </w:tcPr>
+          <w:p>
+            <w:pPr>
+              <w:spacing w:line="276" w:lineRule="auto"/>
+              <w:jc w:val="left"/>
+            </w:pPr>
+            <w:r>
+              <w:rPr>
+                <w:rFonts w:ascii="Times New Roman" w:hAnsi="Times New Roman" w:cs="Times New Roman"/>
+                <w:sz w:val="28"/>
+                <w:szCs w:val="28"/>
+              </w:rPr>
+              <w:t xml:space="preserve">ВВ.2; ВВ.4</w:t>
+            </w:r>
+          </w:p>
+        </w:tc>
+      </w:tr>
+      <w:tr>
+        <w:tc>
+          <w:tcPr>
+            <w:tcW w:w="0" w:type="auto"/>
+          </w:tcPr>
+          <w:p>
+            <w:pPr>
+              <w:spacing w:line="276" w:lineRule="auto"/>
+              <w:jc w:val="left"/>
+            </w:pPr>
+            <w:r>
+              <w:rPr>
+                <w:rFonts w:ascii="Times New Roman" w:hAnsi="Times New Roman" w:cs="Times New Roman"/>
+                <w:sz w:val="28"/>
+                <w:szCs w:val="28"/>
+              </w:rPr>
+              <w:t xml:space="preserve">НП.10. Несанкционированное изменение или уничтожение результатов лабораторных и инструментальных исследований</w:t>
+            </w:r>
+          </w:p>
+        </w:tc>
+        <w:tc>
+          <w:tcPr>
+            <w:tcW w:w="0" w:type="auto"/>
+          </w:tcPr>
+          <w:p>
+            <w:pPr>
+              <w:spacing w:line="276" w:lineRule="auto"/>
+              <w:jc w:val="left"/>
+            </w:pPr>
+            <w:r>
+              <w:rPr>
+                <w:rFonts w:ascii="Times New Roman" w:hAnsi="Times New Roman" w:cs="Times New Roman"/>
+                <w:sz w:val="28"/>
+                <w:szCs w:val="28"/>
+              </w:rPr>
+              <w:t xml:space="preserve">База данных</w:t>
+            </w:r>
+          </w:p>
+        </w:tc>
+        <w:tc>
+          <w:tcPr>
+            <w:tcW w:w="0" w:type="auto"/>
+          </w:tcPr>
+          <w:p>
+            <w:pPr>
+              <w:spacing w:line="276" w:lineRule="auto"/>
+              <w:jc w:val="left"/>
+            </w:pPr>
+            <w:r>
+              <w:rPr>
+                <w:rFonts w:ascii="Times New Roman" w:hAnsi="Times New Roman" w:cs="Times New Roman"/>
+                <w:sz w:val="28"/>
+                <w:szCs w:val="28"/>
+              </w:rPr>
+              <w:t xml:space="preserve">ВВ.2; ВВ.4</w:t>
+            </w:r>
+          </w:p>
+        </w:tc>
+      </w:tr>
+      <w:tr>
+        <w:tc>
+          <w:tcPr>
+            <w:tcW w:w="0" w:type="auto"/>
+          </w:tcPr>
+          <w:p>
+            <w:pPr>
+              <w:spacing w:line="276" w:lineRule="auto"/>
+              <w:jc w:val="left"/>
+            </w:pPr>
+          </w:p>
+        </w:tc>
+        <w:tc>
+          <w:tcPr>
+            <w:tcW w:w="0" w:type="auto"/>
+          </w:tcPr>
+          <w:p>
+            <w:pPr>
+              <w:spacing w:line="276" w:lineRule="auto"/>
+              <w:jc w:val="left"/>
+            </w:pPr>
+            <w:r>
+              <w:rPr>
+                <w:rFonts w:ascii="Times New Roman" w:hAnsi="Times New Roman" w:cs="Times New Roman"/>
+                <w:sz w:val="28"/>
+                <w:szCs w:val="28"/>
+              </w:rPr>
+              <w:t xml:space="preserve">Защищаемая информация</w:t>
+            </w:r>
+          </w:p>
+        </w:tc>
+        <w:tc>
+          <w:tcPr>
+            <w:tcW w:w="0" w:type="auto"/>
+          </w:tcPr>
+          <w:p>
+            <w:pPr>
+              <w:spacing w:line="276" w:lineRule="auto"/>
+              <w:jc w:val="left"/>
+            </w:pPr>
+            <w:r>
+              <w:rPr>
+                <w:rFonts w:ascii="Times New Roman" w:hAnsi="Times New Roman" w:cs="Times New Roman"/>
+                <w:sz w:val="28"/>
+                <w:szCs w:val="28"/>
+              </w:rPr>
+              <w:t xml:space="preserve">ВВ.2; ВВ.4</w:t>
+            </w:r>
+          </w:p>
+        </w:tc>
+      </w:tr>
+      <w:tr>
+        <w:tc>
+          <w:tcPr>
+            <w:tcW w:w="0" w:type="auto"/>
+          </w:tcPr>
+          <w:p>
+            <w:pPr>
+              <w:spacing w:line="276" w:lineRule="auto"/>
+              <w:jc w:val="left"/>
+            </w:pPr>
+          </w:p>
+        </w:tc>
+        <w:tc>
+          <w:tcPr>
+            <w:tcW w:w="0" w:type="auto"/>
+          </w:tcPr>
+          <w:p>
+            <w:pPr>
+              <w:spacing w:line="276" w:lineRule="auto"/>
+              <w:jc w:val="left"/>
+            </w:pPr>
+            <w:r>
+              <w:rPr>
+                <w:rFonts w:ascii="Times New Roman" w:hAnsi="Times New Roman" w:cs="Times New Roman"/>
+                <w:sz w:val="28"/>
+                <w:szCs w:val="28"/>
+              </w:rPr>
+              <w:t xml:space="preserve">Прикладное программное обеспечение</w:t>
+            </w:r>
+          </w:p>
+        </w:tc>
+        <w:tc>
+          <w:tcPr>
+            <w:tcW w:w="0" w:type="auto"/>
+          </w:tcPr>
+          <w:p>
+            <w:pPr>
+              <w:spacing w:line="276" w:lineRule="auto"/>
+              <w:jc w:val="left"/>
+            </w:pPr>
+            <w:r>
+              <w:rPr>
+                <w:rFonts w:ascii="Times New Roman" w:hAnsi="Times New Roman" w:cs="Times New Roman"/>
+                <w:sz w:val="28"/>
+                <w:szCs w:val="28"/>
+              </w:rPr>
+              <w:t xml:space="preserve">ВВ.2; ВВ.4</w:t>
+            </w:r>
+          </w:p>
+        </w:tc>
+      </w:tr>
+      <w:tr>
+        <w:tc>
+          <w:tcPr>
+            <w:tcW w:w="0" w:type="auto"/>
+          </w:tcPr>
+          <w:p>
+            <w:pPr>
+              <w:spacing w:line="276" w:lineRule="auto"/>
+              <w:jc w:val="left"/>
+            </w:pPr>
+          </w:p>
+        </w:tc>
+        <w:tc>
+          <w:tcPr>
+            <w:tcW w:w="0" w:type="auto"/>
+          </w:tcPr>
+          <w:p>
+            <w:pPr>
+              <w:spacing w:line="276" w:lineRule="auto"/>
+              <w:jc w:val="left"/>
+            </w:pPr>
+            <w:r>
+              <w:rPr>
+                <w:rFonts w:ascii="Times New Roman" w:hAnsi="Times New Roman" w:cs="Times New Roman"/>
+                <w:sz w:val="28"/>
+                <w:szCs w:val="28"/>
+              </w:rPr>
+              <w:t xml:space="preserve">Каналы взаимодействия со смежными информационными системами (ЛИС, RIS/PACS)</w:t>
+            </w:r>
+          </w:p>
+        </w:tc>
+        <w:tc>
+          <w:tcPr>
+            <w:tcW w:w="0" w:type="auto"/>
+          </w:tcPr>
+          <w:p>
+            <w:pPr>
+              <w:spacing w:line="276" w:lineRule="auto"/>
+              <w:jc w:val="left"/>
+            </w:pPr>
+            <w:r>
+              <w:rPr>
+                <w:rFonts w:ascii="Times New Roman" w:hAnsi="Times New Roman" w:cs="Times New Roman"/>
+                <w:sz w:val="28"/>
+                <w:szCs w:val="28"/>
+              </w:rPr>
+              <w:t xml:space="preserve">ВВ.2; ВВ.4</w:t>
+            </w:r>
+          </w:p>
+        </w:tc>
+      </w:tr>
+      <w:tr>
+        <w:tc>
+          <w:tcPr>
+            <w:tcW w:w="0" w:type="auto"/>
+          </w:tcPr>
+          <w:p>
+            <w:pPr>
+              <w:spacing w:line="276" w:lineRule="auto"/>
+              <w:jc w:val="left"/>
+            </w:pPr>
+            <w:r>
+              <w:rPr>
+                <w:rFonts w:ascii="Times New Roman" w:hAnsi="Times New Roman" w:cs="Times New Roman"/>
+                <w:sz w:val="28"/>
+                <w:szCs w:val="28"/>
+              </w:rPr>
+              <w:t xml:space="preserve">НП.11. Нарушение законодательства Российской Федерации в области защиты персональных данных, охраны здоровья граждан и обработки сведений, составляющих врачебную тайну</w:t>
+            </w:r>
+          </w:p>
+        </w:tc>
+        <w:tc>
+          <w:tcPr>
+            <w:tcW w:w="0" w:type="auto"/>
+          </w:tcPr>
+          <w:p>
+            <w:pPr>
+              <w:spacing w:line="276" w:lineRule="auto"/>
+              <w:jc w:val="left"/>
+            </w:pPr>
+            <w:r>
+              <w:rPr>
+                <w:rFonts w:ascii="Times New Roman" w:hAnsi="Times New Roman" w:cs="Times New Roman"/>
+                <w:sz w:val="28"/>
+                <w:szCs w:val="28"/>
+              </w:rPr>
+              <w:t xml:space="preserve">Информационная (автоматизированная) система в целом</w:t>
+            </w:r>
+          </w:p>
+        </w:tc>
+        <w:tc>
+          <w:tcPr>
+            <w:tcW w:w="0" w:type="auto"/>
+          </w:tcPr>
+          <w:p>
+            <w:pPr>
+              <w:spacing w:line="276" w:lineRule="auto"/>
+              <w:jc w:val="left"/>
+            </w:pPr>
+            <w:r>
+              <w:rPr>
+                <w:rFonts w:ascii="Times New Roman" w:hAnsi="Times New Roman" w:cs="Times New Roman"/>
+                <w:sz w:val="28"/>
+                <w:szCs w:val="28"/>
+              </w:rPr>
+              <w:t xml:space="preserve">ВВ.1; ВВ.2; ВВ.3; ВВ.4; ВВ.5; ВВ.6</w:t>
+            </w:r>
+          </w:p>
+        </w:tc>
+      </w:tr>
+      <w:tr>
+        <w:tc>
+          <w:tcPr>
+            <w:tcW w:w="0" w:type="auto"/>
+          </w:tcPr>
+          <w:p>
+            <w:pPr>
+              <w:spacing w:line="276" w:lineRule="auto"/>
+              <w:jc w:val="left"/>
+            </w:pPr>
+            <w:r>
+              <w:rPr>
+                <w:rFonts w:ascii="Times New Roman" w:hAnsi="Times New Roman" w:cs="Times New Roman"/>
+                <w:sz w:val="28"/>
+                <w:szCs w:val="28"/>
+              </w:rPr>
+              <w:t xml:space="preserve">НП.12. Необходимость дополнительных (незапланированных) затрат на выплаты штрафов или компенсаций</w:t>
+            </w:r>
+          </w:p>
+        </w:tc>
+        <w:tc>
+          <w:tcPr>
+            <w:tcW w:w="0" w:type="auto"/>
+          </w:tcPr>
+          <w:p>
+            <w:pPr>
+              <w:spacing w:line="276" w:lineRule="auto"/>
+              <w:jc w:val="left"/>
+            </w:pPr>
+            <w:r>
+              <w:rPr>
+                <w:rFonts w:ascii="Times New Roman" w:hAnsi="Times New Roman" w:cs="Times New Roman"/>
+                <w:sz w:val="28"/>
+                <w:szCs w:val="28"/>
+              </w:rPr>
+              <w:t xml:space="preserve">Информационная (автоматизированная) система в целом</w:t>
+            </w:r>
+          </w:p>
+        </w:tc>
+        <w:tc>
+          <w:tcPr>
+            <w:tcW w:w="0" w:type="auto"/>
+          </w:tcPr>
+          <w:p>
+            <w:pPr>
+              <w:spacing w:line="276" w:lineRule="auto"/>
+              <w:jc w:val="left"/>
+            </w:pPr>
+            <w:r>
+              <w:rPr>
+                <w:rFonts w:ascii="Times New Roman" w:hAnsi="Times New Roman" w:cs="Times New Roman"/>
+                <w:sz w:val="28"/>
+                <w:szCs w:val="28"/>
+              </w:rPr>
+              <w:t xml:space="preserve">ВВ.1; ВВ.2; ВВ.3; ВВ.4; ВВ.5; ВВ.6</w:t>
+            </w:r>
+          </w:p>
+        </w:tc>
+      </w:tr>
+      <w:tr>
+        <w:tc>
+          <w:tcPr>
+            <w:tcW w:w="0" w:type="auto"/>
+          </w:tcPr>
+          <w:p>
+            <w:pPr>
+              <w:spacing w:line="276" w:lineRule="auto"/>
+              <w:jc w:val="left"/>
+            </w:pPr>
+            <w:r>
+              <w:rPr>
+                <w:rFonts w:ascii="Times New Roman" w:hAnsi="Times New Roman" w:cs="Times New Roman"/>
+                <w:sz w:val="28"/>
+                <w:szCs w:val="28"/>
+              </w:rPr>
+              <w:t xml:space="preserve">НП.13. Невозможность решения задач (реализации функций) АС больницы или снижение эффективности их решения</w:t>
+            </w:r>
+          </w:p>
+        </w:tc>
+        <w:tc>
+          <w:tcPr>
+            <w:tcW w:w="0" w:type="auto"/>
+          </w:tcPr>
+          <w:p>
+            <w:pPr>
+              <w:spacing w:line="276" w:lineRule="auto"/>
+              <w:jc w:val="left"/>
+            </w:pPr>
+            <w:r>
+              <w:rPr>
+                <w:rFonts w:ascii="Times New Roman" w:hAnsi="Times New Roman" w:cs="Times New Roman"/>
+                <w:sz w:val="28"/>
+                <w:szCs w:val="28"/>
+              </w:rPr>
+              <w:t xml:space="preserve">Информационная (автоматизированная) система в целом</w:t>
+            </w:r>
+          </w:p>
+        </w:tc>
+        <w:tc>
+          <w:tcPr>
+            <w:tcW w:w="0" w:type="auto"/>
+          </w:tcPr>
+          <w:p>
+            <w:pPr>
+              <w:spacing w:line="276" w:lineRule="auto"/>
+              <w:jc w:val="left"/>
+            </w:pPr>
+            <w:r>
+              <w:rPr>
+                <w:rFonts w:ascii="Times New Roman" w:hAnsi="Times New Roman" w:cs="Times New Roman"/>
+                <w:sz w:val="28"/>
+                <w:szCs w:val="28"/>
+              </w:rPr>
+              <w:t xml:space="preserve">ВВ.2; ВВ.3; ВВ.4; ВВ.6</w:t>
+            </w:r>
+          </w:p>
+        </w:tc>
+      </w:tr>
+      <w:tr>
+        <w:tc>
+          <w:tcPr>
+            <w:tcW w:w="0" w:type="auto"/>
+          </w:tcPr>
+          <w:p>
+            <w:pPr>
+              <w:spacing w:line="276" w:lineRule="auto"/>
+              <w:jc w:val="left"/>
+            </w:pPr>
+          </w:p>
+        </w:tc>
+        <w:tc>
+          <w:tcPr>
+            <w:tcW w:w="0" w:type="auto"/>
+          </w:tcPr>
+          <w:p>
+            <w:pPr>
+              <w:spacing w:line="276" w:lineRule="auto"/>
+              <w:jc w:val="left"/>
+            </w:pPr>
+            <w:r>
+              <w:rPr>
+                <w:rFonts w:ascii="Times New Roman" w:hAnsi="Times New Roman" w:cs="Times New Roman"/>
+                <w:sz w:val="28"/>
+                <w:szCs w:val="28"/>
+              </w:rPr>
+              <w:t xml:space="preserve">Прикладное программное обеспечение</w:t>
+            </w:r>
+          </w:p>
+        </w:tc>
+        <w:tc>
+          <w:tcPr>
+            <w:tcW w:w="0" w:type="auto"/>
+          </w:tcPr>
+          <w:p>
+            <w:pPr>
+              <w:spacing w:line="276" w:lineRule="auto"/>
+              <w:jc w:val="left"/>
+            </w:pPr>
+            <w:r>
+              <w:rPr>
+                <w:rFonts w:ascii="Times New Roman" w:hAnsi="Times New Roman" w:cs="Times New Roman"/>
+                <w:sz w:val="28"/>
+                <w:szCs w:val="28"/>
+              </w:rPr>
+              <w:t xml:space="preserve">ВВ.2; ВВ.3; ВВ.4</w:t>
+            </w:r>
+          </w:p>
+        </w:tc>
+      </w:tr>
+      <w:tr>
+        <w:tc>
+          <w:tcPr>
+            <w:tcW w:w="0" w:type="auto"/>
+          </w:tcPr>
+          <w:p>
+            <w:pPr>
+              <w:spacing w:line="276" w:lineRule="auto"/>
+              <w:jc w:val="left"/>
+            </w:pPr>
+          </w:p>
+        </w:tc>
+        <w:tc>
+          <w:tcPr>
+            <w:tcW w:w="0" w:type="auto"/>
+          </w:tcPr>
+          <w:p>
+            <w:pPr>
+              <w:spacing w:line="276" w:lineRule="auto"/>
+              <w:jc w:val="left"/>
+            </w:pPr>
+            <w:r>
+              <w:rPr>
+                <w:rFonts w:ascii="Times New Roman" w:hAnsi="Times New Roman" w:cs="Times New Roman"/>
+                <w:sz w:val="28"/>
+                <w:szCs w:val="28"/>
+              </w:rPr>
+              <w:t xml:space="preserve">Системное программное обеспечение</w:t>
+            </w:r>
+          </w:p>
+        </w:tc>
+        <w:tc>
+          <w:tcPr>
+            <w:tcW w:w="0" w:type="auto"/>
+          </w:tcPr>
+          <w:p>
+            <w:pPr>
+              <w:spacing w:line="276" w:lineRule="auto"/>
+              <w:jc w:val="left"/>
+            </w:pPr>
+            <w:r>
+              <w:rPr>
+                <w:rFonts w:ascii="Times New Roman" w:hAnsi="Times New Roman" w:cs="Times New Roman"/>
+                <w:sz w:val="28"/>
+                <w:szCs w:val="28"/>
+              </w:rPr>
+              <w:t xml:space="preserve">ВВ.2; ВВ.3; ВВ.4</w:t>
+            </w:r>
+          </w:p>
+        </w:tc>
+      </w:tr>
+      <w:tr>
+        <w:tc>
+          <w:tcPr>
+            <w:tcW w:w="0" w:type="auto"/>
+          </w:tcPr>
+          <w:p>
+            <w:pPr>
+              <w:spacing w:line="276" w:lineRule="auto"/>
+              <w:jc w:val="left"/>
+            </w:pPr>
+          </w:p>
+        </w:tc>
+        <w:tc>
+          <w:tcPr>
+            <w:tcW w:w="0" w:type="auto"/>
+          </w:tcPr>
+          <w:p>
+            <w:pPr>
+              <w:spacing w:line="276" w:lineRule="auto"/>
+              <w:jc w:val="left"/>
+            </w:pPr>
+            <w:r>
+              <w:rPr>
+                <w:rFonts w:ascii="Times New Roman" w:hAnsi="Times New Roman" w:cs="Times New Roman"/>
+                <w:sz w:val="28"/>
+                <w:szCs w:val="28"/>
+              </w:rPr>
+              <w:t xml:space="preserve">База данных</w:t>
+            </w:r>
+          </w:p>
+        </w:tc>
+        <w:tc>
+          <w:tcPr>
+            <w:tcW w:w="0" w:type="auto"/>
+          </w:tcPr>
+          <w:p>
+            <w:pPr>
+              <w:spacing w:line="276" w:lineRule="auto"/>
+              <w:jc w:val="left"/>
+            </w:pPr>
+            <w:r>
+              <w:rPr>
+                <w:rFonts w:ascii="Times New Roman" w:hAnsi="Times New Roman" w:cs="Times New Roman"/>
+                <w:sz w:val="28"/>
+                <w:szCs w:val="28"/>
+              </w:rPr>
+              <w:t xml:space="preserve">ВВ.1; ВВ.2; ВВ.4</w:t>
+            </w:r>
+          </w:p>
+        </w:tc>
+      </w:tr>
+      <w:tr>
+        <w:tc>
+          <w:tcPr>
+            <w:tcW w:w="0" w:type="auto"/>
+          </w:tcPr>
+          <w:p>
+            <w:pPr>
+              <w:spacing w:line="276" w:lineRule="auto"/>
+              <w:jc w:val="left"/>
+            </w:pPr>
+          </w:p>
+        </w:tc>
+        <w:tc>
+          <w:tcPr>
+            <w:tcW w:w="0" w:type="auto"/>
+          </w:tcPr>
+          <w:p>
+            <w:pPr>
+              <w:spacing w:line="276" w:lineRule="auto"/>
+              <w:jc w:val="left"/>
+            </w:pPr>
+            <w:r>
+              <w:rPr>
+                <w:rFonts w:ascii="Times New Roman" w:hAnsi="Times New Roman" w:cs="Times New Roman"/>
+                <w:sz w:val="28"/>
+                <w:szCs w:val="28"/>
+              </w:rPr>
+              <w:t xml:space="preserve">Сервер приложений</w:t>
+            </w:r>
+          </w:p>
+        </w:tc>
+        <w:tc>
+          <w:tcPr>
+            <w:tcW w:w="0" w:type="auto"/>
+          </w:tcPr>
+          <w:p>
+            <w:pPr>
+              <w:spacing w:line="276" w:lineRule="auto"/>
+              <w:jc w:val="left"/>
+            </w:pPr>
+            <w:r>
+              <w:rPr>
+                <w:rFonts w:ascii="Times New Roman" w:hAnsi="Times New Roman" w:cs="Times New Roman"/>
+                <w:sz w:val="28"/>
+                <w:szCs w:val="28"/>
+              </w:rPr>
+              <w:t xml:space="preserve">ВВ.2; ВВ.3; ВВ.4</w:t>
+            </w:r>
+          </w:p>
+        </w:tc>
+      </w:tr>
+      <w:tr>
+        <w:tc>
+          <w:tcPr>
+            <w:tcW w:w="0" w:type="auto"/>
+          </w:tcPr>
+          <w:p>
+            <w:pPr>
+              <w:spacing w:line="276" w:lineRule="auto"/>
+              <w:jc w:val="left"/>
+            </w:pPr>
+          </w:p>
+        </w:tc>
+        <w:tc>
+          <w:tcPr>
+            <w:tcW w:w="0" w:type="auto"/>
+          </w:tcPr>
+          <w:p>
+            <w:pPr>
+              <w:spacing w:line="276" w:lineRule="auto"/>
+              <w:jc w:val="left"/>
+            </w:pPr>
+            <w:r>
+              <w:rPr>
+                <w:rFonts w:ascii="Times New Roman" w:hAnsi="Times New Roman" w:cs="Times New Roman"/>
+                <w:sz w:val="28"/>
+                <w:szCs w:val="28"/>
+              </w:rPr>
+              <w:t xml:space="preserve">Сервер базы данных</w:t>
+            </w:r>
+          </w:p>
+        </w:tc>
+        <w:tc>
+          <w:tcPr>
+            <w:tcW w:w="0" w:type="auto"/>
+          </w:tcPr>
+          <w:p>
+            <w:pPr>
+              <w:spacing w:line="276" w:lineRule="auto"/>
+              <w:jc w:val="left"/>
+            </w:pPr>
+            <w:r>
+              <w:rPr>
+                <w:rFonts w:ascii="Times New Roman" w:hAnsi="Times New Roman" w:cs="Times New Roman"/>
+                <w:sz w:val="28"/>
+                <w:szCs w:val="28"/>
+              </w:rPr>
+              <w:t xml:space="preserve">ВВ.2; ВВ.3; ВВ.4; ВВ.6</w:t>
+            </w:r>
+          </w:p>
+        </w:tc>
+      </w:tr>
+      <w:tr>
+        <w:tc>
+          <w:tcPr>
+            <w:tcW w:w="0" w:type="auto"/>
+          </w:tcPr>
+          <w:p>
+            <w:pPr>
+              <w:spacing w:line="276" w:lineRule="auto"/>
+              <w:jc w:val="left"/>
+            </w:pPr>
+          </w:p>
+        </w:tc>
+        <w:tc>
+          <w:tcPr>
+            <w:tcW w:w="0" w:type="auto"/>
+          </w:tcPr>
+          <w:p>
+            <w:pPr>
+              <w:spacing w:line="276" w:lineRule="auto"/>
+              <w:jc w:val="left"/>
+            </w:pPr>
+            <w:r>
+              <w:rPr>
+                <w:rFonts w:ascii="Times New Roman" w:hAnsi="Times New Roman" w:cs="Times New Roman"/>
+                <w:sz w:val="28"/>
+                <w:szCs w:val="28"/>
+              </w:rPr>
+              <w:t xml:space="preserve">Узел вычислительной сети</w:t>
+            </w:r>
+          </w:p>
+        </w:tc>
+        <w:tc>
+          <w:tcPr>
+            <w:tcW w:w="0" w:type="auto"/>
+          </w:tcPr>
+          <w:p>
+            <w:pPr>
+              <w:spacing w:line="276" w:lineRule="auto"/>
+              <w:jc w:val="left"/>
+            </w:pPr>
+            <w:r>
+              <w:rPr>
+                <w:rFonts w:ascii="Times New Roman" w:hAnsi="Times New Roman" w:cs="Times New Roman"/>
+                <w:sz w:val="28"/>
+                <w:szCs w:val="28"/>
+              </w:rPr>
+              <w:t xml:space="preserve">ВВ.2; ВВ.3; ВВ.4; ВВ.6</w:t>
+            </w:r>
+          </w:p>
+        </w:tc>
+      </w:tr>
+      <w:tr>
+        <w:tc>
+          <w:tcPr>
+            <w:tcW w:w="0" w:type="auto"/>
+          </w:tcPr>
+          <w:p>
+            <w:pPr>
+              <w:spacing w:line="276" w:lineRule="auto"/>
+              <w:jc w:val="left"/>
+            </w:pPr>
+          </w:p>
+        </w:tc>
+        <w:tc>
+          <w:tcPr>
+            <w:tcW w:w="0" w:type="auto"/>
+          </w:tcPr>
+          <w:p>
+            <w:pPr>
+              <w:spacing w:line="276" w:lineRule="auto"/>
+              <w:jc w:val="left"/>
+            </w:pPr>
+            <w:r>
+              <w:rPr>
+                <w:rFonts w:ascii="Times New Roman" w:hAnsi="Times New Roman" w:cs="Times New Roman"/>
+                <w:sz w:val="28"/>
+                <w:szCs w:val="28"/>
+              </w:rPr>
+              <w:t xml:space="preserve">Сетевое (телекоммуникационное) оборудование</w:t>
+            </w:r>
+          </w:p>
+        </w:tc>
+        <w:tc>
+          <w:tcPr>
+            <w:tcW w:w="0" w:type="auto"/>
+          </w:tcPr>
+          <w:p>
+            <w:pPr>
+              <w:spacing w:line="276" w:lineRule="auto"/>
+              <w:jc w:val="left"/>
+            </w:pPr>
+            <w:r>
+              <w:rPr>
+                <w:rFonts w:ascii="Times New Roman" w:hAnsi="Times New Roman" w:cs="Times New Roman"/>
+                <w:sz w:val="28"/>
+                <w:szCs w:val="28"/>
+              </w:rPr>
+              <w:t xml:space="preserve">ВВ.2; ВВ.3; ВВ.4; ВВ.6</w:t>
+            </w:r>
+          </w:p>
+        </w:tc>
+      </w:tr>
+      <w:tr>
+        <w:tc>
+          <w:tcPr>
+            <w:tcW w:w="0" w:type="auto"/>
+          </w:tcPr>
+          <w:p>
+            <w:pPr>
+              <w:spacing w:line="276" w:lineRule="auto"/>
+              <w:jc w:val="left"/>
+            </w:pPr>
+            <w:r>
+              <w:rPr>
+                <w:rFonts w:ascii="Times New Roman" w:hAnsi="Times New Roman" w:cs="Times New Roman"/>
+                <w:sz w:val="28"/>
+                <w:szCs w:val="28"/>
+              </w:rPr>
+              <w:t xml:space="preserve">НП.14. Нарушение штатного режима функционирования АС больницы</w:t>
+            </w:r>
+          </w:p>
+        </w:tc>
+        <w:tc>
+          <w:tcPr>
+            <w:tcW w:w="0" w:type="auto"/>
+          </w:tcPr>
+          <w:p>
+            <w:pPr>
+              <w:spacing w:line="276" w:lineRule="auto"/>
+              <w:jc w:val="left"/>
+            </w:pPr>
+            <w:r>
+              <w:rPr>
+                <w:rFonts w:ascii="Times New Roman" w:hAnsi="Times New Roman" w:cs="Times New Roman"/>
+                <w:sz w:val="28"/>
+                <w:szCs w:val="28"/>
+              </w:rPr>
+              <w:t xml:space="preserve">Информационная (автоматизированная) система в целом</w:t>
+            </w:r>
+          </w:p>
+        </w:tc>
+        <w:tc>
+          <w:tcPr>
+            <w:tcW w:w="0" w:type="auto"/>
+          </w:tcPr>
+          <w:p>
+            <w:pPr>
+              <w:spacing w:line="276" w:lineRule="auto"/>
+              <w:jc w:val="left"/>
+            </w:pPr>
+            <w:r>
+              <w:rPr>
+                <w:rFonts w:ascii="Times New Roman" w:hAnsi="Times New Roman" w:cs="Times New Roman"/>
+                <w:sz w:val="28"/>
+                <w:szCs w:val="28"/>
+              </w:rPr>
+              <w:t xml:space="preserve">ВВ.3; ВВ.5; ВВ.6</w:t>
+            </w:r>
+          </w:p>
+        </w:tc>
+      </w:tr>
+      <w:tr>
+        <w:tc>
+          <w:tcPr>
+            <w:tcW w:w="0" w:type="auto"/>
+          </w:tcPr>
+          <w:p>
+            <w:pPr>
+              <w:spacing w:line="276" w:lineRule="auto"/>
+              <w:jc w:val="left"/>
+            </w:pPr>
+          </w:p>
+        </w:tc>
+        <w:tc>
+          <w:tcPr>
+            <w:tcW w:w="0" w:type="auto"/>
+          </w:tcPr>
+          <w:p>
+            <w:pPr>
+              <w:spacing w:line="276" w:lineRule="auto"/>
+              <w:jc w:val="left"/>
+            </w:pPr>
+            <w:r>
+              <w:rPr>
+                <w:rFonts w:ascii="Times New Roman" w:hAnsi="Times New Roman" w:cs="Times New Roman"/>
+                <w:sz w:val="28"/>
+                <w:szCs w:val="28"/>
+              </w:rPr>
+              <w:t xml:space="preserve">Сервер приложений</w:t>
+            </w:r>
+          </w:p>
+        </w:tc>
+        <w:tc>
+          <w:tcPr>
+            <w:tcW w:w="0" w:type="auto"/>
+          </w:tcPr>
+          <w:p>
+            <w:pPr>
+              <w:spacing w:line="276" w:lineRule="auto"/>
+              <w:jc w:val="left"/>
+            </w:pPr>
+            <w:r>
+              <w:rPr>
+                <w:rFonts w:ascii="Times New Roman" w:hAnsi="Times New Roman" w:cs="Times New Roman"/>
+                <w:sz w:val="28"/>
+                <w:szCs w:val="28"/>
+              </w:rPr>
+              <w:t xml:space="preserve">ВВ.3; ВВ.6</w:t>
+            </w:r>
+          </w:p>
+        </w:tc>
+      </w:tr>
+      <w:tr>
+        <w:tc>
+          <w:tcPr>
+            <w:tcW w:w="0" w:type="auto"/>
+          </w:tcPr>
+          <w:p>
+            <w:pPr>
+              <w:spacing w:line="276" w:lineRule="auto"/>
+              <w:jc w:val="left"/>
+            </w:pPr>
+          </w:p>
+        </w:tc>
+        <w:tc>
+          <w:tcPr>
+            <w:tcW w:w="0" w:type="auto"/>
+          </w:tcPr>
+          <w:p>
+            <w:pPr>
+              <w:spacing w:line="276" w:lineRule="auto"/>
+              <w:jc w:val="left"/>
+            </w:pPr>
+            <w:r>
+              <w:rPr>
+                <w:rFonts w:ascii="Times New Roman" w:hAnsi="Times New Roman" w:cs="Times New Roman"/>
+                <w:sz w:val="28"/>
+                <w:szCs w:val="28"/>
+              </w:rPr>
+              <w:t xml:space="preserve">Сервер базы данных</w:t>
+            </w:r>
+          </w:p>
+        </w:tc>
+        <w:tc>
+          <w:tcPr>
+            <w:tcW w:w="0" w:type="auto"/>
+          </w:tcPr>
+          <w:p>
+            <w:pPr>
+              <w:spacing w:line="276" w:lineRule="auto"/>
+              <w:jc w:val="left"/>
+            </w:pPr>
+            <w:r>
+              <w:rPr>
+                <w:rFonts w:ascii="Times New Roman" w:hAnsi="Times New Roman" w:cs="Times New Roman"/>
+                <w:sz w:val="28"/>
+                <w:szCs w:val="28"/>
+              </w:rPr>
+              <w:t xml:space="preserve">ВВ.3; ВВ.6</w:t>
+            </w:r>
+          </w:p>
+        </w:tc>
+      </w:tr>
+      <w:tr>
+        <w:tc>
+          <w:tcPr>
+            <w:tcW w:w="0" w:type="auto"/>
+          </w:tcPr>
+          <w:p>
+            <w:pPr>
+              <w:spacing w:line="276" w:lineRule="auto"/>
+              <w:jc w:val="left"/>
+            </w:pPr>
+          </w:p>
+        </w:tc>
+        <w:tc>
+          <w:tcPr>
+            <w:tcW w:w="0" w:type="auto"/>
+          </w:tcPr>
+          <w:p>
+            <w:pPr>
+              <w:spacing w:line="276" w:lineRule="auto"/>
+              <w:jc w:val="left"/>
+            </w:pPr>
+            <w:r>
+              <w:rPr>
+                <w:rFonts w:ascii="Times New Roman" w:hAnsi="Times New Roman" w:cs="Times New Roman"/>
+                <w:sz w:val="28"/>
+                <w:szCs w:val="28"/>
+              </w:rPr>
+              <w:t xml:space="preserve">Системное программное обеспечение</w:t>
+            </w:r>
+          </w:p>
+        </w:tc>
+        <w:tc>
+          <w:tcPr>
+            <w:tcW w:w="0" w:type="auto"/>
+          </w:tcPr>
+          <w:p>
+            <w:pPr>
+              <w:spacing w:line="276" w:lineRule="auto"/>
+              <w:jc w:val="left"/>
+            </w:pPr>
+            <w:r>
+              <w:rPr>
+                <w:rFonts w:ascii="Times New Roman" w:hAnsi="Times New Roman" w:cs="Times New Roman"/>
+                <w:sz w:val="28"/>
+                <w:szCs w:val="28"/>
+              </w:rPr>
+              <w:t xml:space="preserve">ВВ.3; ВВ.6</w:t>
+            </w:r>
+          </w:p>
+        </w:tc>
+      </w:tr>
+      <w:tr>
+        <w:tc>
+          <w:tcPr>
+            <w:tcW w:w="0" w:type="auto"/>
+          </w:tcPr>
+          <w:p>
+            <w:pPr>
+              <w:spacing w:line="276" w:lineRule="auto"/>
+              <w:jc w:val="left"/>
+            </w:pPr>
+          </w:p>
+        </w:tc>
+        <w:tc>
+          <w:tcPr>
+            <w:tcW w:w="0" w:type="auto"/>
+          </w:tcPr>
+          <w:p>
+            <w:pPr>
+              <w:spacing w:line="276" w:lineRule="auto"/>
+              <w:jc w:val="left"/>
+            </w:pPr>
+            <w:r>
+              <w:rPr>
+                <w:rFonts w:ascii="Times New Roman" w:hAnsi="Times New Roman" w:cs="Times New Roman"/>
+                <w:sz w:val="28"/>
+                <w:szCs w:val="28"/>
+              </w:rPr>
+              <w:t xml:space="preserve">Прикладное программное обеспечение</w:t>
+            </w:r>
+          </w:p>
+        </w:tc>
+        <w:tc>
+          <w:tcPr>
+            <w:tcW w:w="0" w:type="auto"/>
+          </w:tcPr>
+          <w:p>
+            <w:pPr>
+              <w:spacing w:line="276" w:lineRule="auto"/>
+              <w:jc w:val="left"/>
+            </w:pPr>
+            <w:r>
+              <w:rPr>
+                <w:rFonts w:ascii="Times New Roman" w:hAnsi="Times New Roman" w:cs="Times New Roman"/>
+                <w:sz w:val="28"/>
+                <w:szCs w:val="28"/>
+              </w:rPr>
+              <w:t xml:space="preserve">ВВ.3; ВВ.6</w:t>
+            </w:r>
+          </w:p>
+        </w:tc>
+      </w:tr>
+      <w:tr>
+        <w:tc>
+          <w:tcPr>
+            <w:tcW w:w="0" w:type="auto"/>
+          </w:tcPr>
+          <w:p>
+            <w:pPr>
+              <w:spacing w:line="276" w:lineRule="auto"/>
+              <w:jc w:val="left"/>
+            </w:pPr>
+          </w:p>
+        </w:tc>
+        <w:tc>
+          <w:tcPr>
+            <w:tcW w:w="0" w:type="auto"/>
+          </w:tcPr>
+          <w:p>
+            <w:pPr>
+              <w:spacing w:line="276" w:lineRule="auto"/>
+              <w:jc w:val="left"/>
+            </w:pPr>
+            <w:r>
+              <w:rPr>
+                <w:rFonts w:ascii="Times New Roman" w:hAnsi="Times New Roman" w:cs="Times New Roman"/>
+                <w:sz w:val="28"/>
+                <w:szCs w:val="28"/>
+              </w:rPr>
+              <w:t xml:space="preserve">Сетевое (телекоммуникационное) оборудование</w:t>
+            </w:r>
+          </w:p>
+        </w:tc>
+        <w:tc>
+          <w:tcPr>
+            <w:tcW w:w="0" w:type="auto"/>
+          </w:tcPr>
+          <w:p>
+            <w:pPr>
+              <w:spacing w:line="276" w:lineRule="auto"/>
+              <w:jc w:val="left"/>
+            </w:pPr>
+            <w:r>
+              <w:rPr>
+                <w:rFonts w:ascii="Times New Roman" w:hAnsi="Times New Roman" w:cs="Times New Roman"/>
+                <w:sz w:val="28"/>
+                <w:szCs w:val="28"/>
+              </w:rPr>
+              <w:t xml:space="preserve">ВВ.3; ВВ.6</w:t>
+            </w:r>
+          </w:p>
+        </w:tc>
+      </w:tr>
+      <w:tr>
+        <w:tc>
+          <w:tcPr>
+            <w:tcW w:w="0" w:type="auto"/>
+          </w:tcPr>
+          <w:p>
+            <w:pPr>
+              <w:spacing w:line="276" w:lineRule="auto"/>
+              <w:jc w:val="left"/>
+            </w:pPr>
+            <w:r>
+              <w:rPr>
+                <w:rFonts w:ascii="Times New Roman" w:hAnsi="Times New Roman" w:cs="Times New Roman"/>
+                <w:sz w:val="28"/>
+                <w:szCs w:val="28"/>
+              </w:rPr>
+              <w:t xml:space="preserve">НП.15. Необходимость изменения (перестроения) внутренних процедур медицинской организации-оператора</w:t>
+            </w:r>
+          </w:p>
+        </w:tc>
+        <w:tc>
+          <w:tcPr>
+            <w:tcW w:w="0" w:type="auto"/>
+          </w:tcPr>
+          <w:p>
+            <w:pPr>
+              <w:spacing w:line="276" w:lineRule="auto"/>
+              <w:jc w:val="left"/>
+            </w:pPr>
+            <w:r>
+              <w:rPr>
+                <w:rFonts w:ascii="Times New Roman" w:hAnsi="Times New Roman" w:cs="Times New Roman"/>
+                <w:sz w:val="28"/>
+                <w:szCs w:val="28"/>
+              </w:rPr>
+              <w:t xml:space="preserve">Информационная (автоматизированная) система в целом</w:t>
+            </w:r>
+          </w:p>
+        </w:tc>
+        <w:tc>
+          <w:tcPr>
+            <w:tcW w:w="0" w:type="auto"/>
+          </w:tcPr>
+          <w:p>
+            <w:pPr>
+              <w:spacing w:line="276" w:lineRule="auto"/>
+              <w:jc w:val="left"/>
+            </w:pPr>
+            <w:r>
+              <w:rPr>
+                <w:rFonts w:ascii="Times New Roman" w:hAnsi="Times New Roman" w:cs="Times New Roman"/>
+                <w:sz w:val="28"/>
+                <w:szCs w:val="28"/>
+              </w:rPr>
+              <w:t xml:space="preserve">ВВ.2; ВВ.3; ВВ.4</w:t>
+            </w:r>
+          </w:p>
+        </w:tc>
+      </w:tr>
+      <w:tr>
+        <w:tc>
+          <w:tcPr>
+            <w:tcW w:w="0" w:type="auto"/>
+          </w:tcPr>
+          <w:p>
+            <w:pPr>
+              <w:spacing w:line="276" w:lineRule="auto"/>
+              <w:jc w:val="left"/>
+            </w:pPr>
+            <w:r>
+              <w:rPr>
+                <w:rFonts w:ascii="Times New Roman" w:hAnsi="Times New Roman" w:cs="Times New Roman"/>
+                <w:sz w:val="28"/>
+                <w:szCs w:val="28"/>
+              </w:rPr>
+              <w:t xml:space="preserve">НП.16. Необходимость дополнительных (незапланированных) затрат на закупку товаров, работ или услуг</w:t>
+            </w:r>
+          </w:p>
+        </w:tc>
+        <w:tc>
+          <w:tcPr>
+            <w:tcW w:w="0" w:type="auto"/>
+          </w:tcPr>
+          <w:p>
+            <w:pPr>
+              <w:spacing w:line="276" w:lineRule="auto"/>
+              <w:jc w:val="left"/>
+            </w:pPr>
+            <w:r>
+              <w:rPr>
+                <w:rFonts w:ascii="Times New Roman" w:hAnsi="Times New Roman" w:cs="Times New Roman"/>
+                <w:sz w:val="28"/>
+                <w:szCs w:val="28"/>
+              </w:rPr>
+              <w:t xml:space="preserve">Средство вычислительной техники</w:t>
+            </w:r>
+          </w:p>
+        </w:tc>
+        <w:tc>
+          <w:tcPr>
+            <w:tcW w:w="0" w:type="auto"/>
+          </w:tcPr>
+          <w:p>
+            <w:pPr>
+              <w:spacing w:line="276" w:lineRule="auto"/>
+              <w:jc w:val="left"/>
+            </w:pPr>
+            <w:r>
+              <w:rPr>
+                <w:rFonts w:ascii="Times New Roman" w:hAnsi="Times New Roman" w:cs="Times New Roman"/>
+                <w:sz w:val="28"/>
+                <w:szCs w:val="28"/>
+              </w:rPr>
+              <w:t xml:space="preserve">ВВ.3; ВВ.6</w:t>
+            </w:r>
+          </w:p>
+        </w:tc>
+      </w:tr>
+      <w:tr>
+        <w:tc>
+          <w:tcPr>
+            <w:tcW w:w="0" w:type="auto"/>
+          </w:tcPr>
+          <w:p>
+            <w:pPr>
+              <w:spacing w:line="276" w:lineRule="auto"/>
+              <w:jc w:val="left"/>
+            </w:pPr>
+          </w:p>
+        </w:tc>
+        <w:tc>
+          <w:tcPr>
+            <w:tcW w:w="0" w:type="auto"/>
+          </w:tcPr>
+          <w:p>
+            <w:pPr>
+              <w:spacing w:line="276" w:lineRule="auto"/>
+              <w:jc w:val="left"/>
+            </w:pPr>
+            <w:r>
+              <w:rPr>
+                <w:rFonts w:ascii="Times New Roman" w:hAnsi="Times New Roman" w:cs="Times New Roman"/>
+                <w:sz w:val="28"/>
+                <w:szCs w:val="28"/>
+              </w:rPr>
+              <w:t xml:space="preserve">Сетевое (телекоммуникационное) оборудование</w:t>
+            </w:r>
+          </w:p>
+        </w:tc>
+        <w:tc>
+          <w:tcPr>
+            <w:tcW w:w="0" w:type="auto"/>
+          </w:tcPr>
+          <w:p>
+            <w:pPr>
+              <w:spacing w:line="276" w:lineRule="auto"/>
+              <w:jc w:val="left"/>
+            </w:pPr>
+            <w:r>
+              <w:rPr>
+                <w:rFonts w:ascii="Times New Roman" w:hAnsi="Times New Roman" w:cs="Times New Roman"/>
+                <w:sz w:val="28"/>
+                <w:szCs w:val="28"/>
+              </w:rPr>
+              <w:t xml:space="preserve">ВВ.3; ВВ.6</w:t>
+            </w:r>
+          </w:p>
+        </w:tc>
+      </w:tr>
+      <w:tr>
+        <w:tc>
+          <w:tcPr>
+            <w:tcW w:w="0" w:type="auto"/>
+          </w:tcPr>
+          <w:p>
+            <w:pPr>
+              <w:spacing w:line="276" w:lineRule="auto"/>
+              <w:jc w:val="left"/>
+            </w:pPr>
+          </w:p>
+        </w:tc>
+        <w:tc>
+          <w:tcPr>
+            <w:tcW w:w="0" w:type="auto"/>
+          </w:tcPr>
+          <w:p>
+            <w:pPr>
+              <w:spacing w:line="276" w:lineRule="auto"/>
+              <w:jc w:val="left"/>
+            </w:pPr>
+            <w:r>
+              <w:rPr>
+                <w:rFonts w:ascii="Times New Roman" w:hAnsi="Times New Roman" w:cs="Times New Roman"/>
+                <w:sz w:val="28"/>
+                <w:szCs w:val="28"/>
+              </w:rPr>
+              <w:t xml:space="preserve">Прикладное программное обеспечение</w:t>
+            </w:r>
+          </w:p>
+        </w:tc>
+        <w:tc>
+          <w:tcPr>
+            <w:tcW w:w="0" w:type="auto"/>
+          </w:tcPr>
+          <w:p>
+            <w:pPr>
+              <w:spacing w:line="276" w:lineRule="auto"/>
+              <w:jc w:val="left"/>
+            </w:pPr>
+            <w:r>
+              <w:rPr>
+                <w:rFonts w:ascii="Times New Roman" w:hAnsi="Times New Roman" w:cs="Times New Roman"/>
+                <w:sz w:val="28"/>
+                <w:szCs w:val="28"/>
+              </w:rPr>
+              <w:t xml:space="preserve">ВВ.3; ВВ.6</w:t>
+            </w:r>
+          </w:p>
+        </w:tc>
+      </w:tr>
+      <w:tr>
+        <w:tc>
+          <w:tcPr>
+            <w:tcW w:w="0" w:type="auto"/>
+          </w:tcPr>
+          <w:p>
+            <w:pPr>
+              <w:spacing w:line="276" w:lineRule="auto"/>
+              <w:jc w:val="left"/>
+            </w:pPr>
+          </w:p>
+        </w:tc>
+        <w:tc>
+          <w:tcPr>
+            <w:tcW w:w="0" w:type="auto"/>
+          </w:tcPr>
+          <w:p>
+            <w:pPr>
+              <w:spacing w:line="276" w:lineRule="auto"/>
+              <w:jc w:val="left"/>
+            </w:pPr>
+            <w:r>
+              <w:rPr>
+                <w:rFonts w:ascii="Times New Roman" w:hAnsi="Times New Roman" w:cs="Times New Roman"/>
+                <w:sz w:val="28"/>
+                <w:szCs w:val="28"/>
+              </w:rPr>
+              <w:t xml:space="preserve">Средства защиты информации</w:t>
+            </w:r>
+          </w:p>
+        </w:tc>
+        <w:tc>
+          <w:tcPr>
+            <w:tcW w:w="0" w:type="auto"/>
+          </w:tcPr>
+          <w:p>
+            <w:pPr>
+              <w:spacing w:line="276" w:lineRule="auto"/>
+              <w:jc w:val="left"/>
+            </w:pPr>
+            <w:r>
+              <w:rPr>
+                <w:rFonts w:ascii="Times New Roman" w:hAnsi="Times New Roman" w:cs="Times New Roman"/>
+                <w:sz w:val="28"/>
+                <w:szCs w:val="28"/>
+              </w:rPr>
+              <w:t xml:space="preserve">ВВ.3; ВВ.6</w:t>
+            </w:r>
+          </w:p>
+        </w:tc>
+      </w:tr>
+      <w:tr>
+        <w:tc>
+          <w:tcPr>
+            <w:tcW w:w="0" w:type="auto"/>
+          </w:tcPr>
+          <w:p>
+            <w:pPr>
+              <w:spacing w:line="276" w:lineRule="auto"/>
+              <w:jc w:val="left"/>
+            </w:pPr>
+          </w:p>
+        </w:tc>
+        <w:tc>
+          <w:tcPr>
+            <w:tcW w:w="0" w:type="auto"/>
+          </w:tcPr>
+          <w:p>
+            <w:pPr>
+              <w:spacing w:line="276" w:lineRule="auto"/>
+              <w:jc w:val="left"/>
+            </w:pPr>
+            <w:r>
+              <w:rPr>
+                <w:rFonts w:ascii="Times New Roman" w:hAnsi="Times New Roman" w:cs="Times New Roman"/>
+                <w:sz w:val="28"/>
+                <w:szCs w:val="28"/>
+              </w:rPr>
+              <w:t xml:space="preserve">Резервные копии данных АС больницы</w:t>
+            </w:r>
+          </w:p>
+        </w:tc>
+        <w:tc>
+          <w:tcPr>
+            <w:tcW w:w="0" w:type="auto"/>
+          </w:tcPr>
+          <w:p>
+            <w:pPr>
+              <w:spacing w:line="276" w:lineRule="auto"/>
+              <w:jc w:val="left"/>
+            </w:pPr>
+            <w:r>
+              <w:rPr>
+                <w:rFonts w:ascii="Times New Roman" w:hAnsi="Times New Roman" w:cs="Times New Roman"/>
+                <w:sz w:val="28"/>
+                <w:szCs w:val="28"/>
+              </w:rPr>
+              <w:t xml:space="preserve">ВВ.3; ВВ.4</w:t>
+            </w:r>
+          </w:p>
+        </w:tc>
+      </w:tr>
+      <w:tr>
+        <w:tc>
+          <w:tcPr>
+            <w:tcW w:w="0" w:type="auto"/>
+          </w:tcPr>
+          <w:p>
+            <w:pPr>
+              <w:spacing w:line="276" w:lineRule="auto"/>
+              <w:jc w:val="left"/>
+            </w:pPr>
+            <w:r>
+              <w:rPr>
+                <w:rFonts w:ascii="Times New Roman" w:hAnsi="Times New Roman" w:cs="Times New Roman"/>
+                <w:sz w:val="28"/>
+                <w:szCs w:val="28"/>
+              </w:rPr>
+              <w:t xml:space="preserve">НП.17. Утечка конфиденциальной информации медицинской организации-оператора</w:t>
+            </w:r>
+          </w:p>
+        </w:tc>
+        <w:tc>
+          <w:tcPr>
+            <w:tcW w:w="0" w:type="auto"/>
+          </w:tcPr>
+          <w:p>
+            <w:pPr>
+              <w:spacing w:line="276" w:lineRule="auto"/>
+              <w:jc w:val="left"/>
+            </w:pPr>
+            <w:r>
+              <w:rPr>
+                <w:rFonts w:ascii="Times New Roman" w:hAnsi="Times New Roman" w:cs="Times New Roman"/>
+                <w:sz w:val="28"/>
+                <w:szCs w:val="28"/>
+              </w:rPr>
+              <w:t xml:space="preserve">База данных</w:t>
+            </w:r>
+          </w:p>
+        </w:tc>
+        <w:tc>
+          <w:tcPr>
+            <w:tcW w:w="0" w:type="auto"/>
+          </w:tcPr>
+          <w:p>
+            <w:pPr>
+              <w:spacing w:line="276" w:lineRule="auto"/>
+              <w:jc w:val="left"/>
+            </w:pPr>
+            <w:r>
+              <w:rPr>
+                <w:rFonts w:ascii="Times New Roman" w:hAnsi="Times New Roman" w:cs="Times New Roman"/>
+                <w:sz w:val="28"/>
+                <w:szCs w:val="28"/>
+              </w:rPr>
+              <w:t xml:space="preserve">ВВ.1; ВВ.2; ВВ.4</w:t>
+            </w:r>
+          </w:p>
+        </w:tc>
+      </w:tr>
+      <w:tr>
+        <w:tc>
+          <w:tcPr>
+            <w:tcW w:w="0" w:type="auto"/>
+          </w:tcPr>
+          <w:p>
+            <w:pPr>
+              <w:spacing w:line="276" w:lineRule="auto"/>
+              <w:jc w:val="left"/>
+            </w:pPr>
+          </w:p>
+        </w:tc>
+        <w:tc>
+          <w:tcPr>
+            <w:tcW w:w="0" w:type="auto"/>
+          </w:tcPr>
+          <w:p>
+            <w:pPr>
+              <w:spacing w:line="276" w:lineRule="auto"/>
+              <w:jc w:val="left"/>
+            </w:pPr>
+            <w:r>
+              <w:rPr>
+                <w:rFonts w:ascii="Times New Roman" w:hAnsi="Times New Roman" w:cs="Times New Roman"/>
+                <w:sz w:val="28"/>
+                <w:szCs w:val="28"/>
+              </w:rPr>
+              <w:t xml:space="preserve">Защищаемая информация</w:t>
+            </w:r>
+          </w:p>
+        </w:tc>
+        <w:tc>
+          <w:tcPr>
+            <w:tcW w:w="0" w:type="auto"/>
+          </w:tcPr>
+          <w:p>
+            <w:pPr>
+              <w:spacing w:line="276" w:lineRule="auto"/>
+              <w:jc w:val="left"/>
+            </w:pPr>
+            <w:r>
+              <w:rPr>
+                <w:rFonts w:ascii="Times New Roman" w:hAnsi="Times New Roman" w:cs="Times New Roman"/>
+                <w:sz w:val="28"/>
+                <w:szCs w:val="28"/>
+              </w:rPr>
+              <w:t xml:space="preserve">ВВ.1; ВВ.2; ВВ.4</w:t>
+            </w:r>
+          </w:p>
+        </w:tc>
+      </w:tr>
+      <w:tr>
+        <w:tc>
+          <w:tcPr>
+            <w:tcW w:w="0" w:type="auto"/>
+          </w:tcPr>
+          <w:p>
+            <w:pPr>
+              <w:spacing w:line="276" w:lineRule="auto"/>
+              <w:jc w:val="left"/>
+            </w:pPr>
+          </w:p>
+        </w:tc>
+        <w:tc>
+          <w:tcPr>
+            <w:tcW w:w="0" w:type="auto"/>
+          </w:tcPr>
+          <w:p>
+            <w:pPr>
+              <w:spacing w:line="276" w:lineRule="auto"/>
+              <w:jc w:val="left"/>
+            </w:pPr>
+            <w:r>
+              <w:rPr>
+                <w:rFonts w:ascii="Times New Roman" w:hAnsi="Times New Roman" w:cs="Times New Roman"/>
+                <w:sz w:val="28"/>
+                <w:szCs w:val="28"/>
+              </w:rPr>
+              <w:t xml:space="preserve">Объекты файловой системы</w:t>
+            </w:r>
+          </w:p>
+        </w:tc>
+        <w:tc>
+          <w:tcPr>
+            <w:tcW w:w="0" w:type="auto"/>
+          </w:tcPr>
+          <w:p>
+            <w:pPr>
+              <w:spacing w:line="276" w:lineRule="auto"/>
+              <w:jc w:val="left"/>
+            </w:pPr>
+            <w:r>
+              <w:rPr>
+                <w:rFonts w:ascii="Times New Roman" w:hAnsi="Times New Roman" w:cs="Times New Roman"/>
+                <w:sz w:val="28"/>
+                <w:szCs w:val="28"/>
+              </w:rPr>
+              <w:t xml:space="preserve">ВВ.1; ВВ.2; ВВ.4</w:t>
+            </w:r>
+          </w:p>
+        </w:tc>
+      </w:tr>
+      <w:tr>
+        <w:tc>
+          <w:tcPr>
+            <w:tcW w:w="0" w:type="auto"/>
+          </w:tcPr>
+          <w:p>
+            <w:pPr>
+              <w:spacing w:line="276" w:lineRule="auto"/>
+              <w:jc w:val="left"/>
+            </w:pPr>
+          </w:p>
+        </w:tc>
+        <w:tc>
+          <w:tcPr>
+            <w:tcW w:w="0" w:type="auto"/>
+          </w:tcPr>
+          <w:p>
+            <w:pPr>
+              <w:spacing w:line="276" w:lineRule="auto"/>
+              <w:jc w:val="left"/>
+            </w:pPr>
+            <w:r>
+              <w:rPr>
+                <w:rFonts w:ascii="Times New Roman" w:hAnsi="Times New Roman" w:cs="Times New Roman"/>
+                <w:sz w:val="28"/>
+                <w:szCs w:val="28"/>
+              </w:rPr>
+              <w:t xml:space="preserve">Сетевой трафик</w:t>
+            </w:r>
+          </w:p>
+        </w:tc>
+        <w:tc>
+          <w:tcPr>
+            <w:tcW w:w="0" w:type="auto"/>
+          </w:tcPr>
+          <w:p>
+            <w:pPr>
+              <w:spacing w:line="276" w:lineRule="auto"/>
+              <w:jc w:val="left"/>
+            </w:pPr>
+            <w:r>
+              <w:rPr>
+                <w:rFonts w:ascii="Times New Roman" w:hAnsi="Times New Roman" w:cs="Times New Roman"/>
+                <w:sz w:val="28"/>
+                <w:szCs w:val="28"/>
+              </w:rPr>
+              <w:t xml:space="preserve">ВВ.1; ВВ.2; ВВ.4</w:t>
+            </w:r>
+          </w:p>
+        </w:tc>
+      </w:tr>
+      <w:tr>
+        <w:tc>
+          <w:tcPr>
+            <w:tcW w:w="0" w:type="auto"/>
+          </w:tcPr>
+          <w:p>
+            <w:pPr>
+              <w:spacing w:line="276" w:lineRule="auto"/>
+              <w:jc w:val="left"/>
+            </w:pPr>
+          </w:p>
+        </w:tc>
+        <w:tc>
+          <w:tcPr>
+            <w:tcW w:w="0" w:type="auto"/>
+          </w:tcPr>
+          <w:p>
+            <w:pPr>
+              <w:spacing w:line="276" w:lineRule="auto"/>
+              <w:jc w:val="left"/>
+            </w:pPr>
+            <w:r>
+              <w:rPr>
+                <w:rFonts w:ascii="Times New Roman" w:hAnsi="Times New Roman" w:cs="Times New Roman"/>
+                <w:sz w:val="28"/>
+                <w:szCs w:val="28"/>
+              </w:rPr>
+              <w:t xml:space="preserve">Машинные носители информации в составе средств вычислительной техники</w:t>
+            </w:r>
+          </w:p>
+        </w:tc>
+        <w:tc>
+          <w:tcPr>
+            <w:tcW w:w="0" w:type="auto"/>
+          </w:tcPr>
+          <w:p>
+            <w:pPr>
+              <w:spacing w:line="276" w:lineRule="auto"/>
+              <w:jc w:val="left"/>
+            </w:pPr>
+            <w:r>
+              <w:rPr>
+                <w:rFonts w:ascii="Times New Roman" w:hAnsi="Times New Roman" w:cs="Times New Roman"/>
+                <w:sz w:val="28"/>
+                <w:szCs w:val="28"/>
+              </w:rPr>
+              <w:t xml:space="preserve">ВВ.1; ВВ.2; ВВ.4</w:t>
+            </w:r>
+          </w:p>
+        </w:tc>
+      </w:tr>
+      <w:tr>
+        <w:tc>
+          <w:tcPr>
+            <w:tcW w:w="0" w:type="auto"/>
+          </w:tcPr>
+          <w:p>
+            <w:pPr>
+              <w:spacing w:line="276" w:lineRule="auto"/>
+              <w:jc w:val="left"/>
+            </w:pPr>
+          </w:p>
+        </w:tc>
+        <w:tc>
+          <w:tcPr>
+            <w:tcW w:w="0" w:type="auto"/>
+          </w:tcPr>
+          <w:p>
+            <w:pPr>
+              <w:spacing w:line="276" w:lineRule="auto"/>
+              <w:jc w:val="left"/>
+            </w:pPr>
+            <w:r>
+              <w:rPr>
+                <w:rFonts w:ascii="Times New Roman" w:hAnsi="Times New Roman" w:cs="Times New Roman"/>
+                <w:sz w:val="28"/>
+                <w:szCs w:val="28"/>
+              </w:rPr>
+              <w:t xml:space="preserve">Учётные данные пользователей</w:t>
+            </w:r>
+          </w:p>
+        </w:tc>
+        <w:tc>
+          <w:tcPr>
+            <w:tcW w:w="0" w:type="auto"/>
+          </w:tcPr>
+          <w:p>
+            <w:pPr>
+              <w:spacing w:line="276" w:lineRule="auto"/>
+              <w:jc w:val="left"/>
+            </w:pPr>
+            <w:r>
+              <w:rPr>
+                <w:rFonts w:ascii="Times New Roman" w:hAnsi="Times New Roman" w:cs="Times New Roman"/>
+                <w:sz w:val="28"/>
+                <w:szCs w:val="28"/>
+              </w:rPr>
+              <w:t xml:space="preserve">ВВ.1; ВВ.2; ВВ.4</w:t>
+            </w:r>
+          </w:p>
+        </w:tc>
+      </w:tr>
+      <w:tr>
+        <w:tc>
+          <w:tcPr>
+            <w:tcW w:w="0" w:type="auto"/>
+          </w:tcPr>
+          <w:p>
+            <w:pPr>
+              <w:spacing w:line="276" w:lineRule="auto"/>
+              <w:jc w:val="left"/>
+            </w:pPr>
+            <w:r>
+              <w:rPr>
+                <w:rFonts w:ascii="Times New Roman" w:hAnsi="Times New Roman" w:cs="Times New Roman"/>
+                <w:sz w:val="28"/>
+                <w:szCs w:val="28"/>
+              </w:rPr>
+              <w:t xml:space="preserve">НП.18. Неспособность выполнения медицинской организацией-оператором обязательств перед ТФОМС и иными смежными организациями</w:t>
+            </w:r>
+          </w:p>
+        </w:tc>
+        <w:tc>
+          <w:tcPr>
+            <w:tcW w:w="0" w:type="auto"/>
+          </w:tcPr>
+          <w:p>
+            <w:pPr>
+              <w:spacing w:line="276" w:lineRule="auto"/>
+              <w:jc w:val="left"/>
+            </w:pPr>
+            <w:r>
+              <w:rPr>
+                <w:rFonts w:ascii="Times New Roman" w:hAnsi="Times New Roman" w:cs="Times New Roman"/>
+                <w:sz w:val="28"/>
+                <w:szCs w:val="28"/>
+              </w:rPr>
+              <w:t xml:space="preserve">Каналы взаимодействия со смежными информационными системами</w:t>
+            </w:r>
+          </w:p>
+        </w:tc>
+        <w:tc>
+          <w:tcPr>
+            <w:tcW w:w="0" w:type="auto"/>
+          </w:tcPr>
+          <w:p>
+            <w:pPr>
+              <w:spacing w:line="276" w:lineRule="auto"/>
+              <w:jc w:val="left"/>
+            </w:pPr>
+            <w:r>
+              <w:rPr>
+                <w:rFonts w:ascii="Times New Roman" w:hAnsi="Times New Roman" w:cs="Times New Roman"/>
+                <w:sz w:val="28"/>
+                <w:szCs w:val="28"/>
+              </w:rPr>
+              <w:t xml:space="preserve">ВВ.1; ВВ.2; ВВ.3; ВВ.4</w:t>
+            </w:r>
+          </w:p>
+        </w:tc>
+      </w:tr>
+      <w:tr>
+        <w:tc>
+          <w:tcPr>
+            <w:tcW w:w="0" w:type="auto"/>
+          </w:tcPr>
+          <w:p>
+            <w:pPr>
+              <w:spacing w:line="276" w:lineRule="auto"/>
+              <w:jc w:val="left"/>
+            </w:pPr>
+          </w:p>
+        </w:tc>
+        <w:tc>
+          <w:tcPr>
+            <w:tcW w:w="0" w:type="auto"/>
+          </w:tcPr>
+          <w:p>
+            <w:pPr>
+              <w:spacing w:line="276" w:lineRule="auto"/>
+              <w:jc w:val="left"/>
+            </w:pPr>
+            <w:r>
+              <w:rPr>
+                <w:rFonts w:ascii="Times New Roman" w:hAnsi="Times New Roman" w:cs="Times New Roman"/>
+                <w:sz w:val="28"/>
+                <w:szCs w:val="28"/>
+              </w:rPr>
+              <w:t xml:space="preserve">Сервер приложений</w:t>
+            </w:r>
+          </w:p>
+        </w:tc>
+        <w:tc>
+          <w:tcPr>
+            <w:tcW w:w="0" w:type="auto"/>
+          </w:tcPr>
+          <w:p>
+            <w:pPr>
+              <w:spacing w:line="276" w:lineRule="auto"/>
+              <w:jc w:val="left"/>
+            </w:pPr>
+            <w:r>
+              <w:rPr>
+                <w:rFonts w:ascii="Times New Roman" w:hAnsi="Times New Roman" w:cs="Times New Roman"/>
+                <w:sz w:val="28"/>
+                <w:szCs w:val="28"/>
+              </w:rPr>
+              <w:t xml:space="preserve">ВВ.2; ВВ.3; ВВ.4</w:t>
+            </w:r>
+          </w:p>
+        </w:tc>
+      </w:tr>
+      <w:tr>
+        <w:tc>
+          <w:tcPr>
+            <w:tcW w:w="0" w:type="auto"/>
+          </w:tcPr>
+          <w:p>
+            <w:pPr>
+              <w:spacing w:line="276" w:lineRule="auto"/>
+              <w:jc w:val="left"/>
+            </w:pPr>
+          </w:p>
+        </w:tc>
+        <w:tc>
+          <w:tcPr>
+            <w:tcW w:w="0" w:type="auto"/>
+          </w:tcPr>
+          <w:p>
+            <w:pPr>
+              <w:spacing w:line="276" w:lineRule="auto"/>
+              <w:jc w:val="left"/>
+            </w:pPr>
+            <w:r>
+              <w:rPr>
+                <w:rFonts w:ascii="Times New Roman" w:hAnsi="Times New Roman" w:cs="Times New Roman"/>
+                <w:sz w:val="28"/>
+                <w:szCs w:val="28"/>
+              </w:rPr>
+              <w:t xml:space="preserve">Прикладное программное обеспечение</w:t>
+            </w:r>
+          </w:p>
+        </w:tc>
+        <w:tc>
+          <w:tcPr>
+            <w:tcW w:w="0" w:type="auto"/>
+          </w:tcPr>
+          <w:p>
+            <w:pPr>
+              <w:spacing w:line="276" w:lineRule="auto"/>
+              <w:jc w:val="left"/>
+            </w:pPr>
+            <w:r>
+              <w:rPr>
+                <w:rFonts w:ascii="Times New Roman" w:hAnsi="Times New Roman" w:cs="Times New Roman"/>
+                <w:sz w:val="28"/>
+                <w:szCs w:val="28"/>
+              </w:rPr>
+              <w:t xml:space="preserve">ВВ.2; ВВ.3; ВВ.4</w:t>
+            </w:r>
+          </w:p>
+        </w:tc>
+      </w:tr>
+      <w:tr>
+        <w:tc>
+          <w:tcPr>
+            <w:tcW w:w="0" w:type="auto"/>
+          </w:tcPr>
+          <w:p>
+            <w:pPr>
+              <w:spacing w:line="276" w:lineRule="auto"/>
+              <w:jc w:val="left"/>
+            </w:pPr>
+            <w:r>
+              <w:rPr>
+                <w:rFonts w:ascii="Times New Roman" w:hAnsi="Times New Roman" w:cs="Times New Roman"/>
+                <w:sz w:val="28"/>
+                <w:szCs w:val="28"/>
+              </w:rPr>
+              <w:t xml:space="preserve">НП.19. Потеря деловой репутации медицинской организации-оператора</w:t>
+            </w:r>
+          </w:p>
+        </w:tc>
+        <w:tc>
+          <w:tcPr>
+            <w:tcW w:w="0" w:type="auto"/>
+          </w:tcPr>
+          <w:p>
+            <w:pPr>
+              <w:spacing w:line="276" w:lineRule="auto"/>
+              <w:jc w:val="left"/>
+            </w:pPr>
+            <w:r>
+              <w:rPr>
+                <w:rFonts w:ascii="Times New Roman" w:hAnsi="Times New Roman" w:cs="Times New Roman"/>
+                <w:sz w:val="28"/>
+                <w:szCs w:val="28"/>
+              </w:rPr>
+              <w:t xml:space="preserve">Информационная (автоматизированная) система в целом</w:t>
+            </w:r>
+          </w:p>
+        </w:tc>
+        <w:tc>
+          <w:tcPr>
+            <w:tcW w:w="0" w:type="auto"/>
+          </w:tcPr>
+          <w:p>
+            <w:pPr>
+              <w:spacing w:line="276" w:lineRule="auto"/>
+              <w:jc w:val="left"/>
+            </w:pPr>
+            <w:r>
+              <w:rPr>
+                <w:rFonts w:ascii="Times New Roman" w:hAnsi="Times New Roman" w:cs="Times New Roman"/>
+                <w:sz w:val="28"/>
+                <w:szCs w:val="28"/>
+              </w:rPr>
+              <w:t xml:space="preserve">ВВ.1; ВВ.2; ВВ.3; ВВ.4; ВВ.5; ВВ.6</w:t>
+            </w:r>
+          </w:p>
+        </w:tc>
+      </w:tr>
+      <w:tr>
+        <w:tc>
+          <w:tcPr>
+            <w:tcW w:w="0" w:type="auto"/>
+          </w:tcPr>
+          <w:p>
+            <w:pPr>
+              <w:spacing w:line="276" w:lineRule="auto"/>
+              <w:jc w:val="left"/>
+            </w:pPr>
+            <w:r>
+              <w:rPr>
+                <w:rFonts w:ascii="Times New Roman" w:hAnsi="Times New Roman" w:cs="Times New Roman"/>
+                <w:sz w:val="28"/>
+                <w:szCs w:val="28"/>
+              </w:rPr>
+              <w:t xml:space="preserve">НП.20. Блокирование доступа к журналам аудита и журналам учёта выдачи лекарственных средств</w:t>
+            </w:r>
+          </w:p>
+        </w:tc>
+        <w:tc>
+          <w:tcPr>
+            <w:tcW w:w="0" w:type="auto"/>
+          </w:tcPr>
+          <w:p>
+            <w:pPr>
+              <w:spacing w:line="276" w:lineRule="auto"/>
+              <w:jc w:val="left"/>
+            </w:pPr>
+            <w:r>
+              <w:rPr>
+                <w:rFonts w:ascii="Times New Roman" w:hAnsi="Times New Roman" w:cs="Times New Roman"/>
+                <w:sz w:val="28"/>
+                <w:szCs w:val="28"/>
+              </w:rPr>
+              <w:t xml:space="preserve">Объекты файловой системы (журналы аудита)</w:t>
+            </w:r>
+          </w:p>
+        </w:tc>
+        <w:tc>
+          <w:tcPr>
+            <w:tcW w:w="0" w:type="auto"/>
+          </w:tcPr>
+          <w:p>
+            <w:pPr>
+              <w:spacing w:line="276" w:lineRule="auto"/>
+              <w:jc w:val="left"/>
+            </w:pPr>
+            <w:r>
+              <w:rPr>
+                <w:rFonts w:ascii="Times New Roman" w:hAnsi="Times New Roman" w:cs="Times New Roman"/>
+                <w:sz w:val="28"/>
+                <w:szCs w:val="28"/>
+              </w:rPr>
+              <w:t xml:space="preserve">ВВ.2; ВВ.3; ВВ.4</w:t>
+            </w:r>
+          </w:p>
+        </w:tc>
+      </w:tr>
+      <w:tr>
+        <w:tc>
+          <w:tcPr>
+            <w:tcW w:w="0" w:type="auto"/>
+          </w:tcPr>
+          <w:p>
+            <w:pPr>
+              <w:spacing w:line="276" w:lineRule="auto"/>
+              <w:jc w:val="left"/>
+            </w:pPr>
+          </w:p>
+        </w:tc>
+        <w:tc>
+          <w:tcPr>
+            <w:tcW w:w="0" w:type="auto"/>
+          </w:tcPr>
+          <w:p>
+            <w:pPr>
+              <w:spacing w:line="276" w:lineRule="auto"/>
+              <w:jc w:val="left"/>
+            </w:pPr>
+            <w:r>
+              <w:rPr>
+                <w:rFonts w:ascii="Times New Roman" w:hAnsi="Times New Roman" w:cs="Times New Roman"/>
+                <w:sz w:val="28"/>
+                <w:szCs w:val="28"/>
+              </w:rPr>
+              <w:t xml:space="preserve">База данных</w:t>
+            </w:r>
+          </w:p>
+        </w:tc>
+        <w:tc>
+          <w:tcPr>
+            <w:tcW w:w="0" w:type="auto"/>
+          </w:tcPr>
+          <w:p>
+            <w:pPr>
+              <w:spacing w:line="276" w:lineRule="auto"/>
+              <w:jc w:val="left"/>
+            </w:pPr>
+            <w:r>
+              <w:rPr>
+                <w:rFonts w:ascii="Times New Roman" w:hAnsi="Times New Roman" w:cs="Times New Roman"/>
+                <w:sz w:val="28"/>
+                <w:szCs w:val="28"/>
+              </w:rPr>
+              <w:t xml:space="preserve">ВВ.2; ВВ.3; ВВ.4</w:t>
+            </w:r>
+          </w:p>
+        </w:tc>
+      </w:tr>
+      <w:tr>
+        <w:tc>
+          <w:tcPr>
+            <w:tcW w:w="0" w:type="auto"/>
+          </w:tcPr>
+          <w:p>
+            <w:pPr>
+              <w:spacing w:line="276" w:lineRule="auto"/>
+              <w:jc w:val="left"/>
+            </w:pPr>
+          </w:p>
+        </w:tc>
+        <w:tc>
+          <w:tcPr>
+            <w:tcW w:w="0" w:type="auto"/>
+          </w:tcPr>
+          <w:p>
+            <w:pPr>
+              <w:spacing w:line="276" w:lineRule="auto"/>
+              <w:jc w:val="left"/>
+            </w:pPr>
+            <w:r>
+              <w:rPr>
+                <w:rFonts w:ascii="Times New Roman" w:hAnsi="Times New Roman" w:cs="Times New Roman"/>
+                <w:sz w:val="28"/>
+                <w:szCs w:val="28"/>
+              </w:rPr>
+              <w:t xml:space="preserve">Прикладное программное обеспечение</w:t>
+            </w:r>
+          </w:p>
+        </w:tc>
+        <w:tc>
+          <w:tcPr>
+            <w:tcW w:w="0" w:type="auto"/>
+          </w:tcPr>
+          <w:p>
+            <w:pPr>
+              <w:spacing w:line="276" w:lineRule="auto"/>
+              <w:jc w:val="left"/>
+            </w:pPr>
+            <w:r>
+              <w:rPr>
+                <w:rFonts w:ascii="Times New Roman" w:hAnsi="Times New Roman" w:cs="Times New Roman"/>
+                <w:sz w:val="28"/>
+                <w:szCs w:val="28"/>
+              </w:rPr>
+              <w:t xml:space="preserve">ВВ.2; ВВ.3; ВВ.4</w:t>
+            </w:r>
+          </w:p>
+        </w:tc>
+      </w:tr>
+      <w:tr>
+        <w:tc>
+          <w:tcPr>
+            <w:tcW w:w="0" w:type="auto"/>
+          </w:tcPr>
+          <w:p>
+            <w:pPr>
+              <w:spacing w:line="276" w:lineRule="auto"/>
+              <w:jc w:val="left"/>
+            </w:pPr>
+          </w:p>
+        </w:tc>
+        <w:tc>
+          <w:tcPr>
+            <w:tcW w:w="0" w:type="auto"/>
+          </w:tcPr>
+          <w:p>
+            <w:pPr>
+              <w:spacing w:line="276" w:lineRule="auto"/>
+              <w:jc w:val="left"/>
+            </w:pPr>
+            <w:r>
+              <w:rPr>
+                <w:rFonts w:ascii="Times New Roman" w:hAnsi="Times New Roman" w:cs="Times New Roman"/>
+                <w:sz w:val="28"/>
+                <w:szCs w:val="28"/>
+              </w:rPr>
+              <w:t xml:space="preserve">Системное программное обеспечение</w:t>
+            </w:r>
+          </w:p>
+        </w:tc>
+        <w:tc>
+          <w:tcPr>
+            <w:tcW w:w="0" w:type="auto"/>
+          </w:tcPr>
+          <w:p>
+            <w:pPr>
+              <w:spacing w:line="276" w:lineRule="auto"/>
+              <w:jc w:val="left"/>
+            </w:pPr>
+            <w:r>
+              <w:rPr>
+                <w:rFonts w:ascii="Times New Roman" w:hAnsi="Times New Roman" w:cs="Times New Roman"/>
+                <w:sz w:val="28"/>
+                <w:szCs w:val="28"/>
+              </w:rPr>
+              <w:t xml:space="preserve">ВВ.2; ВВ.3; ВВ.4</w:t>
+            </w:r>
+          </w:p>
+        </w:tc>
+      </w:tr>
+      <w:tr>
+        <w:tc>
+          <w:tcPr>
+            <w:tcW w:w="0" w:type="auto"/>
+          </w:tcPr>
+          <w:p>
+            <w:pPr>
+              <w:spacing w:line="276" w:lineRule="auto"/>
+              <w:jc w:val="left"/>
+            </w:pPr>
+            <w:r>
+              <w:rPr>
+                <w:rFonts w:ascii="Times New Roman" w:hAnsi="Times New Roman" w:cs="Times New Roman"/>
+                <w:sz w:val="28"/>
+                <w:szCs w:val="28"/>
+              </w:rPr>
+              <w:t xml:space="preserve">НП.21. Компрометация ключевых материалов средств криптографической защиты информации</w:t>
+            </w:r>
+          </w:p>
+        </w:tc>
+        <w:tc>
+          <w:tcPr>
+            <w:tcW w:w="0" w:type="auto"/>
+          </w:tcPr>
+          <w:p>
+            <w:pPr>
+              <w:spacing w:line="276" w:lineRule="auto"/>
+              <w:jc w:val="left"/>
+            </w:pPr>
+            <w:r>
+              <w:rPr>
+                <w:rFonts w:ascii="Times New Roman" w:hAnsi="Times New Roman" w:cs="Times New Roman"/>
+                <w:sz w:val="28"/>
+                <w:szCs w:val="28"/>
+              </w:rPr>
+              <w:t xml:space="preserve">Учётные данные пользователей и ключевые материалы СКЗИ</w:t>
+            </w:r>
+          </w:p>
+        </w:tc>
+        <w:tc>
+          <w:tcPr>
+            <w:tcW w:w="0" w:type="auto"/>
+          </w:tcPr>
+          <w:p>
+            <w:pPr>
+              <w:spacing w:line="276" w:lineRule="auto"/>
+              <w:jc w:val="left"/>
+            </w:pPr>
+            <w:r>
+              <w:rPr>
+                <w:rFonts w:ascii="Times New Roman" w:hAnsi="Times New Roman" w:cs="Times New Roman"/>
+                <w:sz w:val="28"/>
+                <w:szCs w:val="28"/>
+              </w:rPr>
+              <w:t xml:space="preserve">ВВ.1; ВВ.2; ВВ.4</w:t>
+            </w:r>
+          </w:p>
+        </w:tc>
+      </w:tr>
+      <w:tr>
+        <w:tc>
+          <w:tcPr>
+            <w:tcW w:w="0" w:type="auto"/>
+          </w:tcPr>
+          <w:p>
+            <w:pPr>
+              <w:spacing w:line="276" w:lineRule="auto"/>
+              <w:jc w:val="left"/>
+            </w:pPr>
+          </w:p>
+        </w:tc>
+        <w:tc>
+          <w:tcPr>
+            <w:tcW w:w="0" w:type="auto"/>
+          </w:tcPr>
+          <w:p>
+            <w:pPr>
+              <w:spacing w:line="276" w:lineRule="auto"/>
+              <w:jc w:val="left"/>
+            </w:pPr>
+            <w:r>
+              <w:rPr>
+                <w:rFonts w:ascii="Times New Roman" w:hAnsi="Times New Roman" w:cs="Times New Roman"/>
+                <w:sz w:val="28"/>
+                <w:szCs w:val="28"/>
+              </w:rPr>
+              <w:t xml:space="preserve">Средства криптографической защиты информации</w:t>
+            </w:r>
+          </w:p>
+        </w:tc>
+        <w:tc>
+          <w:tcPr>
+            <w:tcW w:w="0" w:type="auto"/>
+          </w:tcPr>
+          <w:p>
+            <w:pPr>
+              <w:spacing w:line="276" w:lineRule="auto"/>
+              <w:jc w:val="left"/>
+            </w:pPr>
+            <w:r>
+              <w:rPr>
+                <w:rFonts w:ascii="Times New Roman" w:hAnsi="Times New Roman" w:cs="Times New Roman"/>
+                <w:sz w:val="28"/>
+                <w:szCs w:val="28"/>
+              </w:rPr>
+              <w:t xml:space="preserve">ВВ.2; ВВ.3; ВВ.4; ВВ.6</w:t>
+            </w:r>
+          </w:p>
+        </w:tc>
+      </w:tr>
+      <w:tr>
+        <w:tc>
+          <w:tcPr>
+            <w:tcW w:w="0" w:type="auto"/>
+          </w:tcPr>
+          <w:p>
+            <w:pPr>
+              <w:spacing w:line="276" w:lineRule="auto"/>
+              <w:jc w:val="left"/>
+            </w:pPr>
+          </w:p>
+        </w:tc>
+        <w:tc>
+          <w:tcPr>
+            <w:tcW w:w="0" w:type="auto"/>
+          </w:tcPr>
+          <w:p>
+            <w:pPr>
+              <w:spacing w:line="276" w:lineRule="auto"/>
+              <w:jc w:val="left"/>
+            </w:pPr>
+            <w:r>
+              <w:rPr>
+                <w:rFonts w:ascii="Times New Roman" w:hAnsi="Times New Roman" w:cs="Times New Roman"/>
+                <w:sz w:val="28"/>
+                <w:szCs w:val="28"/>
+              </w:rPr>
+              <w:t xml:space="preserve">Каналы взаимодействия между КЗ-1 и КЗ-2</w:t>
+            </w:r>
+          </w:p>
+        </w:tc>
+        <w:tc>
+          <w:tcPr>
+            <w:tcW w:w="0" w:type="auto"/>
+          </w:tcPr>
+          <w:p>
+            <w:pPr>
+              <w:spacing w:line="276" w:lineRule="auto"/>
+              <w:jc w:val="left"/>
+            </w:pPr>
+            <w:r>
+              <w:rPr>
+                <w:rFonts w:ascii="Times New Roman" w:hAnsi="Times New Roman" w:cs="Times New Roman"/>
+                <w:sz w:val="28"/>
+                <w:szCs w:val="28"/>
+              </w:rPr>
+              <w:t xml:space="preserve">ВВ.1; ВВ.2; ВВ.4</w:t>
+            </w:r>
+          </w:p>
+        </w:tc>
+      </w:tr>
+      <w:tr>
+        <w:tc>
+          <w:tcPr>
+            <w:tcW w:w="0" w:type="auto"/>
+          </w:tcPr>
+          <w:p>
+            <w:pPr>
+              <w:spacing w:line="276" w:lineRule="auto"/>
+              <w:jc w:val="left"/>
+            </w:pPr>
+          </w:p>
+        </w:tc>
+        <w:tc>
+          <w:tcPr>
+            <w:tcW w:w="0" w:type="auto"/>
+          </w:tcPr>
+          <w:p>
+            <w:pPr>
+              <w:spacing w:line="276" w:lineRule="auto"/>
+              <w:jc w:val="left"/>
+            </w:pPr>
+            <w:r>
+              <w:rPr>
+                <w:rFonts w:ascii="Times New Roman" w:hAnsi="Times New Roman" w:cs="Times New Roman"/>
+                <w:sz w:val="28"/>
+                <w:szCs w:val="28"/>
+              </w:rPr>
+              <w:t xml:space="preserve">Каналы взаимодействия со смежными информационными системами</w:t>
+            </w:r>
+          </w:p>
+        </w:tc>
+        <w:tc>
+          <w:tcPr>
+            <w:tcW w:w="0" w:type="auto"/>
+          </w:tcPr>
+          <w:p>
+            <w:pPr>
+              <w:spacing w:line="276" w:lineRule="auto"/>
+              <w:jc w:val="left"/>
+            </w:pPr>
+            <w:r>
+              <w:rPr>
+                <w:rFonts w:ascii="Times New Roman" w:hAnsi="Times New Roman" w:cs="Times New Roman"/>
+                <w:sz w:val="28"/>
+                <w:szCs w:val="28"/>
+              </w:rPr>
+              <w:t xml:space="preserve">ВВ.1; ВВ.2; ВВ.4</w:t>
+            </w:r>
+          </w:p>
+        </w:tc>
+      </w:tr>
+      <w:tr>
+        <w:tc>
+          <w:tcPr>
+            <w:tcW w:w="0" w:type="auto"/>
+          </w:tcPr>
+          <w:p>
+            <w:pPr>
+              <w:spacing w:line="276" w:lineRule="auto"/>
+              <w:jc w:val="left"/>
+            </w:pPr>
+            <w:r>
+              <w:rPr>
+                <w:rFonts w:ascii="Times New Roman" w:hAnsi="Times New Roman" w:cs="Times New Roman"/>
+                <w:sz w:val="28"/>
+                <w:szCs w:val="28"/>
+              </w:rPr>
+              <w:t xml:space="preserve">НП.22. Недоступность сервисов взаимодействия со смежными информационными системами</w:t>
+            </w:r>
+          </w:p>
+        </w:tc>
+        <w:tc>
+          <w:tcPr>
+            <w:tcW w:w="0" w:type="auto"/>
+          </w:tcPr>
+          <w:p>
+            <w:pPr>
+              <w:spacing w:line="276" w:lineRule="auto"/>
+              <w:jc w:val="left"/>
+            </w:pPr>
+            <w:r>
+              <w:rPr>
+                <w:rFonts w:ascii="Times New Roman" w:hAnsi="Times New Roman" w:cs="Times New Roman"/>
+                <w:sz w:val="28"/>
+                <w:szCs w:val="28"/>
+              </w:rPr>
+              <w:t xml:space="preserve">Каналы взаимодействия со смежными информационными системами</w:t>
+            </w:r>
+          </w:p>
+        </w:tc>
+        <w:tc>
+          <w:tcPr>
+            <w:tcW w:w="0" w:type="auto"/>
+          </w:tcPr>
+          <w:p>
+            <w:pPr>
+              <w:spacing w:line="276" w:lineRule="auto"/>
+              <w:jc w:val="left"/>
+            </w:pPr>
+            <w:r>
+              <w:rPr>
+                <w:rFonts w:ascii="Times New Roman" w:hAnsi="Times New Roman" w:cs="Times New Roman"/>
+                <w:sz w:val="28"/>
+                <w:szCs w:val="28"/>
+              </w:rPr>
+              <w:t xml:space="preserve">ВВ.3</w:t>
+            </w:r>
+          </w:p>
+        </w:tc>
+      </w:tr>
+      <w:tr>
+        <w:tc>
+          <w:tcPr>
+            <w:tcW w:w="0" w:type="auto"/>
+          </w:tcPr>
+          <w:p>
+            <w:pPr>
+              <w:spacing w:line="276" w:lineRule="auto"/>
+              <w:jc w:val="left"/>
+            </w:pPr>
+          </w:p>
+        </w:tc>
+        <w:tc>
+          <w:tcPr>
+            <w:tcW w:w="0" w:type="auto"/>
+          </w:tcPr>
+          <w:p>
+            <w:pPr>
+              <w:spacing w:line="276" w:lineRule="auto"/>
+              <w:jc w:val="left"/>
+            </w:pPr>
+            <w:r>
+              <w:rPr>
+                <w:rFonts w:ascii="Times New Roman" w:hAnsi="Times New Roman" w:cs="Times New Roman"/>
+                <w:sz w:val="28"/>
+                <w:szCs w:val="28"/>
+              </w:rPr>
+              <w:t xml:space="preserve">Сервер приложений</w:t>
+            </w:r>
+          </w:p>
+        </w:tc>
+        <w:tc>
+          <w:tcPr>
+            <w:tcW w:w="0" w:type="auto"/>
+          </w:tcPr>
+          <w:p>
+            <w:pPr>
+              <w:spacing w:line="276" w:lineRule="auto"/>
+              <w:jc w:val="left"/>
+            </w:pPr>
+            <w:r>
+              <w:rPr>
+                <w:rFonts w:ascii="Times New Roman" w:hAnsi="Times New Roman" w:cs="Times New Roman"/>
+                <w:sz w:val="28"/>
+                <w:szCs w:val="28"/>
+              </w:rPr>
+              <w:t xml:space="preserve">ВВ.3; ВВ.6</w:t>
+            </w:r>
+          </w:p>
+        </w:tc>
+      </w:tr>
+      <w:tr>
+        <w:tc>
+          <w:tcPr>
+            <w:tcW w:w="0" w:type="auto"/>
+          </w:tcPr>
+          <w:p>
+            <w:pPr>
+              <w:spacing w:line="276" w:lineRule="auto"/>
+              <w:jc w:val="left"/>
+            </w:pPr>
+          </w:p>
+        </w:tc>
+        <w:tc>
+          <w:tcPr>
+            <w:tcW w:w="0" w:type="auto"/>
+          </w:tcPr>
+          <w:p>
+            <w:pPr>
+              <w:spacing w:line="276" w:lineRule="auto"/>
+              <w:jc w:val="left"/>
+            </w:pPr>
+            <w:r>
+              <w:rPr>
+                <w:rFonts w:ascii="Times New Roman" w:hAnsi="Times New Roman" w:cs="Times New Roman"/>
+                <w:sz w:val="28"/>
+                <w:szCs w:val="28"/>
+              </w:rPr>
+              <w:t xml:space="preserve">Сетевое (телекоммуникационное) оборудование</w:t>
+            </w:r>
+          </w:p>
+        </w:tc>
+        <w:tc>
+          <w:tcPr>
+            <w:tcW w:w="0" w:type="auto"/>
+          </w:tcPr>
+          <w:p>
+            <w:pPr>
+              <w:spacing w:line="276" w:lineRule="auto"/>
+              <w:jc w:val="left"/>
+            </w:pPr>
+            <w:r>
+              <w:rPr>
+                <w:rFonts w:ascii="Times New Roman" w:hAnsi="Times New Roman" w:cs="Times New Roman"/>
+                <w:sz w:val="28"/>
+                <w:szCs w:val="28"/>
+              </w:rPr>
+              <w:t xml:space="preserve">ВВ.3; ВВ.6</w:t>
+            </w:r>
+          </w:p>
+        </w:tc>
+      </w:tr>
+      <w:tr>
+        <w:tc>
+          <w:tcPr>
+            <w:tcW w:w="0" w:type="auto"/>
+          </w:tcPr>
+          <w:p>
+            <w:pPr>
+              <w:spacing w:line="276" w:lineRule="auto"/>
+              <w:jc w:val="left"/>
+            </w:pPr>
+          </w:p>
+        </w:tc>
+        <w:tc>
+          <w:tcPr>
+            <w:tcW w:w="0" w:type="auto"/>
+          </w:tcPr>
+          <w:p>
+            <w:pPr>
+              <w:spacing w:line="276" w:lineRule="auto"/>
+              <w:jc w:val="left"/>
+            </w:pPr>
+            <w:r>
+              <w:rPr>
+                <w:rFonts w:ascii="Times New Roman" w:hAnsi="Times New Roman" w:cs="Times New Roman"/>
+                <w:sz w:val="28"/>
+                <w:szCs w:val="28"/>
+              </w:rPr>
+              <w:t xml:space="preserve">Средства криптографической защиты информации</w:t>
+            </w:r>
+          </w:p>
+        </w:tc>
+        <w:tc>
+          <w:tcPr>
+            <w:tcW w:w="0" w:type="auto"/>
+          </w:tcPr>
+          <w:p>
+            <w:pPr>
+              <w:spacing w:line="276" w:lineRule="auto"/>
+              <w:jc w:val="left"/>
+            </w:pPr>
+            <w:r>
+              <w:rPr>
+                <w:rFonts w:ascii="Times New Roman" w:hAnsi="Times New Roman" w:cs="Times New Roman"/>
+                <w:sz w:val="28"/>
+                <w:szCs w:val="28"/>
+              </w:rPr>
+              <w:t xml:space="preserve">ВВ.3; ВВ.6</w:t>
+            </w:r>
+          </w:p>
+        </w:tc>
+      </w:tr>
+      <w:tr>
+        <w:tc>
+          <w:tcPr>
+            <w:tcW w:w="0" w:type="auto"/>
+          </w:tcPr>
+          <w:p>
+            <w:pPr>
+              <w:spacing w:line="276" w:lineRule="auto"/>
+              <w:jc w:val="left"/>
+            </w:pPr>
+            <w:r>
+              <w:rPr>
+                <w:rFonts w:ascii="Times New Roman" w:hAnsi="Times New Roman" w:cs="Times New Roman"/>
+                <w:sz w:val="28"/>
+                <w:szCs w:val="28"/>
+              </w:rPr>
+              <w:t xml:space="preserve">НП.23. Несанкционированное использование вычислительных ресурсов серверного оборудования</w:t>
+            </w:r>
+          </w:p>
+        </w:tc>
+        <w:tc>
+          <w:tcPr>
+            <w:tcW w:w="0" w:type="auto"/>
+          </w:tcPr>
+          <w:p>
+            <w:pPr>
+              <w:spacing w:line="276" w:lineRule="auto"/>
+              <w:jc w:val="left"/>
+            </w:pPr>
+            <w:r>
+              <w:rPr>
+                <w:rFonts w:ascii="Times New Roman" w:hAnsi="Times New Roman" w:cs="Times New Roman"/>
+                <w:sz w:val="28"/>
+                <w:szCs w:val="28"/>
+              </w:rPr>
+              <w:t xml:space="preserve">Средство вычислительной техники</w:t>
+            </w:r>
+          </w:p>
+        </w:tc>
+        <w:tc>
+          <w:tcPr>
+            <w:tcW w:w="0" w:type="auto"/>
+          </w:tcPr>
+          <w:p>
+            <w:pPr>
+              <w:spacing w:line="276" w:lineRule="auto"/>
+              <w:jc w:val="left"/>
+            </w:pPr>
+            <w:r>
+              <w:rPr>
+                <w:rFonts w:ascii="Times New Roman" w:hAnsi="Times New Roman" w:cs="Times New Roman"/>
+                <w:sz w:val="28"/>
+                <w:szCs w:val="28"/>
+              </w:rPr>
+              <w:t xml:space="preserve">ВВ.5; ВВ.6</w:t>
+            </w:r>
+          </w:p>
+        </w:tc>
+      </w:tr>
+      <w:tr>
+        <w:tc>
+          <w:tcPr>
+            <w:tcW w:w="0" w:type="auto"/>
+          </w:tcPr>
+          <w:p>
+            <w:pPr>
+              <w:spacing w:line="276" w:lineRule="auto"/>
+              <w:jc w:val="left"/>
+            </w:pPr>
+          </w:p>
+        </w:tc>
+        <w:tc>
+          <w:tcPr>
+            <w:tcW w:w="0" w:type="auto"/>
+          </w:tcPr>
+          <w:p>
+            <w:pPr>
+              <w:spacing w:line="276" w:lineRule="auto"/>
+              <w:jc w:val="left"/>
+            </w:pPr>
+            <w:r>
+              <w:rPr>
+                <w:rFonts w:ascii="Times New Roman" w:hAnsi="Times New Roman" w:cs="Times New Roman"/>
+                <w:sz w:val="28"/>
+                <w:szCs w:val="28"/>
+              </w:rPr>
+              <w:t xml:space="preserve">Системное программное обеспечение</w:t>
+            </w:r>
+          </w:p>
+        </w:tc>
+        <w:tc>
+          <w:tcPr>
+            <w:tcW w:w="0" w:type="auto"/>
+          </w:tcPr>
+          <w:p>
+            <w:pPr>
+              <w:spacing w:line="276" w:lineRule="auto"/>
+              <w:jc w:val="left"/>
+            </w:pPr>
+            <w:r>
+              <w:rPr>
+                <w:rFonts w:ascii="Times New Roman" w:hAnsi="Times New Roman" w:cs="Times New Roman"/>
+                <w:sz w:val="28"/>
+                <w:szCs w:val="28"/>
+              </w:rPr>
+              <w:t xml:space="preserve">ВВ.5; ВВ.6</w:t>
+            </w:r>
+          </w:p>
+        </w:tc>
+      </w:tr>
+      <w:tr>
+        <w:tc>
+          <w:tcPr>
+            <w:tcW w:w="0" w:type="auto"/>
+          </w:tcPr>
+          <w:p>
+            <w:pPr>
+              <w:spacing w:line="276" w:lineRule="auto"/>
+              <w:jc w:val="left"/>
+            </w:pPr>
+          </w:p>
+        </w:tc>
+        <w:tc>
+          <w:tcPr>
+            <w:tcW w:w="0" w:type="auto"/>
+          </w:tcPr>
+          <w:p>
+            <w:pPr>
+              <w:spacing w:line="276" w:lineRule="auto"/>
+              <w:jc w:val="left"/>
+            </w:pPr>
+            <w:r>
+              <w:rPr>
+                <w:rFonts w:ascii="Times New Roman" w:hAnsi="Times New Roman" w:cs="Times New Roman"/>
+                <w:sz w:val="28"/>
+                <w:szCs w:val="28"/>
+              </w:rPr>
+              <w:t xml:space="preserve">Узел вычислительной сети</w:t>
+            </w:r>
+          </w:p>
+        </w:tc>
+        <w:tc>
+          <w:tcPr>
+            <w:tcW w:w="0" w:type="auto"/>
+          </w:tcPr>
+          <w:p>
+            <w:pPr>
+              <w:spacing w:line="276" w:lineRule="auto"/>
+              <w:jc w:val="left"/>
+            </w:pPr>
+            <w:r>
+              <w:rPr>
+                <w:rFonts w:ascii="Times New Roman" w:hAnsi="Times New Roman" w:cs="Times New Roman"/>
+                <w:sz w:val="28"/>
+                <w:szCs w:val="28"/>
+              </w:rPr>
+              <w:t xml:space="preserve">ВВ.5; ВВ.6</w:t>
+            </w:r>
+          </w:p>
+        </w:tc>
+      </w:tr>
+      <w:tr>
+        <w:tc>
+          <w:tcPr>
+            <w:tcW w:w="0" w:type="auto"/>
+          </w:tcPr>
+          <w:p>
+            <w:pPr>
+              <w:spacing w:line="276" w:lineRule="auto"/>
+              <w:jc w:val="left"/>
+            </w:pPr>
+          </w:p>
+        </w:tc>
+        <w:tc>
+          <w:tcPr>
+            <w:tcW w:w="0" w:type="auto"/>
+          </w:tcPr>
+          <w:p>
+            <w:pPr>
+              <w:spacing w:line="276" w:lineRule="auto"/>
+              <w:jc w:val="left"/>
+            </w:pPr>
+            <w:r>
+              <w:rPr>
+                <w:rFonts w:ascii="Times New Roman" w:hAnsi="Times New Roman" w:cs="Times New Roman"/>
+                <w:sz w:val="28"/>
+                <w:szCs w:val="28"/>
+              </w:rPr>
+              <w:t xml:space="preserve">Сетевой трафик</w:t>
+            </w:r>
+          </w:p>
+        </w:tc>
+        <w:tc>
+          <w:tcPr>
+            <w:tcW w:w="0" w:type="auto"/>
+          </w:tcPr>
+          <w:p>
+            <w:pPr>
+              <w:spacing w:line="276" w:lineRule="auto"/>
+              <w:jc w:val="left"/>
+            </w:pPr>
+            <w:r>
+              <w:rPr>
+                <w:rFonts w:ascii="Times New Roman" w:hAnsi="Times New Roman" w:cs="Times New Roman"/>
+                <w:sz w:val="28"/>
+                <w:szCs w:val="28"/>
+              </w:rPr>
+              <w:t xml:space="preserve">ВВ.5</w:t>
+            </w:r>
+          </w:p>
+        </w:tc>
+      </w:tr>
+      <w:tr>
+        <w:tc>
+          <w:tcPr>
+            <w:tcW w:w="0" w:type="auto"/>
+          </w:tcPr>
+          <w:p>
+            <w:pPr>
+              <w:spacing w:line="276" w:lineRule="auto"/>
+              <w:jc w:val="left"/>
+            </w:pPr>
+            <w:r>
+              <w:rPr>
+                <w:rFonts w:ascii="Times New Roman" w:hAnsi="Times New Roman" w:cs="Times New Roman"/>
+                <w:sz w:val="28"/>
+                <w:szCs w:val="28"/>
+              </w:rPr>
+              <w:t xml:space="preserve">НП.24. Утрата или повреждение резервных копий данных АС больницы</w:t>
+            </w:r>
+          </w:p>
+        </w:tc>
+        <w:tc>
+          <w:tcPr>
+            <w:tcW w:w="0" w:type="auto"/>
+          </w:tcPr>
+          <w:p>
+            <w:pPr>
+              <w:spacing w:line="276" w:lineRule="auto"/>
+              <w:jc w:val="left"/>
+            </w:pPr>
+            <w:r>
+              <w:rPr>
+                <w:rFonts w:ascii="Times New Roman" w:hAnsi="Times New Roman" w:cs="Times New Roman"/>
+                <w:sz w:val="28"/>
+                <w:szCs w:val="28"/>
+              </w:rPr>
+              <w:t xml:space="preserve">Резервные копии данных АС больницы</w:t>
+            </w:r>
+          </w:p>
+        </w:tc>
+        <w:tc>
+          <w:tcPr>
+            <w:tcW w:w="0" w:type="auto"/>
+          </w:tcPr>
+          <w:p>
+            <w:pPr>
+              <w:spacing w:line="276" w:lineRule="auto"/>
+              <w:jc w:val="left"/>
+            </w:pPr>
+            <w:r>
+              <w:rPr>
+                <w:rFonts w:ascii="Times New Roman" w:hAnsi="Times New Roman" w:cs="Times New Roman"/>
+                <w:sz w:val="28"/>
+                <w:szCs w:val="28"/>
+              </w:rPr>
+              <w:t xml:space="preserve">ВВ.2; ВВ.3; ВВ.4</w:t>
+            </w:r>
+          </w:p>
+        </w:tc>
+      </w:tr>
+      <w:tr>
+        <w:tc>
+          <w:tcPr>
+            <w:tcW w:w="0" w:type="auto"/>
+          </w:tcPr>
+          <w:p>
+            <w:pPr>
+              <w:spacing w:line="276" w:lineRule="auto"/>
+              <w:jc w:val="left"/>
+            </w:pPr>
+          </w:p>
+        </w:tc>
+        <w:tc>
+          <w:tcPr>
+            <w:tcW w:w="0" w:type="auto"/>
+          </w:tcPr>
+          <w:p>
+            <w:pPr>
+              <w:spacing w:line="276" w:lineRule="auto"/>
+              <w:jc w:val="left"/>
+            </w:pPr>
+            <w:r>
+              <w:rPr>
+                <w:rFonts w:ascii="Times New Roman" w:hAnsi="Times New Roman" w:cs="Times New Roman"/>
+                <w:sz w:val="28"/>
+                <w:szCs w:val="28"/>
+              </w:rPr>
+              <w:t xml:space="preserve">Сервер резервного копирования</w:t>
+            </w:r>
+          </w:p>
+        </w:tc>
+        <w:tc>
+          <w:tcPr>
+            <w:tcW w:w="0" w:type="auto"/>
+          </w:tcPr>
+          <w:p>
+            <w:pPr>
+              <w:spacing w:line="276" w:lineRule="auto"/>
+              <w:jc w:val="left"/>
+            </w:pPr>
+            <w:r>
+              <w:rPr>
+                <w:rFonts w:ascii="Times New Roman" w:hAnsi="Times New Roman" w:cs="Times New Roman"/>
+                <w:sz w:val="28"/>
+                <w:szCs w:val="28"/>
+              </w:rPr>
+              <w:t xml:space="preserve">ВВ.2; ВВ.3; ВВ.4; ВВ.6</w:t>
+            </w:r>
+          </w:p>
+        </w:tc>
+      </w:tr>
+      <w:tr>
+        <w:tc>
+          <w:tcPr>
+            <w:tcW w:w="0" w:type="auto"/>
+          </w:tcPr>
+          <w:p>
+            <w:pPr>
+              <w:spacing w:line="276" w:lineRule="auto"/>
+              <w:jc w:val="left"/>
+            </w:pPr>
+          </w:p>
+        </w:tc>
+        <w:tc>
+          <w:tcPr>
+            <w:tcW w:w="0" w:type="auto"/>
+          </w:tcPr>
+          <w:p>
+            <w:pPr>
+              <w:spacing w:line="276" w:lineRule="auto"/>
+              <w:jc w:val="left"/>
+            </w:pPr>
+            <w:r>
+              <w:rPr>
+                <w:rFonts w:ascii="Times New Roman" w:hAnsi="Times New Roman" w:cs="Times New Roman"/>
+                <w:sz w:val="28"/>
+                <w:szCs w:val="28"/>
+              </w:rPr>
+              <w:t xml:space="preserve">Машинные носители информации в составе средств вычислительной техники</w:t>
+            </w:r>
+          </w:p>
+        </w:tc>
+        <w:tc>
+          <w:tcPr>
+            <w:tcW w:w="0" w:type="auto"/>
+          </w:tcPr>
+          <w:p>
+            <w:pPr>
+              <w:spacing w:line="276" w:lineRule="auto"/>
+              <w:jc w:val="left"/>
+            </w:pPr>
+            <w:r>
+              <w:rPr>
+                <w:rFonts w:ascii="Times New Roman" w:hAnsi="Times New Roman" w:cs="Times New Roman"/>
+                <w:sz w:val="28"/>
+                <w:szCs w:val="28"/>
+              </w:rPr>
+              <w:t xml:space="preserve">ВВ.2; ВВ.3; ВВ.4</w:t>
+            </w:r>
+          </w:p>
+        </w:tc>
+      </w:tr>
+      <w:tr>
+        <w:tc>
+          <w:tcPr>
+            <w:tcW w:w="0" w:type="auto"/>
+          </w:tcPr>
+          <w:p>
+            <w:pPr>
+              <w:spacing w:line="276" w:lineRule="auto"/>
+              <w:jc w:val="left"/>
+            </w:pPr>
+            <w:r>
+              <w:rPr>
+                <w:rFonts w:ascii="Times New Roman" w:hAnsi="Times New Roman" w:cs="Times New Roman"/>
+                <w:sz w:val="28"/>
+                <w:szCs w:val="28"/>
+              </w:rPr>
+              <w:t xml:space="preserve">НП.25. Нарушение порядка предоставления сведений в государственные информационные системы в сфере здравоохранения</w:t>
+            </w:r>
+          </w:p>
+        </w:tc>
+        <w:tc>
+          <w:tcPr>
+            <w:tcW w:w="0" w:type="auto"/>
+          </w:tcPr>
+          <w:p>
+            <w:pPr>
+              <w:spacing w:line="276" w:lineRule="auto"/>
+              <w:jc w:val="left"/>
+            </w:pPr>
+            <w:r>
+              <w:rPr>
+                <w:rFonts w:ascii="Times New Roman" w:hAnsi="Times New Roman" w:cs="Times New Roman"/>
+                <w:sz w:val="28"/>
+                <w:szCs w:val="28"/>
+              </w:rPr>
+              <w:t xml:space="preserve">Каналы взаимодействия с ЕГИСЗ</w:t>
+            </w:r>
+          </w:p>
+        </w:tc>
+        <w:tc>
+          <w:tcPr>
+            <w:tcW w:w="0" w:type="auto"/>
+          </w:tcPr>
+          <w:p>
+            <w:pPr>
+              <w:spacing w:line="276" w:lineRule="auto"/>
+              <w:jc w:val="left"/>
+            </w:pPr>
+            <w:r>
+              <w:rPr>
+                <w:rFonts w:ascii="Times New Roman" w:hAnsi="Times New Roman" w:cs="Times New Roman"/>
+                <w:sz w:val="28"/>
+                <w:szCs w:val="28"/>
+              </w:rPr>
+              <w:t xml:space="preserve">ВВ.1; ВВ.2; ВВ.3; ВВ.4</w:t>
+            </w:r>
+          </w:p>
+        </w:tc>
+      </w:tr>
+      <w:tr>
+        <w:tc>
+          <w:tcPr>
+            <w:tcW w:w="0" w:type="auto"/>
+          </w:tcPr>
+          <w:p>
+            <w:pPr>
+              <w:spacing w:line="276" w:lineRule="auto"/>
+              <w:jc w:val="left"/>
+            </w:pPr>
+          </w:p>
+        </w:tc>
+        <w:tc>
+          <w:tcPr>
+            <w:tcW w:w="0" w:type="auto"/>
+          </w:tcPr>
+          <w:p>
+            <w:pPr>
+              <w:spacing w:line="276" w:lineRule="auto"/>
+              <w:jc w:val="left"/>
+            </w:pPr>
+            <w:r>
+              <w:rPr>
+                <w:rFonts w:ascii="Times New Roman" w:hAnsi="Times New Roman" w:cs="Times New Roman"/>
+                <w:sz w:val="28"/>
+                <w:szCs w:val="28"/>
+              </w:rPr>
+              <w:t xml:space="preserve">Сервер приложений</w:t>
+            </w:r>
+          </w:p>
+        </w:tc>
+        <w:tc>
+          <w:tcPr>
+            <w:tcW w:w="0" w:type="auto"/>
+          </w:tcPr>
+          <w:p>
+            <w:pPr>
+              <w:spacing w:line="276" w:lineRule="auto"/>
+              <w:jc w:val="left"/>
+            </w:pPr>
+            <w:r>
+              <w:rPr>
+                <w:rFonts w:ascii="Times New Roman" w:hAnsi="Times New Roman" w:cs="Times New Roman"/>
+                <w:sz w:val="28"/>
+                <w:szCs w:val="28"/>
+              </w:rPr>
+              <w:t xml:space="preserve">ВВ.2; ВВ.3; ВВ.4</w:t>
+            </w:r>
+          </w:p>
+        </w:tc>
+      </w:tr>
+      <w:tr>
+        <w:tc>
+          <w:tcPr>
+            <w:tcW w:w="0" w:type="auto"/>
+          </w:tcPr>
+          <w:p>
+            <w:pPr>
+              <w:spacing w:line="276" w:lineRule="auto"/>
+              <w:jc w:val="left"/>
+            </w:pPr>
+          </w:p>
+        </w:tc>
+        <w:tc>
+          <w:tcPr>
+            <w:tcW w:w="0" w:type="auto"/>
+          </w:tcPr>
+          <w:p>
+            <w:pPr>
+              <w:spacing w:line="276" w:lineRule="auto"/>
+              <w:jc w:val="left"/>
+            </w:pPr>
+            <w:r>
+              <w:rPr>
+                <w:rFonts w:ascii="Times New Roman" w:hAnsi="Times New Roman" w:cs="Times New Roman"/>
+                <w:sz w:val="28"/>
+                <w:szCs w:val="28"/>
+              </w:rPr>
+              <w:t xml:space="preserve">Прикладное программное обеспечение</w:t>
+            </w:r>
+          </w:p>
+        </w:tc>
+        <w:tc>
+          <w:tcPr>
+            <w:tcW w:w="0" w:type="auto"/>
+          </w:tcPr>
+          <w:p>
+            <w:pPr>
+              <w:spacing w:line="276" w:lineRule="auto"/>
+              <w:jc w:val="left"/>
+            </w:pPr>
+            <w:r>
+              <w:rPr>
+                <w:rFonts w:ascii="Times New Roman" w:hAnsi="Times New Roman" w:cs="Times New Roman"/>
+                <w:sz w:val="28"/>
+                <w:szCs w:val="28"/>
+              </w:rPr>
+              <w:t xml:space="preserve">ВВ.2; ВВ.3; ВВ.4</w:t>
+            </w:r>
+          </w:p>
+        </w:tc>
+      </w:tr>
+      <w:tr>
+        <w:tc>
+          <w:tcPr>
+            <w:tcW w:w="0" w:type="auto"/>
+          </w:tcPr>
+          <w:p>
+            <w:pPr>
+              <w:spacing w:line="276" w:lineRule="auto"/>
+              <w:jc w:val="left"/>
+            </w:pPr>
+          </w:p>
+        </w:tc>
+        <w:tc>
+          <w:tcPr>
+            <w:tcW w:w="0" w:type="auto"/>
+          </w:tcPr>
+          <w:p>
+            <w:pPr>
+              <w:spacing w:line="276" w:lineRule="auto"/>
+              <w:jc w:val="left"/>
+            </w:pPr>
+            <w:r>
+              <w:rPr>
+                <w:rFonts w:ascii="Times New Roman" w:hAnsi="Times New Roman" w:cs="Times New Roman"/>
+                <w:sz w:val="28"/>
+                <w:szCs w:val="28"/>
+              </w:rPr>
+              <w:t xml:space="preserve">Защищаемая информация (сведения, передаваемые в ЕГИСЗ)</w:t>
+            </w:r>
+          </w:p>
+        </w:tc>
+        <w:tc>
+          <w:tcPr>
+            <w:tcW w:w="0" w:type="auto"/>
+          </w:tcPr>
+          <w:p>
+            <w:pPr>
+              <w:spacing w:line="276" w:lineRule="auto"/>
+              <w:jc w:val="left"/>
+            </w:pPr>
+            <w:r>
+              <w:rPr>
+                <w:rFonts w:ascii="Times New Roman" w:hAnsi="Times New Roman" w:cs="Times New Roman"/>
+                <w:sz w:val="28"/>
+                <w:szCs w:val="28"/>
+              </w:rPr>
+              <w:t xml:space="preserve">ВВ.1; ВВ.2; ВВ.4</w:t>
+            </w:r>
+          </w:p>
+        </w:tc>
+      </w:tr>
+      <w:tr>
+        <w:tc>
+          <w:tcPr>
+            <w:tcW w:w="0" w:type="auto"/>
+          </w:tcPr>
+          <w:p>
+            <w:pPr>
+              <w:spacing w:line="276" w:lineRule="auto"/>
+              <w:jc w:val="left"/>
+            </w:pPr>
+            <w:r>
+              <w:rPr>
+                <w:rFonts w:ascii="Times New Roman" w:hAnsi="Times New Roman" w:cs="Times New Roman"/>
+                <w:sz w:val="28"/>
+                <w:szCs w:val="28"/>
+              </w:rPr>
+              <w:t xml:space="preserve">НП.26. Нарушение медицинской организацией-оператором установленных законодательством Российской Федерации требований в сфере охраны здоровья граждан</w:t>
+            </w:r>
+          </w:p>
+        </w:tc>
+        <w:tc>
+          <w:tcPr>
+            <w:tcW w:w="0" w:type="auto"/>
+          </w:tcPr>
+          <w:p>
+            <w:pPr>
+              <w:spacing w:line="276" w:lineRule="auto"/>
+              <w:jc w:val="left"/>
+            </w:pPr>
+            <w:r>
+              <w:rPr>
+                <w:rFonts w:ascii="Times New Roman" w:hAnsi="Times New Roman" w:cs="Times New Roman"/>
+                <w:sz w:val="28"/>
+                <w:szCs w:val="28"/>
+              </w:rPr>
+              <w:t xml:space="preserve">Информационная (автоматизированная) система в целом</w:t>
+            </w:r>
+          </w:p>
+        </w:tc>
+        <w:tc>
+          <w:tcPr>
+            <w:tcW w:w="0" w:type="auto"/>
+          </w:tcPr>
+          <w:p>
+            <w:pPr>
+              <w:spacing w:line="276" w:lineRule="auto"/>
+              <w:jc w:val="left"/>
+            </w:pPr>
+            <w:r>
+              <w:rPr>
+                <w:rFonts w:ascii="Times New Roman" w:hAnsi="Times New Roman" w:cs="Times New Roman"/>
+                <w:sz w:val="28"/>
+                <w:szCs w:val="28"/>
+              </w:rPr>
+              <w:t xml:space="preserve">ВВ.1; ВВ.2; ВВ.3; ВВ.4; ВВ.5; ВВ.6</w:t>
             </w:r>
           </w:p>
         </w:tc>

--- a/Курсовая_больница.docx
+++ b/Курсовая_больница.docx
@@ -17846,6 +17846,3963 @@
                 <w:szCs w:val="28"/>
               </w:rPr>
               <w:t xml:space="preserve">ВВ.1; ВВ.2; ВВ.3; ВВ.4; ВВ.5; ВВ.6</w:t>
+            </w:r>
+          </w:p>
+        </w:tc>
+      </w:tr>
+    </w:tbl>
+    <w:p>
+      <w:pPr>
+        <w:spacing w:line="360" w:lineRule="auto"/>
+        <w:jc w:val="both"/>
+      </w:pPr>
+    </w:p>
+    <w:p>
+      <w:pPr>
+        <w:pStyle w:val="Heading1"/>
+        <w:keepNext/>
+        <w:pageBreakBefore/>
+        <w:spacing w:line="360" w:lineRule="auto" w:after="240"/>
+        <w:jc w:val="left"/>
+      </w:pPr>
+      <w:r>
+        <w:rPr>
+          <w:rFonts w:ascii="Times New Roman" w:hAnsi="Times New Roman" w:cs="Times New Roman"/>
+          <w:b/>
+          <w:bCs/>
+          <w:sz w:val="32"/>
+          <w:szCs w:val="32"/>
+        </w:rPr>
+        <w:t xml:space="preserve">7 Источники угроз безопасности информации</w:t>
+      </w:r>
+    </w:p>
+    <w:p>
+      <w:pPr>
+        <w:pStyle w:val="Heading2"/>
+        <w:keepNext/>
+        <w:spacing w:line="360" w:lineRule="auto" w:after="240"/>
+        <w:jc w:val="left"/>
+      </w:pPr>
+      <w:r>
+        <w:rPr>
+          <w:rFonts w:ascii="Times New Roman" w:hAnsi="Times New Roman" w:cs="Times New Roman"/>
+          <w:b/>
+          <w:bCs/>
+          <w:sz w:val="28"/>
+          <w:szCs w:val="28"/>
+        </w:rPr>
+        <w:t xml:space="preserve">7.1 Характеристика (виды и категории) нарушителей, которые могут являться источниками угроз безопасности информации, и возможные цели реализации ими угроз безопасности информации</w:t>
+      </w:r>
+    </w:p>
+    <w:p>
+      <w:pPr>
+        <w:spacing w:line="360" w:lineRule="auto"/>
+        <w:jc w:val="both"/>
+        <w:ind w:firstLine="709"/>
+      </w:pPr>
+      <w:r>
+        <w:rPr>
+          <w:rFonts w:ascii="Times New Roman" w:hAnsi="Times New Roman" w:cs="Times New Roman"/>
+          <w:sz w:val="28"/>
+          <w:szCs w:val="28"/>
+        </w:rPr>
+        <w:t xml:space="preserve">Источниками угроз безопасности информации, обрабатываемой в АС больницы, являются антропогенные источники — лица (группы лиц), осуществляющие реализацию угроз безопасности информации путём несанкционированного доступа и (или) воздействия на информационные ресурсы и (или) компоненты АС больницы (далее — нарушители), а также техногенные источники угроз.</w:t>
+      </w:r>
+    </w:p>
+    <w:p>
+      <w:pPr>
+        <w:spacing w:line="360" w:lineRule="auto"/>
+        <w:jc w:val="both"/>
+        <w:ind w:firstLine="709"/>
+      </w:pPr>
+      <w:r>
+        <w:rPr>
+          <w:rFonts w:ascii="Times New Roman" w:hAnsi="Times New Roman" w:cs="Times New Roman"/>
+          <w:sz w:val="28"/>
+          <w:szCs w:val="28"/>
+        </w:rPr>
+        <w:t xml:space="preserve">Исходными данными для определения возможных нарушителей являются:</w:t>
+      </w:r>
+    </w:p>
+    <w:p>
+      <w:pPr>
+        <w:spacing w:line="360" w:lineRule="auto"/>
+        <w:jc w:val="both"/>
+        <w:ind w:firstLine="709"/>
+      </w:pPr>
+      <w:r>
+        <w:rPr>
+          <w:rFonts w:ascii="Times New Roman" w:hAnsi="Times New Roman" w:cs="Times New Roman"/>
+          <w:sz w:val="28"/>
+          <w:szCs w:val="28"/>
+        </w:rPr>
+        <w:t xml:space="preserve">а) общий перечень угроз безопасности информации, содержащийся в банке данных угроз безопасности информации ФСТЭК России (bdu.fstec.ru), модели угроз безопасности информации, разрабатываемые ФСТЭК России в соответствии с подпунктом 4 пункта 8 Положения о Федеральной службе по техническому и экспортному контролю, утверждённого Указом Президента Российской Федерации от 16 августа 2004 г. № 1085, а также отраслевые (ведомственные, корпоративные) модели угроз безопасности информации;</w:t>
+      </w:r>
+    </w:p>
+    <w:p>
+      <w:pPr>
+        <w:spacing w:line="360" w:lineRule="auto"/>
+        <w:jc w:val="both"/>
+        <w:ind w:firstLine="709"/>
+      </w:pPr>
+      <w:r>
+        <w:rPr>
+          <w:rFonts w:ascii="Times New Roman" w:hAnsi="Times New Roman" w:cs="Times New Roman"/>
+          <w:sz w:val="28"/>
+          <w:szCs w:val="28"/>
+        </w:rPr>
+        <w:t xml:space="preserve">б) описания векторов компьютерных атак, содержащиеся в базах данных и иных источниках, опубликованных в сети «Интернет» (CAPEC, ATT&amp;CK, OWASP, STIX, WASC и иных);</w:t>
+      </w:r>
+    </w:p>
+    <w:p>
+      <w:pPr>
+        <w:spacing w:line="360" w:lineRule="auto"/>
+        <w:jc w:val="both"/>
+        <w:ind w:firstLine="709"/>
+      </w:pPr>
+      <w:r>
+        <w:rPr>
+          <w:rFonts w:ascii="Times New Roman" w:hAnsi="Times New Roman" w:cs="Times New Roman"/>
+          <w:sz w:val="28"/>
+          <w:szCs w:val="28"/>
+        </w:rPr>
+        <w:t xml:space="preserve">в) нормативные правовые акты Российской Федерации, в соответствии с которыми создаётся и функционирует АС больницы, содержащие описание назначения, задач (функций) системы, состава обрабатываемой информации и её правового режима;</w:t>
+      </w:r>
+    </w:p>
+    <w:p>
+      <w:pPr>
+        <w:spacing w:line="360" w:lineRule="auto"/>
+        <w:jc w:val="both"/>
+        <w:ind w:firstLine="709"/>
+      </w:pPr>
+      <w:r>
+        <w:rPr>
+          <w:rFonts w:ascii="Times New Roman" w:hAnsi="Times New Roman" w:cs="Times New Roman"/>
+          <w:sz w:val="28"/>
+          <w:szCs w:val="28"/>
+        </w:rPr>
+        <w:t xml:space="preserve">г) документация на АС больницы (в части сведений о назначении и функциях, составе и архитектуре, группах пользователей и уровне их полномочий и типах доступа);</w:t>
+      </w:r>
+    </w:p>
+    <w:p>
+      <w:pPr>
+        <w:spacing w:line="360" w:lineRule="auto"/>
+        <w:jc w:val="both"/>
+        <w:ind w:firstLine="709"/>
+      </w:pPr>
+      <w:r>
+        <w:rPr>
+          <w:rFonts w:ascii="Times New Roman" w:hAnsi="Times New Roman" w:cs="Times New Roman"/>
+          <w:sz w:val="28"/>
+          <w:szCs w:val="28"/>
+        </w:rPr>
+        <w:t xml:space="preserve">д) договоры, соглашения или иные документы, содержащие условия использования информационно-телекоммуникационной инфраструктуры, в том числе условия взаимодействия со смежными информационными системами;</w:t>
+      </w:r>
+    </w:p>
+    <w:p>
+      <w:pPr>
+        <w:spacing w:line="360" w:lineRule="auto"/>
+        <w:jc w:val="both"/>
+        <w:ind w:firstLine="709"/>
+      </w:pPr>
+      <w:r>
+        <w:rPr>
+          <w:rFonts w:ascii="Times New Roman" w:hAnsi="Times New Roman" w:cs="Times New Roman"/>
+          <w:sz w:val="28"/>
+          <w:szCs w:val="28"/>
+        </w:rPr>
+        <w:t xml:space="preserve">е) результаты оценки ущерба (рисков), проведённой обладателем информации или оператором;</w:t>
+      </w:r>
+    </w:p>
+    <w:p>
+      <w:pPr>
+        <w:spacing w:line="360" w:lineRule="auto"/>
+        <w:jc w:val="both"/>
+        <w:ind w:firstLine="709"/>
+      </w:pPr>
+      <w:r>
+        <w:rPr>
+          <w:rFonts w:ascii="Times New Roman" w:hAnsi="Times New Roman" w:cs="Times New Roman"/>
+          <w:sz w:val="28"/>
+          <w:szCs w:val="28"/>
+        </w:rPr>
+        <w:t xml:space="preserve">ж) негативные последствия от реализации (возникновения) угроз безопасности информации, определённые в разделе 5 настоящей Модели угроз;</w:t>
+      </w:r>
+    </w:p>
+    <w:p>
+      <w:pPr>
+        <w:spacing w:line="360" w:lineRule="auto"/>
+        <w:jc w:val="both"/>
+        <w:ind w:firstLine="709"/>
+      </w:pPr>
+      <w:r>
+        <w:rPr>
+          <w:rFonts w:ascii="Times New Roman" w:hAnsi="Times New Roman" w:cs="Times New Roman"/>
+          <w:sz w:val="28"/>
+          <w:szCs w:val="28"/>
+        </w:rPr>
+        <w:t xml:space="preserve">з) объекты воздействия угроз безопасности информации и виды воздействия на них, определённые в разделе 6 настоящей Модели угроз.</w:t>
+      </w:r>
+    </w:p>
+    <w:p>
+      <w:pPr>
+        <w:spacing w:line="360" w:lineRule="auto"/>
+        <w:jc w:val="both"/>
+        <w:ind w:firstLine="709"/>
+      </w:pPr>
+      <w:r>
+        <w:rPr>
+          <w:rFonts w:ascii="Times New Roman" w:hAnsi="Times New Roman" w:cs="Times New Roman"/>
+          <w:sz w:val="28"/>
+          <w:szCs w:val="28"/>
+        </w:rPr>
+        <w:t xml:space="preserve">В таблице 12 представлен перечень рассматриваемых видов нарушителей, их возможные цели реализации угроз безопасности информации и предположения об их отнесении к числу возможных нарушителей применительно к АС больницы.</w:t>
+      </w:r>
+    </w:p>
+    <w:tbl>
+      <w:tblPr>
+        <w:tblW w:w="5000" w:type="pct"/>
+        <w:tblBorders>
+          <w:top w:val="single" w:sz="4" w:space="0" w:color="000000"/>
+          <w:left w:val="single" w:sz="4" w:space="0" w:color="000000"/>
+          <w:bottom w:val="single" w:sz="4" w:space="0" w:color="000000"/>
+          <w:right w:val="single" w:sz="4" w:space="0" w:color="000000"/>
+          <w:insideH w:val="single" w:sz="4" w:space="0" w:color="000000"/>
+          <w:insideV w:val="single" w:sz="4" w:space="0" w:color="000000"/>
+        </w:tblBorders>
+        <w:tblLayout w:type="autofit"/>
+      </w:tblPr>
+      <w:tr>
+        <w:tc>
+          <w:tcPr>
+            <w:tcW w:w="0" w:type="auto"/>
+          </w:tcPr>
+          <w:p>
+            <w:pPr>
+              <w:spacing w:line="276" w:lineRule="auto"/>
+              <w:jc w:val="center"/>
+            </w:pPr>
+            <w:r>
+              <w:rPr>
+                <w:rFonts w:ascii="Times New Roman" w:hAnsi="Times New Roman" w:cs="Times New Roman"/>
+                <w:b/>
+                <w:bCs/>
+                <w:sz w:val="28"/>
+                <w:szCs w:val="28"/>
+              </w:rPr>
+              <w:t xml:space="preserve">Таблица 12 — Перечень рассматриваемых нарушителей</w:t>
+            </w:r>
+          </w:p>
+        </w:tc>
+      </w:tr>
+      <w:tr>
+        <w:tc>
+          <w:tcPr>
+            <w:tcW w:w="0" w:type="auto"/>
+          </w:tcPr>
+          <w:p>
+            <w:pPr>
+              <w:spacing w:line="276" w:lineRule="auto"/>
+              <w:jc w:val="left"/>
+            </w:pPr>
+            <w:r>
+              <w:rPr>
+                <w:rFonts w:ascii="Times New Roman" w:hAnsi="Times New Roman" w:cs="Times New Roman"/>
+                <w:sz w:val="28"/>
+                <w:szCs w:val="28"/>
+              </w:rPr>
+              <w:t xml:space="preserve">№</w:t>
+            </w:r>
+          </w:p>
+        </w:tc>
+        <w:tc>
+          <w:tcPr>
+            <w:tcW w:w="0" w:type="auto"/>
+          </w:tcPr>
+          <w:p>
+            <w:pPr>
+              <w:spacing w:line="276" w:lineRule="auto"/>
+              <w:jc w:val="left"/>
+            </w:pPr>
+            <w:r>
+              <w:rPr>
+                <w:rFonts w:ascii="Times New Roman" w:hAnsi="Times New Roman" w:cs="Times New Roman"/>
+                <w:sz w:val="28"/>
+                <w:szCs w:val="28"/>
+              </w:rPr>
+              <w:t xml:space="preserve">Вид нарушителя</w:t>
+            </w:r>
+          </w:p>
+        </w:tc>
+        <w:tc>
+          <w:tcPr>
+            <w:tcW w:w="0" w:type="auto"/>
+          </w:tcPr>
+          <w:p>
+            <w:pPr>
+              <w:spacing w:line="276" w:lineRule="auto"/>
+              <w:jc w:val="left"/>
+            </w:pPr>
+            <w:r>
+              <w:rPr>
+                <w:rFonts w:ascii="Times New Roman" w:hAnsi="Times New Roman" w:cs="Times New Roman"/>
+                <w:sz w:val="28"/>
+                <w:szCs w:val="28"/>
+              </w:rPr>
+              <w:t xml:space="preserve">Возможные цели реализации угроз безопасности информации</w:t>
+            </w:r>
+          </w:p>
+        </w:tc>
+        <w:tc>
+          <w:tcPr>
+            <w:tcW w:w="0" w:type="auto"/>
+          </w:tcPr>
+          <w:p>
+            <w:pPr>
+              <w:spacing w:line="276" w:lineRule="auto"/>
+              <w:jc w:val="left"/>
+            </w:pPr>
+            <w:r>
+              <w:rPr>
+                <w:rFonts w:ascii="Times New Roman" w:hAnsi="Times New Roman" w:cs="Times New Roman"/>
+                <w:sz w:val="28"/>
+                <w:szCs w:val="28"/>
+              </w:rPr>
+              <w:t xml:space="preserve">Предположения об отнесении к числу возможных нарушителей</w:t>
+            </w:r>
+          </w:p>
+        </w:tc>
+      </w:tr>
+      <w:tr>
+        <w:tc>
+          <w:tcPr>
+            <w:tcW w:w="0" w:type="auto"/>
+          </w:tcPr>
+          <w:p>
+            <w:pPr>
+              <w:spacing w:line="276" w:lineRule="auto"/>
+              <w:jc w:val="left"/>
+            </w:pPr>
+            <w:r>
+              <w:rPr>
+                <w:rFonts w:ascii="Times New Roman" w:hAnsi="Times New Roman" w:cs="Times New Roman"/>
+                <w:sz w:val="28"/>
+                <w:szCs w:val="28"/>
+              </w:rPr>
+              <w:t xml:space="preserve">1</w:t>
+            </w:r>
+          </w:p>
+        </w:tc>
+        <w:tc>
+          <w:tcPr>
+            <w:tcW w:w="0" w:type="auto"/>
+          </w:tcPr>
+          <w:p>
+            <w:pPr>
+              <w:spacing w:line="276" w:lineRule="auto"/>
+              <w:jc w:val="left"/>
+            </w:pPr>
+            <w:r>
+              <w:rPr>
+                <w:rFonts w:ascii="Times New Roman" w:hAnsi="Times New Roman" w:cs="Times New Roman"/>
+                <w:sz w:val="28"/>
+                <w:szCs w:val="28"/>
+              </w:rPr>
+              <w:t xml:space="preserve">Специальные службы иностранных государств</w:t>
+            </w:r>
+          </w:p>
+        </w:tc>
+        <w:tc>
+          <w:tcPr>
+            <w:tcW w:w="0" w:type="auto"/>
+          </w:tcPr>
+          <w:p>
+            <w:pPr>
+              <w:spacing w:line="276" w:lineRule="auto"/>
+              <w:jc w:val="left"/>
+            </w:pPr>
+            <w:r>
+              <w:rPr>
+                <w:rFonts w:ascii="Times New Roman" w:hAnsi="Times New Roman" w:cs="Times New Roman"/>
+                <w:sz w:val="28"/>
+                <w:szCs w:val="28"/>
+              </w:rPr>
+              <w:t xml:space="preserve">Нанесение ущерба государству в области обороны, безопасности и правопорядка, а также в иных отдельных областях его деятельности или секторах экономики; дискредитация деятельности отдельных органов государственной власти, организаций; получение конкурентных преимуществ на уровне государства; срыв заключения международных договоров; создание внутриполитического кризиса</w:t>
+            </w:r>
+          </w:p>
+        </w:tc>
+        <w:tc>
+          <w:tcPr>
+            <w:tcW w:w="0" w:type="auto"/>
+          </w:tcPr>
+          <w:p>
+            <w:pPr>
+              <w:spacing w:line="276" w:lineRule="auto"/>
+              <w:jc w:val="left"/>
+            </w:pPr>
+            <w:r>
+              <w:rPr>
+                <w:rFonts w:ascii="Times New Roman" w:hAnsi="Times New Roman" w:cs="Times New Roman"/>
+                <w:sz w:val="28"/>
+                <w:szCs w:val="28"/>
+              </w:rPr>
+              <w:t xml:space="preserve">Цели не предполагают потенциальное наличие нарушителя</w:t>
+            </w:r>
+          </w:p>
+        </w:tc>
+      </w:tr>
+      <w:tr>
+        <w:tc>
+          <w:tcPr>
+            <w:tcW w:w="0" w:type="auto"/>
+          </w:tcPr>
+          <w:p>
+            <w:pPr>
+              <w:spacing w:line="276" w:lineRule="auto"/>
+              <w:jc w:val="left"/>
+            </w:pPr>
+            <w:r>
+              <w:rPr>
+                <w:rFonts w:ascii="Times New Roman" w:hAnsi="Times New Roman" w:cs="Times New Roman"/>
+                <w:sz w:val="28"/>
+                <w:szCs w:val="28"/>
+              </w:rPr>
+              <w:t xml:space="preserve">2</w:t>
+            </w:r>
+          </w:p>
+        </w:tc>
+        <w:tc>
+          <w:tcPr>
+            <w:tcW w:w="0" w:type="auto"/>
+          </w:tcPr>
+          <w:p>
+            <w:pPr>
+              <w:spacing w:line="276" w:lineRule="auto"/>
+              <w:jc w:val="left"/>
+            </w:pPr>
+            <w:r>
+              <w:rPr>
+                <w:rFonts w:ascii="Times New Roman" w:hAnsi="Times New Roman" w:cs="Times New Roman"/>
+                <w:sz w:val="28"/>
+                <w:szCs w:val="28"/>
+              </w:rPr>
+              <w:t xml:space="preserve">Террористические, экстремистские группировки</w:t>
+            </w:r>
+          </w:p>
+        </w:tc>
+        <w:tc>
+          <w:tcPr>
+            <w:tcW w:w="0" w:type="auto"/>
+          </w:tcPr>
+          <w:p>
+            <w:pPr>
+              <w:spacing w:line="276" w:lineRule="auto"/>
+              <w:jc w:val="left"/>
+            </w:pPr>
+            <w:r>
+              <w:rPr>
+                <w:rFonts w:ascii="Times New Roman" w:hAnsi="Times New Roman" w:cs="Times New Roman"/>
+                <w:sz w:val="28"/>
+                <w:szCs w:val="28"/>
+              </w:rPr>
+              <w:t xml:space="preserve">Совершение террористических актов, угроза жизни граждан; нанесение ущерба отдельным сферам деятельности или секторам экономики государства; дестабилизация общества; дестабилизация деятельности органов государственной власти, организаций</w:t>
+            </w:r>
+          </w:p>
+        </w:tc>
+        <w:tc>
+          <w:tcPr>
+            <w:tcW w:w="0" w:type="auto"/>
+          </w:tcPr>
+          <w:p>
+            <w:pPr>
+              <w:spacing w:line="276" w:lineRule="auto"/>
+              <w:jc w:val="left"/>
+            </w:pPr>
+            <w:r>
+              <w:rPr>
+                <w:rFonts w:ascii="Times New Roman" w:hAnsi="Times New Roman" w:cs="Times New Roman"/>
+                <w:sz w:val="28"/>
+                <w:szCs w:val="28"/>
+              </w:rPr>
+              <w:t xml:space="preserve">Цели не предполагают потенциальное наличие нарушителя</w:t>
+            </w:r>
+          </w:p>
+        </w:tc>
+      </w:tr>
+      <w:tr>
+        <w:tc>
+          <w:tcPr>
+            <w:tcW w:w="0" w:type="auto"/>
+          </w:tcPr>
+          <w:p>
+            <w:pPr>
+              <w:spacing w:line="276" w:lineRule="auto"/>
+              <w:jc w:val="left"/>
+            </w:pPr>
+            <w:r>
+              <w:rPr>
+                <w:rFonts w:ascii="Times New Roman" w:hAnsi="Times New Roman" w:cs="Times New Roman"/>
+                <w:sz w:val="28"/>
+                <w:szCs w:val="28"/>
+              </w:rPr>
+              <w:t xml:space="preserve">3</w:t>
+            </w:r>
+          </w:p>
+        </w:tc>
+        <w:tc>
+          <w:tcPr>
+            <w:tcW w:w="0" w:type="auto"/>
+          </w:tcPr>
+          <w:p>
+            <w:pPr>
+              <w:spacing w:line="276" w:lineRule="auto"/>
+              <w:jc w:val="left"/>
+            </w:pPr>
+            <w:r>
+              <w:rPr>
+                <w:rFonts w:ascii="Times New Roman" w:hAnsi="Times New Roman" w:cs="Times New Roman"/>
+                <w:sz w:val="28"/>
+                <w:szCs w:val="28"/>
+              </w:rPr>
+              <w:t xml:space="preserve">Преступные группы (криминальные структуры)</w:t>
+            </w:r>
+          </w:p>
+        </w:tc>
+        <w:tc>
+          <w:tcPr>
+            <w:tcW w:w="0" w:type="auto"/>
+          </w:tcPr>
+          <w:p>
+            <w:pPr>
+              <w:spacing w:line="276" w:lineRule="auto"/>
+              <w:jc w:val="left"/>
+            </w:pPr>
+            <w:r>
+              <w:rPr>
+                <w:rFonts w:ascii="Times New Roman" w:hAnsi="Times New Roman" w:cs="Times New Roman"/>
+                <w:sz w:val="28"/>
+                <w:szCs w:val="28"/>
+              </w:rPr>
+              <w:t xml:space="preserve">Получение финансовой или иной материальной выгоды (в том числе продажа базы персональных данных пациентов и сведений о состоянии их здоровья, шантаж медицинской организации-оператора, требование выкупа за расшифрование данных, заражённых программами-шифровальщиками); желание самореализации (подтверждение статуса)</w:t>
+            </w:r>
+          </w:p>
+        </w:tc>
+        <w:tc>
+          <w:tcPr>
+            <w:tcW w:w="0" w:type="auto"/>
+          </w:tcPr>
+          <w:p>
+            <w:pPr>
+              <w:spacing w:line="276" w:lineRule="auto"/>
+              <w:jc w:val="left"/>
+            </w:pPr>
+            <w:r>
+              <w:rPr>
+                <w:rFonts w:ascii="Times New Roman" w:hAnsi="Times New Roman" w:cs="Times New Roman"/>
+                <w:sz w:val="28"/>
+                <w:szCs w:val="28"/>
+              </w:rPr>
+              <w:t xml:space="preserve">Возможные цели реализации угроз безопасности информации предполагают наличие нарушителя</w:t>
+            </w:r>
+          </w:p>
+        </w:tc>
+      </w:tr>
+      <w:tr>
+        <w:tc>
+          <w:tcPr>
+            <w:tcW w:w="0" w:type="auto"/>
+          </w:tcPr>
+          <w:p>
+            <w:pPr>
+              <w:spacing w:line="276" w:lineRule="auto"/>
+              <w:jc w:val="left"/>
+            </w:pPr>
+            <w:r>
+              <w:rPr>
+                <w:rFonts w:ascii="Times New Roman" w:hAnsi="Times New Roman" w:cs="Times New Roman"/>
+                <w:sz w:val="28"/>
+                <w:szCs w:val="28"/>
+              </w:rPr>
+              <w:t xml:space="preserve">4</w:t>
+            </w:r>
+          </w:p>
+        </w:tc>
+        <w:tc>
+          <w:tcPr>
+            <w:tcW w:w="0" w:type="auto"/>
+          </w:tcPr>
+          <w:p>
+            <w:pPr>
+              <w:spacing w:line="276" w:lineRule="auto"/>
+              <w:jc w:val="left"/>
+            </w:pPr>
+            <w:r>
+              <w:rPr>
+                <w:rFonts w:ascii="Times New Roman" w:hAnsi="Times New Roman" w:cs="Times New Roman"/>
+                <w:sz w:val="28"/>
+                <w:szCs w:val="28"/>
+              </w:rPr>
+              <w:t xml:space="preserve">Отдельные физические лица (хакеры)</w:t>
+            </w:r>
+          </w:p>
+        </w:tc>
+        <w:tc>
+          <w:tcPr>
+            <w:tcW w:w="0" w:type="auto"/>
+          </w:tcPr>
+          <w:p>
+            <w:pPr>
+              <w:spacing w:line="276" w:lineRule="auto"/>
+              <w:jc w:val="left"/>
+            </w:pPr>
+            <w:r>
+              <w:rPr>
+                <w:rFonts w:ascii="Times New Roman" w:hAnsi="Times New Roman" w:cs="Times New Roman"/>
+                <w:sz w:val="28"/>
+                <w:szCs w:val="28"/>
+              </w:rPr>
+              <w:t xml:space="preserve">Получение финансовой или иной материальной выгоды; любопытство или желание самореализации (подтверждение статуса); идеологические мотивы (хактивизм)</w:t>
+            </w:r>
+          </w:p>
+        </w:tc>
+        <w:tc>
+          <w:tcPr>
+            <w:tcW w:w="0" w:type="auto"/>
+          </w:tcPr>
+          <w:p>
+            <w:pPr>
+              <w:spacing w:line="276" w:lineRule="auto"/>
+              <w:jc w:val="left"/>
+            </w:pPr>
+            <w:r>
+              <w:rPr>
+                <w:rFonts w:ascii="Times New Roman" w:hAnsi="Times New Roman" w:cs="Times New Roman"/>
+                <w:sz w:val="28"/>
+                <w:szCs w:val="28"/>
+              </w:rPr>
+              <w:t xml:space="preserve">Возможные цели реализации угроз безопасности информации предполагают наличие нарушителя</w:t>
+            </w:r>
+          </w:p>
+        </w:tc>
+      </w:tr>
+      <w:tr>
+        <w:tc>
+          <w:tcPr>
+            <w:tcW w:w="0" w:type="auto"/>
+          </w:tcPr>
+          <w:p>
+            <w:pPr>
+              <w:spacing w:line="276" w:lineRule="auto"/>
+              <w:jc w:val="left"/>
+            </w:pPr>
+            <w:r>
+              <w:rPr>
+                <w:rFonts w:ascii="Times New Roman" w:hAnsi="Times New Roman" w:cs="Times New Roman"/>
+                <w:sz w:val="28"/>
+                <w:szCs w:val="28"/>
+              </w:rPr>
+              <w:t xml:space="preserve">5</w:t>
+            </w:r>
+          </w:p>
+        </w:tc>
+        <w:tc>
+          <w:tcPr>
+            <w:tcW w:w="0" w:type="auto"/>
+          </w:tcPr>
+          <w:p>
+            <w:pPr>
+              <w:spacing w:line="276" w:lineRule="auto"/>
+              <w:jc w:val="left"/>
+            </w:pPr>
+            <w:r>
+              <w:rPr>
+                <w:rFonts w:ascii="Times New Roman" w:hAnsi="Times New Roman" w:cs="Times New Roman"/>
+                <w:sz w:val="28"/>
+                <w:szCs w:val="28"/>
+              </w:rPr>
+              <w:t xml:space="preserve">Конкурирующие организации</w:t>
+            </w:r>
+          </w:p>
+        </w:tc>
+        <w:tc>
+          <w:tcPr>
+            <w:tcW w:w="0" w:type="auto"/>
+          </w:tcPr>
+          <w:p>
+            <w:pPr>
+              <w:spacing w:line="276" w:lineRule="auto"/>
+              <w:jc w:val="left"/>
+            </w:pPr>
+            <w:r>
+              <w:rPr>
+                <w:rFonts w:ascii="Times New Roman" w:hAnsi="Times New Roman" w:cs="Times New Roman"/>
+                <w:sz w:val="28"/>
+                <w:szCs w:val="28"/>
+              </w:rPr>
+              <w:t xml:space="preserve">Получение финансовой или иной материальной выгоды; получение конкурентных преимуществ</w:t>
+            </w:r>
+          </w:p>
+        </w:tc>
+        <w:tc>
+          <w:tcPr>
+            <w:tcW w:w="0" w:type="auto"/>
+          </w:tcPr>
+          <w:p>
+            <w:pPr>
+              <w:spacing w:line="276" w:lineRule="auto"/>
+              <w:jc w:val="left"/>
+            </w:pPr>
+            <w:r>
+              <w:rPr>
+                <w:rFonts w:ascii="Times New Roman" w:hAnsi="Times New Roman" w:cs="Times New Roman"/>
+                <w:sz w:val="28"/>
+                <w:szCs w:val="28"/>
+              </w:rPr>
+              <w:t xml:space="preserve">Цели не предполагают потенциальное наличие нарушителя</w:t>
+            </w:r>
+          </w:p>
+        </w:tc>
+      </w:tr>
+      <w:tr>
+        <w:tc>
+          <w:tcPr>
+            <w:tcW w:w="0" w:type="auto"/>
+          </w:tcPr>
+          <w:p>
+            <w:pPr>
+              <w:spacing w:line="276" w:lineRule="auto"/>
+              <w:jc w:val="left"/>
+            </w:pPr>
+            <w:r>
+              <w:rPr>
+                <w:rFonts w:ascii="Times New Roman" w:hAnsi="Times New Roman" w:cs="Times New Roman"/>
+                <w:sz w:val="28"/>
+                <w:szCs w:val="28"/>
+              </w:rPr>
+              <w:t xml:space="preserve">6</w:t>
+            </w:r>
+          </w:p>
+        </w:tc>
+        <w:tc>
+          <w:tcPr>
+            <w:tcW w:w="0" w:type="auto"/>
+          </w:tcPr>
+          <w:p>
+            <w:pPr>
+              <w:spacing w:line="276" w:lineRule="auto"/>
+              <w:jc w:val="left"/>
+            </w:pPr>
+            <w:r>
+              <w:rPr>
+                <w:rFonts w:ascii="Times New Roman" w:hAnsi="Times New Roman" w:cs="Times New Roman"/>
+                <w:sz w:val="28"/>
+                <w:szCs w:val="28"/>
+              </w:rPr>
+              <w:t xml:space="preserve">Разработчики программных, программно-аппаратных средств</w:t>
+            </w:r>
+          </w:p>
+        </w:tc>
+        <w:tc>
+          <w:tcPr>
+            <w:tcW w:w="0" w:type="auto"/>
+          </w:tcPr>
+          <w:p>
+            <w:pPr>
+              <w:spacing w:line="276" w:lineRule="auto"/>
+              <w:jc w:val="left"/>
+            </w:pPr>
+            <w:r>
+              <w:rPr>
+                <w:rFonts w:ascii="Times New Roman" w:hAnsi="Times New Roman" w:cs="Times New Roman"/>
+                <w:sz w:val="28"/>
+                <w:szCs w:val="28"/>
+              </w:rPr>
+              <w:t xml:space="preserve">Получение финансовой или иной материальной выгоды; получение конкурентных преимуществ; внедрение дополнительных функциональных возможностей в программные или программно-аппаратные средства на этапе разработки; непреднамеренные, неосторожные или неквалифицированные действия</w:t>
+            </w:r>
+          </w:p>
+        </w:tc>
+        <w:tc>
+          <w:tcPr>
+            <w:tcW w:w="0" w:type="auto"/>
+          </w:tcPr>
+          <w:p>
+            <w:pPr>
+              <w:spacing w:line="276" w:lineRule="auto"/>
+              <w:jc w:val="left"/>
+            </w:pPr>
+            <w:r>
+              <w:rPr>
+                <w:rFonts w:ascii="Times New Roman" w:hAnsi="Times New Roman" w:cs="Times New Roman"/>
+                <w:sz w:val="28"/>
+                <w:szCs w:val="28"/>
+              </w:rPr>
+              <w:t xml:space="preserve">Цели не предполагают потенциальное наличие нарушителя</w:t>
+            </w:r>
+          </w:p>
+        </w:tc>
+      </w:tr>
+      <w:tr>
+        <w:tc>
+          <w:tcPr>
+            <w:tcW w:w="0" w:type="auto"/>
+          </w:tcPr>
+          <w:p>
+            <w:pPr>
+              <w:spacing w:line="276" w:lineRule="auto"/>
+              <w:jc w:val="left"/>
+            </w:pPr>
+            <w:r>
+              <w:rPr>
+                <w:rFonts w:ascii="Times New Roman" w:hAnsi="Times New Roman" w:cs="Times New Roman"/>
+                <w:sz w:val="28"/>
+                <w:szCs w:val="28"/>
+              </w:rPr>
+              <w:t xml:space="preserve">7</w:t>
+            </w:r>
+          </w:p>
+        </w:tc>
+        <w:tc>
+          <w:tcPr>
+            <w:tcW w:w="0" w:type="auto"/>
+          </w:tcPr>
+          <w:p>
+            <w:pPr>
+              <w:spacing w:line="276" w:lineRule="auto"/>
+              <w:jc w:val="left"/>
+            </w:pPr>
+            <w:r>
+              <w:rPr>
+                <w:rFonts w:ascii="Times New Roman" w:hAnsi="Times New Roman" w:cs="Times New Roman"/>
+                <w:sz w:val="28"/>
+                <w:szCs w:val="28"/>
+              </w:rPr>
+              <w:t xml:space="preserve">Лица, обеспечивающие поставку программных, программно-аппаратных средств, обеспечивающих систем</w:t>
+            </w:r>
+          </w:p>
+        </w:tc>
+        <w:tc>
+          <w:tcPr>
+            <w:tcW w:w="0" w:type="auto"/>
+          </w:tcPr>
+          <w:p>
+            <w:pPr>
+              <w:spacing w:line="276" w:lineRule="auto"/>
+              <w:jc w:val="left"/>
+            </w:pPr>
+            <w:r>
+              <w:rPr>
+                <w:rFonts w:ascii="Times New Roman" w:hAnsi="Times New Roman" w:cs="Times New Roman"/>
+                <w:sz w:val="28"/>
+                <w:szCs w:val="28"/>
+              </w:rPr>
+              <w:t xml:space="preserve">Получение финансовой или иной материальной выгоды; получение конкурентных преимуществ; непреднамеренные, неосторожные или неквалифицированные действия</w:t>
+            </w:r>
+          </w:p>
+        </w:tc>
+        <w:tc>
+          <w:tcPr>
+            <w:tcW w:w="0" w:type="auto"/>
+          </w:tcPr>
+          <w:p>
+            <w:pPr>
+              <w:spacing w:line="276" w:lineRule="auto"/>
+              <w:jc w:val="left"/>
+            </w:pPr>
+            <w:r>
+              <w:rPr>
+                <w:rFonts w:ascii="Times New Roman" w:hAnsi="Times New Roman" w:cs="Times New Roman"/>
+                <w:sz w:val="28"/>
+                <w:szCs w:val="28"/>
+              </w:rPr>
+              <w:t xml:space="preserve">Возможные цели реализации угроз безопасности информации предполагают наличие нарушителя</w:t>
+            </w:r>
+          </w:p>
+        </w:tc>
+      </w:tr>
+      <w:tr>
+        <w:tc>
+          <w:tcPr>
+            <w:tcW w:w="0" w:type="auto"/>
+          </w:tcPr>
+          <w:p>
+            <w:pPr>
+              <w:spacing w:line="276" w:lineRule="auto"/>
+              <w:jc w:val="left"/>
+            </w:pPr>
+            <w:r>
+              <w:rPr>
+                <w:rFonts w:ascii="Times New Roman" w:hAnsi="Times New Roman" w:cs="Times New Roman"/>
+                <w:sz w:val="28"/>
+                <w:szCs w:val="28"/>
+              </w:rPr>
+              <w:t xml:space="preserve">8</w:t>
+            </w:r>
+          </w:p>
+        </w:tc>
+        <w:tc>
+          <w:tcPr>
+            <w:tcW w:w="0" w:type="auto"/>
+          </w:tcPr>
+          <w:p>
+            <w:pPr>
+              <w:spacing w:line="276" w:lineRule="auto"/>
+              <w:jc w:val="left"/>
+            </w:pPr>
+            <w:r>
+              <w:rPr>
+                <w:rFonts w:ascii="Times New Roman" w:hAnsi="Times New Roman" w:cs="Times New Roman"/>
+                <w:sz w:val="28"/>
+                <w:szCs w:val="28"/>
+              </w:rPr>
+              <w:t xml:space="preserve">Поставщики вычислительных услуг, услуг связи</w:t>
+            </w:r>
+          </w:p>
+        </w:tc>
+        <w:tc>
+          <w:tcPr>
+            <w:tcW w:w="0" w:type="auto"/>
+          </w:tcPr>
+          <w:p>
+            <w:pPr>
+              <w:spacing w:line="276" w:lineRule="auto"/>
+              <w:jc w:val="left"/>
+            </w:pPr>
+            <w:r>
+              <w:rPr>
+                <w:rFonts w:ascii="Times New Roman" w:hAnsi="Times New Roman" w:cs="Times New Roman"/>
+                <w:sz w:val="28"/>
+                <w:szCs w:val="28"/>
+              </w:rPr>
+              <w:t xml:space="preserve">Получение финансовой или иной материальной выгоды; получение конкурентных преимуществ; непреднамеренные, неосторожные или неквалифицированные действия</w:t>
+            </w:r>
+          </w:p>
+        </w:tc>
+        <w:tc>
+          <w:tcPr>
+            <w:tcW w:w="0" w:type="auto"/>
+          </w:tcPr>
+          <w:p>
+            <w:pPr>
+              <w:spacing w:line="276" w:lineRule="auto"/>
+              <w:jc w:val="left"/>
+            </w:pPr>
+            <w:r>
+              <w:rPr>
+                <w:rFonts w:ascii="Times New Roman" w:hAnsi="Times New Roman" w:cs="Times New Roman"/>
+                <w:sz w:val="28"/>
+                <w:szCs w:val="28"/>
+              </w:rPr>
+              <w:t xml:space="preserve">Возможные цели реализации угроз безопасности информации предполагают наличие нарушителя</w:t>
+            </w:r>
+          </w:p>
+        </w:tc>
+      </w:tr>
+      <w:tr>
+        <w:tc>
+          <w:tcPr>
+            <w:tcW w:w="0" w:type="auto"/>
+          </w:tcPr>
+          <w:p>
+            <w:pPr>
+              <w:spacing w:line="276" w:lineRule="auto"/>
+              <w:jc w:val="left"/>
+            </w:pPr>
+            <w:r>
+              <w:rPr>
+                <w:rFonts w:ascii="Times New Roman" w:hAnsi="Times New Roman" w:cs="Times New Roman"/>
+                <w:sz w:val="28"/>
+                <w:szCs w:val="28"/>
+              </w:rPr>
+              <w:t xml:space="preserve">9</w:t>
+            </w:r>
+          </w:p>
+        </w:tc>
+        <w:tc>
+          <w:tcPr>
+            <w:tcW w:w="0" w:type="auto"/>
+          </w:tcPr>
+          <w:p>
+            <w:pPr>
+              <w:spacing w:line="276" w:lineRule="auto"/>
+              <w:jc w:val="left"/>
+            </w:pPr>
+            <w:r>
+              <w:rPr>
+                <w:rFonts w:ascii="Times New Roman" w:hAnsi="Times New Roman" w:cs="Times New Roman"/>
+                <w:sz w:val="28"/>
+                <w:szCs w:val="28"/>
+              </w:rPr>
+              <w:t xml:space="preserve">Лица, привлекаемые для установки, настройки, испытаний, пусконаладочных и иных видов работ</w:t>
+            </w:r>
+          </w:p>
+        </w:tc>
+        <w:tc>
+          <w:tcPr>
+            <w:tcW w:w="0" w:type="auto"/>
+          </w:tcPr>
+          <w:p>
+            <w:pPr>
+              <w:spacing w:line="276" w:lineRule="auto"/>
+              <w:jc w:val="left"/>
+            </w:pPr>
+            <w:r>
+              <w:rPr>
+                <w:rFonts w:ascii="Times New Roman" w:hAnsi="Times New Roman" w:cs="Times New Roman"/>
+                <w:sz w:val="28"/>
+                <w:szCs w:val="28"/>
+              </w:rPr>
+              <w:t xml:space="preserve">Получение финансовой или иной материальной выгоды; получение конкурентных преимуществ; непреднамеренные, неосторожные или неквалифицированные действия</w:t>
+            </w:r>
+          </w:p>
+        </w:tc>
+        <w:tc>
+          <w:tcPr>
+            <w:tcW w:w="0" w:type="auto"/>
+          </w:tcPr>
+          <w:p>
+            <w:pPr>
+              <w:spacing w:line="276" w:lineRule="auto"/>
+              <w:jc w:val="left"/>
+            </w:pPr>
+            <w:r>
+              <w:rPr>
+                <w:rFonts w:ascii="Times New Roman" w:hAnsi="Times New Roman" w:cs="Times New Roman"/>
+                <w:sz w:val="28"/>
+                <w:szCs w:val="28"/>
+              </w:rPr>
+              <w:t xml:space="preserve">Возможные цели реализации угроз безопасности информации предполагают наличие нарушителя</w:t>
+            </w:r>
+          </w:p>
+        </w:tc>
+      </w:tr>
+      <w:tr>
+        <w:tc>
+          <w:tcPr>
+            <w:tcW w:w="0" w:type="auto"/>
+          </w:tcPr>
+          <w:p>
+            <w:pPr>
+              <w:spacing w:line="276" w:lineRule="auto"/>
+              <w:jc w:val="left"/>
+            </w:pPr>
+            <w:r>
+              <w:rPr>
+                <w:rFonts w:ascii="Times New Roman" w:hAnsi="Times New Roman" w:cs="Times New Roman"/>
+                <w:sz w:val="28"/>
+                <w:szCs w:val="28"/>
+              </w:rPr>
+              <w:t xml:space="preserve">10</w:t>
+            </w:r>
+          </w:p>
+        </w:tc>
+        <w:tc>
+          <w:tcPr>
+            <w:tcW w:w="0" w:type="auto"/>
+          </w:tcPr>
+          <w:p>
+            <w:pPr>
+              <w:spacing w:line="276" w:lineRule="auto"/>
+              <w:jc w:val="left"/>
+            </w:pPr>
+            <w:r>
+              <w:rPr>
+                <w:rFonts w:ascii="Times New Roman" w:hAnsi="Times New Roman" w:cs="Times New Roman"/>
+                <w:sz w:val="28"/>
+                <w:szCs w:val="28"/>
+              </w:rPr>
+              <w:t xml:space="preserve">Лица, обеспечивающие функционирование систем и сетей или обеспечивающие системы оператора</w:t>
+            </w:r>
+          </w:p>
+        </w:tc>
+        <w:tc>
+          <w:tcPr>
+            <w:tcW w:w="0" w:type="auto"/>
+          </w:tcPr>
+          <w:p>
+            <w:pPr>
+              <w:spacing w:line="276" w:lineRule="auto"/>
+              <w:jc w:val="left"/>
+            </w:pPr>
+            <w:r>
+              <w:rPr>
+                <w:rFonts w:ascii="Times New Roman" w:hAnsi="Times New Roman" w:cs="Times New Roman"/>
+                <w:sz w:val="28"/>
+                <w:szCs w:val="28"/>
+              </w:rPr>
+              <w:t xml:space="preserve">Получение финансовой или иной материальной выгоды; непреднамеренные, неосторожные или неквалифицированные действия</w:t>
+            </w:r>
+          </w:p>
+        </w:tc>
+        <w:tc>
+          <w:tcPr>
+            <w:tcW w:w="0" w:type="auto"/>
+          </w:tcPr>
+          <w:p>
+            <w:pPr>
+              <w:spacing w:line="276" w:lineRule="auto"/>
+              <w:jc w:val="left"/>
+            </w:pPr>
+            <w:r>
+              <w:rPr>
+                <w:rFonts w:ascii="Times New Roman" w:hAnsi="Times New Roman" w:cs="Times New Roman"/>
+                <w:sz w:val="28"/>
+                <w:szCs w:val="28"/>
+              </w:rPr>
+              <w:t xml:space="preserve">Возможные цели реализации угроз безопасности информации предполагают наличие нарушителя</w:t>
+            </w:r>
+          </w:p>
+        </w:tc>
+      </w:tr>
+      <w:tr>
+        <w:tc>
+          <w:tcPr>
+            <w:tcW w:w="0" w:type="auto"/>
+          </w:tcPr>
+          <w:p>
+            <w:pPr>
+              <w:spacing w:line="276" w:lineRule="auto"/>
+              <w:jc w:val="left"/>
+            </w:pPr>
+            <w:r>
+              <w:rPr>
+                <w:rFonts w:ascii="Times New Roman" w:hAnsi="Times New Roman" w:cs="Times New Roman"/>
+                <w:sz w:val="28"/>
+                <w:szCs w:val="28"/>
+              </w:rPr>
+              <w:t xml:space="preserve">11</w:t>
+            </w:r>
+          </w:p>
+        </w:tc>
+        <w:tc>
+          <w:tcPr>
+            <w:tcW w:w="0" w:type="auto"/>
+          </w:tcPr>
+          <w:p>
+            <w:pPr>
+              <w:spacing w:line="276" w:lineRule="auto"/>
+              <w:jc w:val="left"/>
+            </w:pPr>
+            <w:r>
+              <w:rPr>
+                <w:rFonts w:ascii="Times New Roman" w:hAnsi="Times New Roman" w:cs="Times New Roman"/>
+                <w:sz w:val="28"/>
+                <w:szCs w:val="28"/>
+              </w:rPr>
+              <w:t xml:space="preserve">Авторизованные пользователи систем и сетей (медицинский и административный персонал медицинской организации-оператора)</w:t>
+            </w:r>
+          </w:p>
+        </w:tc>
+        <w:tc>
+          <w:tcPr>
+            <w:tcW w:w="0" w:type="auto"/>
+          </w:tcPr>
+          <w:p>
+            <w:pPr>
+              <w:spacing w:line="276" w:lineRule="auto"/>
+              <w:jc w:val="left"/>
+            </w:pPr>
+            <w:r>
+              <w:rPr>
+                <w:rFonts w:ascii="Times New Roman" w:hAnsi="Times New Roman" w:cs="Times New Roman"/>
+                <w:sz w:val="28"/>
+                <w:szCs w:val="28"/>
+              </w:rPr>
+              <w:t xml:space="preserve">Получение финансовой или иной материальной выгоды (в том числе продажа сведений из электронных медицинских карт пациентов, паспортных данных, сведений о состоянии здоровья); любопытство или желание самореализации (подтверждение статуса); непреднамеренные, неосторожные или неквалифицированные действия; месть за ранее совершённые действия</w:t>
+            </w:r>
+          </w:p>
+        </w:tc>
+        <w:tc>
+          <w:tcPr>
+            <w:tcW w:w="0" w:type="auto"/>
+          </w:tcPr>
+          <w:p>
+            <w:pPr>
+              <w:spacing w:line="276" w:lineRule="auto"/>
+              <w:jc w:val="left"/>
+            </w:pPr>
+            <w:r>
+              <w:rPr>
+                <w:rFonts w:ascii="Times New Roman" w:hAnsi="Times New Roman" w:cs="Times New Roman"/>
+                <w:sz w:val="28"/>
+                <w:szCs w:val="28"/>
+              </w:rPr>
+              <w:t xml:space="preserve">Возможные цели реализации угроз безопасности информации предполагают наличие нарушителя</w:t>
+            </w:r>
+          </w:p>
+        </w:tc>
+      </w:tr>
+      <w:tr>
+        <w:tc>
+          <w:tcPr>
+            <w:tcW w:w="0" w:type="auto"/>
+          </w:tcPr>
+          <w:p>
+            <w:pPr>
+              <w:spacing w:line="276" w:lineRule="auto"/>
+              <w:jc w:val="left"/>
+            </w:pPr>
+            <w:r>
+              <w:rPr>
+                <w:rFonts w:ascii="Times New Roman" w:hAnsi="Times New Roman" w:cs="Times New Roman"/>
+                <w:sz w:val="28"/>
+                <w:szCs w:val="28"/>
+              </w:rPr>
+              <w:t xml:space="preserve">12</w:t>
+            </w:r>
+          </w:p>
+        </w:tc>
+        <w:tc>
+          <w:tcPr>
+            <w:tcW w:w="0" w:type="auto"/>
+          </w:tcPr>
+          <w:p>
+            <w:pPr>
+              <w:spacing w:line="276" w:lineRule="auto"/>
+              <w:jc w:val="left"/>
+            </w:pPr>
+            <w:r>
+              <w:rPr>
+                <w:rFonts w:ascii="Times New Roman" w:hAnsi="Times New Roman" w:cs="Times New Roman"/>
+                <w:sz w:val="28"/>
+                <w:szCs w:val="28"/>
+              </w:rPr>
+              <w:t xml:space="preserve">Системные администраторы и администраторы безопасности</w:t>
+            </w:r>
+          </w:p>
+        </w:tc>
+        <w:tc>
+          <w:tcPr>
+            <w:tcW w:w="0" w:type="auto"/>
+          </w:tcPr>
+          <w:p>
+            <w:pPr>
+              <w:spacing w:line="276" w:lineRule="auto"/>
+              <w:jc w:val="left"/>
+            </w:pPr>
+            <w:r>
+              <w:rPr>
+                <w:rFonts w:ascii="Times New Roman" w:hAnsi="Times New Roman" w:cs="Times New Roman"/>
+                <w:sz w:val="28"/>
+                <w:szCs w:val="28"/>
+              </w:rPr>
+              <w:t xml:space="preserve">Получение финансовой или иной материальной выгоды (в том числе продажа всей базы данных АС больницы); любопытство или желание самореализации (подтверждение статуса); непреднамеренные, неосторожные или неквалифицированные действия; месть за ранее совершённые действия</w:t>
+            </w:r>
+          </w:p>
+        </w:tc>
+        <w:tc>
+          <w:tcPr>
+            <w:tcW w:w="0" w:type="auto"/>
+          </w:tcPr>
+          <w:p>
+            <w:pPr>
+              <w:spacing w:line="276" w:lineRule="auto"/>
+              <w:jc w:val="left"/>
+            </w:pPr>
+            <w:r>
+              <w:rPr>
+                <w:rFonts w:ascii="Times New Roman" w:hAnsi="Times New Roman" w:cs="Times New Roman"/>
+                <w:sz w:val="28"/>
+                <w:szCs w:val="28"/>
+              </w:rPr>
+              <w:t xml:space="preserve">Возможные цели реализации угроз безопасности информации предполагают наличие нарушителя</w:t>
+            </w:r>
+          </w:p>
+        </w:tc>
+      </w:tr>
+      <w:tr>
+        <w:tc>
+          <w:tcPr>
+            <w:tcW w:w="0" w:type="auto"/>
+          </w:tcPr>
+          <w:p>
+            <w:pPr>
+              <w:spacing w:line="276" w:lineRule="auto"/>
+              <w:jc w:val="left"/>
+            </w:pPr>
+            <w:r>
+              <w:rPr>
+                <w:rFonts w:ascii="Times New Roman" w:hAnsi="Times New Roman" w:cs="Times New Roman"/>
+                <w:sz w:val="28"/>
+                <w:szCs w:val="28"/>
+              </w:rPr>
+              <w:t xml:space="preserve">13</w:t>
+            </w:r>
+          </w:p>
+        </w:tc>
+        <w:tc>
+          <w:tcPr>
+            <w:tcW w:w="0" w:type="auto"/>
+          </w:tcPr>
+          <w:p>
+            <w:pPr>
+              <w:spacing w:line="276" w:lineRule="auto"/>
+              <w:jc w:val="left"/>
+            </w:pPr>
+            <w:r>
+              <w:rPr>
+                <w:rFonts w:ascii="Times New Roman" w:hAnsi="Times New Roman" w:cs="Times New Roman"/>
+                <w:sz w:val="28"/>
+                <w:szCs w:val="28"/>
+              </w:rPr>
+              <w:t xml:space="preserve">Бывшие (уволенные) работники (пользователи)</w:t>
+            </w:r>
+          </w:p>
+        </w:tc>
+        <w:tc>
+          <w:tcPr>
+            <w:tcW w:w="0" w:type="auto"/>
+          </w:tcPr>
+          <w:p>
+            <w:pPr>
+              <w:spacing w:line="276" w:lineRule="auto"/>
+              <w:jc w:val="left"/>
+            </w:pPr>
+            <w:r>
+              <w:rPr>
+                <w:rFonts w:ascii="Times New Roman" w:hAnsi="Times New Roman" w:cs="Times New Roman"/>
+                <w:sz w:val="28"/>
+                <w:szCs w:val="28"/>
+              </w:rPr>
+              <w:t xml:space="preserve">Получение финансовой или иной материальной выгоды; месть за ранее совершённые действия</w:t>
+            </w:r>
+          </w:p>
+        </w:tc>
+        <w:tc>
+          <w:tcPr>
+            <w:tcW w:w="0" w:type="auto"/>
+          </w:tcPr>
+          <w:p>
+            <w:pPr>
+              <w:spacing w:line="276" w:lineRule="auto"/>
+              <w:jc w:val="left"/>
+            </w:pPr>
+            <w:r>
+              <w:rPr>
+                <w:rFonts w:ascii="Times New Roman" w:hAnsi="Times New Roman" w:cs="Times New Roman"/>
+                <w:sz w:val="28"/>
+                <w:szCs w:val="28"/>
+              </w:rPr>
+              <w:t xml:space="preserve">Возможные цели реализации угроз безопасности информации предполагают наличие нарушителя</w:t>
+            </w:r>
+          </w:p>
+        </w:tc>
+      </w:tr>
+    </w:tbl>
+    <w:p>
+      <w:pPr>
+        <w:spacing w:line="360" w:lineRule="auto"/>
+        <w:jc w:val="both"/>
+      </w:pPr>
+    </w:p>
+    <w:p>
+      <w:pPr>
+        <w:spacing w:line="360" w:lineRule="auto"/>
+        <w:jc w:val="both"/>
+        <w:ind w:firstLine="709"/>
+      </w:pPr>
+      <w:r>
+        <w:rPr>
+          <w:rFonts w:ascii="Times New Roman" w:hAnsi="Times New Roman" w:cs="Times New Roman"/>
+          <w:sz w:val="28"/>
+          <w:szCs w:val="28"/>
+        </w:rPr>
+        <w:t xml:space="preserve">Процесс определения актуальных нарушителей включал:</w:t>
+      </w:r>
+    </w:p>
+    <w:p>
+      <w:pPr>
+        <w:spacing w:line="360" w:lineRule="auto"/>
+        <w:jc w:val="both"/>
+        <w:ind w:firstLine="709"/>
+      </w:pPr>
+      <w:r>
+        <w:rPr>
+          <w:rFonts w:ascii="Times New Roman" w:hAnsi="Times New Roman" w:cs="Times New Roman"/>
+          <w:sz w:val="28"/>
+          <w:szCs w:val="28"/>
+        </w:rPr>
+        <w:t xml:space="preserve">— формирование перечня рассматриваемых видов нарушителей и их возможных целей по реализации угроз безопасности информации (таблица 12);</w:t>
+      </w:r>
+    </w:p>
+    <w:p>
+      <w:pPr>
+        <w:spacing w:line="360" w:lineRule="auto"/>
+        <w:jc w:val="both"/>
+        <w:ind w:firstLine="709"/>
+      </w:pPr>
+      <w:r>
+        <w:rPr>
+          <w:rFonts w:ascii="Times New Roman" w:hAnsi="Times New Roman" w:cs="Times New Roman"/>
+          <w:sz w:val="28"/>
+          <w:szCs w:val="28"/>
+        </w:rPr>
+        <w:t xml:space="preserve">— определение характеристик возможных нарушителей (категория нарушителя и уровень возможности по реализации угроз безопасности информации);</w:t>
+      </w:r>
+    </w:p>
+    <w:p>
+      <w:pPr>
+        <w:spacing w:line="360" w:lineRule="auto"/>
+        <w:jc w:val="both"/>
+        <w:ind w:firstLine="709"/>
+      </w:pPr>
+      <w:r>
+        <w:rPr>
+          <w:rFonts w:ascii="Times New Roman" w:hAnsi="Times New Roman" w:cs="Times New Roman"/>
+          <w:sz w:val="28"/>
+          <w:szCs w:val="28"/>
+        </w:rPr>
+        <w:t xml:space="preserve">— оценку возможности привлечения (вхождения в сговор) одними нарушителями других (в том числе обладающих привилегированными правами доступа);</w:t>
+      </w:r>
+    </w:p>
+    <w:p>
+      <w:pPr>
+        <w:spacing w:line="360" w:lineRule="auto"/>
+        <w:jc w:val="both"/>
+        <w:ind w:firstLine="709"/>
+      </w:pPr>
+      <w:r>
+        <w:rPr>
+          <w:rFonts w:ascii="Times New Roman" w:hAnsi="Times New Roman" w:cs="Times New Roman"/>
+          <w:sz w:val="28"/>
+          <w:szCs w:val="28"/>
+        </w:rPr>
+        <w:t xml:space="preserve">— сопоставление возможных нарушителей и их целей реализации угроз безопасности информации с возможными негативными последствиями и видами рисков (ущерба) от реализации (возникновения) угроз безопасности информации.</w:t>
+      </w:r>
+    </w:p>
+    <w:p>
+      <w:pPr>
+        <w:spacing w:line="360" w:lineRule="auto"/>
+        <w:jc w:val="both"/>
+        <w:ind w:firstLine="709"/>
+      </w:pPr>
+      <w:r>
+        <w:rPr>
+          <w:rFonts w:ascii="Times New Roman" w:hAnsi="Times New Roman" w:cs="Times New Roman"/>
+          <w:sz w:val="28"/>
+          <w:szCs w:val="28"/>
+        </w:rPr>
+        <w:t xml:space="preserve">По результатам сопоставления определяются актуальные нарушители по следующему принципу: нарушитель признаётся актуальным, если возможные цели реализации нарушителем угроз безопасности информации могут привести к определённым для АС больницы негативным последствиям и соответствующим рискам (видам ущерба).</w:t>
+      </w:r>
+    </w:p>
+    <w:p>
+      <w:pPr>
+        <w:pStyle w:val="Heading2"/>
+        <w:keepNext/>
+        <w:spacing w:line="360" w:lineRule="auto" w:after="240"/>
+        <w:jc w:val="left"/>
+      </w:pPr>
+      <w:r>
+        <w:rPr>
+          <w:rFonts w:ascii="Times New Roman" w:hAnsi="Times New Roman" w:cs="Times New Roman"/>
+          <w:b/>
+          <w:bCs/>
+          <w:sz w:val="28"/>
+          <w:szCs w:val="28"/>
+        </w:rPr>
+        <w:t xml:space="preserve">7.2 Категории актуальных нарушителей, которые могут являться источниками угроз безопасности информации</w:t>
+      </w:r>
+    </w:p>
+    <w:p>
+      <w:pPr>
+        <w:spacing w:line="360" w:lineRule="auto"/>
+        <w:jc w:val="both"/>
+        <w:ind w:firstLine="709"/>
+      </w:pPr>
+      <w:r>
+        <w:rPr>
+          <w:rFonts w:ascii="Times New Roman" w:hAnsi="Times New Roman" w:cs="Times New Roman"/>
+          <w:sz w:val="28"/>
+          <w:szCs w:val="28"/>
+        </w:rPr>
+        <w:t xml:space="preserve">Категория нарушителя определяется исходя из следующих принципов:</w:t>
+      </w:r>
+    </w:p>
+    <w:p>
+      <w:pPr>
+        <w:spacing w:line="360" w:lineRule="auto"/>
+        <w:jc w:val="both"/>
+        <w:ind w:firstLine="709"/>
+      </w:pPr>
+      <w:r>
+        <w:rPr>
+          <w:rFonts w:ascii="Times New Roman" w:hAnsi="Times New Roman" w:cs="Times New Roman"/>
+          <w:sz w:val="28"/>
+          <w:szCs w:val="28"/>
+        </w:rPr>
+        <w:t xml:space="preserve">— внешний нарушитель — лицо, которое не имеет прав доступа в контролируемую (охраняемую) зону (территорию) и (или) полномочий по доступу к информационным ресурсам и компонентам АС больницы, требующим авторизации;</w:t>
+      </w:r>
+    </w:p>
+    <w:p>
+      <w:pPr>
+        <w:spacing w:line="360" w:lineRule="auto"/>
+        <w:jc w:val="both"/>
+        <w:ind w:firstLine="709"/>
+      </w:pPr>
+      <w:r>
+        <w:rPr>
+          <w:rFonts w:ascii="Times New Roman" w:hAnsi="Times New Roman" w:cs="Times New Roman"/>
+          <w:sz w:val="28"/>
+          <w:szCs w:val="28"/>
+        </w:rPr>
+        <w:t xml:space="preserve">— внутренний нарушитель — лицо, которое имеет права доступа в контролируемую (охраняемую) зону (территорию) и (или) полномочия по автоматизированному доступу к информационным ресурсам и компонентам АС больницы. К внутренним нарушителям относятся пользователи, имеющие как непривилегированные (пользовательские), так и привилегированные (административные) права доступа к информационным ресурсам и компонентам АС больницы.</w:t>
+      </w:r>
+    </w:p>
+    <w:p>
+      <w:pPr>
+        <w:spacing w:line="360" w:lineRule="auto"/>
+        <w:jc w:val="both"/>
+        <w:ind w:firstLine="709"/>
+      </w:pPr>
+      <w:r>
+        <w:rPr>
+          <w:rFonts w:ascii="Times New Roman" w:hAnsi="Times New Roman" w:cs="Times New Roman"/>
+          <w:sz w:val="28"/>
+          <w:szCs w:val="28"/>
+        </w:rPr>
+        <w:t xml:space="preserve">Внешние нарушители реализуют угрозы безопасности информации преднамеренно (преднамеренные угрозы безопасности информации) с использованием программных, программно-аппаратных средств или без использования таковых. Внутренние нарушители реализуют угрозы безопасности информации преднамеренно (преднамеренные угрозы безопасности информации) с использованием программных, программно-аппаратных средств или без использования таковых, либо непреднамеренно (непреднамеренные угрозы безопасности информации) без использования программных, программно-аппаратных средств.</w:t>
+      </w:r>
+    </w:p>
+    <w:p>
+      <w:pPr>
+        <w:spacing w:line="360" w:lineRule="auto"/>
+        <w:jc w:val="both"/>
+        <w:ind w:firstLine="709"/>
+      </w:pPr>
+      <w:r>
+        <w:rPr>
+          <w:rFonts w:ascii="Times New Roman" w:hAnsi="Times New Roman" w:cs="Times New Roman"/>
+          <w:sz w:val="28"/>
+          <w:szCs w:val="28"/>
+        </w:rPr>
+        <w:t xml:space="preserve">Виды актуальных нарушителей, их категории и итоговая актуальность представлены в таблице 13.</w:t>
+      </w:r>
+    </w:p>
+    <w:tbl>
+      <w:tblPr>
+        <w:tblW w:w="5000" w:type="pct"/>
+        <w:tblBorders>
+          <w:top w:val="single" w:sz="4" w:space="0" w:color="000000"/>
+          <w:left w:val="single" w:sz="4" w:space="0" w:color="000000"/>
+          <w:bottom w:val="single" w:sz="4" w:space="0" w:color="000000"/>
+          <w:right w:val="single" w:sz="4" w:space="0" w:color="000000"/>
+          <w:insideH w:val="single" w:sz="4" w:space="0" w:color="000000"/>
+          <w:insideV w:val="single" w:sz="4" w:space="0" w:color="000000"/>
+        </w:tblBorders>
+        <w:tblLayout w:type="autofit"/>
+      </w:tblPr>
+      <w:tr>
+        <w:tc>
+          <w:tcPr>
+            <w:tcW w:w="0" w:type="auto"/>
+          </w:tcPr>
+          <w:p>
+            <w:pPr>
+              <w:spacing w:line="276" w:lineRule="auto"/>
+              <w:jc w:val="center"/>
+            </w:pPr>
+            <w:r>
+              <w:rPr>
+                <w:rFonts w:ascii="Times New Roman" w:hAnsi="Times New Roman" w:cs="Times New Roman"/>
+                <w:b/>
+                <w:bCs/>
+                <w:sz w:val="28"/>
+                <w:szCs w:val="28"/>
+              </w:rPr>
+              <w:t xml:space="preserve">Таблица 13 — Категории актуальных нарушителей</w:t>
+            </w:r>
+          </w:p>
+        </w:tc>
+      </w:tr>
+      <w:tr>
+        <w:tc>
+          <w:tcPr>
+            <w:tcW w:w="0" w:type="auto"/>
+          </w:tcPr>
+          <w:p>
+            <w:pPr>
+              <w:spacing w:line="276" w:lineRule="auto"/>
+              <w:jc w:val="left"/>
+            </w:pPr>
+            <w:r>
+              <w:rPr>
+                <w:rFonts w:ascii="Times New Roman" w:hAnsi="Times New Roman" w:cs="Times New Roman"/>
+                <w:sz w:val="28"/>
+                <w:szCs w:val="28"/>
+              </w:rPr>
+              <w:t xml:space="preserve">№</w:t>
+            </w:r>
+          </w:p>
+        </w:tc>
+        <w:tc>
+          <w:tcPr>
+            <w:tcW w:w="0" w:type="auto"/>
+          </w:tcPr>
+          <w:p>
+            <w:pPr>
+              <w:spacing w:line="276" w:lineRule="auto"/>
+              <w:jc w:val="left"/>
+            </w:pPr>
+            <w:r>
+              <w:rPr>
+                <w:rFonts w:ascii="Times New Roman" w:hAnsi="Times New Roman" w:cs="Times New Roman"/>
+                <w:sz w:val="28"/>
+                <w:szCs w:val="28"/>
+              </w:rPr>
+              <w:t xml:space="preserve">Возможный вид нарушителя</w:t>
+            </w:r>
+          </w:p>
+        </w:tc>
+        <w:tc>
+          <w:tcPr>
+            <w:tcW w:w="0" w:type="auto"/>
+          </w:tcPr>
+          <w:p>
+            <w:pPr>
+              <w:spacing w:line="276" w:lineRule="auto"/>
+              <w:jc w:val="left"/>
+            </w:pPr>
+            <w:r>
+              <w:rPr>
+                <w:rFonts w:ascii="Times New Roman" w:hAnsi="Times New Roman" w:cs="Times New Roman"/>
+                <w:sz w:val="28"/>
+                <w:szCs w:val="28"/>
+              </w:rPr>
+              <w:t xml:space="preserve">Категория</w:t>
+            </w:r>
+          </w:p>
+        </w:tc>
+        <w:tc>
+          <w:tcPr>
+            <w:tcW w:w="0" w:type="auto"/>
+          </w:tcPr>
+          <w:p>
+            <w:pPr>
+              <w:spacing w:line="276" w:lineRule="auto"/>
+              <w:jc w:val="left"/>
+            </w:pPr>
+            <w:r>
+              <w:rPr>
+                <w:rFonts w:ascii="Times New Roman" w:hAnsi="Times New Roman" w:cs="Times New Roman"/>
+                <w:sz w:val="28"/>
+                <w:szCs w:val="28"/>
+              </w:rPr>
+              <w:t xml:space="preserve">Уровень возможностей</w:t>
+            </w:r>
+          </w:p>
+        </w:tc>
+        <w:tc>
+          <w:tcPr>
+            <w:tcW w:w="0" w:type="auto"/>
+          </w:tcPr>
+          <w:p>
+            <w:pPr>
+              <w:spacing w:line="276" w:lineRule="auto"/>
+              <w:jc w:val="left"/>
+            </w:pPr>
+            <w:r>
+              <w:rPr>
+                <w:rFonts w:ascii="Times New Roman" w:hAnsi="Times New Roman" w:cs="Times New Roman"/>
+                <w:sz w:val="28"/>
+                <w:szCs w:val="28"/>
+              </w:rPr>
+              <w:t xml:space="preserve">Актуальность</w:t>
+            </w:r>
+          </w:p>
+        </w:tc>
+      </w:tr>
+      <w:tr>
+        <w:tc>
+          <w:tcPr>
+            <w:tcW w:w="0" w:type="auto"/>
+          </w:tcPr>
+          <w:p>
+            <w:pPr>
+              <w:spacing w:line="276" w:lineRule="auto"/>
+              <w:jc w:val="left"/>
+            </w:pPr>
+            <w:r>
+              <w:rPr>
+                <w:rFonts w:ascii="Times New Roman" w:hAnsi="Times New Roman" w:cs="Times New Roman"/>
+                <w:sz w:val="28"/>
+                <w:szCs w:val="28"/>
+              </w:rPr>
+              <w:t xml:space="preserve">1</w:t>
+            </w:r>
+          </w:p>
+        </w:tc>
+        <w:tc>
+          <w:tcPr>
+            <w:tcW w:w="0" w:type="auto"/>
+          </w:tcPr>
+          <w:p>
+            <w:pPr>
+              <w:spacing w:line="276" w:lineRule="auto"/>
+              <w:jc w:val="left"/>
+            </w:pPr>
+            <w:r>
+              <w:rPr>
+                <w:rFonts w:ascii="Times New Roman" w:hAnsi="Times New Roman" w:cs="Times New Roman"/>
+                <w:sz w:val="28"/>
+                <w:szCs w:val="28"/>
+              </w:rPr>
+              <w:t xml:space="preserve">Преступные группы (криминальные структуры)</w:t>
+            </w:r>
+          </w:p>
+        </w:tc>
+        <w:tc>
+          <w:tcPr>
+            <w:tcW w:w="0" w:type="auto"/>
+          </w:tcPr>
+          <w:p>
+            <w:pPr>
+              <w:spacing w:line="276" w:lineRule="auto"/>
+              <w:jc w:val="left"/>
+            </w:pPr>
+            <w:r>
+              <w:rPr>
+                <w:rFonts w:ascii="Times New Roman" w:hAnsi="Times New Roman" w:cs="Times New Roman"/>
+                <w:sz w:val="28"/>
+                <w:szCs w:val="28"/>
+              </w:rPr>
+              <w:t xml:space="preserve">Внешний</w:t>
+            </w:r>
+          </w:p>
+        </w:tc>
+        <w:tc>
+          <w:tcPr>
+            <w:tcW w:w="0" w:type="auto"/>
+          </w:tcPr>
+          <w:p>
+            <w:pPr>
+              <w:spacing w:line="276" w:lineRule="auto"/>
+              <w:jc w:val="left"/>
+            </w:pPr>
+            <w:r>
+              <w:rPr>
+                <w:rFonts w:ascii="Times New Roman" w:hAnsi="Times New Roman" w:cs="Times New Roman"/>
+                <w:sz w:val="28"/>
+                <w:szCs w:val="28"/>
+              </w:rPr>
+              <w:t xml:space="preserve">Н2. Нарушитель, обладающий базовыми повышенными возможностями</w:t>
+            </w:r>
+          </w:p>
+        </w:tc>
+        <w:tc>
+          <w:tcPr>
+            <w:tcW w:w="0" w:type="auto"/>
+          </w:tcPr>
+          <w:p>
+            <w:pPr>
+              <w:spacing w:line="276" w:lineRule="auto"/>
+              <w:jc w:val="left"/>
+            </w:pPr>
+            <w:r>
+              <w:rPr>
+                <w:rFonts w:ascii="Times New Roman" w:hAnsi="Times New Roman" w:cs="Times New Roman"/>
+                <w:sz w:val="28"/>
+                <w:szCs w:val="28"/>
+              </w:rPr>
+              <w:t xml:space="preserve">Да</w:t>
+            </w:r>
+          </w:p>
+        </w:tc>
+      </w:tr>
+      <w:tr>
+        <w:tc>
+          <w:tcPr>
+            <w:tcW w:w="0" w:type="auto"/>
+          </w:tcPr>
+          <w:p>
+            <w:pPr>
+              <w:spacing w:line="276" w:lineRule="auto"/>
+              <w:jc w:val="left"/>
+            </w:pPr>
+            <w:r>
+              <w:rPr>
+                <w:rFonts w:ascii="Times New Roman" w:hAnsi="Times New Roman" w:cs="Times New Roman"/>
+                <w:sz w:val="28"/>
+                <w:szCs w:val="28"/>
+              </w:rPr>
+              <w:t xml:space="preserve">2</w:t>
+            </w:r>
+          </w:p>
+        </w:tc>
+        <w:tc>
+          <w:tcPr>
+            <w:tcW w:w="0" w:type="auto"/>
+          </w:tcPr>
+          <w:p>
+            <w:pPr>
+              <w:spacing w:line="276" w:lineRule="auto"/>
+              <w:jc w:val="left"/>
+            </w:pPr>
+            <w:r>
+              <w:rPr>
+                <w:rFonts w:ascii="Times New Roman" w:hAnsi="Times New Roman" w:cs="Times New Roman"/>
+                <w:sz w:val="28"/>
+                <w:szCs w:val="28"/>
+              </w:rPr>
+              <w:t xml:space="preserve">Отдельные физические лица (хакеры)</w:t>
+            </w:r>
+          </w:p>
+        </w:tc>
+        <w:tc>
+          <w:tcPr>
+            <w:tcW w:w="0" w:type="auto"/>
+          </w:tcPr>
+          <w:p>
+            <w:pPr>
+              <w:spacing w:line="276" w:lineRule="auto"/>
+              <w:jc w:val="left"/>
+            </w:pPr>
+            <w:r>
+              <w:rPr>
+                <w:rFonts w:ascii="Times New Roman" w:hAnsi="Times New Roman" w:cs="Times New Roman"/>
+                <w:sz w:val="28"/>
+                <w:szCs w:val="28"/>
+              </w:rPr>
+              <w:t xml:space="preserve">Внешний</w:t>
+            </w:r>
+          </w:p>
+        </w:tc>
+        <w:tc>
+          <w:tcPr>
+            <w:tcW w:w="0" w:type="auto"/>
+          </w:tcPr>
+          <w:p>
+            <w:pPr>
+              <w:spacing w:line="276" w:lineRule="auto"/>
+              <w:jc w:val="left"/>
+            </w:pPr>
+            <w:r>
+              <w:rPr>
+                <w:rFonts w:ascii="Times New Roman" w:hAnsi="Times New Roman" w:cs="Times New Roman"/>
+                <w:sz w:val="28"/>
+                <w:szCs w:val="28"/>
+              </w:rPr>
+              <w:t xml:space="preserve">Н1. Нарушитель, обладающий базовыми возможностями</w:t>
+            </w:r>
+          </w:p>
+        </w:tc>
+        <w:tc>
+          <w:tcPr>
+            <w:tcW w:w="0" w:type="auto"/>
+          </w:tcPr>
+          <w:p>
+            <w:pPr>
+              <w:spacing w:line="276" w:lineRule="auto"/>
+              <w:jc w:val="left"/>
+            </w:pPr>
+            <w:r>
+              <w:rPr>
+                <w:rFonts w:ascii="Times New Roman" w:hAnsi="Times New Roman" w:cs="Times New Roman"/>
+                <w:sz w:val="28"/>
+                <w:szCs w:val="28"/>
+              </w:rPr>
+              <w:t xml:space="preserve">Да</w:t>
+            </w:r>
+          </w:p>
+        </w:tc>
+      </w:tr>
+      <w:tr>
+        <w:tc>
+          <w:tcPr>
+            <w:tcW w:w="0" w:type="auto"/>
+          </w:tcPr>
+          <w:p>
+            <w:pPr>
+              <w:spacing w:line="276" w:lineRule="auto"/>
+              <w:jc w:val="left"/>
+            </w:pPr>
+            <w:r>
+              <w:rPr>
+                <w:rFonts w:ascii="Times New Roman" w:hAnsi="Times New Roman" w:cs="Times New Roman"/>
+                <w:sz w:val="28"/>
+                <w:szCs w:val="28"/>
+              </w:rPr>
+              <w:t xml:space="preserve">3</w:t>
+            </w:r>
+          </w:p>
+        </w:tc>
+        <w:tc>
+          <w:tcPr>
+            <w:tcW w:w="0" w:type="auto"/>
+          </w:tcPr>
+          <w:p>
+            <w:pPr>
+              <w:spacing w:line="276" w:lineRule="auto"/>
+              <w:jc w:val="left"/>
+            </w:pPr>
+            <w:r>
+              <w:rPr>
+                <w:rFonts w:ascii="Times New Roman" w:hAnsi="Times New Roman" w:cs="Times New Roman"/>
+                <w:sz w:val="28"/>
+                <w:szCs w:val="28"/>
+              </w:rPr>
+              <w:t xml:space="preserve">Лица, обеспечивающие поставку программных, программно-аппаратных средств, обеспечивающих систем</w:t>
+            </w:r>
+          </w:p>
+        </w:tc>
+        <w:tc>
+          <w:tcPr>
+            <w:tcW w:w="0" w:type="auto"/>
+          </w:tcPr>
+          <w:p>
+            <w:pPr>
+              <w:spacing w:line="276" w:lineRule="auto"/>
+              <w:jc w:val="left"/>
+            </w:pPr>
+            <w:r>
+              <w:rPr>
+                <w:rFonts w:ascii="Times New Roman" w:hAnsi="Times New Roman" w:cs="Times New Roman"/>
+                <w:sz w:val="28"/>
+                <w:szCs w:val="28"/>
+              </w:rPr>
+              <w:t xml:space="preserve">Внешний</w:t>
+            </w:r>
+          </w:p>
+        </w:tc>
+        <w:tc>
+          <w:tcPr>
+            <w:tcW w:w="0" w:type="auto"/>
+          </w:tcPr>
+          <w:p>
+            <w:pPr>
+              <w:spacing w:line="276" w:lineRule="auto"/>
+              <w:jc w:val="left"/>
+            </w:pPr>
+            <w:r>
+              <w:rPr>
+                <w:rFonts w:ascii="Times New Roman" w:hAnsi="Times New Roman" w:cs="Times New Roman"/>
+                <w:sz w:val="28"/>
+                <w:szCs w:val="28"/>
+              </w:rPr>
+              <w:t xml:space="preserve">Н1. Нарушитель, обладающий базовыми возможностями</w:t>
+            </w:r>
+          </w:p>
+        </w:tc>
+        <w:tc>
+          <w:tcPr>
+            <w:tcW w:w="0" w:type="auto"/>
+          </w:tcPr>
+          <w:p>
+            <w:pPr>
+              <w:spacing w:line="276" w:lineRule="auto"/>
+              <w:jc w:val="left"/>
+            </w:pPr>
+            <w:r>
+              <w:rPr>
+                <w:rFonts w:ascii="Times New Roman" w:hAnsi="Times New Roman" w:cs="Times New Roman"/>
+                <w:sz w:val="28"/>
+                <w:szCs w:val="28"/>
+              </w:rPr>
+              <w:t xml:space="preserve">Да</w:t>
+            </w:r>
+          </w:p>
+        </w:tc>
+      </w:tr>
+      <w:tr>
+        <w:tc>
+          <w:tcPr>
+            <w:tcW w:w="0" w:type="auto"/>
+          </w:tcPr>
+          <w:p>
+            <w:pPr>
+              <w:spacing w:line="276" w:lineRule="auto"/>
+              <w:jc w:val="left"/>
+            </w:pPr>
+            <w:r>
+              <w:rPr>
+                <w:rFonts w:ascii="Times New Roman" w:hAnsi="Times New Roman" w:cs="Times New Roman"/>
+                <w:sz w:val="28"/>
+                <w:szCs w:val="28"/>
+              </w:rPr>
+              <w:t xml:space="preserve">4</w:t>
+            </w:r>
+          </w:p>
+        </w:tc>
+        <w:tc>
+          <w:tcPr>
+            <w:tcW w:w="0" w:type="auto"/>
+          </w:tcPr>
+          <w:p>
+            <w:pPr>
+              <w:spacing w:line="276" w:lineRule="auto"/>
+              <w:jc w:val="left"/>
+            </w:pPr>
+            <w:r>
+              <w:rPr>
+                <w:rFonts w:ascii="Times New Roman" w:hAnsi="Times New Roman" w:cs="Times New Roman"/>
+                <w:sz w:val="28"/>
+                <w:szCs w:val="28"/>
+              </w:rPr>
+              <w:t xml:space="preserve">Поставщики вычислительных услуг, услуг связи</w:t>
+            </w:r>
+          </w:p>
+        </w:tc>
+        <w:tc>
+          <w:tcPr>
+            <w:tcW w:w="0" w:type="auto"/>
+          </w:tcPr>
+          <w:p>
+            <w:pPr>
+              <w:spacing w:line="276" w:lineRule="auto"/>
+              <w:jc w:val="left"/>
+            </w:pPr>
+            <w:r>
+              <w:rPr>
+                <w:rFonts w:ascii="Times New Roman" w:hAnsi="Times New Roman" w:cs="Times New Roman"/>
+                <w:sz w:val="28"/>
+                <w:szCs w:val="28"/>
+              </w:rPr>
+              <w:t xml:space="preserve">Внутренний</w:t>
+            </w:r>
+          </w:p>
+        </w:tc>
+        <w:tc>
+          <w:tcPr>
+            <w:tcW w:w="0" w:type="auto"/>
+          </w:tcPr>
+          <w:p>
+            <w:pPr>
+              <w:spacing w:line="276" w:lineRule="auto"/>
+              <w:jc w:val="left"/>
+            </w:pPr>
+            <w:r>
+              <w:rPr>
+                <w:rFonts w:ascii="Times New Roman" w:hAnsi="Times New Roman" w:cs="Times New Roman"/>
+                <w:sz w:val="28"/>
+                <w:szCs w:val="28"/>
+              </w:rPr>
+              <w:t xml:space="preserve">Н2. Нарушитель, обладающий базовыми повышенными возможностями</w:t>
+            </w:r>
+          </w:p>
+        </w:tc>
+        <w:tc>
+          <w:tcPr>
+            <w:tcW w:w="0" w:type="auto"/>
+          </w:tcPr>
+          <w:p>
+            <w:pPr>
+              <w:spacing w:line="276" w:lineRule="auto"/>
+              <w:jc w:val="left"/>
+            </w:pPr>
+            <w:r>
+              <w:rPr>
+                <w:rFonts w:ascii="Times New Roman" w:hAnsi="Times New Roman" w:cs="Times New Roman"/>
+                <w:sz w:val="28"/>
+                <w:szCs w:val="28"/>
+              </w:rPr>
+              <w:t xml:space="preserve">Да</w:t>
+            </w:r>
+          </w:p>
+        </w:tc>
+      </w:tr>
+      <w:tr>
+        <w:tc>
+          <w:tcPr>
+            <w:tcW w:w="0" w:type="auto"/>
+          </w:tcPr>
+          <w:p>
+            <w:pPr>
+              <w:spacing w:line="276" w:lineRule="auto"/>
+              <w:jc w:val="left"/>
+            </w:pPr>
+            <w:r>
+              <w:rPr>
+                <w:rFonts w:ascii="Times New Roman" w:hAnsi="Times New Roman" w:cs="Times New Roman"/>
+                <w:sz w:val="28"/>
+                <w:szCs w:val="28"/>
+              </w:rPr>
+              <w:t xml:space="preserve">5</w:t>
+            </w:r>
+          </w:p>
+        </w:tc>
+        <w:tc>
+          <w:tcPr>
+            <w:tcW w:w="0" w:type="auto"/>
+          </w:tcPr>
+          <w:p>
+            <w:pPr>
+              <w:spacing w:line="276" w:lineRule="auto"/>
+              <w:jc w:val="left"/>
+            </w:pPr>
+            <w:r>
+              <w:rPr>
+                <w:rFonts w:ascii="Times New Roman" w:hAnsi="Times New Roman" w:cs="Times New Roman"/>
+                <w:sz w:val="28"/>
+                <w:szCs w:val="28"/>
+              </w:rPr>
+              <w:t xml:space="preserve">Лица, привлекаемые для установки, настройки, испытаний, пусконаладочных и иных видов работ</w:t>
+            </w:r>
+          </w:p>
+        </w:tc>
+        <w:tc>
+          <w:tcPr>
+            <w:tcW w:w="0" w:type="auto"/>
+          </w:tcPr>
+          <w:p>
+            <w:pPr>
+              <w:spacing w:line="276" w:lineRule="auto"/>
+              <w:jc w:val="left"/>
+            </w:pPr>
+            <w:r>
+              <w:rPr>
+                <w:rFonts w:ascii="Times New Roman" w:hAnsi="Times New Roman" w:cs="Times New Roman"/>
+                <w:sz w:val="28"/>
+                <w:szCs w:val="28"/>
+              </w:rPr>
+              <w:t xml:space="preserve">Внутренний</w:t>
+            </w:r>
+          </w:p>
+        </w:tc>
+        <w:tc>
+          <w:tcPr>
+            <w:tcW w:w="0" w:type="auto"/>
+          </w:tcPr>
+          <w:p>
+            <w:pPr>
+              <w:spacing w:line="276" w:lineRule="auto"/>
+              <w:jc w:val="left"/>
+            </w:pPr>
+            <w:r>
+              <w:rPr>
+                <w:rFonts w:ascii="Times New Roman" w:hAnsi="Times New Roman" w:cs="Times New Roman"/>
+                <w:sz w:val="28"/>
+                <w:szCs w:val="28"/>
+              </w:rPr>
+              <w:t xml:space="preserve">Н2. Нарушитель, обладающий базовыми повышенными возможностями</w:t>
+            </w:r>
+          </w:p>
+        </w:tc>
+        <w:tc>
+          <w:tcPr>
+            <w:tcW w:w="0" w:type="auto"/>
+          </w:tcPr>
+          <w:p>
+            <w:pPr>
+              <w:spacing w:line="276" w:lineRule="auto"/>
+              <w:jc w:val="left"/>
+            </w:pPr>
+            <w:r>
+              <w:rPr>
+                <w:rFonts w:ascii="Times New Roman" w:hAnsi="Times New Roman" w:cs="Times New Roman"/>
+                <w:sz w:val="28"/>
+                <w:szCs w:val="28"/>
+              </w:rPr>
+              <w:t xml:space="preserve">Да</w:t>
+            </w:r>
+          </w:p>
+        </w:tc>
+      </w:tr>
+      <w:tr>
+        <w:tc>
+          <w:tcPr>
+            <w:tcW w:w="0" w:type="auto"/>
+          </w:tcPr>
+          <w:p>
+            <w:pPr>
+              <w:spacing w:line="276" w:lineRule="auto"/>
+              <w:jc w:val="left"/>
+            </w:pPr>
+            <w:r>
+              <w:rPr>
+                <w:rFonts w:ascii="Times New Roman" w:hAnsi="Times New Roman" w:cs="Times New Roman"/>
+                <w:sz w:val="28"/>
+                <w:szCs w:val="28"/>
+              </w:rPr>
+              <w:t xml:space="preserve">6</w:t>
+            </w:r>
+          </w:p>
+        </w:tc>
+        <w:tc>
+          <w:tcPr>
+            <w:tcW w:w="0" w:type="auto"/>
+          </w:tcPr>
+          <w:p>
+            <w:pPr>
+              <w:spacing w:line="276" w:lineRule="auto"/>
+              <w:jc w:val="left"/>
+            </w:pPr>
+            <w:r>
+              <w:rPr>
+                <w:rFonts w:ascii="Times New Roman" w:hAnsi="Times New Roman" w:cs="Times New Roman"/>
+                <w:sz w:val="28"/>
+                <w:szCs w:val="28"/>
+              </w:rPr>
+              <w:t xml:space="preserve">Лица, обеспечивающие функционирование систем и сетей или обеспечивающие системы оператора</w:t>
+            </w:r>
+          </w:p>
+        </w:tc>
+        <w:tc>
+          <w:tcPr>
+            <w:tcW w:w="0" w:type="auto"/>
+          </w:tcPr>
+          <w:p>
+            <w:pPr>
+              <w:spacing w:line="276" w:lineRule="auto"/>
+              <w:jc w:val="left"/>
+            </w:pPr>
+            <w:r>
+              <w:rPr>
+                <w:rFonts w:ascii="Times New Roman" w:hAnsi="Times New Roman" w:cs="Times New Roman"/>
+                <w:sz w:val="28"/>
+                <w:szCs w:val="28"/>
+              </w:rPr>
+              <w:t xml:space="preserve">Внутренний</w:t>
+            </w:r>
+          </w:p>
+        </w:tc>
+        <w:tc>
+          <w:tcPr>
+            <w:tcW w:w="0" w:type="auto"/>
+          </w:tcPr>
+          <w:p>
+            <w:pPr>
+              <w:spacing w:line="276" w:lineRule="auto"/>
+              <w:jc w:val="left"/>
+            </w:pPr>
+            <w:r>
+              <w:rPr>
+                <w:rFonts w:ascii="Times New Roman" w:hAnsi="Times New Roman" w:cs="Times New Roman"/>
+                <w:sz w:val="28"/>
+                <w:szCs w:val="28"/>
+              </w:rPr>
+              <w:t xml:space="preserve">Н1. Нарушитель, обладающий базовыми возможностями</w:t>
+            </w:r>
+          </w:p>
+        </w:tc>
+        <w:tc>
+          <w:tcPr>
+            <w:tcW w:w="0" w:type="auto"/>
+          </w:tcPr>
+          <w:p>
+            <w:pPr>
+              <w:spacing w:line="276" w:lineRule="auto"/>
+              <w:jc w:val="left"/>
+            </w:pPr>
+            <w:r>
+              <w:rPr>
+                <w:rFonts w:ascii="Times New Roman" w:hAnsi="Times New Roman" w:cs="Times New Roman"/>
+                <w:sz w:val="28"/>
+                <w:szCs w:val="28"/>
+              </w:rPr>
+              <w:t xml:space="preserve">Да</w:t>
+            </w:r>
+          </w:p>
+        </w:tc>
+      </w:tr>
+      <w:tr>
+        <w:tc>
+          <w:tcPr>
+            <w:tcW w:w="0" w:type="auto"/>
+          </w:tcPr>
+          <w:p>
+            <w:pPr>
+              <w:spacing w:line="276" w:lineRule="auto"/>
+              <w:jc w:val="left"/>
+            </w:pPr>
+            <w:r>
+              <w:rPr>
+                <w:rFonts w:ascii="Times New Roman" w:hAnsi="Times New Roman" w:cs="Times New Roman"/>
+                <w:sz w:val="28"/>
+                <w:szCs w:val="28"/>
+              </w:rPr>
+              <w:t xml:space="preserve">7</w:t>
+            </w:r>
+          </w:p>
+        </w:tc>
+        <w:tc>
+          <w:tcPr>
+            <w:tcW w:w="0" w:type="auto"/>
+          </w:tcPr>
+          <w:p>
+            <w:pPr>
+              <w:spacing w:line="276" w:lineRule="auto"/>
+              <w:jc w:val="left"/>
+            </w:pPr>
+            <w:r>
+              <w:rPr>
+                <w:rFonts w:ascii="Times New Roman" w:hAnsi="Times New Roman" w:cs="Times New Roman"/>
+                <w:sz w:val="28"/>
+                <w:szCs w:val="28"/>
+              </w:rPr>
+              <w:t xml:space="preserve">Авторизованные пользователи систем и сетей (медицинский и административный персонал медицинской организации-оператора)</w:t>
+            </w:r>
+          </w:p>
+        </w:tc>
+        <w:tc>
+          <w:tcPr>
+            <w:tcW w:w="0" w:type="auto"/>
+          </w:tcPr>
+          <w:p>
+            <w:pPr>
+              <w:spacing w:line="276" w:lineRule="auto"/>
+              <w:jc w:val="left"/>
+            </w:pPr>
+            <w:r>
+              <w:rPr>
+                <w:rFonts w:ascii="Times New Roman" w:hAnsi="Times New Roman" w:cs="Times New Roman"/>
+                <w:sz w:val="28"/>
+                <w:szCs w:val="28"/>
+              </w:rPr>
+              <w:t xml:space="preserve">Внутренний</w:t>
+            </w:r>
+          </w:p>
+        </w:tc>
+        <w:tc>
+          <w:tcPr>
+            <w:tcW w:w="0" w:type="auto"/>
+          </w:tcPr>
+          <w:p>
+            <w:pPr>
+              <w:spacing w:line="276" w:lineRule="auto"/>
+              <w:jc w:val="left"/>
+            </w:pPr>
+            <w:r>
+              <w:rPr>
+                <w:rFonts w:ascii="Times New Roman" w:hAnsi="Times New Roman" w:cs="Times New Roman"/>
+                <w:sz w:val="28"/>
+                <w:szCs w:val="28"/>
+              </w:rPr>
+              <w:t xml:space="preserve">Н1. Нарушитель, обладающий базовыми возможностями</w:t>
+            </w:r>
+          </w:p>
+        </w:tc>
+        <w:tc>
+          <w:tcPr>
+            <w:tcW w:w="0" w:type="auto"/>
+          </w:tcPr>
+          <w:p>
+            <w:pPr>
+              <w:spacing w:line="276" w:lineRule="auto"/>
+              <w:jc w:val="left"/>
+            </w:pPr>
+            <w:r>
+              <w:rPr>
+                <w:rFonts w:ascii="Times New Roman" w:hAnsi="Times New Roman" w:cs="Times New Roman"/>
+                <w:sz w:val="28"/>
+                <w:szCs w:val="28"/>
+              </w:rPr>
+              <w:t xml:space="preserve">Да</w:t>
+            </w:r>
+          </w:p>
+        </w:tc>
+      </w:tr>
+      <w:tr>
+        <w:tc>
+          <w:tcPr>
+            <w:tcW w:w="0" w:type="auto"/>
+          </w:tcPr>
+          <w:p>
+            <w:pPr>
+              <w:spacing w:line="276" w:lineRule="auto"/>
+              <w:jc w:val="left"/>
+            </w:pPr>
+            <w:r>
+              <w:rPr>
+                <w:rFonts w:ascii="Times New Roman" w:hAnsi="Times New Roman" w:cs="Times New Roman"/>
+                <w:sz w:val="28"/>
+                <w:szCs w:val="28"/>
+              </w:rPr>
+              <w:t xml:space="preserve">8</w:t>
+            </w:r>
+          </w:p>
+        </w:tc>
+        <w:tc>
+          <w:tcPr>
+            <w:tcW w:w="0" w:type="auto"/>
+          </w:tcPr>
+          <w:p>
+            <w:pPr>
+              <w:spacing w:line="276" w:lineRule="auto"/>
+              <w:jc w:val="left"/>
+            </w:pPr>
+            <w:r>
+              <w:rPr>
+                <w:rFonts w:ascii="Times New Roman" w:hAnsi="Times New Roman" w:cs="Times New Roman"/>
+                <w:sz w:val="28"/>
+                <w:szCs w:val="28"/>
+              </w:rPr>
+              <w:t xml:space="preserve">Системные администраторы и администраторы безопасности</w:t>
+            </w:r>
+          </w:p>
+        </w:tc>
+        <w:tc>
+          <w:tcPr>
+            <w:tcW w:w="0" w:type="auto"/>
+          </w:tcPr>
+          <w:p>
+            <w:pPr>
+              <w:spacing w:line="276" w:lineRule="auto"/>
+              <w:jc w:val="left"/>
+            </w:pPr>
+            <w:r>
+              <w:rPr>
+                <w:rFonts w:ascii="Times New Roman" w:hAnsi="Times New Roman" w:cs="Times New Roman"/>
+                <w:sz w:val="28"/>
+                <w:szCs w:val="28"/>
+              </w:rPr>
+              <w:t xml:space="preserve">Внутренний (привилегированный)</w:t>
+            </w:r>
+          </w:p>
+        </w:tc>
+        <w:tc>
+          <w:tcPr>
+            <w:tcW w:w="0" w:type="auto"/>
+          </w:tcPr>
+          <w:p>
+            <w:pPr>
+              <w:spacing w:line="276" w:lineRule="auto"/>
+              <w:jc w:val="left"/>
+            </w:pPr>
+            <w:r>
+              <w:rPr>
+                <w:rFonts w:ascii="Times New Roman" w:hAnsi="Times New Roman" w:cs="Times New Roman"/>
+                <w:sz w:val="28"/>
+                <w:szCs w:val="28"/>
+              </w:rPr>
+              <w:t xml:space="preserve">Н2. Нарушитель, обладающий базовыми повышенными возможностями</w:t>
+            </w:r>
+          </w:p>
+        </w:tc>
+        <w:tc>
+          <w:tcPr>
+            <w:tcW w:w="0" w:type="auto"/>
+          </w:tcPr>
+          <w:p>
+            <w:pPr>
+              <w:spacing w:line="276" w:lineRule="auto"/>
+              <w:jc w:val="left"/>
+            </w:pPr>
+            <w:r>
+              <w:rPr>
+                <w:rFonts w:ascii="Times New Roman" w:hAnsi="Times New Roman" w:cs="Times New Roman"/>
+                <w:sz w:val="28"/>
+                <w:szCs w:val="28"/>
+              </w:rPr>
+              <w:t xml:space="preserve">Да</w:t>
+            </w:r>
+          </w:p>
+        </w:tc>
+      </w:tr>
+      <w:tr>
+        <w:tc>
+          <w:tcPr>
+            <w:tcW w:w="0" w:type="auto"/>
+          </w:tcPr>
+          <w:p>
+            <w:pPr>
+              <w:spacing w:line="276" w:lineRule="auto"/>
+              <w:jc w:val="left"/>
+            </w:pPr>
+            <w:r>
+              <w:rPr>
+                <w:rFonts w:ascii="Times New Roman" w:hAnsi="Times New Roman" w:cs="Times New Roman"/>
+                <w:sz w:val="28"/>
+                <w:szCs w:val="28"/>
+              </w:rPr>
+              <w:t xml:space="preserve">9</w:t>
+            </w:r>
+          </w:p>
+        </w:tc>
+        <w:tc>
+          <w:tcPr>
+            <w:tcW w:w="0" w:type="auto"/>
+          </w:tcPr>
+          <w:p>
+            <w:pPr>
+              <w:spacing w:line="276" w:lineRule="auto"/>
+              <w:jc w:val="left"/>
+            </w:pPr>
+            <w:r>
+              <w:rPr>
+                <w:rFonts w:ascii="Times New Roman" w:hAnsi="Times New Roman" w:cs="Times New Roman"/>
+                <w:sz w:val="28"/>
+                <w:szCs w:val="28"/>
+              </w:rPr>
+              <w:t xml:space="preserve">Бывшие (уволенные) работники (пользователи)</w:t>
+            </w:r>
+          </w:p>
+        </w:tc>
+        <w:tc>
+          <w:tcPr>
+            <w:tcW w:w="0" w:type="auto"/>
+          </w:tcPr>
+          <w:p>
+            <w:pPr>
+              <w:spacing w:line="276" w:lineRule="auto"/>
+              <w:jc w:val="left"/>
+            </w:pPr>
+            <w:r>
+              <w:rPr>
+                <w:rFonts w:ascii="Times New Roman" w:hAnsi="Times New Roman" w:cs="Times New Roman"/>
+                <w:sz w:val="28"/>
+                <w:szCs w:val="28"/>
+              </w:rPr>
+              <w:t xml:space="preserve">Внешний</w:t>
+            </w:r>
+          </w:p>
+        </w:tc>
+        <w:tc>
+          <w:tcPr>
+            <w:tcW w:w="0" w:type="auto"/>
+          </w:tcPr>
+          <w:p>
+            <w:pPr>
+              <w:spacing w:line="276" w:lineRule="auto"/>
+              <w:jc w:val="left"/>
+            </w:pPr>
+            <w:r>
+              <w:rPr>
+                <w:rFonts w:ascii="Times New Roman" w:hAnsi="Times New Roman" w:cs="Times New Roman"/>
+                <w:sz w:val="28"/>
+                <w:szCs w:val="28"/>
+              </w:rPr>
+              <w:t xml:space="preserve">Н1. Нарушитель, обладающий базовыми возможностями</w:t>
+            </w:r>
+          </w:p>
+        </w:tc>
+        <w:tc>
+          <w:tcPr>
+            <w:tcW w:w="0" w:type="auto"/>
+          </w:tcPr>
+          <w:p>
+            <w:pPr>
+              <w:spacing w:line="276" w:lineRule="auto"/>
+              <w:jc w:val="left"/>
+            </w:pPr>
+            <w:r>
+              <w:rPr>
+                <w:rFonts w:ascii="Times New Roman" w:hAnsi="Times New Roman" w:cs="Times New Roman"/>
+                <w:sz w:val="28"/>
+                <w:szCs w:val="28"/>
+              </w:rPr>
+              <w:t xml:space="preserve">Да</w:t>
+            </w:r>
+          </w:p>
+        </w:tc>
+      </w:tr>
+    </w:tbl>
+    <w:p>
+      <w:pPr>
+        <w:spacing w:line="360" w:lineRule="auto"/>
+        <w:jc w:val="both"/>
+      </w:pPr>
+    </w:p>
+    <w:p>
+      <w:pPr>
+        <w:pStyle w:val="Heading2"/>
+        <w:keepNext/>
+        <w:spacing w:line="360" w:lineRule="auto" w:after="240"/>
+        <w:jc w:val="left"/>
+      </w:pPr>
+      <w:r>
+        <w:rPr>
+          <w:rFonts w:ascii="Times New Roman" w:hAnsi="Times New Roman" w:cs="Times New Roman"/>
+          <w:b/>
+          <w:bCs/>
+          <w:sz w:val="28"/>
+          <w:szCs w:val="28"/>
+        </w:rPr>
+        <w:t xml:space="preserve">7.3 Описание возможностей нарушителей по реализации ими угроз безопасности применительно к назначению, составу и архитектуре системы</w:t>
+      </w:r>
+    </w:p>
+    <w:p>
+      <w:pPr>
+        <w:spacing w:line="360" w:lineRule="auto"/>
+        <w:jc w:val="both"/>
+        <w:ind w:firstLine="709"/>
+      </w:pPr>
+      <w:r>
+        <w:rPr>
+          <w:rFonts w:ascii="Times New Roman" w:hAnsi="Times New Roman" w:cs="Times New Roman"/>
+          <w:sz w:val="28"/>
+          <w:szCs w:val="28"/>
+        </w:rPr>
+        <w:t xml:space="preserve">Нарушители имеют разные уровни компетентности, оснащённости ресурсами и мотивации для реализации угроз безопасности информации. Совокупность данных характеристик определяет уровень возможностей нарушителя по реализации угроз безопасности информации.</w:t>
+      </w:r>
+    </w:p>
+    <w:p>
+      <w:pPr>
+        <w:spacing w:line="360" w:lineRule="auto"/>
+        <w:jc w:val="both"/>
+        <w:ind w:firstLine="709"/>
+      </w:pPr>
+      <w:r>
+        <w:rPr>
+          <w:rFonts w:ascii="Times New Roman" w:hAnsi="Times New Roman" w:cs="Times New Roman"/>
+          <w:sz w:val="28"/>
+          <w:szCs w:val="28"/>
+        </w:rPr>
+        <w:t xml:space="preserve">Уровень возможностей нарушителя определяется исходя из следующих принципов:</w:t>
+      </w:r>
+    </w:p>
+    <w:p>
+      <w:pPr>
+        <w:spacing w:line="360" w:lineRule="auto"/>
+        <w:jc w:val="both"/>
+        <w:ind w:firstLine="709"/>
+      </w:pPr>
+      <w:r>
+        <w:rPr>
+          <w:rFonts w:ascii="Times New Roman" w:hAnsi="Times New Roman" w:cs="Times New Roman"/>
+          <w:sz w:val="28"/>
+          <w:szCs w:val="28"/>
+        </w:rPr>
+        <w:t xml:space="preserve">— нарушитель, обладающий базовыми возможностями по реализации угроз безопасности информации, — если нарушитель имеет возможность реализовывать только известные угрозы, направленные на известные (документированные) уязвимости, с использованием общедоступных инструментов;</w:t>
+      </w:r>
+    </w:p>
+    <w:p>
+      <w:pPr>
+        <w:spacing w:line="360" w:lineRule="auto"/>
+        <w:jc w:val="both"/>
+        <w:ind w:firstLine="709"/>
+      </w:pPr>
+      <w:r>
+        <w:rPr>
+          <w:rFonts w:ascii="Times New Roman" w:hAnsi="Times New Roman" w:cs="Times New Roman"/>
+          <w:sz w:val="28"/>
+          <w:szCs w:val="28"/>
+        </w:rPr>
+        <w:t xml:space="preserve">— нарушитель, обладающий базовыми повышенными возможностями по реализации угроз безопасности информации, — если нарушитель имеет возможность реализовывать угрозы, в том числе направленные на неизвестные (недокументированные) уязвимости, с использованием специально созданных для этого инструментов, свободно распространяемых в сети «Интернет». Не имеет возможностей реализации угроз на физически изолированные сегменты систем и сетей;</w:t>
+      </w:r>
+    </w:p>
+    <w:p>
+      <w:pPr>
+        <w:spacing w:line="360" w:lineRule="auto"/>
+        <w:jc w:val="both"/>
+        <w:ind w:firstLine="709"/>
+      </w:pPr>
+      <w:r>
+        <w:rPr>
+          <w:rFonts w:ascii="Times New Roman" w:hAnsi="Times New Roman" w:cs="Times New Roman"/>
+          <w:sz w:val="28"/>
+          <w:szCs w:val="28"/>
+        </w:rPr>
+        <w:t xml:space="preserve">— нарушитель, обладающий средними возможностями по реализации угроз безопасности информации, — если нарушитель имеет возможность реализовывать угрозы, в том числе на выявленные им неизвестные уязвимости, с использованием самостоятельно разработанных для этого инструментов. Не имеет возможностей реализации угроз на физически изолированные сегменты систем и сетей;</w:t>
+      </w:r>
+    </w:p>
+    <w:p>
+      <w:pPr>
+        <w:spacing w:line="360" w:lineRule="auto"/>
+        <w:jc w:val="both"/>
+        <w:ind w:firstLine="709"/>
+      </w:pPr>
+      <w:r>
+        <w:rPr>
+          <w:rFonts w:ascii="Times New Roman" w:hAnsi="Times New Roman" w:cs="Times New Roman"/>
+          <w:sz w:val="28"/>
+          <w:szCs w:val="28"/>
+        </w:rPr>
+        <w:t xml:space="preserve">— нарушитель, обладающий высокими возможностями по реализации угроз безопасности информации, — если нарушитель имеет практически неограниченные возможности реализовывать угрозы, в том числе с использованием недекларированных возможностей, программных, программно-аппаратных закладок, встроенных в компоненты систем и сетей.</w:t>
+      </w:r>
+    </w:p>
+    <w:p>
+      <w:pPr>
+        <w:spacing w:line="360" w:lineRule="auto"/>
+        <w:jc w:val="both"/>
+        <w:ind w:firstLine="709"/>
+      </w:pPr>
+      <w:r>
+        <w:rPr>
+          <w:rFonts w:ascii="Times New Roman" w:hAnsi="Times New Roman" w:cs="Times New Roman"/>
+          <w:sz w:val="28"/>
+          <w:szCs w:val="28"/>
+        </w:rPr>
+        <w:t xml:space="preserve">Применительно к АС больницы, с учётом её назначения, состава и архитектуры (трёхуровневая клиент-серверная информационная система с выделением двух контролируемых зон, объёма обрабатываемых персональных данных и характера обрабатываемой информации, включающей сведения, составляющие врачебную тайну), для актуальных нарушителей определены уровни возможностей Н1 и Н2. Нарушители с уровнями возможностей Н3 (средние возможности) и Н4 (высокие возможности) не рассматриваются как актуальные, поскольку:</w:t>
+      </w:r>
+    </w:p>
+    <w:p>
+      <w:pPr>
+        <w:spacing w:line="360" w:lineRule="auto"/>
+        <w:jc w:val="both"/>
+        <w:ind w:firstLine="709"/>
+      </w:pPr>
+      <w:r>
+        <w:rPr>
+          <w:rFonts w:ascii="Times New Roman" w:hAnsi="Times New Roman" w:cs="Times New Roman"/>
+          <w:sz w:val="28"/>
+          <w:szCs w:val="28"/>
+        </w:rPr>
+        <w:t xml:space="preserve">— АС больницы не является государственной информационной системой и не отнесена к значимым объектам критической информационной инфраструктуры;</w:t>
+      </w:r>
+    </w:p>
+    <w:p>
+      <w:pPr>
+        <w:spacing w:line="360" w:lineRule="auto"/>
+        <w:jc w:val="both"/>
+        <w:ind w:firstLine="709"/>
+      </w:pPr>
+      <w:r>
+        <w:rPr>
+          <w:rFonts w:ascii="Times New Roman" w:hAnsi="Times New Roman" w:cs="Times New Roman"/>
+          <w:sz w:val="28"/>
+          <w:szCs w:val="28"/>
+        </w:rPr>
+        <w:t xml:space="preserve">— характер обрабатываемой в АС больницы информации (персональные данные пациентов и сотрудников медицинской организации-оператора, включая специальные категории) и связанные с ней негативные последствия не предполагают применения нарушителями инструментов, разработанных самостоятельно для эксплуатации неизвестных уязвимостей, либо использования недекларированных возможностей и закладок, встроенных в компоненты систем и сетей;</w:t>
+      </w:r>
+    </w:p>
+    <w:p>
+      <w:pPr>
+        <w:spacing w:line="360" w:lineRule="auto"/>
+        <w:jc w:val="both"/>
+        <w:ind w:firstLine="709"/>
+      </w:pPr>
+      <w:r>
+        <w:rPr>
+          <w:rFonts w:ascii="Times New Roman" w:hAnsi="Times New Roman" w:cs="Times New Roman"/>
+          <w:sz w:val="28"/>
+          <w:szCs w:val="28"/>
+        </w:rPr>
+        <w:t xml:space="preserve">— стоимость и сложность подготовки атак нарушителей с уровнями Н3 и Н4 несоразмерны потенциальной выгоде от их реализации применительно к АС больницы.</w:t>
+      </w:r>
+    </w:p>
+    <w:p>
+      <w:pPr>
+        <w:spacing w:line="360" w:lineRule="auto"/>
+        <w:jc w:val="both"/>
+        <w:ind w:firstLine="709"/>
+      </w:pPr>
+      <w:r>
+        <w:rPr>
+          <w:rFonts w:ascii="Times New Roman" w:hAnsi="Times New Roman" w:cs="Times New Roman"/>
+          <w:sz w:val="28"/>
+          <w:szCs w:val="28"/>
+        </w:rPr>
+        <w:t xml:space="preserve">Описание возможностей актуальных нарушителей по реализации ими угроз безопасности информации применительно к назначению, составу и архитектуре АС больницы представлено в таблице 14.</w:t>
+      </w:r>
+    </w:p>
+    <w:tbl>
+      <w:tblPr>
+        <w:tblW w:w="5000" w:type="pct"/>
+        <w:tblBorders>
+          <w:top w:val="single" w:sz="4" w:space="0" w:color="000000"/>
+          <w:left w:val="single" w:sz="4" w:space="0" w:color="000000"/>
+          <w:bottom w:val="single" w:sz="4" w:space="0" w:color="000000"/>
+          <w:right w:val="single" w:sz="4" w:space="0" w:color="000000"/>
+          <w:insideH w:val="single" w:sz="4" w:space="0" w:color="000000"/>
+          <w:insideV w:val="single" w:sz="4" w:space="0" w:color="000000"/>
+        </w:tblBorders>
+        <w:tblLayout w:type="autofit"/>
+      </w:tblPr>
+      <w:tr>
+        <w:tc>
+          <w:tcPr>
+            <w:tcW w:w="0" w:type="auto"/>
+          </w:tcPr>
+          <w:p>
+            <w:pPr>
+              <w:spacing w:line="276" w:lineRule="auto"/>
+              <w:jc w:val="center"/>
+            </w:pPr>
+            <w:r>
+              <w:rPr>
+                <w:rFonts w:ascii="Times New Roman" w:hAnsi="Times New Roman" w:cs="Times New Roman"/>
+                <w:b/>
+                <w:bCs/>
+                <w:sz w:val="28"/>
+                <w:szCs w:val="28"/>
+              </w:rPr>
+              <w:t xml:space="preserve">Таблица 14 — Уровни возможностей нарушителей по реализации угроз безопасности информации</w:t>
+            </w:r>
+          </w:p>
+        </w:tc>
+      </w:tr>
+      <w:tr>
+        <w:tc>
+          <w:tcPr>
+            <w:tcW w:w="0" w:type="auto"/>
+          </w:tcPr>
+          <w:p>
+            <w:pPr>
+              <w:spacing w:line="276" w:lineRule="auto"/>
+              <w:jc w:val="left"/>
+            </w:pPr>
+            <w:r>
+              <w:rPr>
+                <w:rFonts w:ascii="Times New Roman" w:hAnsi="Times New Roman" w:cs="Times New Roman"/>
+                <w:sz w:val="28"/>
+                <w:szCs w:val="28"/>
+              </w:rPr>
+              <w:t xml:space="preserve">№</w:t>
+            </w:r>
+          </w:p>
+        </w:tc>
+        <w:tc>
+          <w:tcPr>
+            <w:tcW w:w="0" w:type="auto"/>
+          </w:tcPr>
+          <w:p>
+            <w:pPr>
+              <w:spacing w:line="276" w:lineRule="auto"/>
+              <w:jc w:val="left"/>
+            </w:pPr>
+            <w:r>
+              <w:rPr>
+                <w:rFonts w:ascii="Times New Roman" w:hAnsi="Times New Roman" w:cs="Times New Roman"/>
+                <w:sz w:val="28"/>
+                <w:szCs w:val="28"/>
+              </w:rPr>
+              <w:t xml:space="preserve">Уровень возможностей нарушителей</w:t>
+            </w:r>
+          </w:p>
+        </w:tc>
+        <w:tc>
+          <w:tcPr>
+            <w:tcW w:w="0" w:type="auto"/>
+          </w:tcPr>
+          <w:p>
+            <w:pPr>
+              <w:spacing w:line="276" w:lineRule="auto"/>
+              <w:jc w:val="left"/>
+            </w:pPr>
+            <w:r>
+              <w:rPr>
+                <w:rFonts w:ascii="Times New Roman" w:hAnsi="Times New Roman" w:cs="Times New Roman"/>
+                <w:sz w:val="28"/>
+                <w:szCs w:val="28"/>
+              </w:rPr>
+              <w:t xml:space="preserve">Возможности нарушителей по реализации угроз безопасности информации</w:t>
+            </w:r>
+          </w:p>
+        </w:tc>
+        <w:tc>
+          <w:tcPr>
+            <w:tcW w:w="0" w:type="auto"/>
+          </w:tcPr>
+          <w:p>
+            <w:pPr>
+              <w:spacing w:line="276" w:lineRule="auto"/>
+              <w:jc w:val="left"/>
+            </w:pPr>
+            <w:r>
+              <w:rPr>
+                <w:rFonts w:ascii="Times New Roman" w:hAnsi="Times New Roman" w:cs="Times New Roman"/>
+                <w:sz w:val="28"/>
+                <w:szCs w:val="28"/>
+              </w:rPr>
+              <w:t xml:space="preserve">Виды нарушителей</w:t>
+            </w:r>
+          </w:p>
+        </w:tc>
+      </w:tr>
+      <w:tr>
+        <w:tc>
+          <w:tcPr>
+            <w:tcW w:w="0" w:type="auto"/>
+          </w:tcPr>
+          <w:p>
+            <w:pPr>
+              <w:spacing w:line="276" w:lineRule="auto"/>
+              <w:jc w:val="left"/>
+            </w:pPr>
+            <w:r>
+              <w:rPr>
+                <w:rFonts w:ascii="Times New Roman" w:hAnsi="Times New Roman" w:cs="Times New Roman"/>
+                <w:sz w:val="28"/>
+                <w:szCs w:val="28"/>
+              </w:rPr>
+              <w:t xml:space="preserve">Н1</w:t>
+            </w:r>
+          </w:p>
+        </w:tc>
+        <w:tc>
+          <w:tcPr>
+            <w:tcW w:w="0" w:type="auto"/>
+          </w:tcPr>
+          <w:p>
+            <w:pPr>
+              <w:spacing w:line="276" w:lineRule="auto"/>
+              <w:jc w:val="left"/>
+            </w:pPr>
+            <w:r>
+              <w:rPr>
+                <w:rFonts w:ascii="Times New Roman" w:hAnsi="Times New Roman" w:cs="Times New Roman"/>
+                <w:sz w:val="28"/>
+                <w:szCs w:val="28"/>
+              </w:rPr>
+              <w:t xml:space="preserve">Нарушитель, обладающий базовыми возможностями</w:t>
+            </w:r>
+          </w:p>
+        </w:tc>
+        <w:tc>
+          <w:tcPr>
+            <w:tcW w:w="0" w:type="auto"/>
+          </w:tcPr>
+          <w:p>
+            <w:pPr>
+              <w:spacing w:line="276" w:lineRule="auto"/>
+              <w:jc w:val="left"/>
+            </w:pPr>
+            <w:r>
+              <w:rPr>
+                <w:rFonts w:ascii="Times New Roman" w:hAnsi="Times New Roman" w:cs="Times New Roman"/>
+                <w:sz w:val="28"/>
+                <w:szCs w:val="28"/>
+              </w:rPr>
+              <w:t xml:space="preserve">Имеет возможность реализовывать только известные угрозы, направленные на известные (документированные) уязвимости, с использованием общедоступных инструментов. Обладает базовыми компьютерными знаниями на уровне пользователя. Имеет возможность реализации угроз за счёт физических воздействий на технические средства при наличии физического доступа к ним</w:t>
+            </w:r>
+          </w:p>
+        </w:tc>
+        <w:tc>
+          <w:tcPr>
+            <w:tcW w:w="0" w:type="auto"/>
+          </w:tcPr>
+          <w:p>
+            <w:pPr>
+              <w:spacing w:line="276" w:lineRule="auto"/>
+              <w:jc w:val="left"/>
+            </w:pPr>
+            <w:r>
+              <w:rPr>
+                <w:rFonts w:ascii="Times New Roman" w:hAnsi="Times New Roman" w:cs="Times New Roman"/>
+                <w:sz w:val="28"/>
+                <w:szCs w:val="28"/>
+              </w:rPr>
+              <w:t xml:space="preserve">Отдельные физические лица (хакеры); лица, обеспечивающие поставку программных, программно-аппаратных средств, обеспечивающих систем; лица, обеспечивающие функционирование систем и сетей или обеспечивающие системы оператора; авторизованные пользователи систем и сетей (медицинский и административный персонал); бывшие (уволенные) работники (пользователи)</w:t>
+            </w:r>
+          </w:p>
+        </w:tc>
+      </w:tr>
+      <w:tr>
+        <w:tc>
+          <w:tcPr>
+            <w:tcW w:w="0" w:type="auto"/>
+          </w:tcPr>
+          <w:p>
+            <w:pPr>
+              <w:spacing w:line="276" w:lineRule="auto"/>
+              <w:jc w:val="left"/>
+            </w:pPr>
+            <w:r>
+              <w:rPr>
+                <w:rFonts w:ascii="Times New Roman" w:hAnsi="Times New Roman" w:cs="Times New Roman"/>
+                <w:sz w:val="28"/>
+                <w:szCs w:val="28"/>
+              </w:rPr>
+              <w:t xml:space="preserve">Н2</w:t>
+            </w:r>
+          </w:p>
+        </w:tc>
+        <w:tc>
+          <w:tcPr>
+            <w:tcW w:w="0" w:type="auto"/>
+          </w:tcPr>
+          <w:p>
+            <w:pPr>
+              <w:spacing w:line="276" w:lineRule="auto"/>
+              <w:jc w:val="left"/>
+            </w:pPr>
+            <w:r>
+              <w:rPr>
+                <w:rFonts w:ascii="Times New Roman" w:hAnsi="Times New Roman" w:cs="Times New Roman"/>
+                <w:sz w:val="28"/>
+                <w:szCs w:val="28"/>
+              </w:rPr>
+              <w:t xml:space="preserve">Нарушитель, обладающий базовыми повышенными возможностями</w:t>
+            </w:r>
+          </w:p>
+        </w:tc>
+        <w:tc>
+          <w:tcPr>
+            <w:tcW w:w="0" w:type="auto"/>
+          </w:tcPr>
+          <w:p>
+            <w:pPr>
+              <w:spacing w:line="276" w:lineRule="auto"/>
+              <w:jc w:val="left"/>
+            </w:pPr>
+            <w:r>
+              <w:rPr>
+                <w:rFonts w:ascii="Times New Roman" w:hAnsi="Times New Roman" w:cs="Times New Roman"/>
+                <w:sz w:val="28"/>
+                <w:szCs w:val="28"/>
+              </w:rPr>
+              <w:t xml:space="preserve">Обладает всеми возможностями уровня Н1. Имеет возможность реализовывать угрозы, в том числе направленные на неизвестные (недокументированные) уязвимости, с использованием специально созданных для этого инструментов, свободно распространяемых в сети «Интернет». Хорошо владеет средствами и инструментами, может вносить в них изменения для повышения эффективности атак. Имеет навыки самостоятельного планирования и реализации сценариев угроз. Обладает практическими знаниями о функционировании операционных систем и защитных механизмах. Не имеет возможностей реализации угроз на физически изолированные сегменты систем и сетей</w:t>
+            </w:r>
+          </w:p>
+        </w:tc>
+        <w:tc>
+          <w:tcPr>
+            <w:tcW w:w="0" w:type="auto"/>
+          </w:tcPr>
+          <w:p>
+            <w:pPr>
+              <w:spacing w:line="276" w:lineRule="auto"/>
+              <w:jc w:val="left"/>
+            </w:pPr>
+            <w:r>
+              <w:rPr>
+                <w:rFonts w:ascii="Times New Roman" w:hAnsi="Times New Roman" w:cs="Times New Roman"/>
+                <w:sz w:val="28"/>
+                <w:szCs w:val="28"/>
+              </w:rPr>
+              <w:t xml:space="preserve">Преступные группы (криминальные структуры); поставщики вычислительных услуг, услуг связи; лица, привлекаемые для установки, настройки, испытаний, пусконаладочных и иных видов работ; системные администраторы и администраторы безопасности</w:t>
+            </w:r>
+          </w:p>
+        </w:tc>
+      </w:tr>
+    </w:tbl>
+    <w:p>
+      <w:pPr>
+        <w:spacing w:line="360" w:lineRule="auto"/>
+        <w:jc w:val="both"/>
+      </w:pPr>
+    </w:p>
+    <w:p>
+      <w:pPr>
+        <w:pStyle w:val="Heading2"/>
+        <w:keepNext/>
+        <w:spacing w:line="360" w:lineRule="auto" w:after="240"/>
+        <w:jc w:val="left"/>
+      </w:pPr>
+      <w:r>
+        <w:rPr>
+          <w:rFonts w:ascii="Times New Roman" w:hAnsi="Times New Roman" w:cs="Times New Roman"/>
+          <w:b/>
+          <w:bCs/>
+          <w:sz w:val="28"/>
+          <w:szCs w:val="28"/>
+        </w:rPr>
+        <w:t xml:space="preserve">7.4 Возможность сговора</w:t>
+      </w:r>
+    </w:p>
+    <w:p>
+      <w:pPr>
+        <w:spacing w:line="360" w:lineRule="auto"/>
+        <w:jc w:val="both"/>
+        <w:ind w:firstLine="709"/>
+      </w:pPr>
+      <w:r>
+        <w:rPr>
+          <w:rFonts w:ascii="Times New Roman" w:hAnsi="Times New Roman" w:cs="Times New Roman"/>
+          <w:sz w:val="28"/>
+          <w:szCs w:val="28"/>
+        </w:rPr>
+        <w:t xml:space="preserve">В отношении возможности сговора нарушителей при реализации угроз безопасности информации в АС больницы учитывается следующее:</w:t>
+      </w:r>
+    </w:p>
+    <w:p>
+      <w:pPr>
+        <w:spacing w:line="360" w:lineRule="auto"/>
+        <w:jc w:val="both"/>
+        <w:ind w:firstLine="709"/>
+      </w:pPr>
+      <w:r>
+        <w:rPr>
+          <w:rFonts w:ascii="Times New Roman" w:hAnsi="Times New Roman" w:cs="Times New Roman"/>
+          <w:sz w:val="28"/>
+          <w:szCs w:val="28"/>
+        </w:rPr>
+        <w:t xml:space="preserve">— сговор нарушителей одной категории не приводит к расширению возможностей по несанкционированному воздействию на информацию;</w:t>
+      </w:r>
+    </w:p>
+    <w:p>
+      <w:pPr>
+        <w:spacing w:line="360" w:lineRule="auto"/>
+        <w:jc w:val="both"/>
+        <w:ind w:firstLine="709"/>
+      </w:pPr>
+      <w:r>
+        <w:rPr>
+          <w:rFonts w:ascii="Times New Roman" w:hAnsi="Times New Roman" w:cs="Times New Roman"/>
+          <w:sz w:val="28"/>
+          <w:szCs w:val="28"/>
+        </w:rPr>
+        <w:t xml:space="preserve">— вступившие в сговор нарушители разных категорий обладают возможностями, присущими нарушителю более высокой категории, что также не приводит к расширению возможностей несанкционированного воздействия на информацию (в качестве примера: сговор системного администратора (уровень возможностей Н2) и авторизованного пользователя из числа медицинского персонала (уровень возможностей Н1) расширяет возможности до уровня Н2);</w:t>
+      </w:r>
+    </w:p>
+    <w:p>
+      <w:pPr>
+        <w:spacing w:line="360" w:lineRule="auto"/>
+        <w:jc w:val="both"/>
+        <w:ind w:firstLine="709"/>
+      </w:pPr>
+      <w:r>
+        <w:rPr>
+          <w:rFonts w:ascii="Times New Roman" w:hAnsi="Times New Roman" w:cs="Times New Roman"/>
+          <w:sz w:val="28"/>
+          <w:szCs w:val="28"/>
+        </w:rPr>
+        <w:t xml:space="preserve">— наибольшую опасность с точки зрения возможности сговора представляют сочетания, при которых внешний нарушитель уровня Н2 (преступные группы, поставщики вычислительных услуг или услуг связи) вступает в сговор с внутренним привилегированным нарушителем (системным администратором или администратором безопасности), а также сочетания, при которых авторизованный пользователь из числа медицинского персонала вступает в сговор с лицами, обеспечивающими функционирование систем и сетей или обеспечивающие системы оператора, либо с бывшими (уволенными) работниками;</w:t>
+      </w:r>
+    </w:p>
+    <w:p>
+      <w:pPr>
+        <w:spacing w:line="360" w:lineRule="auto"/>
+        <w:jc w:val="both"/>
+        <w:ind w:firstLine="709"/>
+      </w:pPr>
+      <w:r>
+        <w:rPr>
+          <w:rFonts w:ascii="Times New Roman" w:hAnsi="Times New Roman" w:cs="Times New Roman"/>
+          <w:sz w:val="28"/>
+          <w:szCs w:val="28"/>
+        </w:rPr>
+        <w:t xml:space="preserve">— сговор нарушителей особенно актуален в части передачи третьим лицам сведений, составляющих врачебную тайну, и сведений электронной медицинской карты, а также в части скрытого экспорта баз данных АС больницы и подмены сведений в журналах аудита с целью сокрытия следов несанкционированных действий.</w:t>
+      </w:r>
+    </w:p>
+    <w:p>
+      <w:pPr>
+        <w:spacing w:line="360" w:lineRule="auto"/>
+        <w:jc w:val="both"/>
+        <w:ind w:firstLine="709"/>
+      </w:pPr>
+      <w:r>
+        <w:rPr>
+          <w:rFonts w:ascii="Times New Roman" w:hAnsi="Times New Roman" w:cs="Times New Roman"/>
+          <w:sz w:val="28"/>
+          <w:szCs w:val="28"/>
+        </w:rPr>
+        <w:t xml:space="preserve">Указанные предпосылки учитываются при формировании сценариев реализации актуальных угроз безопасности информации в разделе 9 настоящей Модели угроз.</w:t>
+      </w:r>
+    </w:p>
+    <w:p>
+      <w:pPr>
+        <w:pStyle w:val="Heading2"/>
+        <w:keepNext/>
+        <w:spacing w:line="360" w:lineRule="auto" w:after="240"/>
+        <w:jc w:val="left"/>
+      </w:pPr>
+      <w:r>
+        <w:rPr>
+          <w:rFonts w:ascii="Times New Roman" w:hAnsi="Times New Roman" w:cs="Times New Roman"/>
+          <w:b/>
+          <w:bCs/>
+          <w:sz w:val="28"/>
+          <w:szCs w:val="28"/>
+        </w:rPr>
+        <w:t xml:space="preserve">7.5 Возможные цели реализации угроз безопасности информации</w:t>
+      </w:r>
+    </w:p>
+    <w:p>
+      <w:pPr>
+        <w:spacing w:line="360" w:lineRule="auto"/>
+        <w:jc w:val="both"/>
+        <w:ind w:firstLine="709"/>
+      </w:pPr>
+      <w:r>
+        <w:rPr>
+          <w:rFonts w:ascii="Times New Roman" w:hAnsi="Times New Roman" w:cs="Times New Roman"/>
+          <w:sz w:val="28"/>
+          <w:szCs w:val="28"/>
+        </w:rPr>
+        <w:t xml:space="preserve">Возможные цели реализации актуальными нарушителями угроз безопасности информации применительно к АС больницы и их соотнесение с видами риска (ущерба), определёнными в разделе 5 настоящей Модели угроз, представлены в таблице 15.</w:t>
+      </w:r>
+    </w:p>
+    <w:tbl>
+      <w:tblPr>
+        <w:tblW w:w="5000" w:type="pct"/>
+        <w:tblBorders>
+          <w:top w:val="single" w:sz="4" w:space="0" w:color="000000"/>
+          <w:left w:val="single" w:sz="4" w:space="0" w:color="000000"/>
+          <w:bottom w:val="single" w:sz="4" w:space="0" w:color="000000"/>
+          <w:right w:val="single" w:sz="4" w:space="0" w:color="000000"/>
+          <w:insideH w:val="single" w:sz="4" w:space="0" w:color="000000"/>
+          <w:insideV w:val="single" w:sz="4" w:space="0" w:color="000000"/>
+        </w:tblBorders>
+        <w:tblLayout w:type="autofit"/>
+      </w:tblPr>
+      <w:tr>
+        <w:tc>
+          <w:tcPr>
+            <w:tcW w:w="0" w:type="auto"/>
+          </w:tcPr>
+          <w:p>
+            <w:pPr>
+              <w:spacing w:line="276" w:lineRule="auto"/>
+              <w:jc w:val="center"/>
+            </w:pPr>
+            <w:r>
+              <w:rPr>
+                <w:rFonts w:ascii="Times New Roman" w:hAnsi="Times New Roman" w:cs="Times New Roman"/>
+                <w:b/>
+                <w:bCs/>
+                <w:sz w:val="28"/>
+                <w:szCs w:val="28"/>
+              </w:rPr>
+              <w:t xml:space="preserve">Таблица 15 — Возможные цели реализации актуальными нарушителями угроз безопасности информации</w:t>
+            </w:r>
+          </w:p>
+        </w:tc>
+      </w:tr>
+      <w:tr>
+        <w:tc>
+          <w:tcPr>
+            <w:tcW w:w="0" w:type="auto"/>
+          </w:tcPr>
+          <w:p>
+            <w:pPr>
+              <w:spacing w:line="276" w:lineRule="auto"/>
+              <w:jc w:val="left"/>
+            </w:pPr>
+            <w:r>
+              <w:rPr>
+                <w:rFonts w:ascii="Times New Roman" w:hAnsi="Times New Roman" w:cs="Times New Roman"/>
+                <w:sz w:val="28"/>
+                <w:szCs w:val="28"/>
+              </w:rPr>
+              <w:t xml:space="preserve">№</w:t>
+            </w:r>
+          </w:p>
+        </w:tc>
+        <w:tc>
+          <w:tcPr>
+            <w:tcW w:w="0" w:type="auto"/>
+          </w:tcPr>
+          <w:p>
+            <w:pPr>
+              <w:spacing w:line="276" w:lineRule="auto"/>
+              <w:jc w:val="left"/>
+            </w:pPr>
+            <w:r>
+              <w:rPr>
+                <w:rFonts w:ascii="Times New Roman" w:hAnsi="Times New Roman" w:cs="Times New Roman"/>
+                <w:sz w:val="28"/>
+                <w:szCs w:val="28"/>
+              </w:rPr>
+              <w:t xml:space="preserve">Вид нарушителя</w:t>
+            </w:r>
+          </w:p>
+        </w:tc>
+        <w:tc>
+          <w:tcPr>
+            <w:tcW w:w="0" w:type="auto"/>
+          </w:tcPr>
+          <w:p>
+            <w:pPr>
+              <w:spacing w:line="276" w:lineRule="auto"/>
+              <w:jc w:val="left"/>
+            </w:pPr>
+            <w:r>
+              <w:rPr>
+                <w:rFonts w:ascii="Times New Roman" w:hAnsi="Times New Roman" w:cs="Times New Roman"/>
+                <w:sz w:val="28"/>
+                <w:szCs w:val="28"/>
+              </w:rPr>
+              <w:t xml:space="preserve">Цели реализации угроз безопасности информации</w:t>
+            </w:r>
+          </w:p>
+        </w:tc>
+        <w:tc>
+          <w:tcPr>
+            <w:tcW w:w="0" w:type="auto"/>
+          </w:tcPr>
+          <w:p>
+            <w:pPr>
+              <w:spacing w:line="276" w:lineRule="auto"/>
+              <w:jc w:val="left"/>
+            </w:pPr>
+            <w:r>
+              <w:rPr>
+                <w:rFonts w:ascii="Times New Roman" w:hAnsi="Times New Roman" w:cs="Times New Roman"/>
+                <w:sz w:val="28"/>
+                <w:szCs w:val="28"/>
+              </w:rPr>
+              <w:t xml:space="preserve">Вид риска (ущерба)</w:t>
+            </w:r>
+          </w:p>
+        </w:tc>
+      </w:tr>
+      <w:tr>
+        <w:tc>
+          <w:tcPr>
+            <w:tcW w:w="0" w:type="auto"/>
+          </w:tcPr>
+          <w:p>
+            <w:pPr>
+              <w:spacing w:line="276" w:lineRule="auto"/>
+              <w:jc w:val="left"/>
+            </w:pPr>
+            <w:r>
+              <w:rPr>
+                <w:rFonts w:ascii="Times New Roman" w:hAnsi="Times New Roman" w:cs="Times New Roman"/>
+                <w:sz w:val="28"/>
+                <w:szCs w:val="28"/>
+              </w:rPr>
+              <w:t xml:space="preserve">1</w:t>
+            </w:r>
+          </w:p>
+        </w:tc>
+        <w:tc>
+          <w:tcPr>
+            <w:tcW w:w="0" w:type="auto"/>
+          </w:tcPr>
+          <w:p>
+            <w:pPr>
+              <w:spacing w:line="276" w:lineRule="auto"/>
+              <w:jc w:val="left"/>
+            </w:pPr>
+            <w:r>
+              <w:rPr>
+                <w:rFonts w:ascii="Times New Roman" w:hAnsi="Times New Roman" w:cs="Times New Roman"/>
+                <w:sz w:val="28"/>
+                <w:szCs w:val="28"/>
+              </w:rPr>
+              <w:t xml:space="preserve">Преступные группы (криминальные структуры)</w:t>
+            </w:r>
+          </w:p>
+        </w:tc>
+        <w:tc>
+          <w:tcPr>
+            <w:tcW w:w="0" w:type="auto"/>
+          </w:tcPr>
+          <w:p>
+            <w:pPr>
+              <w:spacing w:line="276" w:lineRule="auto"/>
+              <w:jc w:val="left"/>
+            </w:pPr>
+            <w:r>
+              <w:rPr>
+                <w:rFonts w:ascii="Times New Roman" w:hAnsi="Times New Roman" w:cs="Times New Roman"/>
+                <w:sz w:val="28"/>
+                <w:szCs w:val="28"/>
+              </w:rPr>
+              <w:t xml:space="preserve">Получение финансовой или иной материальной выгоды (продажа базы персональных данных пациентов, сведений электронных медицинских карт; шантаж медицинской организации-оператора; требование выкупа за расшифрование данных, заражённых программами-шифровальщиками); желание самореализации</w:t>
+            </w:r>
+          </w:p>
+        </w:tc>
+        <w:tc>
+          <w:tcPr>
+            <w:tcW w:w="0" w:type="auto"/>
+          </w:tcPr>
+          <w:p>
+            <w:pPr>
+              <w:spacing w:line="276" w:lineRule="auto"/>
+              <w:jc w:val="left"/>
+            </w:pPr>
+            <w:r>
+              <w:rPr>
+                <w:rFonts w:ascii="Times New Roman" w:hAnsi="Times New Roman" w:cs="Times New Roman"/>
+                <w:sz w:val="28"/>
+                <w:szCs w:val="28"/>
+              </w:rPr>
+              <w:t xml:space="preserve">У1; У2</w:t>
+            </w:r>
+          </w:p>
+        </w:tc>
+      </w:tr>
+      <w:tr>
+        <w:tc>
+          <w:tcPr>
+            <w:tcW w:w="0" w:type="auto"/>
+          </w:tcPr>
+          <w:p>
+            <w:pPr>
+              <w:spacing w:line="276" w:lineRule="auto"/>
+              <w:jc w:val="left"/>
+            </w:pPr>
+            <w:r>
+              <w:rPr>
+                <w:rFonts w:ascii="Times New Roman" w:hAnsi="Times New Roman" w:cs="Times New Roman"/>
+                <w:sz w:val="28"/>
+                <w:szCs w:val="28"/>
+              </w:rPr>
+              <w:t xml:space="preserve">2</w:t>
+            </w:r>
+          </w:p>
+        </w:tc>
+        <w:tc>
+          <w:tcPr>
+            <w:tcW w:w="0" w:type="auto"/>
+          </w:tcPr>
+          <w:p>
+            <w:pPr>
+              <w:spacing w:line="276" w:lineRule="auto"/>
+              <w:jc w:val="left"/>
+            </w:pPr>
+            <w:r>
+              <w:rPr>
+                <w:rFonts w:ascii="Times New Roman" w:hAnsi="Times New Roman" w:cs="Times New Roman"/>
+                <w:sz w:val="28"/>
+                <w:szCs w:val="28"/>
+              </w:rPr>
+              <w:t xml:space="preserve">Отдельные физические лица (хакеры)</w:t>
+            </w:r>
+          </w:p>
+        </w:tc>
+        <w:tc>
+          <w:tcPr>
+            <w:tcW w:w="0" w:type="auto"/>
+          </w:tcPr>
+          <w:p>
+            <w:pPr>
+              <w:spacing w:line="276" w:lineRule="auto"/>
+              <w:jc w:val="left"/>
+            </w:pPr>
+            <w:r>
+              <w:rPr>
+                <w:rFonts w:ascii="Times New Roman" w:hAnsi="Times New Roman" w:cs="Times New Roman"/>
+                <w:sz w:val="28"/>
+                <w:szCs w:val="28"/>
+              </w:rPr>
+              <w:t xml:space="preserve">Получение финансовой или иной материальной выгоды; любопытство или желание самореализации (подтверждение статуса); идеологические мотивы (хактивизм)</w:t>
+            </w:r>
+          </w:p>
+        </w:tc>
+        <w:tc>
+          <w:tcPr>
+            <w:tcW w:w="0" w:type="auto"/>
+          </w:tcPr>
+          <w:p>
+            <w:pPr>
+              <w:spacing w:line="276" w:lineRule="auto"/>
+              <w:jc w:val="left"/>
+            </w:pPr>
+            <w:r>
+              <w:rPr>
+                <w:rFonts w:ascii="Times New Roman" w:hAnsi="Times New Roman" w:cs="Times New Roman"/>
+                <w:sz w:val="28"/>
+                <w:szCs w:val="28"/>
+              </w:rPr>
+              <w:t xml:space="preserve">У1; У2</w:t>
+            </w:r>
+          </w:p>
+        </w:tc>
+      </w:tr>
+      <w:tr>
+        <w:tc>
+          <w:tcPr>
+            <w:tcW w:w="0" w:type="auto"/>
+          </w:tcPr>
+          <w:p>
+            <w:pPr>
+              <w:spacing w:line="276" w:lineRule="auto"/>
+              <w:jc w:val="left"/>
+            </w:pPr>
+            <w:r>
+              <w:rPr>
+                <w:rFonts w:ascii="Times New Roman" w:hAnsi="Times New Roman" w:cs="Times New Roman"/>
+                <w:sz w:val="28"/>
+                <w:szCs w:val="28"/>
+              </w:rPr>
+              <w:t xml:space="preserve">3</w:t>
+            </w:r>
+          </w:p>
+        </w:tc>
+        <w:tc>
+          <w:tcPr>
+            <w:tcW w:w="0" w:type="auto"/>
+          </w:tcPr>
+          <w:p>
+            <w:pPr>
+              <w:spacing w:line="276" w:lineRule="auto"/>
+              <w:jc w:val="left"/>
+            </w:pPr>
+            <w:r>
+              <w:rPr>
+                <w:rFonts w:ascii="Times New Roman" w:hAnsi="Times New Roman" w:cs="Times New Roman"/>
+                <w:sz w:val="28"/>
+                <w:szCs w:val="28"/>
+              </w:rPr>
+              <w:t xml:space="preserve">Лица, обеспечивающие поставку программных, программно-аппаратных средств, обеспечивающих систем</w:t>
+            </w:r>
+          </w:p>
+        </w:tc>
+        <w:tc>
+          <w:tcPr>
+            <w:tcW w:w="0" w:type="auto"/>
+          </w:tcPr>
+          <w:p>
+            <w:pPr>
+              <w:spacing w:line="276" w:lineRule="auto"/>
+              <w:jc w:val="left"/>
+            </w:pPr>
+            <w:r>
+              <w:rPr>
+                <w:rFonts w:ascii="Times New Roman" w:hAnsi="Times New Roman" w:cs="Times New Roman"/>
+                <w:sz w:val="28"/>
+                <w:szCs w:val="28"/>
+              </w:rPr>
+              <w:t xml:space="preserve">Получение финансовой или иной материальной выгоды; получение конкурентных преимуществ; непреднамеренные, неосторожные или неквалифицированные действия</w:t>
+            </w:r>
+          </w:p>
+        </w:tc>
+        <w:tc>
+          <w:tcPr>
+            <w:tcW w:w="0" w:type="auto"/>
+          </w:tcPr>
+          <w:p>
+            <w:pPr>
+              <w:spacing w:line="276" w:lineRule="auto"/>
+              <w:jc w:val="left"/>
+            </w:pPr>
+            <w:r>
+              <w:rPr>
+                <w:rFonts w:ascii="Times New Roman" w:hAnsi="Times New Roman" w:cs="Times New Roman"/>
+                <w:sz w:val="28"/>
+                <w:szCs w:val="28"/>
+              </w:rPr>
+              <w:t xml:space="preserve">У1; У2</w:t>
+            </w:r>
+          </w:p>
+        </w:tc>
+      </w:tr>
+      <w:tr>
+        <w:tc>
+          <w:tcPr>
+            <w:tcW w:w="0" w:type="auto"/>
+          </w:tcPr>
+          <w:p>
+            <w:pPr>
+              <w:spacing w:line="276" w:lineRule="auto"/>
+              <w:jc w:val="left"/>
+            </w:pPr>
+            <w:r>
+              <w:rPr>
+                <w:rFonts w:ascii="Times New Roman" w:hAnsi="Times New Roman" w:cs="Times New Roman"/>
+                <w:sz w:val="28"/>
+                <w:szCs w:val="28"/>
+              </w:rPr>
+              <w:t xml:space="preserve">4</w:t>
+            </w:r>
+          </w:p>
+        </w:tc>
+        <w:tc>
+          <w:tcPr>
+            <w:tcW w:w="0" w:type="auto"/>
+          </w:tcPr>
+          <w:p>
+            <w:pPr>
+              <w:spacing w:line="276" w:lineRule="auto"/>
+              <w:jc w:val="left"/>
+            </w:pPr>
+            <w:r>
+              <w:rPr>
+                <w:rFonts w:ascii="Times New Roman" w:hAnsi="Times New Roman" w:cs="Times New Roman"/>
+                <w:sz w:val="28"/>
+                <w:szCs w:val="28"/>
+              </w:rPr>
+              <w:t xml:space="preserve">Поставщики вычислительных услуг, услуг связи</w:t>
+            </w:r>
+          </w:p>
+        </w:tc>
+        <w:tc>
+          <w:tcPr>
+            <w:tcW w:w="0" w:type="auto"/>
+          </w:tcPr>
+          <w:p>
+            <w:pPr>
+              <w:spacing w:line="276" w:lineRule="auto"/>
+              <w:jc w:val="left"/>
+            </w:pPr>
+            <w:r>
+              <w:rPr>
+                <w:rFonts w:ascii="Times New Roman" w:hAnsi="Times New Roman" w:cs="Times New Roman"/>
+                <w:sz w:val="28"/>
+                <w:szCs w:val="28"/>
+              </w:rPr>
+              <w:t xml:space="preserve">Получение финансовой или иной материальной выгоды; получение конкурентных преимуществ; непреднамеренные, неосторожные или неквалифицированные действия</w:t>
+            </w:r>
+          </w:p>
+        </w:tc>
+        <w:tc>
+          <w:tcPr>
+            <w:tcW w:w="0" w:type="auto"/>
+          </w:tcPr>
+          <w:p>
+            <w:pPr>
+              <w:spacing w:line="276" w:lineRule="auto"/>
+              <w:jc w:val="left"/>
+            </w:pPr>
+            <w:r>
+              <w:rPr>
+                <w:rFonts w:ascii="Times New Roman" w:hAnsi="Times New Roman" w:cs="Times New Roman"/>
+                <w:sz w:val="28"/>
+                <w:szCs w:val="28"/>
+              </w:rPr>
+              <w:t xml:space="preserve">У1; У2</w:t>
+            </w:r>
+          </w:p>
+        </w:tc>
+      </w:tr>
+      <w:tr>
+        <w:tc>
+          <w:tcPr>
+            <w:tcW w:w="0" w:type="auto"/>
+          </w:tcPr>
+          <w:p>
+            <w:pPr>
+              <w:spacing w:line="276" w:lineRule="auto"/>
+              <w:jc w:val="left"/>
+            </w:pPr>
+            <w:r>
+              <w:rPr>
+                <w:rFonts w:ascii="Times New Roman" w:hAnsi="Times New Roman" w:cs="Times New Roman"/>
+                <w:sz w:val="28"/>
+                <w:szCs w:val="28"/>
+              </w:rPr>
+              <w:t xml:space="preserve">5</w:t>
+            </w:r>
+          </w:p>
+        </w:tc>
+        <w:tc>
+          <w:tcPr>
+            <w:tcW w:w="0" w:type="auto"/>
+          </w:tcPr>
+          <w:p>
+            <w:pPr>
+              <w:spacing w:line="276" w:lineRule="auto"/>
+              <w:jc w:val="left"/>
+            </w:pPr>
+            <w:r>
+              <w:rPr>
+                <w:rFonts w:ascii="Times New Roman" w:hAnsi="Times New Roman" w:cs="Times New Roman"/>
+                <w:sz w:val="28"/>
+                <w:szCs w:val="28"/>
+              </w:rPr>
+              <w:t xml:space="preserve">Лица, привлекаемые для установки, настройки, испытаний, пусконаладочных и иных видов работ</w:t>
+            </w:r>
+          </w:p>
+        </w:tc>
+        <w:tc>
+          <w:tcPr>
+            <w:tcW w:w="0" w:type="auto"/>
+          </w:tcPr>
+          <w:p>
+            <w:pPr>
+              <w:spacing w:line="276" w:lineRule="auto"/>
+              <w:jc w:val="left"/>
+            </w:pPr>
+            <w:r>
+              <w:rPr>
+                <w:rFonts w:ascii="Times New Roman" w:hAnsi="Times New Roman" w:cs="Times New Roman"/>
+                <w:sz w:val="28"/>
+                <w:szCs w:val="28"/>
+              </w:rPr>
+              <w:t xml:space="preserve">Получение финансовой или иной материальной выгоды; получение конкурентных преимуществ; непреднамеренные, неосторожные или неквалифицированные действия</w:t>
+            </w:r>
+          </w:p>
+        </w:tc>
+        <w:tc>
+          <w:tcPr>
+            <w:tcW w:w="0" w:type="auto"/>
+          </w:tcPr>
+          <w:p>
+            <w:pPr>
+              <w:spacing w:line="276" w:lineRule="auto"/>
+              <w:jc w:val="left"/>
+            </w:pPr>
+            <w:r>
+              <w:rPr>
+                <w:rFonts w:ascii="Times New Roman" w:hAnsi="Times New Roman" w:cs="Times New Roman"/>
+                <w:sz w:val="28"/>
+                <w:szCs w:val="28"/>
+              </w:rPr>
+              <w:t xml:space="preserve">У1; У2</w:t>
+            </w:r>
+          </w:p>
+        </w:tc>
+      </w:tr>
+      <w:tr>
+        <w:tc>
+          <w:tcPr>
+            <w:tcW w:w="0" w:type="auto"/>
+          </w:tcPr>
+          <w:p>
+            <w:pPr>
+              <w:spacing w:line="276" w:lineRule="auto"/>
+              <w:jc w:val="left"/>
+            </w:pPr>
+            <w:r>
+              <w:rPr>
+                <w:rFonts w:ascii="Times New Roman" w:hAnsi="Times New Roman" w:cs="Times New Roman"/>
+                <w:sz w:val="28"/>
+                <w:szCs w:val="28"/>
+              </w:rPr>
+              <w:t xml:space="preserve">6</w:t>
+            </w:r>
+          </w:p>
+        </w:tc>
+        <w:tc>
+          <w:tcPr>
+            <w:tcW w:w="0" w:type="auto"/>
+          </w:tcPr>
+          <w:p>
+            <w:pPr>
+              <w:spacing w:line="276" w:lineRule="auto"/>
+              <w:jc w:val="left"/>
+            </w:pPr>
+            <w:r>
+              <w:rPr>
+                <w:rFonts w:ascii="Times New Roman" w:hAnsi="Times New Roman" w:cs="Times New Roman"/>
+                <w:sz w:val="28"/>
+                <w:szCs w:val="28"/>
+              </w:rPr>
+              <w:t xml:space="preserve">Лица, обеспечивающие функционирование систем и сетей или обеспечивающие системы оператора</w:t>
+            </w:r>
+          </w:p>
+        </w:tc>
+        <w:tc>
+          <w:tcPr>
+            <w:tcW w:w="0" w:type="auto"/>
+          </w:tcPr>
+          <w:p>
+            <w:pPr>
+              <w:spacing w:line="276" w:lineRule="auto"/>
+              <w:jc w:val="left"/>
+            </w:pPr>
+            <w:r>
+              <w:rPr>
+                <w:rFonts w:ascii="Times New Roman" w:hAnsi="Times New Roman" w:cs="Times New Roman"/>
+                <w:sz w:val="28"/>
+                <w:szCs w:val="28"/>
+              </w:rPr>
+              <w:t xml:space="preserve">Получение финансовой или иной материальной выгоды; непреднамеренные, неосторожные или неквалифицированные действия</w:t>
+            </w:r>
+          </w:p>
+        </w:tc>
+        <w:tc>
+          <w:tcPr>
+            <w:tcW w:w="0" w:type="auto"/>
+          </w:tcPr>
+          <w:p>
+            <w:pPr>
+              <w:spacing w:line="276" w:lineRule="auto"/>
+              <w:jc w:val="left"/>
+            </w:pPr>
+            <w:r>
+              <w:rPr>
+                <w:rFonts w:ascii="Times New Roman" w:hAnsi="Times New Roman" w:cs="Times New Roman"/>
+                <w:sz w:val="28"/>
+                <w:szCs w:val="28"/>
+              </w:rPr>
+              <w:t xml:space="preserve">У1; У2</w:t>
+            </w:r>
+          </w:p>
+        </w:tc>
+      </w:tr>
+      <w:tr>
+        <w:tc>
+          <w:tcPr>
+            <w:tcW w:w="0" w:type="auto"/>
+          </w:tcPr>
+          <w:p>
+            <w:pPr>
+              <w:spacing w:line="276" w:lineRule="auto"/>
+              <w:jc w:val="left"/>
+            </w:pPr>
+            <w:r>
+              <w:rPr>
+                <w:rFonts w:ascii="Times New Roman" w:hAnsi="Times New Roman" w:cs="Times New Roman"/>
+                <w:sz w:val="28"/>
+                <w:szCs w:val="28"/>
+              </w:rPr>
+              <w:t xml:space="preserve">7</w:t>
+            </w:r>
+          </w:p>
+        </w:tc>
+        <w:tc>
+          <w:tcPr>
+            <w:tcW w:w="0" w:type="auto"/>
+          </w:tcPr>
+          <w:p>
+            <w:pPr>
+              <w:spacing w:line="276" w:lineRule="auto"/>
+              <w:jc w:val="left"/>
+            </w:pPr>
+            <w:r>
+              <w:rPr>
+                <w:rFonts w:ascii="Times New Roman" w:hAnsi="Times New Roman" w:cs="Times New Roman"/>
+                <w:sz w:val="28"/>
+                <w:szCs w:val="28"/>
+              </w:rPr>
+              <w:t xml:space="preserve">Авторизованные пользователи систем и сетей (медицинский и административный персонал медицинской организации-оператора)</w:t>
+            </w:r>
+          </w:p>
+        </w:tc>
+        <w:tc>
+          <w:tcPr>
+            <w:tcW w:w="0" w:type="auto"/>
+          </w:tcPr>
+          <w:p>
+            <w:pPr>
+              <w:spacing w:line="276" w:lineRule="auto"/>
+              <w:jc w:val="left"/>
+            </w:pPr>
+            <w:r>
+              <w:rPr>
+                <w:rFonts w:ascii="Times New Roman" w:hAnsi="Times New Roman" w:cs="Times New Roman"/>
+                <w:sz w:val="28"/>
+                <w:szCs w:val="28"/>
+              </w:rPr>
+              <w:t xml:space="preserve">Получение финансовой или иной материальной выгоды (продажа сведений электронных медицинских карт, паспортных данных, сведений о состоянии здоровья пациентов); любопытство или желание самореализации; непреднамеренные, неосторожные или неквалифицированные действия; месть за ранее совершённые действия (внесение ложных сведений в электронную медицинскую карту, подмена сведений о назначениях, документов лекарственного обеспечения)</w:t>
+            </w:r>
+          </w:p>
+        </w:tc>
+        <w:tc>
+          <w:tcPr>
+            <w:tcW w:w="0" w:type="auto"/>
+          </w:tcPr>
+          <w:p>
+            <w:pPr>
+              <w:spacing w:line="276" w:lineRule="auto"/>
+              <w:jc w:val="left"/>
+            </w:pPr>
+            <w:r>
+              <w:rPr>
+                <w:rFonts w:ascii="Times New Roman" w:hAnsi="Times New Roman" w:cs="Times New Roman"/>
+                <w:sz w:val="28"/>
+                <w:szCs w:val="28"/>
+              </w:rPr>
+              <w:t xml:space="preserve">У1; У2; У3</w:t>
+            </w:r>
+          </w:p>
+        </w:tc>
+      </w:tr>
+      <w:tr>
+        <w:tc>
+          <w:tcPr>
+            <w:tcW w:w="0" w:type="auto"/>
+          </w:tcPr>
+          <w:p>
+            <w:pPr>
+              <w:spacing w:line="276" w:lineRule="auto"/>
+              <w:jc w:val="left"/>
+            </w:pPr>
+            <w:r>
+              <w:rPr>
+                <w:rFonts w:ascii="Times New Roman" w:hAnsi="Times New Roman" w:cs="Times New Roman"/>
+                <w:sz w:val="28"/>
+                <w:szCs w:val="28"/>
+              </w:rPr>
+              <w:t xml:space="preserve">8</w:t>
+            </w:r>
+          </w:p>
+        </w:tc>
+        <w:tc>
+          <w:tcPr>
+            <w:tcW w:w="0" w:type="auto"/>
+          </w:tcPr>
+          <w:p>
+            <w:pPr>
+              <w:spacing w:line="276" w:lineRule="auto"/>
+              <w:jc w:val="left"/>
+            </w:pPr>
+            <w:r>
+              <w:rPr>
+                <w:rFonts w:ascii="Times New Roman" w:hAnsi="Times New Roman" w:cs="Times New Roman"/>
+                <w:sz w:val="28"/>
+                <w:szCs w:val="28"/>
+              </w:rPr>
+              <w:t xml:space="preserve">Системные администраторы и администраторы безопасности</w:t>
+            </w:r>
+          </w:p>
+        </w:tc>
+        <w:tc>
+          <w:tcPr>
+            <w:tcW w:w="0" w:type="auto"/>
+          </w:tcPr>
+          <w:p>
+            <w:pPr>
+              <w:spacing w:line="276" w:lineRule="auto"/>
+              <w:jc w:val="left"/>
+            </w:pPr>
+            <w:r>
+              <w:rPr>
+                <w:rFonts w:ascii="Times New Roman" w:hAnsi="Times New Roman" w:cs="Times New Roman"/>
+                <w:sz w:val="28"/>
+                <w:szCs w:val="28"/>
+              </w:rPr>
+              <w:t xml:space="preserve">Получение финансовой или иной материальной выгоды (продажа всей базы данных АС больницы); любопытство или желание самореализации; непреднамеренные, неосторожные или неквалифицированные действия; месть за ранее совершённые действия (уничтожение базы данных, блокирование системы, отключение средств защиты информации, подмена сведений в журналах аудита)</w:t>
+            </w:r>
+          </w:p>
+        </w:tc>
+        <w:tc>
+          <w:tcPr>
+            <w:tcW w:w="0" w:type="auto"/>
+          </w:tcPr>
+          <w:p>
+            <w:pPr>
+              <w:spacing w:line="276" w:lineRule="auto"/>
+              <w:jc w:val="left"/>
+            </w:pPr>
+            <w:r>
+              <w:rPr>
+                <w:rFonts w:ascii="Times New Roman" w:hAnsi="Times New Roman" w:cs="Times New Roman"/>
+                <w:sz w:val="28"/>
+                <w:szCs w:val="28"/>
+              </w:rPr>
+              <w:t xml:space="preserve">У1; У2; У3</w:t>
+            </w:r>
+          </w:p>
+        </w:tc>
+      </w:tr>
+      <w:tr>
+        <w:tc>
+          <w:tcPr>
+            <w:tcW w:w="0" w:type="auto"/>
+          </w:tcPr>
+          <w:p>
+            <w:pPr>
+              <w:spacing w:line="276" w:lineRule="auto"/>
+              <w:jc w:val="left"/>
+            </w:pPr>
+            <w:r>
+              <w:rPr>
+                <w:rFonts w:ascii="Times New Roman" w:hAnsi="Times New Roman" w:cs="Times New Roman"/>
+                <w:sz w:val="28"/>
+                <w:szCs w:val="28"/>
+              </w:rPr>
+              <w:t xml:space="preserve">9</w:t>
+            </w:r>
+          </w:p>
+        </w:tc>
+        <w:tc>
+          <w:tcPr>
+            <w:tcW w:w="0" w:type="auto"/>
+          </w:tcPr>
+          <w:p>
+            <w:pPr>
+              <w:spacing w:line="276" w:lineRule="auto"/>
+              <w:jc w:val="left"/>
+            </w:pPr>
+            <w:r>
+              <w:rPr>
+                <w:rFonts w:ascii="Times New Roman" w:hAnsi="Times New Roman" w:cs="Times New Roman"/>
+                <w:sz w:val="28"/>
+                <w:szCs w:val="28"/>
+              </w:rPr>
+              <w:t xml:space="preserve">Бывшие (уволенные) работники (пользователи)</w:t>
+            </w:r>
+          </w:p>
+        </w:tc>
+        <w:tc>
+          <w:tcPr>
+            <w:tcW w:w="0" w:type="auto"/>
+          </w:tcPr>
+          <w:p>
+            <w:pPr>
+              <w:spacing w:line="276" w:lineRule="auto"/>
+              <w:jc w:val="left"/>
+            </w:pPr>
+            <w:r>
+              <w:rPr>
+                <w:rFonts w:ascii="Times New Roman" w:hAnsi="Times New Roman" w:cs="Times New Roman"/>
+                <w:sz w:val="28"/>
+                <w:szCs w:val="28"/>
+              </w:rPr>
+              <w:t xml:space="preserve">Получение финансовой или иной материальной выгоды; месть за ранее совершённые действия (использование сохранённых учётных данных для несанкционированного доступа, передача третьим лицам сведений электронных медицинских карт, публикация в общедоступных источниках сведений, составляющих врачебную тайну)</w:t>
+            </w:r>
+          </w:p>
+        </w:tc>
+        <w:tc>
+          <w:tcPr>
+            <w:tcW w:w="0" w:type="auto"/>
+          </w:tcPr>
+          <w:p>
+            <w:pPr>
+              <w:spacing w:line="276" w:lineRule="auto"/>
+              <w:jc w:val="left"/>
+            </w:pPr>
+            <w:r>
+              <w:rPr>
+                <w:rFonts w:ascii="Times New Roman" w:hAnsi="Times New Roman" w:cs="Times New Roman"/>
+                <w:sz w:val="28"/>
+                <w:szCs w:val="28"/>
+              </w:rPr>
+              <w:t xml:space="preserve">У1; У2; У3</w:t>
             </w:r>
           </w:p>
         </w:tc>

--- a/Курсовая_больница.docx
+++ b/Курсовая_больница.docx
@@ -21803,6 +21803,6291 @@
                 <w:szCs w:val="28"/>
               </w:rPr>
               <w:t xml:space="preserve">У1; У2; У3</w:t>
+            </w:r>
+          </w:p>
+        </w:tc>
+      </w:tr>
+    </w:tbl>
+    <w:p>
+      <w:pPr>
+        <w:spacing w:line="360" w:lineRule="auto"/>
+        <w:jc w:val="both"/>
+      </w:pPr>
+    </w:p>
+    <w:p>
+      <w:pPr>
+        <w:pStyle w:val="Heading1"/>
+        <w:keepNext/>
+        <w:pageBreakBefore/>
+        <w:spacing w:line="360" w:lineRule="auto" w:after="240"/>
+        <w:jc w:val="left"/>
+      </w:pPr>
+      <w:r>
+        <w:rPr>
+          <w:rFonts w:ascii="Times New Roman" w:hAnsi="Times New Roman" w:cs="Times New Roman"/>
+          <w:b/>
+          <w:bCs/>
+          <w:sz w:val="32"/>
+          <w:szCs w:val="32"/>
+        </w:rPr>
+        <w:t xml:space="preserve">8 Способы реализации угроз безопасности информации</w:t>
+      </w:r>
+    </w:p>
+    <w:p>
+      <w:pPr>
+        <w:spacing w:line="360" w:lineRule="auto"/>
+        <w:jc w:val="both"/>
+        <w:ind w:firstLine="709"/>
+      </w:pPr>
+      <w:r>
+        <w:rPr>
+          <w:rFonts w:ascii="Times New Roman" w:hAnsi="Times New Roman" w:cs="Times New Roman"/>
+          <w:sz w:val="28"/>
+          <w:szCs w:val="28"/>
+        </w:rPr>
+        <w:t xml:space="preserve">В ходе оценки угроз безопасности информации, обрабатываемой в АС больницы, определяются возможные способы реализации (возникновения) угроз безопасности информации, за счёт использования которых актуальными нарушителями могут быть реализованы угрозы безопасности информации в АС больницы — актуальные способы реализации (возникновения) угроз безопасности информации.</w:t>
+      </w:r>
+    </w:p>
+    <w:p>
+      <w:pPr>
+        <w:spacing w:line="360" w:lineRule="auto"/>
+        <w:jc w:val="both"/>
+        <w:ind w:firstLine="709"/>
+      </w:pPr>
+      <w:r>
+        <w:rPr>
+          <w:rFonts w:ascii="Times New Roman" w:hAnsi="Times New Roman" w:cs="Times New Roman"/>
+          <w:sz w:val="28"/>
+          <w:szCs w:val="28"/>
+        </w:rPr>
+        <w:t xml:space="preserve">Основными способами реализации (возникновения) угроз безопасности информации в АС больницы являются:</w:t>
+      </w:r>
+    </w:p>
+    <w:p>
+      <w:pPr>
+        <w:spacing w:line="360" w:lineRule="auto"/>
+        <w:jc w:val="both"/>
+        <w:ind w:firstLine="709"/>
+      </w:pPr>
+      <w:r>
+        <w:rPr>
+          <w:rFonts w:ascii="Times New Roman" w:hAnsi="Times New Roman" w:cs="Times New Roman"/>
+          <w:sz w:val="28"/>
+          <w:szCs w:val="28"/>
+        </w:rPr>
+        <w:t xml:space="preserve">а) использование уязвимостей (уязвимостей кода (программного обеспечения), уязвимостей архитектуры и конфигурации систем и сетей, а также организационных и многофакторных уязвимостей);</w:t>
+      </w:r>
+    </w:p>
+    <w:p>
+      <w:pPr>
+        <w:spacing w:line="360" w:lineRule="auto"/>
+        <w:jc w:val="both"/>
+        <w:ind w:firstLine="709"/>
+      </w:pPr>
+      <w:r>
+        <w:rPr>
+          <w:rFonts w:ascii="Times New Roman" w:hAnsi="Times New Roman" w:cs="Times New Roman"/>
+          <w:sz w:val="28"/>
+          <w:szCs w:val="28"/>
+        </w:rPr>
+        <w:t xml:space="preserve">б) внедрение вредоносного программного обеспечения;</w:t>
+      </w:r>
+    </w:p>
+    <w:p>
+      <w:pPr>
+        <w:spacing w:line="360" w:lineRule="auto"/>
+        <w:jc w:val="both"/>
+        <w:ind w:firstLine="709"/>
+      </w:pPr>
+      <w:r>
+        <w:rPr>
+          <w:rFonts w:ascii="Times New Roman" w:hAnsi="Times New Roman" w:cs="Times New Roman"/>
+          <w:sz w:val="28"/>
+          <w:szCs w:val="28"/>
+        </w:rPr>
+        <w:t xml:space="preserve">в) использование недекларированных возможностей программного обеспечения и (или) программно-аппаратных средств;</w:t>
+      </w:r>
+    </w:p>
+    <w:p>
+      <w:pPr>
+        <w:spacing w:line="360" w:lineRule="auto"/>
+        <w:jc w:val="both"/>
+        <w:ind w:firstLine="709"/>
+      </w:pPr>
+      <w:r>
+        <w:rPr>
+          <w:rFonts w:ascii="Times New Roman" w:hAnsi="Times New Roman" w:cs="Times New Roman"/>
+          <w:sz w:val="28"/>
+          <w:szCs w:val="28"/>
+        </w:rPr>
+        <w:t xml:space="preserve">г) установка программных и (или) программно-аппаратных закладок в программное обеспечение и (или) программно-аппаратные средства;</w:t>
+      </w:r>
+    </w:p>
+    <w:p>
+      <w:pPr>
+        <w:spacing w:line="360" w:lineRule="auto"/>
+        <w:jc w:val="both"/>
+        <w:ind w:firstLine="709"/>
+      </w:pPr>
+      <w:r>
+        <w:rPr>
+          <w:rFonts w:ascii="Times New Roman" w:hAnsi="Times New Roman" w:cs="Times New Roman"/>
+          <w:sz w:val="28"/>
+          <w:szCs w:val="28"/>
+        </w:rPr>
+        <w:t xml:space="preserve">д) формирование и использование скрытых каналов (по времени, по памяти) для передачи конфиденциальных данных;</w:t>
+      </w:r>
+    </w:p>
+    <w:p>
+      <w:pPr>
+        <w:spacing w:line="360" w:lineRule="auto"/>
+        <w:jc w:val="both"/>
+        <w:ind w:firstLine="709"/>
+      </w:pPr>
+      <w:r>
+        <w:rPr>
+          <w:rFonts w:ascii="Times New Roman" w:hAnsi="Times New Roman" w:cs="Times New Roman"/>
+          <w:sz w:val="28"/>
+          <w:szCs w:val="28"/>
+        </w:rPr>
+        <w:t xml:space="preserve">е) перехват (измерение) побочных электромагнитных излучений и наводок (других физических полей) для доступа к конфиденциальной информации, содержащейся в аппаратных средствах аутентификации;</w:t>
+      </w:r>
+    </w:p>
+    <w:p>
+      <w:pPr>
+        <w:spacing w:line="360" w:lineRule="auto"/>
+        <w:jc w:val="both"/>
+        <w:ind w:firstLine="709"/>
+      </w:pPr>
+      <w:r>
+        <w:rPr>
+          <w:rFonts w:ascii="Times New Roman" w:hAnsi="Times New Roman" w:cs="Times New Roman"/>
+          <w:sz w:val="28"/>
+          <w:szCs w:val="28"/>
+        </w:rPr>
+        <w:t xml:space="preserve">ж) инвазивные способы доступа к конфиденциальной информации, содержащейся в аппаратных средствах аутентификации;</w:t>
+      </w:r>
+    </w:p>
+    <w:p>
+      <w:pPr>
+        <w:spacing w:line="360" w:lineRule="auto"/>
+        <w:jc w:val="both"/>
+        <w:ind w:firstLine="709"/>
+      </w:pPr>
+      <w:r>
+        <w:rPr>
+          <w:rFonts w:ascii="Times New Roman" w:hAnsi="Times New Roman" w:cs="Times New Roman"/>
+          <w:sz w:val="28"/>
+          <w:szCs w:val="28"/>
+        </w:rPr>
+        <w:t xml:space="preserve">з) нарушение безопасности при поставках программных, программно-аппаратных средств и (или) услуг по установке, настройке, испытаниям, пусконаладочным работам (в том числе администрированию, обслуживанию);</w:t>
+      </w:r>
+    </w:p>
+    <w:p>
+      <w:pPr>
+        <w:spacing w:line="360" w:lineRule="auto"/>
+        <w:jc w:val="both"/>
+        <w:ind w:firstLine="709"/>
+      </w:pPr>
+      <w:r>
+        <w:rPr>
+          <w:rFonts w:ascii="Times New Roman" w:hAnsi="Times New Roman" w:cs="Times New Roman"/>
+          <w:sz w:val="28"/>
+          <w:szCs w:val="28"/>
+        </w:rPr>
+        <w:t xml:space="preserve">и) ошибочные действия в ходе создания и эксплуатации систем и сетей, в том числе при установке, настройке программных и программно-аппаратных средств.</w:t>
+      </w:r>
+    </w:p>
+    <w:p>
+      <w:pPr>
+        <w:spacing w:line="360" w:lineRule="auto"/>
+        <w:jc w:val="both"/>
+        <w:ind w:firstLine="709"/>
+      </w:pPr>
+      <w:r>
+        <w:rPr>
+          <w:rFonts w:ascii="Times New Roman" w:hAnsi="Times New Roman" w:cs="Times New Roman"/>
+          <w:sz w:val="28"/>
+          <w:szCs w:val="28"/>
+        </w:rPr>
+        <w:t xml:space="preserve">Перечень возможных способов реализации угроз безопасности информации в АС больницы представлен в таблице 16.</w:t>
+      </w:r>
+    </w:p>
+    <w:tbl>
+      <w:tblPr>
+        <w:tblW w:w="5000" w:type="pct"/>
+        <w:tblBorders>
+          <w:top w:val="single" w:sz="4" w:space="0" w:color="000000"/>
+          <w:left w:val="single" w:sz="4" w:space="0" w:color="000000"/>
+          <w:bottom w:val="single" w:sz="4" w:space="0" w:color="000000"/>
+          <w:right w:val="single" w:sz="4" w:space="0" w:color="000000"/>
+          <w:insideH w:val="single" w:sz="4" w:space="0" w:color="000000"/>
+          <w:insideV w:val="single" w:sz="4" w:space="0" w:color="000000"/>
+        </w:tblBorders>
+        <w:tblLayout w:type="autofit"/>
+      </w:tblPr>
+      <w:tr>
+        <w:tc>
+          <w:tcPr>
+            <w:tcW w:w="0" w:type="auto"/>
+          </w:tcPr>
+          <w:p>
+            <w:pPr>
+              <w:spacing w:line="276" w:lineRule="auto"/>
+              <w:jc w:val="center"/>
+            </w:pPr>
+            <w:r>
+              <w:rPr>
+                <w:rFonts w:ascii="Times New Roman" w:hAnsi="Times New Roman" w:cs="Times New Roman"/>
+                <w:b/>
+                <w:bCs/>
+                <w:sz w:val="28"/>
+                <w:szCs w:val="28"/>
+              </w:rPr>
+              <w:t xml:space="preserve">Таблица 16 — Перечень возможных способов реализации угроз безопасности информации</w:t>
+            </w:r>
+          </w:p>
+        </w:tc>
+      </w:tr>
+      <w:tr>
+        <w:tc>
+          <w:tcPr>
+            <w:tcW w:w="0" w:type="auto"/>
+          </w:tcPr>
+          <w:p>
+            <w:pPr>
+              <w:spacing w:line="276" w:lineRule="auto"/>
+              <w:jc w:val="left"/>
+            </w:pPr>
+            <w:r>
+              <w:rPr>
+                <w:rFonts w:ascii="Times New Roman" w:hAnsi="Times New Roman" w:cs="Times New Roman"/>
+                <w:sz w:val="28"/>
+                <w:szCs w:val="28"/>
+              </w:rPr>
+              <w:t xml:space="preserve">Идентификатор</w:t>
+            </w:r>
+          </w:p>
+        </w:tc>
+        <w:tc>
+          <w:tcPr>
+            <w:tcW w:w="0" w:type="auto"/>
+          </w:tcPr>
+          <w:p>
+            <w:pPr>
+              <w:spacing w:line="276" w:lineRule="auto"/>
+              <w:jc w:val="left"/>
+            </w:pPr>
+            <w:r>
+              <w:rPr>
+                <w:rFonts w:ascii="Times New Roman" w:hAnsi="Times New Roman" w:cs="Times New Roman"/>
+                <w:sz w:val="28"/>
+                <w:szCs w:val="28"/>
+              </w:rPr>
+              <w:t xml:space="preserve">Способы реализации</w:t>
+            </w:r>
+          </w:p>
+        </w:tc>
+      </w:tr>
+      <w:tr>
+        <w:tc>
+          <w:tcPr>
+            <w:tcW w:w="0" w:type="auto"/>
+          </w:tcPr>
+          <w:p>
+            <w:pPr>
+              <w:spacing w:line="276" w:lineRule="auto"/>
+              <w:jc w:val="left"/>
+            </w:pPr>
+            <w:r>
+              <w:rPr>
+                <w:rFonts w:ascii="Times New Roman" w:hAnsi="Times New Roman" w:cs="Times New Roman"/>
+                <w:sz w:val="28"/>
+                <w:szCs w:val="28"/>
+              </w:rPr>
+              <w:t xml:space="preserve">СР.1</w:t>
+            </w:r>
+          </w:p>
+        </w:tc>
+        <w:tc>
+          <w:tcPr>
+            <w:tcW w:w="0" w:type="auto"/>
+          </w:tcPr>
+          <w:p>
+            <w:pPr>
+              <w:spacing w:line="276" w:lineRule="auto"/>
+              <w:jc w:val="left"/>
+            </w:pPr>
+            <w:r>
+              <w:rPr>
+                <w:rFonts w:ascii="Times New Roman" w:hAnsi="Times New Roman" w:cs="Times New Roman"/>
+                <w:sz w:val="28"/>
+                <w:szCs w:val="28"/>
+              </w:rPr>
+              <w:t xml:space="preserve">Использование уязвимостей (уязвимостей кода (программного обеспечения), уязвимостей архитектуры и конфигурации систем и сетей, а также организационных и многофакторных уязвимостей)</w:t>
+            </w:r>
+          </w:p>
+        </w:tc>
+      </w:tr>
+      <w:tr>
+        <w:tc>
+          <w:tcPr>
+            <w:tcW w:w="0" w:type="auto"/>
+          </w:tcPr>
+          <w:p>
+            <w:pPr>
+              <w:spacing w:line="276" w:lineRule="auto"/>
+              <w:jc w:val="left"/>
+            </w:pPr>
+            <w:r>
+              <w:rPr>
+                <w:rFonts w:ascii="Times New Roman" w:hAnsi="Times New Roman" w:cs="Times New Roman"/>
+                <w:sz w:val="28"/>
+                <w:szCs w:val="28"/>
+              </w:rPr>
+              <w:t xml:space="preserve">СР.2</w:t>
+            </w:r>
+          </w:p>
+        </w:tc>
+        <w:tc>
+          <w:tcPr>
+            <w:tcW w:w="0" w:type="auto"/>
+          </w:tcPr>
+          <w:p>
+            <w:pPr>
+              <w:spacing w:line="276" w:lineRule="auto"/>
+              <w:jc w:val="left"/>
+            </w:pPr>
+            <w:r>
+              <w:rPr>
+                <w:rFonts w:ascii="Times New Roman" w:hAnsi="Times New Roman" w:cs="Times New Roman"/>
+                <w:sz w:val="28"/>
+                <w:szCs w:val="28"/>
+              </w:rPr>
+              <w:t xml:space="preserve">Внедрение вредоносного программного обеспечения</w:t>
+            </w:r>
+          </w:p>
+        </w:tc>
+      </w:tr>
+      <w:tr>
+        <w:tc>
+          <w:tcPr>
+            <w:tcW w:w="0" w:type="auto"/>
+          </w:tcPr>
+          <w:p>
+            <w:pPr>
+              <w:spacing w:line="276" w:lineRule="auto"/>
+              <w:jc w:val="left"/>
+            </w:pPr>
+            <w:r>
+              <w:rPr>
+                <w:rFonts w:ascii="Times New Roman" w:hAnsi="Times New Roman" w:cs="Times New Roman"/>
+                <w:sz w:val="28"/>
+                <w:szCs w:val="28"/>
+              </w:rPr>
+              <w:t xml:space="preserve">СР.3</w:t>
+            </w:r>
+          </w:p>
+        </w:tc>
+        <w:tc>
+          <w:tcPr>
+            <w:tcW w:w="0" w:type="auto"/>
+          </w:tcPr>
+          <w:p>
+            <w:pPr>
+              <w:spacing w:line="276" w:lineRule="auto"/>
+              <w:jc w:val="left"/>
+            </w:pPr>
+            <w:r>
+              <w:rPr>
+                <w:rFonts w:ascii="Times New Roman" w:hAnsi="Times New Roman" w:cs="Times New Roman"/>
+                <w:sz w:val="28"/>
+                <w:szCs w:val="28"/>
+              </w:rPr>
+              <w:t xml:space="preserve">Использование недекларированных возможностей программного обеспечения и (или) программно-аппаратных средств</w:t>
+            </w:r>
+          </w:p>
+        </w:tc>
+      </w:tr>
+      <w:tr>
+        <w:tc>
+          <w:tcPr>
+            <w:tcW w:w="0" w:type="auto"/>
+          </w:tcPr>
+          <w:p>
+            <w:pPr>
+              <w:spacing w:line="276" w:lineRule="auto"/>
+              <w:jc w:val="left"/>
+            </w:pPr>
+            <w:r>
+              <w:rPr>
+                <w:rFonts w:ascii="Times New Roman" w:hAnsi="Times New Roman" w:cs="Times New Roman"/>
+                <w:sz w:val="28"/>
+                <w:szCs w:val="28"/>
+              </w:rPr>
+              <w:t xml:space="preserve">СР.4</w:t>
+            </w:r>
+          </w:p>
+        </w:tc>
+        <w:tc>
+          <w:tcPr>
+            <w:tcW w:w="0" w:type="auto"/>
+          </w:tcPr>
+          <w:p>
+            <w:pPr>
+              <w:spacing w:line="276" w:lineRule="auto"/>
+              <w:jc w:val="left"/>
+            </w:pPr>
+            <w:r>
+              <w:rPr>
+                <w:rFonts w:ascii="Times New Roman" w:hAnsi="Times New Roman" w:cs="Times New Roman"/>
+                <w:sz w:val="28"/>
+                <w:szCs w:val="28"/>
+              </w:rPr>
+              <w:t xml:space="preserve">Установка программных и (или) программно-аппаратных закладок в программное обеспечение и (или) программно-аппаратные средства</w:t>
+            </w:r>
+          </w:p>
+        </w:tc>
+      </w:tr>
+      <w:tr>
+        <w:tc>
+          <w:tcPr>
+            <w:tcW w:w="0" w:type="auto"/>
+          </w:tcPr>
+          <w:p>
+            <w:pPr>
+              <w:spacing w:line="276" w:lineRule="auto"/>
+              <w:jc w:val="left"/>
+            </w:pPr>
+            <w:r>
+              <w:rPr>
+                <w:rFonts w:ascii="Times New Roman" w:hAnsi="Times New Roman" w:cs="Times New Roman"/>
+                <w:sz w:val="28"/>
+                <w:szCs w:val="28"/>
+              </w:rPr>
+              <w:t xml:space="preserve">СР.5</w:t>
+            </w:r>
+          </w:p>
+        </w:tc>
+        <w:tc>
+          <w:tcPr>
+            <w:tcW w:w="0" w:type="auto"/>
+          </w:tcPr>
+          <w:p>
+            <w:pPr>
+              <w:spacing w:line="276" w:lineRule="auto"/>
+              <w:jc w:val="left"/>
+            </w:pPr>
+            <w:r>
+              <w:rPr>
+                <w:rFonts w:ascii="Times New Roman" w:hAnsi="Times New Roman" w:cs="Times New Roman"/>
+                <w:sz w:val="28"/>
+                <w:szCs w:val="28"/>
+              </w:rPr>
+              <w:t xml:space="preserve">Формирование и использование скрытых каналов (по времени, по памяти) для передачи конфиденциальных данных</w:t>
+            </w:r>
+          </w:p>
+        </w:tc>
+      </w:tr>
+      <w:tr>
+        <w:tc>
+          <w:tcPr>
+            <w:tcW w:w="0" w:type="auto"/>
+          </w:tcPr>
+          <w:p>
+            <w:pPr>
+              <w:spacing w:line="276" w:lineRule="auto"/>
+              <w:jc w:val="left"/>
+            </w:pPr>
+            <w:r>
+              <w:rPr>
+                <w:rFonts w:ascii="Times New Roman" w:hAnsi="Times New Roman" w:cs="Times New Roman"/>
+                <w:sz w:val="28"/>
+                <w:szCs w:val="28"/>
+              </w:rPr>
+              <w:t xml:space="preserve">СР.6</w:t>
+            </w:r>
+          </w:p>
+        </w:tc>
+        <w:tc>
+          <w:tcPr>
+            <w:tcW w:w="0" w:type="auto"/>
+          </w:tcPr>
+          <w:p>
+            <w:pPr>
+              <w:spacing w:line="276" w:lineRule="auto"/>
+              <w:jc w:val="left"/>
+            </w:pPr>
+            <w:r>
+              <w:rPr>
+                <w:rFonts w:ascii="Times New Roman" w:hAnsi="Times New Roman" w:cs="Times New Roman"/>
+                <w:sz w:val="28"/>
+                <w:szCs w:val="28"/>
+              </w:rPr>
+              <w:t xml:space="preserve">Перехват (измерение) побочных электромагнитных излучений и наводок (других физических полей) для доступа к конфиденциальной информации, содержащейся в аппаратных средствах аутентификации</w:t>
+            </w:r>
+          </w:p>
+        </w:tc>
+      </w:tr>
+      <w:tr>
+        <w:tc>
+          <w:tcPr>
+            <w:tcW w:w="0" w:type="auto"/>
+          </w:tcPr>
+          <w:p>
+            <w:pPr>
+              <w:spacing w:line="276" w:lineRule="auto"/>
+              <w:jc w:val="left"/>
+            </w:pPr>
+            <w:r>
+              <w:rPr>
+                <w:rFonts w:ascii="Times New Roman" w:hAnsi="Times New Roman" w:cs="Times New Roman"/>
+                <w:sz w:val="28"/>
+                <w:szCs w:val="28"/>
+              </w:rPr>
+              <w:t xml:space="preserve">СР.7</w:t>
+            </w:r>
+          </w:p>
+        </w:tc>
+        <w:tc>
+          <w:tcPr>
+            <w:tcW w:w="0" w:type="auto"/>
+          </w:tcPr>
+          <w:p>
+            <w:pPr>
+              <w:spacing w:line="276" w:lineRule="auto"/>
+              <w:jc w:val="left"/>
+            </w:pPr>
+            <w:r>
+              <w:rPr>
+                <w:rFonts w:ascii="Times New Roman" w:hAnsi="Times New Roman" w:cs="Times New Roman"/>
+                <w:sz w:val="28"/>
+                <w:szCs w:val="28"/>
+              </w:rPr>
+              <w:t xml:space="preserve">Инвазивные способы доступа к конфиденциальной информации, содержащейся в аппаратных средствах аутентификации</w:t>
+            </w:r>
+          </w:p>
+        </w:tc>
+      </w:tr>
+      <w:tr>
+        <w:tc>
+          <w:tcPr>
+            <w:tcW w:w="0" w:type="auto"/>
+          </w:tcPr>
+          <w:p>
+            <w:pPr>
+              <w:spacing w:line="276" w:lineRule="auto"/>
+              <w:jc w:val="left"/>
+            </w:pPr>
+            <w:r>
+              <w:rPr>
+                <w:rFonts w:ascii="Times New Roman" w:hAnsi="Times New Roman" w:cs="Times New Roman"/>
+                <w:sz w:val="28"/>
+                <w:szCs w:val="28"/>
+              </w:rPr>
+              <w:t xml:space="preserve">СР.8</w:t>
+            </w:r>
+          </w:p>
+        </w:tc>
+        <w:tc>
+          <w:tcPr>
+            <w:tcW w:w="0" w:type="auto"/>
+          </w:tcPr>
+          <w:p>
+            <w:pPr>
+              <w:spacing w:line="276" w:lineRule="auto"/>
+              <w:jc w:val="left"/>
+            </w:pPr>
+            <w:r>
+              <w:rPr>
+                <w:rFonts w:ascii="Times New Roman" w:hAnsi="Times New Roman" w:cs="Times New Roman"/>
+                <w:sz w:val="28"/>
+                <w:szCs w:val="28"/>
+              </w:rPr>
+              <w:t xml:space="preserve">Нарушение безопасности при поставках программных, программно-аппаратных средств и (или) услуг по установке, настройке, испытаниям, пусконаладочным работам (в том числе администрированию, обслуживанию)</w:t>
+            </w:r>
+          </w:p>
+        </w:tc>
+      </w:tr>
+      <w:tr>
+        <w:tc>
+          <w:tcPr>
+            <w:tcW w:w="0" w:type="auto"/>
+          </w:tcPr>
+          <w:p>
+            <w:pPr>
+              <w:spacing w:line="276" w:lineRule="auto"/>
+              <w:jc w:val="left"/>
+            </w:pPr>
+            <w:r>
+              <w:rPr>
+                <w:rFonts w:ascii="Times New Roman" w:hAnsi="Times New Roman" w:cs="Times New Roman"/>
+                <w:sz w:val="28"/>
+                <w:szCs w:val="28"/>
+              </w:rPr>
+              <w:t xml:space="preserve">СР.9</w:t>
+            </w:r>
+          </w:p>
+        </w:tc>
+        <w:tc>
+          <w:tcPr>
+            <w:tcW w:w="0" w:type="auto"/>
+          </w:tcPr>
+          <w:p>
+            <w:pPr>
+              <w:spacing w:line="276" w:lineRule="auto"/>
+              <w:jc w:val="left"/>
+            </w:pPr>
+            <w:r>
+              <w:rPr>
+                <w:rFonts w:ascii="Times New Roman" w:hAnsi="Times New Roman" w:cs="Times New Roman"/>
+                <w:sz w:val="28"/>
+                <w:szCs w:val="28"/>
+              </w:rPr>
+              <w:t xml:space="preserve">Ошибочные действия в ходе создания и эксплуатации систем и сетей, в том числе при установке, настройке программных и программно-аппаратных средств</w:t>
+            </w:r>
+          </w:p>
+        </w:tc>
+      </w:tr>
+      <w:tr>
+        <w:tc>
+          <w:tcPr>
+            <w:tcW w:w="0" w:type="auto"/>
+          </w:tcPr>
+          <w:p>
+            <w:pPr>
+              <w:spacing w:line="276" w:lineRule="auto"/>
+              <w:jc w:val="left"/>
+            </w:pPr>
+            <w:r>
+              <w:rPr>
+                <w:rFonts w:ascii="Times New Roman" w:hAnsi="Times New Roman" w:cs="Times New Roman"/>
+                <w:sz w:val="28"/>
+                <w:szCs w:val="28"/>
+              </w:rPr>
+              <w:t xml:space="preserve">СР.10</w:t>
+            </w:r>
+          </w:p>
+        </w:tc>
+        <w:tc>
+          <w:tcPr>
+            <w:tcW w:w="0" w:type="auto"/>
+          </w:tcPr>
+          <w:p>
+            <w:pPr>
+              <w:spacing w:line="276" w:lineRule="auto"/>
+              <w:jc w:val="left"/>
+            </w:pPr>
+            <w:r>
+              <w:rPr>
+                <w:rFonts w:ascii="Times New Roman" w:hAnsi="Times New Roman" w:cs="Times New Roman"/>
+                <w:sz w:val="28"/>
+                <w:szCs w:val="28"/>
+              </w:rPr>
+              <w:t xml:space="preserve">Перехват трафика сети передачи данных</w:t>
+            </w:r>
+          </w:p>
+        </w:tc>
+      </w:tr>
+      <w:tr>
+        <w:tc>
+          <w:tcPr>
+            <w:tcW w:w="0" w:type="auto"/>
+          </w:tcPr>
+          <w:p>
+            <w:pPr>
+              <w:spacing w:line="276" w:lineRule="auto"/>
+              <w:jc w:val="left"/>
+            </w:pPr>
+            <w:r>
+              <w:rPr>
+                <w:rFonts w:ascii="Times New Roman" w:hAnsi="Times New Roman" w:cs="Times New Roman"/>
+                <w:sz w:val="28"/>
+                <w:szCs w:val="28"/>
+              </w:rPr>
+              <w:t xml:space="preserve">СР.11</w:t>
+            </w:r>
+          </w:p>
+        </w:tc>
+        <w:tc>
+          <w:tcPr>
+            <w:tcW w:w="0" w:type="auto"/>
+          </w:tcPr>
+          <w:p>
+            <w:pPr>
+              <w:spacing w:line="276" w:lineRule="auto"/>
+              <w:jc w:val="left"/>
+            </w:pPr>
+            <w:r>
+              <w:rPr>
+                <w:rFonts w:ascii="Times New Roman" w:hAnsi="Times New Roman" w:cs="Times New Roman"/>
+                <w:sz w:val="28"/>
+                <w:szCs w:val="28"/>
+              </w:rPr>
+              <w:t xml:space="preserve">Несанкционированный физический доступ и (или) воздействие на линии (каналы) связи, технические средства, машинные носители информации</w:t>
+            </w:r>
+          </w:p>
+        </w:tc>
+      </w:tr>
+      <w:tr>
+        <w:tc>
+          <w:tcPr>
+            <w:tcW w:w="0" w:type="auto"/>
+          </w:tcPr>
+          <w:p>
+            <w:pPr>
+              <w:spacing w:line="276" w:lineRule="auto"/>
+              <w:jc w:val="left"/>
+            </w:pPr>
+            <w:r>
+              <w:rPr>
+                <w:rFonts w:ascii="Times New Roman" w:hAnsi="Times New Roman" w:cs="Times New Roman"/>
+                <w:sz w:val="28"/>
+                <w:szCs w:val="28"/>
+              </w:rPr>
+              <w:t xml:space="preserve">СР.12</w:t>
+            </w:r>
+          </w:p>
+        </w:tc>
+        <w:tc>
+          <w:tcPr>
+            <w:tcW w:w="0" w:type="auto"/>
+          </w:tcPr>
+          <w:p>
+            <w:pPr>
+              <w:spacing w:line="276" w:lineRule="auto"/>
+              <w:jc w:val="left"/>
+            </w:pPr>
+            <w:r>
+              <w:rPr>
+                <w:rFonts w:ascii="Times New Roman" w:hAnsi="Times New Roman" w:cs="Times New Roman"/>
+                <w:sz w:val="28"/>
+                <w:szCs w:val="28"/>
+              </w:rPr>
+              <w:t xml:space="preserve">Реализация атак типа «отказ в обслуживании» в отношении технических средств, программного обеспечения и каналов передачи данных</w:t>
+            </w:r>
+          </w:p>
+        </w:tc>
+      </w:tr>
+    </w:tbl>
+    <w:p>
+      <w:pPr>
+        <w:spacing w:line="360" w:lineRule="auto"/>
+        <w:jc w:val="both"/>
+      </w:pPr>
+    </w:p>
+    <w:p>
+      <w:pPr>
+        <w:spacing w:line="360" w:lineRule="auto"/>
+        <w:jc w:val="both"/>
+        <w:ind w:firstLine="709"/>
+      </w:pPr>
+      <w:r>
+        <w:rPr>
+          <w:rFonts w:ascii="Times New Roman" w:hAnsi="Times New Roman" w:cs="Times New Roman"/>
+          <w:sz w:val="28"/>
+          <w:szCs w:val="28"/>
+        </w:rPr>
+        <w:t xml:space="preserve">Способы являются актуальными, когда возможности нарушителя позволяют их использовать для реализации угроз безопасности информации и имеются или созданы условия, при которых такая возможность может быть реализована в отношении объектов воздействия. Одна угроза безопасности информации может быть реализована несколькими способами.</w:t>
+      </w:r>
+    </w:p>
+    <w:p>
+      <w:pPr>
+        <w:spacing w:line="360" w:lineRule="auto"/>
+        <w:jc w:val="both"/>
+        <w:ind w:firstLine="709"/>
+      </w:pPr>
+      <w:r>
+        <w:rPr>
+          <w:rFonts w:ascii="Times New Roman" w:hAnsi="Times New Roman" w:cs="Times New Roman"/>
+          <w:sz w:val="28"/>
+          <w:szCs w:val="28"/>
+        </w:rPr>
+        <w:t xml:space="preserve">Условием, позволяющим нарушителям использовать способы реализации угроз безопасности информации, является наличие у них возможности доступа к следующим типам интерфейсов объектов воздействия:</w:t>
+      </w:r>
+    </w:p>
+    <w:p>
+      <w:pPr>
+        <w:spacing w:line="360" w:lineRule="auto"/>
+        <w:jc w:val="both"/>
+        <w:ind w:firstLine="709"/>
+      </w:pPr>
+      <w:r>
+        <w:rPr>
+          <w:rFonts w:ascii="Times New Roman" w:hAnsi="Times New Roman" w:cs="Times New Roman"/>
+          <w:sz w:val="28"/>
+          <w:szCs w:val="28"/>
+        </w:rPr>
+        <w:t xml:space="preserve">а) внешние сетевые интерфейсы, обеспечивающие взаимодействие с сетью «Интернет», смежными (взаимодействующими) системами или сетями (проводные, беспроводные, веб-интерфейсы, интерфейсы удалённого доступа и иные);</w:t>
+      </w:r>
+    </w:p>
+    <w:p>
+      <w:pPr>
+        <w:spacing w:line="360" w:lineRule="auto"/>
+        <w:jc w:val="both"/>
+        <w:ind w:firstLine="709"/>
+      </w:pPr>
+      <w:r>
+        <w:rPr>
+          <w:rFonts w:ascii="Times New Roman" w:hAnsi="Times New Roman" w:cs="Times New Roman"/>
+          <w:sz w:val="28"/>
+          <w:szCs w:val="28"/>
+        </w:rPr>
+        <w:t xml:space="preserve">б) внутренние сетевые интерфейсы, обеспечивающие взаимодействие (в том числе через промежуточные компоненты) с компонентами систем и сетей, имеющими внешние сетевые интерфейсы (проводные, беспроводные);</w:t>
+      </w:r>
+    </w:p>
+    <w:p>
+      <w:pPr>
+        <w:spacing w:line="360" w:lineRule="auto"/>
+        <w:jc w:val="both"/>
+        <w:ind w:firstLine="709"/>
+      </w:pPr>
+      <w:r>
+        <w:rPr>
+          <w:rFonts w:ascii="Times New Roman" w:hAnsi="Times New Roman" w:cs="Times New Roman"/>
+          <w:sz w:val="28"/>
+          <w:szCs w:val="28"/>
+        </w:rPr>
+        <w:t xml:space="preserve">в) интерфейсы для пользователей (проводные, беспроводные, веб-интерфейсы, интерфейсы удалённого доступа и иные);</w:t>
+      </w:r>
+    </w:p>
+    <w:p>
+      <w:pPr>
+        <w:spacing w:line="360" w:lineRule="auto"/>
+        <w:jc w:val="both"/>
+        <w:ind w:firstLine="709"/>
+      </w:pPr>
+      <w:r>
+        <w:rPr>
+          <w:rFonts w:ascii="Times New Roman" w:hAnsi="Times New Roman" w:cs="Times New Roman"/>
+          <w:sz w:val="28"/>
+          <w:szCs w:val="28"/>
+        </w:rPr>
+        <w:t xml:space="preserve">г) интерфейсы для использования съёмных машинных носителей информации и периферийного оборудования;</w:t>
+      </w:r>
+    </w:p>
+    <w:p>
+      <w:pPr>
+        <w:spacing w:line="360" w:lineRule="auto"/>
+        <w:jc w:val="both"/>
+        <w:ind w:firstLine="709"/>
+      </w:pPr>
+      <w:r>
+        <w:rPr>
+          <w:rFonts w:ascii="Times New Roman" w:hAnsi="Times New Roman" w:cs="Times New Roman"/>
+          <w:sz w:val="28"/>
+          <w:szCs w:val="28"/>
+        </w:rPr>
+        <w:t xml:space="preserve">д) интерфейсы для установки, настройки, испытаний, пусконаладочных работ (в том числе администрирования, управления, обслуживания) обеспечения функционирования компонентов систем и сетей;</w:t>
+      </w:r>
+    </w:p>
+    <w:p>
+      <w:pPr>
+        <w:spacing w:line="360" w:lineRule="auto"/>
+        <w:jc w:val="both"/>
+        <w:ind w:firstLine="709"/>
+      </w:pPr>
+      <w:r>
+        <w:rPr>
+          <w:rFonts w:ascii="Times New Roman" w:hAnsi="Times New Roman" w:cs="Times New Roman"/>
+          <w:sz w:val="28"/>
+          <w:szCs w:val="28"/>
+        </w:rPr>
+        <w:t xml:space="preserve">е) возможность доступа к поставляемым или находящимся на обслуживании, ремонте в сторонних организациях компонентам систем и сетей.</w:t>
+      </w:r>
+    </w:p>
+    <w:p>
+      <w:pPr>
+        <w:spacing w:line="360" w:lineRule="auto"/>
+        <w:jc w:val="both"/>
+        <w:ind w:firstLine="709"/>
+      </w:pPr>
+      <w:r>
+        <w:rPr>
+          <w:rFonts w:ascii="Times New Roman" w:hAnsi="Times New Roman" w:cs="Times New Roman"/>
+          <w:sz w:val="28"/>
+          <w:szCs w:val="28"/>
+        </w:rPr>
+        <w:t xml:space="preserve">Определение интерфейсов объектов воздействия выполнено на основе изучения и анализа данных:</w:t>
+      </w:r>
+    </w:p>
+    <w:p>
+      <w:pPr>
+        <w:spacing w:line="360" w:lineRule="auto"/>
+        <w:jc w:val="both"/>
+        <w:ind w:firstLine="709"/>
+      </w:pPr>
+      <w:r>
+        <w:rPr>
+          <w:rFonts w:ascii="Times New Roman" w:hAnsi="Times New Roman" w:cs="Times New Roman"/>
+          <w:sz w:val="28"/>
+          <w:szCs w:val="28"/>
+        </w:rPr>
+        <w:t xml:space="preserve">— об архитектуре, составе и условиях функционирования АС больницы;</w:t>
+      </w:r>
+    </w:p>
+    <w:p>
+      <w:pPr>
+        <w:spacing w:line="360" w:lineRule="auto"/>
+        <w:jc w:val="both"/>
+        <w:ind w:firstLine="709"/>
+      </w:pPr>
+      <w:r>
+        <w:rPr>
+          <w:rFonts w:ascii="Times New Roman" w:hAnsi="Times New Roman" w:cs="Times New Roman"/>
+          <w:sz w:val="28"/>
+          <w:szCs w:val="28"/>
+        </w:rPr>
+        <w:t xml:space="preserve">— о группах пользователей АС больницы, их типов доступа и уровней полномочий.</w:t>
+      </w:r>
+    </w:p>
+    <w:p>
+      <w:pPr>
+        <w:spacing w:line="360" w:lineRule="auto"/>
+        <w:jc w:val="both"/>
+        <w:ind w:firstLine="709"/>
+      </w:pPr>
+      <w:r>
+        <w:rPr>
+          <w:rFonts w:ascii="Times New Roman" w:hAnsi="Times New Roman" w:cs="Times New Roman"/>
+          <w:sz w:val="28"/>
+          <w:szCs w:val="28"/>
+        </w:rPr>
+        <w:t xml:space="preserve">Результаты определения наличия у актуальных нарушителей возможности доступа к интерфейсам объектов воздействия и актуальных способов реализации (возникновения) угроз безопасности информации актуальным нарушителем через доступные ему интерфейсы объектов воздействия представлены в таблице 17.</w:t>
+      </w:r>
+    </w:p>
+    <w:tbl>
+      <w:tblPr>
+        <w:tblW w:w="5000" w:type="pct"/>
+        <w:tblBorders>
+          <w:top w:val="single" w:sz="4" w:space="0" w:color="000000"/>
+          <w:left w:val="single" w:sz="4" w:space="0" w:color="000000"/>
+          <w:bottom w:val="single" w:sz="4" w:space="0" w:color="000000"/>
+          <w:right w:val="single" w:sz="4" w:space="0" w:color="000000"/>
+          <w:insideH w:val="single" w:sz="4" w:space="0" w:color="000000"/>
+          <w:insideV w:val="single" w:sz="4" w:space="0" w:color="000000"/>
+        </w:tblBorders>
+        <w:tblLayout w:type="autofit"/>
+      </w:tblPr>
+      <w:tr>
+        <w:tc>
+          <w:tcPr>
+            <w:tcW w:w="0" w:type="auto"/>
+          </w:tcPr>
+          <w:p>
+            <w:pPr>
+              <w:spacing w:line="276" w:lineRule="auto"/>
+              <w:jc w:val="center"/>
+            </w:pPr>
+            <w:r>
+              <w:rPr>
+                <w:rFonts w:ascii="Times New Roman" w:hAnsi="Times New Roman" w:cs="Times New Roman"/>
+                <w:b/>
+                <w:bCs/>
+                <w:sz w:val="28"/>
+                <w:szCs w:val="28"/>
+              </w:rPr>
+              <w:t xml:space="preserve">Таблица 17 — Актуальные способы реализации угроз безопасности информации и соответствующие им виды нарушителей и их возможности</w:t>
+            </w:r>
+          </w:p>
+        </w:tc>
+      </w:tr>
+      <w:tr>
+        <w:tc>
+          <w:tcPr>
+            <w:tcW w:w="0" w:type="auto"/>
+          </w:tcPr>
+          <w:p>
+            <w:pPr>
+              <w:spacing w:line="276" w:lineRule="auto"/>
+              <w:jc w:val="left"/>
+            </w:pPr>
+            <w:r>
+              <w:rPr>
+                <w:rFonts w:ascii="Times New Roman" w:hAnsi="Times New Roman" w:cs="Times New Roman"/>
+                <w:sz w:val="28"/>
+                <w:szCs w:val="28"/>
+              </w:rPr>
+              <w:t xml:space="preserve">№</w:t>
+            </w:r>
+          </w:p>
+        </w:tc>
+        <w:tc>
+          <w:tcPr>
+            <w:tcW w:w="0" w:type="auto"/>
+          </w:tcPr>
+          <w:p>
+            <w:pPr>
+              <w:spacing w:line="276" w:lineRule="auto"/>
+              <w:jc w:val="left"/>
+            </w:pPr>
+            <w:r>
+              <w:rPr>
+                <w:rFonts w:ascii="Times New Roman" w:hAnsi="Times New Roman" w:cs="Times New Roman"/>
+                <w:sz w:val="28"/>
+                <w:szCs w:val="28"/>
+              </w:rPr>
+              <w:t xml:space="preserve">Вид нарушителя (уровень возможностей)</w:t>
+            </w:r>
+          </w:p>
+        </w:tc>
+        <w:tc>
+          <w:tcPr>
+            <w:tcW w:w="0" w:type="auto"/>
+          </w:tcPr>
+          <w:p>
+            <w:pPr>
+              <w:spacing w:line="276" w:lineRule="auto"/>
+              <w:jc w:val="left"/>
+            </w:pPr>
+            <w:r>
+              <w:rPr>
+                <w:rFonts w:ascii="Times New Roman" w:hAnsi="Times New Roman" w:cs="Times New Roman"/>
+                <w:sz w:val="28"/>
+                <w:szCs w:val="28"/>
+              </w:rPr>
+              <w:t xml:space="preserve">Категория нарушителя</w:t>
+            </w:r>
+          </w:p>
+        </w:tc>
+        <w:tc>
+          <w:tcPr>
+            <w:tcW w:w="0" w:type="auto"/>
+          </w:tcPr>
+          <w:p>
+            <w:pPr>
+              <w:spacing w:line="276" w:lineRule="auto"/>
+              <w:jc w:val="left"/>
+            </w:pPr>
+            <w:r>
+              <w:rPr>
+                <w:rFonts w:ascii="Times New Roman" w:hAnsi="Times New Roman" w:cs="Times New Roman"/>
+                <w:sz w:val="28"/>
+                <w:szCs w:val="28"/>
+              </w:rPr>
+              <w:t xml:space="preserve">Объект воздействия</w:t>
+            </w:r>
+          </w:p>
+        </w:tc>
+        <w:tc>
+          <w:tcPr>
+            <w:tcW w:w="0" w:type="auto"/>
+          </w:tcPr>
+          <w:p>
+            <w:pPr>
+              <w:spacing w:line="276" w:lineRule="auto"/>
+              <w:jc w:val="left"/>
+            </w:pPr>
+            <w:r>
+              <w:rPr>
+                <w:rFonts w:ascii="Times New Roman" w:hAnsi="Times New Roman" w:cs="Times New Roman"/>
+                <w:sz w:val="28"/>
+                <w:szCs w:val="28"/>
+              </w:rPr>
+              <w:t xml:space="preserve">Доступные интерфейсы</w:t>
+            </w:r>
+          </w:p>
+        </w:tc>
+        <w:tc>
+          <w:tcPr>
+            <w:tcW w:w="0" w:type="auto"/>
+          </w:tcPr>
+          <w:p>
+            <w:pPr>
+              <w:spacing w:line="276" w:lineRule="auto"/>
+              <w:jc w:val="left"/>
+            </w:pPr>
+            <w:r>
+              <w:rPr>
+                <w:rFonts w:ascii="Times New Roman" w:hAnsi="Times New Roman" w:cs="Times New Roman"/>
+                <w:sz w:val="28"/>
+                <w:szCs w:val="28"/>
+              </w:rPr>
+              <w:t xml:space="preserve">Способы реализации</w:t>
+            </w:r>
+          </w:p>
+        </w:tc>
+      </w:tr>
+      <w:tr>
+        <w:tc>
+          <w:tcPr>
+            <w:tcW w:w="0" w:type="auto"/>
+          </w:tcPr>
+          <w:p>
+            <w:pPr>
+              <w:spacing w:line="276" w:lineRule="auto"/>
+              <w:jc w:val="left"/>
+            </w:pPr>
+            <w:r>
+              <w:rPr>
+                <w:rFonts w:ascii="Times New Roman" w:hAnsi="Times New Roman" w:cs="Times New Roman"/>
+                <w:sz w:val="28"/>
+                <w:szCs w:val="28"/>
+              </w:rPr>
+              <w:t xml:space="preserve">1</w:t>
+            </w:r>
+          </w:p>
+        </w:tc>
+        <w:tc>
+          <w:tcPr>
+            <w:tcW w:w="0" w:type="auto"/>
+          </w:tcPr>
+          <w:p>
+            <w:pPr>
+              <w:spacing w:line="276" w:lineRule="auto"/>
+              <w:jc w:val="left"/>
+            </w:pPr>
+            <w:r>
+              <w:rPr>
+                <w:rFonts w:ascii="Times New Roman" w:hAnsi="Times New Roman" w:cs="Times New Roman"/>
+                <w:sz w:val="28"/>
+                <w:szCs w:val="28"/>
+              </w:rPr>
+              <w:t xml:space="preserve">Преступные группы (криминальные структуры) (Н2)</w:t>
+            </w:r>
+          </w:p>
+        </w:tc>
+        <w:tc>
+          <w:tcPr>
+            <w:tcW w:w="0" w:type="auto"/>
+          </w:tcPr>
+          <w:p>
+            <w:pPr>
+              <w:spacing w:line="276" w:lineRule="auto"/>
+              <w:jc w:val="left"/>
+            </w:pPr>
+            <w:r>
+              <w:rPr>
+                <w:rFonts w:ascii="Times New Roman" w:hAnsi="Times New Roman" w:cs="Times New Roman"/>
+                <w:sz w:val="28"/>
+                <w:szCs w:val="28"/>
+              </w:rPr>
+              <w:t xml:space="preserve">Внешний</w:t>
+            </w:r>
+          </w:p>
+        </w:tc>
+        <w:tc>
+          <w:tcPr>
+            <w:tcW w:w="0" w:type="auto"/>
+          </w:tcPr>
+          <w:p>
+            <w:pPr>
+              <w:spacing w:line="276" w:lineRule="auto"/>
+              <w:jc w:val="left"/>
+            </w:pPr>
+            <w:r>
+              <w:rPr>
+                <w:rFonts w:ascii="Times New Roman" w:hAnsi="Times New Roman" w:cs="Times New Roman"/>
+                <w:sz w:val="28"/>
+                <w:szCs w:val="28"/>
+              </w:rPr>
+              <w:t xml:space="preserve">Защищаемая информация</w:t>
+            </w:r>
+          </w:p>
+        </w:tc>
+        <w:tc>
+          <w:tcPr>
+            <w:tcW w:w="0" w:type="auto"/>
+          </w:tcPr>
+          <w:p>
+            <w:pPr>
+              <w:spacing w:line="276" w:lineRule="auto"/>
+              <w:jc w:val="left"/>
+            </w:pPr>
+            <w:r>
+              <w:rPr>
+                <w:rFonts w:ascii="Times New Roman" w:hAnsi="Times New Roman" w:cs="Times New Roman"/>
+                <w:sz w:val="28"/>
+                <w:szCs w:val="28"/>
+              </w:rPr>
+              <w:t xml:space="preserve">Внешние сетевые интерфейсы (взаимодействие с сетью «Интернет», смежными системами)</w:t>
+            </w:r>
+          </w:p>
+        </w:tc>
+        <w:tc>
+          <w:tcPr>
+            <w:tcW w:w="0" w:type="auto"/>
+          </w:tcPr>
+          <w:p>
+            <w:pPr>
+              <w:spacing w:line="276" w:lineRule="auto"/>
+              <w:jc w:val="left"/>
+            </w:pPr>
+            <w:r>
+              <w:rPr>
+                <w:rFonts w:ascii="Times New Roman" w:hAnsi="Times New Roman" w:cs="Times New Roman"/>
+                <w:sz w:val="28"/>
+                <w:szCs w:val="28"/>
+              </w:rPr>
+              <w:t xml:space="preserve">СР.1; СР.2; СР.10</w:t>
+            </w:r>
+          </w:p>
+        </w:tc>
+      </w:tr>
+      <w:tr>
+        <w:tc>
+          <w:tcPr>
+            <w:tcW w:w="0" w:type="auto"/>
+          </w:tcPr>
+          <w:p>
+            <w:pPr>
+              <w:spacing w:line="276" w:lineRule="auto"/>
+              <w:jc w:val="left"/>
+            </w:pPr>
+          </w:p>
+        </w:tc>
+        <w:tc>
+          <w:tcPr>
+            <w:tcW w:w="0" w:type="auto"/>
+          </w:tcPr>
+          <w:p>
+            <w:pPr>
+              <w:spacing w:line="276" w:lineRule="auto"/>
+              <w:jc w:val="left"/>
+            </w:pPr>
+          </w:p>
+        </w:tc>
+        <w:tc>
+          <w:tcPr>
+            <w:tcW w:w="0" w:type="auto"/>
+          </w:tcPr>
+          <w:p>
+            <w:pPr>
+              <w:spacing w:line="276" w:lineRule="auto"/>
+              <w:jc w:val="left"/>
+            </w:pPr>
+          </w:p>
+        </w:tc>
+        <w:tc>
+          <w:tcPr>
+            <w:tcW w:w="0" w:type="auto"/>
+          </w:tcPr>
+          <w:p>
+            <w:pPr>
+              <w:spacing w:line="276" w:lineRule="auto"/>
+              <w:jc w:val="left"/>
+            </w:pPr>
+            <w:r>
+              <w:rPr>
+                <w:rFonts w:ascii="Times New Roman" w:hAnsi="Times New Roman" w:cs="Times New Roman"/>
+                <w:sz w:val="28"/>
+                <w:szCs w:val="28"/>
+              </w:rPr>
+              <w:t xml:space="preserve">База данных</w:t>
+            </w:r>
+          </w:p>
+        </w:tc>
+        <w:tc>
+          <w:tcPr>
+            <w:tcW w:w="0" w:type="auto"/>
+          </w:tcPr>
+          <w:p>
+            <w:pPr>
+              <w:spacing w:line="276" w:lineRule="auto"/>
+              <w:jc w:val="left"/>
+            </w:pPr>
+            <w:r>
+              <w:rPr>
+                <w:rFonts w:ascii="Times New Roman" w:hAnsi="Times New Roman" w:cs="Times New Roman"/>
+                <w:sz w:val="28"/>
+                <w:szCs w:val="28"/>
+              </w:rPr>
+              <w:t xml:space="preserve">Внешние сетевые интерфейсы</w:t>
+            </w:r>
+          </w:p>
+        </w:tc>
+        <w:tc>
+          <w:tcPr>
+            <w:tcW w:w="0" w:type="auto"/>
+          </w:tcPr>
+          <w:p>
+            <w:pPr>
+              <w:spacing w:line="276" w:lineRule="auto"/>
+              <w:jc w:val="left"/>
+            </w:pPr>
+            <w:r>
+              <w:rPr>
+                <w:rFonts w:ascii="Times New Roman" w:hAnsi="Times New Roman" w:cs="Times New Roman"/>
+                <w:sz w:val="28"/>
+                <w:szCs w:val="28"/>
+              </w:rPr>
+              <w:t xml:space="preserve">СР.1; СР.2; СР.10</w:t>
+            </w:r>
+          </w:p>
+        </w:tc>
+      </w:tr>
+      <w:tr>
+        <w:tc>
+          <w:tcPr>
+            <w:tcW w:w="0" w:type="auto"/>
+          </w:tcPr>
+          <w:p>
+            <w:pPr>
+              <w:spacing w:line="276" w:lineRule="auto"/>
+              <w:jc w:val="left"/>
+            </w:pPr>
+          </w:p>
+        </w:tc>
+        <w:tc>
+          <w:tcPr>
+            <w:tcW w:w="0" w:type="auto"/>
+          </w:tcPr>
+          <w:p>
+            <w:pPr>
+              <w:spacing w:line="276" w:lineRule="auto"/>
+              <w:jc w:val="left"/>
+            </w:pPr>
+          </w:p>
+        </w:tc>
+        <w:tc>
+          <w:tcPr>
+            <w:tcW w:w="0" w:type="auto"/>
+          </w:tcPr>
+          <w:p>
+            <w:pPr>
+              <w:spacing w:line="276" w:lineRule="auto"/>
+              <w:jc w:val="left"/>
+            </w:pPr>
+          </w:p>
+        </w:tc>
+        <w:tc>
+          <w:tcPr>
+            <w:tcW w:w="0" w:type="auto"/>
+          </w:tcPr>
+          <w:p>
+            <w:pPr>
+              <w:spacing w:line="276" w:lineRule="auto"/>
+              <w:jc w:val="left"/>
+            </w:pPr>
+            <w:r>
+              <w:rPr>
+                <w:rFonts w:ascii="Times New Roman" w:hAnsi="Times New Roman" w:cs="Times New Roman"/>
+                <w:sz w:val="28"/>
+                <w:szCs w:val="28"/>
+              </w:rPr>
+              <w:t xml:space="preserve">Сервер приложений</w:t>
+            </w:r>
+          </w:p>
+        </w:tc>
+        <w:tc>
+          <w:tcPr>
+            <w:tcW w:w="0" w:type="auto"/>
+          </w:tcPr>
+          <w:p>
+            <w:pPr>
+              <w:spacing w:line="276" w:lineRule="auto"/>
+              <w:jc w:val="left"/>
+            </w:pPr>
+            <w:r>
+              <w:rPr>
+                <w:rFonts w:ascii="Times New Roman" w:hAnsi="Times New Roman" w:cs="Times New Roman"/>
+                <w:sz w:val="28"/>
+                <w:szCs w:val="28"/>
+              </w:rPr>
+              <w:t xml:space="preserve">Внешние сетевые интерфейсы</w:t>
+            </w:r>
+          </w:p>
+        </w:tc>
+        <w:tc>
+          <w:tcPr>
+            <w:tcW w:w="0" w:type="auto"/>
+          </w:tcPr>
+          <w:p>
+            <w:pPr>
+              <w:spacing w:line="276" w:lineRule="auto"/>
+              <w:jc w:val="left"/>
+            </w:pPr>
+            <w:r>
+              <w:rPr>
+                <w:rFonts w:ascii="Times New Roman" w:hAnsi="Times New Roman" w:cs="Times New Roman"/>
+                <w:sz w:val="28"/>
+                <w:szCs w:val="28"/>
+              </w:rPr>
+              <w:t xml:space="preserve">СР.1; СР.2; СР.10; СР.12</w:t>
+            </w:r>
+          </w:p>
+        </w:tc>
+      </w:tr>
+      <w:tr>
+        <w:tc>
+          <w:tcPr>
+            <w:tcW w:w="0" w:type="auto"/>
+          </w:tcPr>
+          <w:p>
+            <w:pPr>
+              <w:spacing w:line="276" w:lineRule="auto"/>
+              <w:jc w:val="left"/>
+            </w:pPr>
+          </w:p>
+        </w:tc>
+        <w:tc>
+          <w:tcPr>
+            <w:tcW w:w="0" w:type="auto"/>
+          </w:tcPr>
+          <w:p>
+            <w:pPr>
+              <w:spacing w:line="276" w:lineRule="auto"/>
+              <w:jc w:val="left"/>
+            </w:pPr>
+          </w:p>
+        </w:tc>
+        <w:tc>
+          <w:tcPr>
+            <w:tcW w:w="0" w:type="auto"/>
+          </w:tcPr>
+          <w:p>
+            <w:pPr>
+              <w:spacing w:line="276" w:lineRule="auto"/>
+              <w:jc w:val="left"/>
+            </w:pPr>
+          </w:p>
+        </w:tc>
+        <w:tc>
+          <w:tcPr>
+            <w:tcW w:w="0" w:type="auto"/>
+          </w:tcPr>
+          <w:p>
+            <w:pPr>
+              <w:spacing w:line="276" w:lineRule="auto"/>
+              <w:jc w:val="left"/>
+            </w:pPr>
+            <w:r>
+              <w:rPr>
+                <w:rFonts w:ascii="Times New Roman" w:hAnsi="Times New Roman" w:cs="Times New Roman"/>
+                <w:sz w:val="28"/>
+                <w:szCs w:val="28"/>
+              </w:rPr>
+              <w:t xml:space="preserve">Системное программное обеспечение</w:t>
+            </w:r>
+          </w:p>
+        </w:tc>
+        <w:tc>
+          <w:tcPr>
+            <w:tcW w:w="0" w:type="auto"/>
+          </w:tcPr>
+          <w:p>
+            <w:pPr>
+              <w:spacing w:line="276" w:lineRule="auto"/>
+              <w:jc w:val="left"/>
+            </w:pPr>
+            <w:r>
+              <w:rPr>
+                <w:rFonts w:ascii="Times New Roman" w:hAnsi="Times New Roman" w:cs="Times New Roman"/>
+                <w:sz w:val="28"/>
+                <w:szCs w:val="28"/>
+              </w:rPr>
+              <w:t xml:space="preserve">Внешние сетевые интерфейсы</w:t>
+            </w:r>
+          </w:p>
+        </w:tc>
+        <w:tc>
+          <w:tcPr>
+            <w:tcW w:w="0" w:type="auto"/>
+          </w:tcPr>
+          <w:p>
+            <w:pPr>
+              <w:spacing w:line="276" w:lineRule="auto"/>
+              <w:jc w:val="left"/>
+            </w:pPr>
+            <w:r>
+              <w:rPr>
+                <w:rFonts w:ascii="Times New Roman" w:hAnsi="Times New Roman" w:cs="Times New Roman"/>
+                <w:sz w:val="28"/>
+                <w:szCs w:val="28"/>
+              </w:rPr>
+              <w:t xml:space="preserve">СР.1; СР.2; СР.3</w:t>
+            </w:r>
+          </w:p>
+        </w:tc>
+      </w:tr>
+      <w:tr>
+        <w:tc>
+          <w:tcPr>
+            <w:tcW w:w="0" w:type="auto"/>
+          </w:tcPr>
+          <w:p>
+            <w:pPr>
+              <w:spacing w:line="276" w:lineRule="auto"/>
+              <w:jc w:val="left"/>
+            </w:pPr>
+          </w:p>
+        </w:tc>
+        <w:tc>
+          <w:tcPr>
+            <w:tcW w:w="0" w:type="auto"/>
+          </w:tcPr>
+          <w:p>
+            <w:pPr>
+              <w:spacing w:line="276" w:lineRule="auto"/>
+              <w:jc w:val="left"/>
+            </w:pPr>
+          </w:p>
+        </w:tc>
+        <w:tc>
+          <w:tcPr>
+            <w:tcW w:w="0" w:type="auto"/>
+          </w:tcPr>
+          <w:p>
+            <w:pPr>
+              <w:spacing w:line="276" w:lineRule="auto"/>
+              <w:jc w:val="left"/>
+            </w:pPr>
+          </w:p>
+        </w:tc>
+        <w:tc>
+          <w:tcPr>
+            <w:tcW w:w="0" w:type="auto"/>
+          </w:tcPr>
+          <w:p>
+            <w:pPr>
+              <w:spacing w:line="276" w:lineRule="auto"/>
+              <w:jc w:val="left"/>
+            </w:pPr>
+            <w:r>
+              <w:rPr>
+                <w:rFonts w:ascii="Times New Roman" w:hAnsi="Times New Roman" w:cs="Times New Roman"/>
+                <w:sz w:val="28"/>
+                <w:szCs w:val="28"/>
+              </w:rPr>
+              <w:t xml:space="preserve">Прикладное программное обеспечение</w:t>
+            </w:r>
+          </w:p>
+        </w:tc>
+        <w:tc>
+          <w:tcPr>
+            <w:tcW w:w="0" w:type="auto"/>
+          </w:tcPr>
+          <w:p>
+            <w:pPr>
+              <w:spacing w:line="276" w:lineRule="auto"/>
+              <w:jc w:val="left"/>
+            </w:pPr>
+            <w:r>
+              <w:rPr>
+                <w:rFonts w:ascii="Times New Roman" w:hAnsi="Times New Roman" w:cs="Times New Roman"/>
+                <w:sz w:val="28"/>
+                <w:szCs w:val="28"/>
+              </w:rPr>
+              <w:t xml:space="preserve">Внешние сетевые интерфейсы</w:t>
+            </w:r>
+          </w:p>
+        </w:tc>
+        <w:tc>
+          <w:tcPr>
+            <w:tcW w:w="0" w:type="auto"/>
+          </w:tcPr>
+          <w:p>
+            <w:pPr>
+              <w:spacing w:line="276" w:lineRule="auto"/>
+              <w:jc w:val="left"/>
+            </w:pPr>
+            <w:r>
+              <w:rPr>
+                <w:rFonts w:ascii="Times New Roman" w:hAnsi="Times New Roman" w:cs="Times New Roman"/>
+                <w:sz w:val="28"/>
+                <w:szCs w:val="28"/>
+              </w:rPr>
+              <w:t xml:space="preserve">СР.1; СР.2; СР.3</w:t>
+            </w:r>
+          </w:p>
+        </w:tc>
+      </w:tr>
+      <w:tr>
+        <w:tc>
+          <w:tcPr>
+            <w:tcW w:w="0" w:type="auto"/>
+          </w:tcPr>
+          <w:p>
+            <w:pPr>
+              <w:spacing w:line="276" w:lineRule="auto"/>
+              <w:jc w:val="left"/>
+            </w:pPr>
+          </w:p>
+        </w:tc>
+        <w:tc>
+          <w:tcPr>
+            <w:tcW w:w="0" w:type="auto"/>
+          </w:tcPr>
+          <w:p>
+            <w:pPr>
+              <w:spacing w:line="276" w:lineRule="auto"/>
+              <w:jc w:val="left"/>
+            </w:pPr>
+          </w:p>
+        </w:tc>
+        <w:tc>
+          <w:tcPr>
+            <w:tcW w:w="0" w:type="auto"/>
+          </w:tcPr>
+          <w:p>
+            <w:pPr>
+              <w:spacing w:line="276" w:lineRule="auto"/>
+              <w:jc w:val="left"/>
+            </w:pPr>
+          </w:p>
+        </w:tc>
+        <w:tc>
+          <w:tcPr>
+            <w:tcW w:w="0" w:type="auto"/>
+          </w:tcPr>
+          <w:p>
+            <w:pPr>
+              <w:spacing w:line="276" w:lineRule="auto"/>
+              <w:jc w:val="left"/>
+            </w:pPr>
+            <w:r>
+              <w:rPr>
+                <w:rFonts w:ascii="Times New Roman" w:hAnsi="Times New Roman" w:cs="Times New Roman"/>
+                <w:sz w:val="28"/>
+                <w:szCs w:val="28"/>
+              </w:rPr>
+              <w:t xml:space="preserve">Сетевое (телекоммуникационное) оборудование</w:t>
+            </w:r>
+          </w:p>
+        </w:tc>
+        <w:tc>
+          <w:tcPr>
+            <w:tcW w:w="0" w:type="auto"/>
+          </w:tcPr>
+          <w:p>
+            <w:pPr>
+              <w:spacing w:line="276" w:lineRule="auto"/>
+              <w:jc w:val="left"/>
+            </w:pPr>
+            <w:r>
+              <w:rPr>
+                <w:rFonts w:ascii="Times New Roman" w:hAnsi="Times New Roman" w:cs="Times New Roman"/>
+                <w:sz w:val="28"/>
+                <w:szCs w:val="28"/>
+              </w:rPr>
+              <w:t xml:space="preserve">Внешние сетевые интерфейсы</w:t>
+            </w:r>
+          </w:p>
+        </w:tc>
+        <w:tc>
+          <w:tcPr>
+            <w:tcW w:w="0" w:type="auto"/>
+          </w:tcPr>
+          <w:p>
+            <w:pPr>
+              <w:spacing w:line="276" w:lineRule="auto"/>
+              <w:jc w:val="left"/>
+            </w:pPr>
+            <w:r>
+              <w:rPr>
+                <w:rFonts w:ascii="Times New Roman" w:hAnsi="Times New Roman" w:cs="Times New Roman"/>
+                <w:sz w:val="28"/>
+                <w:szCs w:val="28"/>
+              </w:rPr>
+              <w:t xml:space="preserve">СР.1; СР.12</w:t>
+            </w:r>
+          </w:p>
+        </w:tc>
+      </w:tr>
+      <w:tr>
+        <w:tc>
+          <w:tcPr>
+            <w:tcW w:w="0" w:type="auto"/>
+          </w:tcPr>
+          <w:p>
+            <w:pPr>
+              <w:spacing w:line="276" w:lineRule="auto"/>
+              <w:jc w:val="left"/>
+            </w:pPr>
+          </w:p>
+        </w:tc>
+        <w:tc>
+          <w:tcPr>
+            <w:tcW w:w="0" w:type="auto"/>
+          </w:tcPr>
+          <w:p>
+            <w:pPr>
+              <w:spacing w:line="276" w:lineRule="auto"/>
+              <w:jc w:val="left"/>
+            </w:pPr>
+          </w:p>
+        </w:tc>
+        <w:tc>
+          <w:tcPr>
+            <w:tcW w:w="0" w:type="auto"/>
+          </w:tcPr>
+          <w:p>
+            <w:pPr>
+              <w:spacing w:line="276" w:lineRule="auto"/>
+              <w:jc w:val="left"/>
+            </w:pPr>
+          </w:p>
+        </w:tc>
+        <w:tc>
+          <w:tcPr>
+            <w:tcW w:w="0" w:type="auto"/>
+          </w:tcPr>
+          <w:p>
+            <w:pPr>
+              <w:spacing w:line="276" w:lineRule="auto"/>
+              <w:jc w:val="left"/>
+            </w:pPr>
+            <w:r>
+              <w:rPr>
+                <w:rFonts w:ascii="Times New Roman" w:hAnsi="Times New Roman" w:cs="Times New Roman"/>
+                <w:sz w:val="28"/>
+                <w:szCs w:val="28"/>
+              </w:rPr>
+              <w:t xml:space="preserve">Сетевой трафик</w:t>
+            </w:r>
+          </w:p>
+        </w:tc>
+        <w:tc>
+          <w:tcPr>
+            <w:tcW w:w="0" w:type="auto"/>
+          </w:tcPr>
+          <w:p>
+            <w:pPr>
+              <w:spacing w:line="276" w:lineRule="auto"/>
+              <w:jc w:val="left"/>
+            </w:pPr>
+            <w:r>
+              <w:rPr>
+                <w:rFonts w:ascii="Times New Roman" w:hAnsi="Times New Roman" w:cs="Times New Roman"/>
+                <w:sz w:val="28"/>
+                <w:szCs w:val="28"/>
+              </w:rPr>
+              <w:t xml:space="preserve">Внешние сетевые интерфейсы</w:t>
+            </w:r>
+          </w:p>
+        </w:tc>
+        <w:tc>
+          <w:tcPr>
+            <w:tcW w:w="0" w:type="auto"/>
+          </w:tcPr>
+          <w:p>
+            <w:pPr>
+              <w:spacing w:line="276" w:lineRule="auto"/>
+              <w:jc w:val="left"/>
+            </w:pPr>
+            <w:r>
+              <w:rPr>
+                <w:rFonts w:ascii="Times New Roman" w:hAnsi="Times New Roman" w:cs="Times New Roman"/>
+                <w:sz w:val="28"/>
+                <w:szCs w:val="28"/>
+              </w:rPr>
+              <w:t xml:space="preserve">СР.10</w:t>
+            </w:r>
+          </w:p>
+        </w:tc>
+      </w:tr>
+      <w:tr>
+        <w:tc>
+          <w:tcPr>
+            <w:tcW w:w="0" w:type="auto"/>
+          </w:tcPr>
+          <w:p>
+            <w:pPr>
+              <w:spacing w:line="276" w:lineRule="auto"/>
+              <w:jc w:val="left"/>
+            </w:pPr>
+          </w:p>
+        </w:tc>
+        <w:tc>
+          <w:tcPr>
+            <w:tcW w:w="0" w:type="auto"/>
+          </w:tcPr>
+          <w:p>
+            <w:pPr>
+              <w:spacing w:line="276" w:lineRule="auto"/>
+              <w:jc w:val="left"/>
+            </w:pPr>
+          </w:p>
+        </w:tc>
+        <w:tc>
+          <w:tcPr>
+            <w:tcW w:w="0" w:type="auto"/>
+          </w:tcPr>
+          <w:p>
+            <w:pPr>
+              <w:spacing w:line="276" w:lineRule="auto"/>
+              <w:jc w:val="left"/>
+            </w:pPr>
+          </w:p>
+        </w:tc>
+        <w:tc>
+          <w:tcPr>
+            <w:tcW w:w="0" w:type="auto"/>
+          </w:tcPr>
+          <w:p>
+            <w:pPr>
+              <w:spacing w:line="276" w:lineRule="auto"/>
+              <w:jc w:val="left"/>
+            </w:pPr>
+            <w:r>
+              <w:rPr>
+                <w:rFonts w:ascii="Times New Roman" w:hAnsi="Times New Roman" w:cs="Times New Roman"/>
+                <w:sz w:val="28"/>
+                <w:szCs w:val="28"/>
+              </w:rPr>
+              <w:t xml:space="preserve">Каналы взаимодействия со смежными информационными системами</w:t>
+            </w:r>
+          </w:p>
+        </w:tc>
+        <w:tc>
+          <w:tcPr>
+            <w:tcW w:w="0" w:type="auto"/>
+          </w:tcPr>
+          <w:p>
+            <w:pPr>
+              <w:spacing w:line="276" w:lineRule="auto"/>
+              <w:jc w:val="left"/>
+            </w:pPr>
+            <w:r>
+              <w:rPr>
+                <w:rFonts w:ascii="Times New Roman" w:hAnsi="Times New Roman" w:cs="Times New Roman"/>
+                <w:sz w:val="28"/>
+                <w:szCs w:val="28"/>
+              </w:rPr>
+              <w:t xml:space="preserve">Внешние сетевые интерфейсы</w:t>
+            </w:r>
+          </w:p>
+        </w:tc>
+        <w:tc>
+          <w:tcPr>
+            <w:tcW w:w="0" w:type="auto"/>
+          </w:tcPr>
+          <w:p>
+            <w:pPr>
+              <w:spacing w:line="276" w:lineRule="auto"/>
+              <w:jc w:val="left"/>
+            </w:pPr>
+            <w:r>
+              <w:rPr>
+                <w:rFonts w:ascii="Times New Roman" w:hAnsi="Times New Roman" w:cs="Times New Roman"/>
+                <w:sz w:val="28"/>
+                <w:szCs w:val="28"/>
+              </w:rPr>
+              <w:t xml:space="preserve">СР.1; СР.2; СР.10; СР.12</w:t>
+            </w:r>
+          </w:p>
+        </w:tc>
+      </w:tr>
+      <w:tr>
+        <w:tc>
+          <w:tcPr>
+            <w:tcW w:w="0" w:type="auto"/>
+          </w:tcPr>
+          <w:p>
+            <w:pPr>
+              <w:spacing w:line="276" w:lineRule="auto"/>
+              <w:jc w:val="left"/>
+            </w:pPr>
+          </w:p>
+        </w:tc>
+        <w:tc>
+          <w:tcPr>
+            <w:tcW w:w="0" w:type="auto"/>
+          </w:tcPr>
+          <w:p>
+            <w:pPr>
+              <w:spacing w:line="276" w:lineRule="auto"/>
+              <w:jc w:val="left"/>
+            </w:pPr>
+          </w:p>
+        </w:tc>
+        <w:tc>
+          <w:tcPr>
+            <w:tcW w:w="0" w:type="auto"/>
+          </w:tcPr>
+          <w:p>
+            <w:pPr>
+              <w:spacing w:line="276" w:lineRule="auto"/>
+              <w:jc w:val="left"/>
+            </w:pPr>
+          </w:p>
+        </w:tc>
+        <w:tc>
+          <w:tcPr>
+            <w:tcW w:w="0" w:type="auto"/>
+          </w:tcPr>
+          <w:p>
+            <w:pPr>
+              <w:spacing w:line="276" w:lineRule="auto"/>
+              <w:jc w:val="left"/>
+            </w:pPr>
+            <w:r>
+              <w:rPr>
+                <w:rFonts w:ascii="Times New Roman" w:hAnsi="Times New Roman" w:cs="Times New Roman"/>
+                <w:sz w:val="28"/>
+                <w:szCs w:val="28"/>
+              </w:rPr>
+              <w:t xml:space="preserve">Машинные носители информации</w:t>
+            </w:r>
+          </w:p>
+        </w:tc>
+        <w:tc>
+          <w:tcPr>
+            <w:tcW w:w="0" w:type="auto"/>
+          </w:tcPr>
+          <w:p>
+            <w:pPr>
+              <w:spacing w:line="276" w:lineRule="auto"/>
+              <w:jc w:val="left"/>
+            </w:pPr>
+            <w:r>
+              <w:rPr>
+                <w:rFonts w:ascii="Times New Roman" w:hAnsi="Times New Roman" w:cs="Times New Roman"/>
+                <w:sz w:val="28"/>
+                <w:szCs w:val="28"/>
+              </w:rPr>
+              <w:t xml:space="preserve">Интерфейсы использования съёмных машинных носителей информации</w:t>
+            </w:r>
+          </w:p>
+        </w:tc>
+        <w:tc>
+          <w:tcPr>
+            <w:tcW w:w="0" w:type="auto"/>
+          </w:tcPr>
+          <w:p>
+            <w:pPr>
+              <w:spacing w:line="276" w:lineRule="auto"/>
+              <w:jc w:val="left"/>
+            </w:pPr>
+            <w:r>
+              <w:rPr>
+                <w:rFonts w:ascii="Times New Roman" w:hAnsi="Times New Roman" w:cs="Times New Roman"/>
+                <w:sz w:val="28"/>
+                <w:szCs w:val="28"/>
+              </w:rPr>
+              <w:t xml:space="preserve">СР.2</w:t>
+            </w:r>
+          </w:p>
+        </w:tc>
+      </w:tr>
+      <w:tr>
+        <w:tc>
+          <w:tcPr>
+            <w:tcW w:w="0" w:type="auto"/>
+          </w:tcPr>
+          <w:p>
+            <w:pPr>
+              <w:spacing w:line="276" w:lineRule="auto"/>
+              <w:jc w:val="left"/>
+            </w:pPr>
+            <w:r>
+              <w:rPr>
+                <w:rFonts w:ascii="Times New Roman" w:hAnsi="Times New Roman" w:cs="Times New Roman"/>
+                <w:sz w:val="28"/>
+                <w:szCs w:val="28"/>
+              </w:rPr>
+              <w:t xml:space="preserve">2</w:t>
+            </w:r>
+          </w:p>
+        </w:tc>
+        <w:tc>
+          <w:tcPr>
+            <w:tcW w:w="0" w:type="auto"/>
+          </w:tcPr>
+          <w:p>
+            <w:pPr>
+              <w:spacing w:line="276" w:lineRule="auto"/>
+              <w:jc w:val="left"/>
+            </w:pPr>
+            <w:r>
+              <w:rPr>
+                <w:rFonts w:ascii="Times New Roman" w:hAnsi="Times New Roman" w:cs="Times New Roman"/>
+                <w:sz w:val="28"/>
+                <w:szCs w:val="28"/>
+              </w:rPr>
+              <w:t xml:space="preserve">Отдельные физические лица (хакеры) (Н1)</w:t>
+            </w:r>
+          </w:p>
+        </w:tc>
+        <w:tc>
+          <w:tcPr>
+            <w:tcW w:w="0" w:type="auto"/>
+          </w:tcPr>
+          <w:p>
+            <w:pPr>
+              <w:spacing w:line="276" w:lineRule="auto"/>
+              <w:jc w:val="left"/>
+            </w:pPr>
+            <w:r>
+              <w:rPr>
+                <w:rFonts w:ascii="Times New Roman" w:hAnsi="Times New Roman" w:cs="Times New Roman"/>
+                <w:sz w:val="28"/>
+                <w:szCs w:val="28"/>
+              </w:rPr>
+              <w:t xml:space="preserve">Внешний</w:t>
+            </w:r>
+          </w:p>
+        </w:tc>
+        <w:tc>
+          <w:tcPr>
+            <w:tcW w:w="0" w:type="auto"/>
+          </w:tcPr>
+          <w:p>
+            <w:pPr>
+              <w:spacing w:line="276" w:lineRule="auto"/>
+              <w:jc w:val="left"/>
+            </w:pPr>
+            <w:r>
+              <w:rPr>
+                <w:rFonts w:ascii="Times New Roman" w:hAnsi="Times New Roman" w:cs="Times New Roman"/>
+                <w:sz w:val="28"/>
+                <w:szCs w:val="28"/>
+              </w:rPr>
+              <w:t xml:space="preserve">Защищаемая информация</w:t>
+            </w:r>
+          </w:p>
+        </w:tc>
+        <w:tc>
+          <w:tcPr>
+            <w:tcW w:w="0" w:type="auto"/>
+          </w:tcPr>
+          <w:p>
+            <w:pPr>
+              <w:spacing w:line="276" w:lineRule="auto"/>
+              <w:jc w:val="left"/>
+            </w:pPr>
+            <w:r>
+              <w:rPr>
+                <w:rFonts w:ascii="Times New Roman" w:hAnsi="Times New Roman" w:cs="Times New Roman"/>
+                <w:sz w:val="28"/>
+                <w:szCs w:val="28"/>
+              </w:rPr>
+              <w:t xml:space="preserve">Внешние сетевые интерфейсы</w:t>
+            </w:r>
+          </w:p>
+        </w:tc>
+        <w:tc>
+          <w:tcPr>
+            <w:tcW w:w="0" w:type="auto"/>
+          </w:tcPr>
+          <w:p>
+            <w:pPr>
+              <w:spacing w:line="276" w:lineRule="auto"/>
+              <w:jc w:val="left"/>
+            </w:pPr>
+            <w:r>
+              <w:rPr>
+                <w:rFonts w:ascii="Times New Roman" w:hAnsi="Times New Roman" w:cs="Times New Roman"/>
+                <w:sz w:val="28"/>
+                <w:szCs w:val="28"/>
+              </w:rPr>
+              <w:t xml:space="preserve">СР.1; СР.10</w:t>
+            </w:r>
+          </w:p>
+        </w:tc>
+      </w:tr>
+      <w:tr>
+        <w:tc>
+          <w:tcPr>
+            <w:tcW w:w="0" w:type="auto"/>
+          </w:tcPr>
+          <w:p>
+            <w:pPr>
+              <w:spacing w:line="276" w:lineRule="auto"/>
+              <w:jc w:val="left"/>
+            </w:pPr>
+          </w:p>
+        </w:tc>
+        <w:tc>
+          <w:tcPr>
+            <w:tcW w:w="0" w:type="auto"/>
+          </w:tcPr>
+          <w:p>
+            <w:pPr>
+              <w:spacing w:line="276" w:lineRule="auto"/>
+              <w:jc w:val="left"/>
+            </w:pPr>
+          </w:p>
+        </w:tc>
+        <w:tc>
+          <w:tcPr>
+            <w:tcW w:w="0" w:type="auto"/>
+          </w:tcPr>
+          <w:p>
+            <w:pPr>
+              <w:spacing w:line="276" w:lineRule="auto"/>
+              <w:jc w:val="left"/>
+            </w:pPr>
+          </w:p>
+        </w:tc>
+        <w:tc>
+          <w:tcPr>
+            <w:tcW w:w="0" w:type="auto"/>
+          </w:tcPr>
+          <w:p>
+            <w:pPr>
+              <w:spacing w:line="276" w:lineRule="auto"/>
+              <w:jc w:val="left"/>
+            </w:pPr>
+            <w:r>
+              <w:rPr>
+                <w:rFonts w:ascii="Times New Roman" w:hAnsi="Times New Roman" w:cs="Times New Roman"/>
+                <w:sz w:val="28"/>
+                <w:szCs w:val="28"/>
+              </w:rPr>
+              <w:t xml:space="preserve">База данных</w:t>
+            </w:r>
+          </w:p>
+        </w:tc>
+        <w:tc>
+          <w:tcPr>
+            <w:tcW w:w="0" w:type="auto"/>
+          </w:tcPr>
+          <w:p>
+            <w:pPr>
+              <w:spacing w:line="276" w:lineRule="auto"/>
+              <w:jc w:val="left"/>
+            </w:pPr>
+            <w:r>
+              <w:rPr>
+                <w:rFonts w:ascii="Times New Roman" w:hAnsi="Times New Roman" w:cs="Times New Roman"/>
+                <w:sz w:val="28"/>
+                <w:szCs w:val="28"/>
+              </w:rPr>
+              <w:t xml:space="preserve">Внешние сетевые интерфейсы</w:t>
+            </w:r>
+          </w:p>
+        </w:tc>
+        <w:tc>
+          <w:tcPr>
+            <w:tcW w:w="0" w:type="auto"/>
+          </w:tcPr>
+          <w:p>
+            <w:pPr>
+              <w:spacing w:line="276" w:lineRule="auto"/>
+              <w:jc w:val="left"/>
+            </w:pPr>
+            <w:r>
+              <w:rPr>
+                <w:rFonts w:ascii="Times New Roman" w:hAnsi="Times New Roman" w:cs="Times New Roman"/>
+                <w:sz w:val="28"/>
+                <w:szCs w:val="28"/>
+              </w:rPr>
+              <w:t xml:space="preserve">СР.1</w:t>
+            </w:r>
+          </w:p>
+        </w:tc>
+      </w:tr>
+      <w:tr>
+        <w:tc>
+          <w:tcPr>
+            <w:tcW w:w="0" w:type="auto"/>
+          </w:tcPr>
+          <w:p>
+            <w:pPr>
+              <w:spacing w:line="276" w:lineRule="auto"/>
+              <w:jc w:val="left"/>
+            </w:pPr>
+          </w:p>
+        </w:tc>
+        <w:tc>
+          <w:tcPr>
+            <w:tcW w:w="0" w:type="auto"/>
+          </w:tcPr>
+          <w:p>
+            <w:pPr>
+              <w:spacing w:line="276" w:lineRule="auto"/>
+              <w:jc w:val="left"/>
+            </w:pPr>
+          </w:p>
+        </w:tc>
+        <w:tc>
+          <w:tcPr>
+            <w:tcW w:w="0" w:type="auto"/>
+          </w:tcPr>
+          <w:p>
+            <w:pPr>
+              <w:spacing w:line="276" w:lineRule="auto"/>
+              <w:jc w:val="left"/>
+            </w:pPr>
+          </w:p>
+        </w:tc>
+        <w:tc>
+          <w:tcPr>
+            <w:tcW w:w="0" w:type="auto"/>
+          </w:tcPr>
+          <w:p>
+            <w:pPr>
+              <w:spacing w:line="276" w:lineRule="auto"/>
+              <w:jc w:val="left"/>
+            </w:pPr>
+            <w:r>
+              <w:rPr>
+                <w:rFonts w:ascii="Times New Roman" w:hAnsi="Times New Roman" w:cs="Times New Roman"/>
+                <w:sz w:val="28"/>
+                <w:szCs w:val="28"/>
+              </w:rPr>
+              <w:t xml:space="preserve">Сервер приложений</w:t>
+            </w:r>
+          </w:p>
+        </w:tc>
+        <w:tc>
+          <w:tcPr>
+            <w:tcW w:w="0" w:type="auto"/>
+          </w:tcPr>
+          <w:p>
+            <w:pPr>
+              <w:spacing w:line="276" w:lineRule="auto"/>
+              <w:jc w:val="left"/>
+            </w:pPr>
+            <w:r>
+              <w:rPr>
+                <w:rFonts w:ascii="Times New Roman" w:hAnsi="Times New Roman" w:cs="Times New Roman"/>
+                <w:sz w:val="28"/>
+                <w:szCs w:val="28"/>
+              </w:rPr>
+              <w:t xml:space="preserve">Внешние сетевые интерфейсы</w:t>
+            </w:r>
+          </w:p>
+        </w:tc>
+        <w:tc>
+          <w:tcPr>
+            <w:tcW w:w="0" w:type="auto"/>
+          </w:tcPr>
+          <w:p>
+            <w:pPr>
+              <w:spacing w:line="276" w:lineRule="auto"/>
+              <w:jc w:val="left"/>
+            </w:pPr>
+            <w:r>
+              <w:rPr>
+                <w:rFonts w:ascii="Times New Roman" w:hAnsi="Times New Roman" w:cs="Times New Roman"/>
+                <w:sz w:val="28"/>
+                <w:szCs w:val="28"/>
+              </w:rPr>
+              <w:t xml:space="preserve">СР.1; СР.2; СР.12</w:t>
+            </w:r>
+          </w:p>
+        </w:tc>
+      </w:tr>
+      <w:tr>
+        <w:tc>
+          <w:tcPr>
+            <w:tcW w:w="0" w:type="auto"/>
+          </w:tcPr>
+          <w:p>
+            <w:pPr>
+              <w:spacing w:line="276" w:lineRule="auto"/>
+              <w:jc w:val="left"/>
+            </w:pPr>
+          </w:p>
+        </w:tc>
+        <w:tc>
+          <w:tcPr>
+            <w:tcW w:w="0" w:type="auto"/>
+          </w:tcPr>
+          <w:p>
+            <w:pPr>
+              <w:spacing w:line="276" w:lineRule="auto"/>
+              <w:jc w:val="left"/>
+            </w:pPr>
+          </w:p>
+        </w:tc>
+        <w:tc>
+          <w:tcPr>
+            <w:tcW w:w="0" w:type="auto"/>
+          </w:tcPr>
+          <w:p>
+            <w:pPr>
+              <w:spacing w:line="276" w:lineRule="auto"/>
+              <w:jc w:val="left"/>
+            </w:pPr>
+          </w:p>
+        </w:tc>
+        <w:tc>
+          <w:tcPr>
+            <w:tcW w:w="0" w:type="auto"/>
+          </w:tcPr>
+          <w:p>
+            <w:pPr>
+              <w:spacing w:line="276" w:lineRule="auto"/>
+              <w:jc w:val="left"/>
+            </w:pPr>
+            <w:r>
+              <w:rPr>
+                <w:rFonts w:ascii="Times New Roman" w:hAnsi="Times New Roman" w:cs="Times New Roman"/>
+                <w:sz w:val="28"/>
+                <w:szCs w:val="28"/>
+              </w:rPr>
+              <w:t xml:space="preserve">Системное программное обеспечение</w:t>
+            </w:r>
+          </w:p>
+        </w:tc>
+        <w:tc>
+          <w:tcPr>
+            <w:tcW w:w="0" w:type="auto"/>
+          </w:tcPr>
+          <w:p>
+            <w:pPr>
+              <w:spacing w:line="276" w:lineRule="auto"/>
+              <w:jc w:val="left"/>
+            </w:pPr>
+            <w:r>
+              <w:rPr>
+                <w:rFonts w:ascii="Times New Roman" w:hAnsi="Times New Roman" w:cs="Times New Roman"/>
+                <w:sz w:val="28"/>
+                <w:szCs w:val="28"/>
+              </w:rPr>
+              <w:t xml:space="preserve">Внешние сетевые интерфейсы</w:t>
+            </w:r>
+          </w:p>
+        </w:tc>
+        <w:tc>
+          <w:tcPr>
+            <w:tcW w:w="0" w:type="auto"/>
+          </w:tcPr>
+          <w:p>
+            <w:pPr>
+              <w:spacing w:line="276" w:lineRule="auto"/>
+              <w:jc w:val="left"/>
+            </w:pPr>
+            <w:r>
+              <w:rPr>
+                <w:rFonts w:ascii="Times New Roman" w:hAnsi="Times New Roman" w:cs="Times New Roman"/>
+                <w:sz w:val="28"/>
+                <w:szCs w:val="28"/>
+              </w:rPr>
+              <w:t xml:space="preserve">СР.1; СР.2</w:t>
+            </w:r>
+          </w:p>
+        </w:tc>
+      </w:tr>
+      <w:tr>
+        <w:tc>
+          <w:tcPr>
+            <w:tcW w:w="0" w:type="auto"/>
+          </w:tcPr>
+          <w:p>
+            <w:pPr>
+              <w:spacing w:line="276" w:lineRule="auto"/>
+              <w:jc w:val="left"/>
+            </w:pPr>
+          </w:p>
+        </w:tc>
+        <w:tc>
+          <w:tcPr>
+            <w:tcW w:w="0" w:type="auto"/>
+          </w:tcPr>
+          <w:p>
+            <w:pPr>
+              <w:spacing w:line="276" w:lineRule="auto"/>
+              <w:jc w:val="left"/>
+            </w:pPr>
+          </w:p>
+        </w:tc>
+        <w:tc>
+          <w:tcPr>
+            <w:tcW w:w="0" w:type="auto"/>
+          </w:tcPr>
+          <w:p>
+            <w:pPr>
+              <w:spacing w:line="276" w:lineRule="auto"/>
+              <w:jc w:val="left"/>
+            </w:pPr>
+          </w:p>
+        </w:tc>
+        <w:tc>
+          <w:tcPr>
+            <w:tcW w:w="0" w:type="auto"/>
+          </w:tcPr>
+          <w:p>
+            <w:pPr>
+              <w:spacing w:line="276" w:lineRule="auto"/>
+              <w:jc w:val="left"/>
+            </w:pPr>
+            <w:r>
+              <w:rPr>
+                <w:rFonts w:ascii="Times New Roman" w:hAnsi="Times New Roman" w:cs="Times New Roman"/>
+                <w:sz w:val="28"/>
+                <w:szCs w:val="28"/>
+              </w:rPr>
+              <w:t xml:space="preserve">Прикладное программное обеспечение</w:t>
+            </w:r>
+          </w:p>
+        </w:tc>
+        <w:tc>
+          <w:tcPr>
+            <w:tcW w:w="0" w:type="auto"/>
+          </w:tcPr>
+          <w:p>
+            <w:pPr>
+              <w:spacing w:line="276" w:lineRule="auto"/>
+              <w:jc w:val="left"/>
+            </w:pPr>
+            <w:r>
+              <w:rPr>
+                <w:rFonts w:ascii="Times New Roman" w:hAnsi="Times New Roman" w:cs="Times New Roman"/>
+                <w:sz w:val="28"/>
+                <w:szCs w:val="28"/>
+              </w:rPr>
+              <w:t xml:space="preserve">Внешние сетевые интерфейсы</w:t>
+            </w:r>
+          </w:p>
+        </w:tc>
+        <w:tc>
+          <w:tcPr>
+            <w:tcW w:w="0" w:type="auto"/>
+          </w:tcPr>
+          <w:p>
+            <w:pPr>
+              <w:spacing w:line="276" w:lineRule="auto"/>
+              <w:jc w:val="left"/>
+            </w:pPr>
+            <w:r>
+              <w:rPr>
+                <w:rFonts w:ascii="Times New Roman" w:hAnsi="Times New Roman" w:cs="Times New Roman"/>
+                <w:sz w:val="28"/>
+                <w:szCs w:val="28"/>
+              </w:rPr>
+              <w:t xml:space="preserve">СР.1</w:t>
+            </w:r>
+          </w:p>
+        </w:tc>
+      </w:tr>
+      <w:tr>
+        <w:tc>
+          <w:tcPr>
+            <w:tcW w:w="0" w:type="auto"/>
+          </w:tcPr>
+          <w:p>
+            <w:pPr>
+              <w:spacing w:line="276" w:lineRule="auto"/>
+              <w:jc w:val="left"/>
+            </w:pPr>
+          </w:p>
+        </w:tc>
+        <w:tc>
+          <w:tcPr>
+            <w:tcW w:w="0" w:type="auto"/>
+          </w:tcPr>
+          <w:p>
+            <w:pPr>
+              <w:spacing w:line="276" w:lineRule="auto"/>
+              <w:jc w:val="left"/>
+            </w:pPr>
+          </w:p>
+        </w:tc>
+        <w:tc>
+          <w:tcPr>
+            <w:tcW w:w="0" w:type="auto"/>
+          </w:tcPr>
+          <w:p>
+            <w:pPr>
+              <w:spacing w:line="276" w:lineRule="auto"/>
+              <w:jc w:val="left"/>
+            </w:pPr>
+          </w:p>
+        </w:tc>
+        <w:tc>
+          <w:tcPr>
+            <w:tcW w:w="0" w:type="auto"/>
+          </w:tcPr>
+          <w:p>
+            <w:pPr>
+              <w:spacing w:line="276" w:lineRule="auto"/>
+              <w:jc w:val="left"/>
+            </w:pPr>
+            <w:r>
+              <w:rPr>
+                <w:rFonts w:ascii="Times New Roman" w:hAnsi="Times New Roman" w:cs="Times New Roman"/>
+                <w:sz w:val="28"/>
+                <w:szCs w:val="28"/>
+              </w:rPr>
+              <w:t xml:space="preserve">Сетевое (телекоммуникационное) оборудование</w:t>
+            </w:r>
+          </w:p>
+        </w:tc>
+        <w:tc>
+          <w:tcPr>
+            <w:tcW w:w="0" w:type="auto"/>
+          </w:tcPr>
+          <w:p>
+            <w:pPr>
+              <w:spacing w:line="276" w:lineRule="auto"/>
+              <w:jc w:val="left"/>
+            </w:pPr>
+            <w:r>
+              <w:rPr>
+                <w:rFonts w:ascii="Times New Roman" w:hAnsi="Times New Roman" w:cs="Times New Roman"/>
+                <w:sz w:val="28"/>
+                <w:szCs w:val="28"/>
+              </w:rPr>
+              <w:t xml:space="preserve">Внешние сетевые интерфейсы</w:t>
+            </w:r>
+          </w:p>
+        </w:tc>
+        <w:tc>
+          <w:tcPr>
+            <w:tcW w:w="0" w:type="auto"/>
+          </w:tcPr>
+          <w:p>
+            <w:pPr>
+              <w:spacing w:line="276" w:lineRule="auto"/>
+              <w:jc w:val="left"/>
+            </w:pPr>
+            <w:r>
+              <w:rPr>
+                <w:rFonts w:ascii="Times New Roman" w:hAnsi="Times New Roman" w:cs="Times New Roman"/>
+                <w:sz w:val="28"/>
+                <w:szCs w:val="28"/>
+              </w:rPr>
+              <w:t xml:space="preserve">СР.1; СР.12</w:t>
+            </w:r>
+          </w:p>
+        </w:tc>
+      </w:tr>
+      <w:tr>
+        <w:tc>
+          <w:tcPr>
+            <w:tcW w:w="0" w:type="auto"/>
+          </w:tcPr>
+          <w:p>
+            <w:pPr>
+              <w:spacing w:line="276" w:lineRule="auto"/>
+              <w:jc w:val="left"/>
+            </w:pPr>
+          </w:p>
+        </w:tc>
+        <w:tc>
+          <w:tcPr>
+            <w:tcW w:w="0" w:type="auto"/>
+          </w:tcPr>
+          <w:p>
+            <w:pPr>
+              <w:spacing w:line="276" w:lineRule="auto"/>
+              <w:jc w:val="left"/>
+            </w:pPr>
+          </w:p>
+        </w:tc>
+        <w:tc>
+          <w:tcPr>
+            <w:tcW w:w="0" w:type="auto"/>
+          </w:tcPr>
+          <w:p>
+            <w:pPr>
+              <w:spacing w:line="276" w:lineRule="auto"/>
+              <w:jc w:val="left"/>
+            </w:pPr>
+          </w:p>
+        </w:tc>
+        <w:tc>
+          <w:tcPr>
+            <w:tcW w:w="0" w:type="auto"/>
+          </w:tcPr>
+          <w:p>
+            <w:pPr>
+              <w:spacing w:line="276" w:lineRule="auto"/>
+              <w:jc w:val="left"/>
+            </w:pPr>
+            <w:r>
+              <w:rPr>
+                <w:rFonts w:ascii="Times New Roman" w:hAnsi="Times New Roman" w:cs="Times New Roman"/>
+                <w:sz w:val="28"/>
+                <w:szCs w:val="28"/>
+              </w:rPr>
+              <w:t xml:space="preserve">Сетевой трафик</w:t>
+            </w:r>
+          </w:p>
+        </w:tc>
+        <w:tc>
+          <w:tcPr>
+            <w:tcW w:w="0" w:type="auto"/>
+          </w:tcPr>
+          <w:p>
+            <w:pPr>
+              <w:spacing w:line="276" w:lineRule="auto"/>
+              <w:jc w:val="left"/>
+            </w:pPr>
+            <w:r>
+              <w:rPr>
+                <w:rFonts w:ascii="Times New Roman" w:hAnsi="Times New Roman" w:cs="Times New Roman"/>
+                <w:sz w:val="28"/>
+                <w:szCs w:val="28"/>
+              </w:rPr>
+              <w:t xml:space="preserve">Внешние сетевые интерфейсы</w:t>
+            </w:r>
+          </w:p>
+        </w:tc>
+        <w:tc>
+          <w:tcPr>
+            <w:tcW w:w="0" w:type="auto"/>
+          </w:tcPr>
+          <w:p>
+            <w:pPr>
+              <w:spacing w:line="276" w:lineRule="auto"/>
+              <w:jc w:val="left"/>
+            </w:pPr>
+            <w:r>
+              <w:rPr>
+                <w:rFonts w:ascii="Times New Roman" w:hAnsi="Times New Roman" w:cs="Times New Roman"/>
+                <w:sz w:val="28"/>
+                <w:szCs w:val="28"/>
+              </w:rPr>
+              <w:t xml:space="preserve">СР.10</w:t>
+            </w:r>
+          </w:p>
+        </w:tc>
+      </w:tr>
+      <w:tr>
+        <w:tc>
+          <w:tcPr>
+            <w:tcW w:w="0" w:type="auto"/>
+          </w:tcPr>
+          <w:p>
+            <w:pPr>
+              <w:spacing w:line="276" w:lineRule="auto"/>
+              <w:jc w:val="left"/>
+            </w:pPr>
+            <w:r>
+              <w:rPr>
+                <w:rFonts w:ascii="Times New Roman" w:hAnsi="Times New Roman" w:cs="Times New Roman"/>
+                <w:sz w:val="28"/>
+                <w:szCs w:val="28"/>
+              </w:rPr>
+              <w:t xml:space="preserve">3</w:t>
+            </w:r>
+          </w:p>
+        </w:tc>
+        <w:tc>
+          <w:tcPr>
+            <w:tcW w:w="0" w:type="auto"/>
+          </w:tcPr>
+          <w:p>
+            <w:pPr>
+              <w:spacing w:line="276" w:lineRule="auto"/>
+              <w:jc w:val="left"/>
+            </w:pPr>
+            <w:r>
+              <w:rPr>
+                <w:rFonts w:ascii="Times New Roman" w:hAnsi="Times New Roman" w:cs="Times New Roman"/>
+                <w:sz w:val="28"/>
+                <w:szCs w:val="28"/>
+              </w:rPr>
+              <w:t xml:space="preserve">Лица, обеспечивающие поставку программных, программно-аппаратных средств, обеспечивающих систем (Н1)</w:t>
+            </w:r>
+          </w:p>
+        </w:tc>
+        <w:tc>
+          <w:tcPr>
+            <w:tcW w:w="0" w:type="auto"/>
+          </w:tcPr>
+          <w:p>
+            <w:pPr>
+              <w:spacing w:line="276" w:lineRule="auto"/>
+              <w:jc w:val="left"/>
+            </w:pPr>
+            <w:r>
+              <w:rPr>
+                <w:rFonts w:ascii="Times New Roman" w:hAnsi="Times New Roman" w:cs="Times New Roman"/>
+                <w:sz w:val="28"/>
+                <w:szCs w:val="28"/>
+              </w:rPr>
+              <w:t xml:space="preserve">Внешний</w:t>
+            </w:r>
+          </w:p>
+        </w:tc>
+        <w:tc>
+          <w:tcPr>
+            <w:tcW w:w="0" w:type="auto"/>
+          </w:tcPr>
+          <w:p>
+            <w:pPr>
+              <w:spacing w:line="276" w:lineRule="auto"/>
+              <w:jc w:val="left"/>
+            </w:pPr>
+            <w:r>
+              <w:rPr>
+                <w:rFonts w:ascii="Times New Roman" w:hAnsi="Times New Roman" w:cs="Times New Roman"/>
+                <w:sz w:val="28"/>
+                <w:szCs w:val="28"/>
+              </w:rPr>
+              <w:t xml:space="preserve">Программно-аппаратные средства обработки и хранения информации (серверное оборудование, АРМ)</w:t>
+            </w:r>
+          </w:p>
+        </w:tc>
+        <w:tc>
+          <w:tcPr>
+            <w:tcW w:w="0" w:type="auto"/>
+          </w:tcPr>
+          <w:p>
+            <w:pPr>
+              <w:spacing w:line="276" w:lineRule="auto"/>
+              <w:jc w:val="left"/>
+            </w:pPr>
+            <w:r>
+              <w:rPr>
+                <w:rFonts w:ascii="Times New Roman" w:hAnsi="Times New Roman" w:cs="Times New Roman"/>
+                <w:sz w:val="28"/>
+                <w:szCs w:val="28"/>
+              </w:rPr>
+              <w:t xml:space="preserve">Возможность доступа к поставляемым или находящимся на обслуживании компонентам систем и сетей</w:t>
+            </w:r>
+          </w:p>
+        </w:tc>
+        <w:tc>
+          <w:tcPr>
+            <w:tcW w:w="0" w:type="auto"/>
+          </w:tcPr>
+          <w:p>
+            <w:pPr>
+              <w:spacing w:line="276" w:lineRule="auto"/>
+              <w:jc w:val="left"/>
+            </w:pPr>
+            <w:r>
+              <w:rPr>
+                <w:rFonts w:ascii="Times New Roman" w:hAnsi="Times New Roman" w:cs="Times New Roman"/>
+                <w:sz w:val="28"/>
+                <w:szCs w:val="28"/>
+              </w:rPr>
+              <w:t xml:space="preserve">СР.4; СР.8</w:t>
+            </w:r>
+          </w:p>
+        </w:tc>
+      </w:tr>
+      <w:tr>
+        <w:tc>
+          <w:tcPr>
+            <w:tcW w:w="0" w:type="auto"/>
+          </w:tcPr>
+          <w:p>
+            <w:pPr>
+              <w:spacing w:line="276" w:lineRule="auto"/>
+              <w:jc w:val="left"/>
+            </w:pPr>
+          </w:p>
+        </w:tc>
+        <w:tc>
+          <w:tcPr>
+            <w:tcW w:w="0" w:type="auto"/>
+          </w:tcPr>
+          <w:p>
+            <w:pPr>
+              <w:spacing w:line="276" w:lineRule="auto"/>
+              <w:jc w:val="left"/>
+            </w:pPr>
+          </w:p>
+        </w:tc>
+        <w:tc>
+          <w:tcPr>
+            <w:tcW w:w="0" w:type="auto"/>
+          </w:tcPr>
+          <w:p>
+            <w:pPr>
+              <w:spacing w:line="276" w:lineRule="auto"/>
+              <w:jc w:val="left"/>
+            </w:pPr>
+          </w:p>
+        </w:tc>
+        <w:tc>
+          <w:tcPr>
+            <w:tcW w:w="0" w:type="auto"/>
+          </w:tcPr>
+          <w:p>
+            <w:pPr>
+              <w:spacing w:line="276" w:lineRule="auto"/>
+              <w:jc w:val="left"/>
+            </w:pPr>
+            <w:r>
+              <w:rPr>
+                <w:rFonts w:ascii="Times New Roman" w:hAnsi="Times New Roman" w:cs="Times New Roman"/>
+                <w:sz w:val="28"/>
+                <w:szCs w:val="28"/>
+              </w:rPr>
+              <w:t xml:space="preserve">Сетевое (телекоммуникационное) оборудование</w:t>
+            </w:r>
+          </w:p>
+        </w:tc>
+        <w:tc>
+          <w:tcPr>
+            <w:tcW w:w="0" w:type="auto"/>
+          </w:tcPr>
+          <w:p>
+            <w:pPr>
+              <w:spacing w:line="276" w:lineRule="auto"/>
+              <w:jc w:val="left"/>
+            </w:pPr>
+            <w:r>
+              <w:rPr>
+                <w:rFonts w:ascii="Times New Roman" w:hAnsi="Times New Roman" w:cs="Times New Roman"/>
+                <w:sz w:val="28"/>
+                <w:szCs w:val="28"/>
+              </w:rPr>
+              <w:t xml:space="preserve">Возможность доступа к поставляемым или находящимся на обслуживании компонентам систем и сетей</w:t>
+            </w:r>
+          </w:p>
+        </w:tc>
+        <w:tc>
+          <w:tcPr>
+            <w:tcW w:w="0" w:type="auto"/>
+          </w:tcPr>
+          <w:p>
+            <w:pPr>
+              <w:spacing w:line="276" w:lineRule="auto"/>
+              <w:jc w:val="left"/>
+            </w:pPr>
+            <w:r>
+              <w:rPr>
+                <w:rFonts w:ascii="Times New Roman" w:hAnsi="Times New Roman" w:cs="Times New Roman"/>
+                <w:sz w:val="28"/>
+                <w:szCs w:val="28"/>
+              </w:rPr>
+              <w:t xml:space="preserve">СР.4; СР.8</w:t>
+            </w:r>
+          </w:p>
+        </w:tc>
+      </w:tr>
+      <w:tr>
+        <w:tc>
+          <w:tcPr>
+            <w:tcW w:w="0" w:type="auto"/>
+          </w:tcPr>
+          <w:p>
+            <w:pPr>
+              <w:spacing w:line="276" w:lineRule="auto"/>
+              <w:jc w:val="left"/>
+            </w:pPr>
+          </w:p>
+        </w:tc>
+        <w:tc>
+          <w:tcPr>
+            <w:tcW w:w="0" w:type="auto"/>
+          </w:tcPr>
+          <w:p>
+            <w:pPr>
+              <w:spacing w:line="276" w:lineRule="auto"/>
+              <w:jc w:val="left"/>
+            </w:pPr>
+          </w:p>
+        </w:tc>
+        <w:tc>
+          <w:tcPr>
+            <w:tcW w:w="0" w:type="auto"/>
+          </w:tcPr>
+          <w:p>
+            <w:pPr>
+              <w:spacing w:line="276" w:lineRule="auto"/>
+              <w:jc w:val="left"/>
+            </w:pPr>
+          </w:p>
+        </w:tc>
+        <w:tc>
+          <w:tcPr>
+            <w:tcW w:w="0" w:type="auto"/>
+          </w:tcPr>
+          <w:p>
+            <w:pPr>
+              <w:spacing w:line="276" w:lineRule="auto"/>
+              <w:jc w:val="left"/>
+            </w:pPr>
+            <w:r>
+              <w:rPr>
+                <w:rFonts w:ascii="Times New Roman" w:hAnsi="Times New Roman" w:cs="Times New Roman"/>
+                <w:sz w:val="28"/>
+                <w:szCs w:val="28"/>
+              </w:rPr>
+              <w:t xml:space="preserve">Системное программное обеспечение</w:t>
+            </w:r>
+          </w:p>
+        </w:tc>
+        <w:tc>
+          <w:tcPr>
+            <w:tcW w:w="0" w:type="auto"/>
+          </w:tcPr>
+          <w:p>
+            <w:pPr>
+              <w:spacing w:line="276" w:lineRule="auto"/>
+              <w:jc w:val="left"/>
+            </w:pPr>
+            <w:r>
+              <w:rPr>
+                <w:rFonts w:ascii="Times New Roman" w:hAnsi="Times New Roman" w:cs="Times New Roman"/>
+                <w:sz w:val="28"/>
+                <w:szCs w:val="28"/>
+              </w:rPr>
+              <w:t xml:space="preserve">Возможность доступа к поставляемым или находящимся на обслуживании компонентам систем и сетей</w:t>
+            </w:r>
+          </w:p>
+        </w:tc>
+        <w:tc>
+          <w:tcPr>
+            <w:tcW w:w="0" w:type="auto"/>
+          </w:tcPr>
+          <w:p>
+            <w:pPr>
+              <w:spacing w:line="276" w:lineRule="auto"/>
+              <w:jc w:val="left"/>
+            </w:pPr>
+            <w:r>
+              <w:rPr>
+                <w:rFonts w:ascii="Times New Roman" w:hAnsi="Times New Roman" w:cs="Times New Roman"/>
+                <w:sz w:val="28"/>
+                <w:szCs w:val="28"/>
+              </w:rPr>
+              <w:t xml:space="preserve">СР.4; СР.8</w:t>
+            </w:r>
+          </w:p>
+        </w:tc>
+      </w:tr>
+      <w:tr>
+        <w:tc>
+          <w:tcPr>
+            <w:tcW w:w="0" w:type="auto"/>
+          </w:tcPr>
+          <w:p>
+            <w:pPr>
+              <w:spacing w:line="276" w:lineRule="auto"/>
+              <w:jc w:val="left"/>
+            </w:pPr>
+          </w:p>
+        </w:tc>
+        <w:tc>
+          <w:tcPr>
+            <w:tcW w:w="0" w:type="auto"/>
+          </w:tcPr>
+          <w:p>
+            <w:pPr>
+              <w:spacing w:line="276" w:lineRule="auto"/>
+              <w:jc w:val="left"/>
+            </w:pPr>
+          </w:p>
+        </w:tc>
+        <w:tc>
+          <w:tcPr>
+            <w:tcW w:w="0" w:type="auto"/>
+          </w:tcPr>
+          <w:p>
+            <w:pPr>
+              <w:spacing w:line="276" w:lineRule="auto"/>
+              <w:jc w:val="left"/>
+            </w:pPr>
+          </w:p>
+        </w:tc>
+        <w:tc>
+          <w:tcPr>
+            <w:tcW w:w="0" w:type="auto"/>
+          </w:tcPr>
+          <w:p>
+            <w:pPr>
+              <w:spacing w:line="276" w:lineRule="auto"/>
+              <w:jc w:val="left"/>
+            </w:pPr>
+            <w:r>
+              <w:rPr>
+                <w:rFonts w:ascii="Times New Roman" w:hAnsi="Times New Roman" w:cs="Times New Roman"/>
+                <w:sz w:val="28"/>
+                <w:szCs w:val="28"/>
+              </w:rPr>
+              <w:t xml:space="preserve">Средства защиты информации</w:t>
+            </w:r>
+          </w:p>
+        </w:tc>
+        <w:tc>
+          <w:tcPr>
+            <w:tcW w:w="0" w:type="auto"/>
+          </w:tcPr>
+          <w:p>
+            <w:pPr>
+              <w:spacing w:line="276" w:lineRule="auto"/>
+              <w:jc w:val="left"/>
+            </w:pPr>
+            <w:r>
+              <w:rPr>
+                <w:rFonts w:ascii="Times New Roman" w:hAnsi="Times New Roman" w:cs="Times New Roman"/>
+                <w:sz w:val="28"/>
+                <w:szCs w:val="28"/>
+              </w:rPr>
+              <w:t xml:space="preserve">Возможность доступа к поставляемым или находящимся на обслуживании компонентам систем и сетей</w:t>
+            </w:r>
+          </w:p>
+        </w:tc>
+        <w:tc>
+          <w:tcPr>
+            <w:tcW w:w="0" w:type="auto"/>
+          </w:tcPr>
+          <w:p>
+            <w:pPr>
+              <w:spacing w:line="276" w:lineRule="auto"/>
+              <w:jc w:val="left"/>
+            </w:pPr>
+            <w:r>
+              <w:rPr>
+                <w:rFonts w:ascii="Times New Roman" w:hAnsi="Times New Roman" w:cs="Times New Roman"/>
+                <w:sz w:val="28"/>
+                <w:szCs w:val="28"/>
+              </w:rPr>
+              <w:t xml:space="preserve">СР.4; СР.8</w:t>
+            </w:r>
+          </w:p>
+        </w:tc>
+      </w:tr>
+      <w:tr>
+        <w:tc>
+          <w:tcPr>
+            <w:tcW w:w="0" w:type="auto"/>
+          </w:tcPr>
+          <w:p>
+            <w:pPr>
+              <w:spacing w:line="276" w:lineRule="auto"/>
+              <w:jc w:val="left"/>
+            </w:pPr>
+            <w:r>
+              <w:rPr>
+                <w:rFonts w:ascii="Times New Roman" w:hAnsi="Times New Roman" w:cs="Times New Roman"/>
+                <w:sz w:val="28"/>
+                <w:szCs w:val="28"/>
+              </w:rPr>
+              <w:t xml:space="preserve">4</w:t>
+            </w:r>
+          </w:p>
+        </w:tc>
+        <w:tc>
+          <w:tcPr>
+            <w:tcW w:w="0" w:type="auto"/>
+          </w:tcPr>
+          <w:p>
+            <w:pPr>
+              <w:spacing w:line="276" w:lineRule="auto"/>
+              <w:jc w:val="left"/>
+            </w:pPr>
+            <w:r>
+              <w:rPr>
+                <w:rFonts w:ascii="Times New Roman" w:hAnsi="Times New Roman" w:cs="Times New Roman"/>
+                <w:sz w:val="28"/>
+                <w:szCs w:val="28"/>
+              </w:rPr>
+              <w:t xml:space="preserve">Поставщики вычислительных услуг, услуг связи (Н2)</w:t>
+            </w:r>
+          </w:p>
+        </w:tc>
+        <w:tc>
+          <w:tcPr>
+            <w:tcW w:w="0" w:type="auto"/>
+          </w:tcPr>
+          <w:p>
+            <w:pPr>
+              <w:spacing w:line="276" w:lineRule="auto"/>
+              <w:jc w:val="left"/>
+            </w:pPr>
+            <w:r>
+              <w:rPr>
+                <w:rFonts w:ascii="Times New Roman" w:hAnsi="Times New Roman" w:cs="Times New Roman"/>
+                <w:sz w:val="28"/>
+                <w:szCs w:val="28"/>
+              </w:rPr>
+              <w:t xml:space="preserve">Внутренний</w:t>
+            </w:r>
+          </w:p>
+        </w:tc>
+        <w:tc>
+          <w:tcPr>
+            <w:tcW w:w="0" w:type="auto"/>
+          </w:tcPr>
+          <w:p>
+            <w:pPr>
+              <w:spacing w:line="276" w:lineRule="auto"/>
+              <w:jc w:val="left"/>
+            </w:pPr>
+            <w:r>
+              <w:rPr>
+                <w:rFonts w:ascii="Times New Roman" w:hAnsi="Times New Roman" w:cs="Times New Roman"/>
+                <w:sz w:val="28"/>
+                <w:szCs w:val="28"/>
+              </w:rPr>
+              <w:t xml:space="preserve">Информация (данные), содержащаяся в системах и сетях</w:t>
+            </w:r>
+          </w:p>
+        </w:tc>
+        <w:tc>
+          <w:tcPr>
+            <w:tcW w:w="0" w:type="auto"/>
+          </w:tcPr>
+          <w:p>
+            <w:pPr>
+              <w:spacing w:line="276" w:lineRule="auto"/>
+              <w:jc w:val="left"/>
+            </w:pPr>
+            <w:r>
+              <w:rPr>
+                <w:rFonts w:ascii="Times New Roman" w:hAnsi="Times New Roman" w:cs="Times New Roman"/>
+                <w:sz w:val="28"/>
+                <w:szCs w:val="28"/>
+              </w:rPr>
+              <w:t xml:space="preserve">Интерфейсы для установки, настройки, испытаний; интерфейсы использования съёмных машинных носителей информации</w:t>
+            </w:r>
+          </w:p>
+        </w:tc>
+        <w:tc>
+          <w:tcPr>
+            <w:tcW w:w="0" w:type="auto"/>
+          </w:tcPr>
+          <w:p>
+            <w:pPr>
+              <w:spacing w:line="276" w:lineRule="auto"/>
+              <w:jc w:val="left"/>
+            </w:pPr>
+            <w:r>
+              <w:rPr>
+                <w:rFonts w:ascii="Times New Roman" w:hAnsi="Times New Roman" w:cs="Times New Roman"/>
+                <w:sz w:val="28"/>
+                <w:szCs w:val="28"/>
+              </w:rPr>
+              <w:t xml:space="preserve">СР.1; СР.2; СР.8</w:t>
+            </w:r>
+          </w:p>
+        </w:tc>
+      </w:tr>
+      <w:tr>
+        <w:tc>
+          <w:tcPr>
+            <w:tcW w:w="0" w:type="auto"/>
+          </w:tcPr>
+          <w:p>
+            <w:pPr>
+              <w:spacing w:line="276" w:lineRule="auto"/>
+              <w:jc w:val="left"/>
+            </w:pPr>
+          </w:p>
+        </w:tc>
+        <w:tc>
+          <w:tcPr>
+            <w:tcW w:w="0" w:type="auto"/>
+          </w:tcPr>
+          <w:p>
+            <w:pPr>
+              <w:spacing w:line="276" w:lineRule="auto"/>
+              <w:jc w:val="left"/>
+            </w:pPr>
+          </w:p>
+        </w:tc>
+        <w:tc>
+          <w:tcPr>
+            <w:tcW w:w="0" w:type="auto"/>
+          </w:tcPr>
+          <w:p>
+            <w:pPr>
+              <w:spacing w:line="276" w:lineRule="auto"/>
+              <w:jc w:val="left"/>
+            </w:pPr>
+          </w:p>
+        </w:tc>
+        <w:tc>
+          <w:tcPr>
+            <w:tcW w:w="0" w:type="auto"/>
+          </w:tcPr>
+          <w:p>
+            <w:pPr>
+              <w:spacing w:line="276" w:lineRule="auto"/>
+              <w:jc w:val="left"/>
+            </w:pPr>
+            <w:r>
+              <w:rPr>
+                <w:rFonts w:ascii="Times New Roman" w:hAnsi="Times New Roman" w:cs="Times New Roman"/>
+                <w:sz w:val="28"/>
+                <w:szCs w:val="28"/>
+              </w:rPr>
+              <w:t xml:space="preserve">Программно-аппаратные средства обработки и хранения информации</w:t>
+            </w:r>
+          </w:p>
+        </w:tc>
+        <w:tc>
+          <w:tcPr>
+            <w:tcW w:w="0" w:type="auto"/>
+          </w:tcPr>
+          <w:p>
+            <w:pPr>
+              <w:spacing w:line="276" w:lineRule="auto"/>
+              <w:jc w:val="left"/>
+            </w:pPr>
+            <w:r>
+              <w:rPr>
+                <w:rFonts w:ascii="Times New Roman" w:hAnsi="Times New Roman" w:cs="Times New Roman"/>
+                <w:sz w:val="28"/>
+                <w:szCs w:val="28"/>
+              </w:rPr>
+              <w:t xml:space="preserve">Интерфейсы для установки, настройки, испытаний</w:t>
+            </w:r>
+          </w:p>
+        </w:tc>
+        <w:tc>
+          <w:tcPr>
+            <w:tcW w:w="0" w:type="auto"/>
+          </w:tcPr>
+          <w:p>
+            <w:pPr>
+              <w:spacing w:line="276" w:lineRule="auto"/>
+              <w:jc w:val="left"/>
+            </w:pPr>
+            <w:r>
+              <w:rPr>
+                <w:rFonts w:ascii="Times New Roman" w:hAnsi="Times New Roman" w:cs="Times New Roman"/>
+                <w:sz w:val="28"/>
+                <w:szCs w:val="28"/>
+              </w:rPr>
+              <w:t xml:space="preserve">СР.4; СР.8; СР.9</w:t>
+            </w:r>
+          </w:p>
+        </w:tc>
+      </w:tr>
+      <w:tr>
+        <w:tc>
+          <w:tcPr>
+            <w:tcW w:w="0" w:type="auto"/>
+          </w:tcPr>
+          <w:p>
+            <w:pPr>
+              <w:spacing w:line="276" w:lineRule="auto"/>
+              <w:jc w:val="left"/>
+            </w:pPr>
+          </w:p>
+        </w:tc>
+        <w:tc>
+          <w:tcPr>
+            <w:tcW w:w="0" w:type="auto"/>
+          </w:tcPr>
+          <w:p>
+            <w:pPr>
+              <w:spacing w:line="276" w:lineRule="auto"/>
+              <w:jc w:val="left"/>
+            </w:pPr>
+          </w:p>
+        </w:tc>
+        <w:tc>
+          <w:tcPr>
+            <w:tcW w:w="0" w:type="auto"/>
+          </w:tcPr>
+          <w:p>
+            <w:pPr>
+              <w:spacing w:line="276" w:lineRule="auto"/>
+              <w:jc w:val="left"/>
+            </w:pPr>
+          </w:p>
+        </w:tc>
+        <w:tc>
+          <w:tcPr>
+            <w:tcW w:w="0" w:type="auto"/>
+          </w:tcPr>
+          <w:p>
+            <w:pPr>
+              <w:spacing w:line="276" w:lineRule="auto"/>
+              <w:jc w:val="left"/>
+            </w:pPr>
+            <w:r>
+              <w:rPr>
+                <w:rFonts w:ascii="Times New Roman" w:hAnsi="Times New Roman" w:cs="Times New Roman"/>
+                <w:sz w:val="28"/>
+                <w:szCs w:val="28"/>
+              </w:rPr>
+              <w:t xml:space="preserve">Сетевое (телекоммуникационное) оборудование</w:t>
+            </w:r>
+          </w:p>
+        </w:tc>
+        <w:tc>
+          <w:tcPr>
+            <w:tcW w:w="0" w:type="auto"/>
+          </w:tcPr>
+          <w:p>
+            <w:pPr>
+              <w:spacing w:line="276" w:lineRule="auto"/>
+              <w:jc w:val="left"/>
+            </w:pPr>
+            <w:r>
+              <w:rPr>
+                <w:rFonts w:ascii="Times New Roman" w:hAnsi="Times New Roman" w:cs="Times New Roman"/>
+                <w:sz w:val="28"/>
+                <w:szCs w:val="28"/>
+              </w:rPr>
+              <w:t xml:space="preserve">Внешние и внутренние сетевые интерфейсы</w:t>
+            </w:r>
+          </w:p>
+        </w:tc>
+        <w:tc>
+          <w:tcPr>
+            <w:tcW w:w="0" w:type="auto"/>
+          </w:tcPr>
+          <w:p>
+            <w:pPr>
+              <w:spacing w:line="276" w:lineRule="auto"/>
+              <w:jc w:val="left"/>
+            </w:pPr>
+            <w:r>
+              <w:rPr>
+                <w:rFonts w:ascii="Times New Roman" w:hAnsi="Times New Roman" w:cs="Times New Roman"/>
+                <w:sz w:val="28"/>
+                <w:szCs w:val="28"/>
+              </w:rPr>
+              <w:t xml:space="preserve">СР.1; СР.10</w:t>
+            </w:r>
+          </w:p>
+        </w:tc>
+      </w:tr>
+      <w:tr>
+        <w:tc>
+          <w:tcPr>
+            <w:tcW w:w="0" w:type="auto"/>
+          </w:tcPr>
+          <w:p>
+            <w:pPr>
+              <w:spacing w:line="276" w:lineRule="auto"/>
+              <w:jc w:val="left"/>
+            </w:pPr>
+          </w:p>
+        </w:tc>
+        <w:tc>
+          <w:tcPr>
+            <w:tcW w:w="0" w:type="auto"/>
+          </w:tcPr>
+          <w:p>
+            <w:pPr>
+              <w:spacing w:line="276" w:lineRule="auto"/>
+              <w:jc w:val="left"/>
+            </w:pPr>
+          </w:p>
+        </w:tc>
+        <w:tc>
+          <w:tcPr>
+            <w:tcW w:w="0" w:type="auto"/>
+          </w:tcPr>
+          <w:p>
+            <w:pPr>
+              <w:spacing w:line="276" w:lineRule="auto"/>
+              <w:jc w:val="left"/>
+            </w:pPr>
+          </w:p>
+        </w:tc>
+        <w:tc>
+          <w:tcPr>
+            <w:tcW w:w="0" w:type="auto"/>
+          </w:tcPr>
+          <w:p>
+            <w:pPr>
+              <w:spacing w:line="276" w:lineRule="auto"/>
+              <w:jc w:val="left"/>
+            </w:pPr>
+            <w:r>
+              <w:rPr>
+                <w:rFonts w:ascii="Times New Roman" w:hAnsi="Times New Roman" w:cs="Times New Roman"/>
+                <w:sz w:val="28"/>
+                <w:szCs w:val="28"/>
+              </w:rPr>
+              <w:t xml:space="preserve">Каналы взаимодействия между КЗ-1 и КЗ-2</w:t>
+            </w:r>
+          </w:p>
+        </w:tc>
+        <w:tc>
+          <w:tcPr>
+            <w:tcW w:w="0" w:type="auto"/>
+          </w:tcPr>
+          <w:p>
+            <w:pPr>
+              <w:spacing w:line="276" w:lineRule="auto"/>
+              <w:jc w:val="left"/>
+            </w:pPr>
+            <w:r>
+              <w:rPr>
+                <w:rFonts w:ascii="Times New Roman" w:hAnsi="Times New Roman" w:cs="Times New Roman"/>
+                <w:sz w:val="28"/>
+                <w:szCs w:val="28"/>
+              </w:rPr>
+              <w:t xml:space="preserve">Внешние сетевые интерфейсы</w:t>
+            </w:r>
+          </w:p>
+        </w:tc>
+        <w:tc>
+          <w:tcPr>
+            <w:tcW w:w="0" w:type="auto"/>
+          </w:tcPr>
+          <w:p>
+            <w:pPr>
+              <w:spacing w:line="276" w:lineRule="auto"/>
+              <w:jc w:val="left"/>
+            </w:pPr>
+            <w:r>
+              <w:rPr>
+                <w:rFonts w:ascii="Times New Roman" w:hAnsi="Times New Roman" w:cs="Times New Roman"/>
+                <w:sz w:val="28"/>
+                <w:szCs w:val="28"/>
+              </w:rPr>
+              <w:t xml:space="preserve">СР.10; СР.12</w:t>
+            </w:r>
+          </w:p>
+        </w:tc>
+      </w:tr>
+      <w:tr>
+        <w:tc>
+          <w:tcPr>
+            <w:tcW w:w="0" w:type="auto"/>
+          </w:tcPr>
+          <w:p>
+            <w:pPr>
+              <w:spacing w:line="276" w:lineRule="auto"/>
+              <w:jc w:val="left"/>
+            </w:pPr>
+            <w:r>
+              <w:rPr>
+                <w:rFonts w:ascii="Times New Roman" w:hAnsi="Times New Roman" w:cs="Times New Roman"/>
+                <w:sz w:val="28"/>
+                <w:szCs w:val="28"/>
+              </w:rPr>
+              <w:t xml:space="preserve">5</w:t>
+            </w:r>
+          </w:p>
+        </w:tc>
+        <w:tc>
+          <w:tcPr>
+            <w:tcW w:w="0" w:type="auto"/>
+          </w:tcPr>
+          <w:p>
+            <w:pPr>
+              <w:spacing w:line="276" w:lineRule="auto"/>
+              <w:jc w:val="left"/>
+            </w:pPr>
+            <w:r>
+              <w:rPr>
+                <w:rFonts w:ascii="Times New Roman" w:hAnsi="Times New Roman" w:cs="Times New Roman"/>
+                <w:sz w:val="28"/>
+                <w:szCs w:val="28"/>
+              </w:rPr>
+              <w:t xml:space="preserve">Лица, привлекаемые для установки, настройки, испытаний, пусконаладочных и иных видов работ (системные интеграторы) (Н2)</w:t>
+            </w:r>
+          </w:p>
+        </w:tc>
+        <w:tc>
+          <w:tcPr>
+            <w:tcW w:w="0" w:type="auto"/>
+          </w:tcPr>
+          <w:p>
+            <w:pPr>
+              <w:spacing w:line="276" w:lineRule="auto"/>
+              <w:jc w:val="left"/>
+            </w:pPr>
+            <w:r>
+              <w:rPr>
+                <w:rFonts w:ascii="Times New Roman" w:hAnsi="Times New Roman" w:cs="Times New Roman"/>
+                <w:sz w:val="28"/>
+                <w:szCs w:val="28"/>
+              </w:rPr>
+              <w:t xml:space="preserve">Внутренний</w:t>
+            </w:r>
+          </w:p>
+        </w:tc>
+        <w:tc>
+          <w:tcPr>
+            <w:tcW w:w="0" w:type="auto"/>
+          </w:tcPr>
+          <w:p>
+            <w:pPr>
+              <w:spacing w:line="276" w:lineRule="auto"/>
+              <w:jc w:val="left"/>
+            </w:pPr>
+            <w:r>
+              <w:rPr>
+                <w:rFonts w:ascii="Times New Roman" w:hAnsi="Times New Roman" w:cs="Times New Roman"/>
+                <w:sz w:val="28"/>
+                <w:szCs w:val="28"/>
+              </w:rPr>
+              <w:t xml:space="preserve">Информация (данные), содержащаяся в системах и сетях</w:t>
+            </w:r>
+          </w:p>
+        </w:tc>
+        <w:tc>
+          <w:tcPr>
+            <w:tcW w:w="0" w:type="auto"/>
+          </w:tcPr>
+          <w:p>
+            <w:pPr>
+              <w:spacing w:line="276" w:lineRule="auto"/>
+              <w:jc w:val="left"/>
+            </w:pPr>
+            <w:r>
+              <w:rPr>
+                <w:rFonts w:ascii="Times New Roman" w:hAnsi="Times New Roman" w:cs="Times New Roman"/>
+                <w:sz w:val="28"/>
+                <w:szCs w:val="28"/>
+              </w:rPr>
+              <w:t xml:space="preserve">Интерфейсы для установки, настройки, испытаний</w:t>
+            </w:r>
+          </w:p>
+        </w:tc>
+        <w:tc>
+          <w:tcPr>
+            <w:tcW w:w="0" w:type="auto"/>
+          </w:tcPr>
+          <w:p>
+            <w:pPr>
+              <w:spacing w:line="276" w:lineRule="auto"/>
+              <w:jc w:val="left"/>
+            </w:pPr>
+            <w:r>
+              <w:rPr>
+                <w:rFonts w:ascii="Times New Roman" w:hAnsi="Times New Roman" w:cs="Times New Roman"/>
+                <w:sz w:val="28"/>
+                <w:szCs w:val="28"/>
+              </w:rPr>
+              <w:t xml:space="preserve">СР.1; СР.4; СР.8; СР.9</w:t>
+            </w:r>
+          </w:p>
+        </w:tc>
+      </w:tr>
+      <w:tr>
+        <w:tc>
+          <w:tcPr>
+            <w:tcW w:w="0" w:type="auto"/>
+          </w:tcPr>
+          <w:p>
+            <w:pPr>
+              <w:spacing w:line="276" w:lineRule="auto"/>
+              <w:jc w:val="left"/>
+            </w:pPr>
+          </w:p>
+        </w:tc>
+        <w:tc>
+          <w:tcPr>
+            <w:tcW w:w="0" w:type="auto"/>
+          </w:tcPr>
+          <w:p>
+            <w:pPr>
+              <w:spacing w:line="276" w:lineRule="auto"/>
+              <w:jc w:val="left"/>
+            </w:pPr>
+          </w:p>
+        </w:tc>
+        <w:tc>
+          <w:tcPr>
+            <w:tcW w:w="0" w:type="auto"/>
+          </w:tcPr>
+          <w:p>
+            <w:pPr>
+              <w:spacing w:line="276" w:lineRule="auto"/>
+              <w:jc w:val="left"/>
+            </w:pPr>
+          </w:p>
+        </w:tc>
+        <w:tc>
+          <w:tcPr>
+            <w:tcW w:w="0" w:type="auto"/>
+          </w:tcPr>
+          <w:p>
+            <w:pPr>
+              <w:spacing w:line="276" w:lineRule="auto"/>
+              <w:jc w:val="left"/>
+            </w:pPr>
+            <w:r>
+              <w:rPr>
+                <w:rFonts w:ascii="Times New Roman" w:hAnsi="Times New Roman" w:cs="Times New Roman"/>
+                <w:sz w:val="28"/>
+                <w:szCs w:val="28"/>
+              </w:rPr>
+              <w:t xml:space="preserve">Программно-аппаратные средства обработки и хранения информации</w:t>
+            </w:r>
+          </w:p>
+        </w:tc>
+        <w:tc>
+          <w:tcPr>
+            <w:tcW w:w="0" w:type="auto"/>
+          </w:tcPr>
+          <w:p>
+            <w:pPr>
+              <w:spacing w:line="276" w:lineRule="auto"/>
+              <w:jc w:val="left"/>
+            </w:pPr>
+            <w:r>
+              <w:rPr>
+                <w:rFonts w:ascii="Times New Roman" w:hAnsi="Times New Roman" w:cs="Times New Roman"/>
+                <w:sz w:val="28"/>
+                <w:szCs w:val="28"/>
+              </w:rPr>
+              <w:t xml:space="preserve">Интерфейсы для установки, настройки, испытаний</w:t>
+            </w:r>
+          </w:p>
+        </w:tc>
+        <w:tc>
+          <w:tcPr>
+            <w:tcW w:w="0" w:type="auto"/>
+          </w:tcPr>
+          <w:p>
+            <w:pPr>
+              <w:spacing w:line="276" w:lineRule="auto"/>
+              <w:jc w:val="left"/>
+            </w:pPr>
+            <w:r>
+              <w:rPr>
+                <w:rFonts w:ascii="Times New Roman" w:hAnsi="Times New Roman" w:cs="Times New Roman"/>
+                <w:sz w:val="28"/>
+                <w:szCs w:val="28"/>
+              </w:rPr>
+              <w:t xml:space="preserve">СР.4; СР.8; СР.9</w:t>
+            </w:r>
+          </w:p>
+        </w:tc>
+      </w:tr>
+      <w:tr>
+        <w:tc>
+          <w:tcPr>
+            <w:tcW w:w="0" w:type="auto"/>
+          </w:tcPr>
+          <w:p>
+            <w:pPr>
+              <w:spacing w:line="276" w:lineRule="auto"/>
+              <w:jc w:val="left"/>
+            </w:pPr>
+          </w:p>
+        </w:tc>
+        <w:tc>
+          <w:tcPr>
+            <w:tcW w:w="0" w:type="auto"/>
+          </w:tcPr>
+          <w:p>
+            <w:pPr>
+              <w:spacing w:line="276" w:lineRule="auto"/>
+              <w:jc w:val="left"/>
+            </w:pPr>
+          </w:p>
+        </w:tc>
+        <w:tc>
+          <w:tcPr>
+            <w:tcW w:w="0" w:type="auto"/>
+          </w:tcPr>
+          <w:p>
+            <w:pPr>
+              <w:spacing w:line="276" w:lineRule="auto"/>
+              <w:jc w:val="left"/>
+            </w:pPr>
+          </w:p>
+        </w:tc>
+        <w:tc>
+          <w:tcPr>
+            <w:tcW w:w="0" w:type="auto"/>
+          </w:tcPr>
+          <w:p>
+            <w:pPr>
+              <w:spacing w:line="276" w:lineRule="auto"/>
+              <w:jc w:val="left"/>
+            </w:pPr>
+            <w:r>
+              <w:rPr>
+                <w:rFonts w:ascii="Times New Roman" w:hAnsi="Times New Roman" w:cs="Times New Roman"/>
+                <w:sz w:val="28"/>
+                <w:szCs w:val="28"/>
+              </w:rPr>
+              <w:t xml:space="preserve">Системное программное обеспечение</w:t>
+            </w:r>
+          </w:p>
+        </w:tc>
+        <w:tc>
+          <w:tcPr>
+            <w:tcW w:w="0" w:type="auto"/>
+          </w:tcPr>
+          <w:p>
+            <w:pPr>
+              <w:spacing w:line="276" w:lineRule="auto"/>
+              <w:jc w:val="left"/>
+            </w:pPr>
+            <w:r>
+              <w:rPr>
+                <w:rFonts w:ascii="Times New Roman" w:hAnsi="Times New Roman" w:cs="Times New Roman"/>
+                <w:sz w:val="28"/>
+                <w:szCs w:val="28"/>
+              </w:rPr>
+              <w:t xml:space="preserve">Интерфейсы для установки, настройки, испытаний</w:t>
+            </w:r>
+          </w:p>
+        </w:tc>
+        <w:tc>
+          <w:tcPr>
+            <w:tcW w:w="0" w:type="auto"/>
+          </w:tcPr>
+          <w:p>
+            <w:pPr>
+              <w:spacing w:line="276" w:lineRule="auto"/>
+              <w:jc w:val="left"/>
+            </w:pPr>
+            <w:r>
+              <w:rPr>
+                <w:rFonts w:ascii="Times New Roman" w:hAnsi="Times New Roman" w:cs="Times New Roman"/>
+                <w:sz w:val="28"/>
+                <w:szCs w:val="28"/>
+              </w:rPr>
+              <w:t xml:space="preserve">СР.1; СР.3; СР.4; СР.8; СР.9</w:t>
+            </w:r>
+          </w:p>
+        </w:tc>
+      </w:tr>
+      <w:tr>
+        <w:tc>
+          <w:tcPr>
+            <w:tcW w:w="0" w:type="auto"/>
+          </w:tcPr>
+          <w:p>
+            <w:pPr>
+              <w:spacing w:line="276" w:lineRule="auto"/>
+              <w:jc w:val="left"/>
+            </w:pPr>
+          </w:p>
+        </w:tc>
+        <w:tc>
+          <w:tcPr>
+            <w:tcW w:w="0" w:type="auto"/>
+          </w:tcPr>
+          <w:p>
+            <w:pPr>
+              <w:spacing w:line="276" w:lineRule="auto"/>
+              <w:jc w:val="left"/>
+            </w:pPr>
+          </w:p>
+        </w:tc>
+        <w:tc>
+          <w:tcPr>
+            <w:tcW w:w="0" w:type="auto"/>
+          </w:tcPr>
+          <w:p>
+            <w:pPr>
+              <w:spacing w:line="276" w:lineRule="auto"/>
+              <w:jc w:val="left"/>
+            </w:pPr>
+          </w:p>
+        </w:tc>
+        <w:tc>
+          <w:tcPr>
+            <w:tcW w:w="0" w:type="auto"/>
+          </w:tcPr>
+          <w:p>
+            <w:pPr>
+              <w:spacing w:line="276" w:lineRule="auto"/>
+              <w:jc w:val="left"/>
+            </w:pPr>
+            <w:r>
+              <w:rPr>
+                <w:rFonts w:ascii="Times New Roman" w:hAnsi="Times New Roman" w:cs="Times New Roman"/>
+                <w:sz w:val="28"/>
+                <w:szCs w:val="28"/>
+              </w:rPr>
+              <w:t xml:space="preserve">Прикладное программное обеспечение</w:t>
+            </w:r>
+          </w:p>
+        </w:tc>
+        <w:tc>
+          <w:tcPr>
+            <w:tcW w:w="0" w:type="auto"/>
+          </w:tcPr>
+          <w:p>
+            <w:pPr>
+              <w:spacing w:line="276" w:lineRule="auto"/>
+              <w:jc w:val="left"/>
+            </w:pPr>
+            <w:r>
+              <w:rPr>
+                <w:rFonts w:ascii="Times New Roman" w:hAnsi="Times New Roman" w:cs="Times New Roman"/>
+                <w:sz w:val="28"/>
+                <w:szCs w:val="28"/>
+              </w:rPr>
+              <w:t xml:space="preserve">Интерфейсы для установки, настройки, испытаний</w:t>
+            </w:r>
+          </w:p>
+        </w:tc>
+        <w:tc>
+          <w:tcPr>
+            <w:tcW w:w="0" w:type="auto"/>
+          </w:tcPr>
+          <w:p>
+            <w:pPr>
+              <w:spacing w:line="276" w:lineRule="auto"/>
+              <w:jc w:val="left"/>
+            </w:pPr>
+            <w:r>
+              <w:rPr>
+                <w:rFonts w:ascii="Times New Roman" w:hAnsi="Times New Roman" w:cs="Times New Roman"/>
+                <w:sz w:val="28"/>
+                <w:szCs w:val="28"/>
+              </w:rPr>
+              <w:t xml:space="preserve">СР.1; СР.3; СР.4; СР.8; СР.9</w:t>
+            </w:r>
+          </w:p>
+        </w:tc>
+      </w:tr>
+      <w:tr>
+        <w:tc>
+          <w:tcPr>
+            <w:tcW w:w="0" w:type="auto"/>
+          </w:tcPr>
+          <w:p>
+            <w:pPr>
+              <w:spacing w:line="276" w:lineRule="auto"/>
+              <w:jc w:val="left"/>
+            </w:pPr>
+          </w:p>
+        </w:tc>
+        <w:tc>
+          <w:tcPr>
+            <w:tcW w:w="0" w:type="auto"/>
+          </w:tcPr>
+          <w:p>
+            <w:pPr>
+              <w:spacing w:line="276" w:lineRule="auto"/>
+              <w:jc w:val="left"/>
+            </w:pPr>
+          </w:p>
+        </w:tc>
+        <w:tc>
+          <w:tcPr>
+            <w:tcW w:w="0" w:type="auto"/>
+          </w:tcPr>
+          <w:p>
+            <w:pPr>
+              <w:spacing w:line="276" w:lineRule="auto"/>
+              <w:jc w:val="left"/>
+            </w:pPr>
+          </w:p>
+        </w:tc>
+        <w:tc>
+          <w:tcPr>
+            <w:tcW w:w="0" w:type="auto"/>
+          </w:tcPr>
+          <w:p>
+            <w:pPr>
+              <w:spacing w:line="276" w:lineRule="auto"/>
+              <w:jc w:val="left"/>
+            </w:pPr>
+            <w:r>
+              <w:rPr>
+                <w:rFonts w:ascii="Times New Roman" w:hAnsi="Times New Roman" w:cs="Times New Roman"/>
+                <w:sz w:val="28"/>
+                <w:szCs w:val="28"/>
+              </w:rPr>
+              <w:t xml:space="preserve">Средства защиты информации</w:t>
+            </w:r>
+          </w:p>
+        </w:tc>
+        <w:tc>
+          <w:tcPr>
+            <w:tcW w:w="0" w:type="auto"/>
+          </w:tcPr>
+          <w:p>
+            <w:pPr>
+              <w:spacing w:line="276" w:lineRule="auto"/>
+              <w:jc w:val="left"/>
+            </w:pPr>
+            <w:r>
+              <w:rPr>
+                <w:rFonts w:ascii="Times New Roman" w:hAnsi="Times New Roman" w:cs="Times New Roman"/>
+                <w:sz w:val="28"/>
+                <w:szCs w:val="28"/>
+              </w:rPr>
+              <w:t xml:space="preserve">Интерфейсы для установки, настройки, испытаний</w:t>
+            </w:r>
+          </w:p>
+        </w:tc>
+        <w:tc>
+          <w:tcPr>
+            <w:tcW w:w="0" w:type="auto"/>
+          </w:tcPr>
+          <w:p>
+            <w:pPr>
+              <w:spacing w:line="276" w:lineRule="auto"/>
+              <w:jc w:val="left"/>
+            </w:pPr>
+            <w:r>
+              <w:rPr>
+                <w:rFonts w:ascii="Times New Roman" w:hAnsi="Times New Roman" w:cs="Times New Roman"/>
+                <w:sz w:val="28"/>
+                <w:szCs w:val="28"/>
+              </w:rPr>
+              <w:t xml:space="preserve">СР.1; СР.4; СР.8; СР.9</w:t>
+            </w:r>
+          </w:p>
+        </w:tc>
+      </w:tr>
+      <w:tr>
+        <w:tc>
+          <w:tcPr>
+            <w:tcW w:w="0" w:type="auto"/>
+          </w:tcPr>
+          <w:p>
+            <w:pPr>
+              <w:spacing w:line="276" w:lineRule="auto"/>
+              <w:jc w:val="left"/>
+            </w:pPr>
+          </w:p>
+        </w:tc>
+        <w:tc>
+          <w:tcPr>
+            <w:tcW w:w="0" w:type="auto"/>
+          </w:tcPr>
+          <w:p>
+            <w:pPr>
+              <w:spacing w:line="276" w:lineRule="auto"/>
+              <w:jc w:val="left"/>
+            </w:pPr>
+          </w:p>
+        </w:tc>
+        <w:tc>
+          <w:tcPr>
+            <w:tcW w:w="0" w:type="auto"/>
+          </w:tcPr>
+          <w:p>
+            <w:pPr>
+              <w:spacing w:line="276" w:lineRule="auto"/>
+              <w:jc w:val="left"/>
+            </w:pPr>
+          </w:p>
+        </w:tc>
+        <w:tc>
+          <w:tcPr>
+            <w:tcW w:w="0" w:type="auto"/>
+          </w:tcPr>
+          <w:p>
+            <w:pPr>
+              <w:spacing w:line="276" w:lineRule="auto"/>
+              <w:jc w:val="left"/>
+            </w:pPr>
+            <w:r>
+              <w:rPr>
+                <w:rFonts w:ascii="Times New Roman" w:hAnsi="Times New Roman" w:cs="Times New Roman"/>
+                <w:sz w:val="28"/>
+                <w:szCs w:val="28"/>
+              </w:rPr>
+              <w:t xml:space="preserve">Средства криптографической защиты информации</w:t>
+            </w:r>
+          </w:p>
+        </w:tc>
+        <w:tc>
+          <w:tcPr>
+            <w:tcW w:w="0" w:type="auto"/>
+          </w:tcPr>
+          <w:p>
+            <w:pPr>
+              <w:spacing w:line="276" w:lineRule="auto"/>
+              <w:jc w:val="left"/>
+            </w:pPr>
+            <w:r>
+              <w:rPr>
+                <w:rFonts w:ascii="Times New Roman" w:hAnsi="Times New Roman" w:cs="Times New Roman"/>
+                <w:sz w:val="28"/>
+                <w:szCs w:val="28"/>
+              </w:rPr>
+              <w:t xml:space="preserve">Интерфейсы для установки, настройки, испытаний</w:t>
+            </w:r>
+          </w:p>
+        </w:tc>
+        <w:tc>
+          <w:tcPr>
+            <w:tcW w:w="0" w:type="auto"/>
+          </w:tcPr>
+          <w:p>
+            <w:pPr>
+              <w:spacing w:line="276" w:lineRule="auto"/>
+              <w:jc w:val="left"/>
+            </w:pPr>
+            <w:r>
+              <w:rPr>
+                <w:rFonts w:ascii="Times New Roman" w:hAnsi="Times New Roman" w:cs="Times New Roman"/>
+                <w:sz w:val="28"/>
+                <w:szCs w:val="28"/>
+              </w:rPr>
+              <w:t xml:space="preserve">СР.1; СР.4; СР.8; СР.9</w:t>
+            </w:r>
+          </w:p>
+        </w:tc>
+      </w:tr>
+      <w:tr>
+        <w:tc>
+          <w:tcPr>
+            <w:tcW w:w="0" w:type="auto"/>
+          </w:tcPr>
+          <w:p>
+            <w:pPr>
+              <w:spacing w:line="276" w:lineRule="auto"/>
+              <w:jc w:val="left"/>
+            </w:pPr>
+            <w:r>
+              <w:rPr>
+                <w:rFonts w:ascii="Times New Roman" w:hAnsi="Times New Roman" w:cs="Times New Roman"/>
+                <w:sz w:val="28"/>
+                <w:szCs w:val="28"/>
+              </w:rPr>
+              <w:t xml:space="preserve">6</w:t>
+            </w:r>
+          </w:p>
+        </w:tc>
+        <w:tc>
+          <w:tcPr>
+            <w:tcW w:w="0" w:type="auto"/>
+          </w:tcPr>
+          <w:p>
+            <w:pPr>
+              <w:spacing w:line="276" w:lineRule="auto"/>
+              <w:jc w:val="left"/>
+            </w:pPr>
+            <w:r>
+              <w:rPr>
+                <w:rFonts w:ascii="Times New Roman" w:hAnsi="Times New Roman" w:cs="Times New Roman"/>
+                <w:sz w:val="28"/>
+                <w:szCs w:val="28"/>
+              </w:rPr>
+              <w:t xml:space="preserve">Лица, обеспечивающие функционирование систем и сетей или обеспечивающие системы оператора (инженеры, охрана, обслуживающий персонал) (Н1)</w:t>
+            </w:r>
+          </w:p>
+        </w:tc>
+        <w:tc>
+          <w:tcPr>
+            <w:tcW w:w="0" w:type="auto"/>
+          </w:tcPr>
+          <w:p>
+            <w:pPr>
+              <w:spacing w:line="276" w:lineRule="auto"/>
+              <w:jc w:val="left"/>
+            </w:pPr>
+            <w:r>
+              <w:rPr>
+                <w:rFonts w:ascii="Times New Roman" w:hAnsi="Times New Roman" w:cs="Times New Roman"/>
+                <w:sz w:val="28"/>
+                <w:szCs w:val="28"/>
+              </w:rPr>
+              <w:t xml:space="preserve">Внутренний</w:t>
+            </w:r>
+          </w:p>
+        </w:tc>
+        <w:tc>
+          <w:tcPr>
+            <w:tcW w:w="0" w:type="auto"/>
+          </w:tcPr>
+          <w:p>
+            <w:pPr>
+              <w:spacing w:line="276" w:lineRule="auto"/>
+              <w:jc w:val="left"/>
+            </w:pPr>
+            <w:r>
+              <w:rPr>
+                <w:rFonts w:ascii="Times New Roman" w:hAnsi="Times New Roman" w:cs="Times New Roman"/>
+                <w:sz w:val="28"/>
+                <w:szCs w:val="28"/>
+              </w:rPr>
+              <w:t xml:space="preserve">Программно-аппаратные средства обработки и хранения информации</w:t>
+            </w:r>
+          </w:p>
+        </w:tc>
+        <w:tc>
+          <w:tcPr>
+            <w:tcW w:w="0" w:type="auto"/>
+          </w:tcPr>
+          <w:p>
+            <w:pPr>
+              <w:spacing w:line="276" w:lineRule="auto"/>
+              <w:jc w:val="left"/>
+            </w:pPr>
+            <w:r>
+              <w:rPr>
+                <w:rFonts w:ascii="Times New Roman" w:hAnsi="Times New Roman" w:cs="Times New Roman"/>
+                <w:sz w:val="28"/>
+                <w:szCs w:val="28"/>
+              </w:rPr>
+              <w:t xml:space="preserve">Интерфейсы для пользователей; интерфейсы использования съёмных машинных носителей информации</w:t>
+            </w:r>
+          </w:p>
+        </w:tc>
+        <w:tc>
+          <w:tcPr>
+            <w:tcW w:w="0" w:type="auto"/>
+          </w:tcPr>
+          <w:p>
+            <w:pPr>
+              <w:spacing w:line="276" w:lineRule="auto"/>
+              <w:jc w:val="left"/>
+            </w:pPr>
+            <w:r>
+              <w:rPr>
+                <w:rFonts w:ascii="Times New Roman" w:hAnsi="Times New Roman" w:cs="Times New Roman"/>
+                <w:sz w:val="28"/>
+                <w:szCs w:val="28"/>
+              </w:rPr>
+              <w:t xml:space="preserve">СР.9; СР.11</w:t>
+            </w:r>
+          </w:p>
+        </w:tc>
+      </w:tr>
+      <w:tr>
+        <w:tc>
+          <w:tcPr>
+            <w:tcW w:w="0" w:type="auto"/>
+          </w:tcPr>
+          <w:p>
+            <w:pPr>
+              <w:spacing w:line="276" w:lineRule="auto"/>
+              <w:jc w:val="left"/>
+            </w:pPr>
+          </w:p>
+        </w:tc>
+        <w:tc>
+          <w:tcPr>
+            <w:tcW w:w="0" w:type="auto"/>
+          </w:tcPr>
+          <w:p>
+            <w:pPr>
+              <w:spacing w:line="276" w:lineRule="auto"/>
+              <w:jc w:val="left"/>
+            </w:pPr>
+          </w:p>
+        </w:tc>
+        <w:tc>
+          <w:tcPr>
+            <w:tcW w:w="0" w:type="auto"/>
+          </w:tcPr>
+          <w:p>
+            <w:pPr>
+              <w:spacing w:line="276" w:lineRule="auto"/>
+              <w:jc w:val="left"/>
+            </w:pPr>
+          </w:p>
+        </w:tc>
+        <w:tc>
+          <w:tcPr>
+            <w:tcW w:w="0" w:type="auto"/>
+          </w:tcPr>
+          <w:p>
+            <w:pPr>
+              <w:spacing w:line="276" w:lineRule="auto"/>
+              <w:jc w:val="left"/>
+            </w:pPr>
+            <w:r>
+              <w:rPr>
+                <w:rFonts w:ascii="Times New Roman" w:hAnsi="Times New Roman" w:cs="Times New Roman"/>
+                <w:sz w:val="28"/>
+                <w:szCs w:val="28"/>
+              </w:rPr>
+              <w:t xml:space="preserve">Машинные носители информации в составе средств вычислительной техники</w:t>
+            </w:r>
+          </w:p>
+        </w:tc>
+        <w:tc>
+          <w:tcPr>
+            <w:tcW w:w="0" w:type="auto"/>
+          </w:tcPr>
+          <w:p>
+            <w:pPr>
+              <w:spacing w:line="276" w:lineRule="auto"/>
+              <w:jc w:val="left"/>
+            </w:pPr>
+            <w:r>
+              <w:rPr>
+                <w:rFonts w:ascii="Times New Roman" w:hAnsi="Times New Roman" w:cs="Times New Roman"/>
+                <w:sz w:val="28"/>
+                <w:szCs w:val="28"/>
+              </w:rPr>
+              <w:t xml:space="preserve">Интерфейсы для пользователей</w:t>
+            </w:r>
+          </w:p>
+        </w:tc>
+        <w:tc>
+          <w:tcPr>
+            <w:tcW w:w="0" w:type="auto"/>
+          </w:tcPr>
+          <w:p>
+            <w:pPr>
+              <w:spacing w:line="276" w:lineRule="auto"/>
+              <w:jc w:val="left"/>
+            </w:pPr>
+            <w:r>
+              <w:rPr>
+                <w:rFonts w:ascii="Times New Roman" w:hAnsi="Times New Roman" w:cs="Times New Roman"/>
+                <w:sz w:val="28"/>
+                <w:szCs w:val="28"/>
+              </w:rPr>
+              <w:t xml:space="preserve">СР.11</w:t>
+            </w:r>
+          </w:p>
+        </w:tc>
+      </w:tr>
+      <w:tr>
+        <w:tc>
+          <w:tcPr>
+            <w:tcW w:w="0" w:type="auto"/>
+          </w:tcPr>
+          <w:p>
+            <w:pPr>
+              <w:spacing w:line="276" w:lineRule="auto"/>
+              <w:jc w:val="left"/>
+            </w:pPr>
+          </w:p>
+        </w:tc>
+        <w:tc>
+          <w:tcPr>
+            <w:tcW w:w="0" w:type="auto"/>
+          </w:tcPr>
+          <w:p>
+            <w:pPr>
+              <w:spacing w:line="276" w:lineRule="auto"/>
+              <w:jc w:val="left"/>
+            </w:pPr>
+          </w:p>
+        </w:tc>
+        <w:tc>
+          <w:tcPr>
+            <w:tcW w:w="0" w:type="auto"/>
+          </w:tcPr>
+          <w:p>
+            <w:pPr>
+              <w:spacing w:line="276" w:lineRule="auto"/>
+              <w:jc w:val="left"/>
+            </w:pPr>
+          </w:p>
+        </w:tc>
+        <w:tc>
+          <w:tcPr>
+            <w:tcW w:w="0" w:type="auto"/>
+          </w:tcPr>
+          <w:p>
+            <w:pPr>
+              <w:spacing w:line="276" w:lineRule="auto"/>
+              <w:jc w:val="left"/>
+            </w:pPr>
+            <w:r>
+              <w:rPr>
+                <w:rFonts w:ascii="Times New Roman" w:hAnsi="Times New Roman" w:cs="Times New Roman"/>
+                <w:sz w:val="28"/>
+                <w:szCs w:val="28"/>
+              </w:rPr>
+              <w:t xml:space="preserve">Узел вычислительной сети (АРМ)</w:t>
+            </w:r>
+          </w:p>
+        </w:tc>
+        <w:tc>
+          <w:tcPr>
+            <w:tcW w:w="0" w:type="auto"/>
+          </w:tcPr>
+          <w:p>
+            <w:pPr>
+              <w:spacing w:line="276" w:lineRule="auto"/>
+              <w:jc w:val="left"/>
+            </w:pPr>
+            <w:r>
+              <w:rPr>
+                <w:rFonts w:ascii="Times New Roman" w:hAnsi="Times New Roman" w:cs="Times New Roman"/>
+                <w:sz w:val="28"/>
+                <w:szCs w:val="28"/>
+              </w:rPr>
+              <w:t xml:space="preserve">Физический доступ</w:t>
+            </w:r>
+          </w:p>
+        </w:tc>
+        <w:tc>
+          <w:tcPr>
+            <w:tcW w:w="0" w:type="auto"/>
+          </w:tcPr>
+          <w:p>
+            <w:pPr>
+              <w:spacing w:line="276" w:lineRule="auto"/>
+              <w:jc w:val="left"/>
+            </w:pPr>
+            <w:r>
+              <w:rPr>
+                <w:rFonts w:ascii="Times New Roman" w:hAnsi="Times New Roman" w:cs="Times New Roman"/>
+                <w:sz w:val="28"/>
+                <w:szCs w:val="28"/>
+              </w:rPr>
+              <w:t xml:space="preserve">СР.11</w:t>
+            </w:r>
+          </w:p>
+        </w:tc>
+      </w:tr>
+      <w:tr>
+        <w:tc>
+          <w:tcPr>
+            <w:tcW w:w="0" w:type="auto"/>
+          </w:tcPr>
+          <w:p>
+            <w:pPr>
+              <w:spacing w:line="276" w:lineRule="auto"/>
+              <w:jc w:val="left"/>
+            </w:pPr>
+            <w:r>
+              <w:rPr>
+                <w:rFonts w:ascii="Times New Roman" w:hAnsi="Times New Roman" w:cs="Times New Roman"/>
+                <w:sz w:val="28"/>
+                <w:szCs w:val="28"/>
+              </w:rPr>
+              <w:t xml:space="preserve">7</w:t>
+            </w:r>
+          </w:p>
+        </w:tc>
+        <w:tc>
+          <w:tcPr>
+            <w:tcW w:w="0" w:type="auto"/>
+          </w:tcPr>
+          <w:p>
+            <w:pPr>
+              <w:spacing w:line="276" w:lineRule="auto"/>
+              <w:jc w:val="left"/>
+            </w:pPr>
+            <w:r>
+              <w:rPr>
+                <w:rFonts w:ascii="Times New Roman" w:hAnsi="Times New Roman" w:cs="Times New Roman"/>
+                <w:sz w:val="28"/>
+                <w:szCs w:val="28"/>
+              </w:rPr>
+              <w:t xml:space="preserve">Авторизованные пользователи систем и сетей (медицинский и административный персонал медицинской организации-оператора) (Н1)</w:t>
+            </w:r>
+          </w:p>
+        </w:tc>
+        <w:tc>
+          <w:tcPr>
+            <w:tcW w:w="0" w:type="auto"/>
+          </w:tcPr>
+          <w:p>
+            <w:pPr>
+              <w:spacing w:line="276" w:lineRule="auto"/>
+              <w:jc w:val="left"/>
+            </w:pPr>
+            <w:r>
+              <w:rPr>
+                <w:rFonts w:ascii="Times New Roman" w:hAnsi="Times New Roman" w:cs="Times New Roman"/>
+                <w:sz w:val="28"/>
+                <w:szCs w:val="28"/>
+              </w:rPr>
+              <w:t xml:space="preserve">Внутренний</w:t>
+            </w:r>
+          </w:p>
+        </w:tc>
+        <w:tc>
+          <w:tcPr>
+            <w:tcW w:w="0" w:type="auto"/>
+          </w:tcPr>
+          <w:p>
+            <w:pPr>
+              <w:spacing w:line="276" w:lineRule="auto"/>
+              <w:jc w:val="left"/>
+            </w:pPr>
+            <w:r>
+              <w:rPr>
+                <w:rFonts w:ascii="Times New Roman" w:hAnsi="Times New Roman" w:cs="Times New Roman"/>
+                <w:sz w:val="28"/>
+                <w:szCs w:val="28"/>
+              </w:rPr>
+              <w:t xml:space="preserve">Информация (данные), содержащаяся в системах и сетях</w:t>
+            </w:r>
+          </w:p>
+        </w:tc>
+        <w:tc>
+          <w:tcPr>
+            <w:tcW w:w="0" w:type="auto"/>
+          </w:tcPr>
+          <w:p>
+            <w:pPr>
+              <w:spacing w:line="276" w:lineRule="auto"/>
+              <w:jc w:val="left"/>
+            </w:pPr>
+            <w:r>
+              <w:rPr>
+                <w:rFonts w:ascii="Times New Roman" w:hAnsi="Times New Roman" w:cs="Times New Roman"/>
+                <w:sz w:val="28"/>
+                <w:szCs w:val="28"/>
+              </w:rPr>
+              <w:t xml:space="preserve">Интерфейсы для пользователей</w:t>
+            </w:r>
+          </w:p>
+        </w:tc>
+        <w:tc>
+          <w:tcPr>
+            <w:tcW w:w="0" w:type="auto"/>
+          </w:tcPr>
+          <w:p>
+            <w:pPr>
+              <w:spacing w:line="276" w:lineRule="auto"/>
+              <w:jc w:val="left"/>
+            </w:pPr>
+            <w:r>
+              <w:rPr>
+                <w:rFonts w:ascii="Times New Roman" w:hAnsi="Times New Roman" w:cs="Times New Roman"/>
+                <w:sz w:val="28"/>
+                <w:szCs w:val="28"/>
+              </w:rPr>
+              <w:t xml:space="preserve">СР.1; СР.9</w:t>
+            </w:r>
+          </w:p>
+        </w:tc>
+      </w:tr>
+      <w:tr>
+        <w:tc>
+          <w:tcPr>
+            <w:tcW w:w="0" w:type="auto"/>
+          </w:tcPr>
+          <w:p>
+            <w:pPr>
+              <w:spacing w:line="276" w:lineRule="auto"/>
+              <w:jc w:val="left"/>
+            </w:pPr>
+          </w:p>
+        </w:tc>
+        <w:tc>
+          <w:tcPr>
+            <w:tcW w:w="0" w:type="auto"/>
+          </w:tcPr>
+          <w:p>
+            <w:pPr>
+              <w:spacing w:line="276" w:lineRule="auto"/>
+              <w:jc w:val="left"/>
+            </w:pPr>
+          </w:p>
+        </w:tc>
+        <w:tc>
+          <w:tcPr>
+            <w:tcW w:w="0" w:type="auto"/>
+          </w:tcPr>
+          <w:p>
+            <w:pPr>
+              <w:spacing w:line="276" w:lineRule="auto"/>
+              <w:jc w:val="left"/>
+            </w:pPr>
+          </w:p>
+        </w:tc>
+        <w:tc>
+          <w:tcPr>
+            <w:tcW w:w="0" w:type="auto"/>
+          </w:tcPr>
+          <w:p>
+            <w:pPr>
+              <w:spacing w:line="276" w:lineRule="auto"/>
+              <w:jc w:val="left"/>
+            </w:pPr>
+            <w:r>
+              <w:rPr>
+                <w:rFonts w:ascii="Times New Roman" w:hAnsi="Times New Roman" w:cs="Times New Roman"/>
+                <w:sz w:val="28"/>
+                <w:szCs w:val="28"/>
+              </w:rPr>
+              <w:t xml:space="preserve">Защищаемая информация (электронная медицинская карта, лист назначений, документы лекарственного обеспечения, результаты исследований)</w:t>
+            </w:r>
+          </w:p>
+        </w:tc>
+        <w:tc>
+          <w:tcPr>
+            <w:tcW w:w="0" w:type="auto"/>
+          </w:tcPr>
+          <w:p>
+            <w:pPr>
+              <w:spacing w:line="276" w:lineRule="auto"/>
+              <w:jc w:val="left"/>
+            </w:pPr>
+            <w:r>
+              <w:rPr>
+                <w:rFonts w:ascii="Times New Roman" w:hAnsi="Times New Roman" w:cs="Times New Roman"/>
+                <w:sz w:val="28"/>
+                <w:szCs w:val="28"/>
+              </w:rPr>
+              <w:t xml:space="preserve">Интерфейсы для пользователей</w:t>
+            </w:r>
+          </w:p>
+        </w:tc>
+        <w:tc>
+          <w:tcPr>
+            <w:tcW w:w="0" w:type="auto"/>
+          </w:tcPr>
+          <w:p>
+            <w:pPr>
+              <w:spacing w:line="276" w:lineRule="auto"/>
+              <w:jc w:val="left"/>
+            </w:pPr>
+            <w:r>
+              <w:rPr>
+                <w:rFonts w:ascii="Times New Roman" w:hAnsi="Times New Roman" w:cs="Times New Roman"/>
+                <w:sz w:val="28"/>
+                <w:szCs w:val="28"/>
+              </w:rPr>
+              <w:t xml:space="preserve">СР.1; СР.9</w:t>
+            </w:r>
+          </w:p>
+        </w:tc>
+      </w:tr>
+      <w:tr>
+        <w:tc>
+          <w:tcPr>
+            <w:tcW w:w="0" w:type="auto"/>
+          </w:tcPr>
+          <w:p>
+            <w:pPr>
+              <w:spacing w:line="276" w:lineRule="auto"/>
+              <w:jc w:val="left"/>
+            </w:pPr>
+          </w:p>
+        </w:tc>
+        <w:tc>
+          <w:tcPr>
+            <w:tcW w:w="0" w:type="auto"/>
+          </w:tcPr>
+          <w:p>
+            <w:pPr>
+              <w:spacing w:line="276" w:lineRule="auto"/>
+              <w:jc w:val="left"/>
+            </w:pPr>
+          </w:p>
+        </w:tc>
+        <w:tc>
+          <w:tcPr>
+            <w:tcW w:w="0" w:type="auto"/>
+          </w:tcPr>
+          <w:p>
+            <w:pPr>
+              <w:spacing w:line="276" w:lineRule="auto"/>
+              <w:jc w:val="left"/>
+            </w:pPr>
+          </w:p>
+        </w:tc>
+        <w:tc>
+          <w:tcPr>
+            <w:tcW w:w="0" w:type="auto"/>
+          </w:tcPr>
+          <w:p>
+            <w:pPr>
+              <w:spacing w:line="276" w:lineRule="auto"/>
+              <w:jc w:val="left"/>
+            </w:pPr>
+            <w:r>
+              <w:rPr>
+                <w:rFonts w:ascii="Times New Roman" w:hAnsi="Times New Roman" w:cs="Times New Roman"/>
+                <w:sz w:val="28"/>
+                <w:szCs w:val="28"/>
+              </w:rPr>
+              <w:t xml:space="preserve">Прикладное программное обеспечение</w:t>
+            </w:r>
+          </w:p>
+        </w:tc>
+        <w:tc>
+          <w:tcPr>
+            <w:tcW w:w="0" w:type="auto"/>
+          </w:tcPr>
+          <w:p>
+            <w:pPr>
+              <w:spacing w:line="276" w:lineRule="auto"/>
+              <w:jc w:val="left"/>
+            </w:pPr>
+            <w:r>
+              <w:rPr>
+                <w:rFonts w:ascii="Times New Roman" w:hAnsi="Times New Roman" w:cs="Times New Roman"/>
+                <w:sz w:val="28"/>
+                <w:szCs w:val="28"/>
+              </w:rPr>
+              <w:t xml:space="preserve">Интерфейсы для пользователей</w:t>
+            </w:r>
+          </w:p>
+        </w:tc>
+        <w:tc>
+          <w:tcPr>
+            <w:tcW w:w="0" w:type="auto"/>
+          </w:tcPr>
+          <w:p>
+            <w:pPr>
+              <w:spacing w:line="276" w:lineRule="auto"/>
+              <w:jc w:val="left"/>
+            </w:pPr>
+            <w:r>
+              <w:rPr>
+                <w:rFonts w:ascii="Times New Roman" w:hAnsi="Times New Roman" w:cs="Times New Roman"/>
+                <w:sz w:val="28"/>
+                <w:szCs w:val="28"/>
+              </w:rPr>
+              <w:t xml:space="preserve">СР.1; СР.9</w:t>
+            </w:r>
+          </w:p>
+        </w:tc>
+      </w:tr>
+      <w:tr>
+        <w:tc>
+          <w:tcPr>
+            <w:tcW w:w="0" w:type="auto"/>
+          </w:tcPr>
+          <w:p>
+            <w:pPr>
+              <w:spacing w:line="276" w:lineRule="auto"/>
+              <w:jc w:val="left"/>
+            </w:pPr>
+          </w:p>
+        </w:tc>
+        <w:tc>
+          <w:tcPr>
+            <w:tcW w:w="0" w:type="auto"/>
+          </w:tcPr>
+          <w:p>
+            <w:pPr>
+              <w:spacing w:line="276" w:lineRule="auto"/>
+              <w:jc w:val="left"/>
+            </w:pPr>
+          </w:p>
+        </w:tc>
+        <w:tc>
+          <w:tcPr>
+            <w:tcW w:w="0" w:type="auto"/>
+          </w:tcPr>
+          <w:p>
+            <w:pPr>
+              <w:spacing w:line="276" w:lineRule="auto"/>
+              <w:jc w:val="left"/>
+            </w:pPr>
+          </w:p>
+        </w:tc>
+        <w:tc>
+          <w:tcPr>
+            <w:tcW w:w="0" w:type="auto"/>
+          </w:tcPr>
+          <w:p>
+            <w:pPr>
+              <w:spacing w:line="276" w:lineRule="auto"/>
+              <w:jc w:val="left"/>
+            </w:pPr>
+            <w:r>
+              <w:rPr>
+                <w:rFonts w:ascii="Times New Roman" w:hAnsi="Times New Roman" w:cs="Times New Roman"/>
+                <w:sz w:val="28"/>
+                <w:szCs w:val="28"/>
+              </w:rPr>
+              <w:t xml:space="preserve">База данных</w:t>
+            </w:r>
+          </w:p>
+        </w:tc>
+        <w:tc>
+          <w:tcPr>
+            <w:tcW w:w="0" w:type="auto"/>
+          </w:tcPr>
+          <w:p>
+            <w:pPr>
+              <w:spacing w:line="276" w:lineRule="auto"/>
+              <w:jc w:val="left"/>
+            </w:pPr>
+            <w:r>
+              <w:rPr>
+                <w:rFonts w:ascii="Times New Roman" w:hAnsi="Times New Roman" w:cs="Times New Roman"/>
+                <w:sz w:val="28"/>
+                <w:szCs w:val="28"/>
+              </w:rPr>
+              <w:t xml:space="preserve">Интерфейсы для пользователей</w:t>
+            </w:r>
+          </w:p>
+        </w:tc>
+        <w:tc>
+          <w:tcPr>
+            <w:tcW w:w="0" w:type="auto"/>
+          </w:tcPr>
+          <w:p>
+            <w:pPr>
+              <w:spacing w:line="276" w:lineRule="auto"/>
+              <w:jc w:val="left"/>
+            </w:pPr>
+            <w:r>
+              <w:rPr>
+                <w:rFonts w:ascii="Times New Roman" w:hAnsi="Times New Roman" w:cs="Times New Roman"/>
+                <w:sz w:val="28"/>
+                <w:szCs w:val="28"/>
+              </w:rPr>
+              <w:t xml:space="preserve">СР.1; СР.9</w:t>
+            </w:r>
+          </w:p>
+        </w:tc>
+      </w:tr>
+      <w:tr>
+        <w:tc>
+          <w:tcPr>
+            <w:tcW w:w="0" w:type="auto"/>
+          </w:tcPr>
+          <w:p>
+            <w:pPr>
+              <w:spacing w:line="276" w:lineRule="auto"/>
+              <w:jc w:val="left"/>
+            </w:pPr>
+          </w:p>
+        </w:tc>
+        <w:tc>
+          <w:tcPr>
+            <w:tcW w:w="0" w:type="auto"/>
+          </w:tcPr>
+          <w:p>
+            <w:pPr>
+              <w:spacing w:line="276" w:lineRule="auto"/>
+              <w:jc w:val="left"/>
+            </w:pPr>
+          </w:p>
+        </w:tc>
+        <w:tc>
+          <w:tcPr>
+            <w:tcW w:w="0" w:type="auto"/>
+          </w:tcPr>
+          <w:p>
+            <w:pPr>
+              <w:spacing w:line="276" w:lineRule="auto"/>
+              <w:jc w:val="left"/>
+            </w:pPr>
+          </w:p>
+        </w:tc>
+        <w:tc>
+          <w:tcPr>
+            <w:tcW w:w="0" w:type="auto"/>
+          </w:tcPr>
+          <w:p>
+            <w:pPr>
+              <w:spacing w:line="276" w:lineRule="auto"/>
+              <w:jc w:val="left"/>
+            </w:pPr>
+            <w:r>
+              <w:rPr>
+                <w:rFonts w:ascii="Times New Roman" w:hAnsi="Times New Roman" w:cs="Times New Roman"/>
+                <w:sz w:val="28"/>
+                <w:szCs w:val="28"/>
+              </w:rPr>
+              <w:t xml:space="preserve">Программно-аппаратные средства обработки и хранения информации (АРМ)</w:t>
+            </w:r>
+          </w:p>
+        </w:tc>
+        <w:tc>
+          <w:tcPr>
+            <w:tcW w:w="0" w:type="auto"/>
+          </w:tcPr>
+          <w:p>
+            <w:pPr>
+              <w:spacing w:line="276" w:lineRule="auto"/>
+              <w:jc w:val="left"/>
+            </w:pPr>
+            <w:r>
+              <w:rPr>
+                <w:rFonts w:ascii="Times New Roman" w:hAnsi="Times New Roman" w:cs="Times New Roman"/>
+                <w:sz w:val="28"/>
+                <w:szCs w:val="28"/>
+              </w:rPr>
+              <w:t xml:space="preserve">Интерфейсы для пользователей</w:t>
+            </w:r>
+          </w:p>
+        </w:tc>
+        <w:tc>
+          <w:tcPr>
+            <w:tcW w:w="0" w:type="auto"/>
+          </w:tcPr>
+          <w:p>
+            <w:pPr>
+              <w:spacing w:line="276" w:lineRule="auto"/>
+              <w:jc w:val="left"/>
+            </w:pPr>
+            <w:r>
+              <w:rPr>
+                <w:rFonts w:ascii="Times New Roman" w:hAnsi="Times New Roman" w:cs="Times New Roman"/>
+                <w:sz w:val="28"/>
+                <w:szCs w:val="28"/>
+              </w:rPr>
+              <w:t xml:space="preserve">СР.9; СР.11</w:t>
+            </w:r>
+          </w:p>
+        </w:tc>
+      </w:tr>
+      <w:tr>
+        <w:tc>
+          <w:tcPr>
+            <w:tcW w:w="0" w:type="auto"/>
+          </w:tcPr>
+          <w:p>
+            <w:pPr>
+              <w:spacing w:line="276" w:lineRule="auto"/>
+              <w:jc w:val="left"/>
+            </w:pPr>
+          </w:p>
+        </w:tc>
+        <w:tc>
+          <w:tcPr>
+            <w:tcW w:w="0" w:type="auto"/>
+          </w:tcPr>
+          <w:p>
+            <w:pPr>
+              <w:spacing w:line="276" w:lineRule="auto"/>
+              <w:jc w:val="left"/>
+            </w:pPr>
+          </w:p>
+        </w:tc>
+        <w:tc>
+          <w:tcPr>
+            <w:tcW w:w="0" w:type="auto"/>
+          </w:tcPr>
+          <w:p>
+            <w:pPr>
+              <w:spacing w:line="276" w:lineRule="auto"/>
+              <w:jc w:val="left"/>
+            </w:pPr>
+          </w:p>
+        </w:tc>
+        <w:tc>
+          <w:tcPr>
+            <w:tcW w:w="0" w:type="auto"/>
+          </w:tcPr>
+          <w:p>
+            <w:pPr>
+              <w:spacing w:line="276" w:lineRule="auto"/>
+              <w:jc w:val="left"/>
+            </w:pPr>
+            <w:r>
+              <w:rPr>
+                <w:rFonts w:ascii="Times New Roman" w:hAnsi="Times New Roman" w:cs="Times New Roman"/>
+                <w:sz w:val="28"/>
+                <w:szCs w:val="28"/>
+              </w:rPr>
+              <w:t xml:space="preserve">Учётные данные пользователей</w:t>
+            </w:r>
+          </w:p>
+        </w:tc>
+        <w:tc>
+          <w:tcPr>
+            <w:tcW w:w="0" w:type="auto"/>
+          </w:tcPr>
+          <w:p>
+            <w:pPr>
+              <w:spacing w:line="276" w:lineRule="auto"/>
+              <w:jc w:val="left"/>
+            </w:pPr>
+            <w:r>
+              <w:rPr>
+                <w:rFonts w:ascii="Times New Roman" w:hAnsi="Times New Roman" w:cs="Times New Roman"/>
+                <w:sz w:val="28"/>
+                <w:szCs w:val="28"/>
+              </w:rPr>
+              <w:t xml:space="preserve">Интерфейсы для пользователей</w:t>
+            </w:r>
+          </w:p>
+        </w:tc>
+        <w:tc>
+          <w:tcPr>
+            <w:tcW w:w="0" w:type="auto"/>
+          </w:tcPr>
+          <w:p>
+            <w:pPr>
+              <w:spacing w:line="276" w:lineRule="auto"/>
+              <w:jc w:val="left"/>
+            </w:pPr>
+            <w:r>
+              <w:rPr>
+                <w:rFonts w:ascii="Times New Roman" w:hAnsi="Times New Roman" w:cs="Times New Roman"/>
+                <w:sz w:val="28"/>
+                <w:szCs w:val="28"/>
+              </w:rPr>
+              <w:t xml:space="preserve">СР.1; СР.9</w:t>
+            </w:r>
+          </w:p>
+        </w:tc>
+      </w:tr>
+      <w:tr>
+        <w:tc>
+          <w:tcPr>
+            <w:tcW w:w="0" w:type="auto"/>
+          </w:tcPr>
+          <w:p>
+            <w:pPr>
+              <w:spacing w:line="276" w:lineRule="auto"/>
+              <w:jc w:val="left"/>
+            </w:pPr>
+            <w:r>
+              <w:rPr>
+                <w:rFonts w:ascii="Times New Roman" w:hAnsi="Times New Roman" w:cs="Times New Roman"/>
+                <w:sz w:val="28"/>
+                <w:szCs w:val="28"/>
+              </w:rPr>
+              <w:t xml:space="preserve">8</w:t>
+            </w:r>
+          </w:p>
+        </w:tc>
+        <w:tc>
+          <w:tcPr>
+            <w:tcW w:w="0" w:type="auto"/>
+          </w:tcPr>
+          <w:p>
+            <w:pPr>
+              <w:spacing w:line="276" w:lineRule="auto"/>
+              <w:jc w:val="left"/>
+            </w:pPr>
+            <w:r>
+              <w:rPr>
+                <w:rFonts w:ascii="Times New Roman" w:hAnsi="Times New Roman" w:cs="Times New Roman"/>
+                <w:sz w:val="28"/>
+                <w:szCs w:val="28"/>
+              </w:rPr>
+              <w:t xml:space="preserve">Системные администраторы и администраторы безопасности (Н2)</w:t>
+            </w:r>
+          </w:p>
+        </w:tc>
+        <w:tc>
+          <w:tcPr>
+            <w:tcW w:w="0" w:type="auto"/>
+          </w:tcPr>
+          <w:p>
+            <w:pPr>
+              <w:spacing w:line="276" w:lineRule="auto"/>
+              <w:jc w:val="left"/>
+            </w:pPr>
+            <w:r>
+              <w:rPr>
+                <w:rFonts w:ascii="Times New Roman" w:hAnsi="Times New Roman" w:cs="Times New Roman"/>
+                <w:sz w:val="28"/>
+                <w:szCs w:val="28"/>
+              </w:rPr>
+              <w:t xml:space="preserve">Внутренний (привилегированный)</w:t>
+            </w:r>
+          </w:p>
+        </w:tc>
+        <w:tc>
+          <w:tcPr>
+            <w:tcW w:w="0" w:type="auto"/>
+          </w:tcPr>
+          <w:p>
+            <w:pPr>
+              <w:spacing w:line="276" w:lineRule="auto"/>
+              <w:jc w:val="left"/>
+            </w:pPr>
+            <w:r>
+              <w:rPr>
+                <w:rFonts w:ascii="Times New Roman" w:hAnsi="Times New Roman" w:cs="Times New Roman"/>
+                <w:sz w:val="28"/>
+                <w:szCs w:val="28"/>
+              </w:rPr>
+              <w:t xml:space="preserve">Информация (данные), содержащаяся в системах и сетях</w:t>
+            </w:r>
+          </w:p>
+        </w:tc>
+        <w:tc>
+          <w:tcPr>
+            <w:tcW w:w="0" w:type="auto"/>
+          </w:tcPr>
+          <w:p>
+            <w:pPr>
+              <w:spacing w:line="276" w:lineRule="auto"/>
+              <w:jc w:val="left"/>
+            </w:pPr>
+            <w:r>
+              <w:rPr>
+                <w:rFonts w:ascii="Times New Roman" w:hAnsi="Times New Roman" w:cs="Times New Roman"/>
+                <w:sz w:val="28"/>
+                <w:szCs w:val="28"/>
+              </w:rPr>
+              <w:t xml:space="preserve">Интерфейсы для установки, настройки, администрирования; интерфейсы использования съёмных машинных носителей информации</w:t>
+            </w:r>
+          </w:p>
+        </w:tc>
+        <w:tc>
+          <w:tcPr>
+            <w:tcW w:w="0" w:type="auto"/>
+          </w:tcPr>
+          <w:p>
+            <w:pPr>
+              <w:spacing w:line="276" w:lineRule="auto"/>
+              <w:jc w:val="left"/>
+            </w:pPr>
+            <w:r>
+              <w:rPr>
+                <w:rFonts w:ascii="Times New Roman" w:hAnsi="Times New Roman" w:cs="Times New Roman"/>
+                <w:sz w:val="28"/>
+                <w:szCs w:val="28"/>
+              </w:rPr>
+              <w:t xml:space="preserve">СР.1; СР.2; СР.4; СР.8; СР.9</w:t>
+            </w:r>
+          </w:p>
+        </w:tc>
+      </w:tr>
+      <w:tr>
+        <w:tc>
+          <w:tcPr>
+            <w:tcW w:w="0" w:type="auto"/>
+          </w:tcPr>
+          <w:p>
+            <w:pPr>
+              <w:spacing w:line="276" w:lineRule="auto"/>
+              <w:jc w:val="left"/>
+            </w:pPr>
+          </w:p>
+        </w:tc>
+        <w:tc>
+          <w:tcPr>
+            <w:tcW w:w="0" w:type="auto"/>
+          </w:tcPr>
+          <w:p>
+            <w:pPr>
+              <w:spacing w:line="276" w:lineRule="auto"/>
+              <w:jc w:val="left"/>
+            </w:pPr>
+          </w:p>
+        </w:tc>
+        <w:tc>
+          <w:tcPr>
+            <w:tcW w:w="0" w:type="auto"/>
+          </w:tcPr>
+          <w:p>
+            <w:pPr>
+              <w:spacing w:line="276" w:lineRule="auto"/>
+              <w:jc w:val="left"/>
+            </w:pPr>
+          </w:p>
+        </w:tc>
+        <w:tc>
+          <w:tcPr>
+            <w:tcW w:w="0" w:type="auto"/>
+          </w:tcPr>
+          <w:p>
+            <w:pPr>
+              <w:spacing w:line="276" w:lineRule="auto"/>
+              <w:jc w:val="left"/>
+            </w:pPr>
+            <w:r>
+              <w:rPr>
+                <w:rFonts w:ascii="Times New Roman" w:hAnsi="Times New Roman" w:cs="Times New Roman"/>
+                <w:sz w:val="28"/>
+                <w:szCs w:val="28"/>
+              </w:rPr>
+              <w:t xml:space="preserve">База данных</w:t>
+            </w:r>
+          </w:p>
+        </w:tc>
+        <w:tc>
+          <w:tcPr>
+            <w:tcW w:w="0" w:type="auto"/>
+          </w:tcPr>
+          <w:p>
+            <w:pPr>
+              <w:spacing w:line="276" w:lineRule="auto"/>
+              <w:jc w:val="left"/>
+            </w:pPr>
+            <w:r>
+              <w:rPr>
+                <w:rFonts w:ascii="Times New Roman" w:hAnsi="Times New Roman" w:cs="Times New Roman"/>
+                <w:sz w:val="28"/>
+                <w:szCs w:val="28"/>
+              </w:rPr>
+              <w:t xml:space="preserve">Интерфейсы для установки, настройки, администрирования</w:t>
+            </w:r>
+          </w:p>
+        </w:tc>
+        <w:tc>
+          <w:tcPr>
+            <w:tcW w:w="0" w:type="auto"/>
+          </w:tcPr>
+          <w:p>
+            <w:pPr>
+              <w:spacing w:line="276" w:lineRule="auto"/>
+              <w:jc w:val="left"/>
+            </w:pPr>
+            <w:r>
+              <w:rPr>
+                <w:rFonts w:ascii="Times New Roman" w:hAnsi="Times New Roman" w:cs="Times New Roman"/>
+                <w:sz w:val="28"/>
+                <w:szCs w:val="28"/>
+              </w:rPr>
+              <w:t xml:space="preserve">СР.1; СР.4; СР.8; СР.9</w:t>
+            </w:r>
+          </w:p>
+        </w:tc>
+      </w:tr>
+      <w:tr>
+        <w:tc>
+          <w:tcPr>
+            <w:tcW w:w="0" w:type="auto"/>
+          </w:tcPr>
+          <w:p>
+            <w:pPr>
+              <w:spacing w:line="276" w:lineRule="auto"/>
+              <w:jc w:val="left"/>
+            </w:pPr>
+          </w:p>
+        </w:tc>
+        <w:tc>
+          <w:tcPr>
+            <w:tcW w:w="0" w:type="auto"/>
+          </w:tcPr>
+          <w:p>
+            <w:pPr>
+              <w:spacing w:line="276" w:lineRule="auto"/>
+              <w:jc w:val="left"/>
+            </w:pPr>
+          </w:p>
+        </w:tc>
+        <w:tc>
+          <w:tcPr>
+            <w:tcW w:w="0" w:type="auto"/>
+          </w:tcPr>
+          <w:p>
+            <w:pPr>
+              <w:spacing w:line="276" w:lineRule="auto"/>
+              <w:jc w:val="left"/>
+            </w:pPr>
+          </w:p>
+        </w:tc>
+        <w:tc>
+          <w:tcPr>
+            <w:tcW w:w="0" w:type="auto"/>
+          </w:tcPr>
+          <w:p>
+            <w:pPr>
+              <w:spacing w:line="276" w:lineRule="auto"/>
+              <w:jc w:val="left"/>
+            </w:pPr>
+            <w:r>
+              <w:rPr>
+                <w:rFonts w:ascii="Times New Roman" w:hAnsi="Times New Roman" w:cs="Times New Roman"/>
+                <w:sz w:val="28"/>
+                <w:szCs w:val="28"/>
+              </w:rPr>
+              <w:t xml:space="preserve">Защищаемая информация</w:t>
+            </w:r>
+          </w:p>
+        </w:tc>
+        <w:tc>
+          <w:tcPr>
+            <w:tcW w:w="0" w:type="auto"/>
+          </w:tcPr>
+          <w:p>
+            <w:pPr>
+              <w:spacing w:line="276" w:lineRule="auto"/>
+              <w:jc w:val="left"/>
+            </w:pPr>
+            <w:r>
+              <w:rPr>
+                <w:rFonts w:ascii="Times New Roman" w:hAnsi="Times New Roman" w:cs="Times New Roman"/>
+                <w:sz w:val="28"/>
+                <w:szCs w:val="28"/>
+              </w:rPr>
+              <w:t xml:space="preserve">Интерфейсы для установки, настройки, администрирования</w:t>
+            </w:r>
+          </w:p>
+        </w:tc>
+        <w:tc>
+          <w:tcPr>
+            <w:tcW w:w="0" w:type="auto"/>
+          </w:tcPr>
+          <w:p>
+            <w:pPr>
+              <w:spacing w:line="276" w:lineRule="auto"/>
+              <w:jc w:val="left"/>
+            </w:pPr>
+            <w:r>
+              <w:rPr>
+                <w:rFonts w:ascii="Times New Roman" w:hAnsi="Times New Roman" w:cs="Times New Roman"/>
+                <w:sz w:val="28"/>
+                <w:szCs w:val="28"/>
+              </w:rPr>
+              <w:t xml:space="preserve">СР.1; СР.4; СР.9</w:t>
+            </w:r>
+          </w:p>
+        </w:tc>
+      </w:tr>
+      <w:tr>
+        <w:tc>
+          <w:tcPr>
+            <w:tcW w:w="0" w:type="auto"/>
+          </w:tcPr>
+          <w:p>
+            <w:pPr>
+              <w:spacing w:line="276" w:lineRule="auto"/>
+              <w:jc w:val="left"/>
+            </w:pPr>
+          </w:p>
+        </w:tc>
+        <w:tc>
+          <w:tcPr>
+            <w:tcW w:w="0" w:type="auto"/>
+          </w:tcPr>
+          <w:p>
+            <w:pPr>
+              <w:spacing w:line="276" w:lineRule="auto"/>
+              <w:jc w:val="left"/>
+            </w:pPr>
+          </w:p>
+        </w:tc>
+        <w:tc>
+          <w:tcPr>
+            <w:tcW w:w="0" w:type="auto"/>
+          </w:tcPr>
+          <w:p>
+            <w:pPr>
+              <w:spacing w:line="276" w:lineRule="auto"/>
+              <w:jc w:val="left"/>
+            </w:pPr>
+          </w:p>
+        </w:tc>
+        <w:tc>
+          <w:tcPr>
+            <w:tcW w:w="0" w:type="auto"/>
+          </w:tcPr>
+          <w:p>
+            <w:pPr>
+              <w:spacing w:line="276" w:lineRule="auto"/>
+              <w:jc w:val="left"/>
+            </w:pPr>
+            <w:r>
+              <w:rPr>
+                <w:rFonts w:ascii="Times New Roman" w:hAnsi="Times New Roman" w:cs="Times New Roman"/>
+                <w:sz w:val="28"/>
+                <w:szCs w:val="28"/>
+              </w:rPr>
+              <w:t xml:space="preserve">Системное программное обеспечение</w:t>
+            </w:r>
+          </w:p>
+        </w:tc>
+        <w:tc>
+          <w:tcPr>
+            <w:tcW w:w="0" w:type="auto"/>
+          </w:tcPr>
+          <w:p>
+            <w:pPr>
+              <w:spacing w:line="276" w:lineRule="auto"/>
+              <w:jc w:val="left"/>
+            </w:pPr>
+            <w:r>
+              <w:rPr>
+                <w:rFonts w:ascii="Times New Roman" w:hAnsi="Times New Roman" w:cs="Times New Roman"/>
+                <w:sz w:val="28"/>
+                <w:szCs w:val="28"/>
+              </w:rPr>
+              <w:t xml:space="preserve">Интерфейсы для установки, настройки, администрирования</w:t>
+            </w:r>
+          </w:p>
+        </w:tc>
+        <w:tc>
+          <w:tcPr>
+            <w:tcW w:w="0" w:type="auto"/>
+          </w:tcPr>
+          <w:p>
+            <w:pPr>
+              <w:spacing w:line="276" w:lineRule="auto"/>
+              <w:jc w:val="left"/>
+            </w:pPr>
+            <w:r>
+              <w:rPr>
+                <w:rFonts w:ascii="Times New Roman" w:hAnsi="Times New Roman" w:cs="Times New Roman"/>
+                <w:sz w:val="28"/>
+                <w:szCs w:val="28"/>
+              </w:rPr>
+              <w:t xml:space="preserve">СР.1; СР.2; СР.3; СР.4; СР.8; СР.9</w:t>
+            </w:r>
+          </w:p>
+        </w:tc>
+      </w:tr>
+      <w:tr>
+        <w:tc>
+          <w:tcPr>
+            <w:tcW w:w="0" w:type="auto"/>
+          </w:tcPr>
+          <w:p>
+            <w:pPr>
+              <w:spacing w:line="276" w:lineRule="auto"/>
+              <w:jc w:val="left"/>
+            </w:pPr>
+          </w:p>
+        </w:tc>
+        <w:tc>
+          <w:tcPr>
+            <w:tcW w:w="0" w:type="auto"/>
+          </w:tcPr>
+          <w:p>
+            <w:pPr>
+              <w:spacing w:line="276" w:lineRule="auto"/>
+              <w:jc w:val="left"/>
+            </w:pPr>
+          </w:p>
+        </w:tc>
+        <w:tc>
+          <w:tcPr>
+            <w:tcW w:w="0" w:type="auto"/>
+          </w:tcPr>
+          <w:p>
+            <w:pPr>
+              <w:spacing w:line="276" w:lineRule="auto"/>
+              <w:jc w:val="left"/>
+            </w:pPr>
+          </w:p>
+        </w:tc>
+        <w:tc>
+          <w:tcPr>
+            <w:tcW w:w="0" w:type="auto"/>
+          </w:tcPr>
+          <w:p>
+            <w:pPr>
+              <w:spacing w:line="276" w:lineRule="auto"/>
+              <w:jc w:val="left"/>
+            </w:pPr>
+            <w:r>
+              <w:rPr>
+                <w:rFonts w:ascii="Times New Roman" w:hAnsi="Times New Roman" w:cs="Times New Roman"/>
+                <w:sz w:val="28"/>
+                <w:szCs w:val="28"/>
+              </w:rPr>
+              <w:t xml:space="preserve">Прикладное программное обеспечение</w:t>
+            </w:r>
+          </w:p>
+        </w:tc>
+        <w:tc>
+          <w:tcPr>
+            <w:tcW w:w="0" w:type="auto"/>
+          </w:tcPr>
+          <w:p>
+            <w:pPr>
+              <w:spacing w:line="276" w:lineRule="auto"/>
+              <w:jc w:val="left"/>
+            </w:pPr>
+            <w:r>
+              <w:rPr>
+                <w:rFonts w:ascii="Times New Roman" w:hAnsi="Times New Roman" w:cs="Times New Roman"/>
+                <w:sz w:val="28"/>
+                <w:szCs w:val="28"/>
+              </w:rPr>
+              <w:t xml:space="preserve">Интерфейсы для установки, настройки, администрирования</w:t>
+            </w:r>
+          </w:p>
+        </w:tc>
+        <w:tc>
+          <w:tcPr>
+            <w:tcW w:w="0" w:type="auto"/>
+          </w:tcPr>
+          <w:p>
+            <w:pPr>
+              <w:spacing w:line="276" w:lineRule="auto"/>
+              <w:jc w:val="left"/>
+            </w:pPr>
+            <w:r>
+              <w:rPr>
+                <w:rFonts w:ascii="Times New Roman" w:hAnsi="Times New Roman" w:cs="Times New Roman"/>
+                <w:sz w:val="28"/>
+                <w:szCs w:val="28"/>
+              </w:rPr>
+              <w:t xml:space="preserve">СР.1; СР.2; СР.3; СР.4; СР.8; СР.9</w:t>
+            </w:r>
+          </w:p>
+        </w:tc>
+      </w:tr>
+      <w:tr>
+        <w:tc>
+          <w:tcPr>
+            <w:tcW w:w="0" w:type="auto"/>
+          </w:tcPr>
+          <w:p>
+            <w:pPr>
+              <w:spacing w:line="276" w:lineRule="auto"/>
+              <w:jc w:val="left"/>
+            </w:pPr>
+          </w:p>
+        </w:tc>
+        <w:tc>
+          <w:tcPr>
+            <w:tcW w:w="0" w:type="auto"/>
+          </w:tcPr>
+          <w:p>
+            <w:pPr>
+              <w:spacing w:line="276" w:lineRule="auto"/>
+              <w:jc w:val="left"/>
+            </w:pPr>
+          </w:p>
+        </w:tc>
+        <w:tc>
+          <w:tcPr>
+            <w:tcW w:w="0" w:type="auto"/>
+          </w:tcPr>
+          <w:p>
+            <w:pPr>
+              <w:spacing w:line="276" w:lineRule="auto"/>
+              <w:jc w:val="left"/>
+            </w:pPr>
+          </w:p>
+        </w:tc>
+        <w:tc>
+          <w:tcPr>
+            <w:tcW w:w="0" w:type="auto"/>
+          </w:tcPr>
+          <w:p>
+            <w:pPr>
+              <w:spacing w:line="276" w:lineRule="auto"/>
+              <w:jc w:val="left"/>
+            </w:pPr>
+            <w:r>
+              <w:rPr>
+                <w:rFonts w:ascii="Times New Roman" w:hAnsi="Times New Roman" w:cs="Times New Roman"/>
+                <w:sz w:val="28"/>
+                <w:szCs w:val="28"/>
+              </w:rPr>
+              <w:t xml:space="preserve">Программно-аппаратные средства обработки и хранения информации (серверное оборудование, АРМ)</w:t>
+            </w:r>
+          </w:p>
+        </w:tc>
+        <w:tc>
+          <w:tcPr>
+            <w:tcW w:w="0" w:type="auto"/>
+          </w:tcPr>
+          <w:p>
+            <w:pPr>
+              <w:spacing w:line="276" w:lineRule="auto"/>
+              <w:jc w:val="left"/>
+            </w:pPr>
+            <w:r>
+              <w:rPr>
+                <w:rFonts w:ascii="Times New Roman" w:hAnsi="Times New Roman" w:cs="Times New Roman"/>
+                <w:sz w:val="28"/>
+                <w:szCs w:val="28"/>
+              </w:rPr>
+              <w:t xml:space="preserve">Интерфейсы для установки, настройки, администрирования; физический доступ к серверному оборудованию</w:t>
+            </w:r>
+          </w:p>
+        </w:tc>
+        <w:tc>
+          <w:tcPr>
+            <w:tcW w:w="0" w:type="auto"/>
+          </w:tcPr>
+          <w:p>
+            <w:pPr>
+              <w:spacing w:line="276" w:lineRule="auto"/>
+              <w:jc w:val="left"/>
+            </w:pPr>
+            <w:r>
+              <w:rPr>
+                <w:rFonts w:ascii="Times New Roman" w:hAnsi="Times New Roman" w:cs="Times New Roman"/>
+                <w:sz w:val="28"/>
+                <w:szCs w:val="28"/>
+              </w:rPr>
+              <w:t xml:space="preserve">СР.4; СР.8; СР.9; СР.11</w:t>
+            </w:r>
+          </w:p>
+        </w:tc>
+      </w:tr>
+      <w:tr>
+        <w:tc>
+          <w:tcPr>
+            <w:tcW w:w="0" w:type="auto"/>
+          </w:tcPr>
+          <w:p>
+            <w:pPr>
+              <w:spacing w:line="276" w:lineRule="auto"/>
+              <w:jc w:val="left"/>
+            </w:pPr>
+          </w:p>
+        </w:tc>
+        <w:tc>
+          <w:tcPr>
+            <w:tcW w:w="0" w:type="auto"/>
+          </w:tcPr>
+          <w:p>
+            <w:pPr>
+              <w:spacing w:line="276" w:lineRule="auto"/>
+              <w:jc w:val="left"/>
+            </w:pPr>
+          </w:p>
+        </w:tc>
+        <w:tc>
+          <w:tcPr>
+            <w:tcW w:w="0" w:type="auto"/>
+          </w:tcPr>
+          <w:p>
+            <w:pPr>
+              <w:spacing w:line="276" w:lineRule="auto"/>
+              <w:jc w:val="left"/>
+            </w:pPr>
+          </w:p>
+        </w:tc>
+        <w:tc>
+          <w:tcPr>
+            <w:tcW w:w="0" w:type="auto"/>
+          </w:tcPr>
+          <w:p>
+            <w:pPr>
+              <w:spacing w:line="276" w:lineRule="auto"/>
+              <w:jc w:val="left"/>
+            </w:pPr>
+            <w:r>
+              <w:rPr>
+                <w:rFonts w:ascii="Times New Roman" w:hAnsi="Times New Roman" w:cs="Times New Roman"/>
+                <w:sz w:val="28"/>
+                <w:szCs w:val="28"/>
+              </w:rPr>
+              <w:t xml:space="preserve">Сетевое (телекоммуникационное) оборудование</w:t>
+            </w:r>
+          </w:p>
+        </w:tc>
+        <w:tc>
+          <w:tcPr>
+            <w:tcW w:w="0" w:type="auto"/>
+          </w:tcPr>
+          <w:p>
+            <w:pPr>
+              <w:spacing w:line="276" w:lineRule="auto"/>
+              <w:jc w:val="left"/>
+            </w:pPr>
+            <w:r>
+              <w:rPr>
+                <w:rFonts w:ascii="Times New Roman" w:hAnsi="Times New Roman" w:cs="Times New Roman"/>
+                <w:sz w:val="28"/>
+                <w:szCs w:val="28"/>
+              </w:rPr>
+              <w:t xml:space="preserve">Интерфейсы для установки, настройки, администрирования</w:t>
+            </w:r>
+          </w:p>
+        </w:tc>
+        <w:tc>
+          <w:tcPr>
+            <w:tcW w:w="0" w:type="auto"/>
+          </w:tcPr>
+          <w:p>
+            <w:pPr>
+              <w:spacing w:line="276" w:lineRule="auto"/>
+              <w:jc w:val="left"/>
+            </w:pPr>
+            <w:r>
+              <w:rPr>
+                <w:rFonts w:ascii="Times New Roman" w:hAnsi="Times New Roman" w:cs="Times New Roman"/>
+                <w:sz w:val="28"/>
+                <w:szCs w:val="28"/>
+              </w:rPr>
+              <w:t xml:space="preserve">СР.1; СР.4; СР.8; СР.9; СР.11</w:t>
+            </w:r>
+          </w:p>
+        </w:tc>
+      </w:tr>
+      <w:tr>
+        <w:tc>
+          <w:tcPr>
+            <w:tcW w:w="0" w:type="auto"/>
+          </w:tcPr>
+          <w:p>
+            <w:pPr>
+              <w:spacing w:line="276" w:lineRule="auto"/>
+              <w:jc w:val="left"/>
+            </w:pPr>
+          </w:p>
+        </w:tc>
+        <w:tc>
+          <w:tcPr>
+            <w:tcW w:w="0" w:type="auto"/>
+          </w:tcPr>
+          <w:p>
+            <w:pPr>
+              <w:spacing w:line="276" w:lineRule="auto"/>
+              <w:jc w:val="left"/>
+            </w:pPr>
+          </w:p>
+        </w:tc>
+        <w:tc>
+          <w:tcPr>
+            <w:tcW w:w="0" w:type="auto"/>
+          </w:tcPr>
+          <w:p>
+            <w:pPr>
+              <w:spacing w:line="276" w:lineRule="auto"/>
+              <w:jc w:val="left"/>
+            </w:pPr>
+          </w:p>
+        </w:tc>
+        <w:tc>
+          <w:tcPr>
+            <w:tcW w:w="0" w:type="auto"/>
+          </w:tcPr>
+          <w:p>
+            <w:pPr>
+              <w:spacing w:line="276" w:lineRule="auto"/>
+              <w:jc w:val="left"/>
+            </w:pPr>
+            <w:r>
+              <w:rPr>
+                <w:rFonts w:ascii="Times New Roman" w:hAnsi="Times New Roman" w:cs="Times New Roman"/>
+                <w:sz w:val="28"/>
+                <w:szCs w:val="28"/>
+              </w:rPr>
+              <w:t xml:space="preserve">Средства защиты информации</w:t>
+            </w:r>
+          </w:p>
+        </w:tc>
+        <w:tc>
+          <w:tcPr>
+            <w:tcW w:w="0" w:type="auto"/>
+          </w:tcPr>
+          <w:p>
+            <w:pPr>
+              <w:spacing w:line="276" w:lineRule="auto"/>
+              <w:jc w:val="left"/>
+            </w:pPr>
+            <w:r>
+              <w:rPr>
+                <w:rFonts w:ascii="Times New Roman" w:hAnsi="Times New Roman" w:cs="Times New Roman"/>
+                <w:sz w:val="28"/>
+                <w:szCs w:val="28"/>
+              </w:rPr>
+              <w:t xml:space="preserve">Интерфейсы для установки, настройки, администрирования</w:t>
+            </w:r>
+          </w:p>
+        </w:tc>
+        <w:tc>
+          <w:tcPr>
+            <w:tcW w:w="0" w:type="auto"/>
+          </w:tcPr>
+          <w:p>
+            <w:pPr>
+              <w:spacing w:line="276" w:lineRule="auto"/>
+              <w:jc w:val="left"/>
+            </w:pPr>
+            <w:r>
+              <w:rPr>
+                <w:rFonts w:ascii="Times New Roman" w:hAnsi="Times New Roman" w:cs="Times New Roman"/>
+                <w:sz w:val="28"/>
+                <w:szCs w:val="28"/>
+              </w:rPr>
+              <w:t xml:space="preserve">СР.1; СР.4; СР.8; СР.9</w:t>
+            </w:r>
+          </w:p>
+        </w:tc>
+      </w:tr>
+      <w:tr>
+        <w:tc>
+          <w:tcPr>
+            <w:tcW w:w="0" w:type="auto"/>
+          </w:tcPr>
+          <w:p>
+            <w:pPr>
+              <w:spacing w:line="276" w:lineRule="auto"/>
+              <w:jc w:val="left"/>
+            </w:pPr>
+          </w:p>
+        </w:tc>
+        <w:tc>
+          <w:tcPr>
+            <w:tcW w:w="0" w:type="auto"/>
+          </w:tcPr>
+          <w:p>
+            <w:pPr>
+              <w:spacing w:line="276" w:lineRule="auto"/>
+              <w:jc w:val="left"/>
+            </w:pPr>
+          </w:p>
+        </w:tc>
+        <w:tc>
+          <w:tcPr>
+            <w:tcW w:w="0" w:type="auto"/>
+          </w:tcPr>
+          <w:p>
+            <w:pPr>
+              <w:spacing w:line="276" w:lineRule="auto"/>
+              <w:jc w:val="left"/>
+            </w:pPr>
+          </w:p>
+        </w:tc>
+        <w:tc>
+          <w:tcPr>
+            <w:tcW w:w="0" w:type="auto"/>
+          </w:tcPr>
+          <w:p>
+            <w:pPr>
+              <w:spacing w:line="276" w:lineRule="auto"/>
+              <w:jc w:val="left"/>
+            </w:pPr>
+            <w:r>
+              <w:rPr>
+                <w:rFonts w:ascii="Times New Roman" w:hAnsi="Times New Roman" w:cs="Times New Roman"/>
+                <w:sz w:val="28"/>
+                <w:szCs w:val="28"/>
+              </w:rPr>
+              <w:t xml:space="preserve">Средства криптографической защиты информации (включая ключевые материалы)</w:t>
+            </w:r>
+          </w:p>
+        </w:tc>
+        <w:tc>
+          <w:tcPr>
+            <w:tcW w:w="0" w:type="auto"/>
+          </w:tcPr>
+          <w:p>
+            <w:pPr>
+              <w:spacing w:line="276" w:lineRule="auto"/>
+              <w:jc w:val="left"/>
+            </w:pPr>
+            <w:r>
+              <w:rPr>
+                <w:rFonts w:ascii="Times New Roman" w:hAnsi="Times New Roman" w:cs="Times New Roman"/>
+                <w:sz w:val="28"/>
+                <w:szCs w:val="28"/>
+              </w:rPr>
+              <w:t xml:space="preserve">Интерфейсы для установки, настройки, администрирования</w:t>
+            </w:r>
+          </w:p>
+        </w:tc>
+        <w:tc>
+          <w:tcPr>
+            <w:tcW w:w="0" w:type="auto"/>
+          </w:tcPr>
+          <w:p>
+            <w:pPr>
+              <w:spacing w:line="276" w:lineRule="auto"/>
+              <w:jc w:val="left"/>
+            </w:pPr>
+            <w:r>
+              <w:rPr>
+                <w:rFonts w:ascii="Times New Roman" w:hAnsi="Times New Roman" w:cs="Times New Roman"/>
+                <w:sz w:val="28"/>
+                <w:szCs w:val="28"/>
+              </w:rPr>
+              <w:t xml:space="preserve">СР.1; СР.4; СР.8; СР.9</w:t>
+            </w:r>
+          </w:p>
+        </w:tc>
+      </w:tr>
+      <w:tr>
+        <w:tc>
+          <w:tcPr>
+            <w:tcW w:w="0" w:type="auto"/>
+          </w:tcPr>
+          <w:p>
+            <w:pPr>
+              <w:spacing w:line="276" w:lineRule="auto"/>
+              <w:jc w:val="left"/>
+            </w:pPr>
+          </w:p>
+        </w:tc>
+        <w:tc>
+          <w:tcPr>
+            <w:tcW w:w="0" w:type="auto"/>
+          </w:tcPr>
+          <w:p>
+            <w:pPr>
+              <w:spacing w:line="276" w:lineRule="auto"/>
+              <w:jc w:val="left"/>
+            </w:pPr>
+          </w:p>
+        </w:tc>
+        <w:tc>
+          <w:tcPr>
+            <w:tcW w:w="0" w:type="auto"/>
+          </w:tcPr>
+          <w:p>
+            <w:pPr>
+              <w:spacing w:line="276" w:lineRule="auto"/>
+              <w:jc w:val="left"/>
+            </w:pPr>
+          </w:p>
+        </w:tc>
+        <w:tc>
+          <w:tcPr>
+            <w:tcW w:w="0" w:type="auto"/>
+          </w:tcPr>
+          <w:p>
+            <w:pPr>
+              <w:spacing w:line="276" w:lineRule="auto"/>
+              <w:jc w:val="left"/>
+            </w:pPr>
+            <w:r>
+              <w:rPr>
+                <w:rFonts w:ascii="Times New Roman" w:hAnsi="Times New Roman" w:cs="Times New Roman"/>
+                <w:sz w:val="28"/>
+                <w:szCs w:val="28"/>
+              </w:rPr>
+              <w:t xml:space="preserve">Объекты файловой системы (журналы аудита, конфигурационные файлы)</w:t>
+            </w:r>
+          </w:p>
+        </w:tc>
+        <w:tc>
+          <w:tcPr>
+            <w:tcW w:w="0" w:type="auto"/>
+          </w:tcPr>
+          <w:p>
+            <w:pPr>
+              <w:spacing w:line="276" w:lineRule="auto"/>
+              <w:jc w:val="left"/>
+            </w:pPr>
+            <w:r>
+              <w:rPr>
+                <w:rFonts w:ascii="Times New Roman" w:hAnsi="Times New Roman" w:cs="Times New Roman"/>
+                <w:sz w:val="28"/>
+                <w:szCs w:val="28"/>
+              </w:rPr>
+              <w:t xml:space="preserve">Интерфейсы для установки, настройки, администрирования</w:t>
+            </w:r>
+          </w:p>
+        </w:tc>
+        <w:tc>
+          <w:tcPr>
+            <w:tcW w:w="0" w:type="auto"/>
+          </w:tcPr>
+          <w:p>
+            <w:pPr>
+              <w:spacing w:line="276" w:lineRule="auto"/>
+              <w:jc w:val="left"/>
+            </w:pPr>
+            <w:r>
+              <w:rPr>
+                <w:rFonts w:ascii="Times New Roman" w:hAnsi="Times New Roman" w:cs="Times New Roman"/>
+                <w:sz w:val="28"/>
+                <w:szCs w:val="28"/>
+              </w:rPr>
+              <w:t xml:space="preserve">СР.1; СР.4; СР.9</w:t>
+            </w:r>
+          </w:p>
+        </w:tc>
+      </w:tr>
+      <w:tr>
+        <w:tc>
+          <w:tcPr>
+            <w:tcW w:w="0" w:type="auto"/>
+          </w:tcPr>
+          <w:p>
+            <w:pPr>
+              <w:spacing w:line="276" w:lineRule="auto"/>
+              <w:jc w:val="left"/>
+            </w:pPr>
+          </w:p>
+        </w:tc>
+        <w:tc>
+          <w:tcPr>
+            <w:tcW w:w="0" w:type="auto"/>
+          </w:tcPr>
+          <w:p>
+            <w:pPr>
+              <w:spacing w:line="276" w:lineRule="auto"/>
+              <w:jc w:val="left"/>
+            </w:pPr>
+          </w:p>
+        </w:tc>
+        <w:tc>
+          <w:tcPr>
+            <w:tcW w:w="0" w:type="auto"/>
+          </w:tcPr>
+          <w:p>
+            <w:pPr>
+              <w:spacing w:line="276" w:lineRule="auto"/>
+              <w:jc w:val="left"/>
+            </w:pPr>
+          </w:p>
+        </w:tc>
+        <w:tc>
+          <w:tcPr>
+            <w:tcW w:w="0" w:type="auto"/>
+          </w:tcPr>
+          <w:p>
+            <w:pPr>
+              <w:spacing w:line="276" w:lineRule="auto"/>
+              <w:jc w:val="left"/>
+            </w:pPr>
+            <w:r>
+              <w:rPr>
+                <w:rFonts w:ascii="Times New Roman" w:hAnsi="Times New Roman" w:cs="Times New Roman"/>
+                <w:sz w:val="28"/>
+                <w:szCs w:val="28"/>
+              </w:rPr>
+              <w:t xml:space="preserve">Резервные копии данных АС больницы</w:t>
+            </w:r>
+          </w:p>
+        </w:tc>
+        <w:tc>
+          <w:tcPr>
+            <w:tcW w:w="0" w:type="auto"/>
+          </w:tcPr>
+          <w:p>
+            <w:pPr>
+              <w:spacing w:line="276" w:lineRule="auto"/>
+              <w:jc w:val="left"/>
+            </w:pPr>
+            <w:r>
+              <w:rPr>
+                <w:rFonts w:ascii="Times New Roman" w:hAnsi="Times New Roman" w:cs="Times New Roman"/>
+                <w:sz w:val="28"/>
+                <w:szCs w:val="28"/>
+              </w:rPr>
+              <w:t xml:space="preserve">Интерфейсы для установки, настройки, администрирования</w:t>
+            </w:r>
+          </w:p>
+        </w:tc>
+        <w:tc>
+          <w:tcPr>
+            <w:tcW w:w="0" w:type="auto"/>
+          </w:tcPr>
+          <w:p>
+            <w:pPr>
+              <w:spacing w:line="276" w:lineRule="auto"/>
+              <w:jc w:val="left"/>
+            </w:pPr>
+            <w:r>
+              <w:rPr>
+                <w:rFonts w:ascii="Times New Roman" w:hAnsi="Times New Roman" w:cs="Times New Roman"/>
+                <w:sz w:val="28"/>
+                <w:szCs w:val="28"/>
+              </w:rPr>
+              <w:t xml:space="preserve">СР.1; СР.4; СР.8; СР.9</w:t>
+            </w:r>
+          </w:p>
+        </w:tc>
+      </w:tr>
+      <w:tr>
+        <w:tc>
+          <w:tcPr>
+            <w:tcW w:w="0" w:type="auto"/>
+          </w:tcPr>
+          <w:p>
+            <w:pPr>
+              <w:spacing w:line="276" w:lineRule="auto"/>
+              <w:jc w:val="left"/>
+            </w:pPr>
+            <w:r>
+              <w:rPr>
+                <w:rFonts w:ascii="Times New Roman" w:hAnsi="Times New Roman" w:cs="Times New Roman"/>
+                <w:sz w:val="28"/>
+                <w:szCs w:val="28"/>
+              </w:rPr>
+              <w:t xml:space="preserve">9</w:t>
+            </w:r>
+          </w:p>
+        </w:tc>
+        <w:tc>
+          <w:tcPr>
+            <w:tcW w:w="0" w:type="auto"/>
+          </w:tcPr>
+          <w:p>
+            <w:pPr>
+              <w:spacing w:line="276" w:lineRule="auto"/>
+              <w:jc w:val="left"/>
+            </w:pPr>
+            <w:r>
+              <w:rPr>
+                <w:rFonts w:ascii="Times New Roman" w:hAnsi="Times New Roman" w:cs="Times New Roman"/>
+                <w:sz w:val="28"/>
+                <w:szCs w:val="28"/>
+              </w:rPr>
+              <w:t xml:space="preserve">Бывшие (уволенные) работники (пользователи) (Н1)</w:t>
+            </w:r>
+          </w:p>
+        </w:tc>
+        <w:tc>
+          <w:tcPr>
+            <w:tcW w:w="0" w:type="auto"/>
+          </w:tcPr>
+          <w:p>
+            <w:pPr>
+              <w:spacing w:line="276" w:lineRule="auto"/>
+              <w:jc w:val="left"/>
+            </w:pPr>
+            <w:r>
+              <w:rPr>
+                <w:rFonts w:ascii="Times New Roman" w:hAnsi="Times New Roman" w:cs="Times New Roman"/>
+                <w:sz w:val="28"/>
+                <w:szCs w:val="28"/>
+              </w:rPr>
+              <w:t xml:space="preserve">Внешний</w:t>
+            </w:r>
+          </w:p>
+        </w:tc>
+        <w:tc>
+          <w:tcPr>
+            <w:tcW w:w="0" w:type="auto"/>
+          </w:tcPr>
+          <w:p>
+            <w:pPr>
+              <w:spacing w:line="276" w:lineRule="auto"/>
+              <w:jc w:val="left"/>
+            </w:pPr>
+            <w:r>
+              <w:rPr>
+                <w:rFonts w:ascii="Times New Roman" w:hAnsi="Times New Roman" w:cs="Times New Roman"/>
+                <w:sz w:val="28"/>
+                <w:szCs w:val="28"/>
+              </w:rPr>
+              <w:t xml:space="preserve">Защищаемая информация</w:t>
+            </w:r>
+          </w:p>
+        </w:tc>
+        <w:tc>
+          <w:tcPr>
+            <w:tcW w:w="0" w:type="auto"/>
+          </w:tcPr>
+          <w:p>
+            <w:pPr>
+              <w:spacing w:line="276" w:lineRule="auto"/>
+              <w:jc w:val="left"/>
+            </w:pPr>
+            <w:r>
+              <w:rPr>
+                <w:rFonts w:ascii="Times New Roman" w:hAnsi="Times New Roman" w:cs="Times New Roman"/>
+                <w:sz w:val="28"/>
+                <w:szCs w:val="28"/>
+              </w:rPr>
+              <w:t xml:space="preserve">Внешние сетевые интерфейсы (с использованием сохранённых учётных данных)</w:t>
+            </w:r>
+          </w:p>
+        </w:tc>
+        <w:tc>
+          <w:tcPr>
+            <w:tcW w:w="0" w:type="auto"/>
+          </w:tcPr>
+          <w:p>
+            <w:pPr>
+              <w:spacing w:line="276" w:lineRule="auto"/>
+              <w:jc w:val="left"/>
+            </w:pPr>
+            <w:r>
+              <w:rPr>
+                <w:rFonts w:ascii="Times New Roman" w:hAnsi="Times New Roman" w:cs="Times New Roman"/>
+                <w:sz w:val="28"/>
+                <w:szCs w:val="28"/>
+              </w:rPr>
+              <w:t xml:space="preserve">СР.1</w:t>
+            </w:r>
+          </w:p>
+        </w:tc>
+      </w:tr>
+      <w:tr>
+        <w:tc>
+          <w:tcPr>
+            <w:tcW w:w="0" w:type="auto"/>
+          </w:tcPr>
+          <w:p>
+            <w:pPr>
+              <w:spacing w:line="276" w:lineRule="auto"/>
+              <w:jc w:val="left"/>
+            </w:pPr>
+          </w:p>
+        </w:tc>
+        <w:tc>
+          <w:tcPr>
+            <w:tcW w:w="0" w:type="auto"/>
+          </w:tcPr>
+          <w:p>
+            <w:pPr>
+              <w:spacing w:line="276" w:lineRule="auto"/>
+              <w:jc w:val="left"/>
+            </w:pPr>
+          </w:p>
+        </w:tc>
+        <w:tc>
+          <w:tcPr>
+            <w:tcW w:w="0" w:type="auto"/>
+          </w:tcPr>
+          <w:p>
+            <w:pPr>
+              <w:spacing w:line="276" w:lineRule="auto"/>
+              <w:jc w:val="left"/>
+            </w:pPr>
+          </w:p>
+        </w:tc>
+        <w:tc>
+          <w:tcPr>
+            <w:tcW w:w="0" w:type="auto"/>
+          </w:tcPr>
+          <w:p>
+            <w:pPr>
+              <w:spacing w:line="276" w:lineRule="auto"/>
+              <w:jc w:val="left"/>
+            </w:pPr>
+            <w:r>
+              <w:rPr>
+                <w:rFonts w:ascii="Times New Roman" w:hAnsi="Times New Roman" w:cs="Times New Roman"/>
+                <w:sz w:val="28"/>
+                <w:szCs w:val="28"/>
+              </w:rPr>
+              <w:t xml:space="preserve">Информация (данные), содержащаяся в системах и сетях</w:t>
+            </w:r>
+          </w:p>
+        </w:tc>
+        <w:tc>
+          <w:tcPr>
+            <w:tcW w:w="0" w:type="auto"/>
+          </w:tcPr>
+          <w:p>
+            <w:pPr>
+              <w:spacing w:line="276" w:lineRule="auto"/>
+              <w:jc w:val="left"/>
+            </w:pPr>
+            <w:r>
+              <w:rPr>
+                <w:rFonts w:ascii="Times New Roman" w:hAnsi="Times New Roman" w:cs="Times New Roman"/>
+                <w:sz w:val="28"/>
+                <w:szCs w:val="28"/>
+              </w:rPr>
+              <w:t xml:space="preserve">Внешние сетевые интерфейсы (с использованием сохранённых учётных данных)</w:t>
+            </w:r>
+          </w:p>
+        </w:tc>
+        <w:tc>
+          <w:tcPr>
+            <w:tcW w:w="0" w:type="auto"/>
+          </w:tcPr>
+          <w:p>
+            <w:pPr>
+              <w:spacing w:line="276" w:lineRule="auto"/>
+              <w:jc w:val="left"/>
+            </w:pPr>
+            <w:r>
+              <w:rPr>
+                <w:rFonts w:ascii="Times New Roman" w:hAnsi="Times New Roman" w:cs="Times New Roman"/>
+                <w:sz w:val="28"/>
+                <w:szCs w:val="28"/>
+              </w:rPr>
+              <w:t xml:space="preserve">СР.1</w:t>
+            </w:r>
+          </w:p>
+        </w:tc>
+      </w:tr>
+      <w:tr>
+        <w:tc>
+          <w:tcPr>
+            <w:tcW w:w="0" w:type="auto"/>
+          </w:tcPr>
+          <w:p>
+            <w:pPr>
+              <w:spacing w:line="276" w:lineRule="auto"/>
+              <w:jc w:val="left"/>
+            </w:pPr>
+          </w:p>
+        </w:tc>
+        <w:tc>
+          <w:tcPr>
+            <w:tcW w:w="0" w:type="auto"/>
+          </w:tcPr>
+          <w:p>
+            <w:pPr>
+              <w:spacing w:line="276" w:lineRule="auto"/>
+              <w:jc w:val="left"/>
+            </w:pPr>
+          </w:p>
+        </w:tc>
+        <w:tc>
+          <w:tcPr>
+            <w:tcW w:w="0" w:type="auto"/>
+          </w:tcPr>
+          <w:p>
+            <w:pPr>
+              <w:spacing w:line="276" w:lineRule="auto"/>
+              <w:jc w:val="left"/>
+            </w:pPr>
+          </w:p>
+        </w:tc>
+        <w:tc>
+          <w:tcPr>
+            <w:tcW w:w="0" w:type="auto"/>
+          </w:tcPr>
+          <w:p>
+            <w:pPr>
+              <w:spacing w:line="276" w:lineRule="auto"/>
+              <w:jc w:val="left"/>
+            </w:pPr>
+            <w:r>
+              <w:rPr>
+                <w:rFonts w:ascii="Times New Roman" w:hAnsi="Times New Roman" w:cs="Times New Roman"/>
+                <w:sz w:val="28"/>
+                <w:szCs w:val="28"/>
+              </w:rPr>
+              <w:t xml:space="preserve">Прикладное программное обеспечение</w:t>
+            </w:r>
+          </w:p>
+        </w:tc>
+        <w:tc>
+          <w:tcPr>
+            <w:tcW w:w="0" w:type="auto"/>
+          </w:tcPr>
+          <w:p>
+            <w:pPr>
+              <w:spacing w:line="276" w:lineRule="auto"/>
+              <w:jc w:val="left"/>
+            </w:pPr>
+            <w:r>
+              <w:rPr>
+                <w:rFonts w:ascii="Times New Roman" w:hAnsi="Times New Roman" w:cs="Times New Roman"/>
+                <w:sz w:val="28"/>
+                <w:szCs w:val="28"/>
+              </w:rPr>
+              <w:t xml:space="preserve">Внешние сетевые интерфейсы</w:t>
+            </w:r>
+          </w:p>
+        </w:tc>
+        <w:tc>
+          <w:tcPr>
+            <w:tcW w:w="0" w:type="auto"/>
+          </w:tcPr>
+          <w:p>
+            <w:pPr>
+              <w:spacing w:line="276" w:lineRule="auto"/>
+              <w:jc w:val="left"/>
+            </w:pPr>
+            <w:r>
+              <w:rPr>
+                <w:rFonts w:ascii="Times New Roman" w:hAnsi="Times New Roman" w:cs="Times New Roman"/>
+                <w:sz w:val="28"/>
+                <w:szCs w:val="28"/>
+              </w:rPr>
+              <w:t xml:space="preserve">СР.1</w:t>
+            </w:r>
+          </w:p>
+        </w:tc>
+      </w:tr>
+      <w:tr>
+        <w:tc>
+          <w:tcPr>
+            <w:tcW w:w="0" w:type="auto"/>
+          </w:tcPr>
+          <w:p>
+            <w:pPr>
+              <w:spacing w:line="276" w:lineRule="auto"/>
+              <w:jc w:val="left"/>
+            </w:pPr>
+          </w:p>
+        </w:tc>
+        <w:tc>
+          <w:tcPr>
+            <w:tcW w:w="0" w:type="auto"/>
+          </w:tcPr>
+          <w:p>
+            <w:pPr>
+              <w:spacing w:line="276" w:lineRule="auto"/>
+              <w:jc w:val="left"/>
+            </w:pPr>
+          </w:p>
+        </w:tc>
+        <w:tc>
+          <w:tcPr>
+            <w:tcW w:w="0" w:type="auto"/>
+          </w:tcPr>
+          <w:p>
+            <w:pPr>
+              <w:spacing w:line="276" w:lineRule="auto"/>
+              <w:jc w:val="left"/>
+            </w:pPr>
+          </w:p>
+        </w:tc>
+        <w:tc>
+          <w:tcPr>
+            <w:tcW w:w="0" w:type="auto"/>
+          </w:tcPr>
+          <w:p>
+            <w:pPr>
+              <w:spacing w:line="276" w:lineRule="auto"/>
+              <w:jc w:val="left"/>
+            </w:pPr>
+            <w:r>
+              <w:rPr>
+                <w:rFonts w:ascii="Times New Roman" w:hAnsi="Times New Roman" w:cs="Times New Roman"/>
+                <w:sz w:val="28"/>
+                <w:szCs w:val="28"/>
+              </w:rPr>
+              <w:t xml:space="preserve">Учётные данные пользователей</w:t>
+            </w:r>
+          </w:p>
+        </w:tc>
+        <w:tc>
+          <w:tcPr>
+            <w:tcW w:w="0" w:type="auto"/>
+          </w:tcPr>
+          <w:p>
+            <w:pPr>
+              <w:spacing w:line="276" w:lineRule="auto"/>
+              <w:jc w:val="left"/>
+            </w:pPr>
+            <w:r>
+              <w:rPr>
+                <w:rFonts w:ascii="Times New Roman" w:hAnsi="Times New Roman" w:cs="Times New Roman"/>
+                <w:sz w:val="28"/>
+                <w:szCs w:val="28"/>
+              </w:rPr>
+              <w:t xml:space="preserve">Внешние сетевые интерфейсы</w:t>
+            </w:r>
+          </w:p>
+        </w:tc>
+        <w:tc>
+          <w:tcPr>
+            <w:tcW w:w="0" w:type="auto"/>
+          </w:tcPr>
+          <w:p>
+            <w:pPr>
+              <w:spacing w:line="276" w:lineRule="auto"/>
+              <w:jc w:val="left"/>
+            </w:pPr>
+            <w:r>
+              <w:rPr>
+                <w:rFonts w:ascii="Times New Roman" w:hAnsi="Times New Roman" w:cs="Times New Roman"/>
+                <w:sz w:val="28"/>
+                <w:szCs w:val="28"/>
+              </w:rPr>
+              <w:t xml:space="preserve">СР.1</w:t>
             </w:r>
           </w:p>
         </w:tc>

--- a/Курсовая_больница.docx
+++ b/Курсовая_больница.docx
@@ -28098,6 +28098,9613 @@
         <w:spacing w:line="360" w:lineRule="auto"/>
         <w:jc w:val="both"/>
       </w:pPr>
+    </w:p>
+    <w:p>
+      <w:pPr>
+        <w:pStyle w:val="Heading1"/>
+        <w:keepNext/>
+        <w:pageBreakBefore/>
+        <w:spacing w:line="360" w:lineRule="auto" w:after="240"/>
+        <w:jc w:val="left"/>
+      </w:pPr>
+      <w:r>
+        <w:rPr>
+          <w:rFonts w:ascii="Times New Roman" w:hAnsi="Times New Roman" w:cs="Times New Roman"/>
+          <w:b/>
+          <w:bCs/>
+          <w:sz w:val="32"/>
+          <w:szCs w:val="32"/>
+        </w:rPr>
+        <w:t xml:space="preserve">9 Актуальные угрозы безопасности информации</w:t>
+      </w:r>
+    </w:p>
+    <w:p>
+      <w:pPr>
+        <w:spacing w:line="360" w:lineRule="auto"/>
+        <w:jc w:val="both"/>
+        <w:ind w:firstLine="709"/>
+      </w:pPr>
+      <w:r>
+        <w:rPr>
+          <w:rFonts w:ascii="Times New Roman" w:hAnsi="Times New Roman" w:cs="Times New Roman"/>
+          <w:sz w:val="28"/>
+          <w:szCs w:val="28"/>
+        </w:rPr>
+        <w:t xml:space="preserve">В ходе оценки угроз безопасности информации, обрабатываемой в АС больницы, определяются возможные угрозы безопасности информации и производится их оценка на актуальность для АС больницы — актуальные угрозы безопасности информации.</w:t>
+      </w:r>
+    </w:p>
+    <w:p>
+      <w:pPr>
+        <w:spacing w:line="360" w:lineRule="auto"/>
+        <w:jc w:val="both"/>
+        <w:ind w:firstLine="709"/>
+      </w:pPr>
+      <w:r>
+        <w:rPr>
+          <w:rFonts w:ascii="Times New Roman" w:hAnsi="Times New Roman" w:cs="Times New Roman"/>
+          <w:sz w:val="28"/>
+          <w:szCs w:val="28"/>
+        </w:rPr>
+        <w:t xml:space="preserve">Процесс определения актуальных угроз безопасности информации включает:</w:t>
+      </w:r>
+    </w:p>
+    <w:p>
+      <w:pPr>
+        <w:spacing w:line="360" w:lineRule="auto"/>
+        <w:jc w:val="both"/>
+        <w:ind w:firstLine="709"/>
+      </w:pPr>
+      <w:r>
+        <w:rPr>
+          <w:rFonts w:ascii="Times New Roman" w:hAnsi="Times New Roman" w:cs="Times New Roman"/>
+          <w:sz w:val="28"/>
+          <w:szCs w:val="28"/>
+        </w:rPr>
+        <w:t xml:space="preserve">— выделение из исходного перечня угроз безопасности информации возможных угроз для АС больницы по следующему принципу: угроза безопасности информации признаётся возможной, если имеются нарушитель или иной источник угрозы, объект, на который осуществляется воздействие, способ реализации угрозы безопасности информации, и реализация угрозы может привести к негативным последствиям, то есть выполняется условие:</w:t>
+      </w:r>
+    </w:p>
+    <w:p>
+      <w:pPr>
+        <w:spacing w:line="360" w:lineRule="auto"/>
+        <w:jc w:val="both"/>
+        <w:ind w:firstLine="709"/>
+      </w:pPr>
+      <w:r>
+        <w:rPr>
+          <w:rFonts w:ascii="Times New Roman" w:hAnsi="Times New Roman" w:cs="Times New Roman"/>
+          <w:sz w:val="28"/>
+          <w:szCs w:val="28"/>
+        </w:rPr>
+        <w:t xml:space="preserve">УБИi = [нарушитель (источник угрозы); объекты воздействия; способы реализации угрозы; негативные последствия];</w:t>
+      </w:r>
+    </w:p>
+    <w:p>
+      <w:pPr>
+        <w:spacing w:line="360" w:lineRule="auto"/>
+        <w:jc w:val="both"/>
+        <w:ind w:firstLine="709"/>
+      </w:pPr>
+      <w:r>
+        <w:rPr>
+          <w:rFonts w:ascii="Times New Roman" w:hAnsi="Times New Roman" w:cs="Times New Roman"/>
+          <w:sz w:val="28"/>
+          <w:szCs w:val="28"/>
+        </w:rPr>
+        <w:t xml:space="preserve">— оценку возможных угроз на предмет актуальности по следующему принципу: угроза признаётся актуальной, если имеется хотя бы один сценарий реализации угрозы безопасности информации.</w:t>
+      </w:r>
+    </w:p>
+    <w:p>
+      <w:pPr>
+        <w:spacing w:line="360" w:lineRule="auto"/>
+        <w:jc w:val="both"/>
+        <w:ind w:firstLine="709"/>
+      </w:pPr>
+      <w:r>
+        <w:rPr>
+          <w:rFonts w:ascii="Times New Roman" w:hAnsi="Times New Roman" w:cs="Times New Roman"/>
+          <w:sz w:val="28"/>
+          <w:szCs w:val="28"/>
+        </w:rPr>
+        <w:t xml:space="preserve">В качестве исходного перечня угроз безопасности информации использовался банк данных угроз безопасности информации, сформированный ФСТЭК России (bdu.fstec.ru).</w:t>
+      </w:r>
+    </w:p>
+    <w:p>
+      <w:pPr>
+        <w:pStyle w:val="Heading2"/>
+        <w:keepNext/>
+        <w:spacing w:line="360" w:lineRule="auto" w:after="240"/>
+        <w:jc w:val="left"/>
+      </w:pPr>
+      <w:r>
+        <w:rPr>
+          <w:rFonts w:ascii="Times New Roman" w:hAnsi="Times New Roman" w:cs="Times New Roman"/>
+          <w:b/>
+          <w:bCs/>
+          <w:sz w:val="28"/>
+          <w:szCs w:val="28"/>
+        </w:rPr>
+        <w:t xml:space="preserve">9.1 Перечень возможных угроз безопасности информации для соответствующих способов их реализации и уровней возможностей нарушителей</w:t>
+      </w:r>
+    </w:p>
+    <w:p>
+      <w:pPr>
+        <w:spacing w:line="360" w:lineRule="auto"/>
+        <w:jc w:val="both"/>
+        <w:ind w:firstLine="709"/>
+      </w:pPr>
+      <w:r>
+        <w:rPr>
+          <w:rFonts w:ascii="Times New Roman" w:hAnsi="Times New Roman" w:cs="Times New Roman"/>
+          <w:sz w:val="28"/>
+          <w:szCs w:val="28"/>
+        </w:rPr>
+        <w:t xml:space="preserve">Адаптация перечня угроз безопасности информации, содержащегося в банке данных угроз безопасности информации ФСТЭК России, предусматривает исключение угроз, непосредственно связанных с информационными технологиями, условиями эксплуатации или структурно-функциональными характеристиками, не свойственными для АС больницы.</w:t>
+      </w:r>
+    </w:p>
+    <w:p>
+      <w:pPr>
+        <w:spacing w:line="360" w:lineRule="auto"/>
+        <w:jc w:val="both"/>
+        <w:ind w:firstLine="709"/>
+      </w:pPr>
+      <w:r>
+        <w:rPr>
+          <w:rFonts w:ascii="Times New Roman" w:hAnsi="Times New Roman" w:cs="Times New Roman"/>
+          <w:sz w:val="28"/>
+          <w:szCs w:val="28"/>
+        </w:rPr>
+        <w:t xml:space="preserve">При адаптации угроз безопасности учитываются следующие особенности, неприменимые по отношению к АС больницы:</w:t>
+      </w:r>
+    </w:p>
+    <w:p>
+      <w:pPr>
+        <w:spacing w:line="360" w:lineRule="auto"/>
+        <w:jc w:val="both"/>
+        <w:ind w:firstLine="709"/>
+      </w:pPr>
+      <w:r>
+        <w:rPr>
+          <w:rFonts w:ascii="Times New Roman" w:hAnsi="Times New Roman" w:cs="Times New Roman"/>
+          <w:sz w:val="28"/>
+          <w:szCs w:val="28"/>
+        </w:rPr>
+        <w:t xml:space="preserve">а) использование технологий грид-систем;</w:t>
+      </w:r>
+    </w:p>
+    <w:p>
+      <w:pPr>
+        <w:spacing w:line="360" w:lineRule="auto"/>
+        <w:jc w:val="both"/>
+        <w:ind w:firstLine="709"/>
+      </w:pPr>
+      <w:r>
+        <w:rPr>
+          <w:rFonts w:ascii="Times New Roman" w:hAnsi="Times New Roman" w:cs="Times New Roman"/>
+          <w:sz w:val="28"/>
+          <w:szCs w:val="28"/>
+        </w:rPr>
+        <w:t xml:space="preserve">б) использование технологий суперкомпьютерных систем;</w:t>
+      </w:r>
+    </w:p>
+    <w:p>
+      <w:pPr>
+        <w:spacing w:line="360" w:lineRule="auto"/>
+        <w:jc w:val="both"/>
+        <w:ind w:firstLine="709"/>
+      </w:pPr>
+      <w:r>
+        <w:rPr>
+          <w:rFonts w:ascii="Times New Roman" w:hAnsi="Times New Roman" w:cs="Times New Roman"/>
+          <w:sz w:val="28"/>
+          <w:szCs w:val="28"/>
+        </w:rPr>
+        <w:t xml:space="preserve">в) использование облачных услуг (серверная часть АС больницы размещается в выделенной серверной медицинской организации-оператора);</w:t>
+      </w:r>
+    </w:p>
+    <w:p>
+      <w:pPr>
+        <w:spacing w:line="360" w:lineRule="auto"/>
+        <w:jc w:val="both"/>
+        <w:ind w:firstLine="709"/>
+      </w:pPr>
+      <w:r>
+        <w:rPr>
+          <w:rFonts w:ascii="Times New Roman" w:hAnsi="Times New Roman" w:cs="Times New Roman"/>
+          <w:sz w:val="28"/>
+          <w:szCs w:val="28"/>
+        </w:rPr>
+        <w:t xml:space="preserve">г) использование технологий хранилищ больших данных;</w:t>
+      </w:r>
+    </w:p>
+    <w:p>
+      <w:pPr>
+        <w:spacing w:line="360" w:lineRule="auto"/>
+        <w:jc w:val="both"/>
+        <w:ind w:firstLine="709"/>
+      </w:pPr>
+      <w:r>
+        <w:rPr>
+          <w:rFonts w:ascii="Times New Roman" w:hAnsi="Times New Roman" w:cs="Times New Roman"/>
+          <w:sz w:val="28"/>
+          <w:szCs w:val="28"/>
+        </w:rPr>
+        <w:t xml:space="preserve">д) использование мобильных устройств (АРМ пользователей АС больницы — стационарные ПК);</w:t>
+      </w:r>
+    </w:p>
+    <w:p>
+      <w:pPr>
+        <w:spacing w:line="360" w:lineRule="auto"/>
+        <w:jc w:val="both"/>
+        <w:ind w:firstLine="709"/>
+      </w:pPr>
+      <w:r>
+        <w:rPr>
+          <w:rFonts w:ascii="Times New Roman" w:hAnsi="Times New Roman" w:cs="Times New Roman"/>
+          <w:sz w:val="28"/>
+          <w:szCs w:val="28"/>
+        </w:rPr>
+        <w:t xml:space="preserve">е) использование технологий беспроводного доступа;</w:t>
+      </w:r>
+    </w:p>
+    <w:p>
+      <w:pPr>
+        <w:spacing w:line="360" w:lineRule="auto"/>
+        <w:jc w:val="both"/>
+        <w:ind w:firstLine="709"/>
+      </w:pPr>
+      <w:r>
+        <w:rPr>
+          <w:rFonts w:ascii="Times New Roman" w:hAnsi="Times New Roman" w:cs="Times New Roman"/>
+          <w:sz w:val="28"/>
+          <w:szCs w:val="28"/>
+        </w:rPr>
+        <w:t xml:space="preserve">ж) использование технологий виртуализации;</w:t>
+      </w:r>
+    </w:p>
+    <w:p>
+      <w:pPr>
+        <w:spacing w:line="360" w:lineRule="auto"/>
+        <w:jc w:val="both"/>
+        <w:ind w:firstLine="709"/>
+      </w:pPr>
+      <w:r>
+        <w:rPr>
+          <w:rFonts w:ascii="Times New Roman" w:hAnsi="Times New Roman" w:cs="Times New Roman"/>
+          <w:sz w:val="28"/>
+          <w:szCs w:val="28"/>
+        </w:rPr>
+        <w:t xml:space="preserve">з) использование оборудования с числовым программным управлением (ЧПУ), автоматизированных систем управления технологическими процессами, программируемых логических контроллеров;</w:t>
+      </w:r>
+    </w:p>
+    <w:p>
+      <w:pPr>
+        <w:spacing w:line="360" w:lineRule="auto"/>
+        <w:jc w:val="both"/>
+        <w:ind w:firstLine="709"/>
+      </w:pPr>
+      <w:r>
+        <w:rPr>
+          <w:rFonts w:ascii="Times New Roman" w:hAnsi="Times New Roman" w:cs="Times New Roman"/>
+          <w:sz w:val="28"/>
+          <w:szCs w:val="28"/>
+        </w:rPr>
+        <w:t xml:space="preserve">и) наличие нарушителя с высоким потенциалом (Н3, Н4) — для АС больницы определены нарушители с базовыми (Н1) и базовыми повышенными (Н2) возможностями;</w:t>
+      </w:r>
+    </w:p>
+    <w:p>
+      <w:pPr>
+        <w:spacing w:line="360" w:lineRule="auto"/>
+        <w:jc w:val="both"/>
+        <w:ind w:firstLine="709"/>
+      </w:pPr>
+      <w:r>
+        <w:rPr>
+          <w:rFonts w:ascii="Times New Roman" w:hAnsi="Times New Roman" w:cs="Times New Roman"/>
+          <w:sz w:val="28"/>
+          <w:szCs w:val="28"/>
+        </w:rPr>
+        <w:t xml:space="preserve">к) иные факторы, не соответствующие архитектуре и условиям функционирования АС больницы.</w:t>
+      </w:r>
+    </w:p>
+    <w:p>
+      <w:pPr>
+        <w:spacing w:line="360" w:lineRule="auto"/>
+        <w:jc w:val="both"/>
+        <w:ind w:firstLine="709"/>
+      </w:pPr>
+      <w:r>
+        <w:rPr>
+          <w:rFonts w:ascii="Times New Roman" w:hAnsi="Times New Roman" w:cs="Times New Roman"/>
+          <w:sz w:val="28"/>
+          <w:szCs w:val="28"/>
+        </w:rPr>
+        <w:t xml:space="preserve">В таблице 18 представлены угрозы, связанные с использованием технологий грид-систем, которые исключены из перечня возможных угроз безопасности информации в АС больницы.</w:t>
+      </w:r>
+    </w:p>
+    <w:tbl>
+      <w:tblPr>
+        <w:tblW w:w="5000" w:type="pct"/>
+        <w:tblBorders>
+          <w:top w:val="single" w:sz="4" w:space="0" w:color="000000"/>
+          <w:left w:val="single" w:sz="4" w:space="0" w:color="000000"/>
+          <w:bottom w:val="single" w:sz="4" w:space="0" w:color="000000"/>
+          <w:right w:val="single" w:sz="4" w:space="0" w:color="000000"/>
+          <w:insideH w:val="single" w:sz="4" w:space="0" w:color="000000"/>
+          <w:insideV w:val="single" w:sz="4" w:space="0" w:color="000000"/>
+        </w:tblBorders>
+        <w:tblLayout w:type="autofit"/>
+      </w:tblPr>
+      <w:tr>
+        <w:tc>
+          <w:tcPr>
+            <w:tcW w:w="0" w:type="auto"/>
+          </w:tcPr>
+          <w:p>
+            <w:pPr>
+              <w:spacing w:line="276" w:lineRule="auto"/>
+              <w:jc w:val="center"/>
+            </w:pPr>
+            <w:r>
+              <w:rPr>
+                <w:rFonts w:ascii="Times New Roman" w:hAnsi="Times New Roman" w:cs="Times New Roman"/>
+                <w:b/>
+                <w:bCs/>
+                <w:sz w:val="28"/>
+                <w:szCs w:val="28"/>
+              </w:rPr>
+              <w:t xml:space="preserve">Таблица 18 — Угрозы, связанные с использованием технологий грид-систем</w:t>
+            </w:r>
+          </w:p>
+        </w:tc>
+      </w:tr>
+      <w:tr>
+        <w:tc>
+          <w:tcPr>
+            <w:tcW w:w="0" w:type="auto"/>
+          </w:tcPr>
+          <w:p>
+            <w:pPr>
+              <w:spacing w:line="276" w:lineRule="auto"/>
+              <w:jc w:val="left"/>
+            </w:pPr>
+            <w:r>
+              <w:rPr>
+                <w:rFonts w:ascii="Times New Roman" w:hAnsi="Times New Roman" w:cs="Times New Roman"/>
+                <w:sz w:val="28"/>
+                <w:szCs w:val="28"/>
+              </w:rPr>
+              <w:t xml:space="preserve">Идентификатор</w:t>
+            </w:r>
+          </w:p>
+        </w:tc>
+        <w:tc>
+          <w:tcPr>
+            <w:tcW w:w="0" w:type="auto"/>
+          </w:tcPr>
+          <w:p>
+            <w:pPr>
+              <w:spacing w:line="276" w:lineRule="auto"/>
+              <w:jc w:val="left"/>
+            </w:pPr>
+            <w:r>
+              <w:rPr>
+                <w:rFonts w:ascii="Times New Roman" w:hAnsi="Times New Roman" w:cs="Times New Roman"/>
+                <w:sz w:val="28"/>
+                <w:szCs w:val="28"/>
+              </w:rPr>
+              <w:t xml:space="preserve">Наименование</w:t>
+            </w:r>
+          </w:p>
+        </w:tc>
+      </w:tr>
+      <w:tr>
+        <w:tc>
+          <w:tcPr>
+            <w:tcW w:w="0" w:type="auto"/>
+          </w:tcPr>
+          <w:p>
+            <w:pPr>
+              <w:spacing w:line="276" w:lineRule="auto"/>
+              <w:jc w:val="left"/>
+            </w:pPr>
+            <w:r>
+              <w:rPr>
+                <w:rFonts w:ascii="Times New Roman" w:hAnsi="Times New Roman" w:cs="Times New Roman"/>
+                <w:sz w:val="28"/>
+                <w:szCs w:val="28"/>
+              </w:rPr>
+              <w:t xml:space="preserve">УБИ.001</w:t>
+            </w:r>
+          </w:p>
+        </w:tc>
+        <w:tc>
+          <w:tcPr>
+            <w:tcW w:w="0" w:type="auto"/>
+          </w:tcPr>
+          <w:p>
+            <w:pPr>
+              <w:spacing w:line="276" w:lineRule="auto"/>
+              <w:jc w:val="left"/>
+            </w:pPr>
+            <w:r>
+              <w:rPr>
+                <w:rFonts w:ascii="Times New Roman" w:hAnsi="Times New Roman" w:cs="Times New Roman"/>
+                <w:sz w:val="28"/>
+                <w:szCs w:val="28"/>
+              </w:rPr>
+              <w:t xml:space="preserve">Угроза автоматического распространения вредоносного кода в грид-системе</w:t>
+            </w:r>
+          </w:p>
+        </w:tc>
+      </w:tr>
+      <w:tr>
+        <w:tc>
+          <w:tcPr>
+            <w:tcW w:w="0" w:type="auto"/>
+          </w:tcPr>
+          <w:p>
+            <w:pPr>
+              <w:spacing w:line="276" w:lineRule="auto"/>
+              <w:jc w:val="left"/>
+            </w:pPr>
+            <w:r>
+              <w:rPr>
+                <w:rFonts w:ascii="Times New Roman" w:hAnsi="Times New Roman" w:cs="Times New Roman"/>
+                <w:sz w:val="28"/>
+                <w:szCs w:val="28"/>
+              </w:rPr>
+              <w:t xml:space="preserve">УБИ.002</w:t>
+            </w:r>
+          </w:p>
+        </w:tc>
+        <w:tc>
+          <w:tcPr>
+            <w:tcW w:w="0" w:type="auto"/>
+          </w:tcPr>
+          <w:p>
+            <w:pPr>
+              <w:spacing w:line="276" w:lineRule="auto"/>
+              <w:jc w:val="left"/>
+            </w:pPr>
+            <w:r>
+              <w:rPr>
+                <w:rFonts w:ascii="Times New Roman" w:hAnsi="Times New Roman" w:cs="Times New Roman"/>
+                <w:sz w:val="28"/>
+                <w:szCs w:val="28"/>
+              </w:rPr>
+              <w:t xml:space="preserve">Угроза агрегирования данных, передаваемых в грид-системе</w:t>
+            </w:r>
+          </w:p>
+        </w:tc>
+      </w:tr>
+      <w:tr>
+        <w:tc>
+          <w:tcPr>
+            <w:tcW w:w="0" w:type="auto"/>
+          </w:tcPr>
+          <w:p>
+            <w:pPr>
+              <w:spacing w:line="276" w:lineRule="auto"/>
+              <w:jc w:val="left"/>
+            </w:pPr>
+            <w:r>
+              <w:rPr>
+                <w:rFonts w:ascii="Times New Roman" w:hAnsi="Times New Roman" w:cs="Times New Roman"/>
+                <w:sz w:val="28"/>
+                <w:szCs w:val="28"/>
+              </w:rPr>
+              <w:t xml:space="preserve">УБИ.047</w:t>
+            </w:r>
+          </w:p>
+        </w:tc>
+        <w:tc>
+          <w:tcPr>
+            <w:tcW w:w="0" w:type="auto"/>
+          </w:tcPr>
+          <w:p>
+            <w:pPr>
+              <w:spacing w:line="276" w:lineRule="auto"/>
+              <w:jc w:val="left"/>
+            </w:pPr>
+            <w:r>
+              <w:rPr>
+                <w:rFonts w:ascii="Times New Roman" w:hAnsi="Times New Roman" w:cs="Times New Roman"/>
+                <w:sz w:val="28"/>
+                <w:szCs w:val="28"/>
+              </w:rPr>
+              <w:t xml:space="preserve">Угроза нарушения работоспособности грид-системы при нетипичной сетевой нагрузке</w:t>
+            </w:r>
+          </w:p>
+        </w:tc>
+      </w:tr>
+      <w:tr>
+        <w:tc>
+          <w:tcPr>
+            <w:tcW w:w="0" w:type="auto"/>
+          </w:tcPr>
+          <w:p>
+            <w:pPr>
+              <w:spacing w:line="276" w:lineRule="auto"/>
+              <w:jc w:val="left"/>
+            </w:pPr>
+            <w:r>
+              <w:rPr>
+                <w:rFonts w:ascii="Times New Roman" w:hAnsi="Times New Roman" w:cs="Times New Roman"/>
+                <w:sz w:val="28"/>
+                <w:szCs w:val="28"/>
+              </w:rPr>
+              <w:t xml:space="preserve">УБИ.081</w:t>
+            </w:r>
+          </w:p>
+        </w:tc>
+        <w:tc>
+          <w:tcPr>
+            <w:tcW w:w="0" w:type="auto"/>
+          </w:tcPr>
+          <w:p>
+            <w:pPr>
+              <w:spacing w:line="276" w:lineRule="auto"/>
+              <w:jc w:val="left"/>
+            </w:pPr>
+            <w:r>
+              <w:rPr>
+                <w:rFonts w:ascii="Times New Roman" w:hAnsi="Times New Roman" w:cs="Times New Roman"/>
+                <w:sz w:val="28"/>
+                <w:szCs w:val="28"/>
+              </w:rPr>
+              <w:t xml:space="preserve">Угроза несанкционированного доступа к локальному компьютеру через клиента грид-системы</w:t>
+            </w:r>
+          </w:p>
+        </w:tc>
+      </w:tr>
+      <w:tr>
+        <w:tc>
+          <w:tcPr>
+            <w:tcW w:w="0" w:type="auto"/>
+          </w:tcPr>
+          <w:p>
+            <w:pPr>
+              <w:spacing w:line="276" w:lineRule="auto"/>
+              <w:jc w:val="left"/>
+            </w:pPr>
+            <w:r>
+              <w:rPr>
+                <w:rFonts w:ascii="Times New Roman" w:hAnsi="Times New Roman" w:cs="Times New Roman"/>
+                <w:sz w:val="28"/>
+                <w:szCs w:val="28"/>
+              </w:rPr>
+              <w:t xml:space="preserve">УБИ.110</w:t>
+            </w:r>
+          </w:p>
+        </w:tc>
+        <w:tc>
+          <w:tcPr>
+            <w:tcW w:w="0" w:type="auto"/>
+          </w:tcPr>
+          <w:p>
+            <w:pPr>
+              <w:spacing w:line="276" w:lineRule="auto"/>
+              <w:jc w:val="left"/>
+            </w:pPr>
+            <w:r>
+              <w:rPr>
+                <w:rFonts w:ascii="Times New Roman" w:hAnsi="Times New Roman" w:cs="Times New Roman"/>
+                <w:sz w:val="28"/>
+                <w:szCs w:val="28"/>
+              </w:rPr>
+              <w:t xml:space="preserve">Угроза перезагрузки грид-системы вычислительными заданиями</w:t>
+            </w:r>
+          </w:p>
+        </w:tc>
+      </w:tr>
+      <w:tr>
+        <w:tc>
+          <w:tcPr>
+            <w:tcW w:w="0" w:type="auto"/>
+          </w:tcPr>
+          <w:p>
+            <w:pPr>
+              <w:spacing w:line="276" w:lineRule="auto"/>
+              <w:jc w:val="left"/>
+            </w:pPr>
+            <w:r>
+              <w:rPr>
+                <w:rFonts w:ascii="Times New Roman" w:hAnsi="Times New Roman" w:cs="Times New Roman"/>
+                <w:sz w:val="28"/>
+                <w:szCs w:val="28"/>
+              </w:rPr>
+              <w:t xml:space="preserve">УБИ.147</w:t>
+            </w:r>
+          </w:p>
+        </w:tc>
+        <w:tc>
+          <w:tcPr>
+            <w:tcW w:w="0" w:type="auto"/>
+          </w:tcPr>
+          <w:p>
+            <w:pPr>
+              <w:spacing w:line="276" w:lineRule="auto"/>
+              <w:jc w:val="left"/>
+            </w:pPr>
+            <w:r>
+              <w:rPr>
+                <w:rFonts w:ascii="Times New Roman" w:hAnsi="Times New Roman" w:cs="Times New Roman"/>
+                <w:sz w:val="28"/>
+                <w:szCs w:val="28"/>
+              </w:rPr>
+              <w:t xml:space="preserve">Угроза распространения несанкционированно повышенных прав на всю грид-систему</w:t>
+            </w:r>
+          </w:p>
+        </w:tc>
+      </w:tr>
+    </w:tbl>
+    <w:p>
+      <w:pPr>
+        <w:spacing w:line="360" w:lineRule="auto"/>
+        <w:jc w:val="both"/>
+      </w:pPr>
+    </w:p>
+    <w:p>
+      <w:pPr>
+        <w:spacing w:line="360" w:lineRule="auto"/>
+        <w:jc w:val="both"/>
+        <w:ind w:firstLine="709"/>
+      </w:pPr>
+      <w:r>
+        <w:rPr>
+          <w:rFonts w:ascii="Times New Roman" w:hAnsi="Times New Roman" w:cs="Times New Roman"/>
+          <w:sz w:val="28"/>
+          <w:szCs w:val="28"/>
+        </w:rPr>
+        <w:t xml:space="preserve">В таблице 19 представлены угрозы, связанные с использованием технологий суперкомпьютерных систем, которые исключены.</w:t>
+      </w:r>
+    </w:p>
+    <w:tbl>
+      <w:tblPr>
+        <w:tblW w:w="5000" w:type="pct"/>
+        <w:tblBorders>
+          <w:top w:val="single" w:sz="4" w:space="0" w:color="000000"/>
+          <w:left w:val="single" w:sz="4" w:space="0" w:color="000000"/>
+          <w:bottom w:val="single" w:sz="4" w:space="0" w:color="000000"/>
+          <w:right w:val="single" w:sz="4" w:space="0" w:color="000000"/>
+          <w:insideH w:val="single" w:sz="4" w:space="0" w:color="000000"/>
+          <w:insideV w:val="single" w:sz="4" w:space="0" w:color="000000"/>
+        </w:tblBorders>
+        <w:tblLayout w:type="autofit"/>
+      </w:tblPr>
+      <w:tr>
+        <w:tc>
+          <w:tcPr>
+            <w:tcW w:w="0" w:type="auto"/>
+          </w:tcPr>
+          <w:p>
+            <w:pPr>
+              <w:spacing w:line="276" w:lineRule="auto"/>
+              <w:jc w:val="center"/>
+            </w:pPr>
+            <w:r>
+              <w:rPr>
+                <w:rFonts w:ascii="Times New Roman" w:hAnsi="Times New Roman" w:cs="Times New Roman"/>
+                <w:b/>
+                <w:bCs/>
+                <w:sz w:val="28"/>
+                <w:szCs w:val="28"/>
+              </w:rPr>
+              <w:t xml:space="preserve">Таблица 19 — Угрозы, связанные с использованием технологий суперкомпьютерных систем</w:t>
+            </w:r>
+          </w:p>
+        </w:tc>
+      </w:tr>
+      <w:tr>
+        <w:tc>
+          <w:tcPr>
+            <w:tcW w:w="0" w:type="auto"/>
+          </w:tcPr>
+          <w:p>
+            <w:pPr>
+              <w:spacing w:line="276" w:lineRule="auto"/>
+              <w:jc w:val="left"/>
+            </w:pPr>
+            <w:r>
+              <w:rPr>
+                <w:rFonts w:ascii="Times New Roman" w:hAnsi="Times New Roman" w:cs="Times New Roman"/>
+                <w:sz w:val="28"/>
+                <w:szCs w:val="28"/>
+              </w:rPr>
+              <w:t xml:space="preserve">Идентификатор</w:t>
+            </w:r>
+          </w:p>
+        </w:tc>
+        <w:tc>
+          <w:tcPr>
+            <w:tcW w:w="0" w:type="auto"/>
+          </w:tcPr>
+          <w:p>
+            <w:pPr>
+              <w:spacing w:line="276" w:lineRule="auto"/>
+              <w:jc w:val="left"/>
+            </w:pPr>
+            <w:r>
+              <w:rPr>
+                <w:rFonts w:ascii="Times New Roman" w:hAnsi="Times New Roman" w:cs="Times New Roman"/>
+                <w:sz w:val="28"/>
+                <w:szCs w:val="28"/>
+              </w:rPr>
+              <w:t xml:space="preserve">Наименование</w:t>
+            </w:r>
+          </w:p>
+        </w:tc>
+      </w:tr>
+      <w:tr>
+        <w:tc>
+          <w:tcPr>
+            <w:tcW w:w="0" w:type="auto"/>
+          </w:tcPr>
+          <w:p>
+            <w:pPr>
+              <w:spacing w:line="276" w:lineRule="auto"/>
+              <w:jc w:val="left"/>
+            </w:pPr>
+            <w:r>
+              <w:rPr>
+                <w:rFonts w:ascii="Times New Roman" w:hAnsi="Times New Roman" w:cs="Times New Roman"/>
+                <w:sz w:val="28"/>
+                <w:szCs w:val="28"/>
+              </w:rPr>
+              <w:t xml:space="preserve">УБИ.029</w:t>
+            </w:r>
+          </w:p>
+        </w:tc>
+        <w:tc>
+          <w:tcPr>
+            <w:tcW w:w="0" w:type="auto"/>
+          </w:tcPr>
+          <w:p>
+            <w:pPr>
+              <w:spacing w:line="276" w:lineRule="auto"/>
+              <w:jc w:val="left"/>
+            </w:pPr>
+            <w:r>
+              <w:rPr>
+                <w:rFonts w:ascii="Times New Roman" w:hAnsi="Times New Roman" w:cs="Times New Roman"/>
+                <w:sz w:val="28"/>
+                <w:szCs w:val="28"/>
+              </w:rPr>
+              <w:t xml:space="preserve">Угроза использования вычислительных ресурсов суперкомпьютера «паразитными» процессами</w:t>
+            </w:r>
+          </w:p>
+        </w:tc>
+      </w:tr>
+      <w:tr>
+        <w:tc>
+          <w:tcPr>
+            <w:tcW w:w="0" w:type="auto"/>
+          </w:tcPr>
+          <w:p>
+            <w:pPr>
+              <w:spacing w:line="276" w:lineRule="auto"/>
+              <w:jc w:val="left"/>
+            </w:pPr>
+            <w:r>
+              <w:rPr>
+                <w:rFonts w:ascii="Times New Roman" w:hAnsi="Times New Roman" w:cs="Times New Roman"/>
+                <w:sz w:val="28"/>
+                <w:szCs w:val="28"/>
+              </w:rPr>
+              <w:t xml:space="preserve">УБИ.082</w:t>
+            </w:r>
+          </w:p>
+        </w:tc>
+        <w:tc>
+          <w:tcPr>
+            <w:tcW w:w="0" w:type="auto"/>
+          </w:tcPr>
+          <w:p>
+            <w:pPr>
+              <w:spacing w:line="276" w:lineRule="auto"/>
+              <w:jc w:val="left"/>
+            </w:pPr>
+            <w:r>
+              <w:rPr>
+                <w:rFonts w:ascii="Times New Roman" w:hAnsi="Times New Roman" w:cs="Times New Roman"/>
+                <w:sz w:val="28"/>
+                <w:szCs w:val="28"/>
+              </w:rPr>
+              <w:t xml:space="preserve">Угроза несанкционированного доступа к сегментам вычислительного поля</w:t>
+            </w:r>
+          </w:p>
+        </w:tc>
+      </w:tr>
+      <w:tr>
+        <w:tc>
+          <w:tcPr>
+            <w:tcW w:w="0" w:type="auto"/>
+          </w:tcPr>
+          <w:p>
+            <w:pPr>
+              <w:spacing w:line="276" w:lineRule="auto"/>
+              <w:jc w:val="left"/>
+            </w:pPr>
+            <w:r>
+              <w:rPr>
+                <w:rFonts w:ascii="Times New Roman" w:hAnsi="Times New Roman" w:cs="Times New Roman"/>
+                <w:sz w:val="28"/>
+                <w:szCs w:val="28"/>
+              </w:rPr>
+              <w:t xml:space="preserve">УБИ.106</w:t>
+            </w:r>
+          </w:p>
+        </w:tc>
+        <w:tc>
+          <w:tcPr>
+            <w:tcW w:w="0" w:type="auto"/>
+          </w:tcPr>
+          <w:p>
+            <w:pPr>
+              <w:spacing w:line="276" w:lineRule="auto"/>
+              <w:jc w:val="left"/>
+            </w:pPr>
+            <w:r>
+              <w:rPr>
+                <w:rFonts w:ascii="Times New Roman" w:hAnsi="Times New Roman" w:cs="Times New Roman"/>
+                <w:sz w:val="28"/>
+                <w:szCs w:val="28"/>
+              </w:rPr>
+              <w:t xml:space="preserve">Угроза отказа в обслуживании системой хранения данных суперкомпьютера</w:t>
+            </w:r>
+          </w:p>
+        </w:tc>
+      </w:tr>
+      <w:tr>
+        <w:tc>
+          <w:tcPr>
+            <w:tcW w:w="0" w:type="auto"/>
+          </w:tcPr>
+          <w:p>
+            <w:pPr>
+              <w:spacing w:line="276" w:lineRule="auto"/>
+              <w:jc w:val="left"/>
+            </w:pPr>
+            <w:r>
+              <w:rPr>
+                <w:rFonts w:ascii="Times New Roman" w:hAnsi="Times New Roman" w:cs="Times New Roman"/>
+                <w:sz w:val="28"/>
+                <w:szCs w:val="28"/>
+              </w:rPr>
+              <w:t xml:space="preserve">УБИ.146</w:t>
+            </w:r>
+          </w:p>
+        </w:tc>
+        <w:tc>
+          <w:tcPr>
+            <w:tcW w:w="0" w:type="auto"/>
+          </w:tcPr>
+          <w:p>
+            <w:pPr>
+              <w:spacing w:line="276" w:lineRule="auto"/>
+              <w:jc w:val="left"/>
+            </w:pPr>
+            <w:r>
+              <w:rPr>
+                <w:rFonts w:ascii="Times New Roman" w:hAnsi="Times New Roman" w:cs="Times New Roman"/>
+                <w:sz w:val="28"/>
+                <w:szCs w:val="28"/>
+              </w:rPr>
+              <w:t xml:space="preserve">Угроза прямого обращения к памяти вычислительного поля суперкомпьютера</w:t>
+            </w:r>
+          </w:p>
+        </w:tc>
+      </w:tr>
+      <w:tr>
+        <w:tc>
+          <w:tcPr>
+            <w:tcW w:w="0" w:type="auto"/>
+          </w:tcPr>
+          <w:p>
+            <w:pPr>
+              <w:spacing w:line="276" w:lineRule="auto"/>
+              <w:jc w:val="left"/>
+            </w:pPr>
+            <w:r>
+              <w:rPr>
+                <w:rFonts w:ascii="Times New Roman" w:hAnsi="Times New Roman" w:cs="Times New Roman"/>
+                <w:sz w:val="28"/>
+                <w:szCs w:val="28"/>
+              </w:rPr>
+              <w:t xml:space="preserve">УБИ.161</w:t>
+            </w:r>
+          </w:p>
+        </w:tc>
+        <w:tc>
+          <w:tcPr>
+            <w:tcW w:w="0" w:type="auto"/>
+          </w:tcPr>
+          <w:p>
+            <w:pPr>
+              <w:spacing w:line="276" w:lineRule="auto"/>
+              <w:jc w:val="left"/>
+            </w:pPr>
+            <w:r>
+              <w:rPr>
+                <w:rFonts w:ascii="Times New Roman" w:hAnsi="Times New Roman" w:cs="Times New Roman"/>
+                <w:sz w:val="28"/>
+                <w:szCs w:val="28"/>
+              </w:rPr>
+              <w:t xml:space="preserve">Угроза чрезмерного использования вычислительных ресурсов суперкомпьютера в ходе интенсивного обмена межпроцессорными сообщениями</w:t>
+            </w:r>
+          </w:p>
+        </w:tc>
+      </w:tr>
+    </w:tbl>
+    <w:p>
+      <w:pPr>
+        <w:spacing w:line="360" w:lineRule="auto"/>
+        <w:jc w:val="both"/>
+      </w:pPr>
+    </w:p>
+    <w:p>
+      <w:pPr>
+        <w:spacing w:line="360" w:lineRule="auto"/>
+        <w:jc w:val="both"/>
+        <w:ind w:firstLine="709"/>
+      </w:pPr>
+      <w:r>
+        <w:rPr>
+          <w:rFonts w:ascii="Times New Roman" w:hAnsi="Times New Roman" w:cs="Times New Roman"/>
+          <w:sz w:val="28"/>
+          <w:szCs w:val="28"/>
+        </w:rPr>
+        <w:t xml:space="preserve">В таблице 20 представлены угрозы, связанные с использованием облачных услуг, которые исключены (ввиду размещения серверного оборудования АС больницы в выделенной серверной медицинской организации-оператора, а не в облачной инфраструктуре поставщика услуг).</w:t>
+      </w:r>
+    </w:p>
+    <w:tbl>
+      <w:tblPr>
+        <w:tblW w:w="5000" w:type="pct"/>
+        <w:tblBorders>
+          <w:top w:val="single" w:sz="4" w:space="0" w:color="000000"/>
+          <w:left w:val="single" w:sz="4" w:space="0" w:color="000000"/>
+          <w:bottom w:val="single" w:sz="4" w:space="0" w:color="000000"/>
+          <w:right w:val="single" w:sz="4" w:space="0" w:color="000000"/>
+          <w:insideH w:val="single" w:sz="4" w:space="0" w:color="000000"/>
+          <w:insideV w:val="single" w:sz="4" w:space="0" w:color="000000"/>
+        </w:tblBorders>
+        <w:tblLayout w:type="autofit"/>
+      </w:tblPr>
+      <w:tr>
+        <w:tc>
+          <w:tcPr>
+            <w:tcW w:w="0" w:type="auto"/>
+          </w:tcPr>
+          <w:p>
+            <w:pPr>
+              <w:spacing w:line="276" w:lineRule="auto"/>
+              <w:jc w:val="center"/>
+            </w:pPr>
+            <w:r>
+              <w:rPr>
+                <w:rFonts w:ascii="Times New Roman" w:hAnsi="Times New Roman" w:cs="Times New Roman"/>
+                <w:b/>
+                <w:bCs/>
+                <w:sz w:val="28"/>
+                <w:szCs w:val="28"/>
+              </w:rPr>
+              <w:t xml:space="preserve">Таблица 20 — Угрозы, связанные с использованием облачных услуг</w:t>
+            </w:r>
+          </w:p>
+        </w:tc>
+      </w:tr>
+      <w:tr>
+        <w:tc>
+          <w:tcPr>
+            <w:tcW w:w="0" w:type="auto"/>
+          </w:tcPr>
+          <w:p>
+            <w:pPr>
+              <w:spacing w:line="276" w:lineRule="auto"/>
+              <w:jc w:val="left"/>
+            </w:pPr>
+            <w:r>
+              <w:rPr>
+                <w:rFonts w:ascii="Times New Roman" w:hAnsi="Times New Roman" w:cs="Times New Roman"/>
+                <w:sz w:val="28"/>
+                <w:szCs w:val="28"/>
+              </w:rPr>
+              <w:t xml:space="preserve">Идентификатор</w:t>
+            </w:r>
+          </w:p>
+        </w:tc>
+        <w:tc>
+          <w:tcPr>
+            <w:tcW w:w="0" w:type="auto"/>
+          </w:tcPr>
+          <w:p>
+            <w:pPr>
+              <w:spacing w:line="276" w:lineRule="auto"/>
+              <w:jc w:val="left"/>
+            </w:pPr>
+            <w:r>
+              <w:rPr>
+                <w:rFonts w:ascii="Times New Roman" w:hAnsi="Times New Roman" w:cs="Times New Roman"/>
+                <w:sz w:val="28"/>
+                <w:szCs w:val="28"/>
+              </w:rPr>
+              <w:t xml:space="preserve">Наименование</w:t>
+            </w:r>
+          </w:p>
+        </w:tc>
+      </w:tr>
+      <w:tr>
+        <w:tc>
+          <w:tcPr>
+            <w:tcW w:w="0" w:type="auto"/>
+          </w:tcPr>
+          <w:p>
+            <w:pPr>
+              <w:spacing w:line="276" w:lineRule="auto"/>
+              <w:jc w:val="left"/>
+            </w:pPr>
+            <w:r>
+              <w:rPr>
+                <w:rFonts w:ascii="Times New Roman" w:hAnsi="Times New Roman" w:cs="Times New Roman"/>
+                <w:sz w:val="28"/>
+                <w:szCs w:val="28"/>
+              </w:rPr>
+              <w:t xml:space="preserve">УБИ.020</w:t>
+            </w:r>
+          </w:p>
+        </w:tc>
+        <w:tc>
+          <w:tcPr>
+            <w:tcW w:w="0" w:type="auto"/>
+          </w:tcPr>
+          <w:p>
+            <w:pPr>
+              <w:spacing w:line="276" w:lineRule="auto"/>
+              <w:jc w:val="left"/>
+            </w:pPr>
+            <w:r>
+              <w:rPr>
+                <w:rFonts w:ascii="Times New Roman" w:hAnsi="Times New Roman" w:cs="Times New Roman"/>
+                <w:sz w:val="28"/>
+                <w:szCs w:val="28"/>
+              </w:rPr>
+              <w:t xml:space="preserve">Угроза злоупотребления возможностями, предоставленными потребителям облачных услуг</w:t>
+            </w:r>
+          </w:p>
+        </w:tc>
+      </w:tr>
+      <w:tr>
+        <w:tc>
+          <w:tcPr>
+            <w:tcW w:w="0" w:type="auto"/>
+          </w:tcPr>
+          <w:p>
+            <w:pPr>
+              <w:spacing w:line="276" w:lineRule="auto"/>
+              <w:jc w:val="left"/>
+            </w:pPr>
+            <w:r>
+              <w:rPr>
+                <w:rFonts w:ascii="Times New Roman" w:hAnsi="Times New Roman" w:cs="Times New Roman"/>
+                <w:sz w:val="28"/>
+                <w:szCs w:val="28"/>
+              </w:rPr>
+              <w:t xml:space="preserve">УБИ.021</w:t>
+            </w:r>
+          </w:p>
+        </w:tc>
+        <w:tc>
+          <w:tcPr>
+            <w:tcW w:w="0" w:type="auto"/>
+          </w:tcPr>
+          <w:p>
+            <w:pPr>
+              <w:spacing w:line="276" w:lineRule="auto"/>
+              <w:jc w:val="left"/>
+            </w:pPr>
+            <w:r>
+              <w:rPr>
+                <w:rFonts w:ascii="Times New Roman" w:hAnsi="Times New Roman" w:cs="Times New Roman"/>
+                <w:sz w:val="28"/>
+                <w:szCs w:val="28"/>
+              </w:rPr>
+              <w:t xml:space="preserve">Угроза злоупотребления доверием потребителей облачных услуг</w:t>
+            </w:r>
+          </w:p>
+        </w:tc>
+      </w:tr>
+      <w:tr>
+        <w:tc>
+          <w:tcPr>
+            <w:tcW w:w="0" w:type="auto"/>
+          </w:tcPr>
+          <w:p>
+            <w:pPr>
+              <w:spacing w:line="276" w:lineRule="auto"/>
+              <w:jc w:val="left"/>
+            </w:pPr>
+            <w:r>
+              <w:rPr>
+                <w:rFonts w:ascii="Times New Roman" w:hAnsi="Times New Roman" w:cs="Times New Roman"/>
+                <w:sz w:val="28"/>
+                <w:szCs w:val="28"/>
+              </w:rPr>
+              <w:t xml:space="preserve">УБИ.043</w:t>
+            </w:r>
+          </w:p>
+        </w:tc>
+        <w:tc>
+          <w:tcPr>
+            <w:tcW w:w="0" w:type="auto"/>
+          </w:tcPr>
+          <w:p>
+            <w:pPr>
+              <w:spacing w:line="276" w:lineRule="auto"/>
+              <w:jc w:val="left"/>
+            </w:pPr>
+            <w:r>
+              <w:rPr>
+                <w:rFonts w:ascii="Times New Roman" w:hAnsi="Times New Roman" w:cs="Times New Roman"/>
+                <w:sz w:val="28"/>
+                <w:szCs w:val="28"/>
+              </w:rPr>
+              <w:t xml:space="preserve">Угроза нарушения доступности облачного сервера</w:t>
+            </w:r>
+          </w:p>
+        </w:tc>
+      </w:tr>
+      <w:tr>
+        <w:tc>
+          <w:tcPr>
+            <w:tcW w:w="0" w:type="auto"/>
+          </w:tcPr>
+          <w:p>
+            <w:pPr>
+              <w:spacing w:line="276" w:lineRule="auto"/>
+              <w:jc w:val="left"/>
+            </w:pPr>
+            <w:r>
+              <w:rPr>
+                <w:rFonts w:ascii="Times New Roman" w:hAnsi="Times New Roman" w:cs="Times New Roman"/>
+                <w:sz w:val="28"/>
+                <w:szCs w:val="28"/>
+              </w:rPr>
+              <w:t xml:space="preserve">УБИ.052</w:t>
+            </w:r>
+          </w:p>
+        </w:tc>
+        <w:tc>
+          <w:tcPr>
+            <w:tcW w:w="0" w:type="auto"/>
+          </w:tcPr>
+          <w:p>
+            <w:pPr>
+              <w:spacing w:line="276" w:lineRule="auto"/>
+              <w:jc w:val="left"/>
+            </w:pPr>
+            <w:r>
+              <w:rPr>
+                <w:rFonts w:ascii="Times New Roman" w:hAnsi="Times New Roman" w:cs="Times New Roman"/>
+                <w:sz w:val="28"/>
+                <w:szCs w:val="28"/>
+              </w:rPr>
+              <w:t xml:space="preserve">Угроза невозможности миграции образов виртуальных машин из-за несовместимости программного обеспечения</w:t>
+            </w:r>
+          </w:p>
+        </w:tc>
+      </w:tr>
+      <w:tr>
+        <w:tc>
+          <w:tcPr>
+            <w:tcW w:w="0" w:type="auto"/>
+          </w:tcPr>
+          <w:p>
+            <w:pPr>
+              <w:spacing w:line="276" w:lineRule="auto"/>
+              <w:jc w:val="left"/>
+            </w:pPr>
+            <w:r>
+              <w:rPr>
+                <w:rFonts w:ascii="Times New Roman" w:hAnsi="Times New Roman" w:cs="Times New Roman"/>
+                <w:sz w:val="28"/>
+                <w:szCs w:val="28"/>
+              </w:rPr>
+              <w:t xml:space="preserve">УБИ.054</w:t>
+            </w:r>
+          </w:p>
+        </w:tc>
+        <w:tc>
+          <w:tcPr>
+            <w:tcW w:w="0" w:type="auto"/>
+          </w:tcPr>
+          <w:p>
+            <w:pPr>
+              <w:spacing w:line="276" w:lineRule="auto"/>
+              <w:jc w:val="left"/>
+            </w:pPr>
+            <w:r>
+              <w:rPr>
+                <w:rFonts w:ascii="Times New Roman" w:hAnsi="Times New Roman" w:cs="Times New Roman"/>
+                <w:sz w:val="28"/>
+                <w:szCs w:val="28"/>
+              </w:rPr>
+              <w:t xml:space="preserve">Угроза недобросовестного исполнения обязательств поставщиками облачных услуг</w:t>
+            </w:r>
+          </w:p>
+        </w:tc>
+      </w:tr>
+      <w:tr>
+        <w:tc>
+          <w:tcPr>
+            <w:tcW w:w="0" w:type="auto"/>
+          </w:tcPr>
+          <w:p>
+            <w:pPr>
+              <w:spacing w:line="276" w:lineRule="auto"/>
+              <w:jc w:val="left"/>
+            </w:pPr>
+            <w:r>
+              <w:rPr>
+                <w:rFonts w:ascii="Times New Roman" w:hAnsi="Times New Roman" w:cs="Times New Roman"/>
+                <w:sz w:val="28"/>
+                <w:szCs w:val="28"/>
+              </w:rPr>
+              <w:t xml:space="preserve">УБИ.055</w:t>
+            </w:r>
+          </w:p>
+        </w:tc>
+        <w:tc>
+          <w:tcPr>
+            <w:tcW w:w="0" w:type="auto"/>
+          </w:tcPr>
+          <w:p>
+            <w:pPr>
+              <w:spacing w:line="276" w:lineRule="auto"/>
+              <w:jc w:val="left"/>
+            </w:pPr>
+            <w:r>
+              <w:rPr>
+                <w:rFonts w:ascii="Times New Roman" w:hAnsi="Times New Roman" w:cs="Times New Roman"/>
+                <w:sz w:val="28"/>
+                <w:szCs w:val="28"/>
+              </w:rPr>
+              <w:t xml:space="preserve">Угроза незащищённого администрирования облачных услуг</w:t>
+            </w:r>
+          </w:p>
+        </w:tc>
+      </w:tr>
+      <w:tr>
+        <w:tc>
+          <w:tcPr>
+            <w:tcW w:w="0" w:type="auto"/>
+          </w:tcPr>
+          <w:p>
+            <w:pPr>
+              <w:spacing w:line="276" w:lineRule="auto"/>
+              <w:jc w:val="left"/>
+            </w:pPr>
+            <w:r>
+              <w:rPr>
+                <w:rFonts w:ascii="Times New Roman" w:hAnsi="Times New Roman" w:cs="Times New Roman"/>
+                <w:sz w:val="28"/>
+                <w:szCs w:val="28"/>
+              </w:rPr>
+              <w:t xml:space="preserve">УБИ.056</w:t>
+            </w:r>
+          </w:p>
+        </w:tc>
+        <w:tc>
+          <w:tcPr>
+            <w:tcW w:w="0" w:type="auto"/>
+          </w:tcPr>
+          <w:p>
+            <w:pPr>
+              <w:spacing w:line="276" w:lineRule="auto"/>
+              <w:jc w:val="left"/>
+            </w:pPr>
+            <w:r>
+              <w:rPr>
+                <w:rFonts w:ascii="Times New Roman" w:hAnsi="Times New Roman" w:cs="Times New Roman"/>
+                <w:sz w:val="28"/>
+                <w:szCs w:val="28"/>
+              </w:rPr>
+              <w:t xml:space="preserve">Угроза некачественного переноса инфраструктуры в облако</w:t>
+            </w:r>
+          </w:p>
+        </w:tc>
+      </w:tr>
+      <w:tr>
+        <w:tc>
+          <w:tcPr>
+            <w:tcW w:w="0" w:type="auto"/>
+          </w:tcPr>
+          <w:p>
+            <w:pPr>
+              <w:spacing w:line="276" w:lineRule="auto"/>
+              <w:jc w:val="left"/>
+            </w:pPr>
+            <w:r>
+              <w:rPr>
+                <w:rFonts w:ascii="Times New Roman" w:hAnsi="Times New Roman" w:cs="Times New Roman"/>
+                <w:sz w:val="28"/>
+                <w:szCs w:val="28"/>
+              </w:rPr>
+              <w:t xml:space="preserve">УБИ.058</w:t>
+            </w:r>
+          </w:p>
+        </w:tc>
+        <w:tc>
+          <w:tcPr>
+            <w:tcW w:w="0" w:type="auto"/>
+          </w:tcPr>
+          <w:p>
+            <w:pPr>
+              <w:spacing w:line="276" w:lineRule="auto"/>
+              <w:jc w:val="left"/>
+            </w:pPr>
+            <w:r>
+              <w:rPr>
+                <w:rFonts w:ascii="Times New Roman" w:hAnsi="Times New Roman" w:cs="Times New Roman"/>
+                <w:sz w:val="28"/>
+                <w:szCs w:val="28"/>
+              </w:rPr>
+              <w:t xml:space="preserve">Угроза неконтролируемого роста числа виртуальных машин</w:t>
+            </w:r>
+          </w:p>
+        </w:tc>
+      </w:tr>
+      <w:tr>
+        <w:tc>
+          <w:tcPr>
+            <w:tcW w:w="0" w:type="auto"/>
+          </w:tcPr>
+          <w:p>
+            <w:pPr>
+              <w:spacing w:line="276" w:lineRule="auto"/>
+              <w:jc w:val="left"/>
+            </w:pPr>
+            <w:r>
+              <w:rPr>
+                <w:rFonts w:ascii="Times New Roman" w:hAnsi="Times New Roman" w:cs="Times New Roman"/>
+                <w:sz w:val="28"/>
+                <w:szCs w:val="28"/>
+              </w:rPr>
+              <w:t xml:space="preserve">УБИ.064</w:t>
+            </w:r>
+          </w:p>
+        </w:tc>
+        <w:tc>
+          <w:tcPr>
+            <w:tcW w:w="0" w:type="auto"/>
+          </w:tcPr>
+          <w:p>
+            <w:pPr>
+              <w:spacing w:line="276" w:lineRule="auto"/>
+              <w:jc w:val="left"/>
+            </w:pPr>
+            <w:r>
+              <w:rPr>
+                <w:rFonts w:ascii="Times New Roman" w:hAnsi="Times New Roman" w:cs="Times New Roman"/>
+                <w:sz w:val="28"/>
+                <w:szCs w:val="28"/>
+              </w:rPr>
+              <w:t xml:space="preserve">Угроза некорректной реализации политики лицензирования в облаке</w:t>
+            </w:r>
+          </w:p>
+        </w:tc>
+      </w:tr>
+      <w:tr>
+        <w:tc>
+          <w:tcPr>
+            <w:tcW w:w="0" w:type="auto"/>
+          </w:tcPr>
+          <w:p>
+            <w:pPr>
+              <w:spacing w:line="276" w:lineRule="auto"/>
+              <w:jc w:val="left"/>
+            </w:pPr>
+            <w:r>
+              <w:rPr>
+                <w:rFonts w:ascii="Times New Roman" w:hAnsi="Times New Roman" w:cs="Times New Roman"/>
+                <w:sz w:val="28"/>
+                <w:szCs w:val="28"/>
+              </w:rPr>
+              <w:t xml:space="preserve">УБИ.065</w:t>
+            </w:r>
+          </w:p>
+        </w:tc>
+        <w:tc>
+          <w:tcPr>
+            <w:tcW w:w="0" w:type="auto"/>
+          </w:tcPr>
+          <w:p>
+            <w:pPr>
+              <w:spacing w:line="276" w:lineRule="auto"/>
+              <w:jc w:val="left"/>
+            </w:pPr>
+            <w:r>
+              <w:rPr>
+                <w:rFonts w:ascii="Times New Roman" w:hAnsi="Times New Roman" w:cs="Times New Roman"/>
+                <w:sz w:val="28"/>
+                <w:szCs w:val="28"/>
+              </w:rPr>
+              <w:t xml:space="preserve">Угроза неопределённости в распределении ответственности между ролями в облаке</w:t>
+            </w:r>
+          </w:p>
+        </w:tc>
+      </w:tr>
+      <w:tr>
+        <w:tc>
+          <w:tcPr>
+            <w:tcW w:w="0" w:type="auto"/>
+          </w:tcPr>
+          <w:p>
+            <w:pPr>
+              <w:spacing w:line="276" w:lineRule="auto"/>
+              <w:jc w:val="left"/>
+            </w:pPr>
+            <w:r>
+              <w:rPr>
+                <w:rFonts w:ascii="Times New Roman" w:hAnsi="Times New Roman" w:cs="Times New Roman"/>
+                <w:sz w:val="28"/>
+                <w:szCs w:val="28"/>
+              </w:rPr>
+              <w:t xml:space="preserve">УБИ.066</w:t>
+            </w:r>
+          </w:p>
+        </w:tc>
+        <w:tc>
+          <w:tcPr>
+            <w:tcW w:w="0" w:type="auto"/>
+          </w:tcPr>
+          <w:p>
+            <w:pPr>
+              <w:spacing w:line="276" w:lineRule="auto"/>
+              <w:jc w:val="left"/>
+            </w:pPr>
+            <w:r>
+              <w:rPr>
+                <w:rFonts w:ascii="Times New Roman" w:hAnsi="Times New Roman" w:cs="Times New Roman"/>
+                <w:sz w:val="28"/>
+                <w:szCs w:val="28"/>
+              </w:rPr>
+              <w:t xml:space="preserve">Угроза неопределённости ответственности за обеспечение безопасности в облаке</w:t>
+            </w:r>
+          </w:p>
+        </w:tc>
+      </w:tr>
+      <w:tr>
+        <w:tc>
+          <w:tcPr>
+            <w:tcW w:w="0" w:type="auto"/>
+          </w:tcPr>
+          <w:p>
+            <w:pPr>
+              <w:spacing w:line="276" w:lineRule="auto"/>
+              <w:jc w:val="left"/>
+            </w:pPr>
+            <w:r>
+              <w:rPr>
+                <w:rFonts w:ascii="Times New Roman" w:hAnsi="Times New Roman" w:cs="Times New Roman"/>
+                <w:sz w:val="28"/>
+                <w:szCs w:val="28"/>
+              </w:rPr>
+              <w:t xml:space="preserve">УБИ.070</w:t>
+            </w:r>
+          </w:p>
+        </w:tc>
+        <w:tc>
+          <w:tcPr>
+            <w:tcW w:w="0" w:type="auto"/>
+          </w:tcPr>
+          <w:p>
+            <w:pPr>
+              <w:spacing w:line="276" w:lineRule="auto"/>
+              <w:jc w:val="left"/>
+            </w:pPr>
+            <w:r>
+              <w:rPr>
+                <w:rFonts w:ascii="Times New Roman" w:hAnsi="Times New Roman" w:cs="Times New Roman"/>
+                <w:sz w:val="28"/>
+                <w:szCs w:val="28"/>
+              </w:rPr>
+              <w:t xml:space="preserve">Угроза непрерывной модернизации облачной инфраструктуры</w:t>
+            </w:r>
+          </w:p>
+        </w:tc>
+      </w:tr>
+      <w:tr>
+        <w:tc>
+          <w:tcPr>
+            <w:tcW w:w="0" w:type="auto"/>
+          </w:tcPr>
+          <w:p>
+            <w:pPr>
+              <w:spacing w:line="276" w:lineRule="auto"/>
+              <w:jc w:val="left"/>
+            </w:pPr>
+            <w:r>
+              <w:rPr>
+                <w:rFonts w:ascii="Times New Roman" w:hAnsi="Times New Roman" w:cs="Times New Roman"/>
+                <w:sz w:val="28"/>
+                <w:szCs w:val="28"/>
+              </w:rPr>
+              <w:t xml:space="preserve">УБИ.096</w:t>
+            </w:r>
+          </w:p>
+        </w:tc>
+        <w:tc>
+          <w:tcPr>
+            <w:tcW w:w="0" w:type="auto"/>
+          </w:tcPr>
+          <w:p>
+            <w:pPr>
+              <w:spacing w:line="276" w:lineRule="auto"/>
+              <w:jc w:val="left"/>
+            </w:pPr>
+            <w:r>
+              <w:rPr>
+                <w:rFonts w:ascii="Times New Roman" w:hAnsi="Times New Roman" w:cs="Times New Roman"/>
+                <w:sz w:val="28"/>
+                <w:szCs w:val="28"/>
+              </w:rPr>
+              <w:t xml:space="preserve">Угроза несогласованности политик безопасности элементов облачной инфраструктуры</w:t>
+            </w:r>
+          </w:p>
+        </w:tc>
+      </w:tr>
+      <w:tr>
+        <w:tc>
+          <w:tcPr>
+            <w:tcW w:w="0" w:type="auto"/>
+          </w:tcPr>
+          <w:p>
+            <w:pPr>
+              <w:spacing w:line="276" w:lineRule="auto"/>
+              <w:jc w:val="left"/>
+            </w:pPr>
+            <w:r>
+              <w:rPr>
+                <w:rFonts w:ascii="Times New Roman" w:hAnsi="Times New Roman" w:cs="Times New Roman"/>
+                <w:sz w:val="28"/>
+                <w:szCs w:val="28"/>
+              </w:rPr>
+              <w:t xml:space="preserve">УБИ.101</w:t>
+            </w:r>
+          </w:p>
+        </w:tc>
+        <w:tc>
+          <w:tcPr>
+            <w:tcW w:w="0" w:type="auto"/>
+          </w:tcPr>
+          <w:p>
+            <w:pPr>
+              <w:spacing w:line="276" w:lineRule="auto"/>
+              <w:jc w:val="left"/>
+            </w:pPr>
+            <w:r>
+              <w:rPr>
+                <w:rFonts w:ascii="Times New Roman" w:hAnsi="Times New Roman" w:cs="Times New Roman"/>
+                <w:sz w:val="28"/>
+                <w:szCs w:val="28"/>
+              </w:rPr>
+              <w:t xml:space="preserve">Угроза общедоступности облачной инфраструктуры</w:t>
+            </w:r>
+          </w:p>
+        </w:tc>
+      </w:tr>
+      <w:tr>
+        <w:tc>
+          <w:tcPr>
+            <w:tcW w:w="0" w:type="auto"/>
+          </w:tcPr>
+          <w:p>
+            <w:pPr>
+              <w:spacing w:line="276" w:lineRule="auto"/>
+              <w:jc w:val="left"/>
+            </w:pPr>
+            <w:r>
+              <w:rPr>
+                <w:rFonts w:ascii="Times New Roman" w:hAnsi="Times New Roman" w:cs="Times New Roman"/>
+                <w:sz w:val="28"/>
+                <w:szCs w:val="28"/>
+              </w:rPr>
+              <w:t xml:space="preserve">УБИ.108</w:t>
+            </w:r>
+          </w:p>
+        </w:tc>
+        <w:tc>
+          <w:tcPr>
+            <w:tcW w:w="0" w:type="auto"/>
+          </w:tcPr>
+          <w:p>
+            <w:pPr>
+              <w:spacing w:line="276" w:lineRule="auto"/>
+              <w:jc w:val="left"/>
+            </w:pPr>
+            <w:r>
+              <w:rPr>
+                <w:rFonts w:ascii="Times New Roman" w:hAnsi="Times New Roman" w:cs="Times New Roman"/>
+                <w:sz w:val="28"/>
+                <w:szCs w:val="28"/>
+              </w:rPr>
+              <w:t xml:space="preserve">Угроза ошибки обновления гипервизора</w:t>
+            </w:r>
+          </w:p>
+        </w:tc>
+      </w:tr>
+      <w:tr>
+        <w:tc>
+          <w:tcPr>
+            <w:tcW w:w="0" w:type="auto"/>
+          </w:tcPr>
+          <w:p>
+            <w:pPr>
+              <w:spacing w:line="276" w:lineRule="auto"/>
+              <w:jc w:val="left"/>
+            </w:pPr>
+            <w:r>
+              <w:rPr>
+                <w:rFonts w:ascii="Times New Roman" w:hAnsi="Times New Roman" w:cs="Times New Roman"/>
+                <w:sz w:val="28"/>
+                <w:szCs w:val="28"/>
+              </w:rPr>
+              <w:t xml:space="preserve">УБИ.134</w:t>
+            </w:r>
+          </w:p>
+        </w:tc>
+        <w:tc>
+          <w:tcPr>
+            <w:tcW w:w="0" w:type="auto"/>
+          </w:tcPr>
+          <w:p>
+            <w:pPr>
+              <w:spacing w:line="276" w:lineRule="auto"/>
+              <w:jc w:val="left"/>
+            </w:pPr>
+            <w:r>
+              <w:rPr>
+                <w:rFonts w:ascii="Times New Roman" w:hAnsi="Times New Roman" w:cs="Times New Roman"/>
+                <w:sz w:val="28"/>
+                <w:szCs w:val="28"/>
+              </w:rPr>
+              <w:t xml:space="preserve">Угроза потери доверия к поставщику облачных услуг</w:t>
+            </w:r>
+          </w:p>
+        </w:tc>
+      </w:tr>
+      <w:tr>
+        <w:tc>
+          <w:tcPr>
+            <w:tcW w:w="0" w:type="auto"/>
+          </w:tcPr>
+          <w:p>
+            <w:pPr>
+              <w:spacing w:line="276" w:lineRule="auto"/>
+              <w:jc w:val="left"/>
+            </w:pPr>
+            <w:r>
+              <w:rPr>
+                <w:rFonts w:ascii="Times New Roman" w:hAnsi="Times New Roman" w:cs="Times New Roman"/>
+                <w:sz w:val="28"/>
+                <w:szCs w:val="28"/>
+              </w:rPr>
+              <w:t xml:space="preserve">УБИ.135</w:t>
+            </w:r>
+          </w:p>
+        </w:tc>
+        <w:tc>
+          <w:tcPr>
+            <w:tcW w:w="0" w:type="auto"/>
+          </w:tcPr>
+          <w:p>
+            <w:pPr>
+              <w:spacing w:line="276" w:lineRule="auto"/>
+              <w:jc w:val="left"/>
+            </w:pPr>
+            <w:r>
+              <w:rPr>
+                <w:rFonts w:ascii="Times New Roman" w:hAnsi="Times New Roman" w:cs="Times New Roman"/>
+                <w:sz w:val="28"/>
+                <w:szCs w:val="28"/>
+              </w:rPr>
+              <w:t xml:space="preserve">Угроза потери и утечки данных, обрабатываемых в облаке</w:t>
+            </w:r>
+          </w:p>
+        </w:tc>
+      </w:tr>
+      <w:tr>
+        <w:tc>
+          <w:tcPr>
+            <w:tcW w:w="0" w:type="auto"/>
+          </w:tcPr>
+          <w:p>
+            <w:pPr>
+              <w:spacing w:line="276" w:lineRule="auto"/>
+              <w:jc w:val="left"/>
+            </w:pPr>
+            <w:r>
+              <w:rPr>
+                <w:rFonts w:ascii="Times New Roman" w:hAnsi="Times New Roman" w:cs="Times New Roman"/>
+                <w:sz w:val="28"/>
+                <w:szCs w:val="28"/>
+              </w:rPr>
+              <w:t xml:space="preserve">УБИ.137</w:t>
+            </w:r>
+          </w:p>
+        </w:tc>
+        <w:tc>
+          <w:tcPr>
+            <w:tcW w:w="0" w:type="auto"/>
+          </w:tcPr>
+          <w:p>
+            <w:pPr>
+              <w:spacing w:line="276" w:lineRule="auto"/>
+              <w:jc w:val="left"/>
+            </w:pPr>
+            <w:r>
+              <w:rPr>
+                <w:rFonts w:ascii="Times New Roman" w:hAnsi="Times New Roman" w:cs="Times New Roman"/>
+                <w:sz w:val="28"/>
+                <w:szCs w:val="28"/>
+              </w:rPr>
+              <w:t xml:space="preserve">Угроза потери управления облачными ресурсами</w:t>
+            </w:r>
+          </w:p>
+        </w:tc>
+      </w:tr>
+      <w:tr>
+        <w:tc>
+          <w:tcPr>
+            <w:tcW w:w="0" w:type="auto"/>
+          </w:tcPr>
+          <w:p>
+            <w:pPr>
+              <w:spacing w:line="276" w:lineRule="auto"/>
+              <w:jc w:val="left"/>
+            </w:pPr>
+            <w:r>
+              <w:rPr>
+                <w:rFonts w:ascii="Times New Roman" w:hAnsi="Times New Roman" w:cs="Times New Roman"/>
+                <w:sz w:val="28"/>
+                <w:szCs w:val="28"/>
+              </w:rPr>
+              <w:t xml:space="preserve">УБИ.138</w:t>
+            </w:r>
+          </w:p>
+        </w:tc>
+        <w:tc>
+          <w:tcPr>
+            <w:tcW w:w="0" w:type="auto"/>
+          </w:tcPr>
+          <w:p>
+            <w:pPr>
+              <w:spacing w:line="276" w:lineRule="auto"/>
+              <w:jc w:val="left"/>
+            </w:pPr>
+            <w:r>
+              <w:rPr>
+                <w:rFonts w:ascii="Times New Roman" w:hAnsi="Times New Roman" w:cs="Times New Roman"/>
+                <w:sz w:val="28"/>
+                <w:szCs w:val="28"/>
+              </w:rPr>
+              <w:t xml:space="preserve">Угроза потери управления собственной инфраструктурой при переносе её в облако</w:t>
+            </w:r>
+          </w:p>
+        </w:tc>
+      </w:tr>
+      <w:tr>
+        <w:tc>
+          <w:tcPr>
+            <w:tcW w:w="0" w:type="auto"/>
+          </w:tcPr>
+          <w:p>
+            <w:pPr>
+              <w:spacing w:line="276" w:lineRule="auto"/>
+              <w:jc w:val="left"/>
+            </w:pPr>
+            <w:r>
+              <w:rPr>
+                <w:rFonts w:ascii="Times New Roman" w:hAnsi="Times New Roman" w:cs="Times New Roman"/>
+                <w:sz w:val="28"/>
+                <w:szCs w:val="28"/>
+              </w:rPr>
+              <w:t xml:space="preserve">УБИ.141</w:t>
+            </w:r>
+          </w:p>
+        </w:tc>
+        <w:tc>
+          <w:tcPr>
+            <w:tcW w:w="0" w:type="auto"/>
+          </w:tcPr>
+          <w:p>
+            <w:pPr>
+              <w:spacing w:line="276" w:lineRule="auto"/>
+              <w:jc w:val="left"/>
+            </w:pPr>
+            <w:r>
+              <w:rPr>
+                <w:rFonts w:ascii="Times New Roman" w:hAnsi="Times New Roman" w:cs="Times New Roman"/>
+                <w:sz w:val="28"/>
+                <w:szCs w:val="28"/>
+              </w:rPr>
+              <w:t xml:space="preserve">Угроза привязки к поставщику облачных услуг</w:t>
+            </w:r>
+          </w:p>
+        </w:tc>
+      </w:tr>
+      <w:tr>
+        <w:tc>
+          <w:tcPr>
+            <w:tcW w:w="0" w:type="auto"/>
+          </w:tcPr>
+          <w:p>
+            <w:pPr>
+              <w:spacing w:line="276" w:lineRule="auto"/>
+              <w:jc w:val="left"/>
+            </w:pPr>
+            <w:r>
+              <w:rPr>
+                <w:rFonts w:ascii="Times New Roman" w:hAnsi="Times New Roman" w:cs="Times New Roman"/>
+                <w:sz w:val="28"/>
+                <w:szCs w:val="28"/>
+              </w:rPr>
+              <w:t xml:space="preserve">УБИ.142</w:t>
+            </w:r>
+          </w:p>
+        </w:tc>
+        <w:tc>
+          <w:tcPr>
+            <w:tcW w:w="0" w:type="auto"/>
+          </w:tcPr>
+          <w:p>
+            <w:pPr>
+              <w:spacing w:line="276" w:lineRule="auto"/>
+              <w:jc w:val="left"/>
+            </w:pPr>
+            <w:r>
+              <w:rPr>
+                <w:rFonts w:ascii="Times New Roman" w:hAnsi="Times New Roman" w:cs="Times New Roman"/>
+                <w:sz w:val="28"/>
+                <w:szCs w:val="28"/>
+              </w:rPr>
+              <w:t xml:space="preserve">Угроза приостановки оказания облачных услуг вследствие технических сбоев</w:t>
+            </w:r>
+          </w:p>
+        </w:tc>
+      </w:tr>
+      <w:tr>
+        <w:tc>
+          <w:tcPr>
+            <w:tcW w:w="0" w:type="auto"/>
+          </w:tcPr>
+          <w:p>
+            <w:pPr>
+              <w:spacing w:line="276" w:lineRule="auto"/>
+              <w:jc w:val="left"/>
+            </w:pPr>
+            <w:r>
+              <w:rPr>
+                <w:rFonts w:ascii="Times New Roman" w:hAnsi="Times New Roman" w:cs="Times New Roman"/>
+                <w:sz w:val="28"/>
+                <w:szCs w:val="28"/>
+              </w:rPr>
+              <w:t xml:space="preserve">УБИ.164</w:t>
+            </w:r>
+          </w:p>
+        </w:tc>
+        <w:tc>
+          <w:tcPr>
+            <w:tcW w:w="0" w:type="auto"/>
+          </w:tcPr>
+          <w:p>
+            <w:pPr>
+              <w:spacing w:line="276" w:lineRule="auto"/>
+              <w:jc w:val="left"/>
+            </w:pPr>
+            <w:r>
+              <w:rPr>
+                <w:rFonts w:ascii="Times New Roman" w:hAnsi="Times New Roman" w:cs="Times New Roman"/>
+                <w:sz w:val="28"/>
+                <w:szCs w:val="28"/>
+              </w:rPr>
+              <w:t xml:space="preserve">Угроза распространения состояния «отказ в обслуживании» в облачной инфраструктуре</w:t>
+            </w:r>
+          </w:p>
+        </w:tc>
+      </w:tr>
+    </w:tbl>
+    <w:p>
+      <w:pPr>
+        <w:spacing w:line="360" w:lineRule="auto"/>
+        <w:jc w:val="both"/>
+      </w:pPr>
+    </w:p>
+    <w:p>
+      <w:pPr>
+        <w:spacing w:line="360" w:lineRule="auto"/>
+        <w:jc w:val="both"/>
+        <w:ind w:firstLine="709"/>
+      </w:pPr>
+      <w:r>
+        <w:rPr>
+          <w:rFonts w:ascii="Times New Roman" w:hAnsi="Times New Roman" w:cs="Times New Roman"/>
+          <w:sz w:val="28"/>
+          <w:szCs w:val="28"/>
+        </w:rPr>
+        <w:t xml:space="preserve">В таблице 21 представлены угрозы, связанные с использованием технологий хранилищ больших данных, которые исключены.</w:t>
+      </w:r>
+    </w:p>
+    <w:tbl>
+      <w:tblPr>
+        <w:tblW w:w="5000" w:type="pct"/>
+        <w:tblBorders>
+          <w:top w:val="single" w:sz="4" w:space="0" w:color="000000"/>
+          <w:left w:val="single" w:sz="4" w:space="0" w:color="000000"/>
+          <w:bottom w:val="single" w:sz="4" w:space="0" w:color="000000"/>
+          <w:right w:val="single" w:sz="4" w:space="0" w:color="000000"/>
+          <w:insideH w:val="single" w:sz="4" w:space="0" w:color="000000"/>
+          <w:insideV w:val="single" w:sz="4" w:space="0" w:color="000000"/>
+        </w:tblBorders>
+        <w:tblLayout w:type="autofit"/>
+      </w:tblPr>
+      <w:tr>
+        <w:tc>
+          <w:tcPr>
+            <w:tcW w:w="0" w:type="auto"/>
+          </w:tcPr>
+          <w:p>
+            <w:pPr>
+              <w:spacing w:line="276" w:lineRule="auto"/>
+              <w:jc w:val="center"/>
+            </w:pPr>
+            <w:r>
+              <w:rPr>
+                <w:rFonts w:ascii="Times New Roman" w:hAnsi="Times New Roman" w:cs="Times New Roman"/>
+                <w:b/>
+                <w:bCs/>
+                <w:sz w:val="28"/>
+                <w:szCs w:val="28"/>
+              </w:rPr>
+              <w:t xml:space="preserve">Таблица 21 — Угрозы, связанные с использованием хранилищ больших данных</w:t>
+            </w:r>
+          </w:p>
+        </w:tc>
+      </w:tr>
+      <w:tr>
+        <w:tc>
+          <w:tcPr>
+            <w:tcW w:w="0" w:type="auto"/>
+          </w:tcPr>
+          <w:p>
+            <w:pPr>
+              <w:spacing w:line="276" w:lineRule="auto"/>
+              <w:jc w:val="left"/>
+            </w:pPr>
+            <w:r>
+              <w:rPr>
+                <w:rFonts w:ascii="Times New Roman" w:hAnsi="Times New Roman" w:cs="Times New Roman"/>
+                <w:sz w:val="28"/>
+                <w:szCs w:val="28"/>
+              </w:rPr>
+              <w:t xml:space="preserve">Идентификатор</w:t>
+            </w:r>
+          </w:p>
+        </w:tc>
+        <w:tc>
+          <w:tcPr>
+            <w:tcW w:w="0" w:type="auto"/>
+          </w:tcPr>
+          <w:p>
+            <w:pPr>
+              <w:spacing w:line="276" w:lineRule="auto"/>
+              <w:jc w:val="left"/>
+            </w:pPr>
+            <w:r>
+              <w:rPr>
+                <w:rFonts w:ascii="Times New Roman" w:hAnsi="Times New Roman" w:cs="Times New Roman"/>
+                <w:sz w:val="28"/>
+                <w:szCs w:val="28"/>
+              </w:rPr>
+              <w:t xml:space="preserve">Наименование</w:t>
+            </w:r>
+          </w:p>
+        </w:tc>
+      </w:tr>
+      <w:tr>
+        <w:tc>
+          <w:tcPr>
+            <w:tcW w:w="0" w:type="auto"/>
+          </w:tcPr>
+          <w:p>
+            <w:pPr>
+              <w:spacing w:line="276" w:lineRule="auto"/>
+              <w:jc w:val="left"/>
+            </w:pPr>
+            <w:r>
+              <w:rPr>
+                <w:rFonts w:ascii="Times New Roman" w:hAnsi="Times New Roman" w:cs="Times New Roman"/>
+                <w:sz w:val="28"/>
+                <w:szCs w:val="28"/>
+              </w:rPr>
+              <w:t xml:space="preserve">УБИ.038</w:t>
+            </w:r>
+          </w:p>
+        </w:tc>
+        <w:tc>
+          <w:tcPr>
+            <w:tcW w:w="0" w:type="auto"/>
+          </w:tcPr>
+          <w:p>
+            <w:pPr>
+              <w:spacing w:line="276" w:lineRule="auto"/>
+              <w:jc w:val="left"/>
+            </w:pPr>
+            <w:r>
+              <w:rPr>
+                <w:rFonts w:ascii="Times New Roman" w:hAnsi="Times New Roman" w:cs="Times New Roman"/>
+                <w:sz w:val="28"/>
+                <w:szCs w:val="28"/>
+              </w:rPr>
+              <w:t xml:space="preserve">Угроза исчерпания вычислительных ресурсов хранилища больших данных</w:t>
+            </w:r>
+          </w:p>
+        </w:tc>
+      </w:tr>
+      <w:tr>
+        <w:tc>
+          <w:tcPr>
+            <w:tcW w:w="0" w:type="auto"/>
+          </w:tcPr>
+          <w:p>
+            <w:pPr>
+              <w:spacing w:line="276" w:lineRule="auto"/>
+              <w:jc w:val="left"/>
+            </w:pPr>
+            <w:r>
+              <w:rPr>
+                <w:rFonts w:ascii="Times New Roman" w:hAnsi="Times New Roman" w:cs="Times New Roman"/>
+                <w:sz w:val="28"/>
+                <w:szCs w:val="28"/>
+              </w:rPr>
+              <w:t xml:space="preserve">УБИ.050</w:t>
+            </w:r>
+          </w:p>
+        </w:tc>
+        <w:tc>
+          <w:tcPr>
+            <w:tcW w:w="0" w:type="auto"/>
+          </w:tcPr>
+          <w:p>
+            <w:pPr>
+              <w:spacing w:line="276" w:lineRule="auto"/>
+              <w:jc w:val="left"/>
+            </w:pPr>
+            <w:r>
+              <w:rPr>
+                <w:rFonts w:ascii="Times New Roman" w:hAnsi="Times New Roman" w:cs="Times New Roman"/>
+                <w:sz w:val="28"/>
+                <w:szCs w:val="28"/>
+              </w:rPr>
+              <w:t xml:space="preserve">Угроза неверного определения формата входных данных, поступающих в хранилище больших данных</w:t>
+            </w:r>
+          </w:p>
+        </w:tc>
+      </w:tr>
+      <w:tr>
+        <w:tc>
+          <w:tcPr>
+            <w:tcW w:w="0" w:type="auto"/>
+          </w:tcPr>
+          <w:p>
+            <w:pPr>
+              <w:spacing w:line="276" w:lineRule="auto"/>
+              <w:jc w:val="left"/>
+            </w:pPr>
+            <w:r>
+              <w:rPr>
+                <w:rFonts w:ascii="Times New Roman" w:hAnsi="Times New Roman" w:cs="Times New Roman"/>
+                <w:sz w:val="28"/>
+                <w:szCs w:val="28"/>
+              </w:rPr>
+              <w:t xml:space="preserve">УБИ.057</w:t>
+            </w:r>
+          </w:p>
+        </w:tc>
+        <w:tc>
+          <w:tcPr>
+            <w:tcW w:w="0" w:type="auto"/>
+          </w:tcPr>
+          <w:p>
+            <w:pPr>
+              <w:spacing w:line="276" w:lineRule="auto"/>
+              <w:jc w:val="left"/>
+            </w:pPr>
+            <w:r>
+              <w:rPr>
+                <w:rFonts w:ascii="Times New Roman" w:hAnsi="Times New Roman" w:cs="Times New Roman"/>
+                <w:sz w:val="28"/>
+                <w:szCs w:val="28"/>
+              </w:rPr>
+              <w:t xml:space="preserve">Угроза неконтролируемого копирования данных внутри хранилища больших данных</w:t>
+            </w:r>
+          </w:p>
+        </w:tc>
+      </w:tr>
+      <w:tr>
+        <w:tc>
+          <w:tcPr>
+            <w:tcW w:w="0" w:type="auto"/>
+          </w:tcPr>
+          <w:p>
+            <w:pPr>
+              <w:spacing w:line="276" w:lineRule="auto"/>
+              <w:jc w:val="left"/>
+            </w:pPr>
+            <w:r>
+              <w:rPr>
+                <w:rFonts w:ascii="Times New Roman" w:hAnsi="Times New Roman" w:cs="Times New Roman"/>
+                <w:sz w:val="28"/>
+                <w:szCs w:val="28"/>
+              </w:rPr>
+              <w:t xml:space="preserve">УБИ.060</w:t>
+            </w:r>
+          </w:p>
+        </w:tc>
+        <w:tc>
+          <w:tcPr>
+            <w:tcW w:w="0" w:type="auto"/>
+          </w:tcPr>
+          <w:p>
+            <w:pPr>
+              <w:spacing w:line="276" w:lineRule="auto"/>
+              <w:jc w:val="left"/>
+            </w:pPr>
+            <w:r>
+              <w:rPr>
+                <w:rFonts w:ascii="Times New Roman" w:hAnsi="Times New Roman" w:cs="Times New Roman"/>
+                <w:sz w:val="28"/>
+                <w:szCs w:val="28"/>
+              </w:rPr>
+              <w:t xml:space="preserve">Угроза неконтролируемого уничтожения информации хранилищем больших данных</w:t>
+            </w:r>
+          </w:p>
+        </w:tc>
+      </w:tr>
+      <w:tr>
+        <w:tc>
+          <w:tcPr>
+            <w:tcW w:w="0" w:type="auto"/>
+          </w:tcPr>
+          <w:p>
+            <w:pPr>
+              <w:spacing w:line="276" w:lineRule="auto"/>
+              <w:jc w:val="left"/>
+            </w:pPr>
+            <w:r>
+              <w:rPr>
+                <w:rFonts w:ascii="Times New Roman" w:hAnsi="Times New Roman" w:cs="Times New Roman"/>
+                <w:sz w:val="28"/>
+                <w:szCs w:val="28"/>
+              </w:rPr>
+              <w:t xml:space="preserve">УБИ.097</w:t>
+            </w:r>
+          </w:p>
+        </w:tc>
+        <w:tc>
+          <w:tcPr>
+            <w:tcW w:w="0" w:type="auto"/>
+          </w:tcPr>
+          <w:p>
+            <w:pPr>
+              <w:spacing w:line="276" w:lineRule="auto"/>
+              <w:jc w:val="left"/>
+            </w:pPr>
+            <w:r>
+              <w:rPr>
+                <w:rFonts w:ascii="Times New Roman" w:hAnsi="Times New Roman" w:cs="Times New Roman"/>
+                <w:sz w:val="28"/>
+                <w:szCs w:val="28"/>
+              </w:rPr>
+              <w:t xml:space="preserve">Угроза несогласованности правил доступа к большим данным</w:t>
+            </w:r>
+          </w:p>
+        </w:tc>
+      </w:tr>
+      <w:tr>
+        <w:tc>
+          <w:tcPr>
+            <w:tcW w:w="0" w:type="auto"/>
+          </w:tcPr>
+          <w:p>
+            <w:pPr>
+              <w:spacing w:line="276" w:lineRule="auto"/>
+              <w:jc w:val="left"/>
+            </w:pPr>
+            <w:r>
+              <w:rPr>
+                <w:rFonts w:ascii="Times New Roman" w:hAnsi="Times New Roman" w:cs="Times New Roman"/>
+                <w:sz w:val="28"/>
+                <w:szCs w:val="28"/>
+              </w:rPr>
+              <w:t xml:space="preserve">УБИ.105</w:t>
+            </w:r>
+          </w:p>
+        </w:tc>
+        <w:tc>
+          <w:tcPr>
+            <w:tcW w:w="0" w:type="auto"/>
+          </w:tcPr>
+          <w:p>
+            <w:pPr>
+              <w:spacing w:line="276" w:lineRule="auto"/>
+              <w:jc w:val="left"/>
+            </w:pPr>
+            <w:r>
+              <w:rPr>
+                <w:rFonts w:ascii="Times New Roman" w:hAnsi="Times New Roman" w:cs="Times New Roman"/>
+                <w:sz w:val="28"/>
+                <w:szCs w:val="28"/>
+              </w:rPr>
+              <w:t xml:space="preserve">Угроза отказа в загрузке входных данных неизвестного формата хранилищем больших данных</w:t>
+            </w:r>
+          </w:p>
+        </w:tc>
+      </w:tr>
+      <w:tr>
+        <w:tc>
+          <w:tcPr>
+            <w:tcW w:w="0" w:type="auto"/>
+          </w:tcPr>
+          <w:p>
+            <w:pPr>
+              <w:spacing w:line="276" w:lineRule="auto"/>
+              <w:jc w:val="left"/>
+            </w:pPr>
+            <w:r>
+              <w:rPr>
+                <w:rFonts w:ascii="Times New Roman" w:hAnsi="Times New Roman" w:cs="Times New Roman"/>
+                <w:sz w:val="28"/>
+                <w:szCs w:val="28"/>
+              </w:rPr>
+              <w:t xml:space="preserve">УБИ.136</w:t>
+            </w:r>
+          </w:p>
+        </w:tc>
+        <w:tc>
+          <w:tcPr>
+            <w:tcW w:w="0" w:type="auto"/>
+          </w:tcPr>
+          <w:p>
+            <w:pPr>
+              <w:spacing w:line="276" w:lineRule="auto"/>
+              <w:jc w:val="left"/>
+            </w:pPr>
+            <w:r>
+              <w:rPr>
+                <w:rFonts w:ascii="Times New Roman" w:hAnsi="Times New Roman" w:cs="Times New Roman"/>
+                <w:sz w:val="28"/>
+                <w:szCs w:val="28"/>
+              </w:rPr>
+              <w:t xml:space="preserve">Угроза потери информации вследствие несогласованности работы узлов хранилища больших данных</w:t>
+            </w:r>
+          </w:p>
+        </w:tc>
+      </w:tr>
+      <w:tr>
+        <w:tc>
+          <w:tcPr>
+            <w:tcW w:w="0" w:type="auto"/>
+          </w:tcPr>
+          <w:p>
+            <w:pPr>
+              <w:spacing w:line="276" w:lineRule="auto"/>
+              <w:jc w:val="left"/>
+            </w:pPr>
+            <w:r>
+              <w:rPr>
+                <w:rFonts w:ascii="Times New Roman" w:hAnsi="Times New Roman" w:cs="Times New Roman"/>
+                <w:sz w:val="28"/>
+                <w:szCs w:val="28"/>
+              </w:rPr>
+              <w:t xml:space="preserve">УБИ.148</w:t>
+            </w:r>
+          </w:p>
+        </w:tc>
+        <w:tc>
+          <w:tcPr>
+            <w:tcW w:w="0" w:type="auto"/>
+          </w:tcPr>
+          <w:p>
+            <w:pPr>
+              <w:spacing w:line="276" w:lineRule="auto"/>
+              <w:jc w:val="left"/>
+            </w:pPr>
+            <w:r>
+              <w:rPr>
+                <w:rFonts w:ascii="Times New Roman" w:hAnsi="Times New Roman" w:cs="Times New Roman"/>
+                <w:sz w:val="28"/>
+                <w:szCs w:val="28"/>
+              </w:rPr>
+              <w:t xml:space="preserve">Угроза сбоя автоматического управления системой разграничения доступа хранилища больших данных</w:t>
+            </w:r>
+          </w:p>
+        </w:tc>
+      </w:tr>
+    </w:tbl>
+    <w:p>
+      <w:pPr>
+        <w:spacing w:line="360" w:lineRule="auto"/>
+        <w:jc w:val="both"/>
+      </w:pPr>
+    </w:p>
+    <w:p>
+      <w:pPr>
+        <w:spacing w:line="360" w:lineRule="auto"/>
+        <w:jc w:val="both"/>
+        <w:ind w:firstLine="709"/>
+      </w:pPr>
+      <w:r>
+        <w:rPr>
+          <w:rFonts w:ascii="Times New Roman" w:hAnsi="Times New Roman" w:cs="Times New Roman"/>
+          <w:sz w:val="28"/>
+          <w:szCs w:val="28"/>
+        </w:rPr>
+        <w:t xml:space="preserve">В таблице 22 представлены угрозы, связанные с использованием мобильных устройств, которые исключены (АРМ пользователей АС больницы — стационарные ПК).</w:t>
+      </w:r>
+    </w:p>
+    <w:tbl>
+      <w:tblPr>
+        <w:tblW w:w="5000" w:type="pct"/>
+        <w:tblBorders>
+          <w:top w:val="single" w:sz="4" w:space="0" w:color="000000"/>
+          <w:left w:val="single" w:sz="4" w:space="0" w:color="000000"/>
+          <w:bottom w:val="single" w:sz="4" w:space="0" w:color="000000"/>
+          <w:right w:val="single" w:sz="4" w:space="0" w:color="000000"/>
+          <w:insideH w:val="single" w:sz="4" w:space="0" w:color="000000"/>
+          <w:insideV w:val="single" w:sz="4" w:space="0" w:color="000000"/>
+        </w:tblBorders>
+        <w:tblLayout w:type="autofit"/>
+      </w:tblPr>
+      <w:tr>
+        <w:tc>
+          <w:tcPr>
+            <w:tcW w:w="0" w:type="auto"/>
+          </w:tcPr>
+          <w:p>
+            <w:pPr>
+              <w:spacing w:line="276" w:lineRule="auto"/>
+              <w:jc w:val="center"/>
+            </w:pPr>
+            <w:r>
+              <w:rPr>
+                <w:rFonts w:ascii="Times New Roman" w:hAnsi="Times New Roman" w:cs="Times New Roman"/>
+                <w:b/>
+                <w:bCs/>
+                <w:sz w:val="28"/>
+                <w:szCs w:val="28"/>
+              </w:rPr>
+              <w:t xml:space="preserve">Таблица 22 — Угрозы, связанные с использованием мобильных устройств</w:t>
+            </w:r>
+          </w:p>
+        </w:tc>
+      </w:tr>
+      <w:tr>
+        <w:tc>
+          <w:tcPr>
+            <w:tcW w:w="0" w:type="auto"/>
+          </w:tcPr>
+          <w:p>
+            <w:pPr>
+              <w:spacing w:line="276" w:lineRule="auto"/>
+              <w:jc w:val="left"/>
+            </w:pPr>
+            <w:r>
+              <w:rPr>
+                <w:rFonts w:ascii="Times New Roman" w:hAnsi="Times New Roman" w:cs="Times New Roman"/>
+                <w:sz w:val="28"/>
+                <w:szCs w:val="28"/>
+              </w:rPr>
+              <w:t xml:space="preserve">Идентификатор</w:t>
+            </w:r>
+          </w:p>
+        </w:tc>
+        <w:tc>
+          <w:tcPr>
+            <w:tcW w:w="0" w:type="auto"/>
+          </w:tcPr>
+          <w:p>
+            <w:pPr>
+              <w:spacing w:line="276" w:lineRule="auto"/>
+              <w:jc w:val="left"/>
+            </w:pPr>
+            <w:r>
+              <w:rPr>
+                <w:rFonts w:ascii="Times New Roman" w:hAnsi="Times New Roman" w:cs="Times New Roman"/>
+                <w:sz w:val="28"/>
+                <w:szCs w:val="28"/>
+              </w:rPr>
+              <w:t xml:space="preserve">Наименование</w:t>
+            </w:r>
+          </w:p>
+        </w:tc>
+      </w:tr>
+      <w:tr>
+        <w:tc>
+          <w:tcPr>
+            <w:tcW w:w="0" w:type="auto"/>
+          </w:tcPr>
+          <w:p>
+            <w:pPr>
+              <w:spacing w:line="276" w:lineRule="auto"/>
+              <w:jc w:val="left"/>
+            </w:pPr>
+            <w:r>
+              <w:rPr>
+                <w:rFonts w:ascii="Times New Roman" w:hAnsi="Times New Roman" w:cs="Times New Roman"/>
+                <w:sz w:val="28"/>
+                <w:szCs w:val="28"/>
+              </w:rPr>
+              <w:t xml:space="preserve">УБИ.184</w:t>
+            </w:r>
+          </w:p>
+        </w:tc>
+        <w:tc>
+          <w:tcPr>
+            <w:tcW w:w="0" w:type="auto"/>
+          </w:tcPr>
+          <w:p>
+            <w:pPr>
+              <w:spacing w:line="276" w:lineRule="auto"/>
+              <w:jc w:val="left"/>
+            </w:pPr>
+            <w:r>
+              <w:rPr>
+                <w:rFonts w:ascii="Times New Roman" w:hAnsi="Times New Roman" w:cs="Times New Roman"/>
+                <w:sz w:val="28"/>
+                <w:szCs w:val="28"/>
+              </w:rPr>
+              <w:t xml:space="preserve">Угроза агрегирования данных, обрабатываемых с помощью мобильного устройства</w:t>
+            </w:r>
+          </w:p>
+        </w:tc>
+      </w:tr>
+      <w:tr>
+        <w:tc>
+          <w:tcPr>
+            <w:tcW w:w="0" w:type="auto"/>
+          </w:tcPr>
+          <w:p>
+            <w:pPr>
+              <w:spacing w:line="276" w:lineRule="auto"/>
+              <w:jc w:val="left"/>
+            </w:pPr>
+            <w:r>
+              <w:rPr>
+                <w:rFonts w:ascii="Times New Roman" w:hAnsi="Times New Roman" w:cs="Times New Roman"/>
+                <w:sz w:val="28"/>
+                <w:szCs w:val="28"/>
+              </w:rPr>
+              <w:t xml:space="preserve">УБИ.199</w:t>
+            </w:r>
+          </w:p>
+        </w:tc>
+        <w:tc>
+          <w:tcPr>
+            <w:tcW w:w="0" w:type="auto"/>
+          </w:tcPr>
+          <w:p>
+            <w:pPr>
+              <w:spacing w:line="276" w:lineRule="auto"/>
+              <w:jc w:val="left"/>
+            </w:pPr>
+            <w:r>
+              <w:rPr>
+                <w:rFonts w:ascii="Times New Roman" w:hAnsi="Times New Roman" w:cs="Times New Roman"/>
+                <w:sz w:val="28"/>
+                <w:szCs w:val="28"/>
+              </w:rPr>
+              <w:t xml:space="preserve">Угроза перехвата управления мобильного устройства при использовании виртуальных голосовых ассистентов</w:t>
+            </w:r>
+          </w:p>
+        </w:tc>
+      </w:tr>
+      <w:tr>
+        <w:tc>
+          <w:tcPr>
+            <w:tcW w:w="0" w:type="auto"/>
+          </w:tcPr>
+          <w:p>
+            <w:pPr>
+              <w:spacing w:line="276" w:lineRule="auto"/>
+              <w:jc w:val="left"/>
+            </w:pPr>
+            <w:r>
+              <w:rPr>
+                <w:rFonts w:ascii="Times New Roman" w:hAnsi="Times New Roman" w:cs="Times New Roman"/>
+                <w:sz w:val="28"/>
+                <w:szCs w:val="28"/>
+              </w:rPr>
+              <w:t xml:space="preserve">УБИ.200</w:t>
+            </w:r>
+          </w:p>
+        </w:tc>
+        <w:tc>
+          <w:tcPr>
+            <w:tcW w:w="0" w:type="auto"/>
+          </w:tcPr>
+          <w:p>
+            <w:pPr>
+              <w:spacing w:line="276" w:lineRule="auto"/>
+              <w:jc w:val="left"/>
+            </w:pPr>
+            <w:r>
+              <w:rPr>
+                <w:rFonts w:ascii="Times New Roman" w:hAnsi="Times New Roman" w:cs="Times New Roman"/>
+                <w:sz w:val="28"/>
+                <w:szCs w:val="28"/>
+              </w:rPr>
+              <w:t xml:space="preserve">Угроза хищения информации с мобильного устройства при использовании виртуальных голосовых ассистентов</w:t>
+            </w:r>
+          </w:p>
+        </w:tc>
+      </w:tr>
+      <w:tr>
+        <w:tc>
+          <w:tcPr>
+            <w:tcW w:w="0" w:type="auto"/>
+          </w:tcPr>
+          <w:p>
+            <w:pPr>
+              <w:spacing w:line="276" w:lineRule="auto"/>
+              <w:jc w:val="left"/>
+            </w:pPr>
+            <w:r>
+              <w:rPr>
+                <w:rFonts w:ascii="Times New Roman" w:hAnsi="Times New Roman" w:cs="Times New Roman"/>
+                <w:sz w:val="28"/>
+                <w:szCs w:val="28"/>
+              </w:rPr>
+              <w:t xml:space="preserve">УБИ.202</w:t>
+            </w:r>
+          </w:p>
+        </w:tc>
+        <w:tc>
+          <w:tcPr>
+            <w:tcW w:w="0" w:type="auto"/>
+          </w:tcPr>
+          <w:p>
+            <w:pPr>
+              <w:spacing w:line="276" w:lineRule="auto"/>
+              <w:jc w:val="left"/>
+            </w:pPr>
+            <w:r>
+              <w:rPr>
+                <w:rFonts w:ascii="Times New Roman" w:hAnsi="Times New Roman" w:cs="Times New Roman"/>
+                <w:sz w:val="28"/>
+                <w:szCs w:val="28"/>
+              </w:rPr>
+              <w:t xml:space="preserve">Угроза несанкционированной установки приложений на мобильные устройства</w:t>
+            </w:r>
+          </w:p>
+        </w:tc>
+      </w:tr>
+    </w:tbl>
+    <w:p>
+      <w:pPr>
+        <w:spacing w:line="360" w:lineRule="auto"/>
+        <w:jc w:val="both"/>
+      </w:pPr>
+    </w:p>
+    <w:p>
+      <w:pPr>
+        <w:spacing w:line="360" w:lineRule="auto"/>
+        <w:jc w:val="both"/>
+        <w:ind w:firstLine="709"/>
+      </w:pPr>
+      <w:r>
+        <w:rPr>
+          <w:rFonts w:ascii="Times New Roman" w:hAnsi="Times New Roman" w:cs="Times New Roman"/>
+          <w:sz w:val="28"/>
+          <w:szCs w:val="28"/>
+        </w:rPr>
+        <w:t xml:space="preserve">В таблице 23 представлены угрозы, связанные с использованием технологий беспроводного доступа, которые исключены.</w:t>
+      </w:r>
+    </w:p>
+    <w:tbl>
+      <w:tblPr>
+        <w:tblW w:w="5000" w:type="pct"/>
+        <w:tblBorders>
+          <w:top w:val="single" w:sz="4" w:space="0" w:color="000000"/>
+          <w:left w:val="single" w:sz="4" w:space="0" w:color="000000"/>
+          <w:bottom w:val="single" w:sz="4" w:space="0" w:color="000000"/>
+          <w:right w:val="single" w:sz="4" w:space="0" w:color="000000"/>
+          <w:insideH w:val="single" w:sz="4" w:space="0" w:color="000000"/>
+          <w:insideV w:val="single" w:sz="4" w:space="0" w:color="000000"/>
+        </w:tblBorders>
+        <w:tblLayout w:type="autofit"/>
+      </w:tblPr>
+      <w:tr>
+        <w:tc>
+          <w:tcPr>
+            <w:tcW w:w="0" w:type="auto"/>
+          </w:tcPr>
+          <w:p>
+            <w:pPr>
+              <w:spacing w:line="276" w:lineRule="auto"/>
+              <w:jc w:val="center"/>
+            </w:pPr>
+            <w:r>
+              <w:rPr>
+                <w:rFonts w:ascii="Times New Roman" w:hAnsi="Times New Roman" w:cs="Times New Roman"/>
+                <w:b/>
+                <w:bCs/>
+                <w:sz w:val="28"/>
+                <w:szCs w:val="28"/>
+              </w:rPr>
+              <w:t xml:space="preserve">Таблица 23 — Угрозы, связанные с использованием технологий беспроводного доступа</w:t>
+            </w:r>
+          </w:p>
+        </w:tc>
+      </w:tr>
+      <w:tr>
+        <w:tc>
+          <w:tcPr>
+            <w:tcW w:w="0" w:type="auto"/>
+          </w:tcPr>
+          <w:p>
+            <w:pPr>
+              <w:spacing w:line="276" w:lineRule="auto"/>
+              <w:jc w:val="left"/>
+            </w:pPr>
+            <w:r>
+              <w:rPr>
+                <w:rFonts w:ascii="Times New Roman" w:hAnsi="Times New Roman" w:cs="Times New Roman"/>
+                <w:sz w:val="28"/>
+                <w:szCs w:val="28"/>
+              </w:rPr>
+              <w:t xml:space="preserve">Идентификатор</w:t>
+            </w:r>
+          </w:p>
+        </w:tc>
+        <w:tc>
+          <w:tcPr>
+            <w:tcW w:w="0" w:type="auto"/>
+          </w:tcPr>
+          <w:p>
+            <w:pPr>
+              <w:spacing w:line="276" w:lineRule="auto"/>
+              <w:jc w:val="left"/>
+            </w:pPr>
+            <w:r>
+              <w:rPr>
+                <w:rFonts w:ascii="Times New Roman" w:hAnsi="Times New Roman" w:cs="Times New Roman"/>
+                <w:sz w:val="28"/>
+                <w:szCs w:val="28"/>
+              </w:rPr>
+              <w:t xml:space="preserve">Наименование</w:t>
+            </w:r>
+          </w:p>
+        </w:tc>
+      </w:tr>
+      <w:tr>
+        <w:tc>
+          <w:tcPr>
+            <w:tcW w:w="0" w:type="auto"/>
+          </w:tcPr>
+          <w:p>
+            <w:pPr>
+              <w:spacing w:line="276" w:lineRule="auto"/>
+              <w:jc w:val="left"/>
+            </w:pPr>
+            <w:r>
+              <w:rPr>
+                <w:rFonts w:ascii="Times New Roman" w:hAnsi="Times New Roman" w:cs="Times New Roman"/>
+                <w:sz w:val="28"/>
+                <w:szCs w:val="28"/>
+              </w:rPr>
+              <w:t xml:space="preserve">УБИ.044</w:t>
+            </w:r>
+          </w:p>
+        </w:tc>
+        <w:tc>
+          <w:tcPr>
+            <w:tcW w:w="0" w:type="auto"/>
+          </w:tcPr>
+          <w:p>
+            <w:pPr>
+              <w:spacing w:line="276" w:lineRule="auto"/>
+              <w:jc w:val="left"/>
+            </w:pPr>
+            <w:r>
+              <w:rPr>
+                <w:rFonts w:ascii="Times New Roman" w:hAnsi="Times New Roman" w:cs="Times New Roman"/>
+                <w:sz w:val="28"/>
+                <w:szCs w:val="28"/>
+              </w:rPr>
+              <w:t xml:space="preserve">Угроза нарушения изоляции пользовательских данных внутри беспроводной точки доступа</w:t>
+            </w:r>
+          </w:p>
+        </w:tc>
+      </w:tr>
+      <w:tr>
+        <w:tc>
+          <w:tcPr>
+            <w:tcW w:w="0" w:type="auto"/>
+          </w:tcPr>
+          <w:p>
+            <w:pPr>
+              <w:spacing w:line="276" w:lineRule="auto"/>
+              <w:jc w:val="left"/>
+            </w:pPr>
+            <w:r>
+              <w:rPr>
+                <w:rFonts w:ascii="Times New Roman" w:hAnsi="Times New Roman" w:cs="Times New Roman"/>
+                <w:sz w:val="28"/>
+                <w:szCs w:val="28"/>
+              </w:rPr>
+              <w:t xml:space="preserve">УБИ.078</w:t>
+            </w:r>
+          </w:p>
+        </w:tc>
+        <w:tc>
+          <w:tcPr>
+            <w:tcW w:w="0" w:type="auto"/>
+          </w:tcPr>
+          <w:p>
+            <w:pPr>
+              <w:spacing w:line="276" w:lineRule="auto"/>
+              <w:jc w:val="left"/>
+            </w:pPr>
+            <w:r>
+              <w:rPr>
+                <w:rFonts w:ascii="Times New Roman" w:hAnsi="Times New Roman" w:cs="Times New Roman"/>
+                <w:sz w:val="28"/>
+                <w:szCs w:val="28"/>
+              </w:rPr>
+              <w:t xml:space="preserve">Угроза несанкционированного использования привилегированных функций мобильного устройства</w:t>
+            </w:r>
+          </w:p>
+        </w:tc>
+      </w:tr>
+      <w:tr>
+        <w:tc>
+          <w:tcPr>
+            <w:tcW w:w="0" w:type="auto"/>
+          </w:tcPr>
+          <w:p>
+            <w:pPr>
+              <w:spacing w:line="276" w:lineRule="auto"/>
+              <w:jc w:val="left"/>
+            </w:pPr>
+            <w:r>
+              <w:rPr>
+                <w:rFonts w:ascii="Times New Roman" w:hAnsi="Times New Roman" w:cs="Times New Roman"/>
+                <w:sz w:val="28"/>
+                <w:szCs w:val="28"/>
+              </w:rPr>
+              <w:t xml:space="preserve">УБИ.111</w:t>
+            </w:r>
+          </w:p>
+        </w:tc>
+        <w:tc>
+          <w:tcPr>
+            <w:tcW w:w="0" w:type="auto"/>
+          </w:tcPr>
+          <w:p>
+            <w:pPr>
+              <w:spacing w:line="276" w:lineRule="auto"/>
+              <w:jc w:val="left"/>
+            </w:pPr>
+            <w:r>
+              <w:rPr>
+                <w:rFonts w:ascii="Times New Roman" w:hAnsi="Times New Roman" w:cs="Times New Roman"/>
+                <w:sz w:val="28"/>
+                <w:szCs w:val="28"/>
+              </w:rPr>
+              <w:t xml:space="preserve">Угроза перехвата управления беспроводной точкой доступа</w:t>
+            </w:r>
+          </w:p>
+        </w:tc>
+      </w:tr>
+      <w:tr>
+        <w:tc>
+          <w:tcPr>
+            <w:tcW w:w="0" w:type="auto"/>
+          </w:tcPr>
+          <w:p>
+            <w:pPr>
+              <w:spacing w:line="276" w:lineRule="auto"/>
+              <w:jc w:val="left"/>
+            </w:pPr>
+            <w:r>
+              <w:rPr>
+                <w:rFonts w:ascii="Times New Roman" w:hAnsi="Times New Roman" w:cs="Times New Roman"/>
+                <w:sz w:val="28"/>
+                <w:szCs w:val="28"/>
+              </w:rPr>
+              <w:t xml:space="preserve">УБИ.179</w:t>
+            </w:r>
+          </w:p>
+        </w:tc>
+        <w:tc>
+          <w:tcPr>
+            <w:tcW w:w="0" w:type="auto"/>
+          </w:tcPr>
+          <w:p>
+            <w:pPr>
+              <w:spacing w:line="276" w:lineRule="auto"/>
+              <w:jc w:val="left"/>
+            </w:pPr>
+            <w:r>
+              <w:rPr>
+                <w:rFonts w:ascii="Times New Roman" w:hAnsi="Times New Roman" w:cs="Times New Roman"/>
+                <w:sz w:val="28"/>
+                <w:szCs w:val="28"/>
+              </w:rPr>
+              <w:t xml:space="preserve">Угроза несанкционированного доступа к параметрам настройки оборудования беспроводных сетей</w:t>
+            </w:r>
+          </w:p>
+        </w:tc>
+      </w:tr>
+    </w:tbl>
+    <w:p>
+      <w:pPr>
+        <w:spacing w:line="360" w:lineRule="auto"/>
+        <w:jc w:val="both"/>
+      </w:pPr>
+    </w:p>
+    <w:p>
+      <w:pPr>
+        <w:spacing w:line="360" w:lineRule="auto"/>
+        <w:jc w:val="both"/>
+        <w:ind w:firstLine="709"/>
+      </w:pPr>
+      <w:r>
+        <w:rPr>
+          <w:rFonts w:ascii="Times New Roman" w:hAnsi="Times New Roman" w:cs="Times New Roman"/>
+          <w:sz w:val="28"/>
+          <w:szCs w:val="28"/>
+        </w:rPr>
+        <w:t xml:space="preserve">В таблице 24 представлены угрозы, связанные с использованием технологий виртуализации, которые исключены (в АС больницы технология виртуализации не используется).</w:t>
+      </w:r>
+    </w:p>
+    <w:tbl>
+      <w:tblPr>
+        <w:tblW w:w="5000" w:type="pct"/>
+        <w:tblBorders>
+          <w:top w:val="single" w:sz="4" w:space="0" w:color="000000"/>
+          <w:left w:val="single" w:sz="4" w:space="0" w:color="000000"/>
+          <w:bottom w:val="single" w:sz="4" w:space="0" w:color="000000"/>
+          <w:right w:val="single" w:sz="4" w:space="0" w:color="000000"/>
+          <w:insideH w:val="single" w:sz="4" w:space="0" w:color="000000"/>
+          <w:insideV w:val="single" w:sz="4" w:space="0" w:color="000000"/>
+        </w:tblBorders>
+        <w:tblLayout w:type="autofit"/>
+      </w:tblPr>
+      <w:tr>
+        <w:tc>
+          <w:tcPr>
+            <w:tcW w:w="0" w:type="auto"/>
+          </w:tcPr>
+          <w:p>
+            <w:pPr>
+              <w:spacing w:line="276" w:lineRule="auto"/>
+              <w:jc w:val="center"/>
+            </w:pPr>
+            <w:r>
+              <w:rPr>
+                <w:rFonts w:ascii="Times New Roman" w:hAnsi="Times New Roman" w:cs="Times New Roman"/>
+                <w:b/>
+                <w:bCs/>
+                <w:sz w:val="28"/>
+                <w:szCs w:val="28"/>
+              </w:rPr>
+              <w:t xml:space="preserve">Таблица 24 — Угрозы, связанные с использованием технологий виртуализации</w:t>
+            </w:r>
+          </w:p>
+        </w:tc>
+      </w:tr>
+      <w:tr>
+        <w:tc>
+          <w:tcPr>
+            <w:tcW w:w="0" w:type="auto"/>
+          </w:tcPr>
+          <w:p>
+            <w:pPr>
+              <w:spacing w:line="276" w:lineRule="auto"/>
+              <w:jc w:val="left"/>
+            </w:pPr>
+            <w:r>
+              <w:rPr>
+                <w:rFonts w:ascii="Times New Roman" w:hAnsi="Times New Roman" w:cs="Times New Roman"/>
+                <w:sz w:val="28"/>
+                <w:szCs w:val="28"/>
+              </w:rPr>
+              <w:t xml:space="preserve">Идентификатор</w:t>
+            </w:r>
+          </w:p>
+        </w:tc>
+        <w:tc>
+          <w:tcPr>
+            <w:tcW w:w="0" w:type="auto"/>
+          </w:tcPr>
+          <w:p>
+            <w:pPr>
+              <w:spacing w:line="276" w:lineRule="auto"/>
+              <w:jc w:val="left"/>
+            </w:pPr>
+            <w:r>
+              <w:rPr>
+                <w:rFonts w:ascii="Times New Roman" w:hAnsi="Times New Roman" w:cs="Times New Roman"/>
+                <w:sz w:val="28"/>
+                <w:szCs w:val="28"/>
+              </w:rPr>
+              <w:t xml:space="preserve">Наименование</w:t>
+            </w:r>
+          </w:p>
+        </w:tc>
+      </w:tr>
+      <w:tr>
+        <w:tc>
+          <w:tcPr>
+            <w:tcW w:w="0" w:type="auto"/>
+          </w:tcPr>
+          <w:p>
+            <w:pPr>
+              <w:spacing w:line="276" w:lineRule="auto"/>
+              <w:jc w:val="left"/>
+            </w:pPr>
+            <w:r>
+              <w:rPr>
+                <w:rFonts w:ascii="Times New Roman" w:hAnsi="Times New Roman" w:cs="Times New Roman"/>
+                <w:sz w:val="28"/>
+                <w:szCs w:val="28"/>
+              </w:rPr>
+              <w:t xml:space="preserve">УБИ.022</w:t>
+            </w:r>
+          </w:p>
+        </w:tc>
+        <w:tc>
+          <w:tcPr>
+            <w:tcW w:w="0" w:type="auto"/>
+          </w:tcPr>
+          <w:p>
+            <w:pPr>
+              <w:spacing w:line="276" w:lineRule="auto"/>
+              <w:jc w:val="left"/>
+            </w:pPr>
+            <w:r>
+              <w:rPr>
+                <w:rFonts w:ascii="Times New Roman" w:hAnsi="Times New Roman" w:cs="Times New Roman"/>
+                <w:sz w:val="28"/>
+                <w:szCs w:val="28"/>
+              </w:rPr>
+              <w:t xml:space="preserve">Угроза избыточного выделения оперативной памяти виртуальным машинам</w:t>
+            </w:r>
+          </w:p>
+        </w:tc>
+      </w:tr>
+      <w:tr>
+        <w:tc>
+          <w:tcPr>
+            <w:tcW w:w="0" w:type="auto"/>
+          </w:tcPr>
+          <w:p>
+            <w:pPr>
+              <w:spacing w:line="276" w:lineRule="auto"/>
+              <w:jc w:val="left"/>
+            </w:pPr>
+            <w:r>
+              <w:rPr>
+                <w:rFonts w:ascii="Times New Roman" w:hAnsi="Times New Roman" w:cs="Times New Roman"/>
+                <w:sz w:val="28"/>
+                <w:szCs w:val="28"/>
+              </w:rPr>
+              <w:t xml:space="preserve">УБИ.023</w:t>
+            </w:r>
+          </w:p>
+        </w:tc>
+        <w:tc>
+          <w:tcPr>
+            <w:tcW w:w="0" w:type="auto"/>
+          </w:tcPr>
+          <w:p>
+            <w:pPr>
+              <w:spacing w:line="276" w:lineRule="auto"/>
+              <w:jc w:val="left"/>
+            </w:pPr>
+            <w:r>
+              <w:rPr>
+                <w:rFonts w:ascii="Times New Roman" w:hAnsi="Times New Roman" w:cs="Times New Roman"/>
+                <w:sz w:val="28"/>
+                <w:szCs w:val="28"/>
+              </w:rPr>
+              <w:t xml:space="preserve">Угроза изменения компонентов системы</w:t>
+            </w:r>
+          </w:p>
+        </w:tc>
+      </w:tr>
+      <w:tr>
+        <w:tc>
+          <w:tcPr>
+            <w:tcW w:w="0" w:type="auto"/>
+          </w:tcPr>
+          <w:p>
+            <w:pPr>
+              <w:spacing w:line="276" w:lineRule="auto"/>
+              <w:jc w:val="left"/>
+            </w:pPr>
+            <w:r>
+              <w:rPr>
+                <w:rFonts w:ascii="Times New Roman" w:hAnsi="Times New Roman" w:cs="Times New Roman"/>
+                <w:sz w:val="28"/>
+                <w:szCs w:val="28"/>
+              </w:rPr>
+              <w:t xml:space="preserve">УБИ.025</w:t>
+            </w:r>
+          </w:p>
+        </w:tc>
+        <w:tc>
+          <w:tcPr>
+            <w:tcW w:w="0" w:type="auto"/>
+          </w:tcPr>
+          <w:p>
+            <w:pPr>
+              <w:spacing w:line="276" w:lineRule="auto"/>
+              <w:jc w:val="left"/>
+            </w:pPr>
+            <w:r>
+              <w:rPr>
+                <w:rFonts w:ascii="Times New Roman" w:hAnsi="Times New Roman" w:cs="Times New Roman"/>
+                <w:sz w:val="28"/>
+                <w:szCs w:val="28"/>
+              </w:rPr>
+              <w:t xml:space="preserve">Угроза изменения системных и глобальных переменных</w:t>
+            </w:r>
+          </w:p>
+        </w:tc>
+      </w:tr>
+      <w:tr>
+        <w:tc>
+          <w:tcPr>
+            <w:tcW w:w="0" w:type="auto"/>
+          </w:tcPr>
+          <w:p>
+            <w:pPr>
+              <w:spacing w:line="276" w:lineRule="auto"/>
+              <w:jc w:val="left"/>
+            </w:pPr>
+            <w:r>
+              <w:rPr>
+                <w:rFonts w:ascii="Times New Roman" w:hAnsi="Times New Roman" w:cs="Times New Roman"/>
+                <w:sz w:val="28"/>
+                <w:szCs w:val="28"/>
+              </w:rPr>
+              <w:t xml:space="preserve">УБИ.027</w:t>
+            </w:r>
+          </w:p>
+        </w:tc>
+        <w:tc>
+          <w:tcPr>
+            <w:tcW w:w="0" w:type="auto"/>
+          </w:tcPr>
+          <w:p>
+            <w:pPr>
+              <w:spacing w:line="276" w:lineRule="auto"/>
+              <w:jc w:val="left"/>
+            </w:pPr>
+            <w:r>
+              <w:rPr>
+                <w:rFonts w:ascii="Times New Roman" w:hAnsi="Times New Roman" w:cs="Times New Roman"/>
+                <w:sz w:val="28"/>
+                <w:szCs w:val="28"/>
+              </w:rPr>
+              <w:t xml:space="preserve">Угроза искажения вводимой и выводимой на периферийные устройства информации</w:t>
+            </w:r>
+          </w:p>
+        </w:tc>
+      </w:tr>
+      <w:tr>
+        <w:tc>
+          <w:tcPr>
+            <w:tcW w:w="0" w:type="auto"/>
+          </w:tcPr>
+          <w:p>
+            <w:pPr>
+              <w:spacing w:line="276" w:lineRule="auto"/>
+              <w:jc w:val="left"/>
+            </w:pPr>
+            <w:r>
+              <w:rPr>
+                <w:rFonts w:ascii="Times New Roman" w:hAnsi="Times New Roman" w:cs="Times New Roman"/>
+                <w:sz w:val="28"/>
+                <w:szCs w:val="28"/>
+              </w:rPr>
+              <w:t xml:space="preserve">УБИ.071</w:t>
+            </w:r>
+          </w:p>
+        </w:tc>
+        <w:tc>
+          <w:tcPr>
+            <w:tcW w:w="0" w:type="auto"/>
+          </w:tcPr>
+          <w:p>
+            <w:pPr>
+              <w:spacing w:line="276" w:lineRule="auto"/>
+              <w:jc w:val="left"/>
+            </w:pPr>
+            <w:r>
+              <w:rPr>
+                <w:rFonts w:ascii="Times New Roman" w:hAnsi="Times New Roman" w:cs="Times New Roman"/>
+                <w:sz w:val="28"/>
+                <w:szCs w:val="28"/>
+              </w:rPr>
+              <w:t xml:space="preserve">Угроза несанкционированного восстановления удалённой защищаемой информации виртуальной машины</w:t>
+            </w:r>
+          </w:p>
+        </w:tc>
+      </w:tr>
+      <w:tr>
+        <w:tc>
+          <w:tcPr>
+            <w:tcW w:w="0" w:type="auto"/>
+          </w:tcPr>
+          <w:p>
+            <w:pPr>
+              <w:spacing w:line="276" w:lineRule="auto"/>
+              <w:jc w:val="left"/>
+            </w:pPr>
+            <w:r>
+              <w:rPr>
+                <w:rFonts w:ascii="Times New Roman" w:hAnsi="Times New Roman" w:cs="Times New Roman"/>
+                <w:sz w:val="28"/>
+                <w:szCs w:val="28"/>
+              </w:rPr>
+              <w:t xml:space="preserve">УБИ.073</w:t>
+            </w:r>
+          </w:p>
+        </w:tc>
+        <w:tc>
+          <w:tcPr>
+            <w:tcW w:w="0" w:type="auto"/>
+          </w:tcPr>
+          <w:p>
+            <w:pPr>
+              <w:spacing w:line="276" w:lineRule="auto"/>
+              <w:jc w:val="left"/>
+            </w:pPr>
+            <w:r>
+              <w:rPr>
+                <w:rFonts w:ascii="Times New Roman" w:hAnsi="Times New Roman" w:cs="Times New Roman"/>
+                <w:sz w:val="28"/>
+                <w:szCs w:val="28"/>
+              </w:rPr>
+              <w:t xml:space="preserve">Угроза несанкционированного доступа к гипервизору</w:t>
+            </w:r>
+          </w:p>
+        </w:tc>
+      </w:tr>
+      <w:tr>
+        <w:tc>
+          <w:tcPr>
+            <w:tcW w:w="0" w:type="auto"/>
+          </w:tcPr>
+          <w:p>
+            <w:pPr>
+              <w:spacing w:line="276" w:lineRule="auto"/>
+              <w:jc w:val="left"/>
+            </w:pPr>
+            <w:r>
+              <w:rPr>
+                <w:rFonts w:ascii="Times New Roman" w:hAnsi="Times New Roman" w:cs="Times New Roman"/>
+                <w:sz w:val="28"/>
+                <w:szCs w:val="28"/>
+              </w:rPr>
+              <w:t xml:space="preserve">УБИ.074</w:t>
+            </w:r>
+          </w:p>
+        </w:tc>
+        <w:tc>
+          <w:tcPr>
+            <w:tcW w:w="0" w:type="auto"/>
+          </w:tcPr>
+          <w:p>
+            <w:pPr>
+              <w:spacing w:line="276" w:lineRule="auto"/>
+              <w:jc w:val="left"/>
+            </w:pPr>
+            <w:r>
+              <w:rPr>
+                <w:rFonts w:ascii="Times New Roman" w:hAnsi="Times New Roman" w:cs="Times New Roman"/>
+                <w:sz w:val="28"/>
+                <w:szCs w:val="28"/>
+              </w:rPr>
+              <w:t xml:space="preserve">Угроза несанкционированного доступа к аутентификационной информации виртуальной инфраструктуры</w:t>
+            </w:r>
+          </w:p>
+        </w:tc>
+      </w:tr>
+      <w:tr>
+        <w:tc>
+          <w:tcPr>
+            <w:tcW w:w="0" w:type="auto"/>
+          </w:tcPr>
+          <w:p>
+            <w:pPr>
+              <w:spacing w:line="276" w:lineRule="auto"/>
+              <w:jc w:val="left"/>
+            </w:pPr>
+            <w:r>
+              <w:rPr>
+                <w:rFonts w:ascii="Times New Roman" w:hAnsi="Times New Roman" w:cs="Times New Roman"/>
+                <w:sz w:val="28"/>
+                <w:szCs w:val="28"/>
+              </w:rPr>
+              <w:t xml:space="preserve">УБИ.075</w:t>
+            </w:r>
+          </w:p>
+        </w:tc>
+        <w:tc>
+          <w:tcPr>
+            <w:tcW w:w="0" w:type="auto"/>
+          </w:tcPr>
+          <w:p>
+            <w:pPr>
+              <w:spacing w:line="276" w:lineRule="auto"/>
+              <w:jc w:val="left"/>
+            </w:pPr>
+            <w:r>
+              <w:rPr>
+                <w:rFonts w:ascii="Times New Roman" w:hAnsi="Times New Roman" w:cs="Times New Roman"/>
+                <w:sz w:val="28"/>
+                <w:szCs w:val="28"/>
+              </w:rPr>
+              <w:t xml:space="preserve">Угроза несанкционированного доступа к виртуальным каналам передачи данных</w:t>
+            </w:r>
+          </w:p>
+        </w:tc>
+      </w:tr>
+      <w:tr>
+        <w:tc>
+          <w:tcPr>
+            <w:tcW w:w="0" w:type="auto"/>
+          </w:tcPr>
+          <w:p>
+            <w:pPr>
+              <w:spacing w:line="276" w:lineRule="auto"/>
+              <w:jc w:val="left"/>
+            </w:pPr>
+            <w:r>
+              <w:rPr>
+                <w:rFonts w:ascii="Times New Roman" w:hAnsi="Times New Roman" w:cs="Times New Roman"/>
+                <w:sz w:val="28"/>
+                <w:szCs w:val="28"/>
+              </w:rPr>
+              <w:t xml:space="preserve">УБИ.076</w:t>
+            </w:r>
+          </w:p>
+        </w:tc>
+        <w:tc>
+          <w:tcPr>
+            <w:tcW w:w="0" w:type="auto"/>
+          </w:tcPr>
+          <w:p>
+            <w:pPr>
+              <w:spacing w:line="276" w:lineRule="auto"/>
+              <w:jc w:val="left"/>
+            </w:pPr>
+            <w:r>
+              <w:rPr>
+                <w:rFonts w:ascii="Times New Roman" w:hAnsi="Times New Roman" w:cs="Times New Roman"/>
+                <w:sz w:val="28"/>
+                <w:szCs w:val="28"/>
+              </w:rPr>
+              <w:t xml:space="preserve">Угроза несанкционированного доступа к данным за пределами зарезервированного адресного пространства</w:t>
+            </w:r>
+          </w:p>
+        </w:tc>
+      </w:tr>
+      <w:tr>
+        <w:tc>
+          <w:tcPr>
+            <w:tcW w:w="0" w:type="auto"/>
+          </w:tcPr>
+          <w:p>
+            <w:pPr>
+              <w:spacing w:line="276" w:lineRule="auto"/>
+              <w:jc w:val="left"/>
+            </w:pPr>
+            <w:r>
+              <w:rPr>
+                <w:rFonts w:ascii="Times New Roman" w:hAnsi="Times New Roman" w:cs="Times New Roman"/>
+                <w:sz w:val="28"/>
+                <w:szCs w:val="28"/>
+              </w:rPr>
+              <w:t xml:space="preserve">УБИ.077</w:t>
+            </w:r>
+          </w:p>
+        </w:tc>
+        <w:tc>
+          <w:tcPr>
+            <w:tcW w:w="0" w:type="auto"/>
+          </w:tcPr>
+          <w:p>
+            <w:pPr>
+              <w:spacing w:line="276" w:lineRule="auto"/>
+              <w:jc w:val="left"/>
+            </w:pPr>
+            <w:r>
+              <w:rPr>
+                <w:rFonts w:ascii="Times New Roman" w:hAnsi="Times New Roman" w:cs="Times New Roman"/>
+                <w:sz w:val="28"/>
+                <w:szCs w:val="28"/>
+              </w:rPr>
+              <w:t xml:space="preserve">Угроза несанкционированного доступа к защищаемым виртуальным машинам со стороны других виртуальных машин</w:t>
+            </w:r>
+          </w:p>
+        </w:tc>
+      </w:tr>
+      <w:tr>
+        <w:tc>
+          <w:tcPr>
+            <w:tcW w:w="0" w:type="auto"/>
+          </w:tcPr>
+          <w:p>
+            <w:pPr>
+              <w:spacing w:line="276" w:lineRule="auto"/>
+              <w:jc w:val="left"/>
+            </w:pPr>
+            <w:r>
+              <w:rPr>
+                <w:rFonts w:ascii="Times New Roman" w:hAnsi="Times New Roman" w:cs="Times New Roman"/>
+                <w:sz w:val="28"/>
+                <w:szCs w:val="28"/>
+              </w:rPr>
+              <w:t xml:space="preserve">УБИ.085</w:t>
+            </w:r>
+          </w:p>
+        </w:tc>
+        <w:tc>
+          <w:tcPr>
+            <w:tcW w:w="0" w:type="auto"/>
+          </w:tcPr>
+          <w:p>
+            <w:pPr>
+              <w:spacing w:line="276" w:lineRule="auto"/>
+              <w:jc w:val="left"/>
+            </w:pPr>
+            <w:r>
+              <w:rPr>
+                <w:rFonts w:ascii="Times New Roman" w:hAnsi="Times New Roman" w:cs="Times New Roman"/>
+                <w:sz w:val="28"/>
+                <w:szCs w:val="28"/>
+              </w:rPr>
+              <w:t xml:space="preserve">Угроза несанкционированного использования системных и сетевых утилит</w:t>
+            </w:r>
+          </w:p>
+        </w:tc>
+      </w:tr>
+      <w:tr>
+        <w:tc>
+          <w:tcPr>
+            <w:tcW w:w="0" w:type="auto"/>
+          </w:tcPr>
+          <w:p>
+            <w:pPr>
+              <w:spacing w:line="276" w:lineRule="auto"/>
+              <w:jc w:val="left"/>
+            </w:pPr>
+            <w:r>
+              <w:rPr>
+                <w:rFonts w:ascii="Times New Roman" w:hAnsi="Times New Roman" w:cs="Times New Roman"/>
+                <w:sz w:val="28"/>
+                <w:szCs w:val="28"/>
+              </w:rPr>
+              <w:t xml:space="preserve">УБИ.099</w:t>
+            </w:r>
+          </w:p>
+        </w:tc>
+        <w:tc>
+          <w:tcPr>
+            <w:tcW w:w="0" w:type="auto"/>
+          </w:tcPr>
+          <w:p>
+            <w:pPr>
+              <w:spacing w:line="276" w:lineRule="auto"/>
+              <w:jc w:val="left"/>
+            </w:pPr>
+            <w:r>
+              <w:rPr>
+                <w:rFonts w:ascii="Times New Roman" w:hAnsi="Times New Roman" w:cs="Times New Roman"/>
+                <w:sz w:val="28"/>
+                <w:szCs w:val="28"/>
+              </w:rPr>
+              <w:t xml:space="preserve">Угроза обхода механизмов разграничения доступа в виртуальной инфраструктуре</w:t>
+            </w:r>
+          </w:p>
+        </w:tc>
+      </w:tr>
+    </w:tbl>
+    <w:p>
+      <w:pPr>
+        <w:spacing w:line="360" w:lineRule="auto"/>
+        <w:jc w:val="both"/>
+      </w:pPr>
+    </w:p>
+    <w:p>
+      <w:pPr>
+        <w:spacing w:line="360" w:lineRule="auto"/>
+        <w:jc w:val="both"/>
+        <w:ind w:firstLine="709"/>
+      </w:pPr>
+      <w:r>
+        <w:rPr>
+          <w:rFonts w:ascii="Times New Roman" w:hAnsi="Times New Roman" w:cs="Times New Roman"/>
+          <w:sz w:val="28"/>
+          <w:szCs w:val="28"/>
+        </w:rPr>
+        <w:t xml:space="preserve">В таблице 25 представлены угрозы, связанные с использованием оборудования с числовым программным управлением (ЧПУ), автоматизированных систем управления технологическими процессами, программируемых логических контроллеров, которые исключены.</w:t>
+      </w:r>
+    </w:p>
+    <w:tbl>
+      <w:tblPr>
+        <w:tblW w:w="5000" w:type="pct"/>
+        <w:tblBorders>
+          <w:top w:val="single" w:sz="4" w:space="0" w:color="000000"/>
+          <w:left w:val="single" w:sz="4" w:space="0" w:color="000000"/>
+          <w:bottom w:val="single" w:sz="4" w:space="0" w:color="000000"/>
+          <w:right w:val="single" w:sz="4" w:space="0" w:color="000000"/>
+          <w:insideH w:val="single" w:sz="4" w:space="0" w:color="000000"/>
+          <w:insideV w:val="single" w:sz="4" w:space="0" w:color="000000"/>
+        </w:tblBorders>
+        <w:tblLayout w:type="autofit"/>
+      </w:tblPr>
+      <w:tr>
+        <w:tc>
+          <w:tcPr>
+            <w:tcW w:w="0" w:type="auto"/>
+          </w:tcPr>
+          <w:p>
+            <w:pPr>
+              <w:spacing w:line="276" w:lineRule="auto"/>
+              <w:jc w:val="center"/>
+            </w:pPr>
+            <w:r>
+              <w:rPr>
+                <w:rFonts w:ascii="Times New Roman" w:hAnsi="Times New Roman" w:cs="Times New Roman"/>
+                <w:b/>
+                <w:bCs/>
+                <w:sz w:val="28"/>
+                <w:szCs w:val="28"/>
+              </w:rPr>
+              <w:t xml:space="preserve">Таблица 25 — Угрозы, связанные с использованием оборудования ЧПУ, АСУ ТП, программируемых логических контроллеров</w:t>
+            </w:r>
+          </w:p>
+        </w:tc>
+      </w:tr>
+      <w:tr>
+        <w:tc>
+          <w:tcPr>
+            <w:tcW w:w="0" w:type="auto"/>
+          </w:tcPr>
+          <w:p>
+            <w:pPr>
+              <w:spacing w:line="276" w:lineRule="auto"/>
+              <w:jc w:val="left"/>
+            </w:pPr>
+            <w:r>
+              <w:rPr>
+                <w:rFonts w:ascii="Times New Roman" w:hAnsi="Times New Roman" w:cs="Times New Roman"/>
+                <w:sz w:val="28"/>
+                <w:szCs w:val="28"/>
+              </w:rPr>
+              <w:t xml:space="preserve">Идентификатор</w:t>
+            </w:r>
+          </w:p>
+        </w:tc>
+        <w:tc>
+          <w:tcPr>
+            <w:tcW w:w="0" w:type="auto"/>
+          </w:tcPr>
+          <w:p>
+            <w:pPr>
+              <w:spacing w:line="276" w:lineRule="auto"/>
+              <w:jc w:val="left"/>
+            </w:pPr>
+            <w:r>
+              <w:rPr>
+                <w:rFonts w:ascii="Times New Roman" w:hAnsi="Times New Roman" w:cs="Times New Roman"/>
+                <w:sz w:val="28"/>
+                <w:szCs w:val="28"/>
+              </w:rPr>
+              <w:t xml:space="preserve">Наименование</w:t>
+            </w:r>
+          </w:p>
+        </w:tc>
+      </w:tr>
+      <w:tr>
+        <w:tc>
+          <w:tcPr>
+            <w:tcW w:w="0" w:type="auto"/>
+          </w:tcPr>
+          <w:p>
+            <w:pPr>
+              <w:spacing w:line="276" w:lineRule="auto"/>
+              <w:jc w:val="left"/>
+            </w:pPr>
+            <w:r>
+              <w:rPr>
+                <w:rFonts w:ascii="Times New Roman" w:hAnsi="Times New Roman" w:cs="Times New Roman"/>
+                <w:sz w:val="28"/>
+                <w:szCs w:val="28"/>
+              </w:rPr>
+              <w:t xml:space="preserve">УБИ.013</w:t>
+            </w:r>
+          </w:p>
+        </w:tc>
+        <w:tc>
+          <w:tcPr>
+            <w:tcW w:w="0" w:type="auto"/>
+          </w:tcPr>
+          <w:p>
+            <w:pPr>
+              <w:spacing w:line="276" w:lineRule="auto"/>
+              <w:jc w:val="left"/>
+            </w:pPr>
+            <w:r>
+              <w:rPr>
+                <w:rFonts w:ascii="Times New Roman" w:hAnsi="Times New Roman" w:cs="Times New Roman"/>
+                <w:sz w:val="28"/>
+                <w:szCs w:val="28"/>
+              </w:rPr>
+              <w:t xml:space="preserve">Угроза деструктивного использования декларированного функционала ЧПУ</w:t>
+            </w:r>
+          </w:p>
+        </w:tc>
+      </w:tr>
+      <w:tr>
+        <w:tc>
+          <w:tcPr>
+            <w:tcW w:w="0" w:type="auto"/>
+          </w:tcPr>
+          <w:p>
+            <w:pPr>
+              <w:spacing w:line="276" w:lineRule="auto"/>
+              <w:jc w:val="left"/>
+            </w:pPr>
+            <w:r>
+              <w:rPr>
+                <w:rFonts w:ascii="Times New Roman" w:hAnsi="Times New Roman" w:cs="Times New Roman"/>
+                <w:sz w:val="28"/>
+                <w:szCs w:val="28"/>
+              </w:rPr>
+              <w:t xml:space="preserve">УБИ.014</w:t>
+            </w:r>
+          </w:p>
+        </w:tc>
+        <w:tc>
+          <w:tcPr>
+            <w:tcW w:w="0" w:type="auto"/>
+          </w:tcPr>
+          <w:p>
+            <w:pPr>
+              <w:spacing w:line="276" w:lineRule="auto"/>
+              <w:jc w:val="left"/>
+            </w:pPr>
+            <w:r>
+              <w:rPr>
+                <w:rFonts w:ascii="Times New Roman" w:hAnsi="Times New Roman" w:cs="Times New Roman"/>
+                <w:sz w:val="28"/>
+                <w:szCs w:val="28"/>
+              </w:rPr>
+              <w:t xml:space="preserve">Угроза длительного удержания вычислительных ресурсов программами-имитаторами в АСУ ТП</w:t>
+            </w:r>
+          </w:p>
+        </w:tc>
+      </w:tr>
+      <w:tr>
+        <w:tc>
+          <w:tcPr>
+            <w:tcW w:w="0" w:type="auto"/>
+          </w:tcPr>
+          <w:p>
+            <w:pPr>
+              <w:spacing w:line="276" w:lineRule="auto"/>
+              <w:jc w:val="left"/>
+            </w:pPr>
+            <w:r>
+              <w:rPr>
+                <w:rFonts w:ascii="Times New Roman" w:hAnsi="Times New Roman" w:cs="Times New Roman"/>
+                <w:sz w:val="28"/>
+                <w:szCs w:val="28"/>
+              </w:rPr>
+              <w:t xml:space="preserve">УБИ.024</w:t>
+            </w:r>
+          </w:p>
+        </w:tc>
+        <w:tc>
+          <w:tcPr>
+            <w:tcW w:w="0" w:type="auto"/>
+          </w:tcPr>
+          <w:p>
+            <w:pPr>
+              <w:spacing w:line="276" w:lineRule="auto"/>
+              <w:jc w:val="left"/>
+            </w:pPr>
+            <w:r>
+              <w:rPr>
+                <w:rFonts w:ascii="Times New Roman" w:hAnsi="Times New Roman" w:cs="Times New Roman"/>
+                <w:sz w:val="28"/>
+                <w:szCs w:val="28"/>
+              </w:rPr>
+              <w:t xml:space="preserve">Угроза изменения режимов работы аппаратных элементов компьютера</w:t>
+            </w:r>
+          </w:p>
+        </w:tc>
+      </w:tr>
+      <w:tr>
+        <w:tc>
+          <w:tcPr>
+            <w:tcW w:w="0" w:type="auto"/>
+          </w:tcPr>
+          <w:p>
+            <w:pPr>
+              <w:spacing w:line="276" w:lineRule="auto"/>
+              <w:jc w:val="left"/>
+            </w:pPr>
+            <w:r>
+              <w:rPr>
+                <w:rFonts w:ascii="Times New Roman" w:hAnsi="Times New Roman" w:cs="Times New Roman"/>
+                <w:sz w:val="28"/>
+                <w:szCs w:val="28"/>
+              </w:rPr>
+              <w:t xml:space="preserve">УБИ.043</w:t>
+            </w:r>
+          </w:p>
+        </w:tc>
+        <w:tc>
+          <w:tcPr>
+            <w:tcW w:w="0" w:type="auto"/>
+          </w:tcPr>
+          <w:p>
+            <w:pPr>
+              <w:spacing w:line="276" w:lineRule="auto"/>
+              <w:jc w:val="left"/>
+            </w:pPr>
+            <w:r>
+              <w:rPr>
+                <w:rFonts w:ascii="Times New Roman" w:hAnsi="Times New Roman" w:cs="Times New Roman"/>
+                <w:sz w:val="28"/>
+                <w:szCs w:val="28"/>
+              </w:rPr>
+              <w:t xml:space="preserve">Угроза нарушения функционирования технологических процессов в АСУ ТП</w:t>
+            </w:r>
+          </w:p>
+        </w:tc>
+      </w:tr>
+      <w:tr>
+        <w:tc>
+          <w:tcPr>
+            <w:tcW w:w="0" w:type="auto"/>
+          </w:tcPr>
+          <w:p>
+            <w:pPr>
+              <w:spacing w:line="276" w:lineRule="auto"/>
+              <w:jc w:val="left"/>
+            </w:pPr>
+            <w:r>
+              <w:rPr>
+                <w:rFonts w:ascii="Times New Roman" w:hAnsi="Times New Roman" w:cs="Times New Roman"/>
+                <w:sz w:val="28"/>
+                <w:szCs w:val="28"/>
+              </w:rPr>
+              <w:t xml:space="preserve">УБИ.176</w:t>
+            </w:r>
+          </w:p>
+        </w:tc>
+        <w:tc>
+          <w:tcPr>
+            <w:tcW w:w="0" w:type="auto"/>
+          </w:tcPr>
+          <w:p>
+            <w:pPr>
+              <w:spacing w:line="276" w:lineRule="auto"/>
+              <w:jc w:val="left"/>
+            </w:pPr>
+            <w:r>
+              <w:rPr>
+                <w:rFonts w:ascii="Times New Roman" w:hAnsi="Times New Roman" w:cs="Times New Roman"/>
+                <w:sz w:val="28"/>
+                <w:szCs w:val="28"/>
+              </w:rPr>
+              <w:t xml:space="preserve">Угроза нарушения технологического (производственного) процесса из-за временных задержек, вносимых средствами защиты информации</w:t>
+            </w:r>
+          </w:p>
+        </w:tc>
+      </w:tr>
+    </w:tbl>
+    <w:p>
+      <w:pPr>
+        <w:spacing w:line="360" w:lineRule="auto"/>
+        <w:jc w:val="both"/>
+      </w:pPr>
+    </w:p>
+    <w:p>
+      <w:pPr>
+        <w:spacing w:line="360" w:lineRule="auto"/>
+        <w:jc w:val="both"/>
+        <w:ind w:firstLine="709"/>
+      </w:pPr>
+      <w:r>
+        <w:rPr>
+          <w:rFonts w:ascii="Times New Roman" w:hAnsi="Times New Roman" w:cs="Times New Roman"/>
+          <w:sz w:val="28"/>
+          <w:szCs w:val="28"/>
+        </w:rPr>
+        <w:t xml:space="preserve">После исключения неприменимых угроз сформирован итоговый перечень возможных угроз безопасности информации для АС больницы. В перечне учтены способы реализации (СР.1–СР.12), определённые в разделе 8 настоящей Модели угроз, и уровни возможностей актуальных нарушителей (Н1, Н2), определённые в разделе 7 настоящей Модели угроз.</w:t>
+      </w:r>
+    </w:p>
+    <w:p>
+      <w:pPr>
+        <w:spacing w:line="360" w:lineRule="auto"/>
+        <w:jc w:val="both"/>
+        <w:ind w:firstLine="709"/>
+      </w:pPr>
+      <w:r>
+        <w:rPr>
+          <w:rFonts w:ascii="Times New Roman" w:hAnsi="Times New Roman" w:cs="Times New Roman"/>
+          <w:sz w:val="28"/>
+          <w:szCs w:val="28"/>
+        </w:rPr>
+        <w:t xml:space="preserve">Перечень актуальных угроз безопасности информации для АС больницы представлен в таблице 26.</w:t>
+      </w:r>
+    </w:p>
+    <w:tbl>
+      <w:tblPr>
+        <w:tblW w:w="5000" w:type="pct"/>
+        <w:tblBorders>
+          <w:top w:val="single" w:sz="4" w:space="0" w:color="000000"/>
+          <w:left w:val="single" w:sz="4" w:space="0" w:color="000000"/>
+          <w:bottom w:val="single" w:sz="4" w:space="0" w:color="000000"/>
+          <w:right w:val="single" w:sz="4" w:space="0" w:color="000000"/>
+          <w:insideH w:val="single" w:sz="4" w:space="0" w:color="000000"/>
+          <w:insideV w:val="single" w:sz="4" w:space="0" w:color="000000"/>
+        </w:tblBorders>
+        <w:tblLayout w:type="autofit"/>
+      </w:tblPr>
+      <w:tr>
+        <w:tc>
+          <w:tcPr>
+            <w:tcW w:w="0" w:type="auto"/>
+          </w:tcPr>
+          <w:p>
+            <w:pPr>
+              <w:spacing w:line="276" w:lineRule="auto"/>
+              <w:jc w:val="center"/>
+            </w:pPr>
+            <w:r>
+              <w:rPr>
+                <w:rFonts w:ascii="Times New Roman" w:hAnsi="Times New Roman" w:cs="Times New Roman"/>
+                <w:b/>
+                <w:bCs/>
+                <w:sz w:val="28"/>
+                <w:szCs w:val="28"/>
+              </w:rPr>
+              <w:t xml:space="preserve">Таблица 26 — Актуальные угрозы безопасности информации</w:t>
+            </w:r>
+          </w:p>
+        </w:tc>
+      </w:tr>
+      <w:tr>
+        <w:tc>
+          <w:tcPr>
+            <w:tcW w:w="0" w:type="auto"/>
+          </w:tcPr>
+          <w:p>
+            <w:pPr>
+              <w:spacing w:line="276" w:lineRule="auto"/>
+              <w:jc w:val="left"/>
+            </w:pPr>
+            <w:r>
+              <w:rPr>
+                <w:rFonts w:ascii="Times New Roman" w:hAnsi="Times New Roman" w:cs="Times New Roman"/>
+                <w:sz w:val="28"/>
+                <w:szCs w:val="28"/>
+              </w:rPr>
+              <w:t xml:space="preserve">Идентификатор угрозы</w:t>
+            </w:r>
+          </w:p>
+        </w:tc>
+        <w:tc>
+          <w:tcPr>
+            <w:tcW w:w="0" w:type="auto"/>
+          </w:tcPr>
+          <w:p>
+            <w:pPr>
+              <w:spacing w:line="276" w:lineRule="auto"/>
+              <w:jc w:val="left"/>
+            </w:pPr>
+            <w:r>
+              <w:rPr>
+                <w:rFonts w:ascii="Times New Roman" w:hAnsi="Times New Roman" w:cs="Times New Roman"/>
+                <w:sz w:val="28"/>
+                <w:szCs w:val="28"/>
+              </w:rPr>
+              <w:t xml:space="preserve">Наименование угрозы</w:t>
+            </w:r>
+          </w:p>
+        </w:tc>
+      </w:tr>
+      <w:tr>
+        <w:tc>
+          <w:tcPr>
+            <w:tcW w:w="0" w:type="auto"/>
+          </w:tcPr>
+          <w:p>
+            <w:pPr>
+              <w:spacing w:line="276" w:lineRule="auto"/>
+              <w:jc w:val="left"/>
+            </w:pPr>
+            <w:r>
+              <w:rPr>
+                <w:rFonts w:ascii="Times New Roman" w:hAnsi="Times New Roman" w:cs="Times New Roman"/>
+                <w:sz w:val="28"/>
+                <w:szCs w:val="28"/>
+              </w:rPr>
+              <w:t xml:space="preserve">УБИ.003</w:t>
+            </w:r>
+          </w:p>
+        </w:tc>
+        <w:tc>
+          <w:tcPr>
+            <w:tcW w:w="0" w:type="auto"/>
+          </w:tcPr>
+          <w:p>
+            <w:pPr>
+              <w:spacing w:line="276" w:lineRule="auto"/>
+              <w:jc w:val="left"/>
+            </w:pPr>
+            <w:r>
+              <w:rPr>
+                <w:rFonts w:ascii="Times New Roman" w:hAnsi="Times New Roman" w:cs="Times New Roman"/>
+                <w:sz w:val="28"/>
+                <w:szCs w:val="28"/>
+              </w:rPr>
+              <w:t xml:space="preserve">Угроза использования слабостей криптографических алгоритмов и уязвимостей в программном обеспечении их реализации</w:t>
+            </w:r>
+          </w:p>
+        </w:tc>
+      </w:tr>
+      <w:tr>
+        <w:tc>
+          <w:tcPr>
+            <w:tcW w:w="0" w:type="auto"/>
+          </w:tcPr>
+          <w:p>
+            <w:pPr>
+              <w:spacing w:line="276" w:lineRule="auto"/>
+              <w:jc w:val="left"/>
+            </w:pPr>
+            <w:r>
+              <w:rPr>
+                <w:rFonts w:ascii="Times New Roman" w:hAnsi="Times New Roman" w:cs="Times New Roman"/>
+                <w:sz w:val="28"/>
+                <w:szCs w:val="28"/>
+              </w:rPr>
+              <w:t xml:space="preserve">УБИ.004</w:t>
+            </w:r>
+          </w:p>
+        </w:tc>
+        <w:tc>
+          <w:tcPr>
+            <w:tcW w:w="0" w:type="auto"/>
+          </w:tcPr>
+          <w:p>
+            <w:pPr>
+              <w:spacing w:line="276" w:lineRule="auto"/>
+              <w:jc w:val="left"/>
+            </w:pPr>
+            <w:r>
+              <w:rPr>
+                <w:rFonts w:ascii="Times New Roman" w:hAnsi="Times New Roman" w:cs="Times New Roman"/>
+                <w:sz w:val="28"/>
+                <w:szCs w:val="28"/>
+              </w:rPr>
+              <w:t xml:space="preserve">Угроза аппаратного сброса пароля BIOS</w:t>
+            </w:r>
+          </w:p>
+        </w:tc>
+      </w:tr>
+      <w:tr>
+        <w:tc>
+          <w:tcPr>
+            <w:tcW w:w="0" w:type="auto"/>
+          </w:tcPr>
+          <w:p>
+            <w:pPr>
+              <w:spacing w:line="276" w:lineRule="auto"/>
+              <w:jc w:val="left"/>
+            </w:pPr>
+            <w:r>
+              <w:rPr>
+                <w:rFonts w:ascii="Times New Roman" w:hAnsi="Times New Roman" w:cs="Times New Roman"/>
+                <w:sz w:val="28"/>
+                <w:szCs w:val="28"/>
+              </w:rPr>
+              <w:t xml:space="preserve">УБИ.006</w:t>
+            </w:r>
+          </w:p>
+        </w:tc>
+        <w:tc>
+          <w:tcPr>
+            <w:tcW w:w="0" w:type="auto"/>
+          </w:tcPr>
+          <w:p>
+            <w:pPr>
+              <w:spacing w:line="276" w:lineRule="auto"/>
+              <w:jc w:val="left"/>
+            </w:pPr>
+            <w:r>
+              <w:rPr>
+                <w:rFonts w:ascii="Times New Roman" w:hAnsi="Times New Roman" w:cs="Times New Roman"/>
+                <w:sz w:val="28"/>
+                <w:szCs w:val="28"/>
+              </w:rPr>
+              <w:t xml:space="preserve">Угроза внедрения кода или данных</w:t>
+            </w:r>
+          </w:p>
+        </w:tc>
+      </w:tr>
+      <w:tr>
+        <w:tc>
+          <w:tcPr>
+            <w:tcW w:w="0" w:type="auto"/>
+          </w:tcPr>
+          <w:p>
+            <w:pPr>
+              <w:spacing w:line="276" w:lineRule="auto"/>
+              <w:jc w:val="left"/>
+            </w:pPr>
+            <w:r>
+              <w:rPr>
+                <w:rFonts w:ascii="Times New Roman" w:hAnsi="Times New Roman" w:cs="Times New Roman"/>
+                <w:sz w:val="28"/>
+                <w:szCs w:val="28"/>
+              </w:rPr>
+              <w:t xml:space="preserve">УБИ.007</w:t>
+            </w:r>
+          </w:p>
+        </w:tc>
+        <w:tc>
+          <w:tcPr>
+            <w:tcW w:w="0" w:type="auto"/>
+          </w:tcPr>
+          <w:p>
+            <w:pPr>
+              <w:spacing w:line="276" w:lineRule="auto"/>
+              <w:jc w:val="left"/>
+            </w:pPr>
+            <w:r>
+              <w:rPr>
+                <w:rFonts w:ascii="Times New Roman" w:hAnsi="Times New Roman" w:cs="Times New Roman"/>
+                <w:sz w:val="28"/>
+                <w:szCs w:val="28"/>
+              </w:rPr>
+              <w:t xml:space="preserve">Угроза воздействия на программы с высокими привилегиями</w:t>
+            </w:r>
+          </w:p>
+        </w:tc>
+      </w:tr>
+      <w:tr>
+        <w:tc>
+          <w:tcPr>
+            <w:tcW w:w="0" w:type="auto"/>
+          </w:tcPr>
+          <w:p>
+            <w:pPr>
+              <w:spacing w:line="276" w:lineRule="auto"/>
+              <w:jc w:val="left"/>
+            </w:pPr>
+            <w:r>
+              <w:rPr>
+                <w:rFonts w:ascii="Times New Roman" w:hAnsi="Times New Roman" w:cs="Times New Roman"/>
+                <w:sz w:val="28"/>
+                <w:szCs w:val="28"/>
+              </w:rPr>
+              <w:t xml:space="preserve">УБИ.008</w:t>
+            </w:r>
+          </w:p>
+        </w:tc>
+        <w:tc>
+          <w:tcPr>
+            <w:tcW w:w="0" w:type="auto"/>
+          </w:tcPr>
+          <w:p>
+            <w:pPr>
+              <w:spacing w:line="276" w:lineRule="auto"/>
+              <w:jc w:val="left"/>
+            </w:pPr>
+            <w:r>
+              <w:rPr>
+                <w:rFonts w:ascii="Times New Roman" w:hAnsi="Times New Roman" w:cs="Times New Roman"/>
+                <w:sz w:val="28"/>
+                <w:szCs w:val="28"/>
+              </w:rPr>
+              <w:t xml:space="preserve">Угроза восстановления и (или) повторного использования аутентификационной информации</w:t>
+            </w:r>
+          </w:p>
+        </w:tc>
+      </w:tr>
+      <w:tr>
+        <w:tc>
+          <w:tcPr>
+            <w:tcW w:w="0" w:type="auto"/>
+          </w:tcPr>
+          <w:p>
+            <w:pPr>
+              <w:spacing w:line="276" w:lineRule="auto"/>
+              <w:jc w:val="left"/>
+            </w:pPr>
+            <w:r>
+              <w:rPr>
+                <w:rFonts w:ascii="Times New Roman" w:hAnsi="Times New Roman" w:cs="Times New Roman"/>
+                <w:sz w:val="28"/>
+                <w:szCs w:val="28"/>
+              </w:rPr>
+              <w:t xml:space="preserve">УБИ.009</w:t>
+            </w:r>
+          </w:p>
+        </w:tc>
+        <w:tc>
+          <w:tcPr>
+            <w:tcW w:w="0" w:type="auto"/>
+          </w:tcPr>
+          <w:p>
+            <w:pPr>
+              <w:spacing w:line="276" w:lineRule="auto"/>
+              <w:jc w:val="left"/>
+            </w:pPr>
+            <w:r>
+              <w:rPr>
+                <w:rFonts w:ascii="Times New Roman" w:hAnsi="Times New Roman" w:cs="Times New Roman"/>
+                <w:sz w:val="28"/>
+                <w:szCs w:val="28"/>
+              </w:rPr>
+              <w:t xml:space="preserve">Угроза восстановления предыдущей уязвимой версии BIOS</w:t>
+            </w:r>
+          </w:p>
+        </w:tc>
+      </w:tr>
+      <w:tr>
+        <w:tc>
+          <w:tcPr>
+            <w:tcW w:w="0" w:type="auto"/>
+          </w:tcPr>
+          <w:p>
+            <w:pPr>
+              <w:spacing w:line="276" w:lineRule="auto"/>
+              <w:jc w:val="left"/>
+            </w:pPr>
+            <w:r>
+              <w:rPr>
+                <w:rFonts w:ascii="Times New Roman" w:hAnsi="Times New Roman" w:cs="Times New Roman"/>
+                <w:sz w:val="28"/>
+                <w:szCs w:val="28"/>
+              </w:rPr>
+              <w:t xml:space="preserve">УБИ.010</w:t>
+            </w:r>
+          </w:p>
+        </w:tc>
+        <w:tc>
+          <w:tcPr>
+            <w:tcW w:w="0" w:type="auto"/>
+          </w:tcPr>
+          <w:p>
+            <w:pPr>
+              <w:spacing w:line="276" w:lineRule="auto"/>
+              <w:jc w:val="left"/>
+            </w:pPr>
+            <w:r>
+              <w:rPr>
+                <w:rFonts w:ascii="Times New Roman" w:hAnsi="Times New Roman" w:cs="Times New Roman"/>
+                <w:sz w:val="28"/>
+                <w:szCs w:val="28"/>
+              </w:rPr>
+              <w:t xml:space="preserve">Угроза выхода процесса за пределы виртуальной машины</w:t>
+            </w:r>
+          </w:p>
+        </w:tc>
+      </w:tr>
+      <w:tr>
+        <w:tc>
+          <w:tcPr>
+            <w:tcW w:w="0" w:type="auto"/>
+          </w:tcPr>
+          <w:p>
+            <w:pPr>
+              <w:spacing w:line="276" w:lineRule="auto"/>
+              <w:jc w:val="left"/>
+            </w:pPr>
+            <w:r>
+              <w:rPr>
+                <w:rFonts w:ascii="Times New Roman" w:hAnsi="Times New Roman" w:cs="Times New Roman"/>
+                <w:sz w:val="28"/>
+                <w:szCs w:val="28"/>
+              </w:rPr>
+              <w:t xml:space="preserve">УБИ.012</w:t>
+            </w:r>
+          </w:p>
+        </w:tc>
+        <w:tc>
+          <w:tcPr>
+            <w:tcW w:w="0" w:type="auto"/>
+          </w:tcPr>
+          <w:p>
+            <w:pPr>
+              <w:spacing w:line="276" w:lineRule="auto"/>
+              <w:jc w:val="left"/>
+            </w:pPr>
+            <w:r>
+              <w:rPr>
+                <w:rFonts w:ascii="Times New Roman" w:hAnsi="Times New Roman" w:cs="Times New Roman"/>
+                <w:sz w:val="28"/>
+                <w:szCs w:val="28"/>
+              </w:rPr>
+              <w:t xml:space="preserve">Угроза деструктивного изменения конфигурации (среды окружения) программ</w:t>
+            </w:r>
+          </w:p>
+        </w:tc>
+      </w:tr>
+      <w:tr>
+        <w:tc>
+          <w:tcPr>
+            <w:tcW w:w="0" w:type="auto"/>
+          </w:tcPr>
+          <w:p>
+            <w:pPr>
+              <w:spacing w:line="276" w:lineRule="auto"/>
+              <w:jc w:val="left"/>
+            </w:pPr>
+            <w:r>
+              <w:rPr>
+                <w:rFonts w:ascii="Times New Roman" w:hAnsi="Times New Roman" w:cs="Times New Roman"/>
+                <w:sz w:val="28"/>
+                <w:szCs w:val="28"/>
+              </w:rPr>
+              <w:t xml:space="preserve">УБИ.015</w:t>
+            </w:r>
+          </w:p>
+        </w:tc>
+        <w:tc>
+          <w:tcPr>
+            <w:tcW w:w="0" w:type="auto"/>
+          </w:tcPr>
+          <w:p>
+            <w:pPr>
+              <w:spacing w:line="276" w:lineRule="auto"/>
+              <w:jc w:val="left"/>
+            </w:pPr>
+            <w:r>
+              <w:rPr>
+                <w:rFonts w:ascii="Times New Roman" w:hAnsi="Times New Roman" w:cs="Times New Roman"/>
+                <w:sz w:val="28"/>
+                <w:szCs w:val="28"/>
+              </w:rPr>
+              <w:t xml:space="preserve">Угроза доступа к защищаемым файлам с использованием обходного пути</w:t>
+            </w:r>
+          </w:p>
+        </w:tc>
+      </w:tr>
+      <w:tr>
+        <w:tc>
+          <w:tcPr>
+            <w:tcW w:w="0" w:type="auto"/>
+          </w:tcPr>
+          <w:p>
+            <w:pPr>
+              <w:spacing w:line="276" w:lineRule="auto"/>
+              <w:jc w:val="left"/>
+            </w:pPr>
+            <w:r>
+              <w:rPr>
+                <w:rFonts w:ascii="Times New Roman" w:hAnsi="Times New Roman" w:cs="Times New Roman"/>
+                <w:sz w:val="28"/>
+                <w:szCs w:val="28"/>
+              </w:rPr>
+              <w:t xml:space="preserve">УБИ.018</w:t>
+            </w:r>
+          </w:p>
+        </w:tc>
+        <w:tc>
+          <w:tcPr>
+            <w:tcW w:w="0" w:type="auto"/>
+          </w:tcPr>
+          <w:p>
+            <w:pPr>
+              <w:spacing w:line="276" w:lineRule="auto"/>
+              <w:jc w:val="left"/>
+            </w:pPr>
+            <w:r>
+              <w:rPr>
+                <w:rFonts w:ascii="Times New Roman" w:hAnsi="Times New Roman" w:cs="Times New Roman"/>
+                <w:sz w:val="28"/>
+                <w:szCs w:val="28"/>
+              </w:rPr>
+              <w:t xml:space="preserve">Угроза загрузки нештатной операционной системы</w:t>
+            </w:r>
+          </w:p>
+        </w:tc>
+      </w:tr>
+      <w:tr>
+        <w:tc>
+          <w:tcPr>
+            <w:tcW w:w="0" w:type="auto"/>
+          </w:tcPr>
+          <w:p>
+            <w:pPr>
+              <w:spacing w:line="276" w:lineRule="auto"/>
+              <w:jc w:val="left"/>
+            </w:pPr>
+            <w:r>
+              <w:rPr>
+                <w:rFonts w:ascii="Times New Roman" w:hAnsi="Times New Roman" w:cs="Times New Roman"/>
+                <w:sz w:val="28"/>
+                <w:szCs w:val="28"/>
+              </w:rPr>
+              <w:t xml:space="preserve">УБИ.019</w:t>
+            </w:r>
+          </w:p>
+        </w:tc>
+        <w:tc>
+          <w:tcPr>
+            <w:tcW w:w="0" w:type="auto"/>
+          </w:tcPr>
+          <w:p>
+            <w:pPr>
+              <w:spacing w:line="276" w:lineRule="auto"/>
+              <w:jc w:val="left"/>
+            </w:pPr>
+            <w:r>
+              <w:rPr>
+                <w:rFonts w:ascii="Times New Roman" w:hAnsi="Times New Roman" w:cs="Times New Roman"/>
+                <w:sz w:val="28"/>
+                <w:szCs w:val="28"/>
+              </w:rPr>
+              <w:t xml:space="preserve">Угроза заражения DNS-кэша</w:t>
+            </w:r>
+          </w:p>
+        </w:tc>
+      </w:tr>
+      <w:tr>
+        <w:tc>
+          <w:tcPr>
+            <w:tcW w:w="0" w:type="auto"/>
+          </w:tcPr>
+          <w:p>
+            <w:pPr>
+              <w:spacing w:line="276" w:lineRule="auto"/>
+              <w:jc w:val="left"/>
+            </w:pPr>
+            <w:r>
+              <w:rPr>
+                <w:rFonts w:ascii="Times New Roman" w:hAnsi="Times New Roman" w:cs="Times New Roman"/>
+                <w:sz w:val="28"/>
+                <w:szCs w:val="28"/>
+              </w:rPr>
+              <w:t xml:space="preserve">УБИ.022</w:t>
+            </w:r>
+          </w:p>
+        </w:tc>
+        <w:tc>
+          <w:tcPr>
+            <w:tcW w:w="0" w:type="auto"/>
+          </w:tcPr>
+          <w:p>
+            <w:pPr>
+              <w:spacing w:line="276" w:lineRule="auto"/>
+              <w:jc w:val="left"/>
+            </w:pPr>
+            <w:r>
+              <w:rPr>
+                <w:rFonts w:ascii="Times New Roman" w:hAnsi="Times New Roman" w:cs="Times New Roman"/>
+                <w:sz w:val="28"/>
+                <w:szCs w:val="28"/>
+              </w:rPr>
+              <w:t xml:space="preserve">Угроза избыточного выделения оперативной памяти виртуальным машинам</w:t>
+            </w:r>
+          </w:p>
+        </w:tc>
+      </w:tr>
+      <w:tr>
+        <w:tc>
+          <w:tcPr>
+            <w:tcW w:w="0" w:type="auto"/>
+          </w:tcPr>
+          <w:p>
+            <w:pPr>
+              <w:spacing w:line="276" w:lineRule="auto"/>
+              <w:jc w:val="left"/>
+            </w:pPr>
+            <w:r>
+              <w:rPr>
+                <w:rFonts w:ascii="Times New Roman" w:hAnsi="Times New Roman" w:cs="Times New Roman"/>
+                <w:sz w:val="28"/>
+                <w:szCs w:val="28"/>
+              </w:rPr>
+              <w:t xml:space="preserve">УБИ.028</w:t>
+            </w:r>
+          </w:p>
+        </w:tc>
+        <w:tc>
+          <w:tcPr>
+            <w:tcW w:w="0" w:type="auto"/>
+          </w:tcPr>
+          <w:p>
+            <w:pPr>
+              <w:spacing w:line="276" w:lineRule="auto"/>
+              <w:jc w:val="left"/>
+            </w:pPr>
+            <w:r>
+              <w:rPr>
+                <w:rFonts w:ascii="Times New Roman" w:hAnsi="Times New Roman" w:cs="Times New Roman"/>
+                <w:sz w:val="28"/>
+                <w:szCs w:val="28"/>
+              </w:rPr>
+              <w:t xml:space="preserve">Угроза использования альтернативных путей доступа к ресурсам</w:t>
+            </w:r>
+          </w:p>
+        </w:tc>
+      </w:tr>
+      <w:tr>
+        <w:tc>
+          <w:tcPr>
+            <w:tcW w:w="0" w:type="auto"/>
+          </w:tcPr>
+          <w:p>
+            <w:pPr>
+              <w:spacing w:line="276" w:lineRule="auto"/>
+              <w:jc w:val="left"/>
+            </w:pPr>
+            <w:r>
+              <w:rPr>
+                <w:rFonts w:ascii="Times New Roman" w:hAnsi="Times New Roman" w:cs="Times New Roman"/>
+                <w:sz w:val="28"/>
+                <w:szCs w:val="28"/>
+              </w:rPr>
+              <w:t xml:space="preserve">УБИ.030</w:t>
+            </w:r>
+          </w:p>
+        </w:tc>
+        <w:tc>
+          <w:tcPr>
+            <w:tcW w:w="0" w:type="auto"/>
+          </w:tcPr>
+          <w:p>
+            <w:pPr>
+              <w:spacing w:line="276" w:lineRule="auto"/>
+              <w:jc w:val="left"/>
+            </w:pPr>
+            <w:r>
+              <w:rPr>
+                <w:rFonts w:ascii="Times New Roman" w:hAnsi="Times New Roman" w:cs="Times New Roman"/>
+                <w:sz w:val="28"/>
+                <w:szCs w:val="28"/>
+              </w:rPr>
+              <w:t xml:space="preserve">Угроза использования информации идентификации (аутентификации), заданной по умолчанию</w:t>
+            </w:r>
+          </w:p>
+        </w:tc>
+      </w:tr>
+      <w:tr>
+        <w:tc>
+          <w:tcPr>
+            <w:tcW w:w="0" w:type="auto"/>
+          </w:tcPr>
+          <w:p>
+            <w:pPr>
+              <w:spacing w:line="276" w:lineRule="auto"/>
+              <w:jc w:val="left"/>
+            </w:pPr>
+            <w:r>
+              <w:rPr>
+                <w:rFonts w:ascii="Times New Roman" w:hAnsi="Times New Roman" w:cs="Times New Roman"/>
+                <w:sz w:val="28"/>
+                <w:szCs w:val="28"/>
+              </w:rPr>
+              <w:t xml:space="preserve">УБИ.031</w:t>
+            </w:r>
+          </w:p>
+        </w:tc>
+        <w:tc>
+          <w:tcPr>
+            <w:tcW w:w="0" w:type="auto"/>
+          </w:tcPr>
+          <w:p>
+            <w:pPr>
+              <w:spacing w:line="276" w:lineRule="auto"/>
+              <w:jc w:val="left"/>
+            </w:pPr>
+            <w:r>
+              <w:rPr>
+                <w:rFonts w:ascii="Times New Roman" w:hAnsi="Times New Roman" w:cs="Times New Roman"/>
+                <w:sz w:val="28"/>
+                <w:szCs w:val="28"/>
+              </w:rPr>
+              <w:t xml:space="preserve">Угроза использования механизмов авторизации для повышения привилегий</w:t>
+            </w:r>
+          </w:p>
+        </w:tc>
+      </w:tr>
+      <w:tr>
+        <w:tc>
+          <w:tcPr>
+            <w:tcW w:w="0" w:type="auto"/>
+          </w:tcPr>
+          <w:p>
+            <w:pPr>
+              <w:spacing w:line="276" w:lineRule="auto"/>
+              <w:jc w:val="left"/>
+            </w:pPr>
+            <w:r>
+              <w:rPr>
+                <w:rFonts w:ascii="Times New Roman" w:hAnsi="Times New Roman" w:cs="Times New Roman"/>
+                <w:sz w:val="28"/>
+                <w:szCs w:val="28"/>
+              </w:rPr>
+              <w:t xml:space="preserve">УБИ.033</w:t>
+            </w:r>
+          </w:p>
+        </w:tc>
+        <w:tc>
+          <w:tcPr>
+            <w:tcW w:w="0" w:type="auto"/>
+          </w:tcPr>
+          <w:p>
+            <w:pPr>
+              <w:spacing w:line="276" w:lineRule="auto"/>
+              <w:jc w:val="left"/>
+            </w:pPr>
+            <w:r>
+              <w:rPr>
+                <w:rFonts w:ascii="Times New Roman" w:hAnsi="Times New Roman" w:cs="Times New Roman"/>
+                <w:sz w:val="28"/>
+                <w:szCs w:val="28"/>
+              </w:rPr>
+              <w:t xml:space="preserve">Угроза использования слабостей протоколов сетевого (локального) обмена данными</w:t>
+            </w:r>
+          </w:p>
+        </w:tc>
+      </w:tr>
+      <w:tr>
+        <w:tc>
+          <w:tcPr>
+            <w:tcW w:w="0" w:type="auto"/>
+          </w:tcPr>
+          <w:p>
+            <w:pPr>
+              <w:spacing w:line="276" w:lineRule="auto"/>
+              <w:jc w:val="left"/>
+            </w:pPr>
+            <w:r>
+              <w:rPr>
+                <w:rFonts w:ascii="Times New Roman" w:hAnsi="Times New Roman" w:cs="Times New Roman"/>
+                <w:sz w:val="28"/>
+                <w:szCs w:val="28"/>
+              </w:rPr>
+              <w:t xml:space="preserve">УБИ.034</w:t>
+            </w:r>
+          </w:p>
+        </w:tc>
+        <w:tc>
+          <w:tcPr>
+            <w:tcW w:w="0" w:type="auto"/>
+          </w:tcPr>
+          <w:p>
+            <w:pPr>
+              <w:spacing w:line="276" w:lineRule="auto"/>
+              <w:jc w:val="left"/>
+            </w:pPr>
+            <w:r>
+              <w:rPr>
+                <w:rFonts w:ascii="Times New Roman" w:hAnsi="Times New Roman" w:cs="Times New Roman"/>
+                <w:sz w:val="28"/>
+                <w:szCs w:val="28"/>
+              </w:rPr>
+              <w:t xml:space="preserve">Угроза использования слабых криптографических алгоритмов BIOS</w:t>
+            </w:r>
+          </w:p>
+        </w:tc>
+      </w:tr>
+      <w:tr>
+        <w:tc>
+          <w:tcPr>
+            <w:tcW w:w="0" w:type="auto"/>
+          </w:tcPr>
+          <w:p>
+            <w:pPr>
+              <w:spacing w:line="276" w:lineRule="auto"/>
+              <w:jc w:val="left"/>
+            </w:pPr>
+            <w:r>
+              <w:rPr>
+                <w:rFonts w:ascii="Times New Roman" w:hAnsi="Times New Roman" w:cs="Times New Roman"/>
+                <w:sz w:val="28"/>
+                <w:szCs w:val="28"/>
+              </w:rPr>
+              <w:t xml:space="preserve">УБИ.041</w:t>
+            </w:r>
+          </w:p>
+        </w:tc>
+        <w:tc>
+          <w:tcPr>
+            <w:tcW w:w="0" w:type="auto"/>
+          </w:tcPr>
+          <w:p>
+            <w:pPr>
+              <w:spacing w:line="276" w:lineRule="auto"/>
+              <w:jc w:val="left"/>
+            </w:pPr>
+            <w:r>
+              <w:rPr>
+                <w:rFonts w:ascii="Times New Roman" w:hAnsi="Times New Roman" w:cs="Times New Roman"/>
+                <w:sz w:val="28"/>
+                <w:szCs w:val="28"/>
+              </w:rPr>
+              <w:t xml:space="preserve">Угроза межсайтового скриптинга</w:t>
+            </w:r>
+          </w:p>
+        </w:tc>
+      </w:tr>
+      <w:tr>
+        <w:tc>
+          <w:tcPr>
+            <w:tcW w:w="0" w:type="auto"/>
+          </w:tcPr>
+          <w:p>
+            <w:pPr>
+              <w:spacing w:line="276" w:lineRule="auto"/>
+              <w:jc w:val="left"/>
+            </w:pPr>
+            <w:r>
+              <w:rPr>
+                <w:rFonts w:ascii="Times New Roman" w:hAnsi="Times New Roman" w:cs="Times New Roman"/>
+                <w:sz w:val="28"/>
+                <w:szCs w:val="28"/>
+              </w:rPr>
+              <w:t xml:space="preserve">УБИ.046</w:t>
+            </w:r>
+          </w:p>
+        </w:tc>
+        <w:tc>
+          <w:tcPr>
+            <w:tcW w:w="0" w:type="auto"/>
+          </w:tcPr>
+          <w:p>
+            <w:pPr>
+              <w:spacing w:line="276" w:lineRule="auto"/>
+              <w:jc w:val="left"/>
+            </w:pPr>
+            <w:r>
+              <w:rPr>
+                <w:rFonts w:ascii="Times New Roman" w:hAnsi="Times New Roman" w:cs="Times New Roman"/>
+                <w:sz w:val="28"/>
+                <w:szCs w:val="28"/>
+              </w:rPr>
+              <w:t xml:space="preserve">Угроза нарушения процедуры аутентификации субъектов виртуального информационного взаимодействия</w:t>
+            </w:r>
+          </w:p>
+        </w:tc>
+      </w:tr>
+      <w:tr>
+        <w:tc>
+          <w:tcPr>
+            <w:tcW w:w="0" w:type="auto"/>
+          </w:tcPr>
+          <w:p>
+            <w:pPr>
+              <w:spacing w:line="276" w:lineRule="auto"/>
+              <w:jc w:val="left"/>
+            </w:pPr>
+            <w:r>
+              <w:rPr>
+                <w:rFonts w:ascii="Times New Roman" w:hAnsi="Times New Roman" w:cs="Times New Roman"/>
+                <w:sz w:val="28"/>
+                <w:szCs w:val="28"/>
+              </w:rPr>
+              <w:t xml:space="preserve">УБИ.049</w:t>
+            </w:r>
+          </w:p>
+        </w:tc>
+        <w:tc>
+          <w:tcPr>
+            <w:tcW w:w="0" w:type="auto"/>
+          </w:tcPr>
+          <w:p>
+            <w:pPr>
+              <w:spacing w:line="276" w:lineRule="auto"/>
+              <w:jc w:val="left"/>
+            </w:pPr>
+            <w:r>
+              <w:rPr>
+                <w:rFonts w:ascii="Times New Roman" w:hAnsi="Times New Roman" w:cs="Times New Roman"/>
+                <w:sz w:val="28"/>
+                <w:szCs w:val="28"/>
+              </w:rPr>
+              <w:t xml:space="preserve">Угроза нарушения целостности данных кэша</w:t>
+            </w:r>
+          </w:p>
+        </w:tc>
+      </w:tr>
+      <w:tr>
+        <w:tc>
+          <w:tcPr>
+            <w:tcW w:w="0" w:type="auto"/>
+          </w:tcPr>
+          <w:p>
+            <w:pPr>
+              <w:spacing w:line="276" w:lineRule="auto"/>
+              <w:jc w:val="left"/>
+            </w:pPr>
+            <w:r>
+              <w:rPr>
+                <w:rFonts w:ascii="Times New Roman" w:hAnsi="Times New Roman" w:cs="Times New Roman"/>
+                <w:sz w:val="28"/>
+                <w:szCs w:val="28"/>
+              </w:rPr>
+              <w:t xml:space="preserve">УБИ.051</w:t>
+            </w:r>
+          </w:p>
+        </w:tc>
+        <w:tc>
+          <w:tcPr>
+            <w:tcW w:w="0" w:type="auto"/>
+          </w:tcPr>
+          <w:p>
+            <w:pPr>
+              <w:spacing w:line="276" w:lineRule="auto"/>
+              <w:jc w:val="left"/>
+            </w:pPr>
+            <w:r>
+              <w:rPr>
+                <w:rFonts w:ascii="Times New Roman" w:hAnsi="Times New Roman" w:cs="Times New Roman"/>
+                <w:sz w:val="28"/>
+                <w:szCs w:val="28"/>
+              </w:rPr>
+              <w:t xml:space="preserve">Угроза невозможности восстановления сессии работы на ПЭВМ при выводе из промежуточных состояний питания</w:t>
+            </w:r>
+          </w:p>
+        </w:tc>
+      </w:tr>
+      <w:tr>
+        <w:tc>
+          <w:tcPr>
+            <w:tcW w:w="0" w:type="auto"/>
+          </w:tcPr>
+          <w:p>
+            <w:pPr>
+              <w:spacing w:line="276" w:lineRule="auto"/>
+              <w:jc w:val="left"/>
+            </w:pPr>
+            <w:r>
+              <w:rPr>
+                <w:rFonts w:ascii="Times New Roman" w:hAnsi="Times New Roman" w:cs="Times New Roman"/>
+                <w:sz w:val="28"/>
+                <w:szCs w:val="28"/>
+              </w:rPr>
+              <w:t xml:space="preserve">УБИ.053</w:t>
+            </w:r>
+          </w:p>
+        </w:tc>
+        <w:tc>
+          <w:tcPr>
+            <w:tcW w:w="0" w:type="auto"/>
+          </w:tcPr>
+          <w:p>
+            <w:pPr>
+              <w:spacing w:line="276" w:lineRule="auto"/>
+              <w:jc w:val="left"/>
+            </w:pPr>
+            <w:r>
+              <w:rPr>
+                <w:rFonts w:ascii="Times New Roman" w:hAnsi="Times New Roman" w:cs="Times New Roman"/>
+                <w:sz w:val="28"/>
+                <w:szCs w:val="28"/>
+              </w:rPr>
+              <w:t xml:space="preserve">Угроза невозможности управления правами пользователей BIOS</w:t>
+            </w:r>
+          </w:p>
+        </w:tc>
+      </w:tr>
+      <w:tr>
+        <w:tc>
+          <w:tcPr>
+            <w:tcW w:w="0" w:type="auto"/>
+          </w:tcPr>
+          <w:p>
+            <w:pPr>
+              <w:spacing w:line="276" w:lineRule="auto"/>
+              <w:jc w:val="left"/>
+            </w:pPr>
+            <w:r>
+              <w:rPr>
+                <w:rFonts w:ascii="Times New Roman" w:hAnsi="Times New Roman" w:cs="Times New Roman"/>
+                <w:sz w:val="28"/>
+                <w:szCs w:val="28"/>
+              </w:rPr>
+              <w:t xml:space="preserve">УБИ.059</w:t>
+            </w:r>
+          </w:p>
+        </w:tc>
+        <w:tc>
+          <w:tcPr>
+            <w:tcW w:w="0" w:type="auto"/>
+          </w:tcPr>
+          <w:p>
+            <w:pPr>
+              <w:spacing w:line="276" w:lineRule="auto"/>
+              <w:jc w:val="left"/>
+            </w:pPr>
+            <w:r>
+              <w:rPr>
+                <w:rFonts w:ascii="Times New Roman" w:hAnsi="Times New Roman" w:cs="Times New Roman"/>
+                <w:sz w:val="28"/>
+                <w:szCs w:val="28"/>
+              </w:rPr>
+              <w:t xml:space="preserve">Угроза неконтролируемого роста числа зарезервированных вычислительных ресурсов</w:t>
+            </w:r>
+          </w:p>
+        </w:tc>
+      </w:tr>
+      <w:tr>
+        <w:tc>
+          <w:tcPr>
+            <w:tcW w:w="0" w:type="auto"/>
+          </w:tcPr>
+          <w:p>
+            <w:pPr>
+              <w:spacing w:line="276" w:lineRule="auto"/>
+              <w:jc w:val="left"/>
+            </w:pPr>
+            <w:r>
+              <w:rPr>
+                <w:rFonts w:ascii="Times New Roman" w:hAnsi="Times New Roman" w:cs="Times New Roman"/>
+                <w:sz w:val="28"/>
+                <w:szCs w:val="28"/>
+              </w:rPr>
+              <w:t xml:space="preserve">УБИ.062</w:t>
+            </w:r>
+          </w:p>
+        </w:tc>
+        <w:tc>
+          <w:tcPr>
+            <w:tcW w:w="0" w:type="auto"/>
+          </w:tcPr>
+          <w:p>
+            <w:pPr>
+              <w:spacing w:line="276" w:lineRule="auto"/>
+              <w:jc w:val="left"/>
+            </w:pPr>
+            <w:r>
+              <w:rPr>
+                <w:rFonts w:ascii="Times New Roman" w:hAnsi="Times New Roman" w:cs="Times New Roman"/>
+                <w:sz w:val="28"/>
+                <w:szCs w:val="28"/>
+              </w:rPr>
+              <w:t xml:space="preserve">Угроза некорректного использования прозрачного прокси-сервера за счёт плагинов браузера</w:t>
+            </w:r>
+          </w:p>
+        </w:tc>
+      </w:tr>
+      <w:tr>
+        <w:tc>
+          <w:tcPr>
+            <w:tcW w:w="0" w:type="auto"/>
+          </w:tcPr>
+          <w:p>
+            <w:pPr>
+              <w:spacing w:line="276" w:lineRule="auto"/>
+              <w:jc w:val="left"/>
+            </w:pPr>
+            <w:r>
+              <w:rPr>
+                <w:rFonts w:ascii="Times New Roman" w:hAnsi="Times New Roman" w:cs="Times New Roman"/>
+                <w:sz w:val="28"/>
+                <w:szCs w:val="28"/>
+              </w:rPr>
+              <w:t xml:space="preserve">УБИ.063</w:t>
+            </w:r>
+          </w:p>
+        </w:tc>
+        <w:tc>
+          <w:tcPr>
+            <w:tcW w:w="0" w:type="auto"/>
+          </w:tcPr>
+          <w:p>
+            <w:pPr>
+              <w:spacing w:line="276" w:lineRule="auto"/>
+              <w:jc w:val="left"/>
+            </w:pPr>
+            <w:r>
+              <w:rPr>
+                <w:rFonts w:ascii="Times New Roman" w:hAnsi="Times New Roman" w:cs="Times New Roman"/>
+                <w:sz w:val="28"/>
+                <w:szCs w:val="28"/>
+              </w:rPr>
+              <w:t xml:space="preserve">Угроза некорректного использования функционала программного и аппаратного обеспечения</w:t>
+            </w:r>
+          </w:p>
+        </w:tc>
+      </w:tr>
+      <w:tr>
+        <w:tc>
+          <w:tcPr>
+            <w:tcW w:w="0" w:type="auto"/>
+          </w:tcPr>
+          <w:p>
+            <w:pPr>
+              <w:spacing w:line="276" w:lineRule="auto"/>
+              <w:jc w:val="left"/>
+            </w:pPr>
+            <w:r>
+              <w:rPr>
+                <w:rFonts w:ascii="Times New Roman" w:hAnsi="Times New Roman" w:cs="Times New Roman"/>
+                <w:sz w:val="28"/>
+                <w:szCs w:val="28"/>
+              </w:rPr>
+              <w:t xml:space="preserve">УБИ.067</w:t>
+            </w:r>
+          </w:p>
+        </w:tc>
+        <w:tc>
+          <w:tcPr>
+            <w:tcW w:w="0" w:type="auto"/>
+          </w:tcPr>
+          <w:p>
+            <w:pPr>
+              <w:spacing w:line="276" w:lineRule="auto"/>
+              <w:jc w:val="left"/>
+            </w:pPr>
+            <w:r>
+              <w:rPr>
+                <w:rFonts w:ascii="Times New Roman" w:hAnsi="Times New Roman" w:cs="Times New Roman"/>
+                <w:sz w:val="28"/>
+                <w:szCs w:val="28"/>
+              </w:rPr>
+              <w:t xml:space="preserve">Угроза неправомерного ознакомления с защищаемой информацией</w:t>
+            </w:r>
+          </w:p>
+        </w:tc>
+      </w:tr>
+      <w:tr>
+        <w:tc>
+          <w:tcPr>
+            <w:tcW w:w="0" w:type="auto"/>
+          </w:tcPr>
+          <w:p>
+            <w:pPr>
+              <w:spacing w:line="276" w:lineRule="auto"/>
+              <w:jc w:val="left"/>
+            </w:pPr>
+            <w:r>
+              <w:rPr>
+                <w:rFonts w:ascii="Times New Roman" w:hAnsi="Times New Roman" w:cs="Times New Roman"/>
+                <w:sz w:val="28"/>
+                <w:szCs w:val="28"/>
+              </w:rPr>
+              <w:t xml:space="preserve">УБИ.068</w:t>
+            </w:r>
+          </w:p>
+        </w:tc>
+        <w:tc>
+          <w:tcPr>
+            <w:tcW w:w="0" w:type="auto"/>
+          </w:tcPr>
+          <w:p>
+            <w:pPr>
+              <w:spacing w:line="276" w:lineRule="auto"/>
+              <w:jc w:val="left"/>
+            </w:pPr>
+            <w:r>
+              <w:rPr>
+                <w:rFonts w:ascii="Times New Roman" w:hAnsi="Times New Roman" w:cs="Times New Roman"/>
+                <w:sz w:val="28"/>
+                <w:szCs w:val="28"/>
+              </w:rPr>
+              <w:t xml:space="preserve">Угроза неправомерного (несанкционированного) изменения параметров настроек средств защиты информации</w:t>
+            </w:r>
+          </w:p>
+        </w:tc>
+      </w:tr>
+      <w:tr>
+        <w:tc>
+          <w:tcPr>
+            <w:tcW w:w="0" w:type="auto"/>
+          </w:tcPr>
+          <w:p>
+            <w:pPr>
+              <w:spacing w:line="276" w:lineRule="auto"/>
+              <w:jc w:val="left"/>
+            </w:pPr>
+            <w:r>
+              <w:rPr>
+                <w:rFonts w:ascii="Times New Roman" w:hAnsi="Times New Roman" w:cs="Times New Roman"/>
+                <w:sz w:val="28"/>
+                <w:szCs w:val="28"/>
+              </w:rPr>
+              <w:t xml:space="preserve">УБИ.069</w:t>
+            </w:r>
+          </w:p>
+        </w:tc>
+        <w:tc>
+          <w:tcPr>
+            <w:tcW w:w="0" w:type="auto"/>
+          </w:tcPr>
+          <w:p>
+            <w:pPr>
+              <w:spacing w:line="276" w:lineRule="auto"/>
+              <w:jc w:val="left"/>
+            </w:pPr>
+            <w:r>
+              <w:rPr>
+                <w:rFonts w:ascii="Times New Roman" w:hAnsi="Times New Roman" w:cs="Times New Roman"/>
+                <w:sz w:val="28"/>
+                <w:szCs w:val="28"/>
+              </w:rPr>
+              <w:t xml:space="preserve">Угроза неправомерных действий в каналах связи</w:t>
+            </w:r>
+          </w:p>
+        </w:tc>
+      </w:tr>
+      <w:tr>
+        <w:tc>
+          <w:tcPr>
+            <w:tcW w:w="0" w:type="auto"/>
+          </w:tcPr>
+          <w:p>
+            <w:pPr>
+              <w:spacing w:line="276" w:lineRule="auto"/>
+              <w:jc w:val="left"/>
+            </w:pPr>
+            <w:r>
+              <w:rPr>
+                <w:rFonts w:ascii="Times New Roman" w:hAnsi="Times New Roman" w:cs="Times New Roman"/>
+                <w:sz w:val="28"/>
+                <w:szCs w:val="28"/>
+              </w:rPr>
+              <w:t xml:space="preserve">УБИ.071</w:t>
+            </w:r>
+          </w:p>
+        </w:tc>
+        <w:tc>
+          <w:tcPr>
+            <w:tcW w:w="0" w:type="auto"/>
+          </w:tcPr>
+          <w:p>
+            <w:pPr>
+              <w:spacing w:line="276" w:lineRule="auto"/>
+              <w:jc w:val="left"/>
+            </w:pPr>
+            <w:r>
+              <w:rPr>
+                <w:rFonts w:ascii="Times New Roman" w:hAnsi="Times New Roman" w:cs="Times New Roman"/>
+                <w:sz w:val="28"/>
+                <w:szCs w:val="28"/>
+              </w:rPr>
+              <w:t xml:space="preserve">Угроза несанкционированного восстановления удалённой защищаемой информации</w:t>
+            </w:r>
+          </w:p>
+        </w:tc>
+      </w:tr>
+      <w:tr>
+        <w:tc>
+          <w:tcPr>
+            <w:tcW w:w="0" w:type="auto"/>
+          </w:tcPr>
+          <w:p>
+            <w:pPr>
+              <w:spacing w:line="276" w:lineRule="auto"/>
+              <w:jc w:val="left"/>
+            </w:pPr>
+            <w:r>
+              <w:rPr>
+                <w:rFonts w:ascii="Times New Roman" w:hAnsi="Times New Roman" w:cs="Times New Roman"/>
+                <w:sz w:val="28"/>
+                <w:szCs w:val="28"/>
+              </w:rPr>
+              <w:t xml:space="preserve">УБИ.072</w:t>
+            </w:r>
+          </w:p>
+        </w:tc>
+        <w:tc>
+          <w:tcPr>
+            <w:tcW w:w="0" w:type="auto"/>
+          </w:tcPr>
+          <w:p>
+            <w:pPr>
+              <w:spacing w:line="276" w:lineRule="auto"/>
+              <w:jc w:val="left"/>
+            </w:pPr>
+            <w:r>
+              <w:rPr>
+                <w:rFonts w:ascii="Times New Roman" w:hAnsi="Times New Roman" w:cs="Times New Roman"/>
+                <w:sz w:val="28"/>
+                <w:szCs w:val="28"/>
+              </w:rPr>
+              <w:t xml:space="preserve">Угроза несанкционированного выключения или обхода механизмов защиты от выгрузки или загрузки специализированных программ</w:t>
+            </w:r>
+          </w:p>
+        </w:tc>
+      </w:tr>
+      <w:tr>
+        <w:tc>
+          <w:tcPr>
+            <w:tcW w:w="0" w:type="auto"/>
+          </w:tcPr>
+          <w:p>
+            <w:pPr>
+              <w:spacing w:line="276" w:lineRule="auto"/>
+              <w:jc w:val="left"/>
+            </w:pPr>
+            <w:r>
+              <w:rPr>
+                <w:rFonts w:ascii="Times New Roman" w:hAnsi="Times New Roman" w:cs="Times New Roman"/>
+                <w:sz w:val="28"/>
+                <w:szCs w:val="28"/>
+              </w:rPr>
+              <w:t xml:space="preserve">УБИ.084</w:t>
+            </w:r>
+          </w:p>
+        </w:tc>
+        <w:tc>
+          <w:tcPr>
+            <w:tcW w:w="0" w:type="auto"/>
+          </w:tcPr>
+          <w:p>
+            <w:pPr>
+              <w:spacing w:line="276" w:lineRule="auto"/>
+              <w:jc w:val="left"/>
+            </w:pPr>
+            <w:r>
+              <w:rPr>
+                <w:rFonts w:ascii="Times New Roman" w:hAnsi="Times New Roman" w:cs="Times New Roman"/>
+                <w:sz w:val="28"/>
+                <w:szCs w:val="28"/>
+              </w:rPr>
+              <w:t xml:space="preserve">Угроза несанкционированного доступа к системе по беспроводным каналам</w:t>
+            </w:r>
+          </w:p>
+        </w:tc>
+      </w:tr>
+      <w:tr>
+        <w:tc>
+          <w:tcPr>
+            <w:tcW w:w="0" w:type="auto"/>
+          </w:tcPr>
+          <w:p>
+            <w:pPr>
+              <w:spacing w:line="276" w:lineRule="auto"/>
+              <w:jc w:val="left"/>
+            </w:pPr>
+            <w:r>
+              <w:rPr>
+                <w:rFonts w:ascii="Times New Roman" w:hAnsi="Times New Roman" w:cs="Times New Roman"/>
+                <w:sz w:val="28"/>
+                <w:szCs w:val="28"/>
+              </w:rPr>
+              <w:t xml:space="preserve">УБИ.086</w:t>
+            </w:r>
+          </w:p>
+        </w:tc>
+        <w:tc>
+          <w:tcPr>
+            <w:tcW w:w="0" w:type="auto"/>
+          </w:tcPr>
+          <w:p>
+            <w:pPr>
+              <w:spacing w:line="276" w:lineRule="auto"/>
+              <w:jc w:val="left"/>
+            </w:pPr>
+            <w:r>
+              <w:rPr>
+                <w:rFonts w:ascii="Times New Roman" w:hAnsi="Times New Roman" w:cs="Times New Roman"/>
+                <w:sz w:val="28"/>
+                <w:szCs w:val="28"/>
+              </w:rPr>
+              <w:t xml:space="preserve">Угроза несанкционированного изменения аутентификационной информации</w:t>
+            </w:r>
+          </w:p>
+        </w:tc>
+      </w:tr>
+      <w:tr>
+        <w:tc>
+          <w:tcPr>
+            <w:tcW w:w="0" w:type="auto"/>
+          </w:tcPr>
+          <w:p>
+            <w:pPr>
+              <w:spacing w:line="276" w:lineRule="auto"/>
+              <w:jc w:val="left"/>
+            </w:pPr>
+            <w:r>
+              <w:rPr>
+                <w:rFonts w:ascii="Times New Roman" w:hAnsi="Times New Roman" w:cs="Times New Roman"/>
+                <w:sz w:val="28"/>
+                <w:szCs w:val="28"/>
+              </w:rPr>
+              <w:t xml:space="preserve">УБИ.088</w:t>
+            </w:r>
+          </w:p>
+        </w:tc>
+        <w:tc>
+          <w:tcPr>
+            <w:tcW w:w="0" w:type="auto"/>
+          </w:tcPr>
+          <w:p>
+            <w:pPr>
+              <w:spacing w:line="276" w:lineRule="auto"/>
+              <w:jc w:val="left"/>
+            </w:pPr>
+            <w:r>
+              <w:rPr>
+                <w:rFonts w:ascii="Times New Roman" w:hAnsi="Times New Roman" w:cs="Times New Roman"/>
+                <w:sz w:val="28"/>
+                <w:szCs w:val="28"/>
+              </w:rPr>
+              <w:t xml:space="preserve">Угроза несанкционированного копирования защищаемой информации</w:t>
+            </w:r>
+          </w:p>
+        </w:tc>
+      </w:tr>
+      <w:tr>
+        <w:tc>
+          <w:tcPr>
+            <w:tcW w:w="0" w:type="auto"/>
+          </w:tcPr>
+          <w:p>
+            <w:pPr>
+              <w:spacing w:line="276" w:lineRule="auto"/>
+              <w:jc w:val="left"/>
+            </w:pPr>
+            <w:r>
+              <w:rPr>
+                <w:rFonts w:ascii="Times New Roman" w:hAnsi="Times New Roman" w:cs="Times New Roman"/>
+                <w:sz w:val="28"/>
+                <w:szCs w:val="28"/>
+              </w:rPr>
+              <w:t xml:space="preserve">УБИ.089</w:t>
+            </w:r>
+          </w:p>
+        </w:tc>
+        <w:tc>
+          <w:tcPr>
+            <w:tcW w:w="0" w:type="auto"/>
+          </w:tcPr>
+          <w:p>
+            <w:pPr>
+              <w:spacing w:line="276" w:lineRule="auto"/>
+              <w:jc w:val="left"/>
+            </w:pPr>
+            <w:r>
+              <w:rPr>
+                <w:rFonts w:ascii="Times New Roman" w:hAnsi="Times New Roman" w:cs="Times New Roman"/>
+                <w:sz w:val="28"/>
+                <w:szCs w:val="28"/>
+              </w:rPr>
+              <w:t xml:space="preserve">Угроза несанкционированного редактирования реестра</w:t>
+            </w:r>
+          </w:p>
+        </w:tc>
+      </w:tr>
+      <w:tr>
+        <w:tc>
+          <w:tcPr>
+            <w:tcW w:w="0" w:type="auto"/>
+          </w:tcPr>
+          <w:p>
+            <w:pPr>
+              <w:spacing w:line="276" w:lineRule="auto"/>
+              <w:jc w:val="left"/>
+            </w:pPr>
+            <w:r>
+              <w:rPr>
+                <w:rFonts w:ascii="Times New Roman" w:hAnsi="Times New Roman" w:cs="Times New Roman"/>
+                <w:sz w:val="28"/>
+                <w:szCs w:val="28"/>
+              </w:rPr>
+              <w:t xml:space="preserve">УБИ.090</w:t>
+            </w:r>
+          </w:p>
+        </w:tc>
+        <w:tc>
+          <w:tcPr>
+            <w:tcW w:w="0" w:type="auto"/>
+          </w:tcPr>
+          <w:p>
+            <w:pPr>
+              <w:spacing w:line="276" w:lineRule="auto"/>
+              <w:jc w:val="left"/>
+            </w:pPr>
+            <w:r>
+              <w:rPr>
+                <w:rFonts w:ascii="Times New Roman" w:hAnsi="Times New Roman" w:cs="Times New Roman"/>
+                <w:sz w:val="28"/>
+                <w:szCs w:val="28"/>
+              </w:rPr>
+              <w:t xml:space="preserve">Угроза несанкционированного создания учётной записи пользователя</w:t>
+            </w:r>
+          </w:p>
+        </w:tc>
+      </w:tr>
+      <w:tr>
+        <w:tc>
+          <w:tcPr>
+            <w:tcW w:w="0" w:type="auto"/>
+          </w:tcPr>
+          <w:p>
+            <w:pPr>
+              <w:spacing w:line="276" w:lineRule="auto"/>
+              <w:jc w:val="left"/>
+            </w:pPr>
+            <w:r>
+              <w:rPr>
+                <w:rFonts w:ascii="Times New Roman" w:hAnsi="Times New Roman" w:cs="Times New Roman"/>
+                <w:sz w:val="28"/>
+                <w:szCs w:val="28"/>
+              </w:rPr>
+              <w:t xml:space="preserve">УБИ.091</w:t>
+            </w:r>
+          </w:p>
+        </w:tc>
+        <w:tc>
+          <w:tcPr>
+            <w:tcW w:w="0" w:type="auto"/>
+          </w:tcPr>
+          <w:p>
+            <w:pPr>
+              <w:spacing w:line="276" w:lineRule="auto"/>
+              <w:jc w:val="left"/>
+            </w:pPr>
+            <w:r>
+              <w:rPr>
+                <w:rFonts w:ascii="Times New Roman" w:hAnsi="Times New Roman" w:cs="Times New Roman"/>
+                <w:sz w:val="28"/>
+                <w:szCs w:val="28"/>
+              </w:rPr>
+              <w:t xml:space="preserve">Угроза несанкционированного удаления защищаемой информации</w:t>
+            </w:r>
+          </w:p>
+        </w:tc>
+      </w:tr>
+      <w:tr>
+        <w:tc>
+          <w:tcPr>
+            <w:tcW w:w="0" w:type="auto"/>
+          </w:tcPr>
+          <w:p>
+            <w:pPr>
+              <w:spacing w:line="276" w:lineRule="auto"/>
+              <w:jc w:val="left"/>
+            </w:pPr>
+            <w:r>
+              <w:rPr>
+                <w:rFonts w:ascii="Times New Roman" w:hAnsi="Times New Roman" w:cs="Times New Roman"/>
+                <w:sz w:val="28"/>
+                <w:szCs w:val="28"/>
+              </w:rPr>
+              <w:t xml:space="preserve">УБИ.093</w:t>
+            </w:r>
+          </w:p>
+        </w:tc>
+        <w:tc>
+          <w:tcPr>
+            <w:tcW w:w="0" w:type="auto"/>
+          </w:tcPr>
+          <w:p>
+            <w:pPr>
+              <w:spacing w:line="276" w:lineRule="auto"/>
+              <w:jc w:val="left"/>
+            </w:pPr>
+            <w:r>
+              <w:rPr>
+                <w:rFonts w:ascii="Times New Roman" w:hAnsi="Times New Roman" w:cs="Times New Roman"/>
+                <w:sz w:val="28"/>
+                <w:szCs w:val="28"/>
+              </w:rPr>
+              <w:t xml:space="preserve">Угроза несанкционированного управления буфером</w:t>
+            </w:r>
+          </w:p>
+        </w:tc>
+      </w:tr>
+      <w:tr>
+        <w:tc>
+          <w:tcPr>
+            <w:tcW w:w="0" w:type="auto"/>
+          </w:tcPr>
+          <w:p>
+            <w:pPr>
+              <w:spacing w:line="276" w:lineRule="auto"/>
+              <w:jc w:val="left"/>
+            </w:pPr>
+            <w:r>
+              <w:rPr>
+                <w:rFonts w:ascii="Times New Roman" w:hAnsi="Times New Roman" w:cs="Times New Roman"/>
+                <w:sz w:val="28"/>
+                <w:szCs w:val="28"/>
+              </w:rPr>
+              <w:t xml:space="preserve">УБИ.094</w:t>
+            </w:r>
+          </w:p>
+        </w:tc>
+        <w:tc>
+          <w:tcPr>
+            <w:tcW w:w="0" w:type="auto"/>
+          </w:tcPr>
+          <w:p>
+            <w:pPr>
+              <w:spacing w:line="276" w:lineRule="auto"/>
+              <w:jc w:val="left"/>
+            </w:pPr>
+            <w:r>
+              <w:rPr>
+                <w:rFonts w:ascii="Times New Roman" w:hAnsi="Times New Roman" w:cs="Times New Roman"/>
+                <w:sz w:val="28"/>
+                <w:szCs w:val="28"/>
+              </w:rPr>
+              <w:t xml:space="preserve">Угроза несанкционированного управления синхронизацией и состоянием</w:t>
+            </w:r>
+          </w:p>
+        </w:tc>
+      </w:tr>
+      <w:tr>
+        <w:tc>
+          <w:tcPr>
+            <w:tcW w:w="0" w:type="auto"/>
+          </w:tcPr>
+          <w:p>
+            <w:pPr>
+              <w:spacing w:line="276" w:lineRule="auto"/>
+              <w:jc w:val="left"/>
+            </w:pPr>
+            <w:r>
+              <w:rPr>
+                <w:rFonts w:ascii="Times New Roman" w:hAnsi="Times New Roman" w:cs="Times New Roman"/>
+                <w:sz w:val="28"/>
+                <w:szCs w:val="28"/>
+              </w:rPr>
+              <w:t xml:space="preserve">УБИ.095</w:t>
+            </w:r>
+          </w:p>
+        </w:tc>
+        <w:tc>
+          <w:tcPr>
+            <w:tcW w:w="0" w:type="auto"/>
+          </w:tcPr>
+          <w:p>
+            <w:pPr>
+              <w:spacing w:line="276" w:lineRule="auto"/>
+              <w:jc w:val="left"/>
+            </w:pPr>
+            <w:r>
+              <w:rPr>
+                <w:rFonts w:ascii="Times New Roman" w:hAnsi="Times New Roman" w:cs="Times New Roman"/>
+                <w:sz w:val="28"/>
+                <w:szCs w:val="28"/>
+              </w:rPr>
+              <w:t xml:space="preserve">Угроза несанкционированного управления указателями</w:t>
+            </w:r>
+          </w:p>
+        </w:tc>
+      </w:tr>
+      <w:tr>
+        <w:tc>
+          <w:tcPr>
+            <w:tcW w:w="0" w:type="auto"/>
+          </w:tcPr>
+          <w:p>
+            <w:pPr>
+              <w:spacing w:line="276" w:lineRule="auto"/>
+              <w:jc w:val="left"/>
+            </w:pPr>
+            <w:r>
+              <w:rPr>
+                <w:rFonts w:ascii="Times New Roman" w:hAnsi="Times New Roman" w:cs="Times New Roman"/>
+                <w:sz w:val="28"/>
+                <w:szCs w:val="28"/>
+              </w:rPr>
+              <w:t xml:space="preserve">УБИ.098</w:t>
+            </w:r>
+          </w:p>
+        </w:tc>
+        <w:tc>
+          <w:tcPr>
+            <w:tcW w:w="0" w:type="auto"/>
+          </w:tcPr>
+          <w:p>
+            <w:pPr>
+              <w:spacing w:line="276" w:lineRule="auto"/>
+              <w:jc w:val="left"/>
+            </w:pPr>
+            <w:r>
+              <w:rPr>
+                <w:rFonts w:ascii="Times New Roman" w:hAnsi="Times New Roman" w:cs="Times New Roman"/>
+                <w:sz w:val="28"/>
+                <w:szCs w:val="28"/>
+              </w:rPr>
+              <w:t xml:space="preserve">Угроза обнаружения открытых портов и идентификации привязанных к ним сетевых служб</w:t>
+            </w:r>
+          </w:p>
+        </w:tc>
+      </w:tr>
+      <w:tr>
+        <w:tc>
+          <w:tcPr>
+            <w:tcW w:w="0" w:type="auto"/>
+          </w:tcPr>
+          <w:p>
+            <w:pPr>
+              <w:spacing w:line="276" w:lineRule="auto"/>
+              <w:jc w:val="left"/>
+            </w:pPr>
+            <w:r>
+              <w:rPr>
+                <w:rFonts w:ascii="Times New Roman" w:hAnsi="Times New Roman" w:cs="Times New Roman"/>
+                <w:sz w:val="28"/>
+                <w:szCs w:val="28"/>
+              </w:rPr>
+              <w:t xml:space="preserve">УБИ.100</w:t>
+            </w:r>
+          </w:p>
+        </w:tc>
+        <w:tc>
+          <w:tcPr>
+            <w:tcW w:w="0" w:type="auto"/>
+          </w:tcPr>
+          <w:p>
+            <w:pPr>
+              <w:spacing w:line="276" w:lineRule="auto"/>
+              <w:jc w:val="left"/>
+            </w:pPr>
+            <w:r>
+              <w:rPr>
+                <w:rFonts w:ascii="Times New Roman" w:hAnsi="Times New Roman" w:cs="Times New Roman"/>
+                <w:sz w:val="28"/>
+                <w:szCs w:val="28"/>
+              </w:rPr>
+              <w:t xml:space="preserve">Угроза обхода некорректно настроенных механизмов аутентификации</w:t>
+            </w:r>
+          </w:p>
+        </w:tc>
+      </w:tr>
+      <w:tr>
+        <w:tc>
+          <w:tcPr>
+            <w:tcW w:w="0" w:type="auto"/>
+          </w:tcPr>
+          <w:p>
+            <w:pPr>
+              <w:spacing w:line="276" w:lineRule="auto"/>
+              <w:jc w:val="left"/>
+            </w:pPr>
+            <w:r>
+              <w:rPr>
+                <w:rFonts w:ascii="Times New Roman" w:hAnsi="Times New Roman" w:cs="Times New Roman"/>
+                <w:sz w:val="28"/>
+                <w:szCs w:val="28"/>
+              </w:rPr>
+              <w:t xml:space="preserve">УБИ.102</w:t>
+            </w:r>
+          </w:p>
+        </w:tc>
+        <w:tc>
+          <w:tcPr>
+            <w:tcW w:w="0" w:type="auto"/>
+          </w:tcPr>
+          <w:p>
+            <w:pPr>
+              <w:spacing w:line="276" w:lineRule="auto"/>
+              <w:jc w:val="left"/>
+            </w:pPr>
+            <w:r>
+              <w:rPr>
+                <w:rFonts w:ascii="Times New Roman" w:hAnsi="Times New Roman" w:cs="Times New Roman"/>
+                <w:sz w:val="28"/>
+                <w:szCs w:val="28"/>
+              </w:rPr>
+              <w:t xml:space="preserve">Угроза опосредованного управления группой программ через совместно используемые данные</w:t>
+            </w:r>
+          </w:p>
+        </w:tc>
+      </w:tr>
+      <w:tr>
+        <w:tc>
+          <w:tcPr>
+            <w:tcW w:w="0" w:type="auto"/>
+          </w:tcPr>
+          <w:p>
+            <w:pPr>
+              <w:spacing w:line="276" w:lineRule="auto"/>
+              <w:jc w:val="left"/>
+            </w:pPr>
+            <w:r>
+              <w:rPr>
+                <w:rFonts w:ascii="Times New Roman" w:hAnsi="Times New Roman" w:cs="Times New Roman"/>
+                <w:sz w:val="28"/>
+                <w:szCs w:val="28"/>
+              </w:rPr>
+              <w:t xml:space="preserve">УБИ.103</w:t>
+            </w:r>
+          </w:p>
+        </w:tc>
+        <w:tc>
+          <w:tcPr>
+            <w:tcW w:w="0" w:type="auto"/>
+          </w:tcPr>
+          <w:p>
+            <w:pPr>
+              <w:spacing w:line="276" w:lineRule="auto"/>
+              <w:jc w:val="left"/>
+            </w:pPr>
+            <w:r>
+              <w:rPr>
+                <w:rFonts w:ascii="Times New Roman" w:hAnsi="Times New Roman" w:cs="Times New Roman"/>
+                <w:sz w:val="28"/>
+                <w:szCs w:val="28"/>
+              </w:rPr>
+              <w:t xml:space="preserve">Угроза определения типов объектов защиты</w:t>
+            </w:r>
+          </w:p>
+        </w:tc>
+      </w:tr>
+      <w:tr>
+        <w:tc>
+          <w:tcPr>
+            <w:tcW w:w="0" w:type="auto"/>
+          </w:tcPr>
+          <w:p>
+            <w:pPr>
+              <w:spacing w:line="276" w:lineRule="auto"/>
+              <w:jc w:val="left"/>
+            </w:pPr>
+            <w:r>
+              <w:rPr>
+                <w:rFonts w:ascii="Times New Roman" w:hAnsi="Times New Roman" w:cs="Times New Roman"/>
+                <w:sz w:val="28"/>
+                <w:szCs w:val="28"/>
+              </w:rPr>
+              <w:t xml:space="preserve">УБИ.104</w:t>
+            </w:r>
+          </w:p>
+        </w:tc>
+        <w:tc>
+          <w:tcPr>
+            <w:tcW w:w="0" w:type="auto"/>
+          </w:tcPr>
+          <w:p>
+            <w:pPr>
+              <w:spacing w:line="276" w:lineRule="auto"/>
+              <w:jc w:val="left"/>
+            </w:pPr>
+            <w:r>
+              <w:rPr>
+                <w:rFonts w:ascii="Times New Roman" w:hAnsi="Times New Roman" w:cs="Times New Roman"/>
+                <w:sz w:val="28"/>
+                <w:szCs w:val="28"/>
+              </w:rPr>
+              <w:t xml:space="preserve">Угроза определения топологии вычислительной сети</w:t>
+            </w:r>
+          </w:p>
+        </w:tc>
+      </w:tr>
+      <w:tr>
+        <w:tc>
+          <w:tcPr>
+            <w:tcW w:w="0" w:type="auto"/>
+          </w:tcPr>
+          <w:p>
+            <w:pPr>
+              <w:spacing w:line="276" w:lineRule="auto"/>
+              <w:jc w:val="left"/>
+            </w:pPr>
+            <w:r>
+              <w:rPr>
+                <w:rFonts w:ascii="Times New Roman" w:hAnsi="Times New Roman" w:cs="Times New Roman"/>
+                <w:sz w:val="28"/>
+                <w:szCs w:val="28"/>
+              </w:rPr>
+              <w:t xml:space="preserve">УБИ.111</w:t>
+            </w:r>
+          </w:p>
+        </w:tc>
+        <w:tc>
+          <w:tcPr>
+            <w:tcW w:w="0" w:type="auto"/>
+          </w:tcPr>
+          <w:p>
+            <w:pPr>
+              <w:spacing w:line="276" w:lineRule="auto"/>
+              <w:jc w:val="left"/>
+            </w:pPr>
+            <w:r>
+              <w:rPr>
+                <w:rFonts w:ascii="Times New Roman" w:hAnsi="Times New Roman" w:cs="Times New Roman"/>
+                <w:sz w:val="28"/>
+                <w:szCs w:val="28"/>
+              </w:rPr>
+              <w:t xml:space="preserve">Угроза перехвата данных, передаваемых по вычислительной сети</w:t>
+            </w:r>
+          </w:p>
+        </w:tc>
+      </w:tr>
+      <w:tr>
+        <w:tc>
+          <w:tcPr>
+            <w:tcW w:w="0" w:type="auto"/>
+          </w:tcPr>
+          <w:p>
+            <w:pPr>
+              <w:spacing w:line="276" w:lineRule="auto"/>
+              <w:jc w:val="left"/>
+            </w:pPr>
+            <w:r>
+              <w:rPr>
+                <w:rFonts w:ascii="Times New Roman" w:hAnsi="Times New Roman" w:cs="Times New Roman"/>
+                <w:sz w:val="28"/>
+                <w:szCs w:val="28"/>
+              </w:rPr>
+              <w:t xml:space="preserve">УБИ.113</w:t>
+            </w:r>
+          </w:p>
+        </w:tc>
+        <w:tc>
+          <w:tcPr>
+            <w:tcW w:w="0" w:type="auto"/>
+          </w:tcPr>
+          <w:p>
+            <w:pPr>
+              <w:spacing w:line="276" w:lineRule="auto"/>
+              <w:jc w:val="left"/>
+            </w:pPr>
+            <w:r>
+              <w:rPr>
+                <w:rFonts w:ascii="Times New Roman" w:hAnsi="Times New Roman" w:cs="Times New Roman"/>
+                <w:sz w:val="28"/>
+                <w:szCs w:val="28"/>
+              </w:rPr>
+              <w:t xml:space="preserve">Угроза перезагрузки аппаратных и программно-аппаратных средств вычислительной техники</w:t>
+            </w:r>
+          </w:p>
+        </w:tc>
+      </w:tr>
+      <w:tr>
+        <w:tc>
+          <w:tcPr>
+            <w:tcW w:w="0" w:type="auto"/>
+          </w:tcPr>
+          <w:p>
+            <w:pPr>
+              <w:spacing w:line="276" w:lineRule="auto"/>
+              <w:jc w:val="left"/>
+            </w:pPr>
+            <w:r>
+              <w:rPr>
+                <w:rFonts w:ascii="Times New Roman" w:hAnsi="Times New Roman" w:cs="Times New Roman"/>
+                <w:sz w:val="28"/>
+                <w:szCs w:val="28"/>
+              </w:rPr>
+              <w:t xml:space="preserve">УБИ.114</w:t>
+            </w:r>
+          </w:p>
+        </w:tc>
+        <w:tc>
+          <w:tcPr>
+            <w:tcW w:w="0" w:type="auto"/>
+          </w:tcPr>
+          <w:p>
+            <w:pPr>
+              <w:spacing w:line="276" w:lineRule="auto"/>
+              <w:jc w:val="left"/>
+            </w:pPr>
+            <w:r>
+              <w:rPr>
+                <w:rFonts w:ascii="Times New Roman" w:hAnsi="Times New Roman" w:cs="Times New Roman"/>
+                <w:sz w:val="28"/>
+                <w:szCs w:val="28"/>
+              </w:rPr>
+              <w:t xml:space="preserve">Угроза переполнения целочисленных переменных</w:t>
+            </w:r>
+          </w:p>
+        </w:tc>
+      </w:tr>
+      <w:tr>
+        <w:tc>
+          <w:tcPr>
+            <w:tcW w:w="0" w:type="auto"/>
+          </w:tcPr>
+          <w:p>
+            <w:pPr>
+              <w:spacing w:line="276" w:lineRule="auto"/>
+              <w:jc w:val="left"/>
+            </w:pPr>
+            <w:r>
+              <w:rPr>
+                <w:rFonts w:ascii="Times New Roman" w:hAnsi="Times New Roman" w:cs="Times New Roman"/>
+                <w:sz w:val="28"/>
+                <w:szCs w:val="28"/>
+              </w:rPr>
+              <w:t xml:space="preserve">УБИ.115</w:t>
+            </w:r>
+          </w:p>
+        </w:tc>
+        <w:tc>
+          <w:tcPr>
+            <w:tcW w:w="0" w:type="auto"/>
+          </w:tcPr>
+          <w:p>
+            <w:pPr>
+              <w:spacing w:line="276" w:lineRule="auto"/>
+              <w:jc w:val="left"/>
+            </w:pPr>
+            <w:r>
+              <w:rPr>
+                <w:rFonts w:ascii="Times New Roman" w:hAnsi="Times New Roman" w:cs="Times New Roman"/>
+                <w:sz w:val="28"/>
+                <w:szCs w:val="28"/>
+              </w:rPr>
+              <w:t xml:space="preserve">Угроза перехвата вводимой и выводимой на периферийные устройства информации</w:t>
+            </w:r>
+          </w:p>
+        </w:tc>
+      </w:tr>
+      <w:tr>
+        <w:tc>
+          <w:tcPr>
+            <w:tcW w:w="0" w:type="auto"/>
+          </w:tcPr>
+          <w:p>
+            <w:pPr>
+              <w:spacing w:line="276" w:lineRule="auto"/>
+              <w:jc w:val="left"/>
+            </w:pPr>
+            <w:r>
+              <w:rPr>
+                <w:rFonts w:ascii="Times New Roman" w:hAnsi="Times New Roman" w:cs="Times New Roman"/>
+                <w:sz w:val="28"/>
+                <w:szCs w:val="28"/>
+              </w:rPr>
+              <w:t xml:space="preserve">УБИ.116</w:t>
+            </w:r>
+          </w:p>
+        </w:tc>
+        <w:tc>
+          <w:tcPr>
+            <w:tcW w:w="0" w:type="auto"/>
+          </w:tcPr>
+          <w:p>
+            <w:pPr>
+              <w:spacing w:line="276" w:lineRule="auto"/>
+              <w:jc w:val="left"/>
+            </w:pPr>
+            <w:r>
+              <w:rPr>
+                <w:rFonts w:ascii="Times New Roman" w:hAnsi="Times New Roman" w:cs="Times New Roman"/>
+                <w:sz w:val="28"/>
+                <w:szCs w:val="28"/>
+              </w:rPr>
+              <w:t xml:space="preserve">Угроза перехвата данных, передаваемых по вычислительной сети</w:t>
+            </w:r>
+          </w:p>
+        </w:tc>
+      </w:tr>
+      <w:tr>
+        <w:tc>
+          <w:tcPr>
+            <w:tcW w:w="0" w:type="auto"/>
+          </w:tcPr>
+          <w:p>
+            <w:pPr>
+              <w:spacing w:line="276" w:lineRule="auto"/>
+              <w:jc w:val="left"/>
+            </w:pPr>
+            <w:r>
+              <w:rPr>
+                <w:rFonts w:ascii="Times New Roman" w:hAnsi="Times New Roman" w:cs="Times New Roman"/>
+                <w:sz w:val="28"/>
+                <w:szCs w:val="28"/>
+              </w:rPr>
+              <w:t xml:space="preserve">УБИ.117</w:t>
+            </w:r>
+          </w:p>
+        </w:tc>
+        <w:tc>
+          <w:tcPr>
+            <w:tcW w:w="0" w:type="auto"/>
+          </w:tcPr>
+          <w:p>
+            <w:pPr>
+              <w:spacing w:line="276" w:lineRule="auto"/>
+              <w:jc w:val="left"/>
+            </w:pPr>
+            <w:r>
+              <w:rPr>
+                <w:rFonts w:ascii="Times New Roman" w:hAnsi="Times New Roman" w:cs="Times New Roman"/>
+                <w:sz w:val="28"/>
+                <w:szCs w:val="28"/>
+              </w:rPr>
+              <w:t xml:space="preserve">Угроза перехвата привилегированного процесса</w:t>
+            </w:r>
+          </w:p>
+        </w:tc>
+      </w:tr>
+      <w:tr>
+        <w:tc>
+          <w:tcPr>
+            <w:tcW w:w="0" w:type="auto"/>
+          </w:tcPr>
+          <w:p>
+            <w:pPr>
+              <w:spacing w:line="276" w:lineRule="auto"/>
+              <w:jc w:val="left"/>
+            </w:pPr>
+            <w:r>
+              <w:rPr>
+                <w:rFonts w:ascii="Times New Roman" w:hAnsi="Times New Roman" w:cs="Times New Roman"/>
+                <w:sz w:val="28"/>
+                <w:szCs w:val="28"/>
+              </w:rPr>
+              <w:t xml:space="preserve">УБИ.118</w:t>
+            </w:r>
+          </w:p>
+        </w:tc>
+        <w:tc>
+          <w:tcPr>
+            <w:tcW w:w="0" w:type="auto"/>
+          </w:tcPr>
+          <w:p>
+            <w:pPr>
+              <w:spacing w:line="276" w:lineRule="auto"/>
+              <w:jc w:val="left"/>
+            </w:pPr>
+            <w:r>
+              <w:rPr>
+                <w:rFonts w:ascii="Times New Roman" w:hAnsi="Times New Roman" w:cs="Times New Roman"/>
+                <w:sz w:val="28"/>
+                <w:szCs w:val="28"/>
+              </w:rPr>
+              <w:t xml:space="preserve">Угроза перехвата исключения (исключительной ситуации)</w:t>
+            </w:r>
+          </w:p>
+        </w:tc>
+      </w:tr>
+      <w:tr>
+        <w:tc>
+          <w:tcPr>
+            <w:tcW w:w="0" w:type="auto"/>
+          </w:tcPr>
+          <w:p>
+            <w:pPr>
+              <w:spacing w:line="276" w:lineRule="auto"/>
+              <w:jc w:val="left"/>
+            </w:pPr>
+            <w:r>
+              <w:rPr>
+                <w:rFonts w:ascii="Times New Roman" w:hAnsi="Times New Roman" w:cs="Times New Roman"/>
+                <w:sz w:val="28"/>
+                <w:szCs w:val="28"/>
+              </w:rPr>
+              <w:t xml:space="preserve">УБИ.119</w:t>
+            </w:r>
+          </w:p>
+        </w:tc>
+        <w:tc>
+          <w:tcPr>
+            <w:tcW w:w="0" w:type="auto"/>
+          </w:tcPr>
+          <w:p>
+            <w:pPr>
+              <w:spacing w:line="276" w:lineRule="auto"/>
+              <w:jc w:val="left"/>
+            </w:pPr>
+            <w:r>
+              <w:rPr>
+                <w:rFonts w:ascii="Times New Roman" w:hAnsi="Times New Roman" w:cs="Times New Roman"/>
+                <w:sz w:val="28"/>
+                <w:szCs w:val="28"/>
+              </w:rPr>
+              <w:t xml:space="preserve">Угроза подбора пароля BIOS</w:t>
+            </w:r>
+          </w:p>
+        </w:tc>
+      </w:tr>
+      <w:tr>
+        <w:tc>
+          <w:tcPr>
+            <w:tcW w:w="0" w:type="auto"/>
+          </w:tcPr>
+          <w:p>
+            <w:pPr>
+              <w:spacing w:line="276" w:lineRule="auto"/>
+              <w:jc w:val="left"/>
+            </w:pPr>
+            <w:r>
+              <w:rPr>
+                <w:rFonts w:ascii="Times New Roman" w:hAnsi="Times New Roman" w:cs="Times New Roman"/>
+                <w:sz w:val="28"/>
+                <w:szCs w:val="28"/>
+              </w:rPr>
+              <w:t xml:space="preserve">УБИ.121</w:t>
+            </w:r>
+          </w:p>
+        </w:tc>
+        <w:tc>
+          <w:tcPr>
+            <w:tcW w:w="0" w:type="auto"/>
+          </w:tcPr>
+          <w:p>
+            <w:pPr>
+              <w:spacing w:line="276" w:lineRule="auto"/>
+              <w:jc w:val="left"/>
+            </w:pPr>
+            <w:r>
+              <w:rPr>
+                <w:rFonts w:ascii="Times New Roman" w:hAnsi="Times New Roman" w:cs="Times New Roman"/>
+                <w:sz w:val="28"/>
+                <w:szCs w:val="28"/>
+              </w:rPr>
+              <w:t xml:space="preserve">Угроза повреждения системного реестра</w:t>
+            </w:r>
+          </w:p>
+        </w:tc>
+      </w:tr>
+      <w:tr>
+        <w:tc>
+          <w:tcPr>
+            <w:tcW w:w="0" w:type="auto"/>
+          </w:tcPr>
+          <w:p>
+            <w:pPr>
+              <w:spacing w:line="276" w:lineRule="auto"/>
+              <w:jc w:val="left"/>
+            </w:pPr>
+            <w:r>
+              <w:rPr>
+                <w:rFonts w:ascii="Times New Roman" w:hAnsi="Times New Roman" w:cs="Times New Roman"/>
+                <w:sz w:val="28"/>
+                <w:szCs w:val="28"/>
+              </w:rPr>
+              <w:t xml:space="preserve">УБИ.122</w:t>
+            </w:r>
+          </w:p>
+        </w:tc>
+        <w:tc>
+          <w:tcPr>
+            <w:tcW w:w="0" w:type="auto"/>
+          </w:tcPr>
+          <w:p>
+            <w:pPr>
+              <w:spacing w:line="276" w:lineRule="auto"/>
+              <w:jc w:val="left"/>
+            </w:pPr>
+            <w:r>
+              <w:rPr>
+                <w:rFonts w:ascii="Times New Roman" w:hAnsi="Times New Roman" w:cs="Times New Roman"/>
+                <w:sz w:val="28"/>
+                <w:szCs w:val="28"/>
+              </w:rPr>
+              <w:t xml:space="preserve">Угроза повышения привилегий</w:t>
+            </w:r>
+          </w:p>
+        </w:tc>
+      </w:tr>
+      <w:tr>
+        <w:tc>
+          <w:tcPr>
+            <w:tcW w:w="0" w:type="auto"/>
+          </w:tcPr>
+          <w:p>
+            <w:pPr>
+              <w:spacing w:line="276" w:lineRule="auto"/>
+              <w:jc w:val="left"/>
+            </w:pPr>
+            <w:r>
+              <w:rPr>
+                <w:rFonts w:ascii="Times New Roman" w:hAnsi="Times New Roman" w:cs="Times New Roman"/>
+                <w:sz w:val="28"/>
+                <w:szCs w:val="28"/>
+              </w:rPr>
+              <w:t xml:space="preserve">УБИ.123</w:t>
+            </w:r>
+          </w:p>
+        </w:tc>
+        <w:tc>
+          <w:tcPr>
+            <w:tcW w:w="0" w:type="auto"/>
+          </w:tcPr>
+          <w:p>
+            <w:pPr>
+              <w:spacing w:line="276" w:lineRule="auto"/>
+              <w:jc w:val="left"/>
+            </w:pPr>
+            <w:r>
+              <w:rPr>
+                <w:rFonts w:ascii="Times New Roman" w:hAnsi="Times New Roman" w:cs="Times New Roman"/>
+                <w:sz w:val="28"/>
+                <w:szCs w:val="28"/>
+              </w:rPr>
+              <w:t xml:space="preserve">Угроза подбора пароля</w:t>
+            </w:r>
+          </w:p>
+        </w:tc>
+      </w:tr>
+      <w:tr>
+        <w:tc>
+          <w:tcPr>
+            <w:tcW w:w="0" w:type="auto"/>
+          </w:tcPr>
+          <w:p>
+            <w:pPr>
+              <w:spacing w:line="276" w:lineRule="auto"/>
+              <w:jc w:val="left"/>
+            </w:pPr>
+            <w:r>
+              <w:rPr>
+                <w:rFonts w:ascii="Times New Roman" w:hAnsi="Times New Roman" w:cs="Times New Roman"/>
+                <w:sz w:val="28"/>
+                <w:szCs w:val="28"/>
+              </w:rPr>
+              <w:t xml:space="preserve">УБИ.124</w:t>
+            </w:r>
+          </w:p>
+        </w:tc>
+        <w:tc>
+          <w:tcPr>
+            <w:tcW w:w="0" w:type="auto"/>
+          </w:tcPr>
+          <w:p>
+            <w:pPr>
+              <w:spacing w:line="276" w:lineRule="auto"/>
+              <w:jc w:val="left"/>
+            </w:pPr>
+            <w:r>
+              <w:rPr>
+                <w:rFonts w:ascii="Times New Roman" w:hAnsi="Times New Roman" w:cs="Times New Roman"/>
+                <w:sz w:val="28"/>
+                <w:szCs w:val="28"/>
+              </w:rPr>
+              <w:t xml:space="preserve">Угроза подмены доверенного пользователя</w:t>
+            </w:r>
+          </w:p>
+        </w:tc>
+      </w:tr>
+      <w:tr>
+        <w:tc>
+          <w:tcPr>
+            <w:tcW w:w="0" w:type="auto"/>
+          </w:tcPr>
+          <w:p>
+            <w:pPr>
+              <w:spacing w:line="276" w:lineRule="auto"/>
+              <w:jc w:val="left"/>
+            </w:pPr>
+            <w:r>
+              <w:rPr>
+                <w:rFonts w:ascii="Times New Roman" w:hAnsi="Times New Roman" w:cs="Times New Roman"/>
+                <w:sz w:val="28"/>
+                <w:szCs w:val="28"/>
+              </w:rPr>
+              <w:t xml:space="preserve">УБИ.125</w:t>
+            </w:r>
+          </w:p>
+        </w:tc>
+        <w:tc>
+          <w:tcPr>
+            <w:tcW w:w="0" w:type="auto"/>
+          </w:tcPr>
+          <w:p>
+            <w:pPr>
+              <w:spacing w:line="276" w:lineRule="auto"/>
+              <w:jc w:val="left"/>
+            </w:pPr>
+            <w:r>
+              <w:rPr>
+                <w:rFonts w:ascii="Times New Roman" w:hAnsi="Times New Roman" w:cs="Times New Roman"/>
+                <w:sz w:val="28"/>
+                <w:szCs w:val="28"/>
+              </w:rPr>
+              <w:t xml:space="preserve">Угроза подмены содержимого сетевых ресурсов</w:t>
+            </w:r>
+          </w:p>
+        </w:tc>
+      </w:tr>
+      <w:tr>
+        <w:tc>
+          <w:tcPr>
+            <w:tcW w:w="0" w:type="auto"/>
+          </w:tcPr>
+          <w:p>
+            <w:pPr>
+              <w:spacing w:line="276" w:lineRule="auto"/>
+              <w:jc w:val="left"/>
+            </w:pPr>
+            <w:r>
+              <w:rPr>
+                <w:rFonts w:ascii="Times New Roman" w:hAnsi="Times New Roman" w:cs="Times New Roman"/>
+                <w:sz w:val="28"/>
+                <w:szCs w:val="28"/>
+              </w:rPr>
+              <w:t xml:space="preserve">УБИ.126</w:t>
+            </w:r>
+          </w:p>
+        </w:tc>
+        <w:tc>
+          <w:tcPr>
+            <w:tcW w:w="0" w:type="auto"/>
+          </w:tcPr>
+          <w:p>
+            <w:pPr>
+              <w:spacing w:line="276" w:lineRule="auto"/>
+              <w:jc w:val="left"/>
+            </w:pPr>
+            <w:r>
+              <w:rPr>
+                <w:rFonts w:ascii="Times New Roman" w:hAnsi="Times New Roman" w:cs="Times New Roman"/>
+                <w:sz w:val="28"/>
+                <w:szCs w:val="28"/>
+              </w:rPr>
+              <w:t xml:space="preserve">Угроза подмены субъекта сетевого доступа</w:t>
+            </w:r>
+          </w:p>
+        </w:tc>
+      </w:tr>
+      <w:tr>
+        <w:tc>
+          <w:tcPr>
+            <w:tcW w:w="0" w:type="auto"/>
+          </w:tcPr>
+          <w:p>
+            <w:pPr>
+              <w:spacing w:line="276" w:lineRule="auto"/>
+              <w:jc w:val="left"/>
+            </w:pPr>
+            <w:r>
+              <w:rPr>
+                <w:rFonts w:ascii="Times New Roman" w:hAnsi="Times New Roman" w:cs="Times New Roman"/>
+                <w:sz w:val="28"/>
+                <w:szCs w:val="28"/>
+              </w:rPr>
+              <w:t xml:space="preserve">УБИ.127</w:t>
+            </w:r>
+          </w:p>
+        </w:tc>
+        <w:tc>
+          <w:tcPr>
+            <w:tcW w:w="0" w:type="auto"/>
+          </w:tcPr>
+          <w:p>
+            <w:pPr>
+              <w:spacing w:line="276" w:lineRule="auto"/>
+              <w:jc w:val="left"/>
+            </w:pPr>
+            <w:r>
+              <w:rPr>
+                <w:rFonts w:ascii="Times New Roman" w:hAnsi="Times New Roman" w:cs="Times New Roman"/>
+                <w:sz w:val="28"/>
+                <w:szCs w:val="28"/>
+              </w:rPr>
+              <w:t xml:space="preserve">Угроза подмены действия пользователя путём обмана</w:t>
+            </w:r>
+          </w:p>
+        </w:tc>
+      </w:tr>
+      <w:tr>
+        <w:tc>
+          <w:tcPr>
+            <w:tcW w:w="0" w:type="auto"/>
+          </w:tcPr>
+          <w:p>
+            <w:pPr>
+              <w:spacing w:line="276" w:lineRule="auto"/>
+              <w:jc w:val="left"/>
+            </w:pPr>
+            <w:r>
+              <w:rPr>
+                <w:rFonts w:ascii="Times New Roman" w:hAnsi="Times New Roman" w:cs="Times New Roman"/>
+                <w:sz w:val="28"/>
+                <w:szCs w:val="28"/>
+              </w:rPr>
+              <w:t xml:space="preserve">УБИ.128</w:t>
+            </w:r>
+          </w:p>
+        </w:tc>
+        <w:tc>
+          <w:tcPr>
+            <w:tcW w:w="0" w:type="auto"/>
+          </w:tcPr>
+          <w:p>
+            <w:pPr>
+              <w:spacing w:line="276" w:lineRule="auto"/>
+              <w:jc w:val="left"/>
+            </w:pPr>
+            <w:r>
+              <w:rPr>
+                <w:rFonts w:ascii="Times New Roman" w:hAnsi="Times New Roman" w:cs="Times New Roman"/>
+                <w:sz w:val="28"/>
+                <w:szCs w:val="28"/>
+              </w:rPr>
+              <w:t xml:space="preserve">Угроза подмены трафика сети передачи данных</w:t>
+            </w:r>
+          </w:p>
+        </w:tc>
+      </w:tr>
+      <w:tr>
+        <w:tc>
+          <w:tcPr>
+            <w:tcW w:w="0" w:type="auto"/>
+          </w:tcPr>
+          <w:p>
+            <w:pPr>
+              <w:spacing w:line="276" w:lineRule="auto"/>
+              <w:jc w:val="left"/>
+            </w:pPr>
+            <w:r>
+              <w:rPr>
+                <w:rFonts w:ascii="Times New Roman" w:hAnsi="Times New Roman" w:cs="Times New Roman"/>
+                <w:sz w:val="28"/>
+                <w:szCs w:val="28"/>
+              </w:rPr>
+              <w:t xml:space="preserve">УБИ.129</w:t>
+            </w:r>
+          </w:p>
+        </w:tc>
+        <w:tc>
+          <w:tcPr>
+            <w:tcW w:w="0" w:type="auto"/>
+          </w:tcPr>
+          <w:p>
+            <w:pPr>
+              <w:spacing w:line="276" w:lineRule="auto"/>
+              <w:jc w:val="left"/>
+            </w:pPr>
+            <w:r>
+              <w:rPr>
+                <w:rFonts w:ascii="Times New Roman" w:hAnsi="Times New Roman" w:cs="Times New Roman"/>
+                <w:sz w:val="28"/>
+                <w:szCs w:val="28"/>
+              </w:rPr>
+              <w:t xml:space="preserve">Угроза подмены доверенного источника данных</w:t>
+            </w:r>
+          </w:p>
+        </w:tc>
+      </w:tr>
+      <w:tr>
+        <w:tc>
+          <w:tcPr>
+            <w:tcW w:w="0" w:type="auto"/>
+          </w:tcPr>
+          <w:p>
+            <w:pPr>
+              <w:spacing w:line="276" w:lineRule="auto"/>
+              <w:jc w:val="left"/>
+            </w:pPr>
+            <w:r>
+              <w:rPr>
+                <w:rFonts w:ascii="Times New Roman" w:hAnsi="Times New Roman" w:cs="Times New Roman"/>
+                <w:sz w:val="28"/>
+                <w:szCs w:val="28"/>
+              </w:rPr>
+              <w:t xml:space="preserve">УБИ.140</w:t>
+            </w:r>
+          </w:p>
+        </w:tc>
+        <w:tc>
+          <w:tcPr>
+            <w:tcW w:w="0" w:type="auto"/>
+          </w:tcPr>
+          <w:p>
+            <w:pPr>
+              <w:spacing w:line="276" w:lineRule="auto"/>
+              <w:jc w:val="left"/>
+            </w:pPr>
+            <w:r>
+              <w:rPr>
+                <w:rFonts w:ascii="Times New Roman" w:hAnsi="Times New Roman" w:cs="Times New Roman"/>
+                <w:sz w:val="28"/>
+                <w:szCs w:val="28"/>
+              </w:rPr>
+              <w:t xml:space="preserve">Угроза приведения системы в состояние «отказ в обслуживании»</w:t>
+            </w:r>
+          </w:p>
+        </w:tc>
+      </w:tr>
+      <w:tr>
+        <w:tc>
+          <w:tcPr>
+            <w:tcW w:w="0" w:type="auto"/>
+          </w:tcPr>
+          <w:p>
+            <w:pPr>
+              <w:spacing w:line="276" w:lineRule="auto"/>
+              <w:jc w:val="left"/>
+            </w:pPr>
+            <w:r>
+              <w:rPr>
+                <w:rFonts w:ascii="Times New Roman" w:hAnsi="Times New Roman" w:cs="Times New Roman"/>
+                <w:sz w:val="28"/>
+                <w:szCs w:val="28"/>
+              </w:rPr>
+              <w:t xml:space="preserve">УБИ.143</w:t>
+            </w:r>
+          </w:p>
+        </w:tc>
+        <w:tc>
+          <w:tcPr>
+            <w:tcW w:w="0" w:type="auto"/>
+          </w:tcPr>
+          <w:p>
+            <w:pPr>
+              <w:spacing w:line="276" w:lineRule="auto"/>
+              <w:jc w:val="left"/>
+            </w:pPr>
+            <w:r>
+              <w:rPr>
+                <w:rFonts w:ascii="Times New Roman" w:hAnsi="Times New Roman" w:cs="Times New Roman"/>
+                <w:sz w:val="28"/>
+                <w:szCs w:val="28"/>
+              </w:rPr>
+              <w:t xml:space="preserve">Угроза программного сброса пароля BIOS</w:t>
+            </w:r>
+          </w:p>
+        </w:tc>
+      </w:tr>
+      <w:tr>
+        <w:tc>
+          <w:tcPr>
+            <w:tcW w:w="0" w:type="auto"/>
+          </w:tcPr>
+          <w:p>
+            <w:pPr>
+              <w:spacing w:line="276" w:lineRule="auto"/>
+              <w:jc w:val="left"/>
+            </w:pPr>
+            <w:r>
+              <w:rPr>
+                <w:rFonts w:ascii="Times New Roman" w:hAnsi="Times New Roman" w:cs="Times New Roman"/>
+                <w:sz w:val="28"/>
+                <w:szCs w:val="28"/>
+              </w:rPr>
+              <w:t xml:space="preserve">УБИ.144</w:t>
+            </w:r>
+          </w:p>
+        </w:tc>
+        <w:tc>
+          <w:tcPr>
+            <w:tcW w:w="0" w:type="auto"/>
+          </w:tcPr>
+          <w:p>
+            <w:pPr>
+              <w:spacing w:line="276" w:lineRule="auto"/>
+              <w:jc w:val="left"/>
+            </w:pPr>
+            <w:r>
+              <w:rPr>
+                <w:rFonts w:ascii="Times New Roman" w:hAnsi="Times New Roman" w:cs="Times New Roman"/>
+                <w:sz w:val="28"/>
+                <w:szCs w:val="28"/>
+              </w:rPr>
+              <w:t xml:space="preserve">Угроза программного выведения из строя средств хранения, обработки и (или) ввода-вывода информации пользователя</w:t>
+            </w:r>
+          </w:p>
+        </w:tc>
+      </w:tr>
+      <w:tr>
+        <w:tc>
+          <w:tcPr>
+            <w:tcW w:w="0" w:type="auto"/>
+          </w:tcPr>
+          <w:p>
+            <w:pPr>
+              <w:spacing w:line="276" w:lineRule="auto"/>
+              <w:jc w:val="left"/>
+            </w:pPr>
+            <w:r>
+              <w:rPr>
+                <w:rFonts w:ascii="Times New Roman" w:hAnsi="Times New Roman" w:cs="Times New Roman"/>
+                <w:sz w:val="28"/>
+                <w:szCs w:val="28"/>
+              </w:rPr>
+              <w:t xml:space="preserve">УБИ.149</w:t>
+            </w:r>
+          </w:p>
+        </w:tc>
+        <w:tc>
+          <w:tcPr>
+            <w:tcW w:w="0" w:type="auto"/>
+          </w:tcPr>
+          <w:p>
+            <w:pPr>
+              <w:spacing w:line="276" w:lineRule="auto"/>
+              <w:jc w:val="left"/>
+            </w:pPr>
+            <w:r>
+              <w:rPr>
+                <w:rFonts w:ascii="Times New Roman" w:hAnsi="Times New Roman" w:cs="Times New Roman"/>
+                <w:sz w:val="28"/>
+                <w:szCs w:val="28"/>
+              </w:rPr>
+              <w:t xml:space="preserve">Угроза сбоя процесса обновления BIOS</w:t>
+            </w:r>
+          </w:p>
+        </w:tc>
+      </w:tr>
+      <w:tr>
+        <w:tc>
+          <w:tcPr>
+            <w:tcW w:w="0" w:type="auto"/>
+          </w:tcPr>
+          <w:p>
+            <w:pPr>
+              <w:spacing w:line="276" w:lineRule="auto"/>
+              <w:jc w:val="left"/>
+            </w:pPr>
+            <w:r>
+              <w:rPr>
+                <w:rFonts w:ascii="Times New Roman" w:hAnsi="Times New Roman" w:cs="Times New Roman"/>
+                <w:sz w:val="28"/>
+                <w:szCs w:val="28"/>
+              </w:rPr>
+              <w:t xml:space="preserve">УБИ.150</w:t>
+            </w:r>
+          </w:p>
+        </w:tc>
+        <w:tc>
+          <w:tcPr>
+            <w:tcW w:w="0" w:type="auto"/>
+          </w:tcPr>
+          <w:p>
+            <w:pPr>
+              <w:spacing w:line="276" w:lineRule="auto"/>
+              <w:jc w:val="left"/>
+            </w:pPr>
+            <w:r>
+              <w:rPr>
+                <w:rFonts w:ascii="Times New Roman" w:hAnsi="Times New Roman" w:cs="Times New Roman"/>
+                <w:sz w:val="28"/>
+                <w:szCs w:val="28"/>
+              </w:rPr>
+              <w:t xml:space="preserve">Угроза сбоя в работе системы при наплыве запросов</w:t>
+            </w:r>
+          </w:p>
+        </w:tc>
+      </w:tr>
+      <w:tr>
+        <w:tc>
+          <w:tcPr>
+            <w:tcW w:w="0" w:type="auto"/>
+          </w:tcPr>
+          <w:p>
+            <w:pPr>
+              <w:spacing w:line="276" w:lineRule="auto"/>
+              <w:jc w:val="left"/>
+            </w:pPr>
+            <w:r>
+              <w:rPr>
+                <w:rFonts w:ascii="Times New Roman" w:hAnsi="Times New Roman" w:cs="Times New Roman"/>
+                <w:sz w:val="28"/>
+                <w:szCs w:val="28"/>
+              </w:rPr>
+              <w:t xml:space="preserve">УБИ.151</w:t>
+            </w:r>
+          </w:p>
+        </w:tc>
+        <w:tc>
+          <w:tcPr>
+            <w:tcW w:w="0" w:type="auto"/>
+          </w:tcPr>
+          <w:p>
+            <w:pPr>
+              <w:spacing w:line="276" w:lineRule="auto"/>
+              <w:jc w:val="left"/>
+            </w:pPr>
+            <w:r>
+              <w:rPr>
+                <w:rFonts w:ascii="Times New Roman" w:hAnsi="Times New Roman" w:cs="Times New Roman"/>
+                <w:sz w:val="28"/>
+                <w:szCs w:val="28"/>
+              </w:rPr>
+              <w:t xml:space="preserve">Угроза сбоя процесса обновления операционной системы</w:t>
+            </w:r>
+          </w:p>
+        </w:tc>
+      </w:tr>
+      <w:tr>
+        <w:tc>
+          <w:tcPr>
+            <w:tcW w:w="0" w:type="auto"/>
+          </w:tcPr>
+          <w:p>
+            <w:pPr>
+              <w:spacing w:line="276" w:lineRule="auto"/>
+              <w:jc w:val="left"/>
+            </w:pPr>
+            <w:r>
+              <w:rPr>
+                <w:rFonts w:ascii="Times New Roman" w:hAnsi="Times New Roman" w:cs="Times New Roman"/>
+                <w:sz w:val="28"/>
+                <w:szCs w:val="28"/>
+              </w:rPr>
+              <w:t xml:space="preserve">УБИ.152</w:t>
+            </w:r>
+          </w:p>
+        </w:tc>
+        <w:tc>
+          <w:tcPr>
+            <w:tcW w:w="0" w:type="auto"/>
+          </w:tcPr>
+          <w:p>
+            <w:pPr>
+              <w:spacing w:line="276" w:lineRule="auto"/>
+              <w:jc w:val="left"/>
+            </w:pPr>
+            <w:r>
+              <w:rPr>
+                <w:rFonts w:ascii="Times New Roman" w:hAnsi="Times New Roman" w:cs="Times New Roman"/>
+                <w:sz w:val="28"/>
+                <w:szCs w:val="28"/>
+              </w:rPr>
+              <w:t xml:space="preserve">Угроза удаления аутентификационной информации</w:t>
+            </w:r>
+          </w:p>
+        </w:tc>
+      </w:tr>
+      <w:tr>
+        <w:tc>
+          <w:tcPr>
+            <w:tcW w:w="0" w:type="auto"/>
+          </w:tcPr>
+          <w:p>
+            <w:pPr>
+              <w:spacing w:line="276" w:lineRule="auto"/>
+              <w:jc w:val="left"/>
+            </w:pPr>
+            <w:r>
+              <w:rPr>
+                <w:rFonts w:ascii="Times New Roman" w:hAnsi="Times New Roman" w:cs="Times New Roman"/>
+                <w:sz w:val="28"/>
+                <w:szCs w:val="28"/>
+              </w:rPr>
+              <w:t xml:space="preserve">УБИ.153</w:t>
+            </w:r>
+          </w:p>
+        </w:tc>
+        <w:tc>
+          <w:tcPr>
+            <w:tcW w:w="0" w:type="auto"/>
+          </w:tcPr>
+          <w:p>
+            <w:pPr>
+              <w:spacing w:line="276" w:lineRule="auto"/>
+              <w:jc w:val="left"/>
+            </w:pPr>
+            <w:r>
+              <w:rPr>
+                <w:rFonts w:ascii="Times New Roman" w:hAnsi="Times New Roman" w:cs="Times New Roman"/>
+                <w:sz w:val="28"/>
+                <w:szCs w:val="28"/>
+              </w:rPr>
+              <w:t xml:space="preserve">Угроза усиления воздействия на вычислительные ресурсы пользователей при помощи сторонних серверов</w:t>
+            </w:r>
+          </w:p>
+        </w:tc>
+      </w:tr>
+      <w:tr>
+        <w:tc>
+          <w:tcPr>
+            <w:tcW w:w="0" w:type="auto"/>
+          </w:tcPr>
+          <w:p>
+            <w:pPr>
+              <w:spacing w:line="276" w:lineRule="auto"/>
+              <w:jc w:val="left"/>
+            </w:pPr>
+            <w:r>
+              <w:rPr>
+                <w:rFonts w:ascii="Times New Roman" w:hAnsi="Times New Roman" w:cs="Times New Roman"/>
+                <w:sz w:val="28"/>
+                <w:szCs w:val="28"/>
+              </w:rPr>
+              <w:t xml:space="preserve">УБИ.154</w:t>
+            </w:r>
+          </w:p>
+        </w:tc>
+        <w:tc>
+          <w:tcPr>
+            <w:tcW w:w="0" w:type="auto"/>
+          </w:tcPr>
+          <w:p>
+            <w:pPr>
+              <w:spacing w:line="276" w:lineRule="auto"/>
+              <w:jc w:val="left"/>
+            </w:pPr>
+            <w:r>
+              <w:rPr>
+                <w:rFonts w:ascii="Times New Roman" w:hAnsi="Times New Roman" w:cs="Times New Roman"/>
+                <w:sz w:val="28"/>
+                <w:szCs w:val="28"/>
+              </w:rPr>
+              <w:t xml:space="preserve">Угроза установки уязвимых версий обновления программного обеспечения</w:t>
+            </w:r>
+          </w:p>
+        </w:tc>
+      </w:tr>
+      <w:tr>
+        <w:tc>
+          <w:tcPr>
+            <w:tcW w:w="0" w:type="auto"/>
+          </w:tcPr>
+          <w:p>
+            <w:pPr>
+              <w:spacing w:line="276" w:lineRule="auto"/>
+              <w:jc w:val="left"/>
+            </w:pPr>
+            <w:r>
+              <w:rPr>
+                <w:rFonts w:ascii="Times New Roman" w:hAnsi="Times New Roman" w:cs="Times New Roman"/>
+                <w:sz w:val="28"/>
+                <w:szCs w:val="28"/>
+              </w:rPr>
+              <w:t xml:space="preserve">УБИ.155</w:t>
+            </w:r>
+          </w:p>
+        </w:tc>
+        <w:tc>
+          <w:tcPr>
+            <w:tcW w:w="0" w:type="auto"/>
+          </w:tcPr>
+          <w:p>
+            <w:pPr>
+              <w:spacing w:line="276" w:lineRule="auto"/>
+              <w:jc w:val="left"/>
+            </w:pPr>
+            <w:r>
+              <w:rPr>
+                <w:rFonts w:ascii="Times New Roman" w:hAnsi="Times New Roman" w:cs="Times New Roman"/>
+                <w:sz w:val="28"/>
+                <w:szCs w:val="28"/>
+              </w:rPr>
+              <w:t xml:space="preserve">Угроза утраты вычислительных ресурсов</w:t>
+            </w:r>
+          </w:p>
+        </w:tc>
+      </w:tr>
+      <w:tr>
+        <w:tc>
+          <w:tcPr>
+            <w:tcW w:w="0" w:type="auto"/>
+          </w:tcPr>
+          <w:p>
+            <w:pPr>
+              <w:spacing w:line="276" w:lineRule="auto"/>
+              <w:jc w:val="left"/>
+            </w:pPr>
+            <w:r>
+              <w:rPr>
+                <w:rFonts w:ascii="Times New Roman" w:hAnsi="Times New Roman" w:cs="Times New Roman"/>
+                <w:sz w:val="28"/>
+                <w:szCs w:val="28"/>
+              </w:rPr>
+              <w:t xml:space="preserve">УБИ.156</w:t>
+            </w:r>
+          </w:p>
+        </w:tc>
+        <w:tc>
+          <w:tcPr>
+            <w:tcW w:w="0" w:type="auto"/>
+          </w:tcPr>
+          <w:p>
+            <w:pPr>
+              <w:spacing w:line="276" w:lineRule="auto"/>
+              <w:jc w:val="left"/>
+            </w:pPr>
+            <w:r>
+              <w:rPr>
+                <w:rFonts w:ascii="Times New Roman" w:hAnsi="Times New Roman" w:cs="Times New Roman"/>
+                <w:sz w:val="28"/>
+                <w:szCs w:val="28"/>
+              </w:rPr>
+              <w:t xml:space="preserve">Угроза утраты носителей информации</w:t>
+            </w:r>
+          </w:p>
+        </w:tc>
+      </w:tr>
+      <w:tr>
+        <w:tc>
+          <w:tcPr>
+            <w:tcW w:w="0" w:type="auto"/>
+          </w:tcPr>
+          <w:p>
+            <w:pPr>
+              <w:spacing w:line="276" w:lineRule="auto"/>
+              <w:jc w:val="left"/>
+            </w:pPr>
+            <w:r>
+              <w:rPr>
+                <w:rFonts w:ascii="Times New Roman" w:hAnsi="Times New Roman" w:cs="Times New Roman"/>
+                <w:sz w:val="28"/>
+                <w:szCs w:val="28"/>
+              </w:rPr>
+              <w:t xml:space="preserve">УБИ.157</w:t>
+            </w:r>
+          </w:p>
+        </w:tc>
+        <w:tc>
+          <w:tcPr>
+            <w:tcW w:w="0" w:type="auto"/>
+          </w:tcPr>
+          <w:p>
+            <w:pPr>
+              <w:spacing w:line="276" w:lineRule="auto"/>
+              <w:jc w:val="left"/>
+            </w:pPr>
+            <w:r>
+              <w:rPr>
+                <w:rFonts w:ascii="Times New Roman" w:hAnsi="Times New Roman" w:cs="Times New Roman"/>
+                <w:sz w:val="28"/>
+                <w:szCs w:val="28"/>
+              </w:rPr>
+              <w:t xml:space="preserve">Угроза физического выведения из строя средств хранения, обработки и (или) ввода-вывода информации пользователя</w:t>
+            </w:r>
+          </w:p>
+        </w:tc>
+      </w:tr>
+      <w:tr>
+        <w:tc>
+          <w:tcPr>
+            <w:tcW w:w="0" w:type="auto"/>
+          </w:tcPr>
+          <w:p>
+            <w:pPr>
+              <w:spacing w:line="276" w:lineRule="auto"/>
+              <w:jc w:val="left"/>
+            </w:pPr>
+            <w:r>
+              <w:rPr>
+                <w:rFonts w:ascii="Times New Roman" w:hAnsi="Times New Roman" w:cs="Times New Roman"/>
+                <w:sz w:val="28"/>
+                <w:szCs w:val="28"/>
+              </w:rPr>
+              <w:t xml:space="preserve">УБИ.158</w:t>
+            </w:r>
+          </w:p>
+        </w:tc>
+        <w:tc>
+          <w:tcPr>
+            <w:tcW w:w="0" w:type="auto"/>
+          </w:tcPr>
+          <w:p>
+            <w:pPr>
+              <w:spacing w:line="276" w:lineRule="auto"/>
+              <w:jc w:val="left"/>
+            </w:pPr>
+            <w:r>
+              <w:rPr>
+                <w:rFonts w:ascii="Times New Roman" w:hAnsi="Times New Roman" w:cs="Times New Roman"/>
+                <w:sz w:val="28"/>
+                <w:szCs w:val="28"/>
+              </w:rPr>
+              <w:t xml:space="preserve">Угроза форматирования носителей информации</w:t>
+            </w:r>
+          </w:p>
+        </w:tc>
+      </w:tr>
+      <w:tr>
+        <w:tc>
+          <w:tcPr>
+            <w:tcW w:w="0" w:type="auto"/>
+          </w:tcPr>
+          <w:p>
+            <w:pPr>
+              <w:spacing w:line="276" w:lineRule="auto"/>
+              <w:jc w:val="left"/>
+            </w:pPr>
+            <w:r>
+              <w:rPr>
+                <w:rFonts w:ascii="Times New Roman" w:hAnsi="Times New Roman" w:cs="Times New Roman"/>
+                <w:sz w:val="28"/>
+                <w:szCs w:val="28"/>
+              </w:rPr>
+              <w:t xml:space="preserve">УБИ.159</w:t>
+            </w:r>
+          </w:p>
+        </w:tc>
+        <w:tc>
+          <w:tcPr>
+            <w:tcW w:w="0" w:type="auto"/>
+          </w:tcPr>
+          <w:p>
+            <w:pPr>
+              <w:spacing w:line="276" w:lineRule="auto"/>
+              <w:jc w:val="left"/>
+            </w:pPr>
+            <w:r>
+              <w:rPr>
+                <w:rFonts w:ascii="Times New Roman" w:hAnsi="Times New Roman" w:cs="Times New Roman"/>
+                <w:sz w:val="28"/>
+                <w:szCs w:val="28"/>
+              </w:rPr>
+              <w:t xml:space="preserve">Угроза «форсированного веб-браузинга»</w:t>
+            </w:r>
+          </w:p>
+        </w:tc>
+      </w:tr>
+      <w:tr>
+        <w:tc>
+          <w:tcPr>
+            <w:tcW w:w="0" w:type="auto"/>
+          </w:tcPr>
+          <w:p>
+            <w:pPr>
+              <w:spacing w:line="276" w:lineRule="auto"/>
+              <w:jc w:val="left"/>
+            </w:pPr>
+            <w:r>
+              <w:rPr>
+                <w:rFonts w:ascii="Times New Roman" w:hAnsi="Times New Roman" w:cs="Times New Roman"/>
+                <w:sz w:val="28"/>
+                <w:szCs w:val="28"/>
+              </w:rPr>
+              <w:t xml:space="preserve">УБИ.160</w:t>
+            </w:r>
+          </w:p>
+        </w:tc>
+        <w:tc>
+          <w:tcPr>
+            <w:tcW w:w="0" w:type="auto"/>
+          </w:tcPr>
+          <w:p>
+            <w:pPr>
+              <w:spacing w:line="276" w:lineRule="auto"/>
+              <w:jc w:val="left"/>
+            </w:pPr>
+            <w:r>
+              <w:rPr>
+                <w:rFonts w:ascii="Times New Roman" w:hAnsi="Times New Roman" w:cs="Times New Roman"/>
+                <w:sz w:val="28"/>
+                <w:szCs w:val="28"/>
+              </w:rPr>
+              <w:t xml:space="preserve">Угроза хищения средств хранения, обработки и (или) ввода-вывода информации пользователя</w:t>
+            </w:r>
+          </w:p>
+        </w:tc>
+      </w:tr>
+      <w:tr>
+        <w:tc>
+          <w:tcPr>
+            <w:tcW w:w="0" w:type="auto"/>
+          </w:tcPr>
+          <w:p>
+            <w:pPr>
+              <w:spacing w:line="276" w:lineRule="auto"/>
+              <w:jc w:val="left"/>
+            </w:pPr>
+            <w:r>
+              <w:rPr>
+                <w:rFonts w:ascii="Times New Roman" w:hAnsi="Times New Roman" w:cs="Times New Roman"/>
+                <w:sz w:val="28"/>
+                <w:szCs w:val="28"/>
+              </w:rPr>
+              <w:t xml:space="preserve">УБИ.162</w:t>
+            </w:r>
+          </w:p>
+        </w:tc>
+        <w:tc>
+          <w:tcPr>
+            <w:tcW w:w="0" w:type="auto"/>
+          </w:tcPr>
+          <w:p>
+            <w:pPr>
+              <w:spacing w:line="276" w:lineRule="auto"/>
+              <w:jc w:val="left"/>
+            </w:pPr>
+            <w:r>
+              <w:rPr>
+                <w:rFonts w:ascii="Times New Roman" w:hAnsi="Times New Roman" w:cs="Times New Roman"/>
+                <w:sz w:val="28"/>
+                <w:szCs w:val="28"/>
+              </w:rPr>
+              <w:t xml:space="preserve">Угроза эксплуатации цифровой подписи программного кода</w:t>
+            </w:r>
+          </w:p>
+        </w:tc>
+      </w:tr>
+      <w:tr>
+        <w:tc>
+          <w:tcPr>
+            <w:tcW w:w="0" w:type="auto"/>
+          </w:tcPr>
+          <w:p>
+            <w:pPr>
+              <w:spacing w:line="276" w:lineRule="auto"/>
+              <w:jc w:val="left"/>
+            </w:pPr>
+            <w:r>
+              <w:rPr>
+                <w:rFonts w:ascii="Times New Roman" w:hAnsi="Times New Roman" w:cs="Times New Roman"/>
+                <w:sz w:val="28"/>
+                <w:szCs w:val="28"/>
+              </w:rPr>
+              <w:t xml:space="preserve">УБИ.163</w:t>
+            </w:r>
+          </w:p>
+        </w:tc>
+        <w:tc>
+          <w:tcPr>
+            <w:tcW w:w="0" w:type="auto"/>
+          </w:tcPr>
+          <w:p>
+            <w:pPr>
+              <w:spacing w:line="276" w:lineRule="auto"/>
+              <w:jc w:val="left"/>
+            </w:pPr>
+            <w:r>
+              <w:rPr>
+                <w:rFonts w:ascii="Times New Roman" w:hAnsi="Times New Roman" w:cs="Times New Roman"/>
+                <w:sz w:val="28"/>
+                <w:szCs w:val="28"/>
+              </w:rPr>
+              <w:t xml:space="preserve">Угроза перехвата исключения (исключительной ситуации) на этапе исполнения программного кода</w:t>
+            </w:r>
+          </w:p>
+        </w:tc>
+      </w:tr>
+      <w:tr>
+        <w:tc>
+          <w:tcPr>
+            <w:tcW w:w="0" w:type="auto"/>
+          </w:tcPr>
+          <w:p>
+            <w:pPr>
+              <w:spacing w:line="276" w:lineRule="auto"/>
+              <w:jc w:val="left"/>
+            </w:pPr>
+            <w:r>
+              <w:rPr>
+                <w:rFonts w:ascii="Times New Roman" w:hAnsi="Times New Roman" w:cs="Times New Roman"/>
+                <w:sz w:val="28"/>
+                <w:szCs w:val="28"/>
+              </w:rPr>
+              <w:t xml:space="preserve">УБИ.165</w:t>
+            </w:r>
+          </w:p>
+        </w:tc>
+        <w:tc>
+          <w:tcPr>
+            <w:tcW w:w="0" w:type="auto"/>
+          </w:tcPr>
+          <w:p>
+            <w:pPr>
+              <w:spacing w:line="276" w:lineRule="auto"/>
+              <w:jc w:val="left"/>
+            </w:pPr>
+            <w:r>
+              <w:rPr>
+                <w:rFonts w:ascii="Times New Roman" w:hAnsi="Times New Roman" w:cs="Times New Roman"/>
+                <w:sz w:val="28"/>
+                <w:szCs w:val="28"/>
+              </w:rPr>
+              <w:t xml:space="preserve">Угроза включения в проект не достоверно испытанных компонентов</w:t>
+            </w:r>
+          </w:p>
+        </w:tc>
+      </w:tr>
+      <w:tr>
+        <w:tc>
+          <w:tcPr>
+            <w:tcW w:w="0" w:type="auto"/>
+          </w:tcPr>
+          <w:p>
+            <w:pPr>
+              <w:spacing w:line="276" w:lineRule="auto"/>
+              <w:jc w:val="left"/>
+            </w:pPr>
+            <w:r>
+              <w:rPr>
+                <w:rFonts w:ascii="Times New Roman" w:hAnsi="Times New Roman" w:cs="Times New Roman"/>
+                <w:sz w:val="28"/>
+                <w:szCs w:val="28"/>
+              </w:rPr>
+              <w:t xml:space="preserve">УБИ.166</w:t>
+            </w:r>
+          </w:p>
+        </w:tc>
+        <w:tc>
+          <w:tcPr>
+            <w:tcW w:w="0" w:type="auto"/>
+          </w:tcPr>
+          <w:p>
+            <w:pPr>
+              <w:spacing w:line="276" w:lineRule="auto"/>
+              <w:jc w:val="left"/>
+            </w:pPr>
+            <w:r>
+              <w:rPr>
+                <w:rFonts w:ascii="Times New Roman" w:hAnsi="Times New Roman" w:cs="Times New Roman"/>
+                <w:sz w:val="28"/>
+                <w:szCs w:val="28"/>
+              </w:rPr>
+              <w:t xml:space="preserve">Угроза внедрения системной избыточности</w:t>
+            </w:r>
+          </w:p>
+        </w:tc>
+      </w:tr>
+      <w:tr>
+        <w:tc>
+          <w:tcPr>
+            <w:tcW w:w="0" w:type="auto"/>
+          </w:tcPr>
+          <w:p>
+            <w:pPr>
+              <w:spacing w:line="276" w:lineRule="auto"/>
+              <w:jc w:val="left"/>
+            </w:pPr>
+            <w:r>
+              <w:rPr>
+                <w:rFonts w:ascii="Times New Roman" w:hAnsi="Times New Roman" w:cs="Times New Roman"/>
+                <w:sz w:val="28"/>
+                <w:szCs w:val="28"/>
+              </w:rPr>
+              <w:t xml:space="preserve">УБИ.167</w:t>
+            </w:r>
+          </w:p>
+        </w:tc>
+        <w:tc>
+          <w:tcPr>
+            <w:tcW w:w="0" w:type="auto"/>
+          </w:tcPr>
+          <w:p>
+            <w:pPr>
+              <w:spacing w:line="276" w:lineRule="auto"/>
+              <w:jc w:val="left"/>
+            </w:pPr>
+            <w:r>
+              <w:rPr>
+                <w:rFonts w:ascii="Times New Roman" w:hAnsi="Times New Roman" w:cs="Times New Roman"/>
+                <w:sz w:val="28"/>
+                <w:szCs w:val="28"/>
+              </w:rPr>
+              <w:t xml:space="preserve">Угроза заражения компьютера при посещении неблагонадёжных сайтов</w:t>
+            </w:r>
+          </w:p>
+        </w:tc>
+      </w:tr>
+      <w:tr>
+        <w:tc>
+          <w:tcPr>
+            <w:tcW w:w="0" w:type="auto"/>
+          </w:tcPr>
+          <w:p>
+            <w:pPr>
+              <w:spacing w:line="276" w:lineRule="auto"/>
+              <w:jc w:val="left"/>
+            </w:pPr>
+            <w:r>
+              <w:rPr>
+                <w:rFonts w:ascii="Times New Roman" w:hAnsi="Times New Roman" w:cs="Times New Roman"/>
+                <w:sz w:val="28"/>
+                <w:szCs w:val="28"/>
+              </w:rPr>
+              <w:t xml:space="preserve">УБИ.168</w:t>
+            </w:r>
+          </w:p>
+        </w:tc>
+        <w:tc>
+          <w:tcPr>
+            <w:tcW w:w="0" w:type="auto"/>
+          </w:tcPr>
+          <w:p>
+            <w:pPr>
+              <w:spacing w:line="276" w:lineRule="auto"/>
+              <w:jc w:val="left"/>
+            </w:pPr>
+            <w:r>
+              <w:rPr>
+                <w:rFonts w:ascii="Times New Roman" w:hAnsi="Times New Roman" w:cs="Times New Roman"/>
+                <w:sz w:val="28"/>
+                <w:szCs w:val="28"/>
+              </w:rPr>
+              <w:t xml:space="preserve">Угроза «кражи» учётной записи доступа к сетевым сервисам</w:t>
+            </w:r>
+          </w:p>
+        </w:tc>
+      </w:tr>
+      <w:tr>
+        <w:tc>
+          <w:tcPr>
+            <w:tcW w:w="0" w:type="auto"/>
+          </w:tcPr>
+          <w:p>
+            <w:pPr>
+              <w:spacing w:line="276" w:lineRule="auto"/>
+              <w:jc w:val="left"/>
+            </w:pPr>
+            <w:r>
+              <w:rPr>
+                <w:rFonts w:ascii="Times New Roman" w:hAnsi="Times New Roman" w:cs="Times New Roman"/>
+                <w:sz w:val="28"/>
+                <w:szCs w:val="28"/>
+              </w:rPr>
+              <w:t xml:space="preserve">УБИ.169</w:t>
+            </w:r>
+          </w:p>
+        </w:tc>
+        <w:tc>
+          <w:tcPr>
+            <w:tcW w:w="0" w:type="auto"/>
+          </w:tcPr>
+          <w:p>
+            <w:pPr>
+              <w:spacing w:line="276" w:lineRule="auto"/>
+              <w:jc w:val="left"/>
+            </w:pPr>
+            <w:r>
+              <w:rPr>
+                <w:rFonts w:ascii="Times New Roman" w:hAnsi="Times New Roman" w:cs="Times New Roman"/>
+                <w:sz w:val="28"/>
+                <w:szCs w:val="28"/>
+              </w:rPr>
+              <w:t xml:space="preserve">Угроза наличия механизмов разработчика</w:t>
+            </w:r>
+          </w:p>
+        </w:tc>
+      </w:tr>
+      <w:tr>
+        <w:tc>
+          <w:tcPr>
+            <w:tcW w:w="0" w:type="auto"/>
+          </w:tcPr>
+          <w:p>
+            <w:pPr>
+              <w:spacing w:line="276" w:lineRule="auto"/>
+              <w:jc w:val="left"/>
+            </w:pPr>
+            <w:r>
+              <w:rPr>
+                <w:rFonts w:ascii="Times New Roman" w:hAnsi="Times New Roman" w:cs="Times New Roman"/>
+                <w:sz w:val="28"/>
+                <w:szCs w:val="28"/>
+              </w:rPr>
+              <w:t xml:space="preserve">УБИ.170</w:t>
+            </w:r>
+          </w:p>
+        </w:tc>
+        <w:tc>
+          <w:tcPr>
+            <w:tcW w:w="0" w:type="auto"/>
+          </w:tcPr>
+          <w:p>
+            <w:pPr>
+              <w:spacing w:line="276" w:lineRule="auto"/>
+              <w:jc w:val="left"/>
+            </w:pPr>
+            <w:r>
+              <w:rPr>
+                <w:rFonts w:ascii="Times New Roman" w:hAnsi="Times New Roman" w:cs="Times New Roman"/>
+                <w:sz w:val="28"/>
+                <w:szCs w:val="28"/>
+              </w:rPr>
+              <w:t xml:space="preserve">Угроза неправомерного шифрования информации</w:t>
+            </w:r>
+          </w:p>
+        </w:tc>
+      </w:tr>
+      <w:tr>
+        <w:tc>
+          <w:tcPr>
+            <w:tcW w:w="0" w:type="auto"/>
+          </w:tcPr>
+          <w:p>
+            <w:pPr>
+              <w:spacing w:line="276" w:lineRule="auto"/>
+              <w:jc w:val="left"/>
+            </w:pPr>
+            <w:r>
+              <w:rPr>
+                <w:rFonts w:ascii="Times New Roman" w:hAnsi="Times New Roman" w:cs="Times New Roman"/>
+                <w:sz w:val="28"/>
+                <w:szCs w:val="28"/>
+              </w:rPr>
+              <w:t xml:space="preserve">УБИ.171</w:t>
+            </w:r>
+          </w:p>
+        </w:tc>
+        <w:tc>
+          <w:tcPr>
+            <w:tcW w:w="0" w:type="auto"/>
+          </w:tcPr>
+          <w:p>
+            <w:pPr>
+              <w:spacing w:line="276" w:lineRule="auto"/>
+              <w:jc w:val="left"/>
+            </w:pPr>
+            <w:r>
+              <w:rPr>
+                <w:rFonts w:ascii="Times New Roman" w:hAnsi="Times New Roman" w:cs="Times New Roman"/>
+                <w:sz w:val="28"/>
+                <w:szCs w:val="28"/>
+              </w:rPr>
+              <w:t xml:space="preserve">Угроза скрытного включения вычислительного устройства в состав ботнет-сети</w:t>
+            </w:r>
+          </w:p>
+        </w:tc>
+      </w:tr>
+      <w:tr>
+        <w:tc>
+          <w:tcPr>
+            <w:tcW w:w="0" w:type="auto"/>
+          </w:tcPr>
+          <w:p>
+            <w:pPr>
+              <w:spacing w:line="276" w:lineRule="auto"/>
+              <w:jc w:val="left"/>
+            </w:pPr>
+            <w:r>
+              <w:rPr>
+                <w:rFonts w:ascii="Times New Roman" w:hAnsi="Times New Roman" w:cs="Times New Roman"/>
+                <w:sz w:val="28"/>
+                <w:szCs w:val="28"/>
+              </w:rPr>
+              <w:t xml:space="preserve">УБИ.172</w:t>
+            </w:r>
+          </w:p>
+        </w:tc>
+        <w:tc>
+          <w:tcPr>
+            <w:tcW w:w="0" w:type="auto"/>
+          </w:tcPr>
+          <w:p>
+            <w:pPr>
+              <w:spacing w:line="276" w:lineRule="auto"/>
+              <w:jc w:val="left"/>
+            </w:pPr>
+            <w:r>
+              <w:rPr>
+                <w:rFonts w:ascii="Times New Roman" w:hAnsi="Times New Roman" w:cs="Times New Roman"/>
+                <w:sz w:val="28"/>
+                <w:szCs w:val="28"/>
+              </w:rPr>
+              <w:t xml:space="preserve">Угроза распространения «почтовых червей»</w:t>
+            </w:r>
+          </w:p>
+        </w:tc>
+      </w:tr>
+      <w:tr>
+        <w:tc>
+          <w:tcPr>
+            <w:tcW w:w="0" w:type="auto"/>
+          </w:tcPr>
+          <w:p>
+            <w:pPr>
+              <w:spacing w:line="276" w:lineRule="auto"/>
+              <w:jc w:val="left"/>
+            </w:pPr>
+            <w:r>
+              <w:rPr>
+                <w:rFonts w:ascii="Times New Roman" w:hAnsi="Times New Roman" w:cs="Times New Roman"/>
+                <w:sz w:val="28"/>
+                <w:szCs w:val="28"/>
+              </w:rPr>
+              <w:t xml:space="preserve">УБИ.173</w:t>
+            </w:r>
+          </w:p>
+        </w:tc>
+        <w:tc>
+          <w:tcPr>
+            <w:tcW w:w="0" w:type="auto"/>
+          </w:tcPr>
+          <w:p>
+            <w:pPr>
+              <w:spacing w:line="276" w:lineRule="auto"/>
+              <w:jc w:val="left"/>
+            </w:pPr>
+            <w:r>
+              <w:rPr>
+                <w:rFonts w:ascii="Times New Roman" w:hAnsi="Times New Roman" w:cs="Times New Roman"/>
+                <w:sz w:val="28"/>
+                <w:szCs w:val="28"/>
+              </w:rPr>
+              <w:t xml:space="preserve">Угроза «спама» веб-сервера</w:t>
+            </w:r>
+          </w:p>
+        </w:tc>
+      </w:tr>
+      <w:tr>
+        <w:tc>
+          <w:tcPr>
+            <w:tcW w:w="0" w:type="auto"/>
+          </w:tcPr>
+          <w:p>
+            <w:pPr>
+              <w:spacing w:line="276" w:lineRule="auto"/>
+              <w:jc w:val="left"/>
+            </w:pPr>
+            <w:r>
+              <w:rPr>
+                <w:rFonts w:ascii="Times New Roman" w:hAnsi="Times New Roman" w:cs="Times New Roman"/>
+                <w:sz w:val="28"/>
+                <w:szCs w:val="28"/>
+              </w:rPr>
+              <w:t xml:space="preserve">УБИ.174</w:t>
+            </w:r>
+          </w:p>
+        </w:tc>
+        <w:tc>
+          <w:tcPr>
+            <w:tcW w:w="0" w:type="auto"/>
+          </w:tcPr>
+          <w:p>
+            <w:pPr>
+              <w:spacing w:line="276" w:lineRule="auto"/>
+              <w:jc w:val="left"/>
+            </w:pPr>
+            <w:r>
+              <w:rPr>
+                <w:rFonts w:ascii="Times New Roman" w:hAnsi="Times New Roman" w:cs="Times New Roman"/>
+                <w:sz w:val="28"/>
+                <w:szCs w:val="28"/>
+              </w:rPr>
+              <w:t xml:space="preserve">Угроза «фарминга»</w:t>
+            </w:r>
+          </w:p>
+        </w:tc>
+      </w:tr>
+      <w:tr>
+        <w:tc>
+          <w:tcPr>
+            <w:tcW w:w="0" w:type="auto"/>
+          </w:tcPr>
+          <w:p>
+            <w:pPr>
+              <w:spacing w:line="276" w:lineRule="auto"/>
+              <w:jc w:val="left"/>
+            </w:pPr>
+            <w:r>
+              <w:rPr>
+                <w:rFonts w:ascii="Times New Roman" w:hAnsi="Times New Roman" w:cs="Times New Roman"/>
+                <w:sz w:val="28"/>
+                <w:szCs w:val="28"/>
+              </w:rPr>
+              <w:t xml:space="preserve">УБИ.175</w:t>
+            </w:r>
+          </w:p>
+        </w:tc>
+        <w:tc>
+          <w:tcPr>
+            <w:tcW w:w="0" w:type="auto"/>
+          </w:tcPr>
+          <w:p>
+            <w:pPr>
+              <w:spacing w:line="276" w:lineRule="auto"/>
+              <w:jc w:val="left"/>
+            </w:pPr>
+            <w:r>
+              <w:rPr>
+                <w:rFonts w:ascii="Times New Roman" w:hAnsi="Times New Roman" w:cs="Times New Roman"/>
+                <w:sz w:val="28"/>
+                <w:szCs w:val="28"/>
+              </w:rPr>
+              <w:t xml:space="preserve">Угроза «фишинга»</w:t>
+            </w:r>
+          </w:p>
+        </w:tc>
+      </w:tr>
+      <w:tr>
+        <w:tc>
+          <w:tcPr>
+            <w:tcW w:w="0" w:type="auto"/>
+          </w:tcPr>
+          <w:p>
+            <w:pPr>
+              <w:spacing w:line="276" w:lineRule="auto"/>
+              <w:jc w:val="left"/>
+            </w:pPr>
+            <w:r>
+              <w:rPr>
+                <w:rFonts w:ascii="Times New Roman" w:hAnsi="Times New Roman" w:cs="Times New Roman"/>
+                <w:sz w:val="28"/>
+                <w:szCs w:val="28"/>
+              </w:rPr>
+              <w:t xml:space="preserve">УБИ.176</w:t>
+            </w:r>
+          </w:p>
+        </w:tc>
+        <w:tc>
+          <w:tcPr>
+            <w:tcW w:w="0" w:type="auto"/>
+          </w:tcPr>
+          <w:p>
+            <w:pPr>
+              <w:spacing w:line="276" w:lineRule="auto"/>
+              <w:jc w:val="left"/>
+            </w:pPr>
+            <w:r>
+              <w:rPr>
+                <w:rFonts w:ascii="Times New Roman" w:hAnsi="Times New Roman" w:cs="Times New Roman"/>
+                <w:sz w:val="28"/>
+                <w:szCs w:val="28"/>
+              </w:rPr>
+              <w:t xml:space="preserve">Угроза нарушения технологического (производственного) процесса из-за временных задержек, вносимых средствами защиты информации</w:t>
+            </w:r>
+          </w:p>
+        </w:tc>
+      </w:tr>
+      <w:tr>
+        <w:tc>
+          <w:tcPr>
+            <w:tcW w:w="0" w:type="auto"/>
+          </w:tcPr>
+          <w:p>
+            <w:pPr>
+              <w:spacing w:line="276" w:lineRule="auto"/>
+              <w:jc w:val="left"/>
+            </w:pPr>
+            <w:r>
+              <w:rPr>
+                <w:rFonts w:ascii="Times New Roman" w:hAnsi="Times New Roman" w:cs="Times New Roman"/>
+                <w:sz w:val="28"/>
+                <w:szCs w:val="28"/>
+              </w:rPr>
+              <w:t xml:space="preserve">УБИ.177</w:t>
+            </w:r>
+          </w:p>
+        </w:tc>
+        <w:tc>
+          <w:tcPr>
+            <w:tcW w:w="0" w:type="auto"/>
+          </w:tcPr>
+          <w:p>
+            <w:pPr>
+              <w:spacing w:line="276" w:lineRule="auto"/>
+              <w:jc w:val="left"/>
+            </w:pPr>
+            <w:r>
+              <w:rPr>
+                <w:rFonts w:ascii="Times New Roman" w:hAnsi="Times New Roman" w:cs="Times New Roman"/>
+                <w:sz w:val="28"/>
+                <w:szCs w:val="28"/>
+              </w:rPr>
+              <w:t xml:space="preserve">Угроза неподтверждённого ввода данных оператором в систему, связанную с безопасностью</w:t>
+            </w:r>
+          </w:p>
+        </w:tc>
+      </w:tr>
+      <w:tr>
+        <w:tc>
+          <w:tcPr>
+            <w:tcW w:w="0" w:type="auto"/>
+          </w:tcPr>
+          <w:p>
+            <w:pPr>
+              <w:spacing w:line="276" w:lineRule="auto"/>
+              <w:jc w:val="left"/>
+            </w:pPr>
+            <w:r>
+              <w:rPr>
+                <w:rFonts w:ascii="Times New Roman" w:hAnsi="Times New Roman" w:cs="Times New Roman"/>
+                <w:sz w:val="28"/>
+                <w:szCs w:val="28"/>
+              </w:rPr>
+              <w:t xml:space="preserve">УБИ.178</w:t>
+            </w:r>
+          </w:p>
+        </w:tc>
+        <w:tc>
+          <w:tcPr>
+            <w:tcW w:w="0" w:type="auto"/>
+          </w:tcPr>
+          <w:p>
+            <w:pPr>
+              <w:spacing w:line="276" w:lineRule="auto"/>
+              <w:jc w:val="left"/>
+            </w:pPr>
+            <w:r>
+              <w:rPr>
+                <w:rFonts w:ascii="Times New Roman" w:hAnsi="Times New Roman" w:cs="Times New Roman"/>
+                <w:sz w:val="28"/>
+                <w:szCs w:val="28"/>
+              </w:rPr>
+              <w:t xml:space="preserve">Угроза несанкционированного использования системных и сетевых утилит</w:t>
+            </w:r>
+          </w:p>
+        </w:tc>
+      </w:tr>
+      <w:tr>
+        <w:tc>
+          <w:tcPr>
+            <w:tcW w:w="0" w:type="auto"/>
+          </w:tcPr>
+          <w:p>
+            <w:pPr>
+              <w:spacing w:line="276" w:lineRule="auto"/>
+              <w:jc w:val="left"/>
+            </w:pPr>
+            <w:r>
+              <w:rPr>
+                <w:rFonts w:ascii="Times New Roman" w:hAnsi="Times New Roman" w:cs="Times New Roman"/>
+                <w:sz w:val="28"/>
+                <w:szCs w:val="28"/>
+              </w:rPr>
+              <w:t xml:space="preserve">УБИ.180</w:t>
+            </w:r>
+          </w:p>
+        </w:tc>
+        <w:tc>
+          <w:tcPr>
+            <w:tcW w:w="0" w:type="auto"/>
+          </w:tcPr>
+          <w:p>
+            <w:pPr>
+              <w:spacing w:line="276" w:lineRule="auto"/>
+              <w:jc w:val="left"/>
+            </w:pPr>
+            <w:r>
+              <w:rPr>
+                <w:rFonts w:ascii="Times New Roman" w:hAnsi="Times New Roman" w:cs="Times New Roman"/>
+                <w:sz w:val="28"/>
+                <w:szCs w:val="28"/>
+              </w:rPr>
+              <w:t xml:space="preserve">Угроза отказа подсистемы обеспечения температурного режима</w:t>
+            </w:r>
+          </w:p>
+        </w:tc>
+      </w:tr>
+      <w:tr>
+        <w:tc>
+          <w:tcPr>
+            <w:tcW w:w="0" w:type="auto"/>
+          </w:tcPr>
+          <w:p>
+            <w:pPr>
+              <w:spacing w:line="276" w:lineRule="auto"/>
+              <w:jc w:val="left"/>
+            </w:pPr>
+            <w:r>
+              <w:rPr>
+                <w:rFonts w:ascii="Times New Roman" w:hAnsi="Times New Roman" w:cs="Times New Roman"/>
+                <w:sz w:val="28"/>
+                <w:szCs w:val="28"/>
+              </w:rPr>
+              <w:t xml:space="preserve">УБИ.182</w:t>
+            </w:r>
+          </w:p>
+        </w:tc>
+        <w:tc>
+          <w:tcPr>
+            <w:tcW w:w="0" w:type="auto"/>
+          </w:tcPr>
+          <w:p>
+            <w:pPr>
+              <w:spacing w:line="276" w:lineRule="auto"/>
+              <w:jc w:val="left"/>
+            </w:pPr>
+            <w:r>
+              <w:rPr>
+                <w:rFonts w:ascii="Times New Roman" w:hAnsi="Times New Roman" w:cs="Times New Roman"/>
+                <w:sz w:val="28"/>
+                <w:szCs w:val="28"/>
+              </w:rPr>
+              <w:t xml:space="preserve">Угроза физического устаревания аппаратных компонентов</w:t>
+            </w:r>
+          </w:p>
+        </w:tc>
+      </w:tr>
+      <w:tr>
+        <w:tc>
+          <w:tcPr>
+            <w:tcW w:w="0" w:type="auto"/>
+          </w:tcPr>
+          <w:p>
+            <w:pPr>
+              <w:spacing w:line="276" w:lineRule="auto"/>
+              <w:jc w:val="left"/>
+            </w:pPr>
+            <w:r>
+              <w:rPr>
+                <w:rFonts w:ascii="Times New Roman" w:hAnsi="Times New Roman" w:cs="Times New Roman"/>
+                <w:sz w:val="28"/>
+                <w:szCs w:val="28"/>
+              </w:rPr>
+              <w:t xml:space="preserve">УБИ.185</w:t>
+            </w:r>
+          </w:p>
+        </w:tc>
+        <w:tc>
+          <w:tcPr>
+            <w:tcW w:w="0" w:type="auto"/>
+          </w:tcPr>
+          <w:p>
+            <w:pPr>
+              <w:spacing w:line="276" w:lineRule="auto"/>
+              <w:jc w:val="left"/>
+            </w:pPr>
+            <w:r>
+              <w:rPr>
+                <w:rFonts w:ascii="Times New Roman" w:hAnsi="Times New Roman" w:cs="Times New Roman"/>
+                <w:sz w:val="28"/>
+                <w:szCs w:val="28"/>
+              </w:rPr>
+              <w:t xml:space="preserve">Угроза несанкционированного изменения вредоносной программой значений параметров программируемых логических контроллеров</w:t>
+            </w:r>
+          </w:p>
+        </w:tc>
+      </w:tr>
+      <w:tr>
+        <w:tc>
+          <w:tcPr>
+            <w:tcW w:w="0" w:type="auto"/>
+          </w:tcPr>
+          <w:p>
+            <w:pPr>
+              <w:spacing w:line="276" w:lineRule="auto"/>
+              <w:jc w:val="left"/>
+            </w:pPr>
+            <w:r>
+              <w:rPr>
+                <w:rFonts w:ascii="Times New Roman" w:hAnsi="Times New Roman" w:cs="Times New Roman"/>
+                <w:sz w:val="28"/>
+                <w:szCs w:val="28"/>
+              </w:rPr>
+              <w:t xml:space="preserve">УБИ.186</w:t>
+            </w:r>
+          </w:p>
+        </w:tc>
+        <w:tc>
+          <w:tcPr>
+            <w:tcW w:w="0" w:type="auto"/>
+          </w:tcPr>
+          <w:p>
+            <w:pPr>
+              <w:spacing w:line="276" w:lineRule="auto"/>
+              <w:jc w:val="left"/>
+            </w:pPr>
+            <w:r>
+              <w:rPr>
+                <w:rFonts w:ascii="Times New Roman" w:hAnsi="Times New Roman" w:cs="Times New Roman"/>
+                <w:sz w:val="28"/>
+                <w:szCs w:val="28"/>
+              </w:rPr>
+              <w:t xml:space="preserve">Угроза внедрения вредоносного кода через рекламу, сервисы и контент</w:t>
+            </w:r>
+          </w:p>
+        </w:tc>
+      </w:tr>
+      <w:tr>
+        <w:tc>
+          <w:tcPr>
+            <w:tcW w:w="0" w:type="auto"/>
+          </w:tcPr>
+          <w:p>
+            <w:pPr>
+              <w:spacing w:line="276" w:lineRule="auto"/>
+              <w:jc w:val="left"/>
+            </w:pPr>
+            <w:r>
+              <w:rPr>
+                <w:rFonts w:ascii="Times New Roman" w:hAnsi="Times New Roman" w:cs="Times New Roman"/>
+                <w:sz w:val="28"/>
+                <w:szCs w:val="28"/>
+              </w:rPr>
+              <w:t xml:space="preserve">УБИ.187</w:t>
+            </w:r>
+          </w:p>
+        </w:tc>
+        <w:tc>
+          <w:tcPr>
+            <w:tcW w:w="0" w:type="auto"/>
+          </w:tcPr>
+          <w:p>
+            <w:pPr>
+              <w:spacing w:line="276" w:lineRule="auto"/>
+              <w:jc w:val="left"/>
+            </w:pPr>
+            <w:r>
+              <w:rPr>
+                <w:rFonts w:ascii="Times New Roman" w:hAnsi="Times New Roman" w:cs="Times New Roman"/>
+                <w:sz w:val="28"/>
+                <w:szCs w:val="28"/>
+              </w:rPr>
+              <w:t xml:space="preserve">Угроза несанкционированного воздействия на средство защиты информации</w:t>
+            </w:r>
+          </w:p>
+        </w:tc>
+      </w:tr>
+      <w:tr>
+        <w:tc>
+          <w:tcPr>
+            <w:tcW w:w="0" w:type="auto"/>
+          </w:tcPr>
+          <w:p>
+            <w:pPr>
+              <w:spacing w:line="276" w:lineRule="auto"/>
+              <w:jc w:val="left"/>
+            </w:pPr>
+            <w:r>
+              <w:rPr>
+                <w:rFonts w:ascii="Times New Roman" w:hAnsi="Times New Roman" w:cs="Times New Roman"/>
+                <w:sz w:val="28"/>
+                <w:szCs w:val="28"/>
+              </w:rPr>
+              <w:t xml:space="preserve">УБИ.188</w:t>
+            </w:r>
+          </w:p>
+        </w:tc>
+        <w:tc>
+          <w:tcPr>
+            <w:tcW w:w="0" w:type="auto"/>
+          </w:tcPr>
+          <w:p>
+            <w:pPr>
+              <w:spacing w:line="276" w:lineRule="auto"/>
+              <w:jc w:val="left"/>
+            </w:pPr>
+            <w:r>
+              <w:rPr>
+                <w:rFonts w:ascii="Times New Roman" w:hAnsi="Times New Roman" w:cs="Times New Roman"/>
+                <w:sz w:val="28"/>
+                <w:szCs w:val="28"/>
+              </w:rPr>
+              <w:t xml:space="preserve">Угроза подмены программного обеспечения</w:t>
+            </w:r>
+          </w:p>
+        </w:tc>
+      </w:tr>
+      <w:tr>
+        <w:tc>
+          <w:tcPr>
+            <w:tcW w:w="0" w:type="auto"/>
+          </w:tcPr>
+          <w:p>
+            <w:pPr>
+              <w:spacing w:line="276" w:lineRule="auto"/>
+              <w:jc w:val="left"/>
+            </w:pPr>
+            <w:r>
+              <w:rPr>
+                <w:rFonts w:ascii="Times New Roman" w:hAnsi="Times New Roman" w:cs="Times New Roman"/>
+                <w:sz w:val="28"/>
+                <w:szCs w:val="28"/>
+              </w:rPr>
+              <w:t xml:space="preserve">УБИ.190</w:t>
+            </w:r>
+          </w:p>
+        </w:tc>
+        <w:tc>
+          <w:tcPr>
+            <w:tcW w:w="0" w:type="auto"/>
+          </w:tcPr>
+          <w:p>
+            <w:pPr>
+              <w:spacing w:line="276" w:lineRule="auto"/>
+              <w:jc w:val="left"/>
+            </w:pPr>
+            <w:r>
+              <w:rPr>
+                <w:rFonts w:ascii="Times New Roman" w:hAnsi="Times New Roman" w:cs="Times New Roman"/>
+                <w:sz w:val="28"/>
+                <w:szCs w:val="28"/>
+              </w:rPr>
+              <w:t xml:space="preserve">Угроза внедрения поддельных обновлений программного обеспечения</w:t>
+            </w:r>
+          </w:p>
+        </w:tc>
+      </w:tr>
+      <w:tr>
+        <w:tc>
+          <w:tcPr>
+            <w:tcW w:w="0" w:type="auto"/>
+          </w:tcPr>
+          <w:p>
+            <w:pPr>
+              <w:spacing w:line="276" w:lineRule="auto"/>
+              <w:jc w:val="left"/>
+            </w:pPr>
+            <w:r>
+              <w:rPr>
+                <w:rFonts w:ascii="Times New Roman" w:hAnsi="Times New Roman" w:cs="Times New Roman"/>
+                <w:sz w:val="28"/>
+                <w:szCs w:val="28"/>
+              </w:rPr>
+              <w:t xml:space="preserve">УБИ.191</w:t>
+            </w:r>
+          </w:p>
+        </w:tc>
+        <w:tc>
+          <w:tcPr>
+            <w:tcW w:w="0" w:type="auto"/>
+          </w:tcPr>
+          <w:p>
+            <w:pPr>
+              <w:spacing w:line="276" w:lineRule="auto"/>
+              <w:jc w:val="left"/>
+            </w:pPr>
+            <w:r>
+              <w:rPr>
+                <w:rFonts w:ascii="Times New Roman" w:hAnsi="Times New Roman" w:cs="Times New Roman"/>
+                <w:sz w:val="28"/>
+                <w:szCs w:val="28"/>
+              </w:rPr>
+              <w:t xml:space="preserve">Угроза внедрения вредоносного кода в дистрибутив программного обеспечения</w:t>
+            </w:r>
+          </w:p>
+        </w:tc>
+      </w:tr>
+      <w:tr>
+        <w:tc>
+          <w:tcPr>
+            <w:tcW w:w="0" w:type="auto"/>
+          </w:tcPr>
+          <w:p>
+            <w:pPr>
+              <w:spacing w:line="276" w:lineRule="auto"/>
+              <w:jc w:val="left"/>
+            </w:pPr>
+            <w:r>
+              <w:rPr>
+                <w:rFonts w:ascii="Times New Roman" w:hAnsi="Times New Roman" w:cs="Times New Roman"/>
+                <w:sz w:val="28"/>
+                <w:szCs w:val="28"/>
+              </w:rPr>
+              <w:t xml:space="preserve">УБИ.192</w:t>
+            </w:r>
+          </w:p>
+        </w:tc>
+        <w:tc>
+          <w:tcPr>
+            <w:tcW w:w="0" w:type="auto"/>
+          </w:tcPr>
+          <w:p>
+            <w:pPr>
+              <w:spacing w:line="276" w:lineRule="auto"/>
+              <w:jc w:val="left"/>
+            </w:pPr>
+            <w:r>
+              <w:rPr>
+                <w:rFonts w:ascii="Times New Roman" w:hAnsi="Times New Roman" w:cs="Times New Roman"/>
+                <w:sz w:val="28"/>
+                <w:szCs w:val="28"/>
+              </w:rPr>
+              <w:t xml:space="preserve">Угроза использования уязвимых версий программного обеспечения</w:t>
+            </w:r>
+          </w:p>
+        </w:tc>
+      </w:tr>
+      <w:tr>
+        <w:tc>
+          <w:tcPr>
+            <w:tcW w:w="0" w:type="auto"/>
+          </w:tcPr>
+          <w:p>
+            <w:pPr>
+              <w:spacing w:line="276" w:lineRule="auto"/>
+              <w:jc w:val="left"/>
+            </w:pPr>
+            <w:r>
+              <w:rPr>
+                <w:rFonts w:ascii="Times New Roman" w:hAnsi="Times New Roman" w:cs="Times New Roman"/>
+                <w:sz w:val="28"/>
+                <w:szCs w:val="28"/>
+              </w:rPr>
+              <w:t xml:space="preserve">УБИ.193</w:t>
+            </w:r>
+          </w:p>
+        </w:tc>
+        <w:tc>
+          <w:tcPr>
+            <w:tcW w:w="0" w:type="auto"/>
+          </w:tcPr>
+          <w:p>
+            <w:pPr>
+              <w:spacing w:line="276" w:lineRule="auto"/>
+              <w:jc w:val="left"/>
+            </w:pPr>
+            <w:r>
+              <w:rPr>
+                <w:rFonts w:ascii="Times New Roman" w:hAnsi="Times New Roman" w:cs="Times New Roman"/>
+                <w:sz w:val="28"/>
+                <w:szCs w:val="28"/>
+              </w:rPr>
+              <w:t xml:space="preserve">Угроза подмены программного обеспечения при загрузке</w:t>
+            </w:r>
+          </w:p>
+        </w:tc>
+      </w:tr>
+      <w:tr>
+        <w:tc>
+          <w:tcPr>
+            <w:tcW w:w="0" w:type="auto"/>
+          </w:tcPr>
+          <w:p>
+            <w:pPr>
+              <w:spacing w:line="276" w:lineRule="auto"/>
+              <w:jc w:val="left"/>
+            </w:pPr>
+            <w:r>
+              <w:rPr>
+                <w:rFonts w:ascii="Times New Roman" w:hAnsi="Times New Roman" w:cs="Times New Roman"/>
+                <w:sz w:val="28"/>
+                <w:szCs w:val="28"/>
+              </w:rPr>
+              <w:t xml:space="preserve">УБИ.194</w:t>
+            </w:r>
+          </w:p>
+        </w:tc>
+        <w:tc>
+          <w:tcPr>
+            <w:tcW w:w="0" w:type="auto"/>
+          </w:tcPr>
+          <w:p>
+            <w:pPr>
+              <w:spacing w:line="276" w:lineRule="auto"/>
+              <w:jc w:val="left"/>
+            </w:pPr>
+            <w:r>
+              <w:rPr>
+                <w:rFonts w:ascii="Times New Roman" w:hAnsi="Times New Roman" w:cs="Times New Roman"/>
+                <w:sz w:val="28"/>
+                <w:szCs w:val="28"/>
+              </w:rPr>
+              <w:t xml:space="preserve">Угроза несанкционированного изменения параметров настройки средств защиты информации</w:t>
+            </w:r>
+          </w:p>
+        </w:tc>
+      </w:tr>
+      <w:tr>
+        <w:tc>
+          <w:tcPr>
+            <w:tcW w:w="0" w:type="auto"/>
+          </w:tcPr>
+          <w:p>
+            <w:pPr>
+              <w:spacing w:line="276" w:lineRule="auto"/>
+              <w:jc w:val="left"/>
+            </w:pPr>
+            <w:r>
+              <w:rPr>
+                <w:rFonts w:ascii="Times New Roman" w:hAnsi="Times New Roman" w:cs="Times New Roman"/>
+                <w:sz w:val="28"/>
+                <w:szCs w:val="28"/>
+              </w:rPr>
+              <w:t xml:space="preserve">УБИ.195</w:t>
+            </w:r>
+          </w:p>
+        </w:tc>
+        <w:tc>
+          <w:tcPr>
+            <w:tcW w:w="0" w:type="auto"/>
+          </w:tcPr>
+          <w:p>
+            <w:pPr>
+              <w:spacing w:line="276" w:lineRule="auto"/>
+              <w:jc w:val="left"/>
+            </w:pPr>
+            <w:r>
+              <w:rPr>
+                <w:rFonts w:ascii="Times New Roman" w:hAnsi="Times New Roman" w:cs="Times New Roman"/>
+                <w:sz w:val="28"/>
+                <w:szCs w:val="28"/>
+              </w:rPr>
+              <w:t xml:space="preserve">Угроза несанкционированного изменения вычислительных ресурсов</w:t>
+            </w:r>
+          </w:p>
+        </w:tc>
+      </w:tr>
+      <w:tr>
+        <w:tc>
+          <w:tcPr>
+            <w:tcW w:w="0" w:type="auto"/>
+          </w:tcPr>
+          <w:p>
+            <w:pPr>
+              <w:spacing w:line="276" w:lineRule="auto"/>
+              <w:jc w:val="left"/>
+            </w:pPr>
+            <w:r>
+              <w:rPr>
+                <w:rFonts w:ascii="Times New Roman" w:hAnsi="Times New Roman" w:cs="Times New Roman"/>
+                <w:sz w:val="28"/>
+                <w:szCs w:val="28"/>
+              </w:rPr>
+              <w:t xml:space="preserve">УБИ.196</w:t>
+            </w:r>
+          </w:p>
+        </w:tc>
+        <w:tc>
+          <w:tcPr>
+            <w:tcW w:w="0" w:type="auto"/>
+          </w:tcPr>
+          <w:p>
+            <w:pPr>
+              <w:spacing w:line="276" w:lineRule="auto"/>
+              <w:jc w:val="left"/>
+            </w:pPr>
+            <w:r>
+              <w:rPr>
+                <w:rFonts w:ascii="Times New Roman" w:hAnsi="Times New Roman" w:cs="Times New Roman"/>
+                <w:sz w:val="28"/>
+                <w:szCs w:val="28"/>
+              </w:rPr>
+              <w:t xml:space="preserve">Угроза несанкционированной модификации системного блока (платы) персональной электронно-вычислительной машины (ПЭВМ)</w:t>
+            </w:r>
+          </w:p>
+        </w:tc>
+      </w:tr>
+      <w:tr>
+        <w:tc>
+          <w:tcPr>
+            <w:tcW w:w="0" w:type="auto"/>
+          </w:tcPr>
+          <w:p>
+            <w:pPr>
+              <w:spacing w:line="276" w:lineRule="auto"/>
+              <w:jc w:val="left"/>
+            </w:pPr>
+            <w:r>
+              <w:rPr>
+                <w:rFonts w:ascii="Times New Roman" w:hAnsi="Times New Roman" w:cs="Times New Roman"/>
+                <w:sz w:val="28"/>
+                <w:szCs w:val="28"/>
+              </w:rPr>
+              <w:t xml:space="preserve">УБИ.197</w:t>
+            </w:r>
+          </w:p>
+        </w:tc>
+        <w:tc>
+          <w:tcPr>
+            <w:tcW w:w="0" w:type="auto"/>
+          </w:tcPr>
+          <w:p>
+            <w:pPr>
+              <w:spacing w:line="276" w:lineRule="auto"/>
+              <w:jc w:val="left"/>
+            </w:pPr>
+            <w:r>
+              <w:rPr>
+                <w:rFonts w:ascii="Times New Roman" w:hAnsi="Times New Roman" w:cs="Times New Roman"/>
+                <w:sz w:val="28"/>
+                <w:szCs w:val="28"/>
+              </w:rPr>
+              <w:t xml:space="preserve">Угроза хищения аутентификационной информации из временных файлов cookie</w:t>
+            </w:r>
+          </w:p>
+        </w:tc>
+      </w:tr>
+      <w:tr>
+        <w:tc>
+          <w:tcPr>
+            <w:tcW w:w="0" w:type="auto"/>
+          </w:tcPr>
+          <w:p>
+            <w:pPr>
+              <w:spacing w:line="276" w:lineRule="auto"/>
+              <w:jc w:val="left"/>
+            </w:pPr>
+            <w:r>
+              <w:rPr>
+                <w:rFonts w:ascii="Times New Roman" w:hAnsi="Times New Roman" w:cs="Times New Roman"/>
+                <w:sz w:val="28"/>
+                <w:szCs w:val="28"/>
+              </w:rPr>
+              <w:t xml:space="preserve">УБИ.198</w:t>
+            </w:r>
+          </w:p>
+        </w:tc>
+        <w:tc>
+          <w:tcPr>
+            <w:tcW w:w="0" w:type="auto"/>
+          </w:tcPr>
+          <w:p>
+            <w:pPr>
+              <w:spacing w:line="276" w:lineRule="auto"/>
+              <w:jc w:val="left"/>
+            </w:pPr>
+            <w:r>
+              <w:rPr>
+                <w:rFonts w:ascii="Times New Roman" w:hAnsi="Times New Roman" w:cs="Times New Roman"/>
+                <w:sz w:val="28"/>
+                <w:szCs w:val="28"/>
+              </w:rPr>
+              <w:t xml:space="preserve">Угроза скрытной регистрации вредоносной программой учётных записей администраторов</w:t>
+            </w:r>
+          </w:p>
+        </w:tc>
+      </w:tr>
+      <w:tr>
+        <w:tc>
+          <w:tcPr>
+            <w:tcW w:w="0" w:type="auto"/>
+          </w:tcPr>
+          <w:p>
+            <w:pPr>
+              <w:spacing w:line="276" w:lineRule="auto"/>
+              <w:jc w:val="left"/>
+            </w:pPr>
+            <w:r>
+              <w:rPr>
+                <w:rFonts w:ascii="Times New Roman" w:hAnsi="Times New Roman" w:cs="Times New Roman"/>
+                <w:sz w:val="28"/>
+                <w:szCs w:val="28"/>
+              </w:rPr>
+              <w:t xml:space="preserve">УБИ.205</w:t>
+            </w:r>
+          </w:p>
+        </w:tc>
+        <w:tc>
+          <w:tcPr>
+            <w:tcW w:w="0" w:type="auto"/>
+          </w:tcPr>
+          <w:p>
+            <w:pPr>
+              <w:spacing w:line="276" w:lineRule="auto"/>
+              <w:jc w:val="left"/>
+            </w:pPr>
+            <w:r>
+              <w:rPr>
+                <w:rFonts w:ascii="Times New Roman" w:hAnsi="Times New Roman" w:cs="Times New Roman"/>
+                <w:sz w:val="28"/>
+                <w:szCs w:val="28"/>
+              </w:rPr>
+              <w:t xml:space="preserve">Угроза нарушения работы информационной системы вследствие отказа подсистемы хранения данных</w:t>
+            </w:r>
+          </w:p>
+        </w:tc>
+      </w:tr>
+      <w:tr>
+        <w:tc>
+          <w:tcPr>
+            <w:tcW w:w="0" w:type="auto"/>
+          </w:tcPr>
+          <w:p>
+            <w:pPr>
+              <w:spacing w:line="276" w:lineRule="auto"/>
+              <w:jc w:val="left"/>
+            </w:pPr>
+            <w:r>
+              <w:rPr>
+                <w:rFonts w:ascii="Times New Roman" w:hAnsi="Times New Roman" w:cs="Times New Roman"/>
+                <w:sz w:val="28"/>
+                <w:szCs w:val="28"/>
+              </w:rPr>
+              <w:t xml:space="preserve">УБИ.206</w:t>
+            </w:r>
+          </w:p>
+        </w:tc>
+        <w:tc>
+          <w:tcPr>
+            <w:tcW w:w="0" w:type="auto"/>
+          </w:tcPr>
+          <w:p>
+            <w:pPr>
+              <w:spacing w:line="276" w:lineRule="auto"/>
+              <w:jc w:val="left"/>
+            </w:pPr>
+            <w:r>
+              <w:rPr>
+                <w:rFonts w:ascii="Times New Roman" w:hAnsi="Times New Roman" w:cs="Times New Roman"/>
+                <w:sz w:val="28"/>
+                <w:szCs w:val="28"/>
+              </w:rPr>
+              <w:t xml:space="preserve">Угроза несанкционированного использования учётной записи в результате её обнаружения в подсетях, отличных от целевой</w:t>
+            </w:r>
+          </w:p>
+        </w:tc>
+      </w:tr>
+    </w:tbl>
+    <w:p>
+      <w:pPr>
+        <w:spacing w:line="360" w:lineRule="auto"/>
+        <w:jc w:val="both"/>
+      </w:pPr>
+    </w:p>
+    <w:p>
+      <w:pPr>
+        <w:spacing w:line="360" w:lineRule="auto"/>
+        <w:jc w:val="both"/>
+        <w:ind w:firstLine="709"/>
+      </w:pPr>
+      <w:r>
+        <w:rPr>
+          <w:rFonts w:ascii="Times New Roman" w:hAnsi="Times New Roman" w:cs="Times New Roman"/>
+          <w:sz w:val="28"/>
+          <w:szCs w:val="28"/>
+        </w:rPr>
+        <w:t xml:space="preserve">По результатам формирования перечня возможных угроз безопасности информации для АС больницы выявлено 100 актуальных угроз.</w:t>
+      </w:r>
+    </w:p>
+    <w:p>
+      <w:pPr>
+        <w:pStyle w:val="Heading2"/>
+        <w:keepNext/>
+        <w:spacing w:line="360" w:lineRule="auto" w:after="240"/>
+        <w:jc w:val="left"/>
+      </w:pPr>
+      <w:r>
+        <w:rPr>
+          <w:rFonts w:ascii="Times New Roman" w:hAnsi="Times New Roman" w:cs="Times New Roman"/>
+          <w:b/>
+          <w:bCs/>
+          <w:sz w:val="28"/>
+          <w:szCs w:val="28"/>
+        </w:rPr>
+        <w:t xml:space="preserve">9.2 Описание возможных сценариев реализации угроз безопасности информации</w:t>
+      </w:r>
+    </w:p>
+    <w:p>
+      <w:pPr>
+        <w:spacing w:line="360" w:lineRule="auto"/>
+        <w:jc w:val="both"/>
+        <w:ind w:firstLine="709"/>
+      </w:pPr>
+      <w:r>
+        <w:rPr>
+          <w:rFonts w:ascii="Times New Roman" w:hAnsi="Times New Roman" w:cs="Times New Roman"/>
+          <w:sz w:val="28"/>
+          <w:szCs w:val="28"/>
+        </w:rPr>
+        <w:t xml:space="preserve">Сценарии реализации угроз безопасности информации в АС больницы определяются для соответствующих способов реализации угроз безопасности информации, определённых в разделе 8 настоящей Модели угроз.</w:t>
+      </w:r>
+    </w:p>
+    <w:p>
+      <w:pPr>
+        <w:spacing w:line="360" w:lineRule="auto"/>
+        <w:jc w:val="both"/>
+        <w:ind w:firstLine="709"/>
+      </w:pPr>
+      <w:r>
+        <w:rPr>
+          <w:rFonts w:ascii="Times New Roman" w:hAnsi="Times New Roman" w:cs="Times New Roman"/>
+          <w:sz w:val="28"/>
+          <w:szCs w:val="28"/>
+        </w:rPr>
+        <w:t xml:space="preserve">Определение сценариев предусматривает установление последовательности возможных тактик и соответствующих им техник, применение которых возможно актуальным нарушителем с соответствующим уровнем возможностей, а также доступности интерфейсов для использования соответствующих способов реализации угроз безопасности информации.</w:t>
+      </w:r>
+    </w:p>
+    <w:p>
+      <w:pPr>
+        <w:spacing w:line="360" w:lineRule="auto"/>
+        <w:jc w:val="both"/>
+        <w:ind w:firstLine="709"/>
+      </w:pPr>
+      <w:r>
+        <w:rPr>
+          <w:rFonts w:ascii="Times New Roman" w:hAnsi="Times New Roman" w:cs="Times New Roman"/>
+          <w:sz w:val="28"/>
+          <w:szCs w:val="28"/>
+        </w:rPr>
+        <w:t xml:space="preserve">Перечень основных тактик и соответствующих им типовых техник, используемых для построения сценариев реализации угроз безопасности информации, представлен в таблице 27.</w:t>
+      </w:r>
+    </w:p>
+    <w:tbl>
+      <w:tblPr>
+        <w:tblW w:w="5000" w:type="pct"/>
+        <w:tblBorders>
+          <w:top w:val="single" w:sz="4" w:space="0" w:color="000000"/>
+          <w:left w:val="single" w:sz="4" w:space="0" w:color="000000"/>
+          <w:bottom w:val="single" w:sz="4" w:space="0" w:color="000000"/>
+          <w:right w:val="single" w:sz="4" w:space="0" w:color="000000"/>
+          <w:insideH w:val="single" w:sz="4" w:space="0" w:color="000000"/>
+          <w:insideV w:val="single" w:sz="4" w:space="0" w:color="000000"/>
+        </w:tblBorders>
+        <w:tblLayout w:type="autofit"/>
+      </w:tblPr>
+      <w:tr>
+        <w:tc>
+          <w:tcPr>
+            <w:tcW w:w="0" w:type="auto"/>
+          </w:tcPr>
+          <w:p>
+            <w:pPr>
+              <w:spacing w:line="276" w:lineRule="auto"/>
+              <w:jc w:val="center"/>
+            </w:pPr>
+            <w:r>
+              <w:rPr>
+                <w:rFonts w:ascii="Times New Roman" w:hAnsi="Times New Roman" w:cs="Times New Roman"/>
+                <w:b/>
+                <w:bCs/>
+                <w:sz w:val="28"/>
+                <w:szCs w:val="28"/>
+              </w:rPr>
+              <w:t xml:space="preserve">Таблица 27 — Перечень основных тактик и соответствующих им типовых техник</w:t>
+            </w:r>
+          </w:p>
+        </w:tc>
+      </w:tr>
+      <w:tr>
+        <w:tc>
+          <w:tcPr>
+            <w:tcW w:w="0" w:type="auto"/>
+          </w:tcPr>
+          <w:p>
+            <w:pPr>
+              <w:spacing w:line="276" w:lineRule="auto"/>
+              <w:jc w:val="left"/>
+            </w:pPr>
+            <w:r>
+              <w:rPr>
+                <w:rFonts w:ascii="Times New Roman" w:hAnsi="Times New Roman" w:cs="Times New Roman"/>
+                <w:sz w:val="28"/>
+                <w:szCs w:val="28"/>
+              </w:rPr>
+              <w:t xml:space="preserve">№</w:t>
+            </w:r>
+          </w:p>
+        </w:tc>
+        <w:tc>
+          <w:tcPr>
+            <w:tcW w:w="0" w:type="auto"/>
+          </w:tcPr>
+          <w:p>
+            <w:pPr>
+              <w:spacing w:line="276" w:lineRule="auto"/>
+              <w:jc w:val="left"/>
+            </w:pPr>
+            <w:r>
+              <w:rPr>
+                <w:rFonts w:ascii="Times New Roman" w:hAnsi="Times New Roman" w:cs="Times New Roman"/>
+                <w:sz w:val="28"/>
+                <w:szCs w:val="28"/>
+              </w:rPr>
+              <w:t xml:space="preserve">Тактика</w:t>
+            </w:r>
+          </w:p>
+        </w:tc>
+        <w:tc>
+          <w:tcPr>
+            <w:tcW w:w="0" w:type="auto"/>
+          </w:tcPr>
+          <w:p>
+            <w:pPr>
+              <w:spacing w:line="276" w:lineRule="auto"/>
+              <w:jc w:val="left"/>
+            </w:pPr>
+            <w:r>
+              <w:rPr>
+                <w:rFonts w:ascii="Times New Roman" w:hAnsi="Times New Roman" w:cs="Times New Roman"/>
+                <w:sz w:val="28"/>
+                <w:szCs w:val="28"/>
+              </w:rPr>
+              <w:t xml:space="preserve">Основные техники</w:t>
+            </w:r>
+          </w:p>
+        </w:tc>
+      </w:tr>
+      <w:tr>
+        <w:tc>
+          <w:tcPr>
+            <w:tcW w:w="0" w:type="auto"/>
+          </w:tcPr>
+          <w:p>
+            <w:pPr>
+              <w:spacing w:line="276" w:lineRule="auto"/>
+              <w:jc w:val="left"/>
+            </w:pPr>
+            <w:r>
+              <w:rPr>
+                <w:rFonts w:ascii="Times New Roman" w:hAnsi="Times New Roman" w:cs="Times New Roman"/>
+                <w:sz w:val="28"/>
+                <w:szCs w:val="28"/>
+              </w:rPr>
+              <w:t xml:space="preserve">Т1</w:t>
+            </w:r>
+          </w:p>
+        </w:tc>
+        <w:tc>
+          <w:tcPr>
+            <w:tcW w:w="0" w:type="auto"/>
+          </w:tcPr>
+          <w:p>
+            <w:pPr>
+              <w:spacing w:line="276" w:lineRule="auto"/>
+              <w:jc w:val="left"/>
+            </w:pPr>
+            <w:r>
+              <w:rPr>
+                <w:rFonts w:ascii="Times New Roman" w:hAnsi="Times New Roman" w:cs="Times New Roman"/>
+                <w:sz w:val="28"/>
+                <w:szCs w:val="28"/>
+              </w:rPr>
+              <w:t xml:space="preserve">Сбор информации о системах и сетях</w:t>
+            </w:r>
+          </w:p>
+        </w:tc>
+        <w:tc>
+          <w:tcPr>
+            <w:tcW w:w="0" w:type="auto"/>
+          </w:tcPr>
+          <w:p>
+            <w:pPr>
+              <w:spacing w:line="276" w:lineRule="auto"/>
+              <w:jc w:val="left"/>
+            </w:pPr>
+            <w:r>
+              <w:rPr>
+                <w:rFonts w:ascii="Times New Roman" w:hAnsi="Times New Roman" w:cs="Times New Roman"/>
+                <w:sz w:val="28"/>
+                <w:szCs w:val="28"/>
+              </w:rPr>
+              <w:t xml:space="preserve">Т1.1 Сбор общедоступной информации о системе (наименование, назначение, оператор, контакты). Т1.2 Сбор информации путём активного сканирования внешних сетевых интерфейсов АС больницы и каналов взаимодействия со смежными информационными системами. Т1.3 Сбор личной идентификационной информации сотрудников медицинской организации-оператора (идентификаторы пользователей, контакты) из общедоступных источников и социальных сетей. Т1.4 Сбор информации путём применения социальной инженерии в отношении сотрудников медицинской организации-оператора. Т1.5 Поиск и покупка специализированного программного обеспечения (вредоносного кода) на специализированных нелегальных площадках</w:t>
+            </w:r>
+          </w:p>
+        </w:tc>
+      </w:tr>
+      <w:tr>
+        <w:tc>
+          <w:tcPr>
+            <w:tcW w:w="0" w:type="auto"/>
+          </w:tcPr>
+          <w:p>
+            <w:pPr>
+              <w:spacing w:line="276" w:lineRule="auto"/>
+              <w:jc w:val="left"/>
+            </w:pPr>
+            <w:r>
+              <w:rPr>
+                <w:rFonts w:ascii="Times New Roman" w:hAnsi="Times New Roman" w:cs="Times New Roman"/>
+                <w:sz w:val="28"/>
+                <w:szCs w:val="28"/>
+              </w:rPr>
+              <w:t xml:space="preserve">Т2</w:t>
+            </w:r>
+          </w:p>
+        </w:tc>
+        <w:tc>
+          <w:tcPr>
+            <w:tcW w:w="0" w:type="auto"/>
+          </w:tcPr>
+          <w:p>
+            <w:pPr>
+              <w:spacing w:line="276" w:lineRule="auto"/>
+              <w:jc w:val="left"/>
+            </w:pPr>
+            <w:r>
+              <w:rPr>
+                <w:rFonts w:ascii="Times New Roman" w:hAnsi="Times New Roman" w:cs="Times New Roman"/>
+                <w:sz w:val="28"/>
+                <w:szCs w:val="28"/>
+              </w:rPr>
+              <w:t xml:space="preserve">Получение первоначального доступа к компонентам систем и сетей</w:t>
+            </w:r>
+          </w:p>
+        </w:tc>
+        <w:tc>
+          <w:tcPr>
+            <w:tcW w:w="0" w:type="auto"/>
+          </w:tcPr>
+          <w:p>
+            <w:pPr>
+              <w:spacing w:line="276" w:lineRule="auto"/>
+              <w:jc w:val="left"/>
+            </w:pPr>
+            <w:r>
+              <w:rPr>
+                <w:rFonts w:ascii="Times New Roman" w:hAnsi="Times New Roman" w:cs="Times New Roman"/>
+                <w:sz w:val="28"/>
+                <w:szCs w:val="28"/>
+              </w:rPr>
+              <w:t xml:space="preserve">Т2.1 Использование внешних сервисов АС больницы (сервера приложений, каналов взаимодействия со смежными информационными системами) в сетях публичного доступа. Т2.2 Доступ путём подбора учётных данных пользователей АС больницы. Т2.3 Доступ путём использования похищенных учётных данных пользователей (в том числе бывших работников). Т2.4 Доступ через каналы взаимодействия со смежными информационными системами при компрометации стороны взаимодействия. Т2.5 Доступ через цепочку поставки программного и программно-аппаратного обеспечения. Т2.6 Доступ путём использования социальной инженерии (фишинговые письма, фишинговые сайты)</w:t>
+            </w:r>
+          </w:p>
+        </w:tc>
+      </w:tr>
+      <w:tr>
+        <w:tc>
+          <w:tcPr>
+            <w:tcW w:w="0" w:type="auto"/>
+          </w:tcPr>
+          <w:p>
+            <w:pPr>
+              <w:spacing w:line="276" w:lineRule="auto"/>
+              <w:jc w:val="left"/>
+            </w:pPr>
+            <w:r>
+              <w:rPr>
+                <w:rFonts w:ascii="Times New Roman" w:hAnsi="Times New Roman" w:cs="Times New Roman"/>
+                <w:sz w:val="28"/>
+                <w:szCs w:val="28"/>
+              </w:rPr>
+              <w:t xml:space="preserve">Т3</w:t>
+            </w:r>
+          </w:p>
+        </w:tc>
+        <w:tc>
+          <w:tcPr>
+            <w:tcW w:w="0" w:type="auto"/>
+          </w:tcPr>
+          <w:p>
+            <w:pPr>
+              <w:spacing w:line="276" w:lineRule="auto"/>
+              <w:jc w:val="left"/>
+            </w:pPr>
+            <w:r>
+              <w:rPr>
+                <w:rFonts w:ascii="Times New Roman" w:hAnsi="Times New Roman" w:cs="Times New Roman"/>
+                <w:sz w:val="28"/>
+                <w:szCs w:val="28"/>
+              </w:rPr>
+              <w:t xml:space="preserve">Внедрение и исполнение вредоносного программного обеспечения</w:t>
+            </w:r>
+          </w:p>
+        </w:tc>
+        <w:tc>
+          <w:tcPr>
+            <w:tcW w:w="0" w:type="auto"/>
+          </w:tcPr>
+          <w:p>
+            <w:pPr>
+              <w:spacing w:line="276" w:lineRule="auto"/>
+              <w:jc w:val="left"/>
+            </w:pPr>
+            <w:r>
+              <w:rPr>
+                <w:rFonts w:ascii="Times New Roman" w:hAnsi="Times New Roman" w:cs="Times New Roman"/>
+                <w:sz w:val="28"/>
+                <w:szCs w:val="28"/>
+              </w:rPr>
+              <w:t xml:space="preserve">Т3.1 Внедрение вредоносного программного обеспечения через уязвимости веб-приложения сервера приложений. Т3.2 Внедрение вредоносного программного обеспечения через вложения в фишинговые письма, направленные сотрудникам медицинской организации-оператора. Т3.3 Внедрение вредоносного программного обеспечения через скомпрометированные обновления программного обеспечения. Т3.4 Запуск вредоносного программного обеспечения через интерфейсы пользователей АРМ. Т3.5 Запуск вредоносного программного обеспечения от имени привилегированной учётной записи системного администратора</w:t>
+            </w:r>
+          </w:p>
+        </w:tc>
+      </w:tr>
+      <w:tr>
+        <w:tc>
+          <w:tcPr>
+            <w:tcW w:w="0" w:type="auto"/>
+          </w:tcPr>
+          <w:p>
+            <w:pPr>
+              <w:spacing w:line="276" w:lineRule="auto"/>
+              <w:jc w:val="left"/>
+            </w:pPr>
+            <w:r>
+              <w:rPr>
+                <w:rFonts w:ascii="Times New Roman" w:hAnsi="Times New Roman" w:cs="Times New Roman"/>
+                <w:sz w:val="28"/>
+                <w:szCs w:val="28"/>
+              </w:rPr>
+              <w:t xml:space="preserve">Т4</w:t>
+            </w:r>
+          </w:p>
+        </w:tc>
+        <w:tc>
+          <w:tcPr>
+            <w:tcW w:w="0" w:type="auto"/>
+          </w:tcPr>
+          <w:p>
+            <w:pPr>
+              <w:spacing w:line="276" w:lineRule="auto"/>
+              <w:jc w:val="left"/>
+            </w:pPr>
+            <w:r>
+              <w:rPr>
+                <w:rFonts w:ascii="Times New Roman" w:hAnsi="Times New Roman" w:cs="Times New Roman"/>
+                <w:sz w:val="28"/>
+                <w:szCs w:val="28"/>
+              </w:rPr>
+              <w:t xml:space="preserve">Закрепление в системе</w:t>
+            </w:r>
+          </w:p>
+        </w:tc>
+        <w:tc>
+          <w:tcPr>
+            <w:tcW w:w="0" w:type="auto"/>
+          </w:tcPr>
+          <w:p>
+            <w:pPr>
+              <w:spacing w:line="276" w:lineRule="auto"/>
+              <w:jc w:val="left"/>
+            </w:pPr>
+            <w:r>
+              <w:rPr>
+                <w:rFonts w:ascii="Times New Roman" w:hAnsi="Times New Roman" w:cs="Times New Roman"/>
+                <w:sz w:val="28"/>
+                <w:szCs w:val="28"/>
+              </w:rPr>
+              <w:t xml:space="preserve">Т4.1 Создание новых учётных записей с административными правами в АС больницы. Т4.2 Изменение конфигурации системного программного обеспечения для автоматического запуска вредоносного программного обеспечения при загрузке. Т4.3 Установка скрытых каналов удалённого доступа к серверному оборудованию АС больницы. Т4.4 Установка программных закладок в прикладное программное обеспечение «1С:Медицина. Больница». Т4.5 Изменение прошивок (BIOS/UEFI) серверного оборудования АС больницы</w:t>
+            </w:r>
+          </w:p>
+        </w:tc>
+      </w:tr>
+      <w:tr>
+        <w:tc>
+          <w:tcPr>
+            <w:tcW w:w="0" w:type="auto"/>
+          </w:tcPr>
+          <w:p>
+            <w:pPr>
+              <w:spacing w:line="276" w:lineRule="auto"/>
+              <w:jc w:val="left"/>
+            </w:pPr>
+            <w:r>
+              <w:rPr>
+                <w:rFonts w:ascii="Times New Roman" w:hAnsi="Times New Roman" w:cs="Times New Roman"/>
+                <w:sz w:val="28"/>
+                <w:szCs w:val="28"/>
+              </w:rPr>
+              <w:t xml:space="preserve">Т5</w:t>
+            </w:r>
+          </w:p>
+        </w:tc>
+        <w:tc>
+          <w:tcPr>
+            <w:tcW w:w="0" w:type="auto"/>
+          </w:tcPr>
+          <w:p>
+            <w:pPr>
+              <w:spacing w:line="276" w:lineRule="auto"/>
+              <w:jc w:val="left"/>
+            </w:pPr>
+            <w:r>
+              <w:rPr>
+                <w:rFonts w:ascii="Times New Roman" w:hAnsi="Times New Roman" w:cs="Times New Roman"/>
+                <w:sz w:val="28"/>
+                <w:szCs w:val="28"/>
+              </w:rPr>
+              <w:t xml:space="preserve">Управление вредоносным программным обеспечением</w:t>
+            </w:r>
+          </w:p>
+        </w:tc>
+        <w:tc>
+          <w:tcPr>
+            <w:tcW w:w="0" w:type="auto"/>
+          </w:tcPr>
+          <w:p>
+            <w:pPr>
+              <w:spacing w:line="276" w:lineRule="auto"/>
+              <w:jc w:val="left"/>
+            </w:pPr>
+            <w:r>
+              <w:rPr>
+                <w:rFonts w:ascii="Times New Roman" w:hAnsi="Times New Roman" w:cs="Times New Roman"/>
+                <w:sz w:val="28"/>
+                <w:szCs w:val="28"/>
+              </w:rPr>
+              <w:t xml:space="preserve">Т5.1 Удалённое управление вредоносным программным обеспечением через стандартные сетевые протоколы (HTTP, HTTPS, DNS). Т5.2 Использование штатных средств удалённого доступа и управления операционной системы Astra Linux. Т5.3 Туннелирование трафика управления через каналы взаимодействия со смежными информационными системами. Т5.4 Применение средств обфускации, шифрования, стеганографии для сокрытия трафика управления</w:t>
+            </w:r>
+          </w:p>
+        </w:tc>
+      </w:tr>
+      <w:tr>
+        <w:tc>
+          <w:tcPr>
+            <w:tcW w:w="0" w:type="auto"/>
+          </w:tcPr>
+          <w:p>
+            <w:pPr>
+              <w:spacing w:line="276" w:lineRule="auto"/>
+              <w:jc w:val="left"/>
+            </w:pPr>
+            <w:r>
+              <w:rPr>
+                <w:rFonts w:ascii="Times New Roman" w:hAnsi="Times New Roman" w:cs="Times New Roman"/>
+                <w:sz w:val="28"/>
+                <w:szCs w:val="28"/>
+              </w:rPr>
+              <w:t xml:space="preserve">Т6</w:t>
+            </w:r>
+          </w:p>
+        </w:tc>
+        <w:tc>
+          <w:tcPr>
+            <w:tcW w:w="0" w:type="auto"/>
+          </w:tcPr>
+          <w:p>
+            <w:pPr>
+              <w:spacing w:line="276" w:lineRule="auto"/>
+              <w:jc w:val="left"/>
+            </w:pPr>
+            <w:r>
+              <w:rPr>
+                <w:rFonts w:ascii="Times New Roman" w:hAnsi="Times New Roman" w:cs="Times New Roman"/>
+                <w:sz w:val="28"/>
+                <w:szCs w:val="28"/>
+              </w:rPr>
+              <w:t xml:space="preserve">Повышение привилегий по доступу к компонентам систем и сетей</w:t>
+            </w:r>
+          </w:p>
+        </w:tc>
+        <w:tc>
+          <w:tcPr>
+            <w:tcW w:w="0" w:type="auto"/>
+          </w:tcPr>
+          <w:p>
+            <w:pPr>
+              <w:spacing w:line="276" w:lineRule="auto"/>
+              <w:jc w:val="left"/>
+            </w:pPr>
+            <w:r>
+              <w:rPr>
+                <w:rFonts w:ascii="Times New Roman" w:hAnsi="Times New Roman" w:cs="Times New Roman"/>
+                <w:sz w:val="28"/>
+                <w:szCs w:val="28"/>
+              </w:rPr>
+              <w:t xml:space="preserve">Т6.1 Получение данных для аутентификации и авторизации от имени привилегированной учётной записи путём поиска этих данных в файлах конфигурации, в памяти процессов и в сетевом трафике. Т6.2 Подбор пароля или другой информации для аутентификации от имени привилегированной учётной записи системного администратора или администратора безопасности. Т6.3 Эксплуатация уязвимостей программного обеспечения к повышению привилегий. Т6.4 Манипуляции с идентификатором сессии пользователя АС больницы. Т6.5 Использование уязвимостей конфигурации системы и приложений</w:t>
+            </w:r>
+          </w:p>
+        </w:tc>
+      </w:tr>
+      <w:tr>
+        <w:tc>
+          <w:tcPr>
+            <w:tcW w:w="0" w:type="auto"/>
+          </w:tcPr>
+          <w:p>
+            <w:pPr>
+              <w:spacing w:line="276" w:lineRule="auto"/>
+              <w:jc w:val="left"/>
+            </w:pPr>
+            <w:r>
+              <w:rPr>
+                <w:rFonts w:ascii="Times New Roman" w:hAnsi="Times New Roman" w:cs="Times New Roman"/>
+                <w:sz w:val="28"/>
+                <w:szCs w:val="28"/>
+              </w:rPr>
+              <w:t xml:space="preserve">Т7</w:t>
+            </w:r>
+          </w:p>
+        </w:tc>
+        <w:tc>
+          <w:tcPr>
+            <w:tcW w:w="0" w:type="auto"/>
+          </w:tcPr>
+          <w:p>
+            <w:pPr>
+              <w:spacing w:line="276" w:lineRule="auto"/>
+              <w:jc w:val="left"/>
+            </w:pPr>
+            <w:r>
+              <w:rPr>
+                <w:rFonts w:ascii="Times New Roman" w:hAnsi="Times New Roman" w:cs="Times New Roman"/>
+                <w:sz w:val="28"/>
+                <w:szCs w:val="28"/>
+              </w:rPr>
+              <w:t xml:space="preserve">Сокрытие действий и применяемых при этом средств от обнаружения</w:t>
+            </w:r>
+          </w:p>
+        </w:tc>
+        <w:tc>
+          <w:tcPr>
+            <w:tcW w:w="0" w:type="auto"/>
+          </w:tcPr>
+          <w:p>
+            <w:pPr>
+              <w:spacing w:line="276" w:lineRule="auto"/>
+              <w:jc w:val="left"/>
+            </w:pPr>
+            <w:r>
+              <w:rPr>
+                <w:rFonts w:ascii="Times New Roman" w:hAnsi="Times New Roman" w:cs="Times New Roman"/>
+                <w:sz w:val="28"/>
+                <w:szCs w:val="28"/>
+              </w:rPr>
+              <w:t xml:space="preserve">Т7.1 Использование штатных инструментов администрирования операционной системы и сторонних утилит, в том числе двойного назначения. Т7.2 Очистка и затирание истории команд и журналов регистрации, перенаправление записей в журналы регистрации, переполнение истории команд и журналов регистрации. Т7.3 Удаление файлов, перезапись файлов произвольными данными. Т7.4 Отключение средств защиты от угроз информационной безопасности, в том числе средств антивирусной защиты, механизмов аудита, средств защиты других типов. Т7.5 Подмена записей в журналах аудита для сокрытия несанкционированных действий с электронными медицинскими картами и документами лекарственного обеспечения. Т7.6 Изменение конфигурации сети, включая изменение конфигурации сетевых устройств, изменение таблиц маршрутизации</w:t>
+            </w:r>
+          </w:p>
+        </w:tc>
+      </w:tr>
+      <w:tr>
+        <w:tc>
+          <w:tcPr>
+            <w:tcW w:w="0" w:type="auto"/>
+          </w:tcPr>
+          <w:p>
+            <w:pPr>
+              <w:spacing w:line="276" w:lineRule="auto"/>
+              <w:jc w:val="left"/>
+            </w:pPr>
+            <w:r>
+              <w:rPr>
+                <w:rFonts w:ascii="Times New Roman" w:hAnsi="Times New Roman" w:cs="Times New Roman"/>
+                <w:sz w:val="28"/>
+                <w:szCs w:val="28"/>
+              </w:rPr>
+              <w:t xml:space="preserve">Т8</w:t>
+            </w:r>
+          </w:p>
+        </w:tc>
+        <w:tc>
+          <w:tcPr>
+            <w:tcW w:w="0" w:type="auto"/>
+          </w:tcPr>
+          <w:p>
+            <w:pPr>
+              <w:spacing w:line="276" w:lineRule="auto"/>
+              <w:jc w:val="left"/>
+            </w:pPr>
+            <w:r>
+              <w:rPr>
+                <w:rFonts w:ascii="Times New Roman" w:hAnsi="Times New Roman" w:cs="Times New Roman"/>
+                <w:sz w:val="28"/>
+                <w:szCs w:val="28"/>
+              </w:rPr>
+              <w:t xml:space="preserve">Получение доступа (распространение доступа) к другим компонентам систем и сетей или смежным системам и сетям</w:t>
+            </w:r>
+          </w:p>
+        </w:tc>
+        <w:tc>
+          <w:tcPr>
+            <w:tcW w:w="0" w:type="auto"/>
+          </w:tcPr>
+          <w:p>
+            <w:pPr>
+              <w:spacing w:line="276" w:lineRule="auto"/>
+              <w:jc w:val="left"/>
+            </w:pPr>
+            <w:r>
+              <w:rPr>
+                <w:rFonts w:ascii="Times New Roman" w:hAnsi="Times New Roman" w:cs="Times New Roman"/>
+                <w:sz w:val="28"/>
+                <w:szCs w:val="28"/>
+              </w:rPr>
+              <w:t xml:space="preserve">Т8.1 Эксплуатация уязвимостей для получения доступа от компонента, в котором ранее был получен доступ, к другим компонентам систем и сетей. Т8.2 Распространение по сети с использованием похищенных учётных данных и информации, собранной на скомпрометированном компоненте. Т8.3 Использование скомпрометированных учётных данных для подключения к смежным информационным системам (ОМС, ЛИС, RIS/PACS, ЕГИСЗ). Т8.4 Распространение через файловые ресурсы общего доступа (Samba) сегмента серверной</w:t>
+            </w:r>
+          </w:p>
+        </w:tc>
+      </w:tr>
+      <w:tr>
+        <w:tc>
+          <w:tcPr>
+            <w:tcW w:w="0" w:type="auto"/>
+          </w:tcPr>
+          <w:p>
+            <w:pPr>
+              <w:spacing w:line="276" w:lineRule="auto"/>
+              <w:jc w:val="left"/>
+            </w:pPr>
+            <w:r>
+              <w:rPr>
+                <w:rFonts w:ascii="Times New Roman" w:hAnsi="Times New Roman" w:cs="Times New Roman"/>
+                <w:sz w:val="28"/>
+                <w:szCs w:val="28"/>
+              </w:rPr>
+              <w:t xml:space="preserve">Т9</w:t>
+            </w:r>
+          </w:p>
+        </w:tc>
+        <w:tc>
+          <w:tcPr>
+            <w:tcW w:w="0" w:type="auto"/>
+          </w:tcPr>
+          <w:p>
+            <w:pPr>
+              <w:spacing w:line="276" w:lineRule="auto"/>
+              <w:jc w:val="left"/>
+            </w:pPr>
+            <w:r>
+              <w:rPr>
+                <w:rFonts w:ascii="Times New Roman" w:hAnsi="Times New Roman" w:cs="Times New Roman"/>
+                <w:sz w:val="28"/>
+                <w:szCs w:val="28"/>
+              </w:rPr>
+              <w:t xml:space="preserve">Сбор и вывод информации из системы</w:t>
+            </w:r>
+          </w:p>
+        </w:tc>
+        <w:tc>
+          <w:tcPr>
+            <w:tcW w:w="0" w:type="auto"/>
+          </w:tcPr>
+          <w:p>
+            <w:pPr>
+              <w:spacing w:line="276" w:lineRule="auto"/>
+              <w:jc w:val="left"/>
+            </w:pPr>
+            <w:r>
+              <w:rPr>
+                <w:rFonts w:ascii="Times New Roman" w:hAnsi="Times New Roman" w:cs="Times New Roman"/>
+                <w:sz w:val="28"/>
+                <w:szCs w:val="28"/>
+              </w:rPr>
+              <w:t xml:space="preserve">Т9.1 Сбор сведений электронных медицинских карт, персональных данных пациентов и сотрудников, документов лекарственного обеспечения, финансовых документов из базы данных АС больницы. Т9.2 Архивирование собранной информации с шифрованием и разбиением на части. Т9.3 Вывод собранной информации через каналы внешней сетевой связи (HTTPS, DNS, ICMP). Т9.4 Вывод собранной информации через скомпрометированные каналы взаимодействия со смежными информационными системами. Т9.5 Вывод информации через съёмные носители при наличии физического доступа к АРМ или серверному оборудованию</w:t>
+            </w:r>
+          </w:p>
+        </w:tc>
+      </w:tr>
+      <w:tr>
+        <w:tc>
+          <w:tcPr>
+            <w:tcW w:w="0" w:type="auto"/>
+          </w:tcPr>
+          <w:p>
+            <w:pPr>
+              <w:spacing w:line="276" w:lineRule="auto"/>
+              <w:jc w:val="left"/>
+            </w:pPr>
+            <w:r>
+              <w:rPr>
+                <w:rFonts w:ascii="Times New Roman" w:hAnsi="Times New Roman" w:cs="Times New Roman"/>
+                <w:sz w:val="28"/>
+                <w:szCs w:val="28"/>
+              </w:rPr>
+              <w:t xml:space="preserve">Т10</w:t>
+            </w:r>
+          </w:p>
+        </w:tc>
+        <w:tc>
+          <w:tcPr>
+            <w:tcW w:w="0" w:type="auto"/>
+          </w:tcPr>
+          <w:p>
+            <w:pPr>
+              <w:spacing w:line="276" w:lineRule="auto"/>
+              <w:jc w:val="left"/>
+            </w:pPr>
+            <w:r>
+              <w:rPr>
+                <w:rFonts w:ascii="Times New Roman" w:hAnsi="Times New Roman" w:cs="Times New Roman"/>
+                <w:sz w:val="28"/>
+                <w:szCs w:val="28"/>
+              </w:rPr>
+              <w:t xml:space="preserve">Реализация воздействий на компоненты систем и сетей или иных воздействий, приводящих к негативным последствиям</w:t>
+            </w:r>
+          </w:p>
+        </w:tc>
+        <w:tc>
+          <w:tcPr>
+            <w:tcW w:w="0" w:type="auto"/>
+          </w:tcPr>
+          <w:p>
+            <w:pPr>
+              <w:spacing w:line="276" w:lineRule="auto"/>
+              <w:jc w:val="left"/>
+            </w:pPr>
+            <w:r>
+              <w:rPr>
+                <w:rFonts w:ascii="Times New Roman" w:hAnsi="Times New Roman" w:cs="Times New Roman"/>
+                <w:sz w:val="28"/>
+                <w:szCs w:val="28"/>
+              </w:rPr>
+              <w:t xml:space="preserve">Т10.1 Реализация атак типа «отказ в обслуживании» в отношении сервера приложений, серверного оборудования и каналов взаимодействия со смежными информационными системами. Т10.2 Несанкционированное изменение, подмена или уничтожение сведений электронных медицинских карт, листов назначений, документов лекарственного обеспечения и результатов лабораторных и инструментальных исследований. Т10.3 Несанкционированное изменение, подмена или уничтожение реестров оказанных медицинских услуг, передаваемых в сервисы обязательного медицинского страхования, и сведений, передаваемых в ЕГИСЗ. Т10.4 Несанкционированное шифрование данных АС больницы (в том числе резервных копий) с целью получения выкупа. Т10.5 Несанкционированное использование вычислительных ресурсов серверного оборудования АС больницы для решения несвойственных задач (майнинг криптовалют, рассылка спама, участие в ботнет-сетях). Т10.6 Несанкционированное изменение конфигурации средств защиты информации и средств криптографической защиты информации. Т10.7 Несанкционированный физический доступ к серверному оборудованию АС больницы и хищение носителей информации</w:t>
+            </w:r>
+          </w:p>
+        </w:tc>
+      </w:tr>
+    </w:tbl>
+    <w:p>
+      <w:pPr>
+        <w:spacing w:line="360" w:lineRule="auto"/>
+        <w:jc w:val="both"/>
+      </w:pPr>
+    </w:p>
+    <w:p>
+      <w:pPr>
+        <w:spacing w:line="360" w:lineRule="auto"/>
+        <w:jc w:val="both"/>
+        <w:ind w:firstLine="709"/>
+      </w:pPr>
+      <w:r>
+        <w:rPr>
+          <w:rFonts w:ascii="Times New Roman" w:hAnsi="Times New Roman" w:cs="Times New Roman"/>
+          <w:sz w:val="28"/>
+          <w:szCs w:val="28"/>
+        </w:rPr>
+        <w:t xml:space="preserve">С учётом перечня тактик и техник из таблицы 27, перечня актуальных нарушителей и их уровней возможностей (раздел 7), способов реализации угроз безопасности информации (раздел 8) и актуальных угроз (таблица 26 раздела 9.1) ниже приведены типовые сценарии реализации угроз безопасности информации в АС больницы.</w:t>
+      </w:r>
+    </w:p>
+    <w:p>
+      <w:pPr>
+        <w:spacing w:line="360" w:lineRule="auto"/>
+        <w:jc w:val="both"/>
+        <w:ind w:firstLine="709"/>
+      </w:pPr>
+      <w:r>
+        <w:rPr>
+          <w:rFonts w:ascii="Times New Roman" w:hAnsi="Times New Roman" w:cs="Times New Roman"/>
+          <w:sz w:val="28"/>
+          <w:szCs w:val="28"/>
+        </w:rPr>
+        <w:t xml:space="preserve">Сценарий С.1 — несанкционированное получение и публикация сведений электронных медицинских карт пациентов внешним нарушителем (преступной группой).</w:t>
+      </w:r>
+    </w:p>
+    <w:p>
+      <w:pPr>
+        <w:spacing w:line="360" w:lineRule="auto"/>
+        <w:jc w:val="both"/>
+        <w:ind w:firstLine="709"/>
+      </w:pPr>
+      <w:r>
+        <w:rPr>
+          <w:rFonts w:ascii="Times New Roman" w:hAnsi="Times New Roman" w:cs="Times New Roman"/>
+          <w:sz w:val="28"/>
+          <w:szCs w:val="28"/>
+        </w:rPr>
+        <w:t xml:space="preserve">Нарушитель: преступные группы (криминальные структуры), уровень возможностей Н2, категория — внешний. Цель: получение финансовой или иной материальной выгоды.</w:t>
+      </w:r>
+    </w:p>
+    <w:p>
+      <w:pPr>
+        <w:spacing w:line="360" w:lineRule="auto"/>
+        <w:jc w:val="both"/>
+        <w:ind w:firstLine="709"/>
+      </w:pPr>
+      <w:r>
+        <w:rPr>
+          <w:rFonts w:ascii="Times New Roman" w:hAnsi="Times New Roman" w:cs="Times New Roman"/>
+          <w:sz w:val="28"/>
+          <w:szCs w:val="28"/>
+        </w:rPr>
+        <w:t xml:space="preserve">Последовательность действий: сбор общедоступной информации о медицинской организации-операторе и сотрудниках (Т1.1, Т1.3, Т1.4) → активное сканирование внешних сетевых интерфейсов АС больницы (Т1.2) → получение первоначального доступа путём эксплуатации уязвимостей сервера приложений или подбора похищенных учётных данных пользователей (Т2.1, Т2.2, Т2.3) → внедрение вредоносного программного обеспечения через уязвимости веб-приложения (Т3.1) → закрепление в системе с созданием новых учётных записей (Т4.1) и установкой скрытых каналов удалённого доступа (Т4.3) → повышение привилегий (Т6.1, Т6.3) → распространение в сегмент серверной (Т8.1, Т8.2) → сбор сведений электронных медицинских карт, персональных данных пациентов, паспортных данных и данных полисов обязательного медицинского страхования из базы данных (Т9.1, Т9.2) → вывод информации через внешние сетевые интерфейсы (Т9.3) → сокрытие следов посредством очистки журналов (Т7.2, Т7.3, Т7.5).</w:t>
+      </w:r>
+    </w:p>
+    <w:p>
+      <w:pPr>
+        <w:spacing w:line="360" w:lineRule="auto"/>
+        <w:jc w:val="both"/>
+        <w:ind w:firstLine="709"/>
+      </w:pPr>
+      <w:r>
+        <w:rPr>
+          <w:rFonts w:ascii="Times New Roman" w:hAnsi="Times New Roman" w:cs="Times New Roman"/>
+          <w:sz w:val="28"/>
+          <w:szCs w:val="28"/>
+        </w:rPr>
+        <w:t xml:space="preserve">Реализуемые угрозы: УБИ.006, УБИ.030, УБИ.067, УБИ.088, УБИ.122, УБИ.123, УБИ.168, УБИ.170. Способы реализации: СР.1, СР.2, СР.10. Объекты воздействия: защищаемая информация, база данных, сервер приложений, прикладное программное обеспечение. Негативные последствия: НП.1, НП.2, НП.3, НП.5, НП.6, НП.11, НП.17, НП.19.</w:t>
+      </w:r>
+    </w:p>
+    <w:p>
+      <w:pPr>
+        <w:spacing w:line="360" w:lineRule="auto"/>
+        <w:jc w:val="both"/>
+        <w:ind w:firstLine="709"/>
+      </w:pPr>
+      <w:r>
+        <w:rPr>
+          <w:rFonts w:ascii="Times New Roman" w:hAnsi="Times New Roman" w:cs="Times New Roman"/>
+          <w:sz w:val="28"/>
+          <w:szCs w:val="28"/>
+        </w:rPr>
+        <w:t xml:space="preserve">Сценарий С.2 — заражение АС больницы программой-шифровальщиком и требование выкупа.</w:t>
+      </w:r>
+    </w:p>
+    <w:p>
+      <w:pPr>
+        <w:spacing w:line="360" w:lineRule="auto"/>
+        <w:jc w:val="both"/>
+        <w:ind w:firstLine="709"/>
+      </w:pPr>
+      <w:r>
+        <w:rPr>
+          <w:rFonts w:ascii="Times New Roman" w:hAnsi="Times New Roman" w:cs="Times New Roman"/>
+          <w:sz w:val="28"/>
+          <w:szCs w:val="28"/>
+        </w:rPr>
+        <w:t xml:space="preserve">Нарушитель: преступные группы (криминальные структуры), уровень возможностей Н2, категория — внешний. Цель: получение финансовой или иной материальной выгоды (выкуп за расшифрование данных).</w:t>
+      </w:r>
+    </w:p>
+    <w:p>
+      <w:pPr>
+        <w:spacing w:line="360" w:lineRule="auto"/>
+        <w:jc w:val="both"/>
+        <w:ind w:firstLine="709"/>
+      </w:pPr>
+      <w:r>
+        <w:rPr>
+          <w:rFonts w:ascii="Times New Roman" w:hAnsi="Times New Roman" w:cs="Times New Roman"/>
+          <w:sz w:val="28"/>
+          <w:szCs w:val="28"/>
+        </w:rPr>
+        <w:t xml:space="preserve">Последовательность действий: сбор информации о сотрудниках медицинской организации-оператора (Т1.3, Т1.4) → доставка вредоносного программного обеспечения через фишинговые письма (Т2.6, Т3.2) → запуск вредоносного программного обеспечения через интерфейс пользователя АРМ (Т3.4) → закрепление в системе (Т4.2) → распространение по локальной вычислительной сети медицинской организации-оператора с использованием похищенных учётных данных (Т8.2) → отключение средств антивирусной защиты и механизмов аудита (Т7.4) → несанкционированное шифрование данных АС больницы, включая резервные копии (Т10.4) → выставление требований по выплате выкупа.</w:t>
+      </w:r>
+    </w:p>
+    <w:p>
+      <w:pPr>
+        <w:spacing w:line="360" w:lineRule="auto"/>
+        <w:jc w:val="both"/>
+        <w:ind w:firstLine="709"/>
+      </w:pPr>
+      <w:r>
+        <w:rPr>
+          <w:rFonts w:ascii="Times New Roman" w:hAnsi="Times New Roman" w:cs="Times New Roman"/>
+          <w:sz w:val="28"/>
+          <w:szCs w:val="28"/>
+        </w:rPr>
+        <w:t xml:space="preserve">Реализуемые угрозы: УБИ.006, УБИ.111, УБИ.123, УБИ.124, УБИ.140, УБИ.150, УБИ.167, УБИ.170, УБИ.172, УБИ.175, УБИ.187. Способы реализации: СР.1, СР.2, СР.12. Объекты воздействия: защищаемая информация, база данных, серверное оборудование, прикладное программное обеспечение, средства защиты информации, резервные копии данных АС больницы. Негативные последствия: НП.7, НП.8, НП.13, НП.14, НП.16, НП.18, НП.24.</w:t>
+      </w:r>
+    </w:p>
+    <w:p>
+      <w:pPr>
+        <w:spacing w:line="360" w:lineRule="auto"/>
+        <w:jc w:val="both"/>
+        <w:ind w:firstLine="709"/>
+      </w:pPr>
+      <w:r>
+        <w:rPr>
+          <w:rFonts w:ascii="Times New Roman" w:hAnsi="Times New Roman" w:cs="Times New Roman"/>
+          <w:sz w:val="28"/>
+          <w:szCs w:val="28"/>
+        </w:rPr>
+        <w:t xml:space="preserve">Сценарий С.3 — несанкционированная модификация сведений электронной медицинской карты, листа назначений или результатов исследований внутренним нарушителем.</w:t>
+      </w:r>
+    </w:p>
+    <w:p>
+      <w:pPr>
+        <w:spacing w:line="360" w:lineRule="auto"/>
+        <w:jc w:val="both"/>
+        <w:ind w:firstLine="709"/>
+      </w:pPr>
+      <w:r>
+        <w:rPr>
+          <w:rFonts w:ascii="Times New Roman" w:hAnsi="Times New Roman" w:cs="Times New Roman"/>
+          <w:sz w:val="28"/>
+          <w:szCs w:val="28"/>
+        </w:rPr>
+        <w:t xml:space="preserve">Нарушитель: авторизованные пользователи систем и сетей (медицинский или административный персонал медицинской организации-оператора), уровень возможностей Н1, категория — внутренний. Цель: получение финансовой или иной материальной выгоды; месть за ранее совершённые действия; сокрытие ошибок при оказании медицинской помощи.</w:t>
+      </w:r>
+    </w:p>
+    <w:p>
+      <w:pPr>
+        <w:spacing w:line="360" w:lineRule="auto"/>
+        <w:jc w:val="both"/>
+        <w:ind w:firstLine="709"/>
+      </w:pPr>
+      <w:r>
+        <w:rPr>
+          <w:rFonts w:ascii="Times New Roman" w:hAnsi="Times New Roman" w:cs="Times New Roman"/>
+          <w:sz w:val="28"/>
+          <w:szCs w:val="28"/>
+        </w:rPr>
+        <w:t xml:space="preserve">Последовательность действий: использование штатных интерфейсов прикладного программного обеспечения АРМ (Т2.1) → авторизация под легитимной учётной записью и эксплуатация недостатков ролевой модели (Т6.5) → несанкционированное изменение, подмена или уничтожение сведений электронной медицинской карты, листа назначений, документов лекарственного обеспечения и результатов лабораторных и инструментальных исследований (Т10.2) → сокрытие следов через подмену записей в журналах аудита (при наличии прав) (Т7.5).</w:t>
+      </w:r>
+    </w:p>
+    <w:p>
+      <w:pPr>
+        <w:spacing w:line="360" w:lineRule="auto"/>
+        <w:jc w:val="both"/>
+        <w:ind w:firstLine="709"/>
+      </w:pPr>
+      <w:r>
+        <w:rPr>
+          <w:rFonts w:ascii="Times New Roman" w:hAnsi="Times New Roman" w:cs="Times New Roman"/>
+          <w:sz w:val="28"/>
+          <w:szCs w:val="28"/>
+        </w:rPr>
+        <w:t xml:space="preserve">Реализуемые угрозы: УБИ.067, УБИ.068, УБИ.086, УБИ.088, УБИ.090, УБИ.091. Способы реализации: СР.1, СР.9. Объекты воздействия: защищаемая информация (электронная медицинская карта, лист назначений, документы лекарственного обеспечения, результаты исследований), база данных, прикладное программное обеспечение. Негативные последствия: НП.7, НП.8, НП.9, НП.10, НП.11, НП.13, НП.14, НП.20.</w:t>
+      </w:r>
+    </w:p>
+    <w:p>
+      <w:pPr>
+        <w:spacing w:line="360" w:lineRule="auto"/>
+        <w:jc w:val="both"/>
+        <w:ind w:firstLine="709"/>
+      </w:pPr>
+      <w:r>
+        <w:rPr>
+          <w:rFonts w:ascii="Times New Roman" w:hAnsi="Times New Roman" w:cs="Times New Roman"/>
+          <w:sz w:val="28"/>
+          <w:szCs w:val="28"/>
+        </w:rPr>
+        <w:t xml:space="preserve">Сценарий С.4 — компрометация интеграционного канала со смежной информационной системой и несанкционированный доступ к АС больницы.</w:t>
+      </w:r>
+    </w:p>
+    <w:p>
+      <w:pPr>
+        <w:spacing w:line="360" w:lineRule="auto"/>
+        <w:jc w:val="both"/>
+        <w:ind w:firstLine="709"/>
+      </w:pPr>
+      <w:r>
+        <w:rPr>
+          <w:rFonts w:ascii="Times New Roman" w:hAnsi="Times New Roman" w:cs="Times New Roman"/>
+          <w:sz w:val="28"/>
+          <w:szCs w:val="28"/>
+        </w:rPr>
+        <w:t xml:space="preserve">Нарушитель: поставщики вычислительных услуг, услуг связи, либо лица, привлекаемые для установки, настройки, испытаний, пусконаладочных и иных видов работ, уровень возможностей Н2, категория — внутренний. Цель: получение финансовой или иной материальной выгоды.</w:t>
+      </w:r>
+    </w:p>
+    <w:p>
+      <w:pPr>
+        <w:spacing w:line="360" w:lineRule="auto"/>
+        <w:jc w:val="both"/>
+        <w:ind w:firstLine="709"/>
+      </w:pPr>
+      <w:r>
+        <w:rPr>
+          <w:rFonts w:ascii="Times New Roman" w:hAnsi="Times New Roman" w:cs="Times New Roman"/>
+          <w:sz w:val="28"/>
+          <w:szCs w:val="28"/>
+        </w:rPr>
+        <w:t xml:space="preserve">Последовательность действий: использование легитимных прав доступа в рамках выполняемых работ (Т2.1) → внедрение программных закладок в средства взаимодействия со смежными информационными системами (Т4.4) → установка скрытых каналов удалённого доступа к серверному оборудованию (Т4.3) → перехват трафика канала взаимодействия со смежной информационной системой (СР.10) с применением методов туннелирования (Т5.3) → распространение в сегмент серверной АС больницы (Т8.3) → сбор сведений и вывод информации через скомпрометированные каналы (Т9.4) → сокрытие следов (Т7.1, Т7.2).</w:t>
+      </w:r>
+    </w:p>
+    <w:p>
+      <w:pPr>
+        <w:spacing w:line="360" w:lineRule="auto"/>
+        <w:jc w:val="both"/>
+        <w:ind w:firstLine="709"/>
+      </w:pPr>
+      <w:r>
+        <w:rPr>
+          <w:rFonts w:ascii="Times New Roman" w:hAnsi="Times New Roman" w:cs="Times New Roman"/>
+          <w:sz w:val="28"/>
+          <w:szCs w:val="28"/>
+        </w:rPr>
+        <w:t xml:space="preserve">Реализуемые угрозы: УБИ.003, УБИ.046, УБИ.069, УБИ.111, УБИ.116, УБИ.124, УБИ.125, УБИ.126, УБИ.127, УБИ.128, УБИ.129, УБИ.187, УБИ.188, УБИ.190, УБИ.191. Способы реализации: СР.1, СР.4, СР.8, СР.10. Объекты воздействия: каналы взаимодействия со смежными информационными системами, сервер приложений, прикладное программное обеспечение, средства криптографической защиты информации, защищаемая информация. Негативные последствия: НП.5, НП.11, НП.13, НП.14, НП.17, НП.18, НП.21, НП.22, НП.25.</w:t>
+      </w:r>
+    </w:p>
+    <w:p>
+      <w:pPr>
+        <w:spacing w:line="360" w:lineRule="auto"/>
+        <w:jc w:val="both"/>
+        <w:ind w:firstLine="709"/>
+      </w:pPr>
+      <w:r>
+        <w:rPr>
+          <w:rFonts w:ascii="Times New Roman" w:hAnsi="Times New Roman" w:cs="Times New Roman"/>
+          <w:sz w:val="28"/>
+          <w:szCs w:val="28"/>
+        </w:rPr>
+        <w:t xml:space="preserve">Сценарий С.5 — злоупотребление полномочиями системным администратором или администратором безопасности.</w:t>
+      </w:r>
+    </w:p>
+    <w:p>
+      <w:pPr>
+        <w:spacing w:line="360" w:lineRule="auto"/>
+        <w:jc w:val="both"/>
+        <w:ind w:firstLine="709"/>
+      </w:pPr>
+      <w:r>
+        <w:rPr>
+          <w:rFonts w:ascii="Times New Roman" w:hAnsi="Times New Roman" w:cs="Times New Roman"/>
+          <w:sz w:val="28"/>
+          <w:szCs w:val="28"/>
+        </w:rPr>
+        <w:t xml:space="preserve">Нарушитель: системные администраторы и администраторы безопасности, уровень возможностей Н2, категория — внутренний (привилегированный). Цель: получение финансовой или иной материальной выгоды (продажа всей базы данных АС больницы), месть за ранее совершённые действия.</w:t>
+      </w:r>
+    </w:p>
+    <w:p>
+      <w:pPr>
+        <w:spacing w:line="360" w:lineRule="auto"/>
+        <w:jc w:val="both"/>
+        <w:ind w:firstLine="709"/>
+      </w:pPr>
+      <w:r>
+        <w:rPr>
+          <w:rFonts w:ascii="Times New Roman" w:hAnsi="Times New Roman" w:cs="Times New Roman"/>
+          <w:sz w:val="28"/>
+          <w:szCs w:val="28"/>
+        </w:rPr>
+        <w:t xml:space="preserve">Последовательность действий: использование штатных средств администрирования операционной системы и системы управления базами данных АС больницы (Т7.1) → отключение средств защиты информации, средств антивирусной защиты и механизмов аудита (Т7.4) → подмена записей в журналах аудита для сокрытия действий (Т7.5) → несанкционированное копирование базы данных АС больницы (Т9.1) → вывод информации с применением съёмных носителей информации или внешних сетевых интерфейсов (Т9.3, Т9.5) → несанкционированное изменение конфигурации средств защиты информации и средств криптографической защиты информации (Т10.6) → при наличии физического доступа — компрометация ключевых материалов средств криптографической защиты информации.</w:t>
+      </w:r>
+    </w:p>
+    <w:p>
+      <w:pPr>
+        <w:spacing w:line="360" w:lineRule="auto"/>
+        <w:jc w:val="both"/>
+        <w:ind w:firstLine="709"/>
+      </w:pPr>
+      <w:r>
+        <w:rPr>
+          <w:rFonts w:ascii="Times New Roman" w:hAnsi="Times New Roman" w:cs="Times New Roman"/>
+          <w:sz w:val="28"/>
+          <w:szCs w:val="28"/>
+        </w:rPr>
+        <w:t xml:space="preserve">Реализуемые угрозы: УБИ.067, УБИ.068, УБИ.086, УБИ.088, УБИ.090, УБИ.091, УБИ.122, УБИ.152, УБИ.187, УБИ.194, УБИ.195. Способы реализации: СР.1, СР.4, СР.8, СР.9, СР.11. Объекты воздействия: защищаемая информация, база данных, объекты файловой системы (журналы аудита), средства защиты информации, средства криптографической защиты информации, резервные копии данных АС больницы. Негативные последствия: НП.5, НП.11, НП.13, НП.14, НП.17, НП.20, НП.21, НП.24.</w:t>
+      </w:r>
+    </w:p>
+    <w:p>
+      <w:pPr>
+        <w:spacing w:line="360" w:lineRule="auto"/>
+        <w:jc w:val="both"/>
+        <w:ind w:firstLine="709"/>
+      </w:pPr>
+      <w:r>
+        <w:rPr>
+          <w:rFonts w:ascii="Times New Roman" w:hAnsi="Times New Roman" w:cs="Times New Roman"/>
+          <w:sz w:val="28"/>
+          <w:szCs w:val="28"/>
+        </w:rPr>
+        <w:t xml:space="preserve">Сценарий С.6 — атака типа «отказ в обслуживании» в отношении АС больницы.</w:t>
+      </w:r>
+    </w:p>
+    <w:p>
+      <w:pPr>
+        <w:spacing w:line="360" w:lineRule="auto"/>
+        <w:jc w:val="both"/>
+        <w:ind w:firstLine="709"/>
+      </w:pPr>
+      <w:r>
+        <w:rPr>
+          <w:rFonts w:ascii="Times New Roman" w:hAnsi="Times New Roman" w:cs="Times New Roman"/>
+          <w:sz w:val="28"/>
+          <w:szCs w:val="28"/>
+        </w:rPr>
+        <w:t xml:space="preserve">Нарушитель: отдельные физические лица (хакеры) или преступные группы (криминальные структуры), уровень возможностей Н1 или Н2, категория — внешний. Цель: получение финансовой или иной материальной выгоды (требование выкупа за прекращение атаки), любопытство, идеологические мотивы.</w:t>
+      </w:r>
+    </w:p>
+    <w:p>
+      <w:pPr>
+        <w:spacing w:line="360" w:lineRule="auto"/>
+        <w:jc w:val="both"/>
+        <w:ind w:firstLine="709"/>
+      </w:pPr>
+      <w:r>
+        <w:rPr>
+          <w:rFonts w:ascii="Times New Roman" w:hAnsi="Times New Roman" w:cs="Times New Roman"/>
+          <w:sz w:val="28"/>
+          <w:szCs w:val="28"/>
+        </w:rPr>
+        <w:t xml:space="preserve">Последовательность действий: сбор информации о доступности внешних сервисов АС больницы (Т1.2) → определение топологии вычислительной сети (УБИ.104) → реализация атак типа «отказ в обслуживании» в отношении сервера приложений и каналов взаимодействия со смежными информационными системами (Т10.1) → усиление воздействия на вычислительные ресурсы пользователей при помощи сторонних серверов (УБИ.153) → нарушение функционирования АС больницы и переход медицинской организации-оператора на резервный (бумажный) режим работы.</w:t>
+      </w:r>
+    </w:p>
+    <w:p>
+      <w:pPr>
+        <w:spacing w:line="360" w:lineRule="auto"/>
+        <w:jc w:val="both"/>
+        <w:ind w:firstLine="709"/>
+      </w:pPr>
+      <w:r>
+        <w:rPr>
+          <w:rFonts w:ascii="Times New Roman" w:hAnsi="Times New Roman" w:cs="Times New Roman"/>
+          <w:sz w:val="28"/>
+          <w:szCs w:val="28"/>
+        </w:rPr>
+        <w:t xml:space="preserve">Реализуемые угрозы: УБИ.043, УБИ.069, УБИ.140, УБИ.150, УБИ.153, УБИ.155, УБИ.205. Способы реализации: СР.1, СР.12. Объекты воздействия: сервер приложений, серверное оборудование, сетевое (телекоммуникационное) оборудование, каналы взаимодействия со смежными информационными системами, информационная (автоматизированная) система в целом. Негативные последствия: НП.7, НП.8, НП.10, НП.11, НП.13, НП.14, НП.16, НП.18, НП.22.</w:t>
+      </w:r>
+    </w:p>
+    <w:p>
+      <w:pPr>
+        <w:spacing w:line="360" w:lineRule="auto"/>
+        <w:jc w:val="both"/>
+        <w:ind w:firstLine="709"/>
+      </w:pPr>
+      <w:r>
+        <w:rPr>
+          <w:rFonts w:ascii="Times New Roman" w:hAnsi="Times New Roman" w:cs="Times New Roman"/>
+          <w:sz w:val="28"/>
+          <w:szCs w:val="28"/>
+        </w:rPr>
+        <w:t xml:space="preserve">Сценарий С.7 — несанкционированный физический доступ к серверному оборудованию АС больницы.</w:t>
+      </w:r>
+    </w:p>
+    <w:p>
+      <w:pPr>
+        <w:spacing w:line="360" w:lineRule="auto"/>
+        <w:jc w:val="both"/>
+        <w:ind w:firstLine="709"/>
+      </w:pPr>
+      <w:r>
+        <w:rPr>
+          <w:rFonts w:ascii="Times New Roman" w:hAnsi="Times New Roman" w:cs="Times New Roman"/>
+          <w:sz w:val="28"/>
+          <w:szCs w:val="28"/>
+        </w:rPr>
+        <w:t xml:space="preserve">Нарушитель: лица, обеспечивающие функционирование систем и сетей или обеспечивающие системы оператора (инженеры, охрана, обслуживающий персонал), уровень возможностей Н1, категория — внутренний. Цель: получение финансовой или иной материальной выгоды; непреднамеренные, неосторожные или неквалифицированные действия.</w:t>
+      </w:r>
+    </w:p>
+    <w:p>
+      <w:pPr>
+        <w:spacing w:line="360" w:lineRule="auto"/>
+        <w:jc w:val="both"/>
+        <w:ind w:firstLine="709"/>
+      </w:pPr>
+      <w:r>
+        <w:rPr>
+          <w:rFonts w:ascii="Times New Roman" w:hAnsi="Times New Roman" w:cs="Times New Roman"/>
+          <w:sz w:val="28"/>
+          <w:szCs w:val="28"/>
+        </w:rPr>
+        <w:t xml:space="preserve">Последовательность действий: использование возможности физического присутствия в помещениях контролируемой зоны 1 (выделенная серверная) при выполнении работ (Т1.1) → несанкционированный физический доступ к серверному оборудованию АС больницы (Т10.7) → хищение машинных носителей информации (УБИ.156, УБИ.160) → программное выведение из строя средств хранения, обработки и (или) ввода-вывода информации (УБИ.144, УБИ.157) → форматирование носителей информации (УБИ.158).</w:t>
+      </w:r>
+    </w:p>
+    <w:p>
+      <w:pPr>
+        <w:spacing w:line="360" w:lineRule="auto"/>
+        <w:jc w:val="both"/>
+        <w:ind w:firstLine="709"/>
+      </w:pPr>
+      <w:r>
+        <w:rPr>
+          <w:rFonts w:ascii="Times New Roman" w:hAnsi="Times New Roman" w:cs="Times New Roman"/>
+          <w:sz w:val="28"/>
+          <w:szCs w:val="28"/>
+        </w:rPr>
+        <w:t xml:space="preserve">Реализуемые угрозы: УБИ.144, УБИ.156, УБИ.157, УБИ.158, УБИ.160, УБИ.180, УБИ.182. Способы реализации: СР.11. Объекты воздействия: программно-аппаратные средства обработки и хранения информации (сервер базы данных, сервер приложений, файловый сервер, сервер резервного копирования), машинные носители информации в составе средств вычислительной техники. Негативные последствия: НП.5, НП.11, НП.13, НП.14, НП.16, НП.17, НП.24.</w:t>
+      </w:r>
+    </w:p>
+    <w:p>
+      <w:pPr>
+        <w:spacing w:line="360" w:lineRule="auto"/>
+        <w:jc w:val="both"/>
+        <w:ind w:firstLine="709"/>
+      </w:pPr>
+      <w:r>
+        <w:rPr>
+          <w:rFonts w:ascii="Times New Roman" w:hAnsi="Times New Roman" w:cs="Times New Roman"/>
+          <w:sz w:val="28"/>
+          <w:szCs w:val="28"/>
+        </w:rPr>
+        <w:t xml:space="preserve">Сценарий С.8 — несанкционированный доступ с использованием сохранённых учётных данных бывшего работника.</w:t>
+      </w:r>
+    </w:p>
+    <w:p>
+      <w:pPr>
+        <w:spacing w:line="360" w:lineRule="auto"/>
+        <w:jc w:val="both"/>
+        <w:ind w:firstLine="709"/>
+      </w:pPr>
+      <w:r>
+        <w:rPr>
+          <w:rFonts w:ascii="Times New Roman" w:hAnsi="Times New Roman" w:cs="Times New Roman"/>
+          <w:sz w:val="28"/>
+          <w:szCs w:val="28"/>
+        </w:rPr>
+        <w:t xml:space="preserve">Нарушитель: бывшие (уволенные) работники (пользователи), уровень возможностей Н1, категория — внешний. Цель: получение финансовой или иной материальной выгоды; месть за ранее совершённые действия.</w:t>
+      </w:r>
+    </w:p>
+    <w:p>
+      <w:pPr>
+        <w:spacing w:line="360" w:lineRule="auto"/>
+        <w:jc w:val="both"/>
+        <w:ind w:firstLine="709"/>
+      </w:pPr>
+      <w:r>
+        <w:rPr>
+          <w:rFonts w:ascii="Times New Roman" w:hAnsi="Times New Roman" w:cs="Times New Roman"/>
+          <w:sz w:val="28"/>
+          <w:szCs w:val="28"/>
+        </w:rPr>
+        <w:t xml:space="preserve">Последовательность действий: использование сохранённых учётных данных, не отозванных при увольнении (Т2.3) → авторизация во внешних сервисах АС больницы или каналах удалённого доступа (Т2.1) → сбор сведений электронных медицинских карт, персональных данных, документов лекарственного обеспечения (Т9.1) → вывод собранной информации через внешние сетевые интерфейсы (Т9.3) → публикация сведений, составляющих врачебную тайну, в общедоступных источниках с целью нанесения ущерба деловой репутации медицинской организации-оператора.</w:t>
+      </w:r>
+    </w:p>
+    <w:p>
+      <w:pPr>
+        <w:spacing w:line="360" w:lineRule="auto"/>
+        <w:jc w:val="both"/>
+        <w:ind w:firstLine="709"/>
+      </w:pPr>
+      <w:r>
+        <w:rPr>
+          <w:rFonts w:ascii="Times New Roman" w:hAnsi="Times New Roman" w:cs="Times New Roman"/>
+          <w:sz w:val="28"/>
+          <w:szCs w:val="28"/>
+        </w:rPr>
+        <w:t xml:space="preserve">Реализуемые угрозы: УБИ.008, УБИ.067, УБИ.086, УБИ.088, УБИ.123, УБИ.168, УБИ.197, УБИ.206. Способы реализации: СР.1. Объекты воздействия: защищаемая информация, учётные данные пользователей, прикладное программное обеспечение, база данных. Негативные последствия: НП.1, НП.2, НП.3, НП.5, НП.11, НП.13, НП.14, НП.16, НП.19.</w:t>
+      </w:r>
+    </w:p>
+    <w:p>
+      <w:pPr>
+        <w:pStyle w:val="Heading2"/>
+        <w:keepNext/>
+        <w:spacing w:line="360" w:lineRule="auto" w:after="240"/>
+        <w:jc w:val="left"/>
+      </w:pPr>
+      <w:r>
+        <w:rPr>
+          <w:rFonts w:ascii="Times New Roman" w:hAnsi="Times New Roman" w:cs="Times New Roman"/>
+          <w:b/>
+          <w:bCs/>
+          <w:sz w:val="28"/>
+          <w:szCs w:val="28"/>
+        </w:rPr>
+        <w:t xml:space="preserve">9.3 Выводы об актуальности угроз безопасности информации</w:t>
+      </w:r>
+    </w:p>
+    <w:p>
+      <w:pPr>
+        <w:spacing w:line="360" w:lineRule="auto"/>
+        <w:jc w:val="both"/>
+        <w:ind w:firstLine="709"/>
+      </w:pPr>
+      <w:r>
+        <w:rPr>
+          <w:rFonts w:ascii="Times New Roman" w:hAnsi="Times New Roman" w:cs="Times New Roman"/>
+          <w:sz w:val="28"/>
+          <w:szCs w:val="28"/>
+        </w:rPr>
+        <w:t xml:space="preserve">По результатам оценки угроз безопасности информации, обрабатываемой в АС больницы, установлено следующее:</w:t>
+      </w:r>
+    </w:p>
+    <w:p>
+      <w:pPr>
+        <w:spacing w:line="360" w:lineRule="auto"/>
+        <w:jc w:val="both"/>
+        <w:ind w:firstLine="709"/>
+      </w:pPr>
+      <w:r>
+        <w:rPr>
+          <w:rFonts w:ascii="Times New Roman" w:hAnsi="Times New Roman" w:cs="Times New Roman"/>
+          <w:sz w:val="28"/>
+          <w:szCs w:val="28"/>
+        </w:rPr>
+        <w:t xml:space="preserve">— к числу актуальных нарушителей отнесено 9 видов нарушителей с уровнями возможностей Н1 (базовые возможности) и Н2 (базовые повышенные возможности): преступные группы, отдельные физические лица (хакеры), лица, обеспечивающие поставку программных и программно-аппаратных средств, поставщики вычислительных услуг и услуг связи, лица, привлекаемые для установки и пусконаладочных работ, лица, обеспечивающие функционирование систем и сетей, авторизованные пользователи (медицинский и административный персонал), системные администраторы и администраторы безопасности, бывшие (уволенные) работники;</w:t>
+      </w:r>
+    </w:p>
+    <w:p>
+      <w:pPr>
+        <w:spacing w:line="360" w:lineRule="auto"/>
+        <w:jc w:val="both"/>
+        <w:ind w:firstLine="709"/>
+      </w:pPr>
+      <w:r>
+        <w:rPr>
+          <w:rFonts w:ascii="Times New Roman" w:hAnsi="Times New Roman" w:cs="Times New Roman"/>
+          <w:sz w:val="28"/>
+          <w:szCs w:val="28"/>
+        </w:rPr>
+        <w:t xml:space="preserve">— к числу актуальных способов реализации угроз безопасности информации отнесены 12 способов СР.1–СР.12, при этом наиболее опасными для АС больницы являются: использование уязвимостей (СР.1), внедрение вредоносного программного обеспечения (СР.2), нарушение безопасности при поставках (СР.8), ошибочные действия в ходе создания и эксплуатации (СР.9), перехват трафика сети передачи данных (СР.10), несанкционированный физический доступ (СР.11), реализация атак типа «отказ в обслуживании» (СР.12);</w:t>
+      </w:r>
+    </w:p>
+    <w:p>
+      <w:pPr>
+        <w:spacing w:line="360" w:lineRule="auto"/>
+        <w:jc w:val="both"/>
+        <w:ind w:firstLine="709"/>
+      </w:pPr>
+      <w:r>
+        <w:rPr>
+          <w:rFonts w:ascii="Times New Roman" w:hAnsi="Times New Roman" w:cs="Times New Roman"/>
+          <w:sz w:val="28"/>
+          <w:szCs w:val="28"/>
+        </w:rPr>
+        <w:t xml:space="preserve">— к числу актуальных угроз безопасности информации отнесены 100 угроз из банка данных угроз безопасности информации ФСТЭК России, перечень которых представлен в таблице 26;</w:t>
+      </w:r>
+    </w:p>
+    <w:p>
+      <w:pPr>
+        <w:spacing w:line="360" w:lineRule="auto"/>
+        <w:jc w:val="both"/>
+        <w:ind w:firstLine="709"/>
+      </w:pPr>
+      <w:r>
+        <w:rPr>
+          <w:rFonts w:ascii="Times New Roman" w:hAnsi="Times New Roman" w:cs="Times New Roman"/>
+          <w:sz w:val="28"/>
+          <w:szCs w:val="28"/>
+        </w:rPr>
+        <w:t xml:space="preserve">— реализация актуальных угроз безопасности информации в АС больницы может привести к 26 негативным последствиям, представленным в таблице 9 раздела 5 настоящей Модели угроз, относящимся ко всем трём видам риска (ущерба) — У1 (ущерб физическому лицу), У2 (риски юридическому лицу) и У3 (ущерб государству в области обеспечения безопасности и правопорядка);</w:t>
+      </w:r>
+    </w:p>
+    <w:p>
+      <w:pPr>
+        <w:spacing w:line="360" w:lineRule="auto"/>
+        <w:jc w:val="both"/>
+        <w:ind w:firstLine="709"/>
+      </w:pPr>
+      <w:r>
+        <w:rPr>
+          <w:rFonts w:ascii="Times New Roman" w:hAnsi="Times New Roman" w:cs="Times New Roman"/>
+          <w:sz w:val="28"/>
+          <w:szCs w:val="28"/>
+        </w:rPr>
+        <w:t xml:space="preserve">— наибольшую опасность для АС больницы представляют угрозы, обусловленные действиями преступных групп (криминальных структур), системных администраторов и администраторов безопасности, авторизованных пользователей (медицинского персонала) и бывших (уволенных) работников, поскольку реализация связанных с ними угроз затрагивает специальные категории персональных данных, сведения, составляющие врачебную тайну, а также может приводить к причинению вреда здоровью и угрозе жизни пациентов;</w:t>
+      </w:r>
+    </w:p>
+    <w:p>
+      <w:pPr>
+        <w:spacing w:line="360" w:lineRule="auto"/>
+        <w:jc w:val="both"/>
+        <w:ind w:firstLine="709"/>
+      </w:pPr>
+      <w:r>
+        <w:rPr>
+          <w:rFonts w:ascii="Times New Roman" w:hAnsi="Times New Roman" w:cs="Times New Roman"/>
+          <w:sz w:val="28"/>
+          <w:szCs w:val="28"/>
+        </w:rPr>
+        <w:t xml:space="preserve">— нейтрализация актуальных угроз безопасности информации, обрабатываемой в АС больницы, должна обеспечиваться комплексом организационных и технических мер по защите информации, разрабатываемых на основе настоящей Модели угроз и в соответствии с требованиями приказа ФСТЭК России от 18.02.2013 № 21 и иных нормативных правовых актов и методических документов, перечисленных в подразделе 3.2 настоящей Модели угроз.</w:t>
+      </w:r>
+    </w:p>
+    <w:p>
+      <w:pPr>
+        <w:spacing w:line="360" w:lineRule="auto"/>
+        <w:jc w:val="both"/>
+        <w:ind w:firstLine="709"/>
+      </w:pPr>
+      <w:r>
+        <w:rPr>
+          <w:rFonts w:ascii="Times New Roman" w:hAnsi="Times New Roman" w:cs="Times New Roman"/>
+          <w:sz w:val="28"/>
+          <w:szCs w:val="28"/>
+        </w:rPr>
+        <w:t xml:space="preserve">Перечень актуальных угроз безопасности информации, обрабатываемой в АС больницы, подлежит пересмотру при наступлении условий, определённых в подразделе 3.4 настоящей Модели угроз.</w:t>
+      </w:r>
     </w:p>
     <w:sectPr>
       <w:pgSz w:w="11906" w:h="16838"/>

--- a/Курсовая_больница.docx
+++ b/Курсовая_больница.docx
@@ -37704,6 +37704,2875 @@
           <w:szCs w:val="28"/>
         </w:rPr>
         <w:t xml:space="preserve">Перечень актуальных угроз безопасности информации, обрабатываемой в АС больницы, подлежит пересмотру при наступлении условий, определённых в подразделе 3.4 настоящей Модели угроз.</w:t>
+      </w:r>
+    </w:p>
+    <w:p>
+      <w:pPr>
+        <w:pStyle w:val="Heading1"/>
+        <w:keepNext/>
+        <w:pageBreakBefore/>
+        <w:spacing w:line="360" w:lineRule="auto" w:after="240"/>
+        <w:jc w:val="left"/>
+      </w:pPr>
+      <w:r>
+        <w:rPr>
+          <w:rFonts w:ascii="Times New Roman" w:hAnsi="Times New Roman" w:cs="Times New Roman"/>
+          <w:b/>
+          <w:bCs/>
+          <w:sz w:val="32"/>
+          <w:szCs w:val="32"/>
+        </w:rPr>
+        <w:t xml:space="preserve">10. Применение средств криптографической защиты информации</w:t>
+      </w:r>
+    </w:p>
+    <w:p>
+      <w:pPr>
+        <w:pStyle w:val="Heading2"/>
+        <w:keepNext/>
+        <w:spacing w:line="360" w:lineRule="auto" w:after="240"/>
+        <w:jc w:val="left"/>
+      </w:pPr>
+      <w:r>
+        <w:rPr>
+          <w:rFonts w:ascii="Times New Roman" w:hAnsi="Times New Roman" w:cs="Times New Roman"/>
+          <w:b/>
+          <w:bCs/>
+          <w:sz w:val="28"/>
+          <w:szCs w:val="28"/>
+        </w:rPr>
+        <w:t xml:space="preserve">10.1. Определение актуальности использования СКЗИ для обеспечения безопасности персональных данных</w:t>
+      </w:r>
+    </w:p>
+    <w:p>
+      <w:pPr>
+        <w:spacing w:line="360" w:lineRule="auto"/>
+        <w:jc w:val="both"/>
+        <w:ind w:firstLine="709"/>
+      </w:pPr>
+      <w:r>
+        <w:rPr>
+          <w:rFonts w:ascii="Times New Roman" w:hAnsi="Times New Roman" w:cs="Times New Roman"/>
+          <w:sz w:val="28"/>
+          <w:szCs w:val="28"/>
+        </w:rPr>
+        <w:t xml:space="preserve">Применение средств криптографической защиты информации (далее — СКЗИ) при обработке персональных данных в АС больницы определяется в соответствии с:</w:t>
+      </w:r>
+    </w:p>
+    <w:p>
+      <w:pPr>
+        <w:spacing w:line="360" w:lineRule="auto"/>
+        <w:jc w:val="both"/>
+        <w:ind w:firstLine="709"/>
+      </w:pPr>
+      <w:r>
+        <w:rPr>
+          <w:rFonts w:ascii="Times New Roman" w:hAnsi="Times New Roman" w:cs="Times New Roman"/>
+          <w:sz w:val="28"/>
+          <w:szCs w:val="28"/>
+        </w:rPr>
+        <w:t xml:space="preserve">— постановлением Правительства Российской Федерации от 01.11.2012 № 1119 «Об утверждении требований к защите персональных данных при их обработке в информационных системах персональных данных»;</w:t>
+      </w:r>
+    </w:p>
+    <w:p>
+      <w:pPr>
+        <w:spacing w:line="360" w:lineRule="auto"/>
+        <w:jc w:val="both"/>
+        <w:ind w:firstLine="709"/>
+      </w:pPr>
+      <w:r>
+        <w:rPr>
+          <w:rFonts w:ascii="Times New Roman" w:hAnsi="Times New Roman" w:cs="Times New Roman"/>
+          <w:sz w:val="28"/>
+          <w:szCs w:val="28"/>
+        </w:rPr>
+        <w:t xml:space="preserve">— приказом ФСТЭК России от 18.02.2013 № 21 «Об утверждении состава и содержания организационных и технических мер по обеспечению безопасности персональных данных при их обработке в информационных системах персональных данных»;</w:t>
+      </w:r>
+    </w:p>
+    <w:p>
+      <w:pPr>
+        <w:spacing w:line="360" w:lineRule="auto"/>
+        <w:jc w:val="both"/>
+        <w:ind w:firstLine="709"/>
+      </w:pPr>
+      <w:r>
+        <w:rPr>
+          <w:rFonts w:ascii="Times New Roman" w:hAnsi="Times New Roman" w:cs="Times New Roman"/>
+          <w:sz w:val="28"/>
+          <w:szCs w:val="28"/>
+        </w:rPr>
+        <w:t xml:space="preserve">— приказом ФСБ России от 10.07.2014 № 378 «Об утверждении состава и содержания организационных и технических мер по обеспечению безопасности персональных данных при их обработке в информационных системах персональных данных с использованием средств криптографической защиты информации, необходимых для выполнения установленных Правительством Российской Федерации требований к защите персональных данных для каждого из уровней защищённости»;</w:t>
+      </w:r>
+    </w:p>
+    <w:p>
+      <w:pPr>
+        <w:spacing w:line="360" w:lineRule="auto"/>
+        <w:jc w:val="both"/>
+        <w:ind w:firstLine="709"/>
+      </w:pPr>
+      <w:r>
+        <w:rPr>
+          <w:rFonts w:ascii="Times New Roman" w:hAnsi="Times New Roman" w:cs="Times New Roman"/>
+          <w:sz w:val="28"/>
+          <w:szCs w:val="28"/>
+        </w:rPr>
+        <w:t xml:space="preserve">— Методическими рекомендациями по разработке нормативных правовых актов, определяющих угрозы безопасности персональных данных, актуальные при обработке персональных данных в информационных системах персональных данных, эксплуатируемых при осуществлении соответствующих видов деятельности, утверждёнными руководством 8 Центра ФСБ России 31.03.2015 № 149/7/2/6-432.</w:t>
+      </w:r>
+    </w:p>
+    <w:p>
+      <w:pPr>
+        <w:spacing w:line="360" w:lineRule="auto"/>
+        <w:jc w:val="both"/>
+        <w:ind w:firstLine="709"/>
+      </w:pPr>
+      <w:r>
+        <w:rPr>
+          <w:rFonts w:ascii="Times New Roman" w:hAnsi="Times New Roman" w:cs="Times New Roman"/>
+          <w:sz w:val="28"/>
+          <w:szCs w:val="28"/>
+        </w:rPr>
+        <w:t xml:space="preserve">Применение СКЗИ в АС больницы является актуальным по следующим основаниям:</w:t>
+      </w:r>
+    </w:p>
+    <w:p>
+      <w:pPr>
+        <w:spacing w:line="360" w:lineRule="auto"/>
+        <w:jc w:val="both"/>
+        <w:ind w:firstLine="709"/>
+      </w:pPr>
+      <w:r>
+        <w:rPr>
+          <w:rFonts w:ascii="Times New Roman" w:hAnsi="Times New Roman" w:cs="Times New Roman"/>
+          <w:sz w:val="28"/>
+          <w:szCs w:val="28"/>
+        </w:rPr>
+        <w:t xml:space="preserve">а) АС больницы предусматривает передачу защищаемой информации (персональных данных пациентов и сотрудников, в том числе сведений специальных категорий, составляющих врачебную тайну, сведений электронной медицинской карты, реестров оказанных медицинских услуг, сведений, передаваемых в ЕГИСЗ) между сегментом серверной (КЗ-1) и сегментом рабочих мест (КЗ-2) через сеть «Интернет», то есть через канал связи, не находящийся в пределах единой контролируемой зоны;</w:t>
+      </w:r>
+    </w:p>
+    <w:p>
+      <w:pPr>
+        <w:spacing w:line="360" w:lineRule="auto"/>
+        <w:jc w:val="both"/>
+        <w:ind w:firstLine="709"/>
+      </w:pPr>
+      <w:r>
+        <w:rPr>
+          <w:rFonts w:ascii="Times New Roman" w:hAnsi="Times New Roman" w:cs="Times New Roman"/>
+          <w:sz w:val="28"/>
+          <w:szCs w:val="28"/>
+        </w:rPr>
+        <w:t xml:space="preserve">б) АС больницы предусматривает передачу защищаемой информации со стороны сегмента серверной (КЗ-1) во внешние (смежные) информационные системы (сервисы обязательного медицинского страхования, лабораторную информационную систему, систему радиологической информации и архив диагностических изображений, бухгалтерскую информационную систему, шлюз отправки SMS- и e-mail-уведомлений, ЕГИСЗ) через сеть «Интернет»;</w:t>
+      </w:r>
+    </w:p>
+    <w:p>
+      <w:pPr>
+        <w:spacing w:line="360" w:lineRule="auto"/>
+        <w:jc w:val="both"/>
+        <w:ind w:firstLine="709"/>
+      </w:pPr>
+      <w:r>
+        <w:rPr>
+          <w:rFonts w:ascii="Times New Roman" w:hAnsi="Times New Roman" w:cs="Times New Roman"/>
+          <w:sz w:val="28"/>
+          <w:szCs w:val="28"/>
+        </w:rPr>
+        <w:t xml:space="preserve">в) для АС больницы установлен 2-й уровень защищённости персональных данных (УЗ-2), а в составе обрабатываемой информации присутствуют персональные данные специальных категорий и сведения, составляющие врачебную тайну;</w:t>
+      </w:r>
+    </w:p>
+    <w:p>
+      <w:pPr>
+        <w:spacing w:line="360" w:lineRule="auto"/>
+        <w:jc w:val="both"/>
+        <w:ind w:firstLine="709"/>
+      </w:pPr>
+      <w:r>
+        <w:rPr>
+          <w:rFonts w:ascii="Times New Roman" w:hAnsi="Times New Roman" w:cs="Times New Roman"/>
+          <w:sz w:val="28"/>
+          <w:szCs w:val="28"/>
+        </w:rPr>
+        <w:t xml:space="preserve">г) актуальные нарушители уровней Н1 и Н2, определённые в разделе 7 настоящей Модели угроз, имеют возможность перехвата трафика сети передачи данных (способ реализации СР.10), реализации атак типа «отказ в обслуживании» в отношении технических средств, программного обеспечения и каналов передачи данных (способ реализации СР.12), а также подмены доверенного источника данных и подмены трафика сети передачи данных (УБИ.124, УБИ.128, УБИ.129);</w:t>
+      </w:r>
+    </w:p>
+    <w:p>
+      <w:pPr>
+        <w:spacing w:line="360" w:lineRule="auto"/>
+        <w:jc w:val="both"/>
+        <w:ind w:firstLine="709"/>
+      </w:pPr>
+      <w:r>
+        <w:rPr>
+          <w:rFonts w:ascii="Times New Roman" w:hAnsi="Times New Roman" w:cs="Times New Roman"/>
+          <w:sz w:val="28"/>
+          <w:szCs w:val="28"/>
+        </w:rPr>
+        <w:t xml:space="preserve">д) защита каналов передачи данных в АС больницы исключительно средствами, не относящимися к СКЗИ, не обеспечивает гарантированной защиты персональных данных при их передаче через сеть «Интернет» от угроз перехвата, подмены и несанкционированного доступа.</w:t>
+      </w:r>
+    </w:p>
+    <w:p>
+      <w:pPr>
+        <w:spacing w:line="360" w:lineRule="auto"/>
+        <w:jc w:val="both"/>
+        <w:ind w:firstLine="709"/>
+      </w:pPr>
+      <w:r>
+        <w:rPr>
+          <w:rFonts w:ascii="Times New Roman" w:hAnsi="Times New Roman" w:cs="Times New Roman"/>
+          <w:sz w:val="28"/>
+          <w:szCs w:val="28"/>
+        </w:rPr>
+        <w:t xml:space="preserve">В соответствии с приказом ФСБ России от 10.07.2014 № 378 при обработке персональных данных в информационных системах с применением СКЗИ для обеспечения безопасности персональных данных оператор обязан использовать СКЗИ соответствующего класса. Класс СКЗИ определяется на основании обобщённых возможностей источников атак.</w:t>
+      </w:r>
+    </w:p>
+    <w:p>
+      <w:pPr>
+        <w:spacing w:line="360" w:lineRule="auto"/>
+        <w:jc w:val="both"/>
+        <w:ind w:firstLine="709"/>
+      </w:pPr>
+      <w:r>
+        <w:rPr>
+          <w:rFonts w:ascii="Times New Roman" w:hAnsi="Times New Roman" w:cs="Times New Roman"/>
+          <w:sz w:val="28"/>
+          <w:szCs w:val="28"/>
+        </w:rPr>
+        <w:t xml:space="preserve">На основании исходных данных об объектах защиты (в соответствии с разделом 4 настоящей Модели угроз) и источниках атак (в соответствии с разделом 7 настоящей Модели угроз) для АС больницы определены обобщённые возможности источников атак, представленные в таблице 28.</w:t>
+      </w:r>
+    </w:p>
+    <w:tbl>
+      <w:tblPr>
+        <w:tblW w:w="5000" w:type="pct"/>
+        <w:tblBorders>
+          <w:top w:val="single" w:sz="4" w:space="0" w:color="000000"/>
+          <w:left w:val="single" w:sz="4" w:space="0" w:color="000000"/>
+          <w:bottom w:val="single" w:sz="4" w:space="0" w:color="000000"/>
+          <w:right w:val="single" w:sz="4" w:space="0" w:color="000000"/>
+          <w:insideH w:val="single" w:sz="4" w:space="0" w:color="000000"/>
+          <w:insideV w:val="single" w:sz="4" w:space="0" w:color="000000"/>
+        </w:tblBorders>
+        <w:tblLayout w:type="autofit"/>
+      </w:tblPr>
+      <w:tr>
+        <w:tc>
+          <w:tcPr>
+            <w:tcW w:w="0" w:type="auto"/>
+          </w:tcPr>
+          <w:p>
+            <w:pPr>
+              <w:spacing w:line="276" w:lineRule="auto"/>
+              <w:jc w:val="center"/>
+            </w:pPr>
+            <w:r>
+              <w:rPr>
+                <w:rFonts w:ascii="Times New Roman" w:hAnsi="Times New Roman" w:cs="Times New Roman"/>
+                <w:b/>
+                <w:bCs/>
+                <w:sz w:val="28"/>
+                <w:szCs w:val="28"/>
+              </w:rPr>
+              <w:t xml:space="preserve">Таблица 28 — Обобщённые возможности источников атак</w:t>
+            </w:r>
+          </w:p>
+        </w:tc>
+      </w:tr>
+      <w:tr>
+        <w:tc>
+          <w:tcPr>
+            <w:tcW w:w="0" w:type="auto"/>
+          </w:tcPr>
+          <w:p>
+            <w:pPr>
+              <w:spacing w:line="276" w:lineRule="auto"/>
+              <w:jc w:val="left"/>
+            </w:pPr>
+            <w:r>
+              <w:rPr>
+                <w:rFonts w:ascii="Times New Roman" w:hAnsi="Times New Roman" w:cs="Times New Roman"/>
+                <w:sz w:val="28"/>
+                <w:szCs w:val="28"/>
+              </w:rPr>
+              <w:t xml:space="preserve">№</w:t>
+            </w:r>
+          </w:p>
+        </w:tc>
+        <w:tc>
+          <w:tcPr>
+            <w:tcW w:w="0" w:type="auto"/>
+          </w:tcPr>
+          <w:p>
+            <w:pPr>
+              <w:spacing w:line="276" w:lineRule="auto"/>
+              <w:jc w:val="left"/>
+            </w:pPr>
+            <w:r>
+              <w:rPr>
+                <w:rFonts w:ascii="Times New Roman" w:hAnsi="Times New Roman" w:cs="Times New Roman"/>
+                <w:sz w:val="28"/>
+                <w:szCs w:val="28"/>
+              </w:rPr>
+              <w:t xml:space="preserve">Обобщённые возможности источников атак</w:t>
+            </w:r>
+          </w:p>
+        </w:tc>
+        <w:tc>
+          <w:tcPr>
+            <w:tcW w:w="0" w:type="auto"/>
+          </w:tcPr>
+          <w:p>
+            <w:pPr>
+              <w:spacing w:line="276" w:lineRule="auto"/>
+              <w:jc w:val="left"/>
+            </w:pPr>
+            <w:r>
+              <w:rPr>
+                <w:rFonts w:ascii="Times New Roman" w:hAnsi="Times New Roman" w:cs="Times New Roman"/>
+                <w:sz w:val="28"/>
+                <w:szCs w:val="28"/>
+              </w:rPr>
+              <w:t xml:space="preserve">Предположение о возможности источников атак</w:t>
+            </w:r>
+          </w:p>
+        </w:tc>
+      </w:tr>
+      <w:tr>
+        <w:tc>
+          <w:tcPr>
+            <w:tcW w:w="0" w:type="auto"/>
+          </w:tcPr>
+          <w:p>
+            <w:pPr>
+              <w:spacing w:line="276" w:lineRule="auto"/>
+              <w:jc w:val="left"/>
+            </w:pPr>
+            <w:r>
+              <w:rPr>
+                <w:rFonts w:ascii="Times New Roman" w:hAnsi="Times New Roman" w:cs="Times New Roman"/>
+                <w:sz w:val="28"/>
+                <w:szCs w:val="28"/>
+              </w:rPr>
+              <w:t xml:space="preserve">1</w:t>
+            </w:r>
+          </w:p>
+        </w:tc>
+        <w:tc>
+          <w:tcPr>
+            <w:tcW w:w="0" w:type="auto"/>
+          </w:tcPr>
+          <w:p>
+            <w:pPr>
+              <w:spacing w:line="276" w:lineRule="auto"/>
+              <w:jc w:val="left"/>
+            </w:pPr>
+            <w:r>
+              <w:rPr>
+                <w:rFonts w:ascii="Times New Roman" w:hAnsi="Times New Roman" w:cs="Times New Roman"/>
+                <w:sz w:val="28"/>
+                <w:szCs w:val="28"/>
+              </w:rPr>
+              <w:t xml:space="preserve">Возможность самостоятельно осуществлять создание способов атак, подготовку и проведение атак только за пределами контролируемой зоны</w:t>
+            </w:r>
+          </w:p>
+        </w:tc>
+        <w:tc>
+          <w:tcPr>
+            <w:tcW w:w="0" w:type="auto"/>
+          </w:tcPr>
+          <w:p>
+            <w:pPr>
+              <w:spacing w:line="276" w:lineRule="auto"/>
+              <w:jc w:val="left"/>
+            </w:pPr>
+            <w:r>
+              <w:rPr>
+                <w:rFonts w:ascii="Times New Roman" w:hAnsi="Times New Roman" w:cs="Times New Roman"/>
+                <w:sz w:val="28"/>
+                <w:szCs w:val="28"/>
+              </w:rPr>
+              <w:t xml:space="preserve">Да</w:t>
+            </w:r>
+          </w:p>
+        </w:tc>
+      </w:tr>
+      <w:tr>
+        <w:tc>
+          <w:tcPr>
+            <w:tcW w:w="0" w:type="auto"/>
+          </w:tcPr>
+          <w:p>
+            <w:pPr>
+              <w:spacing w:line="276" w:lineRule="auto"/>
+              <w:jc w:val="left"/>
+            </w:pPr>
+            <w:r>
+              <w:rPr>
+                <w:rFonts w:ascii="Times New Roman" w:hAnsi="Times New Roman" w:cs="Times New Roman"/>
+                <w:sz w:val="28"/>
+                <w:szCs w:val="28"/>
+              </w:rPr>
+              <w:t xml:space="preserve">2</w:t>
+            </w:r>
+          </w:p>
+        </w:tc>
+        <w:tc>
+          <w:tcPr>
+            <w:tcW w:w="0" w:type="auto"/>
+          </w:tcPr>
+          <w:p>
+            <w:pPr>
+              <w:spacing w:line="276" w:lineRule="auto"/>
+              <w:jc w:val="left"/>
+            </w:pPr>
+            <w:r>
+              <w:rPr>
+                <w:rFonts w:ascii="Times New Roman" w:hAnsi="Times New Roman" w:cs="Times New Roman"/>
+                <w:sz w:val="28"/>
+                <w:szCs w:val="28"/>
+              </w:rPr>
+              <w:t xml:space="preserve">Возможность самостоятельно осуществлять создание способов атак, подготовку и проведение атак в пределах контролируемой зоны, но без физического доступа к аппаратным средствам, на которых реализованы СКЗИ и среда их функционирования</w:t>
+            </w:r>
+          </w:p>
+        </w:tc>
+        <w:tc>
+          <w:tcPr>
+            <w:tcW w:w="0" w:type="auto"/>
+          </w:tcPr>
+          <w:p>
+            <w:pPr>
+              <w:spacing w:line="276" w:lineRule="auto"/>
+              <w:jc w:val="left"/>
+            </w:pPr>
+            <w:r>
+              <w:rPr>
+                <w:rFonts w:ascii="Times New Roman" w:hAnsi="Times New Roman" w:cs="Times New Roman"/>
+                <w:sz w:val="28"/>
+                <w:szCs w:val="28"/>
+              </w:rPr>
+              <w:t xml:space="preserve">Да</w:t>
+            </w:r>
+          </w:p>
+        </w:tc>
+      </w:tr>
+      <w:tr>
+        <w:tc>
+          <w:tcPr>
+            <w:tcW w:w="0" w:type="auto"/>
+          </w:tcPr>
+          <w:p>
+            <w:pPr>
+              <w:spacing w:line="276" w:lineRule="auto"/>
+              <w:jc w:val="left"/>
+            </w:pPr>
+            <w:r>
+              <w:rPr>
+                <w:rFonts w:ascii="Times New Roman" w:hAnsi="Times New Roman" w:cs="Times New Roman"/>
+                <w:sz w:val="28"/>
+                <w:szCs w:val="28"/>
+              </w:rPr>
+              <w:t xml:space="preserve">3</w:t>
+            </w:r>
+          </w:p>
+        </w:tc>
+        <w:tc>
+          <w:tcPr>
+            <w:tcW w:w="0" w:type="auto"/>
+          </w:tcPr>
+          <w:p>
+            <w:pPr>
+              <w:spacing w:line="276" w:lineRule="auto"/>
+              <w:jc w:val="left"/>
+            </w:pPr>
+            <w:r>
+              <w:rPr>
+                <w:rFonts w:ascii="Times New Roman" w:hAnsi="Times New Roman" w:cs="Times New Roman"/>
+                <w:sz w:val="28"/>
+                <w:szCs w:val="28"/>
+              </w:rPr>
+              <w:t xml:space="preserve">Возможность самостоятельно осуществлять создание способов атак, подготовку и проведение атак в пределах контролируемой зоны с физическим доступом к аппаратным средствам, на которых реализованы СКЗИ и среда их функционирования</w:t>
+            </w:r>
+          </w:p>
+        </w:tc>
+        <w:tc>
+          <w:tcPr>
+            <w:tcW w:w="0" w:type="auto"/>
+          </w:tcPr>
+          <w:p>
+            <w:pPr>
+              <w:spacing w:line="276" w:lineRule="auto"/>
+              <w:jc w:val="left"/>
+            </w:pPr>
+            <w:r>
+              <w:rPr>
+                <w:rFonts w:ascii="Times New Roman" w:hAnsi="Times New Roman" w:cs="Times New Roman"/>
+                <w:sz w:val="28"/>
+                <w:szCs w:val="28"/>
+              </w:rPr>
+              <w:t xml:space="preserve">Да</w:t>
+            </w:r>
+          </w:p>
+        </w:tc>
+      </w:tr>
+      <w:tr>
+        <w:tc>
+          <w:tcPr>
+            <w:tcW w:w="0" w:type="auto"/>
+          </w:tcPr>
+          <w:p>
+            <w:pPr>
+              <w:spacing w:line="276" w:lineRule="auto"/>
+              <w:jc w:val="left"/>
+            </w:pPr>
+            <w:r>
+              <w:rPr>
+                <w:rFonts w:ascii="Times New Roman" w:hAnsi="Times New Roman" w:cs="Times New Roman"/>
+                <w:sz w:val="28"/>
+                <w:szCs w:val="28"/>
+              </w:rPr>
+              <w:t xml:space="preserve">4</w:t>
+            </w:r>
+          </w:p>
+        </w:tc>
+        <w:tc>
+          <w:tcPr>
+            <w:tcW w:w="0" w:type="auto"/>
+          </w:tcPr>
+          <w:p>
+            <w:pPr>
+              <w:spacing w:line="276" w:lineRule="auto"/>
+              <w:jc w:val="left"/>
+            </w:pPr>
+            <w:r>
+              <w:rPr>
+                <w:rFonts w:ascii="Times New Roman" w:hAnsi="Times New Roman" w:cs="Times New Roman"/>
+                <w:sz w:val="28"/>
+                <w:szCs w:val="28"/>
+              </w:rPr>
+              <w:t xml:space="preserve">Возможность привлекать специалистов, имеющих опыт разработки и анализа СКЗИ (включая специалистов в области анализа сигналов линейной передачи и сигналов побочного электромагнитного излучения и наводок СКЗИ)</w:t>
+            </w:r>
+          </w:p>
+        </w:tc>
+        <w:tc>
+          <w:tcPr>
+            <w:tcW w:w="0" w:type="auto"/>
+          </w:tcPr>
+          <w:p>
+            <w:pPr>
+              <w:spacing w:line="276" w:lineRule="auto"/>
+              <w:jc w:val="left"/>
+            </w:pPr>
+            <w:r>
+              <w:rPr>
+                <w:rFonts w:ascii="Times New Roman" w:hAnsi="Times New Roman" w:cs="Times New Roman"/>
+                <w:sz w:val="28"/>
+                <w:szCs w:val="28"/>
+              </w:rPr>
+              <w:t xml:space="preserve">Нет</w:t>
+            </w:r>
+          </w:p>
+        </w:tc>
+      </w:tr>
+      <w:tr>
+        <w:tc>
+          <w:tcPr>
+            <w:tcW w:w="0" w:type="auto"/>
+          </w:tcPr>
+          <w:p>
+            <w:pPr>
+              <w:spacing w:line="276" w:lineRule="auto"/>
+              <w:jc w:val="left"/>
+            </w:pPr>
+            <w:r>
+              <w:rPr>
+                <w:rFonts w:ascii="Times New Roman" w:hAnsi="Times New Roman" w:cs="Times New Roman"/>
+                <w:sz w:val="28"/>
+                <w:szCs w:val="28"/>
+              </w:rPr>
+              <w:t xml:space="preserve">5</w:t>
+            </w:r>
+          </w:p>
+        </w:tc>
+        <w:tc>
+          <w:tcPr>
+            <w:tcW w:w="0" w:type="auto"/>
+          </w:tcPr>
+          <w:p>
+            <w:pPr>
+              <w:spacing w:line="276" w:lineRule="auto"/>
+              <w:jc w:val="left"/>
+            </w:pPr>
+            <w:r>
+              <w:rPr>
+                <w:rFonts w:ascii="Times New Roman" w:hAnsi="Times New Roman" w:cs="Times New Roman"/>
+                <w:sz w:val="28"/>
+                <w:szCs w:val="28"/>
+              </w:rPr>
+              <w:t xml:space="preserve">Возможность привлекать специалистов, имеющих опыт разработки и анализа СКЗИ (включая специалистов в области использования для реализации атак недокументированных возможностей прикладного программного обеспечения)</w:t>
+            </w:r>
+          </w:p>
+        </w:tc>
+        <w:tc>
+          <w:tcPr>
+            <w:tcW w:w="0" w:type="auto"/>
+          </w:tcPr>
+          <w:p>
+            <w:pPr>
+              <w:spacing w:line="276" w:lineRule="auto"/>
+              <w:jc w:val="left"/>
+            </w:pPr>
+            <w:r>
+              <w:rPr>
+                <w:rFonts w:ascii="Times New Roman" w:hAnsi="Times New Roman" w:cs="Times New Roman"/>
+                <w:sz w:val="28"/>
+                <w:szCs w:val="28"/>
+              </w:rPr>
+              <w:t xml:space="preserve">Нет</w:t>
+            </w:r>
+          </w:p>
+        </w:tc>
+      </w:tr>
+      <w:tr>
+        <w:tc>
+          <w:tcPr>
+            <w:tcW w:w="0" w:type="auto"/>
+          </w:tcPr>
+          <w:p>
+            <w:pPr>
+              <w:spacing w:line="276" w:lineRule="auto"/>
+              <w:jc w:val="left"/>
+            </w:pPr>
+            <w:r>
+              <w:rPr>
+                <w:rFonts w:ascii="Times New Roman" w:hAnsi="Times New Roman" w:cs="Times New Roman"/>
+                <w:sz w:val="28"/>
+                <w:szCs w:val="28"/>
+              </w:rPr>
+              <w:t xml:space="preserve">6</w:t>
+            </w:r>
+          </w:p>
+        </w:tc>
+        <w:tc>
+          <w:tcPr>
+            <w:tcW w:w="0" w:type="auto"/>
+          </w:tcPr>
+          <w:p>
+            <w:pPr>
+              <w:spacing w:line="276" w:lineRule="auto"/>
+              <w:jc w:val="left"/>
+            </w:pPr>
+            <w:r>
+              <w:rPr>
+                <w:rFonts w:ascii="Times New Roman" w:hAnsi="Times New Roman" w:cs="Times New Roman"/>
+                <w:sz w:val="28"/>
+                <w:szCs w:val="28"/>
+              </w:rPr>
+              <w:t xml:space="preserve">Возможность привлекать специалистов, имеющих опыт разработки и анализа СКЗИ (включая специалистов в области использования для реализации атак недокументированных возможностей аппаратного и программного компонентов среды функционирования СКЗИ)</w:t>
+            </w:r>
+          </w:p>
+        </w:tc>
+        <w:tc>
+          <w:tcPr>
+            <w:tcW w:w="0" w:type="auto"/>
+          </w:tcPr>
+          <w:p>
+            <w:pPr>
+              <w:spacing w:line="276" w:lineRule="auto"/>
+              <w:jc w:val="left"/>
+            </w:pPr>
+            <w:r>
+              <w:rPr>
+                <w:rFonts w:ascii="Times New Roman" w:hAnsi="Times New Roman" w:cs="Times New Roman"/>
+                <w:sz w:val="28"/>
+                <w:szCs w:val="28"/>
+              </w:rPr>
+              <w:t xml:space="preserve">Нет</w:t>
+            </w:r>
+          </w:p>
+        </w:tc>
+      </w:tr>
+    </w:tbl>
+    <w:p>
+      <w:pPr>
+        <w:spacing w:line="360" w:lineRule="auto"/>
+        <w:jc w:val="both"/>
+      </w:pPr>
+    </w:p>
+    <w:p>
+      <w:pPr>
+        <w:spacing w:line="360" w:lineRule="auto"/>
+        <w:jc w:val="both"/>
+        <w:ind w:firstLine="709"/>
+      </w:pPr>
+      <w:r>
+        <w:rPr>
+          <w:rFonts w:ascii="Times New Roman" w:hAnsi="Times New Roman" w:cs="Times New Roman"/>
+          <w:sz w:val="28"/>
+          <w:szCs w:val="28"/>
+        </w:rPr>
+        <w:t xml:space="preserve">Обоснование оценки возможностей источников атак:</w:t>
+      </w:r>
+    </w:p>
+    <w:p>
+      <w:pPr>
+        <w:spacing w:line="360" w:lineRule="auto"/>
+        <w:jc w:val="both"/>
+        <w:ind w:firstLine="709"/>
+      </w:pPr>
+      <w:r>
+        <w:rPr>
+          <w:rFonts w:ascii="Times New Roman" w:hAnsi="Times New Roman" w:cs="Times New Roman"/>
+          <w:sz w:val="28"/>
+          <w:szCs w:val="28"/>
+        </w:rPr>
+        <w:t xml:space="preserve">— возможности 1–3 являются актуальными для АС больницы, поскольку среди актуальных нарушителей присутствуют как внешние нарушители, не имеющие доступа в контролируемую зону (преступные группы, отдельные физические лица, лица, обеспечивающие поставку, бывшие работники), так и внутренние нарушители, имеющие доступ в контролируемую зону без физического доступа к аппаратным средствам СКЗИ (поставщики вычислительных услуг и услуг связи, авторизованные пользователи, лица, обеспечивающие функционирование систем и сетей), и внутренние привилегированные нарушители, имеющие физический доступ к аппаратным средствам СКЗИ (системные администраторы и администраторы безопасности, лица, привлекаемые для пусконаладочных работ);</w:t>
+      </w:r>
+    </w:p>
+    <w:p>
+      <w:pPr>
+        <w:spacing w:line="360" w:lineRule="auto"/>
+        <w:jc w:val="both"/>
+        <w:ind w:firstLine="709"/>
+      </w:pPr>
+      <w:r>
+        <w:rPr>
+          <w:rFonts w:ascii="Times New Roman" w:hAnsi="Times New Roman" w:cs="Times New Roman"/>
+          <w:sz w:val="28"/>
+          <w:szCs w:val="28"/>
+        </w:rPr>
+        <w:t xml:space="preserve">— возможности 4–6 не являются актуальными для АС больницы, поскольку привлечение специалистов, имеющих опыт разработки и анализа СКЗИ, требует значительных временных и финансовых затрат, а характер обрабатываемой в АС больницы информации и связанные с ней негативные последствия не предполагают экономической целесообразности подобных действий для актуальных нарушителей. АС больницы не отнесена к государственным информационным системам и не является значимым объектом критической информационной инфраструктуры, обрабатываемая в ней информация не содержит сведений, составляющих государственную тайну.</w:t>
+      </w:r>
+    </w:p>
+    <w:p>
+      <w:pPr>
+        <w:spacing w:line="360" w:lineRule="auto"/>
+        <w:jc w:val="both"/>
+        <w:ind w:firstLine="709"/>
+      </w:pPr>
+      <w:r>
+        <w:rPr>
+          <w:rFonts w:ascii="Times New Roman" w:hAnsi="Times New Roman" w:cs="Times New Roman"/>
+          <w:sz w:val="28"/>
+          <w:szCs w:val="28"/>
+        </w:rPr>
+        <w:t xml:space="preserve">Исходя из обобщённых возможностей источников атак, актуальными для АС больницы являются возможности 1–3 (без привлечения специалистов в области разработки и анализа СКЗИ).</w:t>
+      </w:r>
+    </w:p>
+    <w:p>
+      <w:pPr>
+        <w:spacing w:line="360" w:lineRule="auto"/>
+        <w:jc w:val="both"/>
+        <w:ind w:firstLine="709"/>
+      </w:pPr>
+      <w:r>
+        <w:rPr>
+          <w:rFonts w:ascii="Times New Roman" w:hAnsi="Times New Roman" w:cs="Times New Roman"/>
+          <w:sz w:val="28"/>
+          <w:szCs w:val="28"/>
+        </w:rPr>
+        <w:t xml:space="preserve">В соответствии с пунктом 12 приказа ФСБ России от 10.07.2014 № 378 для обеспечения 2-го уровня защищённости персональных данных при их обработке в информационных системах персональных данных применяются СКЗИ класса не ниже КС2, если актуальной является возможность источников атак 3 (в пределах контролируемой зоны с физическим доступом к аппаратным средствам, на которых реализованы СКЗИ и среда их функционирования). Применение СКЗИ класса КС1 допускается только в случае, если актуальными являются возможности 1 и 2, но не возможность 3.</w:t>
+      </w:r>
+    </w:p>
+    <w:p>
+      <w:pPr>
+        <w:spacing w:line="360" w:lineRule="auto"/>
+        <w:jc w:val="both"/>
+        <w:ind w:firstLine="709"/>
+      </w:pPr>
+      <w:r>
+        <w:rPr>
+          <w:rFonts w:ascii="Times New Roman" w:hAnsi="Times New Roman" w:cs="Times New Roman"/>
+          <w:sz w:val="28"/>
+          <w:szCs w:val="28"/>
+        </w:rPr>
+        <w:t xml:space="preserve">Так как для АС больницы актуальной является в том числе возможность источников атак 3 (наличие внутренних привилегированных нарушителей с физическим доступом к серверному оборудованию КЗ-1), для обеспечения безопасности персональных данных в АС больницы устанавливается требование о применении СКЗИ класса не ниже КС2.</w:t>
+      </w:r>
+    </w:p>
+    <w:p>
+      <w:pPr>
+        <w:spacing w:line="360" w:lineRule="auto"/>
+        <w:jc w:val="both"/>
+        <w:ind w:firstLine="709"/>
+      </w:pPr>
+      <w:r>
+        <w:rPr>
+          <w:rFonts w:ascii="Times New Roman" w:hAnsi="Times New Roman" w:cs="Times New Roman"/>
+          <w:sz w:val="28"/>
+          <w:szCs w:val="28"/>
+        </w:rPr>
+        <w:t xml:space="preserve">Используемое в составе АС больницы средство криптографической защиты информации ViPNet Client (исполнение 4) обеспечивает класс защиты КС2, что соответствует установленному требованию.</w:t>
+      </w:r>
+    </w:p>
+    <w:p>
+      <w:pPr>
+        <w:pStyle w:val="Heading2"/>
+        <w:keepNext/>
+        <w:spacing w:line="360" w:lineRule="auto" w:after="240"/>
+        <w:jc w:val="left"/>
+      </w:pPr>
+      <w:r>
+        <w:rPr>
+          <w:rFonts w:ascii="Times New Roman" w:hAnsi="Times New Roman" w:cs="Times New Roman"/>
+          <w:b/>
+          <w:bCs/>
+          <w:sz w:val="28"/>
+          <w:szCs w:val="28"/>
+        </w:rPr>
+        <w:t xml:space="preserve">10.2. Определение актуальности угроз, нейтрализуемых только с помощью СКЗИ</w:t>
+      </w:r>
+    </w:p>
+    <w:p>
+      <w:pPr>
+        <w:spacing w:line="360" w:lineRule="auto"/>
+        <w:jc w:val="both"/>
+        <w:ind w:firstLine="709"/>
+      </w:pPr>
+      <w:r>
+        <w:rPr>
+          <w:rFonts w:ascii="Times New Roman" w:hAnsi="Times New Roman" w:cs="Times New Roman"/>
+          <w:sz w:val="28"/>
+          <w:szCs w:val="28"/>
+        </w:rPr>
+        <w:t xml:space="preserve">К угрозам безопасности информации в АС больницы, нейтрализация которых обеспечивается только с применением средств криптографической защиты информации, относятся угрозы, связанные с нарушением конфиденциальности, целостности и подлинности защищаемой информации при её передаче по каналам связи, не находящимся в пределах единой контролируемой зоны.</w:t>
+      </w:r>
+    </w:p>
+    <w:p>
+      <w:pPr>
+        <w:spacing w:line="360" w:lineRule="auto"/>
+        <w:jc w:val="both"/>
+        <w:ind w:firstLine="709"/>
+      </w:pPr>
+      <w:r>
+        <w:rPr>
+          <w:rFonts w:ascii="Times New Roman" w:hAnsi="Times New Roman" w:cs="Times New Roman"/>
+          <w:sz w:val="28"/>
+          <w:szCs w:val="28"/>
+        </w:rPr>
+        <w:t xml:space="preserve">Применительно к АС больницы такими каналами связи являются:</w:t>
+      </w:r>
+    </w:p>
+    <w:p>
+      <w:pPr>
+        <w:spacing w:line="360" w:lineRule="auto"/>
+        <w:jc w:val="both"/>
+        <w:ind w:firstLine="709"/>
+      </w:pPr>
+      <w:r>
+        <w:rPr>
+          <w:rFonts w:ascii="Times New Roman" w:hAnsi="Times New Roman" w:cs="Times New Roman"/>
+          <w:sz w:val="28"/>
+          <w:szCs w:val="28"/>
+        </w:rPr>
+        <w:t xml:space="preserve">— канал передачи данных между сегментом серверной (КЗ-1) и сегментом рабочих мест (КЗ-2), организованный через сеть «Интернет»;</w:t>
+      </w:r>
+    </w:p>
+    <w:p>
+      <w:pPr>
+        <w:spacing w:line="360" w:lineRule="auto"/>
+        <w:jc w:val="both"/>
+        <w:ind w:firstLine="709"/>
+      </w:pPr>
+      <w:r>
+        <w:rPr>
+          <w:rFonts w:ascii="Times New Roman" w:hAnsi="Times New Roman" w:cs="Times New Roman"/>
+          <w:sz w:val="28"/>
+          <w:szCs w:val="28"/>
+        </w:rPr>
+        <w:t xml:space="preserve">— каналы взаимодействия АС больницы со смежными (внешними) информационными системами (сервисами обязательного медицинского страхования, лабораторной информационной системой, системой радиологической информации и архивом диагностических изображений, бухгалтерской информационной системой, шлюзом отправки SMS- и e-mail-уведомлений, ЕГИСЗ), организованные через сеть «Интернет».</w:t>
+      </w:r>
+    </w:p>
+    <w:p>
+      <w:pPr>
+        <w:spacing w:line="360" w:lineRule="auto"/>
+        <w:jc w:val="both"/>
+        <w:ind w:firstLine="709"/>
+      </w:pPr>
+      <w:r>
+        <w:rPr>
+          <w:rFonts w:ascii="Times New Roman" w:hAnsi="Times New Roman" w:cs="Times New Roman"/>
+          <w:sz w:val="28"/>
+          <w:szCs w:val="28"/>
+        </w:rPr>
+        <w:t xml:space="preserve">Перечень актуальных угроз безопасности информации, нейтрализация которых в АС больницы обеспечивается только с помощью СКЗИ, представлен в таблице 29.</w:t>
+      </w:r>
+    </w:p>
+    <w:tbl>
+      <w:tblPr>
+        <w:tblW w:w="5000" w:type="pct"/>
+        <w:tblBorders>
+          <w:top w:val="single" w:sz="4" w:space="0" w:color="000000"/>
+          <w:left w:val="single" w:sz="4" w:space="0" w:color="000000"/>
+          <w:bottom w:val="single" w:sz="4" w:space="0" w:color="000000"/>
+          <w:right w:val="single" w:sz="4" w:space="0" w:color="000000"/>
+          <w:insideH w:val="single" w:sz="4" w:space="0" w:color="000000"/>
+          <w:insideV w:val="single" w:sz="4" w:space="0" w:color="000000"/>
+        </w:tblBorders>
+        <w:tblLayout w:type="autofit"/>
+      </w:tblPr>
+      <w:tr>
+        <w:tc>
+          <w:tcPr>
+            <w:tcW w:w="0" w:type="auto"/>
+          </w:tcPr>
+          <w:p>
+            <w:pPr>
+              <w:spacing w:line="276" w:lineRule="auto"/>
+              <w:jc w:val="center"/>
+            </w:pPr>
+            <w:r>
+              <w:rPr>
+                <w:rFonts w:ascii="Times New Roman" w:hAnsi="Times New Roman" w:cs="Times New Roman"/>
+                <w:b/>
+                <w:bCs/>
+                <w:sz w:val="28"/>
+                <w:szCs w:val="28"/>
+              </w:rPr>
+              <w:t xml:space="preserve">Таблица 29 — Актуальные угрозы безопасности информации, нейтрализуемые только с помощью СКЗИ</w:t>
+            </w:r>
+          </w:p>
+        </w:tc>
+      </w:tr>
+      <w:tr>
+        <w:tc>
+          <w:tcPr>
+            <w:tcW w:w="0" w:type="auto"/>
+          </w:tcPr>
+          <w:p>
+            <w:pPr>
+              <w:spacing w:line="276" w:lineRule="auto"/>
+              <w:jc w:val="left"/>
+            </w:pPr>
+            <w:r>
+              <w:rPr>
+                <w:rFonts w:ascii="Times New Roman" w:hAnsi="Times New Roman" w:cs="Times New Roman"/>
+                <w:sz w:val="28"/>
+                <w:szCs w:val="28"/>
+              </w:rPr>
+              <w:t xml:space="preserve">№</w:t>
+            </w:r>
+          </w:p>
+        </w:tc>
+        <w:tc>
+          <w:tcPr>
+            <w:tcW w:w="0" w:type="auto"/>
+          </w:tcPr>
+          <w:p>
+            <w:pPr>
+              <w:spacing w:line="276" w:lineRule="auto"/>
+              <w:jc w:val="left"/>
+            </w:pPr>
+            <w:r>
+              <w:rPr>
+                <w:rFonts w:ascii="Times New Roman" w:hAnsi="Times New Roman" w:cs="Times New Roman"/>
+                <w:sz w:val="28"/>
+                <w:szCs w:val="28"/>
+              </w:rPr>
+              <w:t xml:space="preserve">Идентификатор угрозы</w:t>
+            </w:r>
+          </w:p>
+        </w:tc>
+        <w:tc>
+          <w:tcPr>
+            <w:tcW w:w="0" w:type="auto"/>
+          </w:tcPr>
+          <w:p>
+            <w:pPr>
+              <w:spacing w:line="276" w:lineRule="auto"/>
+              <w:jc w:val="left"/>
+            </w:pPr>
+            <w:r>
+              <w:rPr>
+                <w:rFonts w:ascii="Times New Roman" w:hAnsi="Times New Roman" w:cs="Times New Roman"/>
+                <w:sz w:val="28"/>
+                <w:szCs w:val="28"/>
+              </w:rPr>
+              <w:t xml:space="preserve">Наименование угрозы</w:t>
+            </w:r>
+          </w:p>
+        </w:tc>
+        <w:tc>
+          <w:tcPr>
+            <w:tcW w:w="0" w:type="auto"/>
+          </w:tcPr>
+          <w:p>
+            <w:pPr>
+              <w:spacing w:line="276" w:lineRule="auto"/>
+              <w:jc w:val="left"/>
+            </w:pPr>
+            <w:r>
+              <w:rPr>
+                <w:rFonts w:ascii="Times New Roman" w:hAnsi="Times New Roman" w:cs="Times New Roman"/>
+                <w:sz w:val="28"/>
+                <w:szCs w:val="28"/>
+              </w:rPr>
+              <w:t xml:space="preserve">Объект воздействия</w:t>
+            </w:r>
+          </w:p>
+        </w:tc>
+      </w:tr>
+      <w:tr>
+        <w:tc>
+          <w:tcPr>
+            <w:tcW w:w="0" w:type="auto"/>
+          </w:tcPr>
+          <w:p>
+            <w:pPr>
+              <w:spacing w:line="276" w:lineRule="auto"/>
+              <w:jc w:val="left"/>
+            </w:pPr>
+            <w:r>
+              <w:rPr>
+                <w:rFonts w:ascii="Times New Roman" w:hAnsi="Times New Roman" w:cs="Times New Roman"/>
+                <w:sz w:val="28"/>
+                <w:szCs w:val="28"/>
+              </w:rPr>
+              <w:t xml:space="preserve">1</w:t>
+            </w:r>
+          </w:p>
+        </w:tc>
+        <w:tc>
+          <w:tcPr>
+            <w:tcW w:w="0" w:type="auto"/>
+          </w:tcPr>
+          <w:p>
+            <w:pPr>
+              <w:spacing w:line="276" w:lineRule="auto"/>
+              <w:jc w:val="left"/>
+            </w:pPr>
+            <w:r>
+              <w:rPr>
+                <w:rFonts w:ascii="Times New Roman" w:hAnsi="Times New Roman" w:cs="Times New Roman"/>
+                <w:sz w:val="28"/>
+                <w:szCs w:val="28"/>
+              </w:rPr>
+              <w:t xml:space="preserve">УБИ.003</w:t>
+            </w:r>
+          </w:p>
+        </w:tc>
+        <w:tc>
+          <w:tcPr>
+            <w:tcW w:w="0" w:type="auto"/>
+          </w:tcPr>
+          <w:p>
+            <w:pPr>
+              <w:spacing w:line="276" w:lineRule="auto"/>
+              <w:jc w:val="left"/>
+            </w:pPr>
+            <w:r>
+              <w:rPr>
+                <w:rFonts w:ascii="Times New Roman" w:hAnsi="Times New Roman" w:cs="Times New Roman"/>
+                <w:sz w:val="28"/>
+                <w:szCs w:val="28"/>
+              </w:rPr>
+              <w:t xml:space="preserve">Угроза использования слабостей криптографических алгоритмов и уязвимостей в программном обеспечении их реализации</w:t>
+            </w:r>
+          </w:p>
+        </w:tc>
+        <w:tc>
+          <w:tcPr>
+            <w:tcW w:w="0" w:type="auto"/>
+          </w:tcPr>
+          <w:p>
+            <w:pPr>
+              <w:spacing w:line="276" w:lineRule="auto"/>
+              <w:jc w:val="left"/>
+            </w:pPr>
+            <w:r>
+              <w:rPr>
+                <w:rFonts w:ascii="Times New Roman" w:hAnsi="Times New Roman" w:cs="Times New Roman"/>
+                <w:sz w:val="28"/>
+                <w:szCs w:val="28"/>
+              </w:rPr>
+              <w:t xml:space="preserve">Средства криптографической защиты информации; защищаемая информация при передаче по каналам связи</w:t>
+            </w:r>
+          </w:p>
+        </w:tc>
+      </w:tr>
+      <w:tr>
+        <w:tc>
+          <w:tcPr>
+            <w:tcW w:w="0" w:type="auto"/>
+          </w:tcPr>
+          <w:p>
+            <w:pPr>
+              <w:spacing w:line="276" w:lineRule="auto"/>
+              <w:jc w:val="left"/>
+            </w:pPr>
+            <w:r>
+              <w:rPr>
+                <w:rFonts w:ascii="Times New Roman" w:hAnsi="Times New Roman" w:cs="Times New Roman"/>
+                <w:sz w:val="28"/>
+                <w:szCs w:val="28"/>
+              </w:rPr>
+              <w:t xml:space="preserve">2</w:t>
+            </w:r>
+          </w:p>
+        </w:tc>
+        <w:tc>
+          <w:tcPr>
+            <w:tcW w:w="0" w:type="auto"/>
+          </w:tcPr>
+          <w:p>
+            <w:pPr>
+              <w:spacing w:line="276" w:lineRule="auto"/>
+              <w:jc w:val="left"/>
+            </w:pPr>
+            <w:r>
+              <w:rPr>
+                <w:rFonts w:ascii="Times New Roman" w:hAnsi="Times New Roman" w:cs="Times New Roman"/>
+                <w:sz w:val="28"/>
+                <w:szCs w:val="28"/>
+              </w:rPr>
+              <w:t xml:space="preserve">УБИ.046</w:t>
+            </w:r>
+          </w:p>
+        </w:tc>
+        <w:tc>
+          <w:tcPr>
+            <w:tcW w:w="0" w:type="auto"/>
+          </w:tcPr>
+          <w:p>
+            <w:pPr>
+              <w:spacing w:line="276" w:lineRule="auto"/>
+              <w:jc w:val="left"/>
+            </w:pPr>
+            <w:r>
+              <w:rPr>
+                <w:rFonts w:ascii="Times New Roman" w:hAnsi="Times New Roman" w:cs="Times New Roman"/>
+                <w:sz w:val="28"/>
+                <w:szCs w:val="28"/>
+              </w:rPr>
+              <w:t xml:space="preserve">Угроза нарушения процедуры аутентификации субъектов виртуального информационного взаимодействия</w:t>
+            </w:r>
+          </w:p>
+        </w:tc>
+        <w:tc>
+          <w:tcPr>
+            <w:tcW w:w="0" w:type="auto"/>
+          </w:tcPr>
+          <w:p>
+            <w:pPr>
+              <w:spacing w:line="276" w:lineRule="auto"/>
+              <w:jc w:val="left"/>
+            </w:pPr>
+            <w:r>
+              <w:rPr>
+                <w:rFonts w:ascii="Times New Roman" w:hAnsi="Times New Roman" w:cs="Times New Roman"/>
+                <w:sz w:val="28"/>
+                <w:szCs w:val="28"/>
+              </w:rPr>
+              <w:t xml:space="preserve">Каналы взаимодействия между КЗ-1 и КЗ-2; каналы взаимодействия со смежными информационными системами</w:t>
+            </w:r>
+          </w:p>
+        </w:tc>
+      </w:tr>
+      <w:tr>
+        <w:tc>
+          <w:tcPr>
+            <w:tcW w:w="0" w:type="auto"/>
+          </w:tcPr>
+          <w:p>
+            <w:pPr>
+              <w:spacing w:line="276" w:lineRule="auto"/>
+              <w:jc w:val="left"/>
+            </w:pPr>
+            <w:r>
+              <w:rPr>
+                <w:rFonts w:ascii="Times New Roman" w:hAnsi="Times New Roman" w:cs="Times New Roman"/>
+                <w:sz w:val="28"/>
+                <w:szCs w:val="28"/>
+              </w:rPr>
+              <w:t xml:space="preserve">3</w:t>
+            </w:r>
+          </w:p>
+        </w:tc>
+        <w:tc>
+          <w:tcPr>
+            <w:tcW w:w="0" w:type="auto"/>
+          </w:tcPr>
+          <w:p>
+            <w:pPr>
+              <w:spacing w:line="276" w:lineRule="auto"/>
+              <w:jc w:val="left"/>
+            </w:pPr>
+            <w:r>
+              <w:rPr>
+                <w:rFonts w:ascii="Times New Roman" w:hAnsi="Times New Roman" w:cs="Times New Roman"/>
+                <w:sz w:val="28"/>
+                <w:szCs w:val="28"/>
+              </w:rPr>
+              <w:t xml:space="preserve">УБИ.069</w:t>
+            </w:r>
+          </w:p>
+        </w:tc>
+        <w:tc>
+          <w:tcPr>
+            <w:tcW w:w="0" w:type="auto"/>
+          </w:tcPr>
+          <w:p>
+            <w:pPr>
+              <w:spacing w:line="276" w:lineRule="auto"/>
+              <w:jc w:val="left"/>
+            </w:pPr>
+            <w:r>
+              <w:rPr>
+                <w:rFonts w:ascii="Times New Roman" w:hAnsi="Times New Roman" w:cs="Times New Roman"/>
+                <w:sz w:val="28"/>
+                <w:szCs w:val="28"/>
+              </w:rPr>
+              <w:t xml:space="preserve">Угроза неправомерных действий в каналах связи</w:t>
+            </w:r>
+          </w:p>
+        </w:tc>
+        <w:tc>
+          <w:tcPr>
+            <w:tcW w:w="0" w:type="auto"/>
+          </w:tcPr>
+          <w:p>
+            <w:pPr>
+              <w:spacing w:line="276" w:lineRule="auto"/>
+              <w:jc w:val="left"/>
+            </w:pPr>
+            <w:r>
+              <w:rPr>
+                <w:rFonts w:ascii="Times New Roman" w:hAnsi="Times New Roman" w:cs="Times New Roman"/>
+                <w:sz w:val="28"/>
+                <w:szCs w:val="28"/>
+              </w:rPr>
+              <w:t xml:space="preserve">Каналы взаимодействия между КЗ-1 и КЗ-2; каналы взаимодействия со смежными информационными системами; сетевой трафик</w:t>
+            </w:r>
+          </w:p>
+        </w:tc>
+      </w:tr>
+      <w:tr>
+        <w:tc>
+          <w:tcPr>
+            <w:tcW w:w="0" w:type="auto"/>
+          </w:tcPr>
+          <w:p>
+            <w:pPr>
+              <w:spacing w:line="276" w:lineRule="auto"/>
+              <w:jc w:val="left"/>
+            </w:pPr>
+            <w:r>
+              <w:rPr>
+                <w:rFonts w:ascii="Times New Roman" w:hAnsi="Times New Roman" w:cs="Times New Roman"/>
+                <w:sz w:val="28"/>
+                <w:szCs w:val="28"/>
+              </w:rPr>
+              <w:t xml:space="preserve">4</w:t>
+            </w:r>
+          </w:p>
+        </w:tc>
+        <w:tc>
+          <w:tcPr>
+            <w:tcW w:w="0" w:type="auto"/>
+          </w:tcPr>
+          <w:p>
+            <w:pPr>
+              <w:spacing w:line="276" w:lineRule="auto"/>
+              <w:jc w:val="left"/>
+            </w:pPr>
+            <w:r>
+              <w:rPr>
+                <w:rFonts w:ascii="Times New Roman" w:hAnsi="Times New Roman" w:cs="Times New Roman"/>
+                <w:sz w:val="28"/>
+                <w:szCs w:val="28"/>
+              </w:rPr>
+              <w:t xml:space="preserve">УБИ.111</w:t>
+            </w:r>
+          </w:p>
+        </w:tc>
+        <w:tc>
+          <w:tcPr>
+            <w:tcW w:w="0" w:type="auto"/>
+          </w:tcPr>
+          <w:p>
+            <w:pPr>
+              <w:spacing w:line="276" w:lineRule="auto"/>
+              <w:jc w:val="left"/>
+            </w:pPr>
+            <w:r>
+              <w:rPr>
+                <w:rFonts w:ascii="Times New Roman" w:hAnsi="Times New Roman" w:cs="Times New Roman"/>
+                <w:sz w:val="28"/>
+                <w:szCs w:val="28"/>
+              </w:rPr>
+              <w:t xml:space="preserve">Угроза перехвата данных, передаваемых по вычислительной сети</w:t>
+            </w:r>
+          </w:p>
+        </w:tc>
+        <w:tc>
+          <w:tcPr>
+            <w:tcW w:w="0" w:type="auto"/>
+          </w:tcPr>
+          <w:p>
+            <w:pPr>
+              <w:spacing w:line="276" w:lineRule="auto"/>
+              <w:jc w:val="left"/>
+            </w:pPr>
+            <w:r>
+              <w:rPr>
+                <w:rFonts w:ascii="Times New Roman" w:hAnsi="Times New Roman" w:cs="Times New Roman"/>
+                <w:sz w:val="28"/>
+                <w:szCs w:val="28"/>
+              </w:rPr>
+              <w:t xml:space="preserve">Каналы взаимодействия между КЗ-1 и КЗ-2; каналы взаимодействия со смежными информационными системами; сетевой трафик</w:t>
+            </w:r>
+          </w:p>
+        </w:tc>
+      </w:tr>
+      <w:tr>
+        <w:tc>
+          <w:tcPr>
+            <w:tcW w:w="0" w:type="auto"/>
+          </w:tcPr>
+          <w:p>
+            <w:pPr>
+              <w:spacing w:line="276" w:lineRule="auto"/>
+              <w:jc w:val="left"/>
+            </w:pPr>
+            <w:r>
+              <w:rPr>
+                <w:rFonts w:ascii="Times New Roman" w:hAnsi="Times New Roman" w:cs="Times New Roman"/>
+                <w:sz w:val="28"/>
+                <w:szCs w:val="28"/>
+              </w:rPr>
+              <w:t xml:space="preserve">5</w:t>
+            </w:r>
+          </w:p>
+        </w:tc>
+        <w:tc>
+          <w:tcPr>
+            <w:tcW w:w="0" w:type="auto"/>
+          </w:tcPr>
+          <w:p>
+            <w:pPr>
+              <w:spacing w:line="276" w:lineRule="auto"/>
+              <w:jc w:val="left"/>
+            </w:pPr>
+            <w:r>
+              <w:rPr>
+                <w:rFonts w:ascii="Times New Roman" w:hAnsi="Times New Roman" w:cs="Times New Roman"/>
+                <w:sz w:val="28"/>
+                <w:szCs w:val="28"/>
+              </w:rPr>
+              <w:t xml:space="preserve">УБИ.116</w:t>
+            </w:r>
+          </w:p>
+        </w:tc>
+        <w:tc>
+          <w:tcPr>
+            <w:tcW w:w="0" w:type="auto"/>
+          </w:tcPr>
+          <w:p>
+            <w:pPr>
+              <w:spacing w:line="276" w:lineRule="auto"/>
+              <w:jc w:val="left"/>
+            </w:pPr>
+            <w:r>
+              <w:rPr>
+                <w:rFonts w:ascii="Times New Roman" w:hAnsi="Times New Roman" w:cs="Times New Roman"/>
+                <w:sz w:val="28"/>
+                <w:szCs w:val="28"/>
+              </w:rPr>
+              <w:t xml:space="preserve">Угроза перехвата данных, передаваемых по вычислительной сети (продолжение)</w:t>
+            </w:r>
+          </w:p>
+        </w:tc>
+        <w:tc>
+          <w:tcPr>
+            <w:tcW w:w="0" w:type="auto"/>
+          </w:tcPr>
+          <w:p>
+            <w:pPr>
+              <w:spacing w:line="276" w:lineRule="auto"/>
+              <w:jc w:val="left"/>
+            </w:pPr>
+            <w:r>
+              <w:rPr>
+                <w:rFonts w:ascii="Times New Roman" w:hAnsi="Times New Roman" w:cs="Times New Roman"/>
+                <w:sz w:val="28"/>
+                <w:szCs w:val="28"/>
+              </w:rPr>
+              <w:t xml:space="preserve">Каналы взаимодействия между КЗ-1 и КЗ-2; каналы взаимодействия со смежными информационными системами</w:t>
+            </w:r>
+          </w:p>
+        </w:tc>
+      </w:tr>
+      <w:tr>
+        <w:tc>
+          <w:tcPr>
+            <w:tcW w:w="0" w:type="auto"/>
+          </w:tcPr>
+          <w:p>
+            <w:pPr>
+              <w:spacing w:line="276" w:lineRule="auto"/>
+              <w:jc w:val="left"/>
+            </w:pPr>
+            <w:r>
+              <w:rPr>
+                <w:rFonts w:ascii="Times New Roman" w:hAnsi="Times New Roman" w:cs="Times New Roman"/>
+                <w:sz w:val="28"/>
+                <w:szCs w:val="28"/>
+              </w:rPr>
+              <w:t xml:space="preserve">6</w:t>
+            </w:r>
+          </w:p>
+        </w:tc>
+        <w:tc>
+          <w:tcPr>
+            <w:tcW w:w="0" w:type="auto"/>
+          </w:tcPr>
+          <w:p>
+            <w:pPr>
+              <w:spacing w:line="276" w:lineRule="auto"/>
+              <w:jc w:val="left"/>
+            </w:pPr>
+            <w:r>
+              <w:rPr>
+                <w:rFonts w:ascii="Times New Roman" w:hAnsi="Times New Roman" w:cs="Times New Roman"/>
+                <w:sz w:val="28"/>
+                <w:szCs w:val="28"/>
+              </w:rPr>
+              <w:t xml:space="preserve">УБИ.124</w:t>
+            </w:r>
+          </w:p>
+        </w:tc>
+        <w:tc>
+          <w:tcPr>
+            <w:tcW w:w="0" w:type="auto"/>
+          </w:tcPr>
+          <w:p>
+            <w:pPr>
+              <w:spacing w:line="276" w:lineRule="auto"/>
+              <w:jc w:val="left"/>
+            </w:pPr>
+            <w:r>
+              <w:rPr>
+                <w:rFonts w:ascii="Times New Roman" w:hAnsi="Times New Roman" w:cs="Times New Roman"/>
+                <w:sz w:val="28"/>
+                <w:szCs w:val="28"/>
+              </w:rPr>
+              <w:t xml:space="preserve">Угроза подмены доверенного пользователя</w:t>
+            </w:r>
+          </w:p>
+        </w:tc>
+        <w:tc>
+          <w:tcPr>
+            <w:tcW w:w="0" w:type="auto"/>
+          </w:tcPr>
+          <w:p>
+            <w:pPr>
+              <w:spacing w:line="276" w:lineRule="auto"/>
+              <w:jc w:val="left"/>
+            </w:pPr>
+            <w:r>
+              <w:rPr>
+                <w:rFonts w:ascii="Times New Roman" w:hAnsi="Times New Roman" w:cs="Times New Roman"/>
+                <w:sz w:val="28"/>
+                <w:szCs w:val="28"/>
+              </w:rPr>
+              <w:t xml:space="preserve">Каналы взаимодействия со смежными информационными системами; учётные данные пользователей</w:t>
+            </w:r>
+          </w:p>
+        </w:tc>
+      </w:tr>
+      <w:tr>
+        <w:tc>
+          <w:tcPr>
+            <w:tcW w:w="0" w:type="auto"/>
+          </w:tcPr>
+          <w:p>
+            <w:pPr>
+              <w:spacing w:line="276" w:lineRule="auto"/>
+              <w:jc w:val="left"/>
+            </w:pPr>
+            <w:r>
+              <w:rPr>
+                <w:rFonts w:ascii="Times New Roman" w:hAnsi="Times New Roman" w:cs="Times New Roman"/>
+                <w:sz w:val="28"/>
+                <w:szCs w:val="28"/>
+              </w:rPr>
+              <w:t xml:space="preserve">7</w:t>
+            </w:r>
+          </w:p>
+        </w:tc>
+        <w:tc>
+          <w:tcPr>
+            <w:tcW w:w="0" w:type="auto"/>
+          </w:tcPr>
+          <w:p>
+            <w:pPr>
+              <w:spacing w:line="276" w:lineRule="auto"/>
+              <w:jc w:val="left"/>
+            </w:pPr>
+            <w:r>
+              <w:rPr>
+                <w:rFonts w:ascii="Times New Roman" w:hAnsi="Times New Roman" w:cs="Times New Roman"/>
+                <w:sz w:val="28"/>
+                <w:szCs w:val="28"/>
+              </w:rPr>
+              <w:t xml:space="preserve">УБИ.125</w:t>
+            </w:r>
+          </w:p>
+        </w:tc>
+        <w:tc>
+          <w:tcPr>
+            <w:tcW w:w="0" w:type="auto"/>
+          </w:tcPr>
+          <w:p>
+            <w:pPr>
+              <w:spacing w:line="276" w:lineRule="auto"/>
+              <w:jc w:val="left"/>
+            </w:pPr>
+            <w:r>
+              <w:rPr>
+                <w:rFonts w:ascii="Times New Roman" w:hAnsi="Times New Roman" w:cs="Times New Roman"/>
+                <w:sz w:val="28"/>
+                <w:szCs w:val="28"/>
+              </w:rPr>
+              <w:t xml:space="preserve">Угроза подмены содержимого сетевых ресурсов</w:t>
+            </w:r>
+          </w:p>
+        </w:tc>
+        <w:tc>
+          <w:tcPr>
+            <w:tcW w:w="0" w:type="auto"/>
+          </w:tcPr>
+          <w:p>
+            <w:pPr>
+              <w:spacing w:line="276" w:lineRule="auto"/>
+              <w:jc w:val="left"/>
+            </w:pPr>
+            <w:r>
+              <w:rPr>
+                <w:rFonts w:ascii="Times New Roman" w:hAnsi="Times New Roman" w:cs="Times New Roman"/>
+                <w:sz w:val="28"/>
+                <w:szCs w:val="28"/>
+              </w:rPr>
+              <w:t xml:space="preserve">Сервер приложений; каналы взаимодействия со смежными информационными системами</w:t>
+            </w:r>
+          </w:p>
+        </w:tc>
+      </w:tr>
+      <w:tr>
+        <w:tc>
+          <w:tcPr>
+            <w:tcW w:w="0" w:type="auto"/>
+          </w:tcPr>
+          <w:p>
+            <w:pPr>
+              <w:spacing w:line="276" w:lineRule="auto"/>
+              <w:jc w:val="left"/>
+            </w:pPr>
+            <w:r>
+              <w:rPr>
+                <w:rFonts w:ascii="Times New Roman" w:hAnsi="Times New Roman" w:cs="Times New Roman"/>
+                <w:sz w:val="28"/>
+                <w:szCs w:val="28"/>
+              </w:rPr>
+              <w:t xml:space="preserve">8</w:t>
+            </w:r>
+          </w:p>
+        </w:tc>
+        <w:tc>
+          <w:tcPr>
+            <w:tcW w:w="0" w:type="auto"/>
+          </w:tcPr>
+          <w:p>
+            <w:pPr>
+              <w:spacing w:line="276" w:lineRule="auto"/>
+              <w:jc w:val="left"/>
+            </w:pPr>
+            <w:r>
+              <w:rPr>
+                <w:rFonts w:ascii="Times New Roman" w:hAnsi="Times New Roman" w:cs="Times New Roman"/>
+                <w:sz w:val="28"/>
+                <w:szCs w:val="28"/>
+              </w:rPr>
+              <w:t xml:space="preserve">УБИ.126</w:t>
+            </w:r>
+          </w:p>
+        </w:tc>
+        <w:tc>
+          <w:tcPr>
+            <w:tcW w:w="0" w:type="auto"/>
+          </w:tcPr>
+          <w:p>
+            <w:pPr>
+              <w:spacing w:line="276" w:lineRule="auto"/>
+              <w:jc w:val="left"/>
+            </w:pPr>
+            <w:r>
+              <w:rPr>
+                <w:rFonts w:ascii="Times New Roman" w:hAnsi="Times New Roman" w:cs="Times New Roman"/>
+                <w:sz w:val="28"/>
+                <w:szCs w:val="28"/>
+              </w:rPr>
+              <w:t xml:space="preserve">Угроза подмены субъекта сетевого доступа</w:t>
+            </w:r>
+          </w:p>
+        </w:tc>
+        <w:tc>
+          <w:tcPr>
+            <w:tcW w:w="0" w:type="auto"/>
+          </w:tcPr>
+          <w:p>
+            <w:pPr>
+              <w:spacing w:line="276" w:lineRule="auto"/>
+              <w:jc w:val="left"/>
+            </w:pPr>
+            <w:r>
+              <w:rPr>
+                <w:rFonts w:ascii="Times New Roman" w:hAnsi="Times New Roman" w:cs="Times New Roman"/>
+                <w:sz w:val="28"/>
+                <w:szCs w:val="28"/>
+              </w:rPr>
+              <w:t xml:space="preserve">Каналы взаимодействия со смежными информационными системами; учётные данные пользователей</w:t>
+            </w:r>
+          </w:p>
+        </w:tc>
+      </w:tr>
+      <w:tr>
+        <w:tc>
+          <w:tcPr>
+            <w:tcW w:w="0" w:type="auto"/>
+          </w:tcPr>
+          <w:p>
+            <w:pPr>
+              <w:spacing w:line="276" w:lineRule="auto"/>
+              <w:jc w:val="left"/>
+            </w:pPr>
+            <w:r>
+              <w:rPr>
+                <w:rFonts w:ascii="Times New Roman" w:hAnsi="Times New Roman" w:cs="Times New Roman"/>
+                <w:sz w:val="28"/>
+                <w:szCs w:val="28"/>
+              </w:rPr>
+              <w:t xml:space="preserve">9</w:t>
+            </w:r>
+          </w:p>
+        </w:tc>
+        <w:tc>
+          <w:tcPr>
+            <w:tcW w:w="0" w:type="auto"/>
+          </w:tcPr>
+          <w:p>
+            <w:pPr>
+              <w:spacing w:line="276" w:lineRule="auto"/>
+              <w:jc w:val="left"/>
+            </w:pPr>
+            <w:r>
+              <w:rPr>
+                <w:rFonts w:ascii="Times New Roman" w:hAnsi="Times New Roman" w:cs="Times New Roman"/>
+                <w:sz w:val="28"/>
+                <w:szCs w:val="28"/>
+              </w:rPr>
+              <w:t xml:space="preserve">УБИ.128</w:t>
+            </w:r>
+          </w:p>
+        </w:tc>
+        <w:tc>
+          <w:tcPr>
+            <w:tcW w:w="0" w:type="auto"/>
+          </w:tcPr>
+          <w:p>
+            <w:pPr>
+              <w:spacing w:line="276" w:lineRule="auto"/>
+              <w:jc w:val="left"/>
+            </w:pPr>
+            <w:r>
+              <w:rPr>
+                <w:rFonts w:ascii="Times New Roman" w:hAnsi="Times New Roman" w:cs="Times New Roman"/>
+                <w:sz w:val="28"/>
+                <w:szCs w:val="28"/>
+              </w:rPr>
+              <w:t xml:space="preserve">Угроза подмены трафика сети передачи данных</w:t>
+            </w:r>
+          </w:p>
+        </w:tc>
+        <w:tc>
+          <w:tcPr>
+            <w:tcW w:w="0" w:type="auto"/>
+          </w:tcPr>
+          <w:p>
+            <w:pPr>
+              <w:spacing w:line="276" w:lineRule="auto"/>
+              <w:jc w:val="left"/>
+            </w:pPr>
+            <w:r>
+              <w:rPr>
+                <w:rFonts w:ascii="Times New Roman" w:hAnsi="Times New Roman" w:cs="Times New Roman"/>
+                <w:sz w:val="28"/>
+                <w:szCs w:val="28"/>
+              </w:rPr>
+              <w:t xml:space="preserve">Каналы взаимодействия между КЗ-1 и КЗ-2; каналы взаимодействия со смежными информационными системами; сетевой трафик</w:t>
+            </w:r>
+          </w:p>
+        </w:tc>
+      </w:tr>
+      <w:tr>
+        <w:tc>
+          <w:tcPr>
+            <w:tcW w:w="0" w:type="auto"/>
+          </w:tcPr>
+          <w:p>
+            <w:pPr>
+              <w:spacing w:line="276" w:lineRule="auto"/>
+              <w:jc w:val="left"/>
+            </w:pPr>
+            <w:r>
+              <w:rPr>
+                <w:rFonts w:ascii="Times New Roman" w:hAnsi="Times New Roman" w:cs="Times New Roman"/>
+                <w:sz w:val="28"/>
+                <w:szCs w:val="28"/>
+              </w:rPr>
+              <w:t xml:space="preserve">10</w:t>
+            </w:r>
+          </w:p>
+        </w:tc>
+        <w:tc>
+          <w:tcPr>
+            <w:tcW w:w="0" w:type="auto"/>
+          </w:tcPr>
+          <w:p>
+            <w:pPr>
+              <w:spacing w:line="276" w:lineRule="auto"/>
+              <w:jc w:val="left"/>
+            </w:pPr>
+            <w:r>
+              <w:rPr>
+                <w:rFonts w:ascii="Times New Roman" w:hAnsi="Times New Roman" w:cs="Times New Roman"/>
+                <w:sz w:val="28"/>
+                <w:szCs w:val="28"/>
+              </w:rPr>
+              <w:t xml:space="preserve">УБИ.129</w:t>
+            </w:r>
+          </w:p>
+        </w:tc>
+        <w:tc>
+          <w:tcPr>
+            <w:tcW w:w="0" w:type="auto"/>
+          </w:tcPr>
+          <w:p>
+            <w:pPr>
+              <w:spacing w:line="276" w:lineRule="auto"/>
+              <w:jc w:val="left"/>
+            </w:pPr>
+            <w:r>
+              <w:rPr>
+                <w:rFonts w:ascii="Times New Roman" w:hAnsi="Times New Roman" w:cs="Times New Roman"/>
+                <w:sz w:val="28"/>
+                <w:szCs w:val="28"/>
+              </w:rPr>
+              <w:t xml:space="preserve">Угроза подмены доверенного источника данных</w:t>
+            </w:r>
+          </w:p>
+        </w:tc>
+        <w:tc>
+          <w:tcPr>
+            <w:tcW w:w="0" w:type="auto"/>
+          </w:tcPr>
+          <w:p>
+            <w:pPr>
+              <w:spacing w:line="276" w:lineRule="auto"/>
+              <w:jc w:val="left"/>
+            </w:pPr>
+            <w:r>
+              <w:rPr>
+                <w:rFonts w:ascii="Times New Roman" w:hAnsi="Times New Roman" w:cs="Times New Roman"/>
+                <w:sz w:val="28"/>
+                <w:szCs w:val="28"/>
+              </w:rPr>
+              <w:t xml:space="preserve">Каналы взаимодействия со смежными информационными системами; защищаемая информация</w:t>
+            </w:r>
+          </w:p>
+        </w:tc>
+      </w:tr>
+    </w:tbl>
+    <w:p>
+      <w:pPr>
+        <w:spacing w:line="360" w:lineRule="auto"/>
+        <w:jc w:val="both"/>
+      </w:pPr>
+    </w:p>
+    <w:p>
+      <w:pPr>
+        <w:spacing w:line="360" w:lineRule="auto"/>
+        <w:jc w:val="both"/>
+        <w:ind w:firstLine="709"/>
+      </w:pPr>
+      <w:r>
+        <w:rPr>
+          <w:rFonts w:ascii="Times New Roman" w:hAnsi="Times New Roman" w:cs="Times New Roman"/>
+          <w:sz w:val="28"/>
+          <w:szCs w:val="28"/>
+        </w:rPr>
+        <w:t xml:space="preserve">Соответствие актуальных нарушителей и направлений атак, реализуемых ими в отношении АС больницы, при использовании которых нейтрализация угроз обеспечивается только с помощью СКЗИ, приведено в таблице 30.</w:t>
+      </w:r>
+    </w:p>
+    <w:tbl>
+      <w:tblPr>
+        <w:tblW w:w="5000" w:type="pct"/>
+        <w:tblBorders>
+          <w:top w:val="single" w:sz="4" w:space="0" w:color="000000"/>
+          <w:left w:val="single" w:sz="4" w:space="0" w:color="000000"/>
+          <w:bottom w:val="single" w:sz="4" w:space="0" w:color="000000"/>
+          <w:right w:val="single" w:sz="4" w:space="0" w:color="000000"/>
+          <w:insideH w:val="single" w:sz="4" w:space="0" w:color="000000"/>
+          <w:insideV w:val="single" w:sz="4" w:space="0" w:color="000000"/>
+        </w:tblBorders>
+        <w:tblLayout w:type="autofit"/>
+      </w:tblPr>
+      <w:tr>
+        <w:tc>
+          <w:tcPr>
+            <w:tcW w:w="0" w:type="auto"/>
+          </w:tcPr>
+          <w:p>
+            <w:pPr>
+              <w:spacing w:line="276" w:lineRule="auto"/>
+              <w:jc w:val="center"/>
+            </w:pPr>
+            <w:r>
+              <w:rPr>
+                <w:rFonts w:ascii="Times New Roman" w:hAnsi="Times New Roman" w:cs="Times New Roman"/>
+                <w:b/>
+                <w:bCs/>
+                <w:sz w:val="28"/>
+                <w:szCs w:val="28"/>
+              </w:rPr>
+              <w:t xml:space="preserve">Таблица 30 — Уточнённые возможности нарушителей и направления атак, нейтрализуемые с помощью СКЗИ</w:t>
+            </w:r>
+          </w:p>
+        </w:tc>
+      </w:tr>
+      <w:tr>
+        <w:tc>
+          <w:tcPr>
+            <w:tcW w:w="0" w:type="auto"/>
+          </w:tcPr>
+          <w:p>
+            <w:pPr>
+              <w:spacing w:line="276" w:lineRule="auto"/>
+              <w:jc w:val="left"/>
+            </w:pPr>
+            <w:r>
+              <w:rPr>
+                <w:rFonts w:ascii="Times New Roman" w:hAnsi="Times New Roman" w:cs="Times New Roman"/>
+                <w:sz w:val="28"/>
+                <w:szCs w:val="28"/>
+              </w:rPr>
+              <w:t xml:space="preserve">№</w:t>
+            </w:r>
+          </w:p>
+        </w:tc>
+        <w:tc>
+          <w:tcPr>
+            <w:tcW w:w="0" w:type="auto"/>
+          </w:tcPr>
+          <w:p>
+            <w:pPr>
+              <w:spacing w:line="276" w:lineRule="auto"/>
+              <w:jc w:val="left"/>
+            </w:pPr>
+            <w:r>
+              <w:rPr>
+                <w:rFonts w:ascii="Times New Roman" w:hAnsi="Times New Roman" w:cs="Times New Roman"/>
+                <w:sz w:val="28"/>
+                <w:szCs w:val="28"/>
+              </w:rPr>
+              <w:t xml:space="preserve">Уточнённые возможности нарушителей и направления атак</w:t>
+            </w:r>
+          </w:p>
+        </w:tc>
+        <w:tc>
+          <w:tcPr>
+            <w:tcW w:w="0" w:type="auto"/>
+          </w:tcPr>
+          <w:p>
+            <w:pPr>
+              <w:spacing w:line="276" w:lineRule="auto"/>
+              <w:jc w:val="left"/>
+            </w:pPr>
+            <w:r>
+              <w:rPr>
+                <w:rFonts w:ascii="Times New Roman" w:hAnsi="Times New Roman" w:cs="Times New Roman"/>
+                <w:sz w:val="28"/>
+                <w:szCs w:val="28"/>
+              </w:rPr>
+              <w:t xml:space="preserve">Актуальность использования (применения) для построения и реализации атак</w:t>
+            </w:r>
+          </w:p>
+        </w:tc>
+        <w:tc>
+          <w:tcPr>
+            <w:tcW w:w="0" w:type="auto"/>
+          </w:tcPr>
+          <w:p>
+            <w:pPr>
+              <w:spacing w:line="276" w:lineRule="auto"/>
+              <w:jc w:val="left"/>
+            </w:pPr>
+            <w:r>
+              <w:rPr>
+                <w:rFonts w:ascii="Times New Roman" w:hAnsi="Times New Roman" w:cs="Times New Roman"/>
+                <w:sz w:val="28"/>
+                <w:szCs w:val="28"/>
+              </w:rPr>
+              <w:t xml:space="preserve">Способ нейтрализации</w:t>
+            </w:r>
+          </w:p>
+        </w:tc>
+      </w:tr>
+      <w:tr>
+        <w:tc>
+          <w:tcPr>
+            <w:tcW w:w="0" w:type="auto"/>
+          </w:tcPr>
+          <w:p>
+            <w:pPr>
+              <w:spacing w:line="276" w:lineRule="auto"/>
+              <w:jc w:val="left"/>
+            </w:pPr>
+            <w:r>
+              <w:rPr>
+                <w:rFonts w:ascii="Times New Roman" w:hAnsi="Times New Roman" w:cs="Times New Roman"/>
+                <w:sz w:val="28"/>
+                <w:szCs w:val="28"/>
+              </w:rPr>
+              <w:t xml:space="preserve">1</w:t>
+            </w:r>
+          </w:p>
+        </w:tc>
+        <w:tc>
+          <w:tcPr>
+            <w:tcW w:w="0" w:type="auto"/>
+          </w:tcPr>
+          <w:p>
+            <w:pPr>
+              <w:spacing w:line="276" w:lineRule="auto"/>
+              <w:jc w:val="left"/>
+            </w:pPr>
+            <w:r>
+              <w:rPr>
+                <w:rFonts w:ascii="Times New Roman" w:hAnsi="Times New Roman" w:cs="Times New Roman"/>
+                <w:sz w:val="28"/>
+                <w:szCs w:val="28"/>
+              </w:rPr>
+              <w:t xml:space="preserve">Проведение атак на каналы связи, выходящие за пределы контролируемой зоны (перехват, подмена, навязывание ложных данных)</w:t>
+            </w:r>
+          </w:p>
+        </w:tc>
+        <w:tc>
+          <w:tcPr>
+            <w:tcW w:w="0" w:type="auto"/>
+          </w:tcPr>
+          <w:p>
+            <w:pPr>
+              <w:spacing w:line="276" w:lineRule="auto"/>
+              <w:jc w:val="left"/>
+            </w:pPr>
+            <w:r>
+              <w:rPr>
+                <w:rFonts w:ascii="Times New Roman" w:hAnsi="Times New Roman" w:cs="Times New Roman"/>
+                <w:sz w:val="28"/>
+                <w:szCs w:val="28"/>
+              </w:rPr>
+              <w:t xml:space="preserve">Актуально</w:t>
+            </w:r>
+          </w:p>
+        </w:tc>
+        <w:tc>
+          <w:tcPr>
+            <w:tcW w:w="0" w:type="auto"/>
+          </w:tcPr>
+          <w:p>
+            <w:pPr>
+              <w:spacing w:line="276" w:lineRule="auto"/>
+              <w:jc w:val="left"/>
+            </w:pPr>
+            <w:r>
+              <w:rPr>
+                <w:rFonts w:ascii="Times New Roman" w:hAnsi="Times New Roman" w:cs="Times New Roman"/>
+                <w:sz w:val="28"/>
+                <w:szCs w:val="28"/>
+              </w:rPr>
+              <w:t xml:space="preserve">Применение СКЗИ класса КС2 для шифрования и обеспечения имитозащиты передаваемой информации</w:t>
+            </w:r>
+          </w:p>
+        </w:tc>
+      </w:tr>
+      <w:tr>
+        <w:tc>
+          <w:tcPr>
+            <w:tcW w:w="0" w:type="auto"/>
+          </w:tcPr>
+          <w:p>
+            <w:pPr>
+              <w:spacing w:line="276" w:lineRule="auto"/>
+              <w:jc w:val="left"/>
+            </w:pPr>
+            <w:r>
+              <w:rPr>
+                <w:rFonts w:ascii="Times New Roman" w:hAnsi="Times New Roman" w:cs="Times New Roman"/>
+                <w:sz w:val="28"/>
+                <w:szCs w:val="28"/>
+              </w:rPr>
+              <w:t xml:space="preserve">2</w:t>
+            </w:r>
+          </w:p>
+        </w:tc>
+        <w:tc>
+          <w:tcPr>
+            <w:tcW w:w="0" w:type="auto"/>
+          </w:tcPr>
+          <w:p>
+            <w:pPr>
+              <w:spacing w:line="276" w:lineRule="auto"/>
+              <w:jc w:val="left"/>
+            </w:pPr>
+            <w:r>
+              <w:rPr>
+                <w:rFonts w:ascii="Times New Roman" w:hAnsi="Times New Roman" w:cs="Times New Roman"/>
+                <w:sz w:val="28"/>
+                <w:szCs w:val="28"/>
+              </w:rPr>
+              <w:t xml:space="preserve">Проведение атак из контролируемой зоны без физического доступа к аппаратным средствам СКЗИ (несанкционированный доступ к программно-аппаратным средствам СКЗИ через интерфейсы пользователей и внутренние сетевые интерфейсы)</w:t>
+            </w:r>
+          </w:p>
+        </w:tc>
+        <w:tc>
+          <w:tcPr>
+            <w:tcW w:w="0" w:type="auto"/>
+          </w:tcPr>
+          <w:p>
+            <w:pPr>
+              <w:spacing w:line="276" w:lineRule="auto"/>
+              <w:jc w:val="left"/>
+            </w:pPr>
+            <w:r>
+              <w:rPr>
+                <w:rFonts w:ascii="Times New Roman" w:hAnsi="Times New Roman" w:cs="Times New Roman"/>
+                <w:sz w:val="28"/>
+                <w:szCs w:val="28"/>
+              </w:rPr>
+              <w:t xml:space="preserve">Актуально</w:t>
+            </w:r>
+          </w:p>
+        </w:tc>
+        <w:tc>
+          <w:tcPr>
+            <w:tcW w:w="0" w:type="auto"/>
+          </w:tcPr>
+          <w:p>
+            <w:pPr>
+              <w:spacing w:line="276" w:lineRule="auto"/>
+              <w:jc w:val="left"/>
+            </w:pPr>
+            <w:r>
+              <w:rPr>
+                <w:rFonts w:ascii="Times New Roman" w:hAnsi="Times New Roman" w:cs="Times New Roman"/>
+                <w:sz w:val="28"/>
+                <w:szCs w:val="28"/>
+              </w:rPr>
+              <w:t xml:space="preserve">Применение СКЗИ класса КС2; разграничение доступа к ключевым материалам и параметрам настройки СКЗИ; контроль целостности программного обеспечения СКЗИ</w:t>
+            </w:r>
+          </w:p>
+        </w:tc>
+      </w:tr>
+      <w:tr>
+        <w:tc>
+          <w:tcPr>
+            <w:tcW w:w="0" w:type="auto"/>
+          </w:tcPr>
+          <w:p>
+            <w:pPr>
+              <w:spacing w:line="276" w:lineRule="auto"/>
+              <w:jc w:val="left"/>
+            </w:pPr>
+            <w:r>
+              <w:rPr>
+                <w:rFonts w:ascii="Times New Roman" w:hAnsi="Times New Roman" w:cs="Times New Roman"/>
+                <w:sz w:val="28"/>
+                <w:szCs w:val="28"/>
+              </w:rPr>
+              <w:t xml:space="preserve">3</w:t>
+            </w:r>
+          </w:p>
+        </w:tc>
+        <w:tc>
+          <w:tcPr>
+            <w:tcW w:w="0" w:type="auto"/>
+          </w:tcPr>
+          <w:p>
+            <w:pPr>
+              <w:spacing w:line="276" w:lineRule="auto"/>
+              <w:jc w:val="left"/>
+            </w:pPr>
+            <w:r>
+              <w:rPr>
+                <w:rFonts w:ascii="Times New Roman" w:hAnsi="Times New Roman" w:cs="Times New Roman"/>
+                <w:sz w:val="28"/>
+                <w:szCs w:val="28"/>
+              </w:rPr>
+              <w:t xml:space="preserve">Проведение атак из контролируемой зоны с физическим доступом к аппаратным средствам, на которых реализованы СКЗИ и среда их функционирования (попытки несанкционированной модификации, подмены, изъятия аппаратных средств СКЗИ)</w:t>
+            </w:r>
+          </w:p>
+        </w:tc>
+        <w:tc>
+          <w:tcPr>
+            <w:tcW w:w="0" w:type="auto"/>
+          </w:tcPr>
+          <w:p>
+            <w:pPr>
+              <w:spacing w:line="276" w:lineRule="auto"/>
+              <w:jc w:val="left"/>
+            </w:pPr>
+            <w:r>
+              <w:rPr>
+                <w:rFonts w:ascii="Times New Roman" w:hAnsi="Times New Roman" w:cs="Times New Roman"/>
+                <w:sz w:val="28"/>
+                <w:szCs w:val="28"/>
+              </w:rPr>
+              <w:t xml:space="preserve">Актуально</w:t>
+            </w:r>
+          </w:p>
+        </w:tc>
+        <w:tc>
+          <w:tcPr>
+            <w:tcW w:w="0" w:type="auto"/>
+          </w:tcPr>
+          <w:p>
+            <w:pPr>
+              <w:spacing w:line="276" w:lineRule="auto"/>
+              <w:jc w:val="left"/>
+            </w:pPr>
+            <w:r>
+              <w:rPr>
+                <w:rFonts w:ascii="Times New Roman" w:hAnsi="Times New Roman" w:cs="Times New Roman"/>
+                <w:sz w:val="28"/>
+                <w:szCs w:val="28"/>
+              </w:rPr>
+              <w:t xml:space="preserve">Применение СКЗИ класса КС2; организационные меры по контролю физического доступа в КЗ-1; ведение журналов учёта аппаратных средств СКЗИ и ключевых документов</w:t>
+            </w:r>
+          </w:p>
+        </w:tc>
+      </w:tr>
+      <w:tr>
+        <w:tc>
+          <w:tcPr>
+            <w:tcW w:w="0" w:type="auto"/>
+          </w:tcPr>
+          <w:p>
+            <w:pPr>
+              <w:spacing w:line="276" w:lineRule="auto"/>
+              <w:jc w:val="left"/>
+            </w:pPr>
+            <w:r>
+              <w:rPr>
+                <w:rFonts w:ascii="Times New Roman" w:hAnsi="Times New Roman" w:cs="Times New Roman"/>
+                <w:sz w:val="28"/>
+                <w:szCs w:val="28"/>
+              </w:rPr>
+              <w:t xml:space="preserve">4</w:t>
+            </w:r>
+          </w:p>
+        </w:tc>
+        <w:tc>
+          <w:tcPr>
+            <w:tcW w:w="0" w:type="auto"/>
+          </w:tcPr>
+          <w:p>
+            <w:pPr>
+              <w:spacing w:line="276" w:lineRule="auto"/>
+              <w:jc w:val="left"/>
+            </w:pPr>
+            <w:r>
+              <w:rPr>
+                <w:rFonts w:ascii="Times New Roman" w:hAnsi="Times New Roman" w:cs="Times New Roman"/>
+                <w:sz w:val="28"/>
+                <w:szCs w:val="28"/>
+              </w:rPr>
+              <w:t xml:space="preserve">Создание способов, подготовка и проведение атак с привлечением специалистов в области анализа сигналов, сопровождающих функционирование СКЗИ и среды функционирования СКЗИ, и в области использования для реализации атак недокументированных (недекларированных) возможностей прикладного программного обеспечения</w:t>
+            </w:r>
+          </w:p>
+        </w:tc>
+        <w:tc>
+          <w:tcPr>
+            <w:tcW w:w="0" w:type="auto"/>
+          </w:tcPr>
+          <w:p>
+            <w:pPr>
+              <w:spacing w:line="276" w:lineRule="auto"/>
+              <w:jc w:val="left"/>
+            </w:pPr>
+            <w:r>
+              <w:rPr>
+                <w:rFonts w:ascii="Times New Roman" w:hAnsi="Times New Roman" w:cs="Times New Roman"/>
+                <w:sz w:val="28"/>
+                <w:szCs w:val="28"/>
+              </w:rPr>
+              <w:t xml:space="preserve">Неактуально</w:t>
+            </w:r>
+          </w:p>
+        </w:tc>
+        <w:tc>
+          <w:tcPr>
+            <w:tcW w:w="0" w:type="auto"/>
+          </w:tcPr>
+          <w:p>
+            <w:pPr>
+              <w:spacing w:line="276" w:lineRule="auto"/>
+              <w:jc w:val="left"/>
+            </w:pPr>
+            <w:r>
+              <w:rPr>
+                <w:rFonts w:ascii="Times New Roman" w:hAnsi="Times New Roman" w:cs="Times New Roman"/>
+                <w:sz w:val="28"/>
+                <w:szCs w:val="28"/>
+              </w:rPr>
+              <w:t xml:space="preserve">Объективные предпосылки для реализации угрозы отсутствуют: не осуществляется обработка сведений, составляющих государственную тайну, а также иных сведений, которые могут представлять интерес для реализации возможности; высокая стоимость и сложность подготовки реализации возможности</w:t>
+            </w:r>
+          </w:p>
+        </w:tc>
+      </w:tr>
+      <w:tr>
+        <w:tc>
+          <w:tcPr>
+            <w:tcW w:w="0" w:type="auto"/>
+          </w:tcPr>
+          <w:p>
+            <w:pPr>
+              <w:spacing w:line="276" w:lineRule="auto"/>
+              <w:jc w:val="left"/>
+            </w:pPr>
+            <w:r>
+              <w:rPr>
+                <w:rFonts w:ascii="Times New Roman" w:hAnsi="Times New Roman" w:cs="Times New Roman"/>
+                <w:sz w:val="28"/>
+                <w:szCs w:val="28"/>
+              </w:rPr>
+              <w:t xml:space="preserve">5</w:t>
+            </w:r>
+          </w:p>
+        </w:tc>
+        <w:tc>
+          <w:tcPr>
+            <w:tcW w:w="0" w:type="auto"/>
+          </w:tcPr>
+          <w:p>
+            <w:pPr>
+              <w:spacing w:line="276" w:lineRule="auto"/>
+              <w:jc w:val="left"/>
+            </w:pPr>
+            <w:r>
+              <w:rPr>
+                <w:rFonts w:ascii="Times New Roman" w:hAnsi="Times New Roman" w:cs="Times New Roman"/>
+                <w:sz w:val="28"/>
+                <w:szCs w:val="28"/>
+              </w:rPr>
+              <w:t xml:space="preserve">Проведение лабораторных исследований СКЗИ, используемых вне контролируемой зоны, ограниченное мерами, реализованными в АС больницы и направленными на предотвращение и пресечение несанкционированных действий</w:t>
+            </w:r>
+          </w:p>
+        </w:tc>
+        <w:tc>
+          <w:tcPr>
+            <w:tcW w:w="0" w:type="auto"/>
+          </w:tcPr>
+          <w:p>
+            <w:pPr>
+              <w:spacing w:line="276" w:lineRule="auto"/>
+              <w:jc w:val="left"/>
+            </w:pPr>
+            <w:r>
+              <w:rPr>
+                <w:rFonts w:ascii="Times New Roman" w:hAnsi="Times New Roman" w:cs="Times New Roman"/>
+                <w:sz w:val="28"/>
+                <w:szCs w:val="28"/>
+              </w:rPr>
+              <w:t xml:space="preserve">Неактуально</w:t>
+            </w:r>
+          </w:p>
+        </w:tc>
+        <w:tc>
+          <w:tcPr>
+            <w:tcW w:w="0" w:type="auto"/>
+          </w:tcPr>
+          <w:p>
+            <w:pPr>
+              <w:spacing w:line="276" w:lineRule="auto"/>
+              <w:jc w:val="left"/>
+            </w:pPr>
+            <w:r>
+              <w:rPr>
+                <w:rFonts w:ascii="Times New Roman" w:hAnsi="Times New Roman" w:cs="Times New Roman"/>
+                <w:sz w:val="28"/>
+                <w:szCs w:val="28"/>
+              </w:rPr>
+              <w:t xml:space="preserve">Объективные предпосылки для реализации угрозы отсутствуют: не осуществляется обработка сведений, составляющих государственную тайну; высокая стоимость и сложность подготовки реализации возможности</w:t>
+            </w:r>
+          </w:p>
+        </w:tc>
+      </w:tr>
+      <w:tr>
+        <w:tc>
+          <w:tcPr>
+            <w:tcW w:w="0" w:type="auto"/>
+          </w:tcPr>
+          <w:p>
+            <w:pPr>
+              <w:spacing w:line="276" w:lineRule="auto"/>
+              <w:jc w:val="left"/>
+            </w:pPr>
+            <w:r>
+              <w:rPr>
+                <w:rFonts w:ascii="Times New Roman" w:hAnsi="Times New Roman" w:cs="Times New Roman"/>
+                <w:sz w:val="28"/>
+                <w:szCs w:val="28"/>
+              </w:rPr>
+              <w:t xml:space="preserve">6</w:t>
+            </w:r>
+          </w:p>
+        </w:tc>
+        <w:tc>
+          <w:tcPr>
+            <w:tcW w:w="0" w:type="auto"/>
+          </w:tcPr>
+          <w:p>
+            <w:pPr>
+              <w:spacing w:line="276" w:lineRule="auto"/>
+              <w:jc w:val="left"/>
+            </w:pPr>
+            <w:r>
+              <w:rPr>
+                <w:rFonts w:ascii="Times New Roman" w:hAnsi="Times New Roman" w:cs="Times New Roman"/>
+                <w:sz w:val="28"/>
+                <w:szCs w:val="28"/>
+              </w:rPr>
+              <w:t xml:space="preserve">Проведение работ по созданию способов и средств атак в научно-исследовательских центрах, специализирующихся в области разработки и анализа СКЗИ и среды функционирования СКЗИ, в том числе с использованием исходных текстов входящего в среду функционирования СКЗИ прикладного программного обеспечения, непосредственно использующего вызовы программных функций СКЗИ</w:t>
+            </w:r>
+          </w:p>
+        </w:tc>
+        <w:tc>
+          <w:tcPr>
+            <w:tcW w:w="0" w:type="auto"/>
+          </w:tcPr>
+          <w:p>
+            <w:pPr>
+              <w:spacing w:line="276" w:lineRule="auto"/>
+              <w:jc w:val="left"/>
+            </w:pPr>
+            <w:r>
+              <w:rPr>
+                <w:rFonts w:ascii="Times New Roman" w:hAnsi="Times New Roman" w:cs="Times New Roman"/>
+                <w:sz w:val="28"/>
+                <w:szCs w:val="28"/>
+              </w:rPr>
+              <w:t xml:space="preserve">Неактуально</w:t>
+            </w:r>
+          </w:p>
+        </w:tc>
+        <w:tc>
+          <w:tcPr>
+            <w:tcW w:w="0" w:type="auto"/>
+          </w:tcPr>
+          <w:p>
+            <w:pPr>
+              <w:spacing w:line="276" w:lineRule="auto"/>
+              <w:jc w:val="left"/>
+            </w:pPr>
+            <w:r>
+              <w:rPr>
+                <w:rFonts w:ascii="Times New Roman" w:hAnsi="Times New Roman" w:cs="Times New Roman"/>
+                <w:sz w:val="28"/>
+                <w:szCs w:val="28"/>
+              </w:rPr>
+              <w:t xml:space="preserve">Объективные предпосылки для реализации угрозы отсутствуют: не осуществляется обработка сведений, составляющих государственную тайну; высокая стоимость и сложность подготовки реализации возможности</w:t>
+            </w:r>
+          </w:p>
+        </w:tc>
+      </w:tr>
+      <w:tr>
+        <w:tc>
+          <w:tcPr>
+            <w:tcW w:w="0" w:type="auto"/>
+          </w:tcPr>
+          <w:p>
+            <w:pPr>
+              <w:spacing w:line="276" w:lineRule="auto"/>
+              <w:jc w:val="left"/>
+            </w:pPr>
+            <w:r>
+              <w:rPr>
+                <w:rFonts w:ascii="Times New Roman" w:hAnsi="Times New Roman" w:cs="Times New Roman"/>
+                <w:sz w:val="28"/>
+                <w:szCs w:val="28"/>
+              </w:rPr>
+              <w:t xml:space="preserve">7</w:t>
+            </w:r>
+          </w:p>
+        </w:tc>
+        <w:tc>
+          <w:tcPr>
+            <w:tcW w:w="0" w:type="auto"/>
+          </w:tcPr>
+          <w:p>
+            <w:pPr>
+              <w:spacing w:line="276" w:lineRule="auto"/>
+              <w:jc w:val="left"/>
+            </w:pPr>
+            <w:r>
+              <w:rPr>
+                <w:rFonts w:ascii="Times New Roman" w:hAnsi="Times New Roman" w:cs="Times New Roman"/>
+                <w:sz w:val="28"/>
+                <w:szCs w:val="28"/>
+              </w:rPr>
+              <w:t xml:space="preserve">Создание способов, подготовка и проведение атак с привлечением специалистов в области использования для реализации атак недокументированных (недекларированных) возможностей системного программного обеспечения</w:t>
+            </w:r>
+          </w:p>
+        </w:tc>
+        <w:tc>
+          <w:tcPr>
+            <w:tcW w:w="0" w:type="auto"/>
+          </w:tcPr>
+          <w:p>
+            <w:pPr>
+              <w:spacing w:line="276" w:lineRule="auto"/>
+              <w:jc w:val="left"/>
+            </w:pPr>
+            <w:r>
+              <w:rPr>
+                <w:rFonts w:ascii="Times New Roman" w:hAnsi="Times New Roman" w:cs="Times New Roman"/>
+                <w:sz w:val="28"/>
+                <w:szCs w:val="28"/>
+              </w:rPr>
+              <w:t xml:space="preserve">Неактуально</w:t>
+            </w:r>
+          </w:p>
+        </w:tc>
+        <w:tc>
+          <w:tcPr>
+            <w:tcW w:w="0" w:type="auto"/>
+          </w:tcPr>
+          <w:p>
+            <w:pPr>
+              <w:spacing w:line="276" w:lineRule="auto"/>
+              <w:jc w:val="left"/>
+            </w:pPr>
+            <w:r>
+              <w:rPr>
+                <w:rFonts w:ascii="Times New Roman" w:hAnsi="Times New Roman" w:cs="Times New Roman"/>
+                <w:sz w:val="28"/>
+                <w:szCs w:val="28"/>
+              </w:rPr>
+              <w:t xml:space="preserve">Объективные предпосылки для реализации угрозы отсутствуют: не осуществляется обработка сведений, составляющих государственную тайну; высокая стоимость и сложность подготовки реализации возможности</w:t>
+            </w:r>
+          </w:p>
+        </w:tc>
+      </w:tr>
+      <w:tr>
+        <w:tc>
+          <w:tcPr>
+            <w:tcW w:w="0" w:type="auto"/>
+          </w:tcPr>
+          <w:p>
+            <w:pPr>
+              <w:spacing w:line="276" w:lineRule="auto"/>
+              <w:jc w:val="left"/>
+            </w:pPr>
+            <w:r>
+              <w:rPr>
+                <w:rFonts w:ascii="Times New Roman" w:hAnsi="Times New Roman" w:cs="Times New Roman"/>
+                <w:sz w:val="28"/>
+                <w:szCs w:val="28"/>
+              </w:rPr>
+              <w:t xml:space="preserve">8</w:t>
+            </w:r>
+          </w:p>
+        </w:tc>
+        <w:tc>
+          <w:tcPr>
+            <w:tcW w:w="0" w:type="auto"/>
+          </w:tcPr>
+          <w:p>
+            <w:pPr>
+              <w:spacing w:line="276" w:lineRule="auto"/>
+              <w:jc w:val="left"/>
+            </w:pPr>
+            <w:r>
+              <w:rPr>
+                <w:rFonts w:ascii="Times New Roman" w:hAnsi="Times New Roman" w:cs="Times New Roman"/>
+                <w:sz w:val="28"/>
+                <w:szCs w:val="28"/>
+              </w:rPr>
+              <w:t xml:space="preserve">Возможность располагать сведениями, содержащимися в конструкторской документации на аппаратные и программные компоненты среды функционирования СКЗИ</w:t>
+            </w:r>
+          </w:p>
+        </w:tc>
+        <w:tc>
+          <w:tcPr>
+            <w:tcW w:w="0" w:type="auto"/>
+          </w:tcPr>
+          <w:p>
+            <w:pPr>
+              <w:spacing w:line="276" w:lineRule="auto"/>
+              <w:jc w:val="left"/>
+            </w:pPr>
+            <w:r>
+              <w:rPr>
+                <w:rFonts w:ascii="Times New Roman" w:hAnsi="Times New Roman" w:cs="Times New Roman"/>
+                <w:sz w:val="28"/>
+                <w:szCs w:val="28"/>
+              </w:rPr>
+              <w:t xml:space="preserve">Неактуально</w:t>
+            </w:r>
+          </w:p>
+        </w:tc>
+        <w:tc>
+          <w:tcPr>
+            <w:tcW w:w="0" w:type="auto"/>
+          </w:tcPr>
+          <w:p>
+            <w:pPr>
+              <w:spacing w:line="276" w:lineRule="auto"/>
+              <w:jc w:val="left"/>
+            </w:pPr>
+            <w:r>
+              <w:rPr>
+                <w:rFonts w:ascii="Times New Roman" w:hAnsi="Times New Roman" w:cs="Times New Roman"/>
+                <w:sz w:val="28"/>
+                <w:szCs w:val="28"/>
+              </w:rPr>
+              <w:t xml:space="preserve">Объективные предпосылки для реализации угрозы отсутствуют: не осуществляется обработка сведений, составляющих государственную тайну, а также иных сведений, которые могут представлять интерес для реализации возможности</w:t>
+            </w:r>
+          </w:p>
+        </w:tc>
+      </w:tr>
+      <w:tr>
+        <w:tc>
+          <w:tcPr>
+            <w:tcW w:w="0" w:type="auto"/>
+          </w:tcPr>
+          <w:p>
+            <w:pPr>
+              <w:spacing w:line="276" w:lineRule="auto"/>
+              <w:jc w:val="left"/>
+            </w:pPr>
+            <w:r>
+              <w:rPr>
+                <w:rFonts w:ascii="Times New Roman" w:hAnsi="Times New Roman" w:cs="Times New Roman"/>
+                <w:sz w:val="28"/>
+                <w:szCs w:val="28"/>
+              </w:rPr>
+              <w:t xml:space="preserve">9</w:t>
+            </w:r>
+          </w:p>
+        </w:tc>
+        <w:tc>
+          <w:tcPr>
+            <w:tcW w:w="0" w:type="auto"/>
+          </w:tcPr>
+          <w:p>
+            <w:pPr>
+              <w:spacing w:line="276" w:lineRule="auto"/>
+              <w:jc w:val="left"/>
+            </w:pPr>
+            <w:r>
+              <w:rPr>
+                <w:rFonts w:ascii="Times New Roman" w:hAnsi="Times New Roman" w:cs="Times New Roman"/>
+                <w:sz w:val="28"/>
+                <w:szCs w:val="28"/>
+              </w:rPr>
+              <w:t xml:space="preserve">Возможность воздействовать на любые компоненты СКЗИ и среды функционирования СКЗИ</w:t>
+            </w:r>
+          </w:p>
+        </w:tc>
+        <w:tc>
+          <w:tcPr>
+            <w:tcW w:w="0" w:type="auto"/>
+          </w:tcPr>
+          <w:p>
+            <w:pPr>
+              <w:spacing w:line="276" w:lineRule="auto"/>
+              <w:jc w:val="left"/>
+            </w:pPr>
+            <w:r>
+              <w:rPr>
+                <w:rFonts w:ascii="Times New Roman" w:hAnsi="Times New Roman" w:cs="Times New Roman"/>
+                <w:sz w:val="28"/>
+                <w:szCs w:val="28"/>
+              </w:rPr>
+              <w:t xml:space="preserve">Неактуально</w:t>
+            </w:r>
+          </w:p>
+        </w:tc>
+        <w:tc>
+          <w:tcPr>
+            <w:tcW w:w="0" w:type="auto"/>
+          </w:tcPr>
+          <w:p>
+            <w:pPr>
+              <w:spacing w:line="276" w:lineRule="auto"/>
+              <w:jc w:val="left"/>
+            </w:pPr>
+            <w:r>
+              <w:rPr>
+                <w:rFonts w:ascii="Times New Roman" w:hAnsi="Times New Roman" w:cs="Times New Roman"/>
+                <w:sz w:val="28"/>
+                <w:szCs w:val="28"/>
+              </w:rPr>
+              <w:t xml:space="preserve">Объективные предпосылки для реализации угрозы отсутствуют: не осуществляется обработка сведений, составляющих государственную тайну, а также иных сведений, которые могут представлять интерес для реализации возможности</w:t>
+            </w:r>
+          </w:p>
+        </w:tc>
+      </w:tr>
+    </w:tbl>
+    <w:p>
+      <w:pPr>
+        <w:spacing w:line="360" w:lineRule="auto"/>
+        <w:jc w:val="both"/>
+      </w:pPr>
+    </w:p>
+    <w:p>
+      <w:pPr>
+        <w:spacing w:line="360" w:lineRule="auto"/>
+        <w:jc w:val="both"/>
+        <w:ind w:firstLine="709"/>
+      </w:pPr>
+      <w:r>
+        <w:rPr>
+          <w:rFonts w:ascii="Times New Roman" w:hAnsi="Times New Roman" w:cs="Times New Roman"/>
+          <w:sz w:val="28"/>
+          <w:szCs w:val="28"/>
+        </w:rPr>
+        <w:t xml:space="preserve">В соответствии с изложенными выше предположениями о наличии возможностей у нарушителей на проведение атак и в соответствии с приказом ФСБ России от 10.07.2014 № 378 в АС больницы должны применяться СКЗИ класса не ниже КС2.</w:t>
+      </w:r>
+    </w:p>
+    <w:p>
+      <w:pPr>
+        <w:spacing w:line="360" w:lineRule="auto"/>
+        <w:jc w:val="both"/>
+        <w:ind w:firstLine="709"/>
+      </w:pPr>
+      <w:r>
+        <w:rPr>
+          <w:rFonts w:ascii="Times New Roman" w:hAnsi="Times New Roman" w:cs="Times New Roman"/>
+          <w:sz w:val="28"/>
+          <w:szCs w:val="28"/>
+        </w:rPr>
+        <w:t xml:space="preserve">Используемое в составе АС больницы средство криптографической защиты информации ViPNet Client (исполнение 4) сертифицировано ФСБ России и обеспечивает класс защиты КС2, что соответствует установленному требованию для обеспечения 2-го уровня защищённости персональных данных в АС больницы при условиях использования и режиме функционирования, описанных в разделе 4 настоящей Модели угроз.</w:t>
+      </w:r>
+    </w:p>
+    <w:p>
+      <w:pPr>
+        <w:pStyle w:val="Heading1"/>
+        <w:keepNext/>
+        <w:pageBreakBefore/>
+        <w:spacing w:line="360" w:lineRule="auto" w:after="240"/>
+        <w:jc w:val="left"/>
+      </w:pPr>
+      <w:r>
+        <w:rPr>
+          <w:rFonts w:ascii="Times New Roman" w:hAnsi="Times New Roman" w:cs="Times New Roman"/>
+          <w:b/>
+          <w:bCs/>
+          <w:sz w:val="32"/>
+          <w:szCs w:val="32"/>
+        </w:rPr>
+        <w:t xml:space="preserve">11. Выводы</w:t>
+      </w:r>
+    </w:p>
+    <w:p>
+      <w:pPr>
+        <w:spacing w:line="360" w:lineRule="auto"/>
+        <w:jc w:val="both"/>
+        <w:ind w:firstLine="709"/>
+      </w:pPr>
+      <w:r>
+        <w:rPr>
+          <w:rFonts w:ascii="Times New Roman" w:hAnsi="Times New Roman" w:cs="Times New Roman"/>
+          <w:sz w:val="28"/>
+          <w:szCs w:val="28"/>
+        </w:rPr>
+        <w:t xml:space="preserve">В результате разработки модели угроз и нарушителей безопасности информации, обрабатываемой в автоматизированной системе больницы, был выполнен комплекс работ, включающий определение области действия документа, нормативной базы, описание объекта защиты, выявление негативных последствий, объектов воздействия, источников угроз и нарушителей, способов реализации и актуальных угроз безопасности информации, а также определение требований к применению средств криптографической защиты информации.</w:t>
+      </w:r>
+    </w:p>
+    <w:p>
+      <w:pPr>
+        <w:spacing w:line="360" w:lineRule="auto"/>
+        <w:jc w:val="both"/>
+        <w:ind w:firstLine="709"/>
+      </w:pPr>
+      <w:r>
+        <w:rPr>
+          <w:rFonts w:ascii="Times New Roman" w:hAnsi="Times New Roman" w:cs="Times New Roman"/>
+          <w:sz w:val="28"/>
+          <w:szCs w:val="28"/>
+        </w:rPr>
+        <w:t xml:space="preserve">В ходе проведённой работы установлено, что АС больницы является информационной системой персональных данных, в которой обрабатываются персональные данные специальных категорий (сведения о состоянии здоровья пациентов в составе электронной медицинской карты) и персональные данные субъектов, не являющихся сотрудниками оператора. На основании пункта 9 Требований, утверждённых постановлением Правительства Российской Федерации от 01.11.2012 № 1119, для АС больницы установлен 2-й уровень защищённости персональных данных при актуальных угрозах 3-го типа.</w:t>
+      </w:r>
+    </w:p>
+    <w:p>
+      <w:pPr>
+        <w:spacing w:line="360" w:lineRule="auto"/>
+        <w:jc w:val="both"/>
+        <w:ind w:firstLine="709"/>
+      </w:pPr>
+      <w:r>
+        <w:rPr>
+          <w:rFonts w:ascii="Times New Roman" w:hAnsi="Times New Roman" w:cs="Times New Roman"/>
+          <w:sz w:val="28"/>
+          <w:szCs w:val="28"/>
+        </w:rPr>
+        <w:t xml:space="preserve">В качестве объекта защиты в АС больницы выделены защищаемая информация (персональные данные пациентов и сотрудников, сведения, составляющие врачебную тайну, сведения электронной медицинской карты, результаты лабораторных и инструментальных исследований, реестры оказанных медицинских услуг, сведения, передаваемые в ЕГИСЗ, финансовые документы), серверное оборудование (сервер базы данных, сервер приложений, файловый сервер, сервер резервного копирования), автоматизированные рабочие места пользователей, сетевое (телекоммуникационное) оборудование, программное обеспечение, средства защиты информации, ключевые материалы средств криптографической защиты информации, объекты файловой системы, машинные носители информации, резервные копии, сетевой трафик и каналы взаимодействия между сегментом серверной (КЗ-1) и сегментом рабочих мест (КЗ-2), а также каналы взаимодействия со смежными информационными системами (сервисами обязательного медицинского страхования, лабораторной информационной системой, системой радиологической информации и архивом диагностических изображений, бухгалтерской информационной системой, шлюзом отправки SMS- и e-mail-уведомлений, ЕГИСЗ).</w:t>
+      </w:r>
+    </w:p>
+    <w:p>
+      <w:pPr>
+        <w:spacing w:line="360" w:lineRule="auto"/>
+        <w:jc w:val="both"/>
+        <w:ind w:firstLine="709"/>
+      </w:pPr>
+      <w:r>
+        <w:rPr>
+          <w:rFonts w:ascii="Times New Roman" w:hAnsi="Times New Roman" w:cs="Times New Roman"/>
+          <w:sz w:val="28"/>
+          <w:szCs w:val="28"/>
+        </w:rPr>
+        <w:t xml:space="preserve">Определено 26 возможных типовых негативных последствий от реализации (возникновения) угроз безопасности информации, систематизированных по трём видам риска (ущерба): У1 — ущерб физическому лицу (10 негативных последствий), У2 — риски юридическому лицу, связанные с хозяйственной деятельностью (14 негативных последствий), У3 — ущерб государству в области обеспечения обороны страны, безопасности государства и правопорядка (2 негативных последствия). Особенностью АС больницы является наличие негативных последствий, специфичных для медицинской информационной системы и связанных с возможным причинением вреда жизни и здоровью пациента вследствие искажения, подмены или уничтожения сведений электронной медицинской карты, листа назначений, документов лекарственного обеспечения и результатов исследований.</w:t>
+      </w:r>
+    </w:p>
+    <w:p>
+      <w:pPr>
+        <w:spacing w:line="360" w:lineRule="auto"/>
+        <w:jc w:val="both"/>
+        <w:ind w:firstLine="709"/>
+      </w:pPr>
+      <w:r>
+        <w:rPr>
+          <w:rFonts w:ascii="Times New Roman" w:hAnsi="Times New Roman" w:cs="Times New Roman"/>
+          <w:sz w:val="28"/>
+          <w:szCs w:val="28"/>
+        </w:rPr>
+        <w:t xml:space="preserve">Определены 6 видов воздействия (нарушение конфиденциальности, несанкционированный доступ, отказ в обслуживании, несанкционированная модификация, несанкционированное использование вычислительных ресурсов, нарушение работоспособности) и 19 типов объектов воздействия. По результатам анализа сформирована матрица соответствия негативных последствий, объектов воздействия и видов воздействия.</w:t>
+      </w:r>
+    </w:p>
+    <w:p>
+      <w:pPr>
+        <w:spacing w:line="360" w:lineRule="auto"/>
+        <w:jc w:val="both"/>
+        <w:ind w:firstLine="709"/>
+      </w:pPr>
+      <w:r>
+        <w:rPr>
+          <w:rFonts w:ascii="Times New Roman" w:hAnsi="Times New Roman" w:cs="Times New Roman"/>
+          <w:sz w:val="28"/>
+          <w:szCs w:val="28"/>
+        </w:rPr>
+        <w:t xml:space="preserve">К числу актуальных нарушителей безопасности информации в АС больницы отнесены 9 видов нарушителей с уровнями возможностей Н1 (базовые возможности) и Н2 (базовые повышенные возможности), включая 3 категории внешних нарушителей (преступные группы, отдельные физические лица (хакеры), бывшие (уволенные) работники, лица, обеспечивающие поставку программных и программно-аппаратных средств) и 5 категорий внутренних нарушителей (поставщики вычислительных услуг и услуг связи, лица, привлекаемые для пусконаладочных работ, лица, обеспечивающие функционирование систем и сетей, авторизованные пользователи (медицинский и административный персонал), системные администраторы и администраторы безопасности).</w:t>
+      </w:r>
+    </w:p>
+    <w:p>
+      <w:pPr>
+        <w:spacing w:line="360" w:lineRule="auto"/>
+        <w:jc w:val="both"/>
+        <w:ind w:firstLine="709"/>
+      </w:pPr>
+      <w:r>
+        <w:rPr>
+          <w:rFonts w:ascii="Times New Roman" w:hAnsi="Times New Roman" w:cs="Times New Roman"/>
+          <w:sz w:val="28"/>
+          <w:szCs w:val="28"/>
+        </w:rPr>
+        <w:t xml:space="preserve">К числу актуальных способов реализации угроз безопасности информации в АС больницы отнесены 12 способов СР.1–СР.12, при этом наиболее опасными являются использование уязвимостей, внедрение вредоносного программного обеспечения, нарушение безопасности при поставках, ошибочные действия в ходе создания и эксплуатации, перехват трафика сети передачи данных, несанкционированный физический доступ и реализация атак типа «отказ в обслуживании».</w:t>
+      </w:r>
+    </w:p>
+    <w:p>
+      <w:pPr>
+        <w:spacing w:line="360" w:lineRule="auto"/>
+        <w:jc w:val="both"/>
+        <w:ind w:firstLine="709"/>
+      </w:pPr>
+      <w:r>
+        <w:rPr>
+          <w:rFonts w:ascii="Times New Roman" w:hAnsi="Times New Roman" w:cs="Times New Roman"/>
+          <w:sz w:val="28"/>
+          <w:szCs w:val="28"/>
+        </w:rPr>
+        <w:t xml:space="preserve">С учётом адаптации перечня угроз банка данных угроз безопасности информации ФСТЭК России (с исключением угроз, не применимых к АС больницы по причине неиспользования технологий грид-систем, суперкомпьютерных систем, облачных услуг, хранилищ больших данных, мобильных устройств, беспроводного доступа, виртуализации, оборудования с числовым программным управлением, автоматизированных систем управления технологическими процессами и программируемых логических контроллеров) сформирован итоговый перечень из около 100 актуальных угроз безопасности информации.</w:t>
+      </w:r>
+    </w:p>
+    <w:p>
+      <w:pPr>
+        <w:spacing w:line="360" w:lineRule="auto"/>
+        <w:jc w:val="both"/>
+        <w:ind w:firstLine="709"/>
+      </w:pPr>
+      <w:r>
+        <w:rPr>
+          <w:rFonts w:ascii="Times New Roman" w:hAnsi="Times New Roman" w:cs="Times New Roman"/>
+          <w:sz w:val="28"/>
+          <w:szCs w:val="28"/>
+        </w:rPr>
+        <w:t xml:space="preserve">Для построения сценариев реализации угроз безопасности информации использован перечень из 10 основных тактик (Т1–Т10) и соответствующих им типовых техник. С учётом перечня тактик и техник, актуальных нарушителей, способов реализации и актуальных угроз сформированы 8 типовых сценариев реализации угроз безопасности информации в АС больницы, охватывающих наиболее опасные варианты атак — несанкционированное получение и публикацию сведений электронных медицинских карт, заражение программой-шифровальщиком и требование выкупа, несанкционированную модификацию сведений электронной медицинской карты внутренним нарушителем, компрометацию интеграционного канала со смежной информационной системой, злоупотребление полномочиями системным администратором, атаку типа «отказ в обслуживании», несанкционированный физический доступ к серверному оборудованию и доступ с использованием сохранённых учётных данных бывшего работника.</w:t>
+      </w:r>
+    </w:p>
+    <w:p>
+      <w:pPr>
+        <w:spacing w:line="360" w:lineRule="auto"/>
+        <w:jc w:val="both"/>
+        <w:ind w:firstLine="709"/>
+      </w:pPr>
+      <w:r>
+        <w:rPr>
+          <w:rFonts w:ascii="Times New Roman" w:hAnsi="Times New Roman" w:cs="Times New Roman"/>
+          <w:sz w:val="28"/>
+          <w:szCs w:val="28"/>
+        </w:rPr>
+        <w:t xml:space="preserve">В соответствии с приказом ФСБ России от 10.07.2014 № 378 для обеспечения 2-го уровня защищённости персональных данных в АС больницы определена необходимость применения средств криптографической защиты информации класса не ниже КС2. Применяемое в составе АС больницы средство криптографической защиты информации ViPNet Client (исполнение 4) сертифицировано ФСБ России и обеспечивает класс защиты КС2, что соответствует установленному требованию.</w:t>
+      </w:r>
+    </w:p>
+    <w:p>
+      <w:pPr>
+        <w:spacing w:line="360" w:lineRule="auto"/>
+        <w:jc w:val="both"/>
+        <w:ind w:firstLine="709"/>
+      </w:pPr>
+      <w:r>
+        <w:rPr>
+          <w:rFonts w:ascii="Times New Roman" w:hAnsi="Times New Roman" w:cs="Times New Roman"/>
+          <w:sz w:val="28"/>
+          <w:szCs w:val="28"/>
+        </w:rPr>
+        <w:t xml:space="preserve">Каждая из угроз безопасности, включённых в перечень актуальных угроз, должна быть нейтрализована путём проведения комплекса организационных и технических мероприятий по созданию подсистемы защиты информации, включающего выбор мер защиты, нейтрализующих данные угрозы, и подбор соответствующих сертифицированных средств защиты информации. Состав и содержание организационных и технических мер по обеспечению безопасности персональных данных при их обработке в АС больницы определяются в соответствии с требованиями приказа ФСТЭК России от 18.02.2013 № 21 и приказа ФСБ России от 10.07.2014 № 378 для установленного уровня защищённости УЗ-2.</w:t>
+      </w:r>
+    </w:p>
+    <w:p>
+      <w:pPr>
+        <w:spacing w:line="360" w:lineRule="auto"/>
+        <w:jc w:val="both"/>
+        <w:ind w:firstLine="709"/>
+      </w:pPr>
+      <w:r>
+        <w:rPr>
+          <w:rFonts w:ascii="Times New Roman" w:hAnsi="Times New Roman" w:cs="Times New Roman"/>
+          <w:sz w:val="28"/>
+          <w:szCs w:val="28"/>
+        </w:rPr>
+        <w:t xml:space="preserve">Настоящая Модель угроз подлежит периодическому пересмотру при наступлении условий, определённых в подразделе 3.4 настоящей Модели угроз, в том числе при изменении требований законодательства Российской Федерации, изменении состава, архитектуры и условий функционирования АС больницы, подключении новых смежных информационных систем, появлении новых видов угроз безопасности информации в банке данных угроз ФСТЭК России и при выявлении инцидентов информационной безопасности.</w:t>
+      </w:r>
+    </w:p>
+    <w:p>
+      <w:pPr>
+        <w:spacing w:line="360" w:lineRule="auto"/>
+        <w:jc w:val="both"/>
+        <w:ind w:firstLine="709"/>
+      </w:pPr>
+      <w:r>
+        <w:rPr>
+          <w:rFonts w:ascii="Times New Roman" w:hAnsi="Times New Roman" w:cs="Times New Roman"/>
+          <w:sz w:val="28"/>
+          <w:szCs w:val="28"/>
+        </w:rPr>
+        <w:t xml:space="preserve">Разработанная Модель угроз и нарушителей безопасности информации, обрабатываемой в АС больницы, соответствует требованиям Методического документа ФСТЭК России от 05.02.2021 «Методика оценки угроз безопасности информации», учитывает специфику медицинской информационной системы (обработку персональных данных специальных категорий, сведений, составляющих врачебную тайну, ведение электронной медицинской карты, лекарственное обеспечение, взаимодействие с государственными информационными системами в сфере здравоохранения) и может быть использована в качестве основы для разработки системы защиты информации в АС больницы.</w:t>
       </w:r>
     </w:p>
     <w:sectPr>
